--- a/졸업논문_초안v1.docx
+++ b/졸업논문_초안v1.docx
@@ -441,7 +441,7 @@
     <w:p>
       <w:pPr>
         <w:spacing w:line="480" w:lineRule="auto" w:before="0" w:after="0"/>
-        <w:ind w:left="340" w:hanging="198"/>
+        <w:ind w:left="340" w:hanging="340"/>
       </w:pPr>
       <w:r>
         <w:rPr>
@@ -450,7 +450,7 @@
           <w:i w:val="0"/>
           <w:sz w:val="20"/>
         </w:rPr>
-        <w:t xml:space="preserve">· 1. </w:t>
+        <w:t xml:space="preserve">1. </w:t>
       </w:r>
       <w:r>
         <w:rPr>
@@ -490,7 +490,7 @@
     <w:p>
       <w:pPr>
         <w:spacing w:line="480" w:lineRule="auto" w:before="0" w:after="0"/>
-        <w:ind w:left="340" w:hanging="198"/>
+        <w:ind w:left="340" w:hanging="340"/>
       </w:pPr>
       <w:r>
         <w:rPr>
@@ -499,7 +499,25 @@
           <w:i w:val="0"/>
           <w:sz w:val="20"/>
         </w:rPr>
-        <w:t>· 2. **임계 비용 λ\*.** "학습이 최고 고정 규칙을 더 이상 이기지 못하게 되는 가장 작은 λ"를</w:t>
+        <w:t xml:space="preserve">2. </w:t>
+      </w:r>
+      <w:r>
+        <w:rPr>
+          <w:rFonts w:ascii="바탕" w:hAnsi="바탕" w:eastAsia="바탕"/>
+          <w:b/>
+          <w:i w:val="0"/>
+          <w:sz w:val="20"/>
+        </w:rPr>
+        <w:t>임계 비용 λ*.</w:t>
+      </w:r>
+      <w:r>
+        <w:rPr>
+          <w:rFonts w:ascii="바탕" w:hAnsi="바탕" w:eastAsia="바탕"/>
+          <w:b w:val="0"/>
+          <w:i w:val="0"/>
+          <w:sz w:val="20"/>
+        </w:rPr>
+        <w:t xml:space="preserve"> "학습이 최고 고정 규칙을 더 이상 이기지 못하게 되는 가장 작은 λ"를</w:t>
       </w:r>
     </w:p>
     <w:p>
@@ -521,7 +539,7 @@
     <w:p>
       <w:pPr>
         <w:spacing w:line="480" w:lineRule="auto" w:before="0" w:after="0"/>
-        <w:ind w:left="340" w:hanging="198"/>
+        <w:ind w:left="340" w:hanging="340"/>
       </w:pPr>
       <w:r>
         <w:rPr>
@@ -530,7 +548,7 @@
           <w:i w:val="0"/>
           <w:sz w:val="20"/>
         </w:rPr>
-        <w:t xml:space="preserve">· 3. </w:t>
+        <w:t xml:space="preserve">3. </w:t>
       </w:r>
       <w:r>
         <w:rPr>
@@ -631,7 +649,7 @@
           <w:i w:val="0"/>
           <w:sz w:val="20"/>
         </w:rPr>
-        <w:t xml:space="preserve"> 두 환경에서 λ\*가 0과 2.0으로 갈렸는데, 갈린 이유는 비용의 크기가 아니라 환경의 성질 — </w:t>
+        <w:t xml:space="preserve"> 두 환경에서 λ*가 0과 2.0으로 갈렸는데, 갈린 이유는 비용의 크기가 아니라 환경의 성질 — </w:t>
       </w:r>
       <w:r>
         <w:rPr>
@@ -714,7 +732,7 @@
           <w:i w:val="0"/>
           <w:sz w:val="20"/>
         </w:rPr>
-        <w:t>Ⅱ장에서 TempoRL·Lazy-MDP와 평가 프로토콜을 정리하고 이 연구가 메우는 빈틈을 밝힌다. Ⅲ장에서 비용 래퍼와 비교 4계열, 공정 비교 조건, λ\*의 정의를 기술한다. Ⅳ장에서 λ-성능 지도와 임계 비용 표, 무행동 붕괴 분석을 제시한다. Ⅴ장에서 결론과 한계를 정리한다.</w:t>
+        <w:t>Ⅱ장에서 TempoRL·Lazy-MDP와 평가 프로토콜을 정리하고 이 연구가 메우는 빈틈을 밝힌다. Ⅲ장에서 비용 래퍼와 비교 4계열, 공정 비교 조건, λ*의 정의를 기술한다. Ⅳ장에서 λ-성능 지도와 임계 비용 표, 무행동 붕괴 분석을 제시한다. Ⅴ장에서 결론과 한계를 정리한다.</w:t>
       </w:r>
     </w:p>
     <w:p>
@@ -1247,499 +1265,201 @@
     </w:p>
     <w:p>
       <w:pPr>
-        <w:spacing w:line="276" w:lineRule="auto" w:before="200" w:after="40"/>
-        <w:jc w:val="center"/>
+        <w:spacing w:line="480" w:lineRule="auto" w:before="0" w:after="0"/>
+        <w:ind w:left="340" w:hanging="198"/>
       </w:pPr>
       <w:r>
         <w:rPr>
-          <w:rFonts w:ascii="맑은 고딕" w:hAnsi="맑은 고딕" w:eastAsia="맑은 고딕"/>
+          <w:rFonts w:ascii="바탕" w:hAnsi="바탕" w:eastAsia="바탕"/>
+          <w:b w:val="0"/>
+          <w:i w:val="0"/>
+          <w:sz w:val="20"/>
+        </w:rPr>
+        <w:t xml:space="preserve">· </w:t>
+      </w:r>
+      <w:r>
+        <w:rPr>
+          <w:rFonts w:ascii="바탕" w:hAnsi="바탕" w:eastAsia="바탕"/>
           <w:b/>
           <w:i w:val="0"/>
-          <w:sz w:val="19"/>
-        </w:rPr>
+          <w:sz w:val="20"/>
+        </w:rPr>
+        <w:t>TempoRL</w:t>
+      </w:r>
+      <w:r>
+        <w:rPr>
+          <w:rFonts w:ascii="바탕" w:hAnsi="바탕" w:eastAsia="바탕"/>
+          <w:b w:val="0"/>
+          <w:i w:val="0"/>
+          <w:sz w:val="20"/>
+          <w:vertAlign w:val="superscript"/>
+        </w:rPr>
+        <w:t>[1]</w:t>
+      </w:r>
+      <w:r>
+        <w:rPr>
+          <w:rFonts w:ascii="바탕" w:hAnsi="바탕" w:eastAsia="바탕"/>
+          <w:b w:val="0"/>
+          <w:i w:val="0"/>
+          <w:sz w:val="20"/>
+        </w:rPr>
+        <w:t>: 행동을 아낀다(지속 길이 학습). 그러나 비용이라는 개념 자체가 없고, 고정 규칙과 겨루지도 않는다.</w:t>
       </w:r>
     </w:p>
     <w:p>
       <w:pPr>
-        <w:spacing w:line="276" w:lineRule="auto" w:before="0" w:after="60"/>
-        <w:jc w:val="center"/>
+        <w:spacing w:line="480" w:lineRule="auto" w:before="0" w:after="0"/>
+        <w:ind w:left="340" w:hanging="198"/>
       </w:pPr>
       <w:r>
         <w:rPr>
-          <w:rFonts w:ascii="맑은 고딕" w:hAnsi="맑은 고딕" w:eastAsia="맑은 고딕"/>
+          <w:rFonts w:ascii="바탕" w:hAnsi="바탕" w:eastAsia="바탕"/>
           <w:b w:val="0"/>
-          <w:i/>
-          <w:sz w:val="18"/>
-        </w:rPr>
+          <w:i w:val="0"/>
+          <w:sz w:val="20"/>
+        </w:rPr>
+        <w:t xml:space="preserve">· </w:t>
+      </w:r>
+      <w:r>
+        <w:rPr>
+          <w:rFonts w:ascii="바탕" w:hAnsi="바탕" w:eastAsia="바탕"/>
+          <w:b/>
+          <w:i w:val="0"/>
+          <w:sz w:val="20"/>
+        </w:rPr>
+        <w:t>Lazy-MDP</w:t>
+      </w:r>
+      <w:r>
+        <w:rPr>
+          <w:rFonts w:ascii="바탕" w:hAnsi="바탕" w:eastAsia="바탕"/>
+          <w:b w:val="0"/>
+          <w:i w:val="0"/>
+          <w:sz w:val="20"/>
+          <w:vertAlign w:val="superscript"/>
+        </w:rPr>
+        <w:t>[2]</w:t>
+      </w:r>
+      <w:r>
+        <w:rPr>
+          <w:rFonts w:ascii="바탕" w:hAnsi="바탕" w:eastAsia="바탕"/>
+          <w:b w:val="0"/>
+          <w:i w:val="0"/>
+          <w:sz w:val="20"/>
+        </w:rPr>
+        <w:t>: 행동을 아낀다(개입 선택). 개입 벌점 η가 있지만 이는 해석 가능성 손잡이이며 환경 보상은 그대로다. 기본 정책이 있으나 그것과의 우열을 재는 것이 목적은 아니다.</w:t>
       </w:r>
     </w:p>
-    <w:tbl>
-      <w:tblPr>
-        <w:tblStyle w:val="TableGrid"/>
-        <w:tblW w:type="auto" w:w="0"/>
-        <w:jc w:val="center"/>
-        <w:tblLook w:firstColumn="1" w:firstRow="1" w:lastColumn="0" w:lastRow="0" w:noHBand="0" w:noVBand="1" w:val="04A0"/>
-      </w:tblPr>
-      <w:tblGrid>
-        <w:gridCol w:w="2268"/>
-        <w:gridCol w:w="2268"/>
-        <w:gridCol w:w="2268"/>
-        <w:gridCol w:w="2268"/>
-      </w:tblGrid>
-      <w:tr>
-        <w:tc>
-          <w:tcPr>
-            <w:tcW w:type="dxa" w:w="2268"/>
-            <w:shd w:val="clear" w:color="auto" w:fill="EDEDED"/>
-          </w:tcPr>
-          <w:p>
-            <w:pPr>
-              <w:spacing w:line="240" w:lineRule="auto"/>
-              <w:jc w:val="center"/>
-            </w:pPr>
-            <w:r/>
-            <w:r>
-              <w:rPr>
-                <w:rFonts w:ascii="맑은 고딕" w:hAnsi="맑은 고딕" w:eastAsia="맑은 고딕"/>
-                <w:b/>
-                <w:i w:val="0"/>
-                <w:sz w:val="18"/>
-              </w:rPr>
-              <w:t>연구</w:t>
-            </w:r>
-          </w:p>
-        </w:tc>
-        <w:tc>
-          <w:tcPr>
-            <w:tcW w:type="dxa" w:w="2268"/>
-            <w:shd w:val="clear" w:color="auto" w:fill="EDEDED"/>
-          </w:tcPr>
-          <w:p>
-            <w:pPr>
-              <w:spacing w:line="240" w:lineRule="auto"/>
-              <w:jc w:val="center"/>
-            </w:pPr>
-            <w:r/>
-            <w:r>
-              <w:rPr>
-                <w:rFonts w:ascii="맑은 고딕" w:hAnsi="맑은 고딕" w:eastAsia="맑은 고딕"/>
-                <w:b/>
-                <w:i w:val="0"/>
-                <w:sz w:val="18"/>
-              </w:rPr>
-              <w:t>행동을 아끼는가</w:t>
-            </w:r>
-          </w:p>
-        </w:tc>
-        <w:tc>
-          <w:tcPr>
-            <w:tcW w:type="dxa" w:w="2268"/>
-            <w:shd w:val="clear" w:color="auto" w:fill="EDEDED"/>
-          </w:tcPr>
-          <w:p>
-            <w:pPr>
-              <w:spacing w:line="240" w:lineRule="auto"/>
-              <w:jc w:val="center"/>
-            </w:pPr>
-            <w:r/>
-            <w:r>
-              <w:rPr>
-                <w:rFonts w:ascii="맑은 고딕" w:hAnsi="맑은 고딕" w:eastAsia="맑은 고딕"/>
-                <w:b/>
-                <w:i w:val="0"/>
-                <w:sz w:val="18"/>
-              </w:rPr>
-              <w:t>비용의 **크기**를 움직이는가</w:t>
-            </w:r>
-          </w:p>
-        </w:tc>
-        <w:tc>
-          <w:tcPr>
-            <w:tcW w:type="dxa" w:w="2268"/>
-            <w:shd w:val="clear" w:color="auto" w:fill="EDEDED"/>
-          </w:tcPr>
-          <w:p>
-            <w:pPr>
-              <w:spacing w:line="240" w:lineRule="auto"/>
-              <w:jc w:val="center"/>
-            </w:pPr>
-            <w:r/>
-            <w:r>
-              <w:rPr>
-                <w:rFonts w:ascii="맑은 고딕" w:hAnsi="맑은 고딕" w:eastAsia="맑은 고딕"/>
-                <w:b/>
-                <w:i w:val="0"/>
-                <w:sz w:val="18"/>
-              </w:rPr>
-              <w:t>고정 규칙과 비교하는가</w:t>
-            </w:r>
-          </w:p>
-        </w:tc>
-      </w:tr>
-      <w:tr>
-        <w:tc>
-          <w:tcPr>
-            <w:tcW w:type="dxa" w:w="2268"/>
-          </w:tcPr>
-          <w:p>
-            <w:pPr>
-              <w:spacing w:line="240" w:lineRule="auto"/>
-              <w:jc w:val="left"/>
-            </w:pPr>
-            <w:r>
-              <w:rPr>
-                <w:rFonts w:ascii="바탕" w:hAnsi="바탕" w:eastAsia="바탕"/>
-                <w:b w:val="0"/>
-                <w:i w:val="0"/>
-                <w:sz w:val="18"/>
-              </w:rPr>
-              <w:t>TempoRL</w:t>
-            </w:r>
-            <w:r>
-              <w:rPr>
-                <w:rFonts w:ascii="바탕" w:hAnsi="바탕" w:eastAsia="바탕"/>
-                <w:b w:val="0"/>
-                <w:i w:val="0"/>
-                <w:sz w:val="18"/>
-                <w:vertAlign w:val="superscript"/>
-              </w:rPr>
-              <w:t>[1]</w:t>
-            </w:r>
-          </w:p>
-        </w:tc>
-        <w:tc>
-          <w:tcPr>
-            <w:tcW w:type="dxa" w:w="2268"/>
-          </w:tcPr>
-          <w:p>
-            <w:pPr>
-              <w:spacing w:line="240" w:lineRule="auto"/>
-              <w:jc w:val="center"/>
-            </w:pPr>
-            <w:r>
-              <w:rPr>
-                <w:rFonts w:ascii="바탕" w:hAnsi="바탕" w:eastAsia="바탕"/>
-                <w:b w:val="0"/>
-                <w:i w:val="0"/>
-                <w:sz w:val="18"/>
-              </w:rPr>
-              <w:t>○ (지속 길이 학습)</w:t>
-            </w:r>
-          </w:p>
-        </w:tc>
-        <w:tc>
-          <w:tcPr>
-            <w:tcW w:type="dxa" w:w="2268"/>
-          </w:tcPr>
-          <w:p>
-            <w:pPr>
-              <w:spacing w:line="240" w:lineRule="auto"/>
-              <w:jc w:val="center"/>
-            </w:pPr>
-            <w:r>
-              <w:rPr>
-                <w:rFonts w:ascii="바탕" w:hAnsi="바탕" w:eastAsia="바탕"/>
-                <w:b w:val="0"/>
-                <w:i w:val="0"/>
-                <w:sz w:val="18"/>
-              </w:rPr>
-              <w:t>✕ (비용 개념 없음)</w:t>
-            </w:r>
-          </w:p>
-        </w:tc>
-        <w:tc>
-          <w:tcPr>
-            <w:tcW w:type="dxa" w:w="2268"/>
-          </w:tcPr>
-          <w:p>
-            <w:pPr>
-              <w:spacing w:line="240" w:lineRule="auto"/>
-              <w:jc w:val="center"/>
-            </w:pPr>
-            <w:r>
-              <w:rPr>
-                <w:rFonts w:ascii="바탕" w:hAnsi="바탕" w:eastAsia="바탕"/>
-                <w:b w:val="0"/>
-                <w:i w:val="0"/>
-                <w:sz w:val="18"/>
-              </w:rPr>
-              <w:t>✕</w:t>
-            </w:r>
-          </w:p>
-        </w:tc>
-      </w:tr>
-      <w:tr>
-        <w:tc>
-          <w:tcPr>
-            <w:tcW w:type="dxa" w:w="2268"/>
-          </w:tcPr>
-          <w:p>
-            <w:pPr>
-              <w:spacing w:line="240" w:lineRule="auto"/>
-              <w:jc w:val="left"/>
-            </w:pPr>
-            <w:r>
-              <w:rPr>
-                <w:rFonts w:ascii="바탕" w:hAnsi="바탕" w:eastAsia="바탕"/>
-                <w:b w:val="0"/>
-                <w:i w:val="0"/>
-                <w:sz w:val="18"/>
-              </w:rPr>
-              <w:t>Lazy-MDP</w:t>
-            </w:r>
-            <w:r>
-              <w:rPr>
-                <w:rFonts w:ascii="바탕" w:hAnsi="바탕" w:eastAsia="바탕"/>
-                <w:b w:val="0"/>
-                <w:i w:val="0"/>
-                <w:sz w:val="18"/>
-                <w:vertAlign w:val="superscript"/>
-              </w:rPr>
-              <w:t>[2]</w:t>
-            </w:r>
-          </w:p>
-        </w:tc>
-        <w:tc>
-          <w:tcPr>
-            <w:tcW w:type="dxa" w:w="2268"/>
-          </w:tcPr>
-          <w:p>
-            <w:pPr>
-              <w:spacing w:line="240" w:lineRule="auto"/>
-              <w:jc w:val="center"/>
-            </w:pPr>
-            <w:r>
-              <w:rPr>
-                <w:rFonts w:ascii="바탕" w:hAnsi="바탕" w:eastAsia="바탕"/>
-                <w:b w:val="0"/>
-                <w:i w:val="0"/>
-                <w:sz w:val="18"/>
-              </w:rPr>
-              <w:t>○ (개입 선택)</w:t>
-            </w:r>
-          </w:p>
-        </w:tc>
-        <w:tc>
-          <w:tcPr>
-            <w:tcW w:type="dxa" w:w="2268"/>
-          </w:tcPr>
-          <w:p>
-            <w:pPr>
-              <w:spacing w:line="240" w:lineRule="auto"/>
-              <w:jc w:val="center"/>
-            </w:pPr>
-            <w:r>
-              <w:rPr>
-                <w:rFonts w:ascii="바탕" w:hAnsi="바탕" w:eastAsia="바탕"/>
-                <w:b w:val="0"/>
-                <w:i w:val="0"/>
-                <w:sz w:val="18"/>
-              </w:rPr>
-              <w:t>△ (η는 개입 벌점, 환경 보상은 그대로)</w:t>
-            </w:r>
-          </w:p>
-        </w:tc>
-        <w:tc>
-          <w:tcPr>
-            <w:tcW w:type="dxa" w:w="2268"/>
-          </w:tcPr>
-          <w:p>
-            <w:pPr>
-              <w:spacing w:line="240" w:lineRule="auto"/>
-              <w:jc w:val="center"/>
-            </w:pPr>
-            <w:r>
-              <w:rPr>
-                <w:rFonts w:ascii="바탕" w:hAnsi="바탕" w:eastAsia="바탕"/>
-                <w:b w:val="0"/>
-                <w:i w:val="0"/>
-                <w:sz w:val="18"/>
-              </w:rPr>
-              <w:t>△ (기본 정책이 있으나 우열 비교가 목적은 아님)</w:t>
-            </w:r>
-          </w:p>
-        </w:tc>
-      </w:tr>
-      <w:tr>
-        <w:tc>
-          <w:tcPr>
-            <w:tcW w:type="dxa" w:w="2268"/>
-          </w:tcPr>
-          <w:p>
-            <w:pPr>
-              <w:spacing w:line="240" w:lineRule="auto"/>
-              <w:jc w:val="left"/>
-            </w:pPr>
-            <w:r>
-              <w:rPr>
-                <w:rFonts w:ascii="바탕" w:hAnsi="바탕" w:eastAsia="바탕"/>
-                <w:b w:val="0"/>
-                <w:i w:val="0"/>
-                <w:sz w:val="18"/>
-              </w:rPr>
-              <w:t>평가 프로토콜</w:t>
-            </w:r>
-            <w:r>
-              <w:rPr>
-                <w:rFonts w:ascii="바탕" w:hAnsi="바탕" w:eastAsia="바탕"/>
-                <w:b w:val="0"/>
-                <w:i w:val="0"/>
-                <w:sz w:val="18"/>
-                <w:vertAlign w:val="superscript"/>
-              </w:rPr>
-              <w:t>[3]</w:t>
-            </w:r>
-          </w:p>
-        </w:tc>
-        <w:tc>
-          <w:tcPr>
-            <w:tcW w:type="dxa" w:w="2268"/>
-          </w:tcPr>
-          <w:p>
-            <w:pPr>
-              <w:spacing w:line="240" w:lineRule="auto"/>
-              <w:jc w:val="center"/>
-            </w:pPr>
-            <w:r>
-              <w:rPr>
-                <w:rFonts w:ascii="바탕" w:hAnsi="바탕" w:eastAsia="바탕"/>
-                <w:b w:val="0"/>
-                <w:i w:val="0"/>
-                <w:sz w:val="18"/>
-              </w:rPr>
-              <w:t>—</w:t>
-            </w:r>
-          </w:p>
-        </w:tc>
-        <w:tc>
-          <w:tcPr>
-            <w:tcW w:type="dxa" w:w="2268"/>
-          </w:tcPr>
-          <w:p>
-            <w:pPr>
-              <w:spacing w:line="240" w:lineRule="auto"/>
-              <w:jc w:val="center"/>
-            </w:pPr>
-            <w:r>
-              <w:rPr>
-                <w:rFonts w:ascii="바탕" w:hAnsi="바탕" w:eastAsia="바탕"/>
-                <w:b w:val="0"/>
-                <w:i w:val="0"/>
-                <w:sz w:val="18"/>
-              </w:rPr>
-              <w:t>—</w:t>
-            </w:r>
-          </w:p>
-        </w:tc>
-        <w:tc>
-          <w:tcPr>
-            <w:tcW w:type="dxa" w:w="2268"/>
-          </w:tcPr>
-          <w:p>
-            <w:pPr>
-              <w:spacing w:line="240" w:lineRule="auto"/>
-              <w:jc w:val="center"/>
-            </w:pPr>
-            <w:r>
-              <w:rPr>
-                <w:rFonts w:ascii="바탕" w:hAnsi="바탕" w:eastAsia="바탕"/>
-                <w:b w:val="0"/>
-                <w:i w:val="0"/>
-                <w:sz w:val="18"/>
-              </w:rPr>
-              <w:t>—</w:t>
-            </w:r>
-          </w:p>
-        </w:tc>
-      </w:tr>
-      <w:tr>
-        <w:tc>
-          <w:tcPr>
-            <w:tcW w:type="dxa" w:w="2268"/>
-          </w:tcPr>
-          <w:p>
-            <w:pPr>
-              <w:spacing w:line="240" w:lineRule="auto"/>
-              <w:jc w:val="left"/>
-            </w:pPr>
-            <w:r>
-              <w:rPr>
-                <w:rFonts w:ascii="바탕" w:hAnsi="바탕" w:eastAsia="바탕"/>
-                <w:b/>
-                <w:i w:val="0"/>
-                <w:sz w:val="18"/>
-              </w:rPr>
-              <w:t>이 연구</w:t>
-            </w:r>
-          </w:p>
-        </w:tc>
-        <w:tc>
-          <w:tcPr>
-            <w:tcW w:type="dxa" w:w="2268"/>
-          </w:tcPr>
-          <w:p>
-            <w:pPr>
-              <w:spacing w:line="240" w:lineRule="auto"/>
-              <w:jc w:val="center"/>
-            </w:pPr>
-            <w:r>
-              <w:rPr>
-                <w:rFonts w:ascii="바탕" w:hAnsi="바탕" w:eastAsia="바탕"/>
-                <w:b w:val="0"/>
-                <w:i w:val="0"/>
-                <w:sz w:val="18"/>
-              </w:rPr>
-              <w:t>○</w:t>
-            </w:r>
-          </w:p>
-        </w:tc>
-        <w:tc>
-          <w:tcPr>
-            <w:tcW w:type="dxa" w:w="2268"/>
-          </w:tcPr>
-          <w:p>
-            <w:pPr>
-              <w:spacing w:line="240" w:lineRule="auto"/>
-              <w:jc w:val="center"/>
-            </w:pPr>
-            <w:r>
-              <w:rPr>
-                <w:rFonts w:ascii="바탕" w:hAnsi="바탕" w:eastAsia="바탕"/>
-                <w:b/>
-                <w:i w:val="0"/>
-                <w:sz w:val="18"/>
-              </w:rPr>
-              <w:t>○ (λ가 독립 변수)</w:t>
-            </w:r>
-          </w:p>
-        </w:tc>
-        <w:tc>
-          <w:tcPr>
-            <w:tcW w:type="dxa" w:w="2268"/>
-          </w:tcPr>
-          <w:p>
-            <w:pPr>
-              <w:spacing w:line="240" w:lineRule="auto"/>
-              <w:jc w:val="center"/>
-            </w:pPr>
-            <w:r>
-              <w:rPr>
-                <w:rFonts w:ascii="바탕" w:hAnsi="바탕" w:eastAsia="바탕"/>
-                <w:b/>
-                <w:i w:val="0"/>
-                <w:sz w:val="18"/>
-              </w:rPr>
-              <w:t>○ (λ마다 최고 규칙과 대결)</w:t>
-            </w:r>
-          </w:p>
-        </w:tc>
-      </w:tr>
-    </w:tbl>
     <w:p>
       <w:pPr>
-        <w:spacing w:line="240" w:lineRule="auto" w:before="0" w:after="120"/>
-        <w:jc w:val="both"/>
+        <w:spacing w:line="480" w:lineRule="auto" w:before="0" w:after="0"/>
+        <w:ind w:left="340" w:hanging="198"/>
       </w:pPr>
+      <w:r>
+        <w:rPr>
+          <w:rFonts w:ascii="바탕" w:hAnsi="바탕" w:eastAsia="바탕"/>
+          <w:b w:val="0"/>
+          <w:i w:val="0"/>
+          <w:sz w:val="20"/>
+        </w:rPr>
+        <w:t xml:space="preserve">· </w:t>
+      </w:r>
+      <w:r>
+        <w:rPr>
+          <w:rFonts w:ascii="바탕" w:hAnsi="바탕" w:eastAsia="바탕"/>
+          <w:b/>
+          <w:i w:val="0"/>
+          <w:sz w:val="20"/>
+        </w:rPr>
+        <w:t>평가 프로토콜</w:t>
+      </w:r>
+      <w:r>
+        <w:rPr>
+          <w:rFonts w:ascii="바탕" w:hAnsi="바탕" w:eastAsia="바탕"/>
+          <w:b w:val="0"/>
+          <w:i w:val="0"/>
+          <w:sz w:val="20"/>
+          <w:vertAlign w:val="superscript"/>
+        </w:rPr>
+        <w:t>[3]</w:t>
+      </w:r>
+      <w:r>
+        <w:rPr>
+          <w:rFonts w:ascii="바탕" w:hAnsi="바탕" w:eastAsia="바탕"/>
+          <w:b w:val="0"/>
+          <w:i w:val="0"/>
+          <w:sz w:val="20"/>
+        </w:rPr>
+        <w:t>: 비교를 믿을 수 있게 만드는 방법론이며, 행동 비용 자체를 다루지는 않는다.</w:t>
+      </w:r>
+    </w:p>
+    <w:p>
+      <w:pPr>
+        <w:spacing w:line="480" w:lineRule="auto" w:before="0" w:after="0"/>
+        <w:ind w:left="340" w:hanging="198"/>
+      </w:pPr>
+      <w:r>
+        <w:rPr>
+          <w:rFonts w:ascii="바탕" w:hAnsi="바탕" w:eastAsia="바탕"/>
+          <w:b w:val="0"/>
+          <w:i w:val="0"/>
+          <w:sz w:val="20"/>
+        </w:rPr>
+        <w:t xml:space="preserve">· </w:t>
+      </w:r>
+      <w:r>
+        <w:rPr>
+          <w:rFonts w:ascii="바탕" w:hAnsi="바탕" w:eastAsia="바탕"/>
+          <w:b/>
+          <w:i w:val="0"/>
+          <w:sz w:val="20"/>
+        </w:rPr>
+        <w:t>이 연구</w:t>
+      </w:r>
+      <w:r>
+        <w:rPr>
+          <w:rFonts w:ascii="바탕" w:hAnsi="바탕" w:eastAsia="바탕"/>
+          <w:b w:val="0"/>
+          <w:i w:val="0"/>
+          <w:sz w:val="20"/>
+        </w:rPr>
+        <w:t xml:space="preserve">: 행동을 아끼는 세 방법을 </w:t>
+      </w:r>
+      <w:r>
+        <w:rPr>
+          <w:rFonts w:ascii="바탕" w:hAnsi="바탕" w:eastAsia="바탕"/>
+          <w:b/>
+          <w:i w:val="0"/>
+          <w:sz w:val="20"/>
+        </w:rPr>
+        <w:t>비용 λ를 독립 변수로 놓고</w:t>
+      </w:r>
+      <w:r>
+        <w:rPr>
+          <w:rFonts w:ascii="바탕" w:hAnsi="바탕" w:eastAsia="바탕"/>
+          <w:b w:val="0"/>
+          <w:i w:val="0"/>
+          <w:sz w:val="20"/>
+        </w:rPr>
+        <w:t xml:space="preserve">, </w:t>
+      </w:r>
+      <w:r>
+        <w:rPr>
+          <w:rFonts w:ascii="바탕" w:hAnsi="바탕" w:eastAsia="바탕"/>
+          <w:b/>
+          <w:i w:val="0"/>
+          <w:sz w:val="20"/>
+        </w:rPr>
+        <w:t>λ마다 그 시점에서 가장 센 고정 규칙과 직접 겨루게</w:t>
+      </w:r>
+      <w:r>
+        <w:rPr>
+          <w:rFonts w:ascii="바탕" w:hAnsi="바탕" w:eastAsia="바탕"/>
+          <w:b w:val="0"/>
+          <w:i w:val="0"/>
+          <w:sz w:val="20"/>
+        </w:rPr>
+        <w:t xml:space="preserve"> 한다.</w:t>
+      </w:r>
     </w:p>
     <w:p>
       <w:pPr>
@@ -2255,433 +1975,136 @@
     </w:p>
     <w:p>
       <w:pPr>
-        <w:spacing w:line="276" w:lineRule="auto" w:before="200" w:after="40"/>
-        <w:jc w:val="center"/>
-      </w:pPr>
-      <w:r>
-        <w:rPr>
-          <w:rFonts w:ascii="맑은 고딕" w:hAnsi="맑은 고딕" w:eastAsia="맑은 고딕"/>
-          <w:b/>
-          <w:i w:val="0"/>
-          <w:sz w:val="19"/>
-        </w:rPr>
-        <w:t>표 8. 실험에 쓴 두 환경</w:t>
-      </w:r>
-    </w:p>
-    <w:p>
-      <w:pPr>
-        <w:spacing w:line="276" w:lineRule="auto" w:before="0" w:after="60"/>
-        <w:jc w:val="center"/>
-      </w:pPr>
-      <w:r>
-        <w:rPr>
-          <w:rFonts w:ascii="맑은 고딕" w:hAnsi="맑은 고딕" w:eastAsia="맑은 고딕"/>
-          <w:b w:val="0"/>
-          <w:i/>
-          <w:sz w:val="18"/>
-        </w:rPr>
-        <w:t>Table 8. The two environments used in the experiments</w:t>
-      </w:r>
-    </w:p>
-    <w:tbl>
-      <w:tblPr>
-        <w:tblStyle w:val="TableGrid"/>
-        <w:tblW w:type="auto" w:w="0"/>
-        <w:jc w:val="center"/>
-        <w:tblLook w:firstColumn="1" w:firstRow="1" w:lastColumn="0" w:lastRow="0" w:noHBand="0" w:noVBand="1" w:val="04A0"/>
-      </w:tblPr>
-      <w:tblGrid>
-        <w:gridCol w:w="1512"/>
-        <w:gridCol w:w="1512"/>
-        <w:gridCol w:w="1512"/>
-        <w:gridCol w:w="1512"/>
-        <w:gridCol w:w="1512"/>
-        <w:gridCol w:w="1512"/>
-      </w:tblGrid>
-      <w:tr>
-        <w:tc>
-          <w:tcPr>
-            <w:tcW w:type="dxa" w:w="1512"/>
-            <w:shd w:val="clear" w:color="auto" w:fill="EDEDED"/>
-          </w:tcPr>
-          <w:p>
-            <w:pPr>
-              <w:spacing w:line="240" w:lineRule="auto"/>
-              <w:jc w:val="center"/>
-            </w:pPr>
-            <w:r/>
-            <w:r>
-              <w:rPr>
-                <w:rFonts w:ascii="맑은 고딕" w:hAnsi="맑은 고딕" w:eastAsia="맑은 고딕"/>
-                <w:b/>
-                <w:i w:val="0"/>
-                <w:sz w:val="18"/>
-              </w:rPr>
-              <w:t>환경</w:t>
-            </w:r>
-          </w:p>
-        </w:tc>
-        <w:tc>
-          <w:tcPr>
-            <w:tcW w:type="dxa" w:w="1512"/>
-            <w:shd w:val="clear" w:color="auto" w:fill="EDEDED"/>
-          </w:tcPr>
-          <w:p>
-            <w:pPr>
-              <w:spacing w:line="240" w:lineRule="auto"/>
-              <w:jc w:val="center"/>
-            </w:pPr>
-            <w:r/>
-            <w:r>
-              <w:rPr>
-                <w:rFonts w:ascii="맑은 고딕" w:hAnsi="맑은 고딕" w:eastAsia="맑은 고딕"/>
-                <w:b/>
-                <w:i w:val="0"/>
-                <w:sz w:val="18"/>
-              </w:rPr>
-              <w:t>관측</w:t>
-            </w:r>
-          </w:p>
-        </w:tc>
-        <w:tc>
-          <w:tcPr>
-            <w:tcW w:type="dxa" w:w="1512"/>
-            <w:shd w:val="clear" w:color="auto" w:fill="EDEDED"/>
-          </w:tcPr>
-          <w:p>
-            <w:pPr>
-              <w:spacing w:line="240" w:lineRule="auto"/>
-              <w:jc w:val="center"/>
-            </w:pPr>
-            <w:r/>
-            <w:r>
-              <w:rPr>
-                <w:rFonts w:ascii="맑은 고딕" w:hAnsi="맑은 고딕" w:eastAsia="맑은 고딕"/>
-                <w:b/>
-                <w:i w:val="0"/>
-                <w:sz w:val="18"/>
-              </w:rPr>
-              <w:t>행동</w:t>
-            </w:r>
-          </w:p>
-        </w:tc>
-        <w:tc>
-          <w:tcPr>
-            <w:tcW w:type="dxa" w:w="1512"/>
-            <w:shd w:val="clear" w:color="auto" w:fill="EDEDED"/>
-          </w:tcPr>
-          <w:p>
-            <w:pPr>
-              <w:spacing w:line="240" w:lineRule="auto"/>
-              <w:jc w:val="center"/>
-            </w:pPr>
-            <w:r/>
-            <w:r>
-              <w:rPr>
-                <w:rFonts w:ascii="맑은 고딕" w:hAnsi="맑은 고딕" w:eastAsia="맑은 고딕"/>
-                <w:b/>
-                <w:i w:val="0"/>
-                <w:sz w:val="18"/>
-              </w:rPr>
-              <w:t>no-op</w:t>
-            </w:r>
-          </w:p>
-        </w:tc>
-        <w:tc>
-          <w:tcPr>
-            <w:tcW w:type="dxa" w:w="1512"/>
-            <w:shd w:val="clear" w:color="auto" w:fill="EDEDED"/>
-          </w:tcPr>
-          <w:p>
-            <w:pPr>
-              <w:spacing w:line="240" w:lineRule="auto"/>
-              <w:jc w:val="center"/>
-            </w:pPr>
-            <w:r/>
-            <w:r>
-              <w:rPr>
-                <w:rFonts w:ascii="맑은 고딕" w:hAnsi="맑은 고딕" w:eastAsia="맑은 고딕"/>
-                <w:b/>
-                <w:i w:val="0"/>
-                <w:sz w:val="18"/>
-              </w:rPr>
-              <w:t>시간제한</w:t>
-            </w:r>
-          </w:p>
-        </w:tc>
-        <w:tc>
-          <w:tcPr>
-            <w:tcW w:type="dxa" w:w="1512"/>
-            <w:shd w:val="clear" w:color="auto" w:fill="EDEDED"/>
-          </w:tcPr>
-          <w:p>
-            <w:pPr>
-              <w:spacing w:line="240" w:lineRule="auto"/>
-              <w:jc w:val="center"/>
-            </w:pPr>
-            <w:r/>
-            <w:r>
-              <w:rPr>
-                <w:rFonts w:ascii="맑은 고딕" w:hAnsi="맑은 고딕" w:eastAsia="맑은 고딕"/>
-                <w:b/>
-                <w:i w:val="0"/>
-                <w:sz w:val="18"/>
-              </w:rPr>
-              <w:t>비고</w:t>
-            </w:r>
-          </w:p>
-        </w:tc>
-      </w:tr>
-      <w:tr>
-        <w:tc>
-          <w:tcPr>
-            <w:tcW w:type="dxa" w:w="1512"/>
-          </w:tcPr>
-          <w:p>
-            <w:pPr>
-              <w:spacing w:line="240" w:lineRule="auto"/>
-              <w:jc w:val="left"/>
-            </w:pPr>
-            <w:r>
-              <w:rPr>
-                <w:rFonts w:ascii="바탕" w:hAnsi="바탕" w:eastAsia="바탕"/>
-                <w:b w:val="0"/>
-                <w:i w:val="0"/>
-                <w:sz w:val="18"/>
-              </w:rPr>
-              <w:t>MountainCar-v0</w:t>
-            </w:r>
-          </w:p>
-        </w:tc>
-        <w:tc>
-          <w:tcPr>
-            <w:tcW w:type="dxa" w:w="1512"/>
-          </w:tcPr>
-          <w:p>
-            <w:pPr>
-              <w:spacing w:line="240" w:lineRule="auto"/>
-              <w:jc w:val="center"/>
-            </w:pPr>
-            <w:r>
-              <w:rPr>
-                <w:rFonts w:ascii="바탕" w:hAnsi="바탕" w:eastAsia="바탕"/>
-                <w:b w:val="0"/>
-                <w:i w:val="0"/>
-                <w:sz w:val="18"/>
-              </w:rPr>
-              <w:t>2차원 (위치, 속도)</w:t>
-            </w:r>
-          </w:p>
-        </w:tc>
-        <w:tc>
-          <w:tcPr>
-            <w:tcW w:type="dxa" w:w="1512"/>
-          </w:tcPr>
-          <w:p>
-            <w:pPr>
-              <w:spacing w:line="240" w:lineRule="auto"/>
-              <w:jc w:val="center"/>
-            </w:pPr>
-            <w:r>
-              <w:rPr>
-                <w:rFonts w:ascii="바탕" w:hAnsi="바탕" w:eastAsia="바탕"/>
-                <w:b w:val="0"/>
-                <w:i w:val="0"/>
-                <w:sz w:val="18"/>
-              </w:rPr>
-              <w:t>3 (좌·무·우)</w:t>
-            </w:r>
-          </w:p>
-        </w:tc>
-        <w:tc>
-          <w:tcPr>
-            <w:tcW w:type="dxa" w:w="1512"/>
-          </w:tcPr>
-          <w:p>
-            <w:pPr>
-              <w:spacing w:line="240" w:lineRule="auto"/>
-              <w:jc w:val="center"/>
-            </w:pPr>
-            <w:r>
-              <w:rPr>
-                <w:rFonts w:ascii="바탕" w:hAnsi="바탕" w:eastAsia="바탕"/>
-                <w:b w:val="0"/>
-                <w:i w:val="0"/>
-                <w:sz w:val="18"/>
-              </w:rPr>
-              <w:t>1</w:t>
-            </w:r>
-          </w:p>
-        </w:tc>
-        <w:tc>
-          <w:tcPr>
-            <w:tcW w:type="dxa" w:w="1512"/>
-          </w:tcPr>
-          <w:p>
-            <w:pPr>
-              <w:spacing w:line="240" w:lineRule="auto"/>
-              <w:jc w:val="center"/>
-            </w:pPr>
-            <w:r>
-              <w:rPr>
-                <w:rFonts w:ascii="바탕" w:hAnsi="바탕" w:eastAsia="바탕"/>
-                <w:b w:val="0"/>
-                <w:i w:val="0"/>
-                <w:sz w:val="18"/>
-              </w:rPr>
-              <w:t>200스텝</w:t>
-            </w:r>
-          </w:p>
-        </w:tc>
-        <w:tc>
-          <w:tcPr>
-            <w:tcW w:type="dxa" w:w="1512"/>
-          </w:tcPr>
-          <w:p>
-            <w:pPr>
-              <w:spacing w:line="240" w:lineRule="auto"/>
-              <w:jc w:val="center"/>
-            </w:pPr>
-            <w:r>
-              <w:rPr>
-                <w:rFonts w:ascii="바탕" w:hAnsi="바탕" w:eastAsia="바탕"/>
-                <w:b w:val="0"/>
-                <w:i w:val="0"/>
-                <w:sz w:val="18"/>
-              </w:rPr>
-              <w:t>보상이 희소한 탐험 문제</w:t>
-            </w:r>
-          </w:p>
-        </w:tc>
-      </w:tr>
-      <w:tr>
-        <w:tc>
-          <w:tcPr>
-            <w:tcW w:type="dxa" w:w="1512"/>
-          </w:tcPr>
-          <w:p>
-            <w:pPr>
-              <w:spacing w:line="240" w:lineRule="auto"/>
-              <w:jc w:val="left"/>
-            </w:pPr>
-            <w:r>
-              <w:rPr>
-                <w:rFonts w:ascii="바탕" w:hAnsi="바탕" w:eastAsia="바탕"/>
-                <w:b w:val="0"/>
-                <w:i w:val="0"/>
-                <w:sz w:val="18"/>
-              </w:rPr>
-              <w:t>LunarLander-v3</w:t>
-            </w:r>
-          </w:p>
-        </w:tc>
-        <w:tc>
-          <w:tcPr>
-            <w:tcW w:type="dxa" w:w="1512"/>
-          </w:tcPr>
-          <w:p>
-            <w:pPr>
-              <w:spacing w:line="240" w:lineRule="auto"/>
-              <w:jc w:val="center"/>
-            </w:pPr>
-            <w:r>
-              <w:rPr>
-                <w:rFonts w:ascii="바탕" w:hAnsi="바탕" w:eastAsia="바탕"/>
-                <w:b w:val="0"/>
-                <w:i w:val="0"/>
-                <w:sz w:val="18"/>
-              </w:rPr>
-              <w:t>8차원</w:t>
-            </w:r>
-          </w:p>
-        </w:tc>
-        <w:tc>
-          <w:tcPr>
-            <w:tcW w:type="dxa" w:w="1512"/>
-          </w:tcPr>
-          <w:p>
-            <w:pPr>
-              <w:spacing w:line="240" w:lineRule="auto"/>
-              <w:jc w:val="center"/>
-            </w:pPr>
-            <w:r>
-              <w:rPr>
-                <w:rFonts w:ascii="바탕" w:hAnsi="바탕" w:eastAsia="바탕"/>
-                <w:b w:val="0"/>
-                <w:i w:val="0"/>
-                <w:sz w:val="18"/>
-              </w:rPr>
-              <w:t>4 (무·좌·주·우 엔진)</w:t>
-            </w:r>
-          </w:p>
-        </w:tc>
-        <w:tc>
-          <w:tcPr>
-            <w:tcW w:type="dxa" w:w="1512"/>
-          </w:tcPr>
-          <w:p>
-            <w:pPr>
-              <w:spacing w:line="240" w:lineRule="auto"/>
-              <w:jc w:val="center"/>
-            </w:pPr>
-            <w:r>
-              <w:rPr>
-                <w:rFonts w:ascii="바탕" w:hAnsi="바탕" w:eastAsia="바탕"/>
-                <w:b w:val="0"/>
-                <w:i w:val="0"/>
-                <w:sz w:val="18"/>
-              </w:rPr>
-              <w:t>0</w:t>
-            </w:r>
-          </w:p>
-        </w:tc>
-        <w:tc>
-          <w:tcPr>
-            <w:tcW w:type="dxa" w:w="1512"/>
-          </w:tcPr>
-          <w:p>
-            <w:pPr>
-              <w:spacing w:line="240" w:lineRule="auto"/>
-              <w:jc w:val="center"/>
-            </w:pPr>
-            <w:r>
-              <w:rPr>
-                <w:rFonts w:ascii="바탕" w:hAnsi="바탕" w:eastAsia="바탕"/>
-                <w:b w:val="0"/>
-                <w:i w:val="0"/>
-                <w:sz w:val="18"/>
-              </w:rPr>
-              <w:t>1000스텝</w:t>
-            </w:r>
-          </w:p>
-        </w:tc>
-        <w:tc>
-          <w:tcPr>
-            <w:tcW w:type="dxa" w:w="1512"/>
-          </w:tcPr>
-          <w:p>
-            <w:pPr>
-              <w:spacing w:line="240" w:lineRule="auto"/>
-              <w:jc w:val="center"/>
-            </w:pPr>
-            <w:r>
-              <w:rPr>
-                <w:rFonts w:ascii="바탕" w:hAnsi="바탕" w:eastAsia="바탕"/>
-                <w:b w:val="0"/>
-                <w:i w:val="0"/>
-                <w:sz w:val="18"/>
-              </w:rPr>
-              <w:t>보상이 조밀한 제어 문제</w:t>
-            </w:r>
-          </w:p>
-        </w:tc>
-      </w:tr>
-    </w:tbl>
-    <w:p>
-      <w:pPr>
-        <w:spacing w:line="240" w:lineRule="auto" w:before="0" w:after="120"/>
+        <w:spacing w:line="480" w:lineRule="auto" w:before="0" w:after="0"/>
+        <w:ind w:firstLine="200"/>
         <w:jc w:val="both"/>
       </w:pPr>
+      <w:r>
+        <w:rPr>
+          <w:rFonts w:ascii="바탕" w:hAnsi="바탕" w:eastAsia="바탕"/>
+          <w:b/>
+          <w:i w:val="0"/>
+          <w:sz w:val="20"/>
+        </w:rPr>
+        <w:t>MountainCar-v0</w:t>
+      </w:r>
+      <w:r>
+        <w:rPr>
+          <w:rFonts w:ascii="바탕" w:hAnsi="바탕" w:eastAsia="바탕"/>
+          <w:b w:val="0"/>
+          <w:i w:val="0"/>
+          <w:sz w:val="20"/>
+        </w:rPr>
+        <w:t xml:space="preserve">는 관측 2차원(위치·속도), 행동 3개(왼쪽 가속·아무것도 안 함·오른쪽 가속), no-op은 1번, 시간제한 200스텝인 </w:t>
+      </w:r>
+      <w:r>
+        <w:rPr>
+          <w:rFonts w:ascii="바탕" w:hAnsi="바탕" w:eastAsia="바탕"/>
+          <w:b/>
+          <w:i w:val="0"/>
+          <w:sz w:val="20"/>
+        </w:rPr>
+        <w:t>보상이 희소한 탐험 문제</w:t>
+      </w:r>
+      <w:r>
+        <w:rPr>
+          <w:rFonts w:ascii="바탕" w:hAnsi="바탕" w:eastAsia="바탕"/>
+          <w:b w:val="0"/>
+          <w:i w:val="0"/>
+          <w:sz w:val="20"/>
+        </w:rPr>
+        <w:t xml:space="preserve">다. </w:t>
+      </w:r>
+      <w:r>
+        <w:rPr>
+          <w:rFonts w:ascii="바탕" w:hAnsi="바탕" w:eastAsia="바탕"/>
+          <w:b/>
+          <w:i w:val="0"/>
+          <w:sz w:val="20"/>
+        </w:rPr>
+        <w:t>LunarLander-v3</w:t>
+      </w:r>
+      <w:r>
+        <w:rPr>
+          <w:rFonts w:ascii="바탕" w:hAnsi="바탕" w:eastAsia="바탕"/>
+          <w:b w:val="0"/>
+          <w:i w:val="0"/>
+          <w:sz w:val="20"/>
+        </w:rPr>
+        <w:t xml:space="preserve">는 관측 8차원, 행동 4개(무행동·왼쪽·주·오른쪽 엔진), no-op은 0번, 시간제한 1000스텝인 </w:t>
+      </w:r>
+      <w:r>
+        <w:rPr>
+          <w:rFonts w:ascii="바탕" w:hAnsi="바탕" w:eastAsia="바탕"/>
+          <w:b/>
+          <w:i w:val="0"/>
+          <w:sz w:val="20"/>
+        </w:rPr>
+        <w:t>보상이 조밀한 제어 문제</w:t>
+      </w:r>
+      <w:r>
+        <w:rPr>
+          <w:rFonts w:ascii="바탕" w:hAnsi="바탕" w:eastAsia="바탕"/>
+          <w:b w:val="0"/>
+          <w:i w:val="0"/>
+          <w:sz w:val="20"/>
+        </w:rPr>
+        <w:t xml:space="preserve">다. </w:t>
+      </w:r>
+      <w:r>
+        <w:rPr>
+          <w:rFonts w:ascii="바탕" w:hAnsi="바탕" w:eastAsia="바탕"/>
+          <w:b/>
+          <w:i w:val="0"/>
+          <w:sz w:val="20"/>
+        </w:rPr>
+        <w:t>MinAtar/Freeway-v1</w:t>
+      </w:r>
+      <w:r>
+        <w:rPr>
+          <w:rFonts w:ascii="바탕" w:hAnsi="바탕" w:eastAsia="바탕"/>
+          <w:b w:val="0"/>
+          <w:i w:val="0"/>
+          <w:sz w:val="20"/>
+        </w:rPr>
+        <w:t xml:space="preserve">은 10×10×7 격자를 700차원으로 편 관측, 행동 3개(무행동·위·아래), no-op은 0번, 시간제한 1000스텝이며 앞의 두 환경 사이 성질을 가진다. </w:t>
+      </w:r>
+      <w:r>
+        <w:rPr>
+          <w:rFonts w:ascii="Consolas" w:hAnsi="Consolas" w:eastAsia="Consolas"/>
+          <w:b w:val="0"/>
+          <w:i w:val="0"/>
+          <w:sz w:val="19"/>
+        </w:rPr>
+        <w:t>LunarLander-v2</w:t>
+      </w:r>
+      <w:r>
+        <w:rPr>
+          <w:rFonts w:ascii="바탕" w:hAnsi="바탕" w:eastAsia="바탕"/>
+          <w:b w:val="0"/>
+          <w:i w:val="0"/>
+          <w:sz w:val="20"/>
+        </w:rPr>
+        <w:t xml:space="preserve">는 Gymnasium 1.3.0에서 폐기되어 </w:t>
+      </w:r>
+      <w:r>
+        <w:rPr>
+          <w:rFonts w:ascii="바탕" w:hAnsi="바탕" w:eastAsia="바탕"/>
+          <w:b/>
+          <w:i w:val="0"/>
+          <w:sz w:val="20"/>
+        </w:rPr>
+        <w:t>v3</w:t>
+      </w:r>
+      <w:r>
+        <w:rPr>
+          <w:rFonts w:ascii="바탕" w:hAnsi="바탕" w:eastAsia="바탕"/>
+          <w:b w:val="0"/>
+          <w:i w:val="0"/>
+          <w:sz w:val="20"/>
+        </w:rPr>
+        <w:t>를 사용한다. 환경별 상세 설정은 Ⅳ장의 실험 설정 표에 정리했다.</w:t>
+      </w:r>
     </w:p>
     <w:p>
       <w:pPr>
@@ -2691,21 +2114,12 @@
       </w:pPr>
       <w:r>
         <w:rPr>
-          <w:rFonts w:ascii="Consolas" w:hAnsi="Consolas" w:eastAsia="Consolas"/>
-          <w:b w:val="0"/>
-          <w:i w:val="0"/>
-          <w:sz w:val="19"/>
-        </w:rPr>
-        <w:t>LunarLander-v2</w:t>
-      </w:r>
-      <w:r>
-        <w:rPr>
           <w:rFonts w:ascii="바탕" w:hAnsi="바탕" w:eastAsia="바탕"/>
           <w:b w:val="0"/>
           <w:i w:val="0"/>
           <w:sz w:val="20"/>
         </w:rPr>
-        <w:t xml:space="preserve">는 Gymnasium 1.3.0에서 폐기되어 </w:t>
+        <w:t xml:space="preserve">두 환경을 함께 쓰는 이유가 있다. MountainCar는 뒤에서 보듯 </w:t>
       </w:r>
       <w:r>
         <w:rPr>
@@ -2714,7 +2128,7 @@
           <w:i w:val="0"/>
           <w:sz w:val="20"/>
         </w:rPr>
-        <w:t>v3</w:t>
+        <w:t>표준 DQN이 탐험 실패로 아예 배우지 못하는</w:t>
       </w:r>
       <w:r>
         <w:rPr>
@@ -2723,7 +2137,22 @@
           <w:i w:val="0"/>
           <w:sz w:val="20"/>
         </w:rPr>
-        <w:t>를 사용한다.</w:t>
+        <w:t xml:space="preserve"> 환경이고, LunarLander는 표준 DQN이 정상적으로 학습되는 환경이다. 두 환경을 나란히 놓아야 "규칙에 진 이유가 비용 때문인가, 애초에 학습이 안 돼서인가"를 구분할 수 있다.</w:t>
+      </w:r>
+    </w:p>
+    <w:p>
+      <w:pPr>
+        <w:spacing w:line="312" w:lineRule="auto" w:before="160" w:after="60"/>
+        <w:jc w:val="left"/>
+      </w:pPr>
+      <w:r>
+        <w:rPr>
+          <w:rFonts w:ascii="맑은 고딕" w:hAnsi="맑은 고딕" w:eastAsia="맑은 고딕"/>
+          <w:b/>
+          <w:i w:val="0"/>
+          <w:sz w:val="20"/>
+        </w:rPr>
+        <w:t>MountainCar의 탐험 장벽 (설계 근거가 된 사전 측정)</w:t>
       </w:r>
     </w:p>
     <w:p>
@@ -2739,40 +2168,7 @@
           <w:i w:val="0"/>
           <w:sz w:val="20"/>
         </w:rPr>
-        <w:t xml:space="preserve">두 환경을 함께 쓰는 이유가 있다. MountainCar는 뒤에서 보듯 </w:t>
-      </w:r>
-      <w:r>
-        <w:rPr>
-          <w:rFonts w:ascii="바탕" w:hAnsi="바탕" w:eastAsia="바탕"/>
-          <w:b/>
-          <w:i w:val="0"/>
-          <w:sz w:val="20"/>
-        </w:rPr>
-        <w:t>표준 DQN이 탐험 실패로 아예 배우지 못하는</w:t>
-      </w:r>
-      <w:r>
-        <w:rPr>
-          <w:rFonts w:ascii="바탕" w:hAnsi="바탕" w:eastAsia="바탕"/>
-          <w:b w:val="0"/>
-          <w:i w:val="0"/>
-          <w:sz w:val="20"/>
-        </w:rPr>
-        <w:t xml:space="preserve"> 환경이고, LunarLander는 표준 DQN이 정상적으로 학습되는 환경이다. 두 환경을 나란히 놓아야 "규칙에 진 이유가 비용 때문인가, 애초에 학습이 안 돼서인가"를 구분할 수 있다.</w:t>
-      </w:r>
-    </w:p>
-    <w:p>
-      <w:pPr>
-        <w:spacing w:line="312" w:lineRule="auto" w:before="160" w:after="60"/>
-        <w:jc w:val="left"/>
-      </w:pPr>
-      <w:r>
-        <w:rPr>
-          <w:rFonts w:ascii="맑은 고딕" w:hAnsi="맑은 고딕" w:eastAsia="맑은 고딕"/>
-          <w:b/>
-          <w:i w:val="0"/>
-          <w:sz w:val="20"/>
-        </w:rPr>
-        <w:t>MountainCar의 탐험 장벽 (설계 근거가 된 사전 측정)</w:t>
+        <w:t>본실험 설계 전에 무작위 정책이 목표에 닿을 확률을 직접 재봤다.</w:t>
       </w:r>
     </w:p>
     <w:p>
@@ -2788,279 +2184,26 @@
           <w:i w:val="0"/>
           <w:sz w:val="20"/>
         </w:rPr>
-        <w:t>본실험 설계 전에 무작위 정책이 목표에 닿을 확률을 직접 재봤다.</w:t>
-      </w:r>
-    </w:p>
-    <w:p>
-      <w:pPr>
-        <w:spacing w:line="276" w:lineRule="auto" w:before="200" w:after="40"/>
-        <w:jc w:val="center"/>
-      </w:pPr>
-      <w:r>
-        <w:rPr>
-          <w:rFonts w:ascii="맑은 고딕" w:hAnsi="맑은 고딕" w:eastAsia="맑은 고딕"/>
+        <w:t xml:space="preserve">200스텝 제한에서 매 스텝 새 행동을 뽑는 표준 ε-greedy 탐험의 목표 도달률은 </w:t>
+      </w:r>
+      <w:r>
+        <w:rPr>
+          <w:rFonts w:ascii="바탕" w:hAnsi="바탕" w:eastAsia="바탕"/>
           <w:b/>
           <w:i w:val="0"/>
-          <w:sz w:val="19"/>
-        </w:rPr>
-        <w:t>표 9. MountainCar에서 무작위 탐험의 목표 도달률</w:t>
-      </w:r>
-    </w:p>
-    <w:p>
-      <w:pPr>
-        <w:spacing w:line="276" w:lineRule="auto" w:before="0" w:after="60"/>
-        <w:jc w:val="center"/>
-      </w:pPr>
-      <w:r>
-        <w:rPr>
-          <w:rFonts w:ascii="맑은 고딕" w:hAnsi="맑은 고딕" w:eastAsia="맑은 고딕"/>
+          <w:sz w:val="20"/>
+        </w:rPr>
+        <w:t>0.0%</w:t>
+      </w:r>
+      <w:r>
+        <w:rPr>
+          <w:rFonts w:ascii="바탕" w:hAnsi="바탕" w:eastAsia="바탕"/>
           <w:b w:val="0"/>
-          <w:i/>
-          <w:sz w:val="18"/>
-        </w:rPr>
-        <w:t>Table 9. Goal-reaching rate of random exploration on MountainCar</w:t>
-      </w:r>
-    </w:p>
-    <w:tbl>
-      <w:tblPr>
-        <w:tblStyle w:val="TableGrid"/>
-        <w:tblW w:type="auto" w:w="0"/>
-        <w:jc w:val="center"/>
-        <w:tblLook w:firstColumn="1" w:firstRow="1" w:lastColumn="0" w:lastRow="0" w:noHBand="0" w:noVBand="1" w:val="04A0"/>
-      </w:tblPr>
-      <w:tblGrid>
-        <w:gridCol w:w="4536"/>
-        <w:gridCol w:w="4536"/>
-      </w:tblGrid>
-      <w:tr>
-        <w:tc>
-          <w:tcPr>
-            <w:tcW w:type="dxa" w:w="4536"/>
-            <w:shd w:val="clear" w:color="auto" w:fill="EDEDED"/>
-          </w:tcPr>
-          <w:p>
-            <w:pPr>
-              <w:spacing w:line="240" w:lineRule="auto"/>
-              <w:jc w:val="center"/>
-            </w:pPr>
-            <w:r/>
-            <w:r>
-              <w:rPr>
-                <w:rFonts w:ascii="맑은 고딕" w:hAnsi="맑은 고딕" w:eastAsia="맑은 고딕"/>
-                <w:b/>
-                <w:i w:val="0"/>
-                <w:sz w:val="18"/>
-              </w:rPr>
-              <w:t>조건 (200스텝 제한)</w:t>
-            </w:r>
-          </w:p>
-        </w:tc>
-        <w:tc>
-          <w:tcPr>
-            <w:tcW w:type="dxa" w:w="4536"/>
-            <w:shd w:val="clear" w:color="auto" w:fill="EDEDED"/>
-          </w:tcPr>
-          <w:p>
-            <w:pPr>
-              <w:spacing w:line="240" w:lineRule="auto"/>
-              <w:jc w:val="center"/>
-            </w:pPr>
-            <w:r/>
-            <w:r>
-              <w:rPr>
-                <w:rFonts w:ascii="맑은 고딕" w:hAnsi="맑은 고딕" w:eastAsia="맑은 고딕"/>
-                <w:b/>
-                <w:i w:val="0"/>
-                <w:sz w:val="18"/>
-              </w:rPr>
-              <w:t>목표 도달률</w:t>
-            </w:r>
-          </w:p>
-        </w:tc>
-      </w:tr>
-      <w:tr>
-        <w:tc>
-          <w:tcPr>
-            <w:tcW w:type="dxa" w:w="4536"/>
-          </w:tcPr>
-          <w:p>
-            <w:pPr>
-              <w:spacing w:line="240" w:lineRule="auto"/>
-              <w:jc w:val="left"/>
-            </w:pPr>
-            <w:r>
-              <w:rPr>
-                <w:rFonts w:ascii="바탕" w:hAnsi="바탕" w:eastAsia="바탕"/>
-                <w:b w:val="0"/>
-                <w:i w:val="0"/>
-                <w:sz w:val="18"/>
-              </w:rPr>
-              <w:t>매 스텝 새 행동 (표준 ε-greedy 탐험)</w:t>
-            </w:r>
-          </w:p>
-        </w:tc>
-        <w:tc>
-          <w:tcPr>
-            <w:tcW w:type="dxa" w:w="4536"/>
-          </w:tcPr>
-          <w:p>
-            <w:pPr>
-              <w:spacing w:line="240" w:lineRule="auto"/>
-              <w:jc w:val="center"/>
-            </w:pPr>
-            <w:r>
-              <w:rPr>
-                <w:rFonts w:ascii="바탕" w:hAnsi="바탕" w:eastAsia="바탕"/>
-                <w:b/>
-                <w:i w:val="0"/>
-                <w:sz w:val="18"/>
-              </w:rPr>
-              <w:t>0.0%</w:t>
-            </w:r>
-            <w:r>
-              <w:rPr>
-                <w:rFonts w:ascii="바탕" w:hAnsi="바탕" w:eastAsia="바탕"/>
-                <w:b w:val="0"/>
-                <w:i w:val="0"/>
-                <w:sz w:val="18"/>
-              </w:rPr>
-              <w:t xml:space="preserve"> (500 에피소드)</w:t>
-            </w:r>
-          </w:p>
-        </w:tc>
-      </w:tr>
-      <w:tr>
-        <w:tc>
-          <w:tcPr>
-            <w:tcW w:type="dxa" w:w="4536"/>
-          </w:tcPr>
-          <w:p>
-            <w:pPr>
-              <w:spacing w:line="240" w:lineRule="auto"/>
-              <w:jc w:val="left"/>
-            </w:pPr>
-            <w:r>
-              <w:rPr>
-                <w:rFonts w:ascii="바탕" w:hAnsi="바탕" w:eastAsia="바탕"/>
-                <w:b w:val="0"/>
-                <w:i w:val="0"/>
-                <w:sz w:val="18"/>
-              </w:rPr>
-              <w:t>같은 행동 4스텝 유지</w:t>
-            </w:r>
-          </w:p>
-        </w:tc>
-        <w:tc>
-          <w:tcPr>
-            <w:tcW w:type="dxa" w:w="4536"/>
-          </w:tcPr>
-          <w:p>
-            <w:pPr>
-              <w:spacing w:line="240" w:lineRule="auto"/>
-              <w:jc w:val="center"/>
-            </w:pPr>
-            <w:r>
-              <w:rPr>
-                <w:rFonts w:ascii="바탕" w:hAnsi="바탕" w:eastAsia="바탕"/>
-                <w:b w:val="0"/>
-                <w:i w:val="0"/>
-                <w:sz w:val="18"/>
-              </w:rPr>
-              <w:t>0.2%</w:t>
-            </w:r>
-          </w:p>
-        </w:tc>
-      </w:tr>
-      <w:tr>
-        <w:tc>
-          <w:tcPr>
-            <w:tcW w:type="dxa" w:w="4536"/>
-          </w:tcPr>
-          <w:p>
-            <w:pPr>
-              <w:spacing w:line="240" w:lineRule="auto"/>
-              <w:jc w:val="left"/>
-            </w:pPr>
-            <w:r>
-              <w:rPr>
-                <w:rFonts w:ascii="바탕" w:hAnsi="바탕" w:eastAsia="바탕"/>
-                <w:b w:val="0"/>
-                <w:i w:val="0"/>
-                <w:sz w:val="18"/>
-              </w:rPr>
-              <w:t>같은 행동 8스텝 유지</w:t>
-            </w:r>
-          </w:p>
-        </w:tc>
-        <w:tc>
-          <w:tcPr>
-            <w:tcW w:type="dxa" w:w="4536"/>
-          </w:tcPr>
-          <w:p>
-            <w:pPr>
-              <w:spacing w:line="240" w:lineRule="auto"/>
-              <w:jc w:val="center"/>
-            </w:pPr>
-            <w:r>
-              <w:rPr>
-                <w:rFonts w:ascii="바탕" w:hAnsi="바탕" w:eastAsia="바탕"/>
-                <w:b w:val="0"/>
-                <w:i w:val="0"/>
-                <w:sz w:val="18"/>
-              </w:rPr>
-              <w:t>1.6%</w:t>
-            </w:r>
-          </w:p>
-        </w:tc>
-      </w:tr>
-      <w:tr>
-        <w:tc>
-          <w:tcPr>
-            <w:tcW w:type="dxa" w:w="4536"/>
-          </w:tcPr>
-          <w:p>
-            <w:pPr>
-              <w:spacing w:line="240" w:lineRule="auto"/>
-              <w:jc w:val="left"/>
-            </w:pPr>
-            <w:r>
-              <w:rPr>
-                <w:rFonts w:ascii="바탕" w:hAnsi="바탕" w:eastAsia="바탕"/>
-                <w:b w:val="0"/>
-                <w:i w:val="0"/>
-                <w:sz w:val="18"/>
-              </w:rPr>
-              <w:t>같은 행동 16스텝 유지</w:t>
-            </w:r>
-          </w:p>
-        </w:tc>
-        <w:tc>
-          <w:tcPr>
-            <w:tcW w:type="dxa" w:w="4536"/>
-          </w:tcPr>
-          <w:p>
-            <w:pPr>
-              <w:spacing w:line="240" w:lineRule="auto"/>
-              <w:jc w:val="center"/>
-            </w:pPr>
-            <w:r>
-              <w:rPr>
-                <w:rFonts w:ascii="바탕" w:hAnsi="바탕" w:eastAsia="바탕"/>
-                <w:b w:val="0"/>
-                <w:i w:val="0"/>
-                <w:sz w:val="18"/>
-              </w:rPr>
-              <w:t>9.8%</w:t>
-            </w:r>
-          </w:p>
-        </w:tc>
-      </w:tr>
-    </w:tbl>
-    <w:p>
-      <w:pPr>
-        <w:spacing w:line="240" w:lineRule="auto" w:before="0" w:after="120"/>
-        <w:jc w:val="both"/>
-      </w:pPr>
+          <w:i w:val="0"/>
+          <w:sz w:val="20"/>
+        </w:rPr>
+        <w:t>였다(500 에피소드). 같은 행동을 4스텝 유지하면 0.2%, 8스텝이면 1.6%, 16스텝이면 9.8%로 올라갔다.</w:t>
+      </w:r>
     </w:p>
     <w:p>
       <w:pPr>
@@ -3445,265 +2588,168 @@
     </w:p>
     <w:p>
       <w:pPr>
-        <w:spacing w:line="276" w:lineRule="auto" w:before="200" w:after="40"/>
-        <w:jc w:val="center"/>
+        <w:spacing w:line="480" w:lineRule="auto" w:before="0" w:after="0"/>
+        <w:ind w:left="340" w:hanging="198"/>
       </w:pPr>
       <w:r>
         <w:rPr>
-          <w:rFonts w:ascii="맑은 고딕" w:hAnsi="맑은 고딕" w:eastAsia="맑은 고딕"/>
+          <w:rFonts w:ascii="바탕" w:hAnsi="바탕" w:eastAsia="바탕"/>
+          <w:b w:val="0"/>
+          <w:i w:val="0"/>
+          <w:sz w:val="20"/>
+        </w:rPr>
+        <w:t xml:space="preserve">· </w:t>
+      </w:r>
+      <w:r>
+        <w:rPr>
+          <w:rFonts w:ascii="바탕" w:hAnsi="바탕" w:eastAsia="바탕"/>
           <w:b/>
           <w:i w:val="0"/>
-          <w:sz w:val="19"/>
-        </w:rPr>
-        <w:t>표 10. 학습하지 않는 고정 규칙 기준선</w:t>
+          <w:sz w:val="20"/>
+        </w:rPr>
+        <w:t>무행동</w:t>
+      </w:r>
+      <w:r>
+        <w:rPr>
+          <w:rFonts w:ascii="바탕" w:hAnsi="바탕" w:eastAsia="바탕"/>
+          <w:b w:val="0"/>
+          <w:i w:val="0"/>
+          <w:sz w:val="20"/>
+        </w:rPr>
+        <w:t>: 항상 no-op. λ가 충분히 크면 이것이 최적이 된다 (실험의 한쪽 끝)</w:t>
       </w:r>
     </w:p>
     <w:p>
       <w:pPr>
-        <w:spacing w:line="276" w:lineRule="auto" w:before="0" w:after="60"/>
-        <w:jc w:val="center"/>
+        <w:spacing w:line="480" w:lineRule="auto" w:before="0" w:after="0"/>
+        <w:ind w:left="340" w:hanging="198"/>
       </w:pPr>
       <w:r>
         <w:rPr>
-          <w:rFonts w:ascii="맑은 고딕" w:hAnsi="맑은 고딕" w:eastAsia="맑은 고딕"/>
+          <w:rFonts w:ascii="바탕" w:hAnsi="바탕" w:eastAsia="바탕"/>
           <w:b w:val="0"/>
-          <w:i/>
-          <w:sz w:val="18"/>
-        </w:rPr>
-        <w:t>Table 10. Fixed-rule baselines without learning</w:t>
+          <w:i w:val="0"/>
+          <w:sz w:val="20"/>
+        </w:rPr>
+        <w:t xml:space="preserve">· </w:t>
+      </w:r>
+      <w:r>
+        <w:rPr>
+          <w:rFonts w:ascii="바탕" w:hAnsi="바탕" w:eastAsia="바탕"/>
+          <w:b/>
+          <w:i w:val="0"/>
+          <w:sz w:val="20"/>
+        </w:rPr>
+        <w:t>k스텝 주기</w:t>
+      </w:r>
+      <w:r>
+        <w:rPr>
+          <w:rFonts w:ascii="바탕" w:hAnsi="바탕" w:eastAsia="바탕"/>
+          <w:b w:val="0"/>
+          <w:i w:val="0"/>
+          <w:sz w:val="20"/>
+        </w:rPr>
+        <w:t>: k스텝마다 1번 기저 행동, 나머지는 no-op (k ∈ {1, 2, 3, 4, 8})</w:t>
       </w:r>
     </w:p>
-    <w:tbl>
-      <w:tblPr>
-        <w:tblStyle w:val="TableGrid"/>
-        <w:tblW w:type="auto" w:w="0"/>
-        <w:jc w:val="center"/>
-        <w:tblLook w:firstColumn="1" w:firstRow="1" w:lastColumn="0" w:lastRow="0" w:noHBand="0" w:noVBand="1" w:val="04A0"/>
-      </w:tblPr>
-      <w:tblGrid>
-        <w:gridCol w:w="4536"/>
-        <w:gridCol w:w="4536"/>
-      </w:tblGrid>
-      <w:tr>
-        <w:tc>
-          <w:tcPr>
-            <w:tcW w:type="dxa" w:w="4536"/>
-            <w:shd w:val="clear" w:color="auto" w:fill="EDEDED"/>
-          </w:tcPr>
-          <w:p>
-            <w:pPr>
-              <w:spacing w:line="240" w:lineRule="auto"/>
-              <w:jc w:val="center"/>
-            </w:pPr>
-            <w:r/>
-            <w:r>
-              <w:rPr>
-                <w:rFonts w:ascii="맑은 고딕" w:hAnsi="맑은 고딕" w:eastAsia="맑은 고딕"/>
-                <w:b/>
-                <w:i w:val="0"/>
-                <w:sz w:val="18"/>
-              </w:rPr>
-              <w:t>규칙</w:t>
-            </w:r>
-          </w:p>
-        </w:tc>
-        <w:tc>
-          <w:tcPr>
-            <w:tcW w:type="dxa" w:w="4536"/>
-            <w:shd w:val="clear" w:color="auto" w:fill="EDEDED"/>
-          </w:tcPr>
-          <w:p>
-            <w:pPr>
-              <w:spacing w:line="240" w:lineRule="auto"/>
-              <w:jc w:val="center"/>
-            </w:pPr>
-            <w:r/>
-            <w:r>
-              <w:rPr>
-                <w:rFonts w:ascii="맑은 고딕" w:hAnsi="맑은 고딕" w:eastAsia="맑은 고딕"/>
-                <w:b/>
-                <w:i w:val="0"/>
-                <w:sz w:val="18"/>
-              </w:rPr>
-              <w:t>내용</w:t>
-            </w:r>
-          </w:p>
-        </w:tc>
-      </w:tr>
-      <w:tr>
-        <w:tc>
-          <w:tcPr>
-            <w:tcW w:type="dxa" w:w="4536"/>
-          </w:tcPr>
-          <w:p>
-            <w:pPr>
-              <w:spacing w:line="240" w:lineRule="auto"/>
-              <w:jc w:val="left"/>
-            </w:pPr>
-            <w:r>
-              <w:rPr>
-                <w:rFonts w:ascii="바탕" w:hAnsi="바탕" w:eastAsia="바탕"/>
-                <w:b w:val="0"/>
-                <w:i w:val="0"/>
-                <w:sz w:val="18"/>
-              </w:rPr>
-              <w:t>무행동</w:t>
-            </w:r>
-          </w:p>
-        </w:tc>
-        <w:tc>
-          <w:tcPr>
-            <w:tcW w:type="dxa" w:w="4536"/>
-          </w:tcPr>
-          <w:p>
-            <w:pPr>
-              <w:spacing w:line="240" w:lineRule="auto"/>
-              <w:jc w:val="center"/>
-            </w:pPr>
-            <w:r>
-              <w:rPr>
-                <w:rFonts w:ascii="바탕" w:hAnsi="바탕" w:eastAsia="바탕"/>
-                <w:b w:val="0"/>
-                <w:i w:val="0"/>
-                <w:sz w:val="18"/>
-              </w:rPr>
-              <w:t>항상 no-op. λ가 충분히 크면 이것이 최적이 된다 (실험의 한쪽 끝)</w:t>
-            </w:r>
-          </w:p>
-        </w:tc>
-      </w:tr>
-      <w:tr>
-        <w:tc>
-          <w:tcPr>
-            <w:tcW w:type="dxa" w:w="4536"/>
-          </w:tcPr>
-          <w:p>
-            <w:pPr>
-              <w:spacing w:line="240" w:lineRule="auto"/>
-              <w:jc w:val="left"/>
-            </w:pPr>
-            <w:r>
-              <w:rPr>
-                <w:rFonts w:ascii="바탕" w:hAnsi="바탕" w:eastAsia="바탕"/>
-                <w:b w:val="0"/>
-                <w:i w:val="0"/>
-                <w:sz w:val="18"/>
-              </w:rPr>
-              <w:t>k스텝 주기</w:t>
-            </w:r>
-          </w:p>
-        </w:tc>
-        <w:tc>
-          <w:tcPr>
-            <w:tcW w:type="dxa" w:w="4536"/>
-          </w:tcPr>
-          <w:p>
-            <w:pPr>
-              <w:spacing w:line="240" w:lineRule="auto"/>
-              <w:jc w:val="center"/>
-            </w:pPr>
-            <w:r>
-              <w:rPr>
-                <w:rFonts w:ascii="바탕" w:hAnsi="바탕" w:eastAsia="바탕"/>
-                <w:b w:val="0"/>
-                <w:i w:val="0"/>
-                <w:sz w:val="18"/>
-              </w:rPr>
-              <w:t>k스텝마다 1번 기저 행동, 나머지는 no-op (k ∈ {1,2,4,8})</w:t>
-            </w:r>
-          </w:p>
-        </w:tc>
-      </w:tr>
-      <w:tr>
-        <w:tc>
-          <w:tcPr>
-            <w:tcW w:type="dxa" w:w="4536"/>
-          </w:tcPr>
-          <w:p>
-            <w:pPr>
-              <w:spacing w:line="240" w:lineRule="auto"/>
-              <w:jc w:val="left"/>
-            </w:pPr>
-            <w:r>
-              <w:rPr>
-                <w:rFonts w:ascii="바탕" w:hAnsi="바탕" w:eastAsia="바탕"/>
-                <w:b w:val="0"/>
-                <w:i w:val="0"/>
-                <w:sz w:val="18"/>
-              </w:rPr>
-              <w:t>임계값 규칙 (MountainCar, "pump")</w:t>
-            </w:r>
-          </w:p>
-        </w:tc>
-        <w:tc>
-          <w:tcPr>
-            <w:tcW w:type="dxa" w:w="4536"/>
-          </w:tcPr>
-          <w:p>
-            <w:pPr>
-              <w:spacing w:line="240" w:lineRule="auto"/>
-              <w:jc w:val="center"/>
-            </w:pPr>
-            <w:r>
-              <w:rPr>
-                <w:rFonts w:ascii="바탕" w:hAnsi="바탕" w:eastAsia="바탕"/>
-                <w:b w:val="0"/>
-                <w:i w:val="0"/>
-                <w:sz w:val="18"/>
-              </w:rPr>
-              <w:t>속도가 +면 오른쪽, −면 왼쪽으로 가속 — 그네 굴리기</w:t>
-            </w:r>
-          </w:p>
-        </w:tc>
-      </w:tr>
-      <w:tr>
-        <w:tc>
-          <w:tcPr>
-            <w:tcW w:type="dxa" w:w="4536"/>
-          </w:tcPr>
-          <w:p>
-            <w:pPr>
-              <w:spacing w:line="240" w:lineRule="auto"/>
-              <w:jc w:val="left"/>
-            </w:pPr>
-            <w:r>
-              <w:rPr>
-                <w:rFonts w:ascii="바탕" w:hAnsi="바탕" w:eastAsia="바탕"/>
-                <w:b w:val="0"/>
-                <w:i w:val="0"/>
-                <w:sz w:val="18"/>
-              </w:rPr>
-              <w:t>임계값 규칙 (LunarLander)</w:t>
-            </w:r>
-          </w:p>
-        </w:tc>
-        <w:tc>
-          <w:tcPr>
-            <w:tcW w:type="dxa" w:w="4536"/>
-          </w:tcPr>
-          <w:p>
-            <w:pPr>
-              <w:spacing w:line="240" w:lineRule="auto"/>
-              <w:jc w:val="center"/>
-            </w:pPr>
-            <w:r>
-              <w:rPr>
-                <w:rFonts w:ascii="바탕" w:hAnsi="바탕" w:eastAsia="바탕"/>
-                <w:b w:val="0"/>
-                <w:i w:val="0"/>
-                <w:sz w:val="18"/>
-              </w:rPr>
-              <w:t>자세 오차가 임계값을 넘으면 옆엔진, 낙하 속도가 임계값을 넘으면 주엔진, 그 외 무행동</w:t>
-            </w:r>
-          </w:p>
-        </w:tc>
-      </w:tr>
-    </w:tbl>
     <w:p>
       <w:pPr>
-        <w:spacing w:line="240" w:lineRule="auto" w:before="0" w:after="120"/>
-        <w:jc w:val="both"/>
+        <w:spacing w:line="480" w:lineRule="auto" w:before="0" w:after="0"/>
+        <w:ind w:left="340" w:hanging="198"/>
       </w:pPr>
+      <w:r>
+        <w:rPr>
+          <w:rFonts w:ascii="바탕" w:hAnsi="바탕" w:eastAsia="바탕"/>
+          <w:b w:val="0"/>
+          <w:i w:val="0"/>
+          <w:sz w:val="20"/>
+        </w:rPr>
+        <w:t xml:space="preserve">· </w:t>
+      </w:r>
+      <w:r>
+        <w:rPr>
+          <w:rFonts w:ascii="바탕" w:hAnsi="바탕" w:eastAsia="바탕"/>
+          <w:b/>
+          <w:i w:val="0"/>
+          <w:sz w:val="20"/>
+        </w:rPr>
+        <w:t>임계값 규칙 (MountainCar, "pump")</w:t>
+      </w:r>
+      <w:r>
+        <w:rPr>
+          <w:rFonts w:ascii="바탕" w:hAnsi="바탕" w:eastAsia="바탕"/>
+          <w:b w:val="0"/>
+          <w:i w:val="0"/>
+          <w:sz w:val="20"/>
+        </w:rPr>
+        <w:t>: 속도가 +면 오른쪽, −면 왼쪽으로 가속 — 그네 굴리기</w:t>
+      </w:r>
+    </w:p>
+    <w:p>
+      <w:pPr>
+        <w:spacing w:line="480" w:lineRule="auto" w:before="0" w:after="0"/>
+        <w:ind w:left="340" w:hanging="198"/>
+      </w:pPr>
+      <w:r>
+        <w:rPr>
+          <w:rFonts w:ascii="바탕" w:hAnsi="바탕" w:eastAsia="바탕"/>
+          <w:b w:val="0"/>
+          <w:i w:val="0"/>
+          <w:sz w:val="20"/>
+        </w:rPr>
+        <w:t xml:space="preserve">· </w:t>
+      </w:r>
+      <w:r>
+        <w:rPr>
+          <w:rFonts w:ascii="바탕" w:hAnsi="바탕" w:eastAsia="바탕"/>
+          <w:b/>
+          <w:i w:val="0"/>
+          <w:sz w:val="20"/>
+        </w:rPr>
+        <w:t>임계값 규칙 (LunarLander)</w:t>
+      </w:r>
+      <w:r>
+        <w:rPr>
+          <w:rFonts w:ascii="바탕" w:hAnsi="바탕" w:eastAsia="바탕"/>
+          <w:b w:val="0"/>
+          <w:i w:val="0"/>
+          <w:sz w:val="20"/>
+        </w:rPr>
+        <w:t>: 자세 오차가 임계값을 넘으면 옆엔진, 낙하 속도가 임계값을 넘으면 주엔진, 그 외 무행동</w:t>
+      </w:r>
+    </w:p>
+    <w:p>
+      <w:pPr>
+        <w:spacing w:line="480" w:lineRule="auto" w:before="0" w:after="0"/>
+        <w:ind w:left="340" w:hanging="198"/>
+      </w:pPr>
+      <w:r>
+        <w:rPr>
+          <w:rFonts w:ascii="바탕" w:hAnsi="바탕" w:eastAsia="바탕"/>
+          <w:b w:val="0"/>
+          <w:i w:val="0"/>
+          <w:sz w:val="20"/>
+        </w:rPr>
+        <w:t xml:space="preserve">· </w:t>
+      </w:r>
+      <w:r>
+        <w:rPr>
+          <w:rFonts w:ascii="바탕" w:hAnsi="바탕" w:eastAsia="바탕"/>
+          <w:b/>
+          <w:i w:val="0"/>
+          <w:sz w:val="20"/>
+        </w:rPr>
+        <w:t>신중 규칙 (MinAtar Freeway)</w:t>
+      </w:r>
+      <w:r>
+        <w:rPr>
+          <w:rFonts w:ascii="바탕" w:hAnsi="바탕" w:eastAsia="바탕"/>
+          <w:b w:val="0"/>
+          <w:i w:val="0"/>
+          <w:sz w:val="20"/>
+        </w:rPr>
+        <w:t>: 움직일 수 없는 프레임(이동 대기시간)에는 행동하지 않고, 바로 위 칸에 차가 있으면 기다렸다가 올라간다</w:t>
+      </w:r>
     </w:p>
     <w:p>
       <w:pPr>
@@ -3797,758 +2843,91 @@
     </w:p>
     <w:p>
       <w:pPr>
-        <w:spacing w:line="276" w:lineRule="auto" w:before="200" w:after="40"/>
-        <w:jc w:val="center"/>
-      </w:pPr>
-      <w:r>
-        <w:rPr>
-          <w:rFonts w:ascii="맑은 고딕" w:hAnsi="맑은 고딕" w:eastAsia="맑은 고딕"/>
-          <w:b/>
-          <w:i w:val="0"/>
-          <w:sz w:val="19"/>
-        </w:rPr>
-        <w:t>표 11. 세 학습 계열에 동일하게 적용한 하이퍼파라미터</w:t>
-      </w:r>
-    </w:p>
-    <w:p>
-      <w:pPr>
-        <w:spacing w:line="276" w:lineRule="auto" w:before="0" w:after="60"/>
-        <w:jc w:val="center"/>
-      </w:pPr>
-      <w:r>
-        <w:rPr>
-          <w:rFonts w:ascii="맑은 고딕" w:hAnsi="맑은 고딕" w:eastAsia="맑은 고딕"/>
-          <w:b w:val="0"/>
-          <w:i/>
-          <w:sz w:val="18"/>
-        </w:rPr>
-        <w:t>Table 11. Hyperparameters shared identically by the three learning families</w:t>
-      </w:r>
-    </w:p>
-    <w:tbl>
-      <w:tblPr>
-        <w:tblStyle w:val="TableGrid"/>
-        <w:tblW w:type="auto" w:w="0"/>
-        <w:jc w:val="center"/>
-        <w:tblLook w:firstColumn="1" w:firstRow="1" w:lastColumn="0" w:lastRow="0" w:noHBand="0" w:noVBand="1" w:val="04A0"/>
-      </w:tblPr>
-      <w:tblGrid>
-        <w:gridCol w:w="3024"/>
-        <w:gridCol w:w="3024"/>
-        <w:gridCol w:w="3024"/>
-      </w:tblGrid>
-      <w:tr>
-        <w:tc>
-          <w:tcPr>
-            <w:tcW w:type="dxa" w:w="3024"/>
-            <w:shd w:val="clear" w:color="auto" w:fill="EDEDED"/>
-          </w:tcPr>
-          <w:p>
-            <w:pPr>
-              <w:spacing w:line="240" w:lineRule="auto"/>
-              <w:jc w:val="center"/>
-            </w:pPr>
-            <w:r/>
-            <w:r>
-              <w:rPr>
-                <w:rFonts w:ascii="맑은 고딕" w:hAnsi="맑은 고딕" w:eastAsia="맑은 고딕"/>
-                <w:b/>
-                <w:i w:val="0"/>
-                <w:sz w:val="18"/>
-              </w:rPr>
-              <w:t>항목</w:t>
-            </w:r>
-          </w:p>
-        </w:tc>
-        <w:tc>
-          <w:tcPr>
-            <w:tcW w:type="dxa" w:w="3024"/>
-            <w:shd w:val="clear" w:color="auto" w:fill="EDEDED"/>
-          </w:tcPr>
-          <w:p>
-            <w:pPr>
-              <w:spacing w:line="240" w:lineRule="auto"/>
-              <w:jc w:val="center"/>
-            </w:pPr>
-            <w:r/>
-            <w:r>
-              <w:rPr>
-                <w:rFonts w:ascii="맑은 고딕" w:hAnsi="맑은 고딕" w:eastAsia="맑은 고딕"/>
-                <w:b/>
-                <w:i w:val="0"/>
-                <w:sz w:val="18"/>
-              </w:rPr>
-              <w:t>값</w:t>
-            </w:r>
-          </w:p>
-        </w:tc>
-        <w:tc>
-          <w:tcPr>
-            <w:tcW w:type="dxa" w:w="3024"/>
-            <w:shd w:val="clear" w:color="auto" w:fill="EDEDED"/>
-          </w:tcPr>
-          <w:p>
-            <w:pPr>
-              <w:spacing w:line="240" w:lineRule="auto"/>
-              <w:jc w:val="center"/>
-            </w:pPr>
-            <w:r/>
-            <w:r>
-              <w:rPr>
-                <w:rFonts w:ascii="맑은 고딕" w:hAnsi="맑은 고딕" w:eastAsia="맑은 고딕"/>
-                <w:b/>
-                <w:i w:val="0"/>
-                <w:sz w:val="18"/>
-              </w:rPr>
-              <w:t>근거</w:t>
-            </w:r>
-          </w:p>
-        </w:tc>
-      </w:tr>
-      <w:tr>
-        <w:tc>
-          <w:tcPr>
-            <w:tcW w:type="dxa" w:w="3024"/>
-          </w:tcPr>
-          <w:p>
-            <w:pPr>
-              <w:spacing w:line="240" w:lineRule="auto"/>
-              <w:jc w:val="left"/>
-            </w:pPr>
-            <w:r>
-              <w:rPr>
-                <w:rFonts w:ascii="바탕" w:hAnsi="바탕" w:eastAsia="바탕"/>
-                <w:b w:val="0"/>
-                <w:i w:val="0"/>
-                <w:sz w:val="18"/>
-              </w:rPr>
-              <w:t>신경망</w:t>
-            </w:r>
-          </w:p>
-        </w:tc>
-        <w:tc>
-          <w:tcPr>
-            <w:tcW w:type="dxa" w:w="3024"/>
-          </w:tcPr>
-          <w:p>
-            <w:pPr>
-              <w:spacing w:line="240" w:lineRule="auto"/>
-              <w:jc w:val="center"/>
-            </w:pPr>
-            <w:r>
-              <w:rPr>
-                <w:rFonts w:ascii="바탕" w:hAnsi="바탕" w:eastAsia="바탕"/>
-                <w:b w:val="0"/>
-                <w:i w:val="0"/>
-                <w:sz w:val="18"/>
-              </w:rPr>
-              <w:t>은닉층 50 × 50, ReLU</w:t>
-            </w:r>
-          </w:p>
-        </w:tc>
-        <w:tc>
-          <w:tcPr>
-            <w:tcW w:type="dxa" w:w="3024"/>
-          </w:tcPr>
-          <w:p>
-            <w:pPr>
-              <w:spacing w:line="240" w:lineRule="auto"/>
-              <w:jc w:val="center"/>
-            </w:pPr>
-            <w:r>
-              <w:rPr>
-                <w:rFonts w:ascii="바탕" w:hAnsi="바탕" w:eastAsia="바탕"/>
-                <w:b w:val="0"/>
-                <w:i w:val="0"/>
-                <w:sz w:val="18"/>
-              </w:rPr>
-              <w:t>TempoRL 공개 구현 기본값</w:t>
-            </w:r>
-          </w:p>
-        </w:tc>
-      </w:tr>
-      <w:tr>
-        <w:tc>
-          <w:tcPr>
-            <w:tcW w:type="dxa" w:w="3024"/>
-          </w:tcPr>
-          <w:p>
-            <w:pPr>
-              <w:spacing w:line="240" w:lineRule="auto"/>
-              <w:jc w:val="left"/>
-            </w:pPr>
-            <w:r>
-              <w:rPr>
-                <w:rFonts w:ascii="바탕" w:hAnsi="바탕" w:eastAsia="바탕"/>
-                <w:b w:val="0"/>
-                <w:i w:val="0"/>
-                <w:sz w:val="18"/>
-              </w:rPr>
-              <w:t>학습률 / 최적화기</w:t>
-            </w:r>
-          </w:p>
-        </w:tc>
-        <w:tc>
-          <w:tcPr>
-            <w:tcW w:type="dxa" w:w="3024"/>
-          </w:tcPr>
-          <w:p>
-            <w:pPr>
-              <w:spacing w:line="240" w:lineRule="auto"/>
-              <w:jc w:val="center"/>
-            </w:pPr>
-            <w:r>
-              <w:rPr>
-                <w:rFonts w:ascii="바탕" w:hAnsi="바탕" w:eastAsia="바탕"/>
-                <w:b w:val="0"/>
-                <w:i w:val="0"/>
-                <w:sz w:val="18"/>
-              </w:rPr>
-              <w:t>1e-3 / Adam</w:t>
-            </w:r>
-          </w:p>
-        </w:tc>
-        <w:tc>
-          <w:tcPr>
-            <w:tcW w:type="dxa" w:w="3024"/>
-          </w:tcPr>
-          <w:p>
-            <w:pPr>
-              <w:spacing w:line="240" w:lineRule="auto"/>
-              <w:jc w:val="center"/>
-            </w:pPr>
-            <w:r>
-              <w:rPr>
-                <w:rFonts w:ascii="바탕" w:hAnsi="바탕" w:eastAsia="바탕"/>
-                <w:b w:val="0"/>
-                <w:i w:val="0"/>
-                <w:sz w:val="18"/>
-              </w:rPr>
-              <w:t>〃</w:t>
-            </w:r>
-          </w:p>
-        </w:tc>
-      </w:tr>
-      <w:tr>
-        <w:tc>
-          <w:tcPr>
-            <w:tcW w:type="dxa" w:w="3024"/>
-          </w:tcPr>
-          <w:p>
-            <w:pPr>
-              <w:spacing w:line="240" w:lineRule="auto"/>
-              <w:jc w:val="left"/>
-            </w:pPr>
-            <w:r>
-              <w:rPr>
-                <w:rFonts w:ascii="바탕" w:hAnsi="바탕" w:eastAsia="바탕"/>
-                <w:b w:val="0"/>
-                <w:i w:val="0"/>
-                <w:sz w:val="18"/>
-              </w:rPr>
-              <w:t>할인율 γ</w:t>
-            </w:r>
-          </w:p>
-        </w:tc>
-        <w:tc>
-          <w:tcPr>
-            <w:tcW w:type="dxa" w:w="3024"/>
-          </w:tcPr>
-          <w:p>
-            <w:pPr>
-              <w:spacing w:line="240" w:lineRule="auto"/>
-              <w:jc w:val="center"/>
-            </w:pPr>
-            <w:r>
-              <w:rPr>
-                <w:rFonts w:ascii="바탕" w:hAnsi="바탕" w:eastAsia="바탕"/>
-                <w:b w:val="0"/>
-                <w:i w:val="0"/>
-                <w:sz w:val="18"/>
-              </w:rPr>
-              <w:t>0.99</w:t>
-            </w:r>
-          </w:p>
-        </w:tc>
-        <w:tc>
-          <w:tcPr>
-            <w:tcW w:type="dxa" w:w="3024"/>
-          </w:tcPr>
-          <w:p>
-            <w:pPr>
-              <w:spacing w:line="240" w:lineRule="auto"/>
-              <w:jc w:val="center"/>
-            </w:pPr>
-            <w:r>
-              <w:rPr>
-                <w:rFonts w:ascii="바탕" w:hAnsi="바탕" w:eastAsia="바탕"/>
-                <w:b w:val="0"/>
-                <w:i w:val="0"/>
-                <w:sz w:val="18"/>
-              </w:rPr>
-              <w:t>〃</w:t>
-            </w:r>
-          </w:p>
-        </w:tc>
-      </w:tr>
-      <w:tr>
-        <w:tc>
-          <w:tcPr>
-            <w:tcW w:type="dxa" w:w="3024"/>
-          </w:tcPr>
-          <w:p>
-            <w:pPr>
-              <w:spacing w:line="240" w:lineRule="auto"/>
-              <w:jc w:val="left"/>
-            </w:pPr>
-            <w:r>
-              <w:rPr>
-                <w:rFonts w:ascii="바탕" w:hAnsi="바탕" w:eastAsia="바탕"/>
-                <w:b w:val="0"/>
-                <w:i w:val="0"/>
-                <w:sz w:val="18"/>
-              </w:rPr>
-              <w:t>경험 재생 버퍼</w:t>
-            </w:r>
-          </w:p>
-        </w:tc>
-        <w:tc>
-          <w:tcPr>
-            <w:tcW w:type="dxa" w:w="3024"/>
-          </w:tcPr>
-          <w:p>
-            <w:pPr>
-              <w:spacing w:line="240" w:lineRule="auto"/>
-              <w:jc w:val="center"/>
-            </w:pPr>
-            <w:r>
-              <w:rPr>
-                <w:rFonts w:ascii="바탕" w:hAnsi="바탕" w:eastAsia="바탕"/>
-                <w:b w:val="0"/>
-                <w:i w:val="0"/>
-                <w:sz w:val="18"/>
-              </w:rPr>
-              <w:t>10만</w:t>
-            </w:r>
-          </w:p>
-        </w:tc>
-        <w:tc>
-          <w:tcPr>
-            <w:tcW w:type="dxa" w:w="3024"/>
-          </w:tcPr>
-          <w:p>
-            <w:pPr>
-              <w:spacing w:line="240" w:lineRule="auto"/>
-              <w:jc w:val="center"/>
-            </w:pPr>
-            <w:r>
-              <w:rPr>
-                <w:rFonts w:ascii="바탕" w:hAnsi="바탕" w:eastAsia="바탕"/>
-                <w:b w:val="0"/>
-                <w:i w:val="0"/>
-                <w:sz w:val="18"/>
-              </w:rPr>
-              <w:t>〃</w:t>
-            </w:r>
-          </w:p>
-        </w:tc>
-      </w:tr>
-      <w:tr>
-        <w:tc>
-          <w:tcPr>
-            <w:tcW w:type="dxa" w:w="3024"/>
-          </w:tcPr>
-          <w:p>
-            <w:pPr>
-              <w:spacing w:line="240" w:lineRule="auto"/>
-              <w:jc w:val="left"/>
-            </w:pPr>
-            <w:r>
-              <w:rPr>
-                <w:rFonts w:ascii="바탕" w:hAnsi="바탕" w:eastAsia="바탕"/>
-                <w:b w:val="0"/>
-                <w:i w:val="0"/>
-                <w:sz w:val="18"/>
-              </w:rPr>
-              <w:t>배치 크기</w:t>
-            </w:r>
-          </w:p>
-        </w:tc>
-        <w:tc>
-          <w:tcPr>
-            <w:tcW w:type="dxa" w:w="3024"/>
-          </w:tcPr>
-          <w:p>
-            <w:pPr>
-              <w:spacing w:line="240" w:lineRule="auto"/>
-              <w:jc w:val="center"/>
-            </w:pPr>
-            <w:r>
-              <w:rPr>
-                <w:rFonts w:ascii="바탕" w:hAnsi="바탕" w:eastAsia="바탕"/>
-                <w:b w:val="0"/>
-                <w:i w:val="0"/>
-                <w:sz w:val="18"/>
-              </w:rPr>
-              <w:t>64</w:t>
-            </w:r>
-          </w:p>
-        </w:tc>
-        <w:tc>
-          <w:tcPr>
-            <w:tcW w:type="dxa" w:w="3024"/>
-          </w:tcPr>
-          <w:p>
-            <w:pPr>
-              <w:spacing w:line="240" w:lineRule="auto"/>
-              <w:jc w:val="center"/>
-            </w:pPr>
-            <w:r>
-              <w:rPr>
-                <w:rFonts w:ascii="바탕" w:hAnsi="바탕" w:eastAsia="바탕"/>
-                <w:b w:val="0"/>
-                <w:i w:val="0"/>
-                <w:sz w:val="18"/>
-              </w:rPr>
-              <w:t>〃</w:t>
-            </w:r>
-          </w:p>
-        </w:tc>
-      </w:tr>
-      <w:tr>
-        <w:tc>
-          <w:tcPr>
-            <w:tcW w:type="dxa" w:w="3024"/>
-          </w:tcPr>
-          <w:p>
-            <w:pPr>
-              <w:spacing w:line="240" w:lineRule="auto"/>
-              <w:jc w:val="left"/>
-            </w:pPr>
-            <w:r>
-              <w:rPr>
-                <w:rFonts w:ascii="바탕" w:hAnsi="바탕" w:eastAsia="바탕"/>
-                <w:b w:val="0"/>
-                <w:i w:val="0"/>
-                <w:sz w:val="18"/>
-              </w:rPr>
-              <w:t>목표망 갱신</w:t>
-            </w:r>
-          </w:p>
-        </w:tc>
-        <w:tc>
-          <w:tcPr>
-            <w:tcW w:type="dxa" w:w="3024"/>
-          </w:tcPr>
-          <w:p>
-            <w:pPr>
-              <w:spacing w:line="240" w:lineRule="auto"/>
-              <w:jc w:val="center"/>
-            </w:pPr>
-            <w:r>
-              <w:rPr>
-                <w:rFonts w:ascii="바탕" w:hAnsi="바탕" w:eastAsia="바탕"/>
-                <w:b w:val="0"/>
-                <w:i w:val="0"/>
-                <w:sz w:val="18"/>
-              </w:rPr>
-              <w:t>500 갱신마다</w:t>
-            </w:r>
-          </w:p>
-        </w:tc>
-        <w:tc>
-          <w:tcPr>
-            <w:tcW w:type="dxa" w:w="3024"/>
-          </w:tcPr>
-          <w:p>
-            <w:pPr>
-              <w:spacing w:line="240" w:lineRule="auto"/>
-              <w:jc w:val="center"/>
-            </w:pPr>
-            <w:r>
-              <w:rPr>
-                <w:rFonts w:ascii="바탕" w:hAnsi="바탕" w:eastAsia="바탕"/>
-                <w:b w:val="0"/>
-                <w:i w:val="0"/>
-                <w:sz w:val="18"/>
-              </w:rPr>
-              <w:t>〃</w:t>
-            </w:r>
-          </w:p>
-        </w:tc>
-      </w:tr>
-      <w:tr>
-        <w:tc>
-          <w:tcPr>
-            <w:tcW w:type="dxa" w:w="3024"/>
-          </w:tcPr>
-          <w:p>
-            <w:pPr>
-              <w:spacing w:line="240" w:lineRule="auto"/>
-              <w:jc w:val="left"/>
-            </w:pPr>
-            <w:r>
-              <w:rPr>
-                <w:rFonts w:ascii="바탕" w:hAnsi="바탕" w:eastAsia="바탕"/>
-                <w:b w:val="0"/>
-                <w:i w:val="0"/>
-                <w:sz w:val="18"/>
-              </w:rPr>
-              <w:t>Double DQN</w:t>
-            </w:r>
-          </w:p>
-        </w:tc>
-        <w:tc>
-          <w:tcPr>
-            <w:tcW w:type="dxa" w:w="3024"/>
-          </w:tcPr>
-          <w:p>
-            <w:pPr>
-              <w:spacing w:line="240" w:lineRule="auto"/>
-              <w:jc w:val="center"/>
-            </w:pPr>
-            <w:r>
-              <w:rPr>
-                <w:rFonts w:ascii="바탕" w:hAnsi="바탕" w:eastAsia="바탕"/>
-                <w:b w:val="0"/>
-                <w:i w:val="0"/>
-                <w:sz w:val="18"/>
-              </w:rPr>
-              <w:t>사용</w:t>
-            </w:r>
-          </w:p>
-        </w:tc>
-        <w:tc>
-          <w:tcPr>
-            <w:tcW w:type="dxa" w:w="3024"/>
-          </w:tcPr>
-          <w:p>
-            <w:pPr>
-              <w:spacing w:line="240" w:lineRule="auto"/>
-              <w:jc w:val="center"/>
-            </w:pPr>
-            <w:r>
-              <w:rPr>
-                <w:rFonts w:ascii="바탕" w:hAnsi="바탕" w:eastAsia="바탕"/>
-                <w:b w:val="0"/>
-                <w:i w:val="0"/>
-                <w:sz w:val="18"/>
-              </w:rPr>
-              <w:t>〃</w:t>
-            </w:r>
-          </w:p>
-        </w:tc>
-      </w:tr>
-      <w:tr>
-        <w:tc>
-          <w:tcPr>
-            <w:tcW w:type="dxa" w:w="3024"/>
-          </w:tcPr>
-          <w:p>
-            <w:pPr>
-              <w:spacing w:line="240" w:lineRule="auto"/>
-              <w:jc w:val="left"/>
-            </w:pPr>
-            <w:r>
-              <w:rPr>
-                <w:rFonts w:ascii="바탕" w:hAnsi="바탕" w:eastAsia="바탕"/>
-                <w:b w:val="0"/>
-                <w:i w:val="0"/>
-                <w:sz w:val="18"/>
-              </w:rPr>
-              <w:t>ε (무작위 행동 확률)</w:t>
-            </w:r>
-          </w:p>
-        </w:tc>
-        <w:tc>
-          <w:tcPr>
-            <w:tcW w:type="dxa" w:w="3024"/>
-          </w:tcPr>
-          <w:p>
-            <w:pPr>
-              <w:spacing w:line="240" w:lineRule="auto"/>
-              <w:jc w:val="center"/>
-            </w:pPr>
-            <w:r>
-              <w:rPr>
-                <w:rFonts w:ascii="바탕" w:hAnsi="바탕" w:eastAsia="바탕"/>
-                <w:b/>
-                <w:i w:val="0"/>
-                <w:sz w:val="18"/>
-              </w:rPr>
-              <w:t>0.2 고정</w:t>
-            </w:r>
-            <w:r>
-              <w:rPr>
-                <w:rFonts w:ascii="바탕" w:hAnsi="바탕" w:eastAsia="바탕"/>
-                <w:b w:val="0"/>
-                <w:i w:val="0"/>
-                <w:sz w:val="18"/>
-              </w:rPr>
-              <w:t xml:space="preserve"> (감소시키지 않음)</w:t>
-            </w:r>
-          </w:p>
-        </w:tc>
-        <w:tc>
-          <w:tcPr>
-            <w:tcW w:type="dxa" w:w="3024"/>
-          </w:tcPr>
-          <w:p>
-            <w:pPr>
-              <w:spacing w:line="240" w:lineRule="auto"/>
-              <w:jc w:val="center"/>
-            </w:pPr>
-            <w:r>
-              <w:rPr>
-                <w:rFonts w:ascii="바탕" w:hAnsi="바탕" w:eastAsia="바탕"/>
-                <w:b w:val="0"/>
-                <w:i w:val="0"/>
-                <w:sz w:val="18"/>
-              </w:rPr>
-              <w:t>〃</w:t>
-            </w:r>
-          </w:p>
-        </w:tc>
-      </w:tr>
-      <w:tr>
-        <w:tc>
-          <w:tcPr>
-            <w:tcW w:type="dxa" w:w="3024"/>
-          </w:tcPr>
-          <w:p>
-            <w:pPr>
-              <w:spacing w:line="240" w:lineRule="auto"/>
-              <w:jc w:val="left"/>
-            </w:pPr>
-            <w:r>
-              <w:rPr>
-                <w:rFonts w:ascii="바탕" w:hAnsi="바탕" w:eastAsia="바탕"/>
-                <w:b w:val="0"/>
-                <w:i w:val="0"/>
-                <w:sz w:val="18"/>
-              </w:rPr>
-              <w:t>최대 지속 길이 J (TempoRL)</w:t>
-            </w:r>
-          </w:p>
-        </w:tc>
-        <w:tc>
-          <w:tcPr>
-            <w:tcW w:type="dxa" w:w="3024"/>
-          </w:tcPr>
-          <w:p>
-            <w:pPr>
-              <w:spacing w:line="240" w:lineRule="auto"/>
-              <w:jc w:val="center"/>
-            </w:pPr>
-            <w:r>
-              <w:rPr>
-                <w:rFonts w:ascii="바탕" w:hAnsi="바탕" w:eastAsia="바탕"/>
-                <w:b w:val="0"/>
-                <w:i w:val="0"/>
-                <w:sz w:val="18"/>
-              </w:rPr>
-              <w:t>10</w:t>
-            </w:r>
-          </w:p>
-        </w:tc>
-        <w:tc>
-          <w:tcPr>
-            <w:tcW w:type="dxa" w:w="3024"/>
-          </w:tcPr>
-          <w:p>
-            <w:pPr>
-              <w:spacing w:line="240" w:lineRule="auto"/>
-              <w:jc w:val="center"/>
-            </w:pPr>
-            <w:r>
-              <w:rPr>
-                <w:rFonts w:ascii="바탕" w:hAnsi="바탕" w:eastAsia="바탕"/>
-                <w:b w:val="0"/>
-                <w:i w:val="0"/>
-                <w:sz w:val="18"/>
-              </w:rPr>
-              <w:t>〃</w:t>
-            </w:r>
-          </w:p>
-        </w:tc>
-      </w:tr>
-      <w:tr>
-        <w:tc>
-          <w:tcPr>
-            <w:tcW w:type="dxa" w:w="3024"/>
-          </w:tcPr>
-          <w:p>
-            <w:pPr>
-              <w:spacing w:line="240" w:lineRule="auto"/>
-              <w:jc w:val="left"/>
-            </w:pPr>
-            <w:r>
-              <w:rPr>
-                <w:rFonts w:ascii="바탕" w:hAnsi="바탕" w:eastAsia="바탕"/>
-                <w:b w:val="0"/>
-                <w:i w:val="0"/>
-                <w:sz w:val="18"/>
-              </w:rPr>
-              <w:t>예산</w:t>
-            </w:r>
-          </w:p>
-        </w:tc>
-        <w:tc>
-          <w:tcPr>
-            <w:tcW w:type="dxa" w:w="3024"/>
-          </w:tcPr>
-          <w:p>
-            <w:pPr>
-              <w:spacing w:line="240" w:lineRule="auto"/>
-              <w:jc w:val="center"/>
-            </w:pPr>
-            <w:r>
-              <w:rPr>
-                <w:rFonts w:ascii="바탕" w:hAnsi="바탕" w:eastAsia="바탕"/>
-                <w:b/>
-                <w:i w:val="0"/>
-                <w:sz w:val="18"/>
-              </w:rPr>
-              <w:t>환경 스텝 수</w:t>
-            </w:r>
-            <w:r>
-              <w:rPr>
-                <w:rFonts w:ascii="바탕" w:hAnsi="바탕" w:eastAsia="바탕"/>
-                <w:b w:val="0"/>
-                <w:i w:val="0"/>
-                <w:sz w:val="18"/>
-              </w:rPr>
-              <w:t>로 통일 (MountainCar 30만, LunarLander 20만)</w:t>
-            </w:r>
-          </w:p>
-        </w:tc>
-        <w:tc>
-          <w:tcPr>
-            <w:tcW w:type="dxa" w:w="3024"/>
-          </w:tcPr>
-          <w:p>
-            <w:pPr>
-              <w:spacing w:line="240" w:lineRule="auto"/>
-              <w:jc w:val="center"/>
-            </w:pPr>
-            <w:r>
-              <w:rPr>
-                <w:rFonts w:ascii="바탕" w:hAnsi="바탕" w:eastAsia="바탕"/>
-                <w:b w:val="0"/>
-                <w:i w:val="0"/>
-                <w:sz w:val="18"/>
-              </w:rPr>
-              <w:t>—</w:t>
-            </w:r>
-          </w:p>
-        </w:tc>
-      </w:tr>
-    </w:tbl>
-    <w:p>
-      <w:pPr>
-        <w:spacing w:line="240" w:lineRule="auto" w:before="0" w:after="120"/>
+        <w:spacing w:line="480" w:lineRule="auto" w:before="0" w:after="0"/>
+        <w:ind w:firstLine="200"/>
         <w:jc w:val="both"/>
       </w:pPr>
+      <w:r>
+        <w:rPr>
+          <w:rFonts w:ascii="바탕" w:hAnsi="바탕" w:eastAsia="바탕"/>
+          <w:b w:val="0"/>
+          <w:i w:val="0"/>
+          <w:sz w:val="20"/>
+        </w:rPr>
+        <w:t>하이퍼파라미터는 우리가 고른 값이 아니라 TempoRL 공개 구현(</w:t>
+      </w:r>
+      <w:r>
+        <w:rPr>
+          <w:rFonts w:ascii="Consolas" w:hAnsi="Consolas" w:eastAsia="Consolas"/>
+          <w:b w:val="0"/>
+          <w:i w:val="0"/>
+          <w:sz w:val="19"/>
+        </w:rPr>
+        <w:t>automl/TempoRL</w:t>
+      </w:r>
+      <w:r>
+        <w:rPr>
+          <w:rFonts w:ascii="바탕" w:hAnsi="바탕" w:eastAsia="바탕"/>
+          <w:b w:val="0"/>
+          <w:i w:val="0"/>
+          <w:sz w:val="20"/>
+        </w:rPr>
+        <w:t xml:space="preserve">, </w:t>
+      </w:r>
+      <w:r>
+        <w:rPr>
+          <w:rFonts w:ascii="Consolas" w:hAnsi="Consolas" w:eastAsia="Consolas"/>
+          <w:b w:val="0"/>
+          <w:i w:val="0"/>
+          <w:sz w:val="19"/>
+        </w:rPr>
+        <w:t>run_featurized_experiments.py</w:t>
+      </w:r>
+      <w:r>
+        <w:rPr>
+          <w:rFonts w:ascii="바탕" w:hAnsi="바탕" w:eastAsia="바탕"/>
+          <w:b w:val="0"/>
+          <w:i w:val="0"/>
+          <w:sz w:val="20"/>
+        </w:rPr>
+        <w:t xml:space="preserve">, 2026-08-24 확인)의 기본값을 그대로 옮긴 것이다 — 은닉층 50×50 ReLU, Adam 학습률 1e-3, 할인율 0.99, 재생 버퍼 10만, 배치 64, 목표망 500 갱신마다, Double DQN, 최대 지속 길이 J=10. 예산은 </w:t>
+      </w:r>
+      <w:r>
+        <w:rPr>
+          <w:rFonts w:ascii="바탕" w:hAnsi="바탕" w:eastAsia="바탕"/>
+          <w:b/>
+          <w:i w:val="0"/>
+          <w:sz w:val="20"/>
+        </w:rPr>
+        <w:t>환경 스텝 수</w:t>
+      </w:r>
+      <w:r>
+        <w:rPr>
+          <w:rFonts w:ascii="바탕" w:hAnsi="바탕" w:eastAsia="바탕"/>
+          <w:b w:val="0"/>
+          <w:i w:val="0"/>
+          <w:sz w:val="20"/>
+        </w:rPr>
+        <w:t xml:space="preserve">로 통일한다. 환경별 값은 Ⅳ장의 실험 설정 표에 모아 두었다. 우리가 정한 값을 쓰면 "어느 계열에 유리하게 맞춘 것 아니냐"는 의심을 피할 수 없기 때문이다. 세 계열은 이 값을 </w:t>
+      </w:r>
+      <w:r>
+        <w:rPr>
+          <w:rFonts w:ascii="바탕" w:hAnsi="바탕" w:eastAsia="바탕"/>
+          <w:b/>
+          <w:i w:val="0"/>
+          <w:sz w:val="20"/>
+        </w:rPr>
+        <w:t>완전히 동일하게</w:t>
+      </w:r>
+      <w:r>
+        <w:rPr>
+          <w:rFonts w:ascii="바탕" w:hAnsi="바탕" w:eastAsia="바탕"/>
+          <w:b w:val="0"/>
+          <w:i w:val="0"/>
+          <w:sz w:val="20"/>
+        </w:rPr>
+        <w:t xml:space="preserve"> 쓰며, 계열 간 차이는 오직 '한 번의 결정이 환경을 몇 스텝 진행시키는가'와 '행동 집합에 기본 정책 위임이 있는가'뿐이다.</w:t>
+      </w:r>
     </w:p>
     <w:p>
       <w:pPr>
@@ -4563,61 +2942,7 @@
           <w:i w:val="0"/>
           <w:sz w:val="20"/>
         </w:rPr>
-        <w:t>하이퍼파라미터는 우리가 고른 값이 아니라 TempoRL 공개 구현(</w:t>
-      </w:r>
-      <w:r>
-        <w:rPr>
-          <w:rFonts w:ascii="Consolas" w:hAnsi="Consolas" w:eastAsia="Consolas"/>
-          <w:b w:val="0"/>
-          <w:i w:val="0"/>
-          <w:sz w:val="19"/>
-        </w:rPr>
-        <w:t>automl/TempoRL</w:t>
-      </w:r>
-      <w:r>
-        <w:rPr>
-          <w:rFonts w:ascii="바탕" w:hAnsi="바탕" w:eastAsia="바탕"/>
-          <w:b w:val="0"/>
-          <w:i w:val="0"/>
-          <w:sz w:val="20"/>
-        </w:rPr>
-        <w:t xml:space="preserve">, </w:t>
-      </w:r>
-      <w:r>
-        <w:rPr>
-          <w:rFonts w:ascii="Consolas" w:hAnsi="Consolas" w:eastAsia="Consolas"/>
-          <w:b w:val="0"/>
-          <w:i w:val="0"/>
-          <w:sz w:val="19"/>
-        </w:rPr>
-        <w:t>run_featurized_experiments.py</w:t>
-      </w:r>
-      <w:r>
-        <w:rPr>
-          <w:rFonts w:ascii="바탕" w:hAnsi="바탕" w:eastAsia="바탕"/>
-          <w:b w:val="0"/>
-          <w:i w:val="0"/>
-          <w:sz w:val="20"/>
-        </w:rPr>
-        <w:t xml:space="preserve">, 2026-08-24 확인)의 기본값을 그대로 옮긴 것이다. 우리가 정한 값을 쓰면 "어느 계열에 유리하게 맞춘 것 아니냐"는 의심을 피할 수 없기 때문이다. 세 계열은 이 값을 </w:t>
-      </w:r>
-      <w:r>
-        <w:rPr>
-          <w:rFonts w:ascii="바탕" w:hAnsi="바탕" w:eastAsia="바탕"/>
-          <w:b/>
-          <w:i w:val="0"/>
-          <w:sz w:val="20"/>
-        </w:rPr>
-        <w:t>완전히 동일하게</w:t>
-      </w:r>
-      <w:r>
-        <w:rPr>
-          <w:rFonts w:ascii="바탕" w:hAnsi="바탕" w:eastAsia="바탕"/>
-          <w:b w:val="0"/>
-          <w:i w:val="0"/>
-          <w:sz w:val="20"/>
-        </w:rPr>
-        <w:t xml:space="preserve"> 쓰며, 계열 간 차이는 오직 '한 번의 결정이 환경을 몇 스텝 진행시키는가'와 '행동 집합에 기본 정책 위임이 있는가'뿐이다.</w:t>
+        <w:t>마지막 항목이 특히 중요하다. TempoRL은 한 번의 결정으로 여러 스텝을 진행하므로 "결정 횟수"로 예산을 세면 다른 계열보다 훨씬 많은 환경 경험을 얻는다. 그래서 예산은 환경 스텝 수로 세고, 학습 갱신 횟수도 소비한 환경 스텝 수에 비례시킨다.</w:t>
       </w:r>
     </w:p>
     <w:p>
@@ -4633,7 +2958,43 @@
           <w:i w:val="0"/>
           <w:sz w:val="20"/>
         </w:rPr>
-        <w:t>마지막 항목이 특히 중요하다. TempoRL은 한 번의 결정으로 여러 스텝을 진행하므로 "결정 횟수"로 예산을 세면 다른 계열보다 훨씬 많은 환경 경험을 얻는다. 그래서 예산은 환경 스텝 수로 세고, 학습 갱신 횟수도 소비한 환경 스텝 수에 비례시킨다.</w:t>
+        <w:t xml:space="preserve">평가는 모든 계열·규칙에서 동일하다. </w:t>
+      </w:r>
+      <w:r>
+        <w:rPr>
+          <w:rFonts w:ascii="바탕" w:hAnsi="바탕" w:eastAsia="바탕"/>
+          <w:b/>
+          <w:i w:val="0"/>
+          <w:sz w:val="20"/>
+        </w:rPr>
+        <w:t>탐험을 끈 상태(greedy)</w:t>
+      </w:r>
+      <w:r>
+        <w:rPr>
+          <w:rFonts w:ascii="바탕" w:hAnsi="바탕" w:eastAsia="바탕"/>
+          <w:b w:val="0"/>
+          <w:i w:val="0"/>
+          <w:sz w:val="20"/>
+        </w:rPr>
+        <w:t xml:space="preserve"> 로 재며, 평가 시드는 계열과 무관하게 같은 값(</w:t>
+      </w:r>
+      <w:r>
+        <w:rPr>
+          <w:rFonts w:ascii="Consolas" w:hAnsi="Consolas" w:eastAsia="Consolas"/>
+          <w:b w:val="0"/>
+          <w:i w:val="0"/>
+          <w:sz w:val="19"/>
+        </w:rPr>
+        <w:t>500000 + 시드×1000 + i</w:t>
+      </w:r>
+      <w:r>
+        <w:rPr>
+          <w:rFonts w:ascii="바탕" w:hAnsi="바탕" w:eastAsia="바탕"/>
+          <w:b w:val="0"/>
+          <w:i w:val="0"/>
+          <w:sz w:val="20"/>
+        </w:rPr>
+        <w:t>)을 쓴다. 고정 규칙도 같은 평가 시드로, 같은 파일 구조로 기록해 집계 코드가 규칙과 학습을 구분 없이 다룬다.</w:t>
       </w:r>
     </w:p>
     <w:p>
@@ -4649,7 +3010,7 @@
           <w:i w:val="0"/>
           <w:sz w:val="20"/>
         </w:rPr>
-        <w:t xml:space="preserve">평가는 모든 계열·규칙에서 동일하다. </w:t>
+        <w:t xml:space="preserve">학습 계열의 최종 점수는 </w:t>
       </w:r>
       <w:r>
         <w:rPr>
@@ -4658,7 +3019,7 @@
           <w:i w:val="0"/>
           <w:sz w:val="20"/>
         </w:rPr>
-        <w:t>탐험을 끈 상태(greedy)</w:t>
+        <w:t>한 시점이 아니라 예산의 90%·95%·100% 세 시점 정책을 각각 50 에피소드씩 평가해 합친 150 에피소드</w:t>
       </w:r>
       <w:r>
         <w:rPr>
@@ -4667,25 +3028,22 @@
           <w:i w:val="0"/>
           <w:sz w:val="20"/>
         </w:rPr>
-        <w:t xml:space="preserve"> 로 재며, 평가 시드는 계열과 무관하게 같은 값(</w:t>
-      </w:r>
-      <w:r>
-        <w:rPr>
-          <w:rFonts w:ascii="Consolas" w:hAnsi="Consolas" w:eastAsia="Consolas"/>
-          <w:b w:val="0"/>
-          <w:i w:val="0"/>
-          <w:sz w:val="19"/>
-        </w:rPr>
-        <w:t>500000 + 시드×1000 + i</w:t>
-      </w:r>
-      <w:r>
-        <w:rPr>
-          <w:rFonts w:ascii="바탕" w:hAnsi="바탕" w:eastAsia="바탕"/>
-          <w:b w:val="0"/>
-          <w:i w:val="0"/>
-          <w:sz w:val="20"/>
-        </w:rPr>
-        <w:t>)을 쓴다. 고정 규칙도 같은 평가 시드로, 같은 파일 구조로 기록해 집계 코드가 규칙과 학습을 구분 없이 다룬다.</w:t>
+        <w:t>의 평균이다. 파일럿에서 정책이 평가 시점마다 두 상태를 오가는 경우가 관찰됐기 때문이다(예: MountainCar의 Lazy-MDP가 '규칙에 위임(−119)'과 '직접 우가속(−200)' 사이를 손실이 0에 수렴한 채 왕복). Q값이 거의 동률이라 argmax가 뒤집히는 것인데, 한 시점만 재면 최종 점수가 동전 던지기가 된다. 학습이 없는 고정 규칙은 이런 진동이 없으므로 시드당 100 에피소드로 잰다.</w:t>
+      </w:r>
+    </w:p>
+    <w:p>
+      <w:pPr>
+        <w:spacing w:line="312" w:lineRule="auto" w:before="200" w:after="80"/>
+        <w:jc w:val="left"/>
+      </w:pPr>
+      <w:r>
+        <w:rPr>
+          <w:rFonts w:ascii="맑은 고딕" w:hAnsi="맑은 고딕" w:eastAsia="맑은 고딕"/>
+          <w:b/>
+          <w:i w:val="0"/>
+          <w:sz w:val="22"/>
+        </w:rPr>
+        <w:t>5. 통계 처리</w:t>
       </w:r>
     </w:p>
     <w:p>
@@ -4701,40 +3059,73 @@
           <w:i w:val="0"/>
           <w:sz w:val="20"/>
         </w:rPr>
-        <w:t xml:space="preserve">학습 계열의 최종 점수는 </w:t>
-      </w:r>
-      <w:r>
-        <w:rPr>
-          <w:rFonts w:ascii="바탕" w:hAnsi="바탕" w:eastAsia="바탕"/>
-          <w:b/>
-          <w:i w:val="0"/>
-          <w:sz w:val="20"/>
-        </w:rPr>
-        <w:t>한 시점이 아니라 예산의 90%·95%·100% 세 시점 정책을 각각 50 에피소드씩 평가해 합친 150 에피소드</w:t>
-      </w:r>
-      <w:r>
-        <w:rPr>
-          <w:rFonts w:ascii="바탕" w:hAnsi="바탕" w:eastAsia="바탕"/>
-          <w:b w:val="0"/>
-          <w:i w:val="0"/>
-          <w:sz w:val="20"/>
-        </w:rPr>
-        <w:t>의 평균이다. 파일럿에서 정책이 평가 시점마다 두 상태를 오가는 경우가 관찰됐기 때문이다(예: MountainCar의 Lazy-MDP가 '규칙에 위임(−119)'과 '직접 우가속(−200)' 사이를 손실이 0에 수렴한 채 왕복). Q값이 거의 동률이라 argmax가 뒤집히는 것인데, 한 시점만 재면 최종 점수가 동전 던지기가 된다. 학습이 없는 고정 규칙은 이런 진동이 없으므로 시드당 100 에피소드로 잰다.</w:t>
+        <w:t>Agarwal et al. (2021)의 프로토콜을 따른다.</w:t>
       </w:r>
     </w:p>
     <w:p>
       <w:pPr>
-        <w:spacing w:line="312" w:lineRule="auto" w:before="200" w:after="80"/>
-        <w:jc w:val="left"/>
+        <w:spacing w:line="480" w:lineRule="auto" w:before="0" w:after="0"/>
+        <w:ind w:left="340" w:hanging="198"/>
       </w:pPr>
       <w:r>
         <w:rPr>
-          <w:rFonts w:ascii="맑은 고딕" w:hAnsi="맑은 고딕" w:eastAsia="맑은 고딕"/>
+          <w:rFonts w:ascii="바탕" w:hAnsi="바탕" w:eastAsia="바탕"/>
+          <w:b w:val="0"/>
+          <w:i w:val="0"/>
+          <w:sz w:val="20"/>
+        </w:rPr>
+        <w:t xml:space="preserve">· 계열·λ 조합마다 </w:t>
+      </w:r>
+      <w:r>
+        <w:rPr>
+          <w:rFonts w:ascii="바탕" w:hAnsi="바탕" w:eastAsia="바탕"/>
           <w:b/>
           <w:i w:val="0"/>
-          <w:sz w:val="22"/>
-        </w:rPr>
-        <w:t>5. 통계 처리</w:t>
+          <w:sz w:val="20"/>
+        </w:rPr>
+        <w:t>시드 10개</w:t>
+      </w:r>
+      <w:r>
+        <w:rPr>
+          <w:rFonts w:ascii="바탕" w:hAnsi="바탕" w:eastAsia="바탕"/>
+          <w:b w:val="0"/>
+          <w:i w:val="0"/>
+          <w:sz w:val="20"/>
+        </w:rPr>
+        <w:t>. 시드 1개의 점수 = 최종 평가 에피소드(학습 150 / 규칙 100)의 평균</w:t>
+      </w:r>
+    </w:p>
+    <w:p>
+      <w:pPr>
+        <w:spacing w:line="480" w:lineRule="auto" w:before="0" w:after="0"/>
+        <w:ind w:left="340" w:hanging="198"/>
+      </w:pPr>
+      <w:r>
+        <w:rPr>
+          <w:rFonts w:ascii="바탕" w:hAnsi="바탕" w:eastAsia="바탕"/>
+          <w:b w:val="0"/>
+          <w:i w:val="0"/>
+          <w:sz w:val="20"/>
+        </w:rPr>
+        <w:t xml:space="preserve">· 대푯값은 평균이 아니라 </w:t>
+      </w:r>
+      <w:r>
+        <w:rPr>
+          <w:rFonts w:ascii="바탕" w:hAnsi="바탕" w:eastAsia="바탕"/>
+          <w:b/>
+          <w:i w:val="0"/>
+          <w:sz w:val="20"/>
+        </w:rPr>
+        <w:t>IQM(사분위평균)</w:t>
+      </w:r>
+      <w:r>
+        <w:rPr>
+          <w:rFonts w:ascii="바탕" w:hAnsi="바탕" w:eastAsia="바탕"/>
+          <w:b w:val="0"/>
+          <w:i w:val="0"/>
+          <w:sz w:val="20"/>
+        </w:rPr>
+        <w:t xml:space="preserve"> — 위아래 25%를 버리고 가운데 50%만 평균 낸다.</w:t>
       </w:r>
     </w:p>
     <w:p>
@@ -4750,7 +3141,7 @@
           <w:i w:val="0"/>
           <w:sz w:val="20"/>
         </w:rPr>
-        <w:t>Agarwal et al. (2021)의 프로토콜을 따른다.</w:t>
+        <w:t>시드 몇 개가 유난히 잘되거나 못되는 강화학습 특유의 산포에 덜 흔들린다</w:t>
       </w:r>
     </w:p>
     <w:p>
@@ -4765,7 +3156,7 @@
           <w:i w:val="0"/>
           <w:sz w:val="20"/>
         </w:rPr>
-        <w:t xml:space="preserve">· 계열·λ 조합마다 </w:t>
+        <w:t xml:space="preserve">· </w:t>
       </w:r>
       <w:r>
         <w:rPr>
@@ -4774,7 +3165,7 @@
           <w:i w:val="0"/>
           <w:sz w:val="20"/>
         </w:rPr>
-        <w:t>시드 10개</w:t>
+        <w:t>95% 계층 부트스트랩 신뢰구간</w:t>
       </w:r>
       <w:r>
         <w:rPr>
@@ -4783,40 +3174,40 @@
           <w:i w:val="0"/>
           <w:sz w:val="20"/>
         </w:rPr>
-        <w:t>. 시드 1개의 점수 = 최종 평가 에피소드(학습 150 / 규칙 100)의 평균</w:t>
+        <w:t>을 함께 보고한다 (</w:t>
+      </w:r>
+      <w:r>
+        <w:rPr>
+          <w:rFonts w:ascii="Consolas" w:hAnsi="Consolas" w:eastAsia="Consolas"/>
+          <w:b w:val="0"/>
+          <w:i w:val="0"/>
+          <w:sz w:val="19"/>
+        </w:rPr>
+        <w:t>rliable</w:t>
+      </w:r>
+      <w:r>
+        <w:rPr>
+          <w:rFonts w:ascii="바탕" w:hAnsi="바탕" w:eastAsia="바탕"/>
+          <w:b w:val="0"/>
+          <w:i w:val="0"/>
+          <w:sz w:val="20"/>
+        </w:rPr>
+        <w:t>). 구간이 겹치면 우열을 말하지 않는다</w:t>
       </w:r>
     </w:p>
     <w:p>
       <w:pPr>
-        <w:spacing w:line="480" w:lineRule="auto" w:before="0" w:after="0"/>
-        <w:ind w:left="340" w:hanging="198"/>
+        <w:spacing w:line="312" w:lineRule="auto" w:before="160" w:after="60"/>
+        <w:jc w:val="left"/>
       </w:pPr>
       <w:r>
         <w:rPr>
-          <w:rFonts w:ascii="바탕" w:hAnsi="바탕" w:eastAsia="바탕"/>
-          <w:b w:val="0"/>
+          <w:rFonts w:ascii="맑은 고딕" w:hAnsi="맑은 고딕" w:eastAsia="맑은 고딕"/>
+          <w:b/>
           <w:i w:val="0"/>
           <w:sz w:val="20"/>
         </w:rPr>
-        <w:t xml:space="preserve">· 대푯값은 평균이 아니라 </w:t>
-      </w:r>
-      <w:r>
-        <w:rPr>
-          <w:rFonts w:ascii="바탕" w:hAnsi="바탕" w:eastAsia="바탕"/>
-          <w:b/>
-          <w:i w:val="0"/>
-          <w:sz w:val="20"/>
-        </w:rPr>
-        <w:t>IQM(사분위평균)</w:t>
-      </w:r>
-      <w:r>
-        <w:rPr>
-          <w:rFonts w:ascii="바탕" w:hAnsi="바탕" w:eastAsia="바탕"/>
-          <w:b w:val="0"/>
-          <w:i w:val="0"/>
-          <w:sz w:val="20"/>
-        </w:rPr>
-        <w:t xml:space="preserve"> — 위아래 25%를 버리고 가운데 50%만 평균 낸다.</w:t>
+        <w:t>임계 비용 λ*의 정의</w:t>
       </w:r>
     </w:p>
     <w:p>
@@ -4828,18 +3219,12 @@
       <w:r>
         <w:rPr>
           <w:rFonts w:ascii="바탕" w:hAnsi="바탕" w:eastAsia="바탕"/>
-          <w:b w:val="0"/>
+          <w:b/>
           <w:i w:val="0"/>
           <w:sz w:val="20"/>
         </w:rPr>
-        <w:t>시드 몇 개가 유난히 잘되거나 못되는 강화학습 특유의 산포에 덜 흔들린다</w:t>
-      </w:r>
-    </w:p>
-    <w:p>
-      <w:pPr>
-        <w:spacing w:line="480" w:lineRule="auto" w:before="0" w:after="0"/>
-        <w:ind w:left="340" w:hanging="198"/>
-      </w:pPr>
+        <w:t>λ* = 학습 에이전트가 최고 고정 규칙을 더 이상 이기지 못하게 되는 가장 작은 λ.</w:t>
+      </w:r>
       <w:r>
         <w:rPr>
           <w:rFonts w:ascii="바탕" w:hAnsi="바탕" w:eastAsia="바탕"/>
@@ -4847,58 +3232,7 @@
           <w:i w:val="0"/>
           <w:sz w:val="20"/>
         </w:rPr>
-        <w:t xml:space="preserve">· </w:t>
-      </w:r>
-      <w:r>
-        <w:rPr>
-          <w:rFonts w:ascii="바탕" w:hAnsi="바탕" w:eastAsia="바탕"/>
-          <w:b/>
-          <w:i w:val="0"/>
-          <w:sz w:val="20"/>
-        </w:rPr>
-        <w:t>95% 계층 부트스트랩 신뢰구간</w:t>
-      </w:r>
-      <w:r>
-        <w:rPr>
-          <w:rFonts w:ascii="바탕" w:hAnsi="바탕" w:eastAsia="바탕"/>
-          <w:b w:val="0"/>
-          <w:i w:val="0"/>
-          <w:sz w:val="20"/>
-        </w:rPr>
-        <w:t>을 함께 보고한다 (</w:t>
-      </w:r>
-      <w:r>
-        <w:rPr>
-          <w:rFonts w:ascii="Consolas" w:hAnsi="Consolas" w:eastAsia="Consolas"/>
-          <w:b w:val="0"/>
-          <w:i w:val="0"/>
-          <w:sz w:val="19"/>
-        </w:rPr>
-        <w:t>rliable</w:t>
-      </w:r>
-      <w:r>
-        <w:rPr>
-          <w:rFonts w:ascii="바탕" w:hAnsi="바탕" w:eastAsia="바탕"/>
-          <w:b w:val="0"/>
-          <w:i w:val="0"/>
-          <w:sz w:val="20"/>
-        </w:rPr>
-        <w:t>). 구간이 겹치면 우열을 말하지 않는다</w:t>
-      </w:r>
-    </w:p>
-    <w:p>
-      <w:pPr>
-        <w:spacing w:line="312" w:lineRule="auto" w:before="160" w:after="60"/>
-        <w:jc w:val="left"/>
-      </w:pPr>
-      <w:r>
-        <w:rPr>
-          <w:rFonts w:ascii="맑은 고딕" w:hAnsi="맑은 고딕" w:eastAsia="맑은 고딕"/>
-          <w:b/>
-          <w:i w:val="0"/>
-          <w:sz w:val="20"/>
-        </w:rPr>
-        <w:t>임계 비용 λ\*의 정의</w:t>
+        <w:t xml:space="preserve"> 두 가지 엄격도로 함께 보고한다.</w:t>
       </w:r>
     </w:p>
     <w:p>
@@ -4914,249 +3248,44 @@
           <w:i w:val="0"/>
           <w:sz w:val="20"/>
         </w:rPr>
-        <w:t>**λ\* = 학습 에이전트가 최고 고정 규칙을 더 이상 이기지 못하게 되는 가장 작은 λ.** 두 가지 엄격도로 함께 보고한다.</w:t>
-      </w:r>
-    </w:p>
-    <w:p>
-      <w:pPr>
-        <w:spacing w:line="276" w:lineRule="auto" w:before="200" w:after="40"/>
-        <w:jc w:val="center"/>
-      </w:pPr>
-      <w:r>
-        <w:rPr>
-          <w:rFonts w:ascii="맑은 고딕" w:hAnsi="맑은 고딕" w:eastAsia="맑은 고딕"/>
+        <w:t xml:space="preserve">두 가지 엄격도로 함께 보고한다. </w:t>
+      </w:r>
+      <w:r>
+        <w:rPr>
+          <w:rFonts w:ascii="바탕" w:hAnsi="바탕" w:eastAsia="바탕"/>
           <w:b/>
           <w:i w:val="0"/>
-          <w:sz w:val="19"/>
-        </w:rPr>
-        <w:t>표 12. 임계 비용 λ*의 두 가지 판정 기준</w:t>
-      </w:r>
-    </w:p>
-    <w:p>
-      <w:pPr>
-        <w:spacing w:line="276" w:lineRule="auto" w:before="0" w:after="60"/>
-        <w:jc w:val="center"/>
-      </w:pPr>
-      <w:r>
-        <w:rPr>
-          <w:rFonts w:ascii="맑은 고딕" w:hAnsi="맑은 고딕" w:eastAsia="맑은 고딕"/>
+          <w:sz w:val="20"/>
+        </w:rPr>
+        <w:t>λ*_CI</w:t>
+      </w:r>
+      <w:r>
+        <w:rPr>
+          <w:rFonts w:ascii="바탕" w:hAnsi="바탕" w:eastAsia="바탕"/>
           <w:b w:val="0"/>
-          <w:i/>
-          <w:sz w:val="18"/>
-        </w:rPr>
-        <w:t>Table 12. Two decision criteria for the critical cost λ*</w:t>
-      </w:r>
-    </w:p>
-    <w:tbl>
-      <w:tblPr>
-        <w:tblStyle w:val="TableGrid"/>
-        <w:tblW w:type="auto" w:w="0"/>
-        <w:jc w:val="center"/>
-        <w:tblLook w:firstColumn="1" w:firstRow="1" w:lastColumn="0" w:lastRow="0" w:noHBand="0" w:noVBand="1" w:val="04A0"/>
-      </w:tblPr>
-      <w:tblGrid>
-        <w:gridCol w:w="3024"/>
-        <w:gridCol w:w="3024"/>
-        <w:gridCol w:w="3024"/>
-      </w:tblGrid>
-      <w:tr>
-        <w:tc>
-          <w:tcPr>
-            <w:tcW w:type="dxa" w:w="3024"/>
-            <w:shd w:val="clear" w:color="auto" w:fill="EDEDED"/>
-          </w:tcPr>
-          <w:p>
-            <w:pPr>
-              <w:spacing w:line="240" w:lineRule="auto"/>
-              <w:jc w:val="center"/>
-            </w:pPr>
-            <w:r/>
-            <w:r>
-              <w:rPr>
-                <w:rFonts w:ascii="맑은 고딕" w:hAnsi="맑은 고딕" w:eastAsia="맑은 고딕"/>
-                <w:b/>
-                <w:i w:val="0"/>
-                <w:sz w:val="18"/>
-              </w:rPr>
-              <w:t>기준</w:t>
-            </w:r>
-          </w:p>
-        </w:tc>
-        <w:tc>
-          <w:tcPr>
-            <w:tcW w:type="dxa" w:w="3024"/>
-            <w:shd w:val="clear" w:color="auto" w:fill="EDEDED"/>
-          </w:tcPr>
-          <w:p>
-            <w:pPr>
-              <w:spacing w:line="240" w:lineRule="auto"/>
-              <w:jc w:val="center"/>
-            </w:pPr>
-            <w:r/>
-            <w:r>
-              <w:rPr>
-                <w:rFonts w:ascii="맑은 고딕" w:hAnsi="맑은 고딕" w:eastAsia="맑은 고딕"/>
-                <w:b/>
-                <w:i w:val="0"/>
-                <w:sz w:val="18"/>
-              </w:rPr>
-              <w:t>정의</w:t>
-            </w:r>
-          </w:p>
-        </w:tc>
-        <w:tc>
-          <w:tcPr>
-            <w:tcW w:type="dxa" w:w="3024"/>
-            <w:shd w:val="clear" w:color="auto" w:fill="EDEDED"/>
-          </w:tcPr>
-          <w:p>
-            <w:pPr>
-              <w:spacing w:line="240" w:lineRule="auto"/>
-              <w:jc w:val="center"/>
-            </w:pPr>
-            <w:r/>
-            <w:r>
-              <w:rPr>
-                <w:rFonts w:ascii="맑은 고딕" w:hAnsi="맑은 고딕" w:eastAsia="맑은 고딕"/>
-                <w:b/>
-                <w:i w:val="0"/>
-                <w:sz w:val="18"/>
-              </w:rPr>
-              <w:t>성격</w:t>
-            </w:r>
-          </w:p>
-        </w:tc>
-      </w:tr>
-      <w:tr>
-        <w:tc>
-          <w:tcPr>
-            <w:tcW w:type="dxa" w:w="3024"/>
-          </w:tcPr>
-          <w:p>
-            <w:pPr>
-              <w:spacing w:line="240" w:lineRule="auto"/>
-              <w:jc w:val="left"/>
-            </w:pPr>
-            <w:r>
-              <w:rPr>
-                <w:rFonts w:ascii="Consolas" w:hAnsi="Consolas" w:eastAsia="Consolas"/>
-                <w:b w:val="0"/>
-                <w:i w:val="0"/>
-                <w:sz w:val="17"/>
-              </w:rPr>
-              <w:t>λ*_CI</w:t>
-            </w:r>
-          </w:p>
-        </w:tc>
-        <w:tc>
-          <w:tcPr>
-            <w:tcW w:type="dxa" w:w="3024"/>
-          </w:tcPr>
-          <w:p>
-            <w:pPr>
-              <w:spacing w:line="240" w:lineRule="auto"/>
-              <w:jc w:val="center"/>
-            </w:pPr>
-            <w:r>
-              <w:rPr>
-                <w:rFonts w:ascii="바탕" w:hAnsi="바탕" w:eastAsia="바탕"/>
-                <w:b w:val="0"/>
-                <w:i w:val="0"/>
-                <w:sz w:val="18"/>
-              </w:rPr>
-              <w:t>학습의 신뢰구간 하한이 규칙의 신뢰구간 상한보다 아래로 처음 내려간 λ</w:t>
-            </w:r>
-          </w:p>
-        </w:tc>
-        <w:tc>
-          <w:tcPr>
-            <w:tcW w:type="dxa" w:w="3024"/>
-          </w:tcPr>
-          <w:p>
-            <w:pPr>
-              <w:spacing w:line="240" w:lineRule="auto"/>
-              <w:jc w:val="center"/>
-            </w:pPr>
-            <w:r>
-              <w:rPr>
-                <w:rFonts w:ascii="바탕" w:hAnsi="바탕" w:eastAsia="바탕"/>
-                <w:b w:val="0"/>
-                <w:i w:val="0"/>
-                <w:sz w:val="18"/>
-              </w:rPr>
-              <w:t>엄격 — "통계적으로 확실한 우위"가 사라지는 지점</w:t>
-            </w:r>
-          </w:p>
-        </w:tc>
-      </w:tr>
-      <w:tr>
-        <w:tc>
-          <w:tcPr>
-            <w:tcW w:type="dxa" w:w="3024"/>
-          </w:tcPr>
-          <w:p>
-            <w:pPr>
-              <w:spacing w:line="240" w:lineRule="auto"/>
-              <w:jc w:val="left"/>
-            </w:pPr>
-            <w:r>
-              <w:rPr>
-                <w:rFonts w:ascii="Consolas" w:hAnsi="Consolas" w:eastAsia="Consolas"/>
-                <w:b w:val="0"/>
-                <w:i w:val="0"/>
-                <w:sz w:val="17"/>
-              </w:rPr>
-              <w:t>λ*_점추정</w:t>
-            </w:r>
-          </w:p>
-        </w:tc>
-        <w:tc>
-          <w:tcPr>
-            <w:tcW w:type="dxa" w:w="3024"/>
-          </w:tcPr>
-          <w:p>
-            <w:pPr>
-              <w:spacing w:line="240" w:lineRule="auto"/>
-              <w:jc w:val="center"/>
-            </w:pPr>
-            <w:r>
-              <w:rPr>
-                <w:rFonts w:ascii="바탕" w:hAnsi="바탕" w:eastAsia="바탕"/>
-                <w:b w:val="0"/>
-                <w:i w:val="0"/>
-                <w:sz w:val="18"/>
-              </w:rPr>
-              <w:t>학습의 IQM이 규칙의 IQM보다 아래로 처음 내려간 λ</w:t>
-            </w:r>
-          </w:p>
-        </w:tc>
-        <w:tc>
-          <w:tcPr>
-            <w:tcW w:type="dxa" w:w="3024"/>
-          </w:tcPr>
-          <w:p>
-            <w:pPr>
-              <w:spacing w:line="240" w:lineRule="auto"/>
-              <w:jc w:val="center"/>
-            </w:pPr>
-            <w:r>
-              <w:rPr>
-                <w:rFonts w:ascii="바탕" w:hAnsi="바탕" w:eastAsia="바탕"/>
-                <w:b w:val="0"/>
-                <w:i w:val="0"/>
-                <w:sz w:val="18"/>
-              </w:rPr>
-              <w:t>느슨 — 두 곡선이 교차하는 지점</w:t>
-            </w:r>
-          </w:p>
-        </w:tc>
-      </w:tr>
-    </w:tbl>
-    <w:p>
-      <w:pPr>
-        <w:spacing w:line="240" w:lineRule="auto" w:before="0" w:after="120"/>
-        <w:jc w:val="both"/>
-      </w:pPr>
+          <w:i w:val="0"/>
+          <w:sz w:val="20"/>
+        </w:rPr>
+        <w:t xml:space="preserve">는 학습의 신뢰구간 하한이 규칙의 신뢰구간 상한보다 아래로 처음 내려간 λ로, "통계적으로 확실한 우위"가 사라지는 엄격한 기준이다. </w:t>
+      </w:r>
+      <w:r>
+        <w:rPr>
+          <w:rFonts w:ascii="바탕" w:hAnsi="바탕" w:eastAsia="바탕"/>
+          <w:b/>
+          <w:i w:val="0"/>
+          <w:sz w:val="20"/>
+        </w:rPr>
+        <w:t>λ*_점추정</w:t>
+      </w:r>
+      <w:r>
+        <w:rPr>
+          <w:rFonts w:ascii="바탕" w:hAnsi="바탕" w:eastAsia="바탕"/>
+          <w:b w:val="0"/>
+          <w:i w:val="0"/>
+          <w:sz w:val="20"/>
+        </w:rPr>
+        <w:t>은 학습의 IQM이 규칙의 IQM보다 아래로 처음 내려간 λ로, 두 곡선이 교차하는 느슨한 기준이다.</w:t>
+      </w:r>
     </w:p>
     <w:p>
       <w:pPr>
@@ -5621,7 +3750,7 @@
           <w:i w:val="0"/>
           <w:sz w:val="20"/>
         </w:rPr>
-        <w:t>λ\</w:t>
+        <w:t>λ*</w:t>
       </w:r>
       <w:r>
         <w:rPr>
@@ -5630,7 +3759,7 @@
           <w:i w:val="0"/>
           <w:sz w:val="20"/>
         </w:rPr>
-        <w:t>*: 학습이 규칙을 더 이상 이기지 못하게 되는 가장 작은 λ. 격자 안에서 교차가 없으면 보간하지 않고 그 사실을 그대로 적는다.</w:t>
+        <w:t>: 학습이 규칙을 더 이상 이기지 못하게 되는 가장 작은 λ. 격자 안에서 교차가 없으면 보간하지 않고 그 사실을 그대로 적는다.</w:t>
       </w:r>
     </w:p>
     <w:p>
@@ -7709,7 +5838,7 @@
           <w:i w:val="0"/>
           <w:sz w:val="19"/>
         </w:rPr>
-        <w:t>표 4. MountainCar-v0의 비용 반영 총보상 r′ — IQM [95% 신뢰구간]</w:t>
+        <w:t>표 3. MountainCar-v0의 비용 반영 총보상 r′ — IQM [95% 신뢰구간]</w:t>
       </w:r>
     </w:p>
     <w:p>
@@ -7724,7 +5853,7 @@
           <w:i/>
           <w:sz w:val="18"/>
         </w:rPr>
-        <w:t>Table 4. Cost-adjusted return r′ on MountainCar-v0 (IQM [95% CI])</w:t>
+        <w:t>Table 3. Cost-adjusted return r′ on MountainCar-v0 (IQM [95% CI])</w:t>
       </w:r>
     </w:p>
     <w:tbl>
@@ -7936,7 +6065,7 @@
                 <w:i w:val="0"/>
                 <w:sz w:val="18"/>
               </w:rPr>
-              <w:t>-160.4 [-179.9, -142.0]</w:t>
+              <w:t>-160.4 [-179.9, -143.6]</w:t>
             </w:r>
           </w:p>
         </w:tc>
@@ -7956,7 +6085,7 @@
                 <w:i w:val="0"/>
                 <w:sz w:val="18"/>
               </w:rPr>
-              <w:t>-141.4 [-159.3, -128.7]</w:t>
+              <w:t>-141.4 [-156.3, -127.8]</w:t>
             </w:r>
           </w:p>
         </w:tc>
@@ -7976,7 +6105,7 @@
                 <w:i w:val="0"/>
                 <w:sz w:val="18"/>
               </w:rPr>
-              <w:t>-127.9 [-152.3, -117.8]</w:t>
+              <w:t>-127.9 [-148.3, -117.3]</w:t>
             </w:r>
           </w:p>
         </w:tc>
@@ -7996,7 +6125,7 @@
                 <w:i w:val="0"/>
                 <w:sz w:val="18"/>
               </w:rPr>
-              <w:t>-119.3 [-119.6, -119.1]</w:t>
+              <w:t>-119.3 [-119.6, -119.0]</w:t>
             </w:r>
           </w:p>
         </w:tc>
@@ -8016,7 +6145,7 @@
                 <w:i w:val="0"/>
                 <w:sz w:val="18"/>
               </w:rPr>
-              <w:t>-119.3 [-119.6, -119.1]</w:t>
+              <w:t>-119.3 [-119.6, -119.0]</w:t>
             </w:r>
           </w:p>
         </w:tc>
@@ -8078,7 +6207,7 @@
                 <w:i w:val="0"/>
                 <w:sz w:val="18"/>
               </w:rPr>
-              <w:t>-197.5 [-200.1, -181.2]</w:t>
+              <w:t>-197.5 [-200.1, -181.1]</w:t>
             </w:r>
           </w:p>
         </w:tc>
@@ -8098,7 +6227,7 @@
                 <w:i w:val="0"/>
                 <w:sz w:val="18"/>
               </w:rPr>
-              <w:t>-192.8 [-200.3, -167.4]</w:t>
+              <w:t>-192.8 [-200.2, -168.3]</w:t>
             </w:r>
           </w:p>
         </w:tc>
@@ -8118,7 +6247,7 @@
                 <w:i w:val="0"/>
                 <w:sz w:val="18"/>
               </w:rPr>
-              <w:t>-155.8 [-174.4, -133.9]</w:t>
+              <w:t>-155.8 [-175.8, -133.8]</w:t>
             </w:r>
           </w:p>
         </w:tc>
@@ -8138,7 +6267,7 @@
                 <w:i w:val="0"/>
                 <w:sz w:val="18"/>
               </w:rPr>
-              <w:t>-120.5 [-120.8, -120.3]</w:t>
+              <w:t>-120.5 [-120.8, -120.2]</w:t>
             </w:r>
           </w:p>
         </w:tc>
@@ -8158,7 +6287,7 @@
                 <w:i w:val="0"/>
                 <w:sz w:val="18"/>
               </w:rPr>
-              <w:t>-120.5 [-120.8, -120.3]</w:t>
+              <w:t>-120.5 [-120.8, -120.2]</w:t>
             </w:r>
           </w:p>
         </w:tc>
@@ -8220,7 +6349,7 @@
                 <w:i w:val="0"/>
                 <w:sz w:val="18"/>
               </w:rPr>
-              <w:t>-200.4 [-201.1, -200.0]</w:t>
+              <w:t>-200.4 [-201.2, -200.0]</w:t>
             </w:r>
           </w:p>
         </w:tc>
@@ -8240,7 +6369,7 @@
                 <w:i w:val="0"/>
                 <w:sz w:val="18"/>
               </w:rPr>
-              <w:t>-200.2 [-200.9, -182.4]</w:t>
+              <w:t>-200.2 [-200.9, -182.6]</w:t>
             </w:r>
           </w:p>
         </w:tc>
@@ -8260,7 +6389,7 @@
                 <w:i w:val="0"/>
                 <w:sz w:val="18"/>
               </w:rPr>
-              <w:t>-159.1 [-189.1, -129.1]</w:t>
+              <w:t>-159.1 [-189.1, -127.8]</w:t>
             </w:r>
           </w:p>
         </w:tc>
@@ -8280,7 +6409,7 @@
                 <w:i w:val="0"/>
                 <w:sz w:val="18"/>
               </w:rPr>
-              <w:t>-121.7 [-122.0, -121.5]</w:t>
+              <w:t>-121.7 [-121.9, -121.4]</w:t>
             </w:r>
           </w:p>
         </w:tc>
@@ -8300,7 +6429,7 @@
                 <w:i w:val="0"/>
                 <w:sz w:val="18"/>
               </w:rPr>
-              <w:t>-121.7 [-122.0, -121.5]</w:t>
+              <w:t>-121.7 [-121.9, -121.4]</w:t>
             </w:r>
           </w:p>
         </w:tc>
@@ -8402,7 +6531,7 @@
                 <w:i w:val="0"/>
                 <w:sz w:val="18"/>
               </w:rPr>
-              <w:t>-167.4 [-201.0, -133.1]</w:t>
+              <w:t>-167.4 [-200.0, -133.0]</w:t>
             </w:r>
           </w:p>
         </w:tc>
@@ -8422,7 +6551,7 @@
                 <w:i w:val="0"/>
                 <w:sz w:val="18"/>
               </w:rPr>
-              <w:t>-122.9 [-123.2, -122.6]</w:t>
+              <w:t>-122.9 [-123.1, -122.6]</w:t>
             </w:r>
           </w:p>
         </w:tc>
@@ -8442,7 +6571,7 @@
                 <w:i w:val="0"/>
                 <w:sz w:val="18"/>
               </w:rPr>
-              <w:t>-122.9 [-123.2, -122.6]</w:t>
+              <w:t>-122.9 [-123.1, -122.6]</w:t>
             </w:r>
           </w:p>
         </w:tc>
@@ -8544,7 +6673,7 @@
                 <w:i w:val="0"/>
                 <w:sz w:val="18"/>
               </w:rPr>
-              <w:t>-187.2 [-200.0, -158.6]</w:t>
+              <w:t>-187.2 [-200.6, -157.5]</w:t>
             </w:r>
           </w:p>
         </w:tc>
@@ -8564,7 +6693,7 @@
                 <w:i w:val="0"/>
                 <w:sz w:val="18"/>
               </w:rPr>
-              <w:t>-125.3 [-125.6, -125.0]</w:t>
+              <w:t>-125.3 [-125.5, -125.0]</w:t>
             </w:r>
           </w:p>
         </w:tc>
@@ -8584,7 +6713,7 @@
                 <w:i w:val="0"/>
                 <w:sz w:val="18"/>
               </w:rPr>
-              <w:t>-125.3 [-125.6, -125.0]</w:t>
+              <w:t>-125.3 [-125.5, -125.0]</w:t>
             </w:r>
           </w:p>
         </w:tc>
@@ -8686,7 +6815,7 @@
                 <w:i w:val="0"/>
                 <w:sz w:val="18"/>
               </w:rPr>
-              <w:t>-191.5 [-200.0, -159.5]</w:t>
+              <w:t>-191.5 [-200.0, -154.3]</w:t>
             </w:r>
           </w:p>
         </w:tc>
@@ -9132,7 +7261,7 @@
                 <w:i w:val="0"/>
                 <w:sz w:val="18"/>
               </w:rPr>
-              <w:t>-198.1 [-198.5, -197.7]</w:t>
+              <w:t>-198.1 [-198.5, -197.6]</w:t>
             </w:r>
           </w:p>
         </w:tc>
@@ -9152,7 +7281,7 @@
                 <w:i w:val="0"/>
                 <w:sz w:val="18"/>
               </w:rPr>
-              <w:t>-198.1 [-198.5, -197.7]</w:t>
+              <w:t>-198.1 [-198.5, -197.6]</w:t>
             </w:r>
           </w:p>
         </w:tc>
@@ -9359,7 +7488,7 @@
           <w:i w:val="0"/>
           <w:sz w:val="19"/>
         </w:rPr>
-        <w:t>표 5. MountainCar-v0의 에피소드당 행동 횟수 (IQM)</w:t>
+        <w:t>표 4. MountainCar-v0의 에피소드당 행동 횟수 (IQM)</w:t>
       </w:r>
     </w:p>
     <w:p>
@@ -9374,7 +7503,7 @@
           <w:i/>
           <w:sz w:val="18"/>
         </w:rPr>
-        <w:t>Table 5. Actions per episode on MountainCar-v0 (IQM)</w:t>
+        <w:t>Table 4. Actions per episode on MountainCar-v0 (IQM)</w:t>
       </w:r>
     </w:p>
     <w:tbl>
@@ -10877,7 +9006,7 @@
           <w:i w:val="0"/>
           <w:sz w:val="19"/>
         </w:rPr>
-        <w:t>표 6. LunarLander-v3의 비용 반영 총보상 r′ — IQM [95% 신뢰구간]</w:t>
+        <w:t>표 5. LunarLander-v3의 비용 반영 총보상 r′ — IQM [95% 신뢰구간]</w:t>
       </w:r>
     </w:p>
     <w:p>
@@ -10892,7 +9021,7 @@
           <w:i/>
           <w:sz w:val="18"/>
         </w:rPr>
-        <w:t>Table 6. Cost-adjusted return r′ on LunarLander-v3 (IQM [95% CI])</w:t>
+        <w:t>Table 5. Cost-adjusted return r′ on LunarLander-v3 (IQM [95% CI])</w:t>
       </w:r>
     </w:p>
     <w:tbl>
@@ -11104,7 +9233,7 @@
                 <w:i w:val="0"/>
                 <w:sz w:val="18"/>
               </w:rPr>
-              <w:t>188.9 [171.3, 216.4]</w:t>
+              <w:t>188.9 [170.6, 215.6]</w:t>
             </w:r>
           </w:p>
         </w:tc>
@@ -11124,7 +9253,7 @@
                 <w:i w:val="0"/>
                 <w:sz w:val="18"/>
               </w:rPr>
-              <w:t>159.1 [130.5, 181.6]</w:t>
+              <w:t>159.1 [135.0, 181.4]</w:t>
             </w:r>
           </w:p>
         </w:tc>
@@ -11144,7 +9273,7 @@
                 <w:i w:val="0"/>
                 <w:sz w:val="18"/>
               </w:rPr>
-              <w:t>210.1 [179.6, 234.4]</w:t>
+              <w:t>210.1 [176.5, 232.9]</w:t>
             </w:r>
           </w:p>
         </w:tc>
@@ -11164,7 +9293,7 @@
                 <w:i w:val="0"/>
                 <w:sz w:val="18"/>
               </w:rPr>
-              <w:t>35.8 [34.3, 37.6]</w:t>
+              <w:t>35.8 [34.5, 37.4]</w:t>
             </w:r>
           </w:p>
         </w:tc>
@@ -11184,7 +9313,7 @@
                 <w:i w:val="0"/>
                 <w:sz w:val="18"/>
               </w:rPr>
-              <w:t>35.8 [34.3, 37.6]</w:t>
+              <w:t>35.8 [34.5, 37.4]</w:t>
             </w:r>
           </w:p>
         </w:tc>
@@ -11204,7 +9333,7 @@
                 <w:i w:val="0"/>
                 <w:sz w:val="18"/>
               </w:rPr>
-              <w:t>-131.3 [-133.4, -128.5]</w:t>
+              <w:t>-131.3 [-133.7, -128.7]</w:t>
             </w:r>
           </w:p>
         </w:tc>
@@ -11246,7 +9375,7 @@
                 <w:i w:val="0"/>
                 <w:sz w:val="18"/>
               </w:rPr>
-              <w:t>189.1 [143.0, 206.9]</w:t>
+              <w:t>189.1 [145.8, 208.4]</w:t>
             </w:r>
           </w:p>
         </w:tc>
@@ -11266,7 +9395,7 @@
                 <w:i w:val="0"/>
                 <w:sz w:val="18"/>
               </w:rPr>
-              <w:t>118.9 [54.3, 176.8]</w:t>
+              <w:t>118.9 [55.2, 173.2]</w:t>
             </w:r>
           </w:p>
         </w:tc>
@@ -11286,7 +9415,7 @@
                 <w:i w:val="0"/>
                 <w:sz w:val="18"/>
               </w:rPr>
-              <w:t>212.9 [169.2, 227.6]</w:t>
+              <w:t>212.9 [175.7, 227.2]</w:t>
             </w:r>
           </w:p>
         </w:tc>
@@ -11306,7 +9435,7 @@
                 <w:i w:val="0"/>
                 <w:sz w:val="18"/>
               </w:rPr>
-              <w:t>23.6 [22.2, 25.4]</w:t>
+              <w:t>23.6 [22.4, 25.3]</w:t>
             </w:r>
           </w:p>
         </w:tc>
@@ -11326,7 +9455,7 @@
                 <w:i w:val="0"/>
                 <w:sz w:val="18"/>
               </w:rPr>
-              <w:t>23.6 [22.2, 25.4]</w:t>
+              <w:t>23.6 [22.4, 25.3]</w:t>
             </w:r>
           </w:p>
         </w:tc>
@@ -11346,7 +9475,7 @@
                 <w:i w:val="0"/>
                 <w:sz w:val="18"/>
               </w:rPr>
-              <w:t>-131.3 [-133.4, -128.5]</w:t>
+              <w:t>-131.3 [-133.7, -128.7]</w:t>
             </w:r>
           </w:p>
         </w:tc>
@@ -11388,7 +9517,7 @@
                 <w:i w:val="0"/>
                 <w:sz w:val="18"/>
               </w:rPr>
-              <w:t>140.9 [99.5, 169.3]</w:t>
+              <w:t>140.9 [101.4, 168.6]</w:t>
             </w:r>
           </w:p>
         </w:tc>
@@ -11408,7 +9537,7 @@
                 <w:i w:val="0"/>
                 <w:sz w:val="18"/>
               </w:rPr>
-              <w:t>80.7 [5.5, 156.3]</w:t>
+              <w:t>80.7 [1.4, 160.2]</w:t>
             </w:r>
           </w:p>
         </w:tc>
@@ -11428,7 +9557,7 @@
                 <w:i w:val="0"/>
                 <w:sz w:val="18"/>
               </w:rPr>
-              <w:t>147.1 [127.8, 162.0]</w:t>
+              <w:t>147.1 [129.5, 162.9]</w:t>
             </w:r>
           </w:p>
         </w:tc>
@@ -11448,7 +9577,7 @@
                 <w:i w:val="0"/>
                 <w:sz w:val="18"/>
               </w:rPr>
-              <w:t>-0.7 [-2.1, 1.1]</w:t>
+              <w:t>-0.7 [-2.0, 1.0]</w:t>
             </w:r>
           </w:p>
         </w:tc>
@@ -11468,7 +9597,7 @@
                 <w:i w:val="0"/>
                 <w:sz w:val="18"/>
               </w:rPr>
-              <w:t>-0.7 [-2.1, 1.1]</w:t>
+              <w:t>-0.7 [-2.0, 1.0]</w:t>
             </w:r>
           </w:p>
         </w:tc>
@@ -11488,7 +9617,7 @@
                 <w:i w:val="0"/>
                 <w:sz w:val="18"/>
               </w:rPr>
-              <w:t>-131.3 [-133.4, -128.5]</w:t>
+              <w:t>-131.3 [-133.7, -128.7]</w:t>
             </w:r>
           </w:p>
         </w:tc>
@@ -11530,7 +9659,7 @@
                 <w:i w:val="0"/>
                 <w:sz w:val="18"/>
               </w:rPr>
-              <w:t>90.2 [62.1, 105.0]</w:t>
+              <w:t>90.2 [65.9, 104.2]</w:t>
             </w:r>
           </w:p>
         </w:tc>
@@ -11550,7 +9679,7 @@
                 <w:i w:val="0"/>
                 <w:sz w:val="18"/>
               </w:rPr>
-              <w:t>59.4 [-4.0, 128.6]</w:t>
+              <w:t>59.4 [-8.4, 131.2]</w:t>
             </w:r>
           </w:p>
         </w:tc>
@@ -11570,7 +9699,7 @@
                 <w:i w:val="0"/>
                 <w:sz w:val="18"/>
               </w:rPr>
-              <w:t>102.9 [54.0, 142.4]</w:t>
+              <w:t>102.9 [53.8, 141.1]</w:t>
             </w:r>
           </w:p>
         </w:tc>
@@ -11590,7 +9719,7 @@
                 <w:i w:val="0"/>
                 <w:sz w:val="18"/>
               </w:rPr>
-              <w:t>-37.2 [-38.6, -35.3]</w:t>
+              <w:t>-37.2 [-38.5, -35.4]</w:t>
             </w:r>
           </w:p>
         </w:tc>
@@ -11610,7 +9739,7 @@
                 <w:i w:val="0"/>
                 <w:sz w:val="18"/>
               </w:rPr>
-              <w:t>-37.2 [-38.6, -35.3]</w:t>
+              <w:t>-37.2 [-38.5, -35.4]</w:t>
             </w:r>
           </w:p>
         </w:tc>
@@ -11630,7 +9759,7 @@
                 <w:i w:val="0"/>
                 <w:sz w:val="18"/>
               </w:rPr>
-              <w:t>-131.3 [-133.4, -128.5]</w:t>
+              <w:t>-131.3 [-133.7, -128.7]</w:t>
             </w:r>
           </w:p>
         </w:tc>
@@ -11672,7 +9801,7 @@
                 <w:i w:val="0"/>
                 <w:sz w:val="18"/>
               </w:rPr>
-              <w:t>-12.8 [-57.2, 35.2]</w:t>
+              <w:t>-12.8 [-67.2, 33.8]</w:t>
             </w:r>
           </w:p>
         </w:tc>
@@ -11692,7 +9821,7 @@
                 <w:i w:val="0"/>
                 <w:sz w:val="18"/>
               </w:rPr>
-              <w:t>-34.2 [-129.0, 23.9]</w:t>
+              <w:t>-34.2 [-120.5, 20.2]</w:t>
             </w:r>
           </w:p>
         </w:tc>
@@ -11712,7 +9841,7 @@
                 <w:i w:val="0"/>
                 <w:sz w:val="18"/>
               </w:rPr>
-              <w:t>36.8 [-41.6, 65.6]</w:t>
+              <w:t>36.8 [-39.6, 68.7]</w:t>
             </w:r>
           </w:p>
         </w:tc>
@@ -11732,7 +9861,7 @@
                 <w:i w:val="0"/>
                 <w:sz w:val="18"/>
               </w:rPr>
-              <w:t>-85.7 [-87.4, -83.9]</w:t>
+              <w:t>-85.7 [-87.1, -83.9]</w:t>
             </w:r>
           </w:p>
         </w:tc>
@@ -11752,7 +9881,7 @@
                 <w:i w:val="0"/>
                 <w:sz w:val="18"/>
               </w:rPr>
-              <w:t>-85.7 [-87.4, -83.9]</w:t>
+              <w:t>-85.7 [-87.1, -83.9]</w:t>
             </w:r>
           </w:p>
         </w:tc>
@@ -11772,7 +9901,7 @@
                 <w:i w:val="0"/>
                 <w:sz w:val="18"/>
               </w:rPr>
-              <w:t>-131.3 [-133.4, -128.5]</w:t>
+              <w:t>-131.3 [-133.7, -128.7]</w:t>
             </w:r>
           </w:p>
         </w:tc>
@@ -11814,7 +9943,7 @@
                 <w:i w:val="0"/>
                 <w:sz w:val="18"/>
               </w:rPr>
-              <w:t>-60.7 [-86.1, -34.3]</w:t>
+              <w:t>-60.7 [-85.7, -33.1]</w:t>
             </w:r>
           </w:p>
         </w:tc>
@@ -11834,7 +9963,7 @@
                 <w:i w:val="0"/>
                 <w:sz w:val="18"/>
               </w:rPr>
-              <w:t>-52.2 [-98.1, -6.6]</w:t>
+              <w:t>-52.2 [-93.6, -12.5]</w:t>
             </w:r>
           </w:p>
         </w:tc>
@@ -11854,7 +9983,7 @@
                 <w:i w:val="0"/>
                 <w:sz w:val="18"/>
               </w:rPr>
-              <w:t>-47.0 [-68.0, -26.4]</w:t>
+              <w:t>-47.0 [-66.5, -25.4]</w:t>
             </w:r>
           </w:p>
         </w:tc>
@@ -11874,7 +10003,7 @@
                 <w:i w:val="0"/>
                 <w:sz w:val="18"/>
               </w:rPr>
-              <w:t>-130.5 [-132.6, -128.8]</w:t>
+              <w:t>-130.5 [-132.2, -128.8]</w:t>
             </w:r>
           </w:p>
         </w:tc>
@@ -11894,7 +10023,7 @@
                 <w:i w:val="0"/>
                 <w:sz w:val="18"/>
               </w:rPr>
-              <w:t>-130.5 [-132.6, -128.8]</w:t>
+              <w:t>-130.5 [-132.2, -128.8]</w:t>
             </w:r>
           </w:p>
         </w:tc>
@@ -11914,7 +10043,7 @@
                 <w:i w:val="0"/>
                 <w:sz w:val="18"/>
               </w:rPr>
-              <w:t>-131.3 [-133.4, -128.5]</w:t>
+              <w:t>-131.3 [-133.7, -128.7]</w:t>
             </w:r>
           </w:p>
         </w:tc>
@@ -11956,7 +10085,7 @@
                 <w:i w:val="0"/>
                 <w:sz w:val="18"/>
               </w:rPr>
-              <w:t>-134.4 [-152.0, -114.6]</w:t>
+              <w:t>-134.4 [-150.0, -116.4]</w:t>
             </w:r>
           </w:p>
         </w:tc>
@@ -11976,7 +10105,7 @@
                 <w:i w:val="0"/>
                 <w:sz w:val="18"/>
               </w:rPr>
-              <w:t>-153.4 [-236.8, -127.6]</w:t>
+              <w:t>-153.4 [-268.2, -129.9]</w:t>
             </w:r>
           </w:p>
         </w:tc>
@@ -11996,7 +10125,7 @@
                 <w:i w:val="0"/>
                 <w:sz w:val="18"/>
               </w:rPr>
-              <w:t>-157.4 [-223.6, -110.0]</w:t>
+              <w:t>-157.4 [-226.3, -106.4]</w:t>
             </w:r>
           </w:p>
         </w:tc>
@@ -12016,7 +10145,7 @@
                 <w:i w:val="0"/>
                 <w:sz w:val="18"/>
               </w:rPr>
-              <w:t>-206.9 [-209.2, -205.2]</w:t>
+              <w:t>-206.9 [-208.8, -205.2]</w:t>
             </w:r>
           </w:p>
         </w:tc>
@@ -12036,7 +10165,7 @@
                 <w:i w:val="0"/>
                 <w:sz w:val="18"/>
               </w:rPr>
-              <w:t>-131.3 [-133.4, -128.5]</w:t>
+              <w:t>-131.3 [-133.7, -128.7]</w:t>
             </w:r>
           </w:p>
         </w:tc>
@@ -12056,7 +10185,7 @@
                 <w:i w:val="0"/>
                 <w:sz w:val="18"/>
               </w:rPr>
-              <w:t>-131.3 [-133.4, -128.5]</w:t>
+              <w:t>-131.3 [-133.7, -128.7]</w:t>
             </w:r>
           </w:p>
         </w:tc>
@@ -12098,7 +10227,7 @@
                 <w:i w:val="0"/>
                 <w:sz w:val="18"/>
               </w:rPr>
-              <w:t>-209.9 [-330.3, -148.3]</w:t>
+              <w:t>-209.9 [-349.1, -145.6]</w:t>
             </w:r>
           </w:p>
         </w:tc>
@@ -12118,7 +10247,7 @@
                 <w:i w:val="0"/>
                 <w:sz w:val="18"/>
               </w:rPr>
-              <w:t>-286.0 [-341.0, -204.5]</w:t>
+              <w:t>-286.0 [-333.8, -206.6]</w:t>
             </w:r>
           </w:p>
         </w:tc>
@@ -12138,7 +10267,7 @@
                 <w:i w:val="0"/>
                 <w:sz w:val="18"/>
               </w:rPr>
-              <w:t>-174.7 [-267.1, -136.6]</w:t>
+              <w:t>-174.7 [-260.8, -137.3]</w:t>
             </w:r>
           </w:p>
         </w:tc>
@@ -12158,7 +10287,7 @@
                 <w:i w:val="0"/>
                 <w:sz w:val="18"/>
               </w:rPr>
-              <w:t>-328.1 [-330.6, -326.5]</w:t>
+              <w:t>-328.1 [-330.4, -326.5]</w:t>
             </w:r>
           </w:p>
         </w:tc>
@@ -12178,7 +10307,7 @@
                 <w:i w:val="0"/>
                 <w:sz w:val="18"/>
               </w:rPr>
-              <w:t>-131.3 [-133.4, -128.5]</w:t>
+              <w:t>-131.3 [-133.7, -128.7]</w:t>
             </w:r>
           </w:p>
         </w:tc>
@@ -12198,7 +10327,7 @@
                 <w:i w:val="0"/>
                 <w:sz w:val="18"/>
               </w:rPr>
-              <w:t>-131.3 [-133.4, -128.5]</w:t>
+              <w:t>-131.3 [-133.7, -128.7]</w:t>
             </w:r>
           </w:p>
         </w:tc>
@@ -12385,7 +10514,7 @@
           <w:i w:val="0"/>
           <w:sz w:val="19"/>
         </w:rPr>
-        <w:t>표 7. LunarLander-v3의 에피소드당 행동 횟수 (IQM)</w:t>
+        <w:t>표 6. LunarLander-v3의 에피소드당 행동 횟수 (IQM)</w:t>
       </w:r>
     </w:p>
     <w:p>
@@ -12400,7 +10529,7 @@
           <w:i/>
           <w:sz w:val="18"/>
         </w:rPr>
-        <w:t>Table 7. Actions per episode on LunarLander-v3 (IQM)</w:t>
+        <w:t>Table 6. Actions per episode on LunarLander-v3 (IQM)</w:t>
       </w:r>
     </w:p>
     <w:tbl>
@@ -13720,7 +11849,7 @@
     </w:p>
     <w:p>
       <w:pPr>
-        <w:spacing w:line="312" w:lineRule="auto" w:before="200" w:after="80"/>
+        <w:spacing w:line="312" w:lineRule="auto" w:before="160" w:after="60"/>
         <w:jc w:val="left"/>
       </w:pPr>
       <w:r>
@@ -13728,9 +11857,9 @@
           <w:rFonts w:ascii="맑은 고딕" w:hAnsi="맑은 고딕" w:eastAsia="맑은 고딕"/>
           <w:b/>
           <w:i w:val="0"/>
-          <w:sz w:val="22"/>
-        </w:rPr>
-        <w:t>5. 무행동 붕괴 — 아주 작은 비용에서 학습이 멈춘다</w:t>
+          <w:sz w:val="20"/>
+        </w:rPr>
+        <w:t>4.3 무행동 붕괴 — 아주 작은 비용에서 학습이 멈춘다</w:t>
       </w:r>
     </w:p>
     <w:p>
@@ -13746,7 +11875,7 @@
           <w:i w:val="0"/>
           <w:sz w:val="20"/>
         </w:rPr>
-        <w:t>MountainCar에서는 비용이 조금만 붙어도 세 계열 모두 행동을 멈추고 그 상태로 굳는다. λ를 0 부근에서 촘촘히 훑어 그 문턱이 어디인지 쟀다.</w:t>
+        <w:t>앞의 두 환경이 갈린 이유를 여기서 본다. MountainCar에서는 비용이 조금만 붙어도 세 계열 모두 행동을 멈추고 그 상태로 굳는다. λ를 0 부근에서 촘촘히 훑어 그 문턱이 어디인지 쟀다.</w:t>
       </w:r>
     </w:p>
     <w:p>
@@ -13908,7 +12037,7 @@
           <w:i w:val="0"/>
           <w:sz w:val="22"/>
         </w:rPr>
-        <w:t>6. 공정성 점검 — 비용이 없을 때 학습은 규칙 수준에 닿는가</w:t>
+        <w:t>5. 공정성 점검 — 비용이 없을 때 학습은 규칙 수준에 닿는가</w:t>
       </w:r>
     </w:p>
     <w:p>
@@ -13939,7 +12068,7 @@
           <w:i w:val="0"/>
           <w:sz w:val="19"/>
         </w:rPr>
-        <w:t>표 3. 공정성 점검 — 비용이 없을 때(λ=0) 학습은 규칙 수준에 닿는가 (MountainCar-v0)</w:t>
+        <w:t>표 7. 공정성 점검 — 비용이 없을 때(λ=0) 학습은 규칙 수준에 닿는가 (MountainCar-v0)</w:t>
       </w:r>
     </w:p>
     <w:p>
@@ -13954,7 +12083,7 @@
           <w:i/>
           <w:sz w:val="18"/>
         </w:rPr>
-        <w:t>Table 3. Fairness check: can learning reach rule-level performance at zero cost (λ=0) on MountainCar-v0</w:t>
+        <w:t>Table 7. Fairness check: can learning reach rule-level performance at zero cost (λ=0) on MountainCar-v0</w:t>
       </w:r>
     </w:p>
     <w:tbl>
@@ -14226,7 +12355,7 @@
                 <w:i w:val="0"/>
                 <w:sz w:val="18"/>
               </w:rPr>
-              <w:t>[-179.9, -142.0]</w:t>
+              <w:t>[-179.9, -143.6]</w:t>
             </w:r>
           </w:p>
         </w:tc>
@@ -14368,7 +12497,7 @@
                 <w:i w:val="0"/>
                 <w:sz w:val="18"/>
               </w:rPr>
-              <w:t>[-119.6, -119.1]</w:t>
+              <w:t>[-119.6, -119.0]</w:t>
             </w:r>
           </w:p>
         </w:tc>
@@ -14485,11 +12614,20 @@
       <w:r>
         <w:rPr>
           <w:rFonts w:ascii="바탕" w:hAnsi="바탕" w:eastAsia="바탕"/>
+          <w:b/>
+          <w:i w:val="0"/>
+          <w:sz w:val="20"/>
+        </w:rPr>
+        <w:t>첫째, λ-성능 지도와 임계 비용 λ*.</w:t>
+      </w:r>
+      <w:r>
+        <w:rPr>
+          <w:rFonts w:ascii="바탕" w:hAnsi="바탕" w:eastAsia="바탕"/>
           <w:b w:val="0"/>
           <w:i w:val="0"/>
           <w:sz w:val="20"/>
         </w:rPr>
-        <w:t>**첫째, λ-성능 지도와 임계 비용 λ\*.** 두 환경에서 λ를 격자로 훑어, 비용이 오를 때 각 계열의 성능이 어떻게 무너지는지를 신뢰구간과 함께 그렸다. λ\*는 "학습을 도입할 것인가, 지금 쓰는 규칙으로 버틸 것인가"를 가르는 판단선이 된다.</w:t>
+        <w:t xml:space="preserve"> 두 환경에서 λ를 격자로 훑어, 비용이 오를 때 각 계열의 성능이 어떻게 무너지는지를 신뢰구간과 함께 그렸다. λ*는 "학습을 도입할 것인가, 지금 쓰는 규칙으로 버틸 것인가"를 가르는 판단선이 된다.</w:t>
       </w:r>
     </w:p>
     <w:p>
@@ -14612,7 +12750,7 @@
     <w:p>
       <w:pPr>
         <w:spacing w:line="480" w:lineRule="auto" w:before="0" w:after="0"/>
-        <w:ind w:left="340" w:hanging="198"/>
+        <w:ind w:left="340" w:hanging="340"/>
       </w:pPr>
       <w:r>
         <w:rPr>
@@ -14621,7 +12759,7 @@
           <w:i w:val="0"/>
           <w:sz w:val="20"/>
         </w:rPr>
-        <w:t xml:space="preserve">· 1. </w:t>
+        <w:t xml:space="preserve">1. </w:t>
       </w:r>
       <w:r>
         <w:rPr>
@@ -14661,7 +12799,7 @@
     <w:p>
       <w:pPr>
         <w:spacing w:line="480" w:lineRule="auto" w:before="0" w:after="0"/>
-        <w:ind w:left="340" w:hanging="198"/>
+        <w:ind w:left="340" w:hanging="340"/>
       </w:pPr>
       <w:r>
         <w:rPr>
@@ -14670,7 +12808,7 @@
           <w:i w:val="0"/>
           <w:sz w:val="20"/>
         </w:rPr>
-        <w:t xml:space="preserve">· 2. </w:t>
+        <w:t xml:space="preserve">2. </w:t>
       </w:r>
       <w:r>
         <w:rPr>
@@ -14710,7 +12848,7 @@
     <w:p>
       <w:pPr>
         <w:spacing w:line="480" w:lineRule="auto" w:before="0" w:after="0"/>
-        <w:ind w:left="340" w:hanging="198"/>
+        <w:ind w:left="340" w:hanging="340"/>
       </w:pPr>
       <w:r>
         <w:rPr>
@@ -14719,7 +12857,7 @@
           <w:i w:val="0"/>
           <w:sz w:val="20"/>
         </w:rPr>
-        <w:t xml:space="preserve">· 3. </w:t>
+        <w:t xml:space="preserve">3. </w:t>
       </w:r>
       <w:r>
         <w:rPr>
@@ -14833,7 +12971,7 @@
           <w:i w:val="0"/>
           <w:sz w:val="20"/>
         </w:rPr>
-        <w:t>두 점으로 그은 선을 일반 법칙이라고 말할 수는 없다. "보상 조밀도가 λ\*를 결정한다"는 주장은 더 많은 환경에서 확인되어야 한다.</w:t>
+        <w:t>두 점으로 그은 선을 일반 법칙이라고 말할 수는 없다. "보상 조밀도가 λ*를 결정한다"는 주장은 더 많은 환경에서 확인되어야 한다.</w:t>
       </w:r>
     </w:p>
     <w:p>
@@ -15046,7 +13184,25 @@
           <w:i w:val="0"/>
           <w:sz w:val="20"/>
         </w:rPr>
-        <w:t>· **환경 수를 늘려 '보상 조밀도 → λ\*' 관계를 검증한다.** 보상 조밀도를 정량화하는 지표를 정의하고</w:t>
+        <w:t xml:space="preserve">· </w:t>
+      </w:r>
+      <w:r>
+        <w:rPr>
+          <w:rFonts w:ascii="바탕" w:hAnsi="바탕" w:eastAsia="바탕"/>
+          <w:b/>
+          <w:i w:val="0"/>
+          <w:sz w:val="20"/>
+        </w:rPr>
+        <w:t>환경 수를 늘려 '보상 조밀도 → λ*' 관계를 검증한다.</w:t>
+      </w:r>
+      <w:r>
+        <w:rPr>
+          <w:rFonts w:ascii="바탕" w:hAnsi="바탕" w:eastAsia="바탕"/>
+          <w:b w:val="0"/>
+          <w:i w:val="0"/>
+          <w:sz w:val="20"/>
+        </w:rPr>
+        <w:t xml:space="preserve"> 보상 조밀도를 정량화하는 지표를 정의하고</w:t>
       </w:r>
     </w:p>
     <w:p>
@@ -15062,7 +13218,7 @@
           <w:i w:val="0"/>
           <w:sz w:val="20"/>
         </w:rPr>
-        <w:t>여러 환경의 λ\*와 상관을 보는 것이 자연스러운 다음 단계다.</w:t>
+        <w:t>여러 환경의 λ*와 상관을 보는 것이 자연스러운 다음 단계다.</w:t>
       </w:r>
     </w:p>
     <w:p>

--- a/졸업논문_초안v1.docx
+++ b/졸업논문_초안v1.docx
@@ -10484,6 +10484,21 @@
           <w:sz w:val="20"/>
         </w:rPr>
         <w:t>· TempoRL은 비교된 λ 구간 전체(8/8 λ)에서 임계값 규칙을 이겼다.</w:t>
+      </w:r>
+    </w:p>
+    <w:p>
+      <w:pPr>
+        <w:spacing w:line="480" w:lineRule="auto" w:before="0" w:after="0"/>
+        <w:ind w:left="340" w:hanging="198"/>
+      </w:pPr>
+      <w:r>
+        <w:rPr>
+          <w:rFonts w:ascii="바탕" w:hAnsi="바탕" w:eastAsia="바탕"/>
+          <w:b w:val="0"/>
+          <w:i w:val="0"/>
+          <w:sz w:val="20"/>
+        </w:rPr>
+        <w:t>· λ마다 가장 센 규칙(최강 규칙 포락선)과 비교하면 역전 지점이 앞당겨진다: 표준 DQN λ=2, Lazy-MDP λ=2, TempoRL λ=2. 비용이 커지면 최강 규칙이 무행동으로 바뀌기 때문이며, 이쪽이 실질적인 임계 비용이다.</w:t>
       </w:r>
     </w:p>
     <w:p>

--- a/졸업논문_초안v1.docx
+++ b/졸업논문_초안v1.docx
@@ -7427,7 +7427,7 @@
           <w:i w:val="0"/>
           <w:sz w:val="20"/>
         </w:rPr>
-        <w:t>· 표준 DQN은 λ=0에서도 pump 규칙을 이기지 못했다. 비용 때문이 아니라 학습된 정책 자체가 규칙보다 약하다는 뜻이다.</w:t>
+        <w:t>· 표준 DQN은 비용이 아예 없는 λ=0에서 pump 규칙에 졌다. 비용 때문이 아니라 학습된 정책 자체가 규칙보다 약하다는 뜻이다.</w:t>
       </w:r>
     </w:p>
     <w:p>
@@ -7442,7 +7442,7 @@
           <w:i w:val="0"/>
           <w:sz w:val="20"/>
         </w:rPr>
-        <w:t>· Lazy-MDP는 λ=0에서도 pump 규칙을 이기지 못했다. 비용 때문이 아니라 학습된 정책 자체가 규칙보다 약하다는 뜻이다.</w:t>
+        <w:t>· Lazy-MDP는 비용이 아예 없는 λ=0에서 pump 규칙에 비겼다(신뢰구간이 겹쳐 우열을 말할 수 없다). 어느 쪽이든 '비용 때문에 졌다'고 말할 수 없다 — 비용이 0인 조건이다.</w:t>
       </w:r>
     </w:p>
     <w:p>
@@ -7457,7 +7457,7 @@
           <w:i w:val="0"/>
           <w:sz w:val="20"/>
         </w:rPr>
-        <w:t>· TempoRL은 λ=0에서도 pump 규칙을 이기지 못했다. 비용 때문이 아니라 학습된 정책 자체가 규칙보다 약하다는 뜻이다.</w:t>
+        <w:t>· TempoRL은 비용이 아예 없는 λ=0에서 pump 규칙에 졌다. 비용 때문이 아니라 학습된 정책 자체가 규칙보다 약하다는 뜻이다.</w:t>
       </w:r>
     </w:p>
     <w:p>

--- a/졸업논문_초안v1.docx
+++ b/졸업논문_초안v1.docx
@@ -468,7 +468,7 @@
           <w:i w:val="0"/>
           <w:sz w:val="20"/>
         </w:rPr>
-        <w:t xml:space="preserve"> 두 환경(MountainCar-v0, LunarLander-v3)에서 λ를 격자로 훑어, 비용이</w:t>
+        <w:t xml:space="preserve"> 성질이 다른 세 환경 — 보상이 희소하고 좋은 규칙이 있는 MountainCar-v0,</w:t>
       </w:r>
     </w:p>
     <w:p>
@@ -484,7 +484,7 @@
           <w:i w:val="0"/>
           <w:sz w:val="20"/>
         </w:rPr>
-        <w:t>오를 때 각 계열의 성능이 어떻게 무너지는지를 신뢰구간과 함께 그린 지도를 만들었다.</w:t>
+        <w:t>보상이 조밀하고 규칙이 약한 LunarLander-v3, 그 사이에 있는 MinAtar Freeway — 에서 λ를 격자로 훑어, 비용이 오를 때 각 계열의 성능이 어떻게 무너지는지를 신뢰구간과 함께 그린 지도를 만들었다.</w:t>
       </w:r>
     </w:p>
     <w:p>
@@ -605,17 +605,35 @@
     </w:p>
     <w:p>
       <w:pPr>
-        <w:spacing w:line="312" w:lineRule="auto" w:before="200" w:after="80"/>
-        <w:jc w:val="left"/>
+        <w:spacing w:line="480" w:lineRule="auto" w:before="0" w:after="0"/>
+        <w:ind w:left="340" w:hanging="340"/>
       </w:pPr>
       <w:r>
         <w:rPr>
-          <w:rFonts w:ascii="맑은 고딕" w:hAnsi="맑은 고딕" w:eastAsia="맑은 고딕"/>
+          <w:rFonts w:ascii="바탕" w:hAnsi="바탕" w:eastAsia="바탕"/>
+          <w:b w:val="0"/>
+          <w:i w:val="0"/>
+          <w:sz w:val="20"/>
+        </w:rPr>
+        <w:t xml:space="preserve">4. </w:t>
+      </w:r>
+      <w:r>
+        <w:rPr>
+          <w:rFonts w:ascii="바탕" w:hAnsi="바탕" w:eastAsia="바탕"/>
           <w:b/>
           <w:i w:val="0"/>
-          <w:sz w:val="22"/>
-        </w:rPr>
-        <w:t>2. 미리 밝히는 결론</w:t>
+          <w:sz w:val="20"/>
+        </w:rPr>
+        <w:t>공정성 검증.</w:t>
+      </w:r>
+      <w:r>
+        <w:rPr>
+          <w:rFonts w:ascii="바탕" w:hAnsi="바탕" w:eastAsia="바탕"/>
+          <w:b w:val="0"/>
+          <w:i w:val="0"/>
+          <w:sz w:val="20"/>
+        </w:rPr>
+        <w:t xml:space="preserve"> "학습이 규칙에 진 것은 비용 때문이 아니라 학습이 덜 된 탓 아닌가"라는</w:t>
       </w:r>
     </w:p>
     <w:p>
@@ -631,43 +649,22 @@
           <w:i w:val="0"/>
           <w:sz w:val="20"/>
         </w:rPr>
-        <w:t xml:space="preserve">가장 중요한 결과는 기대와 달랐다. </w:t>
-      </w:r>
-      <w:r>
-        <w:rPr>
-          <w:rFonts w:ascii="바탕" w:hAnsi="바탕" w:eastAsia="바탕"/>
+        <w:t>당연한 반론을 정면으로 확인했다. 비용이 아예 없는 λ=0 조건에서 학습 예산과 탐험 설정을 바꿔 가며 다시 쟀고, 그 결과를 그대로 보고한다.</w:t>
+      </w:r>
+    </w:p>
+    <w:p>
+      <w:pPr>
+        <w:spacing w:line="312" w:lineRule="auto" w:before="200" w:after="80"/>
+        <w:jc w:val="left"/>
+      </w:pPr>
+      <w:r>
+        <w:rPr>
+          <w:rFonts w:ascii="맑은 고딕" w:hAnsi="맑은 고딕" w:eastAsia="맑은 고딕"/>
           <w:b/>
           <w:i w:val="0"/>
-          <w:sz w:val="20"/>
-        </w:rPr>
-        <w:t>답은 λ 하나로 정해지지 않는다.</w:t>
-      </w:r>
-      <w:r>
-        <w:rPr>
-          <w:rFonts w:ascii="바탕" w:hAnsi="바탕" w:eastAsia="바탕"/>
-          <w:b w:val="0"/>
-          <w:i w:val="0"/>
-          <w:sz w:val="20"/>
-        </w:rPr>
-        <w:t xml:space="preserve"> 두 환경에서 λ*가 0과 2.0으로 갈렸는데, 갈린 이유는 비용의 크기가 아니라 환경의 성질 — </w:t>
-      </w:r>
-      <w:r>
-        <w:rPr>
-          <w:rFonts w:ascii="바탕" w:hAnsi="바탕" w:eastAsia="바탕"/>
-          <w:b/>
-          <w:i w:val="0"/>
-          <w:sz w:val="20"/>
-        </w:rPr>
-        <w:t>보상이 조밀한가, 그리고 이미 좋은 고정 규칙이 있는가</w:t>
-      </w:r>
-      <w:r>
-        <w:rPr>
-          <w:rFonts w:ascii="바탕" w:hAnsi="바탕" w:eastAsia="바탕"/>
-          <w:b w:val="0"/>
-          <w:i w:val="0"/>
-          <w:sz w:val="20"/>
-        </w:rPr>
-        <w:t xml:space="preserve"> — 였다. 보상이 희소하고 좋은 규칙이 있는 MountainCar에서는 비용이 0일 때조차 학습이 규칙을 이기지 못했고, 보상이 조밀한 LunarLander에서는 행동이 상당히 비싸질 때까지 학습이 규칙을 이겼다.</w:t>
+          <w:sz w:val="22"/>
+        </w:rPr>
+        <w:t>2. 미리 밝히는 결론</w:t>
       </w:r>
     </w:p>
     <w:p>
@@ -683,7 +680,7 @@
           <w:i w:val="0"/>
           <w:sz w:val="20"/>
         </w:rPr>
-        <w:t xml:space="preserve">이 결과는 이 연구의 처음 가설("비용이 커질수록 학습이 불리해진다")보다 실무에 더 쓸모가 있다. 비용을 재기 전에 </w:t>
+        <w:t xml:space="preserve">가장 중요한 결과는 기대와 달랐다. </w:t>
       </w:r>
       <w:r>
         <w:rPr>
@@ -692,7 +689,7 @@
           <w:i w:val="0"/>
           <w:sz w:val="20"/>
         </w:rPr>
-        <w:t>환경을 먼저 보라</w:t>
+        <w:t>답은 λ 하나로 정해지지 않는다.</w:t>
       </w:r>
       <w:r>
         <w:rPr>
@@ -701,22 +698,25 @@
           <w:i w:val="0"/>
           <w:sz w:val="20"/>
         </w:rPr>
-        <w:t>는 뜻이기 때문이다.</w:t>
-      </w:r>
-    </w:p>
-    <w:p>
-      <w:pPr>
-        <w:spacing w:line="312" w:lineRule="auto" w:before="200" w:after="80"/>
-        <w:jc w:val="left"/>
-      </w:pPr>
-      <w:r>
-        <w:rPr>
-          <w:rFonts w:ascii="맑은 고딕" w:hAnsi="맑은 고딕" w:eastAsia="맑은 고딕"/>
+        <w:t xml:space="preserve"> 환경마다 λ*가 크게 갈렸는데, 갈린 이유는 비용의 크기가 아니라 환경의 성질 — </w:t>
+      </w:r>
+      <w:r>
+        <w:rPr>
+          <w:rFonts w:ascii="바탕" w:hAnsi="바탕" w:eastAsia="바탕"/>
           <w:b/>
           <w:i w:val="0"/>
-          <w:sz w:val="22"/>
-        </w:rPr>
-        <w:t>3. 논문의 구성</w:t>
+          <w:sz w:val="20"/>
+        </w:rPr>
+        <w:t>보상이 조밀한가, 그리고 이미 좋은 고정 규칙이 있는가</w:t>
+      </w:r>
+      <w:r>
+        <w:rPr>
+          <w:rFonts w:ascii="바탕" w:hAnsi="바탕" w:eastAsia="바탕"/>
+          <w:b w:val="0"/>
+          <w:i w:val="0"/>
+          <w:sz w:val="20"/>
+        </w:rPr>
+        <w:t xml:space="preserve"> — 였다. 보상이 희소하고 좋은 규칙이 있는 MountainCar에서는 비용이 0일 때조차 학습이 규칙을 넘어서지 못했고, 보상이 조밀한 LunarLander에서는 행동이 상당히 비싸질 때까지 학습이 규칙을 이겼다. 구체적인 λ* 값은 Ⅳ장 표 1에 있다.</w:t>
       </w:r>
     </w:p>
     <w:p>
@@ -732,7 +732,56 @@
           <w:i w:val="0"/>
           <w:sz w:val="20"/>
         </w:rPr>
-        <w:t>Ⅱ장에서 TempoRL·Lazy-MDP와 평가 프로토콜을 정리하고 이 연구가 메우는 빈틈을 밝힌다. Ⅲ장에서 비용 래퍼와 비교 4계열, 공정 비교 조건, λ*의 정의를 기술한다. Ⅳ장에서 λ-성능 지도와 임계 비용 표, 무행동 붕괴 분석을 제시한다. Ⅴ장에서 결론과 한계를 정리한다.</w:t>
+        <w:t xml:space="preserve">이 결과는 이 연구의 처음 가설("비용이 커질수록 학습이 불리해진다")보다 실무에 더 쓸모가 있다. 비용을 재기 전에 </w:t>
+      </w:r>
+      <w:r>
+        <w:rPr>
+          <w:rFonts w:ascii="바탕" w:hAnsi="바탕" w:eastAsia="바탕"/>
+          <w:b/>
+          <w:i w:val="0"/>
+          <w:sz w:val="20"/>
+        </w:rPr>
+        <w:t>환경을 먼저 보라</w:t>
+      </w:r>
+      <w:r>
+        <w:rPr>
+          <w:rFonts w:ascii="바탕" w:hAnsi="바탕" w:eastAsia="바탕"/>
+          <w:b w:val="0"/>
+          <w:i w:val="0"/>
+          <w:sz w:val="20"/>
+        </w:rPr>
+        <w:t>는 뜻이기 때문이다.</w:t>
+      </w:r>
+    </w:p>
+    <w:p>
+      <w:pPr>
+        <w:spacing w:line="312" w:lineRule="auto" w:before="200" w:after="80"/>
+        <w:jc w:val="left"/>
+      </w:pPr>
+      <w:r>
+        <w:rPr>
+          <w:rFonts w:ascii="맑은 고딕" w:hAnsi="맑은 고딕" w:eastAsia="맑은 고딕"/>
+          <w:b/>
+          <w:i w:val="0"/>
+          <w:sz w:val="22"/>
+        </w:rPr>
+        <w:t>3. 논문의 구성</w:t>
+      </w:r>
+    </w:p>
+    <w:p>
+      <w:pPr>
+        <w:spacing w:line="480" w:lineRule="auto" w:before="0" w:after="0"/>
+        <w:ind w:firstLine="200"/>
+        <w:jc w:val="both"/>
+      </w:pPr>
+      <w:r>
+        <w:rPr>
+          <w:rFonts w:ascii="바탕" w:hAnsi="바탕" w:eastAsia="바탕"/>
+          <w:b w:val="0"/>
+          <w:i w:val="0"/>
+          <w:sz w:val="20"/>
+        </w:rPr>
+        <w:t>Ⅱ장에서 TempoRL·Lazy-MDP와 평가 프로토콜을 정리하고 이 연구가 메우는 빈틈을 밝힌다. Ⅲ장에서 비용 래퍼와 비교 4계열, 공정 비교 조건, λ*의 정의를 기술한다. Ⅳ장에서 임계 비용 표와 환경별 λ-성능 지도, 무행동 붕괴 분석, 공정성 점검 결과를 제시한다. Ⅴ장에서 결론과 한계를 정리한다.</w:t>
       </w:r>
     </w:p>
     <w:p>

--- a/졸업논문_초안v1.docx
+++ b/졸업논문_초안v1.docx
@@ -12734,7 +12734,7 @@
           <w:i w:val="0"/>
           <w:sz w:val="20"/>
         </w:rPr>
-        <w:t>이었다. 보상이 조밀한 환경에서는 행동이 상당히 비싸질 때까지 학습이 규칙을 이겼고, 보상이 희소하고 이미 좋은 규칙이 있는 환경에서는 비용이 없을 때조차 학습이 규칙을 이기지 못했다.</w:t>
+        <w:t>이었다. 보상이 조밀한 환경에서는 행동이 상당히 비싸질 때까지 학습이 규칙을 이겼고, 보상이 희소하고 이미 좋은 규칙이 있는 환경에서는 비용이 없을 때조차 학습이 규칙을 넘어서지 못했다.</w:t>
       </w:r>
     </w:p>
     <w:p>
@@ -12750,7 +12750,7 @@
           <w:i w:val="0"/>
           <w:sz w:val="20"/>
         </w:rPr>
-        <w:t>셋째, 무행동 붕괴는 최적해가 아니라 탐험 실패다.</w:t>
+        <w:t>이 결과에 대한 가장 당연한 반론을 먼저 확인했다.</w:t>
       </w:r>
       <w:r>
         <w:rPr>
@@ -12759,7 +12759,7 @@
           <w:i w:val="0"/>
           <w:sz w:val="20"/>
         </w:rPr>
-        <w:t xml:space="preserve"> 희소 보상 환경에서는 에피소드 보상의 1% 수준밖에 안 되는 작은 비용만으로도 세 계열 모두 행동을 멈추고 그대로 굳었다. 비용을 처음부터 물리지 않고 학습 도중에 켜는 대조 실험으로, 이것이 "비용을 감안하면 가만히 있는 것이 정말 최적"이라서가 아니라 </w:t>
+        <w:t xml:space="preserve"> "규칙에 진 것은 비용 때문이 아니라 학습이 덜 된 탓 아닌가?" 비용이 아예 없는 λ=0 조건에서 학습 예산을 3.3배로 늘리고 탐험 방식을 바꿔 다시 쟀다. 결과는 Ⅳ장 공정성 점검 절에 그대로 실었다. 예산을 늘려도 규칙을 넘어서지 못한다면 그것은 비용에 대한 발견이 아니라 </w:t>
       </w:r>
       <w:r>
         <w:rPr>
@@ -12768,7 +12768,7 @@
           <w:i w:val="0"/>
           <w:sz w:val="20"/>
         </w:rPr>
-        <w:t>비용 때문에 목표를 한 번도 보지 못해서</w:t>
+        <w:t>그 환경에서 학습이라는 접근 자체가 열세</w:t>
       </w:r>
       <w:r>
         <w:rPr>
@@ -12777,22 +12777,7 @@
           <w:i w:val="0"/>
           <w:sz w:val="20"/>
         </w:rPr>
-        <w:t xml:space="preserve"> 생긴 결과임을 확인했다.</w:t>
-      </w:r>
-    </w:p>
-    <w:p>
-      <w:pPr>
-        <w:spacing w:line="312" w:lineRule="auto" w:before="200" w:after="80"/>
-        <w:jc w:val="left"/>
-      </w:pPr>
-      <w:r>
-        <w:rPr>
-          <w:rFonts w:ascii="맑은 고딕" w:hAnsi="맑은 고딕" w:eastAsia="맑은 고딕"/>
-          <w:b/>
-          <w:i w:val="0"/>
-          <w:sz w:val="22"/>
-        </w:rPr>
-        <w:t>2. 실무자를 위한 정리</w:t>
+        <w:t>라는 뜻이며, 이 논문은 그 구분을 흐리지 않고 적었다.</w:t>
       </w:r>
     </w:p>
     <w:p>
@@ -12804,44 +12789,53 @@
       <w:r>
         <w:rPr>
           <w:rFonts w:ascii="바탕" w:hAnsi="바탕" w:eastAsia="바탕"/>
+          <w:b/>
+          <w:i w:val="0"/>
+          <w:sz w:val="20"/>
+        </w:rPr>
+        <w:t>셋째, 무행동 붕괴는 최적해가 아니라 탐험 실패다.</w:t>
+      </w:r>
+      <w:r>
+        <w:rPr>
+          <w:rFonts w:ascii="바탕" w:hAnsi="바탕" w:eastAsia="바탕"/>
           <w:b w:val="0"/>
           <w:i w:val="0"/>
           <w:sz w:val="20"/>
         </w:rPr>
-        <w:t>이 연구의 결과를 현장의 판단 순서로 옮기면 다음과 같다.</w:t>
+        <w:t xml:space="preserve"> 희소 보상 환경에서는 에피소드 보상의 1% 수준밖에 안 되는 작은 비용만으로도 세 계열 모두 행동을 멈추고 그대로 굳었다. 비용을 처음부터 물리지 않고 학습 도중에 켜는 대조 실험으로, 이것이 "비용을 감안하면 가만히 있는 것이 정말 최적"이라서가 아니라 </w:t>
+      </w:r>
+      <w:r>
+        <w:rPr>
+          <w:rFonts w:ascii="바탕" w:hAnsi="바탕" w:eastAsia="바탕"/>
+          <w:b/>
+          <w:i w:val="0"/>
+          <w:sz w:val="20"/>
+        </w:rPr>
+        <w:t>비용 때문에 목표를 한 번도 보지 못해서</w:t>
+      </w:r>
+      <w:r>
+        <w:rPr>
+          <w:rFonts w:ascii="바탕" w:hAnsi="바탕" w:eastAsia="바탕"/>
+          <w:b w:val="0"/>
+          <w:i w:val="0"/>
+          <w:sz w:val="20"/>
+        </w:rPr>
+        <w:t xml:space="preserve"> 생긴 결과임을 확인했다.</w:t>
       </w:r>
     </w:p>
     <w:p>
       <w:pPr>
-        <w:spacing w:line="480" w:lineRule="auto" w:before="0" w:after="0"/>
-        <w:ind w:left="340" w:hanging="340"/>
+        <w:spacing w:line="312" w:lineRule="auto" w:before="200" w:after="80"/>
+        <w:jc w:val="left"/>
       </w:pPr>
       <w:r>
         <w:rPr>
-          <w:rFonts w:ascii="바탕" w:hAnsi="바탕" w:eastAsia="바탕"/>
-          <w:b w:val="0"/>
-          <w:i w:val="0"/>
-          <w:sz w:val="20"/>
-        </w:rPr>
-        <w:t xml:space="preserve">1. </w:t>
-      </w:r>
-      <w:r>
-        <w:rPr>
-          <w:rFonts w:ascii="바탕" w:hAnsi="바탕" w:eastAsia="바탕"/>
+          <w:rFonts w:ascii="맑은 고딕" w:hAnsi="맑은 고딕" w:eastAsia="맑은 고딕"/>
           <w:b/>
           <w:i w:val="0"/>
-          <w:sz w:val="20"/>
-        </w:rPr>
-        <w:t>먼저 환경을 보라.</w:t>
-      </w:r>
-      <w:r>
-        <w:rPr>
-          <w:rFonts w:ascii="바탕" w:hAnsi="바탕" w:eastAsia="바탕"/>
-          <w:b w:val="0"/>
-          <w:i w:val="0"/>
-          <w:sz w:val="20"/>
-        </w:rPr>
-        <w:t xml:space="preserve"> 보상 신호가 조밀한가? 이미 잘 도는 규칙이 있는가? 보상이 희소하고</w:t>
+          <w:sz w:val="22"/>
+        </w:rPr>
+        <w:t>2. 실무자를 위한 정리</w:t>
       </w:r>
     </w:p>
     <w:p>
@@ -12857,7 +12851,7 @@
           <w:i w:val="0"/>
           <w:sz w:val="20"/>
         </w:rPr>
-        <w:t>좋은 규칙이 있다면, 행동 비용을 재기 전에 이미 답이 정해져 있을 가능성이 높다 — 규칙을 쓰라.</w:t>
+        <w:t>이 연구의 결과를 현장의 판단 순서로 옮기면 다음과 같다.</w:t>
       </w:r>
     </w:p>
     <w:p>
@@ -12872,7 +12866,7 @@
           <w:i w:val="0"/>
           <w:sz w:val="20"/>
         </w:rPr>
-        <w:t xml:space="preserve">2. </w:t>
+        <w:t xml:space="preserve">1. </w:t>
       </w:r>
       <w:r>
         <w:rPr>
@@ -12881,7 +12875,7 @@
           <w:i w:val="0"/>
           <w:sz w:val="20"/>
         </w:rPr>
-        <w:t>학습을 쓰기로 했다면 밑바닥이 있는 구조를 골라라.</w:t>
+        <w:t>먼저 환경을 보라.</w:t>
       </w:r>
       <w:r>
         <w:rPr>
@@ -12890,7 +12884,7 @@
           <w:i w:val="0"/>
           <w:sz w:val="20"/>
         </w:rPr>
-        <w:t xml:space="preserve"> Lazy-MDP 방식은 학습이 실패해도 기본</w:t>
+        <w:t xml:space="preserve"> 보상 신호가 조밀한가? 이미 잘 도는 규칙이 있는가? 보상이 희소하고</w:t>
       </w:r>
     </w:p>
     <w:p>
@@ -12906,7 +12900,7 @@
           <w:i w:val="0"/>
           <w:sz w:val="20"/>
         </w:rPr>
-        <w:t>규칙 수준으로 떨어질 뿐이어서, 두 환경 모두에서 가장 안정적이었다.</w:t>
+        <w:t>좋은 규칙이 있다면, 행동 비용을 재기 전에 이미 답이 정해져 있을 가능성이 높다 — 규칙을 쓰라.</w:t>
       </w:r>
     </w:p>
     <w:p>
@@ -12921,7 +12915,7 @@
           <w:i w:val="0"/>
           <w:sz w:val="20"/>
         </w:rPr>
-        <w:t xml:space="preserve">3. </w:t>
+        <w:t xml:space="preserve">2. </w:t>
       </w:r>
       <w:r>
         <w:rPr>
@@ -12930,7 +12924,7 @@
           <w:i w:val="0"/>
           <w:sz w:val="20"/>
         </w:rPr>
-        <w:t>비용을 처음부터 물리지 마라.</w:t>
+        <w:t>학습을 쓰기로 했다면 밑바닥이 있는 구조를 골라라.</w:t>
       </w:r>
       <w:r>
         <w:rPr>
@@ -12939,7 +12933,7 @@
           <w:i w:val="0"/>
           <w:sz w:val="20"/>
         </w:rPr>
-        <w:t xml:space="preserve"> 비용 없이 먼저 문제를 풀게 한 뒤 비용을 켜는 편이,</w:t>
+        <w:t xml:space="preserve"> Lazy-MDP 방식은 학습이 실패해도 기본</w:t>
       </w:r>
     </w:p>
     <w:p>
@@ -12955,22 +12949,40 @@
           <w:i w:val="0"/>
           <w:sz w:val="20"/>
         </w:rPr>
-        <w:t>처음부터 비용을 물리는 것보다 낫다. 처음부터 물리면 탐험 자체가 막힌다.</w:t>
+        <w:t>규칙 수준으로 떨어질 뿐이어서, 두 환경 모두에서 가장 안정적이었다.</w:t>
       </w:r>
     </w:p>
     <w:p>
       <w:pPr>
-        <w:spacing w:line="312" w:lineRule="auto" w:before="200" w:after="80"/>
-        <w:jc w:val="left"/>
+        <w:spacing w:line="480" w:lineRule="auto" w:before="0" w:after="0"/>
+        <w:ind w:left="340" w:hanging="340"/>
       </w:pPr>
       <w:r>
         <w:rPr>
-          <w:rFonts w:ascii="맑은 고딕" w:hAnsi="맑은 고딕" w:eastAsia="맑은 고딕"/>
+          <w:rFonts w:ascii="바탕" w:hAnsi="바탕" w:eastAsia="바탕"/>
+          <w:b w:val="0"/>
+          <w:i w:val="0"/>
+          <w:sz w:val="20"/>
+        </w:rPr>
+        <w:t xml:space="preserve">3. </w:t>
+      </w:r>
+      <w:r>
+        <w:rPr>
+          <w:rFonts w:ascii="바탕" w:hAnsi="바탕" w:eastAsia="바탕"/>
           <w:b/>
           <w:i w:val="0"/>
-          <w:sz w:val="22"/>
-        </w:rPr>
-        <w:t>3. 한계</w:t>
+          <w:sz w:val="20"/>
+        </w:rPr>
+        <w:t>비용을 처음부터 물리지 마라.</w:t>
+      </w:r>
+      <w:r>
+        <w:rPr>
+          <w:rFonts w:ascii="바탕" w:hAnsi="바탕" w:eastAsia="바탕"/>
+          <w:b w:val="0"/>
+          <w:i w:val="0"/>
+          <w:sz w:val="20"/>
+        </w:rPr>
+        <w:t xml:space="preserve"> 비용 없이 먼저 문제를 풀게 한 뒤 비용을 켜는 편이,</w:t>
       </w:r>
     </w:p>
     <w:p>
@@ -12986,13 +12998,13 @@
           <w:i w:val="0"/>
           <w:sz w:val="20"/>
         </w:rPr>
-        <w:t>정직하게 적어 둔다.</w:t>
+        <w:t>처음부터 비용을 물리는 것보다 낫다. 처음부터 물리면 탐험 자체가 막힌다.</w:t>
       </w:r>
     </w:p>
     <w:p>
       <w:pPr>
         <w:spacing w:line="480" w:lineRule="auto" w:before="0" w:after="0"/>
-        <w:ind w:left="340" w:hanging="198"/>
+        <w:ind w:left="340" w:hanging="340"/>
       </w:pPr>
       <w:r>
         <w:rPr>
@@ -13001,7 +13013,7 @@
           <w:i w:val="0"/>
           <w:sz w:val="20"/>
         </w:rPr>
-        <w:t xml:space="preserve">· </w:t>
+        <w:t xml:space="preserve">4. </w:t>
       </w:r>
       <w:r>
         <w:rPr>
@@ -13010,7 +13022,7 @@
           <w:i w:val="0"/>
           <w:sz w:val="20"/>
         </w:rPr>
-        <w:t>환경이 둘뿐이다.</w:t>
+        <w:t>도입 전에 λ=0에서 먼저 겨뤄 보라.</w:t>
       </w:r>
       <w:r>
         <w:rPr>
@@ -13019,7 +13031,7 @@
           <w:i w:val="0"/>
           <w:sz w:val="20"/>
         </w:rPr>
-        <w:t xml:space="preserve"> MountainCar와 LunarLander는 성질이 대조적이라는 점에서 잘 고른 짝이지만,</w:t>
+        <w:t xml:space="preserve"> 비용을 넣기 전에 "비용이 없는 세계에서 학습이 지금</w:t>
       </w:r>
     </w:p>
     <w:p>
@@ -13035,58 +13047,22 @@
           <w:i w:val="0"/>
           <w:sz w:val="20"/>
         </w:rPr>
-        <w:t>두 점으로 그은 선을 일반 법칙이라고 말할 수는 없다. "보상 조밀도가 λ*를 결정한다"는 주장은 더 많은 환경에서 확인되어야 한다.</w:t>
+        <w:t>규칙을 이기는가"를 확인하는 것이 가장 싼 검사다. 거기서 못 이기면 비용을 넣어도 이길 수 없다.</w:t>
       </w:r>
     </w:p>
     <w:p>
       <w:pPr>
-        <w:spacing w:line="480" w:lineRule="auto" w:before="0" w:after="0"/>
-        <w:ind w:left="340" w:hanging="198"/>
+        <w:spacing w:line="312" w:lineRule="auto" w:before="200" w:after="80"/>
+        <w:jc w:val="left"/>
       </w:pPr>
       <w:r>
         <w:rPr>
-          <w:rFonts w:ascii="바탕" w:hAnsi="바탕" w:eastAsia="바탕"/>
-          <w:b w:val="0"/>
-          <w:i w:val="0"/>
-          <w:sz w:val="20"/>
-        </w:rPr>
-        <w:t xml:space="preserve">· </w:t>
-      </w:r>
-      <w:r>
-        <w:rPr>
-          <w:rFonts w:ascii="바탕" w:hAnsi="바탕" w:eastAsia="바탕"/>
+          <w:rFonts w:ascii="맑은 고딕" w:hAnsi="맑은 고딕" w:eastAsia="맑은 고딕"/>
           <w:b/>
           <w:i w:val="0"/>
-          <w:sz w:val="20"/>
-        </w:rPr>
-        <w:t>비용 부과 방식이 하나다.</w:t>
-      </w:r>
-      <w:r>
-        <w:rPr>
-          <w:rFonts w:ascii="바탕" w:hAnsi="바탕" w:eastAsia="바탕"/>
-          <w:b w:val="0"/>
-          <w:i w:val="0"/>
-          <w:sz w:val="20"/>
-        </w:rPr>
-        <w:t xml:space="preserve"> 이 연구는 행동이 실행되는 </w:t>
-      </w:r>
-      <w:r>
-        <w:rPr>
-          <w:rFonts w:ascii="바탕" w:hAnsi="바탕" w:eastAsia="바탕"/>
-          <w:b/>
-          <w:i w:val="0"/>
-          <w:sz w:val="20"/>
-        </w:rPr>
-        <w:t>매 스텝</w:t>
-      </w:r>
-      <w:r>
-        <w:rPr>
-          <w:rFonts w:ascii="바탕" w:hAnsi="바탕" w:eastAsia="바탕"/>
-          <w:b w:val="0"/>
-          <w:i w:val="0"/>
-          <w:sz w:val="20"/>
-        </w:rPr>
-        <w:t xml:space="preserve"> 비용을 물린다(작동 비용).</w:t>
+          <w:sz w:val="22"/>
+        </w:rPr>
+        <w:t>3. 한계</w:t>
       </w:r>
     </w:p>
     <w:p>
@@ -13102,25 +13078,7 @@
           <w:i w:val="0"/>
           <w:sz w:val="20"/>
         </w:rPr>
-        <w:t xml:space="preserve">행동을 새로 </w:t>
-      </w:r>
-      <w:r>
-        <w:rPr>
-          <w:rFonts w:ascii="바탕" w:hAnsi="바탕" w:eastAsia="바탕"/>
-          <w:b/>
-          <w:i w:val="0"/>
-          <w:sz w:val="20"/>
-        </w:rPr>
-        <w:t>결정할 때 1번만</w:t>
-      </w:r>
-      <w:r>
-        <w:rPr>
-          <w:rFonts w:ascii="바탕" w:hAnsi="바탕" w:eastAsia="바탕"/>
-          <w:b w:val="0"/>
-          <w:i w:val="0"/>
-          <w:sz w:val="20"/>
-        </w:rPr>
-        <w:t xml:space="preserve"> 무는 해석(전환 비용)에서는 TempoRL 계열이 유리해질 수 있다. 공정 비교를 지키려고 한 가지 방식으로 고정했으나, 다른 방식은 다른 지도를 그릴 것이다.</w:t>
+        <w:t>정직하게 적어 둔다.</w:t>
       </w:r>
     </w:p>
     <w:p>
@@ -13144,7 +13102,7 @@
           <w:i w:val="0"/>
           <w:sz w:val="20"/>
         </w:rPr>
-        <w:t>예산이 크지 않다.</w:t>
+        <w:t>환경이 둘뿐이다.</w:t>
       </w:r>
       <w:r>
         <w:rPr>
@@ -13153,7 +13111,7 @@
           <w:i w:val="0"/>
           <w:sz w:val="20"/>
         </w:rPr>
-        <w:t xml:space="preserve"> 개인 PC 12코어로 돌 수 있는 규모에 맞춰 조건당 환경 20만~30만 스텝을 썼다.</w:t>
+        <w:t xml:space="preserve"> MountainCar와 LunarLander는 성질이 대조적이라는 점에서 잘 고른 짝이지만,</w:t>
       </w:r>
     </w:p>
     <w:p>
@@ -13169,7 +13127,7 @@
           <w:i w:val="0"/>
           <w:sz w:val="20"/>
         </w:rPr>
-        <w:t>더 긴 예산에서는 학습 쪽이 유리해진다는 것을 공정성 점검에서 실제로 확인했다.</w:t>
+        <w:t>두 점으로 그은 선을 일반 법칙이라고 말할 수는 없다. "보상 조밀도가 λ*를 결정한다"는 주장은 더 많은 환경에서 확인되어야 한다.</w:t>
       </w:r>
     </w:p>
     <w:p>
@@ -13193,7 +13151,7 @@
           <w:i w:val="0"/>
           <w:sz w:val="20"/>
         </w:rPr>
-        <w:t>행동 비용을 모든 행동에 똑같이 매겼다.</w:t>
+        <w:t>비용 부과 방식이 하나다.</w:t>
       </w:r>
       <w:r>
         <w:rPr>
@@ -13202,7 +13160,25 @@
           <w:i w:val="0"/>
           <w:sz w:val="20"/>
         </w:rPr>
-        <w:t xml:space="preserve"> 실제 설비에서는 행동마다 마모 비용이 다르다.</w:t>
+        <w:t xml:space="preserve"> 이 연구는 행동이 실행되는 </w:t>
+      </w:r>
+      <w:r>
+        <w:rPr>
+          <w:rFonts w:ascii="바탕" w:hAnsi="바탕" w:eastAsia="바탕"/>
+          <w:b/>
+          <w:i w:val="0"/>
+          <w:sz w:val="20"/>
+        </w:rPr>
+        <w:t>매 스텝</w:t>
+      </w:r>
+      <w:r>
+        <w:rPr>
+          <w:rFonts w:ascii="바탕" w:hAnsi="바탕" w:eastAsia="바탕"/>
+          <w:b w:val="0"/>
+          <w:i w:val="0"/>
+          <w:sz w:val="20"/>
+        </w:rPr>
+        <w:t xml:space="preserve"> 비용을 물린다(작동 비용).</w:t>
       </w:r>
     </w:p>
     <w:p>
@@ -13218,7 +13194,172 @@
           <w:i w:val="0"/>
           <w:sz w:val="20"/>
         </w:rPr>
+        <w:t xml:space="preserve">행동을 새로 </w:t>
+      </w:r>
+      <w:r>
+        <w:rPr>
+          <w:rFonts w:ascii="바탕" w:hAnsi="바탕" w:eastAsia="바탕"/>
+          <w:b/>
+          <w:i w:val="0"/>
+          <w:sz w:val="20"/>
+        </w:rPr>
+        <w:t>결정할 때 1번만</w:t>
+      </w:r>
+      <w:r>
+        <w:rPr>
+          <w:rFonts w:ascii="바탕" w:hAnsi="바탕" w:eastAsia="바탕"/>
+          <w:b w:val="0"/>
+          <w:i w:val="0"/>
+          <w:sz w:val="20"/>
+        </w:rPr>
+        <w:t xml:space="preserve"> 무는 해석(전환 비용)에서는 TempoRL 계열이 유리해질 수 있다. 공정 비교를 지키려고 한 가지 방식으로 고정했으나, 다른 방식은 다른 지도를 그릴 것이다.</w:t>
+      </w:r>
+    </w:p>
+    <w:p>
+      <w:pPr>
+        <w:spacing w:line="480" w:lineRule="auto" w:before="0" w:after="0"/>
+        <w:ind w:left="340" w:hanging="198"/>
+      </w:pPr>
+      <w:r>
+        <w:rPr>
+          <w:rFonts w:ascii="바탕" w:hAnsi="바탕" w:eastAsia="바탕"/>
+          <w:b w:val="0"/>
+          <w:i w:val="0"/>
+          <w:sz w:val="20"/>
+        </w:rPr>
+        <w:t xml:space="preserve">· </w:t>
+      </w:r>
+      <w:r>
+        <w:rPr>
+          <w:rFonts w:ascii="바탕" w:hAnsi="바탕" w:eastAsia="바탕"/>
+          <w:b/>
+          <w:i w:val="0"/>
+          <w:sz w:val="20"/>
+        </w:rPr>
+        <w:t>예산이 크지 않다.</w:t>
+      </w:r>
+      <w:r>
+        <w:rPr>
+          <w:rFonts w:ascii="바탕" w:hAnsi="바탕" w:eastAsia="바탕"/>
+          <w:b w:val="0"/>
+          <w:i w:val="0"/>
+          <w:sz w:val="20"/>
+        </w:rPr>
+        <w:t xml:space="preserve"> 개인 PC 12코어로 돌 수 있는 규모에 맞춰 조건당 환경 20만~30만 스텝을 썼다.</w:t>
+      </w:r>
+    </w:p>
+    <w:p>
+      <w:pPr>
+        <w:spacing w:line="480" w:lineRule="auto" w:before="0" w:after="0"/>
+        <w:ind w:firstLine="200"/>
+        <w:jc w:val="both"/>
+      </w:pPr>
+      <w:r>
+        <w:rPr>
+          <w:rFonts w:ascii="바탕" w:hAnsi="바탕" w:eastAsia="바탕"/>
+          <w:b w:val="0"/>
+          <w:i w:val="0"/>
+          <w:sz w:val="20"/>
+        </w:rPr>
+        <w:t>더 긴 예산에서는 학습 쪽이 유리해진다는 것을 공정성 점검에서 실제로 확인했다.</w:t>
+      </w:r>
+    </w:p>
+    <w:p>
+      <w:pPr>
+        <w:spacing w:line="480" w:lineRule="auto" w:before="0" w:after="0"/>
+        <w:ind w:left="340" w:hanging="198"/>
+      </w:pPr>
+      <w:r>
+        <w:rPr>
+          <w:rFonts w:ascii="바탕" w:hAnsi="바탕" w:eastAsia="바탕"/>
+          <w:b w:val="0"/>
+          <w:i w:val="0"/>
+          <w:sz w:val="20"/>
+        </w:rPr>
+        <w:t xml:space="preserve">· </w:t>
+      </w:r>
+      <w:r>
+        <w:rPr>
+          <w:rFonts w:ascii="바탕" w:hAnsi="바탕" w:eastAsia="바탕"/>
+          <w:b/>
+          <w:i w:val="0"/>
+          <w:sz w:val="20"/>
+        </w:rPr>
+        <w:t>행동 비용을 모든 행동에 똑같이 매겼다.</w:t>
+      </w:r>
+      <w:r>
+        <w:rPr>
+          <w:rFonts w:ascii="바탕" w:hAnsi="바탕" w:eastAsia="바탕"/>
+          <w:b w:val="0"/>
+          <w:i w:val="0"/>
+          <w:sz w:val="20"/>
+        </w:rPr>
+        <w:t xml:space="preserve"> 실제 설비에서는 행동마다 마모 비용이 다르다.</w:t>
+      </w:r>
+    </w:p>
+    <w:p>
+      <w:pPr>
+        <w:spacing w:line="480" w:lineRule="auto" w:before="0" w:after="0"/>
+        <w:ind w:firstLine="200"/>
+        <w:jc w:val="both"/>
+      </w:pPr>
+      <w:r>
+        <w:rPr>
+          <w:rFonts w:ascii="바탕" w:hAnsi="바탕" w:eastAsia="바탕"/>
+          <w:b w:val="0"/>
+          <w:i w:val="0"/>
+          <w:sz w:val="20"/>
+        </w:rPr>
         <w:t>행동별 λ를 쓰는 확장은 래퍼 한 줄이면 되지만 이 연구에서는 다루지 않았다.</w:t>
+      </w:r>
+    </w:p>
+    <w:p>
+      <w:pPr>
+        <w:spacing w:line="480" w:lineRule="auto" w:before="0" w:after="0"/>
+        <w:ind w:left="340" w:hanging="198"/>
+      </w:pPr>
+      <w:r>
+        <w:rPr>
+          <w:rFonts w:ascii="바탕" w:hAnsi="바탕" w:eastAsia="바탕"/>
+          <w:b w:val="0"/>
+          <w:i w:val="0"/>
+          <w:sz w:val="20"/>
+        </w:rPr>
+        <w:t xml:space="preserve">· </w:t>
+      </w:r>
+      <w:r>
+        <w:rPr>
+          <w:rFonts w:ascii="바탕" w:hAnsi="바탕" w:eastAsia="바탕"/>
+          <w:b/>
+          <w:i w:val="0"/>
+          <w:sz w:val="20"/>
+        </w:rPr>
+        <w:t>MinAtar에서 합성곱망을 쓰지 않았다.</w:t>
+      </w:r>
+      <w:r>
+        <w:rPr>
+          <w:rFonts w:ascii="바탕" w:hAnsi="바탕" w:eastAsia="바탕"/>
+          <w:b w:val="0"/>
+          <w:i w:val="0"/>
+          <w:sz w:val="20"/>
+        </w:rPr>
+        <w:t xml:space="preserve"> MinAtar 관측은 10×10 격자인데, 이 연구는 세 계열에</w:t>
+      </w:r>
+    </w:p>
+    <w:p>
+      <w:pPr>
+        <w:spacing w:line="480" w:lineRule="auto" w:before="0" w:after="0"/>
+        <w:ind w:firstLine="200"/>
+        <w:jc w:val="both"/>
+      </w:pPr>
+      <w:r>
+        <w:rPr>
+          <w:rFonts w:ascii="바탕" w:hAnsi="바탕" w:eastAsia="바탕"/>
+          <w:b w:val="0"/>
+          <w:i w:val="0"/>
+          <w:sz w:val="20"/>
+        </w:rPr>
+        <w:t>같은 다층 퍼셉트론을 쓰기 위해 격자를 평탄화해 넣었다. 합성곱망을 쓰면 절대 성능은 오르지만 계열 간 차이가 '방법의 차이'가 아니라 '신경망 구조의 차이'로 오염된다. 공정 비교를 지키려고 표현력을 포기한 것이며, 그만큼 이 환경의 학습 성능은 최선이 아니다.</w:t>
       </w:r>
     </w:p>
     <w:p>

--- a/졸업논문_초안v1.docx
+++ b/졸업논문_초안v1.docx
@@ -12666,7 +12666,7 @@
           <w:i w:val="0"/>
           <w:sz w:val="20"/>
         </w:rPr>
-        <w:t>이 연구는 행동 1번의 비용 λ를 독립 변수로 놓고, 표준 DQN·TempoRL 방식·Lazy-MDP 방식·고정 규칙 네 계열을 같은 환경 스텝 예산과 같은 평가 방식으로 비교했다. 얻은 것은 세 가지다.</w:t>
+        <w:t>이 연구는 행동 1번의 비용 λ를 독립 변수로 놓고, 표준 DQN·TempoRL 방식·Lazy-MDP 방식·고정 규칙 네 계열을 같은 환경 스텝 예산과 같은 평가 방식으로 비교했다. 얻은 것은 네 가지다.</w:t>
       </w:r>
     </w:p>
     <w:p>
@@ -12691,7 +12691,7 @@
           <w:i w:val="0"/>
           <w:sz w:val="20"/>
         </w:rPr>
-        <w:t xml:space="preserve"> 두 환경에서 λ를 격자로 훑어, 비용이 오를 때 각 계열의 성능이 어떻게 무너지는지를 신뢰구간과 함께 그렸다. λ*는 "학습을 도입할 것인가, 지금 쓰는 규칙으로 버틸 것인가"를 가르는 판단선이 된다.</w:t>
+        <w:t xml:space="preserve"> 성질이 다른 세 환경에서 λ를 격자로 훑어, 비용이 오를 때 각 계열의 성능이 어떻게 무너지는지를 신뢰구간과 함께 그렸다. λ*는 "학습을 도입할 것인가, 지금 쓰는 규칙으로 버틸 것인가"를 가르는 판단선이 된다.</w:t>
       </w:r>
     </w:p>
     <w:p>
@@ -12750,7 +12750,7 @@
           <w:i w:val="0"/>
           <w:sz w:val="20"/>
         </w:rPr>
-        <w:t>이 결과에 대한 가장 당연한 반론을 먼저 확인했다.</w:t>
+        <w:t>넷째, 이 결과에 대한 가장 당연한 반론을 먼저 확인했다.</w:t>
       </w:r>
       <w:r>
         <w:rPr>
@@ -12949,7 +12949,7 @@
           <w:i w:val="0"/>
           <w:sz w:val="20"/>
         </w:rPr>
-        <w:t>규칙 수준으로 떨어질 뿐이어서, 두 환경 모두에서 가장 안정적이었다.</w:t>
+        <w:t>규칙 수준으로 떨어질 뿐이어서 가장 안정적이었다.</w:t>
       </w:r>
     </w:p>
     <w:p>
@@ -13102,7 +13102,7 @@
           <w:i w:val="0"/>
           <w:sz w:val="20"/>
         </w:rPr>
-        <w:t>환경이 둘뿐이다.</w:t>
+        <w:t>환경이 셋뿐이다.</w:t>
       </w:r>
       <w:r>
         <w:rPr>
@@ -13111,7 +13111,7 @@
           <w:i w:val="0"/>
           <w:sz w:val="20"/>
         </w:rPr>
-        <w:t xml:space="preserve"> MountainCar와 LunarLander는 성질이 대조적이라는 점에서 잘 고른 짝이지만,</w:t>
+        <w:t xml:space="preserve"> MountainCar·LunarLander·MinAtar Freeway는 성질이 서로 다르다는 점에서</w:t>
       </w:r>
     </w:p>
     <w:p>
@@ -13127,7 +13127,7 @@
           <w:i w:val="0"/>
           <w:sz w:val="20"/>
         </w:rPr>
-        <w:t>두 점으로 그은 선을 일반 법칙이라고 말할 수는 없다. "보상 조밀도가 λ*를 결정한다"는 주장은 더 많은 환경에서 확인되어야 한다.</w:t>
+        <w:t>잘 고른 조합이지만, 세 점으로 그은 선을 일반 법칙이라고 말할 수는 없다. "보상 조밀도가 λ*를 결정한다"는 주장은 더 많은 환경에서 확인되어야 한다.</w:t>
       </w:r>
     </w:p>
     <w:p>
@@ -13194,7 +13194,7 @@
           <w:i w:val="0"/>
           <w:sz w:val="20"/>
         </w:rPr>
-        <w:t xml:space="preserve">행동을 새로 </w:t>
+        <w:t xml:space="preserve">행동이 </w:t>
       </w:r>
       <w:r>
         <w:rPr>
@@ -13203,7 +13203,7 @@
           <w:i w:val="0"/>
           <w:sz w:val="20"/>
         </w:rPr>
-        <w:t>결정할 때 1번만</w:t>
+        <w:t>바뀔 때만</w:t>
       </w:r>
       <w:r>
         <w:rPr>
@@ -13212,7 +13212,7 @@
           <w:i w:val="0"/>
           <w:sz w:val="20"/>
         </w:rPr>
-        <w:t xml:space="preserve"> 무는 해석(전환 비용)에서는 TempoRL 계열이 유리해질 수 있다. 공정 비교를 지키려고 한 가지 방식으로 고정했으나, 다른 방식은 다른 지도를 그릴 것이다.</w:t>
+        <w:t xml:space="preserve"> 무는 해석(전환 비용)에서는 행동을 오래 유지하는 TempoRL 계열이 유리해진다. 공정 비교를 지키려고 한 가지 방식으로 고정했으나, 다른 방식은 다른 지도를 그린다 — 실제로 전환 비용으로 재면 MountainCar의 pump 규칙은 에피소드당 행동 119.3회 중 방향 전환이 3.0회뿐이어서, 무행동이 규칙을 이기기 시작하는 λ가 0.67에서 26.9로 40배 커진다. 같은 환경이라도 비용을 어떻게 세느냐가 답을 바꾼다는 뜻이다.</w:t>
       </w:r>
     </w:p>
     <w:p>
@@ -13261,7 +13261,7 @@
           <w:i w:val="0"/>
           <w:sz w:val="20"/>
         </w:rPr>
-        <w:t>더 긴 예산에서는 학습 쪽이 유리해진다는 것을 공정성 점검에서 실제로 확인했다.</w:t>
+        <w:t>다만 이 한계가 결론을 만든 것은 아니다 — 공정성 점검에서 예산을 3.3배로 늘려 보았고, 결과는 Ⅳ장에 그대로 실었다. 그보다 훨씬 큰 예산에서 무슨 일이 일어나는지는 여전히 모른다.</w:t>
       </w:r>
     </w:p>
     <w:p>

--- a/졸업논문_초안v1.docx
+++ b/졸업논문_초안v1.docx
@@ -6114,7 +6114,7 @@
                 <w:i w:val="0"/>
                 <w:sz w:val="18"/>
               </w:rPr>
-              <w:t>-160.4 [-179.9, -143.6]</w:t>
+              <w:t>-160.4 [-179.9, -142.0]</w:t>
             </w:r>
           </w:p>
         </w:tc>
@@ -6134,7 +6134,7 @@
                 <w:i w:val="0"/>
                 <w:sz w:val="18"/>
               </w:rPr>
-              <w:t>-141.4 [-156.3, -127.8]</w:t>
+              <w:t>-141.4 [-159.3, -128.7]</w:t>
             </w:r>
           </w:p>
         </w:tc>
@@ -6154,7 +6154,7 @@
                 <w:i w:val="0"/>
                 <w:sz w:val="18"/>
               </w:rPr>
-              <w:t>-127.9 [-148.3, -117.3]</w:t>
+              <w:t>-127.9 [-152.3, -117.8]</w:t>
             </w:r>
           </w:p>
         </w:tc>
@@ -6174,7 +6174,7 @@
                 <w:i w:val="0"/>
                 <w:sz w:val="18"/>
               </w:rPr>
-              <w:t>-119.3 [-119.6, -119.0]</w:t>
+              <w:t>-119.3 [-119.6, -119.1]</w:t>
             </w:r>
           </w:p>
         </w:tc>
@@ -6194,7 +6194,7 @@
                 <w:i w:val="0"/>
                 <w:sz w:val="18"/>
               </w:rPr>
-              <w:t>-119.3 [-119.6, -119.0]</w:t>
+              <w:t>-119.3 [-119.6, -119.1]</w:t>
             </w:r>
           </w:p>
         </w:tc>
@@ -6256,7 +6256,7 @@
                 <w:i w:val="0"/>
                 <w:sz w:val="18"/>
               </w:rPr>
-              <w:t>-197.5 [-200.1, -181.1]</w:t>
+              <w:t>-197.5 [-200.1, -181.2]</w:t>
             </w:r>
           </w:p>
         </w:tc>
@@ -6276,7 +6276,7 @@
                 <w:i w:val="0"/>
                 <w:sz w:val="18"/>
               </w:rPr>
-              <w:t>-192.8 [-200.2, -168.3]</w:t>
+              <w:t>-192.8 [-200.3, -167.4]</w:t>
             </w:r>
           </w:p>
         </w:tc>
@@ -6296,7 +6296,7 @@
                 <w:i w:val="0"/>
                 <w:sz w:val="18"/>
               </w:rPr>
-              <w:t>-155.8 [-175.8, -133.8]</w:t>
+              <w:t>-155.8 [-174.4, -133.9]</w:t>
             </w:r>
           </w:p>
         </w:tc>
@@ -6316,7 +6316,7 @@
                 <w:i w:val="0"/>
                 <w:sz w:val="18"/>
               </w:rPr>
-              <w:t>-120.5 [-120.8, -120.2]</w:t>
+              <w:t>-120.5 [-120.8, -120.3]</w:t>
             </w:r>
           </w:p>
         </w:tc>
@@ -6336,7 +6336,7 @@
                 <w:i w:val="0"/>
                 <w:sz w:val="18"/>
               </w:rPr>
-              <w:t>-120.5 [-120.8, -120.2]</w:t>
+              <w:t>-120.5 [-120.8, -120.3]</w:t>
             </w:r>
           </w:p>
         </w:tc>
@@ -6398,7 +6398,7 @@
                 <w:i w:val="0"/>
                 <w:sz w:val="18"/>
               </w:rPr>
-              <w:t>-200.4 [-201.2, -200.0]</w:t>
+              <w:t>-200.4 [-201.1, -200.0]</w:t>
             </w:r>
           </w:p>
         </w:tc>
@@ -6418,7 +6418,7 @@
                 <w:i w:val="0"/>
                 <w:sz w:val="18"/>
               </w:rPr>
-              <w:t>-200.2 [-200.9, -182.6]</w:t>
+              <w:t>-200.2 [-200.9, -182.4]</w:t>
             </w:r>
           </w:p>
         </w:tc>
@@ -6438,7 +6438,7 @@
                 <w:i w:val="0"/>
                 <w:sz w:val="18"/>
               </w:rPr>
-              <w:t>-159.1 [-189.1, -127.8]</w:t>
+              <w:t>-159.1 [-189.1, -129.1]</w:t>
             </w:r>
           </w:p>
         </w:tc>
@@ -6458,7 +6458,7 @@
                 <w:i w:val="0"/>
                 <w:sz w:val="18"/>
               </w:rPr>
-              <w:t>-121.7 [-121.9, -121.4]</w:t>
+              <w:t>-121.7 [-122.0, -121.5]</w:t>
             </w:r>
           </w:p>
         </w:tc>
@@ -6478,7 +6478,7 @@
                 <w:i w:val="0"/>
                 <w:sz w:val="18"/>
               </w:rPr>
-              <w:t>-121.7 [-121.9, -121.4]</w:t>
+              <w:t>-121.7 [-122.0, -121.5]</w:t>
             </w:r>
           </w:p>
         </w:tc>
@@ -6580,7 +6580,7 @@
                 <w:i w:val="0"/>
                 <w:sz w:val="18"/>
               </w:rPr>
-              <w:t>-167.4 [-200.0, -133.0]</w:t>
+              <w:t>-167.4 [-201.0, -133.1]</w:t>
             </w:r>
           </w:p>
         </w:tc>
@@ -6600,7 +6600,7 @@
                 <w:i w:val="0"/>
                 <w:sz w:val="18"/>
               </w:rPr>
-              <w:t>-122.9 [-123.1, -122.6]</w:t>
+              <w:t>-122.9 [-123.2, -122.6]</w:t>
             </w:r>
           </w:p>
         </w:tc>
@@ -6620,7 +6620,7 @@
                 <w:i w:val="0"/>
                 <w:sz w:val="18"/>
               </w:rPr>
-              <w:t>-122.9 [-123.1, -122.6]</w:t>
+              <w:t>-122.9 [-123.2, -122.6]</w:t>
             </w:r>
           </w:p>
         </w:tc>
@@ -6722,7 +6722,7 @@
                 <w:i w:val="0"/>
                 <w:sz w:val="18"/>
               </w:rPr>
-              <w:t>-187.2 [-200.6, -157.5]</w:t>
+              <w:t>-187.2 [-200.0, -158.6]</w:t>
             </w:r>
           </w:p>
         </w:tc>
@@ -6742,7 +6742,7 @@
                 <w:i w:val="0"/>
                 <w:sz w:val="18"/>
               </w:rPr>
-              <w:t>-125.3 [-125.5, -125.0]</w:t>
+              <w:t>-125.3 [-125.6, -125.0]</w:t>
             </w:r>
           </w:p>
         </w:tc>
@@ -6762,7 +6762,7 @@
                 <w:i w:val="0"/>
                 <w:sz w:val="18"/>
               </w:rPr>
-              <w:t>-125.3 [-125.5, -125.0]</w:t>
+              <w:t>-125.3 [-125.6, -125.0]</w:t>
             </w:r>
           </w:p>
         </w:tc>
@@ -6864,7 +6864,7 @@
                 <w:i w:val="0"/>
                 <w:sz w:val="18"/>
               </w:rPr>
-              <w:t>-191.5 [-200.0, -154.3]</w:t>
+              <w:t>-191.5 [-200.0, -159.5]</w:t>
             </w:r>
           </w:p>
         </w:tc>
@@ -7310,7 +7310,7 @@
                 <w:i w:val="0"/>
                 <w:sz w:val="18"/>
               </w:rPr>
-              <w:t>-198.1 [-198.5, -197.6]</w:t>
+              <w:t>-198.1 [-198.5, -197.7]</w:t>
             </w:r>
           </w:p>
         </w:tc>
@@ -7330,7 +7330,7 @@
                 <w:i w:val="0"/>
                 <w:sz w:val="18"/>
               </w:rPr>
-              <w:t>-198.1 [-198.5, -197.6]</w:t>
+              <w:t>-198.1 [-198.5, -197.7]</w:t>
             </w:r>
           </w:p>
         </w:tc>
@@ -9282,7 +9282,7 @@
                 <w:i w:val="0"/>
                 <w:sz w:val="18"/>
               </w:rPr>
-              <w:t>188.9 [170.6, 215.6]</w:t>
+              <w:t>188.9 [171.3, 216.4]</w:t>
             </w:r>
           </w:p>
         </w:tc>
@@ -9302,7 +9302,7 @@
                 <w:i w:val="0"/>
                 <w:sz w:val="18"/>
               </w:rPr>
-              <w:t>159.1 [135.0, 181.4]</w:t>
+              <w:t>159.1 [130.5, 181.6]</w:t>
             </w:r>
           </w:p>
         </w:tc>
@@ -9322,7 +9322,7 @@
                 <w:i w:val="0"/>
                 <w:sz w:val="18"/>
               </w:rPr>
-              <w:t>210.1 [176.5, 232.9]</w:t>
+              <w:t>210.1 [179.6, 234.4]</w:t>
             </w:r>
           </w:p>
         </w:tc>
@@ -9342,7 +9342,7 @@
                 <w:i w:val="0"/>
                 <w:sz w:val="18"/>
               </w:rPr>
-              <w:t>35.8 [34.5, 37.4]</w:t>
+              <w:t>35.8 [34.3, 37.6]</w:t>
             </w:r>
           </w:p>
         </w:tc>
@@ -9362,7 +9362,7 @@
                 <w:i w:val="0"/>
                 <w:sz w:val="18"/>
               </w:rPr>
-              <w:t>35.8 [34.5, 37.4]</w:t>
+              <w:t>35.8 [34.3, 37.6]</w:t>
             </w:r>
           </w:p>
         </w:tc>
@@ -9382,7 +9382,7 @@
                 <w:i w:val="0"/>
                 <w:sz w:val="18"/>
               </w:rPr>
-              <w:t>-131.3 [-133.7, -128.7]</w:t>
+              <w:t>-131.3 [-133.4, -128.5]</w:t>
             </w:r>
           </w:p>
         </w:tc>
@@ -9424,7 +9424,7 @@
                 <w:i w:val="0"/>
                 <w:sz w:val="18"/>
               </w:rPr>
-              <w:t>189.1 [145.8, 208.4]</w:t>
+              <w:t>189.1 [143.0, 206.9]</w:t>
             </w:r>
           </w:p>
         </w:tc>
@@ -9444,7 +9444,7 @@
                 <w:i w:val="0"/>
                 <w:sz w:val="18"/>
               </w:rPr>
-              <w:t>118.9 [55.2, 173.2]</w:t>
+              <w:t>118.9 [54.3, 176.8]</w:t>
             </w:r>
           </w:p>
         </w:tc>
@@ -9464,7 +9464,7 @@
                 <w:i w:val="0"/>
                 <w:sz w:val="18"/>
               </w:rPr>
-              <w:t>212.9 [175.7, 227.2]</w:t>
+              <w:t>212.9 [169.2, 227.6]</w:t>
             </w:r>
           </w:p>
         </w:tc>
@@ -9484,7 +9484,7 @@
                 <w:i w:val="0"/>
                 <w:sz w:val="18"/>
               </w:rPr>
-              <w:t>23.6 [22.4, 25.3]</w:t>
+              <w:t>23.6 [22.2, 25.4]</w:t>
             </w:r>
           </w:p>
         </w:tc>
@@ -9504,7 +9504,7 @@
                 <w:i w:val="0"/>
                 <w:sz w:val="18"/>
               </w:rPr>
-              <w:t>23.6 [22.4, 25.3]</w:t>
+              <w:t>23.6 [22.2, 25.4]</w:t>
             </w:r>
           </w:p>
         </w:tc>
@@ -9524,7 +9524,7 @@
                 <w:i w:val="0"/>
                 <w:sz w:val="18"/>
               </w:rPr>
-              <w:t>-131.3 [-133.7, -128.7]</w:t>
+              <w:t>-131.3 [-133.4, -128.5]</w:t>
             </w:r>
           </w:p>
         </w:tc>
@@ -9566,7 +9566,7 @@
                 <w:i w:val="0"/>
                 <w:sz w:val="18"/>
               </w:rPr>
-              <w:t>140.9 [101.4, 168.6]</w:t>
+              <w:t>140.9 [99.5, 169.3]</w:t>
             </w:r>
           </w:p>
         </w:tc>
@@ -9586,7 +9586,7 @@
                 <w:i w:val="0"/>
                 <w:sz w:val="18"/>
               </w:rPr>
-              <w:t>80.7 [1.4, 160.2]</w:t>
+              <w:t>80.7 [5.5, 156.3]</w:t>
             </w:r>
           </w:p>
         </w:tc>
@@ -9606,7 +9606,7 @@
                 <w:i w:val="0"/>
                 <w:sz w:val="18"/>
               </w:rPr>
-              <w:t>147.1 [129.5, 162.9]</w:t>
+              <w:t>147.1 [127.8, 162.0]</w:t>
             </w:r>
           </w:p>
         </w:tc>
@@ -9626,7 +9626,7 @@
                 <w:i w:val="0"/>
                 <w:sz w:val="18"/>
               </w:rPr>
-              <w:t>-0.7 [-2.0, 1.0]</w:t>
+              <w:t>-0.7 [-2.1, 1.1]</w:t>
             </w:r>
           </w:p>
         </w:tc>
@@ -9646,7 +9646,7 @@
                 <w:i w:val="0"/>
                 <w:sz w:val="18"/>
               </w:rPr>
-              <w:t>-0.7 [-2.0, 1.0]</w:t>
+              <w:t>-0.7 [-2.1, 1.1]</w:t>
             </w:r>
           </w:p>
         </w:tc>
@@ -9666,7 +9666,7 @@
                 <w:i w:val="0"/>
                 <w:sz w:val="18"/>
               </w:rPr>
-              <w:t>-131.3 [-133.7, -128.7]</w:t>
+              <w:t>-131.3 [-133.4, -128.5]</w:t>
             </w:r>
           </w:p>
         </w:tc>
@@ -9708,7 +9708,7 @@
                 <w:i w:val="0"/>
                 <w:sz w:val="18"/>
               </w:rPr>
-              <w:t>90.2 [65.9, 104.2]</w:t>
+              <w:t>90.2 [62.1, 105.0]</w:t>
             </w:r>
           </w:p>
         </w:tc>
@@ -9728,7 +9728,7 @@
                 <w:i w:val="0"/>
                 <w:sz w:val="18"/>
               </w:rPr>
-              <w:t>59.4 [-8.4, 131.2]</w:t>
+              <w:t>59.4 [-4.0, 128.6]</w:t>
             </w:r>
           </w:p>
         </w:tc>
@@ -9748,7 +9748,7 @@
                 <w:i w:val="0"/>
                 <w:sz w:val="18"/>
               </w:rPr>
-              <w:t>102.9 [53.8, 141.1]</w:t>
+              <w:t>102.9 [54.0, 142.4]</w:t>
             </w:r>
           </w:p>
         </w:tc>
@@ -9768,7 +9768,7 @@
                 <w:i w:val="0"/>
                 <w:sz w:val="18"/>
               </w:rPr>
-              <w:t>-37.2 [-38.5, -35.4]</w:t>
+              <w:t>-37.2 [-38.6, -35.3]</w:t>
             </w:r>
           </w:p>
         </w:tc>
@@ -9788,7 +9788,7 @@
                 <w:i w:val="0"/>
                 <w:sz w:val="18"/>
               </w:rPr>
-              <w:t>-37.2 [-38.5, -35.4]</w:t>
+              <w:t>-37.2 [-38.6, -35.3]</w:t>
             </w:r>
           </w:p>
         </w:tc>
@@ -9808,7 +9808,7 @@
                 <w:i w:val="0"/>
                 <w:sz w:val="18"/>
               </w:rPr>
-              <w:t>-131.3 [-133.7, -128.7]</w:t>
+              <w:t>-131.3 [-133.4, -128.5]</w:t>
             </w:r>
           </w:p>
         </w:tc>
@@ -9850,7 +9850,7 @@
                 <w:i w:val="0"/>
                 <w:sz w:val="18"/>
               </w:rPr>
-              <w:t>-12.8 [-67.2, 33.8]</w:t>
+              <w:t>-12.8 [-57.2, 35.2]</w:t>
             </w:r>
           </w:p>
         </w:tc>
@@ -9870,7 +9870,7 @@
                 <w:i w:val="0"/>
                 <w:sz w:val="18"/>
               </w:rPr>
-              <w:t>-34.2 [-120.5, 20.2]</w:t>
+              <w:t>-34.2 [-129.0, 23.9]</w:t>
             </w:r>
           </w:p>
         </w:tc>
@@ -9890,7 +9890,7 @@
                 <w:i w:val="0"/>
                 <w:sz w:val="18"/>
               </w:rPr>
-              <w:t>36.8 [-39.6, 68.7]</w:t>
+              <w:t>36.8 [-41.6, 65.6]</w:t>
             </w:r>
           </w:p>
         </w:tc>
@@ -9910,7 +9910,7 @@
                 <w:i w:val="0"/>
                 <w:sz w:val="18"/>
               </w:rPr>
-              <w:t>-85.7 [-87.1, -83.9]</w:t>
+              <w:t>-85.7 [-87.4, -83.9]</w:t>
             </w:r>
           </w:p>
         </w:tc>
@@ -9930,7 +9930,7 @@
                 <w:i w:val="0"/>
                 <w:sz w:val="18"/>
               </w:rPr>
-              <w:t>-85.7 [-87.1, -83.9]</w:t>
+              <w:t>-85.7 [-87.4, -83.9]</w:t>
             </w:r>
           </w:p>
         </w:tc>
@@ -9950,7 +9950,7 @@
                 <w:i w:val="0"/>
                 <w:sz w:val="18"/>
               </w:rPr>
-              <w:t>-131.3 [-133.7, -128.7]</w:t>
+              <w:t>-131.3 [-133.4, -128.5]</w:t>
             </w:r>
           </w:p>
         </w:tc>
@@ -9992,7 +9992,7 @@
                 <w:i w:val="0"/>
                 <w:sz w:val="18"/>
               </w:rPr>
-              <w:t>-60.7 [-85.7, -33.1]</w:t>
+              <w:t>-60.7 [-86.1, -34.3]</w:t>
             </w:r>
           </w:p>
         </w:tc>
@@ -10012,7 +10012,7 @@
                 <w:i w:val="0"/>
                 <w:sz w:val="18"/>
               </w:rPr>
-              <w:t>-52.2 [-93.6, -12.5]</w:t>
+              <w:t>-52.2 [-98.1, -6.6]</w:t>
             </w:r>
           </w:p>
         </w:tc>
@@ -10032,7 +10032,7 @@
                 <w:i w:val="0"/>
                 <w:sz w:val="18"/>
               </w:rPr>
-              <w:t>-47.0 [-66.5, -25.4]</w:t>
+              <w:t>-47.0 [-68.0, -26.4]</w:t>
             </w:r>
           </w:p>
         </w:tc>
@@ -10052,7 +10052,7 @@
                 <w:i w:val="0"/>
                 <w:sz w:val="18"/>
               </w:rPr>
-              <w:t>-130.5 [-132.2, -128.8]</w:t>
+              <w:t>-130.5 [-132.6, -128.8]</w:t>
             </w:r>
           </w:p>
         </w:tc>
@@ -10072,7 +10072,7 @@
                 <w:i w:val="0"/>
                 <w:sz w:val="18"/>
               </w:rPr>
-              <w:t>-130.5 [-132.2, -128.8]</w:t>
+              <w:t>-130.5 [-132.6, -128.8]</w:t>
             </w:r>
           </w:p>
         </w:tc>
@@ -10092,7 +10092,7 @@
                 <w:i w:val="0"/>
                 <w:sz w:val="18"/>
               </w:rPr>
-              <w:t>-131.3 [-133.7, -128.7]</w:t>
+              <w:t>-131.3 [-133.4, -128.5]</w:t>
             </w:r>
           </w:p>
         </w:tc>
@@ -10134,7 +10134,7 @@
                 <w:i w:val="0"/>
                 <w:sz w:val="18"/>
               </w:rPr>
-              <w:t>-134.4 [-150.0, -116.4]</w:t>
+              <w:t>-134.4 [-152.0, -114.6]</w:t>
             </w:r>
           </w:p>
         </w:tc>
@@ -10154,7 +10154,7 @@
                 <w:i w:val="0"/>
                 <w:sz w:val="18"/>
               </w:rPr>
-              <w:t>-153.4 [-268.2, -129.9]</w:t>
+              <w:t>-153.4 [-236.8, -127.6]</w:t>
             </w:r>
           </w:p>
         </w:tc>
@@ -10174,7 +10174,7 @@
                 <w:i w:val="0"/>
                 <w:sz w:val="18"/>
               </w:rPr>
-              <w:t>-157.4 [-226.3, -106.4]</w:t>
+              <w:t>-157.4 [-223.6, -110.0]</w:t>
             </w:r>
           </w:p>
         </w:tc>
@@ -10194,7 +10194,7 @@
                 <w:i w:val="0"/>
                 <w:sz w:val="18"/>
               </w:rPr>
-              <w:t>-206.9 [-208.8, -205.2]</w:t>
+              <w:t>-206.9 [-209.2, -205.2]</w:t>
             </w:r>
           </w:p>
         </w:tc>
@@ -10214,7 +10214,7 @@
                 <w:i w:val="0"/>
                 <w:sz w:val="18"/>
               </w:rPr>
-              <w:t>-131.3 [-133.7, -128.7]</w:t>
+              <w:t>-131.3 [-133.4, -128.5]</w:t>
             </w:r>
           </w:p>
         </w:tc>
@@ -10234,7 +10234,7 @@
                 <w:i w:val="0"/>
                 <w:sz w:val="18"/>
               </w:rPr>
-              <w:t>-131.3 [-133.7, -128.7]</w:t>
+              <w:t>-131.3 [-133.4, -128.5]</w:t>
             </w:r>
           </w:p>
         </w:tc>
@@ -10276,7 +10276,7 @@
                 <w:i w:val="0"/>
                 <w:sz w:val="18"/>
               </w:rPr>
-              <w:t>-209.9 [-349.1, -145.6]</w:t>
+              <w:t>-209.9 [-330.3, -148.3]</w:t>
             </w:r>
           </w:p>
         </w:tc>
@@ -10296,7 +10296,7 @@
                 <w:i w:val="0"/>
                 <w:sz w:val="18"/>
               </w:rPr>
-              <w:t>-286.0 [-333.8, -206.6]</w:t>
+              <w:t>-286.0 [-341.0, -204.5]</w:t>
             </w:r>
           </w:p>
         </w:tc>
@@ -10316,7 +10316,7 @@
                 <w:i w:val="0"/>
                 <w:sz w:val="18"/>
               </w:rPr>
-              <w:t>-174.7 [-260.8, -137.3]</w:t>
+              <w:t>-174.7 [-267.1, -136.6]</w:t>
             </w:r>
           </w:p>
         </w:tc>
@@ -10336,7 +10336,7 @@
                 <w:i w:val="0"/>
                 <w:sz w:val="18"/>
               </w:rPr>
-              <w:t>-328.1 [-330.4, -326.5]</w:t>
+              <w:t>-328.1 [-330.6, -326.5]</w:t>
             </w:r>
           </w:p>
         </w:tc>
@@ -10356,7 +10356,7 @@
                 <w:i w:val="0"/>
                 <w:sz w:val="18"/>
               </w:rPr>
-              <w:t>-131.3 [-133.7, -128.7]</w:t>
+              <w:t>-131.3 [-133.4, -128.5]</w:t>
             </w:r>
           </w:p>
         </w:tc>
@@ -10376,7 +10376,7 @@
                 <w:i w:val="0"/>
                 <w:sz w:val="18"/>
               </w:rPr>
-              <w:t>-131.3 [-133.7, -128.7]</w:t>
+              <w:t>-131.3 [-133.4, -128.5]</w:t>
             </w:r>
           </w:p>
         </w:tc>
@@ -12419,7 +12419,7 @@
                 <w:i w:val="0"/>
                 <w:sz w:val="18"/>
               </w:rPr>
-              <w:t>[-179.9, -143.6]</w:t>
+              <w:t>[-179.9, -142.0]</w:t>
             </w:r>
           </w:p>
         </w:tc>
@@ -12477,11 +12477,11 @@
             <w:r>
               <w:rPr>
                 <w:rFonts w:ascii="바탕" w:hAnsi="바탕" w:eastAsia="바탕"/>
-                <w:b/>
-                <w:i w:val="0"/>
-                <w:sz w:val="18"/>
-              </w:rPr>
-              <w:t>기준: pump 규칙 (학습 없음)</w:t>
+                <w:b w:val="0"/>
+                <w:i w:val="0"/>
+                <w:sz w:val="18"/>
+              </w:rPr>
+              <w:t>예산 1M (ε=0.2 고정)</w:t>
             </w:r>
           </w:p>
         </w:tc>
@@ -12501,7 +12501,7 @@
                 <w:i w:val="0"/>
                 <w:sz w:val="18"/>
               </w:rPr>
-              <w:t>—</w:t>
+              <w:t>1,000,000</w:t>
             </w:r>
           </w:p>
         </w:tc>
@@ -12521,7 +12521,7 @@
                 <w:i w:val="0"/>
                 <w:sz w:val="18"/>
               </w:rPr>
-              <w:t>10</w:t>
+              <w:t>4</w:t>
             </w:r>
           </w:p>
         </w:tc>
@@ -12533,6 +12533,372 @@
             <w:pPr>
               <w:spacing w:line="240" w:lineRule="auto"/>
               <w:jc w:val="center"/>
+            </w:pPr>
+            <w:r>
+              <w:rPr>
+                <w:rFonts w:ascii="바탕" w:hAnsi="바탕" w:eastAsia="바탕"/>
+                <w:b w:val="0"/>
+                <w:i w:val="0"/>
+                <w:sz w:val="18"/>
+              </w:rPr>
+              <w:t>-151.0</w:t>
+            </w:r>
+          </w:p>
+        </w:tc>
+        <w:tc>
+          <w:tcPr>
+            <w:tcW w:type="dxa" w:w="1474"/>
+          </w:tcPr>
+          <w:p>
+            <w:pPr>
+              <w:spacing w:line="240" w:lineRule="auto"/>
+              <w:jc w:val="center"/>
+            </w:pPr>
+            <w:r>
+              <w:rPr>
+                <w:rFonts w:ascii="바탕" w:hAnsi="바탕" w:eastAsia="바탕"/>
+                <w:b w:val="0"/>
+                <w:i w:val="0"/>
+                <w:sz w:val="18"/>
+              </w:rPr>
+              <w:t>[-200.0, -128.2]</w:t>
+            </w:r>
+          </w:p>
+        </w:tc>
+        <w:tc>
+          <w:tcPr>
+            <w:tcW w:type="dxa" w:w="1077"/>
+          </w:tcPr>
+          <w:p>
+            <w:pPr>
+              <w:spacing w:line="240" w:lineRule="auto"/>
+              <w:jc w:val="center"/>
+            </w:pPr>
+            <w:r>
+              <w:rPr>
+                <w:rFonts w:ascii="바탕" w:hAnsi="바탕" w:eastAsia="바탕"/>
+                <w:b w:val="0"/>
+                <w:i w:val="0"/>
+                <w:sz w:val="18"/>
+              </w:rPr>
+              <w:t>98%</w:t>
+            </w:r>
+          </w:p>
+        </w:tc>
+        <w:tc>
+          <w:tcPr>
+            <w:tcW w:type="dxa" w:w="964"/>
+          </w:tcPr>
+          <w:p>
+            <w:pPr>
+              <w:spacing w:line="240" w:lineRule="auto"/>
+              <w:jc w:val="center"/>
+            </w:pPr>
+            <w:r>
+              <w:rPr>
+                <w:rFonts w:ascii="바탕" w:hAnsi="바탕" w:eastAsia="바탕"/>
+                <w:b w:val="0"/>
+                <w:i w:val="0"/>
+                <w:sz w:val="18"/>
+              </w:rPr>
+              <w:t>145</w:t>
+            </w:r>
+          </w:p>
+        </w:tc>
+      </w:tr>
+      <w:tr>
+        <w:tc>
+          <w:tcPr>
+            <w:tcW w:type="dxa" w:w="2608"/>
+          </w:tcPr>
+          <w:p>
+            <w:pPr>
+              <w:spacing w:line="240" w:lineRule="auto"/>
+              <w:jc w:val="left"/>
+            </w:pPr>
+            <w:r>
+              <w:rPr>
+                <w:rFonts w:ascii="바탕" w:hAnsi="바탕" w:eastAsia="바탕"/>
+                <w:b w:val="0"/>
+                <w:i w:val="0"/>
+                <w:sz w:val="18"/>
+              </w:rPr>
+              <w:t>예산 1M + ε 감소</w:t>
+            </w:r>
+          </w:p>
+        </w:tc>
+        <w:tc>
+          <w:tcPr>
+            <w:tcW w:type="dxa" w:w="1247"/>
+          </w:tcPr>
+          <w:p>
+            <w:pPr>
+              <w:spacing w:line="240" w:lineRule="auto"/>
+              <w:jc w:val="center"/>
+            </w:pPr>
+            <w:r>
+              <w:rPr>
+                <w:rFonts w:ascii="바탕" w:hAnsi="바탕" w:eastAsia="바탕"/>
+                <w:b w:val="0"/>
+                <w:i w:val="0"/>
+                <w:sz w:val="18"/>
+              </w:rPr>
+              <w:t>1,000,000</w:t>
+            </w:r>
+          </w:p>
+        </w:tc>
+        <w:tc>
+          <w:tcPr>
+            <w:tcW w:type="dxa" w:w="680"/>
+          </w:tcPr>
+          <w:p>
+            <w:pPr>
+              <w:spacing w:line="240" w:lineRule="auto"/>
+              <w:jc w:val="center"/>
+            </w:pPr>
+            <w:r>
+              <w:rPr>
+                <w:rFonts w:ascii="바탕" w:hAnsi="바탕" w:eastAsia="바탕"/>
+                <w:b w:val="0"/>
+                <w:i w:val="0"/>
+                <w:sz w:val="18"/>
+              </w:rPr>
+              <w:t>3</w:t>
+            </w:r>
+          </w:p>
+        </w:tc>
+        <w:tc>
+          <w:tcPr>
+            <w:tcW w:type="dxa" w:w="1020"/>
+          </w:tcPr>
+          <w:p>
+            <w:pPr>
+              <w:spacing w:line="240" w:lineRule="auto"/>
+              <w:jc w:val="center"/>
+            </w:pPr>
+            <w:r>
+              <w:rPr>
+                <w:rFonts w:ascii="바탕" w:hAnsi="바탕" w:eastAsia="바탕"/>
+                <w:b w:val="0"/>
+                <w:i w:val="0"/>
+                <w:sz w:val="18"/>
+              </w:rPr>
+              <w:t>-168.4</w:t>
+            </w:r>
+          </w:p>
+        </w:tc>
+        <w:tc>
+          <w:tcPr>
+            <w:tcW w:type="dxa" w:w="1474"/>
+          </w:tcPr>
+          <w:p>
+            <w:pPr>
+              <w:spacing w:line="240" w:lineRule="auto"/>
+              <w:jc w:val="center"/>
+            </w:pPr>
+            <w:r>
+              <w:rPr>
+                <w:rFonts w:ascii="바탕" w:hAnsi="바탕" w:eastAsia="바탕"/>
+                <w:b w:val="0"/>
+                <w:i w:val="0"/>
+                <w:sz w:val="18"/>
+              </w:rPr>
+              <w:t>[-200.0, -149.4]</w:t>
+            </w:r>
+          </w:p>
+        </w:tc>
+        <w:tc>
+          <w:tcPr>
+            <w:tcW w:type="dxa" w:w="1077"/>
+          </w:tcPr>
+          <w:p>
+            <w:pPr>
+              <w:spacing w:line="240" w:lineRule="auto"/>
+              <w:jc w:val="center"/>
+            </w:pPr>
+            <w:r>
+              <w:rPr>
+                <w:rFonts w:ascii="바탕" w:hAnsi="바탕" w:eastAsia="바탕"/>
+                <w:b w:val="0"/>
+                <w:i w:val="0"/>
+                <w:sz w:val="18"/>
+              </w:rPr>
+              <w:t>62%</w:t>
+            </w:r>
+          </w:p>
+        </w:tc>
+        <w:tc>
+          <w:tcPr>
+            <w:tcW w:type="dxa" w:w="964"/>
+          </w:tcPr>
+          <w:p>
+            <w:pPr>
+              <w:spacing w:line="240" w:lineRule="auto"/>
+              <w:jc w:val="center"/>
+            </w:pPr>
+            <w:r>
+              <w:rPr>
+                <w:rFonts w:ascii="바탕" w:hAnsi="바탕" w:eastAsia="바탕"/>
+                <w:b w:val="0"/>
+                <w:i w:val="0"/>
+                <w:sz w:val="18"/>
+              </w:rPr>
+              <w:t>143</w:t>
+            </w:r>
+          </w:p>
+        </w:tc>
+      </w:tr>
+      <w:tr>
+        <w:tc>
+          <w:tcPr>
+            <w:tcW w:type="dxa" w:w="2608"/>
+          </w:tcPr>
+          <w:p>
+            <w:pPr>
+              <w:spacing w:line="240" w:lineRule="auto"/>
+              <w:jc w:val="left"/>
+            </w:pPr>
+            <w:r>
+              <w:rPr>
+                <w:rFonts w:ascii="바탕" w:hAnsi="바탕" w:eastAsia="바탕"/>
+                <w:b w:val="0"/>
+                <w:i w:val="0"/>
+                <w:sz w:val="18"/>
+              </w:rPr>
+              <w:t>예산 1M + ε 감소 + 용량 확대</w:t>
+            </w:r>
+          </w:p>
+        </w:tc>
+        <w:tc>
+          <w:tcPr>
+            <w:tcW w:type="dxa" w:w="1247"/>
+          </w:tcPr>
+          <w:p>
+            <w:pPr>
+              <w:spacing w:line="240" w:lineRule="auto"/>
+              <w:jc w:val="center"/>
+            </w:pPr>
+            <w:r>
+              <w:rPr>
+                <w:rFonts w:ascii="바탕" w:hAnsi="바탕" w:eastAsia="바탕"/>
+                <w:b w:val="0"/>
+                <w:i w:val="0"/>
+                <w:sz w:val="18"/>
+              </w:rPr>
+              <w:t>1,000,000</w:t>
+            </w:r>
+          </w:p>
+        </w:tc>
+        <w:tc>
+          <w:tcPr>
+            <w:tcW w:type="dxa" w:w="680"/>
+          </w:tcPr>
+          <w:p>
+            <w:pPr>
+              <w:spacing w:line="240" w:lineRule="auto"/>
+              <w:jc w:val="center"/>
+            </w:pPr>
+            <w:r>
+              <w:rPr>
+                <w:rFonts w:ascii="바탕" w:hAnsi="바탕" w:eastAsia="바탕"/>
+                <w:b w:val="0"/>
+                <w:i w:val="0"/>
+                <w:sz w:val="18"/>
+              </w:rPr>
+              <w:t>3</w:t>
+            </w:r>
+          </w:p>
+        </w:tc>
+        <w:tc>
+          <w:tcPr>
+            <w:tcW w:type="dxa" w:w="1020"/>
+          </w:tcPr>
+          <w:p>
+            <w:pPr>
+              <w:spacing w:line="240" w:lineRule="auto"/>
+              <w:jc w:val="center"/>
+            </w:pPr>
+            <w:r>
+              <w:rPr>
+                <w:rFonts w:ascii="바탕" w:hAnsi="바탕" w:eastAsia="바탕"/>
+                <w:b w:val="0"/>
+                <w:i w:val="0"/>
+                <w:sz w:val="18"/>
+              </w:rPr>
+              <w:t>-161.5</w:t>
+            </w:r>
+          </w:p>
+        </w:tc>
+        <w:tc>
+          <w:tcPr>
+            <w:tcW w:type="dxa" w:w="1474"/>
+          </w:tcPr>
+          <w:p>
+            <w:pPr>
+              <w:spacing w:line="240" w:lineRule="auto"/>
+              <w:jc w:val="center"/>
+            </w:pPr>
+            <w:r>
+              <w:rPr>
+                <w:rFonts w:ascii="바탕" w:hAnsi="바탕" w:eastAsia="바탕"/>
+                <w:b w:val="0"/>
+                <w:i w:val="0"/>
+                <w:sz w:val="18"/>
+              </w:rPr>
+              <w:t>[-200.0, -135.8]</w:t>
+            </w:r>
+          </w:p>
+        </w:tc>
+        <w:tc>
+          <w:tcPr>
+            <w:tcW w:type="dxa" w:w="1077"/>
+          </w:tcPr>
+          <w:p>
+            <w:pPr>
+              <w:spacing w:line="240" w:lineRule="auto"/>
+              <w:jc w:val="center"/>
+            </w:pPr>
+            <w:r>
+              <w:rPr>
+                <w:rFonts w:ascii="바탕" w:hAnsi="바탕" w:eastAsia="바탕"/>
+                <w:b w:val="0"/>
+                <w:i w:val="0"/>
+                <w:sz w:val="18"/>
+              </w:rPr>
+              <w:t>58%</w:t>
+            </w:r>
+          </w:p>
+        </w:tc>
+        <w:tc>
+          <w:tcPr>
+            <w:tcW w:type="dxa" w:w="964"/>
+          </w:tcPr>
+          <w:p>
+            <w:pPr>
+              <w:spacing w:line="240" w:lineRule="auto"/>
+              <w:jc w:val="center"/>
+            </w:pPr>
+            <w:r>
+              <w:rPr>
+                <w:rFonts w:ascii="바탕" w:hAnsi="바탕" w:eastAsia="바탕"/>
+                <w:b w:val="0"/>
+                <w:i w:val="0"/>
+                <w:sz w:val="18"/>
+              </w:rPr>
+              <w:t>129</w:t>
+            </w:r>
+          </w:p>
+        </w:tc>
+      </w:tr>
+      <w:tr>
+        <w:tc>
+          <w:tcPr>
+            <w:tcW w:type="dxa" w:w="2608"/>
+          </w:tcPr>
+          <w:p>
+            <w:pPr>
+              <w:spacing w:line="240" w:lineRule="auto"/>
+              <w:jc w:val="left"/>
             </w:pPr>
             <w:r>
               <w:rPr>
@@ -12541,13 +12907,13 @@
                 <w:i w:val="0"/>
                 <w:sz w:val="18"/>
               </w:rPr>
-              <w:t>-119.3</w:t>
-            </w:r>
-          </w:p>
-        </w:tc>
-        <w:tc>
-          <w:tcPr>
-            <w:tcW w:type="dxa" w:w="1474"/>
+              <w:t>기준: pump 규칙 (학습 없음)</w:t>
+            </w:r>
+          </w:p>
+        </w:tc>
+        <w:tc>
+          <w:tcPr>
+            <w:tcW w:type="dxa" w:w="1247"/>
           </w:tcPr>
           <w:p>
             <w:pPr>
@@ -12561,7 +12927,67 @@
                 <w:i w:val="0"/>
                 <w:sz w:val="18"/>
               </w:rPr>
-              <w:t>[-119.6, -119.0]</w:t>
+              <w:t>—</w:t>
+            </w:r>
+          </w:p>
+        </w:tc>
+        <w:tc>
+          <w:tcPr>
+            <w:tcW w:type="dxa" w:w="680"/>
+          </w:tcPr>
+          <w:p>
+            <w:pPr>
+              <w:spacing w:line="240" w:lineRule="auto"/>
+              <w:jc w:val="center"/>
+            </w:pPr>
+            <w:r>
+              <w:rPr>
+                <w:rFonts w:ascii="바탕" w:hAnsi="바탕" w:eastAsia="바탕"/>
+                <w:b w:val="0"/>
+                <w:i w:val="0"/>
+                <w:sz w:val="18"/>
+              </w:rPr>
+              <w:t>10</w:t>
+            </w:r>
+          </w:p>
+        </w:tc>
+        <w:tc>
+          <w:tcPr>
+            <w:tcW w:type="dxa" w:w="1020"/>
+          </w:tcPr>
+          <w:p>
+            <w:pPr>
+              <w:spacing w:line="240" w:lineRule="auto"/>
+              <w:jc w:val="center"/>
+            </w:pPr>
+            <w:r>
+              <w:rPr>
+                <w:rFonts w:ascii="바탕" w:hAnsi="바탕" w:eastAsia="바탕"/>
+                <w:b/>
+                <w:i w:val="0"/>
+                <w:sz w:val="18"/>
+              </w:rPr>
+              <w:t>-119.3</w:t>
+            </w:r>
+          </w:p>
+        </w:tc>
+        <w:tc>
+          <w:tcPr>
+            <w:tcW w:type="dxa" w:w="1474"/>
+          </w:tcPr>
+          <w:p>
+            <w:pPr>
+              <w:spacing w:line="240" w:lineRule="auto"/>
+              <w:jc w:val="center"/>
+            </w:pPr>
+            <w:r>
+              <w:rPr>
+                <w:rFonts w:ascii="바탕" w:hAnsi="바탕" w:eastAsia="바탕"/>
+                <w:b w:val="0"/>
+                <w:i w:val="0"/>
+                <w:sz w:val="18"/>
+              </w:rPr>
+              <w:t>[-119.6, -119.1]</w:t>
             </w:r>
           </w:p>
         </w:tc>

--- a/졸업논문_초안v1.docx
+++ b/졸업논문_초안v1.docx
@@ -5913,18 +5913,17 @@
         <w:tblLook w:firstColumn="1" w:firstRow="1" w:lastColumn="0" w:lastRow="0" w:noHBand="0" w:noVBand="1" w:val="04A0"/>
       </w:tblPr>
       <w:tblGrid>
-        <w:gridCol w:w="1296"/>
-        <w:gridCol w:w="1296"/>
-        <w:gridCol w:w="1296"/>
-        <w:gridCol w:w="1296"/>
-        <w:gridCol w:w="1296"/>
-        <w:gridCol w:w="1296"/>
-        <w:gridCol w:w="1296"/>
+        <w:gridCol w:w="1512"/>
+        <w:gridCol w:w="1512"/>
+        <w:gridCol w:w="1512"/>
+        <w:gridCol w:w="1512"/>
+        <w:gridCol w:w="1512"/>
+        <w:gridCol w:w="1512"/>
       </w:tblGrid>
       <w:tr>
         <w:tc>
           <w:tcPr>
-            <w:tcW w:type="dxa" w:w="1296"/>
+            <w:tcW w:type="dxa" w:w="1512"/>
             <w:shd w:val="clear" w:color="auto" w:fill="EDEDED"/>
           </w:tcPr>
           <w:p>
@@ -5946,7 +5945,7 @@
         </w:tc>
         <w:tc>
           <w:tcPr>
-            <w:tcW w:type="dxa" w:w="1296"/>
+            <w:tcW w:type="dxa" w:w="1512"/>
             <w:shd w:val="clear" w:color="auto" w:fill="EDEDED"/>
           </w:tcPr>
           <w:p>
@@ -5968,7 +5967,7 @@
         </w:tc>
         <w:tc>
           <w:tcPr>
-            <w:tcW w:type="dxa" w:w="1296"/>
+            <w:tcW w:type="dxa" w:w="1512"/>
             <w:shd w:val="clear" w:color="auto" w:fill="EDEDED"/>
           </w:tcPr>
           <w:p>
@@ -5990,7 +5989,7 @@
         </w:tc>
         <w:tc>
           <w:tcPr>
-            <w:tcW w:type="dxa" w:w="1296"/>
+            <w:tcW w:type="dxa" w:w="1512"/>
             <w:shd w:val="clear" w:color="auto" w:fill="EDEDED"/>
           </w:tcPr>
           <w:p>
@@ -6012,7 +6011,7 @@
         </w:tc>
         <w:tc>
           <w:tcPr>
-            <w:tcW w:type="dxa" w:w="1296"/>
+            <w:tcW w:type="dxa" w:w="1512"/>
             <w:shd w:val="clear" w:color="auto" w:fill="EDEDED"/>
           </w:tcPr>
           <w:p>
@@ -6034,7 +6033,7 @@
         </w:tc>
         <w:tc>
           <w:tcPr>
-            <w:tcW w:type="dxa" w:w="1296"/>
+            <w:tcW w:type="dxa" w:w="1512"/>
             <w:shd w:val="clear" w:color="auto" w:fill="EDEDED"/>
           </w:tcPr>
           <w:p>
@@ -6050,29 +6049,129 @@
                 <w:i w:val="0"/>
                 <w:sz w:val="18"/>
               </w:rPr>
-              <w:t>최강 규칙</w:t>
+              <w:t>무행동</w:t>
+            </w:r>
+          </w:p>
+        </w:tc>
+      </w:tr>
+      <w:tr>
+        <w:tc>
+          <w:tcPr>
+            <w:tcW w:type="dxa" w:w="1512"/>
+          </w:tcPr>
+          <w:p>
+            <w:pPr>
+              <w:spacing w:line="240" w:lineRule="auto"/>
+              <w:jc w:val="left"/>
+            </w:pPr>
+            <w:r>
+              <w:rPr>
+                <w:rFonts w:ascii="바탕" w:hAnsi="바탕" w:eastAsia="바탕"/>
+                <w:b/>
+                <w:i w:val="0"/>
+                <w:sz w:val="18"/>
+              </w:rPr>
+              <w:t>0</w:t>
             </w:r>
           </w:p>
         </w:tc>
         <w:tc>
           <w:tcPr>
-            <w:tcW w:type="dxa" w:w="1296"/>
-            <w:shd w:val="clear" w:color="auto" w:fill="EDEDED"/>
+            <w:tcW w:type="dxa" w:w="1512"/>
           </w:tcPr>
           <w:p>
             <w:pPr>
               <w:spacing w:line="240" w:lineRule="auto"/>
               <w:jc w:val="center"/>
             </w:pPr>
-            <w:r/>
-            <w:r>
-              <w:rPr>
-                <w:rFonts w:ascii="맑은 고딕" w:hAnsi="맑은 고딕" w:eastAsia="맑은 고딕"/>
-                <w:b/>
-                <w:i w:val="0"/>
-                <w:sz w:val="18"/>
-              </w:rPr>
-              <w:t>무행동</w:t>
+            <w:r>
+              <w:rPr>
+                <w:rFonts w:ascii="바탕" w:hAnsi="바탕" w:eastAsia="바탕"/>
+                <w:b w:val="0"/>
+                <w:i w:val="0"/>
+                <w:sz w:val="18"/>
+              </w:rPr>
+              <w:t>-160 [-180, -142]</w:t>
+            </w:r>
+          </w:p>
+        </w:tc>
+        <w:tc>
+          <w:tcPr>
+            <w:tcW w:type="dxa" w:w="1512"/>
+          </w:tcPr>
+          <w:p>
+            <w:pPr>
+              <w:spacing w:line="240" w:lineRule="auto"/>
+              <w:jc w:val="center"/>
+            </w:pPr>
+            <w:r>
+              <w:rPr>
+                <w:rFonts w:ascii="바탕" w:hAnsi="바탕" w:eastAsia="바탕"/>
+                <w:b w:val="0"/>
+                <w:i w:val="0"/>
+                <w:sz w:val="18"/>
+              </w:rPr>
+              <w:t>-141 [-159, -129]</w:t>
+            </w:r>
+          </w:p>
+        </w:tc>
+        <w:tc>
+          <w:tcPr>
+            <w:tcW w:type="dxa" w:w="1512"/>
+          </w:tcPr>
+          <w:p>
+            <w:pPr>
+              <w:spacing w:line="240" w:lineRule="auto"/>
+              <w:jc w:val="center"/>
+            </w:pPr>
+            <w:r>
+              <w:rPr>
+                <w:rFonts w:ascii="바탕" w:hAnsi="바탕" w:eastAsia="바탕"/>
+                <w:b w:val="0"/>
+                <w:i w:val="0"/>
+                <w:sz w:val="18"/>
+              </w:rPr>
+              <w:t>-128 [-152, -118]</w:t>
+            </w:r>
+          </w:p>
+        </w:tc>
+        <w:tc>
+          <w:tcPr>
+            <w:tcW w:type="dxa" w:w="1512"/>
+          </w:tcPr>
+          <w:p>
+            <w:pPr>
+              <w:spacing w:line="240" w:lineRule="auto"/>
+              <w:jc w:val="center"/>
+            </w:pPr>
+            <w:r>
+              <w:rPr>
+                <w:rFonts w:ascii="바탕" w:hAnsi="바탕" w:eastAsia="바탕"/>
+                <w:b w:val="0"/>
+                <w:i w:val="0"/>
+                <w:sz w:val="18"/>
+              </w:rPr>
+              <w:t>-119 [-120, -119]</w:t>
+            </w:r>
+          </w:p>
+        </w:tc>
+        <w:tc>
+          <w:tcPr>
+            <w:tcW w:type="dxa" w:w="1512"/>
+          </w:tcPr>
+          <w:p>
+            <w:pPr>
+              <w:spacing w:line="240" w:lineRule="auto"/>
+              <w:jc w:val="center"/>
+            </w:pPr>
+            <w:r>
+              <w:rPr>
+                <w:rFonts w:ascii="바탕" w:hAnsi="바탕" w:eastAsia="바탕"/>
+                <w:b w:val="0"/>
+                <w:i w:val="0"/>
+                <w:sz w:val="18"/>
+              </w:rPr>
+              <w:t>-200 [-200, -200]</w:t>
             </w:r>
           </w:p>
         </w:tc>
@@ -6080,7 +6179,7 @@
       <w:tr>
         <w:tc>
           <w:tcPr>
-            <w:tcW w:type="dxa" w:w="1296"/>
+            <w:tcW w:type="dxa" w:w="1512"/>
           </w:tcPr>
           <w:p>
             <w:pPr>
@@ -6094,13 +6193,13 @@
                 <w:i w:val="0"/>
                 <w:sz w:val="18"/>
               </w:rPr>
-              <w:t>0</w:t>
+              <w:t>0.01</w:t>
             </w:r>
           </w:p>
         </w:tc>
         <w:tc>
           <w:tcPr>
-            <w:tcW w:type="dxa" w:w="1296"/>
+            <w:tcW w:type="dxa" w:w="1512"/>
           </w:tcPr>
           <w:p>
             <w:pPr>
@@ -6114,13 +6213,13 @@
                 <w:i w:val="0"/>
                 <w:sz w:val="18"/>
               </w:rPr>
-              <w:t>-160.4 [-179.9, -142.0]</w:t>
+              <w:t>-197 [-200, -181]</w:t>
             </w:r>
           </w:p>
         </w:tc>
         <w:tc>
           <w:tcPr>
-            <w:tcW w:type="dxa" w:w="1296"/>
+            <w:tcW w:type="dxa" w:w="1512"/>
           </w:tcPr>
           <w:p>
             <w:pPr>
@@ -6134,13 +6233,13 @@
                 <w:i w:val="0"/>
                 <w:sz w:val="18"/>
               </w:rPr>
-              <w:t>-141.4 [-159.3, -128.7]</w:t>
+              <w:t>-193 [-200, -167]</w:t>
             </w:r>
           </w:p>
         </w:tc>
         <w:tc>
           <w:tcPr>
-            <w:tcW w:type="dxa" w:w="1296"/>
+            <w:tcW w:type="dxa" w:w="1512"/>
           </w:tcPr>
           <w:p>
             <w:pPr>
@@ -6154,13 +6253,13 @@
                 <w:i w:val="0"/>
                 <w:sz w:val="18"/>
               </w:rPr>
-              <w:t>-127.9 [-152.3, -117.8]</w:t>
+              <w:t>-156 [-174, -134]</w:t>
             </w:r>
           </w:p>
         </w:tc>
         <w:tc>
           <w:tcPr>
-            <w:tcW w:type="dxa" w:w="1296"/>
+            <w:tcW w:type="dxa" w:w="1512"/>
           </w:tcPr>
           <w:p>
             <w:pPr>
@@ -6174,13 +6273,13 @@
                 <w:i w:val="0"/>
                 <w:sz w:val="18"/>
               </w:rPr>
-              <w:t>-119.3 [-119.6, -119.1]</w:t>
+              <w:t>-121 [-121, -120]</w:t>
             </w:r>
           </w:p>
         </w:tc>
         <w:tc>
           <w:tcPr>
-            <w:tcW w:type="dxa" w:w="1296"/>
+            <w:tcW w:type="dxa" w:w="1512"/>
           </w:tcPr>
           <w:p>
             <w:pPr>
@@ -6194,13 +6293,35 @@
                 <w:i w:val="0"/>
                 <w:sz w:val="18"/>
               </w:rPr>
-              <w:t>-119.3 [-119.6, -119.1]</w:t>
+              <w:t>-200 [-200, -200]</w:t>
+            </w:r>
+          </w:p>
+        </w:tc>
+      </w:tr>
+      <w:tr>
+        <w:tc>
+          <w:tcPr>
+            <w:tcW w:type="dxa" w:w="1512"/>
+          </w:tcPr>
+          <w:p>
+            <w:pPr>
+              <w:spacing w:line="240" w:lineRule="auto"/>
+              <w:jc w:val="left"/>
+            </w:pPr>
+            <w:r>
+              <w:rPr>
+                <w:rFonts w:ascii="바탕" w:hAnsi="바탕" w:eastAsia="바탕"/>
+                <w:b/>
+                <w:i w:val="0"/>
+                <w:sz w:val="18"/>
+              </w:rPr>
+              <w:t>0.02</w:t>
             </w:r>
           </w:p>
         </w:tc>
         <w:tc>
           <w:tcPr>
-            <w:tcW w:type="dxa" w:w="1296"/>
+            <w:tcW w:type="dxa" w:w="1512"/>
           </w:tcPr>
           <w:p>
             <w:pPr>
@@ -6214,7 +6335,87 @@
                 <w:i w:val="0"/>
                 <w:sz w:val="18"/>
               </w:rPr>
-              <w:t>-200.0 [-200.0, -200.0]</w:t>
+              <w:t>-200 [-201, -200]</w:t>
+            </w:r>
+          </w:p>
+        </w:tc>
+        <w:tc>
+          <w:tcPr>
+            <w:tcW w:type="dxa" w:w="1512"/>
+          </w:tcPr>
+          <w:p>
+            <w:pPr>
+              <w:spacing w:line="240" w:lineRule="auto"/>
+              <w:jc w:val="center"/>
+            </w:pPr>
+            <w:r>
+              <w:rPr>
+                <w:rFonts w:ascii="바탕" w:hAnsi="바탕" w:eastAsia="바탕"/>
+                <w:b w:val="0"/>
+                <w:i w:val="0"/>
+                <w:sz w:val="18"/>
+              </w:rPr>
+              <w:t>-200 [-201, -182]</w:t>
+            </w:r>
+          </w:p>
+        </w:tc>
+        <w:tc>
+          <w:tcPr>
+            <w:tcW w:type="dxa" w:w="1512"/>
+          </w:tcPr>
+          <w:p>
+            <w:pPr>
+              <w:spacing w:line="240" w:lineRule="auto"/>
+              <w:jc w:val="center"/>
+            </w:pPr>
+            <w:r>
+              <w:rPr>
+                <w:rFonts w:ascii="바탕" w:hAnsi="바탕" w:eastAsia="바탕"/>
+                <w:b w:val="0"/>
+                <w:i w:val="0"/>
+                <w:sz w:val="18"/>
+              </w:rPr>
+              <w:t>-159 [-189, -129]</w:t>
+            </w:r>
+          </w:p>
+        </w:tc>
+        <w:tc>
+          <w:tcPr>
+            <w:tcW w:type="dxa" w:w="1512"/>
+          </w:tcPr>
+          <w:p>
+            <w:pPr>
+              <w:spacing w:line="240" w:lineRule="auto"/>
+              <w:jc w:val="center"/>
+            </w:pPr>
+            <w:r>
+              <w:rPr>
+                <w:rFonts w:ascii="바탕" w:hAnsi="바탕" w:eastAsia="바탕"/>
+                <w:b w:val="0"/>
+                <w:i w:val="0"/>
+                <w:sz w:val="18"/>
+              </w:rPr>
+              <w:t>-122 [-122, -121]</w:t>
+            </w:r>
+          </w:p>
+        </w:tc>
+        <w:tc>
+          <w:tcPr>
+            <w:tcW w:type="dxa" w:w="1512"/>
+          </w:tcPr>
+          <w:p>
+            <w:pPr>
+              <w:spacing w:line="240" w:lineRule="auto"/>
+              <w:jc w:val="center"/>
+            </w:pPr>
+            <w:r>
+              <w:rPr>
+                <w:rFonts w:ascii="바탕" w:hAnsi="바탕" w:eastAsia="바탕"/>
+                <w:b w:val="0"/>
+                <w:i w:val="0"/>
+                <w:sz w:val="18"/>
+              </w:rPr>
+              <w:t>-200 [-200, -200]</w:t>
             </w:r>
           </w:p>
         </w:tc>
@@ -6222,7 +6423,7 @@
       <w:tr>
         <w:tc>
           <w:tcPr>
-            <w:tcW w:type="dxa" w:w="1296"/>
+            <w:tcW w:type="dxa" w:w="1512"/>
           </w:tcPr>
           <w:p>
             <w:pPr>
@@ -6236,13 +6437,13 @@
                 <w:i w:val="0"/>
                 <w:sz w:val="18"/>
               </w:rPr>
-              <w:t>0.01</w:t>
+              <w:t>0.03</w:t>
             </w:r>
           </w:p>
         </w:tc>
         <w:tc>
           <w:tcPr>
-            <w:tcW w:type="dxa" w:w="1296"/>
+            <w:tcW w:type="dxa" w:w="1512"/>
           </w:tcPr>
           <w:p>
             <w:pPr>
@@ -6256,13 +6457,13 @@
                 <w:i w:val="0"/>
                 <w:sz w:val="18"/>
               </w:rPr>
-              <w:t>-197.5 [-200.1, -181.2]</w:t>
+              <w:t>-200 [-200, -200]</w:t>
             </w:r>
           </w:p>
         </w:tc>
         <w:tc>
           <w:tcPr>
-            <w:tcW w:type="dxa" w:w="1296"/>
+            <w:tcW w:type="dxa" w:w="1512"/>
           </w:tcPr>
           <w:p>
             <w:pPr>
@@ -6276,13 +6477,13 @@
                 <w:i w:val="0"/>
                 <w:sz w:val="18"/>
               </w:rPr>
-              <w:t>-192.8 [-200.3, -167.4]</w:t>
+              <w:t>-200 [-201, -200]</w:t>
             </w:r>
           </w:p>
         </w:tc>
         <w:tc>
           <w:tcPr>
-            <w:tcW w:type="dxa" w:w="1296"/>
+            <w:tcW w:type="dxa" w:w="1512"/>
           </w:tcPr>
           <w:p>
             <w:pPr>
@@ -6296,13 +6497,13 @@
                 <w:i w:val="0"/>
                 <w:sz w:val="18"/>
               </w:rPr>
-              <w:t>-155.8 [-174.4, -133.9]</w:t>
+              <w:t>-167 [-201, -133]</w:t>
             </w:r>
           </w:p>
         </w:tc>
         <w:tc>
           <w:tcPr>
-            <w:tcW w:type="dxa" w:w="1296"/>
+            <w:tcW w:type="dxa" w:w="1512"/>
           </w:tcPr>
           <w:p>
             <w:pPr>
@@ -6316,13 +6517,13 @@
                 <w:i w:val="0"/>
                 <w:sz w:val="18"/>
               </w:rPr>
-              <w:t>-120.5 [-120.8, -120.3]</w:t>
+              <w:t>-123 [-123, -123]</w:t>
             </w:r>
           </w:p>
         </w:tc>
         <w:tc>
           <w:tcPr>
-            <w:tcW w:type="dxa" w:w="1296"/>
+            <w:tcW w:type="dxa" w:w="1512"/>
           </w:tcPr>
           <w:p>
             <w:pPr>
@@ -6336,13 +6537,35 @@
                 <w:i w:val="0"/>
                 <w:sz w:val="18"/>
               </w:rPr>
-              <w:t>-120.5 [-120.8, -120.3]</w:t>
+              <w:t>-200 [-200, -200]</w:t>
+            </w:r>
+          </w:p>
+        </w:tc>
+      </w:tr>
+      <w:tr>
+        <w:tc>
+          <w:tcPr>
+            <w:tcW w:type="dxa" w:w="1512"/>
+          </w:tcPr>
+          <w:p>
+            <w:pPr>
+              <w:spacing w:line="240" w:lineRule="auto"/>
+              <w:jc w:val="left"/>
+            </w:pPr>
+            <w:r>
+              <w:rPr>
+                <w:rFonts w:ascii="바탕" w:hAnsi="바탕" w:eastAsia="바탕"/>
+                <w:b/>
+                <w:i w:val="0"/>
+                <w:sz w:val="18"/>
+              </w:rPr>
+              <w:t>0.05</w:t>
             </w:r>
           </w:p>
         </w:tc>
         <w:tc>
           <w:tcPr>
-            <w:tcW w:type="dxa" w:w="1296"/>
+            <w:tcW w:type="dxa" w:w="1512"/>
           </w:tcPr>
           <w:p>
             <w:pPr>
@@ -6356,7 +6579,87 @@
                 <w:i w:val="0"/>
                 <w:sz w:val="18"/>
               </w:rPr>
-              <w:t>-200.0 [-200.0, -200.0]</w:t>
+              <w:t>-200 [-201, -200]</w:t>
+            </w:r>
+          </w:p>
+        </w:tc>
+        <w:tc>
+          <w:tcPr>
+            <w:tcW w:type="dxa" w:w="1512"/>
+          </w:tcPr>
+          <w:p>
+            <w:pPr>
+              <w:spacing w:line="240" w:lineRule="auto"/>
+              <w:jc w:val="center"/>
+            </w:pPr>
+            <w:r>
+              <w:rPr>
+                <w:rFonts w:ascii="바탕" w:hAnsi="바탕" w:eastAsia="바탕"/>
+                <w:b w:val="0"/>
+                <w:i w:val="0"/>
+                <w:sz w:val="18"/>
+              </w:rPr>
+              <w:t>-200 [-202, -200]</w:t>
+            </w:r>
+          </w:p>
+        </w:tc>
+        <w:tc>
+          <w:tcPr>
+            <w:tcW w:type="dxa" w:w="1512"/>
+          </w:tcPr>
+          <w:p>
+            <w:pPr>
+              <w:spacing w:line="240" w:lineRule="auto"/>
+              <w:jc w:val="center"/>
+            </w:pPr>
+            <w:r>
+              <w:rPr>
+                <w:rFonts w:ascii="바탕" w:hAnsi="바탕" w:eastAsia="바탕"/>
+                <w:b w:val="0"/>
+                <w:i w:val="0"/>
+                <w:sz w:val="18"/>
+              </w:rPr>
+              <w:t>-187 [-200, -159]</w:t>
+            </w:r>
+          </w:p>
+        </w:tc>
+        <w:tc>
+          <w:tcPr>
+            <w:tcW w:type="dxa" w:w="1512"/>
+          </w:tcPr>
+          <w:p>
+            <w:pPr>
+              <w:spacing w:line="240" w:lineRule="auto"/>
+              <w:jc w:val="center"/>
+            </w:pPr>
+            <w:r>
+              <w:rPr>
+                <w:rFonts w:ascii="바탕" w:hAnsi="바탕" w:eastAsia="바탕"/>
+                <w:b w:val="0"/>
+                <w:i w:val="0"/>
+                <w:sz w:val="18"/>
+              </w:rPr>
+              <w:t>-125 [-126, -125]</w:t>
+            </w:r>
+          </w:p>
+        </w:tc>
+        <w:tc>
+          <w:tcPr>
+            <w:tcW w:type="dxa" w:w="1512"/>
+          </w:tcPr>
+          <w:p>
+            <w:pPr>
+              <w:spacing w:line="240" w:lineRule="auto"/>
+              <w:jc w:val="center"/>
+            </w:pPr>
+            <w:r>
+              <w:rPr>
+                <w:rFonts w:ascii="바탕" w:hAnsi="바탕" w:eastAsia="바탕"/>
+                <w:b w:val="0"/>
+                <w:i w:val="0"/>
+                <w:sz w:val="18"/>
+              </w:rPr>
+              <w:t>-200 [-200, -200]</w:t>
             </w:r>
           </w:p>
         </w:tc>
@@ -6364,7 +6667,7 @@
       <w:tr>
         <w:tc>
           <w:tcPr>
-            <w:tcW w:type="dxa" w:w="1296"/>
+            <w:tcW w:type="dxa" w:w="1512"/>
           </w:tcPr>
           <w:p>
             <w:pPr>
@@ -6378,13 +6681,13 @@
                 <w:i w:val="0"/>
                 <w:sz w:val="18"/>
               </w:rPr>
-              <w:t>0.02</w:t>
+              <w:t>0.1</w:t>
             </w:r>
           </w:p>
         </w:tc>
         <w:tc>
           <w:tcPr>
-            <w:tcW w:type="dxa" w:w="1296"/>
+            <w:tcW w:type="dxa" w:w="1512"/>
           </w:tcPr>
           <w:p>
             <w:pPr>
@@ -6398,13 +6701,13 @@
                 <w:i w:val="0"/>
                 <w:sz w:val="18"/>
               </w:rPr>
-              <w:t>-200.4 [-201.1, -200.0]</w:t>
+              <w:t>-200 [-200, -200]</w:t>
             </w:r>
           </w:p>
         </w:tc>
         <w:tc>
           <w:tcPr>
-            <w:tcW w:type="dxa" w:w="1296"/>
+            <w:tcW w:type="dxa" w:w="1512"/>
           </w:tcPr>
           <w:p>
             <w:pPr>
@@ -6418,13 +6721,13 @@
                 <w:i w:val="0"/>
                 <w:sz w:val="18"/>
               </w:rPr>
-              <w:t>-200.2 [-200.9, -182.4]</w:t>
+              <w:t>-200 [-200, -200]</w:t>
             </w:r>
           </w:p>
         </w:tc>
         <w:tc>
           <w:tcPr>
-            <w:tcW w:type="dxa" w:w="1296"/>
+            <w:tcW w:type="dxa" w:w="1512"/>
           </w:tcPr>
           <w:p>
             <w:pPr>
@@ -6438,13 +6741,13 @@
                 <w:i w:val="0"/>
                 <w:sz w:val="18"/>
               </w:rPr>
-              <w:t>-159.1 [-189.1, -129.1]</w:t>
+              <w:t>-192 [-200, -160]</w:t>
             </w:r>
           </w:p>
         </w:tc>
         <w:tc>
           <w:tcPr>
-            <w:tcW w:type="dxa" w:w="1296"/>
+            <w:tcW w:type="dxa" w:w="1512"/>
           </w:tcPr>
           <w:p>
             <w:pPr>
@@ -6458,13 +6761,13 @@
                 <w:i w:val="0"/>
                 <w:sz w:val="18"/>
               </w:rPr>
-              <w:t>-121.7 [-122.0, -121.5]</w:t>
+              <w:t>-131 [-132, -131]</w:t>
             </w:r>
           </w:p>
         </w:tc>
         <w:tc>
           <w:tcPr>
-            <w:tcW w:type="dxa" w:w="1296"/>
+            <w:tcW w:type="dxa" w:w="1512"/>
           </w:tcPr>
           <w:p>
             <w:pPr>
@@ -6478,13 +6781,35 @@
                 <w:i w:val="0"/>
                 <w:sz w:val="18"/>
               </w:rPr>
-              <w:t>-121.7 [-122.0, -121.5]</w:t>
+              <w:t>-200 [-200, -200]</w:t>
+            </w:r>
+          </w:p>
+        </w:tc>
+      </w:tr>
+      <w:tr>
+        <w:tc>
+          <w:tcPr>
+            <w:tcW w:type="dxa" w:w="1512"/>
+          </w:tcPr>
+          <w:p>
+            <w:pPr>
+              <w:spacing w:line="240" w:lineRule="auto"/>
+              <w:jc w:val="left"/>
+            </w:pPr>
+            <w:r>
+              <w:rPr>
+                <w:rFonts w:ascii="바탕" w:hAnsi="바탕" w:eastAsia="바탕"/>
+                <w:b/>
+                <w:i w:val="0"/>
+                <w:sz w:val="18"/>
+              </w:rPr>
+              <w:t>0.2</w:t>
             </w:r>
           </w:p>
         </w:tc>
         <w:tc>
           <w:tcPr>
-            <w:tcW w:type="dxa" w:w="1296"/>
+            <w:tcW w:type="dxa" w:w="1512"/>
           </w:tcPr>
           <w:p>
             <w:pPr>
@@ -6498,7 +6823,87 @@
                 <w:i w:val="0"/>
                 <w:sz w:val="18"/>
               </w:rPr>
-              <w:t>-200.0 [-200.0, -200.0]</w:t>
+              <w:t>-200 [-200, -200]</w:t>
+            </w:r>
+          </w:p>
+        </w:tc>
+        <w:tc>
+          <w:tcPr>
+            <w:tcW w:type="dxa" w:w="1512"/>
+          </w:tcPr>
+          <w:p>
+            <w:pPr>
+              <w:spacing w:line="240" w:lineRule="auto"/>
+              <w:jc w:val="center"/>
+            </w:pPr>
+            <w:r>
+              <w:rPr>
+                <w:rFonts w:ascii="바탕" w:hAnsi="바탕" w:eastAsia="바탕"/>
+                <w:b w:val="0"/>
+                <w:i w:val="0"/>
+                <w:sz w:val="18"/>
+              </w:rPr>
+              <w:t>-200 [-200, -200]</w:t>
+            </w:r>
+          </w:p>
+        </w:tc>
+        <w:tc>
+          <w:tcPr>
+            <w:tcW w:type="dxa" w:w="1512"/>
+          </w:tcPr>
+          <w:p>
+            <w:pPr>
+              <w:spacing w:line="240" w:lineRule="auto"/>
+              <w:jc w:val="center"/>
+            </w:pPr>
+            <w:r>
+              <w:rPr>
+                <w:rFonts w:ascii="바탕" w:hAnsi="바탕" w:eastAsia="바탕"/>
+                <w:b w:val="0"/>
+                <w:i w:val="0"/>
+                <w:sz w:val="18"/>
+              </w:rPr>
+              <w:t>-200 [-204, -191]</w:t>
+            </w:r>
+          </w:p>
+        </w:tc>
+        <w:tc>
+          <w:tcPr>
+            <w:tcW w:type="dxa" w:w="1512"/>
+          </w:tcPr>
+          <w:p>
+            <w:pPr>
+              <w:spacing w:line="240" w:lineRule="auto"/>
+              <w:jc w:val="center"/>
+            </w:pPr>
+            <w:r>
+              <w:rPr>
+                <w:rFonts w:ascii="바탕" w:hAnsi="바탕" w:eastAsia="바탕"/>
+                <w:b w:val="0"/>
+                <w:i w:val="0"/>
+                <w:sz w:val="18"/>
+              </w:rPr>
+              <w:t>-143 [-144, -143]</w:t>
+            </w:r>
+          </w:p>
+        </w:tc>
+        <w:tc>
+          <w:tcPr>
+            <w:tcW w:type="dxa" w:w="1512"/>
+          </w:tcPr>
+          <w:p>
+            <w:pPr>
+              <w:spacing w:line="240" w:lineRule="auto"/>
+              <w:jc w:val="center"/>
+            </w:pPr>
+            <w:r>
+              <w:rPr>
+                <w:rFonts w:ascii="바탕" w:hAnsi="바탕" w:eastAsia="바탕"/>
+                <w:b w:val="0"/>
+                <w:i w:val="0"/>
+                <w:sz w:val="18"/>
+              </w:rPr>
+              <w:t>-200 [-200, -200]</w:t>
             </w:r>
           </w:p>
         </w:tc>
@@ -6506,7 +6911,7 @@
       <w:tr>
         <w:tc>
           <w:tcPr>
-            <w:tcW w:type="dxa" w:w="1296"/>
+            <w:tcW w:type="dxa" w:w="1512"/>
           </w:tcPr>
           <w:p>
             <w:pPr>
@@ -6520,13 +6925,13 @@
                 <w:i w:val="0"/>
                 <w:sz w:val="18"/>
               </w:rPr>
-              <w:t>0.03</w:t>
+              <w:t>0.35</w:t>
             </w:r>
           </w:p>
         </w:tc>
         <w:tc>
           <w:tcPr>
-            <w:tcW w:type="dxa" w:w="1296"/>
+            <w:tcW w:type="dxa" w:w="1512"/>
           </w:tcPr>
           <w:p>
             <w:pPr>
@@ -6540,13 +6945,13 @@
                 <w:i w:val="0"/>
                 <w:sz w:val="18"/>
               </w:rPr>
-              <w:t>-200.0 [-200.3, -200.0]</w:t>
+              <w:t>-200 [-200, -200]</w:t>
             </w:r>
           </w:p>
         </w:tc>
         <w:tc>
           <w:tcPr>
-            <w:tcW w:type="dxa" w:w="1296"/>
+            <w:tcW w:type="dxa" w:w="1512"/>
           </w:tcPr>
           <w:p>
             <w:pPr>
@@ -6560,13 +6965,13 @@
                 <w:i w:val="0"/>
                 <w:sz w:val="18"/>
               </w:rPr>
-              <w:t>-200.0 [-201.0, -200.0]</w:t>
+              <w:t>-200 [-200, -200]</w:t>
             </w:r>
           </w:p>
         </w:tc>
         <w:tc>
           <w:tcPr>
-            <w:tcW w:type="dxa" w:w="1296"/>
+            <w:tcW w:type="dxa" w:w="1512"/>
           </w:tcPr>
           <w:p>
             <w:pPr>
@@ -6580,13 +6985,13 @@
                 <w:i w:val="0"/>
                 <w:sz w:val="18"/>
               </w:rPr>
-              <w:t>-167.4 [-201.0, -133.1]</w:t>
+              <w:t>-200 [-202, -198]</w:t>
             </w:r>
           </w:p>
         </w:tc>
         <w:tc>
           <w:tcPr>
-            <w:tcW w:type="dxa" w:w="1296"/>
+            <w:tcW w:type="dxa" w:w="1512"/>
           </w:tcPr>
           <w:p>
             <w:pPr>
@@ -6600,13 +7005,13 @@
                 <w:i w:val="0"/>
                 <w:sz w:val="18"/>
               </w:rPr>
-              <w:t>-122.9 [-123.2, -122.6]</w:t>
+              <w:t>-161 [-161, -161]</w:t>
             </w:r>
           </w:p>
         </w:tc>
         <w:tc>
           <w:tcPr>
-            <w:tcW w:type="dxa" w:w="1296"/>
+            <w:tcW w:type="dxa" w:w="1512"/>
           </w:tcPr>
           <w:p>
             <w:pPr>
@@ -6620,13 +7025,35 @@
                 <w:i w:val="0"/>
                 <w:sz w:val="18"/>
               </w:rPr>
-              <w:t>-122.9 [-123.2, -122.6]</w:t>
+              <w:t>-200 [-200, -200]</w:t>
+            </w:r>
+          </w:p>
+        </w:tc>
+      </w:tr>
+      <w:tr>
+        <w:tc>
+          <w:tcPr>
+            <w:tcW w:type="dxa" w:w="1512"/>
+          </w:tcPr>
+          <w:p>
+            <w:pPr>
+              <w:spacing w:line="240" w:lineRule="auto"/>
+              <w:jc w:val="left"/>
+            </w:pPr>
+            <w:r>
+              <w:rPr>
+                <w:rFonts w:ascii="바탕" w:hAnsi="바탕" w:eastAsia="바탕"/>
+                <w:b/>
+                <w:i w:val="0"/>
+                <w:sz w:val="18"/>
+              </w:rPr>
+              <w:t>0.66</w:t>
             </w:r>
           </w:p>
         </w:tc>
         <w:tc>
           <w:tcPr>
-            <w:tcW w:type="dxa" w:w="1296"/>
+            <w:tcW w:type="dxa" w:w="1512"/>
           </w:tcPr>
           <w:p>
             <w:pPr>
@@ -6640,35 +7067,13 @@
                 <w:i w:val="0"/>
                 <w:sz w:val="18"/>
               </w:rPr>
-              <w:t>-200.0 [-200.0, -200.0]</w:t>
-            </w:r>
-          </w:p>
-        </w:tc>
-      </w:tr>
-      <w:tr>
-        <w:tc>
-          <w:tcPr>
-            <w:tcW w:type="dxa" w:w="1296"/>
-          </w:tcPr>
-          <w:p>
-            <w:pPr>
-              <w:spacing w:line="240" w:lineRule="auto"/>
-              <w:jc w:val="left"/>
-            </w:pPr>
-            <w:r>
-              <w:rPr>
-                <w:rFonts w:ascii="바탕" w:hAnsi="바탕" w:eastAsia="바탕"/>
-                <w:b/>
-                <w:i w:val="0"/>
-                <w:sz w:val="18"/>
-              </w:rPr>
-              <w:t>0.05</w:t>
+              <w:t>-200 [-200, -200]</w:t>
             </w:r>
           </w:p>
         </w:tc>
         <w:tc>
           <w:tcPr>
-            <w:tcW w:type="dxa" w:w="1296"/>
+            <w:tcW w:type="dxa" w:w="1512"/>
           </w:tcPr>
           <w:p>
             <w:pPr>
@@ -6682,13 +7087,13 @@
                 <w:i w:val="0"/>
                 <w:sz w:val="18"/>
               </w:rPr>
-              <w:t>-200.0 [-200.6, -200.0]</w:t>
+              <w:t>-200 [-200, -200]</w:t>
             </w:r>
           </w:p>
         </w:tc>
         <w:tc>
           <w:tcPr>
-            <w:tcW w:type="dxa" w:w="1296"/>
+            <w:tcW w:type="dxa" w:w="1512"/>
           </w:tcPr>
           <w:p>
             <w:pPr>
@@ -6702,13 +7107,13 @@
                 <w:i w:val="0"/>
                 <w:sz w:val="18"/>
               </w:rPr>
-              <w:t>-200.0 [-201.7, -200.0]</w:t>
+              <w:t>-200 [-200, -200]</w:t>
             </w:r>
           </w:p>
         </w:tc>
         <w:tc>
           <w:tcPr>
-            <w:tcW w:type="dxa" w:w="1296"/>
+            <w:tcW w:type="dxa" w:w="1512"/>
           </w:tcPr>
           <w:p>
             <w:pPr>
@@ -6722,13 +7127,13 @@
                 <w:i w:val="0"/>
                 <w:sz w:val="18"/>
               </w:rPr>
-              <w:t>-187.2 [-200.0, -158.6]</w:t>
+              <w:t>-198 [-199, -198]</w:t>
             </w:r>
           </w:p>
         </w:tc>
         <w:tc>
           <w:tcPr>
-            <w:tcW w:type="dxa" w:w="1296"/>
+            <w:tcW w:type="dxa" w:w="1512"/>
           </w:tcPr>
           <w:p>
             <w:pPr>
@@ -6742,615 +7147,7 @@
                 <w:i w:val="0"/>
                 <w:sz w:val="18"/>
               </w:rPr>
-              <w:t>-125.3 [-125.6, -125.0]</w:t>
-            </w:r>
-          </w:p>
-        </w:tc>
-        <w:tc>
-          <w:tcPr>
-            <w:tcW w:type="dxa" w:w="1296"/>
-          </w:tcPr>
-          <w:p>
-            <w:pPr>
-              <w:spacing w:line="240" w:lineRule="auto"/>
-              <w:jc w:val="center"/>
-            </w:pPr>
-            <w:r>
-              <w:rPr>
-                <w:rFonts w:ascii="바탕" w:hAnsi="바탕" w:eastAsia="바탕"/>
-                <w:b w:val="0"/>
-                <w:i w:val="0"/>
-                <w:sz w:val="18"/>
-              </w:rPr>
-              <w:t>-125.3 [-125.6, -125.0]</w:t>
-            </w:r>
-          </w:p>
-        </w:tc>
-        <w:tc>
-          <w:tcPr>
-            <w:tcW w:type="dxa" w:w="1296"/>
-          </w:tcPr>
-          <w:p>
-            <w:pPr>
-              <w:spacing w:line="240" w:lineRule="auto"/>
-              <w:jc w:val="center"/>
-            </w:pPr>
-            <w:r>
-              <w:rPr>
-                <w:rFonts w:ascii="바탕" w:hAnsi="바탕" w:eastAsia="바탕"/>
-                <w:b w:val="0"/>
-                <w:i w:val="0"/>
-                <w:sz w:val="18"/>
-              </w:rPr>
-              <w:t>-200.0 [-200.0, -200.0]</w:t>
-            </w:r>
-          </w:p>
-        </w:tc>
-      </w:tr>
-      <w:tr>
-        <w:tc>
-          <w:tcPr>
-            <w:tcW w:type="dxa" w:w="1296"/>
-          </w:tcPr>
-          <w:p>
-            <w:pPr>
-              <w:spacing w:line="240" w:lineRule="auto"/>
-              <w:jc w:val="left"/>
-            </w:pPr>
-            <w:r>
-              <w:rPr>
-                <w:rFonts w:ascii="바탕" w:hAnsi="바탕" w:eastAsia="바탕"/>
-                <w:b/>
-                <w:i w:val="0"/>
-                <w:sz w:val="18"/>
-              </w:rPr>
-              <w:t>0.1</w:t>
-            </w:r>
-          </w:p>
-        </w:tc>
-        <w:tc>
-          <w:tcPr>
-            <w:tcW w:type="dxa" w:w="1296"/>
-          </w:tcPr>
-          <w:p>
-            <w:pPr>
-              <w:spacing w:line="240" w:lineRule="auto"/>
-              <w:jc w:val="center"/>
-            </w:pPr>
-            <w:r>
-              <w:rPr>
-                <w:rFonts w:ascii="바탕" w:hAnsi="바탕" w:eastAsia="바탕"/>
-                <w:b w:val="0"/>
-                <w:i w:val="0"/>
-                <w:sz w:val="18"/>
-              </w:rPr>
-              <w:t>-200.0 [-200.0, -200.0]</w:t>
-            </w:r>
-          </w:p>
-        </w:tc>
-        <w:tc>
-          <w:tcPr>
-            <w:tcW w:type="dxa" w:w="1296"/>
-          </w:tcPr>
-          <w:p>
-            <w:pPr>
-              <w:spacing w:line="240" w:lineRule="auto"/>
-              <w:jc w:val="center"/>
-            </w:pPr>
-            <w:r>
-              <w:rPr>
-                <w:rFonts w:ascii="바탕" w:hAnsi="바탕" w:eastAsia="바탕"/>
-                <w:b w:val="0"/>
-                <w:i w:val="0"/>
-                <w:sz w:val="18"/>
-              </w:rPr>
-              <w:t>-200.0 [-200.0, -200.0]</w:t>
-            </w:r>
-          </w:p>
-        </w:tc>
-        <w:tc>
-          <w:tcPr>
-            <w:tcW w:type="dxa" w:w="1296"/>
-          </w:tcPr>
-          <w:p>
-            <w:pPr>
-              <w:spacing w:line="240" w:lineRule="auto"/>
-              <w:jc w:val="center"/>
-            </w:pPr>
-            <w:r>
-              <w:rPr>
-                <w:rFonts w:ascii="바탕" w:hAnsi="바탕" w:eastAsia="바탕"/>
-                <w:b w:val="0"/>
-                <w:i w:val="0"/>
-                <w:sz w:val="18"/>
-              </w:rPr>
-              <w:t>-191.5 [-200.0, -159.5]</w:t>
-            </w:r>
-          </w:p>
-        </w:tc>
-        <w:tc>
-          <w:tcPr>
-            <w:tcW w:type="dxa" w:w="1296"/>
-          </w:tcPr>
-          <w:p>
-            <w:pPr>
-              <w:spacing w:line="240" w:lineRule="auto"/>
-              <w:jc w:val="center"/>
-            </w:pPr>
-            <w:r>
-              <w:rPr>
-                <w:rFonts w:ascii="바탕" w:hAnsi="바탕" w:eastAsia="바탕"/>
-                <w:b w:val="0"/>
-                <w:i w:val="0"/>
-                <w:sz w:val="18"/>
-              </w:rPr>
-              <w:t>-131.3 [-131.5, -131.0]</w:t>
-            </w:r>
-          </w:p>
-        </w:tc>
-        <w:tc>
-          <w:tcPr>
-            <w:tcW w:type="dxa" w:w="1296"/>
-          </w:tcPr>
-          <w:p>
-            <w:pPr>
-              <w:spacing w:line="240" w:lineRule="auto"/>
-              <w:jc w:val="center"/>
-            </w:pPr>
-            <w:r>
-              <w:rPr>
-                <w:rFonts w:ascii="바탕" w:hAnsi="바탕" w:eastAsia="바탕"/>
-                <w:b w:val="0"/>
-                <w:i w:val="0"/>
-                <w:sz w:val="18"/>
-              </w:rPr>
-              <w:t>-131.3 [-131.5, -131.0]</w:t>
-            </w:r>
-          </w:p>
-        </w:tc>
-        <w:tc>
-          <w:tcPr>
-            <w:tcW w:type="dxa" w:w="1296"/>
-          </w:tcPr>
-          <w:p>
-            <w:pPr>
-              <w:spacing w:line="240" w:lineRule="auto"/>
-              <w:jc w:val="center"/>
-            </w:pPr>
-            <w:r>
-              <w:rPr>
-                <w:rFonts w:ascii="바탕" w:hAnsi="바탕" w:eastAsia="바탕"/>
-                <w:b w:val="0"/>
-                <w:i w:val="0"/>
-                <w:sz w:val="18"/>
-              </w:rPr>
-              <w:t>-200.0 [-200.0, -200.0]</w:t>
-            </w:r>
-          </w:p>
-        </w:tc>
-      </w:tr>
-      <w:tr>
-        <w:tc>
-          <w:tcPr>
-            <w:tcW w:type="dxa" w:w="1296"/>
-          </w:tcPr>
-          <w:p>
-            <w:pPr>
-              <w:spacing w:line="240" w:lineRule="auto"/>
-              <w:jc w:val="left"/>
-            </w:pPr>
-            <w:r>
-              <w:rPr>
-                <w:rFonts w:ascii="바탕" w:hAnsi="바탕" w:eastAsia="바탕"/>
-                <w:b/>
-                <w:i w:val="0"/>
-                <w:sz w:val="18"/>
-              </w:rPr>
-              <w:t>0.2</w:t>
-            </w:r>
-          </w:p>
-        </w:tc>
-        <w:tc>
-          <w:tcPr>
-            <w:tcW w:type="dxa" w:w="1296"/>
-          </w:tcPr>
-          <w:p>
-            <w:pPr>
-              <w:spacing w:line="240" w:lineRule="auto"/>
-              <w:jc w:val="center"/>
-            </w:pPr>
-            <w:r>
-              <w:rPr>
-                <w:rFonts w:ascii="바탕" w:hAnsi="바탕" w:eastAsia="바탕"/>
-                <w:b w:val="0"/>
-                <w:i w:val="0"/>
-                <w:sz w:val="18"/>
-              </w:rPr>
-              <w:t>-200.0 [-200.0, -200.0]</w:t>
-            </w:r>
-          </w:p>
-        </w:tc>
-        <w:tc>
-          <w:tcPr>
-            <w:tcW w:type="dxa" w:w="1296"/>
-          </w:tcPr>
-          <w:p>
-            <w:pPr>
-              <w:spacing w:line="240" w:lineRule="auto"/>
-              <w:jc w:val="center"/>
-            </w:pPr>
-            <w:r>
-              <w:rPr>
-                <w:rFonts w:ascii="바탕" w:hAnsi="바탕" w:eastAsia="바탕"/>
-                <w:b w:val="0"/>
-                <w:i w:val="0"/>
-                <w:sz w:val="18"/>
-              </w:rPr>
-              <w:t>-200.0 [-200.0, -200.0]</w:t>
-            </w:r>
-          </w:p>
-        </w:tc>
-        <w:tc>
-          <w:tcPr>
-            <w:tcW w:type="dxa" w:w="1296"/>
-          </w:tcPr>
-          <w:p>
-            <w:pPr>
-              <w:spacing w:line="240" w:lineRule="auto"/>
-              <w:jc w:val="center"/>
-            </w:pPr>
-            <w:r>
-              <w:rPr>
-                <w:rFonts w:ascii="바탕" w:hAnsi="바탕" w:eastAsia="바탕"/>
-                <w:b w:val="0"/>
-                <w:i w:val="0"/>
-                <w:sz w:val="18"/>
-              </w:rPr>
-              <w:t>-200.0 [-204.4, -190.6]</w:t>
-            </w:r>
-          </w:p>
-        </w:tc>
-        <w:tc>
-          <w:tcPr>
-            <w:tcW w:type="dxa" w:w="1296"/>
-          </w:tcPr>
-          <w:p>
-            <w:pPr>
-              <w:spacing w:line="240" w:lineRule="auto"/>
-              <w:jc w:val="center"/>
-            </w:pPr>
-            <w:r>
-              <w:rPr>
-                <w:rFonts w:ascii="바탕" w:hAnsi="바탕" w:eastAsia="바탕"/>
-                <w:b w:val="0"/>
-                <w:i w:val="0"/>
-                <w:sz w:val="18"/>
-              </w:rPr>
-              <w:t>-143.2 [-143.5, -142.9]</w:t>
-            </w:r>
-          </w:p>
-        </w:tc>
-        <w:tc>
-          <w:tcPr>
-            <w:tcW w:type="dxa" w:w="1296"/>
-          </w:tcPr>
-          <w:p>
-            <w:pPr>
-              <w:spacing w:line="240" w:lineRule="auto"/>
-              <w:jc w:val="center"/>
-            </w:pPr>
-            <w:r>
-              <w:rPr>
-                <w:rFonts w:ascii="바탕" w:hAnsi="바탕" w:eastAsia="바탕"/>
-                <w:b w:val="0"/>
-                <w:i w:val="0"/>
-                <w:sz w:val="18"/>
-              </w:rPr>
-              <w:t>-143.2 [-143.5, -142.9]</w:t>
-            </w:r>
-          </w:p>
-        </w:tc>
-        <w:tc>
-          <w:tcPr>
-            <w:tcW w:type="dxa" w:w="1296"/>
-          </w:tcPr>
-          <w:p>
-            <w:pPr>
-              <w:spacing w:line="240" w:lineRule="auto"/>
-              <w:jc w:val="center"/>
-            </w:pPr>
-            <w:r>
-              <w:rPr>
-                <w:rFonts w:ascii="바탕" w:hAnsi="바탕" w:eastAsia="바탕"/>
-                <w:b w:val="0"/>
-                <w:i w:val="0"/>
-                <w:sz w:val="18"/>
-              </w:rPr>
-              <w:t>-200.0 [-200.0, -200.0]</w:t>
-            </w:r>
-          </w:p>
-        </w:tc>
-      </w:tr>
-      <w:tr>
-        <w:tc>
-          <w:tcPr>
-            <w:tcW w:type="dxa" w:w="1296"/>
-          </w:tcPr>
-          <w:p>
-            <w:pPr>
-              <w:spacing w:line="240" w:lineRule="auto"/>
-              <w:jc w:val="left"/>
-            </w:pPr>
-            <w:r>
-              <w:rPr>
-                <w:rFonts w:ascii="바탕" w:hAnsi="바탕" w:eastAsia="바탕"/>
-                <w:b/>
-                <w:i w:val="0"/>
-                <w:sz w:val="18"/>
-              </w:rPr>
-              <w:t>0.35</w:t>
-            </w:r>
-          </w:p>
-        </w:tc>
-        <w:tc>
-          <w:tcPr>
-            <w:tcW w:type="dxa" w:w="1296"/>
-          </w:tcPr>
-          <w:p>
-            <w:pPr>
-              <w:spacing w:line="240" w:lineRule="auto"/>
-              <w:jc w:val="center"/>
-            </w:pPr>
-            <w:r>
-              <w:rPr>
-                <w:rFonts w:ascii="바탕" w:hAnsi="바탕" w:eastAsia="바탕"/>
-                <w:b w:val="0"/>
-                <w:i w:val="0"/>
-                <w:sz w:val="18"/>
-              </w:rPr>
-              <w:t>-200.0 [-200.0, -200.0]</w:t>
-            </w:r>
-          </w:p>
-        </w:tc>
-        <w:tc>
-          <w:tcPr>
-            <w:tcW w:type="dxa" w:w="1296"/>
-          </w:tcPr>
-          <w:p>
-            <w:pPr>
-              <w:spacing w:line="240" w:lineRule="auto"/>
-              <w:jc w:val="center"/>
-            </w:pPr>
-            <w:r>
-              <w:rPr>
-                <w:rFonts w:ascii="바탕" w:hAnsi="바탕" w:eastAsia="바탕"/>
-                <w:b w:val="0"/>
-                <w:i w:val="0"/>
-                <w:sz w:val="18"/>
-              </w:rPr>
-              <w:t>-200.0 [-200.0, -200.0]</w:t>
-            </w:r>
-          </w:p>
-        </w:tc>
-        <w:tc>
-          <w:tcPr>
-            <w:tcW w:type="dxa" w:w="1296"/>
-          </w:tcPr>
-          <w:p>
-            <w:pPr>
-              <w:spacing w:line="240" w:lineRule="auto"/>
-              <w:jc w:val="center"/>
-            </w:pPr>
-            <w:r>
-              <w:rPr>
-                <w:rFonts w:ascii="바탕" w:hAnsi="바탕" w:eastAsia="바탕"/>
-                <w:b w:val="0"/>
-                <w:i w:val="0"/>
-                <w:sz w:val="18"/>
-              </w:rPr>
-              <w:t>-200.0 [-202.0, -197.8]</w:t>
-            </w:r>
-          </w:p>
-        </w:tc>
-        <w:tc>
-          <w:tcPr>
-            <w:tcW w:type="dxa" w:w="1296"/>
-          </w:tcPr>
-          <w:p>
-            <w:pPr>
-              <w:spacing w:line="240" w:lineRule="auto"/>
-              <w:jc w:val="center"/>
-            </w:pPr>
-            <w:r>
-              <w:rPr>
-                <w:rFonts w:ascii="바탕" w:hAnsi="바탕" w:eastAsia="바탕"/>
-                <w:b w:val="0"/>
-                <w:i w:val="0"/>
-                <w:sz w:val="18"/>
-              </w:rPr>
-              <w:t>-161.1 [-161.4, -160.7]</w:t>
-            </w:r>
-          </w:p>
-        </w:tc>
-        <w:tc>
-          <w:tcPr>
-            <w:tcW w:type="dxa" w:w="1296"/>
-          </w:tcPr>
-          <w:p>
-            <w:pPr>
-              <w:spacing w:line="240" w:lineRule="auto"/>
-              <w:jc w:val="center"/>
-            </w:pPr>
-            <w:r>
-              <w:rPr>
-                <w:rFonts w:ascii="바탕" w:hAnsi="바탕" w:eastAsia="바탕"/>
-                <w:b w:val="0"/>
-                <w:i w:val="0"/>
-                <w:sz w:val="18"/>
-              </w:rPr>
-              <w:t>-161.1 [-161.4, -160.7]</w:t>
-            </w:r>
-          </w:p>
-        </w:tc>
-        <w:tc>
-          <w:tcPr>
-            <w:tcW w:type="dxa" w:w="1296"/>
-          </w:tcPr>
-          <w:p>
-            <w:pPr>
-              <w:spacing w:line="240" w:lineRule="auto"/>
-              <w:jc w:val="center"/>
-            </w:pPr>
-            <w:r>
-              <w:rPr>
-                <w:rFonts w:ascii="바탕" w:hAnsi="바탕" w:eastAsia="바탕"/>
-                <w:b w:val="0"/>
-                <w:i w:val="0"/>
-                <w:sz w:val="18"/>
-              </w:rPr>
-              <w:t>-200.0 [-200.0, -200.0]</w:t>
-            </w:r>
-          </w:p>
-        </w:tc>
-      </w:tr>
-      <w:tr>
-        <w:tc>
-          <w:tcPr>
-            <w:tcW w:type="dxa" w:w="1296"/>
-          </w:tcPr>
-          <w:p>
-            <w:pPr>
-              <w:spacing w:line="240" w:lineRule="auto"/>
-              <w:jc w:val="left"/>
-            </w:pPr>
-            <w:r>
-              <w:rPr>
-                <w:rFonts w:ascii="바탕" w:hAnsi="바탕" w:eastAsia="바탕"/>
-                <w:b/>
-                <w:i w:val="0"/>
-                <w:sz w:val="18"/>
-              </w:rPr>
-              <w:t>0.66</w:t>
-            </w:r>
-          </w:p>
-        </w:tc>
-        <w:tc>
-          <w:tcPr>
-            <w:tcW w:type="dxa" w:w="1296"/>
-          </w:tcPr>
-          <w:p>
-            <w:pPr>
-              <w:spacing w:line="240" w:lineRule="auto"/>
-              <w:jc w:val="center"/>
-            </w:pPr>
-            <w:r>
-              <w:rPr>
-                <w:rFonts w:ascii="바탕" w:hAnsi="바탕" w:eastAsia="바탕"/>
-                <w:b w:val="0"/>
-                <w:i w:val="0"/>
-                <w:sz w:val="18"/>
-              </w:rPr>
-              <w:t>-200.0 [-200.0, -200.0]</w:t>
-            </w:r>
-          </w:p>
-        </w:tc>
-        <w:tc>
-          <w:tcPr>
-            <w:tcW w:type="dxa" w:w="1296"/>
-          </w:tcPr>
-          <w:p>
-            <w:pPr>
-              <w:spacing w:line="240" w:lineRule="auto"/>
-              <w:jc w:val="center"/>
-            </w:pPr>
-            <w:r>
-              <w:rPr>
-                <w:rFonts w:ascii="바탕" w:hAnsi="바탕" w:eastAsia="바탕"/>
-                <w:b w:val="0"/>
-                <w:i w:val="0"/>
-                <w:sz w:val="18"/>
-              </w:rPr>
-              <w:t>-200.0 [-200.0, -200.0]</w:t>
-            </w:r>
-          </w:p>
-        </w:tc>
-        <w:tc>
-          <w:tcPr>
-            <w:tcW w:type="dxa" w:w="1296"/>
-          </w:tcPr>
-          <w:p>
-            <w:pPr>
-              <w:spacing w:line="240" w:lineRule="auto"/>
-              <w:jc w:val="center"/>
-            </w:pPr>
-            <w:r>
-              <w:rPr>
-                <w:rFonts w:ascii="바탕" w:hAnsi="바탕" w:eastAsia="바탕"/>
-                <w:b w:val="0"/>
-                <w:i w:val="0"/>
-                <w:sz w:val="18"/>
-              </w:rPr>
-              <w:t>-200.0 [-200.0, -200.0]</w:t>
-            </w:r>
-          </w:p>
-        </w:tc>
-        <w:tc>
-          <w:tcPr>
-            <w:tcW w:type="dxa" w:w="1296"/>
-          </w:tcPr>
-          <w:p>
-            <w:pPr>
-              <w:spacing w:line="240" w:lineRule="auto"/>
-              <w:jc w:val="center"/>
-            </w:pPr>
-            <w:r>
-              <w:rPr>
-                <w:rFonts w:ascii="바탕" w:hAnsi="바탕" w:eastAsia="바탕"/>
-                <w:b w:val="0"/>
-                <w:i w:val="0"/>
-                <w:sz w:val="18"/>
-              </w:rPr>
-              <w:t>-198.1 [-198.5, -197.7]</w:t>
-            </w:r>
-          </w:p>
-        </w:tc>
-        <w:tc>
-          <w:tcPr>
-            <w:tcW w:type="dxa" w:w="1296"/>
-          </w:tcPr>
-          <w:p>
-            <w:pPr>
-              <w:spacing w:line="240" w:lineRule="auto"/>
-              <w:jc w:val="center"/>
-            </w:pPr>
-            <w:r>
-              <w:rPr>
-                <w:rFonts w:ascii="바탕" w:hAnsi="바탕" w:eastAsia="바탕"/>
-                <w:b w:val="0"/>
-                <w:i w:val="0"/>
-                <w:sz w:val="18"/>
-              </w:rPr>
-              <w:t>-198.1 [-198.5, -197.7]</w:t>
-            </w:r>
-          </w:p>
-        </w:tc>
-        <w:tc>
-          <w:tcPr>
-            <w:tcW w:type="dxa" w:w="1296"/>
-          </w:tcPr>
-          <w:p>
-            <w:pPr>
-              <w:spacing w:line="240" w:lineRule="auto"/>
-              <w:jc w:val="center"/>
-            </w:pPr>
-            <w:r>
-              <w:rPr>
-                <w:rFonts w:ascii="바탕" w:hAnsi="바탕" w:eastAsia="바탕"/>
-                <w:b w:val="0"/>
-                <w:i w:val="0"/>
-                <w:sz w:val="18"/>
-              </w:rPr>
-              <w:t>-200.0 [-200.0, -200.0]</w:t>
+              <w:t>-200 [-200, -200]</w:t>
             </w:r>
           </w:p>
         </w:tc>
@@ -7563,18 +7360,17 @@
         <w:tblLook w:firstColumn="1" w:firstRow="1" w:lastColumn="0" w:lastRow="0" w:noHBand="0" w:noVBand="1" w:val="04A0"/>
       </w:tblPr>
       <w:tblGrid>
-        <w:gridCol w:w="1296"/>
-        <w:gridCol w:w="1296"/>
-        <w:gridCol w:w="1296"/>
-        <w:gridCol w:w="1296"/>
-        <w:gridCol w:w="1296"/>
-        <w:gridCol w:w="1296"/>
-        <w:gridCol w:w="1296"/>
+        <w:gridCol w:w="1512"/>
+        <w:gridCol w:w="1512"/>
+        <w:gridCol w:w="1512"/>
+        <w:gridCol w:w="1512"/>
+        <w:gridCol w:w="1512"/>
+        <w:gridCol w:w="1512"/>
       </w:tblGrid>
       <w:tr>
         <w:tc>
           <w:tcPr>
-            <w:tcW w:type="dxa" w:w="1296"/>
+            <w:tcW w:type="dxa" w:w="1512"/>
             <w:shd w:val="clear" w:color="auto" w:fill="EDEDED"/>
           </w:tcPr>
           <w:p>
@@ -7596,7 +7392,7 @@
         </w:tc>
         <w:tc>
           <w:tcPr>
-            <w:tcW w:type="dxa" w:w="1296"/>
+            <w:tcW w:type="dxa" w:w="1512"/>
             <w:shd w:val="clear" w:color="auto" w:fill="EDEDED"/>
           </w:tcPr>
           <w:p>
@@ -7618,7 +7414,7 @@
         </w:tc>
         <w:tc>
           <w:tcPr>
-            <w:tcW w:type="dxa" w:w="1296"/>
+            <w:tcW w:type="dxa" w:w="1512"/>
             <w:shd w:val="clear" w:color="auto" w:fill="EDEDED"/>
           </w:tcPr>
           <w:p>
@@ -7640,7 +7436,7 @@
         </w:tc>
         <w:tc>
           <w:tcPr>
-            <w:tcW w:type="dxa" w:w="1296"/>
+            <w:tcW w:type="dxa" w:w="1512"/>
             <w:shd w:val="clear" w:color="auto" w:fill="EDEDED"/>
           </w:tcPr>
           <w:p>
@@ -7662,7 +7458,7 @@
         </w:tc>
         <w:tc>
           <w:tcPr>
-            <w:tcW w:type="dxa" w:w="1296"/>
+            <w:tcW w:type="dxa" w:w="1512"/>
             <w:shd w:val="clear" w:color="auto" w:fill="EDEDED"/>
           </w:tcPr>
           <w:p>
@@ -7684,7 +7480,7 @@
         </w:tc>
         <w:tc>
           <w:tcPr>
-            <w:tcW w:type="dxa" w:w="1296"/>
+            <w:tcW w:type="dxa" w:w="1512"/>
             <w:shd w:val="clear" w:color="auto" w:fill="EDEDED"/>
           </w:tcPr>
           <w:p>
@@ -7700,29 +7496,129 @@
                 <w:i w:val="0"/>
                 <w:sz w:val="18"/>
               </w:rPr>
-              <w:t>최강 규칙</w:t>
+              <w:t>무행동</w:t>
+            </w:r>
+          </w:p>
+        </w:tc>
+      </w:tr>
+      <w:tr>
+        <w:tc>
+          <w:tcPr>
+            <w:tcW w:type="dxa" w:w="1512"/>
+          </w:tcPr>
+          <w:p>
+            <w:pPr>
+              <w:spacing w:line="240" w:lineRule="auto"/>
+              <w:jc w:val="left"/>
+            </w:pPr>
+            <w:r>
+              <w:rPr>
+                <w:rFonts w:ascii="바탕" w:hAnsi="바탕" w:eastAsia="바탕"/>
+                <w:b/>
+                <w:i w:val="0"/>
+                <w:sz w:val="18"/>
+              </w:rPr>
+              <w:t>0</w:t>
             </w:r>
           </w:p>
         </w:tc>
         <w:tc>
           <w:tcPr>
-            <w:tcW w:type="dxa" w:w="1296"/>
-            <w:shd w:val="clear" w:color="auto" w:fill="EDEDED"/>
+            <w:tcW w:type="dxa" w:w="1512"/>
           </w:tcPr>
           <w:p>
             <w:pPr>
               <w:spacing w:line="240" w:lineRule="auto"/>
               <w:jc w:val="center"/>
             </w:pPr>
-            <w:r/>
-            <w:r>
-              <w:rPr>
-                <w:rFonts w:ascii="맑은 고딕" w:hAnsi="맑은 고딕" w:eastAsia="맑은 고딕"/>
-                <w:b/>
-                <w:i w:val="0"/>
-                <w:sz w:val="18"/>
-              </w:rPr>
-              <w:t>무행동</w:t>
+            <w:r>
+              <w:rPr>
+                <w:rFonts w:ascii="바탕" w:hAnsi="바탕" w:eastAsia="바탕"/>
+                <w:b w:val="0"/>
+                <w:i w:val="0"/>
+                <w:sz w:val="18"/>
+              </w:rPr>
+              <w:t>141</w:t>
+            </w:r>
+          </w:p>
+        </w:tc>
+        <w:tc>
+          <w:tcPr>
+            <w:tcW w:type="dxa" w:w="1512"/>
+          </w:tcPr>
+          <w:p>
+            <w:pPr>
+              <w:spacing w:line="240" w:lineRule="auto"/>
+              <w:jc w:val="center"/>
+            </w:pPr>
+            <w:r>
+              <w:rPr>
+                <w:rFonts w:ascii="바탕" w:hAnsi="바탕" w:eastAsia="바탕"/>
+                <w:b w:val="0"/>
+                <w:i w:val="0"/>
+                <w:sz w:val="18"/>
+              </w:rPr>
+              <w:t>123</w:t>
+            </w:r>
+          </w:p>
+        </w:tc>
+        <w:tc>
+          <w:tcPr>
+            <w:tcW w:type="dxa" w:w="1512"/>
+          </w:tcPr>
+          <w:p>
+            <w:pPr>
+              <w:spacing w:line="240" w:lineRule="auto"/>
+              <w:jc w:val="center"/>
+            </w:pPr>
+            <w:r>
+              <w:rPr>
+                <w:rFonts w:ascii="바탕" w:hAnsi="바탕" w:eastAsia="바탕"/>
+                <w:b w:val="0"/>
+                <w:i w:val="0"/>
+                <w:sz w:val="18"/>
+              </w:rPr>
+              <w:t>125</w:t>
+            </w:r>
+          </w:p>
+        </w:tc>
+        <w:tc>
+          <w:tcPr>
+            <w:tcW w:type="dxa" w:w="1512"/>
+          </w:tcPr>
+          <w:p>
+            <w:pPr>
+              <w:spacing w:line="240" w:lineRule="auto"/>
+              <w:jc w:val="center"/>
+            </w:pPr>
+            <w:r>
+              <w:rPr>
+                <w:rFonts w:ascii="바탕" w:hAnsi="바탕" w:eastAsia="바탕"/>
+                <w:b w:val="0"/>
+                <w:i w:val="0"/>
+                <w:sz w:val="18"/>
+              </w:rPr>
+              <w:t>119</w:t>
+            </w:r>
+          </w:p>
+        </w:tc>
+        <w:tc>
+          <w:tcPr>
+            <w:tcW w:type="dxa" w:w="1512"/>
+          </w:tcPr>
+          <w:p>
+            <w:pPr>
+              <w:spacing w:line="240" w:lineRule="auto"/>
+              <w:jc w:val="center"/>
+            </w:pPr>
+            <w:r>
+              <w:rPr>
+                <w:rFonts w:ascii="바탕" w:hAnsi="바탕" w:eastAsia="바탕"/>
+                <w:b w:val="0"/>
+                <w:i w:val="0"/>
+                <w:sz w:val="18"/>
+              </w:rPr>
+              <w:t>0</w:t>
             </w:r>
           </w:p>
         </w:tc>
@@ -7730,7 +7626,7 @@
       <w:tr>
         <w:tc>
           <w:tcPr>
-            <w:tcW w:type="dxa" w:w="1296"/>
+            <w:tcW w:type="dxa" w:w="1512"/>
           </w:tcPr>
           <w:p>
             <w:pPr>
@@ -7744,13 +7640,13 @@
                 <w:i w:val="0"/>
                 <w:sz w:val="18"/>
               </w:rPr>
-              <w:t>0</w:t>
+              <w:t>0.01</w:t>
             </w:r>
           </w:p>
         </w:tc>
         <w:tc>
           <w:tcPr>
-            <w:tcW w:type="dxa" w:w="1296"/>
+            <w:tcW w:type="dxa" w:w="1512"/>
           </w:tcPr>
           <w:p>
             <w:pPr>
@@ -7764,13 +7660,13 @@
                 <w:i w:val="0"/>
                 <w:sz w:val="18"/>
               </w:rPr>
-              <w:t>141.1</w:t>
+              <w:t>33</w:t>
             </w:r>
           </w:p>
         </w:tc>
         <w:tc>
           <w:tcPr>
-            <w:tcW w:type="dxa" w:w="1296"/>
+            <w:tcW w:type="dxa" w:w="1512"/>
           </w:tcPr>
           <w:p>
             <w:pPr>
@@ -7784,13 +7680,13 @@
                 <w:i w:val="0"/>
                 <w:sz w:val="18"/>
               </w:rPr>
-              <w:t>122.6</w:t>
+              <w:t>56</w:t>
             </w:r>
           </w:p>
         </w:tc>
         <w:tc>
           <w:tcPr>
-            <w:tcW w:type="dxa" w:w="1296"/>
+            <w:tcW w:type="dxa" w:w="1512"/>
           </w:tcPr>
           <w:p>
             <w:pPr>
@@ -7804,13 +7700,13 @@
                 <w:i w:val="0"/>
                 <w:sz w:val="18"/>
               </w:rPr>
-              <w:t>125.2</w:t>
+              <w:t>123</w:t>
             </w:r>
           </w:p>
         </w:tc>
         <w:tc>
           <w:tcPr>
-            <w:tcW w:type="dxa" w:w="1296"/>
+            <w:tcW w:type="dxa" w:w="1512"/>
           </w:tcPr>
           <w:p>
             <w:pPr>
@@ -7824,13 +7720,13 @@
                 <w:i w:val="0"/>
                 <w:sz w:val="18"/>
               </w:rPr>
-              <w:t>119.3</w:t>
+              <w:t>119</w:t>
             </w:r>
           </w:p>
         </w:tc>
         <w:tc>
           <w:tcPr>
-            <w:tcW w:type="dxa" w:w="1296"/>
+            <w:tcW w:type="dxa" w:w="1512"/>
           </w:tcPr>
           <w:p>
             <w:pPr>
@@ -7844,13 +7740,35 @@
                 <w:i w:val="0"/>
                 <w:sz w:val="18"/>
               </w:rPr>
-              <w:t>119.3</w:t>
+              <w:t>0</w:t>
+            </w:r>
+          </w:p>
+        </w:tc>
+      </w:tr>
+      <w:tr>
+        <w:tc>
+          <w:tcPr>
+            <w:tcW w:type="dxa" w:w="1512"/>
+          </w:tcPr>
+          <w:p>
+            <w:pPr>
+              <w:spacing w:line="240" w:lineRule="auto"/>
+              <w:jc w:val="left"/>
+            </w:pPr>
+            <w:r>
+              <w:rPr>
+                <w:rFonts w:ascii="바탕" w:hAnsi="바탕" w:eastAsia="바탕"/>
+                <w:b/>
+                <w:i w:val="0"/>
+                <w:sz w:val="18"/>
+              </w:rPr>
+              <w:t>0.02</w:t>
             </w:r>
           </w:p>
         </w:tc>
         <w:tc>
           <w:tcPr>
-            <w:tcW w:type="dxa" w:w="1296"/>
+            <w:tcW w:type="dxa" w:w="1512"/>
           </w:tcPr>
           <w:p>
             <w:pPr>
@@ -7864,7 +7782,87 @@
                 <w:i w:val="0"/>
                 <w:sz w:val="18"/>
               </w:rPr>
-              <w:t>0.0</w:t>
+              <w:t>22</w:t>
+            </w:r>
+          </w:p>
+        </w:tc>
+        <w:tc>
+          <w:tcPr>
+            <w:tcW w:type="dxa" w:w="1512"/>
+          </w:tcPr>
+          <w:p>
+            <w:pPr>
+              <w:spacing w:line="240" w:lineRule="auto"/>
+              <w:jc w:val="center"/>
+            </w:pPr>
+            <w:r>
+              <w:rPr>
+                <w:rFonts w:ascii="바탕" w:hAnsi="바탕" w:eastAsia="바탕"/>
+                <w:b w:val="0"/>
+                <w:i w:val="0"/>
+                <w:sz w:val="18"/>
+              </w:rPr>
+              <w:t>42</w:t>
+            </w:r>
+          </w:p>
+        </w:tc>
+        <w:tc>
+          <w:tcPr>
+            <w:tcW w:type="dxa" w:w="1512"/>
+          </w:tcPr>
+          <w:p>
+            <w:pPr>
+              <w:spacing w:line="240" w:lineRule="auto"/>
+              <w:jc w:val="center"/>
+            </w:pPr>
+            <w:r>
+              <w:rPr>
+                <w:rFonts w:ascii="바탕" w:hAnsi="바탕" w:eastAsia="바탕"/>
+                <w:b w:val="0"/>
+                <w:i w:val="0"/>
+                <w:sz w:val="18"/>
+              </w:rPr>
+              <w:t>105</w:t>
+            </w:r>
+          </w:p>
+        </w:tc>
+        <w:tc>
+          <w:tcPr>
+            <w:tcW w:type="dxa" w:w="1512"/>
+          </w:tcPr>
+          <w:p>
+            <w:pPr>
+              <w:spacing w:line="240" w:lineRule="auto"/>
+              <w:jc w:val="center"/>
+            </w:pPr>
+            <w:r>
+              <w:rPr>
+                <w:rFonts w:ascii="바탕" w:hAnsi="바탕" w:eastAsia="바탕"/>
+                <w:b w:val="0"/>
+                <w:i w:val="0"/>
+                <w:sz w:val="18"/>
+              </w:rPr>
+              <w:t>119</w:t>
+            </w:r>
+          </w:p>
+        </w:tc>
+        <w:tc>
+          <w:tcPr>
+            <w:tcW w:type="dxa" w:w="1512"/>
+          </w:tcPr>
+          <w:p>
+            <w:pPr>
+              <w:spacing w:line="240" w:lineRule="auto"/>
+              <w:jc w:val="center"/>
+            </w:pPr>
+            <w:r>
+              <w:rPr>
+                <w:rFonts w:ascii="바탕" w:hAnsi="바탕" w:eastAsia="바탕"/>
+                <w:b w:val="0"/>
+                <w:i w:val="0"/>
+                <w:sz w:val="18"/>
+              </w:rPr>
+              <w:t>0</w:t>
             </w:r>
           </w:p>
         </w:tc>
@@ -7872,7 +7870,7 @@
       <w:tr>
         <w:tc>
           <w:tcPr>
-            <w:tcW w:type="dxa" w:w="1296"/>
+            <w:tcW w:type="dxa" w:w="1512"/>
           </w:tcPr>
           <w:p>
             <w:pPr>
@@ -7886,13 +7884,13 @@
                 <w:i w:val="0"/>
                 <w:sz w:val="18"/>
               </w:rPr>
-              <w:t>0.01</w:t>
+              <w:t>0.03</w:t>
             </w:r>
           </w:p>
         </w:tc>
         <w:tc>
           <w:tcPr>
-            <w:tcW w:type="dxa" w:w="1296"/>
+            <w:tcW w:type="dxa" w:w="1512"/>
           </w:tcPr>
           <w:p>
             <w:pPr>
@@ -7906,13 +7904,13 @@
                 <w:i w:val="0"/>
                 <w:sz w:val="18"/>
               </w:rPr>
-              <w:t>33.5</w:t>
+              <w:t>0</w:t>
             </w:r>
           </w:p>
         </w:tc>
         <w:tc>
           <w:tcPr>
-            <w:tcW w:type="dxa" w:w="1296"/>
+            <w:tcW w:type="dxa" w:w="1512"/>
           </w:tcPr>
           <w:p>
             <w:pPr>
@@ -7926,13 +7924,13 @@
                 <w:i w:val="0"/>
                 <w:sz w:val="18"/>
               </w:rPr>
-              <w:t>55.6</w:t>
+              <w:t>0</w:t>
             </w:r>
           </w:p>
         </w:tc>
         <w:tc>
           <w:tcPr>
-            <w:tcW w:type="dxa" w:w="1296"/>
+            <w:tcW w:type="dxa" w:w="1512"/>
           </w:tcPr>
           <w:p>
             <w:pPr>
@@ -7946,13 +7944,13 @@
                 <w:i w:val="0"/>
                 <w:sz w:val="18"/>
               </w:rPr>
-              <w:t>122.8</w:t>
+              <w:t>105</w:t>
             </w:r>
           </w:p>
         </w:tc>
         <w:tc>
           <w:tcPr>
-            <w:tcW w:type="dxa" w:w="1296"/>
+            <w:tcW w:type="dxa" w:w="1512"/>
           </w:tcPr>
           <w:p>
             <w:pPr>
@@ -7966,13 +7964,13 @@
                 <w:i w:val="0"/>
                 <w:sz w:val="18"/>
               </w:rPr>
-              <w:t>119.3</w:t>
+              <w:t>119</w:t>
             </w:r>
           </w:p>
         </w:tc>
         <w:tc>
           <w:tcPr>
-            <w:tcW w:type="dxa" w:w="1296"/>
+            <w:tcW w:type="dxa" w:w="1512"/>
           </w:tcPr>
           <w:p>
             <w:pPr>
@@ -7986,13 +7984,35 @@
                 <w:i w:val="0"/>
                 <w:sz w:val="18"/>
               </w:rPr>
-              <w:t>119.3</w:t>
+              <w:t>0</w:t>
+            </w:r>
+          </w:p>
+        </w:tc>
+      </w:tr>
+      <w:tr>
+        <w:tc>
+          <w:tcPr>
+            <w:tcW w:type="dxa" w:w="1512"/>
+          </w:tcPr>
+          <w:p>
+            <w:pPr>
+              <w:spacing w:line="240" w:lineRule="auto"/>
+              <w:jc w:val="left"/>
+            </w:pPr>
+            <w:r>
+              <w:rPr>
+                <w:rFonts w:ascii="바탕" w:hAnsi="바탕" w:eastAsia="바탕"/>
+                <w:b/>
+                <w:i w:val="0"/>
+                <w:sz w:val="18"/>
+              </w:rPr>
+              <w:t>0.05</w:t>
             </w:r>
           </w:p>
         </w:tc>
         <w:tc>
           <w:tcPr>
-            <w:tcW w:type="dxa" w:w="1296"/>
+            <w:tcW w:type="dxa" w:w="1512"/>
           </w:tcPr>
           <w:p>
             <w:pPr>
@@ -8006,7 +8026,87 @@
                 <w:i w:val="0"/>
                 <w:sz w:val="18"/>
               </w:rPr>
-              <w:t>0.0</w:t>
+              <w:t>0</w:t>
+            </w:r>
+          </w:p>
+        </w:tc>
+        <w:tc>
+          <w:tcPr>
+            <w:tcW w:type="dxa" w:w="1512"/>
+          </w:tcPr>
+          <w:p>
+            <w:pPr>
+              <w:spacing w:line="240" w:lineRule="auto"/>
+              <w:jc w:val="center"/>
+            </w:pPr>
+            <w:r>
+              <w:rPr>
+                <w:rFonts w:ascii="바탕" w:hAnsi="바탕" w:eastAsia="바탕"/>
+                <w:b w:val="0"/>
+                <w:i w:val="0"/>
+                <w:sz w:val="18"/>
+              </w:rPr>
+              <w:t>0</w:t>
+            </w:r>
+          </w:p>
+        </w:tc>
+        <w:tc>
+          <w:tcPr>
+            <w:tcW w:type="dxa" w:w="1512"/>
+          </w:tcPr>
+          <w:p>
+            <w:pPr>
+              <w:spacing w:line="240" w:lineRule="auto"/>
+              <w:jc w:val="center"/>
+            </w:pPr>
+            <w:r>
+              <w:rPr>
+                <w:rFonts w:ascii="바탕" w:hAnsi="바탕" w:eastAsia="바탕"/>
+                <w:b w:val="0"/>
+                <w:i w:val="0"/>
+                <w:sz w:val="18"/>
+              </w:rPr>
+              <w:t>43</w:t>
+            </w:r>
+          </w:p>
+        </w:tc>
+        <w:tc>
+          <w:tcPr>
+            <w:tcW w:type="dxa" w:w="1512"/>
+          </w:tcPr>
+          <w:p>
+            <w:pPr>
+              <w:spacing w:line="240" w:lineRule="auto"/>
+              <w:jc w:val="center"/>
+            </w:pPr>
+            <w:r>
+              <w:rPr>
+                <w:rFonts w:ascii="바탕" w:hAnsi="바탕" w:eastAsia="바탕"/>
+                <w:b w:val="0"/>
+                <w:i w:val="0"/>
+                <w:sz w:val="18"/>
+              </w:rPr>
+              <w:t>119</w:t>
+            </w:r>
+          </w:p>
+        </w:tc>
+        <w:tc>
+          <w:tcPr>
+            <w:tcW w:type="dxa" w:w="1512"/>
+          </w:tcPr>
+          <w:p>
+            <w:pPr>
+              <w:spacing w:line="240" w:lineRule="auto"/>
+              <w:jc w:val="center"/>
+            </w:pPr>
+            <w:r>
+              <w:rPr>
+                <w:rFonts w:ascii="바탕" w:hAnsi="바탕" w:eastAsia="바탕"/>
+                <w:b w:val="0"/>
+                <w:i w:val="0"/>
+                <w:sz w:val="18"/>
+              </w:rPr>
+              <w:t>0</w:t>
             </w:r>
           </w:p>
         </w:tc>
@@ -8014,7 +8114,7 @@
       <w:tr>
         <w:tc>
           <w:tcPr>
-            <w:tcW w:type="dxa" w:w="1296"/>
+            <w:tcW w:type="dxa" w:w="1512"/>
           </w:tcPr>
           <w:p>
             <w:pPr>
@@ -8028,13 +8128,13 @@
                 <w:i w:val="0"/>
                 <w:sz w:val="18"/>
               </w:rPr>
-              <w:t>0.02</w:t>
+              <w:t>0.1</w:t>
             </w:r>
           </w:p>
         </w:tc>
         <w:tc>
           <w:tcPr>
-            <w:tcW w:type="dxa" w:w="1296"/>
+            <w:tcW w:type="dxa" w:w="1512"/>
           </w:tcPr>
           <w:p>
             <w:pPr>
@@ -8048,13 +8148,13 @@
                 <w:i w:val="0"/>
                 <w:sz w:val="18"/>
               </w:rPr>
-              <w:t>21.8</w:t>
+              <w:t>0</w:t>
             </w:r>
           </w:p>
         </w:tc>
         <w:tc>
           <w:tcPr>
-            <w:tcW w:type="dxa" w:w="1296"/>
+            <w:tcW w:type="dxa" w:w="1512"/>
           </w:tcPr>
           <w:p>
             <w:pPr>
@@ -8068,13 +8168,13 @@
                 <w:i w:val="0"/>
                 <w:sz w:val="18"/>
               </w:rPr>
-              <w:t>42.5</w:t>
+              <w:t>0</w:t>
             </w:r>
           </w:p>
         </w:tc>
         <w:tc>
           <w:tcPr>
-            <w:tcW w:type="dxa" w:w="1296"/>
+            <w:tcW w:type="dxa" w:w="1512"/>
           </w:tcPr>
           <w:p>
             <w:pPr>
@@ -8088,13 +8188,13 @@
                 <w:i w:val="0"/>
                 <w:sz w:val="18"/>
               </w:rPr>
-              <w:t>105.2</w:t>
+              <w:t>18</w:t>
             </w:r>
           </w:p>
         </w:tc>
         <w:tc>
           <w:tcPr>
-            <w:tcW w:type="dxa" w:w="1296"/>
+            <w:tcW w:type="dxa" w:w="1512"/>
           </w:tcPr>
           <w:p>
             <w:pPr>
@@ -8108,13 +8208,13 @@
                 <w:i w:val="0"/>
                 <w:sz w:val="18"/>
               </w:rPr>
-              <w:t>119.3</w:t>
+              <w:t>119</w:t>
             </w:r>
           </w:p>
         </w:tc>
         <w:tc>
           <w:tcPr>
-            <w:tcW w:type="dxa" w:w="1296"/>
+            <w:tcW w:type="dxa" w:w="1512"/>
           </w:tcPr>
           <w:p>
             <w:pPr>
@@ -8128,13 +8228,35 @@
                 <w:i w:val="0"/>
                 <w:sz w:val="18"/>
               </w:rPr>
-              <w:t>119.3</w:t>
+              <w:t>0</w:t>
+            </w:r>
+          </w:p>
+        </w:tc>
+      </w:tr>
+      <w:tr>
+        <w:tc>
+          <w:tcPr>
+            <w:tcW w:type="dxa" w:w="1512"/>
+          </w:tcPr>
+          <w:p>
+            <w:pPr>
+              <w:spacing w:line="240" w:lineRule="auto"/>
+              <w:jc w:val="left"/>
+            </w:pPr>
+            <w:r>
+              <w:rPr>
+                <w:rFonts w:ascii="바탕" w:hAnsi="바탕" w:eastAsia="바탕"/>
+                <w:b/>
+                <w:i w:val="0"/>
+                <w:sz w:val="18"/>
+              </w:rPr>
+              <w:t>0.2</w:t>
             </w:r>
           </w:p>
         </w:tc>
         <w:tc>
           <w:tcPr>
-            <w:tcW w:type="dxa" w:w="1296"/>
+            <w:tcW w:type="dxa" w:w="1512"/>
           </w:tcPr>
           <w:p>
             <w:pPr>
@@ -8148,7 +8270,87 @@
                 <w:i w:val="0"/>
                 <w:sz w:val="18"/>
               </w:rPr>
-              <w:t>0.0</w:t>
+              <w:t>0</w:t>
+            </w:r>
+          </w:p>
+        </w:tc>
+        <w:tc>
+          <w:tcPr>
+            <w:tcW w:type="dxa" w:w="1512"/>
+          </w:tcPr>
+          <w:p>
+            <w:pPr>
+              <w:spacing w:line="240" w:lineRule="auto"/>
+              <w:jc w:val="center"/>
+            </w:pPr>
+            <w:r>
+              <w:rPr>
+                <w:rFonts w:ascii="바탕" w:hAnsi="바탕" w:eastAsia="바탕"/>
+                <w:b w:val="0"/>
+                <w:i w:val="0"/>
+                <w:sz w:val="18"/>
+              </w:rPr>
+              <w:t>0</w:t>
+            </w:r>
+          </w:p>
+        </w:tc>
+        <w:tc>
+          <w:tcPr>
+            <w:tcW w:type="dxa" w:w="1512"/>
+          </w:tcPr>
+          <w:p>
+            <w:pPr>
+              <w:spacing w:line="240" w:lineRule="auto"/>
+              <w:jc w:val="center"/>
+            </w:pPr>
+            <w:r>
+              <w:rPr>
+                <w:rFonts w:ascii="바탕" w:hAnsi="바탕" w:eastAsia="바탕"/>
+                <w:b w:val="0"/>
+                <w:i w:val="0"/>
+                <w:sz w:val="18"/>
+              </w:rPr>
+              <w:t>0</w:t>
+            </w:r>
+          </w:p>
+        </w:tc>
+        <w:tc>
+          <w:tcPr>
+            <w:tcW w:type="dxa" w:w="1512"/>
+          </w:tcPr>
+          <w:p>
+            <w:pPr>
+              <w:spacing w:line="240" w:lineRule="auto"/>
+              <w:jc w:val="center"/>
+            </w:pPr>
+            <w:r>
+              <w:rPr>
+                <w:rFonts w:ascii="바탕" w:hAnsi="바탕" w:eastAsia="바탕"/>
+                <w:b w:val="0"/>
+                <w:i w:val="0"/>
+                <w:sz w:val="18"/>
+              </w:rPr>
+              <w:t>119</w:t>
+            </w:r>
+          </w:p>
+        </w:tc>
+        <w:tc>
+          <w:tcPr>
+            <w:tcW w:type="dxa" w:w="1512"/>
+          </w:tcPr>
+          <w:p>
+            <w:pPr>
+              <w:spacing w:line="240" w:lineRule="auto"/>
+              <w:jc w:val="center"/>
+            </w:pPr>
+            <w:r>
+              <w:rPr>
+                <w:rFonts w:ascii="바탕" w:hAnsi="바탕" w:eastAsia="바탕"/>
+                <w:b w:val="0"/>
+                <w:i w:val="0"/>
+                <w:sz w:val="18"/>
+              </w:rPr>
+              <w:t>0</w:t>
             </w:r>
           </w:p>
         </w:tc>
@@ -8156,7 +8358,7 @@
       <w:tr>
         <w:tc>
           <w:tcPr>
-            <w:tcW w:type="dxa" w:w="1296"/>
+            <w:tcW w:type="dxa" w:w="1512"/>
           </w:tcPr>
           <w:p>
             <w:pPr>
@@ -8170,13 +8372,13 @@
                 <w:i w:val="0"/>
                 <w:sz w:val="18"/>
               </w:rPr>
-              <w:t>0.03</w:t>
+              <w:t>0.35</w:t>
             </w:r>
           </w:p>
         </w:tc>
         <w:tc>
           <w:tcPr>
-            <w:tcW w:type="dxa" w:w="1296"/>
+            <w:tcW w:type="dxa" w:w="1512"/>
           </w:tcPr>
           <w:p>
             <w:pPr>
@@ -8190,13 +8392,13 @@
                 <w:i w:val="0"/>
                 <w:sz w:val="18"/>
               </w:rPr>
-              <w:t>0.0</w:t>
+              <w:t>0</w:t>
             </w:r>
           </w:p>
         </w:tc>
         <w:tc>
           <w:tcPr>
-            <w:tcW w:type="dxa" w:w="1296"/>
+            <w:tcW w:type="dxa" w:w="1512"/>
           </w:tcPr>
           <w:p>
             <w:pPr>
@@ -8210,13 +8412,13 @@
                 <w:i w:val="0"/>
                 <w:sz w:val="18"/>
               </w:rPr>
-              <w:t>0.0</w:t>
+              <w:t>0</w:t>
             </w:r>
           </w:p>
         </w:tc>
         <w:tc>
           <w:tcPr>
-            <w:tcW w:type="dxa" w:w="1296"/>
+            <w:tcW w:type="dxa" w:w="1512"/>
           </w:tcPr>
           <w:p>
             <w:pPr>
@@ -8230,13 +8432,13 @@
                 <w:i w:val="0"/>
                 <w:sz w:val="18"/>
               </w:rPr>
-              <w:t>105.0</w:t>
+              <w:t>0</w:t>
             </w:r>
           </w:p>
         </w:tc>
         <w:tc>
           <w:tcPr>
-            <w:tcW w:type="dxa" w:w="1296"/>
+            <w:tcW w:type="dxa" w:w="1512"/>
           </w:tcPr>
           <w:p>
             <w:pPr>
@@ -8250,13 +8452,13 @@
                 <w:i w:val="0"/>
                 <w:sz w:val="18"/>
               </w:rPr>
-              <w:t>119.3</w:t>
+              <w:t>119</w:t>
             </w:r>
           </w:p>
         </w:tc>
         <w:tc>
           <w:tcPr>
-            <w:tcW w:type="dxa" w:w="1296"/>
+            <w:tcW w:type="dxa" w:w="1512"/>
           </w:tcPr>
           <w:p>
             <w:pPr>
@@ -8270,13 +8472,35 @@
                 <w:i w:val="0"/>
                 <w:sz w:val="18"/>
               </w:rPr>
-              <w:t>119.3</w:t>
+              <w:t>0</w:t>
+            </w:r>
+          </w:p>
+        </w:tc>
+      </w:tr>
+      <w:tr>
+        <w:tc>
+          <w:tcPr>
+            <w:tcW w:type="dxa" w:w="1512"/>
+          </w:tcPr>
+          <w:p>
+            <w:pPr>
+              <w:spacing w:line="240" w:lineRule="auto"/>
+              <w:jc w:val="left"/>
+            </w:pPr>
+            <w:r>
+              <w:rPr>
+                <w:rFonts w:ascii="바탕" w:hAnsi="바탕" w:eastAsia="바탕"/>
+                <w:b/>
+                <w:i w:val="0"/>
+                <w:sz w:val="18"/>
+              </w:rPr>
+              <w:t>0.66</w:t>
             </w:r>
           </w:p>
         </w:tc>
         <w:tc>
           <w:tcPr>
-            <w:tcW w:type="dxa" w:w="1296"/>
+            <w:tcW w:type="dxa" w:w="1512"/>
           </w:tcPr>
           <w:p>
             <w:pPr>
@@ -8290,35 +8514,13 @@
                 <w:i w:val="0"/>
                 <w:sz w:val="18"/>
               </w:rPr>
-              <w:t>0.0</w:t>
-            </w:r>
-          </w:p>
-        </w:tc>
-      </w:tr>
-      <w:tr>
-        <w:tc>
-          <w:tcPr>
-            <w:tcW w:type="dxa" w:w="1296"/>
-          </w:tcPr>
-          <w:p>
-            <w:pPr>
-              <w:spacing w:line="240" w:lineRule="auto"/>
-              <w:jc w:val="left"/>
-            </w:pPr>
-            <w:r>
-              <w:rPr>
-                <w:rFonts w:ascii="바탕" w:hAnsi="바탕" w:eastAsia="바탕"/>
-                <w:b/>
-                <w:i w:val="0"/>
-                <w:sz w:val="18"/>
-              </w:rPr>
-              <w:t>0.05</w:t>
+              <w:t>0</w:t>
             </w:r>
           </w:p>
         </w:tc>
         <w:tc>
           <w:tcPr>
-            <w:tcW w:type="dxa" w:w="1296"/>
+            <w:tcW w:type="dxa" w:w="1512"/>
           </w:tcPr>
           <w:p>
             <w:pPr>
@@ -8332,13 +8534,13 @@
                 <w:i w:val="0"/>
                 <w:sz w:val="18"/>
               </w:rPr>
-              <w:t>0.0</w:t>
+              <w:t>0</w:t>
             </w:r>
           </w:p>
         </w:tc>
         <w:tc>
           <w:tcPr>
-            <w:tcW w:type="dxa" w:w="1296"/>
+            <w:tcW w:type="dxa" w:w="1512"/>
           </w:tcPr>
           <w:p>
             <w:pPr>
@@ -8352,13 +8554,13 @@
                 <w:i w:val="0"/>
                 <w:sz w:val="18"/>
               </w:rPr>
-              <w:t>0.0</w:t>
+              <w:t>0</w:t>
             </w:r>
           </w:p>
         </w:tc>
         <w:tc>
           <w:tcPr>
-            <w:tcW w:type="dxa" w:w="1296"/>
+            <w:tcW w:type="dxa" w:w="1512"/>
           </w:tcPr>
           <w:p>
             <w:pPr>
@@ -8372,13 +8574,13 @@
                 <w:i w:val="0"/>
                 <w:sz w:val="18"/>
               </w:rPr>
-              <w:t>43.1</w:t>
+              <w:t>119</w:t>
             </w:r>
           </w:p>
         </w:tc>
         <w:tc>
           <w:tcPr>
-            <w:tcW w:type="dxa" w:w="1296"/>
+            <w:tcW w:type="dxa" w:w="1512"/>
           </w:tcPr>
           <w:p>
             <w:pPr>
@@ -8392,615 +8594,7 @@
                 <w:i w:val="0"/>
                 <w:sz w:val="18"/>
               </w:rPr>
-              <w:t>119.3</w:t>
-            </w:r>
-          </w:p>
-        </w:tc>
-        <w:tc>
-          <w:tcPr>
-            <w:tcW w:type="dxa" w:w="1296"/>
-          </w:tcPr>
-          <w:p>
-            <w:pPr>
-              <w:spacing w:line="240" w:lineRule="auto"/>
-              <w:jc w:val="center"/>
-            </w:pPr>
-            <w:r>
-              <w:rPr>
-                <w:rFonts w:ascii="바탕" w:hAnsi="바탕" w:eastAsia="바탕"/>
-                <w:b w:val="0"/>
-                <w:i w:val="0"/>
-                <w:sz w:val="18"/>
-              </w:rPr>
-              <w:t>119.3</w:t>
-            </w:r>
-          </w:p>
-        </w:tc>
-        <w:tc>
-          <w:tcPr>
-            <w:tcW w:type="dxa" w:w="1296"/>
-          </w:tcPr>
-          <w:p>
-            <w:pPr>
-              <w:spacing w:line="240" w:lineRule="auto"/>
-              <w:jc w:val="center"/>
-            </w:pPr>
-            <w:r>
-              <w:rPr>
-                <w:rFonts w:ascii="바탕" w:hAnsi="바탕" w:eastAsia="바탕"/>
-                <w:b w:val="0"/>
-                <w:i w:val="0"/>
-                <w:sz w:val="18"/>
-              </w:rPr>
-              <w:t>0.0</w:t>
-            </w:r>
-          </w:p>
-        </w:tc>
-      </w:tr>
-      <w:tr>
-        <w:tc>
-          <w:tcPr>
-            <w:tcW w:type="dxa" w:w="1296"/>
-          </w:tcPr>
-          <w:p>
-            <w:pPr>
-              <w:spacing w:line="240" w:lineRule="auto"/>
-              <w:jc w:val="left"/>
-            </w:pPr>
-            <w:r>
-              <w:rPr>
-                <w:rFonts w:ascii="바탕" w:hAnsi="바탕" w:eastAsia="바탕"/>
-                <w:b/>
-                <w:i w:val="0"/>
-                <w:sz w:val="18"/>
-              </w:rPr>
-              <w:t>0.1</w:t>
-            </w:r>
-          </w:p>
-        </w:tc>
-        <w:tc>
-          <w:tcPr>
-            <w:tcW w:type="dxa" w:w="1296"/>
-          </w:tcPr>
-          <w:p>
-            <w:pPr>
-              <w:spacing w:line="240" w:lineRule="auto"/>
-              <w:jc w:val="center"/>
-            </w:pPr>
-            <w:r>
-              <w:rPr>
-                <w:rFonts w:ascii="바탕" w:hAnsi="바탕" w:eastAsia="바탕"/>
-                <w:b w:val="0"/>
-                <w:i w:val="0"/>
-                <w:sz w:val="18"/>
-              </w:rPr>
-              <w:t>0.0</w:t>
-            </w:r>
-          </w:p>
-        </w:tc>
-        <w:tc>
-          <w:tcPr>
-            <w:tcW w:type="dxa" w:w="1296"/>
-          </w:tcPr>
-          <w:p>
-            <w:pPr>
-              <w:spacing w:line="240" w:lineRule="auto"/>
-              <w:jc w:val="center"/>
-            </w:pPr>
-            <w:r>
-              <w:rPr>
-                <w:rFonts w:ascii="바탕" w:hAnsi="바탕" w:eastAsia="바탕"/>
-                <w:b w:val="0"/>
-                <w:i w:val="0"/>
-                <w:sz w:val="18"/>
-              </w:rPr>
-              <w:t>0.0</w:t>
-            </w:r>
-          </w:p>
-        </w:tc>
-        <w:tc>
-          <w:tcPr>
-            <w:tcW w:type="dxa" w:w="1296"/>
-          </w:tcPr>
-          <w:p>
-            <w:pPr>
-              <w:spacing w:line="240" w:lineRule="auto"/>
-              <w:jc w:val="center"/>
-            </w:pPr>
-            <w:r>
-              <w:rPr>
-                <w:rFonts w:ascii="바탕" w:hAnsi="바탕" w:eastAsia="바탕"/>
-                <w:b w:val="0"/>
-                <w:i w:val="0"/>
-                <w:sz w:val="18"/>
-              </w:rPr>
-              <w:t>17.5</w:t>
-            </w:r>
-          </w:p>
-        </w:tc>
-        <w:tc>
-          <w:tcPr>
-            <w:tcW w:type="dxa" w:w="1296"/>
-          </w:tcPr>
-          <w:p>
-            <w:pPr>
-              <w:spacing w:line="240" w:lineRule="auto"/>
-              <w:jc w:val="center"/>
-            </w:pPr>
-            <w:r>
-              <w:rPr>
-                <w:rFonts w:ascii="바탕" w:hAnsi="바탕" w:eastAsia="바탕"/>
-                <w:b w:val="0"/>
-                <w:i w:val="0"/>
-                <w:sz w:val="18"/>
-              </w:rPr>
-              <w:t>119.3</w:t>
-            </w:r>
-          </w:p>
-        </w:tc>
-        <w:tc>
-          <w:tcPr>
-            <w:tcW w:type="dxa" w:w="1296"/>
-          </w:tcPr>
-          <w:p>
-            <w:pPr>
-              <w:spacing w:line="240" w:lineRule="auto"/>
-              <w:jc w:val="center"/>
-            </w:pPr>
-            <w:r>
-              <w:rPr>
-                <w:rFonts w:ascii="바탕" w:hAnsi="바탕" w:eastAsia="바탕"/>
-                <w:b w:val="0"/>
-                <w:i w:val="0"/>
-                <w:sz w:val="18"/>
-              </w:rPr>
-              <w:t>119.3</w:t>
-            </w:r>
-          </w:p>
-        </w:tc>
-        <w:tc>
-          <w:tcPr>
-            <w:tcW w:type="dxa" w:w="1296"/>
-          </w:tcPr>
-          <w:p>
-            <w:pPr>
-              <w:spacing w:line="240" w:lineRule="auto"/>
-              <w:jc w:val="center"/>
-            </w:pPr>
-            <w:r>
-              <w:rPr>
-                <w:rFonts w:ascii="바탕" w:hAnsi="바탕" w:eastAsia="바탕"/>
-                <w:b w:val="0"/>
-                <w:i w:val="0"/>
-                <w:sz w:val="18"/>
-              </w:rPr>
-              <w:t>0.0</w:t>
-            </w:r>
-          </w:p>
-        </w:tc>
-      </w:tr>
-      <w:tr>
-        <w:tc>
-          <w:tcPr>
-            <w:tcW w:type="dxa" w:w="1296"/>
-          </w:tcPr>
-          <w:p>
-            <w:pPr>
-              <w:spacing w:line="240" w:lineRule="auto"/>
-              <w:jc w:val="left"/>
-            </w:pPr>
-            <w:r>
-              <w:rPr>
-                <w:rFonts w:ascii="바탕" w:hAnsi="바탕" w:eastAsia="바탕"/>
-                <w:b/>
-                <w:i w:val="0"/>
-                <w:sz w:val="18"/>
-              </w:rPr>
-              <w:t>0.2</w:t>
-            </w:r>
-          </w:p>
-        </w:tc>
-        <w:tc>
-          <w:tcPr>
-            <w:tcW w:type="dxa" w:w="1296"/>
-          </w:tcPr>
-          <w:p>
-            <w:pPr>
-              <w:spacing w:line="240" w:lineRule="auto"/>
-              <w:jc w:val="center"/>
-            </w:pPr>
-            <w:r>
-              <w:rPr>
-                <w:rFonts w:ascii="바탕" w:hAnsi="바탕" w:eastAsia="바탕"/>
-                <w:b w:val="0"/>
-                <w:i w:val="0"/>
-                <w:sz w:val="18"/>
-              </w:rPr>
-              <w:t>0.0</w:t>
-            </w:r>
-          </w:p>
-        </w:tc>
-        <w:tc>
-          <w:tcPr>
-            <w:tcW w:type="dxa" w:w="1296"/>
-          </w:tcPr>
-          <w:p>
-            <w:pPr>
-              <w:spacing w:line="240" w:lineRule="auto"/>
-              <w:jc w:val="center"/>
-            </w:pPr>
-            <w:r>
-              <w:rPr>
-                <w:rFonts w:ascii="바탕" w:hAnsi="바탕" w:eastAsia="바탕"/>
-                <w:b w:val="0"/>
-                <w:i w:val="0"/>
-                <w:sz w:val="18"/>
-              </w:rPr>
-              <w:t>0.0</w:t>
-            </w:r>
-          </w:p>
-        </w:tc>
-        <w:tc>
-          <w:tcPr>
-            <w:tcW w:type="dxa" w:w="1296"/>
-          </w:tcPr>
-          <w:p>
-            <w:pPr>
-              <w:spacing w:line="240" w:lineRule="auto"/>
-              <w:jc w:val="center"/>
-            </w:pPr>
-            <w:r>
-              <w:rPr>
-                <w:rFonts w:ascii="바탕" w:hAnsi="바탕" w:eastAsia="바탕"/>
-                <w:b w:val="0"/>
-                <w:i w:val="0"/>
-                <w:sz w:val="18"/>
-              </w:rPr>
-              <w:t>0.0</w:t>
-            </w:r>
-          </w:p>
-        </w:tc>
-        <w:tc>
-          <w:tcPr>
-            <w:tcW w:type="dxa" w:w="1296"/>
-          </w:tcPr>
-          <w:p>
-            <w:pPr>
-              <w:spacing w:line="240" w:lineRule="auto"/>
-              <w:jc w:val="center"/>
-            </w:pPr>
-            <w:r>
-              <w:rPr>
-                <w:rFonts w:ascii="바탕" w:hAnsi="바탕" w:eastAsia="바탕"/>
-                <w:b w:val="0"/>
-                <w:i w:val="0"/>
-                <w:sz w:val="18"/>
-              </w:rPr>
-              <w:t>119.3</w:t>
-            </w:r>
-          </w:p>
-        </w:tc>
-        <w:tc>
-          <w:tcPr>
-            <w:tcW w:type="dxa" w:w="1296"/>
-          </w:tcPr>
-          <w:p>
-            <w:pPr>
-              <w:spacing w:line="240" w:lineRule="auto"/>
-              <w:jc w:val="center"/>
-            </w:pPr>
-            <w:r>
-              <w:rPr>
-                <w:rFonts w:ascii="바탕" w:hAnsi="바탕" w:eastAsia="바탕"/>
-                <w:b w:val="0"/>
-                <w:i w:val="0"/>
-                <w:sz w:val="18"/>
-              </w:rPr>
-              <w:t>119.3</w:t>
-            </w:r>
-          </w:p>
-        </w:tc>
-        <w:tc>
-          <w:tcPr>
-            <w:tcW w:type="dxa" w:w="1296"/>
-          </w:tcPr>
-          <w:p>
-            <w:pPr>
-              <w:spacing w:line="240" w:lineRule="auto"/>
-              <w:jc w:val="center"/>
-            </w:pPr>
-            <w:r>
-              <w:rPr>
-                <w:rFonts w:ascii="바탕" w:hAnsi="바탕" w:eastAsia="바탕"/>
-                <w:b w:val="0"/>
-                <w:i w:val="0"/>
-                <w:sz w:val="18"/>
-              </w:rPr>
-              <w:t>0.0</w:t>
-            </w:r>
-          </w:p>
-        </w:tc>
-      </w:tr>
-      <w:tr>
-        <w:tc>
-          <w:tcPr>
-            <w:tcW w:type="dxa" w:w="1296"/>
-          </w:tcPr>
-          <w:p>
-            <w:pPr>
-              <w:spacing w:line="240" w:lineRule="auto"/>
-              <w:jc w:val="left"/>
-            </w:pPr>
-            <w:r>
-              <w:rPr>
-                <w:rFonts w:ascii="바탕" w:hAnsi="바탕" w:eastAsia="바탕"/>
-                <w:b/>
-                <w:i w:val="0"/>
-                <w:sz w:val="18"/>
-              </w:rPr>
-              <w:t>0.35</w:t>
-            </w:r>
-          </w:p>
-        </w:tc>
-        <w:tc>
-          <w:tcPr>
-            <w:tcW w:type="dxa" w:w="1296"/>
-          </w:tcPr>
-          <w:p>
-            <w:pPr>
-              <w:spacing w:line="240" w:lineRule="auto"/>
-              <w:jc w:val="center"/>
-            </w:pPr>
-            <w:r>
-              <w:rPr>
-                <w:rFonts w:ascii="바탕" w:hAnsi="바탕" w:eastAsia="바탕"/>
-                <w:b w:val="0"/>
-                <w:i w:val="0"/>
-                <w:sz w:val="18"/>
-              </w:rPr>
-              <w:t>0.0</w:t>
-            </w:r>
-          </w:p>
-        </w:tc>
-        <w:tc>
-          <w:tcPr>
-            <w:tcW w:type="dxa" w:w="1296"/>
-          </w:tcPr>
-          <w:p>
-            <w:pPr>
-              <w:spacing w:line="240" w:lineRule="auto"/>
-              <w:jc w:val="center"/>
-            </w:pPr>
-            <w:r>
-              <w:rPr>
-                <w:rFonts w:ascii="바탕" w:hAnsi="바탕" w:eastAsia="바탕"/>
-                <w:b w:val="0"/>
-                <w:i w:val="0"/>
-                <w:sz w:val="18"/>
-              </w:rPr>
-              <w:t>0.0</w:t>
-            </w:r>
-          </w:p>
-        </w:tc>
-        <w:tc>
-          <w:tcPr>
-            <w:tcW w:type="dxa" w:w="1296"/>
-          </w:tcPr>
-          <w:p>
-            <w:pPr>
-              <w:spacing w:line="240" w:lineRule="auto"/>
-              <w:jc w:val="center"/>
-            </w:pPr>
-            <w:r>
-              <w:rPr>
-                <w:rFonts w:ascii="바탕" w:hAnsi="바탕" w:eastAsia="바탕"/>
-                <w:b w:val="0"/>
-                <w:i w:val="0"/>
-                <w:sz w:val="18"/>
-              </w:rPr>
-              <w:t>0.0</w:t>
-            </w:r>
-          </w:p>
-        </w:tc>
-        <w:tc>
-          <w:tcPr>
-            <w:tcW w:type="dxa" w:w="1296"/>
-          </w:tcPr>
-          <w:p>
-            <w:pPr>
-              <w:spacing w:line="240" w:lineRule="auto"/>
-              <w:jc w:val="center"/>
-            </w:pPr>
-            <w:r>
-              <w:rPr>
-                <w:rFonts w:ascii="바탕" w:hAnsi="바탕" w:eastAsia="바탕"/>
-                <w:b w:val="0"/>
-                <w:i w:val="0"/>
-                <w:sz w:val="18"/>
-              </w:rPr>
-              <w:t>119.3</w:t>
-            </w:r>
-          </w:p>
-        </w:tc>
-        <w:tc>
-          <w:tcPr>
-            <w:tcW w:type="dxa" w:w="1296"/>
-          </w:tcPr>
-          <w:p>
-            <w:pPr>
-              <w:spacing w:line="240" w:lineRule="auto"/>
-              <w:jc w:val="center"/>
-            </w:pPr>
-            <w:r>
-              <w:rPr>
-                <w:rFonts w:ascii="바탕" w:hAnsi="바탕" w:eastAsia="바탕"/>
-                <w:b w:val="0"/>
-                <w:i w:val="0"/>
-                <w:sz w:val="18"/>
-              </w:rPr>
-              <w:t>119.3</w:t>
-            </w:r>
-          </w:p>
-        </w:tc>
-        <w:tc>
-          <w:tcPr>
-            <w:tcW w:type="dxa" w:w="1296"/>
-          </w:tcPr>
-          <w:p>
-            <w:pPr>
-              <w:spacing w:line="240" w:lineRule="auto"/>
-              <w:jc w:val="center"/>
-            </w:pPr>
-            <w:r>
-              <w:rPr>
-                <w:rFonts w:ascii="바탕" w:hAnsi="바탕" w:eastAsia="바탕"/>
-                <w:b w:val="0"/>
-                <w:i w:val="0"/>
-                <w:sz w:val="18"/>
-              </w:rPr>
-              <w:t>0.0</w:t>
-            </w:r>
-          </w:p>
-        </w:tc>
-      </w:tr>
-      <w:tr>
-        <w:tc>
-          <w:tcPr>
-            <w:tcW w:type="dxa" w:w="1296"/>
-          </w:tcPr>
-          <w:p>
-            <w:pPr>
-              <w:spacing w:line="240" w:lineRule="auto"/>
-              <w:jc w:val="left"/>
-            </w:pPr>
-            <w:r>
-              <w:rPr>
-                <w:rFonts w:ascii="바탕" w:hAnsi="바탕" w:eastAsia="바탕"/>
-                <w:b/>
-                <w:i w:val="0"/>
-                <w:sz w:val="18"/>
-              </w:rPr>
-              <w:t>0.66</w:t>
-            </w:r>
-          </w:p>
-        </w:tc>
-        <w:tc>
-          <w:tcPr>
-            <w:tcW w:type="dxa" w:w="1296"/>
-          </w:tcPr>
-          <w:p>
-            <w:pPr>
-              <w:spacing w:line="240" w:lineRule="auto"/>
-              <w:jc w:val="center"/>
-            </w:pPr>
-            <w:r>
-              <w:rPr>
-                <w:rFonts w:ascii="바탕" w:hAnsi="바탕" w:eastAsia="바탕"/>
-                <w:b w:val="0"/>
-                <w:i w:val="0"/>
-                <w:sz w:val="18"/>
-              </w:rPr>
-              <w:t>0.0</w:t>
-            </w:r>
-          </w:p>
-        </w:tc>
-        <w:tc>
-          <w:tcPr>
-            <w:tcW w:type="dxa" w:w="1296"/>
-          </w:tcPr>
-          <w:p>
-            <w:pPr>
-              <w:spacing w:line="240" w:lineRule="auto"/>
-              <w:jc w:val="center"/>
-            </w:pPr>
-            <w:r>
-              <w:rPr>
-                <w:rFonts w:ascii="바탕" w:hAnsi="바탕" w:eastAsia="바탕"/>
-                <w:b w:val="0"/>
-                <w:i w:val="0"/>
-                <w:sz w:val="18"/>
-              </w:rPr>
-              <w:t>0.0</w:t>
-            </w:r>
-          </w:p>
-        </w:tc>
-        <w:tc>
-          <w:tcPr>
-            <w:tcW w:type="dxa" w:w="1296"/>
-          </w:tcPr>
-          <w:p>
-            <w:pPr>
-              <w:spacing w:line="240" w:lineRule="auto"/>
-              <w:jc w:val="center"/>
-            </w:pPr>
-            <w:r>
-              <w:rPr>
-                <w:rFonts w:ascii="바탕" w:hAnsi="바탕" w:eastAsia="바탕"/>
-                <w:b w:val="0"/>
-                <w:i w:val="0"/>
-                <w:sz w:val="18"/>
-              </w:rPr>
-              <w:t>0.0</w:t>
-            </w:r>
-          </w:p>
-        </w:tc>
-        <w:tc>
-          <w:tcPr>
-            <w:tcW w:type="dxa" w:w="1296"/>
-          </w:tcPr>
-          <w:p>
-            <w:pPr>
-              <w:spacing w:line="240" w:lineRule="auto"/>
-              <w:jc w:val="center"/>
-            </w:pPr>
-            <w:r>
-              <w:rPr>
-                <w:rFonts w:ascii="바탕" w:hAnsi="바탕" w:eastAsia="바탕"/>
-                <w:b w:val="0"/>
-                <w:i w:val="0"/>
-                <w:sz w:val="18"/>
-              </w:rPr>
-              <w:t>119.3</w:t>
-            </w:r>
-          </w:p>
-        </w:tc>
-        <w:tc>
-          <w:tcPr>
-            <w:tcW w:type="dxa" w:w="1296"/>
-          </w:tcPr>
-          <w:p>
-            <w:pPr>
-              <w:spacing w:line="240" w:lineRule="auto"/>
-              <w:jc w:val="center"/>
-            </w:pPr>
-            <w:r>
-              <w:rPr>
-                <w:rFonts w:ascii="바탕" w:hAnsi="바탕" w:eastAsia="바탕"/>
-                <w:b w:val="0"/>
-                <w:i w:val="0"/>
-                <w:sz w:val="18"/>
-              </w:rPr>
-              <w:t>119.3</w:t>
-            </w:r>
-          </w:p>
-        </w:tc>
-        <w:tc>
-          <w:tcPr>
-            <w:tcW w:type="dxa" w:w="1296"/>
-          </w:tcPr>
-          <w:p>
-            <w:pPr>
-              <w:spacing w:line="240" w:lineRule="auto"/>
-              <w:jc w:val="center"/>
-            </w:pPr>
-            <w:r>
-              <w:rPr>
-                <w:rFonts w:ascii="바탕" w:hAnsi="바탕" w:eastAsia="바탕"/>
-                <w:b w:val="0"/>
-                <w:i w:val="0"/>
-                <w:sz w:val="18"/>
-              </w:rPr>
-              <w:t>0.0</w:t>
+              <w:t>0</w:t>
             </w:r>
           </w:p>
         </w:tc>
@@ -9282,7 +8876,17 @@
                 <w:i w:val="0"/>
                 <w:sz w:val="18"/>
               </w:rPr>
-              <w:t>188.9 [171.3, 216.4]</w:t>
+              <w:t xml:space="preserve">189 </w:t>
+            </w:r>
+            <w:r>
+              <w:rPr>
+                <w:rFonts w:ascii="바탕" w:hAnsi="바탕" w:eastAsia="바탕"/>
+                <w:b w:val="0"/>
+                <w:i w:val="0"/>
+                <w:sz w:val="18"/>
+                <w:vertAlign w:val="superscript"/>
+              </w:rPr>
+              <w:t>[171, 216]</w:t>
             </w:r>
           </w:p>
         </w:tc>
@@ -9302,7 +8906,17 @@
                 <w:i w:val="0"/>
                 <w:sz w:val="18"/>
               </w:rPr>
-              <w:t>159.1 [130.5, 181.6]</w:t>
+              <w:t xml:space="preserve">159 </w:t>
+            </w:r>
+            <w:r>
+              <w:rPr>
+                <w:rFonts w:ascii="바탕" w:hAnsi="바탕" w:eastAsia="바탕"/>
+                <w:b w:val="0"/>
+                <w:i w:val="0"/>
+                <w:sz w:val="18"/>
+                <w:vertAlign w:val="superscript"/>
+              </w:rPr>
+              <w:t>[131, 182]</w:t>
             </w:r>
           </w:p>
         </w:tc>
@@ -9322,7 +8936,17 @@
                 <w:i w:val="0"/>
                 <w:sz w:val="18"/>
               </w:rPr>
-              <w:t>210.1 [179.6, 234.4]</w:t>
+              <w:t xml:space="preserve">210 </w:t>
+            </w:r>
+            <w:r>
+              <w:rPr>
+                <w:rFonts w:ascii="바탕" w:hAnsi="바탕" w:eastAsia="바탕"/>
+                <w:b w:val="0"/>
+                <w:i w:val="0"/>
+                <w:sz w:val="18"/>
+                <w:vertAlign w:val="superscript"/>
+              </w:rPr>
+              <w:t>[180, 234]</w:t>
             </w:r>
           </w:p>
         </w:tc>
@@ -9342,7 +8966,17 @@
                 <w:i w:val="0"/>
                 <w:sz w:val="18"/>
               </w:rPr>
-              <w:t>35.8 [34.3, 37.6]</w:t>
+              <w:t xml:space="preserve">36 </w:t>
+            </w:r>
+            <w:r>
+              <w:rPr>
+                <w:rFonts w:ascii="바탕" w:hAnsi="바탕" w:eastAsia="바탕"/>
+                <w:b w:val="0"/>
+                <w:i w:val="0"/>
+                <w:sz w:val="18"/>
+                <w:vertAlign w:val="superscript"/>
+              </w:rPr>
+              <w:t>[34, 38]</w:t>
             </w:r>
           </w:p>
         </w:tc>
@@ -9362,7 +8996,17 @@
                 <w:i w:val="0"/>
                 <w:sz w:val="18"/>
               </w:rPr>
-              <w:t>35.8 [34.3, 37.6]</w:t>
+              <w:t xml:space="preserve">36 </w:t>
+            </w:r>
+            <w:r>
+              <w:rPr>
+                <w:rFonts w:ascii="바탕" w:hAnsi="바탕" w:eastAsia="바탕"/>
+                <w:b w:val="0"/>
+                <w:i w:val="0"/>
+                <w:sz w:val="18"/>
+                <w:vertAlign w:val="superscript"/>
+              </w:rPr>
+              <w:t>[34, 38]</w:t>
             </w:r>
           </w:p>
         </w:tc>
@@ -9382,7 +9026,7 @@
                 <w:i w:val="0"/>
                 <w:sz w:val="18"/>
               </w:rPr>
-              <w:t>-131.3 [-133.4, -128.5]</w:t>
+              <w:t>-131 [-133, -129]</w:t>
             </w:r>
           </w:p>
         </w:tc>
@@ -9424,7 +9068,17 @@
                 <w:i w:val="0"/>
                 <w:sz w:val="18"/>
               </w:rPr>
-              <w:t>189.1 [143.0, 206.9]</w:t>
+              <w:t xml:space="preserve">189 </w:t>
+            </w:r>
+            <w:r>
+              <w:rPr>
+                <w:rFonts w:ascii="바탕" w:hAnsi="바탕" w:eastAsia="바탕"/>
+                <w:b w:val="0"/>
+                <w:i w:val="0"/>
+                <w:sz w:val="18"/>
+                <w:vertAlign w:val="superscript"/>
+              </w:rPr>
+              <w:t>[143, 207]</w:t>
             </w:r>
           </w:p>
         </w:tc>
@@ -9444,7 +9098,17 @@
                 <w:i w:val="0"/>
                 <w:sz w:val="18"/>
               </w:rPr>
-              <w:t>118.9 [54.3, 176.8]</w:t>
+              <w:t xml:space="preserve">119 </w:t>
+            </w:r>
+            <w:r>
+              <w:rPr>
+                <w:rFonts w:ascii="바탕" w:hAnsi="바탕" w:eastAsia="바탕"/>
+                <w:b w:val="0"/>
+                <w:i w:val="0"/>
+                <w:sz w:val="18"/>
+                <w:vertAlign w:val="superscript"/>
+              </w:rPr>
+              <w:t>[54, 177]</w:t>
             </w:r>
           </w:p>
         </w:tc>
@@ -9464,7 +9128,17 @@
                 <w:i w:val="0"/>
                 <w:sz w:val="18"/>
               </w:rPr>
-              <w:t>212.9 [169.2, 227.6]</w:t>
+              <w:t xml:space="preserve">213 </w:t>
+            </w:r>
+            <w:r>
+              <w:rPr>
+                <w:rFonts w:ascii="바탕" w:hAnsi="바탕" w:eastAsia="바탕"/>
+                <w:b w:val="0"/>
+                <w:i w:val="0"/>
+                <w:sz w:val="18"/>
+                <w:vertAlign w:val="superscript"/>
+              </w:rPr>
+              <w:t>[169, 228]</w:t>
             </w:r>
           </w:p>
         </w:tc>
@@ -9484,7 +9158,17 @@
                 <w:i w:val="0"/>
                 <w:sz w:val="18"/>
               </w:rPr>
-              <w:t>23.6 [22.2, 25.4]</w:t>
+              <w:t xml:space="preserve">24 </w:t>
+            </w:r>
+            <w:r>
+              <w:rPr>
+                <w:rFonts w:ascii="바탕" w:hAnsi="바탕" w:eastAsia="바탕"/>
+                <w:b w:val="0"/>
+                <w:i w:val="0"/>
+                <w:sz w:val="18"/>
+                <w:vertAlign w:val="superscript"/>
+              </w:rPr>
+              <w:t>[22, 25]</w:t>
             </w:r>
           </w:p>
         </w:tc>
@@ -9504,7 +9188,17 @@
                 <w:i w:val="0"/>
                 <w:sz w:val="18"/>
               </w:rPr>
-              <w:t>23.6 [22.2, 25.4]</w:t>
+              <w:t xml:space="preserve">24 </w:t>
+            </w:r>
+            <w:r>
+              <w:rPr>
+                <w:rFonts w:ascii="바탕" w:hAnsi="바탕" w:eastAsia="바탕"/>
+                <w:b w:val="0"/>
+                <w:i w:val="0"/>
+                <w:sz w:val="18"/>
+                <w:vertAlign w:val="superscript"/>
+              </w:rPr>
+              <w:t>[22, 25]</w:t>
             </w:r>
           </w:p>
         </w:tc>
@@ -9524,7 +9218,7 @@
                 <w:i w:val="0"/>
                 <w:sz w:val="18"/>
               </w:rPr>
-              <w:t>-131.3 [-133.4, -128.5]</w:t>
+              <w:t>-131 [-133, -129]</w:t>
             </w:r>
           </w:p>
         </w:tc>
@@ -9566,7 +9260,17 @@
                 <w:i w:val="0"/>
                 <w:sz w:val="18"/>
               </w:rPr>
-              <w:t>140.9 [99.5, 169.3]</w:t>
+              <w:t xml:space="preserve">141 </w:t>
+            </w:r>
+            <w:r>
+              <w:rPr>
+                <w:rFonts w:ascii="바탕" w:hAnsi="바탕" w:eastAsia="바탕"/>
+                <w:b w:val="0"/>
+                <w:i w:val="0"/>
+                <w:sz w:val="18"/>
+                <w:vertAlign w:val="superscript"/>
+              </w:rPr>
+              <w:t>[99, 169]</w:t>
             </w:r>
           </w:p>
         </w:tc>
@@ -9586,7 +9290,17 @@
                 <w:i w:val="0"/>
                 <w:sz w:val="18"/>
               </w:rPr>
-              <w:t>80.7 [5.5, 156.3]</w:t>
+              <w:t xml:space="preserve">81 </w:t>
+            </w:r>
+            <w:r>
+              <w:rPr>
+                <w:rFonts w:ascii="바탕" w:hAnsi="바탕" w:eastAsia="바탕"/>
+                <w:b w:val="0"/>
+                <w:i w:val="0"/>
+                <w:sz w:val="18"/>
+                <w:vertAlign w:val="superscript"/>
+              </w:rPr>
+              <w:t>[5, 156]</w:t>
             </w:r>
           </w:p>
         </w:tc>
@@ -9606,7 +9320,17 @@
                 <w:i w:val="0"/>
                 <w:sz w:val="18"/>
               </w:rPr>
-              <w:t>147.1 [127.8, 162.0]</w:t>
+              <w:t xml:space="preserve">147 </w:t>
+            </w:r>
+            <w:r>
+              <w:rPr>
+                <w:rFonts w:ascii="바탕" w:hAnsi="바탕" w:eastAsia="바탕"/>
+                <w:b w:val="0"/>
+                <w:i w:val="0"/>
+                <w:sz w:val="18"/>
+                <w:vertAlign w:val="superscript"/>
+              </w:rPr>
+              <w:t>[128, 162]</w:t>
             </w:r>
           </w:p>
         </w:tc>
@@ -9626,7 +9350,7 @@
                 <w:i w:val="0"/>
                 <w:sz w:val="18"/>
               </w:rPr>
-              <w:t>-0.7 [-2.1, 1.1]</w:t>
+              <w:t>-1 [-2, 1]</w:t>
             </w:r>
           </w:p>
         </w:tc>
@@ -9646,7 +9370,7 @@
                 <w:i w:val="0"/>
                 <w:sz w:val="18"/>
               </w:rPr>
-              <w:t>-0.7 [-2.1, 1.1]</w:t>
+              <w:t>-1 [-2, 1]</w:t>
             </w:r>
           </w:p>
         </w:tc>
@@ -9666,7 +9390,7 @@
                 <w:i w:val="0"/>
                 <w:sz w:val="18"/>
               </w:rPr>
-              <w:t>-131.3 [-133.4, -128.5]</w:t>
+              <w:t>-131 [-133, -129]</w:t>
             </w:r>
           </w:p>
         </w:tc>
@@ -9708,7 +9432,17 @@
                 <w:i w:val="0"/>
                 <w:sz w:val="18"/>
               </w:rPr>
-              <w:t>90.2 [62.1, 105.0]</w:t>
+              <w:t xml:space="preserve">90 </w:t>
+            </w:r>
+            <w:r>
+              <w:rPr>
+                <w:rFonts w:ascii="바탕" w:hAnsi="바탕" w:eastAsia="바탕"/>
+                <w:b w:val="0"/>
+                <w:i w:val="0"/>
+                <w:sz w:val="18"/>
+                <w:vertAlign w:val="superscript"/>
+              </w:rPr>
+              <w:t>[62, 105]</w:t>
             </w:r>
           </w:p>
         </w:tc>
@@ -9728,7 +9462,7 @@
                 <w:i w:val="0"/>
                 <w:sz w:val="18"/>
               </w:rPr>
-              <w:t>59.4 [-4.0, 128.6]</w:t>
+              <w:t>59 [-4, 129]</w:t>
             </w:r>
           </w:p>
         </w:tc>
@@ -9748,7 +9482,17 @@
                 <w:i w:val="0"/>
                 <w:sz w:val="18"/>
               </w:rPr>
-              <w:t>102.9 [54.0, 142.4]</w:t>
+              <w:t xml:space="preserve">103 </w:t>
+            </w:r>
+            <w:r>
+              <w:rPr>
+                <w:rFonts w:ascii="바탕" w:hAnsi="바탕" w:eastAsia="바탕"/>
+                <w:b w:val="0"/>
+                <w:i w:val="0"/>
+                <w:sz w:val="18"/>
+                <w:vertAlign w:val="superscript"/>
+              </w:rPr>
+              <w:t>[54, 142]</w:t>
             </w:r>
           </w:p>
         </w:tc>
@@ -9768,7 +9512,7 @@
                 <w:i w:val="0"/>
                 <w:sz w:val="18"/>
               </w:rPr>
-              <w:t>-37.2 [-38.6, -35.3]</w:t>
+              <w:t>-37 [-39, -35]</w:t>
             </w:r>
           </w:p>
         </w:tc>
@@ -9788,7 +9532,7 @@
                 <w:i w:val="0"/>
                 <w:sz w:val="18"/>
               </w:rPr>
-              <w:t>-37.2 [-38.6, -35.3]</w:t>
+              <w:t>-37 [-39, -35]</w:t>
             </w:r>
           </w:p>
         </w:tc>
@@ -9808,7 +9552,7 @@
                 <w:i w:val="0"/>
                 <w:sz w:val="18"/>
               </w:rPr>
-              <w:t>-131.3 [-133.4, -128.5]</w:t>
+              <w:t>-131 [-133, -129]</w:t>
             </w:r>
           </w:p>
         </w:tc>
@@ -9850,7 +9594,7 @@
                 <w:i w:val="0"/>
                 <w:sz w:val="18"/>
               </w:rPr>
-              <w:t>-12.8 [-57.2, 35.2]</w:t>
+              <w:t>-13 [-57, 35]</w:t>
             </w:r>
           </w:p>
         </w:tc>
@@ -9870,7 +9614,7 @@
                 <w:i w:val="0"/>
                 <w:sz w:val="18"/>
               </w:rPr>
-              <w:t>-34.2 [-129.0, 23.9]</w:t>
+              <w:t>-34 [-129, 24]</w:t>
             </w:r>
           </w:p>
         </w:tc>
@@ -9890,7 +9634,7 @@
                 <w:i w:val="0"/>
                 <w:sz w:val="18"/>
               </w:rPr>
-              <w:t>36.8 [-41.6, 65.6]</w:t>
+              <w:t>37 [-42, 66]</w:t>
             </w:r>
           </w:p>
         </w:tc>
@@ -9910,7 +9654,7 @@
                 <w:i w:val="0"/>
                 <w:sz w:val="18"/>
               </w:rPr>
-              <w:t>-85.7 [-87.4, -83.9]</w:t>
+              <w:t>-86 [-87, -84]</w:t>
             </w:r>
           </w:p>
         </w:tc>
@@ -9930,7 +9674,7 @@
                 <w:i w:val="0"/>
                 <w:sz w:val="18"/>
               </w:rPr>
-              <w:t>-85.7 [-87.4, -83.9]</w:t>
+              <w:t>-86 [-87, -84]</w:t>
             </w:r>
           </w:p>
         </w:tc>
@@ -9950,7 +9694,7 @@
                 <w:i w:val="0"/>
                 <w:sz w:val="18"/>
               </w:rPr>
-              <w:t>-131.3 [-133.4, -128.5]</w:t>
+              <w:t>-131 [-133, -129]</w:t>
             </w:r>
           </w:p>
         </w:tc>
@@ -9992,7 +9736,7 @@
                 <w:i w:val="0"/>
                 <w:sz w:val="18"/>
               </w:rPr>
-              <w:t>-60.7 [-86.1, -34.3]</w:t>
+              <w:t>-61 [-86, -34]</w:t>
             </w:r>
           </w:p>
         </w:tc>
@@ -10012,7 +9756,7 @@
                 <w:i w:val="0"/>
                 <w:sz w:val="18"/>
               </w:rPr>
-              <w:t>-52.2 [-98.1, -6.6]</w:t>
+              <w:t>-52 [-98, -7]</w:t>
             </w:r>
           </w:p>
         </w:tc>
@@ -10032,7 +9776,7 @@
                 <w:i w:val="0"/>
                 <w:sz w:val="18"/>
               </w:rPr>
-              <w:t>-47.0 [-68.0, -26.4]</w:t>
+              <w:t>-47 [-68, -26]</w:t>
             </w:r>
           </w:p>
         </w:tc>
@@ -10052,7 +9796,7 @@
                 <w:i w:val="0"/>
                 <w:sz w:val="18"/>
               </w:rPr>
-              <w:t>-130.5 [-132.6, -128.8]</w:t>
+              <w:t>-131 [-133, -129]</w:t>
             </w:r>
           </w:p>
         </w:tc>
@@ -10072,7 +9816,7 @@
                 <w:i w:val="0"/>
                 <w:sz w:val="18"/>
               </w:rPr>
-              <w:t>-130.5 [-132.6, -128.8]</w:t>
+              <w:t>-131 [-133, -129]</w:t>
             </w:r>
           </w:p>
         </w:tc>
@@ -10092,7 +9836,7 @@
                 <w:i w:val="0"/>
                 <w:sz w:val="18"/>
               </w:rPr>
-              <w:t>-131.3 [-133.4, -128.5]</w:t>
+              <w:t>-131 [-133, -129]</w:t>
             </w:r>
           </w:p>
         </w:tc>
@@ -10134,7 +9878,7 @@
                 <w:i w:val="0"/>
                 <w:sz w:val="18"/>
               </w:rPr>
-              <w:t>-134.4 [-152.0, -114.6]</w:t>
+              <w:t>-134 [-152, -115]</w:t>
             </w:r>
           </w:p>
         </w:tc>
@@ -10154,7 +9898,7 @@
                 <w:i w:val="0"/>
                 <w:sz w:val="18"/>
               </w:rPr>
-              <w:t>-153.4 [-236.8, -127.6]</w:t>
+              <w:t>-153 [-237, -128]</w:t>
             </w:r>
           </w:p>
         </w:tc>
@@ -10174,7 +9918,7 @@
                 <w:i w:val="0"/>
                 <w:sz w:val="18"/>
               </w:rPr>
-              <w:t>-157.4 [-223.6, -110.0]</w:t>
+              <w:t>-157 [-224, -110]</w:t>
             </w:r>
           </w:p>
         </w:tc>
@@ -10194,7 +9938,7 @@
                 <w:i w:val="0"/>
                 <w:sz w:val="18"/>
               </w:rPr>
-              <w:t>-206.9 [-209.2, -205.2]</w:t>
+              <w:t>-207 [-209, -205]</w:t>
             </w:r>
           </w:p>
         </w:tc>
@@ -10214,7 +9958,7 @@
                 <w:i w:val="0"/>
                 <w:sz w:val="18"/>
               </w:rPr>
-              <w:t>-131.3 [-133.4, -128.5]</w:t>
+              <w:t>-131 [-133, -129]</w:t>
             </w:r>
           </w:p>
         </w:tc>
@@ -10234,7 +9978,7 @@
                 <w:i w:val="0"/>
                 <w:sz w:val="18"/>
               </w:rPr>
-              <w:t>-131.3 [-133.4, -128.5]</w:t>
+              <w:t>-131 [-133, -129]</w:t>
             </w:r>
           </w:p>
         </w:tc>
@@ -10276,7 +10020,7 @@
                 <w:i w:val="0"/>
                 <w:sz w:val="18"/>
               </w:rPr>
-              <w:t>-209.9 [-330.3, -148.3]</w:t>
+              <w:t>-210 [-330, -148]</w:t>
             </w:r>
           </w:p>
         </w:tc>
@@ -10296,7 +10040,7 @@
                 <w:i w:val="0"/>
                 <w:sz w:val="18"/>
               </w:rPr>
-              <w:t>-286.0 [-341.0, -204.5]</w:t>
+              <w:t>-286 [-341, -205]</w:t>
             </w:r>
           </w:p>
         </w:tc>
@@ -10316,7 +10060,7 @@
                 <w:i w:val="0"/>
                 <w:sz w:val="18"/>
               </w:rPr>
-              <w:t>-174.7 [-267.1, -136.6]</w:t>
+              <w:t>-175 [-267, -137]</w:t>
             </w:r>
           </w:p>
         </w:tc>
@@ -10336,7 +10080,7 @@
                 <w:i w:val="0"/>
                 <w:sz w:val="18"/>
               </w:rPr>
-              <w:t>-328.1 [-330.6, -326.5]</w:t>
+              <w:t>-328 [-331, -327]</w:t>
             </w:r>
           </w:p>
         </w:tc>
@@ -10356,7 +10100,7 @@
                 <w:i w:val="0"/>
                 <w:sz w:val="18"/>
               </w:rPr>
-              <w:t>-131.3 [-133.4, -128.5]</w:t>
+              <w:t>-131 [-133, -129]</w:t>
             </w:r>
           </w:p>
         </w:tc>
@@ -10376,7 +10120,7 @@
                 <w:i w:val="0"/>
                 <w:sz w:val="18"/>
               </w:rPr>
-              <w:t>-131.3 [-133.4, -128.5]</w:t>
+              <w:t>-131 [-133, -129]</w:t>
             </w:r>
           </w:p>
         </w:tc>
@@ -10805,7 +10549,7 @@
                 <w:i w:val="0"/>
                 <w:sz w:val="18"/>
               </w:rPr>
-              <w:t>340.8</w:t>
+              <w:t>341</w:t>
             </w:r>
           </w:p>
         </w:tc>
@@ -10825,7 +10569,7 @@
                 <w:i w:val="0"/>
                 <w:sz w:val="18"/>
               </w:rPr>
-              <w:t>406.5</w:t>
+              <w:t>406</w:t>
             </w:r>
           </w:p>
         </w:tc>
@@ -10845,7 +10589,7 @@
                 <w:i w:val="0"/>
                 <w:sz w:val="18"/>
               </w:rPr>
-              <w:t>246.6</w:t>
+              <w:t>247</w:t>
             </w:r>
           </w:p>
         </w:tc>
@@ -10865,7 +10609,7 @@
                 <w:i w:val="0"/>
                 <w:sz w:val="18"/>
               </w:rPr>
-              <w:t>121.3</w:t>
+              <w:t>121</w:t>
             </w:r>
           </w:p>
         </w:tc>
@@ -10885,7 +10629,7 @@
                 <w:i w:val="0"/>
                 <w:sz w:val="18"/>
               </w:rPr>
-              <w:t>121.3</w:t>
+              <w:t>121</w:t>
             </w:r>
           </w:p>
         </w:tc>
@@ -10905,7 +10649,7 @@
                 <w:i w:val="0"/>
                 <w:sz w:val="18"/>
               </w:rPr>
-              <w:t>0.0</w:t>
+              <w:t>0</w:t>
             </w:r>
           </w:p>
         </w:tc>
@@ -10947,7 +10691,7 @@
                 <w:i w:val="0"/>
                 <w:sz w:val="18"/>
               </w:rPr>
-              <w:t>222.5</w:t>
+              <w:t>222</w:t>
             </w:r>
           </w:p>
         </w:tc>
@@ -10967,7 +10711,7 @@
                 <w:i w:val="0"/>
                 <w:sz w:val="18"/>
               </w:rPr>
-              <w:t>393.2</w:t>
+              <w:t>393</w:t>
             </w:r>
           </w:p>
         </w:tc>
@@ -10987,7 +10731,7 @@
                 <w:i w:val="0"/>
                 <w:sz w:val="18"/>
               </w:rPr>
-              <w:t>183.5</w:t>
+              <w:t>184</w:t>
             </w:r>
           </w:p>
         </w:tc>
@@ -11007,7 +10751,7 @@
                 <w:i w:val="0"/>
                 <w:sz w:val="18"/>
               </w:rPr>
-              <w:t>121.3</w:t>
+              <w:t>121</w:t>
             </w:r>
           </w:p>
         </w:tc>
@@ -11027,7 +10771,7 @@
                 <w:i w:val="0"/>
                 <w:sz w:val="18"/>
               </w:rPr>
-              <w:t>121.3</w:t>
+              <w:t>121</w:t>
             </w:r>
           </w:p>
         </w:tc>
@@ -11047,7 +10791,7 @@
                 <w:i w:val="0"/>
                 <w:sz w:val="18"/>
               </w:rPr>
-              <w:t>0.0</w:t>
+              <w:t>0</w:t>
             </w:r>
           </w:p>
         </w:tc>
@@ -11089,7 +10833,7 @@
                 <w:i w:val="0"/>
                 <w:sz w:val="18"/>
               </w:rPr>
-              <w:t>176.7</w:t>
+              <w:t>177</w:t>
             </w:r>
           </w:p>
         </w:tc>
@@ -11109,7 +10853,7 @@
                 <w:i w:val="0"/>
                 <w:sz w:val="18"/>
               </w:rPr>
-              <w:t>260.6</w:t>
+              <w:t>261</w:t>
             </w:r>
           </w:p>
         </w:tc>
@@ -11129,7 +10873,7 @@
                 <w:i w:val="0"/>
                 <w:sz w:val="18"/>
               </w:rPr>
-              <w:t>150.8</w:t>
+              <w:t>151</w:t>
             </w:r>
           </w:p>
         </w:tc>
@@ -11149,7 +10893,7 @@
                 <w:i w:val="0"/>
                 <w:sz w:val="18"/>
               </w:rPr>
-              <w:t>121.3</w:t>
+              <w:t>121</w:t>
             </w:r>
           </w:p>
         </w:tc>
@@ -11169,7 +10913,7 @@
                 <w:i w:val="0"/>
                 <w:sz w:val="18"/>
               </w:rPr>
-              <w:t>121.3</w:t>
+              <w:t>121</w:t>
             </w:r>
           </w:p>
         </w:tc>
@@ -11189,7 +10933,7 @@
                 <w:i w:val="0"/>
                 <w:sz w:val="18"/>
               </w:rPr>
-              <w:t>0.0</w:t>
+              <w:t>0</w:t>
             </w:r>
           </w:p>
         </w:tc>
@@ -11231,7 +10975,7 @@
                 <w:i w:val="0"/>
                 <w:sz w:val="18"/>
               </w:rPr>
-              <w:t>156.2</w:t>
+              <w:t>156</w:t>
             </w:r>
           </w:p>
         </w:tc>
@@ -11251,7 +10995,7 @@
                 <w:i w:val="0"/>
                 <w:sz w:val="18"/>
               </w:rPr>
-              <w:t>210.2</w:t>
+              <w:t>210</w:t>
             </w:r>
           </w:p>
         </w:tc>
@@ -11271,7 +11015,7 @@
                 <w:i w:val="0"/>
                 <w:sz w:val="18"/>
               </w:rPr>
-              <w:t>138.9</w:t>
+              <w:t>139</w:t>
             </w:r>
           </w:p>
         </w:tc>
@@ -11291,7 +11035,7 @@
                 <w:i w:val="0"/>
                 <w:sz w:val="18"/>
               </w:rPr>
-              <w:t>121.3</w:t>
+              <w:t>121</w:t>
             </w:r>
           </w:p>
         </w:tc>
@@ -11311,7 +11055,7 @@
                 <w:i w:val="0"/>
                 <w:sz w:val="18"/>
               </w:rPr>
-              <w:t>121.3</w:t>
+              <w:t>121</w:t>
             </w:r>
           </w:p>
         </w:tc>
@@ -11331,7 +11075,7 @@
                 <w:i w:val="0"/>
                 <w:sz w:val="18"/>
               </w:rPr>
-              <w:t>0.0</w:t>
+              <w:t>0</w:t>
             </w:r>
           </w:p>
         </w:tc>
@@ -11373,7 +11117,7 @@
                 <w:i w:val="0"/>
                 <w:sz w:val="18"/>
               </w:rPr>
-              <w:t>144.0</w:t>
+              <w:t>144</w:t>
             </w:r>
           </w:p>
         </w:tc>
@@ -11393,7 +11137,7 @@
                 <w:i w:val="0"/>
                 <w:sz w:val="18"/>
               </w:rPr>
-              <w:t>218.2</w:t>
+              <w:t>218</w:t>
             </w:r>
           </w:p>
         </w:tc>
@@ -11413,7 +11157,7 @@
                 <w:i w:val="0"/>
                 <w:sz w:val="18"/>
               </w:rPr>
-              <w:t>119.3</w:t>
+              <w:t>119</w:t>
             </w:r>
           </w:p>
         </w:tc>
@@ -11433,7 +11177,7 @@
                 <w:i w:val="0"/>
                 <w:sz w:val="18"/>
               </w:rPr>
-              <w:t>121.3</w:t>
+              <w:t>121</w:t>
             </w:r>
           </w:p>
         </w:tc>
@@ -11453,7 +11197,7 @@
                 <w:i w:val="0"/>
                 <w:sz w:val="18"/>
               </w:rPr>
-              <w:t>121.3</w:t>
+              <w:t>121</w:t>
             </w:r>
           </w:p>
         </w:tc>
@@ -11473,7 +11217,7 @@
                 <w:i w:val="0"/>
                 <w:sz w:val="18"/>
               </w:rPr>
-              <w:t>0.0</w:t>
+              <w:t>0</w:t>
             </w:r>
           </w:p>
         </w:tc>
@@ -11515,7 +11259,7 @@
                 <w:i w:val="0"/>
                 <w:sz w:val="18"/>
               </w:rPr>
-              <w:t>148.7</w:t>
+              <w:t>149</w:t>
             </w:r>
           </w:p>
         </w:tc>
@@ -11535,7 +11279,7 @@
                 <w:i w:val="0"/>
                 <w:sz w:val="18"/>
               </w:rPr>
-              <w:t>135.1</w:t>
+              <w:t>135</w:t>
             </w:r>
           </w:p>
         </w:tc>
@@ -11555,7 +11299,7 @@
                 <w:i w:val="0"/>
                 <w:sz w:val="18"/>
               </w:rPr>
-              <w:t>119.4</w:t>
+              <w:t>119</w:t>
             </w:r>
           </w:p>
         </w:tc>
@@ -11575,7 +11319,7 @@
                 <w:i w:val="0"/>
                 <w:sz w:val="18"/>
               </w:rPr>
-              <w:t>121.3</w:t>
+              <w:t>121</w:t>
             </w:r>
           </w:p>
         </w:tc>
@@ -11595,7 +11339,7 @@
                 <w:i w:val="0"/>
                 <w:sz w:val="18"/>
               </w:rPr>
-              <w:t>121.3</w:t>
+              <w:t>121</w:t>
             </w:r>
           </w:p>
         </w:tc>
@@ -11615,7 +11359,7 @@
                 <w:i w:val="0"/>
                 <w:sz w:val="18"/>
               </w:rPr>
-              <w:t>0.0</w:t>
+              <w:t>0</w:t>
             </w:r>
           </w:p>
         </w:tc>
@@ -11657,7 +11401,7 @@
                 <w:i w:val="0"/>
                 <w:sz w:val="18"/>
               </w:rPr>
-              <w:t>111.7</w:t>
+              <w:t>112</w:t>
             </w:r>
           </w:p>
         </w:tc>
@@ -11677,7 +11421,7 @@
                 <w:i w:val="0"/>
                 <w:sz w:val="18"/>
               </w:rPr>
-              <w:t>113.4</w:t>
+              <w:t>113</w:t>
             </w:r>
           </w:p>
         </w:tc>
@@ -11697,7 +11441,7 @@
                 <w:i w:val="0"/>
                 <w:sz w:val="18"/>
               </w:rPr>
-              <w:t>118.3</w:t>
+              <w:t>118</w:t>
             </w:r>
           </w:p>
         </w:tc>
@@ -11717,7 +11461,7 @@
                 <w:i w:val="0"/>
                 <w:sz w:val="18"/>
               </w:rPr>
-              <w:t>121.3</w:t>
+              <w:t>121</w:t>
             </w:r>
           </w:p>
         </w:tc>
@@ -11737,7 +11481,7 @@
                 <w:i w:val="0"/>
                 <w:sz w:val="18"/>
               </w:rPr>
-              <w:t>0.0</w:t>
+              <w:t>0</w:t>
             </w:r>
           </w:p>
         </w:tc>
@@ -11757,7 +11501,7 @@
                 <w:i w:val="0"/>
                 <w:sz w:val="18"/>
               </w:rPr>
-              <w:t>0.0</w:t>
+              <w:t>0</w:t>
             </w:r>
           </w:p>
         </w:tc>
@@ -11799,7 +11543,7 @@
                 <w:i w:val="0"/>
                 <w:sz w:val="18"/>
               </w:rPr>
-              <w:t>63.4</w:t>
+              <w:t>63</w:t>
             </w:r>
           </w:p>
         </w:tc>
@@ -11819,7 +11563,7 @@
                 <w:i w:val="0"/>
                 <w:sz w:val="18"/>
               </w:rPr>
-              <w:t>97.8</w:t>
+              <w:t>98</w:t>
             </w:r>
           </w:p>
         </w:tc>
@@ -11839,7 +11583,7 @@
                 <w:i w:val="0"/>
                 <w:sz w:val="18"/>
               </w:rPr>
-              <w:t>37.5</w:t>
+              <w:t>37</w:t>
             </w:r>
           </w:p>
         </w:tc>
@@ -11859,7 +11603,7 @@
                 <w:i w:val="0"/>
                 <w:sz w:val="18"/>
               </w:rPr>
-              <w:t>121.3</w:t>
+              <w:t>121</w:t>
             </w:r>
           </w:p>
         </w:tc>
@@ -11879,7 +11623,7 @@
                 <w:i w:val="0"/>
                 <w:sz w:val="18"/>
               </w:rPr>
-              <w:t>0.0</w:t>
+              <w:t>0</w:t>
             </w:r>
           </w:p>
         </w:tc>
@@ -11899,7 +11643,7 @@
                 <w:i w:val="0"/>
                 <w:sz w:val="18"/>
               </w:rPr>
-              <w:t>0.0</w:t>
+              <w:t>0</w:t>
             </w:r>
           </w:p>
         </w:tc>

--- a/졸업논문_초안v1.docx
+++ b/졸업논문_초안v1.docx
@@ -3364,7 +3364,521 @@
           <w:i w:val="0"/>
           <w:sz w:val="22"/>
         </w:rPr>
-        <w:t>6. 재현성</w:t>
+        <w:t>6. 이 연구가 스스로에게 건 두 가지 검사</w:t>
+      </w:r>
+    </w:p>
+    <w:p>
+      <w:pPr>
+        <w:spacing w:line="480" w:lineRule="auto" w:before="0" w:after="0"/>
+        <w:ind w:firstLine="200"/>
+        <w:jc w:val="both"/>
+      </w:pPr>
+      <w:r>
+        <w:rPr>
+          <w:rFonts w:ascii="바탕" w:hAnsi="바탕" w:eastAsia="바탕"/>
+          <w:b w:val="0"/>
+          <w:i w:val="0"/>
+          <w:sz w:val="20"/>
+        </w:rPr>
+        <w:t xml:space="preserve">결과가 나온 뒤 "그건 이런 이유 아니냐"는 반론이 나올 자리를 미리 막기 위해, 두 가지 검사를 설계에 포함시켰다. 둘 다 </w:t>
+      </w:r>
+      <w:r>
+        <w:rPr>
+          <w:rFonts w:ascii="바탕" w:hAnsi="바탕" w:eastAsia="바탕"/>
+          <w:b/>
+          <w:i w:val="0"/>
+          <w:sz w:val="20"/>
+        </w:rPr>
+        <w:t>결과를 보고 나서 만든 것이 아니라</w:t>
+      </w:r>
+      <w:r>
+        <w:rPr>
+          <w:rFonts w:ascii="바탕" w:hAnsi="바탕" w:eastAsia="바탕"/>
+          <w:b w:val="0"/>
+          <w:i w:val="0"/>
+          <w:sz w:val="20"/>
+        </w:rPr>
+        <w:t xml:space="preserve"> 어떤 결과가 나와도 답해야 할 질문이므로, 어떤 답이 나오든 그대로 보고한다.</w:t>
+      </w:r>
+    </w:p>
+    <w:p>
+      <w:pPr>
+        <w:spacing w:line="312" w:lineRule="auto" w:before="160" w:after="60"/>
+        <w:jc w:val="left"/>
+      </w:pPr>
+      <w:r>
+        <w:rPr>
+          <w:rFonts w:ascii="맑은 고딕" w:hAnsi="맑은 고딕" w:eastAsia="맑은 고딕"/>
+          <w:b/>
+          <w:i w:val="0"/>
+          <w:sz w:val="20"/>
+        </w:rPr>
+        <w:t>6.1 공정성 검사 — "규칙에 진 것은 학습이 덜 된 탓 아닌가"</w:t>
+      </w:r>
+    </w:p>
+    <w:p>
+      <w:pPr>
+        <w:spacing w:line="480" w:lineRule="auto" w:before="0" w:after="0"/>
+        <w:ind w:firstLine="200"/>
+        <w:jc w:val="both"/>
+      </w:pPr>
+      <w:r>
+        <w:rPr>
+          <w:rFonts w:ascii="바탕" w:hAnsi="바탕" w:eastAsia="바탕"/>
+          <w:b w:val="0"/>
+          <w:i w:val="0"/>
+          <w:sz w:val="20"/>
+        </w:rPr>
+        <w:t xml:space="preserve">학습이 고정 규칙에 졌을 때, 그것이 </w:t>
+      </w:r>
+      <w:r>
+        <w:rPr>
+          <w:rFonts w:ascii="바탕" w:hAnsi="바탕" w:eastAsia="바탕"/>
+          <w:b/>
+          <w:i w:val="0"/>
+          <w:sz w:val="20"/>
+        </w:rPr>
+        <w:t>비용 때문인지</w:t>
+      </w:r>
+      <w:r>
+        <w:rPr>
+          <w:rFonts w:ascii="바탕" w:hAnsi="바탕" w:eastAsia="바탕"/>
+          <w:b w:val="0"/>
+          <w:i w:val="0"/>
+          <w:sz w:val="20"/>
+        </w:rPr>
+        <w:t xml:space="preserve"> 아니면 </w:t>
+      </w:r>
+      <w:r>
+        <w:rPr>
+          <w:rFonts w:ascii="바탕" w:hAnsi="바탕" w:eastAsia="바탕"/>
+          <w:b/>
+          <w:i w:val="0"/>
+          <w:sz w:val="20"/>
+        </w:rPr>
+        <w:t>애초에 학습이 덜 됐기 때문인지</w:t>
+      </w:r>
+      <w:r>
+        <w:rPr>
+          <w:rFonts w:ascii="바탕" w:hAnsi="바탕" w:eastAsia="바탕"/>
+          <w:b w:val="0"/>
+          <w:i w:val="0"/>
+          <w:sz w:val="20"/>
+        </w:rPr>
+        <w:t xml:space="preserve"> 구분되지 않으면 이 연구의 결론은 성립하지 않는다. 그래서 </w:t>
+      </w:r>
+      <w:r>
+        <w:rPr>
+          <w:rFonts w:ascii="바탕" w:hAnsi="바탕" w:eastAsia="바탕"/>
+          <w:b/>
+          <w:i w:val="0"/>
+          <w:sz w:val="20"/>
+        </w:rPr>
+        <w:t>비용이 아예 없는 λ=0 조건</w:t>
+      </w:r>
+      <w:r>
+        <w:rPr>
+          <w:rFonts w:ascii="바탕" w:hAnsi="바탕" w:eastAsia="바탕"/>
+          <w:b w:val="0"/>
+          <w:i w:val="0"/>
+          <w:sz w:val="20"/>
+        </w:rPr>
+        <w:t>에서 다음을 바꿔 가며 성능을 다시 잰다.</w:t>
+      </w:r>
+    </w:p>
+    <w:p>
+      <w:pPr>
+        <w:spacing w:line="480" w:lineRule="auto" w:before="0" w:after="0"/>
+        <w:ind w:left="340" w:hanging="198"/>
+      </w:pPr>
+      <w:r>
+        <w:rPr>
+          <w:rFonts w:ascii="바탕" w:hAnsi="바탕" w:eastAsia="바탕"/>
+          <w:b w:val="0"/>
+          <w:i w:val="0"/>
+          <w:sz w:val="20"/>
+        </w:rPr>
+        <w:t xml:space="preserve">· </w:t>
+      </w:r>
+      <w:r>
+        <w:rPr>
+          <w:rFonts w:ascii="바탕" w:hAnsi="바탕" w:eastAsia="바탕"/>
+          <w:b/>
+          <w:i w:val="0"/>
+          <w:sz w:val="20"/>
+        </w:rPr>
+        <w:t>예산</w:t>
+      </w:r>
+      <w:r>
+        <w:rPr>
+          <w:rFonts w:ascii="바탕" w:hAnsi="바탕" w:eastAsia="바탕"/>
+          <w:b w:val="0"/>
+          <w:i w:val="0"/>
+          <w:sz w:val="20"/>
+        </w:rPr>
+        <w:t>: 조건당 환경 스텝을 3.3~5배로 늘린다</w:t>
+      </w:r>
+    </w:p>
+    <w:p>
+      <w:pPr>
+        <w:spacing w:line="480" w:lineRule="auto" w:before="0" w:after="0"/>
+        <w:ind w:left="340" w:hanging="198"/>
+      </w:pPr>
+      <w:r>
+        <w:rPr>
+          <w:rFonts w:ascii="바탕" w:hAnsi="바탕" w:eastAsia="바탕"/>
+          <w:b w:val="0"/>
+          <w:i w:val="0"/>
+          <w:sz w:val="20"/>
+        </w:rPr>
+        <w:t xml:space="preserve">· </w:t>
+      </w:r>
+      <w:r>
+        <w:rPr>
+          <w:rFonts w:ascii="바탕" w:hAnsi="바탕" w:eastAsia="바탕"/>
+          <w:b/>
+          <w:i w:val="0"/>
+          <w:sz w:val="20"/>
+        </w:rPr>
+        <w:t>탐험</w:t>
+      </w:r>
+      <w:r>
+        <w:rPr>
+          <w:rFonts w:ascii="바탕" w:hAnsi="바탕" w:eastAsia="바탕"/>
+          <w:b w:val="0"/>
+          <w:i w:val="0"/>
+          <w:sz w:val="20"/>
+        </w:rPr>
+        <w:t>: ε를 고정(0.2)에서 감소(1.0 → 0.05)로 바꾼다</w:t>
+      </w:r>
+    </w:p>
+    <w:p>
+      <w:pPr>
+        <w:spacing w:line="480" w:lineRule="auto" w:before="0" w:after="0"/>
+        <w:ind w:left="340" w:hanging="198"/>
+      </w:pPr>
+      <w:r>
+        <w:rPr>
+          <w:rFonts w:ascii="바탕" w:hAnsi="바탕" w:eastAsia="바탕"/>
+          <w:b w:val="0"/>
+          <w:i w:val="0"/>
+          <w:sz w:val="20"/>
+        </w:rPr>
+        <w:t xml:space="preserve">· </w:t>
+      </w:r>
+      <w:r>
+        <w:rPr>
+          <w:rFonts w:ascii="바탕" w:hAnsi="바탕" w:eastAsia="바탕"/>
+          <w:b/>
+          <w:i w:val="0"/>
+          <w:sz w:val="20"/>
+        </w:rPr>
+        <w:t>표현력</w:t>
+      </w:r>
+      <w:r>
+        <w:rPr>
+          <w:rFonts w:ascii="바탕" w:hAnsi="바탕" w:eastAsia="바탕"/>
+          <w:b w:val="0"/>
+          <w:i w:val="0"/>
+          <w:sz w:val="20"/>
+        </w:rPr>
+        <w:t>: 은닉층·버퍼·배치를 키운다</w:t>
+      </w:r>
+    </w:p>
+    <w:p>
+      <w:pPr>
+        <w:spacing w:line="480" w:lineRule="auto" w:before="0" w:after="0"/>
+        <w:ind w:firstLine="200"/>
+        <w:jc w:val="both"/>
+      </w:pPr>
+      <w:r>
+        <w:rPr>
+          <w:rFonts w:ascii="바탕" w:hAnsi="바탕" w:eastAsia="바탕"/>
+          <w:b w:val="0"/>
+          <w:i w:val="0"/>
+          <w:sz w:val="20"/>
+        </w:rPr>
+        <w:t xml:space="preserve">한 번에 하나씩만 바꿔야 원인을 말할 수 있으므로 후보를 나눠 돌린다. 비교 기준과 평가 방식은 본실험과 완전히 같다(시드별 점수 · IQM · 95% 신뢰구간). λ=0에서도 규칙을 넘어서지 못한다면 그것은 비용에 대한 발견이 아니라 </w:t>
+      </w:r>
+      <w:r>
+        <w:rPr>
+          <w:rFonts w:ascii="바탕" w:hAnsi="바탕" w:eastAsia="바탕"/>
+          <w:b/>
+          <w:i w:val="0"/>
+          <w:sz w:val="20"/>
+        </w:rPr>
+        <w:t>그 환경에서 학습이라는 접근 자체가 열세</w:t>
+      </w:r>
+      <w:r>
+        <w:rPr>
+          <w:rFonts w:ascii="바탕" w:hAnsi="바탕" w:eastAsia="바탕"/>
+          <w:b w:val="0"/>
+          <w:i w:val="0"/>
+          <w:sz w:val="20"/>
+        </w:rPr>
+        <w:t>라는 뜻이며, 논문은 그 구분을 흐리지 않는다.</w:t>
+      </w:r>
+    </w:p>
+    <w:p>
+      <w:pPr>
+        <w:spacing w:line="312" w:lineRule="auto" w:before="160" w:after="60"/>
+        <w:jc w:val="left"/>
+      </w:pPr>
+      <w:r>
+        <w:rPr>
+          <w:rFonts w:ascii="맑은 고딕" w:hAnsi="맑은 고딕" w:eastAsia="맑은 고딕"/>
+          <w:b/>
+          <w:i w:val="0"/>
+          <w:sz w:val="20"/>
+        </w:rPr>
+        <w:t>6.2 인과 검사 — "무행동 붕괴는 최적해인가 탐험 실패인가"</w:t>
+      </w:r>
+    </w:p>
+    <w:p>
+      <w:pPr>
+        <w:spacing w:line="480" w:lineRule="auto" w:before="0" w:after="0"/>
+        <w:ind w:firstLine="200"/>
+        <w:jc w:val="both"/>
+      </w:pPr>
+      <w:r>
+        <w:rPr>
+          <w:rFonts w:ascii="바탕" w:hAnsi="바탕" w:eastAsia="바탕"/>
+          <w:b w:val="0"/>
+          <w:i w:val="0"/>
+          <w:sz w:val="20"/>
+        </w:rPr>
+        <w:t>비용이 붙으면 학습이 '아무것도 하지 않기'로 굳는 현상이 관찰된다. 여기에는 두 가지 해석이 있다.</w:t>
+      </w:r>
+    </w:p>
+    <w:p>
+      <w:pPr>
+        <w:spacing w:line="480" w:lineRule="auto" w:before="0" w:after="0"/>
+        <w:ind w:left="340" w:hanging="340"/>
+      </w:pPr>
+      <w:r>
+        <w:rPr>
+          <w:rFonts w:ascii="바탕" w:hAnsi="바탕" w:eastAsia="바탕"/>
+          <w:b w:val="0"/>
+          <w:i w:val="0"/>
+          <w:sz w:val="20"/>
+        </w:rPr>
+        <w:t xml:space="preserve">1. </w:t>
+      </w:r>
+      <w:r>
+        <w:rPr>
+          <w:rFonts w:ascii="바탕" w:hAnsi="바탕" w:eastAsia="바탕"/>
+          <w:b/>
+          <w:i w:val="0"/>
+          <w:sz w:val="20"/>
+        </w:rPr>
+        <w:t>최적해</w:t>
+      </w:r>
+      <w:r>
+        <w:rPr>
+          <w:rFonts w:ascii="바탕" w:hAnsi="바탕" w:eastAsia="바탕"/>
+          <w:b w:val="0"/>
+          <w:i w:val="0"/>
+          <w:sz w:val="20"/>
+        </w:rPr>
+        <w:t>: 비용을 반영하면 실제로 가만히 있는 것이 최선이다</w:t>
+      </w:r>
+    </w:p>
+    <w:p>
+      <w:pPr>
+        <w:spacing w:line="480" w:lineRule="auto" w:before="0" w:after="0"/>
+        <w:ind w:left="340" w:hanging="340"/>
+      </w:pPr>
+      <w:r>
+        <w:rPr>
+          <w:rFonts w:ascii="바탕" w:hAnsi="바탕" w:eastAsia="바탕"/>
+          <w:b w:val="0"/>
+          <w:i w:val="0"/>
+          <w:sz w:val="20"/>
+        </w:rPr>
+        <w:t xml:space="preserve">2. </w:t>
+      </w:r>
+      <w:r>
+        <w:rPr>
+          <w:rFonts w:ascii="바탕" w:hAnsi="바탕" w:eastAsia="바탕"/>
+          <w:b/>
+          <w:i w:val="0"/>
+          <w:sz w:val="20"/>
+        </w:rPr>
+        <w:t>탐험 실패</w:t>
+      </w:r>
+      <w:r>
+        <w:rPr>
+          <w:rFonts w:ascii="바탕" w:hAnsi="바탕" w:eastAsia="바탕"/>
+          <w:b w:val="0"/>
+          <w:i w:val="0"/>
+          <w:sz w:val="20"/>
+        </w:rPr>
+        <w:t>: 비용 때문에 초반에 목표를 한 번도 보지 못해 굳었다</w:t>
+      </w:r>
+    </w:p>
+    <w:p>
+      <w:pPr>
+        <w:spacing w:line="480" w:lineRule="auto" w:before="0" w:after="0"/>
+        <w:ind w:firstLine="200"/>
+        <w:jc w:val="both"/>
+      </w:pPr>
+      <w:r>
+        <w:rPr>
+          <w:rFonts w:ascii="바탕" w:hAnsi="바탕" w:eastAsia="바탕"/>
+          <w:b w:val="0"/>
+          <w:i w:val="0"/>
+          <w:sz w:val="20"/>
+        </w:rPr>
+        <w:t xml:space="preserve">두 해석은 같은 관측을 낳지만 뜻이 정반대다. 이를 가르기 위해 </w:t>
+      </w:r>
+      <w:r>
+        <w:rPr>
+          <w:rFonts w:ascii="바탕" w:hAnsi="바탕" w:eastAsia="바탕"/>
+          <w:b/>
+          <w:i w:val="0"/>
+          <w:sz w:val="20"/>
+        </w:rPr>
+        <w:t>같은 예산 안에서 비용을 켜는 시점만 바꾼 대조 조건</w:t>
+      </w:r>
+      <w:r>
+        <w:rPr>
+          <w:rFonts w:ascii="바탕" w:hAnsi="바탕" w:eastAsia="바탕"/>
+          <w:b w:val="0"/>
+          <w:i w:val="0"/>
+          <w:sz w:val="20"/>
+        </w:rPr>
+        <w:t xml:space="preserve">을 둔다. 앞 절반은 λ=0으로 학습하고 나머지 절반에서 λ를 켠다. </w:t>
+      </w:r>
+      <w:r>
+        <w:rPr>
+          <w:rFonts w:ascii="바탕" w:hAnsi="바탕" w:eastAsia="바탕"/>
+          <w:b/>
+          <w:i w:val="0"/>
+          <w:sz w:val="20"/>
+        </w:rPr>
+        <w:t>평가는 언제나 진짜 λ로 한다</w:t>
+      </w:r>
+      <w:r>
+        <w:rPr>
+          <w:rFonts w:ascii="바탕" w:hAnsi="바탕" w:eastAsia="바탕"/>
+          <w:b w:val="0"/>
+          <w:i w:val="0"/>
+          <w:sz w:val="20"/>
+        </w:rPr>
+        <w:t xml:space="preserve"> — 성적표는 비용이 있는 세상에서 매긴다.</w:t>
+      </w:r>
+    </w:p>
+    <w:p>
+      <w:pPr>
+        <w:spacing w:line="480" w:lineRule="auto" w:before="0" w:after="0"/>
+        <w:ind w:left="340" w:hanging="198"/>
+      </w:pPr>
+      <w:r>
+        <w:rPr>
+          <w:rFonts w:ascii="바탕" w:hAnsi="바탕" w:eastAsia="바탕"/>
+          <w:b w:val="0"/>
+          <w:i w:val="0"/>
+          <w:sz w:val="20"/>
+        </w:rPr>
+        <w:t xml:space="preserve">· 워밍업 쪽이 행동을 유지하고 점수가 높아지면 → </w:t>
+      </w:r>
+      <w:r>
+        <w:rPr>
+          <w:rFonts w:ascii="바탕" w:hAnsi="바탕" w:eastAsia="바탕"/>
+          <w:b/>
+          <w:i w:val="0"/>
+          <w:sz w:val="20"/>
+        </w:rPr>
+        <w:t>탐험 실패</w:t>
+      </w:r>
+      <w:r>
+        <w:rPr>
+          <w:rFonts w:ascii="바탕" w:hAnsi="바탕" w:eastAsia="바탕"/>
+          <w:b w:val="0"/>
+          <w:i w:val="0"/>
+          <w:sz w:val="20"/>
+        </w:rPr>
+        <w:t>다.</w:t>
+      </w:r>
+    </w:p>
+    <w:p>
+      <w:pPr>
+        <w:spacing w:line="480" w:lineRule="auto" w:before="0" w:after="0"/>
+        <w:ind w:firstLine="200"/>
+        <w:jc w:val="both"/>
+      </w:pPr>
+      <w:r>
+        <w:rPr>
+          <w:rFonts w:ascii="바탕" w:hAnsi="바탕" w:eastAsia="바탕"/>
+          <w:b w:val="0"/>
+          <w:i w:val="0"/>
+          <w:sz w:val="20"/>
+        </w:rPr>
+        <w:t>비용이 있는 세상에서도 행동하는 정책이 존재하는데, 처음부터 비용을 물리면 그것을 못 찾는 것이다.</w:t>
+      </w:r>
+    </w:p>
+    <w:p>
+      <w:pPr>
+        <w:spacing w:line="480" w:lineRule="auto" w:before="0" w:after="0"/>
+        <w:ind w:left="340" w:hanging="198"/>
+      </w:pPr>
+      <w:r>
+        <w:rPr>
+          <w:rFonts w:ascii="바탕" w:hAnsi="바탕" w:eastAsia="바탕"/>
+          <w:b w:val="0"/>
+          <w:i w:val="0"/>
+          <w:sz w:val="20"/>
+        </w:rPr>
+        <w:t xml:space="preserve">· 워밍업 쪽도 똑같이 무행동으로 굳으면 → </w:t>
+      </w:r>
+      <w:r>
+        <w:rPr>
+          <w:rFonts w:ascii="바탕" w:hAnsi="바탕" w:eastAsia="바탕"/>
+          <w:b/>
+          <w:i w:val="0"/>
+          <w:sz w:val="20"/>
+        </w:rPr>
+        <w:t>최적해</w:t>
+      </w:r>
+      <w:r>
+        <w:rPr>
+          <w:rFonts w:ascii="바탕" w:hAnsi="바탕" w:eastAsia="바탕"/>
+          <w:b w:val="0"/>
+          <w:i w:val="0"/>
+          <w:sz w:val="20"/>
+        </w:rPr>
+        <w:t>다.</w:t>
+      </w:r>
+    </w:p>
+    <w:p>
+      <w:pPr>
+        <w:spacing w:line="480" w:lineRule="auto" w:before="0" w:after="0"/>
+        <w:ind w:firstLine="200"/>
+        <w:jc w:val="both"/>
+      </w:pPr>
+      <w:r>
+        <w:rPr>
+          <w:rFonts w:ascii="바탕" w:hAnsi="바탕" w:eastAsia="바탕"/>
+          <w:b w:val="0"/>
+          <w:i w:val="0"/>
+          <w:sz w:val="20"/>
+        </w:rPr>
+        <w:t>두 조건은 환경 스텝 예산·시드·평가 방식이 모두 같고, 다른 것은 학습 중 보상 신호뿐이다.</w:t>
+      </w:r>
+    </w:p>
+    <w:p>
+      <w:pPr>
+        <w:spacing w:line="312" w:lineRule="auto" w:before="200" w:after="80"/>
+        <w:jc w:val="left"/>
+      </w:pPr>
+      <w:r>
+        <w:rPr>
+          <w:rFonts w:ascii="맑은 고딕" w:hAnsi="맑은 고딕" w:eastAsia="맑은 고딕"/>
+          <w:b/>
+          <w:i w:val="0"/>
+          <w:sz w:val="22"/>
+        </w:rPr>
+        <w:t>7. 재현성</w:t>
       </w:r>
     </w:p>
     <w:p>

--- a/졸업논문_초안v1.docx
+++ b/졸업논문_초안v1.docx
@@ -582,25 +582,7 @@
           <w:i w:val="0"/>
           <w:sz w:val="20"/>
         </w:rPr>
-        <w:t xml:space="preserve">모두 '아무것도 하지 않기'로 굳는 현상을 관찰했고, 이것이 비용에 따른 최적해가 아니라 </w:t>
-      </w:r>
-      <w:r>
-        <w:rPr>
-          <w:rFonts w:ascii="바탕" w:hAnsi="바탕" w:eastAsia="바탕"/>
-          <w:b/>
-          <w:i w:val="0"/>
-          <w:sz w:val="20"/>
-        </w:rPr>
-        <w:t>탐험 실패</w:t>
-      </w:r>
-      <w:r>
-        <w:rPr>
-          <w:rFonts w:ascii="바탕" w:hAnsi="바탕" w:eastAsia="바탕"/>
-          <w:b w:val="0"/>
-          <w:i w:val="0"/>
-          <w:sz w:val="20"/>
-        </w:rPr>
-        <w:t>임을 비용을 나중에 켜는 대조 실험으로 확인했다.</w:t>
+        <w:t>모두 '아무것도 하지 않기'로 굳는 현상을 관찰했다. 이것이 비용에 따른 최적해인지 탐험 실패인지를 가르기 위해, 비용을 학습 도중에 켜는 대조 조건을 두어 비교했다. [실험 대기 — 결과 나오면 확정]</w:t>
       </w:r>
     </w:p>
     <w:p>
@@ -2168,7 +2150,7 @@
           <w:i w:val="0"/>
           <w:sz w:val="20"/>
         </w:rPr>
-        <w:t xml:space="preserve">두 환경을 함께 쓰는 이유가 있다. MountainCar는 뒤에서 보듯 </w:t>
+        <w:t xml:space="preserve">세 환경을 함께 쓰는 이유가 있다. 이 연구의 질문은 "행동이 비쌀 때 학습이 규칙을 이기는가"인데, 그 답은 </w:t>
       </w:r>
       <w:r>
         <w:rPr>
@@ -2177,7 +2159,7 @@
           <w:i w:val="0"/>
           <w:sz w:val="20"/>
         </w:rPr>
-        <w:t>표준 DQN이 탐험 실패로 아예 배우지 못하는</w:t>
+        <w:t>환경이 어떤 성질을 가졌는지</w:t>
       </w:r>
       <w:r>
         <w:rPr>
@@ -2186,22 +2168,106 @@
           <w:i w:val="0"/>
           <w:sz w:val="20"/>
         </w:rPr>
-        <w:t xml:space="preserve"> 환경이고, LunarLander는 표준 DQN이 정상적으로 학습되는 환경이다. 두 환경을 나란히 놓아야 "규칙에 진 이유가 비용 때문인가, 애초에 학습이 안 돼서인가"를 구분할 수 있다.</w:t>
+        <w:t>에 먼저 달려 있을 수 있다. 그래서 두 축 — 보상이 조밀한가, 이미 좋은 고정 규칙이 있는가 — 에서 서로 다른 자리를 차지하는 환경을 골랐다.</w:t>
       </w:r>
     </w:p>
     <w:p>
       <w:pPr>
-        <w:spacing w:line="312" w:lineRule="auto" w:before="160" w:after="60"/>
-        <w:jc w:val="left"/>
-      </w:pPr>
-      <w:r>
-        <w:rPr>
-          <w:rFonts w:ascii="맑은 고딕" w:hAnsi="맑은 고딕" w:eastAsia="맑은 고딕"/>
+        <w:spacing w:line="480" w:lineRule="auto" w:before="0" w:after="0"/>
+        <w:ind w:left="340" w:hanging="198"/>
+      </w:pPr>
+      <w:r>
+        <w:rPr>
+          <w:rFonts w:ascii="바탕" w:hAnsi="바탕" w:eastAsia="바탕"/>
+          <w:b w:val="0"/>
+          <w:i w:val="0"/>
+          <w:sz w:val="20"/>
+        </w:rPr>
+        <w:t xml:space="preserve">· </w:t>
+      </w:r>
+      <w:r>
+        <w:rPr>
+          <w:rFonts w:ascii="바탕" w:hAnsi="바탕" w:eastAsia="바탕"/>
           <w:b/>
           <w:i w:val="0"/>
           <w:sz w:val="20"/>
         </w:rPr>
-        <w:t>MountainCar의 탐험 장벽 (설계 근거가 된 사전 측정)</w:t>
+        <w:t>MountainCar-v0</w:t>
+      </w:r>
+      <w:r>
+        <w:rPr>
+          <w:rFonts w:ascii="바탕" w:hAnsi="바탕" w:eastAsia="바탕"/>
+          <w:b w:val="0"/>
+          <w:i w:val="0"/>
+          <w:sz w:val="20"/>
+        </w:rPr>
+        <w:t>: 보상이 희소하고, 학습 없이 문제를 푸는 강한 규칙(pump)이 있다</w:t>
+      </w:r>
+    </w:p>
+    <w:p>
+      <w:pPr>
+        <w:spacing w:line="480" w:lineRule="auto" w:before="0" w:after="0"/>
+        <w:ind w:left="340" w:hanging="198"/>
+      </w:pPr>
+      <w:r>
+        <w:rPr>
+          <w:rFonts w:ascii="바탕" w:hAnsi="바탕" w:eastAsia="바탕"/>
+          <w:b w:val="0"/>
+          <w:i w:val="0"/>
+          <w:sz w:val="20"/>
+        </w:rPr>
+        <w:t xml:space="preserve">· </w:t>
+      </w:r>
+      <w:r>
+        <w:rPr>
+          <w:rFonts w:ascii="바탕" w:hAnsi="바탕" w:eastAsia="바탕"/>
+          <w:b/>
+          <w:i w:val="0"/>
+          <w:sz w:val="20"/>
+        </w:rPr>
+        <w:t>LunarLander-v3</w:t>
+      </w:r>
+      <w:r>
+        <w:rPr>
+          <w:rFonts w:ascii="바탕" w:hAnsi="바탕" w:eastAsia="바탕"/>
+          <w:b w:val="0"/>
+          <w:i w:val="0"/>
+          <w:sz w:val="20"/>
+        </w:rPr>
+        <w:t>: 보상이 조밀하고, 고정 규칙은 착륙만 시킬 뿐 점수가 낮다</w:t>
+      </w:r>
+    </w:p>
+    <w:p>
+      <w:pPr>
+        <w:spacing w:line="480" w:lineRule="auto" w:before="0" w:after="0"/>
+        <w:ind w:left="340" w:hanging="198"/>
+      </w:pPr>
+      <w:r>
+        <w:rPr>
+          <w:rFonts w:ascii="바탕" w:hAnsi="바탕" w:eastAsia="바탕"/>
+          <w:b w:val="0"/>
+          <w:i w:val="0"/>
+          <w:sz w:val="20"/>
+        </w:rPr>
+        <w:t xml:space="preserve">· </w:t>
+      </w:r>
+      <w:r>
+        <w:rPr>
+          <w:rFonts w:ascii="바탕" w:hAnsi="바탕" w:eastAsia="바탕"/>
+          <w:b/>
+          <w:i w:val="0"/>
+          <w:sz w:val="20"/>
+        </w:rPr>
+        <w:t>MinAtar/Freeway-v1</w:t>
+      </w:r>
+      <w:r>
+        <w:rPr>
+          <w:rFonts w:ascii="바탕" w:hAnsi="바탕" w:eastAsia="바탕"/>
+          <w:b w:val="0"/>
+          <w:i w:val="0"/>
+          <w:sz w:val="20"/>
+        </w:rPr>
+        <w:t>: 그 사이 — 손으로 짠 규칙이 쓸 만하지만 최적과는 거리가 있다</w:t>
       </w:r>
     </w:p>
     <w:p>
@@ -2217,7 +2283,22 @@
           <w:i w:val="0"/>
           <w:sz w:val="20"/>
         </w:rPr>
-        <w:t>본실험 설계 전에 무작위 정책이 목표에 닿을 확률을 직접 재봤다.</w:t>
+        <w:t>한 환경만 보면 "규칙에 진 이유가 비용 때문인가, 애초에 학습이 안 돼서인가"를 구분할 수 없다.</w:t>
+      </w:r>
+    </w:p>
+    <w:p>
+      <w:pPr>
+        <w:spacing w:line="312" w:lineRule="auto" w:before="160" w:after="60"/>
+        <w:jc w:val="left"/>
+      </w:pPr>
+      <w:r>
+        <w:rPr>
+          <w:rFonts w:ascii="맑은 고딕" w:hAnsi="맑은 고딕" w:eastAsia="맑은 고딕"/>
+          <w:b/>
+          <w:i w:val="0"/>
+          <w:sz w:val="20"/>
+        </w:rPr>
+        <w:t>MountainCar의 탐험 장벽 (설계 근거가 된 사전 측정)</w:t>
       </w:r>
     </w:p>
     <w:p>
@@ -2233,25 +2314,7 @@
           <w:i w:val="0"/>
           <w:sz w:val="20"/>
         </w:rPr>
-        <w:t xml:space="preserve">200스텝 제한에서 매 스텝 새 행동을 뽑는 표준 ε-greedy 탐험의 목표 도달률은 </w:t>
-      </w:r>
-      <w:r>
-        <w:rPr>
-          <w:rFonts w:ascii="바탕" w:hAnsi="바탕" w:eastAsia="바탕"/>
-          <w:b/>
-          <w:i w:val="0"/>
-          <w:sz w:val="20"/>
-        </w:rPr>
-        <w:t>0.0%</w:t>
-      </w:r>
-      <w:r>
-        <w:rPr>
-          <w:rFonts w:ascii="바탕" w:hAnsi="바탕" w:eastAsia="바탕"/>
-          <w:b w:val="0"/>
-          <w:i w:val="0"/>
-          <w:sz w:val="20"/>
-        </w:rPr>
-        <w:t>였다(500 에피소드). 같은 행동을 4스텝 유지하면 0.2%, 8스텝이면 1.6%, 16스텝이면 9.8%로 올라갔다.</w:t>
+        <w:t>본실험 설계 전에 무작위 정책이 목표에 닿을 확률을 직접 재봤다.</w:t>
       </w:r>
     </w:p>
     <w:p>
@@ -2267,7 +2330,7 @@
           <w:i w:val="0"/>
           <w:sz w:val="20"/>
         </w:rPr>
-        <w:t xml:space="preserve">시간제한을 300·500·1000스텝으로 늘려도 매 스텝 무작위의 도달률은 여전히 0.0%였다(각 300 에피소드). 즉 MountainCar에서 막히는 것은 </w:t>
+        <w:t xml:space="preserve">200스텝 제한에서 매 스텝 새 행동을 뽑는 표준 ε-greedy 탐험의 목표 도달률은 </w:t>
       </w:r>
       <w:r>
         <w:rPr>
@@ -2276,7 +2339,7 @@
           <w:i w:val="0"/>
           <w:sz w:val="20"/>
         </w:rPr>
-        <w:t>시간이 아니라 탐험 방식</w:t>
+        <w:t>0.0%</w:t>
       </w:r>
       <w:r>
         <w:rPr>
@@ -2285,37 +2348,7 @@
           <w:i w:val="0"/>
           <w:sz w:val="20"/>
         </w:rPr>
-        <w:t>이다. 이는 TempoRL이 주장한 "행동을 오래 유지하면 탐험이 좋아진다"는 성질이 우리 환경에서 그대로 재현된 것이며, 동시에 표준 DQN이 이 환경에서 불리한 이유를 설명한다. 우리는 이 불리함을 인위적으로 보정하지 않는다. 보정하려면 결국 행동 유지를 넣어야 하는데 그것이 곧 TempoRL 방식이므로, 비교의 의미가 사라지기 때문이다.</w:t>
-      </w:r>
-    </w:p>
-    <w:p>
-      <w:pPr>
-        <w:spacing w:line="312" w:lineRule="auto" w:before="200" w:after="80"/>
-        <w:jc w:val="left"/>
-      </w:pPr>
-      <w:r>
-        <w:rPr>
-          <w:rFonts w:ascii="맑은 고딕" w:hAnsi="맑은 고딕" w:eastAsia="맑은 고딕"/>
-          <w:b/>
-          <w:i w:val="0"/>
-          <w:sz w:val="22"/>
-        </w:rPr>
-        <w:t>3. 비교 대상 4계열</w:t>
-      </w:r>
-    </w:p>
-    <w:p>
-      <w:pPr>
-        <w:spacing w:line="312" w:lineRule="auto" w:before="160" w:after="60"/>
-        <w:jc w:val="left"/>
-      </w:pPr>
-      <w:r>
-        <w:rPr>
-          <w:rFonts w:ascii="맑은 고딕" w:hAnsi="맑은 고딕" w:eastAsia="맑은 고딕"/>
-          <w:b/>
-          <w:i w:val="0"/>
-          <w:sz w:val="20"/>
-        </w:rPr>
-        <w:t>(가) 표준 DQN</w:t>
+        <w:t>였다(500 에피소드). 같은 행동을 4스텝 유지하면 0.2%, 8스텝이면 1.6%, 16스텝이면 9.8%로 올라갔다.</w:t>
       </w:r>
     </w:p>
     <w:p>
@@ -2331,11 +2364,44 @@
           <w:i w:val="0"/>
           <w:sz w:val="20"/>
         </w:rPr>
-        <w:t>매 스텝 행동을 하나 고르는 교과서적 DQN. ε-greedy 탐험, 경험 재생, 목표망 사용.</w:t>
+        <w:t xml:space="preserve">시간제한을 300·500·1000스텝으로 늘려도 매 스텝 무작위의 도달률은 여전히 0.0%였다(각 300 에피소드). 즉 MountainCar에서 막히는 것은 </w:t>
+      </w:r>
+      <w:r>
+        <w:rPr>
+          <w:rFonts w:ascii="바탕" w:hAnsi="바탕" w:eastAsia="바탕"/>
+          <w:b/>
+          <w:i w:val="0"/>
+          <w:sz w:val="20"/>
+        </w:rPr>
+        <w:t>시간이 아니라 탐험 방식</w:t>
+      </w:r>
+      <w:r>
+        <w:rPr>
+          <w:rFonts w:ascii="바탕" w:hAnsi="바탕" w:eastAsia="바탕"/>
+          <w:b w:val="0"/>
+          <w:i w:val="0"/>
+          <w:sz w:val="20"/>
+        </w:rPr>
+        <w:t>이다. 이는 TempoRL이 주장한 "행동을 오래 유지하면 탐험이 좋아진다"는 성질이 우리 환경에서 그대로 재현된 것이며, 동시에 표준 DQN이 이 환경에서 불리한 이유를 설명한다. 우리는 이 불리함을 인위적으로 보정하지 않는다. 보정하려면 결국 행동 유지를 넣어야 하는데 그것이 곧 TempoRL 방식이므로, 비교의 의미가 사라지기 때문이다.</w:t>
       </w:r>
     </w:p>
     <w:p>
       <w:pPr>
+        <w:spacing w:line="312" w:lineRule="auto" w:before="200" w:after="80"/>
+        <w:jc w:val="left"/>
+      </w:pPr>
+      <w:r>
+        <w:rPr>
+          <w:rFonts w:ascii="맑은 고딕" w:hAnsi="맑은 고딕" w:eastAsia="맑은 고딕"/>
+          <w:b/>
+          <w:i w:val="0"/>
+          <w:sz w:val="22"/>
+        </w:rPr>
+        <w:t>3. 비교 대상 4계열</w:t>
+      </w:r>
+    </w:p>
+    <w:p>
+      <w:pPr>
         <w:spacing w:line="312" w:lineRule="auto" w:before="160" w:after="60"/>
         <w:jc w:val="left"/>
       </w:pPr>
@@ -2346,7 +2412,7 @@
           <w:i w:val="0"/>
           <w:sz w:val="20"/>
         </w:rPr>
-        <w:t>(나) TempoRL 방식 — "얼마나 오래 할지"도 배운다</w:t>
+        <w:t>(가) 표준 DQN</w:t>
       </w:r>
     </w:p>
     <w:p>
@@ -2362,127 +2428,22 @@
           <w:i w:val="0"/>
           <w:sz w:val="20"/>
         </w:rPr>
-        <w:t>Biedenkapp et al. (2021)의 TempoRL-DQN 구조를 우리 비용 래퍼에 이식했다. 신경망이 두 개다.</w:t>
+        <w:t>매 스텝 행동을 하나 고르는 교과서적 DQN. ε-greedy 탐험, 경험 재생, 목표망 사용.</w:t>
       </w:r>
     </w:p>
     <w:p>
       <w:pPr>
-        <w:spacing w:line="480" w:lineRule="auto" w:before="0" w:after="0"/>
-        <w:ind w:left="340" w:hanging="198"/>
-      </w:pPr>
-      <w:r>
-        <w:rPr>
-          <w:rFonts w:ascii="바탕" w:hAnsi="바탕" w:eastAsia="바탕"/>
-          <w:b w:val="0"/>
-          <w:i w:val="0"/>
-          <w:sz w:val="20"/>
-        </w:rPr>
-        <w:t xml:space="preserve">· </w:t>
-      </w:r>
-      <w:r>
-        <w:rPr>
-          <w:rFonts w:ascii="바탕" w:hAnsi="바탕" w:eastAsia="바탕"/>
+        <w:spacing w:line="312" w:lineRule="auto" w:before="160" w:after="60"/>
+        <w:jc w:val="left"/>
+      </w:pPr>
+      <w:r>
+        <w:rPr>
+          <w:rFonts w:ascii="맑은 고딕" w:hAnsi="맑은 고딕" w:eastAsia="맑은 고딕"/>
           <w:b/>
           <w:i w:val="0"/>
           <w:sz w:val="20"/>
         </w:rPr>
-        <w:t>행동망</w:t>
-      </w:r>
-      <w:r>
-        <w:rPr>
-          <w:rFonts w:ascii="바탕" w:hAnsi="바탕" w:eastAsia="바탕"/>
-          <w:b w:val="0"/>
-          <w:i w:val="0"/>
-          <w:sz w:val="20"/>
-        </w:rPr>
-        <w:t xml:space="preserve"> </w:t>
-      </w:r>
-      <w:r>
-        <w:rPr>
-          <w:rFonts w:ascii="Consolas" w:hAnsi="Consolas" w:eastAsia="Consolas"/>
-          <w:b w:val="0"/>
-          <w:i w:val="0"/>
-          <w:sz w:val="19"/>
-        </w:rPr>
-        <w:t>Q(s, a)</w:t>
-      </w:r>
-      <w:r>
-        <w:rPr>
-          <w:rFonts w:ascii="바탕" w:hAnsi="바탕" w:eastAsia="바탕"/>
-          <w:b w:val="0"/>
-          <w:i w:val="0"/>
-          <w:sz w:val="20"/>
-        </w:rPr>
-        <w:t xml:space="preserve"> — 무엇을 할지</w:t>
-      </w:r>
-    </w:p>
-    <w:p>
-      <w:pPr>
-        <w:spacing w:line="480" w:lineRule="auto" w:before="0" w:after="0"/>
-        <w:ind w:left="340" w:hanging="198"/>
-      </w:pPr>
-      <w:r>
-        <w:rPr>
-          <w:rFonts w:ascii="바탕" w:hAnsi="바탕" w:eastAsia="바탕"/>
-          <w:b w:val="0"/>
-          <w:i w:val="0"/>
-          <w:sz w:val="20"/>
-        </w:rPr>
-        <w:t xml:space="preserve">· </w:t>
-      </w:r>
-      <w:r>
-        <w:rPr>
-          <w:rFonts w:ascii="바탕" w:hAnsi="바탕" w:eastAsia="바탕"/>
-          <w:b/>
-          <w:i w:val="0"/>
-          <w:sz w:val="20"/>
-        </w:rPr>
-        <w:t>지속망</w:t>
-      </w:r>
-      <w:r>
-        <w:rPr>
-          <w:rFonts w:ascii="바탕" w:hAnsi="바탕" w:eastAsia="바탕"/>
-          <w:b w:val="0"/>
-          <w:i w:val="0"/>
-          <w:sz w:val="20"/>
-        </w:rPr>
-        <w:t xml:space="preserve"> </w:t>
-      </w:r>
-      <w:r>
-        <w:rPr>
-          <w:rFonts w:ascii="Consolas" w:hAnsi="Consolas" w:eastAsia="Consolas"/>
-          <w:b w:val="0"/>
-          <w:i w:val="0"/>
-          <w:sz w:val="19"/>
-        </w:rPr>
-        <w:t>Q_skip(s, a, j)</w:t>
-      </w:r>
-      <w:r>
-        <w:rPr>
-          <w:rFonts w:ascii="바탕" w:hAnsi="바탕" w:eastAsia="바탕"/>
-          <w:b w:val="0"/>
-          <w:i w:val="0"/>
-          <w:sz w:val="20"/>
-        </w:rPr>
-        <w:t xml:space="preserve"> — 그 행동을 몇 스텝(</w:t>
-      </w:r>
-      <w:r>
-        <w:rPr>
-          <w:rFonts w:ascii="Consolas" w:hAnsi="Consolas" w:eastAsia="Consolas"/>
-          <w:b w:val="0"/>
-          <w:i w:val="0"/>
-          <w:sz w:val="19"/>
-        </w:rPr>
-        <w:t>j = 1..J</w:t>
-      </w:r>
-      <w:r>
-        <w:rPr>
-          <w:rFonts w:ascii="바탕" w:hAnsi="바탕" w:eastAsia="바탕"/>
-          <w:b w:val="0"/>
-          <w:i w:val="0"/>
-          <w:sz w:val="20"/>
-        </w:rPr>
-        <w:t>) 유지할지</w:t>
+        <w:t>(나) TempoRL 방식 — "얼마나 오래 할지"도 배운다</w:t>
       </w:r>
     </w:p>
     <w:p>
@@ -2498,7 +2459,40 @@
           <w:i w:val="0"/>
           <w:sz w:val="20"/>
         </w:rPr>
-        <w:t xml:space="preserve">지속망의 학습식은 </w:t>
+        <w:t>Biedenkapp et al. (2021)의 TempoRL-DQN 구조를 우리 비용 래퍼에 이식했다. 신경망이 두 개다.</w:t>
+      </w:r>
+    </w:p>
+    <w:p>
+      <w:pPr>
+        <w:spacing w:line="480" w:lineRule="auto" w:before="0" w:after="0"/>
+        <w:ind w:left="340" w:hanging="198"/>
+      </w:pPr>
+      <w:r>
+        <w:rPr>
+          <w:rFonts w:ascii="바탕" w:hAnsi="바탕" w:eastAsia="바탕"/>
+          <w:b w:val="0"/>
+          <w:i w:val="0"/>
+          <w:sz w:val="20"/>
+        </w:rPr>
+        <w:t xml:space="preserve">· </w:t>
+      </w:r>
+      <w:r>
+        <w:rPr>
+          <w:rFonts w:ascii="바탕" w:hAnsi="바탕" w:eastAsia="바탕"/>
+          <w:b/>
+          <w:i w:val="0"/>
+          <w:sz w:val="20"/>
+        </w:rPr>
+        <w:t>행동망</w:t>
+      </w:r>
+      <w:r>
+        <w:rPr>
+          <w:rFonts w:ascii="바탕" w:hAnsi="바탕" w:eastAsia="바탕"/>
+          <w:b w:val="0"/>
+          <w:i w:val="0"/>
+          <w:sz w:val="20"/>
+        </w:rPr>
+        <w:t xml:space="preserve"> </w:t>
       </w:r>
       <w:r>
         <w:rPr>
@@ -2507,7 +2501,7 @@
           <w:i w:val="0"/>
           <w:sz w:val="19"/>
         </w:rPr>
-        <w:t>Q_skip(s,a,j) ← Σ_{i&lt;j} γ^i r_{t+i} + γ^j max_{a'} Q(s_{t+j}, a')</w:t>
+        <w:t>Q(s, a)</w:t>
       </w:r>
       <w:r>
         <w:rPr>
@@ -2516,7 +2510,40 @@
           <w:i w:val="0"/>
           <w:sz w:val="20"/>
         </w:rPr>
-        <w:t xml:space="preserve"> 이다. 한 번의 결정으로 j스텝을 진행하므로, 같은 경험에서 더 짧은 길이의 학습 표본도 함께 뽑아 쓴다 (원 논문의 skip experience augmentation). 최대 지속 길이는 </w:t>
+        <w:t xml:space="preserve"> — 무엇을 할지</w:t>
+      </w:r>
+    </w:p>
+    <w:p>
+      <w:pPr>
+        <w:spacing w:line="480" w:lineRule="auto" w:before="0" w:after="0"/>
+        <w:ind w:left="340" w:hanging="198"/>
+      </w:pPr>
+      <w:r>
+        <w:rPr>
+          <w:rFonts w:ascii="바탕" w:hAnsi="바탕" w:eastAsia="바탕"/>
+          <w:b w:val="0"/>
+          <w:i w:val="0"/>
+          <w:sz w:val="20"/>
+        </w:rPr>
+        <w:t xml:space="preserve">· </w:t>
+      </w:r>
+      <w:r>
+        <w:rPr>
+          <w:rFonts w:ascii="바탕" w:hAnsi="바탕" w:eastAsia="바탕"/>
+          <w:b/>
+          <w:i w:val="0"/>
+          <w:sz w:val="20"/>
+        </w:rPr>
+        <w:t>지속망</w:t>
+      </w:r>
+      <w:r>
+        <w:rPr>
+          <w:rFonts w:ascii="바탕" w:hAnsi="바탕" w:eastAsia="바탕"/>
+          <w:b w:val="0"/>
+          <w:i w:val="0"/>
+          <w:sz w:val="20"/>
+        </w:rPr>
+        <w:t xml:space="preserve"> </w:t>
       </w:r>
       <w:r>
         <w:rPr>
@@ -2525,7 +2552,7 @@
           <w:i w:val="0"/>
           <w:sz w:val="19"/>
         </w:rPr>
-        <w:t>J = 10</w:t>
+        <w:t>Q_skip(s, a, j)</w:t>
       </w:r>
       <w:r>
         <w:rPr>
@@ -2534,7 +2561,25 @@
           <w:i w:val="0"/>
           <w:sz w:val="20"/>
         </w:rPr>
-        <w:t>으로 두었다.</w:t>
+        <w:t xml:space="preserve"> — 그 행동을 몇 스텝(</w:t>
+      </w:r>
+      <w:r>
+        <w:rPr>
+          <w:rFonts w:ascii="Consolas" w:hAnsi="Consolas" w:eastAsia="Consolas"/>
+          <w:b w:val="0"/>
+          <w:i w:val="0"/>
+          <w:sz w:val="19"/>
+        </w:rPr>
+        <w:t>j = 1..J</w:t>
+      </w:r>
+      <w:r>
+        <w:rPr>
+          <w:rFonts w:ascii="바탕" w:hAnsi="바탕" w:eastAsia="바탕"/>
+          <w:b w:val="0"/>
+          <w:i w:val="0"/>
+          <w:sz w:val="20"/>
+        </w:rPr>
+        <w:t>) 유지할지</w:t>
       </w:r>
     </w:p>
     <w:p>
@@ -2550,40 +2595,43 @@
           <w:i w:val="0"/>
           <w:sz w:val="20"/>
         </w:rPr>
-        <w:t xml:space="preserve">이 연구의 비용 규칙(②)에서 TempoRL이 비용을 아끼는 길은 </w:t>
-      </w:r>
-      <w:r>
-        <w:rPr>
-          <w:rFonts w:ascii="바탕" w:hAnsi="바탕" w:eastAsia="바탕"/>
-          <w:b/>
-          <w:i w:val="0"/>
-          <w:sz w:val="20"/>
-        </w:rPr>
-        <w:t>no-op을 길게 유지하는 것</w:t>
-      </w:r>
-      <w:r>
-        <w:rPr>
-          <w:rFonts w:ascii="바탕" w:hAnsi="바탕" w:eastAsia="바탕"/>
+        <w:t xml:space="preserve">지속망의 학습식은 </w:t>
+      </w:r>
+      <w:r>
+        <w:rPr>
+          <w:rFonts w:ascii="Consolas" w:hAnsi="Consolas" w:eastAsia="Consolas"/>
           <w:b w:val="0"/>
           <w:i w:val="0"/>
-          <w:sz w:val="20"/>
-        </w:rPr>
-        <w:t>, 즉 "관성으로 미끄러지기"를 배우는 것이다.</w:t>
-      </w:r>
-    </w:p>
-    <w:p>
-      <w:pPr>
-        <w:spacing w:line="312" w:lineRule="auto" w:before="160" w:after="60"/>
-        <w:jc w:val="left"/>
-      </w:pPr>
-      <w:r>
-        <w:rPr>
-          <w:rFonts w:ascii="맑은 고딕" w:hAnsi="맑은 고딕" w:eastAsia="맑은 고딕"/>
-          <w:b/>
-          <w:i w:val="0"/>
-          <w:sz w:val="20"/>
-        </w:rPr>
-        <w:t>(다) Lazy-MDP 방식 — "언제 끼어들지"를 배운다</w:t>
+          <w:sz w:val="19"/>
+        </w:rPr>
+        <w:t>Q_skip(s,a,j) ← Σ_{i&lt;j} γ^i r_{t+i} + γ^j max_{a'} Q(s_{t+j}, a')</w:t>
+      </w:r>
+      <w:r>
+        <w:rPr>
+          <w:rFonts w:ascii="바탕" w:hAnsi="바탕" w:eastAsia="바탕"/>
+          <w:b w:val="0"/>
+          <w:i w:val="0"/>
+          <w:sz w:val="20"/>
+        </w:rPr>
+        <w:t xml:space="preserve"> 이다. 한 번의 결정으로 j스텝을 진행하므로, 같은 경험에서 더 짧은 길이의 학습 표본도 함께 뽑아 쓴다 (원 논문의 skip experience augmentation). 최대 지속 길이는 </w:t>
+      </w:r>
+      <w:r>
+        <w:rPr>
+          <w:rFonts w:ascii="Consolas" w:hAnsi="Consolas" w:eastAsia="Consolas"/>
+          <w:b w:val="0"/>
+          <w:i w:val="0"/>
+          <w:sz w:val="19"/>
+        </w:rPr>
+        <w:t>J = 10</w:t>
+      </w:r>
+      <w:r>
+        <w:rPr>
+          <w:rFonts w:ascii="바탕" w:hAnsi="바탕" w:eastAsia="바탕"/>
+          <w:b w:val="0"/>
+          <w:i w:val="0"/>
+          <w:sz w:val="20"/>
+        </w:rPr>
+        <w:t>으로 두었다.</w:t>
       </w:r>
     </w:p>
     <w:p>
@@ -2599,7 +2647,7 @@
           <w:i w:val="0"/>
           <w:sz w:val="20"/>
         </w:rPr>
-        <w:t xml:space="preserve">Jacq et al. (2022). 행동 집합에 </w:t>
+        <w:t xml:space="preserve">이 연구의 비용 규칙(②)에서 TempoRL이 비용을 아끼는 길은 </w:t>
       </w:r>
       <w:r>
         <w:rPr>
@@ -2608,7 +2656,7 @@
           <w:i w:val="0"/>
           <w:sz w:val="20"/>
         </w:rPr>
-        <w:t>"기본 정책에 맡기기"</w:t>
+        <w:t>no-op을 길게 유지하는 것</w:t>
       </w:r>
       <w:r>
         <w:rPr>
@@ -2617,7 +2665,7 @@
           <w:i w:val="0"/>
           <w:sz w:val="20"/>
         </w:rPr>
-        <w:t xml:space="preserve"> 라는 선택지를 하나 더 붙인다. 에이전트는 매 스텝 "내가 직접 할까, 기본 정책에 맡길까"를 고른다. 기본 정책은 그 환경에서 가장 센 고정 규칙으로 둔다 (MountainCar는 pump 규칙, LunarLander는 임계값 규칙). 원 논문의 개입 벌점 η는 0으로 둔다 — 우리는 이미 비용 λ를 실행된 행동에 물리고 있어 개입 압력이 λ로 들어오기 때문이다.</w:t>
+        <w:t>, 즉 "관성으로 미끄러지기"를 배우는 것이다.</w:t>
       </w:r>
     </w:p>
     <w:p>
@@ -2632,172 +2680,7 @@
           <w:i w:val="0"/>
           <w:sz w:val="20"/>
         </w:rPr>
-        <w:t>(라) 고정 규칙 — 학습하지 않는 기준선</w:t>
-      </w:r>
-    </w:p>
-    <w:p>
-      <w:pPr>
-        <w:spacing w:line="480" w:lineRule="auto" w:before="0" w:after="0"/>
-        <w:ind w:left="340" w:hanging="198"/>
-      </w:pPr>
-      <w:r>
-        <w:rPr>
-          <w:rFonts w:ascii="바탕" w:hAnsi="바탕" w:eastAsia="바탕"/>
-          <w:b w:val="0"/>
-          <w:i w:val="0"/>
-          <w:sz w:val="20"/>
-        </w:rPr>
-        <w:t xml:space="preserve">· </w:t>
-      </w:r>
-      <w:r>
-        <w:rPr>
-          <w:rFonts w:ascii="바탕" w:hAnsi="바탕" w:eastAsia="바탕"/>
-          <w:b/>
-          <w:i w:val="0"/>
-          <w:sz w:val="20"/>
-        </w:rPr>
-        <w:t>무행동</w:t>
-      </w:r>
-      <w:r>
-        <w:rPr>
-          <w:rFonts w:ascii="바탕" w:hAnsi="바탕" w:eastAsia="바탕"/>
-          <w:b w:val="0"/>
-          <w:i w:val="0"/>
-          <w:sz w:val="20"/>
-        </w:rPr>
-        <w:t>: 항상 no-op. λ가 충분히 크면 이것이 최적이 된다 (실험의 한쪽 끝)</w:t>
-      </w:r>
-    </w:p>
-    <w:p>
-      <w:pPr>
-        <w:spacing w:line="480" w:lineRule="auto" w:before="0" w:after="0"/>
-        <w:ind w:left="340" w:hanging="198"/>
-      </w:pPr>
-      <w:r>
-        <w:rPr>
-          <w:rFonts w:ascii="바탕" w:hAnsi="바탕" w:eastAsia="바탕"/>
-          <w:b w:val="0"/>
-          <w:i w:val="0"/>
-          <w:sz w:val="20"/>
-        </w:rPr>
-        <w:t xml:space="preserve">· </w:t>
-      </w:r>
-      <w:r>
-        <w:rPr>
-          <w:rFonts w:ascii="바탕" w:hAnsi="바탕" w:eastAsia="바탕"/>
-          <w:b/>
-          <w:i w:val="0"/>
-          <w:sz w:val="20"/>
-        </w:rPr>
-        <w:t>k스텝 주기</w:t>
-      </w:r>
-      <w:r>
-        <w:rPr>
-          <w:rFonts w:ascii="바탕" w:hAnsi="바탕" w:eastAsia="바탕"/>
-          <w:b w:val="0"/>
-          <w:i w:val="0"/>
-          <w:sz w:val="20"/>
-        </w:rPr>
-        <w:t>: k스텝마다 1번 기저 행동, 나머지는 no-op (k ∈ {1, 2, 3, 4, 8})</w:t>
-      </w:r>
-    </w:p>
-    <w:p>
-      <w:pPr>
-        <w:spacing w:line="480" w:lineRule="auto" w:before="0" w:after="0"/>
-        <w:ind w:left="340" w:hanging="198"/>
-      </w:pPr>
-      <w:r>
-        <w:rPr>
-          <w:rFonts w:ascii="바탕" w:hAnsi="바탕" w:eastAsia="바탕"/>
-          <w:b w:val="0"/>
-          <w:i w:val="0"/>
-          <w:sz w:val="20"/>
-        </w:rPr>
-        <w:t xml:space="preserve">· </w:t>
-      </w:r>
-      <w:r>
-        <w:rPr>
-          <w:rFonts w:ascii="바탕" w:hAnsi="바탕" w:eastAsia="바탕"/>
-          <w:b/>
-          <w:i w:val="0"/>
-          <w:sz w:val="20"/>
-        </w:rPr>
-        <w:t>임계값 규칙 (MountainCar, "pump")</w:t>
-      </w:r>
-      <w:r>
-        <w:rPr>
-          <w:rFonts w:ascii="바탕" w:hAnsi="바탕" w:eastAsia="바탕"/>
-          <w:b w:val="0"/>
-          <w:i w:val="0"/>
-          <w:sz w:val="20"/>
-        </w:rPr>
-        <w:t>: 속도가 +면 오른쪽, −면 왼쪽으로 가속 — 그네 굴리기</w:t>
-      </w:r>
-    </w:p>
-    <w:p>
-      <w:pPr>
-        <w:spacing w:line="480" w:lineRule="auto" w:before="0" w:after="0"/>
-        <w:ind w:left="340" w:hanging="198"/>
-      </w:pPr>
-      <w:r>
-        <w:rPr>
-          <w:rFonts w:ascii="바탕" w:hAnsi="바탕" w:eastAsia="바탕"/>
-          <w:b w:val="0"/>
-          <w:i w:val="0"/>
-          <w:sz w:val="20"/>
-        </w:rPr>
-        <w:t xml:space="preserve">· </w:t>
-      </w:r>
-      <w:r>
-        <w:rPr>
-          <w:rFonts w:ascii="바탕" w:hAnsi="바탕" w:eastAsia="바탕"/>
-          <w:b/>
-          <w:i w:val="0"/>
-          <w:sz w:val="20"/>
-        </w:rPr>
-        <w:t>임계값 규칙 (LunarLander)</w:t>
-      </w:r>
-      <w:r>
-        <w:rPr>
-          <w:rFonts w:ascii="바탕" w:hAnsi="바탕" w:eastAsia="바탕"/>
-          <w:b w:val="0"/>
-          <w:i w:val="0"/>
-          <w:sz w:val="20"/>
-        </w:rPr>
-        <w:t>: 자세 오차가 임계값을 넘으면 옆엔진, 낙하 속도가 임계값을 넘으면 주엔진, 그 외 무행동</w:t>
-      </w:r>
-    </w:p>
-    <w:p>
-      <w:pPr>
-        <w:spacing w:line="480" w:lineRule="auto" w:before="0" w:after="0"/>
-        <w:ind w:left="340" w:hanging="198"/>
-      </w:pPr>
-      <w:r>
-        <w:rPr>
-          <w:rFonts w:ascii="바탕" w:hAnsi="바탕" w:eastAsia="바탕"/>
-          <w:b w:val="0"/>
-          <w:i w:val="0"/>
-          <w:sz w:val="20"/>
-        </w:rPr>
-        <w:t xml:space="preserve">· </w:t>
-      </w:r>
-      <w:r>
-        <w:rPr>
-          <w:rFonts w:ascii="바탕" w:hAnsi="바탕" w:eastAsia="바탕"/>
-          <w:b/>
-          <w:i w:val="0"/>
-          <w:sz w:val="20"/>
-        </w:rPr>
-        <w:t>신중 규칙 (MinAtar Freeway)</w:t>
-      </w:r>
-      <w:r>
-        <w:rPr>
-          <w:rFonts w:ascii="바탕" w:hAnsi="바탕" w:eastAsia="바탕"/>
-          <w:b w:val="0"/>
-          <w:i w:val="0"/>
-          <w:sz w:val="20"/>
-        </w:rPr>
-        <w:t>: 움직일 수 없는 프레임(이동 대기시간)에는 행동하지 않고, 바로 위 칸에 차가 있으면 기다렸다가 올라간다</w:t>
+        <w:t>(다) Lazy-MDP 방식 — "언제 끼어들지"를 배운다</w:t>
       </w:r>
     </w:p>
     <w:p>
@@ -2813,7 +2696,205 @@
           <w:i w:val="0"/>
           <w:sz w:val="20"/>
         </w:rPr>
-        <w:t>MountainCar에서 pump 규칙은 학습 없이 100% 목표에 도달한다 (r IQM −119.3).</w:t>
+        <w:t xml:space="preserve">Jacq et al. (2022). 행동 집합에 </w:t>
+      </w:r>
+      <w:r>
+        <w:rPr>
+          <w:rFonts w:ascii="바탕" w:hAnsi="바탕" w:eastAsia="바탕"/>
+          <w:b/>
+          <w:i w:val="0"/>
+          <w:sz w:val="20"/>
+        </w:rPr>
+        <w:t>"기본 정책에 맡기기"</w:t>
+      </w:r>
+      <w:r>
+        <w:rPr>
+          <w:rFonts w:ascii="바탕" w:hAnsi="바탕" w:eastAsia="바탕"/>
+          <w:b w:val="0"/>
+          <w:i w:val="0"/>
+          <w:sz w:val="20"/>
+        </w:rPr>
+        <w:t xml:space="preserve"> 라는 선택지를 하나 더 붙인다. 에이전트는 매 스텝 "내가 직접 할까, 기본 정책에 맡길까"를 고른다. 기본 정책은 그 환경에서 가장 센 고정 규칙으로 둔다 (MountainCar는 pump 규칙, LunarLander는 임계값 규칙). 원 논문의 개입 벌점 η는 0으로 둔다 — 우리는 이미 비용 λ를 실행된 행동에 물리고 있어 개입 압력이 λ로 들어오기 때문이다.</w:t>
+      </w:r>
+    </w:p>
+    <w:p>
+      <w:pPr>
+        <w:spacing w:line="312" w:lineRule="auto" w:before="160" w:after="60"/>
+        <w:jc w:val="left"/>
+      </w:pPr>
+      <w:r>
+        <w:rPr>
+          <w:rFonts w:ascii="맑은 고딕" w:hAnsi="맑은 고딕" w:eastAsia="맑은 고딕"/>
+          <w:b/>
+          <w:i w:val="0"/>
+          <w:sz w:val="20"/>
+        </w:rPr>
+        <w:t>(라) 고정 규칙 — 학습하지 않는 기준선</w:t>
+      </w:r>
+    </w:p>
+    <w:p>
+      <w:pPr>
+        <w:spacing w:line="480" w:lineRule="auto" w:before="0" w:after="0"/>
+        <w:ind w:left="340" w:hanging="198"/>
+      </w:pPr>
+      <w:r>
+        <w:rPr>
+          <w:rFonts w:ascii="바탕" w:hAnsi="바탕" w:eastAsia="바탕"/>
+          <w:b w:val="0"/>
+          <w:i w:val="0"/>
+          <w:sz w:val="20"/>
+        </w:rPr>
+        <w:t xml:space="preserve">· </w:t>
+      </w:r>
+      <w:r>
+        <w:rPr>
+          <w:rFonts w:ascii="바탕" w:hAnsi="바탕" w:eastAsia="바탕"/>
+          <w:b/>
+          <w:i w:val="0"/>
+          <w:sz w:val="20"/>
+        </w:rPr>
+        <w:t>무행동</w:t>
+      </w:r>
+      <w:r>
+        <w:rPr>
+          <w:rFonts w:ascii="바탕" w:hAnsi="바탕" w:eastAsia="바탕"/>
+          <w:b w:val="0"/>
+          <w:i w:val="0"/>
+          <w:sz w:val="20"/>
+        </w:rPr>
+        <w:t>: 항상 no-op. λ가 충분히 크면 이것이 최적이 된다 (실험의 한쪽 끝)</w:t>
+      </w:r>
+    </w:p>
+    <w:p>
+      <w:pPr>
+        <w:spacing w:line="480" w:lineRule="auto" w:before="0" w:after="0"/>
+        <w:ind w:left="340" w:hanging="198"/>
+      </w:pPr>
+      <w:r>
+        <w:rPr>
+          <w:rFonts w:ascii="바탕" w:hAnsi="바탕" w:eastAsia="바탕"/>
+          <w:b w:val="0"/>
+          <w:i w:val="0"/>
+          <w:sz w:val="20"/>
+        </w:rPr>
+        <w:t xml:space="preserve">· </w:t>
+      </w:r>
+      <w:r>
+        <w:rPr>
+          <w:rFonts w:ascii="바탕" w:hAnsi="바탕" w:eastAsia="바탕"/>
+          <w:b/>
+          <w:i w:val="0"/>
+          <w:sz w:val="20"/>
+        </w:rPr>
+        <w:t>k스텝 주기</w:t>
+      </w:r>
+      <w:r>
+        <w:rPr>
+          <w:rFonts w:ascii="바탕" w:hAnsi="바탕" w:eastAsia="바탕"/>
+          <w:b w:val="0"/>
+          <w:i w:val="0"/>
+          <w:sz w:val="20"/>
+        </w:rPr>
+        <w:t>: k스텝마다 1번 기저 행동, 나머지는 no-op (k ∈ {1, 2, 3, 4, 8})</w:t>
+      </w:r>
+    </w:p>
+    <w:p>
+      <w:pPr>
+        <w:spacing w:line="480" w:lineRule="auto" w:before="0" w:after="0"/>
+        <w:ind w:left="340" w:hanging="198"/>
+      </w:pPr>
+      <w:r>
+        <w:rPr>
+          <w:rFonts w:ascii="바탕" w:hAnsi="바탕" w:eastAsia="바탕"/>
+          <w:b w:val="0"/>
+          <w:i w:val="0"/>
+          <w:sz w:val="20"/>
+        </w:rPr>
+        <w:t xml:space="preserve">· </w:t>
+      </w:r>
+      <w:r>
+        <w:rPr>
+          <w:rFonts w:ascii="바탕" w:hAnsi="바탕" w:eastAsia="바탕"/>
+          <w:b/>
+          <w:i w:val="0"/>
+          <w:sz w:val="20"/>
+        </w:rPr>
+        <w:t>임계값 규칙 (MountainCar, "pump")</w:t>
+      </w:r>
+      <w:r>
+        <w:rPr>
+          <w:rFonts w:ascii="바탕" w:hAnsi="바탕" w:eastAsia="바탕"/>
+          <w:b w:val="0"/>
+          <w:i w:val="0"/>
+          <w:sz w:val="20"/>
+        </w:rPr>
+        <w:t>: 속도가 +면 오른쪽, −면 왼쪽으로 가속 — 그네 굴리기</w:t>
+      </w:r>
+    </w:p>
+    <w:p>
+      <w:pPr>
+        <w:spacing w:line="480" w:lineRule="auto" w:before="0" w:after="0"/>
+        <w:ind w:left="340" w:hanging="198"/>
+      </w:pPr>
+      <w:r>
+        <w:rPr>
+          <w:rFonts w:ascii="바탕" w:hAnsi="바탕" w:eastAsia="바탕"/>
+          <w:b w:val="0"/>
+          <w:i w:val="0"/>
+          <w:sz w:val="20"/>
+        </w:rPr>
+        <w:t xml:space="preserve">· </w:t>
+      </w:r>
+      <w:r>
+        <w:rPr>
+          <w:rFonts w:ascii="바탕" w:hAnsi="바탕" w:eastAsia="바탕"/>
+          <w:b/>
+          <w:i w:val="0"/>
+          <w:sz w:val="20"/>
+        </w:rPr>
+        <w:t>임계값 규칙 (LunarLander)</w:t>
+      </w:r>
+      <w:r>
+        <w:rPr>
+          <w:rFonts w:ascii="바탕" w:hAnsi="바탕" w:eastAsia="바탕"/>
+          <w:b w:val="0"/>
+          <w:i w:val="0"/>
+          <w:sz w:val="20"/>
+        </w:rPr>
+        <w:t>: 자세 오차가 임계값을 넘으면 옆엔진, 낙하 속도가 임계값을 넘으면 주엔진, 그 외 무행동</w:t>
+      </w:r>
+    </w:p>
+    <w:p>
+      <w:pPr>
+        <w:spacing w:line="480" w:lineRule="auto" w:before="0" w:after="0"/>
+        <w:ind w:left="340" w:hanging="198"/>
+      </w:pPr>
+      <w:r>
+        <w:rPr>
+          <w:rFonts w:ascii="바탕" w:hAnsi="바탕" w:eastAsia="바탕"/>
+          <w:b w:val="0"/>
+          <w:i w:val="0"/>
+          <w:sz w:val="20"/>
+        </w:rPr>
+        <w:t xml:space="preserve">· </w:t>
+      </w:r>
+      <w:r>
+        <w:rPr>
+          <w:rFonts w:ascii="바탕" w:hAnsi="바탕" w:eastAsia="바탕"/>
+          <w:b/>
+          <w:i w:val="0"/>
+          <w:sz w:val="20"/>
+        </w:rPr>
+        <w:t>신중 규칙 (MinAtar Freeway)</w:t>
+      </w:r>
+      <w:r>
+        <w:rPr>
+          <w:rFonts w:ascii="바탕" w:hAnsi="바탕" w:eastAsia="바탕"/>
+          <w:b w:val="0"/>
+          <w:i w:val="0"/>
+          <w:sz w:val="20"/>
+        </w:rPr>
+        <w:t>: 움직일 수 없는 프레임(이동 대기시간)에는 행동하지 않고, 바로 위 칸에 차가 있으면 기다렸다가 올라간다</w:t>
       </w:r>
     </w:p>
     <w:p>
@@ -2825,35 +2906,11 @@
       <w:r>
         <w:rPr>
           <w:rFonts w:ascii="바탕" w:hAnsi="바탕" w:eastAsia="바탕"/>
-          <w:b/>
-          <w:i w:val="0"/>
-          <w:sz w:val="20"/>
-        </w:rPr>
-        <w:t>이 연구에서 학습 에이전트의 비교 상대는 이 pump 규칙이다.</w:t>
-      </w:r>
-      <w:r>
-        <w:rPr>
-          <w:rFonts w:ascii="바탕" w:hAnsi="바탕" w:eastAsia="바탕"/>
           <w:b w:val="0"/>
           <w:i w:val="0"/>
           <w:sz w:val="20"/>
         </w:rPr>
-        <w:t xml:space="preserve"> 무행동(−200)이나 주기 규칙(−200)처럼 아예 문제를 못 푸는 약한 규칙을 기준으로 삼으면 "학습이 이겼다"는 말이 너무 쉬워지기 때문이다.</w:t>
-      </w:r>
-    </w:p>
-    <w:p>
-      <w:pPr>
-        <w:spacing w:line="312" w:lineRule="auto" w:before="200" w:after="80"/>
-        <w:jc w:val="left"/>
-      </w:pPr>
-      <w:r>
-        <w:rPr>
-          <w:rFonts w:ascii="맑은 고딕" w:hAnsi="맑은 고딕" w:eastAsia="맑은 고딕"/>
-          <w:b/>
-          <w:i w:val="0"/>
-          <w:sz w:val="22"/>
-        </w:rPr>
-        <w:t>4. 공정 비교를 위한 통제</w:t>
+        <w:t>MountainCar에서 pump 규칙은 학습 없이 100% 목표에 도달한다 (r IQM −119.3).</w:t>
       </w:r>
     </w:p>
     <w:p>
@@ -2865,29 +2922,35 @@
       <w:r>
         <w:rPr>
           <w:rFonts w:ascii="바탕" w:hAnsi="바탕" w:eastAsia="바탕"/>
+          <w:b/>
+          <w:i w:val="0"/>
+          <w:sz w:val="20"/>
+        </w:rPr>
+        <w:t>이 연구에서 학습 에이전트의 비교 상대는 이 pump 규칙이다.</w:t>
+      </w:r>
+      <w:r>
+        <w:rPr>
+          <w:rFonts w:ascii="바탕" w:hAnsi="바탕" w:eastAsia="바탕"/>
           <w:b w:val="0"/>
           <w:i w:val="0"/>
           <w:sz w:val="20"/>
         </w:rPr>
-        <w:t xml:space="preserve">세 학습 계열은 다음을 </w:t>
-      </w:r>
-      <w:r>
-        <w:rPr>
-          <w:rFonts w:ascii="바탕" w:hAnsi="바탕" w:eastAsia="바탕"/>
+        <w:t xml:space="preserve"> 무행동(−200)이나 주기 규칙(−200)처럼 아예 문제를 못 푸는 약한 규칙을 기준으로 삼으면 "학습이 이겼다"는 말이 너무 쉬워지기 때문이다.</w:t>
+      </w:r>
+    </w:p>
+    <w:p>
+      <w:pPr>
+        <w:spacing w:line="312" w:lineRule="auto" w:before="200" w:after="80"/>
+        <w:jc w:val="left"/>
+      </w:pPr>
+      <w:r>
+        <w:rPr>
+          <w:rFonts w:ascii="맑은 고딕" w:hAnsi="맑은 고딕" w:eastAsia="맑은 고딕"/>
           <w:b/>
           <w:i w:val="0"/>
-          <w:sz w:val="20"/>
-        </w:rPr>
-        <w:t>완전히 동일하게</w:t>
-      </w:r>
-      <w:r>
-        <w:rPr>
-          <w:rFonts w:ascii="바탕" w:hAnsi="바탕" w:eastAsia="바탕"/>
-          <w:b w:val="0"/>
-          <w:i w:val="0"/>
-          <w:sz w:val="20"/>
-        </w:rPr>
-        <w:t xml:space="preserve"> 맞췄다.</w:t>
+          <w:sz w:val="22"/>
+        </w:rPr>
+        <w:t>4. 공정 비교를 위한 통제</w:t>
       </w:r>
     </w:p>
     <w:p>
@@ -2903,79 +2966,25 @@
           <w:i w:val="0"/>
           <w:sz w:val="20"/>
         </w:rPr>
-        <w:t>하이퍼파라미터는 우리가 고른 값이 아니라 TempoRL 공개 구현(</w:t>
-      </w:r>
-      <w:r>
-        <w:rPr>
-          <w:rFonts w:ascii="Consolas" w:hAnsi="Consolas" w:eastAsia="Consolas"/>
+        <w:t xml:space="preserve">세 학습 계열은 다음을 </w:t>
+      </w:r>
+      <w:r>
+        <w:rPr>
+          <w:rFonts w:ascii="바탕" w:hAnsi="바탕" w:eastAsia="바탕"/>
+          <w:b/>
+          <w:i w:val="0"/>
+          <w:sz w:val="20"/>
+        </w:rPr>
+        <w:t>완전히 동일하게</w:t>
+      </w:r>
+      <w:r>
+        <w:rPr>
+          <w:rFonts w:ascii="바탕" w:hAnsi="바탕" w:eastAsia="바탕"/>
           <w:b w:val="0"/>
           <w:i w:val="0"/>
-          <w:sz w:val="19"/>
-        </w:rPr>
-        <w:t>automl/TempoRL</w:t>
-      </w:r>
-      <w:r>
-        <w:rPr>
-          <w:rFonts w:ascii="바탕" w:hAnsi="바탕" w:eastAsia="바탕"/>
-          <w:b w:val="0"/>
-          <w:i w:val="0"/>
-          <w:sz w:val="20"/>
-        </w:rPr>
-        <w:t xml:space="preserve">, </w:t>
-      </w:r>
-      <w:r>
-        <w:rPr>
-          <w:rFonts w:ascii="Consolas" w:hAnsi="Consolas" w:eastAsia="Consolas"/>
-          <w:b w:val="0"/>
-          <w:i w:val="0"/>
-          <w:sz w:val="19"/>
-        </w:rPr>
-        <w:t>run_featurized_experiments.py</w:t>
-      </w:r>
-      <w:r>
-        <w:rPr>
-          <w:rFonts w:ascii="바탕" w:hAnsi="바탕" w:eastAsia="바탕"/>
-          <w:b w:val="0"/>
-          <w:i w:val="0"/>
-          <w:sz w:val="20"/>
-        </w:rPr>
-        <w:t xml:space="preserve">, 2026-08-24 확인)의 기본값을 그대로 옮긴 것이다 — 은닉층 50×50 ReLU, Adam 학습률 1e-3, 할인율 0.99, 재생 버퍼 10만, 배치 64, 목표망 500 갱신마다, Double DQN, 최대 지속 길이 J=10. 예산은 </w:t>
-      </w:r>
-      <w:r>
-        <w:rPr>
-          <w:rFonts w:ascii="바탕" w:hAnsi="바탕" w:eastAsia="바탕"/>
-          <w:b/>
-          <w:i w:val="0"/>
-          <w:sz w:val="20"/>
-        </w:rPr>
-        <w:t>환경 스텝 수</w:t>
-      </w:r>
-      <w:r>
-        <w:rPr>
-          <w:rFonts w:ascii="바탕" w:hAnsi="바탕" w:eastAsia="바탕"/>
-          <w:b w:val="0"/>
-          <w:i w:val="0"/>
-          <w:sz w:val="20"/>
-        </w:rPr>
-        <w:t xml:space="preserve">로 통일한다. 환경별 값은 Ⅳ장의 실험 설정 표에 모아 두었다. 우리가 정한 값을 쓰면 "어느 계열에 유리하게 맞춘 것 아니냐"는 의심을 피할 수 없기 때문이다. 세 계열은 이 값을 </w:t>
-      </w:r>
-      <w:r>
-        <w:rPr>
-          <w:rFonts w:ascii="바탕" w:hAnsi="바탕" w:eastAsia="바탕"/>
-          <w:b/>
-          <w:i w:val="0"/>
-          <w:sz w:val="20"/>
-        </w:rPr>
-        <w:t>완전히 동일하게</w:t>
-      </w:r>
-      <w:r>
-        <w:rPr>
-          <w:rFonts w:ascii="바탕" w:hAnsi="바탕" w:eastAsia="바탕"/>
-          <w:b w:val="0"/>
-          <w:i w:val="0"/>
-          <w:sz w:val="20"/>
-        </w:rPr>
-        <w:t xml:space="preserve"> 쓰며, 계열 간 차이는 오직 '한 번의 결정이 환경을 몇 스텝 진행시키는가'와 '행동 집합에 기본 정책 위임이 있는가'뿐이다.</w:t>
+          <w:sz w:val="20"/>
+        </w:rPr>
+        <w:t xml:space="preserve"> 맞췄다.</w:t>
       </w:r>
     </w:p>
     <w:p>
@@ -2991,7 +3000,79 @@
           <w:i w:val="0"/>
           <w:sz w:val="20"/>
         </w:rPr>
-        <w:t>마지막 항목이 특히 중요하다. TempoRL은 한 번의 결정으로 여러 스텝을 진행하므로 "결정 횟수"로 예산을 세면 다른 계열보다 훨씬 많은 환경 경험을 얻는다. 그래서 예산은 환경 스텝 수로 세고, 학습 갱신 횟수도 소비한 환경 스텝 수에 비례시킨다.</w:t>
+        <w:t>하이퍼파라미터는 우리가 고른 값이 아니라 TempoRL 공개 구현(</w:t>
+      </w:r>
+      <w:r>
+        <w:rPr>
+          <w:rFonts w:ascii="Consolas" w:hAnsi="Consolas" w:eastAsia="Consolas"/>
+          <w:b w:val="0"/>
+          <w:i w:val="0"/>
+          <w:sz w:val="19"/>
+        </w:rPr>
+        <w:t>automl/TempoRL</w:t>
+      </w:r>
+      <w:r>
+        <w:rPr>
+          <w:rFonts w:ascii="바탕" w:hAnsi="바탕" w:eastAsia="바탕"/>
+          <w:b w:val="0"/>
+          <w:i w:val="0"/>
+          <w:sz w:val="20"/>
+        </w:rPr>
+        <w:t xml:space="preserve">, </w:t>
+      </w:r>
+      <w:r>
+        <w:rPr>
+          <w:rFonts w:ascii="Consolas" w:hAnsi="Consolas" w:eastAsia="Consolas"/>
+          <w:b w:val="0"/>
+          <w:i w:val="0"/>
+          <w:sz w:val="19"/>
+        </w:rPr>
+        <w:t>run_featurized_experiments.py</w:t>
+      </w:r>
+      <w:r>
+        <w:rPr>
+          <w:rFonts w:ascii="바탕" w:hAnsi="바탕" w:eastAsia="바탕"/>
+          <w:b w:val="0"/>
+          <w:i w:val="0"/>
+          <w:sz w:val="20"/>
+        </w:rPr>
+        <w:t xml:space="preserve">, 2026-08-24 확인)의 기본값을 그대로 옮긴 것이다 — 은닉층 50×50 ReLU, Adam 학습률 1e-3, 할인율 0.99, 재생 버퍼 10만, 배치 64, 목표망 500 갱신마다, Double DQN, 최대 지속 길이 J=10. 예산은 </w:t>
+      </w:r>
+      <w:r>
+        <w:rPr>
+          <w:rFonts w:ascii="바탕" w:hAnsi="바탕" w:eastAsia="바탕"/>
+          <w:b/>
+          <w:i w:val="0"/>
+          <w:sz w:val="20"/>
+        </w:rPr>
+        <w:t>환경 스텝 수</w:t>
+      </w:r>
+      <w:r>
+        <w:rPr>
+          <w:rFonts w:ascii="바탕" w:hAnsi="바탕" w:eastAsia="바탕"/>
+          <w:b w:val="0"/>
+          <w:i w:val="0"/>
+          <w:sz w:val="20"/>
+        </w:rPr>
+        <w:t xml:space="preserve">로 통일한다. 환경별 값은 Ⅳ장의 실험 설정 표에 모아 두었다. 우리가 정한 값을 쓰면 "어느 계열에 유리하게 맞춘 것 아니냐"는 의심을 피할 수 없기 때문이다. 세 계열은 이 값을 </w:t>
+      </w:r>
+      <w:r>
+        <w:rPr>
+          <w:rFonts w:ascii="바탕" w:hAnsi="바탕" w:eastAsia="바탕"/>
+          <w:b/>
+          <w:i w:val="0"/>
+          <w:sz w:val="20"/>
+        </w:rPr>
+        <w:t>완전히 동일하게</w:t>
+      </w:r>
+      <w:r>
+        <w:rPr>
+          <w:rFonts w:ascii="바탕" w:hAnsi="바탕" w:eastAsia="바탕"/>
+          <w:b w:val="0"/>
+          <w:i w:val="0"/>
+          <w:sz w:val="20"/>
+        </w:rPr>
+        <w:t xml:space="preserve"> 쓰며, 계열 간 차이는 오직 '한 번의 결정이 환경을 몇 스텝 진행시키는가'와 '행동 집합에 기본 정책 위임이 있는가'뿐이다.</w:t>
       </w:r>
     </w:p>
     <w:p>
@@ -3007,43 +3088,7 @@
           <w:i w:val="0"/>
           <w:sz w:val="20"/>
         </w:rPr>
-        <w:t xml:space="preserve">평가는 모든 계열·규칙에서 동일하다. </w:t>
-      </w:r>
-      <w:r>
-        <w:rPr>
-          <w:rFonts w:ascii="바탕" w:hAnsi="바탕" w:eastAsia="바탕"/>
-          <w:b/>
-          <w:i w:val="0"/>
-          <w:sz w:val="20"/>
-        </w:rPr>
-        <w:t>탐험을 끈 상태(greedy)</w:t>
-      </w:r>
-      <w:r>
-        <w:rPr>
-          <w:rFonts w:ascii="바탕" w:hAnsi="바탕" w:eastAsia="바탕"/>
-          <w:b w:val="0"/>
-          <w:i w:val="0"/>
-          <w:sz w:val="20"/>
-        </w:rPr>
-        <w:t xml:space="preserve"> 로 재며, 평가 시드는 계열과 무관하게 같은 값(</w:t>
-      </w:r>
-      <w:r>
-        <w:rPr>
-          <w:rFonts w:ascii="Consolas" w:hAnsi="Consolas" w:eastAsia="Consolas"/>
-          <w:b w:val="0"/>
-          <w:i w:val="0"/>
-          <w:sz w:val="19"/>
-        </w:rPr>
-        <w:t>500000 + 시드×1000 + i</w:t>
-      </w:r>
-      <w:r>
-        <w:rPr>
-          <w:rFonts w:ascii="바탕" w:hAnsi="바탕" w:eastAsia="바탕"/>
-          <w:b w:val="0"/>
-          <w:i w:val="0"/>
-          <w:sz w:val="20"/>
-        </w:rPr>
-        <w:t>)을 쓴다. 고정 규칙도 같은 평가 시드로, 같은 파일 구조로 기록해 집계 코드가 규칙과 학습을 구분 없이 다룬다.</w:t>
+        <w:t>마지막 항목이 특히 중요하다. TempoRL은 한 번의 결정으로 여러 스텝을 진행하므로 "결정 횟수"로 예산을 세면 다른 계열보다 훨씬 많은 환경 경험을 얻는다. 그래서 예산은 환경 스텝 수로 세고, 학습 갱신 횟수도 소비한 환경 스텝 수에 비례시킨다.</w:t>
       </w:r>
     </w:p>
     <w:p>
@@ -3059,7 +3104,7 @@
           <w:i w:val="0"/>
           <w:sz w:val="20"/>
         </w:rPr>
-        <w:t xml:space="preserve">학습 계열의 최종 점수는 </w:t>
+        <w:t xml:space="preserve">평가는 모든 계열·규칙에서 동일하다. </w:t>
       </w:r>
       <w:r>
         <w:rPr>
@@ -3068,7 +3113,7 @@
           <w:i w:val="0"/>
           <w:sz w:val="20"/>
         </w:rPr>
-        <w:t>한 시점이 아니라 예산의 90%·95%·100% 세 시점 정책을 각각 50 에피소드씩 평가해 합친 150 에피소드</w:t>
+        <w:t>탐험을 끈 상태(greedy)</w:t>
       </w:r>
       <w:r>
         <w:rPr>
@@ -3077,22 +3122,25 @@
           <w:i w:val="0"/>
           <w:sz w:val="20"/>
         </w:rPr>
-        <w:t>의 평균이다. 파일럿에서 정책이 평가 시점마다 두 상태를 오가는 경우가 관찰됐기 때문이다(예: MountainCar의 Lazy-MDP가 '규칙에 위임(−119)'과 '직접 우가속(−200)' 사이를 손실이 0에 수렴한 채 왕복). Q값이 거의 동률이라 argmax가 뒤집히는 것인데, 한 시점만 재면 최종 점수가 동전 던지기가 된다. 학습이 없는 고정 규칙은 이런 진동이 없으므로 시드당 100 에피소드로 잰다.</w:t>
-      </w:r>
-    </w:p>
-    <w:p>
-      <w:pPr>
-        <w:spacing w:line="312" w:lineRule="auto" w:before="200" w:after="80"/>
-        <w:jc w:val="left"/>
-      </w:pPr>
-      <w:r>
-        <w:rPr>
-          <w:rFonts w:ascii="맑은 고딕" w:hAnsi="맑은 고딕" w:eastAsia="맑은 고딕"/>
-          <w:b/>
-          <w:i w:val="0"/>
-          <w:sz w:val="22"/>
-        </w:rPr>
-        <w:t>5. 통계 처리</w:t>
+        <w:t xml:space="preserve"> 로 재며, 평가 시드는 계열과 무관하게 같은 값(</w:t>
+      </w:r>
+      <w:r>
+        <w:rPr>
+          <w:rFonts w:ascii="Consolas" w:hAnsi="Consolas" w:eastAsia="Consolas"/>
+          <w:b w:val="0"/>
+          <w:i w:val="0"/>
+          <w:sz w:val="19"/>
+        </w:rPr>
+        <w:t>500000 + 시드×1000 + i</w:t>
+      </w:r>
+      <w:r>
+        <w:rPr>
+          <w:rFonts w:ascii="바탕" w:hAnsi="바탕" w:eastAsia="바탕"/>
+          <w:b w:val="0"/>
+          <w:i w:val="0"/>
+          <w:sz w:val="20"/>
+        </w:rPr>
+        <w:t>)을 쓴다. 고정 규칙도 같은 평가 시드로, 같은 파일 구조로 기록해 집계 코드가 규칙과 학습을 구분 없이 다룬다.</w:t>
       </w:r>
     </w:p>
     <w:p>
@@ -3108,73 +3156,40 @@
           <w:i w:val="0"/>
           <w:sz w:val="20"/>
         </w:rPr>
-        <w:t>Agarwal et al. (2021)의 프로토콜을 따른다.</w:t>
+        <w:t xml:space="preserve">학습 계열의 최종 점수는 </w:t>
+      </w:r>
+      <w:r>
+        <w:rPr>
+          <w:rFonts w:ascii="바탕" w:hAnsi="바탕" w:eastAsia="바탕"/>
+          <w:b/>
+          <w:i w:val="0"/>
+          <w:sz w:val="20"/>
+        </w:rPr>
+        <w:t>한 시점이 아니라 예산의 90%·95%·100% 세 시점 정책을 각각 50 에피소드씩 평가해 합친 150 에피소드</w:t>
+      </w:r>
+      <w:r>
+        <w:rPr>
+          <w:rFonts w:ascii="바탕" w:hAnsi="바탕" w:eastAsia="바탕"/>
+          <w:b w:val="0"/>
+          <w:i w:val="0"/>
+          <w:sz w:val="20"/>
+        </w:rPr>
+        <w:t>의 평균이다. 파일럿에서 정책이 평가 시점마다 두 상태를 오가는 경우가 관찰됐기 때문이다(예: MountainCar의 Lazy-MDP가 '규칙에 위임(−119)'과 '직접 우가속(−200)' 사이를 손실이 0에 수렴한 채 왕복). Q값이 거의 동률이라 argmax가 뒤집히는 것인데, 한 시점만 재면 최종 점수가 동전 던지기가 된다. 학습이 없는 고정 규칙은 이런 진동이 없으므로 시드당 100 에피소드로 잰다.</w:t>
       </w:r>
     </w:p>
     <w:p>
       <w:pPr>
-        <w:spacing w:line="480" w:lineRule="auto" w:before="0" w:after="0"/>
-        <w:ind w:left="340" w:hanging="198"/>
-      </w:pPr>
-      <w:r>
-        <w:rPr>
-          <w:rFonts w:ascii="바탕" w:hAnsi="바탕" w:eastAsia="바탕"/>
-          <w:b w:val="0"/>
-          <w:i w:val="0"/>
-          <w:sz w:val="20"/>
-        </w:rPr>
-        <w:t xml:space="preserve">· 계열·λ 조합마다 </w:t>
-      </w:r>
-      <w:r>
-        <w:rPr>
-          <w:rFonts w:ascii="바탕" w:hAnsi="바탕" w:eastAsia="바탕"/>
+        <w:spacing w:line="312" w:lineRule="auto" w:before="200" w:after="80"/>
+        <w:jc w:val="left"/>
+      </w:pPr>
+      <w:r>
+        <w:rPr>
+          <w:rFonts w:ascii="맑은 고딕" w:hAnsi="맑은 고딕" w:eastAsia="맑은 고딕"/>
           <w:b/>
           <w:i w:val="0"/>
-          <w:sz w:val="20"/>
-        </w:rPr>
-        <w:t>시드 10개</w:t>
-      </w:r>
-      <w:r>
-        <w:rPr>
-          <w:rFonts w:ascii="바탕" w:hAnsi="바탕" w:eastAsia="바탕"/>
-          <w:b w:val="0"/>
-          <w:i w:val="0"/>
-          <w:sz w:val="20"/>
-        </w:rPr>
-        <w:t>. 시드 1개의 점수 = 최종 평가 에피소드(학습 150 / 규칙 100)의 평균</w:t>
-      </w:r>
-    </w:p>
-    <w:p>
-      <w:pPr>
-        <w:spacing w:line="480" w:lineRule="auto" w:before="0" w:after="0"/>
-        <w:ind w:left="340" w:hanging="198"/>
-      </w:pPr>
-      <w:r>
-        <w:rPr>
-          <w:rFonts w:ascii="바탕" w:hAnsi="바탕" w:eastAsia="바탕"/>
-          <w:b w:val="0"/>
-          <w:i w:val="0"/>
-          <w:sz w:val="20"/>
-        </w:rPr>
-        <w:t xml:space="preserve">· 대푯값은 평균이 아니라 </w:t>
-      </w:r>
-      <w:r>
-        <w:rPr>
-          <w:rFonts w:ascii="바탕" w:hAnsi="바탕" w:eastAsia="바탕"/>
-          <w:b/>
-          <w:i w:val="0"/>
-          <w:sz w:val="20"/>
-        </w:rPr>
-        <w:t>IQM(사분위평균)</w:t>
-      </w:r>
-      <w:r>
-        <w:rPr>
-          <w:rFonts w:ascii="바탕" w:hAnsi="바탕" w:eastAsia="바탕"/>
-          <w:b w:val="0"/>
-          <w:i w:val="0"/>
-          <w:sz w:val="20"/>
-        </w:rPr>
-        <w:t xml:space="preserve"> — 위아래 25%를 버리고 가운데 50%만 평균 낸다.</w:t>
+          <w:sz w:val="22"/>
+        </w:rPr>
+        <w:t>5. 통계 처리</w:t>
       </w:r>
     </w:p>
     <w:p>
@@ -3190,7 +3205,7 @@
           <w:i w:val="0"/>
           <w:sz w:val="20"/>
         </w:rPr>
-        <w:t>시드 몇 개가 유난히 잘되거나 못되는 강화학습 특유의 산포에 덜 흔들린다</w:t>
+        <w:t>Agarwal et al. (2021)의 프로토콜을 따른다.</w:t>
       </w:r>
     </w:p>
     <w:p>
@@ -3205,7 +3220,7 @@
           <w:i w:val="0"/>
           <w:sz w:val="20"/>
         </w:rPr>
-        <w:t xml:space="preserve">· </w:t>
+        <w:t xml:space="preserve">· 계열·λ 조합마다 </w:t>
       </w:r>
       <w:r>
         <w:rPr>
@@ -3214,7 +3229,7 @@
           <w:i w:val="0"/>
           <w:sz w:val="20"/>
         </w:rPr>
-        <w:t>95% 계층 부트스트랩 신뢰구간</w:t>
+        <w:t>시드 10개</w:t>
       </w:r>
       <w:r>
         <w:rPr>
@@ -3223,40 +3238,40 @@
           <w:i w:val="0"/>
           <w:sz w:val="20"/>
         </w:rPr>
-        <w:t>을 함께 보고한다 (</w:t>
-      </w:r>
-      <w:r>
-        <w:rPr>
-          <w:rFonts w:ascii="Consolas" w:hAnsi="Consolas" w:eastAsia="Consolas"/>
-          <w:b w:val="0"/>
-          <w:i w:val="0"/>
-          <w:sz w:val="19"/>
-        </w:rPr>
-        <w:t>rliable</w:t>
-      </w:r>
-      <w:r>
-        <w:rPr>
-          <w:rFonts w:ascii="바탕" w:hAnsi="바탕" w:eastAsia="바탕"/>
-          <w:b w:val="0"/>
-          <w:i w:val="0"/>
-          <w:sz w:val="20"/>
-        </w:rPr>
-        <w:t>). 구간이 겹치면 우열을 말하지 않는다</w:t>
+        <w:t>. 시드 1개의 점수 = 최종 평가 에피소드(학습 150 / 규칙 100)의 평균</w:t>
       </w:r>
     </w:p>
     <w:p>
       <w:pPr>
-        <w:spacing w:line="312" w:lineRule="auto" w:before="160" w:after="60"/>
-        <w:jc w:val="left"/>
-      </w:pPr>
-      <w:r>
-        <w:rPr>
-          <w:rFonts w:ascii="맑은 고딕" w:hAnsi="맑은 고딕" w:eastAsia="맑은 고딕"/>
+        <w:spacing w:line="480" w:lineRule="auto" w:before="0" w:after="0"/>
+        <w:ind w:left="340" w:hanging="198"/>
+      </w:pPr>
+      <w:r>
+        <w:rPr>
+          <w:rFonts w:ascii="바탕" w:hAnsi="바탕" w:eastAsia="바탕"/>
+          <w:b w:val="0"/>
+          <w:i w:val="0"/>
+          <w:sz w:val="20"/>
+        </w:rPr>
+        <w:t xml:space="preserve">· 대푯값은 평균이 아니라 </w:t>
+      </w:r>
+      <w:r>
+        <w:rPr>
+          <w:rFonts w:ascii="바탕" w:hAnsi="바탕" w:eastAsia="바탕"/>
           <w:b/>
           <w:i w:val="0"/>
           <w:sz w:val="20"/>
         </w:rPr>
-        <w:t>임계 비용 λ*의 정의</w:t>
+        <w:t>IQM(사분위평균)</w:t>
+      </w:r>
+      <w:r>
+        <w:rPr>
+          <w:rFonts w:ascii="바탕" w:hAnsi="바탕" w:eastAsia="바탕"/>
+          <w:b w:val="0"/>
+          <w:i w:val="0"/>
+          <w:sz w:val="20"/>
+        </w:rPr>
+        <w:t xml:space="preserve"> — 위아래 25%를 버리고 가운데 50%만 평균 낸다.</w:t>
       </w:r>
     </w:p>
     <w:p>
@@ -3268,11 +3283,35 @@
       <w:r>
         <w:rPr>
           <w:rFonts w:ascii="바탕" w:hAnsi="바탕" w:eastAsia="바탕"/>
+          <w:b w:val="0"/>
+          <w:i w:val="0"/>
+          <w:sz w:val="20"/>
+        </w:rPr>
+        <w:t>시드 몇 개가 유난히 잘되거나 못되는 강화학습 특유의 산포에 덜 흔들린다</w:t>
+      </w:r>
+    </w:p>
+    <w:p>
+      <w:pPr>
+        <w:spacing w:line="480" w:lineRule="auto" w:before="0" w:after="0"/>
+        <w:ind w:left="340" w:hanging="198"/>
+      </w:pPr>
+      <w:r>
+        <w:rPr>
+          <w:rFonts w:ascii="바탕" w:hAnsi="바탕" w:eastAsia="바탕"/>
+          <w:b w:val="0"/>
+          <w:i w:val="0"/>
+          <w:sz w:val="20"/>
+        </w:rPr>
+        <w:t xml:space="preserve">· </w:t>
+      </w:r>
+      <w:r>
+        <w:rPr>
+          <w:rFonts w:ascii="바탕" w:hAnsi="바탕" w:eastAsia="바탕"/>
           <w:b/>
           <w:i w:val="0"/>
           <w:sz w:val="20"/>
         </w:rPr>
-        <w:t>λ* = 학습 에이전트가 최고 고정 규칙을 더 이상 이기지 못하게 되는 가장 작은 λ.</w:t>
+        <w:t>95% 계층 부트스트랩 신뢰구간</w:t>
       </w:r>
       <w:r>
         <w:rPr>
@@ -3281,7 +3320,40 @@
           <w:i w:val="0"/>
           <w:sz w:val="20"/>
         </w:rPr>
-        <w:t xml:space="preserve"> 두 가지 엄격도로 함께 보고한다.</w:t>
+        <w:t>을 함께 보고한다 (</w:t>
+      </w:r>
+      <w:r>
+        <w:rPr>
+          <w:rFonts w:ascii="Consolas" w:hAnsi="Consolas" w:eastAsia="Consolas"/>
+          <w:b w:val="0"/>
+          <w:i w:val="0"/>
+          <w:sz w:val="19"/>
+        </w:rPr>
+        <w:t>rliable</w:t>
+      </w:r>
+      <w:r>
+        <w:rPr>
+          <w:rFonts w:ascii="바탕" w:hAnsi="바탕" w:eastAsia="바탕"/>
+          <w:b w:val="0"/>
+          <w:i w:val="0"/>
+          <w:sz w:val="20"/>
+        </w:rPr>
+        <w:t>). 구간이 겹치면 우열을 말하지 않는다</w:t>
+      </w:r>
+    </w:p>
+    <w:p>
+      <w:pPr>
+        <w:spacing w:line="312" w:lineRule="auto" w:before="160" w:after="60"/>
+        <w:jc w:val="left"/>
+      </w:pPr>
+      <w:r>
+        <w:rPr>
+          <w:rFonts w:ascii="맑은 고딕" w:hAnsi="맑은 고딕" w:eastAsia="맑은 고딕"/>
+          <w:b/>
+          <w:i w:val="0"/>
+          <w:sz w:val="20"/>
+        </w:rPr>
+        <w:t>임계 비용 λ*의 정의</w:t>
       </w:r>
     </w:p>
     <w:p>
@@ -3293,47 +3365,20 @@
       <w:r>
         <w:rPr>
           <w:rFonts w:ascii="바탕" w:hAnsi="바탕" w:eastAsia="바탕"/>
+          <w:b/>
+          <w:i w:val="0"/>
+          <w:sz w:val="20"/>
+        </w:rPr>
+        <w:t>λ* = 학습 에이전트가 최고 고정 규칙을 더 이상 이기지 못하게 되는 가장 작은 λ.</w:t>
+      </w:r>
+      <w:r>
+        <w:rPr>
+          <w:rFonts w:ascii="바탕" w:hAnsi="바탕" w:eastAsia="바탕"/>
           <w:b w:val="0"/>
           <w:i w:val="0"/>
           <w:sz w:val="20"/>
         </w:rPr>
-        <w:t xml:space="preserve">두 가지 엄격도로 함께 보고한다. </w:t>
-      </w:r>
-      <w:r>
-        <w:rPr>
-          <w:rFonts w:ascii="바탕" w:hAnsi="바탕" w:eastAsia="바탕"/>
-          <w:b/>
-          <w:i w:val="0"/>
-          <w:sz w:val="20"/>
-        </w:rPr>
-        <w:t>λ*_CI</w:t>
-      </w:r>
-      <w:r>
-        <w:rPr>
-          <w:rFonts w:ascii="바탕" w:hAnsi="바탕" w:eastAsia="바탕"/>
-          <w:b w:val="0"/>
-          <w:i w:val="0"/>
-          <w:sz w:val="20"/>
-        </w:rPr>
-        <w:t xml:space="preserve">는 학습의 신뢰구간 하한이 규칙의 신뢰구간 상한보다 아래로 처음 내려간 λ로, "통계적으로 확실한 우위"가 사라지는 엄격한 기준이다. </w:t>
-      </w:r>
-      <w:r>
-        <w:rPr>
-          <w:rFonts w:ascii="바탕" w:hAnsi="바탕" w:eastAsia="바탕"/>
-          <w:b/>
-          <w:i w:val="0"/>
-          <w:sz w:val="20"/>
-        </w:rPr>
-        <w:t>λ*_점추정</w:t>
-      </w:r>
-      <w:r>
-        <w:rPr>
-          <w:rFonts w:ascii="바탕" w:hAnsi="바탕" w:eastAsia="바탕"/>
-          <w:b w:val="0"/>
-          <w:i w:val="0"/>
-          <w:sz w:val="20"/>
-        </w:rPr>
-        <w:t>은 학습의 IQM이 규칙의 IQM보다 아래로 처음 내려간 λ로, 두 곡선이 교차하는 느슨한 기준이다.</w:t>
+        <w:t xml:space="preserve"> 두 가지 엄격도로 함께 보고한다.</w:t>
       </w:r>
     </w:p>
     <w:p>
@@ -3349,22 +3394,43 @@
           <w:i w:val="0"/>
           <w:sz w:val="20"/>
         </w:rPr>
-        <w:t>격자 안에서 교차가 없으면 그 사실을 그대로 적는다 ("λ*는 격자 최대값보다 크다" 또는 "λ=0에서도 규칙을 못 이긴다"). 교차점을 보간해 만들어내지 않는다.</w:t>
-      </w:r>
-    </w:p>
-    <w:p>
-      <w:pPr>
-        <w:spacing w:line="312" w:lineRule="auto" w:before="200" w:after="80"/>
-        <w:jc w:val="left"/>
-      </w:pPr>
-      <w:r>
-        <w:rPr>
-          <w:rFonts w:ascii="맑은 고딕" w:hAnsi="맑은 고딕" w:eastAsia="맑은 고딕"/>
+        <w:t xml:space="preserve">두 가지 엄격도로 함께 보고한다. </w:t>
+      </w:r>
+      <w:r>
+        <w:rPr>
+          <w:rFonts w:ascii="바탕" w:hAnsi="바탕" w:eastAsia="바탕"/>
           <w:b/>
           <w:i w:val="0"/>
-          <w:sz w:val="22"/>
-        </w:rPr>
-        <w:t>6. 이 연구가 스스로에게 건 두 가지 검사</w:t>
+          <w:sz w:val="20"/>
+        </w:rPr>
+        <w:t>λ*_CI</w:t>
+      </w:r>
+      <w:r>
+        <w:rPr>
+          <w:rFonts w:ascii="바탕" w:hAnsi="바탕" w:eastAsia="바탕"/>
+          <w:b w:val="0"/>
+          <w:i w:val="0"/>
+          <w:sz w:val="20"/>
+        </w:rPr>
+        <w:t xml:space="preserve">는 학습의 신뢰구간 하한이 규칙의 신뢰구간 상한보다 아래로 처음 내려간 λ로, "통계적으로 확실한 우위"가 사라지는 엄격한 기준이다. </w:t>
+      </w:r>
+      <w:r>
+        <w:rPr>
+          <w:rFonts w:ascii="바탕" w:hAnsi="바탕" w:eastAsia="바탕"/>
+          <w:b/>
+          <w:i w:val="0"/>
+          <w:sz w:val="20"/>
+        </w:rPr>
+        <w:t>λ*_점추정</w:t>
+      </w:r>
+      <w:r>
+        <w:rPr>
+          <w:rFonts w:ascii="바탕" w:hAnsi="바탕" w:eastAsia="바탕"/>
+          <w:b w:val="0"/>
+          <w:i w:val="0"/>
+          <w:sz w:val="20"/>
+        </w:rPr>
+        <w:t>은 학습의 IQM이 규칙의 IQM보다 아래로 처음 내려간 λ로, 두 곡선이 교차하는 느슨한 기준이다.</w:t>
       </w:r>
     </w:p>
     <w:p>
@@ -3380,30 +3446,12 @@
           <w:i w:val="0"/>
           <w:sz w:val="20"/>
         </w:rPr>
-        <w:t xml:space="preserve">결과가 나온 뒤 "그건 이런 이유 아니냐"는 반론이 나올 자리를 미리 막기 위해, 두 가지 검사를 설계에 포함시켰다. 둘 다 </w:t>
-      </w:r>
-      <w:r>
-        <w:rPr>
-          <w:rFonts w:ascii="바탕" w:hAnsi="바탕" w:eastAsia="바탕"/>
-          <w:b/>
-          <w:i w:val="0"/>
-          <w:sz w:val="20"/>
-        </w:rPr>
-        <w:t>결과를 보고 나서 만든 것이 아니라</w:t>
-      </w:r>
-      <w:r>
-        <w:rPr>
-          <w:rFonts w:ascii="바탕" w:hAnsi="바탕" w:eastAsia="바탕"/>
-          <w:b w:val="0"/>
-          <w:i w:val="0"/>
-          <w:sz w:val="20"/>
-        </w:rPr>
-        <w:t xml:space="preserve"> 어떤 결과가 나와도 답해야 할 질문이므로, 어떤 답이 나오든 그대로 보고한다.</w:t>
+        <w:t>격자 안에서 교차가 없으면 그 사실을 그대로 적는다 ("λ*는 격자 최대값보다 크다" 또는 "λ=0에서도 규칙을 못 이긴다"). 교차점을 보간해 만들어내지 않는다.</w:t>
       </w:r>
     </w:p>
     <w:p>
       <w:pPr>
-        <w:spacing w:line="312" w:lineRule="auto" w:before="160" w:after="60"/>
+        <w:spacing w:line="312" w:lineRule="auto" w:before="200" w:after="80"/>
         <w:jc w:val="left"/>
       </w:pPr>
       <w:r>
@@ -3411,9 +3459,9 @@
           <w:rFonts w:ascii="맑은 고딕" w:hAnsi="맑은 고딕" w:eastAsia="맑은 고딕"/>
           <w:b/>
           <w:i w:val="0"/>
-          <w:sz w:val="20"/>
-        </w:rPr>
-        <w:t>6.1 공정성 검사 — "규칙에 진 것은 학습이 덜 된 탓 아닌가"</w:t>
+          <w:sz w:val="22"/>
+        </w:rPr>
+        <w:t>6. 이 연구가 스스로에게 건 두 가지 검사</w:t>
       </w:r>
     </w:p>
     <w:p>
@@ -3429,7 +3477,7 @@
           <w:i w:val="0"/>
           <w:sz w:val="20"/>
         </w:rPr>
-        <w:t xml:space="preserve">학습이 고정 규칙에 졌을 때, 그것이 </w:t>
+        <w:t xml:space="preserve">결과가 나온 뒤 "그건 이런 이유 아니냐"는 반론이 나올 자리를 미리 막기 위해, 두 가지 검사를 설계에 포함시켰다. 둘 다 </w:t>
       </w:r>
       <w:r>
         <w:rPr>
@@ -3438,7 +3486,7 @@
           <w:i w:val="0"/>
           <w:sz w:val="20"/>
         </w:rPr>
-        <w:t>비용 때문인지</w:t>
+        <w:t>결과를 보고 나서 만든 것이 아니라</w:t>
       </w:r>
       <w:r>
         <w:rPr>
@@ -3447,142 +3495,22 @@
           <w:i w:val="0"/>
           <w:sz w:val="20"/>
         </w:rPr>
-        <w:t xml:space="preserve"> 아니면 </w:t>
-      </w:r>
-      <w:r>
-        <w:rPr>
-          <w:rFonts w:ascii="바탕" w:hAnsi="바탕" w:eastAsia="바탕"/>
-          <w:b/>
-          <w:i w:val="0"/>
-          <w:sz w:val="20"/>
-        </w:rPr>
-        <w:t>애초에 학습이 덜 됐기 때문인지</w:t>
-      </w:r>
-      <w:r>
-        <w:rPr>
-          <w:rFonts w:ascii="바탕" w:hAnsi="바탕" w:eastAsia="바탕"/>
-          <w:b w:val="0"/>
-          <w:i w:val="0"/>
-          <w:sz w:val="20"/>
-        </w:rPr>
-        <w:t xml:space="preserve"> 구분되지 않으면 이 연구의 결론은 성립하지 않는다. 그래서 </w:t>
-      </w:r>
-      <w:r>
-        <w:rPr>
-          <w:rFonts w:ascii="바탕" w:hAnsi="바탕" w:eastAsia="바탕"/>
-          <w:b/>
-          <w:i w:val="0"/>
-          <w:sz w:val="20"/>
-        </w:rPr>
-        <w:t>비용이 아예 없는 λ=0 조건</w:t>
-      </w:r>
-      <w:r>
-        <w:rPr>
-          <w:rFonts w:ascii="바탕" w:hAnsi="바탕" w:eastAsia="바탕"/>
-          <w:b w:val="0"/>
-          <w:i w:val="0"/>
-          <w:sz w:val="20"/>
-        </w:rPr>
-        <w:t>에서 다음을 바꿔 가며 성능을 다시 잰다.</w:t>
+        <w:t xml:space="preserve"> 어떤 결과가 나와도 답해야 할 질문이므로, 어떤 답이 나오든 그대로 보고한다.</w:t>
       </w:r>
     </w:p>
     <w:p>
       <w:pPr>
-        <w:spacing w:line="480" w:lineRule="auto" w:before="0" w:after="0"/>
-        <w:ind w:left="340" w:hanging="198"/>
-      </w:pPr>
-      <w:r>
-        <w:rPr>
-          <w:rFonts w:ascii="바탕" w:hAnsi="바탕" w:eastAsia="바탕"/>
-          <w:b w:val="0"/>
-          <w:i w:val="0"/>
-          <w:sz w:val="20"/>
-        </w:rPr>
-        <w:t xml:space="preserve">· </w:t>
-      </w:r>
-      <w:r>
-        <w:rPr>
-          <w:rFonts w:ascii="바탕" w:hAnsi="바탕" w:eastAsia="바탕"/>
+        <w:spacing w:line="312" w:lineRule="auto" w:before="160" w:after="60"/>
+        <w:jc w:val="left"/>
+      </w:pPr>
+      <w:r>
+        <w:rPr>
+          <w:rFonts w:ascii="맑은 고딕" w:hAnsi="맑은 고딕" w:eastAsia="맑은 고딕"/>
           <w:b/>
           <w:i w:val="0"/>
           <w:sz w:val="20"/>
         </w:rPr>
-        <w:t>예산</w:t>
-      </w:r>
-      <w:r>
-        <w:rPr>
-          <w:rFonts w:ascii="바탕" w:hAnsi="바탕" w:eastAsia="바탕"/>
-          <w:b w:val="0"/>
-          <w:i w:val="0"/>
-          <w:sz w:val="20"/>
-        </w:rPr>
-        <w:t>: 조건당 환경 스텝을 3.3~5배로 늘린다</w:t>
-      </w:r>
-    </w:p>
-    <w:p>
-      <w:pPr>
-        <w:spacing w:line="480" w:lineRule="auto" w:before="0" w:after="0"/>
-        <w:ind w:left="340" w:hanging="198"/>
-      </w:pPr>
-      <w:r>
-        <w:rPr>
-          <w:rFonts w:ascii="바탕" w:hAnsi="바탕" w:eastAsia="바탕"/>
-          <w:b w:val="0"/>
-          <w:i w:val="0"/>
-          <w:sz w:val="20"/>
-        </w:rPr>
-        <w:t xml:space="preserve">· </w:t>
-      </w:r>
-      <w:r>
-        <w:rPr>
-          <w:rFonts w:ascii="바탕" w:hAnsi="바탕" w:eastAsia="바탕"/>
-          <w:b/>
-          <w:i w:val="0"/>
-          <w:sz w:val="20"/>
-        </w:rPr>
-        <w:t>탐험</w:t>
-      </w:r>
-      <w:r>
-        <w:rPr>
-          <w:rFonts w:ascii="바탕" w:hAnsi="바탕" w:eastAsia="바탕"/>
-          <w:b w:val="0"/>
-          <w:i w:val="0"/>
-          <w:sz w:val="20"/>
-        </w:rPr>
-        <w:t>: ε를 고정(0.2)에서 감소(1.0 → 0.05)로 바꾼다</w:t>
-      </w:r>
-    </w:p>
-    <w:p>
-      <w:pPr>
-        <w:spacing w:line="480" w:lineRule="auto" w:before="0" w:after="0"/>
-        <w:ind w:left="340" w:hanging="198"/>
-      </w:pPr>
-      <w:r>
-        <w:rPr>
-          <w:rFonts w:ascii="바탕" w:hAnsi="바탕" w:eastAsia="바탕"/>
-          <w:b w:val="0"/>
-          <w:i w:val="0"/>
-          <w:sz w:val="20"/>
-        </w:rPr>
-        <w:t xml:space="preserve">· </w:t>
-      </w:r>
-      <w:r>
-        <w:rPr>
-          <w:rFonts w:ascii="바탕" w:hAnsi="바탕" w:eastAsia="바탕"/>
-          <w:b/>
-          <w:i w:val="0"/>
-          <w:sz w:val="20"/>
-        </w:rPr>
-        <w:t>표현력</w:t>
-      </w:r>
-      <w:r>
-        <w:rPr>
-          <w:rFonts w:ascii="바탕" w:hAnsi="바탕" w:eastAsia="바탕"/>
-          <w:b w:val="0"/>
-          <w:i w:val="0"/>
-          <w:sz w:val="20"/>
-        </w:rPr>
-        <w:t>: 은닉층·버퍼·배치를 키운다</w:t>
+        <w:t>6.1 공정성 검사 — "규칙에 진 것은 학습이 덜 된 탓 아닌가"</w:t>
       </w:r>
     </w:p>
     <w:p>
@@ -3598,7 +3526,7 @@
           <w:i w:val="0"/>
           <w:sz w:val="20"/>
         </w:rPr>
-        <w:t xml:space="preserve">한 번에 하나씩만 바꿔야 원인을 말할 수 있으므로 후보를 나눠 돌린다. 비교 기준과 평가 방식은 본실험과 완전히 같다(시드별 점수 · IQM · 95% 신뢰구간). λ=0에서도 규칙을 넘어서지 못한다면 그것은 비용에 대한 발견이 아니라 </w:t>
+        <w:t xml:space="preserve">학습이 고정 규칙에 졌을 때, 그것이 </w:t>
       </w:r>
       <w:r>
         <w:rPr>
@@ -3607,7 +3535,7 @@
           <w:i w:val="0"/>
           <w:sz w:val="20"/>
         </w:rPr>
-        <w:t>그 환경에서 학습이라는 접근 자체가 열세</w:t>
+        <w:t>비용 때문인지</w:t>
       </w:r>
       <w:r>
         <w:rPr>
@@ -3616,22 +3544,142 @@
           <w:i w:val="0"/>
           <w:sz w:val="20"/>
         </w:rPr>
-        <w:t>라는 뜻이며, 논문은 그 구분을 흐리지 않는다.</w:t>
+        <w:t xml:space="preserve"> 아니면 </w:t>
+      </w:r>
+      <w:r>
+        <w:rPr>
+          <w:rFonts w:ascii="바탕" w:hAnsi="바탕" w:eastAsia="바탕"/>
+          <w:b/>
+          <w:i w:val="0"/>
+          <w:sz w:val="20"/>
+        </w:rPr>
+        <w:t>애초에 학습이 덜 됐기 때문인지</w:t>
+      </w:r>
+      <w:r>
+        <w:rPr>
+          <w:rFonts w:ascii="바탕" w:hAnsi="바탕" w:eastAsia="바탕"/>
+          <w:b w:val="0"/>
+          <w:i w:val="0"/>
+          <w:sz w:val="20"/>
+        </w:rPr>
+        <w:t xml:space="preserve"> 구분되지 않으면 이 연구의 결론은 성립하지 않는다. 그래서 </w:t>
+      </w:r>
+      <w:r>
+        <w:rPr>
+          <w:rFonts w:ascii="바탕" w:hAnsi="바탕" w:eastAsia="바탕"/>
+          <w:b/>
+          <w:i w:val="0"/>
+          <w:sz w:val="20"/>
+        </w:rPr>
+        <w:t>비용이 아예 없는 λ=0 조건</w:t>
+      </w:r>
+      <w:r>
+        <w:rPr>
+          <w:rFonts w:ascii="바탕" w:hAnsi="바탕" w:eastAsia="바탕"/>
+          <w:b w:val="0"/>
+          <w:i w:val="0"/>
+          <w:sz w:val="20"/>
+        </w:rPr>
+        <w:t>에서 다음을 바꿔 가며 성능을 다시 잰다.</w:t>
       </w:r>
     </w:p>
     <w:p>
       <w:pPr>
-        <w:spacing w:line="312" w:lineRule="auto" w:before="160" w:after="60"/>
-        <w:jc w:val="left"/>
-      </w:pPr>
-      <w:r>
-        <w:rPr>
-          <w:rFonts w:ascii="맑은 고딕" w:hAnsi="맑은 고딕" w:eastAsia="맑은 고딕"/>
+        <w:spacing w:line="480" w:lineRule="auto" w:before="0" w:after="0"/>
+        <w:ind w:left="340" w:hanging="198"/>
+      </w:pPr>
+      <w:r>
+        <w:rPr>
+          <w:rFonts w:ascii="바탕" w:hAnsi="바탕" w:eastAsia="바탕"/>
+          <w:b w:val="0"/>
+          <w:i w:val="0"/>
+          <w:sz w:val="20"/>
+        </w:rPr>
+        <w:t xml:space="preserve">· </w:t>
+      </w:r>
+      <w:r>
+        <w:rPr>
+          <w:rFonts w:ascii="바탕" w:hAnsi="바탕" w:eastAsia="바탕"/>
           <w:b/>
           <w:i w:val="0"/>
           <w:sz w:val="20"/>
         </w:rPr>
-        <w:t>6.2 인과 검사 — "무행동 붕괴는 최적해인가 탐험 실패인가"</w:t>
+        <w:t>예산</w:t>
+      </w:r>
+      <w:r>
+        <w:rPr>
+          <w:rFonts w:ascii="바탕" w:hAnsi="바탕" w:eastAsia="바탕"/>
+          <w:b w:val="0"/>
+          <w:i w:val="0"/>
+          <w:sz w:val="20"/>
+        </w:rPr>
+        <w:t>: 조건당 환경 스텝을 3.3~5배로 늘린다</w:t>
+      </w:r>
+    </w:p>
+    <w:p>
+      <w:pPr>
+        <w:spacing w:line="480" w:lineRule="auto" w:before="0" w:after="0"/>
+        <w:ind w:left="340" w:hanging="198"/>
+      </w:pPr>
+      <w:r>
+        <w:rPr>
+          <w:rFonts w:ascii="바탕" w:hAnsi="바탕" w:eastAsia="바탕"/>
+          <w:b w:val="0"/>
+          <w:i w:val="0"/>
+          <w:sz w:val="20"/>
+        </w:rPr>
+        <w:t xml:space="preserve">· </w:t>
+      </w:r>
+      <w:r>
+        <w:rPr>
+          <w:rFonts w:ascii="바탕" w:hAnsi="바탕" w:eastAsia="바탕"/>
+          <w:b/>
+          <w:i w:val="0"/>
+          <w:sz w:val="20"/>
+        </w:rPr>
+        <w:t>탐험</w:t>
+      </w:r>
+      <w:r>
+        <w:rPr>
+          <w:rFonts w:ascii="바탕" w:hAnsi="바탕" w:eastAsia="바탕"/>
+          <w:b w:val="0"/>
+          <w:i w:val="0"/>
+          <w:sz w:val="20"/>
+        </w:rPr>
+        <w:t>: ε를 고정(0.2)에서 감소(1.0 → 0.05)로 바꾼다</w:t>
+      </w:r>
+    </w:p>
+    <w:p>
+      <w:pPr>
+        <w:spacing w:line="480" w:lineRule="auto" w:before="0" w:after="0"/>
+        <w:ind w:left="340" w:hanging="198"/>
+      </w:pPr>
+      <w:r>
+        <w:rPr>
+          <w:rFonts w:ascii="바탕" w:hAnsi="바탕" w:eastAsia="바탕"/>
+          <w:b w:val="0"/>
+          <w:i w:val="0"/>
+          <w:sz w:val="20"/>
+        </w:rPr>
+        <w:t xml:space="preserve">· </w:t>
+      </w:r>
+      <w:r>
+        <w:rPr>
+          <w:rFonts w:ascii="바탕" w:hAnsi="바탕" w:eastAsia="바탕"/>
+          <w:b/>
+          <w:i w:val="0"/>
+          <w:sz w:val="20"/>
+        </w:rPr>
+        <w:t>표현력</w:t>
+      </w:r>
+      <w:r>
+        <w:rPr>
+          <w:rFonts w:ascii="바탕" w:hAnsi="바탕" w:eastAsia="바탕"/>
+          <w:b w:val="0"/>
+          <w:i w:val="0"/>
+          <w:sz w:val="20"/>
+        </w:rPr>
+        <w:t>: 은닉층·버퍼·배치를 키운다</w:t>
       </w:r>
     </w:p>
     <w:p>
@@ -3647,73 +3695,40 @@
           <w:i w:val="0"/>
           <w:sz w:val="20"/>
         </w:rPr>
-        <w:t>비용이 붙으면 학습이 '아무것도 하지 않기'로 굳는 현상이 관찰된다. 여기에는 두 가지 해석이 있다.</w:t>
+        <w:t xml:space="preserve">한 번에 하나씩만 바꿔야 원인을 말할 수 있으므로 후보를 나눠 돌린다. 비교 기준과 평가 방식은 본실험과 완전히 같다(시드별 점수 · IQM · 95% 신뢰구간). λ=0에서도 규칙을 넘어서지 못한다면 그것은 비용에 대한 발견이 아니라 </w:t>
+      </w:r>
+      <w:r>
+        <w:rPr>
+          <w:rFonts w:ascii="바탕" w:hAnsi="바탕" w:eastAsia="바탕"/>
+          <w:b/>
+          <w:i w:val="0"/>
+          <w:sz w:val="20"/>
+        </w:rPr>
+        <w:t>그 환경에서 학습이라는 접근 자체가 열세</w:t>
+      </w:r>
+      <w:r>
+        <w:rPr>
+          <w:rFonts w:ascii="바탕" w:hAnsi="바탕" w:eastAsia="바탕"/>
+          <w:b w:val="0"/>
+          <w:i w:val="0"/>
+          <w:sz w:val="20"/>
+        </w:rPr>
+        <w:t>라는 뜻이며, 논문은 그 구분을 흐리지 않는다.</w:t>
       </w:r>
     </w:p>
     <w:p>
       <w:pPr>
-        <w:spacing w:line="480" w:lineRule="auto" w:before="0" w:after="0"/>
-        <w:ind w:left="340" w:hanging="340"/>
-      </w:pPr>
-      <w:r>
-        <w:rPr>
-          <w:rFonts w:ascii="바탕" w:hAnsi="바탕" w:eastAsia="바탕"/>
-          <w:b w:val="0"/>
-          <w:i w:val="0"/>
-          <w:sz w:val="20"/>
-        </w:rPr>
-        <w:t xml:space="preserve">1. </w:t>
-      </w:r>
-      <w:r>
-        <w:rPr>
-          <w:rFonts w:ascii="바탕" w:hAnsi="바탕" w:eastAsia="바탕"/>
+        <w:spacing w:line="312" w:lineRule="auto" w:before="160" w:after="60"/>
+        <w:jc w:val="left"/>
+      </w:pPr>
+      <w:r>
+        <w:rPr>
+          <w:rFonts w:ascii="맑은 고딕" w:hAnsi="맑은 고딕" w:eastAsia="맑은 고딕"/>
           <w:b/>
           <w:i w:val="0"/>
           <w:sz w:val="20"/>
         </w:rPr>
-        <w:t>최적해</w:t>
-      </w:r>
-      <w:r>
-        <w:rPr>
-          <w:rFonts w:ascii="바탕" w:hAnsi="바탕" w:eastAsia="바탕"/>
-          <w:b w:val="0"/>
-          <w:i w:val="0"/>
-          <w:sz w:val="20"/>
-        </w:rPr>
-        <w:t>: 비용을 반영하면 실제로 가만히 있는 것이 최선이다</w:t>
-      </w:r>
-    </w:p>
-    <w:p>
-      <w:pPr>
-        <w:spacing w:line="480" w:lineRule="auto" w:before="0" w:after="0"/>
-        <w:ind w:left="340" w:hanging="340"/>
-      </w:pPr>
-      <w:r>
-        <w:rPr>
-          <w:rFonts w:ascii="바탕" w:hAnsi="바탕" w:eastAsia="바탕"/>
-          <w:b w:val="0"/>
-          <w:i w:val="0"/>
-          <w:sz w:val="20"/>
-        </w:rPr>
-        <w:t xml:space="preserve">2. </w:t>
-      </w:r>
-      <w:r>
-        <w:rPr>
-          <w:rFonts w:ascii="바탕" w:hAnsi="바탕" w:eastAsia="바탕"/>
-          <w:b/>
-          <w:i w:val="0"/>
-          <w:sz w:val="20"/>
-        </w:rPr>
-        <w:t>탐험 실패</w:t>
-      </w:r>
-      <w:r>
-        <w:rPr>
-          <w:rFonts w:ascii="바탕" w:hAnsi="바탕" w:eastAsia="바탕"/>
-          <w:b w:val="0"/>
-          <w:i w:val="0"/>
-          <w:sz w:val="20"/>
-        </w:rPr>
-        <w:t>: 비용 때문에 초반에 목표를 한 번도 보지 못해 굳었다</w:t>
+        <w:t>6.2 인과 검사 — "무행동 붕괴는 최적해인가 탐험 실패인가"</w:t>
       </w:r>
     </w:p>
     <w:p>
@@ -3729,49 +3744,13 @@
           <w:i w:val="0"/>
           <w:sz w:val="20"/>
         </w:rPr>
-        <w:t xml:space="preserve">두 해석은 같은 관측을 낳지만 뜻이 정반대다. 이를 가르기 위해 </w:t>
-      </w:r>
-      <w:r>
-        <w:rPr>
-          <w:rFonts w:ascii="바탕" w:hAnsi="바탕" w:eastAsia="바탕"/>
-          <w:b/>
-          <w:i w:val="0"/>
-          <w:sz w:val="20"/>
-        </w:rPr>
-        <w:t>같은 예산 안에서 비용을 켜는 시점만 바꾼 대조 조건</w:t>
-      </w:r>
-      <w:r>
-        <w:rPr>
-          <w:rFonts w:ascii="바탕" w:hAnsi="바탕" w:eastAsia="바탕"/>
-          <w:b w:val="0"/>
-          <w:i w:val="0"/>
-          <w:sz w:val="20"/>
-        </w:rPr>
-        <w:t xml:space="preserve">을 둔다. 앞 절반은 λ=0으로 학습하고 나머지 절반에서 λ를 켠다. </w:t>
-      </w:r>
-      <w:r>
-        <w:rPr>
-          <w:rFonts w:ascii="바탕" w:hAnsi="바탕" w:eastAsia="바탕"/>
-          <w:b/>
-          <w:i w:val="0"/>
-          <w:sz w:val="20"/>
-        </w:rPr>
-        <w:t>평가는 언제나 진짜 λ로 한다</w:t>
-      </w:r>
-      <w:r>
-        <w:rPr>
-          <w:rFonts w:ascii="바탕" w:hAnsi="바탕" w:eastAsia="바탕"/>
-          <w:b w:val="0"/>
-          <w:i w:val="0"/>
-          <w:sz w:val="20"/>
-        </w:rPr>
-        <w:t xml:space="preserve"> — 성적표는 비용이 있는 세상에서 매긴다.</w:t>
+        <w:t>비용이 붙으면 학습이 '아무것도 하지 않기'로 굳는 현상이 관찰된다. 여기에는 두 가지 해석이 있다.</w:t>
       </w:r>
     </w:p>
     <w:p>
       <w:pPr>
         <w:spacing w:line="480" w:lineRule="auto" w:before="0" w:after="0"/>
-        <w:ind w:left="340" w:hanging="198"/>
+        <w:ind w:left="340" w:hanging="340"/>
       </w:pPr>
       <w:r>
         <w:rPr>
@@ -3780,7 +3759,7 @@
           <w:i w:val="0"/>
           <w:sz w:val="20"/>
         </w:rPr>
-        <w:t xml:space="preserve">· 워밍업 쪽이 행동을 유지하고 점수가 높아지면 → </w:t>
+        <w:t xml:space="preserve">1. </w:t>
       </w:r>
       <w:r>
         <w:rPr>
@@ -3789,6 +3768,39 @@
           <w:i w:val="0"/>
           <w:sz w:val="20"/>
         </w:rPr>
+        <w:t>최적해</w:t>
+      </w:r>
+      <w:r>
+        <w:rPr>
+          <w:rFonts w:ascii="바탕" w:hAnsi="바탕" w:eastAsia="바탕"/>
+          <w:b w:val="0"/>
+          <w:i w:val="0"/>
+          <w:sz w:val="20"/>
+        </w:rPr>
+        <w:t>: 비용을 반영하면 실제로 가만히 있는 것이 최선이다</w:t>
+      </w:r>
+    </w:p>
+    <w:p>
+      <w:pPr>
+        <w:spacing w:line="480" w:lineRule="auto" w:before="0" w:after="0"/>
+        <w:ind w:left="340" w:hanging="340"/>
+      </w:pPr>
+      <w:r>
+        <w:rPr>
+          <w:rFonts w:ascii="바탕" w:hAnsi="바탕" w:eastAsia="바탕"/>
+          <w:b w:val="0"/>
+          <w:i w:val="0"/>
+          <w:sz w:val="20"/>
+        </w:rPr>
+        <w:t xml:space="preserve">2. </w:t>
+      </w:r>
+      <w:r>
+        <w:rPr>
+          <w:rFonts w:ascii="바탕" w:hAnsi="바탕" w:eastAsia="바탕"/>
+          <w:b/>
+          <w:i w:val="0"/>
+          <w:sz w:val="20"/>
+        </w:rPr>
         <w:t>탐험 실패</w:t>
       </w:r>
       <w:r>
@@ -3798,7 +3810,7 @@
           <w:i w:val="0"/>
           <w:sz w:val="20"/>
         </w:rPr>
-        <w:t>다.</w:t>
+        <w:t>: 비용 때문에 초반에 목표를 한 번도 보지 못해 굳었다</w:t>
       </w:r>
     </w:p>
     <w:p>
@@ -3814,7 +3826,43 @@
           <w:i w:val="0"/>
           <w:sz w:val="20"/>
         </w:rPr>
-        <w:t>비용이 있는 세상에서도 행동하는 정책이 존재하는데, 처음부터 비용을 물리면 그것을 못 찾는 것이다.</w:t>
+        <w:t xml:space="preserve">두 해석은 같은 관측을 낳지만 뜻이 정반대다. 이를 가르기 위해 </w:t>
+      </w:r>
+      <w:r>
+        <w:rPr>
+          <w:rFonts w:ascii="바탕" w:hAnsi="바탕" w:eastAsia="바탕"/>
+          <w:b/>
+          <w:i w:val="0"/>
+          <w:sz w:val="20"/>
+        </w:rPr>
+        <w:t>같은 예산 안에서 비용을 켜는 시점만 바꾼 대조 조건</w:t>
+      </w:r>
+      <w:r>
+        <w:rPr>
+          <w:rFonts w:ascii="바탕" w:hAnsi="바탕" w:eastAsia="바탕"/>
+          <w:b w:val="0"/>
+          <w:i w:val="0"/>
+          <w:sz w:val="20"/>
+        </w:rPr>
+        <w:t xml:space="preserve">을 둔다. 앞 절반은 λ=0으로 학습하고 나머지 절반에서 λ를 켠다. </w:t>
+      </w:r>
+      <w:r>
+        <w:rPr>
+          <w:rFonts w:ascii="바탕" w:hAnsi="바탕" w:eastAsia="바탕"/>
+          <w:b/>
+          <w:i w:val="0"/>
+          <w:sz w:val="20"/>
+        </w:rPr>
+        <w:t>평가는 언제나 진짜 λ로 한다</w:t>
+      </w:r>
+      <w:r>
+        <w:rPr>
+          <w:rFonts w:ascii="바탕" w:hAnsi="바탕" w:eastAsia="바탕"/>
+          <w:b w:val="0"/>
+          <w:i w:val="0"/>
+          <w:sz w:val="20"/>
+        </w:rPr>
+        <w:t xml:space="preserve"> — 성적표는 비용이 있는 세상에서 매긴다.</w:t>
       </w:r>
     </w:p>
     <w:p>
@@ -3829,7 +3877,7 @@
           <w:i w:val="0"/>
           <w:sz w:val="20"/>
         </w:rPr>
-        <w:t xml:space="preserve">· 워밍업 쪽도 똑같이 무행동으로 굳으면 → </w:t>
+        <w:t xml:space="preserve">· 워밍업 쪽이 행동을 유지하고 점수가 높아지면 → </w:t>
       </w:r>
       <w:r>
         <w:rPr>
@@ -3838,7 +3886,7 @@
           <w:i w:val="0"/>
           <w:sz w:val="20"/>
         </w:rPr>
-        <w:t>최적해</w:t>
+        <w:t>탐험 실패</w:t>
       </w:r>
       <w:r>
         <w:rPr>
@@ -3863,26 +3911,11 @@
           <w:i w:val="0"/>
           <w:sz w:val="20"/>
         </w:rPr>
-        <w:t>두 조건은 환경 스텝 예산·시드·평가 방식이 모두 같고, 다른 것은 학습 중 보상 신호뿐이다.</w:t>
+        <w:t>비용이 있는 세상에서도 행동하는 정책이 존재하는데, 처음부터 비용을 물리면 그것을 못 찾는 것이다.</w:t>
       </w:r>
     </w:p>
     <w:p>
       <w:pPr>
-        <w:spacing w:line="312" w:lineRule="auto" w:before="200" w:after="80"/>
-        <w:jc w:val="left"/>
-      </w:pPr>
-      <w:r>
-        <w:rPr>
-          <w:rFonts w:ascii="맑은 고딕" w:hAnsi="맑은 고딕" w:eastAsia="맑은 고딕"/>
-          <w:b/>
-          <w:i w:val="0"/>
-          <w:sz w:val="22"/>
-        </w:rPr>
-        <w:t>7. 재현성</w:t>
-      </w:r>
-    </w:p>
-    <w:p>
-      <w:pPr>
         <w:spacing w:line="480" w:lineRule="auto" w:before="0" w:after="0"/>
         <w:ind w:left="340" w:hanging="198"/>
       </w:pPr>
@@ -3893,25 +3926,25 @@
           <w:i w:val="0"/>
           <w:sz w:val="20"/>
         </w:rPr>
-        <w:t xml:space="preserve">· 모든 실험은 </w:t>
-      </w:r>
-      <w:r>
-        <w:rPr>
-          <w:rFonts w:ascii="Consolas" w:hAnsi="Consolas" w:eastAsia="Consolas"/>
+        <w:t xml:space="preserve">· 워밍업 쪽도 똑같이 무행동으로 굳으면 → </w:t>
+      </w:r>
+      <w:r>
+        <w:rPr>
+          <w:rFonts w:ascii="바탕" w:hAnsi="바탕" w:eastAsia="바탕"/>
+          <w:b/>
+          <w:i w:val="0"/>
+          <w:sz w:val="20"/>
+        </w:rPr>
+        <w:t>최적해</w:t>
+      </w:r>
+      <w:r>
+        <w:rPr>
+          <w:rFonts w:ascii="바탕" w:hAnsi="바탕" w:eastAsia="바탕"/>
           <w:b w:val="0"/>
           <w:i w:val="0"/>
-          <w:sz w:val="19"/>
-        </w:rPr>
-        <w:t>experiments/configs/*.yaml</w:t>
-      </w:r>
-      <w:r>
-        <w:rPr>
-          <w:rFonts w:ascii="바탕" w:hAnsi="바탕" w:eastAsia="바탕"/>
-          <w:b w:val="0"/>
-          <w:i w:val="0"/>
-          <w:sz w:val="20"/>
-        </w:rPr>
-        <w:t xml:space="preserve"> 한 장으로 실행되며, 결과 폴더 옆에 config 사본과</w:t>
+          <w:sz w:val="20"/>
+        </w:rPr>
+        <w:t>다.</w:t>
       </w:r>
     </w:p>
     <w:p>
@@ -3927,11 +3960,26 @@
           <w:i w:val="0"/>
           <w:sz w:val="20"/>
         </w:rPr>
-        <w:t>실행 메타데이터(소요시간, 스텝 예산, 평가 에피소드 수)를 남긴다</w:t>
+        <w:t>두 조건은 환경 스텝 예산·시드·평가 방식이 모두 같고, 다른 것은 학습 중 보상 신호뿐이다.</w:t>
       </w:r>
     </w:p>
     <w:p>
       <w:pPr>
+        <w:spacing w:line="312" w:lineRule="auto" w:before="200" w:after="80"/>
+        <w:jc w:val="left"/>
+      </w:pPr>
+      <w:r>
+        <w:rPr>
+          <w:rFonts w:ascii="맑은 고딕" w:hAnsi="맑은 고딕" w:eastAsia="맑은 고딕"/>
+          <w:b/>
+          <w:i w:val="0"/>
+          <w:sz w:val="22"/>
+        </w:rPr>
+        <w:t>7. 재현성</w:t>
+      </w:r>
+    </w:p>
+    <w:p>
+      <w:pPr>
         <w:spacing w:line="480" w:lineRule="auto" w:before="0" w:after="0"/>
         <w:ind w:left="340" w:hanging="198"/>
       </w:pPr>
@@ -3942,22 +3990,25 @@
           <w:i w:val="0"/>
           <w:sz w:val="20"/>
         </w:rPr>
-        <w:t>· 조건 단위로 체크포인트를 저장해 중단되면 마지막 지점부터 이어서 돌린다</w:t>
-      </w:r>
-    </w:p>
-    <w:p>
-      <w:pPr>
-        <w:spacing w:line="480" w:lineRule="auto" w:before="0" w:after="0"/>
-        <w:ind w:left="340" w:hanging="198"/>
-      </w:pPr>
-      <w:r>
-        <w:rPr>
-          <w:rFonts w:ascii="바탕" w:hAnsi="바탕" w:eastAsia="바탕"/>
+        <w:t xml:space="preserve">· 모든 실험은 </w:t>
+      </w:r>
+      <w:r>
+        <w:rPr>
+          <w:rFonts w:ascii="Consolas" w:hAnsi="Consolas" w:eastAsia="Consolas"/>
           <w:b w:val="0"/>
           <w:i w:val="0"/>
-          <w:sz w:val="20"/>
-        </w:rPr>
-        <w:t>· 실행 중에는 감시 스크립트가 1시간마다 프로세스 생존·진행 정체·로그 예외·NaN·디스크·</w:t>
+          <w:sz w:val="19"/>
+        </w:rPr>
+        <w:t>experiments/configs/*.yaml</w:t>
+      </w:r>
+      <w:r>
+        <w:rPr>
+          <w:rFonts w:ascii="바탕" w:hAnsi="바탕" w:eastAsia="바탕"/>
+          <w:b w:val="0"/>
+          <w:i w:val="0"/>
+          <w:sz w:val="20"/>
+        </w:rPr>
+        <w:t xml:space="preserve"> 한 장으로 실행되며, 결과 폴더 옆에 config 사본과</w:t>
       </w:r>
     </w:p>
     <w:p>
@@ -3973,25 +4024,7 @@
           <w:i w:val="0"/>
           <w:sz w:val="20"/>
         </w:rPr>
-        <w:t xml:space="preserve">학습 곡선 이상을 점검해 </w:t>
-      </w:r>
-      <w:r>
-        <w:rPr>
-          <w:rFonts w:ascii="Consolas" w:hAnsi="Consolas" w:eastAsia="Consolas"/>
-          <w:b w:val="0"/>
-          <w:i w:val="0"/>
-          <w:sz w:val="19"/>
-        </w:rPr>
-        <w:t>results/watchdog.log</w:t>
-      </w:r>
-      <w:r>
-        <w:rPr>
-          <w:rFonts w:ascii="바탕" w:hAnsi="바탕" w:eastAsia="바탕"/>
-          <w:b w:val="0"/>
-          <w:i w:val="0"/>
-          <w:sz w:val="20"/>
-        </w:rPr>
-        <w:t>에 남긴다</w:t>
+        <w:t>실행 메타데이터(소요시간, 스텝 예산, 평가 에피소드 수)를 남긴다</w:t>
       </w:r>
     </w:p>
     <w:p>
@@ -4006,25 +4039,22 @@
           <w:i w:val="0"/>
           <w:sz w:val="20"/>
         </w:rPr>
-        <w:t xml:space="preserve">· 실험 도중 내린 모든 설계 결정과 그 근거는 </w:t>
-      </w:r>
-      <w:r>
-        <w:rPr>
-          <w:rFonts w:ascii="Consolas" w:hAnsi="Consolas" w:eastAsia="Consolas"/>
+        <w:t>· 조건 단위로 체크포인트를 저장해 중단되면 마지막 지점부터 이어서 돌린다</w:t>
+      </w:r>
+    </w:p>
+    <w:p>
+      <w:pPr>
+        <w:spacing w:line="480" w:lineRule="auto" w:before="0" w:after="0"/>
+        <w:ind w:left="340" w:hanging="198"/>
+      </w:pPr>
+      <w:r>
+        <w:rPr>
+          <w:rFonts w:ascii="바탕" w:hAnsi="바탕" w:eastAsia="바탕"/>
           <w:b w:val="0"/>
           <w:i w:val="0"/>
-          <w:sz w:val="19"/>
-        </w:rPr>
-        <w:t>docs/실험일지.md</w:t>
-      </w:r>
-      <w:r>
-        <w:rPr>
-          <w:rFonts w:ascii="바탕" w:hAnsi="바탕" w:eastAsia="바탕"/>
-          <w:b w:val="0"/>
-          <w:i w:val="0"/>
-          <w:sz w:val="20"/>
-        </w:rPr>
-        <w:t>에 날짜와 함께 기록한다</w:t>
+          <w:sz w:val="20"/>
+        </w:rPr>
+        <w:t>· 실행 중에는 감시 스크립트가 1시간마다 프로세스 생존·진행 정체·로그 예외·NaN·디스크·</w:t>
       </w:r>
     </w:p>
     <w:p>
@@ -4040,7 +4070,7 @@
           <w:i w:val="0"/>
           <w:sz w:val="20"/>
         </w:rPr>
-        <w:t xml:space="preserve">*인용 근거 파일: </w:t>
+        <w:t xml:space="preserve">학습 곡선 이상을 점검해 </w:t>
       </w:r>
       <w:r>
         <w:rPr>
@@ -4049,7 +4079,7 @@
           <w:i w:val="0"/>
           <w:sz w:val="19"/>
         </w:rPr>
-        <w:t>results/aggregate/*_iqm.csv</w:t>
+        <w:t>results/watchdog.log</w:t>
       </w:r>
       <w:r>
         <w:rPr>
@@ -4058,7 +4088,22 @@
           <w:i w:val="0"/>
           <w:sz w:val="20"/>
         </w:rPr>
-        <w:t xml:space="preserve">, </w:t>
+        <w:t>에 남긴다</w:t>
+      </w:r>
+    </w:p>
+    <w:p>
+      <w:pPr>
+        <w:spacing w:line="480" w:lineRule="auto" w:before="0" w:after="0"/>
+        <w:ind w:left="340" w:hanging="198"/>
+      </w:pPr>
+      <w:r>
+        <w:rPr>
+          <w:rFonts w:ascii="바탕" w:hAnsi="바탕" w:eastAsia="바탕"/>
+          <w:b w:val="0"/>
+          <w:i w:val="0"/>
+          <w:sz w:val="20"/>
+        </w:rPr>
+        <w:t xml:space="preserve">· 실험 도중 내린 모든 설계 결정과 그 근거는 </w:t>
       </w:r>
       <w:r>
         <w:rPr>
@@ -4067,7 +4112,7 @@
           <w:i w:val="0"/>
           <w:sz w:val="19"/>
         </w:rPr>
-        <w:t>results/aggregate/*_lambda_star.json</w:t>
+        <w:t>docs/실험일지.md</w:t>
       </w:r>
       <w:r>
         <w:rPr>
@@ -4076,7 +4121,23 @@
           <w:i w:val="0"/>
           <w:sz w:val="20"/>
         </w:rPr>
-        <w:t xml:space="preserve">, </w:t>
+        <w:t>에 날짜와 함께 기록한다</w:t>
+      </w:r>
+    </w:p>
+    <w:p>
+      <w:pPr>
+        <w:spacing w:line="480" w:lineRule="auto" w:before="0" w:after="0"/>
+        <w:ind w:firstLine="200"/>
+        <w:jc w:val="both"/>
+      </w:pPr>
+      <w:r>
+        <w:rPr>
+          <w:rFonts w:ascii="바탕" w:hAnsi="바탕" w:eastAsia="바탕"/>
+          <w:b w:val="0"/>
+          <w:i w:val="0"/>
+          <w:sz w:val="20"/>
+        </w:rPr>
+        <w:t xml:space="preserve">*인용 근거 파일: </w:t>
       </w:r>
       <w:r>
         <w:rPr>
@@ -4085,6 +4146,42 @@
           <w:i w:val="0"/>
           <w:sz w:val="19"/>
         </w:rPr>
+        <w:t>results/aggregate/*_iqm.csv</w:t>
+      </w:r>
+      <w:r>
+        <w:rPr>
+          <w:rFonts w:ascii="바탕" w:hAnsi="바탕" w:eastAsia="바탕"/>
+          <w:b w:val="0"/>
+          <w:i w:val="0"/>
+          <w:sz w:val="20"/>
+        </w:rPr>
+        <w:t xml:space="preserve">, </w:t>
+      </w:r>
+      <w:r>
+        <w:rPr>
+          <w:rFonts w:ascii="Consolas" w:hAnsi="Consolas" w:eastAsia="Consolas"/>
+          <w:b w:val="0"/>
+          <w:i w:val="0"/>
+          <w:sz w:val="19"/>
+        </w:rPr>
+        <w:t>results/aggregate/*_lambda_star.json</w:t>
+      </w:r>
+      <w:r>
+        <w:rPr>
+          <w:rFonts w:ascii="바탕" w:hAnsi="바탕" w:eastAsia="바탕"/>
+          <w:b w:val="0"/>
+          <w:i w:val="0"/>
+          <w:sz w:val="20"/>
+        </w:rPr>
+        <w:t xml:space="preserve">, </w:t>
+      </w:r>
+      <w:r>
+        <w:rPr>
+          <w:rFonts w:ascii="Consolas" w:hAnsi="Consolas" w:eastAsia="Consolas"/>
+          <w:b w:val="0"/>
+          <w:i w:val="0"/>
+          <w:sz w:val="19"/>
+        </w:rPr>
         <w:t>docs/실험일지.md</w:t>
       </w:r>
       <w:r>
@@ -4289,7 +4386,25 @@
           <w:i w:val="0"/>
           <w:sz w:val="20"/>
         </w:rPr>
-        <w:t>: λ마다 그 시점에서 가장 센 고정 규칙을 골라 이은 포락선. 비용이 커지면 최강 규칙이 무행동으로 바뀌기 때문에 이 보조선을 함께 본다.</w:t>
+        <w:t xml:space="preserve">: λ마다 그 시점에서 가장 센 고정 규칙을 골라 이은 포락선. 비용이 커지면 최강 규칙이 무행동으로 바뀌므로 이 보조선을 함께 본다. </w:t>
+      </w:r>
+      <w:r>
+        <w:rPr>
+          <w:rFonts w:ascii="바탕" w:hAnsi="바탕" w:eastAsia="바탕"/>
+          <w:b/>
+          <w:i w:val="0"/>
+          <w:sz w:val="20"/>
+        </w:rPr>
+        <w:t>기준 규칙과 값이 한 번도 달라지지 않는 환경에서는 표에서 이 열을 생략한다</w:t>
+      </w:r>
+      <w:r>
+        <w:rPr>
+          <w:rFonts w:ascii="바탕" w:hAnsi="바탕" w:eastAsia="바탕"/>
+          <w:b w:val="0"/>
+          <w:i w:val="0"/>
+          <w:sz w:val="20"/>
+        </w:rPr>
+        <w:t>(중복이므로).</w:t>
       </w:r>
     </w:p>
     <w:p>
@@ -13477,7 +13592,7 @@
           <w:i w:val="0"/>
           <w:sz w:val="20"/>
         </w:rPr>
-        <w:t>셋째, 무행동 붕괴는 최적해가 아니라 탐험 실패다.</w:t>
+        <w:t>셋째, 무행동 붕괴가 관찰된다.</w:t>
       </w:r>
       <w:r>
         <w:rPr>
@@ -13486,7 +13601,7 @@
           <w:i w:val="0"/>
           <w:sz w:val="20"/>
         </w:rPr>
-        <w:t xml:space="preserve"> 희소 보상 환경에서는 에피소드 보상의 1% 수준밖에 안 되는 작은 비용만으로도 세 계열 모두 행동을 멈추고 그대로 굳었다. 비용을 처음부터 물리지 않고 학습 도중에 켜는 대조 실험으로, 이것이 "비용을 감안하면 가만히 있는 것이 정말 최적"이라서가 아니라 </w:t>
+        <w:t xml:space="preserve"> 희소 보상 환경에서는 에피소드 보상의 1% 수준밖에 안 되는 작은 비용만으로도 세 계열 모두 행동을 멈추고 그대로 굳었다. 이것이 "비용을 감안하면 가만히 있는 것이 정말 최적"이어서인지, 아니면 "비용 때문에 목표를 한 번도 보지 못해서"인지를 가르기 위해, 같은 예산 안에서 </w:t>
       </w:r>
       <w:r>
         <w:rPr>
@@ -13495,7 +13610,7 @@
           <w:i w:val="0"/>
           <w:sz w:val="20"/>
         </w:rPr>
-        <w:t>비용 때문에 목표를 한 번도 보지 못해서</w:t>
+        <w:t>비용을 켜는 시점만 바꾼 대조 조건</w:t>
       </w:r>
       <w:r>
         <w:rPr>
@@ -13504,7 +13619,7 @@
           <w:i w:val="0"/>
           <w:sz w:val="20"/>
         </w:rPr>
-        <w:t xml:space="preserve"> 생긴 결과임을 확인했다.</w:t>
+        <w:t>을 두었다(Ⅲ장 6.2절). [실험 대기 — 결과 나오면 확정] 결과는 Ⅳ장에 그대로 싣는다.</w:t>
       </w:r>
     </w:p>
     <w:p>

--- a/졸업논문_초안v1.docx
+++ b/졸업논문_초안v1.docx
@@ -82,7 +82,7 @@
           <w:i w:val="0"/>
           <w:sz w:val="20"/>
         </w:rPr>
-        <w:t>행동에는 값이 붙는다. 기계를 한 번 움직일 때마다 부품이 닳고 연료가 든다. 그러나 표준 강화학습은 이 값을 0으로 두므로, 학습된 정책은 가만히 있어도 되는 순간에도 매 스텝 행동한다. 기존 연구는 행동을 아끼는 방법을 제시했으나 행동 비용의 크기를 바꿔 가며 성능을 재지는 않았다. 본 연구는 보상을 r′ = r − λ·1[행동 실행]로 바꾸어 행동 1회의 비용 λ를 독립 변수로 삼고, 표준 DQN·TempoRL 방식·Lazy-MDP 방식·고정 규칙 네 계열을 동일한 환경 스텝 예산과 동일한 평가 방식으로 비교하였다. 두 환경에서 시드 10개·IQM·95% 계층 부트스트랩 신뢰구간으로 집계한 결과, 학습이 규칙을 더 이상 이기지 못하는 임계 비용 λ*는 두 환경에서 크게 달랐다. 즉 학습을 도입할 가치는 비용의 크기보다 보상이 조밀한지, 그리고 이미 좋은 고정 규칙이 있는지에 먼저 좌우된다. 또한 보상이 희소한 환경에서는 작은 비용만으로 학습이 무행동으로 얼어붙었고, 비용을 나중에 부과하는 대조 실험으로 이것이 최적해가 아니라 탐험 실패임을 확인하였다.</w:t>
+        <w:t>행동에는 값이 붙는다. 기계를 한 번 움직일 때마다 부품이 닳고 연료가 든다. 그러나 표준 강화학습은 이 값을 0으로 두므로, 학습된 정책은 가만히 있어도 되는 순간에도 매 스텝 행동한다. 기존 연구는 행동을 아끼는 방법을 제시했으나 행동 비용의 크기를 바꿔 가며 성능을 재지는 않았다. 본 연구는 보상을 r′ = r − λ·1[행동 실행]로 바꾸어 행동 1회의 비용 λ를 독립 변수로 삼고, 표준 DQN·TempoRL 방식·Lazy-MDP 방식·고정 규칙 네 계열을 동일한 환경 스텝 예산과 동일한 평가 방식으로 비교하였다. 성질이 다른 세 환경에서 시드 10개·IQM·95% 계층 부트스트랩 신뢰구간으로 집계한 결과, 학습이 규칙을 더 이상 이기지 못하는 임계 비용 λ*는 환경마다 크게 달랐다. 즉 학습을 도입할 가치는 비용의 크기보다 보상이 조밀한지, 그리고 이미 좋은 고정 규칙이 있는지에 먼저 좌우된다. 또한 보상이 희소한 환경에서는 작은 비용만으로 학습이 무행동으로 얼어붙었고, 비용을 나중에 부과하는 대조 실험으로 이것이 최적해가 아니라 탐험 실패임을 확인하였다.</w:t>
       </w:r>
     </w:p>
     <w:p>

--- a/졸업논문_초안v1.docx
+++ b/졸업논문_초안v1.docx
@@ -82,7 +82,7 @@
           <w:i w:val="0"/>
           <w:sz w:val="20"/>
         </w:rPr>
-        <w:t>행동에는 값이 붙는다. 기계를 한 번 움직일 때마다 부품이 닳고 연료가 든다. 그러나 표준 강화학습은 이 값을 0으로 두므로, 학습된 정책은 가만히 있어도 되는 순간에도 매 스텝 행동한다. 기존 연구는 행동을 아끼는 방법을 제시했으나 행동 비용의 크기를 바꿔 가며 성능을 재지는 않았다. 본 연구는 보상을 r′ = r − λ·1[행동 실행]로 바꾸어 행동 1회의 비용 λ를 독립 변수로 삼고, 표준 DQN·TempoRL 방식·Lazy-MDP 방식·고정 규칙 네 계열을 동일한 환경 스텝 예산과 동일한 평가 방식으로 비교하였다. 성질이 다른 세 환경에서 시드 10개·IQM·95% 계층 부트스트랩 신뢰구간으로 집계한 결과, 학습이 규칙을 더 이상 이기지 못하는 임계 비용 λ*는 환경마다 크게 달랐다. 즉 학습을 도입할 가치는 비용의 크기보다 보상이 조밀한지, 그리고 이미 좋은 고정 규칙이 있는지에 먼저 좌우된다. 또한 보상이 희소한 환경에서는 작은 비용만으로 학습이 무행동으로 얼어붙었고, 비용을 나중에 부과하는 대조 실험으로 이것이 최적해가 아니라 탐험 실패임을 확인하였다.</w:t>
+        <w:t>행동에는 값이 붙는다. 기계를 한 번 움직일 때마다 부품이 닳고 연료가 든다. 그러나 표준 강화학습은 이 값을 0으로 두므로, 학습된 정책은 가만히 있어도 되는 순간에도 매 스텝 행동한다. 기존 연구는 행동을 아끼는 방법을 제시했으나 행동 비용의 크기를 바꿔 가며 성능을 재지는 않았다. 본 연구는 보상을 r′ = r − λ·1[행동 실행]로 바꾸어 행동 1회의 비용 λ를 독립 변수로 삼고, 표준 DQN·TempoRL 방식·Lazy-MDP 방식·고정 규칙 네 계열을 동일한 환경 스텝 예산과 동일한 평가 방식으로 비교하였다. 성질이 다른 세 환경에서 시드 10개·IQM·95% 계층 부트스트랩 신뢰구간으로 집계한 결과, 학습이 규칙을 더 이상 이기지 못하는 임계 비용 λ*는 환경마다 크게 달랐다. 즉 학습을 도입할 가치는 비용의 크기보다 보상이 조밀한지, 그리고 이미 좋은 고정 규칙이 있는지에 먼저 좌우된다. 또한 보상이 희소한 환경에서는 작은 비용만으로 학습이 무행동으로 얼어붙었으며, 이것이 최적해인지 탐험 실패인지를 가르기 위해 비용을 학습 도중에 켜는 대조 조건을 함께 실험하였다. [실험 대기 — 결과 나오면 확정]</w:t>
       </w:r>
     </w:p>
     <w:p>

--- a/졸업논문_초안v1.docx
+++ b/졸업논문_초안v1.docx
@@ -14383,7 +14383,7 @@
           <w:i w:val="0"/>
           <w:sz w:val="19"/>
         </w:rPr>
-        <w:t>A. Jacq, J. Ferret, O. Pietquin, and M. Geist, "Lazy-MDPs: Towards interpretable reinforcement learning by learning when to act," Proceedings of the 21st International Conference on Autonomous Agents and Multiagent Systems (AAMAS), pp.669-677, 2022.</w:t>
+        <w:t>A. Jacq, J. Ferret, O. Pietquin, and M. Geist, "Lazy-MDPs: Towards interpretable reinforcement learning by learning when to act," Proceedings of the 21st International Conference on Autonomous Agents and Multiagent Systems (AAMAS), 2022. [본인 확인 필요 — 페이지 번호]</w:t>
       </w:r>
     </w:p>
     <w:p>
@@ -14407,7 +14407,7 @@
           <w:i w:val="0"/>
           <w:sz w:val="19"/>
         </w:rPr>
-        <w:t>R. Agarwal, M. Schwarzer, P. S. Castro, A. Courville, and M. G. Bellemare, "Deep reinforcement learning at the edge of the statistical precipice," Advances in Neural Information Processing Systems (NeurIPS), Vol.34, pp.29304-29320, 2021.</w:t>
+        <w:t>R. Agarwal, M. Schwarzer, P. S. Castro, A. Courville, and M. G. Bellemare, "Deep reinforcement learning at the edge of the statistical precipice," Advances in Neural Information Processing Systems (NeurIPS), 2021. [본인 확인 필요 — 권·페이지 번호]</w:t>
       </w:r>
     </w:p>
     <w:sectPr>

--- a/졸업논문_초안v1.docx
+++ b/졸업논문_초안v1.docx
@@ -6740,7 +6740,7 @@
                 <w:i w:val="0"/>
                 <w:sz w:val="18"/>
               </w:rPr>
-              <w:t>-141 [-159, -129]</w:t>
+              <w:t>-141 [-159, -128]</w:t>
             </w:r>
           </w:p>
         </w:tc>
@@ -6760,7 +6760,7 @@
                 <w:i w:val="0"/>
                 <w:sz w:val="18"/>
               </w:rPr>
-              <w:t>-128 [-152, -118]</w:t>
+              <w:t>-128 [-152, -117]</w:t>
             </w:r>
           </w:p>
         </w:tc>
@@ -6862,7 +6862,7 @@
                 <w:i w:val="0"/>
                 <w:sz w:val="18"/>
               </w:rPr>
-              <w:t>-193 [-200, -167]</w:t>
+              <w:t>-193 [-200, -168]</w:t>
             </w:r>
           </w:p>
         </w:tc>
@@ -6882,7 +6882,7 @@
                 <w:i w:val="0"/>
                 <w:sz w:val="18"/>
               </w:rPr>
-              <w:t>-156 [-174, -134]</w:t>
+              <w:t>-156 [-174, -133]</w:t>
             </w:r>
           </w:p>
         </w:tc>
@@ -6984,7 +6984,7 @@
                 <w:i w:val="0"/>
                 <w:sz w:val="18"/>
               </w:rPr>
-              <w:t>-200 [-201, -182]</w:t>
+              <w:t>-200 [-201, -177]</w:t>
             </w:r>
           </w:p>
         </w:tc>
@@ -9515,7 +9515,7 @@
                 <w:sz w:val="18"/>
                 <w:vertAlign w:val="superscript"/>
               </w:rPr>
-              <w:t>[171, 216]</w:t>
+              <w:t>[172, 216]</w:t>
             </w:r>
           </w:p>
         </w:tc>
@@ -9575,7 +9575,7 @@
                 <w:sz w:val="18"/>
                 <w:vertAlign w:val="superscript"/>
               </w:rPr>
-              <w:t>[180, 234]</w:t>
+              <w:t>[180, 235]</w:t>
             </w:r>
           </w:p>
         </w:tc>
@@ -9707,7 +9707,7 @@
                 <w:sz w:val="18"/>
                 <w:vertAlign w:val="superscript"/>
               </w:rPr>
-              <w:t>[143, 207]</w:t>
+              <w:t>[140, 207]</w:t>
             </w:r>
           </w:p>
         </w:tc>
@@ -9737,7 +9737,7 @@
                 <w:sz w:val="18"/>
                 <w:vertAlign w:val="superscript"/>
               </w:rPr>
-              <w:t>[54, 177]</w:t>
+              <w:t>[54, 176]</w:t>
             </w:r>
           </w:p>
         </w:tc>
@@ -9767,7 +9767,7 @@
                 <w:sz w:val="18"/>
                 <w:vertAlign w:val="superscript"/>
               </w:rPr>
-              <w:t>[169, 228]</w:t>
+              <w:t>[174, 228]</w:t>
             </w:r>
           </w:p>
         </w:tc>
@@ -9929,7 +9929,7 @@
                 <w:sz w:val="18"/>
                 <w:vertAlign w:val="superscript"/>
               </w:rPr>
-              <w:t>[5, 156]</w:t>
+              <w:t>[10, 156]</w:t>
             </w:r>
           </w:p>
         </w:tc>
@@ -10071,7 +10071,7 @@
                 <w:sz w:val="18"/>
                 <w:vertAlign w:val="superscript"/>
               </w:rPr>
-              <w:t>[62, 105]</w:t>
+              <w:t>[63, 104]</w:t>
             </w:r>
           </w:p>
         </w:tc>
@@ -10121,7 +10121,7 @@
                 <w:sz w:val="18"/>
                 <w:vertAlign w:val="superscript"/>
               </w:rPr>
-              <w:t>[54, 142]</w:t>
+              <w:t>[56, 143]</w:t>
             </w:r>
           </w:p>
         </w:tc>
@@ -10223,7 +10223,7 @@
                 <w:i w:val="0"/>
                 <w:sz w:val="18"/>
               </w:rPr>
-              <w:t>-13 [-57, 35]</w:t>
+              <w:t>-13 [-57, 34]</w:t>
             </w:r>
           </w:p>
         </w:tc>
@@ -10243,7 +10243,7 @@
                 <w:i w:val="0"/>
                 <w:sz w:val="18"/>
               </w:rPr>
-              <w:t>-34 [-129, 24]</w:t>
+              <w:t>-34 [-126, 23]</w:t>
             </w:r>
           </w:p>
         </w:tc>
@@ -10263,7 +10263,7 @@
                 <w:i w:val="0"/>
                 <w:sz w:val="18"/>
               </w:rPr>
-              <w:t>37 [-42, 66]</w:t>
+              <w:t>37 [-40, 66]</w:t>
             </w:r>
           </w:p>
         </w:tc>
@@ -10385,7 +10385,7 @@
                 <w:i w:val="0"/>
                 <w:sz w:val="18"/>
               </w:rPr>
-              <w:t>-52 [-98, -7]</w:t>
+              <w:t>-52 [-99, -8]</w:t>
             </w:r>
           </w:p>
         </w:tc>
@@ -10507,7 +10507,7 @@
                 <w:i w:val="0"/>
                 <w:sz w:val="18"/>
               </w:rPr>
-              <w:t>-134 [-152, -115]</w:t>
+              <w:t>-134 [-151, -115]</w:t>
             </w:r>
           </w:p>
         </w:tc>
@@ -10527,7 +10527,7 @@
                 <w:i w:val="0"/>
                 <w:sz w:val="18"/>
               </w:rPr>
-              <w:t>-153 [-237, -128]</w:t>
+              <w:t>-153 [-238, -128]</w:t>
             </w:r>
           </w:p>
         </w:tc>
@@ -10547,7 +10547,7 @@
                 <w:i w:val="0"/>
                 <w:sz w:val="18"/>
               </w:rPr>
-              <w:t>-157 [-224, -110]</w:t>
+              <w:t>-157 [-220, -108]</w:t>
             </w:r>
           </w:p>
         </w:tc>
@@ -10669,7 +10669,7 @@
                 <w:i w:val="0"/>
                 <w:sz w:val="18"/>
               </w:rPr>
-              <w:t>-286 [-341, -205]</w:t>
+              <w:t>-286 [-341, -206]</w:t>
             </w:r>
           </w:p>
         </w:tc>
@@ -10689,7 +10689,7 @@
                 <w:i w:val="0"/>
                 <w:sz w:val="18"/>
               </w:rPr>
-              <w:t>-175 [-267, -137]</w:t>
+              <w:t>-175 [-261, -137]</w:t>
             </w:r>
           </w:p>
         </w:tc>
@@ -12792,7 +12792,7 @@
                 <w:i w:val="0"/>
                 <w:sz w:val="18"/>
               </w:rPr>
-              <w:t>[-179.9, -142.0]</w:t>
+              <w:t>[-179.9, -142.1]</w:t>
             </w:r>
           </w:p>
         </w:tc>

--- a/졸업논문_초안v1.docx
+++ b/졸업논문_초안v1.docx
@@ -6740,7 +6740,7 @@
                 <w:i w:val="0"/>
                 <w:sz w:val="18"/>
               </w:rPr>
-              <w:t>-141 [-159, -128]</w:t>
+              <w:t>-141 [-159, -129]</w:t>
             </w:r>
           </w:p>
         </w:tc>
@@ -6760,7 +6760,7 @@
                 <w:i w:val="0"/>
                 <w:sz w:val="18"/>
               </w:rPr>
-              <w:t>-128 [-152, -117]</w:t>
+              <w:t>-128 [-152, -118]</w:t>
             </w:r>
           </w:p>
         </w:tc>
@@ -6862,7 +6862,7 @@
                 <w:i w:val="0"/>
                 <w:sz w:val="18"/>
               </w:rPr>
-              <w:t>-193 [-200, -168]</w:t>
+              <w:t>-193 [-200, -167]</w:t>
             </w:r>
           </w:p>
         </w:tc>
@@ -6882,7 +6882,7 @@
                 <w:i w:val="0"/>
                 <w:sz w:val="18"/>
               </w:rPr>
-              <w:t>-156 [-174, -133]</w:t>
+              <w:t>-156 [-174, -134]</w:t>
             </w:r>
           </w:p>
         </w:tc>
@@ -6984,7 +6984,7 @@
                 <w:i w:val="0"/>
                 <w:sz w:val="18"/>
               </w:rPr>
-              <w:t>-200 [-201, -177]</w:t>
+              <w:t>-200 [-201, -182]</w:t>
             </w:r>
           </w:p>
         </w:tc>
@@ -9515,7 +9515,7 @@
                 <w:sz w:val="18"/>
                 <w:vertAlign w:val="superscript"/>
               </w:rPr>
-              <w:t>[172, 216]</w:t>
+              <w:t>[171, 216]</w:t>
             </w:r>
           </w:p>
         </w:tc>
@@ -9575,7 +9575,7 @@
                 <w:sz w:val="18"/>
                 <w:vertAlign w:val="superscript"/>
               </w:rPr>
-              <w:t>[180, 235]</w:t>
+              <w:t>[180, 234]</w:t>
             </w:r>
           </w:p>
         </w:tc>
@@ -9707,7 +9707,7 @@
                 <w:sz w:val="18"/>
                 <w:vertAlign w:val="superscript"/>
               </w:rPr>
-              <w:t>[140, 207]</w:t>
+              <w:t>[143, 207]</w:t>
             </w:r>
           </w:p>
         </w:tc>
@@ -9737,7 +9737,7 @@
                 <w:sz w:val="18"/>
                 <w:vertAlign w:val="superscript"/>
               </w:rPr>
-              <w:t>[54, 176]</w:t>
+              <w:t>[54, 177]</w:t>
             </w:r>
           </w:p>
         </w:tc>
@@ -9767,7 +9767,7 @@
                 <w:sz w:val="18"/>
                 <w:vertAlign w:val="superscript"/>
               </w:rPr>
-              <w:t>[174, 228]</w:t>
+              <w:t>[169, 228]</w:t>
             </w:r>
           </w:p>
         </w:tc>
@@ -9929,7 +9929,7 @@
                 <w:sz w:val="18"/>
                 <w:vertAlign w:val="superscript"/>
               </w:rPr>
-              <w:t>[10, 156]</w:t>
+              <w:t>[5, 156]</w:t>
             </w:r>
           </w:p>
         </w:tc>
@@ -10071,7 +10071,7 @@
                 <w:sz w:val="18"/>
                 <w:vertAlign w:val="superscript"/>
               </w:rPr>
-              <w:t>[63, 104]</w:t>
+              <w:t>[62, 105]</w:t>
             </w:r>
           </w:p>
         </w:tc>
@@ -10121,7 +10121,7 @@
                 <w:sz w:val="18"/>
                 <w:vertAlign w:val="superscript"/>
               </w:rPr>
-              <w:t>[56, 143]</w:t>
+              <w:t>[54, 142]</w:t>
             </w:r>
           </w:p>
         </w:tc>
@@ -10223,7 +10223,7 @@
                 <w:i w:val="0"/>
                 <w:sz w:val="18"/>
               </w:rPr>
-              <w:t>-13 [-57, 34]</w:t>
+              <w:t>-13 [-57, 35]</w:t>
             </w:r>
           </w:p>
         </w:tc>
@@ -10243,7 +10243,7 @@
                 <w:i w:val="0"/>
                 <w:sz w:val="18"/>
               </w:rPr>
-              <w:t>-34 [-126, 23]</w:t>
+              <w:t>-34 [-129, 24]</w:t>
             </w:r>
           </w:p>
         </w:tc>
@@ -10263,7 +10263,7 @@
                 <w:i w:val="0"/>
                 <w:sz w:val="18"/>
               </w:rPr>
-              <w:t>37 [-40, 66]</w:t>
+              <w:t>37 [-42, 66]</w:t>
             </w:r>
           </w:p>
         </w:tc>
@@ -10385,7 +10385,7 @@
                 <w:i w:val="0"/>
                 <w:sz w:val="18"/>
               </w:rPr>
-              <w:t>-52 [-99, -8]</w:t>
+              <w:t>-52 [-98, -7]</w:t>
             </w:r>
           </w:p>
         </w:tc>
@@ -10507,7 +10507,7 @@
                 <w:i w:val="0"/>
                 <w:sz w:val="18"/>
               </w:rPr>
-              <w:t>-134 [-151, -115]</w:t>
+              <w:t>-134 [-152, -115]</w:t>
             </w:r>
           </w:p>
         </w:tc>
@@ -10527,7 +10527,7 @@
                 <w:i w:val="0"/>
                 <w:sz w:val="18"/>
               </w:rPr>
-              <w:t>-153 [-238, -128]</w:t>
+              <w:t>-153 [-237, -128]</w:t>
             </w:r>
           </w:p>
         </w:tc>
@@ -10547,7 +10547,7 @@
                 <w:i w:val="0"/>
                 <w:sz w:val="18"/>
               </w:rPr>
-              <w:t>-157 [-220, -108]</w:t>
+              <w:t>-157 [-224, -110]</w:t>
             </w:r>
           </w:p>
         </w:tc>
@@ -10669,7 +10669,7 @@
                 <w:i w:val="0"/>
                 <w:sz w:val="18"/>
               </w:rPr>
-              <w:t>-286 [-341, -206]</w:t>
+              <w:t>-286 [-341, -205]</w:t>
             </w:r>
           </w:p>
         </w:tc>
@@ -10689,7 +10689,7 @@
                 <w:i w:val="0"/>
                 <w:sz w:val="18"/>
               </w:rPr>
-              <w:t>-175 [-261, -137]</w:t>
+              <w:t>-175 [-267, -137]</w:t>
             </w:r>
           </w:p>
         </w:tc>
@@ -12398,7 +12398,7 @@
           <w:color w:val="555555"/>
           <w:sz w:val="17"/>
         </w:rPr>
-        <w:t>가로축은 λ=0 부근을 넓혀 보기 위해 대칭 로그 축(linthresh=0.001)을 썼다. 왼쪽은 에피소드당 행동 횟수, 오른쪽은 목표 도달률이다.</w:t>
+        <w:t>가로축은 λ=0 부근을 넓혀 보기 위해 대칭 로그 축을 썼다(0.001 아래는 선형). 왼쪽은 에피소드당 행동 횟수, 오른쪽은 목표 도달률이며, 선은 IQM, 띠는 95% 계층 부트스트랩 신뢰구간이다(시드 10개). 검은 점선은 기준 규칙(pump)이다.</w:t>
       </w:r>
     </w:p>
     <w:p>
@@ -12792,7 +12792,7 @@
                 <w:i w:val="0"/>
                 <w:sz w:val="18"/>
               </w:rPr>
-              <w:t>[-179.9, -142.1]</w:t>
+              <w:t>[-179.9, -142.0]</w:t>
             </w:r>
           </w:p>
         </w:tc>

--- a/졸업논문_초안v1.docx
+++ b/졸업논문_초안v1.docx
@@ -5587,9 +5587,10 @@
         <w:tblLook w:firstColumn="1" w:firstRow="1" w:lastColumn="0" w:lastRow="0" w:noHBand="0" w:noVBand="1" w:val="04A0"/>
       </w:tblPr>
       <w:tblGrid>
-        <w:gridCol w:w="3024"/>
-        <w:gridCol w:w="3024"/>
-        <w:gridCol w:w="3024"/>
+        <w:gridCol w:w="2268"/>
+        <w:gridCol w:w="2268"/>
+        <w:gridCol w:w="2268"/>
+        <w:gridCol w:w="2268"/>
       </w:tblGrid>
       <w:tr>
         <w:tc>
@@ -5658,6 +5659,28 @@
             </w:r>
           </w:p>
         </w:tc>
+        <w:tc>
+          <w:tcPr>
+            <w:tcW w:type="dxa" w:w="2268"/>
+            <w:shd w:val="clear" w:color="auto" w:fill="EDEDED"/>
+          </w:tcPr>
+          <w:p>
+            <w:pPr>
+              <w:spacing w:line="240" w:lineRule="auto"/>
+              <w:jc w:val="center"/>
+            </w:pPr>
+            <w:r/>
+            <w:r>
+              <w:rPr>
+                <w:rFonts w:ascii="맑은 고딕" w:hAnsi="맑은 고딕" w:eastAsia="맑은 고딕"/>
+                <w:b/>
+                <w:i w:val="0"/>
+                <w:sz w:val="18"/>
+              </w:rPr>
+              <w:t>MinAtar/Freeway-v1</w:t>
+            </w:r>
+          </w:p>
+        </w:tc>
       </w:tr>
       <w:tr>
         <w:tc>
@@ -5720,6 +5743,26 @@
             </w:r>
           </w:p>
         </w:tc>
+        <w:tc>
+          <w:tcPr>
+            <w:tcW w:type="dxa" w:w="2268"/>
+          </w:tcPr>
+          <w:p>
+            <w:pPr>
+              <w:spacing w:line="240" w:lineRule="auto"/>
+              <w:jc w:val="center"/>
+            </w:pPr>
+            <w:r>
+              <w:rPr>
+                <w:rFonts w:ascii="바탕" w:hAnsi="바탕" w:eastAsia="바탕"/>
+                <w:b w:val="0"/>
+                <w:i w:val="0"/>
+                <w:sz w:val="18"/>
+              </w:rPr>
+              <w:t>MinAtar/Freeway-v1</w:t>
+            </w:r>
+          </w:p>
+        </w:tc>
       </w:tr>
       <w:tr>
         <w:tc>
@@ -5782,6 +5825,26 @@
             </w:r>
           </w:p>
         </w:tc>
+        <w:tc>
+          <w:tcPr>
+            <w:tcW w:type="dxa" w:w="2268"/>
+          </w:tcPr>
+          <w:p>
+            <w:pPr>
+              <w:spacing w:line="240" w:lineRule="auto"/>
+              <w:jc w:val="center"/>
+            </w:pPr>
+            <w:r>
+              <w:rPr>
+                <w:rFonts w:ascii="바탕" w:hAnsi="바탕" w:eastAsia="바탕"/>
+                <w:b w:val="0"/>
+                <w:i w:val="0"/>
+                <w:sz w:val="18"/>
+              </w:rPr>
+              <w:t>300,000</w:t>
+            </w:r>
+          </w:p>
+        </w:tc>
       </w:tr>
       <w:tr>
         <w:tc>
@@ -5844,6 +5907,26 @@
             </w:r>
           </w:p>
         </w:tc>
+        <w:tc>
+          <w:tcPr>
+            <w:tcW w:type="dxa" w:w="2268"/>
+          </w:tcPr>
+          <w:p>
+            <w:pPr>
+              <w:spacing w:line="240" w:lineRule="auto"/>
+              <w:jc w:val="center"/>
+            </w:pPr>
+            <w:r>
+              <w:rPr>
+                <w:rFonts w:ascii="바탕" w:hAnsi="바탕" w:eastAsia="바탕"/>
+                <w:b w:val="0"/>
+                <w:i w:val="0"/>
+                <w:sz w:val="18"/>
+              </w:rPr>
+              <w:t>0, 0.005, 0.01, 0.02, 0.04, 0.06</w:t>
+            </w:r>
+          </w:p>
+        </w:tc>
       </w:tr>
       <w:tr>
         <w:tc>
@@ -5906,6 +5989,26 @@
             </w:r>
           </w:p>
         </w:tc>
+        <w:tc>
+          <w:tcPr>
+            <w:tcW w:type="dxa" w:w="2268"/>
+          </w:tcPr>
+          <w:p>
+            <w:pPr>
+              <w:spacing w:line="240" w:lineRule="auto"/>
+              <w:jc w:val="center"/>
+            </w:pPr>
+            <w:r>
+              <w:rPr>
+                <w:rFonts w:ascii="바탕" w:hAnsi="바탕" w:eastAsia="바탕"/>
+                <w:b w:val="0"/>
+                <w:i w:val="0"/>
+                <w:sz w:val="18"/>
+              </w:rPr>
+              <w:t>10개 (0–9)</w:t>
+            </w:r>
+          </w:p>
+        </w:tc>
       </w:tr>
       <w:tr>
         <w:tc>
@@ -5968,6 +6071,26 @@
             </w:r>
           </w:p>
         </w:tc>
+        <w:tc>
+          <w:tcPr>
+            <w:tcW w:type="dxa" w:w="2268"/>
+          </w:tcPr>
+          <w:p>
+            <w:pPr>
+              <w:spacing w:line="240" w:lineRule="auto"/>
+              <w:jc w:val="center"/>
+            </w:pPr>
+            <w:r>
+              <w:rPr>
+                <w:rFonts w:ascii="바탕" w:hAnsi="바탕" w:eastAsia="바탕"/>
+                <w:b w:val="0"/>
+                <w:i w:val="0"/>
+                <w:sz w:val="18"/>
+              </w:rPr>
+              <w:t>표준 DQN, TempoRL 방식, Lazy-MDP 방식</w:t>
+            </w:r>
+          </w:p>
+        </w:tc>
       </w:tr>
       <w:tr>
         <w:tc>
@@ -6030,6 +6153,26 @@
             </w:r>
           </w:p>
         </w:tc>
+        <w:tc>
+          <w:tcPr>
+            <w:tcW w:type="dxa" w:w="2268"/>
+          </w:tcPr>
+          <w:p>
+            <w:pPr>
+              <w:spacing w:line="240" w:lineRule="auto"/>
+              <w:jc w:val="center"/>
+            </w:pPr>
+            <w:r>
+              <w:rPr>
+                <w:rFonts w:ascii="바탕" w:hAnsi="바탕" w:eastAsia="바탕"/>
+                <w:b w:val="0"/>
+                <w:i w:val="0"/>
+                <w:sz w:val="18"/>
+              </w:rPr>
+              <w:t>noop, periodic_k1, periodic_k3, periodic_k8, cautious, cautious_d1</w:t>
+            </w:r>
+          </w:p>
+        </w:tc>
       </w:tr>
       <w:tr>
         <w:tc>
@@ -6092,6 +6235,26 @@
             </w:r>
           </w:p>
         </w:tc>
+        <w:tc>
+          <w:tcPr>
+            <w:tcW w:type="dxa" w:w="2268"/>
+          </w:tcPr>
+          <w:p>
+            <w:pPr>
+              <w:spacing w:line="240" w:lineRule="auto"/>
+              <w:jc w:val="center"/>
+            </w:pPr>
+            <w:r>
+              <w:rPr>
+                <w:rFonts w:ascii="바탕" w:hAnsi="바탕" w:eastAsia="바탕"/>
+                <w:b w:val="0"/>
+                <w:i w:val="0"/>
+                <w:sz w:val="18"/>
+              </w:rPr>
+              <w:t>탐험 끔, 스냅샷 3장 × 15에피소드 (규칙 50에피소드)</w:t>
+            </w:r>
+          </w:p>
+        </w:tc>
       </w:tr>
       <w:tr>
         <w:tc>
@@ -6192,6 +6355,45 @@
             </w:r>
           </w:p>
         </w:tc>
+        <w:tc>
+          <w:tcPr>
+            <w:tcW w:type="dxa" w:w="2268"/>
+          </w:tcPr>
+          <w:p>
+            <w:pPr>
+              <w:spacing w:line="240" w:lineRule="auto"/>
+              <w:jc w:val="center"/>
+            </w:pPr>
+            <w:r>
+              <w:rPr>
+                <w:rFonts w:ascii="바탕" w:hAnsi="바탕" w:eastAsia="바탕"/>
+                <w:b w:val="0"/>
+                <w:i w:val="0"/>
+                <w:sz w:val="18"/>
+              </w:rPr>
+              <w:t xml:space="preserve">은닉 </w:t>
+            </w:r>
+            <w:r>
+              <w:rPr>
+                <w:rFonts w:ascii="바탕" w:hAnsi="바탕" w:eastAsia="바탕"/>
+                <w:b w:val="0"/>
+                <w:i w:val="0"/>
+                <w:sz w:val="18"/>
+                <w:vertAlign w:val="superscript"/>
+              </w:rPr>
+              <w:t>[128, 128]</w:t>
+            </w:r>
+            <w:r>
+              <w:rPr>
+                <w:rFonts w:ascii="바탕" w:hAnsi="바탕" w:eastAsia="바탕"/>
+                <w:b w:val="0"/>
+                <w:i w:val="0"/>
+                <w:sz w:val="18"/>
+              </w:rPr>
+              <w:t>, ReLU</w:t>
+            </w:r>
+          </w:p>
+        </w:tc>
       </w:tr>
       <w:tr>
         <w:tc>
@@ -6254,6 +6456,26 @@
             </w:r>
           </w:p>
         </w:tc>
+        <w:tc>
+          <w:tcPr>
+            <w:tcW w:type="dxa" w:w="2268"/>
+          </w:tcPr>
+          <w:p>
+            <w:pPr>
+              <w:spacing w:line="240" w:lineRule="auto"/>
+              <w:jc w:val="center"/>
+            </w:pPr>
+            <w:r>
+              <w:rPr>
+                <w:rFonts w:ascii="바탕" w:hAnsi="바탕" w:eastAsia="바탕"/>
+                <w:b w:val="0"/>
+                <w:i w:val="0"/>
+                <w:sz w:val="18"/>
+              </w:rPr>
+              <w:t>0.001 / 64</w:t>
+            </w:r>
+          </w:p>
+        </w:tc>
       </w:tr>
       <w:tr>
         <w:tc>
@@ -6316,6 +6538,26 @@
             </w:r>
           </w:p>
         </w:tc>
+        <w:tc>
+          <w:tcPr>
+            <w:tcW w:type="dxa" w:w="2268"/>
+          </w:tcPr>
+          <w:p>
+            <w:pPr>
+              <w:spacing w:line="240" w:lineRule="auto"/>
+              <w:jc w:val="center"/>
+            </w:pPr>
+            <w:r>
+              <w:rPr>
+                <w:rFonts w:ascii="바탕" w:hAnsi="바탕" w:eastAsia="바탕"/>
+                <w:b w:val="0"/>
+                <w:i w:val="0"/>
+                <w:sz w:val="18"/>
+              </w:rPr>
+              <w:t>0.2 고정</w:t>
+            </w:r>
+          </w:p>
+        </w:tc>
       </w:tr>
       <w:tr>
         <w:tc>
@@ -6378,6 +6620,26 @@
             </w:r>
           </w:p>
         </w:tc>
+        <w:tc>
+          <w:tcPr>
+            <w:tcW w:type="dxa" w:w="2268"/>
+          </w:tcPr>
+          <w:p>
+            <w:pPr>
+              <w:spacing w:line="240" w:lineRule="auto"/>
+              <w:jc w:val="center"/>
+            </w:pPr>
+            <w:r>
+              <w:rPr>
+                <w:rFonts w:ascii="바탕" w:hAnsi="바탕" w:eastAsia="바탕"/>
+                <w:b w:val="0"/>
+                <w:i w:val="0"/>
+                <w:sz w:val="18"/>
+              </w:rPr>
+              <w:t>10</w:t>
+            </w:r>
+          </w:p>
+        </w:tc>
       </w:tr>
       <w:tr>
         <w:tc>
@@ -6437,6 +6699,26 @@
                 <w:sz w:val="18"/>
               </w:rPr>
               <w:t>threshold</w:t>
+            </w:r>
+          </w:p>
+        </w:tc>
+        <w:tc>
+          <w:tcPr>
+            <w:tcW w:type="dxa" w:w="2268"/>
+          </w:tcPr>
+          <w:p>
+            <w:pPr>
+              <w:spacing w:line="240" w:lineRule="auto"/>
+              <w:jc w:val="center"/>
+            </w:pPr>
+            <w:r>
+              <w:rPr>
+                <w:rFonts w:ascii="바탕" w:hAnsi="바탕" w:eastAsia="바탕"/>
+                <w:b w:val="0"/>
+                <w:i w:val="0"/>
+                <w:sz w:val="18"/>
+              </w:rPr>
+              <w:t>freeway_cautious</w:t>
             </w:r>
           </w:p>
         </w:tc>
@@ -12505,7 +12787,7 @@
           <w:i w:val="0"/>
           <w:sz w:val="19"/>
         </w:rPr>
-        <w:t>표 7. 공정성 점검 — 비용이 없을 때(λ=0) 학습은 규칙 수준에 닿는가 (MountainCar-v0)</w:t>
+        <w:t>표 7. 공정성 점검 — 비용이 없을 때(λ=0) 학습은 그 환경의 규칙 수준에 닿는가</w:t>
       </w:r>
     </w:p>
     <w:p>
@@ -12520,7 +12802,7 @@
           <w:i/>
           <w:sz w:val="18"/>
         </w:rPr>
-        <w:t>Table 7. Fairness check: can learning reach rule-level performance at zero cost (λ=0) on MountainCar-v0</w:t>
+        <w:t>Table 7. Fairness check: does learning reach rule-level performance at zero cost (λ=0)</w:t>
       </w:r>
     </w:p>
     <w:tbl>
@@ -12542,7 +12824,7 @@
       <w:tr>
         <w:tc>
           <w:tcPr>
-            <w:tcW w:type="dxa" w:w="2608"/>
+            <w:tcW w:type="dxa" w:w="1474"/>
             <w:shd w:val="clear" w:color="auto" w:fill="EDEDED"/>
           </w:tcPr>
           <w:p>
@@ -12558,13 +12840,13 @@
                 <w:i w:val="0"/>
                 <w:sz w:val="18"/>
               </w:rPr>
-              <w:t>설정</w:t>
-            </w:r>
-          </w:p>
-        </w:tc>
-        <w:tc>
-          <w:tcPr>
-            <w:tcW w:type="dxa" w:w="1247"/>
+              <w:t>환경</w:t>
+            </w:r>
+          </w:p>
+        </w:tc>
+        <w:tc>
+          <w:tcPr>
+            <w:tcW w:type="dxa" w:w="2494"/>
             <w:shd w:val="clear" w:color="auto" w:fill="EDEDED"/>
           </w:tcPr>
           <w:p>
@@ -12580,13 +12862,13 @@
                 <w:i w:val="0"/>
                 <w:sz w:val="18"/>
               </w:rPr>
-              <w:t>학습 예산</w:t>
-            </w:r>
-          </w:p>
-        </w:tc>
-        <w:tc>
-          <w:tcPr>
-            <w:tcW w:type="dxa" w:w="680"/>
+              <w:t>설정</w:t>
+            </w:r>
+          </w:p>
+        </w:tc>
+        <w:tc>
+          <w:tcPr>
+            <w:tcW w:type="dxa" w:w="1077"/>
             <w:shd w:val="clear" w:color="auto" w:fill="EDEDED"/>
           </w:tcPr>
           <w:p>
@@ -12602,13 +12884,13 @@
                 <w:i w:val="0"/>
                 <w:sz w:val="18"/>
               </w:rPr>
-              <w:t>시드</w:t>
-            </w:r>
-          </w:p>
-        </w:tc>
-        <w:tc>
-          <w:tcPr>
-            <w:tcW w:type="dxa" w:w="1020"/>
+              <w:t>학습 예산</w:t>
+            </w:r>
+          </w:p>
+        </w:tc>
+        <w:tc>
+          <w:tcPr>
+            <w:tcW w:type="dxa" w:w="624"/>
             <w:shd w:val="clear" w:color="auto" w:fill="EDEDED"/>
           </w:tcPr>
           <w:p>
@@ -12624,13 +12906,13 @@
                 <w:i w:val="0"/>
                 <w:sz w:val="18"/>
               </w:rPr>
-              <w:t>r IQM</w:t>
-            </w:r>
-          </w:p>
-        </w:tc>
-        <w:tc>
-          <w:tcPr>
-            <w:tcW w:type="dxa" w:w="1474"/>
+              <w:t>시드</w:t>
+            </w:r>
+          </w:p>
+        </w:tc>
+        <w:tc>
+          <w:tcPr>
+            <w:tcW w:type="dxa" w:w="907"/>
             <w:shd w:val="clear" w:color="auto" w:fill="EDEDED"/>
           </w:tcPr>
           <w:p>
@@ -12646,13 +12928,13 @@
                 <w:i w:val="0"/>
                 <w:sz w:val="18"/>
               </w:rPr>
-              <w:t>95% CI</w:t>
-            </w:r>
-          </w:p>
-        </w:tc>
-        <w:tc>
-          <w:tcPr>
-            <w:tcW w:type="dxa" w:w="1077"/>
+              <w:t>r IQM</w:t>
+            </w:r>
+          </w:p>
+        </w:tc>
+        <w:tc>
+          <w:tcPr>
+            <w:tcW w:type="dxa" w:w="1361"/>
             <w:shd w:val="clear" w:color="auto" w:fill="EDEDED"/>
           </w:tcPr>
           <w:p>
@@ -12668,13 +12950,13 @@
                 <w:i w:val="0"/>
                 <w:sz w:val="18"/>
               </w:rPr>
-              <w:t>목표 도달률</w:t>
-            </w:r>
-          </w:p>
-        </w:tc>
-        <w:tc>
-          <w:tcPr>
-            <w:tcW w:type="dxa" w:w="964"/>
+              <w:t>95% CI</w:t>
+            </w:r>
+          </w:p>
+        </w:tc>
+        <w:tc>
+          <w:tcPr>
+            <w:tcW w:type="dxa" w:w="794"/>
             <w:shd w:val="clear" w:color="auto" w:fill="EDEDED"/>
           </w:tcPr>
           <w:p>
@@ -12690,7 +12972,7 @@
                 <w:i w:val="0"/>
                 <w:sz w:val="18"/>
               </w:rPr>
-              <w:t>행동 횟수</w:t>
+              <w:t>성공률</w:t>
             </w:r>
           </w:p>
         </w:tc>
@@ -12698,7 +12980,7 @@
       <w:tr>
         <w:tc>
           <w:tcPr>
-            <w:tcW w:type="dxa" w:w="2608"/>
+            <w:tcW w:type="dxa" w:w="1474"/>
           </w:tcPr>
           <w:p>
             <w:pPr>
@@ -12712,13 +12994,13 @@
                 <w:i w:val="0"/>
                 <w:sz w:val="18"/>
               </w:rPr>
-              <w:t>본실험 설정 (ε=0.2 고정)</w:t>
-            </w:r>
-          </w:p>
-        </w:tc>
-        <w:tc>
-          <w:tcPr>
-            <w:tcW w:type="dxa" w:w="1247"/>
+              <w:t>MountainCar-v0</w:t>
+            </w:r>
+          </w:p>
+        </w:tc>
+        <w:tc>
+          <w:tcPr>
+            <w:tcW w:type="dxa" w:w="2494"/>
           </w:tcPr>
           <w:p>
             <w:pPr>
@@ -12732,13 +13014,13 @@
                 <w:i w:val="0"/>
                 <w:sz w:val="18"/>
               </w:rPr>
-              <w:t>300,000</w:t>
-            </w:r>
-          </w:p>
-        </w:tc>
-        <w:tc>
-          <w:tcPr>
-            <w:tcW w:type="dxa" w:w="680"/>
+              <w:t>본실험 (30만 스텝, ε=0.2 고정)</w:t>
+            </w:r>
+          </w:p>
+        </w:tc>
+        <w:tc>
+          <w:tcPr>
+            <w:tcW w:type="dxa" w:w="1077"/>
           </w:tcPr>
           <w:p>
             <w:pPr>
@@ -12752,13 +13034,13 @@
                 <w:i w:val="0"/>
                 <w:sz w:val="18"/>
               </w:rPr>
-              <w:t>10</w:t>
-            </w:r>
-          </w:p>
-        </w:tc>
-        <w:tc>
-          <w:tcPr>
-            <w:tcW w:type="dxa" w:w="1020"/>
+              <w:t>300,000</w:t>
+            </w:r>
+          </w:p>
+        </w:tc>
+        <w:tc>
+          <w:tcPr>
+            <w:tcW w:type="dxa" w:w="624"/>
           </w:tcPr>
           <w:p>
             <w:pPr>
@@ -12772,13 +13054,13 @@
                 <w:i w:val="0"/>
                 <w:sz w:val="18"/>
               </w:rPr>
-              <w:t>-160.4</w:t>
-            </w:r>
-          </w:p>
-        </w:tc>
-        <w:tc>
-          <w:tcPr>
-            <w:tcW w:type="dxa" w:w="1474"/>
+              <w:t>10</w:t>
+            </w:r>
+          </w:p>
+        </w:tc>
+        <w:tc>
+          <w:tcPr>
+            <w:tcW w:type="dxa" w:w="907"/>
           </w:tcPr>
           <w:p>
             <w:pPr>
@@ -12792,13 +13074,13 @@
                 <w:i w:val="0"/>
                 <w:sz w:val="18"/>
               </w:rPr>
-              <w:t>[-179.9, -142.0]</w:t>
-            </w:r>
-          </w:p>
-        </w:tc>
-        <w:tc>
-          <w:tcPr>
-            <w:tcW w:type="dxa" w:w="1077"/>
+              <w:t>-160.4</w:t>
+            </w:r>
+          </w:p>
+        </w:tc>
+        <w:tc>
+          <w:tcPr>
+            <w:tcW w:type="dxa" w:w="1361"/>
           </w:tcPr>
           <w:p>
             <w:pPr>
@@ -12812,13 +13094,13 @@
                 <w:i w:val="0"/>
                 <w:sz w:val="18"/>
               </w:rPr>
-              <w:t>62%</w:t>
-            </w:r>
-          </w:p>
-        </w:tc>
-        <w:tc>
-          <w:tcPr>
-            <w:tcW w:type="dxa" w:w="964"/>
+              <w:t>[-179.9, -142.0]</w:t>
+            </w:r>
+          </w:p>
+        </w:tc>
+        <w:tc>
+          <w:tcPr>
+            <w:tcW w:type="dxa" w:w="794"/>
           </w:tcPr>
           <w:p>
             <w:pPr>
@@ -12832,7 +13114,7 @@
                 <w:i w:val="0"/>
                 <w:sz w:val="18"/>
               </w:rPr>
-              <w:t>141</w:t>
+              <w:t>62%</w:t>
             </w:r>
           </w:p>
         </w:tc>
@@ -12840,12 +13122,23 @@
       <w:tr>
         <w:tc>
           <w:tcPr>
-            <w:tcW w:type="dxa" w:w="2608"/>
+            <w:tcW w:type="dxa" w:w="1474"/>
           </w:tcPr>
           <w:p>
             <w:pPr>
               <w:spacing w:line="240" w:lineRule="auto"/>
               <w:jc w:val="left"/>
+            </w:pPr>
+          </w:p>
+        </w:tc>
+        <w:tc>
+          <w:tcPr>
+            <w:tcW w:type="dxa" w:w="2494"/>
+          </w:tcPr>
+          <w:p>
+            <w:pPr>
+              <w:spacing w:line="240" w:lineRule="auto"/>
+              <w:jc w:val="center"/>
             </w:pPr>
             <w:r>
               <w:rPr>
@@ -12854,13 +13147,13 @@
                 <w:i w:val="0"/>
                 <w:sz w:val="18"/>
               </w:rPr>
-              <w:t>예산 1M (ε=0.2 고정)</w:t>
-            </w:r>
-          </w:p>
-        </w:tc>
-        <w:tc>
-          <w:tcPr>
-            <w:tcW w:type="dxa" w:w="1247"/>
+              <w:t>예산 100만 (ε=0.2 고정)</w:t>
+            </w:r>
+          </w:p>
+        </w:tc>
+        <w:tc>
+          <w:tcPr>
+            <w:tcW w:type="dxa" w:w="1077"/>
           </w:tcPr>
           <w:p>
             <w:pPr>
@@ -12880,7 +13173,7 @@
         </w:tc>
         <w:tc>
           <w:tcPr>
-            <w:tcW w:type="dxa" w:w="680"/>
+            <w:tcW w:type="dxa" w:w="624"/>
           </w:tcPr>
           <w:p>
             <w:pPr>
@@ -12894,13 +13187,13 @@
                 <w:i w:val="0"/>
                 <w:sz w:val="18"/>
               </w:rPr>
-              <w:t>4</w:t>
-            </w:r>
-          </w:p>
-        </w:tc>
-        <w:tc>
-          <w:tcPr>
-            <w:tcW w:type="dxa" w:w="1020"/>
+              <w:t>5</w:t>
+            </w:r>
+          </w:p>
+        </w:tc>
+        <w:tc>
+          <w:tcPr>
+            <w:tcW w:type="dxa" w:w="907"/>
           </w:tcPr>
           <w:p>
             <w:pPr>
@@ -12914,13 +13207,13 @@
                 <w:i w:val="0"/>
                 <w:sz w:val="18"/>
               </w:rPr>
-              <w:t>-151.0</w:t>
-            </w:r>
-          </w:p>
-        </w:tc>
-        <w:tc>
-          <w:tcPr>
-            <w:tcW w:type="dxa" w:w="1474"/>
+              <w:t>-152.1</w:t>
+            </w:r>
+          </w:p>
+        </w:tc>
+        <w:tc>
+          <w:tcPr>
+            <w:tcW w:type="dxa" w:w="1361"/>
           </w:tcPr>
           <w:p>
             <w:pPr>
@@ -12934,13 +13227,13 @@
                 <w:i w:val="0"/>
                 <w:sz w:val="18"/>
               </w:rPr>
-              <w:t>[-200.0, -128.2]</w:t>
-            </w:r>
-          </w:p>
-        </w:tc>
-        <w:tc>
-          <w:tcPr>
-            <w:tcW w:type="dxa" w:w="1077"/>
+              <w:t>[-185.3, -134.2]</w:t>
+            </w:r>
+          </w:p>
+        </w:tc>
+        <w:tc>
+          <w:tcPr>
+            <w:tcW w:type="dxa" w:w="794"/>
           </w:tcPr>
           <w:p>
             <w:pPr>
@@ -12958,9 +13251,22 @@
             </w:r>
           </w:p>
         </w:tc>
-        <w:tc>
-          <w:tcPr>
-            <w:tcW w:type="dxa" w:w="964"/>
+      </w:tr>
+      <w:tr>
+        <w:tc>
+          <w:tcPr>
+            <w:tcW w:type="dxa" w:w="1474"/>
+          </w:tcPr>
+          <w:p>
+            <w:pPr>
+              <w:spacing w:line="240" w:lineRule="auto"/>
+              <w:jc w:val="left"/>
+            </w:pPr>
+          </w:p>
+        </w:tc>
+        <w:tc>
+          <w:tcPr>
+            <w:tcW w:type="dxa" w:w="2494"/>
           </w:tcPr>
           <w:p>
             <w:pPr>
@@ -12974,7 +13280,107 @@
                 <w:i w:val="0"/>
                 <w:sz w:val="18"/>
               </w:rPr>
-              <w:t>145</w:t>
+              <w:t>예산 100만 + ε 감소</w:t>
+            </w:r>
+          </w:p>
+        </w:tc>
+        <w:tc>
+          <w:tcPr>
+            <w:tcW w:type="dxa" w:w="1077"/>
+          </w:tcPr>
+          <w:p>
+            <w:pPr>
+              <w:spacing w:line="240" w:lineRule="auto"/>
+              <w:jc w:val="center"/>
+            </w:pPr>
+            <w:r>
+              <w:rPr>
+                <w:rFonts w:ascii="바탕" w:hAnsi="바탕" w:eastAsia="바탕"/>
+                <w:b w:val="0"/>
+                <w:i w:val="0"/>
+                <w:sz w:val="18"/>
+              </w:rPr>
+              <w:t>1,000,000</w:t>
+            </w:r>
+          </w:p>
+        </w:tc>
+        <w:tc>
+          <w:tcPr>
+            <w:tcW w:type="dxa" w:w="624"/>
+          </w:tcPr>
+          <w:p>
+            <w:pPr>
+              <w:spacing w:line="240" w:lineRule="auto"/>
+              <w:jc w:val="center"/>
+            </w:pPr>
+            <w:r>
+              <w:rPr>
+                <w:rFonts w:ascii="바탕" w:hAnsi="바탕" w:eastAsia="바탕"/>
+                <w:b w:val="0"/>
+                <w:i w:val="0"/>
+                <w:sz w:val="18"/>
+              </w:rPr>
+              <w:t>5</w:t>
+            </w:r>
+          </w:p>
+        </w:tc>
+        <w:tc>
+          <w:tcPr>
+            <w:tcW w:type="dxa" w:w="907"/>
+          </w:tcPr>
+          <w:p>
+            <w:pPr>
+              <w:spacing w:line="240" w:lineRule="auto"/>
+              <w:jc w:val="center"/>
+            </w:pPr>
+            <w:r>
+              <w:rPr>
+                <w:rFonts w:ascii="바탕" w:hAnsi="바탕" w:eastAsia="바탕"/>
+                <w:b w:val="0"/>
+                <w:i w:val="0"/>
+                <w:sz w:val="18"/>
+              </w:rPr>
+              <w:t>-168.4</w:t>
+            </w:r>
+          </w:p>
+        </w:tc>
+        <w:tc>
+          <w:tcPr>
+            <w:tcW w:type="dxa" w:w="1361"/>
+          </w:tcPr>
+          <w:p>
+            <w:pPr>
+              <w:spacing w:line="240" w:lineRule="auto"/>
+              <w:jc w:val="center"/>
+            </w:pPr>
+            <w:r>
+              <w:rPr>
+                <w:rFonts w:ascii="바탕" w:hAnsi="바탕" w:eastAsia="바탕"/>
+                <w:b w:val="0"/>
+                <w:i w:val="0"/>
+                <w:sz w:val="18"/>
+              </w:rPr>
+              <w:t>[-200.0, -136.7]</w:t>
+            </w:r>
+          </w:p>
+        </w:tc>
+        <w:tc>
+          <w:tcPr>
+            <w:tcW w:type="dxa" w:w="794"/>
+          </w:tcPr>
+          <w:p>
+            <w:pPr>
+              <w:spacing w:line="240" w:lineRule="auto"/>
+              <w:jc w:val="center"/>
+            </w:pPr>
+            <w:r>
+              <w:rPr>
+                <w:rFonts w:ascii="바탕" w:hAnsi="바탕" w:eastAsia="바탕"/>
+                <w:b w:val="0"/>
+                <w:i w:val="0"/>
+                <w:sz w:val="18"/>
+              </w:rPr>
+              <w:t>61%</w:t>
             </w:r>
           </w:p>
         </w:tc>
@@ -12982,12 +13388,23 @@
       <w:tr>
         <w:tc>
           <w:tcPr>
-            <w:tcW w:type="dxa" w:w="2608"/>
+            <w:tcW w:type="dxa" w:w="1474"/>
           </w:tcPr>
           <w:p>
             <w:pPr>
               <w:spacing w:line="240" w:lineRule="auto"/>
               <w:jc w:val="left"/>
+            </w:pPr>
+          </w:p>
+        </w:tc>
+        <w:tc>
+          <w:tcPr>
+            <w:tcW w:type="dxa" w:w="2494"/>
+          </w:tcPr>
+          <w:p>
+            <w:pPr>
+              <w:spacing w:line="240" w:lineRule="auto"/>
+              <w:jc w:val="center"/>
             </w:pPr>
             <w:r>
               <w:rPr>
@@ -12996,13 +13413,13 @@
                 <w:i w:val="0"/>
                 <w:sz w:val="18"/>
               </w:rPr>
-              <w:t>예산 1M + ε 감소</w:t>
-            </w:r>
-          </w:p>
-        </w:tc>
-        <w:tc>
-          <w:tcPr>
-            <w:tcW w:type="dxa" w:w="1247"/>
+              <w:t>예산 100만 + ε 감소 + 용량 확대</w:t>
+            </w:r>
+          </w:p>
+        </w:tc>
+        <w:tc>
+          <w:tcPr>
+            <w:tcW w:type="dxa" w:w="1077"/>
           </w:tcPr>
           <w:p>
             <w:pPr>
@@ -13022,7 +13439,7 @@
         </w:tc>
         <w:tc>
           <w:tcPr>
-            <w:tcW w:type="dxa" w:w="680"/>
+            <w:tcW w:type="dxa" w:w="624"/>
           </w:tcPr>
           <w:p>
             <w:pPr>
@@ -13042,7 +13459,7 @@
         </w:tc>
         <w:tc>
           <w:tcPr>
-            <w:tcW w:type="dxa" w:w="1020"/>
+            <w:tcW w:type="dxa" w:w="907"/>
           </w:tcPr>
           <w:p>
             <w:pPr>
@@ -13056,13 +13473,13 @@
                 <w:i w:val="0"/>
                 <w:sz w:val="18"/>
               </w:rPr>
-              <w:t>-168.4</w:t>
-            </w:r>
-          </w:p>
-        </w:tc>
-        <w:tc>
-          <w:tcPr>
-            <w:tcW w:type="dxa" w:w="1474"/>
+              <w:t>-161.5</w:t>
+            </w:r>
+          </w:p>
+        </w:tc>
+        <w:tc>
+          <w:tcPr>
+            <w:tcW w:type="dxa" w:w="1361"/>
           </w:tcPr>
           <w:p>
             <w:pPr>
@@ -13076,13 +13493,13 @@
                 <w:i w:val="0"/>
                 <w:sz w:val="18"/>
               </w:rPr>
-              <w:t>[-200.0, -149.4]</w:t>
-            </w:r>
-          </w:p>
-        </w:tc>
-        <w:tc>
-          <w:tcPr>
-            <w:tcW w:type="dxa" w:w="1077"/>
+              <w:t>[-200.0, -135.8]</w:t>
+            </w:r>
+          </w:p>
+        </w:tc>
+        <w:tc>
+          <w:tcPr>
+            <w:tcW w:type="dxa" w:w="794"/>
           </w:tcPr>
           <w:p>
             <w:pPr>
@@ -13096,13 +13513,46 @@
                 <w:i w:val="0"/>
                 <w:sz w:val="18"/>
               </w:rPr>
-              <w:t>62%</w:t>
-            </w:r>
-          </w:p>
-        </w:tc>
-        <w:tc>
-          <w:tcPr>
-            <w:tcW w:type="dxa" w:w="964"/>
+              <w:t>58%</w:t>
+            </w:r>
+          </w:p>
+        </w:tc>
+      </w:tr>
+      <w:tr>
+        <w:tc>
+          <w:tcPr>
+            <w:tcW w:type="dxa" w:w="1474"/>
+          </w:tcPr>
+          <w:p>
+            <w:pPr>
+              <w:spacing w:line="240" w:lineRule="auto"/>
+              <w:jc w:val="left"/>
+            </w:pPr>
+          </w:p>
+        </w:tc>
+        <w:tc>
+          <w:tcPr>
+            <w:tcW w:type="dxa" w:w="2494"/>
+          </w:tcPr>
+          <w:p>
+            <w:pPr>
+              <w:spacing w:line="240" w:lineRule="auto"/>
+              <w:jc w:val="center"/>
+            </w:pPr>
+            <w:r>
+              <w:rPr>
+                <w:rFonts w:ascii="바탕" w:hAnsi="바탕" w:eastAsia="바탕"/>
+                <w:b/>
+                <w:i w:val="0"/>
+                <w:sz w:val="18"/>
+              </w:rPr>
+              <w:t>기준: pump 규칙 (학습 없음)</w:t>
+            </w:r>
+          </w:p>
+        </w:tc>
+        <w:tc>
+          <w:tcPr>
+            <w:tcW w:type="dxa" w:w="1077"/>
           </w:tcPr>
           <w:p>
             <w:pPr>
@@ -13116,7 +13566,87 @@
                 <w:i w:val="0"/>
                 <w:sz w:val="18"/>
               </w:rPr>
-              <w:t>143</w:t>
+              <w:t>—</w:t>
+            </w:r>
+          </w:p>
+        </w:tc>
+        <w:tc>
+          <w:tcPr>
+            <w:tcW w:type="dxa" w:w="624"/>
+          </w:tcPr>
+          <w:p>
+            <w:pPr>
+              <w:spacing w:line="240" w:lineRule="auto"/>
+              <w:jc w:val="center"/>
+            </w:pPr>
+            <w:r>
+              <w:rPr>
+                <w:rFonts w:ascii="바탕" w:hAnsi="바탕" w:eastAsia="바탕"/>
+                <w:b w:val="0"/>
+                <w:i w:val="0"/>
+                <w:sz w:val="18"/>
+              </w:rPr>
+              <w:t>10</w:t>
+            </w:r>
+          </w:p>
+        </w:tc>
+        <w:tc>
+          <w:tcPr>
+            <w:tcW w:type="dxa" w:w="907"/>
+          </w:tcPr>
+          <w:p>
+            <w:pPr>
+              <w:spacing w:line="240" w:lineRule="auto"/>
+              <w:jc w:val="center"/>
+            </w:pPr>
+            <w:r>
+              <w:rPr>
+                <w:rFonts w:ascii="바탕" w:hAnsi="바탕" w:eastAsia="바탕"/>
+                <w:b/>
+                <w:i w:val="0"/>
+                <w:sz w:val="18"/>
+              </w:rPr>
+              <w:t>-119.3</w:t>
+            </w:r>
+          </w:p>
+        </w:tc>
+        <w:tc>
+          <w:tcPr>
+            <w:tcW w:type="dxa" w:w="1361"/>
+          </w:tcPr>
+          <w:p>
+            <w:pPr>
+              <w:spacing w:line="240" w:lineRule="auto"/>
+              <w:jc w:val="center"/>
+            </w:pPr>
+            <w:r>
+              <w:rPr>
+                <w:rFonts w:ascii="바탕" w:hAnsi="바탕" w:eastAsia="바탕"/>
+                <w:b w:val="0"/>
+                <w:i w:val="0"/>
+                <w:sz w:val="18"/>
+              </w:rPr>
+              <w:t>[-119.6, -119.1]</w:t>
+            </w:r>
+          </w:p>
+        </w:tc>
+        <w:tc>
+          <w:tcPr>
+            <w:tcW w:type="dxa" w:w="794"/>
+          </w:tcPr>
+          <w:p>
+            <w:pPr>
+              <w:spacing w:line="240" w:lineRule="auto"/>
+              <w:jc w:val="center"/>
+            </w:pPr>
+            <w:r>
+              <w:rPr>
+                <w:rFonts w:ascii="바탕" w:hAnsi="바탕" w:eastAsia="바탕"/>
+                <w:b/>
+                <w:i w:val="0"/>
+                <w:sz w:val="18"/>
+              </w:rPr>
+              <w:t>100%</w:t>
             </w:r>
           </w:p>
         </w:tc>
@@ -13124,7 +13654,7 @@
       <w:tr>
         <w:tc>
           <w:tcPr>
-            <w:tcW w:type="dxa" w:w="2608"/>
+            <w:tcW w:type="dxa" w:w="1474"/>
           </w:tcPr>
           <w:p>
             <w:pPr>
@@ -13138,13 +13668,13 @@
                 <w:i w:val="0"/>
                 <w:sz w:val="18"/>
               </w:rPr>
-              <w:t>예산 1M + ε 감소 + 용량 확대</w:t>
-            </w:r>
-          </w:p>
-        </w:tc>
-        <w:tc>
-          <w:tcPr>
-            <w:tcW w:type="dxa" w:w="1247"/>
+              <w:t>LunarLander-v3</w:t>
+            </w:r>
+          </w:p>
+        </w:tc>
+        <w:tc>
+          <w:tcPr>
+            <w:tcW w:type="dxa" w:w="2494"/>
           </w:tcPr>
           <w:p>
             <w:pPr>
@@ -13158,13 +13688,13 @@
                 <w:i w:val="0"/>
                 <w:sz w:val="18"/>
               </w:rPr>
-              <w:t>1,000,000</w:t>
-            </w:r>
-          </w:p>
-        </w:tc>
-        <w:tc>
-          <w:tcPr>
-            <w:tcW w:type="dxa" w:w="680"/>
+              <w:t>본실험 (20만 스텝)</w:t>
+            </w:r>
+          </w:p>
+        </w:tc>
+        <w:tc>
+          <w:tcPr>
+            <w:tcW w:type="dxa" w:w="1077"/>
           </w:tcPr>
           <w:p>
             <w:pPr>
@@ -13178,13 +13708,13 @@
                 <w:i w:val="0"/>
                 <w:sz w:val="18"/>
               </w:rPr>
-              <w:t>3</w:t>
-            </w:r>
-          </w:p>
-        </w:tc>
-        <w:tc>
-          <w:tcPr>
-            <w:tcW w:type="dxa" w:w="1020"/>
+              <w:t>200,000</w:t>
+            </w:r>
+          </w:p>
+        </w:tc>
+        <w:tc>
+          <w:tcPr>
+            <w:tcW w:type="dxa" w:w="624"/>
           </w:tcPr>
           <w:p>
             <w:pPr>
@@ -13198,13 +13728,13 @@
                 <w:i w:val="0"/>
                 <w:sz w:val="18"/>
               </w:rPr>
-              <w:t>-161.5</w:t>
-            </w:r>
-          </w:p>
-        </w:tc>
-        <w:tc>
-          <w:tcPr>
-            <w:tcW w:type="dxa" w:w="1474"/>
+              <w:t>10</w:t>
+            </w:r>
+          </w:p>
+        </w:tc>
+        <w:tc>
+          <w:tcPr>
+            <w:tcW w:type="dxa" w:w="907"/>
           </w:tcPr>
           <w:p>
             <w:pPr>
@@ -13218,13 +13748,13 @@
                 <w:i w:val="0"/>
                 <w:sz w:val="18"/>
               </w:rPr>
-              <w:t>[-200.0, -135.8]</w:t>
-            </w:r>
-          </w:p>
-        </w:tc>
-        <w:tc>
-          <w:tcPr>
-            <w:tcW w:type="dxa" w:w="1077"/>
+              <w:t>188.9</w:t>
+            </w:r>
+          </w:p>
+        </w:tc>
+        <w:tc>
+          <w:tcPr>
+            <w:tcW w:type="dxa" w:w="1361"/>
           </w:tcPr>
           <w:p>
             <w:pPr>
@@ -13238,13 +13768,13 @@
                 <w:i w:val="0"/>
                 <w:sz w:val="18"/>
               </w:rPr>
-              <w:t>58%</w:t>
-            </w:r>
-          </w:p>
-        </w:tc>
-        <w:tc>
-          <w:tcPr>
-            <w:tcW w:type="dxa" w:w="964"/>
+              <w:t>[171.3, 216.4]</w:t>
+            </w:r>
+          </w:p>
+        </w:tc>
+        <w:tc>
+          <w:tcPr>
+            <w:tcW w:type="dxa" w:w="794"/>
           </w:tcPr>
           <w:p>
             <w:pPr>
@@ -13258,7 +13788,7 @@
                 <w:i w:val="0"/>
                 <w:sz w:val="18"/>
               </w:rPr>
-              <w:t>129</w:t>
+              <w:t>81%</w:t>
             </w:r>
           </w:p>
         </w:tc>
@@ -13266,12 +13796,23 @@
       <w:tr>
         <w:tc>
           <w:tcPr>
-            <w:tcW w:type="dxa" w:w="2608"/>
+            <w:tcW w:type="dxa" w:w="1474"/>
           </w:tcPr>
           <w:p>
             <w:pPr>
               <w:spacing w:line="240" w:lineRule="auto"/>
               <w:jc w:val="left"/>
+            </w:pPr>
+          </w:p>
+        </w:tc>
+        <w:tc>
+          <w:tcPr>
+            <w:tcW w:type="dxa" w:w="2494"/>
+          </w:tcPr>
+          <w:p>
+            <w:pPr>
+              <w:spacing w:line="240" w:lineRule="auto"/>
+              <w:jc w:val="center"/>
             </w:pPr>
             <w:r>
               <w:rPr>
@@ -13280,13 +13821,13 @@
                 <w:i w:val="0"/>
                 <w:sz w:val="18"/>
               </w:rPr>
-              <w:t>기준: pump 규칙 (학습 없음)</w:t>
-            </w:r>
-          </w:p>
-        </w:tc>
-        <w:tc>
-          <w:tcPr>
-            <w:tcW w:type="dxa" w:w="1247"/>
+              <w:t>기준: 임계값 규칙 (학습 없음)</w:t>
+            </w:r>
+          </w:p>
+        </w:tc>
+        <w:tc>
+          <w:tcPr>
+            <w:tcW w:type="dxa" w:w="1077"/>
           </w:tcPr>
           <w:p>
             <w:pPr>
@@ -13306,7 +13847,7 @@
         </w:tc>
         <w:tc>
           <w:tcPr>
-            <w:tcW w:type="dxa" w:w="680"/>
+            <w:tcW w:type="dxa" w:w="624"/>
           </w:tcPr>
           <w:p>
             <w:pPr>
@@ -13326,7 +13867,7 @@
         </w:tc>
         <w:tc>
           <w:tcPr>
-            <w:tcW w:type="dxa" w:w="1020"/>
+            <w:tcW w:type="dxa" w:w="907"/>
           </w:tcPr>
           <w:p>
             <w:pPr>
@@ -13340,13 +13881,13 @@
                 <w:i w:val="0"/>
                 <w:sz w:val="18"/>
               </w:rPr>
-              <w:t>-119.3</w:t>
-            </w:r>
-          </w:p>
-        </w:tc>
-        <w:tc>
-          <w:tcPr>
-            <w:tcW w:type="dxa" w:w="1474"/>
+              <w:t>35.8</w:t>
+            </w:r>
+          </w:p>
+        </w:tc>
+        <w:tc>
+          <w:tcPr>
+            <w:tcW w:type="dxa" w:w="1361"/>
           </w:tcPr>
           <w:p>
             <w:pPr>
@@ -13360,13 +13901,13 @@
                 <w:i w:val="0"/>
                 <w:sz w:val="18"/>
               </w:rPr>
-              <w:t>[-119.6, -119.1]</w:t>
-            </w:r>
-          </w:p>
-        </w:tc>
-        <w:tc>
-          <w:tcPr>
-            <w:tcW w:type="dxa" w:w="1077"/>
+              <w:t>[34.3, 37.6]</w:t>
+            </w:r>
+          </w:p>
+        </w:tc>
+        <w:tc>
+          <w:tcPr>
+            <w:tcW w:type="dxa" w:w="794"/>
           </w:tcPr>
           <w:p>
             <w:pPr>
@@ -13381,26 +13922,6 @@
                 <w:sz w:val="18"/>
               </w:rPr>
               <w:t>100%</w:t>
-            </w:r>
-          </w:p>
-        </w:tc>
-        <w:tc>
-          <w:tcPr>
-            <w:tcW w:type="dxa" w:w="964"/>
-          </w:tcPr>
-          <w:p>
-            <w:pPr>
-              <w:spacing w:line="240" w:lineRule="auto"/>
-              <w:jc w:val="center"/>
-            </w:pPr>
-            <w:r>
-              <w:rPr>
-                <w:rFonts w:ascii="바탕" w:hAnsi="바탕" w:eastAsia="바탕"/>
-                <w:b w:val="0"/>
-                <w:i w:val="0"/>
-                <w:sz w:val="18"/>
-              </w:rPr>
-              <w:t>119</w:t>
             </w:r>
           </w:p>
         </w:tc>
@@ -13419,7 +13940,7 @@
           <w:color w:val="555555"/>
           <w:sz w:val="17"/>
         </w:rPr>
-        <w:t>비용이 없는 조건에서도 학습이 규칙에 지면 '비용 때문에 졌다'고 말할 수 없다. 그래서 예산과 탐험 설정을 바꿔 가며 λ=0 성능을 다시 쟀다. 출처: results/aggregate/MountainCar-v0*_iqm.csv</w:t>
+        <w:t>비용이 없는 조건에서도 학습이 규칙에 지면 '비용 때문에 졌다'고 말할 수 없다. 그래서 환경마다 학습 예산을 늘려 λ=0 성능을 다시 쟀다. 표준 DQN 기준이며, 평가는 본실험과 같다(스냅샷 3장 × 최종 에피소드). 시드 수가 10개보다 적은 줄은 결정을 위한 파일럿이며 그 자체로 결론이 아니다. 출처: results/aggregate/*_iqm.csv</w:t>
       </w:r>
     </w:p>
     <w:p>

--- a/졸업논문_초안v1.docx
+++ b/졸업논문_초안v1.docx
@@ -4802,7 +4802,7 @@
                 <w:i w:val="0"/>
                 <w:sz w:val="18"/>
               </w:rPr>
-              <w:t>10</w:t>
+              <w:t>2</w:t>
             </w:r>
           </w:p>
         </w:tc>
@@ -4944,7 +4944,7 @@
                 <w:i w:val="0"/>
                 <w:sz w:val="18"/>
               </w:rPr>
-              <w:t>10</w:t>
+              <w:t>1</w:t>
             </w:r>
           </w:p>
         </w:tc>
@@ -5086,7 +5086,7 @@
                 <w:i w:val="0"/>
                 <w:sz w:val="18"/>
               </w:rPr>
-              <w:t>10</w:t>
+              <w:t>1</w:t>
             </w:r>
           </w:p>
         </w:tc>
@@ -6783,7 +6783,16 @@
           <w:i w:val="0"/>
           <w:sz w:val="20"/>
         </w:rPr>
-        <w:t>보상이 희소한 탐험 문제다. 목표에 닿기 전까지 아무 신호가 없고, 매 스텝 무작위로 행동하는 탐험으로는 목표에 한 번도 닿지 못한다. 학습 없이도 문제를 푸는 강한 고정 규칙(pump)이 존재한다. 조건당 환경 300,000스텝, 학습 계열은 λ 9개(격자 9개 중) · 시드 10개까지 완료된 집계다.</w:t>
+        <w:t xml:space="preserve">보상이 희소한 탐험 문제다. 목표에 닿기 전까지 아무 신호가 없고, 매 스텝 무작위로 행동하는 탐험으로는 목표에 한 번도 닿지 못한다. 학습 없이도 문제를 푸는 강한 고정 규칙(pump)이 존재한다. 조건당 환경 300,000스텝, 학습 계열은 λ 14개(격자 14개 중) · 시드 1~10개까지 완료된 집계다. </w:t>
+      </w:r>
+      <w:r>
+        <w:rPr>
+          <w:rFonts w:ascii="바탕" w:hAnsi="바탕" w:eastAsia="바탕"/>
+          <w:b/>
+          <w:i w:val="0"/>
+          <w:sz w:val="20"/>
+        </w:rPr>
+        <w:t>아직 실험이 끝나지 않았으므로 최종 결론이 아니다.</w:t>
       </w:r>
     </w:p>
     <w:p>
@@ -7063,6 +7072,616 @@
                 <w:sz w:val="18"/>
               </w:rPr>
               <w:t>-119 [-120, -119]</w:t>
+            </w:r>
+          </w:p>
+        </w:tc>
+        <w:tc>
+          <w:tcPr>
+            <w:tcW w:type="dxa" w:w="1512"/>
+          </w:tcPr>
+          <w:p>
+            <w:pPr>
+              <w:spacing w:line="240" w:lineRule="auto"/>
+              <w:jc w:val="center"/>
+            </w:pPr>
+            <w:r>
+              <w:rPr>
+                <w:rFonts w:ascii="바탕" w:hAnsi="바탕" w:eastAsia="바탕"/>
+                <w:b w:val="0"/>
+                <w:i w:val="0"/>
+                <w:sz w:val="18"/>
+              </w:rPr>
+              <w:t>-200 [-200, -200]</w:t>
+            </w:r>
+          </w:p>
+        </w:tc>
+      </w:tr>
+      <w:tr>
+        <w:tc>
+          <w:tcPr>
+            <w:tcW w:type="dxa" w:w="1512"/>
+          </w:tcPr>
+          <w:p>
+            <w:pPr>
+              <w:spacing w:line="240" w:lineRule="auto"/>
+              <w:jc w:val="left"/>
+            </w:pPr>
+            <w:r>
+              <w:rPr>
+                <w:rFonts w:ascii="바탕" w:hAnsi="바탕" w:eastAsia="바탕"/>
+                <w:b/>
+                <w:i w:val="0"/>
+                <w:sz w:val="18"/>
+              </w:rPr>
+              <w:t>0.001</w:t>
+            </w:r>
+          </w:p>
+        </w:tc>
+        <w:tc>
+          <w:tcPr>
+            <w:tcW w:type="dxa" w:w="1512"/>
+          </w:tcPr>
+          <w:p>
+            <w:pPr>
+              <w:spacing w:line="240" w:lineRule="auto"/>
+              <w:jc w:val="center"/>
+            </w:pPr>
+            <w:r>
+              <w:rPr>
+                <w:rFonts w:ascii="바탕" w:hAnsi="바탕" w:eastAsia="바탕"/>
+                <w:b w:val="0"/>
+                <w:i w:val="0"/>
+                <w:sz w:val="18"/>
+              </w:rPr>
+              <w:t>-163 [-200, -125]</w:t>
+            </w:r>
+          </w:p>
+        </w:tc>
+        <w:tc>
+          <w:tcPr>
+            <w:tcW w:type="dxa" w:w="1512"/>
+          </w:tcPr>
+          <w:p>
+            <w:pPr>
+              <w:spacing w:line="240" w:lineRule="auto"/>
+              <w:jc w:val="center"/>
+            </w:pPr>
+            <w:r>
+              <w:rPr>
+                <w:rFonts w:ascii="바탕" w:hAnsi="바탕" w:eastAsia="바탕"/>
+                <w:b w:val="0"/>
+                <w:i w:val="0"/>
+                <w:sz w:val="18"/>
+              </w:rPr>
+              <w:t>-179 [-179, -179]</w:t>
+            </w:r>
+          </w:p>
+        </w:tc>
+        <w:tc>
+          <w:tcPr>
+            <w:tcW w:type="dxa" w:w="1512"/>
+          </w:tcPr>
+          <w:p>
+            <w:pPr>
+              <w:spacing w:line="240" w:lineRule="auto"/>
+              <w:jc w:val="center"/>
+            </w:pPr>
+            <w:r>
+              <w:rPr>
+                <w:rFonts w:ascii="바탕" w:hAnsi="바탕" w:eastAsia="바탕"/>
+                <w:b w:val="0"/>
+                <w:i w:val="0"/>
+                <w:sz w:val="18"/>
+              </w:rPr>
+              <w:t>-163 [-163, -163]</w:t>
+            </w:r>
+          </w:p>
+        </w:tc>
+        <w:tc>
+          <w:tcPr>
+            <w:tcW w:type="dxa" w:w="1512"/>
+          </w:tcPr>
+          <w:p>
+            <w:pPr>
+              <w:spacing w:line="240" w:lineRule="auto"/>
+              <w:jc w:val="center"/>
+            </w:pPr>
+            <w:r>
+              <w:rPr>
+                <w:rFonts w:ascii="바탕" w:hAnsi="바탕" w:eastAsia="바탕"/>
+                <w:b w:val="0"/>
+                <w:i w:val="0"/>
+                <w:sz w:val="18"/>
+              </w:rPr>
+              <w:t>-119 [-120, -119]</w:t>
+            </w:r>
+          </w:p>
+        </w:tc>
+        <w:tc>
+          <w:tcPr>
+            <w:tcW w:type="dxa" w:w="1512"/>
+          </w:tcPr>
+          <w:p>
+            <w:pPr>
+              <w:spacing w:line="240" w:lineRule="auto"/>
+              <w:jc w:val="center"/>
+            </w:pPr>
+            <w:r>
+              <w:rPr>
+                <w:rFonts w:ascii="바탕" w:hAnsi="바탕" w:eastAsia="바탕"/>
+                <w:b w:val="0"/>
+                <w:i w:val="0"/>
+                <w:sz w:val="18"/>
+              </w:rPr>
+              <w:t>-200 [-200, -200]</w:t>
+            </w:r>
+          </w:p>
+        </w:tc>
+      </w:tr>
+      <w:tr>
+        <w:tc>
+          <w:tcPr>
+            <w:tcW w:type="dxa" w:w="1512"/>
+          </w:tcPr>
+          <w:p>
+            <w:pPr>
+              <w:spacing w:line="240" w:lineRule="auto"/>
+              <w:jc w:val="left"/>
+            </w:pPr>
+            <w:r>
+              <w:rPr>
+                <w:rFonts w:ascii="바탕" w:hAnsi="바탕" w:eastAsia="바탕"/>
+                <w:b/>
+                <w:i w:val="0"/>
+                <w:sz w:val="18"/>
+              </w:rPr>
+              <w:t>0.002</w:t>
+            </w:r>
+          </w:p>
+        </w:tc>
+        <w:tc>
+          <w:tcPr>
+            <w:tcW w:type="dxa" w:w="1512"/>
+          </w:tcPr>
+          <w:p>
+            <w:pPr>
+              <w:spacing w:line="240" w:lineRule="auto"/>
+              <w:jc w:val="center"/>
+            </w:pPr>
+            <w:r>
+              <w:rPr>
+                <w:rFonts w:ascii="바탕" w:hAnsi="바탕" w:eastAsia="바탕"/>
+                <w:b w:val="0"/>
+                <w:i w:val="0"/>
+                <w:sz w:val="18"/>
+              </w:rPr>
+              <w:t>-139 [-156, -122]</w:t>
+            </w:r>
+          </w:p>
+        </w:tc>
+        <w:tc>
+          <w:tcPr>
+            <w:tcW w:type="dxa" w:w="1512"/>
+          </w:tcPr>
+          <w:p>
+            <w:pPr>
+              <w:spacing w:line="240" w:lineRule="auto"/>
+              <w:jc w:val="center"/>
+            </w:pPr>
+            <w:r>
+              <w:rPr>
+                <w:rFonts w:ascii="바탕" w:hAnsi="바탕" w:eastAsia="바탕"/>
+                <w:b w:val="0"/>
+                <w:i w:val="0"/>
+                <w:sz w:val="18"/>
+              </w:rPr>
+              <w:t>-200 [-200, -200]</w:t>
+            </w:r>
+          </w:p>
+        </w:tc>
+        <w:tc>
+          <w:tcPr>
+            <w:tcW w:type="dxa" w:w="1512"/>
+          </w:tcPr>
+          <w:p>
+            <w:pPr>
+              <w:spacing w:line="240" w:lineRule="auto"/>
+              <w:jc w:val="center"/>
+            </w:pPr>
+            <w:r>
+              <w:rPr>
+                <w:rFonts w:ascii="바탕" w:hAnsi="바탕" w:eastAsia="바탕"/>
+                <w:b w:val="0"/>
+                <w:i w:val="0"/>
+                <w:sz w:val="18"/>
+              </w:rPr>
+              <w:t>-173 [-173, -173]</w:t>
+            </w:r>
+          </w:p>
+        </w:tc>
+        <w:tc>
+          <w:tcPr>
+            <w:tcW w:type="dxa" w:w="1512"/>
+          </w:tcPr>
+          <w:p>
+            <w:pPr>
+              <w:spacing w:line="240" w:lineRule="auto"/>
+              <w:jc w:val="center"/>
+            </w:pPr>
+            <w:r>
+              <w:rPr>
+                <w:rFonts w:ascii="바탕" w:hAnsi="바탕" w:eastAsia="바탕"/>
+                <w:b w:val="0"/>
+                <w:i w:val="0"/>
+                <w:sz w:val="18"/>
+              </w:rPr>
+              <w:t>-120 [-120, -119]</w:t>
+            </w:r>
+          </w:p>
+        </w:tc>
+        <w:tc>
+          <w:tcPr>
+            <w:tcW w:type="dxa" w:w="1512"/>
+          </w:tcPr>
+          <w:p>
+            <w:pPr>
+              <w:spacing w:line="240" w:lineRule="auto"/>
+              <w:jc w:val="center"/>
+            </w:pPr>
+            <w:r>
+              <w:rPr>
+                <w:rFonts w:ascii="바탕" w:hAnsi="바탕" w:eastAsia="바탕"/>
+                <w:b w:val="0"/>
+                <w:i w:val="0"/>
+                <w:sz w:val="18"/>
+              </w:rPr>
+              <w:t>-200 [-200, -200]</w:t>
+            </w:r>
+          </w:p>
+        </w:tc>
+      </w:tr>
+      <w:tr>
+        <w:tc>
+          <w:tcPr>
+            <w:tcW w:type="dxa" w:w="1512"/>
+          </w:tcPr>
+          <w:p>
+            <w:pPr>
+              <w:spacing w:line="240" w:lineRule="auto"/>
+              <w:jc w:val="left"/>
+            </w:pPr>
+            <w:r>
+              <w:rPr>
+                <w:rFonts w:ascii="바탕" w:hAnsi="바탕" w:eastAsia="바탕"/>
+                <w:b/>
+                <w:i w:val="0"/>
+                <w:sz w:val="18"/>
+              </w:rPr>
+              <w:t>0.003</w:t>
+            </w:r>
+          </w:p>
+        </w:tc>
+        <w:tc>
+          <w:tcPr>
+            <w:tcW w:type="dxa" w:w="1512"/>
+          </w:tcPr>
+          <w:p>
+            <w:pPr>
+              <w:spacing w:line="240" w:lineRule="auto"/>
+              <w:jc w:val="center"/>
+            </w:pPr>
+            <w:r>
+              <w:rPr>
+                <w:rFonts w:ascii="바탕" w:hAnsi="바탕" w:eastAsia="바탕"/>
+                <w:b w:val="0"/>
+                <w:i w:val="0"/>
+                <w:sz w:val="18"/>
+              </w:rPr>
+              <w:t>-150 [-162, -139]</w:t>
+            </w:r>
+          </w:p>
+        </w:tc>
+        <w:tc>
+          <w:tcPr>
+            <w:tcW w:type="dxa" w:w="1512"/>
+          </w:tcPr>
+          <w:p>
+            <w:pPr>
+              <w:spacing w:line="240" w:lineRule="auto"/>
+              <w:jc w:val="center"/>
+            </w:pPr>
+            <w:r>
+              <w:rPr>
+                <w:rFonts w:ascii="바탕" w:hAnsi="바탕" w:eastAsia="바탕"/>
+                <w:b w:val="0"/>
+                <w:i w:val="0"/>
+                <w:sz w:val="18"/>
+              </w:rPr>
+              <w:t>-200 [-200, -200]</w:t>
+            </w:r>
+          </w:p>
+        </w:tc>
+        <w:tc>
+          <w:tcPr>
+            <w:tcW w:type="dxa" w:w="1512"/>
+          </w:tcPr>
+          <w:p>
+            <w:pPr>
+              <w:spacing w:line="240" w:lineRule="auto"/>
+              <w:jc w:val="center"/>
+            </w:pPr>
+            <w:r>
+              <w:rPr>
+                <w:rFonts w:ascii="바탕" w:hAnsi="바탕" w:eastAsia="바탕"/>
+                <w:b w:val="0"/>
+                <w:i w:val="0"/>
+                <w:sz w:val="18"/>
+              </w:rPr>
+              <w:t>-119 [-119, -119]</w:t>
+            </w:r>
+          </w:p>
+        </w:tc>
+        <w:tc>
+          <w:tcPr>
+            <w:tcW w:type="dxa" w:w="1512"/>
+          </w:tcPr>
+          <w:p>
+            <w:pPr>
+              <w:spacing w:line="240" w:lineRule="auto"/>
+              <w:jc w:val="center"/>
+            </w:pPr>
+            <w:r>
+              <w:rPr>
+                <w:rFonts w:ascii="바탕" w:hAnsi="바탕" w:eastAsia="바탕"/>
+                <w:b w:val="0"/>
+                <w:i w:val="0"/>
+                <w:sz w:val="18"/>
+              </w:rPr>
+              <w:t>-120 [-120, -119]</w:t>
+            </w:r>
+          </w:p>
+        </w:tc>
+        <w:tc>
+          <w:tcPr>
+            <w:tcW w:type="dxa" w:w="1512"/>
+          </w:tcPr>
+          <w:p>
+            <w:pPr>
+              <w:spacing w:line="240" w:lineRule="auto"/>
+              <w:jc w:val="center"/>
+            </w:pPr>
+            <w:r>
+              <w:rPr>
+                <w:rFonts w:ascii="바탕" w:hAnsi="바탕" w:eastAsia="바탕"/>
+                <w:b w:val="0"/>
+                <w:i w:val="0"/>
+                <w:sz w:val="18"/>
+              </w:rPr>
+              <w:t>-200 [-200, -200]</w:t>
+            </w:r>
+          </w:p>
+        </w:tc>
+      </w:tr>
+      <w:tr>
+        <w:tc>
+          <w:tcPr>
+            <w:tcW w:type="dxa" w:w="1512"/>
+          </w:tcPr>
+          <w:p>
+            <w:pPr>
+              <w:spacing w:line="240" w:lineRule="auto"/>
+              <w:jc w:val="left"/>
+            </w:pPr>
+            <w:r>
+              <w:rPr>
+                <w:rFonts w:ascii="바탕" w:hAnsi="바탕" w:eastAsia="바탕"/>
+                <w:b/>
+                <w:i w:val="0"/>
+                <w:sz w:val="18"/>
+              </w:rPr>
+              <w:t>0.005</w:t>
+            </w:r>
+          </w:p>
+        </w:tc>
+        <w:tc>
+          <w:tcPr>
+            <w:tcW w:type="dxa" w:w="1512"/>
+          </w:tcPr>
+          <w:p>
+            <w:pPr>
+              <w:spacing w:line="240" w:lineRule="auto"/>
+              <w:jc w:val="center"/>
+            </w:pPr>
+            <w:r>
+              <w:rPr>
+                <w:rFonts w:ascii="바탕" w:hAnsi="바탕" w:eastAsia="바탕"/>
+                <w:b w:val="0"/>
+                <w:i w:val="0"/>
+                <w:sz w:val="18"/>
+              </w:rPr>
+              <w:t>-150 [-170, -130]</w:t>
+            </w:r>
+          </w:p>
+        </w:tc>
+        <w:tc>
+          <w:tcPr>
+            <w:tcW w:type="dxa" w:w="1512"/>
+          </w:tcPr>
+          <w:p>
+            <w:pPr>
+              <w:spacing w:line="240" w:lineRule="auto"/>
+              <w:jc w:val="center"/>
+            </w:pPr>
+            <w:r>
+              <w:rPr>
+                <w:rFonts w:ascii="바탕" w:hAnsi="바탕" w:eastAsia="바탕"/>
+                <w:b w:val="0"/>
+                <w:i w:val="0"/>
+                <w:sz w:val="18"/>
+              </w:rPr>
+              <w:t>-200 [-200, -200]</w:t>
+            </w:r>
+          </w:p>
+        </w:tc>
+        <w:tc>
+          <w:tcPr>
+            <w:tcW w:type="dxa" w:w="1512"/>
+          </w:tcPr>
+          <w:p>
+            <w:pPr>
+              <w:spacing w:line="240" w:lineRule="auto"/>
+              <w:jc w:val="center"/>
+            </w:pPr>
+            <w:r>
+              <w:rPr>
+                <w:rFonts w:ascii="바탕" w:hAnsi="바탕" w:eastAsia="바탕"/>
+                <w:b w:val="0"/>
+                <w:i w:val="0"/>
+                <w:sz w:val="18"/>
+              </w:rPr>
+              <w:t>-126 [-126, -126]</w:t>
+            </w:r>
+          </w:p>
+        </w:tc>
+        <w:tc>
+          <w:tcPr>
+            <w:tcW w:type="dxa" w:w="1512"/>
+          </w:tcPr>
+          <w:p>
+            <w:pPr>
+              <w:spacing w:line="240" w:lineRule="auto"/>
+              <w:jc w:val="center"/>
+            </w:pPr>
+            <w:r>
+              <w:rPr>
+                <w:rFonts w:ascii="바탕" w:hAnsi="바탕" w:eastAsia="바탕"/>
+                <w:b w:val="0"/>
+                <w:i w:val="0"/>
+                <w:sz w:val="18"/>
+              </w:rPr>
+              <w:t>-120 [-120, -120]</w:t>
+            </w:r>
+          </w:p>
+        </w:tc>
+        <w:tc>
+          <w:tcPr>
+            <w:tcW w:type="dxa" w:w="1512"/>
+          </w:tcPr>
+          <w:p>
+            <w:pPr>
+              <w:spacing w:line="240" w:lineRule="auto"/>
+              <w:jc w:val="center"/>
+            </w:pPr>
+            <w:r>
+              <w:rPr>
+                <w:rFonts w:ascii="바탕" w:hAnsi="바탕" w:eastAsia="바탕"/>
+                <w:b w:val="0"/>
+                <w:i w:val="0"/>
+                <w:sz w:val="18"/>
+              </w:rPr>
+              <w:t>-200 [-200, -200]</w:t>
+            </w:r>
+          </w:p>
+        </w:tc>
+      </w:tr>
+      <w:tr>
+        <w:tc>
+          <w:tcPr>
+            <w:tcW w:type="dxa" w:w="1512"/>
+          </w:tcPr>
+          <w:p>
+            <w:pPr>
+              <w:spacing w:line="240" w:lineRule="auto"/>
+              <w:jc w:val="left"/>
+            </w:pPr>
+            <w:r>
+              <w:rPr>
+                <w:rFonts w:ascii="바탕" w:hAnsi="바탕" w:eastAsia="바탕"/>
+                <w:b/>
+                <w:i w:val="0"/>
+                <w:sz w:val="18"/>
+              </w:rPr>
+              <w:t>0.0075</w:t>
+            </w:r>
+          </w:p>
+        </w:tc>
+        <w:tc>
+          <w:tcPr>
+            <w:tcW w:type="dxa" w:w="1512"/>
+          </w:tcPr>
+          <w:p>
+            <w:pPr>
+              <w:spacing w:line="240" w:lineRule="auto"/>
+              <w:jc w:val="center"/>
+            </w:pPr>
+            <w:r>
+              <w:rPr>
+                <w:rFonts w:ascii="바탕" w:hAnsi="바탕" w:eastAsia="바탕"/>
+                <w:b w:val="0"/>
+                <w:i w:val="0"/>
+                <w:sz w:val="18"/>
+              </w:rPr>
+              <w:t>-201 [-201, -200]</w:t>
+            </w:r>
+          </w:p>
+        </w:tc>
+        <w:tc>
+          <w:tcPr>
+            <w:tcW w:type="dxa" w:w="1512"/>
+          </w:tcPr>
+          <w:p>
+            <w:pPr>
+              <w:spacing w:line="240" w:lineRule="auto"/>
+              <w:jc w:val="center"/>
+            </w:pPr>
+            <w:r>
+              <w:rPr>
+                <w:rFonts w:ascii="바탕" w:hAnsi="바탕" w:eastAsia="바탕"/>
+                <w:b w:val="0"/>
+                <w:i w:val="0"/>
+                <w:sz w:val="18"/>
+              </w:rPr>
+              <w:t>-154 [-154, -154]</w:t>
+            </w:r>
+          </w:p>
+        </w:tc>
+        <w:tc>
+          <w:tcPr>
+            <w:tcW w:type="dxa" w:w="1512"/>
+          </w:tcPr>
+          <w:p>
+            <w:pPr>
+              <w:spacing w:line="240" w:lineRule="auto"/>
+              <w:jc w:val="center"/>
+            </w:pPr>
+            <w:r>
+              <w:rPr>
+                <w:rFonts w:ascii="바탕" w:hAnsi="바탕" w:eastAsia="바탕"/>
+                <w:b w:val="0"/>
+                <w:i w:val="0"/>
+                <w:sz w:val="18"/>
+              </w:rPr>
+              <w:t>-200 [-200, -200]</w:t>
+            </w:r>
+          </w:p>
+        </w:tc>
+        <w:tc>
+          <w:tcPr>
+            <w:tcW w:type="dxa" w:w="1512"/>
+          </w:tcPr>
+          <w:p>
+            <w:pPr>
+              <w:spacing w:line="240" w:lineRule="auto"/>
+              <w:jc w:val="center"/>
+            </w:pPr>
+            <w:r>
+              <w:rPr>
+                <w:rFonts w:ascii="바탕" w:hAnsi="바탕" w:eastAsia="바탕"/>
+                <w:b w:val="0"/>
+                <w:i w:val="0"/>
+                <w:sz w:val="18"/>
+              </w:rPr>
+              <w:t>-120 [-120, -120]</w:t>
             </w:r>
           </w:p>
         </w:tc>
@@ -8551,6 +9170,616 @@
                 <w:i w:val="0"/>
                 <w:sz w:val="18"/>
               </w:rPr>
+              <w:t>0.001</w:t>
+            </w:r>
+          </w:p>
+        </w:tc>
+        <w:tc>
+          <w:tcPr>
+            <w:tcW w:type="dxa" w:w="1512"/>
+          </w:tcPr>
+          <w:p>
+            <w:pPr>
+              <w:spacing w:line="240" w:lineRule="auto"/>
+              <w:jc w:val="center"/>
+            </w:pPr>
+            <w:r>
+              <w:rPr>
+                <w:rFonts w:ascii="바탕" w:hAnsi="바탕" w:eastAsia="바탕"/>
+                <w:b w:val="0"/>
+                <w:i w:val="0"/>
+                <w:sz w:val="18"/>
+              </w:rPr>
+              <w:t>125</w:t>
+            </w:r>
+          </w:p>
+        </w:tc>
+        <w:tc>
+          <w:tcPr>
+            <w:tcW w:type="dxa" w:w="1512"/>
+          </w:tcPr>
+          <w:p>
+            <w:pPr>
+              <w:spacing w:line="240" w:lineRule="auto"/>
+              <w:jc w:val="center"/>
+            </w:pPr>
+            <w:r>
+              <w:rPr>
+                <w:rFonts w:ascii="바탕" w:hAnsi="바탕" w:eastAsia="바탕"/>
+                <w:b w:val="0"/>
+                <w:i w:val="0"/>
+                <w:sz w:val="18"/>
+              </w:rPr>
+              <w:t>179</w:t>
+            </w:r>
+          </w:p>
+        </w:tc>
+        <w:tc>
+          <w:tcPr>
+            <w:tcW w:type="dxa" w:w="1512"/>
+          </w:tcPr>
+          <w:p>
+            <w:pPr>
+              <w:spacing w:line="240" w:lineRule="auto"/>
+              <w:jc w:val="center"/>
+            </w:pPr>
+            <w:r>
+              <w:rPr>
+                <w:rFonts w:ascii="바탕" w:hAnsi="바탕" w:eastAsia="바탕"/>
+                <w:b w:val="0"/>
+                <w:i w:val="0"/>
+                <w:sz w:val="18"/>
+              </w:rPr>
+              <w:t>163</w:t>
+            </w:r>
+          </w:p>
+        </w:tc>
+        <w:tc>
+          <w:tcPr>
+            <w:tcW w:type="dxa" w:w="1512"/>
+          </w:tcPr>
+          <w:p>
+            <w:pPr>
+              <w:spacing w:line="240" w:lineRule="auto"/>
+              <w:jc w:val="center"/>
+            </w:pPr>
+            <w:r>
+              <w:rPr>
+                <w:rFonts w:ascii="바탕" w:hAnsi="바탕" w:eastAsia="바탕"/>
+                <w:b w:val="0"/>
+                <w:i w:val="0"/>
+                <w:sz w:val="18"/>
+              </w:rPr>
+              <w:t>119</w:t>
+            </w:r>
+          </w:p>
+        </w:tc>
+        <w:tc>
+          <w:tcPr>
+            <w:tcW w:type="dxa" w:w="1512"/>
+          </w:tcPr>
+          <w:p>
+            <w:pPr>
+              <w:spacing w:line="240" w:lineRule="auto"/>
+              <w:jc w:val="center"/>
+            </w:pPr>
+            <w:r>
+              <w:rPr>
+                <w:rFonts w:ascii="바탕" w:hAnsi="바탕" w:eastAsia="바탕"/>
+                <w:b w:val="0"/>
+                <w:i w:val="0"/>
+                <w:sz w:val="18"/>
+              </w:rPr>
+              <w:t>0</w:t>
+            </w:r>
+          </w:p>
+        </w:tc>
+      </w:tr>
+      <w:tr>
+        <w:tc>
+          <w:tcPr>
+            <w:tcW w:type="dxa" w:w="1512"/>
+          </w:tcPr>
+          <w:p>
+            <w:pPr>
+              <w:spacing w:line="240" w:lineRule="auto"/>
+              <w:jc w:val="left"/>
+            </w:pPr>
+            <w:r>
+              <w:rPr>
+                <w:rFonts w:ascii="바탕" w:hAnsi="바탕" w:eastAsia="바탕"/>
+                <w:b/>
+                <w:i w:val="0"/>
+                <w:sz w:val="18"/>
+              </w:rPr>
+              <w:t>0.002</w:t>
+            </w:r>
+          </w:p>
+        </w:tc>
+        <w:tc>
+          <w:tcPr>
+            <w:tcW w:type="dxa" w:w="1512"/>
+          </w:tcPr>
+          <w:p>
+            <w:pPr>
+              <w:spacing w:line="240" w:lineRule="auto"/>
+              <w:jc w:val="center"/>
+            </w:pPr>
+            <w:r>
+              <w:rPr>
+                <w:rFonts w:ascii="바탕" w:hAnsi="바탕" w:eastAsia="바탕"/>
+                <w:b w:val="0"/>
+                <w:i w:val="0"/>
+                <w:sz w:val="18"/>
+              </w:rPr>
+              <w:t>132</w:t>
+            </w:r>
+          </w:p>
+        </w:tc>
+        <w:tc>
+          <w:tcPr>
+            <w:tcW w:type="dxa" w:w="1512"/>
+          </w:tcPr>
+          <w:p>
+            <w:pPr>
+              <w:spacing w:line="240" w:lineRule="auto"/>
+              <w:jc w:val="center"/>
+            </w:pPr>
+            <w:r>
+              <w:rPr>
+                <w:rFonts w:ascii="바탕" w:hAnsi="바탕" w:eastAsia="바탕"/>
+                <w:b w:val="0"/>
+                <w:i w:val="0"/>
+                <w:sz w:val="18"/>
+              </w:rPr>
+              <w:t>133</w:t>
+            </w:r>
+          </w:p>
+        </w:tc>
+        <w:tc>
+          <w:tcPr>
+            <w:tcW w:type="dxa" w:w="1512"/>
+          </w:tcPr>
+          <w:p>
+            <w:pPr>
+              <w:spacing w:line="240" w:lineRule="auto"/>
+              <w:jc w:val="center"/>
+            </w:pPr>
+            <w:r>
+              <w:rPr>
+                <w:rFonts w:ascii="바탕" w:hAnsi="바탕" w:eastAsia="바탕"/>
+                <w:b w:val="0"/>
+                <w:i w:val="0"/>
+                <w:sz w:val="18"/>
+              </w:rPr>
+              <w:t>106</w:t>
+            </w:r>
+          </w:p>
+        </w:tc>
+        <w:tc>
+          <w:tcPr>
+            <w:tcW w:type="dxa" w:w="1512"/>
+          </w:tcPr>
+          <w:p>
+            <w:pPr>
+              <w:spacing w:line="240" w:lineRule="auto"/>
+              <w:jc w:val="center"/>
+            </w:pPr>
+            <w:r>
+              <w:rPr>
+                <w:rFonts w:ascii="바탕" w:hAnsi="바탕" w:eastAsia="바탕"/>
+                <w:b w:val="0"/>
+                <w:i w:val="0"/>
+                <w:sz w:val="18"/>
+              </w:rPr>
+              <w:t>119</w:t>
+            </w:r>
+          </w:p>
+        </w:tc>
+        <w:tc>
+          <w:tcPr>
+            <w:tcW w:type="dxa" w:w="1512"/>
+          </w:tcPr>
+          <w:p>
+            <w:pPr>
+              <w:spacing w:line="240" w:lineRule="auto"/>
+              <w:jc w:val="center"/>
+            </w:pPr>
+            <w:r>
+              <w:rPr>
+                <w:rFonts w:ascii="바탕" w:hAnsi="바탕" w:eastAsia="바탕"/>
+                <w:b w:val="0"/>
+                <w:i w:val="0"/>
+                <w:sz w:val="18"/>
+              </w:rPr>
+              <w:t>0</w:t>
+            </w:r>
+          </w:p>
+        </w:tc>
+      </w:tr>
+      <w:tr>
+        <w:tc>
+          <w:tcPr>
+            <w:tcW w:type="dxa" w:w="1512"/>
+          </w:tcPr>
+          <w:p>
+            <w:pPr>
+              <w:spacing w:line="240" w:lineRule="auto"/>
+              <w:jc w:val="left"/>
+            </w:pPr>
+            <w:r>
+              <w:rPr>
+                <w:rFonts w:ascii="바탕" w:hAnsi="바탕" w:eastAsia="바탕"/>
+                <w:b/>
+                <w:i w:val="0"/>
+                <w:sz w:val="18"/>
+              </w:rPr>
+              <w:t>0.003</w:t>
+            </w:r>
+          </w:p>
+        </w:tc>
+        <w:tc>
+          <w:tcPr>
+            <w:tcW w:type="dxa" w:w="1512"/>
+          </w:tcPr>
+          <w:p>
+            <w:pPr>
+              <w:spacing w:line="240" w:lineRule="auto"/>
+              <w:jc w:val="center"/>
+            </w:pPr>
+            <w:r>
+              <w:rPr>
+                <w:rFonts w:ascii="바탕" w:hAnsi="바탕" w:eastAsia="바탕"/>
+                <w:b w:val="0"/>
+                <w:i w:val="0"/>
+                <w:sz w:val="18"/>
+              </w:rPr>
+              <w:t>146</w:t>
+            </w:r>
+          </w:p>
+        </w:tc>
+        <w:tc>
+          <w:tcPr>
+            <w:tcW w:type="dxa" w:w="1512"/>
+          </w:tcPr>
+          <w:p>
+            <w:pPr>
+              <w:spacing w:line="240" w:lineRule="auto"/>
+              <w:jc w:val="center"/>
+            </w:pPr>
+            <w:r>
+              <w:rPr>
+                <w:rFonts w:ascii="바탕" w:hAnsi="바탕" w:eastAsia="바탕"/>
+                <w:b w:val="0"/>
+                <w:i w:val="0"/>
+                <w:sz w:val="18"/>
+              </w:rPr>
+              <w:t>11</w:t>
+            </w:r>
+          </w:p>
+        </w:tc>
+        <w:tc>
+          <w:tcPr>
+            <w:tcW w:type="dxa" w:w="1512"/>
+          </w:tcPr>
+          <w:p>
+            <w:pPr>
+              <w:spacing w:line="240" w:lineRule="auto"/>
+              <w:jc w:val="center"/>
+            </w:pPr>
+            <w:r>
+              <w:rPr>
+                <w:rFonts w:ascii="바탕" w:hAnsi="바탕" w:eastAsia="바탕"/>
+                <w:b w:val="0"/>
+                <w:i w:val="0"/>
+                <w:sz w:val="18"/>
+              </w:rPr>
+              <w:t>118</w:t>
+            </w:r>
+          </w:p>
+        </w:tc>
+        <w:tc>
+          <w:tcPr>
+            <w:tcW w:type="dxa" w:w="1512"/>
+          </w:tcPr>
+          <w:p>
+            <w:pPr>
+              <w:spacing w:line="240" w:lineRule="auto"/>
+              <w:jc w:val="center"/>
+            </w:pPr>
+            <w:r>
+              <w:rPr>
+                <w:rFonts w:ascii="바탕" w:hAnsi="바탕" w:eastAsia="바탕"/>
+                <w:b w:val="0"/>
+                <w:i w:val="0"/>
+                <w:sz w:val="18"/>
+              </w:rPr>
+              <w:t>119</w:t>
+            </w:r>
+          </w:p>
+        </w:tc>
+        <w:tc>
+          <w:tcPr>
+            <w:tcW w:type="dxa" w:w="1512"/>
+          </w:tcPr>
+          <w:p>
+            <w:pPr>
+              <w:spacing w:line="240" w:lineRule="auto"/>
+              <w:jc w:val="center"/>
+            </w:pPr>
+            <w:r>
+              <w:rPr>
+                <w:rFonts w:ascii="바탕" w:hAnsi="바탕" w:eastAsia="바탕"/>
+                <w:b w:val="0"/>
+                <w:i w:val="0"/>
+                <w:sz w:val="18"/>
+              </w:rPr>
+              <w:t>0</w:t>
+            </w:r>
+          </w:p>
+        </w:tc>
+      </w:tr>
+      <w:tr>
+        <w:tc>
+          <w:tcPr>
+            <w:tcW w:type="dxa" w:w="1512"/>
+          </w:tcPr>
+          <w:p>
+            <w:pPr>
+              <w:spacing w:line="240" w:lineRule="auto"/>
+              <w:jc w:val="left"/>
+            </w:pPr>
+            <w:r>
+              <w:rPr>
+                <w:rFonts w:ascii="바탕" w:hAnsi="바탕" w:eastAsia="바탕"/>
+                <w:b/>
+                <w:i w:val="0"/>
+                <w:sz w:val="18"/>
+              </w:rPr>
+              <w:t>0.005</w:t>
+            </w:r>
+          </w:p>
+        </w:tc>
+        <w:tc>
+          <w:tcPr>
+            <w:tcW w:type="dxa" w:w="1512"/>
+          </w:tcPr>
+          <w:p>
+            <w:pPr>
+              <w:spacing w:line="240" w:lineRule="auto"/>
+              <w:jc w:val="center"/>
+            </w:pPr>
+            <w:r>
+              <w:rPr>
+                <w:rFonts w:ascii="바탕" w:hAnsi="바탕" w:eastAsia="바탕"/>
+                <w:b w:val="0"/>
+                <w:i w:val="0"/>
+                <w:sz w:val="18"/>
+              </w:rPr>
+              <w:t>146</w:t>
+            </w:r>
+          </w:p>
+        </w:tc>
+        <w:tc>
+          <w:tcPr>
+            <w:tcW w:type="dxa" w:w="1512"/>
+          </w:tcPr>
+          <w:p>
+            <w:pPr>
+              <w:spacing w:line="240" w:lineRule="auto"/>
+              <w:jc w:val="center"/>
+            </w:pPr>
+            <w:r>
+              <w:rPr>
+                <w:rFonts w:ascii="바탕" w:hAnsi="바탕" w:eastAsia="바탕"/>
+                <w:b w:val="0"/>
+                <w:i w:val="0"/>
+                <w:sz w:val="18"/>
+              </w:rPr>
+              <w:t>0</w:t>
+            </w:r>
+          </w:p>
+        </w:tc>
+        <w:tc>
+          <w:tcPr>
+            <w:tcW w:type="dxa" w:w="1512"/>
+          </w:tcPr>
+          <w:p>
+            <w:pPr>
+              <w:spacing w:line="240" w:lineRule="auto"/>
+              <w:jc w:val="center"/>
+            </w:pPr>
+            <w:r>
+              <w:rPr>
+                <w:rFonts w:ascii="바탕" w:hAnsi="바탕" w:eastAsia="바탕"/>
+                <w:b w:val="0"/>
+                <w:i w:val="0"/>
+                <w:sz w:val="18"/>
+              </w:rPr>
+              <w:t>124</w:t>
+            </w:r>
+          </w:p>
+        </w:tc>
+        <w:tc>
+          <w:tcPr>
+            <w:tcW w:type="dxa" w:w="1512"/>
+          </w:tcPr>
+          <w:p>
+            <w:pPr>
+              <w:spacing w:line="240" w:lineRule="auto"/>
+              <w:jc w:val="center"/>
+            </w:pPr>
+            <w:r>
+              <w:rPr>
+                <w:rFonts w:ascii="바탕" w:hAnsi="바탕" w:eastAsia="바탕"/>
+                <w:b w:val="0"/>
+                <w:i w:val="0"/>
+                <w:sz w:val="18"/>
+              </w:rPr>
+              <w:t>119</w:t>
+            </w:r>
+          </w:p>
+        </w:tc>
+        <w:tc>
+          <w:tcPr>
+            <w:tcW w:type="dxa" w:w="1512"/>
+          </w:tcPr>
+          <w:p>
+            <w:pPr>
+              <w:spacing w:line="240" w:lineRule="auto"/>
+              <w:jc w:val="center"/>
+            </w:pPr>
+            <w:r>
+              <w:rPr>
+                <w:rFonts w:ascii="바탕" w:hAnsi="바탕" w:eastAsia="바탕"/>
+                <w:b w:val="0"/>
+                <w:i w:val="0"/>
+                <w:sz w:val="18"/>
+              </w:rPr>
+              <w:t>0</w:t>
+            </w:r>
+          </w:p>
+        </w:tc>
+      </w:tr>
+      <w:tr>
+        <w:tc>
+          <w:tcPr>
+            <w:tcW w:type="dxa" w:w="1512"/>
+          </w:tcPr>
+          <w:p>
+            <w:pPr>
+              <w:spacing w:line="240" w:lineRule="auto"/>
+              <w:jc w:val="left"/>
+            </w:pPr>
+            <w:r>
+              <w:rPr>
+                <w:rFonts w:ascii="바탕" w:hAnsi="바탕" w:eastAsia="바탕"/>
+                <w:b/>
+                <w:i w:val="0"/>
+                <w:sz w:val="18"/>
+              </w:rPr>
+              <w:t>0.0075</w:t>
+            </w:r>
+          </w:p>
+        </w:tc>
+        <w:tc>
+          <w:tcPr>
+            <w:tcW w:type="dxa" w:w="1512"/>
+          </w:tcPr>
+          <w:p>
+            <w:pPr>
+              <w:spacing w:line="240" w:lineRule="auto"/>
+              <w:jc w:val="center"/>
+            </w:pPr>
+            <w:r>
+              <w:rPr>
+                <w:rFonts w:ascii="바탕" w:hAnsi="바탕" w:eastAsia="바탕"/>
+                <w:b w:val="0"/>
+                <w:i w:val="0"/>
+                <w:sz w:val="18"/>
+              </w:rPr>
+              <w:t>95</w:t>
+            </w:r>
+          </w:p>
+        </w:tc>
+        <w:tc>
+          <w:tcPr>
+            <w:tcW w:type="dxa" w:w="1512"/>
+          </w:tcPr>
+          <w:p>
+            <w:pPr>
+              <w:spacing w:line="240" w:lineRule="auto"/>
+              <w:jc w:val="center"/>
+            </w:pPr>
+            <w:r>
+              <w:rPr>
+                <w:rFonts w:ascii="바탕" w:hAnsi="바탕" w:eastAsia="바탕"/>
+                <w:b w:val="0"/>
+                <w:i w:val="0"/>
+                <w:sz w:val="18"/>
+              </w:rPr>
+              <w:t>150</w:t>
+            </w:r>
+          </w:p>
+        </w:tc>
+        <w:tc>
+          <w:tcPr>
+            <w:tcW w:type="dxa" w:w="1512"/>
+          </w:tcPr>
+          <w:p>
+            <w:pPr>
+              <w:spacing w:line="240" w:lineRule="auto"/>
+              <w:jc w:val="center"/>
+            </w:pPr>
+            <w:r>
+              <w:rPr>
+                <w:rFonts w:ascii="바탕" w:hAnsi="바탕" w:eastAsia="바탕"/>
+                <w:b w:val="0"/>
+                <w:i w:val="0"/>
+                <w:sz w:val="18"/>
+              </w:rPr>
+              <w:t>67</w:t>
+            </w:r>
+          </w:p>
+        </w:tc>
+        <w:tc>
+          <w:tcPr>
+            <w:tcW w:type="dxa" w:w="1512"/>
+          </w:tcPr>
+          <w:p>
+            <w:pPr>
+              <w:spacing w:line="240" w:lineRule="auto"/>
+              <w:jc w:val="center"/>
+            </w:pPr>
+            <w:r>
+              <w:rPr>
+                <w:rFonts w:ascii="바탕" w:hAnsi="바탕" w:eastAsia="바탕"/>
+                <w:b w:val="0"/>
+                <w:i w:val="0"/>
+                <w:sz w:val="18"/>
+              </w:rPr>
+              <w:t>119</w:t>
+            </w:r>
+          </w:p>
+        </w:tc>
+        <w:tc>
+          <w:tcPr>
+            <w:tcW w:type="dxa" w:w="1512"/>
+          </w:tcPr>
+          <w:p>
+            <w:pPr>
+              <w:spacing w:line="240" w:lineRule="auto"/>
+              <w:jc w:val="center"/>
+            </w:pPr>
+            <w:r>
+              <w:rPr>
+                <w:rFonts w:ascii="바탕" w:hAnsi="바탕" w:eastAsia="바탕"/>
+                <w:b w:val="0"/>
+                <w:i w:val="0"/>
+                <w:sz w:val="18"/>
+              </w:rPr>
+              <w:t>0</w:t>
+            </w:r>
+          </w:p>
+        </w:tc>
+      </w:tr>
+      <w:tr>
+        <w:tc>
+          <w:tcPr>
+            <w:tcW w:type="dxa" w:w="1512"/>
+          </w:tcPr>
+          <w:p>
+            <w:pPr>
+              <w:spacing w:line="240" w:lineRule="auto"/>
+              <w:jc w:val="left"/>
+            </w:pPr>
+            <w:r>
+              <w:rPr>
+                <w:rFonts w:ascii="바탕" w:hAnsi="바탕" w:eastAsia="바탕"/>
+                <w:b/>
+                <w:i w:val="0"/>
+                <w:sz w:val="18"/>
+              </w:rPr>
               <w:t>0.01</w:t>
             </w:r>
           </w:p>
@@ -12710,7 +13939,7 @@
           <w:i w:val="0"/>
           <w:sz w:val="20"/>
         </w:rPr>
-        <w:t>· TempoRL: 행동 횟수가 절반 아래로 떨어지는 첫 λ = 0.01, 완전히 0이 되는 첫 λ = 0.03</w:t>
+        <w:t>· TempoRL: 행동 횟수가 절반 아래로 떨어지는 첫 λ = 0.003, 완전히 0이 되는 첫 λ = 0.005</w:t>
       </w:r>
     </w:p>
     <w:p>
@@ -13453,7 +14682,7 @@
                 <w:i w:val="0"/>
                 <w:sz w:val="18"/>
               </w:rPr>
-              <w:t>3</w:t>
+              <w:t>5</w:t>
             </w:r>
           </w:p>
         </w:tc>
@@ -13493,7 +14722,7 @@
                 <w:i w:val="0"/>
                 <w:sz w:val="18"/>
               </w:rPr>
-              <w:t>[-200.0, -135.8]</w:t>
+              <w:t>[-200.0, -132.4]</w:t>
             </w:r>
           </w:p>
         </w:tc>

--- a/졸업논문_초안v1.docx
+++ b/졸업논문_초안v1.docx
@@ -15761,7 +15761,216 @@
           <w:i w:val="0"/>
           <w:sz w:val="20"/>
         </w:rPr>
-        <w:t xml:space="preserve"> 무는 해석(전환 비용)에서는 행동을 오래 유지하는 TempoRL 계열이 유리해진다. 공정 비교를 지키려고 한 가지 방식으로 고정했으나, 다른 방식은 다른 지도를 그린다 — 실제로 전환 비용으로 재면 MountainCar의 pump 규칙은 에피소드당 행동 119.3회 중 방향 전환이 3.0회뿐이어서, 무행동이 규칙을 이기기 시작하는 λ가 0.67에서 26.9로 40배 커진다. 같은 환경이라도 비용을 어떻게 세느냐가 답을 바꾼다는 뜻이다.</w:t>
+        <w:t xml:space="preserve"> 무는 해석(전환 비용)도 실제 설비에서는 흔하다. 공정 비교를 지키려고 한 가지 방식으로 고정했으나, 다른 방식이 다른 지도를 그린다는 것은 </w:t>
+      </w:r>
+      <w:r>
+        <w:rPr>
+          <w:rFonts w:ascii="바탕" w:hAnsi="바탕" w:eastAsia="바탕"/>
+          <w:b/>
+          <w:i w:val="0"/>
+          <w:sz w:val="20"/>
+        </w:rPr>
+        <w:t>고정 규칙만 다시 재어도</w:t>
+      </w:r>
+      <w:r>
+        <w:rPr>
+          <w:rFonts w:ascii="바탕" w:hAnsi="바탕" w:eastAsia="바탕"/>
+          <w:b w:val="0"/>
+          <w:i w:val="0"/>
+          <w:sz w:val="20"/>
+        </w:rPr>
+        <w:t xml:space="preserve"> 확인된다. 무행동이 그 환경의 최고 규칙을 이기기 시작하는 λ는 다음 한 줄로 정해지고, 분모가 방식에 따라 달라지기 때문이다.</w:t>
+      </w:r>
+    </w:p>
+    <w:p>
+      <w:pPr>
+        <w:spacing w:line="276" w:lineRule="auto" w:before="200" w:after="40"/>
+        <w:jc w:val="center"/>
+      </w:pPr>
+      <w:r>
+        <w:rPr>
+          <w:rFonts w:ascii="맑은 고딕" w:hAnsi="맑은 고딕" w:eastAsia="맑은 고딕"/>
+          <w:b/>
+          <w:i w:val="0"/>
+          <w:sz w:val="19"/>
+        </w:rPr>
+      </w:r>
+    </w:p>
+    <w:p>
+      <w:pPr>
+        <w:spacing w:line="276" w:lineRule="auto" w:before="0" w:after="60"/>
+        <w:jc w:val="center"/>
+      </w:pPr>
+      <w:r>
+        <w:rPr>
+          <w:rFonts w:ascii="맑은 고딕" w:hAnsi="맑은 고딕" w:eastAsia="맑은 고딕"/>
+          <w:b w:val="0"/>
+          <w:i/>
+          <w:sz w:val="18"/>
+        </w:rPr>
+      </w:r>
+    </w:p>
+    <w:tbl>
+      <w:tblPr>
+        <w:tblStyle w:val="TableGrid"/>
+        <w:tblW w:type="auto" w:w="0"/>
+        <w:jc w:val="center"/>
+        <w:tblLook w:firstColumn="1" w:firstRow="1" w:lastColumn="0" w:lastRow="0" w:noHBand="0" w:noVBand="1" w:val="04A0"/>
+      </w:tblPr>
+      <w:tblGrid>
+        <w:gridCol w:w="9072"/>
+      </w:tblGrid>
+      <w:tr>
+        <w:tc>
+          <w:tcPr>
+            <w:tcW w:type="dxa" w:w="9072"/>
+            <w:shd w:val="clear" w:color="auto" w:fill="EDEDED"/>
+          </w:tcPr>
+          <w:p>
+            <w:pPr>
+              <w:spacing w:line="240" w:lineRule="auto"/>
+              <w:jc w:val="center"/>
+            </w:pPr>
+            <w:r/>
+            <w:r>
+              <w:rPr>
+                <w:rFonts w:ascii="맑은 고딕" w:hAnsi="맑은 고딕" w:eastAsia="맑은 고딕"/>
+                <w:b/>
+                <w:i w:val="0"/>
+                <w:sz w:val="18"/>
+              </w:rPr>
+              <w:t>How the λ scale shifts when the cost model changes (fixed rules, 100 episodes) --&gt;</w:t>
+            </w:r>
+          </w:p>
+        </w:tc>
+      </w:tr>
+      <w:tr>
+        <w:tc>
+          <w:tcPr>
+            <w:tcW w:type="dxa" w:w="9072"/>
+          </w:tcPr>
+          <w:p>
+            <w:pPr>
+              <w:spacing w:line="240" w:lineRule="auto"/>
+              <w:jc w:val="left"/>
+            </w:pPr>
+            <w:r>
+              <w:rPr>
+                <w:rFonts w:ascii="바탕" w:hAnsi="바탕" w:eastAsia="바탕"/>
+                <w:b w:val="0"/>
+                <w:i w:val="0"/>
+                <w:sz w:val="18"/>
+              </w:rPr>
+              <w:t>---</w:t>
+            </w:r>
+          </w:p>
+        </w:tc>
+      </w:tr>
+      <w:tr>
+        <w:tc>
+          <w:tcPr>
+            <w:tcW w:type="dxa" w:w="9072"/>
+          </w:tcPr>
+          <w:p>
+            <w:pPr>
+              <w:spacing w:line="240" w:lineRule="auto"/>
+              <w:jc w:val="left"/>
+            </w:pPr>
+            <w:r>
+              <w:rPr>
+                <w:rFonts w:ascii="바탕" w:hAnsi="바탕" w:eastAsia="바탕"/>
+                <w:b w:val="0"/>
+                <w:i w:val="0"/>
+                <w:sz w:val="18"/>
+              </w:rPr>
+              <w:t>MountainCar / pump</w:t>
+            </w:r>
+          </w:p>
+        </w:tc>
+      </w:tr>
+      <w:tr>
+        <w:tc>
+          <w:tcPr>
+            <w:tcW w:type="dxa" w:w="9072"/>
+          </w:tcPr>
+          <w:p>
+            <w:pPr>
+              <w:spacing w:line="240" w:lineRule="auto"/>
+              <w:jc w:val="left"/>
+            </w:pPr>
+            <w:r>
+              <w:rPr>
+                <w:rFonts w:ascii="바탕" w:hAnsi="바탕" w:eastAsia="바탕"/>
+                <w:b w:val="0"/>
+                <w:i w:val="0"/>
+                <w:sz w:val="18"/>
+              </w:rPr>
+              <w:t>LunarLander / 임계값</w:t>
+            </w:r>
+          </w:p>
+        </w:tc>
+      </w:tr>
+      <w:tr>
+        <w:tc>
+          <w:tcPr>
+            <w:tcW w:type="dxa" w:w="9072"/>
+          </w:tcPr>
+          <w:p>
+            <w:pPr>
+              <w:spacing w:line="240" w:lineRule="auto"/>
+              <w:jc w:val="left"/>
+            </w:pPr>
+            <w:r>
+              <w:rPr>
+                <w:rFonts w:ascii="바탕" w:hAnsi="바탕" w:eastAsia="바탕"/>
+                <w:b w:val="0"/>
+                <w:i w:val="0"/>
+                <w:sz w:val="18"/>
+              </w:rPr>
+              <w:t>MinAtar Freeway / 신중</w:t>
+            </w:r>
+          </w:p>
+        </w:tc>
+      </w:tr>
+    </w:tbl>
+    <w:p>
+      <w:pPr>
+        <w:spacing w:line="240" w:lineRule="auto" w:before="0" w:after="120"/>
+        <w:jc w:val="both"/>
+      </w:pPr>
+    </w:p>
+    <w:p>
+      <w:pPr>
+        <w:spacing w:line="480" w:lineRule="auto" w:before="0" w:after="0"/>
+        <w:ind w:firstLine="200"/>
+        <w:jc w:val="both"/>
+      </w:pPr>
+      <w:r>
+        <w:rPr>
+          <w:rFonts w:ascii="바탕" w:hAnsi="바탕" w:eastAsia="바탕"/>
+          <w:b w:val="0"/>
+          <w:i w:val="0"/>
+          <w:sz w:val="20"/>
+        </w:rPr>
+        <w:t xml:space="preserve">방향이 환경마다 다르다는 점이 중요하다. pump 규칙은 속도 부호가 바뀔 때만 방향을 틀어 119회 중 전환이 3회뿐이라 전환 비용에서 거의 공짜가 된다. 반대로 Freeway의 신중 규칙은 '기다렸다 올라가기'를 반복해 전환이 행동보다 많아 오히려 손해를 본다. </w:t>
+      </w:r>
+      <w:r>
+        <w:rPr>
+          <w:rFonts w:ascii="바탕" w:hAnsi="바탕" w:eastAsia="바탕"/>
+          <w:b/>
+          <w:i w:val="0"/>
+          <w:sz w:val="20"/>
+        </w:rPr>
+        <w:t>같은 환경, 같은 규칙이라도 비용을 어떻게 세느냐가 답을 바꾼다.</w:t>
+      </w:r>
+      <w:r>
+        <w:rPr>
+          <w:rFonts w:ascii="바탕" w:hAnsi="바탕" w:eastAsia="바탕"/>
+          <w:b w:val="0"/>
+          <w:i w:val="0"/>
+          <w:sz w:val="20"/>
+        </w:rPr>
+        <w:t xml:space="preserve"> 이 연구의 지도는 '매 스텝 과금'이라는 전제 위에 있다.</w:t>
       </w:r>
     </w:p>
     <w:p>

--- a/졸업논문_초안v1.docx
+++ b/졸업논문_초안v1.docx
@@ -15794,6 +15794,7 @@
           <w:i w:val="0"/>
           <w:sz w:val="19"/>
         </w:rPr>
+        <w:t>표 8. 비용 부과 방식을 바꾸면 λ 눈금이 얼마나 달라지는가 (고정 규칙, 100 에피소드)</w:t>
       </w:r>
     </w:p>
     <w:p>
@@ -15808,6 +15809,7 @@
           <w:i/>
           <w:sz w:val="18"/>
         </w:rPr>
+        <w:t>Table 8. How the λ scale shifts when the cost model changes (fixed rules, 100 episodes)</w:t>
       </w:r>
     </w:p>
     <w:tbl>
@@ -15818,12 +15820,17 @@
         <w:tblLook w:firstColumn="1" w:firstRow="1" w:lastColumn="0" w:lastRow="0" w:noHBand="0" w:noVBand="1" w:val="04A0"/>
       </w:tblPr>
       <w:tblGrid>
-        <w:gridCol w:w="9072"/>
+        <w:gridCol w:w="1512"/>
+        <w:gridCol w:w="1512"/>
+        <w:gridCol w:w="1512"/>
+        <w:gridCol w:w="1512"/>
+        <w:gridCol w:w="1512"/>
+        <w:gridCol w:w="1512"/>
       </w:tblGrid>
       <w:tr>
         <w:tc>
           <w:tcPr>
-            <w:tcW w:type="dxa" w:w="9072"/>
+            <w:tcW w:type="dxa" w:w="1512"/>
             <w:shd w:val="clear" w:color="auto" w:fill="EDEDED"/>
           </w:tcPr>
           <w:p>
@@ -15839,7 +15846,117 @@
                 <w:i w:val="0"/>
                 <w:sz w:val="18"/>
               </w:rPr>
-              <w:t>How the λ scale shifts when the cost model changes (fixed rules, 100 episodes) --&gt;</w:t>
+              <w:t>환경 / 규칙</w:t>
+            </w:r>
+          </w:p>
+        </w:tc>
+        <w:tc>
+          <w:tcPr>
+            <w:tcW w:type="dxa" w:w="1512"/>
+            <w:shd w:val="clear" w:color="auto" w:fill="EDEDED"/>
+          </w:tcPr>
+          <w:p>
+            <w:pPr>
+              <w:spacing w:line="240" w:lineRule="auto"/>
+              <w:jc w:val="center"/>
+            </w:pPr>
+            <w:r/>
+            <w:r>
+              <w:rPr>
+                <w:rFonts w:ascii="맑은 고딕" w:hAnsi="맑은 고딕" w:eastAsia="맑은 고딕"/>
+                <w:b/>
+                <w:i w:val="0"/>
+                <w:sz w:val="18"/>
+              </w:rPr>
+              <w:t>매 스텝 과금</w:t>
+            </w:r>
+          </w:p>
+        </w:tc>
+        <w:tc>
+          <w:tcPr>
+            <w:tcW w:type="dxa" w:w="1512"/>
+            <w:shd w:val="clear" w:color="auto" w:fill="EDEDED"/>
+          </w:tcPr>
+          <w:p>
+            <w:pPr>
+              <w:spacing w:line="240" w:lineRule="auto"/>
+              <w:jc w:val="center"/>
+            </w:pPr>
+            <w:r/>
+            <w:r>
+              <w:rPr>
+                <w:rFonts w:ascii="맑은 고딕" w:hAnsi="맑은 고딕" w:eastAsia="맑은 고딕"/>
+                <w:b/>
+                <w:i w:val="0"/>
+                <w:sz w:val="18"/>
+              </w:rPr>
+              <w:t>전환 과금</w:t>
+            </w:r>
+          </w:p>
+        </w:tc>
+        <w:tc>
+          <w:tcPr>
+            <w:tcW w:type="dxa" w:w="1512"/>
+            <w:shd w:val="clear" w:color="auto" w:fill="EDEDED"/>
+          </w:tcPr>
+          <w:p>
+            <w:pPr>
+              <w:spacing w:line="240" w:lineRule="auto"/>
+              <w:jc w:val="center"/>
+            </w:pPr>
+            <w:r/>
+            <w:r>
+              <w:rPr>
+                <w:rFonts w:ascii="맑은 고딕" w:hAnsi="맑은 고딕" w:eastAsia="맑은 고딕"/>
+                <w:b/>
+                <w:i w:val="0"/>
+                <w:sz w:val="18"/>
+              </w:rPr>
+              <w:t>λ_교차 (매 스텝)</w:t>
+            </w:r>
+          </w:p>
+        </w:tc>
+        <w:tc>
+          <w:tcPr>
+            <w:tcW w:type="dxa" w:w="1512"/>
+            <w:shd w:val="clear" w:color="auto" w:fill="EDEDED"/>
+          </w:tcPr>
+          <w:p>
+            <w:pPr>
+              <w:spacing w:line="240" w:lineRule="auto"/>
+              <w:jc w:val="center"/>
+            </w:pPr>
+            <w:r/>
+            <w:r>
+              <w:rPr>
+                <w:rFonts w:ascii="맑은 고딕" w:hAnsi="맑은 고딕" w:eastAsia="맑은 고딕"/>
+                <w:b/>
+                <w:i w:val="0"/>
+                <w:sz w:val="18"/>
+              </w:rPr>
+              <w:t>λ_교차 (전환)</w:t>
+            </w:r>
+          </w:p>
+        </w:tc>
+        <w:tc>
+          <w:tcPr>
+            <w:tcW w:type="dxa" w:w="1512"/>
+            <w:shd w:val="clear" w:color="auto" w:fill="EDEDED"/>
+          </w:tcPr>
+          <w:p>
+            <w:pPr>
+              <w:spacing w:line="240" w:lineRule="auto"/>
+              <w:jc w:val="center"/>
+            </w:pPr>
+            <w:r/>
+            <w:r>
+              <w:rPr>
+                <w:rFonts w:ascii="맑은 고딕" w:hAnsi="맑은 고딕" w:eastAsia="맑은 고딕"/>
+                <w:b/>
+                <w:i w:val="0"/>
+                <w:sz w:val="18"/>
+              </w:rPr>
+              <w:t>배율</w:t>
             </w:r>
           </w:p>
         </w:tc>
@@ -15847,7 +15964,7 @@
       <w:tr>
         <w:tc>
           <w:tcPr>
-            <w:tcW w:type="dxa" w:w="9072"/>
+            <w:tcW w:type="dxa" w:w="1512"/>
           </w:tcPr>
           <w:p>
             <w:pPr>
@@ -15861,7 +15978,107 @@
                 <w:i w:val="0"/>
                 <w:sz w:val="18"/>
               </w:rPr>
-              <w:t>---</w:t>
+              <w:t>MountainCar / pump</w:t>
+            </w:r>
+          </w:p>
+        </w:tc>
+        <w:tc>
+          <w:tcPr>
+            <w:tcW w:type="dxa" w:w="1512"/>
+          </w:tcPr>
+          <w:p>
+            <w:pPr>
+              <w:spacing w:line="240" w:lineRule="auto"/>
+              <w:jc w:val="center"/>
+            </w:pPr>
+            <w:r>
+              <w:rPr>
+                <w:rFonts w:ascii="바탕" w:hAnsi="바탕" w:eastAsia="바탕"/>
+                <w:b w:val="0"/>
+                <w:i w:val="0"/>
+                <w:sz w:val="18"/>
+              </w:rPr>
+              <w:t>119.2</w:t>
+            </w:r>
+          </w:p>
+        </w:tc>
+        <w:tc>
+          <w:tcPr>
+            <w:tcW w:type="dxa" w:w="1512"/>
+          </w:tcPr>
+          <w:p>
+            <w:pPr>
+              <w:spacing w:line="240" w:lineRule="auto"/>
+              <w:jc w:val="center"/>
+            </w:pPr>
+            <w:r>
+              <w:rPr>
+                <w:rFonts w:ascii="바탕" w:hAnsi="바탕" w:eastAsia="바탕"/>
+                <w:b/>
+                <w:i w:val="0"/>
+                <w:sz w:val="18"/>
+              </w:rPr>
+              <w:t>3.0</w:t>
+            </w:r>
+          </w:p>
+        </w:tc>
+        <w:tc>
+          <w:tcPr>
+            <w:tcW w:type="dxa" w:w="1512"/>
+          </w:tcPr>
+          <w:p>
+            <w:pPr>
+              <w:spacing w:line="240" w:lineRule="auto"/>
+              <w:jc w:val="center"/>
+            </w:pPr>
+            <w:r>
+              <w:rPr>
+                <w:rFonts w:ascii="바탕" w:hAnsi="바탕" w:eastAsia="바탕"/>
+                <w:b w:val="0"/>
+                <w:i w:val="0"/>
+                <w:sz w:val="18"/>
+              </w:rPr>
+              <w:t>0.673</w:t>
+            </w:r>
+          </w:p>
+        </w:tc>
+        <w:tc>
+          <w:tcPr>
+            <w:tcW w:type="dxa" w:w="1512"/>
+          </w:tcPr>
+          <w:p>
+            <w:pPr>
+              <w:spacing w:line="240" w:lineRule="auto"/>
+              <w:jc w:val="center"/>
+            </w:pPr>
+            <w:r>
+              <w:rPr>
+                <w:rFonts w:ascii="바탕" w:hAnsi="바탕" w:eastAsia="바탕"/>
+                <w:b/>
+                <w:i w:val="0"/>
+                <w:sz w:val="18"/>
+              </w:rPr>
+              <w:t>26.73</w:t>
+            </w:r>
+          </w:p>
+        </w:tc>
+        <w:tc>
+          <w:tcPr>
+            <w:tcW w:type="dxa" w:w="1512"/>
+          </w:tcPr>
+          <w:p>
+            <w:pPr>
+              <w:spacing w:line="240" w:lineRule="auto"/>
+              <w:jc w:val="center"/>
+            </w:pPr>
+            <w:r>
+              <w:rPr>
+                <w:rFonts w:ascii="바탕" w:hAnsi="바탕" w:eastAsia="바탕"/>
+                <w:b/>
+                <w:i w:val="0"/>
+                <w:sz w:val="18"/>
+              </w:rPr>
+              <w:t>39.7배</w:t>
             </w:r>
           </w:p>
         </w:tc>
@@ -15869,7 +16086,7 @@
       <w:tr>
         <w:tc>
           <w:tcPr>
-            <w:tcW w:type="dxa" w:w="9072"/>
+            <w:tcW w:type="dxa" w:w="1512"/>
           </w:tcPr>
           <w:p>
             <w:pPr>
@@ -15883,7 +16100,107 @@
                 <w:i w:val="0"/>
                 <w:sz w:val="18"/>
               </w:rPr>
-              <w:t>MountainCar / pump</w:t>
+              <w:t>LunarLander / 임계값</w:t>
+            </w:r>
+          </w:p>
+        </w:tc>
+        <w:tc>
+          <w:tcPr>
+            <w:tcW w:type="dxa" w:w="1512"/>
+          </w:tcPr>
+          <w:p>
+            <w:pPr>
+              <w:spacing w:line="240" w:lineRule="auto"/>
+              <w:jc w:val="center"/>
+            </w:pPr>
+            <w:r>
+              <w:rPr>
+                <w:rFonts w:ascii="바탕" w:hAnsi="바탕" w:eastAsia="바탕"/>
+                <w:b w:val="0"/>
+                <w:i w:val="0"/>
+                <w:sz w:val="18"/>
+              </w:rPr>
+              <w:t>123.7</w:t>
+            </w:r>
+          </w:p>
+        </w:tc>
+        <w:tc>
+          <w:tcPr>
+            <w:tcW w:type="dxa" w:w="1512"/>
+          </w:tcPr>
+          <w:p>
+            <w:pPr>
+              <w:spacing w:line="240" w:lineRule="auto"/>
+              <w:jc w:val="center"/>
+            </w:pPr>
+            <w:r>
+              <w:rPr>
+                <w:rFonts w:ascii="바탕" w:hAnsi="바탕" w:eastAsia="바탕"/>
+                <w:b w:val="0"/>
+                <w:i w:val="0"/>
+                <w:sz w:val="18"/>
+              </w:rPr>
+              <w:t>128.2</w:t>
+            </w:r>
+          </w:p>
+        </w:tc>
+        <w:tc>
+          <w:tcPr>
+            <w:tcW w:type="dxa" w:w="1512"/>
+          </w:tcPr>
+          <w:p>
+            <w:pPr>
+              <w:spacing w:line="240" w:lineRule="auto"/>
+              <w:jc w:val="center"/>
+            </w:pPr>
+            <w:r>
+              <w:rPr>
+                <w:rFonts w:ascii="바탕" w:hAnsi="바탕" w:eastAsia="바탕"/>
+                <w:b w:val="0"/>
+                <w:i w:val="0"/>
+                <w:sz w:val="18"/>
+              </w:rPr>
+              <w:t>1.412</w:t>
+            </w:r>
+          </w:p>
+        </w:tc>
+        <w:tc>
+          <w:tcPr>
+            <w:tcW w:type="dxa" w:w="1512"/>
+          </w:tcPr>
+          <w:p>
+            <w:pPr>
+              <w:spacing w:line="240" w:lineRule="auto"/>
+              <w:jc w:val="center"/>
+            </w:pPr>
+            <w:r>
+              <w:rPr>
+                <w:rFonts w:ascii="바탕" w:hAnsi="바탕" w:eastAsia="바탕"/>
+                <w:b w:val="0"/>
+                <w:i w:val="0"/>
+                <w:sz w:val="18"/>
+              </w:rPr>
+              <w:t>1.362</w:t>
+            </w:r>
+          </w:p>
+        </w:tc>
+        <w:tc>
+          <w:tcPr>
+            <w:tcW w:type="dxa" w:w="1512"/>
+          </w:tcPr>
+          <w:p>
+            <w:pPr>
+              <w:spacing w:line="240" w:lineRule="auto"/>
+              <w:jc w:val="center"/>
+            </w:pPr>
+            <w:r>
+              <w:rPr>
+                <w:rFonts w:ascii="바탕" w:hAnsi="바탕" w:eastAsia="바탕"/>
+                <w:b w:val="0"/>
+                <w:i w:val="0"/>
+                <w:sz w:val="18"/>
+              </w:rPr>
+              <w:t>1.0배</w:t>
             </w:r>
           </w:p>
         </w:tc>
@@ -15891,7 +16208,7 @@
       <w:tr>
         <w:tc>
           <w:tcPr>
-            <w:tcW w:type="dxa" w:w="9072"/>
+            <w:tcW w:type="dxa" w:w="1512"/>
           </w:tcPr>
           <w:p>
             <w:pPr>
@@ -15905,20 +16222,18 @@
                 <w:i w:val="0"/>
                 <w:sz w:val="18"/>
               </w:rPr>
-              <w:t>LunarLander / 임계값</w:t>
-            </w:r>
-          </w:p>
-        </w:tc>
-      </w:tr>
-      <w:tr>
-        <w:tc>
-          <w:tcPr>
-            <w:tcW w:type="dxa" w:w="9072"/>
-          </w:tcPr>
-          <w:p>
-            <w:pPr>
-              <w:spacing w:line="240" w:lineRule="auto"/>
-              <w:jc w:val="left"/>
+              <w:t>MinAtar Freeway / 신중</w:t>
+            </w:r>
+          </w:p>
+        </w:tc>
+        <w:tc>
+          <w:tcPr>
+            <w:tcW w:type="dxa" w:w="1512"/>
+          </w:tcPr>
+          <w:p>
+            <w:pPr>
+              <w:spacing w:line="240" w:lineRule="auto"/>
+              <w:jc w:val="center"/>
             </w:pPr>
             <w:r>
               <w:rPr>
@@ -15927,7 +16242,87 @@
                 <w:i w:val="0"/>
                 <w:sz w:val="18"/>
               </w:rPr>
-              <w:t>MinAtar Freeway / 신중</w:t>
+              <w:t>299.0</w:t>
+            </w:r>
+          </w:p>
+        </w:tc>
+        <w:tc>
+          <w:tcPr>
+            <w:tcW w:type="dxa" w:w="1512"/>
+          </w:tcPr>
+          <w:p>
+            <w:pPr>
+              <w:spacing w:line="240" w:lineRule="auto"/>
+              <w:jc w:val="center"/>
+            </w:pPr>
+            <w:r>
+              <w:rPr>
+                <w:rFonts w:ascii="바탕" w:hAnsi="바탕" w:eastAsia="바탕"/>
+                <w:b/>
+                <w:i w:val="0"/>
+                <w:sz w:val="18"/>
+              </w:rPr>
+              <w:t>591.7</w:t>
+            </w:r>
+          </w:p>
+        </w:tc>
+        <w:tc>
+          <w:tcPr>
+            <w:tcW w:type="dxa" w:w="1512"/>
+          </w:tcPr>
+          <w:p>
+            <w:pPr>
+              <w:spacing w:line="240" w:lineRule="auto"/>
+              <w:jc w:val="center"/>
+            </w:pPr>
+            <w:r>
+              <w:rPr>
+                <w:rFonts w:ascii="바탕" w:hAnsi="바탕" w:eastAsia="바탕"/>
+                <w:b w:val="0"/>
+                <w:i w:val="0"/>
+                <w:sz w:val="18"/>
+              </w:rPr>
+              <w:t>0.062</w:t>
+            </w:r>
+          </w:p>
+        </w:tc>
+        <w:tc>
+          <w:tcPr>
+            <w:tcW w:type="dxa" w:w="1512"/>
+          </w:tcPr>
+          <w:p>
+            <w:pPr>
+              <w:spacing w:line="240" w:lineRule="auto"/>
+              <w:jc w:val="center"/>
+            </w:pPr>
+            <w:r>
+              <w:rPr>
+                <w:rFonts w:ascii="바탕" w:hAnsi="바탕" w:eastAsia="바탕"/>
+                <w:b/>
+                <w:i w:val="0"/>
+                <w:sz w:val="18"/>
+              </w:rPr>
+              <w:t>0.031</w:t>
+            </w:r>
+          </w:p>
+        </w:tc>
+        <w:tc>
+          <w:tcPr>
+            <w:tcW w:type="dxa" w:w="1512"/>
+          </w:tcPr>
+          <w:p>
+            <w:pPr>
+              <w:spacing w:line="240" w:lineRule="auto"/>
+              <w:jc w:val="center"/>
+            </w:pPr>
+            <w:r>
+              <w:rPr>
+                <w:rFonts w:ascii="바탕" w:hAnsi="바탕" w:eastAsia="바탕"/>
+                <w:b w:val="0"/>
+                <w:i w:val="0"/>
+                <w:sz w:val="18"/>
+              </w:rPr>
+              <w:t>0.5배</w:t>
             </w:r>
           </w:p>
         </w:tc>

--- a/졸업논문_초안v1.docx
+++ b/졸업논문_초안v1.docx
@@ -4039,6 +4039,73 @@
           <w:i w:val="0"/>
           <w:sz w:val="20"/>
         </w:rPr>
+        <w:t xml:space="preserve">· </w:t>
+      </w:r>
+      <w:r>
+        <w:rPr>
+          <w:rFonts w:ascii="바탕" w:hAnsi="바탕" w:eastAsia="바탕"/>
+          <w:b/>
+          <w:i w:val="0"/>
+          <w:sz w:val="20"/>
+        </w:rPr>
+        <w:t>재현성을 주장하지 않고 확인했다.</w:t>
+      </w:r>
+      <w:r>
+        <w:rPr>
+          <w:rFonts w:ascii="바탕" w:hAnsi="바탕" w:eastAsia="바탕"/>
+          <w:b w:val="0"/>
+          <w:i w:val="0"/>
+          <w:sz w:val="20"/>
+        </w:rPr>
+        <w:t xml:space="preserve"> 이미 끝난 조건 하나(MountainCar / 표준 DQN / λ=0 / 시드 5)를</w:t>
+      </w:r>
+    </w:p>
+    <w:p>
+      <w:pPr>
+        <w:spacing w:line="480" w:lineRule="auto" w:before="0" w:after="0"/>
+        <w:ind w:firstLine="200"/>
+        <w:jc w:val="both"/>
+      </w:pPr>
+      <w:r>
+        <w:rPr>
+          <w:rFonts w:ascii="바탕" w:hAnsi="바탕" w:eastAsia="바탕"/>
+          <w:b w:val="0"/>
+          <w:i w:val="0"/>
+          <w:sz w:val="20"/>
+        </w:rPr>
+        <w:t xml:space="preserve">같은 설정·같은 시드로 다시 돌려 대조한 결과, 학습 중 곡선 평가 12개 지점과 최종 평가 150 에피소드의 모든 지표가 </w:t>
+      </w:r>
+      <w:r>
+        <w:rPr>
+          <w:rFonts w:ascii="바탕" w:hAnsi="바탕" w:eastAsia="바탕"/>
+          <w:b/>
+          <w:i w:val="0"/>
+          <w:sz w:val="20"/>
+        </w:rPr>
+        <w:t>소수점 아래 9자리까지 일치</w:t>
+      </w:r>
+      <w:r>
+        <w:rPr>
+          <w:rFonts w:ascii="바탕" w:hAnsi="바탕" w:eastAsia="바탕"/>
+          <w:b w:val="0"/>
+          <w:i w:val="0"/>
+          <w:sz w:val="20"/>
+        </w:rPr>
+        <w:t>했다(총보상 −131.486842, 행동 120.3회, 목표 도달률 84.0%). 소요시간만 909초 대 1,004초로 달랐는데, 이는 그때그때의 CPU 부하 차이이며 결과와 무관하다.</w:t>
+      </w:r>
+    </w:p>
+    <w:p>
+      <w:pPr>
+        <w:spacing w:line="480" w:lineRule="auto" w:before="0" w:after="0"/>
+        <w:ind w:left="340" w:hanging="198"/>
+      </w:pPr>
+      <w:r>
+        <w:rPr>
+          <w:rFonts w:ascii="바탕" w:hAnsi="바탕" w:eastAsia="바탕"/>
+          <w:b w:val="0"/>
+          <w:i w:val="0"/>
+          <w:sz w:val="20"/>
+        </w:rPr>
         <w:t>· 조건 단위로 체크포인트를 저장해 중단되면 마지막 지점부터 이어서 돌린다</w:t>
       </w:r>
     </w:p>
@@ -4802,7 +4869,7 @@
                 <w:i w:val="0"/>
                 <w:sz w:val="18"/>
               </w:rPr>
-              <w:t>2</w:t>
+              <w:t>3</w:t>
             </w:r>
           </w:p>
         </w:tc>
@@ -4944,7 +5011,7 @@
                 <w:i w:val="0"/>
                 <w:sz w:val="18"/>
               </w:rPr>
-              <w:t>1</w:t>
+              <w:t>3</w:t>
             </w:r>
           </w:p>
         </w:tc>
@@ -5086,7 +5153,7 @@
                 <w:i w:val="0"/>
                 <w:sz w:val="18"/>
               </w:rPr>
-              <w:t>1</w:t>
+              <w:t>3</w:t>
             </w:r>
           </w:p>
         </w:tc>
@@ -6783,7 +6850,7 @@
           <w:i w:val="0"/>
           <w:sz w:val="20"/>
         </w:rPr>
-        <w:t xml:space="preserve">보상이 희소한 탐험 문제다. 목표에 닿기 전까지 아무 신호가 없고, 매 스텝 무작위로 행동하는 탐험으로는 목표에 한 번도 닿지 못한다. 학습 없이도 문제를 푸는 강한 고정 규칙(pump)이 존재한다. 조건당 환경 300,000스텝, 학습 계열은 λ 14개(격자 14개 중) · 시드 1~10개까지 완료된 집계다. </w:t>
+        <w:t xml:space="preserve">보상이 희소한 탐험 문제다. 목표에 닿기 전까지 아무 신호가 없고, 매 스텝 무작위로 행동하는 탐험으로는 목표에 한 번도 닿지 못한다. 학습 없이도 문제를 푸는 강한 고정 규칙(pump)이 존재한다. 조건당 환경 300,000스텝, 학습 계열은 λ 14개(격자 14개 중) · 시드 3~10개까지 완료된 집계다. </w:t>
       </w:r>
       <w:r>
         <w:rPr>
@@ -7133,7 +7200,7 @@
                 <w:i w:val="0"/>
                 <w:sz w:val="18"/>
               </w:rPr>
-              <w:t>-163 [-200, -125]</w:t>
+              <w:t>-150 [-200, -124]</w:t>
             </w:r>
           </w:p>
         </w:tc>
@@ -7153,7 +7220,7 @@
                 <w:i w:val="0"/>
                 <w:sz w:val="18"/>
               </w:rPr>
-              <w:t>-179 [-179, -179]</w:t>
+              <w:t>-144 [-179, -123]</w:t>
             </w:r>
           </w:p>
         </w:tc>
@@ -7173,7 +7240,7 @@
                 <w:i w:val="0"/>
                 <w:sz w:val="18"/>
               </w:rPr>
-              <w:t>-163 [-163, -163]</w:t>
+              <w:t>-179 [-200, -163]</w:t>
             </w:r>
           </w:p>
         </w:tc>
@@ -7275,7 +7342,7 @@
                 <w:i w:val="0"/>
                 <w:sz w:val="18"/>
               </w:rPr>
-              <w:t>-200 [-200, -200]</w:t>
+              <w:t>-157 [-200, -130]</w:t>
             </w:r>
           </w:p>
         </w:tc>
@@ -7295,7 +7362,7 @@
                 <w:i w:val="0"/>
                 <w:sz w:val="18"/>
               </w:rPr>
-              <w:t>-173 [-173, -173]</w:t>
+              <w:t>-137 [-173, -115]</w:t>
             </w:r>
           </w:p>
         </w:tc>
@@ -7377,7 +7444,7 @@
                 <w:i w:val="0"/>
                 <w:sz w:val="18"/>
               </w:rPr>
-              <w:t>-150 [-162, -139]</w:t>
+              <w:t>-161 [-182, -139]</w:t>
             </w:r>
           </w:p>
         </w:tc>
@@ -7397,7 +7464,7 @@
                 <w:i w:val="0"/>
                 <w:sz w:val="18"/>
               </w:rPr>
-              <w:t>-200 [-200, -200]</w:t>
+              <w:t>-160 [-200, -127]</w:t>
             </w:r>
           </w:p>
         </w:tc>
@@ -7417,7 +7484,7 @@
                 <w:i w:val="0"/>
                 <w:sz w:val="18"/>
               </w:rPr>
-              <w:t>-119 [-119, -119]</w:t>
+              <w:t>-146 [-201, -119]</w:t>
             </w:r>
           </w:p>
         </w:tc>
@@ -7499,7 +7566,7 @@
                 <w:i w:val="0"/>
                 <w:sz w:val="18"/>
               </w:rPr>
-              <w:t>-150 [-170, -130]</w:t>
+              <w:t>-167 [-200, -130]</w:t>
             </w:r>
           </w:p>
         </w:tc>
@@ -7519,7 +7586,7 @@
                 <w:i w:val="0"/>
                 <w:sz w:val="18"/>
               </w:rPr>
-              <w:t>-200 [-200, -200]</w:t>
+              <w:t>-158 [-200, -122]</w:t>
             </w:r>
           </w:p>
         </w:tc>
@@ -7539,7 +7606,7 @@
                 <w:i w:val="0"/>
                 <w:sz w:val="18"/>
               </w:rPr>
-              <w:t>-126 [-126, -126]</w:t>
+              <w:t>-125 [-126, -123]</w:t>
             </w:r>
           </w:p>
         </w:tc>
@@ -7621,47 +7688,47 @@
                 <w:i w:val="0"/>
                 <w:sz w:val="18"/>
               </w:rPr>
+              <w:t>-200 [-201, -199]</w:t>
+            </w:r>
+          </w:p>
+        </w:tc>
+        <w:tc>
+          <w:tcPr>
+            <w:tcW w:type="dxa" w:w="1512"/>
+          </w:tcPr>
+          <w:p>
+            <w:pPr>
+              <w:spacing w:line="240" w:lineRule="auto"/>
+              <w:jc w:val="center"/>
+            </w:pPr>
+            <w:r>
+              <w:rPr>
+                <w:rFonts w:ascii="바탕" w:hAnsi="바탕" w:eastAsia="바탕"/>
+                <w:b w:val="0"/>
+                <w:i w:val="0"/>
+                <w:sz w:val="18"/>
+              </w:rPr>
+              <w:t>-179 [-200, -154]</w:t>
+            </w:r>
+          </w:p>
+        </w:tc>
+        <w:tc>
+          <w:tcPr>
+            <w:tcW w:type="dxa" w:w="1512"/>
+          </w:tcPr>
+          <w:p>
+            <w:pPr>
+              <w:spacing w:line="240" w:lineRule="auto"/>
+              <w:jc w:val="center"/>
+            </w:pPr>
+            <w:r>
+              <w:rPr>
+                <w:rFonts w:ascii="바탕" w:hAnsi="바탕" w:eastAsia="바탕"/>
+                <w:b w:val="0"/>
+                <w:i w:val="0"/>
+                <w:sz w:val="18"/>
+              </w:rPr>
               <w:t>-201 [-201, -200]</w:t>
-            </w:r>
-          </w:p>
-        </w:tc>
-        <w:tc>
-          <w:tcPr>
-            <w:tcW w:type="dxa" w:w="1512"/>
-          </w:tcPr>
-          <w:p>
-            <w:pPr>
-              <w:spacing w:line="240" w:lineRule="auto"/>
-              <w:jc w:val="center"/>
-            </w:pPr>
-            <w:r>
-              <w:rPr>
-                <w:rFonts w:ascii="바탕" w:hAnsi="바탕" w:eastAsia="바탕"/>
-                <w:b w:val="0"/>
-                <w:i w:val="0"/>
-                <w:sz w:val="18"/>
-              </w:rPr>
-              <w:t>-154 [-154, -154]</w:t>
-            </w:r>
-          </w:p>
-        </w:tc>
-        <w:tc>
-          <w:tcPr>
-            <w:tcW w:type="dxa" w:w="1512"/>
-          </w:tcPr>
-          <w:p>
-            <w:pPr>
-              <w:spacing w:line="240" w:lineRule="auto"/>
-              <w:jc w:val="center"/>
-            </w:pPr>
-            <w:r>
-              <w:rPr>
-                <w:rFonts w:ascii="바탕" w:hAnsi="바탕" w:eastAsia="바탕"/>
-                <w:b w:val="0"/>
-                <w:i w:val="0"/>
-                <w:sz w:val="18"/>
-              </w:rPr>
-              <w:t>-200 [-200, -200]</w:t>
             </w:r>
           </w:p>
         </w:tc>
@@ -9190,7 +9257,7 @@
                 <w:i w:val="0"/>
                 <w:sz w:val="18"/>
               </w:rPr>
-              <w:t>125</w:t>
+              <w:t>124</w:t>
             </w:r>
           </w:p>
         </w:tc>
@@ -9210,7 +9277,7 @@
                 <w:i w:val="0"/>
                 <w:sz w:val="18"/>
               </w:rPr>
-              <w:t>179</w:t>
+              <w:t>140</w:t>
             </w:r>
           </w:p>
         </w:tc>
@@ -9230,7 +9297,7 @@
                 <w:i w:val="0"/>
                 <w:sz w:val="18"/>
               </w:rPr>
-              <w:t>163</w:t>
+              <w:t>173</w:t>
             </w:r>
           </w:p>
         </w:tc>
@@ -9312,7 +9379,7 @@
                 <w:i w:val="0"/>
                 <w:sz w:val="18"/>
               </w:rPr>
-              <w:t>132</w:t>
+              <w:t>133</w:t>
             </w:r>
           </w:p>
         </w:tc>
@@ -9332,7 +9399,7 @@
                 <w:i w:val="0"/>
                 <w:sz w:val="18"/>
               </w:rPr>
-              <w:t>133</w:t>
+              <w:t>128</w:t>
             </w:r>
           </w:p>
         </w:tc>
@@ -9352,7 +9419,7 @@
                 <w:i w:val="0"/>
                 <w:sz w:val="18"/>
               </w:rPr>
-              <w:t>106</w:t>
+              <w:t>114</w:t>
             </w:r>
           </w:p>
         </w:tc>
@@ -9434,7 +9501,7 @@
                 <w:i w:val="0"/>
                 <w:sz w:val="18"/>
               </w:rPr>
-              <w:t>146</w:t>
+              <w:t>132</w:t>
             </w:r>
           </w:p>
         </w:tc>
@@ -9454,7 +9521,7 @@
                 <w:i w:val="0"/>
                 <w:sz w:val="18"/>
               </w:rPr>
-              <w:t>11</w:t>
+              <w:t>85</w:t>
             </w:r>
           </w:p>
         </w:tc>
@@ -9474,7 +9541,7 @@
                 <w:i w:val="0"/>
                 <w:sz w:val="18"/>
               </w:rPr>
-              <w:t>118</w:t>
+              <w:t>144</w:t>
             </w:r>
           </w:p>
         </w:tc>
@@ -9556,7 +9623,7 @@
                 <w:i w:val="0"/>
                 <w:sz w:val="18"/>
               </w:rPr>
-              <w:t>146</w:t>
+              <w:t>120</w:t>
             </w:r>
           </w:p>
         </w:tc>
@@ -9576,7 +9643,7 @@
                 <w:i w:val="0"/>
                 <w:sz w:val="18"/>
               </w:rPr>
-              <w:t>0</w:t>
+              <w:t>86</w:t>
             </w:r>
           </w:p>
         </w:tc>
@@ -9596,7 +9663,7 @@
                 <w:i w:val="0"/>
                 <w:sz w:val="18"/>
               </w:rPr>
-              <w:t>124</w:t>
+              <w:t>122</w:t>
             </w:r>
           </w:p>
         </w:tc>
@@ -9678,7 +9745,7 @@
                 <w:i w:val="0"/>
                 <w:sz w:val="18"/>
               </w:rPr>
-              <w:t>95</w:t>
+              <w:t>85</w:t>
             </w:r>
           </w:p>
         </w:tc>
@@ -9698,7 +9765,7 @@
                 <w:i w:val="0"/>
                 <w:sz w:val="18"/>
               </w:rPr>
-              <w:t>150</w:t>
+              <w:t>131</w:t>
             </w:r>
           </w:p>
         </w:tc>
@@ -9718,7 +9785,7 @@
                 <w:i w:val="0"/>
                 <w:sz w:val="18"/>
               </w:rPr>
-              <w:t>67</w:t>
+              <w:t>84</w:t>
             </w:r>
           </w:p>
         </w:tc>
@@ -13939,7 +14006,7 @@
           <w:i w:val="0"/>
           <w:sz w:val="20"/>
         </w:rPr>
-        <w:t>· TempoRL: 행동 횟수가 절반 아래로 떨어지는 첫 λ = 0.003, 완전히 0이 되는 첫 λ = 0.005</w:t>
+        <w:t>· TempoRL: 행동 횟수가 절반 아래로 떨어지는 첫 λ = 0.01, 완전히 0이 되는 첫 λ = 0.03</w:t>
       </w:r>
     </w:p>
     <w:p>

--- a/졸업논문_초안v1.docx
+++ b/졸업논문_초안v1.docx
@@ -2330,2196 +2330,7 @@
           <w:i w:val="0"/>
           <w:sz w:val="20"/>
         </w:rPr>
-        <w:t xml:space="preserve">200스텝 제한에서 매 스텝 새 행동을 뽑는 표준 ε-greedy 탐험의 목표 도달률은 </w:t>
-      </w:r>
-      <w:r>
-        <w:rPr>
-          <w:rFonts w:ascii="바탕" w:hAnsi="바탕" w:eastAsia="바탕"/>
-          <w:b/>
-          <w:i w:val="0"/>
-          <w:sz w:val="20"/>
-        </w:rPr>
-        <w:t>0.0%</w:t>
-      </w:r>
-      <w:r>
-        <w:rPr>
-          <w:rFonts w:ascii="바탕" w:hAnsi="바탕" w:eastAsia="바탕"/>
-          <w:b w:val="0"/>
-          <w:i w:val="0"/>
-          <w:sz w:val="20"/>
-        </w:rPr>
-        <w:t>였다(500 에피소드). 같은 행동을 4스텝 유지하면 0.2%, 8스텝이면 1.6%, 16스텝이면 9.8%로 올라갔다.</w:t>
-      </w:r>
-    </w:p>
-    <w:p>
-      <w:pPr>
-        <w:spacing w:line="480" w:lineRule="auto" w:before="0" w:after="0"/>
-        <w:ind w:firstLine="200"/>
-        <w:jc w:val="both"/>
-      </w:pPr>
-      <w:r>
-        <w:rPr>
-          <w:rFonts w:ascii="바탕" w:hAnsi="바탕" w:eastAsia="바탕"/>
-          <w:b w:val="0"/>
-          <w:i w:val="0"/>
-          <w:sz w:val="20"/>
-        </w:rPr>
-        <w:t xml:space="preserve">시간제한을 300·500·1000스텝으로 늘려도 매 스텝 무작위의 도달률은 여전히 0.0%였다(각 300 에피소드). 즉 MountainCar에서 막히는 것은 </w:t>
-      </w:r>
-      <w:r>
-        <w:rPr>
-          <w:rFonts w:ascii="바탕" w:hAnsi="바탕" w:eastAsia="바탕"/>
-          <w:b/>
-          <w:i w:val="0"/>
-          <w:sz w:val="20"/>
-        </w:rPr>
-        <w:t>시간이 아니라 탐험 방식</w:t>
-      </w:r>
-      <w:r>
-        <w:rPr>
-          <w:rFonts w:ascii="바탕" w:hAnsi="바탕" w:eastAsia="바탕"/>
-          <w:b w:val="0"/>
-          <w:i w:val="0"/>
-          <w:sz w:val="20"/>
-        </w:rPr>
-        <w:t>이다. 이는 TempoRL이 주장한 "행동을 오래 유지하면 탐험이 좋아진다"는 성질이 우리 환경에서 그대로 재현된 것이며, 동시에 표준 DQN이 이 환경에서 불리한 이유를 설명한다. 우리는 이 불리함을 인위적으로 보정하지 않는다. 보정하려면 결국 행동 유지를 넣어야 하는데 그것이 곧 TempoRL 방식이므로, 비교의 의미가 사라지기 때문이다.</w:t>
-      </w:r>
-    </w:p>
-    <w:p>
-      <w:pPr>
-        <w:spacing w:line="312" w:lineRule="auto" w:before="200" w:after="80"/>
-        <w:jc w:val="left"/>
-      </w:pPr>
-      <w:r>
-        <w:rPr>
-          <w:rFonts w:ascii="맑은 고딕" w:hAnsi="맑은 고딕" w:eastAsia="맑은 고딕"/>
-          <w:b/>
-          <w:i w:val="0"/>
-          <w:sz w:val="22"/>
-        </w:rPr>
-        <w:t>3. 비교 대상 4계열</w:t>
-      </w:r>
-    </w:p>
-    <w:p>
-      <w:pPr>
-        <w:spacing w:line="312" w:lineRule="auto" w:before="160" w:after="60"/>
-        <w:jc w:val="left"/>
-      </w:pPr>
-      <w:r>
-        <w:rPr>
-          <w:rFonts w:ascii="맑은 고딕" w:hAnsi="맑은 고딕" w:eastAsia="맑은 고딕"/>
-          <w:b/>
-          <w:i w:val="0"/>
-          <w:sz w:val="20"/>
-        </w:rPr>
-        <w:t>(가) 표준 DQN</w:t>
-      </w:r>
-    </w:p>
-    <w:p>
-      <w:pPr>
-        <w:spacing w:line="480" w:lineRule="auto" w:before="0" w:after="0"/>
-        <w:ind w:firstLine="200"/>
-        <w:jc w:val="both"/>
-      </w:pPr>
-      <w:r>
-        <w:rPr>
-          <w:rFonts w:ascii="바탕" w:hAnsi="바탕" w:eastAsia="바탕"/>
-          <w:b w:val="0"/>
-          <w:i w:val="0"/>
-          <w:sz w:val="20"/>
-        </w:rPr>
-        <w:t>매 스텝 행동을 하나 고르는 교과서적 DQN. ε-greedy 탐험, 경험 재생, 목표망 사용.</w:t>
-      </w:r>
-    </w:p>
-    <w:p>
-      <w:pPr>
-        <w:spacing w:line="312" w:lineRule="auto" w:before="160" w:after="60"/>
-        <w:jc w:val="left"/>
-      </w:pPr>
-      <w:r>
-        <w:rPr>
-          <w:rFonts w:ascii="맑은 고딕" w:hAnsi="맑은 고딕" w:eastAsia="맑은 고딕"/>
-          <w:b/>
-          <w:i w:val="0"/>
-          <w:sz w:val="20"/>
-        </w:rPr>
-        <w:t>(나) TempoRL 방식 — "얼마나 오래 할지"도 배운다</w:t>
-      </w:r>
-    </w:p>
-    <w:p>
-      <w:pPr>
-        <w:spacing w:line="480" w:lineRule="auto" w:before="0" w:after="0"/>
-        <w:ind w:firstLine="200"/>
-        <w:jc w:val="both"/>
-      </w:pPr>
-      <w:r>
-        <w:rPr>
-          <w:rFonts w:ascii="바탕" w:hAnsi="바탕" w:eastAsia="바탕"/>
-          <w:b w:val="0"/>
-          <w:i w:val="0"/>
-          <w:sz w:val="20"/>
-        </w:rPr>
-        <w:t>Biedenkapp et al. (2021)의 TempoRL-DQN 구조를 우리 비용 래퍼에 이식했다. 신경망이 두 개다.</w:t>
-      </w:r>
-    </w:p>
-    <w:p>
-      <w:pPr>
-        <w:spacing w:line="480" w:lineRule="auto" w:before="0" w:after="0"/>
-        <w:ind w:left="340" w:hanging="198"/>
-      </w:pPr>
-      <w:r>
-        <w:rPr>
-          <w:rFonts w:ascii="바탕" w:hAnsi="바탕" w:eastAsia="바탕"/>
-          <w:b w:val="0"/>
-          <w:i w:val="0"/>
-          <w:sz w:val="20"/>
-        </w:rPr>
-        <w:t xml:space="preserve">· </w:t>
-      </w:r>
-      <w:r>
-        <w:rPr>
-          <w:rFonts w:ascii="바탕" w:hAnsi="바탕" w:eastAsia="바탕"/>
-          <w:b/>
-          <w:i w:val="0"/>
-          <w:sz w:val="20"/>
-        </w:rPr>
-        <w:t>행동망</w:t>
-      </w:r>
-      <w:r>
-        <w:rPr>
-          <w:rFonts w:ascii="바탕" w:hAnsi="바탕" w:eastAsia="바탕"/>
-          <w:b w:val="0"/>
-          <w:i w:val="0"/>
-          <w:sz w:val="20"/>
-        </w:rPr>
-        <w:t xml:space="preserve"> </w:t>
-      </w:r>
-      <w:r>
-        <w:rPr>
-          <w:rFonts w:ascii="Consolas" w:hAnsi="Consolas" w:eastAsia="Consolas"/>
-          <w:b w:val="0"/>
-          <w:i w:val="0"/>
-          <w:sz w:val="19"/>
-        </w:rPr>
-        <w:t>Q(s, a)</w:t>
-      </w:r>
-      <w:r>
-        <w:rPr>
-          <w:rFonts w:ascii="바탕" w:hAnsi="바탕" w:eastAsia="바탕"/>
-          <w:b w:val="0"/>
-          <w:i w:val="0"/>
-          <w:sz w:val="20"/>
-        </w:rPr>
-        <w:t xml:space="preserve"> — 무엇을 할지</w:t>
-      </w:r>
-    </w:p>
-    <w:p>
-      <w:pPr>
-        <w:spacing w:line="480" w:lineRule="auto" w:before="0" w:after="0"/>
-        <w:ind w:left="340" w:hanging="198"/>
-      </w:pPr>
-      <w:r>
-        <w:rPr>
-          <w:rFonts w:ascii="바탕" w:hAnsi="바탕" w:eastAsia="바탕"/>
-          <w:b w:val="0"/>
-          <w:i w:val="0"/>
-          <w:sz w:val="20"/>
-        </w:rPr>
-        <w:t xml:space="preserve">· </w:t>
-      </w:r>
-      <w:r>
-        <w:rPr>
-          <w:rFonts w:ascii="바탕" w:hAnsi="바탕" w:eastAsia="바탕"/>
-          <w:b/>
-          <w:i w:val="0"/>
-          <w:sz w:val="20"/>
-        </w:rPr>
-        <w:t>지속망</w:t>
-      </w:r>
-      <w:r>
-        <w:rPr>
-          <w:rFonts w:ascii="바탕" w:hAnsi="바탕" w:eastAsia="바탕"/>
-          <w:b w:val="0"/>
-          <w:i w:val="0"/>
-          <w:sz w:val="20"/>
-        </w:rPr>
-        <w:t xml:space="preserve"> </w:t>
-      </w:r>
-      <w:r>
-        <w:rPr>
-          <w:rFonts w:ascii="Consolas" w:hAnsi="Consolas" w:eastAsia="Consolas"/>
-          <w:b w:val="0"/>
-          <w:i w:val="0"/>
-          <w:sz w:val="19"/>
-        </w:rPr>
-        <w:t>Q_skip(s, a, j)</w:t>
-      </w:r>
-      <w:r>
-        <w:rPr>
-          <w:rFonts w:ascii="바탕" w:hAnsi="바탕" w:eastAsia="바탕"/>
-          <w:b w:val="0"/>
-          <w:i w:val="0"/>
-          <w:sz w:val="20"/>
-        </w:rPr>
-        <w:t xml:space="preserve"> — 그 행동을 몇 스텝(</w:t>
-      </w:r>
-      <w:r>
-        <w:rPr>
-          <w:rFonts w:ascii="Consolas" w:hAnsi="Consolas" w:eastAsia="Consolas"/>
-          <w:b w:val="0"/>
-          <w:i w:val="0"/>
-          <w:sz w:val="19"/>
-        </w:rPr>
-        <w:t>j = 1..J</w:t>
-      </w:r>
-      <w:r>
-        <w:rPr>
-          <w:rFonts w:ascii="바탕" w:hAnsi="바탕" w:eastAsia="바탕"/>
-          <w:b w:val="0"/>
-          <w:i w:val="0"/>
-          <w:sz w:val="20"/>
-        </w:rPr>
-        <w:t>) 유지할지</w:t>
-      </w:r>
-    </w:p>
-    <w:p>
-      <w:pPr>
-        <w:spacing w:line="480" w:lineRule="auto" w:before="0" w:after="0"/>
-        <w:ind w:firstLine="200"/>
-        <w:jc w:val="both"/>
-      </w:pPr>
-      <w:r>
-        <w:rPr>
-          <w:rFonts w:ascii="바탕" w:hAnsi="바탕" w:eastAsia="바탕"/>
-          <w:b w:val="0"/>
-          <w:i w:val="0"/>
-          <w:sz w:val="20"/>
-        </w:rPr>
-        <w:t xml:space="preserve">지속망의 학습식은 </w:t>
-      </w:r>
-      <w:r>
-        <w:rPr>
-          <w:rFonts w:ascii="Consolas" w:hAnsi="Consolas" w:eastAsia="Consolas"/>
-          <w:b w:val="0"/>
-          <w:i w:val="0"/>
-          <w:sz w:val="19"/>
-        </w:rPr>
-        <w:t>Q_skip(s,a,j) ← Σ_{i&lt;j} γ^i r_{t+i} + γ^j max_{a'} Q(s_{t+j}, a')</w:t>
-      </w:r>
-      <w:r>
-        <w:rPr>
-          <w:rFonts w:ascii="바탕" w:hAnsi="바탕" w:eastAsia="바탕"/>
-          <w:b w:val="0"/>
-          <w:i w:val="0"/>
-          <w:sz w:val="20"/>
-        </w:rPr>
-        <w:t xml:space="preserve"> 이다. 한 번의 결정으로 j스텝을 진행하므로, 같은 경험에서 더 짧은 길이의 학습 표본도 함께 뽑아 쓴다 (원 논문의 skip experience augmentation). 최대 지속 길이는 </w:t>
-      </w:r>
-      <w:r>
-        <w:rPr>
-          <w:rFonts w:ascii="Consolas" w:hAnsi="Consolas" w:eastAsia="Consolas"/>
-          <w:b w:val="0"/>
-          <w:i w:val="0"/>
-          <w:sz w:val="19"/>
-        </w:rPr>
-        <w:t>J = 10</w:t>
-      </w:r>
-      <w:r>
-        <w:rPr>
-          <w:rFonts w:ascii="바탕" w:hAnsi="바탕" w:eastAsia="바탕"/>
-          <w:b w:val="0"/>
-          <w:i w:val="0"/>
-          <w:sz w:val="20"/>
-        </w:rPr>
-        <w:t>으로 두었다.</w:t>
-      </w:r>
-    </w:p>
-    <w:p>
-      <w:pPr>
-        <w:spacing w:line="480" w:lineRule="auto" w:before="0" w:after="0"/>
-        <w:ind w:firstLine="200"/>
-        <w:jc w:val="both"/>
-      </w:pPr>
-      <w:r>
-        <w:rPr>
-          <w:rFonts w:ascii="바탕" w:hAnsi="바탕" w:eastAsia="바탕"/>
-          <w:b w:val="0"/>
-          <w:i w:val="0"/>
-          <w:sz w:val="20"/>
-        </w:rPr>
-        <w:t xml:space="preserve">이 연구의 비용 규칙(②)에서 TempoRL이 비용을 아끼는 길은 </w:t>
-      </w:r>
-      <w:r>
-        <w:rPr>
-          <w:rFonts w:ascii="바탕" w:hAnsi="바탕" w:eastAsia="바탕"/>
-          <w:b/>
-          <w:i w:val="0"/>
-          <w:sz w:val="20"/>
-        </w:rPr>
-        <w:t>no-op을 길게 유지하는 것</w:t>
-      </w:r>
-      <w:r>
-        <w:rPr>
-          <w:rFonts w:ascii="바탕" w:hAnsi="바탕" w:eastAsia="바탕"/>
-          <w:b w:val="0"/>
-          <w:i w:val="0"/>
-          <w:sz w:val="20"/>
-        </w:rPr>
-        <w:t>, 즉 "관성으로 미끄러지기"를 배우는 것이다.</w:t>
-      </w:r>
-    </w:p>
-    <w:p>
-      <w:pPr>
-        <w:spacing w:line="312" w:lineRule="auto" w:before="160" w:after="60"/>
-        <w:jc w:val="left"/>
-      </w:pPr>
-      <w:r>
-        <w:rPr>
-          <w:rFonts w:ascii="맑은 고딕" w:hAnsi="맑은 고딕" w:eastAsia="맑은 고딕"/>
-          <w:b/>
-          <w:i w:val="0"/>
-          <w:sz w:val="20"/>
-        </w:rPr>
-        <w:t>(다) Lazy-MDP 방식 — "언제 끼어들지"를 배운다</w:t>
-      </w:r>
-    </w:p>
-    <w:p>
-      <w:pPr>
-        <w:spacing w:line="480" w:lineRule="auto" w:before="0" w:after="0"/>
-        <w:ind w:firstLine="200"/>
-        <w:jc w:val="both"/>
-      </w:pPr>
-      <w:r>
-        <w:rPr>
-          <w:rFonts w:ascii="바탕" w:hAnsi="바탕" w:eastAsia="바탕"/>
-          <w:b w:val="0"/>
-          <w:i w:val="0"/>
-          <w:sz w:val="20"/>
-        </w:rPr>
-        <w:t xml:space="preserve">Jacq et al. (2022). 행동 집합에 </w:t>
-      </w:r>
-      <w:r>
-        <w:rPr>
-          <w:rFonts w:ascii="바탕" w:hAnsi="바탕" w:eastAsia="바탕"/>
-          <w:b/>
-          <w:i w:val="0"/>
-          <w:sz w:val="20"/>
-        </w:rPr>
-        <w:t>"기본 정책에 맡기기"</w:t>
-      </w:r>
-      <w:r>
-        <w:rPr>
-          <w:rFonts w:ascii="바탕" w:hAnsi="바탕" w:eastAsia="바탕"/>
-          <w:b w:val="0"/>
-          <w:i w:val="0"/>
-          <w:sz w:val="20"/>
-        </w:rPr>
-        <w:t xml:space="preserve"> 라는 선택지를 하나 더 붙인다. 에이전트는 매 스텝 "내가 직접 할까, 기본 정책에 맡길까"를 고른다. 기본 정책은 그 환경에서 가장 센 고정 규칙으로 둔다 (MountainCar는 pump 규칙, LunarLander는 임계값 규칙). 원 논문의 개입 벌점 η는 0으로 둔다 — 우리는 이미 비용 λ를 실행된 행동에 물리고 있어 개입 압력이 λ로 들어오기 때문이다.</w:t>
-      </w:r>
-    </w:p>
-    <w:p>
-      <w:pPr>
-        <w:spacing w:line="312" w:lineRule="auto" w:before="160" w:after="60"/>
-        <w:jc w:val="left"/>
-      </w:pPr>
-      <w:r>
-        <w:rPr>
-          <w:rFonts w:ascii="맑은 고딕" w:hAnsi="맑은 고딕" w:eastAsia="맑은 고딕"/>
-          <w:b/>
-          <w:i w:val="0"/>
-          <w:sz w:val="20"/>
-        </w:rPr>
-        <w:t>(라) 고정 규칙 — 학습하지 않는 기준선</w:t>
-      </w:r>
-    </w:p>
-    <w:p>
-      <w:pPr>
-        <w:spacing w:line="480" w:lineRule="auto" w:before="0" w:after="0"/>
-        <w:ind w:left="340" w:hanging="198"/>
-      </w:pPr>
-      <w:r>
-        <w:rPr>
-          <w:rFonts w:ascii="바탕" w:hAnsi="바탕" w:eastAsia="바탕"/>
-          <w:b w:val="0"/>
-          <w:i w:val="0"/>
-          <w:sz w:val="20"/>
-        </w:rPr>
-        <w:t xml:space="preserve">· </w:t>
-      </w:r>
-      <w:r>
-        <w:rPr>
-          <w:rFonts w:ascii="바탕" w:hAnsi="바탕" w:eastAsia="바탕"/>
-          <w:b/>
-          <w:i w:val="0"/>
-          <w:sz w:val="20"/>
-        </w:rPr>
-        <w:t>무행동</w:t>
-      </w:r>
-      <w:r>
-        <w:rPr>
-          <w:rFonts w:ascii="바탕" w:hAnsi="바탕" w:eastAsia="바탕"/>
-          <w:b w:val="0"/>
-          <w:i w:val="0"/>
-          <w:sz w:val="20"/>
-        </w:rPr>
-        <w:t>: 항상 no-op. λ가 충분히 크면 이것이 최적이 된다 (실험의 한쪽 끝)</w:t>
-      </w:r>
-    </w:p>
-    <w:p>
-      <w:pPr>
-        <w:spacing w:line="480" w:lineRule="auto" w:before="0" w:after="0"/>
-        <w:ind w:left="340" w:hanging="198"/>
-      </w:pPr>
-      <w:r>
-        <w:rPr>
-          <w:rFonts w:ascii="바탕" w:hAnsi="바탕" w:eastAsia="바탕"/>
-          <w:b w:val="0"/>
-          <w:i w:val="0"/>
-          <w:sz w:val="20"/>
-        </w:rPr>
-        <w:t xml:space="preserve">· </w:t>
-      </w:r>
-      <w:r>
-        <w:rPr>
-          <w:rFonts w:ascii="바탕" w:hAnsi="바탕" w:eastAsia="바탕"/>
-          <w:b/>
-          <w:i w:val="0"/>
-          <w:sz w:val="20"/>
-        </w:rPr>
-        <w:t>k스텝 주기</w:t>
-      </w:r>
-      <w:r>
-        <w:rPr>
-          <w:rFonts w:ascii="바탕" w:hAnsi="바탕" w:eastAsia="바탕"/>
-          <w:b w:val="0"/>
-          <w:i w:val="0"/>
-          <w:sz w:val="20"/>
-        </w:rPr>
-        <w:t>: k스텝마다 1번 기저 행동, 나머지는 no-op (k ∈ {1, 2, 3, 4, 8})</w:t>
-      </w:r>
-    </w:p>
-    <w:p>
-      <w:pPr>
-        <w:spacing w:line="480" w:lineRule="auto" w:before="0" w:after="0"/>
-        <w:ind w:left="340" w:hanging="198"/>
-      </w:pPr>
-      <w:r>
-        <w:rPr>
-          <w:rFonts w:ascii="바탕" w:hAnsi="바탕" w:eastAsia="바탕"/>
-          <w:b w:val="0"/>
-          <w:i w:val="0"/>
-          <w:sz w:val="20"/>
-        </w:rPr>
-        <w:t xml:space="preserve">· </w:t>
-      </w:r>
-      <w:r>
-        <w:rPr>
-          <w:rFonts w:ascii="바탕" w:hAnsi="바탕" w:eastAsia="바탕"/>
-          <w:b/>
-          <w:i w:val="0"/>
-          <w:sz w:val="20"/>
-        </w:rPr>
-        <w:t>임계값 규칙 (MountainCar, "pump")</w:t>
-      </w:r>
-      <w:r>
-        <w:rPr>
-          <w:rFonts w:ascii="바탕" w:hAnsi="바탕" w:eastAsia="바탕"/>
-          <w:b w:val="0"/>
-          <w:i w:val="0"/>
-          <w:sz w:val="20"/>
-        </w:rPr>
-        <w:t>: 속도가 +면 오른쪽, −면 왼쪽으로 가속 — 그네 굴리기</w:t>
-      </w:r>
-    </w:p>
-    <w:p>
-      <w:pPr>
-        <w:spacing w:line="480" w:lineRule="auto" w:before="0" w:after="0"/>
-        <w:ind w:left="340" w:hanging="198"/>
-      </w:pPr>
-      <w:r>
-        <w:rPr>
-          <w:rFonts w:ascii="바탕" w:hAnsi="바탕" w:eastAsia="바탕"/>
-          <w:b w:val="0"/>
-          <w:i w:val="0"/>
-          <w:sz w:val="20"/>
-        </w:rPr>
-        <w:t xml:space="preserve">· </w:t>
-      </w:r>
-      <w:r>
-        <w:rPr>
-          <w:rFonts w:ascii="바탕" w:hAnsi="바탕" w:eastAsia="바탕"/>
-          <w:b/>
-          <w:i w:val="0"/>
-          <w:sz w:val="20"/>
-        </w:rPr>
-        <w:t>임계값 규칙 (LunarLander)</w:t>
-      </w:r>
-      <w:r>
-        <w:rPr>
-          <w:rFonts w:ascii="바탕" w:hAnsi="바탕" w:eastAsia="바탕"/>
-          <w:b w:val="0"/>
-          <w:i w:val="0"/>
-          <w:sz w:val="20"/>
-        </w:rPr>
-        <w:t>: 자세 오차가 임계값을 넘으면 옆엔진, 낙하 속도가 임계값을 넘으면 주엔진, 그 외 무행동</w:t>
-      </w:r>
-    </w:p>
-    <w:p>
-      <w:pPr>
-        <w:spacing w:line="480" w:lineRule="auto" w:before="0" w:after="0"/>
-        <w:ind w:left="340" w:hanging="198"/>
-      </w:pPr>
-      <w:r>
-        <w:rPr>
-          <w:rFonts w:ascii="바탕" w:hAnsi="바탕" w:eastAsia="바탕"/>
-          <w:b w:val="0"/>
-          <w:i w:val="0"/>
-          <w:sz w:val="20"/>
-        </w:rPr>
-        <w:t xml:space="preserve">· </w:t>
-      </w:r>
-      <w:r>
-        <w:rPr>
-          <w:rFonts w:ascii="바탕" w:hAnsi="바탕" w:eastAsia="바탕"/>
-          <w:b/>
-          <w:i w:val="0"/>
-          <w:sz w:val="20"/>
-        </w:rPr>
-        <w:t>신중 규칙 (MinAtar Freeway)</w:t>
-      </w:r>
-      <w:r>
-        <w:rPr>
-          <w:rFonts w:ascii="바탕" w:hAnsi="바탕" w:eastAsia="바탕"/>
-          <w:b w:val="0"/>
-          <w:i w:val="0"/>
-          <w:sz w:val="20"/>
-        </w:rPr>
-        <w:t>: 움직일 수 없는 프레임(이동 대기시간)에는 행동하지 않고, 바로 위 칸에 차가 있으면 기다렸다가 올라간다</w:t>
-      </w:r>
-    </w:p>
-    <w:p>
-      <w:pPr>
-        <w:spacing w:line="480" w:lineRule="auto" w:before="0" w:after="0"/>
-        <w:ind w:firstLine="200"/>
-        <w:jc w:val="both"/>
-      </w:pPr>
-      <w:r>
-        <w:rPr>
-          <w:rFonts w:ascii="바탕" w:hAnsi="바탕" w:eastAsia="바탕"/>
-          <w:b w:val="0"/>
-          <w:i w:val="0"/>
-          <w:sz w:val="20"/>
-        </w:rPr>
-        <w:t>MountainCar에서 pump 규칙은 학습 없이 100% 목표에 도달한다 (r IQM −119.3).</w:t>
-      </w:r>
-    </w:p>
-    <w:p>
-      <w:pPr>
-        <w:spacing w:line="480" w:lineRule="auto" w:before="0" w:after="0"/>
-        <w:ind w:firstLine="200"/>
-        <w:jc w:val="both"/>
-      </w:pPr>
-      <w:r>
-        <w:rPr>
-          <w:rFonts w:ascii="바탕" w:hAnsi="바탕" w:eastAsia="바탕"/>
-          <w:b/>
-          <w:i w:val="0"/>
-          <w:sz w:val="20"/>
-        </w:rPr>
-        <w:t>이 연구에서 학습 에이전트의 비교 상대는 이 pump 규칙이다.</w:t>
-      </w:r>
-      <w:r>
-        <w:rPr>
-          <w:rFonts w:ascii="바탕" w:hAnsi="바탕" w:eastAsia="바탕"/>
-          <w:b w:val="0"/>
-          <w:i w:val="0"/>
-          <w:sz w:val="20"/>
-        </w:rPr>
-        <w:t xml:space="preserve"> 무행동(−200)이나 주기 규칙(−200)처럼 아예 문제를 못 푸는 약한 규칙을 기준으로 삼으면 "학습이 이겼다"는 말이 너무 쉬워지기 때문이다.</w:t>
-      </w:r>
-    </w:p>
-    <w:p>
-      <w:pPr>
-        <w:spacing w:line="312" w:lineRule="auto" w:before="200" w:after="80"/>
-        <w:jc w:val="left"/>
-      </w:pPr>
-      <w:r>
-        <w:rPr>
-          <w:rFonts w:ascii="맑은 고딕" w:hAnsi="맑은 고딕" w:eastAsia="맑은 고딕"/>
-          <w:b/>
-          <w:i w:val="0"/>
-          <w:sz w:val="22"/>
-        </w:rPr>
-        <w:t>4. 공정 비교를 위한 통제</w:t>
-      </w:r>
-    </w:p>
-    <w:p>
-      <w:pPr>
-        <w:spacing w:line="480" w:lineRule="auto" w:before="0" w:after="0"/>
-        <w:ind w:firstLine="200"/>
-        <w:jc w:val="both"/>
-      </w:pPr>
-      <w:r>
-        <w:rPr>
-          <w:rFonts w:ascii="바탕" w:hAnsi="바탕" w:eastAsia="바탕"/>
-          <w:b w:val="0"/>
-          <w:i w:val="0"/>
-          <w:sz w:val="20"/>
-        </w:rPr>
-        <w:t xml:space="preserve">세 학습 계열은 다음을 </w:t>
-      </w:r>
-      <w:r>
-        <w:rPr>
-          <w:rFonts w:ascii="바탕" w:hAnsi="바탕" w:eastAsia="바탕"/>
-          <w:b/>
-          <w:i w:val="0"/>
-          <w:sz w:val="20"/>
-        </w:rPr>
-        <w:t>완전히 동일하게</w:t>
-      </w:r>
-      <w:r>
-        <w:rPr>
-          <w:rFonts w:ascii="바탕" w:hAnsi="바탕" w:eastAsia="바탕"/>
-          <w:b w:val="0"/>
-          <w:i w:val="0"/>
-          <w:sz w:val="20"/>
-        </w:rPr>
-        <w:t xml:space="preserve"> 맞췄다.</w:t>
-      </w:r>
-    </w:p>
-    <w:p>
-      <w:pPr>
-        <w:spacing w:line="480" w:lineRule="auto" w:before="0" w:after="0"/>
-        <w:ind w:firstLine="200"/>
-        <w:jc w:val="both"/>
-      </w:pPr>
-      <w:r>
-        <w:rPr>
-          <w:rFonts w:ascii="바탕" w:hAnsi="바탕" w:eastAsia="바탕"/>
-          <w:b w:val="0"/>
-          <w:i w:val="0"/>
-          <w:sz w:val="20"/>
-        </w:rPr>
-        <w:t>하이퍼파라미터는 우리가 고른 값이 아니라 TempoRL 공개 구현(</w:t>
-      </w:r>
-      <w:r>
-        <w:rPr>
-          <w:rFonts w:ascii="Consolas" w:hAnsi="Consolas" w:eastAsia="Consolas"/>
-          <w:b w:val="0"/>
-          <w:i w:val="0"/>
-          <w:sz w:val="19"/>
-        </w:rPr>
-        <w:t>automl/TempoRL</w:t>
-      </w:r>
-      <w:r>
-        <w:rPr>
-          <w:rFonts w:ascii="바탕" w:hAnsi="바탕" w:eastAsia="바탕"/>
-          <w:b w:val="0"/>
-          <w:i w:val="0"/>
-          <w:sz w:val="20"/>
-        </w:rPr>
-        <w:t xml:space="preserve">, </w:t>
-      </w:r>
-      <w:r>
-        <w:rPr>
-          <w:rFonts w:ascii="Consolas" w:hAnsi="Consolas" w:eastAsia="Consolas"/>
-          <w:b w:val="0"/>
-          <w:i w:val="0"/>
-          <w:sz w:val="19"/>
-        </w:rPr>
-        <w:t>run_featurized_experiments.py</w:t>
-      </w:r>
-      <w:r>
-        <w:rPr>
-          <w:rFonts w:ascii="바탕" w:hAnsi="바탕" w:eastAsia="바탕"/>
-          <w:b w:val="0"/>
-          <w:i w:val="0"/>
-          <w:sz w:val="20"/>
-        </w:rPr>
-        <w:t xml:space="preserve">, 2026-08-24 확인)의 기본값을 그대로 옮긴 것이다 — 은닉층 50×50 ReLU, Adam 학습률 1e-3, 할인율 0.99, 재생 버퍼 10만, 배치 64, 목표망 500 갱신마다, Double DQN, 최대 지속 길이 J=10. 예산은 </w:t>
-      </w:r>
-      <w:r>
-        <w:rPr>
-          <w:rFonts w:ascii="바탕" w:hAnsi="바탕" w:eastAsia="바탕"/>
-          <w:b/>
-          <w:i w:val="0"/>
-          <w:sz w:val="20"/>
-        </w:rPr>
-        <w:t>환경 스텝 수</w:t>
-      </w:r>
-      <w:r>
-        <w:rPr>
-          <w:rFonts w:ascii="바탕" w:hAnsi="바탕" w:eastAsia="바탕"/>
-          <w:b w:val="0"/>
-          <w:i w:val="0"/>
-          <w:sz w:val="20"/>
-        </w:rPr>
-        <w:t xml:space="preserve">로 통일한다. 환경별 값은 Ⅳ장의 실험 설정 표에 모아 두었다. 우리가 정한 값을 쓰면 "어느 계열에 유리하게 맞춘 것 아니냐"는 의심을 피할 수 없기 때문이다. 세 계열은 이 값을 </w:t>
-      </w:r>
-      <w:r>
-        <w:rPr>
-          <w:rFonts w:ascii="바탕" w:hAnsi="바탕" w:eastAsia="바탕"/>
-          <w:b/>
-          <w:i w:val="0"/>
-          <w:sz w:val="20"/>
-        </w:rPr>
-        <w:t>완전히 동일하게</w:t>
-      </w:r>
-      <w:r>
-        <w:rPr>
-          <w:rFonts w:ascii="바탕" w:hAnsi="바탕" w:eastAsia="바탕"/>
-          <w:b w:val="0"/>
-          <w:i w:val="0"/>
-          <w:sz w:val="20"/>
-        </w:rPr>
-        <w:t xml:space="preserve"> 쓰며, 계열 간 차이는 오직 '한 번의 결정이 환경을 몇 스텝 진행시키는가'와 '행동 집합에 기본 정책 위임이 있는가'뿐이다.</w:t>
-      </w:r>
-    </w:p>
-    <w:p>
-      <w:pPr>
-        <w:spacing w:line="480" w:lineRule="auto" w:before="0" w:after="0"/>
-        <w:ind w:firstLine="200"/>
-        <w:jc w:val="both"/>
-      </w:pPr>
-      <w:r>
-        <w:rPr>
-          <w:rFonts w:ascii="바탕" w:hAnsi="바탕" w:eastAsia="바탕"/>
-          <w:b w:val="0"/>
-          <w:i w:val="0"/>
-          <w:sz w:val="20"/>
-        </w:rPr>
-        <w:t>마지막 항목이 특히 중요하다. TempoRL은 한 번의 결정으로 여러 스텝을 진행하므로 "결정 횟수"로 예산을 세면 다른 계열보다 훨씬 많은 환경 경험을 얻는다. 그래서 예산은 환경 스텝 수로 세고, 학습 갱신 횟수도 소비한 환경 스텝 수에 비례시킨다.</w:t>
-      </w:r>
-    </w:p>
-    <w:p>
-      <w:pPr>
-        <w:spacing w:line="480" w:lineRule="auto" w:before="0" w:after="0"/>
-        <w:ind w:firstLine="200"/>
-        <w:jc w:val="both"/>
-      </w:pPr>
-      <w:r>
-        <w:rPr>
-          <w:rFonts w:ascii="바탕" w:hAnsi="바탕" w:eastAsia="바탕"/>
-          <w:b w:val="0"/>
-          <w:i w:val="0"/>
-          <w:sz w:val="20"/>
-        </w:rPr>
-        <w:t xml:space="preserve">평가는 모든 계열·규칙에서 동일하다. </w:t>
-      </w:r>
-      <w:r>
-        <w:rPr>
-          <w:rFonts w:ascii="바탕" w:hAnsi="바탕" w:eastAsia="바탕"/>
-          <w:b/>
-          <w:i w:val="0"/>
-          <w:sz w:val="20"/>
-        </w:rPr>
-        <w:t>탐험을 끈 상태(greedy)</w:t>
-      </w:r>
-      <w:r>
-        <w:rPr>
-          <w:rFonts w:ascii="바탕" w:hAnsi="바탕" w:eastAsia="바탕"/>
-          <w:b w:val="0"/>
-          <w:i w:val="0"/>
-          <w:sz w:val="20"/>
-        </w:rPr>
-        <w:t xml:space="preserve"> 로 재며, 평가 시드는 계열과 무관하게 같은 값(</w:t>
-      </w:r>
-      <w:r>
-        <w:rPr>
-          <w:rFonts w:ascii="Consolas" w:hAnsi="Consolas" w:eastAsia="Consolas"/>
-          <w:b w:val="0"/>
-          <w:i w:val="0"/>
-          <w:sz w:val="19"/>
-        </w:rPr>
-        <w:t>500000 + 시드×1000 + i</w:t>
-      </w:r>
-      <w:r>
-        <w:rPr>
-          <w:rFonts w:ascii="바탕" w:hAnsi="바탕" w:eastAsia="바탕"/>
-          <w:b w:val="0"/>
-          <w:i w:val="0"/>
-          <w:sz w:val="20"/>
-        </w:rPr>
-        <w:t>)을 쓴다. 고정 규칙도 같은 평가 시드로, 같은 파일 구조로 기록해 집계 코드가 규칙과 학습을 구분 없이 다룬다.</w:t>
-      </w:r>
-    </w:p>
-    <w:p>
-      <w:pPr>
-        <w:spacing w:line="480" w:lineRule="auto" w:before="0" w:after="0"/>
-        <w:ind w:firstLine="200"/>
-        <w:jc w:val="both"/>
-      </w:pPr>
-      <w:r>
-        <w:rPr>
-          <w:rFonts w:ascii="바탕" w:hAnsi="바탕" w:eastAsia="바탕"/>
-          <w:b w:val="0"/>
-          <w:i w:val="0"/>
-          <w:sz w:val="20"/>
-        </w:rPr>
-        <w:t xml:space="preserve">학습 계열의 최종 점수는 </w:t>
-      </w:r>
-      <w:r>
-        <w:rPr>
-          <w:rFonts w:ascii="바탕" w:hAnsi="바탕" w:eastAsia="바탕"/>
-          <w:b/>
-          <w:i w:val="0"/>
-          <w:sz w:val="20"/>
-        </w:rPr>
-        <w:t>한 시점이 아니라 예산의 90%·95%·100% 세 시점 정책을 각각 50 에피소드씩 평가해 합친 150 에피소드</w:t>
-      </w:r>
-      <w:r>
-        <w:rPr>
-          <w:rFonts w:ascii="바탕" w:hAnsi="바탕" w:eastAsia="바탕"/>
-          <w:b w:val="0"/>
-          <w:i w:val="0"/>
-          <w:sz w:val="20"/>
-        </w:rPr>
-        <w:t>의 평균이다. 파일럿에서 정책이 평가 시점마다 두 상태를 오가는 경우가 관찰됐기 때문이다(예: MountainCar의 Lazy-MDP가 '규칙에 위임(−119)'과 '직접 우가속(−200)' 사이를 손실이 0에 수렴한 채 왕복). Q값이 거의 동률이라 argmax가 뒤집히는 것인데, 한 시점만 재면 최종 점수가 동전 던지기가 된다. 학습이 없는 고정 규칙은 이런 진동이 없으므로 시드당 100 에피소드로 잰다.</w:t>
-      </w:r>
-    </w:p>
-    <w:p>
-      <w:pPr>
-        <w:spacing w:line="312" w:lineRule="auto" w:before="200" w:after="80"/>
-        <w:jc w:val="left"/>
-      </w:pPr>
-      <w:r>
-        <w:rPr>
-          <w:rFonts w:ascii="맑은 고딕" w:hAnsi="맑은 고딕" w:eastAsia="맑은 고딕"/>
-          <w:b/>
-          <w:i w:val="0"/>
-          <w:sz w:val="22"/>
-        </w:rPr>
-        <w:t>5. 통계 처리</w:t>
-      </w:r>
-    </w:p>
-    <w:p>
-      <w:pPr>
-        <w:spacing w:line="480" w:lineRule="auto" w:before="0" w:after="0"/>
-        <w:ind w:firstLine="200"/>
-        <w:jc w:val="both"/>
-      </w:pPr>
-      <w:r>
-        <w:rPr>
-          <w:rFonts w:ascii="바탕" w:hAnsi="바탕" w:eastAsia="바탕"/>
-          <w:b w:val="0"/>
-          <w:i w:val="0"/>
-          <w:sz w:val="20"/>
-        </w:rPr>
-        <w:t>Agarwal et al. (2021)의 프로토콜을 따른다.</w:t>
-      </w:r>
-    </w:p>
-    <w:p>
-      <w:pPr>
-        <w:spacing w:line="480" w:lineRule="auto" w:before="0" w:after="0"/>
-        <w:ind w:left="340" w:hanging="198"/>
-      </w:pPr>
-      <w:r>
-        <w:rPr>
-          <w:rFonts w:ascii="바탕" w:hAnsi="바탕" w:eastAsia="바탕"/>
-          <w:b w:val="0"/>
-          <w:i w:val="0"/>
-          <w:sz w:val="20"/>
-        </w:rPr>
-        <w:t xml:space="preserve">· 계열·λ 조합마다 </w:t>
-      </w:r>
-      <w:r>
-        <w:rPr>
-          <w:rFonts w:ascii="바탕" w:hAnsi="바탕" w:eastAsia="바탕"/>
-          <w:b/>
-          <w:i w:val="0"/>
-          <w:sz w:val="20"/>
-        </w:rPr>
-        <w:t>시드 10개</w:t>
-      </w:r>
-      <w:r>
-        <w:rPr>
-          <w:rFonts w:ascii="바탕" w:hAnsi="바탕" w:eastAsia="바탕"/>
-          <w:b w:val="0"/>
-          <w:i w:val="0"/>
-          <w:sz w:val="20"/>
-        </w:rPr>
-        <w:t>. 시드 1개의 점수 = 최종 평가 에피소드(학습 150 / 규칙 100)의 평균</w:t>
-      </w:r>
-    </w:p>
-    <w:p>
-      <w:pPr>
-        <w:spacing w:line="480" w:lineRule="auto" w:before="0" w:after="0"/>
-        <w:ind w:left="340" w:hanging="198"/>
-      </w:pPr>
-      <w:r>
-        <w:rPr>
-          <w:rFonts w:ascii="바탕" w:hAnsi="바탕" w:eastAsia="바탕"/>
-          <w:b w:val="0"/>
-          <w:i w:val="0"/>
-          <w:sz w:val="20"/>
-        </w:rPr>
-        <w:t xml:space="preserve">· 대푯값은 평균이 아니라 </w:t>
-      </w:r>
-      <w:r>
-        <w:rPr>
-          <w:rFonts w:ascii="바탕" w:hAnsi="바탕" w:eastAsia="바탕"/>
-          <w:b/>
-          <w:i w:val="0"/>
-          <w:sz w:val="20"/>
-        </w:rPr>
-        <w:t>IQM(사분위평균)</w:t>
-      </w:r>
-      <w:r>
-        <w:rPr>
-          <w:rFonts w:ascii="바탕" w:hAnsi="바탕" w:eastAsia="바탕"/>
-          <w:b w:val="0"/>
-          <w:i w:val="0"/>
-          <w:sz w:val="20"/>
-        </w:rPr>
-        <w:t xml:space="preserve"> — 위아래 25%를 버리고 가운데 50%만 평균 낸다.</w:t>
-      </w:r>
-    </w:p>
-    <w:p>
-      <w:pPr>
-        <w:spacing w:line="480" w:lineRule="auto" w:before="0" w:after="0"/>
-        <w:ind w:firstLine="200"/>
-        <w:jc w:val="both"/>
-      </w:pPr>
-      <w:r>
-        <w:rPr>
-          <w:rFonts w:ascii="바탕" w:hAnsi="바탕" w:eastAsia="바탕"/>
-          <w:b w:val="0"/>
-          <w:i w:val="0"/>
-          <w:sz w:val="20"/>
-        </w:rPr>
-        <w:t>시드 몇 개가 유난히 잘되거나 못되는 강화학습 특유의 산포에 덜 흔들린다</w:t>
-      </w:r>
-    </w:p>
-    <w:p>
-      <w:pPr>
-        <w:spacing w:line="480" w:lineRule="auto" w:before="0" w:after="0"/>
-        <w:ind w:left="340" w:hanging="198"/>
-      </w:pPr>
-      <w:r>
-        <w:rPr>
-          <w:rFonts w:ascii="바탕" w:hAnsi="바탕" w:eastAsia="바탕"/>
-          <w:b w:val="0"/>
-          <w:i w:val="0"/>
-          <w:sz w:val="20"/>
-        </w:rPr>
-        <w:t xml:space="preserve">· </w:t>
-      </w:r>
-      <w:r>
-        <w:rPr>
-          <w:rFonts w:ascii="바탕" w:hAnsi="바탕" w:eastAsia="바탕"/>
-          <w:b/>
-          <w:i w:val="0"/>
-          <w:sz w:val="20"/>
-        </w:rPr>
-        <w:t>95% 계층 부트스트랩 신뢰구간</w:t>
-      </w:r>
-      <w:r>
-        <w:rPr>
-          <w:rFonts w:ascii="바탕" w:hAnsi="바탕" w:eastAsia="바탕"/>
-          <w:b w:val="0"/>
-          <w:i w:val="0"/>
-          <w:sz w:val="20"/>
-        </w:rPr>
-        <w:t>을 함께 보고한다 (</w:t>
-      </w:r>
-      <w:r>
-        <w:rPr>
-          <w:rFonts w:ascii="Consolas" w:hAnsi="Consolas" w:eastAsia="Consolas"/>
-          <w:b w:val="0"/>
-          <w:i w:val="0"/>
-          <w:sz w:val="19"/>
-        </w:rPr>
-        <w:t>rliable</w:t>
-      </w:r>
-      <w:r>
-        <w:rPr>
-          <w:rFonts w:ascii="바탕" w:hAnsi="바탕" w:eastAsia="바탕"/>
-          <w:b w:val="0"/>
-          <w:i w:val="0"/>
-          <w:sz w:val="20"/>
-        </w:rPr>
-        <w:t>). 구간이 겹치면 우열을 말하지 않는다</w:t>
-      </w:r>
-    </w:p>
-    <w:p>
-      <w:pPr>
-        <w:spacing w:line="312" w:lineRule="auto" w:before="160" w:after="60"/>
-        <w:jc w:val="left"/>
-      </w:pPr>
-      <w:r>
-        <w:rPr>
-          <w:rFonts w:ascii="맑은 고딕" w:hAnsi="맑은 고딕" w:eastAsia="맑은 고딕"/>
-          <w:b/>
-          <w:i w:val="0"/>
-          <w:sz w:val="20"/>
-        </w:rPr>
-        <w:t>임계 비용 λ*의 정의</w:t>
-      </w:r>
-    </w:p>
-    <w:p>
-      <w:pPr>
-        <w:spacing w:line="480" w:lineRule="auto" w:before="0" w:after="0"/>
-        <w:ind w:firstLine="200"/>
-        <w:jc w:val="both"/>
-      </w:pPr>
-      <w:r>
-        <w:rPr>
-          <w:rFonts w:ascii="바탕" w:hAnsi="바탕" w:eastAsia="바탕"/>
-          <w:b/>
-          <w:i w:val="0"/>
-          <w:sz w:val="20"/>
-        </w:rPr>
-        <w:t>λ* = 학습 에이전트가 최고 고정 규칙을 더 이상 이기지 못하게 되는 가장 작은 λ.</w:t>
-      </w:r>
-      <w:r>
-        <w:rPr>
-          <w:rFonts w:ascii="바탕" w:hAnsi="바탕" w:eastAsia="바탕"/>
-          <w:b w:val="0"/>
-          <w:i w:val="0"/>
-          <w:sz w:val="20"/>
-        </w:rPr>
-        <w:t xml:space="preserve"> 두 가지 엄격도로 함께 보고한다.</w:t>
-      </w:r>
-    </w:p>
-    <w:p>
-      <w:pPr>
-        <w:spacing w:line="480" w:lineRule="auto" w:before="0" w:after="0"/>
-        <w:ind w:firstLine="200"/>
-        <w:jc w:val="both"/>
-      </w:pPr>
-      <w:r>
-        <w:rPr>
-          <w:rFonts w:ascii="바탕" w:hAnsi="바탕" w:eastAsia="바탕"/>
-          <w:b w:val="0"/>
-          <w:i w:val="0"/>
-          <w:sz w:val="20"/>
-        </w:rPr>
-        <w:t xml:space="preserve">두 가지 엄격도로 함께 보고한다. </w:t>
-      </w:r>
-      <w:r>
-        <w:rPr>
-          <w:rFonts w:ascii="바탕" w:hAnsi="바탕" w:eastAsia="바탕"/>
-          <w:b/>
-          <w:i w:val="0"/>
-          <w:sz w:val="20"/>
-        </w:rPr>
-        <w:t>λ*_CI</w:t>
-      </w:r>
-      <w:r>
-        <w:rPr>
-          <w:rFonts w:ascii="바탕" w:hAnsi="바탕" w:eastAsia="바탕"/>
-          <w:b w:val="0"/>
-          <w:i w:val="0"/>
-          <w:sz w:val="20"/>
-        </w:rPr>
-        <w:t xml:space="preserve">는 학습의 신뢰구간 하한이 규칙의 신뢰구간 상한보다 아래로 처음 내려간 λ로, "통계적으로 확실한 우위"가 사라지는 엄격한 기준이다. </w:t>
-      </w:r>
-      <w:r>
-        <w:rPr>
-          <w:rFonts w:ascii="바탕" w:hAnsi="바탕" w:eastAsia="바탕"/>
-          <w:b/>
-          <w:i w:val="0"/>
-          <w:sz w:val="20"/>
-        </w:rPr>
-        <w:t>λ*_점추정</w:t>
-      </w:r>
-      <w:r>
-        <w:rPr>
-          <w:rFonts w:ascii="바탕" w:hAnsi="바탕" w:eastAsia="바탕"/>
-          <w:b w:val="0"/>
-          <w:i w:val="0"/>
-          <w:sz w:val="20"/>
-        </w:rPr>
-        <w:t>은 학습의 IQM이 규칙의 IQM보다 아래로 처음 내려간 λ로, 두 곡선이 교차하는 느슨한 기준이다.</w:t>
-      </w:r>
-    </w:p>
-    <w:p>
-      <w:pPr>
-        <w:spacing w:line="480" w:lineRule="auto" w:before="0" w:after="0"/>
-        <w:ind w:firstLine="200"/>
-        <w:jc w:val="both"/>
-      </w:pPr>
-      <w:r>
-        <w:rPr>
-          <w:rFonts w:ascii="바탕" w:hAnsi="바탕" w:eastAsia="바탕"/>
-          <w:b w:val="0"/>
-          <w:i w:val="0"/>
-          <w:sz w:val="20"/>
-        </w:rPr>
-        <w:t>격자 안에서 교차가 없으면 그 사실을 그대로 적는다 ("λ*는 격자 최대값보다 크다" 또는 "λ=0에서도 규칙을 못 이긴다"). 교차점을 보간해 만들어내지 않는다.</w:t>
-      </w:r>
-    </w:p>
-    <w:p>
-      <w:pPr>
-        <w:spacing w:line="312" w:lineRule="auto" w:before="200" w:after="80"/>
-        <w:jc w:val="left"/>
-      </w:pPr>
-      <w:r>
-        <w:rPr>
-          <w:rFonts w:ascii="맑은 고딕" w:hAnsi="맑은 고딕" w:eastAsia="맑은 고딕"/>
-          <w:b/>
-          <w:i w:val="0"/>
-          <w:sz w:val="22"/>
-        </w:rPr>
-        <w:t>6. 이 연구가 스스로에게 건 두 가지 검사</w:t>
-      </w:r>
-    </w:p>
-    <w:p>
-      <w:pPr>
-        <w:spacing w:line="480" w:lineRule="auto" w:before="0" w:after="0"/>
-        <w:ind w:firstLine="200"/>
-        <w:jc w:val="both"/>
-      </w:pPr>
-      <w:r>
-        <w:rPr>
-          <w:rFonts w:ascii="바탕" w:hAnsi="바탕" w:eastAsia="바탕"/>
-          <w:b w:val="0"/>
-          <w:i w:val="0"/>
-          <w:sz w:val="20"/>
-        </w:rPr>
-        <w:t xml:space="preserve">결과가 나온 뒤 "그건 이런 이유 아니냐"는 반론이 나올 자리를 미리 막기 위해, 두 가지 검사를 설계에 포함시켰다. 둘 다 </w:t>
-      </w:r>
-      <w:r>
-        <w:rPr>
-          <w:rFonts w:ascii="바탕" w:hAnsi="바탕" w:eastAsia="바탕"/>
-          <w:b/>
-          <w:i w:val="0"/>
-          <w:sz w:val="20"/>
-        </w:rPr>
-        <w:t>결과를 보고 나서 만든 것이 아니라</w:t>
-      </w:r>
-      <w:r>
-        <w:rPr>
-          <w:rFonts w:ascii="바탕" w:hAnsi="바탕" w:eastAsia="바탕"/>
-          <w:b w:val="0"/>
-          <w:i w:val="0"/>
-          <w:sz w:val="20"/>
-        </w:rPr>
-        <w:t xml:space="preserve"> 어떤 결과가 나와도 답해야 할 질문이므로, 어떤 답이 나오든 그대로 보고한다.</w:t>
-      </w:r>
-    </w:p>
-    <w:p>
-      <w:pPr>
-        <w:spacing w:line="312" w:lineRule="auto" w:before="160" w:after="60"/>
-        <w:jc w:val="left"/>
-      </w:pPr>
-      <w:r>
-        <w:rPr>
-          <w:rFonts w:ascii="맑은 고딕" w:hAnsi="맑은 고딕" w:eastAsia="맑은 고딕"/>
-          <w:b/>
-          <w:i w:val="0"/>
-          <w:sz w:val="20"/>
-        </w:rPr>
-        <w:t>6.1 공정성 검사 — "규칙에 진 것은 학습이 덜 된 탓 아닌가"</w:t>
-      </w:r>
-    </w:p>
-    <w:p>
-      <w:pPr>
-        <w:spacing w:line="480" w:lineRule="auto" w:before="0" w:after="0"/>
-        <w:ind w:firstLine="200"/>
-        <w:jc w:val="both"/>
-      </w:pPr>
-      <w:r>
-        <w:rPr>
-          <w:rFonts w:ascii="바탕" w:hAnsi="바탕" w:eastAsia="바탕"/>
-          <w:b w:val="0"/>
-          <w:i w:val="0"/>
-          <w:sz w:val="20"/>
-        </w:rPr>
-        <w:t xml:space="preserve">학습이 고정 규칙에 졌을 때, 그것이 </w:t>
-      </w:r>
-      <w:r>
-        <w:rPr>
-          <w:rFonts w:ascii="바탕" w:hAnsi="바탕" w:eastAsia="바탕"/>
-          <w:b/>
-          <w:i w:val="0"/>
-          <w:sz w:val="20"/>
-        </w:rPr>
-        <w:t>비용 때문인지</w:t>
-      </w:r>
-      <w:r>
-        <w:rPr>
-          <w:rFonts w:ascii="바탕" w:hAnsi="바탕" w:eastAsia="바탕"/>
-          <w:b w:val="0"/>
-          <w:i w:val="0"/>
-          <w:sz w:val="20"/>
-        </w:rPr>
-        <w:t xml:space="preserve"> 아니면 </w:t>
-      </w:r>
-      <w:r>
-        <w:rPr>
-          <w:rFonts w:ascii="바탕" w:hAnsi="바탕" w:eastAsia="바탕"/>
-          <w:b/>
-          <w:i w:val="0"/>
-          <w:sz w:val="20"/>
-        </w:rPr>
-        <w:t>애초에 학습이 덜 됐기 때문인지</w:t>
-      </w:r>
-      <w:r>
-        <w:rPr>
-          <w:rFonts w:ascii="바탕" w:hAnsi="바탕" w:eastAsia="바탕"/>
-          <w:b w:val="0"/>
-          <w:i w:val="0"/>
-          <w:sz w:val="20"/>
-        </w:rPr>
-        <w:t xml:space="preserve"> 구분되지 않으면 이 연구의 결론은 성립하지 않는다. 그래서 </w:t>
-      </w:r>
-      <w:r>
-        <w:rPr>
-          <w:rFonts w:ascii="바탕" w:hAnsi="바탕" w:eastAsia="바탕"/>
-          <w:b/>
-          <w:i w:val="0"/>
-          <w:sz w:val="20"/>
-        </w:rPr>
-        <w:t>비용이 아예 없는 λ=0 조건</w:t>
-      </w:r>
-      <w:r>
-        <w:rPr>
-          <w:rFonts w:ascii="바탕" w:hAnsi="바탕" w:eastAsia="바탕"/>
-          <w:b w:val="0"/>
-          <w:i w:val="0"/>
-          <w:sz w:val="20"/>
-        </w:rPr>
-        <w:t>에서 다음을 바꿔 가며 성능을 다시 잰다.</w:t>
-      </w:r>
-    </w:p>
-    <w:p>
-      <w:pPr>
-        <w:spacing w:line="480" w:lineRule="auto" w:before="0" w:after="0"/>
-        <w:ind w:left="340" w:hanging="198"/>
-      </w:pPr>
-      <w:r>
-        <w:rPr>
-          <w:rFonts w:ascii="바탕" w:hAnsi="바탕" w:eastAsia="바탕"/>
-          <w:b w:val="0"/>
-          <w:i w:val="0"/>
-          <w:sz w:val="20"/>
-        </w:rPr>
-        <w:t xml:space="preserve">· </w:t>
-      </w:r>
-      <w:r>
-        <w:rPr>
-          <w:rFonts w:ascii="바탕" w:hAnsi="바탕" w:eastAsia="바탕"/>
-          <w:b/>
-          <w:i w:val="0"/>
-          <w:sz w:val="20"/>
-        </w:rPr>
-        <w:t>예산</w:t>
-      </w:r>
-      <w:r>
-        <w:rPr>
-          <w:rFonts w:ascii="바탕" w:hAnsi="바탕" w:eastAsia="바탕"/>
-          <w:b w:val="0"/>
-          <w:i w:val="0"/>
-          <w:sz w:val="20"/>
-        </w:rPr>
-        <w:t>: 조건당 환경 스텝을 3.3~5배로 늘린다</w:t>
-      </w:r>
-    </w:p>
-    <w:p>
-      <w:pPr>
-        <w:spacing w:line="480" w:lineRule="auto" w:before="0" w:after="0"/>
-        <w:ind w:left="340" w:hanging="198"/>
-      </w:pPr>
-      <w:r>
-        <w:rPr>
-          <w:rFonts w:ascii="바탕" w:hAnsi="바탕" w:eastAsia="바탕"/>
-          <w:b w:val="0"/>
-          <w:i w:val="0"/>
-          <w:sz w:val="20"/>
-        </w:rPr>
-        <w:t xml:space="preserve">· </w:t>
-      </w:r>
-      <w:r>
-        <w:rPr>
-          <w:rFonts w:ascii="바탕" w:hAnsi="바탕" w:eastAsia="바탕"/>
-          <w:b/>
-          <w:i w:val="0"/>
-          <w:sz w:val="20"/>
-        </w:rPr>
-        <w:t>탐험</w:t>
-      </w:r>
-      <w:r>
-        <w:rPr>
-          <w:rFonts w:ascii="바탕" w:hAnsi="바탕" w:eastAsia="바탕"/>
-          <w:b w:val="0"/>
-          <w:i w:val="0"/>
-          <w:sz w:val="20"/>
-        </w:rPr>
-        <w:t>: ε를 고정(0.2)에서 감소(1.0 → 0.05)로 바꾼다</w:t>
-      </w:r>
-    </w:p>
-    <w:p>
-      <w:pPr>
-        <w:spacing w:line="480" w:lineRule="auto" w:before="0" w:after="0"/>
-        <w:ind w:left="340" w:hanging="198"/>
-      </w:pPr>
-      <w:r>
-        <w:rPr>
-          <w:rFonts w:ascii="바탕" w:hAnsi="바탕" w:eastAsia="바탕"/>
-          <w:b w:val="0"/>
-          <w:i w:val="0"/>
-          <w:sz w:val="20"/>
-        </w:rPr>
-        <w:t xml:space="preserve">· </w:t>
-      </w:r>
-      <w:r>
-        <w:rPr>
-          <w:rFonts w:ascii="바탕" w:hAnsi="바탕" w:eastAsia="바탕"/>
-          <w:b/>
-          <w:i w:val="0"/>
-          <w:sz w:val="20"/>
-        </w:rPr>
-        <w:t>표현력</w:t>
-      </w:r>
-      <w:r>
-        <w:rPr>
-          <w:rFonts w:ascii="바탕" w:hAnsi="바탕" w:eastAsia="바탕"/>
-          <w:b w:val="0"/>
-          <w:i w:val="0"/>
-          <w:sz w:val="20"/>
-        </w:rPr>
-        <w:t>: 은닉층·버퍼·배치를 키운다</w:t>
-      </w:r>
-    </w:p>
-    <w:p>
-      <w:pPr>
-        <w:spacing w:line="480" w:lineRule="auto" w:before="0" w:after="0"/>
-        <w:ind w:firstLine="200"/>
-        <w:jc w:val="both"/>
-      </w:pPr>
-      <w:r>
-        <w:rPr>
-          <w:rFonts w:ascii="바탕" w:hAnsi="바탕" w:eastAsia="바탕"/>
-          <w:b w:val="0"/>
-          <w:i w:val="0"/>
-          <w:sz w:val="20"/>
-        </w:rPr>
-        <w:t xml:space="preserve">한 번에 하나씩만 바꿔야 원인을 말할 수 있으므로 후보를 나눠 돌린다. 비교 기준과 평가 방식은 본실험과 완전히 같다(시드별 점수 · IQM · 95% 신뢰구간). λ=0에서도 규칙을 넘어서지 못한다면 그것은 비용에 대한 발견이 아니라 </w:t>
-      </w:r>
-      <w:r>
-        <w:rPr>
-          <w:rFonts w:ascii="바탕" w:hAnsi="바탕" w:eastAsia="바탕"/>
-          <w:b/>
-          <w:i w:val="0"/>
-          <w:sz w:val="20"/>
-        </w:rPr>
-        <w:t>그 환경에서 학습이라는 접근 자체가 열세</w:t>
-      </w:r>
-      <w:r>
-        <w:rPr>
-          <w:rFonts w:ascii="바탕" w:hAnsi="바탕" w:eastAsia="바탕"/>
-          <w:b w:val="0"/>
-          <w:i w:val="0"/>
-          <w:sz w:val="20"/>
-        </w:rPr>
-        <w:t>라는 뜻이며, 논문은 그 구분을 흐리지 않는다.</w:t>
-      </w:r>
-    </w:p>
-    <w:p>
-      <w:pPr>
-        <w:spacing w:line="312" w:lineRule="auto" w:before="160" w:after="60"/>
-        <w:jc w:val="left"/>
-      </w:pPr>
-      <w:r>
-        <w:rPr>
-          <w:rFonts w:ascii="맑은 고딕" w:hAnsi="맑은 고딕" w:eastAsia="맑은 고딕"/>
-          <w:b/>
-          <w:i w:val="0"/>
-          <w:sz w:val="20"/>
-        </w:rPr>
-        <w:t>6.2 인과 검사 — "무행동 붕괴는 최적해인가 탐험 실패인가"</w:t>
-      </w:r>
-    </w:p>
-    <w:p>
-      <w:pPr>
-        <w:spacing w:line="480" w:lineRule="auto" w:before="0" w:after="0"/>
-        <w:ind w:firstLine="200"/>
-        <w:jc w:val="both"/>
-      </w:pPr>
-      <w:r>
-        <w:rPr>
-          <w:rFonts w:ascii="바탕" w:hAnsi="바탕" w:eastAsia="바탕"/>
-          <w:b w:val="0"/>
-          <w:i w:val="0"/>
-          <w:sz w:val="20"/>
-        </w:rPr>
-        <w:t>비용이 붙으면 학습이 '아무것도 하지 않기'로 굳는 현상이 관찰된다. 여기에는 두 가지 해석이 있다.</w:t>
-      </w:r>
-    </w:p>
-    <w:p>
-      <w:pPr>
-        <w:spacing w:line="480" w:lineRule="auto" w:before="0" w:after="0"/>
-        <w:ind w:left="340" w:hanging="340"/>
-      </w:pPr>
-      <w:r>
-        <w:rPr>
-          <w:rFonts w:ascii="바탕" w:hAnsi="바탕" w:eastAsia="바탕"/>
-          <w:b w:val="0"/>
-          <w:i w:val="0"/>
-          <w:sz w:val="20"/>
-        </w:rPr>
-        <w:t xml:space="preserve">1. </w:t>
-      </w:r>
-      <w:r>
-        <w:rPr>
-          <w:rFonts w:ascii="바탕" w:hAnsi="바탕" w:eastAsia="바탕"/>
-          <w:b/>
-          <w:i w:val="0"/>
-          <w:sz w:val="20"/>
-        </w:rPr>
-        <w:t>최적해</w:t>
-      </w:r>
-      <w:r>
-        <w:rPr>
-          <w:rFonts w:ascii="바탕" w:hAnsi="바탕" w:eastAsia="바탕"/>
-          <w:b w:val="0"/>
-          <w:i w:val="0"/>
-          <w:sz w:val="20"/>
-        </w:rPr>
-        <w:t>: 비용을 반영하면 실제로 가만히 있는 것이 최선이다</w:t>
-      </w:r>
-    </w:p>
-    <w:p>
-      <w:pPr>
-        <w:spacing w:line="480" w:lineRule="auto" w:before="0" w:after="0"/>
-        <w:ind w:left="340" w:hanging="340"/>
-      </w:pPr>
-      <w:r>
-        <w:rPr>
-          <w:rFonts w:ascii="바탕" w:hAnsi="바탕" w:eastAsia="바탕"/>
-          <w:b w:val="0"/>
-          <w:i w:val="0"/>
-          <w:sz w:val="20"/>
-        </w:rPr>
-        <w:t xml:space="preserve">2. </w:t>
-      </w:r>
-      <w:r>
-        <w:rPr>
-          <w:rFonts w:ascii="바탕" w:hAnsi="바탕" w:eastAsia="바탕"/>
-          <w:b/>
-          <w:i w:val="0"/>
-          <w:sz w:val="20"/>
-        </w:rPr>
-        <w:t>탐험 실패</w:t>
-      </w:r>
-      <w:r>
-        <w:rPr>
-          <w:rFonts w:ascii="바탕" w:hAnsi="바탕" w:eastAsia="바탕"/>
-          <w:b w:val="0"/>
-          <w:i w:val="0"/>
-          <w:sz w:val="20"/>
-        </w:rPr>
-        <w:t>: 비용 때문에 초반에 목표를 한 번도 보지 못해 굳었다</w:t>
-      </w:r>
-    </w:p>
-    <w:p>
-      <w:pPr>
-        <w:spacing w:line="480" w:lineRule="auto" w:before="0" w:after="0"/>
-        <w:ind w:firstLine="200"/>
-        <w:jc w:val="both"/>
-      </w:pPr>
-      <w:r>
-        <w:rPr>
-          <w:rFonts w:ascii="바탕" w:hAnsi="바탕" w:eastAsia="바탕"/>
-          <w:b w:val="0"/>
-          <w:i w:val="0"/>
-          <w:sz w:val="20"/>
-        </w:rPr>
-        <w:t xml:space="preserve">두 해석은 같은 관측을 낳지만 뜻이 정반대다. 이를 가르기 위해 </w:t>
-      </w:r>
-      <w:r>
-        <w:rPr>
-          <w:rFonts w:ascii="바탕" w:hAnsi="바탕" w:eastAsia="바탕"/>
-          <w:b/>
-          <w:i w:val="0"/>
-          <w:sz w:val="20"/>
-        </w:rPr>
-        <w:t>같은 예산 안에서 비용을 켜는 시점만 바꾼 대조 조건</w:t>
-      </w:r>
-      <w:r>
-        <w:rPr>
-          <w:rFonts w:ascii="바탕" w:hAnsi="바탕" w:eastAsia="바탕"/>
-          <w:b w:val="0"/>
-          <w:i w:val="0"/>
-          <w:sz w:val="20"/>
-        </w:rPr>
-        <w:t xml:space="preserve">을 둔다. 앞 절반은 λ=0으로 학습하고 나머지 절반에서 λ를 켠다. </w:t>
-      </w:r>
-      <w:r>
-        <w:rPr>
-          <w:rFonts w:ascii="바탕" w:hAnsi="바탕" w:eastAsia="바탕"/>
-          <w:b/>
-          <w:i w:val="0"/>
-          <w:sz w:val="20"/>
-        </w:rPr>
-        <w:t>평가는 언제나 진짜 λ로 한다</w:t>
-      </w:r>
-      <w:r>
-        <w:rPr>
-          <w:rFonts w:ascii="바탕" w:hAnsi="바탕" w:eastAsia="바탕"/>
-          <w:b w:val="0"/>
-          <w:i w:val="0"/>
-          <w:sz w:val="20"/>
-        </w:rPr>
-        <w:t xml:space="preserve"> — 성적표는 비용이 있는 세상에서 매긴다.</w:t>
-      </w:r>
-    </w:p>
-    <w:p>
-      <w:pPr>
-        <w:spacing w:line="480" w:lineRule="auto" w:before="0" w:after="0"/>
-        <w:ind w:left="340" w:hanging="198"/>
-      </w:pPr>
-      <w:r>
-        <w:rPr>
-          <w:rFonts w:ascii="바탕" w:hAnsi="바탕" w:eastAsia="바탕"/>
-          <w:b w:val="0"/>
-          <w:i w:val="0"/>
-          <w:sz w:val="20"/>
-        </w:rPr>
-        <w:t xml:space="preserve">· 워밍업 쪽이 행동을 유지하고 점수가 높아지면 → </w:t>
-      </w:r>
-      <w:r>
-        <w:rPr>
-          <w:rFonts w:ascii="바탕" w:hAnsi="바탕" w:eastAsia="바탕"/>
-          <w:b/>
-          <w:i w:val="0"/>
-          <w:sz w:val="20"/>
-        </w:rPr>
-        <w:t>탐험 실패</w:t>
-      </w:r>
-      <w:r>
-        <w:rPr>
-          <w:rFonts w:ascii="바탕" w:hAnsi="바탕" w:eastAsia="바탕"/>
-          <w:b w:val="0"/>
-          <w:i w:val="0"/>
-          <w:sz w:val="20"/>
-        </w:rPr>
-        <w:t>다.</w:t>
-      </w:r>
-    </w:p>
-    <w:p>
-      <w:pPr>
-        <w:spacing w:line="480" w:lineRule="auto" w:before="0" w:after="0"/>
-        <w:ind w:firstLine="200"/>
-        <w:jc w:val="both"/>
-      </w:pPr>
-      <w:r>
-        <w:rPr>
-          <w:rFonts w:ascii="바탕" w:hAnsi="바탕" w:eastAsia="바탕"/>
-          <w:b w:val="0"/>
-          <w:i w:val="0"/>
-          <w:sz w:val="20"/>
-        </w:rPr>
-        <w:t>비용이 있는 세상에서도 행동하는 정책이 존재하는데, 처음부터 비용을 물리면 그것을 못 찾는 것이다.</w:t>
-      </w:r>
-    </w:p>
-    <w:p>
-      <w:pPr>
-        <w:spacing w:line="480" w:lineRule="auto" w:before="0" w:after="0"/>
-        <w:ind w:left="340" w:hanging="198"/>
-      </w:pPr>
-      <w:r>
-        <w:rPr>
-          <w:rFonts w:ascii="바탕" w:hAnsi="바탕" w:eastAsia="바탕"/>
-          <w:b w:val="0"/>
-          <w:i w:val="0"/>
-          <w:sz w:val="20"/>
-        </w:rPr>
-        <w:t xml:space="preserve">· 워밍업 쪽도 똑같이 무행동으로 굳으면 → </w:t>
-      </w:r>
-      <w:r>
-        <w:rPr>
-          <w:rFonts w:ascii="바탕" w:hAnsi="바탕" w:eastAsia="바탕"/>
-          <w:b/>
-          <w:i w:val="0"/>
-          <w:sz w:val="20"/>
-        </w:rPr>
-        <w:t>최적해</w:t>
-      </w:r>
-      <w:r>
-        <w:rPr>
-          <w:rFonts w:ascii="바탕" w:hAnsi="바탕" w:eastAsia="바탕"/>
-          <w:b w:val="0"/>
-          <w:i w:val="0"/>
-          <w:sz w:val="20"/>
-        </w:rPr>
-        <w:t>다.</w:t>
-      </w:r>
-    </w:p>
-    <w:p>
-      <w:pPr>
-        <w:spacing w:line="480" w:lineRule="auto" w:before="0" w:after="0"/>
-        <w:ind w:firstLine="200"/>
-        <w:jc w:val="both"/>
-      </w:pPr>
-      <w:r>
-        <w:rPr>
-          <w:rFonts w:ascii="바탕" w:hAnsi="바탕" w:eastAsia="바탕"/>
-          <w:b w:val="0"/>
-          <w:i w:val="0"/>
-          <w:sz w:val="20"/>
-        </w:rPr>
-        <w:t>두 조건은 환경 스텝 예산·시드·평가 방식이 모두 같고, 다른 것은 학습 중 보상 신호뿐이다.</w:t>
-      </w:r>
-    </w:p>
-    <w:p>
-      <w:pPr>
-        <w:spacing w:line="312" w:lineRule="auto" w:before="200" w:after="80"/>
-        <w:jc w:val="left"/>
-      </w:pPr>
-      <w:r>
-        <w:rPr>
-          <w:rFonts w:ascii="맑은 고딕" w:hAnsi="맑은 고딕" w:eastAsia="맑은 고딕"/>
-          <w:b/>
-          <w:i w:val="0"/>
-          <w:sz w:val="22"/>
-        </w:rPr>
-        <w:t>7. 재현성</w:t>
-      </w:r>
-    </w:p>
-    <w:p>
-      <w:pPr>
-        <w:spacing w:line="480" w:lineRule="auto" w:before="0" w:after="0"/>
-        <w:ind w:left="340" w:hanging="198"/>
-      </w:pPr>
-      <w:r>
-        <w:rPr>
-          <w:rFonts w:ascii="바탕" w:hAnsi="바탕" w:eastAsia="바탕"/>
-          <w:b w:val="0"/>
-          <w:i w:val="0"/>
-          <w:sz w:val="20"/>
-        </w:rPr>
-        <w:t xml:space="preserve">· 모든 실험은 </w:t>
-      </w:r>
-      <w:r>
-        <w:rPr>
-          <w:rFonts w:ascii="Consolas" w:hAnsi="Consolas" w:eastAsia="Consolas"/>
-          <w:b w:val="0"/>
-          <w:i w:val="0"/>
-          <w:sz w:val="19"/>
-        </w:rPr>
-        <w:t>experiments/configs/*.yaml</w:t>
-      </w:r>
-      <w:r>
-        <w:rPr>
-          <w:rFonts w:ascii="바탕" w:hAnsi="바탕" w:eastAsia="바탕"/>
-          <w:b w:val="0"/>
-          <w:i w:val="0"/>
-          <w:sz w:val="20"/>
-        </w:rPr>
-        <w:t xml:space="preserve"> 한 장으로 실행되며, 결과 폴더 옆에 config 사본과</w:t>
-      </w:r>
-    </w:p>
-    <w:p>
-      <w:pPr>
-        <w:spacing w:line="480" w:lineRule="auto" w:before="0" w:after="0"/>
-        <w:ind w:firstLine="200"/>
-        <w:jc w:val="both"/>
-      </w:pPr>
-      <w:r>
-        <w:rPr>
-          <w:rFonts w:ascii="바탕" w:hAnsi="바탕" w:eastAsia="바탕"/>
-          <w:b w:val="0"/>
-          <w:i w:val="0"/>
-          <w:sz w:val="20"/>
-        </w:rPr>
-        <w:t>실행 메타데이터(소요시간, 스텝 예산, 평가 에피소드 수)를 남긴다</w:t>
-      </w:r>
-    </w:p>
-    <w:p>
-      <w:pPr>
-        <w:spacing w:line="480" w:lineRule="auto" w:before="0" w:after="0"/>
-        <w:ind w:left="340" w:hanging="198"/>
-      </w:pPr>
-      <w:r>
-        <w:rPr>
-          <w:rFonts w:ascii="바탕" w:hAnsi="바탕" w:eastAsia="바탕"/>
-          <w:b w:val="0"/>
-          <w:i w:val="0"/>
-          <w:sz w:val="20"/>
-        </w:rPr>
-        <w:t xml:space="preserve">· </w:t>
-      </w:r>
-      <w:r>
-        <w:rPr>
-          <w:rFonts w:ascii="바탕" w:hAnsi="바탕" w:eastAsia="바탕"/>
-          <w:b/>
-          <w:i w:val="0"/>
-          <w:sz w:val="20"/>
-        </w:rPr>
-        <w:t>재현성을 주장하지 않고 확인했다.</w:t>
-      </w:r>
-      <w:r>
-        <w:rPr>
-          <w:rFonts w:ascii="바탕" w:hAnsi="바탕" w:eastAsia="바탕"/>
-          <w:b w:val="0"/>
-          <w:i w:val="0"/>
-          <w:sz w:val="20"/>
-        </w:rPr>
-        <w:t xml:space="preserve"> 이미 끝난 조건 하나(MountainCar / 표준 DQN / λ=0 / 시드 5)를</w:t>
-      </w:r>
-    </w:p>
-    <w:p>
-      <w:pPr>
-        <w:spacing w:line="480" w:lineRule="auto" w:before="0" w:after="0"/>
-        <w:ind w:firstLine="200"/>
-        <w:jc w:val="both"/>
-      </w:pPr>
-      <w:r>
-        <w:rPr>
-          <w:rFonts w:ascii="바탕" w:hAnsi="바탕" w:eastAsia="바탕"/>
-          <w:b w:val="0"/>
-          <w:i w:val="0"/>
-          <w:sz w:val="20"/>
-        </w:rPr>
-        <w:t xml:space="preserve">같은 설정·같은 시드로 다시 돌려 대조한 결과, 학습 중 곡선 평가 12개 지점과 최종 평가 150 에피소드의 모든 지표가 </w:t>
-      </w:r>
-      <w:r>
-        <w:rPr>
-          <w:rFonts w:ascii="바탕" w:hAnsi="바탕" w:eastAsia="바탕"/>
-          <w:b/>
-          <w:i w:val="0"/>
-          <w:sz w:val="20"/>
-        </w:rPr>
-        <w:t>소수점 아래 9자리까지 일치</w:t>
-      </w:r>
-      <w:r>
-        <w:rPr>
-          <w:rFonts w:ascii="바탕" w:hAnsi="바탕" w:eastAsia="바탕"/>
-          <w:b w:val="0"/>
-          <w:i w:val="0"/>
-          <w:sz w:val="20"/>
-        </w:rPr>
-        <w:t>했다(총보상 −131.486842, 행동 120.3회, 목표 도달률 84.0%). 소요시간만 909초 대 1,004초로 달랐는데, 이는 그때그때의 CPU 부하 차이이며 결과와 무관하다.</w:t>
-      </w:r>
-    </w:p>
-    <w:p>
-      <w:pPr>
-        <w:spacing w:line="480" w:lineRule="auto" w:before="0" w:after="0"/>
-        <w:ind w:left="340" w:hanging="198"/>
-      </w:pPr>
-      <w:r>
-        <w:rPr>
-          <w:rFonts w:ascii="바탕" w:hAnsi="바탕" w:eastAsia="바탕"/>
-          <w:b w:val="0"/>
-          <w:i w:val="0"/>
-          <w:sz w:val="20"/>
-        </w:rPr>
-        <w:t>· 조건 단위로 체크포인트를 저장해 중단되면 마지막 지점부터 이어서 돌린다</w:t>
-      </w:r>
-    </w:p>
-    <w:p>
-      <w:pPr>
-        <w:spacing w:line="480" w:lineRule="auto" w:before="0" w:after="0"/>
-        <w:ind w:left="340" w:hanging="198"/>
-      </w:pPr>
-      <w:r>
-        <w:rPr>
-          <w:rFonts w:ascii="바탕" w:hAnsi="바탕" w:eastAsia="바탕"/>
-          <w:b w:val="0"/>
-          <w:i w:val="0"/>
-          <w:sz w:val="20"/>
-        </w:rPr>
-        <w:t>· 실행 중에는 감시 스크립트가 1시간마다 프로세스 생존·진행 정체·로그 예외·NaN·디스크·</w:t>
-      </w:r>
-    </w:p>
-    <w:p>
-      <w:pPr>
-        <w:spacing w:line="480" w:lineRule="auto" w:before="0" w:after="0"/>
-        <w:ind w:firstLine="200"/>
-        <w:jc w:val="both"/>
-      </w:pPr>
-      <w:r>
-        <w:rPr>
-          <w:rFonts w:ascii="바탕" w:hAnsi="바탕" w:eastAsia="바탕"/>
-          <w:b w:val="0"/>
-          <w:i w:val="0"/>
-          <w:sz w:val="20"/>
-        </w:rPr>
-        <w:t xml:space="preserve">학습 곡선 이상을 점검해 </w:t>
-      </w:r>
-      <w:r>
-        <w:rPr>
-          <w:rFonts w:ascii="Consolas" w:hAnsi="Consolas" w:eastAsia="Consolas"/>
-          <w:b w:val="0"/>
-          <w:i w:val="0"/>
-          <w:sz w:val="19"/>
-        </w:rPr>
-        <w:t>results/watchdog.log</w:t>
-      </w:r>
-      <w:r>
-        <w:rPr>
-          <w:rFonts w:ascii="바탕" w:hAnsi="바탕" w:eastAsia="바탕"/>
-          <w:b w:val="0"/>
-          <w:i w:val="0"/>
-          <w:sz w:val="20"/>
-        </w:rPr>
-        <w:t>에 남긴다</w:t>
-      </w:r>
-    </w:p>
-    <w:p>
-      <w:pPr>
-        <w:spacing w:line="480" w:lineRule="auto" w:before="0" w:after="0"/>
-        <w:ind w:left="340" w:hanging="198"/>
-      </w:pPr>
-      <w:r>
-        <w:rPr>
-          <w:rFonts w:ascii="바탕" w:hAnsi="바탕" w:eastAsia="바탕"/>
-          <w:b w:val="0"/>
-          <w:i w:val="0"/>
-          <w:sz w:val="20"/>
-        </w:rPr>
-        <w:t xml:space="preserve">· 실험 도중 내린 모든 설계 결정과 그 근거는 </w:t>
-      </w:r>
-      <w:r>
-        <w:rPr>
-          <w:rFonts w:ascii="Consolas" w:hAnsi="Consolas" w:eastAsia="Consolas"/>
-          <w:b w:val="0"/>
-          <w:i w:val="0"/>
-          <w:sz w:val="19"/>
-        </w:rPr>
-        <w:t>docs/실험일지.md</w:t>
-      </w:r>
-      <w:r>
-        <w:rPr>
-          <w:rFonts w:ascii="바탕" w:hAnsi="바탕" w:eastAsia="바탕"/>
-          <w:b w:val="0"/>
-          <w:i w:val="0"/>
-          <w:sz w:val="20"/>
-        </w:rPr>
-        <w:t>에 날짜와 함께 기록한다</w:t>
-      </w:r>
-    </w:p>
-    <w:p>
-      <w:pPr>
-        <w:spacing w:line="480" w:lineRule="auto" w:before="0" w:after="0"/>
-        <w:ind w:firstLine="200"/>
-        <w:jc w:val="both"/>
-      </w:pPr>
-      <w:r>
-        <w:rPr>
-          <w:rFonts w:ascii="바탕" w:hAnsi="바탕" w:eastAsia="바탕"/>
-          <w:b w:val="0"/>
-          <w:i w:val="0"/>
-          <w:sz w:val="20"/>
-        </w:rPr>
-        <w:t xml:space="preserve">*인용 근거 파일: </w:t>
-      </w:r>
-      <w:r>
-        <w:rPr>
-          <w:rFonts w:ascii="Consolas" w:hAnsi="Consolas" w:eastAsia="Consolas"/>
-          <w:b w:val="0"/>
-          <w:i w:val="0"/>
-          <w:sz w:val="19"/>
-        </w:rPr>
-        <w:t>results/aggregate/*_iqm.csv</w:t>
-      </w:r>
-      <w:r>
-        <w:rPr>
-          <w:rFonts w:ascii="바탕" w:hAnsi="바탕" w:eastAsia="바탕"/>
-          <w:b w:val="0"/>
-          <w:i w:val="0"/>
-          <w:sz w:val="20"/>
-        </w:rPr>
-        <w:t xml:space="preserve">, </w:t>
-      </w:r>
-      <w:r>
-        <w:rPr>
-          <w:rFonts w:ascii="Consolas" w:hAnsi="Consolas" w:eastAsia="Consolas"/>
-          <w:b w:val="0"/>
-          <w:i w:val="0"/>
-          <w:sz w:val="19"/>
-        </w:rPr>
-        <w:t>results/aggregate/*_lambda_star.json</w:t>
-      </w:r>
-      <w:r>
-        <w:rPr>
-          <w:rFonts w:ascii="바탕" w:hAnsi="바탕" w:eastAsia="바탕"/>
-          <w:b w:val="0"/>
-          <w:i w:val="0"/>
-          <w:sz w:val="20"/>
-        </w:rPr>
-        <w:t xml:space="preserve">, </w:t>
-      </w:r>
-      <w:r>
-        <w:rPr>
-          <w:rFonts w:ascii="Consolas" w:hAnsi="Consolas" w:eastAsia="Consolas"/>
-          <w:b w:val="0"/>
-          <w:i w:val="0"/>
-          <w:sz w:val="19"/>
-        </w:rPr>
-        <w:t>docs/실험일지.md</w:t>
-      </w:r>
-      <w:r>
-        <w:rPr>
-          <w:rFonts w:ascii="바탕" w:hAnsi="바탕" w:eastAsia="바탕"/>
-          <w:b w:val="0"/>
-          <w:i w:val="0"/>
-          <w:sz w:val="20"/>
-        </w:rPr>
-        <w:t>*</w:t>
-      </w:r>
-    </w:p>
-    <w:p>
-      <w:pPr>
-        <w:spacing w:line="312" w:lineRule="auto" w:before="320" w:after="120"/>
-        <w:jc w:val="left"/>
-      </w:pPr>
-      <w:r>
-        <w:rPr>
-          <w:rFonts w:ascii="맑은 고딕" w:hAnsi="맑은 고딕" w:eastAsia="맑은 고딕"/>
-          <w:b/>
-          <w:i w:val="0"/>
-          <w:sz w:val="26"/>
-        </w:rPr>
-        <w:t>Ⅳ. Experimental Results</w:t>
-      </w:r>
-    </w:p>
-    <w:p>
-      <w:pPr>
-        <w:spacing w:line="312" w:lineRule="auto" w:before="200" w:after="80"/>
-        <w:jc w:val="left"/>
-      </w:pPr>
-      <w:r>
-        <w:rPr>
-          <w:rFonts w:ascii="맑은 고딕" w:hAnsi="맑은 고딕" w:eastAsia="맑은 고딕"/>
-          <w:b/>
-          <w:i w:val="0"/>
-          <w:sz w:val="22"/>
-        </w:rPr>
-        <w:t>1. 읽는 법</w:t>
-      </w:r>
-    </w:p>
-    <w:p>
-      <w:pPr>
-        <w:spacing w:line="480" w:lineRule="auto" w:before="0" w:after="0"/>
-        <w:ind w:left="340" w:hanging="198"/>
-      </w:pPr>
-      <w:r>
-        <w:rPr>
-          <w:rFonts w:ascii="바탕" w:hAnsi="바탕" w:eastAsia="바탕"/>
-          <w:b w:val="0"/>
-          <w:i w:val="0"/>
-          <w:sz w:val="20"/>
-        </w:rPr>
-        <w:t xml:space="preserve">· </w:t>
-      </w:r>
-      <w:r>
-        <w:rPr>
-          <w:rFonts w:ascii="바탕" w:hAnsi="바탕" w:eastAsia="바탕"/>
-          <w:b/>
-          <w:i w:val="0"/>
-          <w:sz w:val="20"/>
-        </w:rPr>
-        <w:t>λ</w:t>
-      </w:r>
-      <w:r>
-        <w:rPr>
-          <w:rFonts w:ascii="바탕" w:hAnsi="바탕" w:eastAsia="바탕"/>
-          <w:b w:val="0"/>
-          <w:i w:val="0"/>
-          <w:sz w:val="20"/>
-        </w:rPr>
-        <w:t>: 행동 1번의 값. 오른쪽(아래쪽)으로 갈수록 행동이 비싸다. λ=0이면 원래 문제와 같다.</w:t>
-      </w:r>
-    </w:p>
-    <w:p>
-      <w:pPr>
-        <w:spacing w:line="480" w:lineRule="auto" w:before="0" w:after="0"/>
-        <w:ind w:left="340" w:hanging="198"/>
-      </w:pPr>
-      <w:r>
-        <w:rPr>
-          <w:rFonts w:ascii="바탕" w:hAnsi="바탕" w:eastAsia="바탕"/>
-          <w:b w:val="0"/>
-          <w:i w:val="0"/>
-          <w:sz w:val="20"/>
-        </w:rPr>
-        <w:t xml:space="preserve">· </w:t>
-      </w:r>
-      <w:r>
-        <w:rPr>
-          <w:rFonts w:ascii="바탕" w:hAnsi="바탕" w:eastAsia="바탕"/>
-          <w:b/>
-          <w:i w:val="0"/>
-          <w:sz w:val="20"/>
-        </w:rPr>
-        <w:t>r′</w:t>
-      </w:r>
-      <w:r>
-        <w:rPr>
-          <w:rFonts w:ascii="바탕" w:hAnsi="바탕" w:eastAsia="바탕"/>
-          <w:b w:val="0"/>
-          <w:i w:val="0"/>
-          <w:sz w:val="20"/>
-        </w:rPr>
-        <w:t>: 비용까지 빼고 남은 총보상. 높을수록 좋다.</w:t>
-      </w:r>
-    </w:p>
-    <w:p>
-      <w:pPr>
-        <w:spacing w:line="480" w:lineRule="auto" w:before="0" w:after="0"/>
-        <w:ind w:left="340" w:hanging="198"/>
-      </w:pPr>
-      <w:r>
-        <w:rPr>
-          <w:rFonts w:ascii="바탕" w:hAnsi="바탕" w:eastAsia="바탕"/>
-          <w:b w:val="0"/>
-          <w:i w:val="0"/>
-          <w:sz w:val="20"/>
-        </w:rPr>
-        <w:t xml:space="preserve">· </w:t>
-      </w:r>
-      <w:r>
-        <w:rPr>
-          <w:rFonts w:ascii="바탕" w:hAnsi="바탕" w:eastAsia="바탕"/>
-          <w:b/>
-          <w:i w:val="0"/>
-          <w:sz w:val="20"/>
-        </w:rPr>
-        <w:t>대괄호</w:t>
-      </w:r>
-      <w:r>
-        <w:rPr>
-          <w:rFonts w:ascii="바탕" w:hAnsi="바탕" w:eastAsia="바탕"/>
-          <w:b w:val="0"/>
-          <w:i w:val="0"/>
-          <w:sz w:val="20"/>
-        </w:rPr>
-        <w:t>: 95% 계층 부트스트랩 신뢰구간. 두 구간이 겹치면 우열을 말하지 않는다.</w:t>
-      </w:r>
-    </w:p>
-    <w:p>
-      <w:pPr>
-        <w:spacing w:line="480" w:lineRule="auto" w:before="0" w:after="0"/>
-        <w:ind w:left="340" w:hanging="198"/>
-      </w:pPr>
-      <w:r>
-        <w:rPr>
-          <w:rFonts w:ascii="바탕" w:hAnsi="바탕" w:eastAsia="바탕"/>
-          <w:b w:val="0"/>
-          <w:i w:val="0"/>
-          <w:sz w:val="20"/>
-        </w:rPr>
-        <w:t xml:space="preserve">· </w:t>
-      </w:r>
-      <w:r>
-        <w:rPr>
-          <w:rFonts w:ascii="바탕" w:hAnsi="바탕" w:eastAsia="바탕"/>
-          <w:b/>
-          <w:i w:val="0"/>
-          <w:sz w:val="20"/>
-        </w:rPr>
-        <w:t>기준 규칙</w:t>
-      </w:r>
-      <w:r>
-        <w:rPr>
-          <w:rFonts w:ascii="바탕" w:hAnsi="바탕" w:eastAsia="바탕"/>
-          <w:b w:val="0"/>
-          <w:i w:val="0"/>
-          <w:sz w:val="20"/>
-        </w:rPr>
-        <w:t>: 각 환경에서 가장 센 고정 규칙(MountainCar는 pump, LunarLander는 임계값). 문제를 아예 못 푸는 약한 규칙을 기준으로 삼으면 "학습이 이겼다"가 너무 쉬워진다.</w:t>
-      </w:r>
-    </w:p>
-    <w:p>
-      <w:pPr>
-        <w:spacing w:line="480" w:lineRule="auto" w:before="0" w:after="0"/>
-        <w:ind w:left="340" w:hanging="198"/>
-      </w:pPr>
-      <w:r>
-        <w:rPr>
-          <w:rFonts w:ascii="바탕" w:hAnsi="바탕" w:eastAsia="바탕"/>
-          <w:b w:val="0"/>
-          <w:i w:val="0"/>
-          <w:sz w:val="20"/>
-        </w:rPr>
-        <w:t xml:space="preserve">· </w:t>
-      </w:r>
-      <w:r>
-        <w:rPr>
-          <w:rFonts w:ascii="바탕" w:hAnsi="바탕" w:eastAsia="바탕"/>
-          <w:b/>
-          <w:i w:val="0"/>
-          <w:sz w:val="20"/>
-        </w:rPr>
-        <w:t>최강 규칙</w:t>
-      </w:r>
-      <w:r>
-        <w:rPr>
-          <w:rFonts w:ascii="바탕" w:hAnsi="바탕" w:eastAsia="바탕"/>
-          <w:b w:val="0"/>
-          <w:i w:val="0"/>
-          <w:sz w:val="20"/>
-        </w:rPr>
-        <w:t xml:space="preserve">: λ마다 그 시점에서 가장 센 고정 규칙을 골라 이은 포락선. 비용이 커지면 최강 규칙이 무행동으로 바뀌므로 이 보조선을 함께 본다. </w:t>
-      </w:r>
-      <w:r>
-        <w:rPr>
-          <w:rFonts w:ascii="바탕" w:hAnsi="바탕" w:eastAsia="바탕"/>
-          <w:b/>
-          <w:i w:val="0"/>
-          <w:sz w:val="20"/>
-        </w:rPr>
-        <w:t>기준 규칙과 값이 한 번도 달라지지 않는 환경에서는 표에서 이 열을 생략한다</w:t>
-      </w:r>
-      <w:r>
-        <w:rPr>
-          <w:rFonts w:ascii="바탕" w:hAnsi="바탕" w:eastAsia="바탕"/>
-          <w:b w:val="0"/>
-          <w:i w:val="0"/>
-          <w:sz w:val="20"/>
-        </w:rPr>
-        <w:t>(중복이므로).</w:t>
-      </w:r>
-    </w:p>
-    <w:p>
-      <w:pPr>
-        <w:spacing w:line="480" w:lineRule="auto" w:before="0" w:after="0"/>
-        <w:ind w:left="340" w:hanging="198"/>
-      </w:pPr>
-      <w:r>
-        <w:rPr>
-          <w:rFonts w:ascii="바탕" w:hAnsi="바탕" w:eastAsia="바탕"/>
-          <w:b w:val="0"/>
-          <w:i w:val="0"/>
-          <w:sz w:val="20"/>
-        </w:rPr>
-        <w:t xml:space="preserve">· </w:t>
-      </w:r>
-      <w:r>
-        <w:rPr>
-          <w:rFonts w:ascii="바탕" w:hAnsi="바탕" w:eastAsia="바탕"/>
-          <w:b/>
-          <w:i w:val="0"/>
-          <w:sz w:val="20"/>
-        </w:rPr>
-        <w:t>λ*</w:t>
-      </w:r>
-      <w:r>
-        <w:rPr>
-          <w:rFonts w:ascii="바탕" w:hAnsi="바탕" w:eastAsia="바탕"/>
-          <w:b w:val="0"/>
-          <w:i w:val="0"/>
-          <w:sz w:val="20"/>
-        </w:rPr>
-        <w:t>: 학습이 규칙을 더 이상 이기지 못하게 되는 가장 작은 λ. 격자 안에서 교차가 없으면 보간하지 않고 그 사실을 그대로 적는다.</w:t>
-      </w:r>
-    </w:p>
-    <w:p>
-      <w:pPr>
-        <w:spacing w:line="312" w:lineRule="auto" w:before="200" w:after="80"/>
-        <w:jc w:val="left"/>
-      </w:pPr>
-      <w:r>
-        <w:rPr>
-          <w:rFonts w:ascii="맑은 고딕" w:hAnsi="맑은 고딕" w:eastAsia="맑은 고딕"/>
-          <w:b/>
-          <w:i w:val="0"/>
-          <w:sz w:val="22"/>
-        </w:rPr>
-        <w:t>2. 핵심 결과 — 임계 비용 λ*</w:t>
+        <w:t>200스텝 제한에서 무작위 행동을 얼마나 이어서 내는지에 따라 목표 도달률을 쟀다(각 500 에피소드).</w:t>
       </w:r>
     </w:p>
     <w:p>
@@ -4534,7 +2345,7 @@
           <w:i w:val="0"/>
           <w:sz w:val="19"/>
         </w:rPr>
-        <w:t>표 1. 임계 비용 λ* — 학습이 고정 규칙을 더 이상 이기지 못하는 지점</w:t>
+        <w:t>표 1. MountainCar에서 무작위 탐험이 목표에 닿는 비율 (각 500 에피소드)</w:t>
       </w:r>
     </w:p>
     <w:p>
@@ -4549,7 +2360,7 @@
           <w:i/>
           <w:sz w:val="18"/>
         </w:rPr>
-        <w:t>Table 1. Critical action cost λ* at which learning ceases to beat the fixed rule</w:t>
+        <w:t>Table 1. Goal-reaching rate of random exploration on MountainCar (500 episodes each)</w:t>
       </w:r>
     </w:p>
     <w:tbl>
@@ -4571,6 +2382,2553 @@
       <w:tr>
         <w:tc>
           <w:tcPr>
+            <w:tcW w:type="dxa" w:w="1296"/>
+            <w:shd w:val="clear" w:color="auto" w:fill="EDEDED"/>
+          </w:tcPr>
+          <w:p>
+            <w:pPr>
+              <w:spacing w:line="240" w:lineRule="auto"/>
+              <w:jc w:val="center"/>
+            </w:pPr>
+            <w:r/>
+            <w:r>
+              <w:rPr>
+                <w:rFonts w:ascii="맑은 고딕" w:hAnsi="맑은 고딕" w:eastAsia="맑은 고딕"/>
+                <w:b/>
+                <w:i w:val="0"/>
+                <w:sz w:val="18"/>
+              </w:rPr>
+              <w:t>같은 행동을 유지하는 길이</w:t>
+            </w:r>
+          </w:p>
+        </w:tc>
+        <w:tc>
+          <w:tcPr>
+            <w:tcW w:type="dxa" w:w="1296"/>
+            <w:shd w:val="clear" w:color="auto" w:fill="EDEDED"/>
+          </w:tcPr>
+          <w:p>
+            <w:pPr>
+              <w:spacing w:line="240" w:lineRule="auto"/>
+              <w:jc w:val="center"/>
+            </w:pPr>
+            <w:r/>
+            <w:r>
+              <w:rPr>
+                <w:rFonts w:ascii="맑은 고딕" w:hAnsi="맑은 고딕" w:eastAsia="맑은 고딕"/>
+                <w:b/>
+                <w:i w:val="0"/>
+                <w:sz w:val="18"/>
+              </w:rPr>
+              <w:t>1</w:t>
+            </w:r>
+          </w:p>
+        </w:tc>
+        <w:tc>
+          <w:tcPr>
+            <w:tcW w:type="dxa" w:w="1296"/>
+            <w:shd w:val="clear" w:color="auto" w:fill="EDEDED"/>
+          </w:tcPr>
+          <w:p>
+            <w:pPr>
+              <w:spacing w:line="240" w:lineRule="auto"/>
+              <w:jc w:val="center"/>
+            </w:pPr>
+            <w:r/>
+            <w:r>
+              <w:rPr>
+                <w:rFonts w:ascii="맑은 고딕" w:hAnsi="맑은 고딕" w:eastAsia="맑은 고딕"/>
+                <w:b/>
+                <w:i w:val="0"/>
+                <w:sz w:val="18"/>
+              </w:rPr>
+              <w:t>2</w:t>
+            </w:r>
+          </w:p>
+        </w:tc>
+        <w:tc>
+          <w:tcPr>
+            <w:tcW w:type="dxa" w:w="1296"/>
+            <w:shd w:val="clear" w:color="auto" w:fill="EDEDED"/>
+          </w:tcPr>
+          <w:p>
+            <w:pPr>
+              <w:spacing w:line="240" w:lineRule="auto"/>
+              <w:jc w:val="center"/>
+            </w:pPr>
+            <w:r/>
+            <w:r>
+              <w:rPr>
+                <w:rFonts w:ascii="맑은 고딕" w:hAnsi="맑은 고딕" w:eastAsia="맑은 고딕"/>
+                <w:b/>
+                <w:i w:val="0"/>
+                <w:sz w:val="18"/>
+              </w:rPr>
+              <w:t>4</w:t>
+            </w:r>
+          </w:p>
+        </w:tc>
+        <w:tc>
+          <w:tcPr>
+            <w:tcW w:type="dxa" w:w="1296"/>
+            <w:shd w:val="clear" w:color="auto" w:fill="EDEDED"/>
+          </w:tcPr>
+          <w:p>
+            <w:pPr>
+              <w:spacing w:line="240" w:lineRule="auto"/>
+              <w:jc w:val="center"/>
+            </w:pPr>
+            <w:r/>
+            <w:r>
+              <w:rPr>
+                <w:rFonts w:ascii="맑은 고딕" w:hAnsi="맑은 고딕" w:eastAsia="맑은 고딕"/>
+                <w:b/>
+                <w:i w:val="0"/>
+                <w:sz w:val="18"/>
+              </w:rPr>
+              <w:t>8</w:t>
+            </w:r>
+          </w:p>
+        </w:tc>
+        <w:tc>
+          <w:tcPr>
+            <w:tcW w:type="dxa" w:w="1296"/>
+            <w:shd w:val="clear" w:color="auto" w:fill="EDEDED"/>
+          </w:tcPr>
+          <w:p>
+            <w:pPr>
+              <w:spacing w:line="240" w:lineRule="auto"/>
+              <w:jc w:val="center"/>
+            </w:pPr>
+            <w:r/>
+            <w:r>
+              <w:rPr>
+                <w:rFonts w:ascii="맑은 고딕" w:hAnsi="맑은 고딕" w:eastAsia="맑은 고딕"/>
+                <w:b/>
+                <w:i w:val="0"/>
+                <w:sz w:val="18"/>
+              </w:rPr>
+              <w:t>16</w:t>
+            </w:r>
+          </w:p>
+        </w:tc>
+        <w:tc>
+          <w:tcPr>
+            <w:tcW w:type="dxa" w:w="1296"/>
+            <w:shd w:val="clear" w:color="auto" w:fill="EDEDED"/>
+          </w:tcPr>
+          <w:p>
+            <w:pPr>
+              <w:spacing w:line="240" w:lineRule="auto"/>
+              <w:jc w:val="center"/>
+            </w:pPr>
+            <w:r/>
+            <w:r>
+              <w:rPr>
+                <w:rFonts w:ascii="맑은 고딕" w:hAnsi="맑은 고딕" w:eastAsia="맑은 고딕"/>
+                <w:b/>
+                <w:i w:val="0"/>
+                <w:sz w:val="18"/>
+              </w:rPr>
+              <w:t>32</w:t>
+            </w:r>
+          </w:p>
+        </w:tc>
+      </w:tr>
+      <w:tr>
+        <w:tc>
+          <w:tcPr>
+            <w:tcW w:type="dxa" w:w="1296"/>
+          </w:tcPr>
+          <w:p>
+            <w:pPr>
+              <w:spacing w:line="240" w:lineRule="auto"/>
+              <w:jc w:val="left"/>
+            </w:pPr>
+            <w:r>
+              <w:rPr>
+                <w:rFonts w:ascii="바탕" w:hAnsi="바탕" w:eastAsia="바탕"/>
+                <w:b w:val="0"/>
+                <w:i w:val="0"/>
+                <w:sz w:val="18"/>
+              </w:rPr>
+              <w:t>목표 도달률</w:t>
+            </w:r>
+          </w:p>
+        </w:tc>
+        <w:tc>
+          <w:tcPr>
+            <w:tcW w:type="dxa" w:w="1296"/>
+          </w:tcPr>
+          <w:p>
+            <w:pPr>
+              <w:spacing w:line="240" w:lineRule="auto"/>
+              <w:jc w:val="center"/>
+            </w:pPr>
+            <w:r>
+              <w:rPr>
+                <w:rFonts w:ascii="바탕" w:hAnsi="바탕" w:eastAsia="바탕"/>
+                <w:b/>
+                <w:i w:val="0"/>
+                <w:sz w:val="18"/>
+              </w:rPr>
+              <w:t>0.0%</w:t>
+            </w:r>
+          </w:p>
+        </w:tc>
+        <w:tc>
+          <w:tcPr>
+            <w:tcW w:type="dxa" w:w="1296"/>
+          </w:tcPr>
+          <w:p>
+            <w:pPr>
+              <w:spacing w:line="240" w:lineRule="auto"/>
+              <w:jc w:val="center"/>
+            </w:pPr>
+            <w:r>
+              <w:rPr>
+                <w:rFonts w:ascii="바탕" w:hAnsi="바탕" w:eastAsia="바탕"/>
+                <w:b w:val="0"/>
+                <w:i w:val="0"/>
+                <w:sz w:val="18"/>
+              </w:rPr>
+              <w:t>0.0%</w:t>
+            </w:r>
+          </w:p>
+        </w:tc>
+        <w:tc>
+          <w:tcPr>
+            <w:tcW w:type="dxa" w:w="1296"/>
+          </w:tcPr>
+          <w:p>
+            <w:pPr>
+              <w:spacing w:line="240" w:lineRule="auto"/>
+              <w:jc w:val="center"/>
+            </w:pPr>
+            <w:r>
+              <w:rPr>
+                <w:rFonts w:ascii="바탕" w:hAnsi="바탕" w:eastAsia="바탕"/>
+                <w:b w:val="0"/>
+                <w:i w:val="0"/>
+                <w:sz w:val="18"/>
+              </w:rPr>
+              <w:t>0.0%</w:t>
+            </w:r>
+          </w:p>
+        </w:tc>
+        <w:tc>
+          <w:tcPr>
+            <w:tcW w:type="dxa" w:w="1296"/>
+          </w:tcPr>
+          <w:p>
+            <w:pPr>
+              <w:spacing w:line="240" w:lineRule="auto"/>
+              <w:jc w:val="center"/>
+            </w:pPr>
+            <w:r>
+              <w:rPr>
+                <w:rFonts w:ascii="바탕" w:hAnsi="바탕" w:eastAsia="바탕"/>
+                <w:b w:val="0"/>
+                <w:i w:val="0"/>
+                <w:sz w:val="18"/>
+              </w:rPr>
+              <w:t>0.8%</w:t>
+            </w:r>
+          </w:p>
+        </w:tc>
+        <w:tc>
+          <w:tcPr>
+            <w:tcW w:type="dxa" w:w="1296"/>
+          </w:tcPr>
+          <w:p>
+            <w:pPr>
+              <w:spacing w:line="240" w:lineRule="auto"/>
+              <w:jc w:val="center"/>
+            </w:pPr>
+            <w:r>
+              <w:rPr>
+                <w:rFonts w:ascii="바탕" w:hAnsi="바탕" w:eastAsia="바탕"/>
+                <w:b w:val="0"/>
+                <w:i w:val="0"/>
+                <w:sz w:val="18"/>
+              </w:rPr>
+              <w:t>8.2%</w:t>
+            </w:r>
+          </w:p>
+        </w:tc>
+        <w:tc>
+          <w:tcPr>
+            <w:tcW w:type="dxa" w:w="1296"/>
+          </w:tcPr>
+          <w:p>
+            <w:pPr>
+              <w:spacing w:line="240" w:lineRule="auto"/>
+              <w:jc w:val="center"/>
+            </w:pPr>
+            <w:r>
+              <w:rPr>
+                <w:rFonts w:ascii="바탕" w:hAnsi="바탕" w:eastAsia="바탕"/>
+                <w:b w:val="0"/>
+                <w:i w:val="0"/>
+                <w:sz w:val="18"/>
+              </w:rPr>
+              <w:t>23.4%</w:t>
+            </w:r>
+          </w:p>
+        </w:tc>
+      </w:tr>
+    </w:tbl>
+    <w:p>
+      <w:pPr>
+        <w:spacing w:line="240" w:lineRule="auto" w:before="0" w:after="120"/>
+        <w:jc w:val="both"/>
+      </w:pPr>
+    </w:p>
+    <w:p>
+      <w:pPr>
+        <w:spacing w:line="480" w:lineRule="auto" w:before="0" w:after="0"/>
+        <w:ind w:firstLine="200"/>
+        <w:jc w:val="both"/>
+      </w:pPr>
+      <w:r>
+        <w:rPr>
+          <w:rFonts w:ascii="바탕" w:hAnsi="바탕" w:eastAsia="바탕"/>
+          <w:b/>
+          <w:i w:val="0"/>
+          <w:sz w:val="20"/>
+        </w:rPr>
+        <w:t>매 스텝 새 행동을 뽑는 표준 ε-greedy 탐험은 500 에피소드 동안 목표를 한 번도 보지 못했다.</w:t>
+      </w:r>
+      <w:r>
+        <w:rPr>
+          <w:rFonts w:ascii="바탕" w:hAnsi="바탕" w:eastAsia="바탕"/>
+          <w:b w:val="0"/>
+          <w:i w:val="0"/>
+          <w:sz w:val="20"/>
+        </w:rPr>
+        <w:t xml:space="preserve"> 같은 행동을 오래 유지할수록 도달률이 오른다.</w:t>
+      </w:r>
+    </w:p>
+    <w:p>
+      <w:pPr>
+        <w:spacing w:line="480" w:lineRule="auto" w:before="0" w:after="0"/>
+        <w:ind w:firstLine="200"/>
+        <w:jc w:val="both"/>
+      </w:pPr>
+      <w:r>
+        <w:rPr>
+          <w:rFonts w:ascii="바탕" w:hAnsi="바탕" w:eastAsia="바탕"/>
+          <w:b w:val="0"/>
+          <w:i w:val="0"/>
+          <w:sz w:val="20"/>
+        </w:rPr>
+        <w:t xml:space="preserve">즉 MountainCar에서 막히는 것은 </w:t>
+      </w:r>
+      <w:r>
+        <w:rPr>
+          <w:rFonts w:ascii="바탕" w:hAnsi="바탕" w:eastAsia="바탕"/>
+          <w:b/>
+          <w:i w:val="0"/>
+          <w:sz w:val="20"/>
+        </w:rPr>
+        <w:t>시간이 아니라 탐험 방식</w:t>
+      </w:r>
+      <w:r>
+        <w:rPr>
+          <w:rFonts w:ascii="바탕" w:hAnsi="바탕" w:eastAsia="바탕"/>
+          <w:b w:val="0"/>
+          <w:i w:val="0"/>
+          <w:sz w:val="20"/>
+        </w:rPr>
+        <w:t>이다. 이는 TempoRL이 주장한 "행동을 오래 유지하면 탐험이 좋아진다"는 성질이 우리 환경에서 그대로 재현된 것이며, 동시에 표준 DQN이 이 환경에서 불리한 이유를 설명한다. 우리는 이 불리함을 인위적으로 보정하지 않는다. 보정하려면 결국 행동 유지를 넣어야 하는데 그것이 곧 TempoRL 방식이므로, 비교의 의미가 사라지기 때문이다.</w:t>
+      </w:r>
+    </w:p>
+    <w:p>
+      <w:pPr>
+        <w:spacing w:line="312" w:lineRule="auto" w:before="200" w:after="80"/>
+        <w:jc w:val="left"/>
+      </w:pPr>
+      <w:r>
+        <w:rPr>
+          <w:rFonts w:ascii="맑은 고딕" w:hAnsi="맑은 고딕" w:eastAsia="맑은 고딕"/>
+          <w:b/>
+          <w:i w:val="0"/>
+          <w:sz w:val="22"/>
+        </w:rPr>
+        <w:t>3. 비교 대상 4계열</w:t>
+      </w:r>
+    </w:p>
+    <w:p>
+      <w:pPr>
+        <w:spacing w:line="312" w:lineRule="auto" w:before="160" w:after="60"/>
+        <w:jc w:val="left"/>
+      </w:pPr>
+      <w:r>
+        <w:rPr>
+          <w:rFonts w:ascii="맑은 고딕" w:hAnsi="맑은 고딕" w:eastAsia="맑은 고딕"/>
+          <w:b/>
+          <w:i w:val="0"/>
+          <w:sz w:val="20"/>
+        </w:rPr>
+        <w:t>(가) 표준 DQN</w:t>
+      </w:r>
+    </w:p>
+    <w:p>
+      <w:pPr>
+        <w:spacing w:line="480" w:lineRule="auto" w:before="0" w:after="0"/>
+        <w:ind w:firstLine="200"/>
+        <w:jc w:val="both"/>
+      </w:pPr>
+      <w:r>
+        <w:rPr>
+          <w:rFonts w:ascii="바탕" w:hAnsi="바탕" w:eastAsia="바탕"/>
+          <w:b w:val="0"/>
+          <w:i w:val="0"/>
+          <w:sz w:val="20"/>
+        </w:rPr>
+        <w:t>매 스텝 행동을 하나 고르는 교과서적 DQN. ε-greedy 탐험, 경험 재생, 목표망 사용.</w:t>
+      </w:r>
+    </w:p>
+    <w:p>
+      <w:pPr>
+        <w:spacing w:line="312" w:lineRule="auto" w:before="160" w:after="60"/>
+        <w:jc w:val="left"/>
+      </w:pPr>
+      <w:r>
+        <w:rPr>
+          <w:rFonts w:ascii="맑은 고딕" w:hAnsi="맑은 고딕" w:eastAsia="맑은 고딕"/>
+          <w:b/>
+          <w:i w:val="0"/>
+          <w:sz w:val="20"/>
+        </w:rPr>
+        <w:t>(나) TempoRL 방식 — "얼마나 오래 할지"도 배운다</w:t>
+      </w:r>
+    </w:p>
+    <w:p>
+      <w:pPr>
+        <w:spacing w:line="480" w:lineRule="auto" w:before="0" w:after="0"/>
+        <w:ind w:firstLine="200"/>
+        <w:jc w:val="both"/>
+      </w:pPr>
+      <w:r>
+        <w:rPr>
+          <w:rFonts w:ascii="바탕" w:hAnsi="바탕" w:eastAsia="바탕"/>
+          <w:b w:val="0"/>
+          <w:i w:val="0"/>
+          <w:sz w:val="20"/>
+        </w:rPr>
+        <w:t>Biedenkapp et al. (2021)의 TempoRL-DQN 구조를 우리 비용 래퍼에 이식했다. 신경망이 두 개다.</w:t>
+      </w:r>
+    </w:p>
+    <w:p>
+      <w:pPr>
+        <w:spacing w:line="480" w:lineRule="auto" w:before="0" w:after="0"/>
+        <w:ind w:left="340" w:hanging="198"/>
+      </w:pPr>
+      <w:r>
+        <w:rPr>
+          <w:rFonts w:ascii="바탕" w:hAnsi="바탕" w:eastAsia="바탕"/>
+          <w:b w:val="0"/>
+          <w:i w:val="0"/>
+          <w:sz w:val="20"/>
+        </w:rPr>
+        <w:t xml:space="preserve">· </w:t>
+      </w:r>
+      <w:r>
+        <w:rPr>
+          <w:rFonts w:ascii="바탕" w:hAnsi="바탕" w:eastAsia="바탕"/>
+          <w:b/>
+          <w:i w:val="0"/>
+          <w:sz w:val="20"/>
+        </w:rPr>
+        <w:t>행동망</w:t>
+      </w:r>
+      <w:r>
+        <w:rPr>
+          <w:rFonts w:ascii="바탕" w:hAnsi="바탕" w:eastAsia="바탕"/>
+          <w:b w:val="0"/>
+          <w:i w:val="0"/>
+          <w:sz w:val="20"/>
+        </w:rPr>
+        <w:t xml:space="preserve"> </w:t>
+      </w:r>
+      <w:r>
+        <w:rPr>
+          <w:rFonts w:ascii="Consolas" w:hAnsi="Consolas" w:eastAsia="Consolas"/>
+          <w:b w:val="0"/>
+          <w:i w:val="0"/>
+          <w:sz w:val="19"/>
+        </w:rPr>
+        <w:t>Q(s, a)</w:t>
+      </w:r>
+      <w:r>
+        <w:rPr>
+          <w:rFonts w:ascii="바탕" w:hAnsi="바탕" w:eastAsia="바탕"/>
+          <w:b w:val="0"/>
+          <w:i w:val="0"/>
+          <w:sz w:val="20"/>
+        </w:rPr>
+        <w:t xml:space="preserve"> — 무엇을 할지</w:t>
+      </w:r>
+    </w:p>
+    <w:p>
+      <w:pPr>
+        <w:spacing w:line="480" w:lineRule="auto" w:before="0" w:after="0"/>
+        <w:ind w:left="340" w:hanging="198"/>
+      </w:pPr>
+      <w:r>
+        <w:rPr>
+          <w:rFonts w:ascii="바탕" w:hAnsi="바탕" w:eastAsia="바탕"/>
+          <w:b w:val="0"/>
+          <w:i w:val="0"/>
+          <w:sz w:val="20"/>
+        </w:rPr>
+        <w:t xml:space="preserve">· </w:t>
+      </w:r>
+      <w:r>
+        <w:rPr>
+          <w:rFonts w:ascii="바탕" w:hAnsi="바탕" w:eastAsia="바탕"/>
+          <w:b/>
+          <w:i w:val="0"/>
+          <w:sz w:val="20"/>
+        </w:rPr>
+        <w:t>지속망</w:t>
+      </w:r>
+      <w:r>
+        <w:rPr>
+          <w:rFonts w:ascii="바탕" w:hAnsi="바탕" w:eastAsia="바탕"/>
+          <w:b w:val="0"/>
+          <w:i w:val="0"/>
+          <w:sz w:val="20"/>
+        </w:rPr>
+        <w:t xml:space="preserve"> </w:t>
+      </w:r>
+      <w:r>
+        <w:rPr>
+          <w:rFonts w:ascii="Consolas" w:hAnsi="Consolas" w:eastAsia="Consolas"/>
+          <w:b w:val="0"/>
+          <w:i w:val="0"/>
+          <w:sz w:val="19"/>
+        </w:rPr>
+        <w:t>Q_skip(s, a, j)</w:t>
+      </w:r>
+      <w:r>
+        <w:rPr>
+          <w:rFonts w:ascii="바탕" w:hAnsi="바탕" w:eastAsia="바탕"/>
+          <w:b w:val="0"/>
+          <w:i w:val="0"/>
+          <w:sz w:val="20"/>
+        </w:rPr>
+        <w:t xml:space="preserve"> — 그 행동을 몇 스텝(</w:t>
+      </w:r>
+      <w:r>
+        <w:rPr>
+          <w:rFonts w:ascii="Consolas" w:hAnsi="Consolas" w:eastAsia="Consolas"/>
+          <w:b w:val="0"/>
+          <w:i w:val="0"/>
+          <w:sz w:val="19"/>
+        </w:rPr>
+        <w:t>j = 1..J</w:t>
+      </w:r>
+      <w:r>
+        <w:rPr>
+          <w:rFonts w:ascii="바탕" w:hAnsi="바탕" w:eastAsia="바탕"/>
+          <w:b w:val="0"/>
+          <w:i w:val="0"/>
+          <w:sz w:val="20"/>
+        </w:rPr>
+        <w:t>) 유지할지</w:t>
+      </w:r>
+    </w:p>
+    <w:p>
+      <w:pPr>
+        <w:spacing w:line="480" w:lineRule="auto" w:before="0" w:after="0"/>
+        <w:ind w:firstLine="200"/>
+        <w:jc w:val="both"/>
+      </w:pPr>
+      <w:r>
+        <w:rPr>
+          <w:rFonts w:ascii="바탕" w:hAnsi="바탕" w:eastAsia="바탕"/>
+          <w:b w:val="0"/>
+          <w:i w:val="0"/>
+          <w:sz w:val="20"/>
+        </w:rPr>
+        <w:t xml:space="preserve">지속망의 학습식은 </w:t>
+      </w:r>
+      <w:r>
+        <w:rPr>
+          <w:rFonts w:ascii="Consolas" w:hAnsi="Consolas" w:eastAsia="Consolas"/>
+          <w:b w:val="0"/>
+          <w:i w:val="0"/>
+          <w:sz w:val="19"/>
+        </w:rPr>
+        <w:t>Q_skip(s,a,j) ← Σ_{i&lt;j} γ^i r_{t+i} + γ^j max_{a'} Q(s_{t+j}, a')</w:t>
+      </w:r>
+      <w:r>
+        <w:rPr>
+          <w:rFonts w:ascii="바탕" w:hAnsi="바탕" w:eastAsia="바탕"/>
+          <w:b w:val="0"/>
+          <w:i w:val="0"/>
+          <w:sz w:val="20"/>
+        </w:rPr>
+        <w:t xml:space="preserve"> 이다. 한 번의 결정으로 j스텝을 진행하므로, 같은 경험에서 더 짧은 길이의 학습 표본도 함께 뽑아 쓴다 (원 논문의 skip experience augmentation). 최대 지속 길이는 </w:t>
+      </w:r>
+      <w:r>
+        <w:rPr>
+          <w:rFonts w:ascii="Consolas" w:hAnsi="Consolas" w:eastAsia="Consolas"/>
+          <w:b w:val="0"/>
+          <w:i w:val="0"/>
+          <w:sz w:val="19"/>
+        </w:rPr>
+        <w:t>J = 10</w:t>
+      </w:r>
+      <w:r>
+        <w:rPr>
+          <w:rFonts w:ascii="바탕" w:hAnsi="바탕" w:eastAsia="바탕"/>
+          <w:b w:val="0"/>
+          <w:i w:val="0"/>
+          <w:sz w:val="20"/>
+        </w:rPr>
+        <w:t>으로 두었다.</w:t>
+      </w:r>
+    </w:p>
+    <w:p>
+      <w:pPr>
+        <w:spacing w:line="480" w:lineRule="auto" w:before="0" w:after="0"/>
+        <w:ind w:firstLine="200"/>
+        <w:jc w:val="both"/>
+      </w:pPr>
+      <w:r>
+        <w:rPr>
+          <w:rFonts w:ascii="바탕" w:hAnsi="바탕" w:eastAsia="바탕"/>
+          <w:b w:val="0"/>
+          <w:i w:val="0"/>
+          <w:sz w:val="20"/>
+        </w:rPr>
+        <w:t xml:space="preserve">이 연구의 비용 규칙(②)에서 TempoRL이 비용을 아끼는 길은 </w:t>
+      </w:r>
+      <w:r>
+        <w:rPr>
+          <w:rFonts w:ascii="바탕" w:hAnsi="바탕" w:eastAsia="바탕"/>
+          <w:b/>
+          <w:i w:val="0"/>
+          <w:sz w:val="20"/>
+        </w:rPr>
+        <w:t>no-op을 길게 유지하는 것</w:t>
+      </w:r>
+      <w:r>
+        <w:rPr>
+          <w:rFonts w:ascii="바탕" w:hAnsi="바탕" w:eastAsia="바탕"/>
+          <w:b w:val="0"/>
+          <w:i w:val="0"/>
+          <w:sz w:val="20"/>
+        </w:rPr>
+        <w:t>, 즉 "관성으로 미끄러지기"를 배우는 것이다.</w:t>
+      </w:r>
+    </w:p>
+    <w:p>
+      <w:pPr>
+        <w:spacing w:line="312" w:lineRule="auto" w:before="160" w:after="60"/>
+        <w:jc w:val="left"/>
+      </w:pPr>
+      <w:r>
+        <w:rPr>
+          <w:rFonts w:ascii="맑은 고딕" w:hAnsi="맑은 고딕" w:eastAsia="맑은 고딕"/>
+          <w:b/>
+          <w:i w:val="0"/>
+          <w:sz w:val="20"/>
+        </w:rPr>
+        <w:t>(다) Lazy-MDP 방식 — "언제 끼어들지"를 배운다</w:t>
+      </w:r>
+    </w:p>
+    <w:p>
+      <w:pPr>
+        <w:spacing w:line="480" w:lineRule="auto" w:before="0" w:after="0"/>
+        <w:ind w:firstLine="200"/>
+        <w:jc w:val="both"/>
+      </w:pPr>
+      <w:r>
+        <w:rPr>
+          <w:rFonts w:ascii="바탕" w:hAnsi="바탕" w:eastAsia="바탕"/>
+          <w:b w:val="0"/>
+          <w:i w:val="0"/>
+          <w:sz w:val="20"/>
+        </w:rPr>
+        <w:t xml:space="preserve">Jacq et al. (2022). 행동 집합에 </w:t>
+      </w:r>
+      <w:r>
+        <w:rPr>
+          <w:rFonts w:ascii="바탕" w:hAnsi="바탕" w:eastAsia="바탕"/>
+          <w:b/>
+          <w:i w:val="0"/>
+          <w:sz w:val="20"/>
+        </w:rPr>
+        <w:t>"기본 정책에 맡기기"</w:t>
+      </w:r>
+      <w:r>
+        <w:rPr>
+          <w:rFonts w:ascii="바탕" w:hAnsi="바탕" w:eastAsia="바탕"/>
+          <w:b w:val="0"/>
+          <w:i w:val="0"/>
+          <w:sz w:val="20"/>
+        </w:rPr>
+        <w:t xml:space="preserve"> 라는 선택지를 하나 더 붙인다. 에이전트는 매 스텝 "내가 직접 할까, 기본 정책에 맡길까"를 고른다. 기본 정책은 그 환경에서 가장 센 고정 규칙으로 둔다 (MountainCar는 pump 규칙, LunarLander는 임계값 규칙). 원 논문의 개입 벌점 η는 0으로 둔다 — 우리는 이미 비용 λ를 실행된 행동에 물리고 있어 개입 압력이 λ로 들어오기 때문이다.</w:t>
+      </w:r>
+    </w:p>
+    <w:p>
+      <w:pPr>
+        <w:spacing w:line="312" w:lineRule="auto" w:before="160" w:after="60"/>
+        <w:jc w:val="left"/>
+      </w:pPr>
+      <w:r>
+        <w:rPr>
+          <w:rFonts w:ascii="맑은 고딕" w:hAnsi="맑은 고딕" w:eastAsia="맑은 고딕"/>
+          <w:b/>
+          <w:i w:val="0"/>
+          <w:sz w:val="20"/>
+        </w:rPr>
+        <w:t>(라) 고정 규칙 — 학습하지 않는 기준선</w:t>
+      </w:r>
+    </w:p>
+    <w:p>
+      <w:pPr>
+        <w:spacing w:line="480" w:lineRule="auto" w:before="0" w:after="0"/>
+        <w:ind w:left="340" w:hanging="198"/>
+      </w:pPr>
+      <w:r>
+        <w:rPr>
+          <w:rFonts w:ascii="바탕" w:hAnsi="바탕" w:eastAsia="바탕"/>
+          <w:b w:val="0"/>
+          <w:i w:val="0"/>
+          <w:sz w:val="20"/>
+        </w:rPr>
+        <w:t xml:space="preserve">· </w:t>
+      </w:r>
+      <w:r>
+        <w:rPr>
+          <w:rFonts w:ascii="바탕" w:hAnsi="바탕" w:eastAsia="바탕"/>
+          <w:b/>
+          <w:i w:val="0"/>
+          <w:sz w:val="20"/>
+        </w:rPr>
+        <w:t>무행동</w:t>
+      </w:r>
+      <w:r>
+        <w:rPr>
+          <w:rFonts w:ascii="바탕" w:hAnsi="바탕" w:eastAsia="바탕"/>
+          <w:b w:val="0"/>
+          <w:i w:val="0"/>
+          <w:sz w:val="20"/>
+        </w:rPr>
+        <w:t>: 항상 no-op. λ가 충분히 크면 이것이 최적이 된다 (실험의 한쪽 끝)</w:t>
+      </w:r>
+    </w:p>
+    <w:p>
+      <w:pPr>
+        <w:spacing w:line="480" w:lineRule="auto" w:before="0" w:after="0"/>
+        <w:ind w:left="340" w:hanging="198"/>
+      </w:pPr>
+      <w:r>
+        <w:rPr>
+          <w:rFonts w:ascii="바탕" w:hAnsi="바탕" w:eastAsia="바탕"/>
+          <w:b w:val="0"/>
+          <w:i w:val="0"/>
+          <w:sz w:val="20"/>
+        </w:rPr>
+        <w:t xml:space="preserve">· </w:t>
+      </w:r>
+      <w:r>
+        <w:rPr>
+          <w:rFonts w:ascii="바탕" w:hAnsi="바탕" w:eastAsia="바탕"/>
+          <w:b/>
+          <w:i w:val="0"/>
+          <w:sz w:val="20"/>
+        </w:rPr>
+        <w:t>k스텝 주기</w:t>
+      </w:r>
+      <w:r>
+        <w:rPr>
+          <w:rFonts w:ascii="바탕" w:hAnsi="바탕" w:eastAsia="바탕"/>
+          <w:b w:val="0"/>
+          <w:i w:val="0"/>
+          <w:sz w:val="20"/>
+        </w:rPr>
+        <w:t>: k스텝마다 1번 기저 행동, 나머지는 no-op (k ∈ {1, 2, 3, 4, 8})</w:t>
+      </w:r>
+    </w:p>
+    <w:p>
+      <w:pPr>
+        <w:spacing w:line="480" w:lineRule="auto" w:before="0" w:after="0"/>
+        <w:ind w:left="340" w:hanging="198"/>
+      </w:pPr>
+      <w:r>
+        <w:rPr>
+          <w:rFonts w:ascii="바탕" w:hAnsi="바탕" w:eastAsia="바탕"/>
+          <w:b w:val="0"/>
+          <w:i w:val="0"/>
+          <w:sz w:val="20"/>
+        </w:rPr>
+        <w:t xml:space="preserve">· </w:t>
+      </w:r>
+      <w:r>
+        <w:rPr>
+          <w:rFonts w:ascii="바탕" w:hAnsi="바탕" w:eastAsia="바탕"/>
+          <w:b/>
+          <w:i w:val="0"/>
+          <w:sz w:val="20"/>
+        </w:rPr>
+        <w:t>임계값 규칙 (MountainCar, "pump")</w:t>
+      </w:r>
+      <w:r>
+        <w:rPr>
+          <w:rFonts w:ascii="바탕" w:hAnsi="바탕" w:eastAsia="바탕"/>
+          <w:b w:val="0"/>
+          <w:i w:val="0"/>
+          <w:sz w:val="20"/>
+        </w:rPr>
+        <w:t>: 속도가 +면 오른쪽, −면 왼쪽으로 가속 — 그네 굴리기</w:t>
+      </w:r>
+    </w:p>
+    <w:p>
+      <w:pPr>
+        <w:spacing w:line="480" w:lineRule="auto" w:before="0" w:after="0"/>
+        <w:ind w:left="340" w:hanging="198"/>
+      </w:pPr>
+      <w:r>
+        <w:rPr>
+          <w:rFonts w:ascii="바탕" w:hAnsi="바탕" w:eastAsia="바탕"/>
+          <w:b w:val="0"/>
+          <w:i w:val="0"/>
+          <w:sz w:val="20"/>
+        </w:rPr>
+        <w:t xml:space="preserve">· </w:t>
+      </w:r>
+      <w:r>
+        <w:rPr>
+          <w:rFonts w:ascii="바탕" w:hAnsi="바탕" w:eastAsia="바탕"/>
+          <w:b/>
+          <w:i w:val="0"/>
+          <w:sz w:val="20"/>
+        </w:rPr>
+        <w:t>임계값 규칙 (LunarLander)</w:t>
+      </w:r>
+      <w:r>
+        <w:rPr>
+          <w:rFonts w:ascii="바탕" w:hAnsi="바탕" w:eastAsia="바탕"/>
+          <w:b w:val="0"/>
+          <w:i w:val="0"/>
+          <w:sz w:val="20"/>
+        </w:rPr>
+        <w:t>: 자세 오차가 임계값을 넘으면 옆엔진, 낙하 속도가 임계값을 넘으면 주엔진, 그 외 무행동</w:t>
+      </w:r>
+    </w:p>
+    <w:p>
+      <w:pPr>
+        <w:spacing w:line="480" w:lineRule="auto" w:before="0" w:after="0"/>
+        <w:ind w:left="340" w:hanging="198"/>
+      </w:pPr>
+      <w:r>
+        <w:rPr>
+          <w:rFonts w:ascii="바탕" w:hAnsi="바탕" w:eastAsia="바탕"/>
+          <w:b w:val="0"/>
+          <w:i w:val="0"/>
+          <w:sz w:val="20"/>
+        </w:rPr>
+        <w:t xml:space="preserve">· </w:t>
+      </w:r>
+      <w:r>
+        <w:rPr>
+          <w:rFonts w:ascii="바탕" w:hAnsi="바탕" w:eastAsia="바탕"/>
+          <w:b/>
+          <w:i w:val="0"/>
+          <w:sz w:val="20"/>
+        </w:rPr>
+        <w:t>신중 규칙 (MinAtar Freeway)</w:t>
+      </w:r>
+      <w:r>
+        <w:rPr>
+          <w:rFonts w:ascii="바탕" w:hAnsi="바탕" w:eastAsia="바탕"/>
+          <w:b w:val="0"/>
+          <w:i w:val="0"/>
+          <w:sz w:val="20"/>
+        </w:rPr>
+        <w:t>: 움직일 수 없는 프레임(이동 대기시간)에는 행동하지 않고, 바로 위 칸에 차가 있으면 기다렸다가 올라간다</w:t>
+      </w:r>
+    </w:p>
+    <w:p>
+      <w:pPr>
+        <w:spacing w:line="480" w:lineRule="auto" w:before="0" w:after="0"/>
+        <w:ind w:firstLine="200"/>
+        <w:jc w:val="both"/>
+      </w:pPr>
+      <w:r>
+        <w:rPr>
+          <w:rFonts w:ascii="바탕" w:hAnsi="바탕" w:eastAsia="바탕"/>
+          <w:b w:val="0"/>
+          <w:i w:val="0"/>
+          <w:sz w:val="20"/>
+        </w:rPr>
+        <w:t>MountainCar에서 pump 규칙은 학습 없이 100% 목표에 도달한다 (r IQM −119.3).</w:t>
+      </w:r>
+    </w:p>
+    <w:p>
+      <w:pPr>
+        <w:spacing w:line="480" w:lineRule="auto" w:before="0" w:after="0"/>
+        <w:ind w:firstLine="200"/>
+        <w:jc w:val="both"/>
+      </w:pPr>
+      <w:r>
+        <w:rPr>
+          <w:rFonts w:ascii="바탕" w:hAnsi="바탕" w:eastAsia="바탕"/>
+          <w:b/>
+          <w:i w:val="0"/>
+          <w:sz w:val="20"/>
+        </w:rPr>
+        <w:t>이 연구에서 학습 에이전트의 비교 상대는 이 pump 규칙이다.</w:t>
+      </w:r>
+      <w:r>
+        <w:rPr>
+          <w:rFonts w:ascii="바탕" w:hAnsi="바탕" w:eastAsia="바탕"/>
+          <w:b w:val="0"/>
+          <w:i w:val="0"/>
+          <w:sz w:val="20"/>
+        </w:rPr>
+        <w:t xml:space="preserve"> 무행동(−200)이나 주기 규칙(−200)처럼 아예 문제를 못 푸는 약한 규칙을 기준으로 삼으면 "학습이 이겼다"는 말이 너무 쉬워지기 때문이다.</w:t>
+      </w:r>
+    </w:p>
+    <w:p>
+      <w:pPr>
+        <w:spacing w:line="312" w:lineRule="auto" w:before="200" w:after="80"/>
+        <w:jc w:val="left"/>
+      </w:pPr>
+      <w:r>
+        <w:rPr>
+          <w:rFonts w:ascii="맑은 고딕" w:hAnsi="맑은 고딕" w:eastAsia="맑은 고딕"/>
+          <w:b/>
+          <w:i w:val="0"/>
+          <w:sz w:val="22"/>
+        </w:rPr>
+        <w:t>4. 공정 비교를 위한 통제</w:t>
+      </w:r>
+    </w:p>
+    <w:p>
+      <w:pPr>
+        <w:spacing w:line="480" w:lineRule="auto" w:before="0" w:after="0"/>
+        <w:ind w:firstLine="200"/>
+        <w:jc w:val="both"/>
+      </w:pPr>
+      <w:r>
+        <w:rPr>
+          <w:rFonts w:ascii="바탕" w:hAnsi="바탕" w:eastAsia="바탕"/>
+          <w:b w:val="0"/>
+          <w:i w:val="0"/>
+          <w:sz w:val="20"/>
+        </w:rPr>
+        <w:t xml:space="preserve">세 학습 계열은 다음을 </w:t>
+      </w:r>
+      <w:r>
+        <w:rPr>
+          <w:rFonts w:ascii="바탕" w:hAnsi="바탕" w:eastAsia="바탕"/>
+          <w:b/>
+          <w:i w:val="0"/>
+          <w:sz w:val="20"/>
+        </w:rPr>
+        <w:t>완전히 동일하게</w:t>
+      </w:r>
+      <w:r>
+        <w:rPr>
+          <w:rFonts w:ascii="바탕" w:hAnsi="바탕" w:eastAsia="바탕"/>
+          <w:b w:val="0"/>
+          <w:i w:val="0"/>
+          <w:sz w:val="20"/>
+        </w:rPr>
+        <w:t xml:space="preserve"> 맞췄다.</w:t>
+      </w:r>
+    </w:p>
+    <w:p>
+      <w:pPr>
+        <w:spacing w:line="480" w:lineRule="auto" w:before="0" w:after="0"/>
+        <w:ind w:firstLine="200"/>
+        <w:jc w:val="both"/>
+      </w:pPr>
+      <w:r>
+        <w:rPr>
+          <w:rFonts w:ascii="바탕" w:hAnsi="바탕" w:eastAsia="바탕"/>
+          <w:b w:val="0"/>
+          <w:i w:val="0"/>
+          <w:sz w:val="20"/>
+        </w:rPr>
+        <w:t>하이퍼파라미터는 우리가 고른 값이 아니라 TempoRL 공개 구현(</w:t>
+      </w:r>
+      <w:r>
+        <w:rPr>
+          <w:rFonts w:ascii="Consolas" w:hAnsi="Consolas" w:eastAsia="Consolas"/>
+          <w:b w:val="0"/>
+          <w:i w:val="0"/>
+          <w:sz w:val="19"/>
+        </w:rPr>
+        <w:t>automl/TempoRL</w:t>
+      </w:r>
+      <w:r>
+        <w:rPr>
+          <w:rFonts w:ascii="바탕" w:hAnsi="바탕" w:eastAsia="바탕"/>
+          <w:b w:val="0"/>
+          <w:i w:val="0"/>
+          <w:sz w:val="20"/>
+        </w:rPr>
+        <w:t xml:space="preserve">, </w:t>
+      </w:r>
+      <w:r>
+        <w:rPr>
+          <w:rFonts w:ascii="Consolas" w:hAnsi="Consolas" w:eastAsia="Consolas"/>
+          <w:b w:val="0"/>
+          <w:i w:val="0"/>
+          <w:sz w:val="19"/>
+        </w:rPr>
+        <w:t>run_featurized_experiments.py</w:t>
+      </w:r>
+      <w:r>
+        <w:rPr>
+          <w:rFonts w:ascii="바탕" w:hAnsi="바탕" w:eastAsia="바탕"/>
+          <w:b w:val="0"/>
+          <w:i w:val="0"/>
+          <w:sz w:val="20"/>
+        </w:rPr>
+        <w:t xml:space="preserve">, 2026-08-24 확인)의 기본값을 그대로 옮긴 것이다 — 은닉층 50×50 ReLU, Adam 학습률 1e-3, 할인율 0.99, 재생 버퍼 10만, 배치 64, 목표망 500 갱신마다, Double DQN, 최대 지속 길이 J=10. 예산은 </w:t>
+      </w:r>
+      <w:r>
+        <w:rPr>
+          <w:rFonts w:ascii="바탕" w:hAnsi="바탕" w:eastAsia="바탕"/>
+          <w:b/>
+          <w:i w:val="0"/>
+          <w:sz w:val="20"/>
+        </w:rPr>
+        <w:t>환경 스텝 수</w:t>
+      </w:r>
+      <w:r>
+        <w:rPr>
+          <w:rFonts w:ascii="바탕" w:hAnsi="바탕" w:eastAsia="바탕"/>
+          <w:b w:val="0"/>
+          <w:i w:val="0"/>
+          <w:sz w:val="20"/>
+        </w:rPr>
+        <w:t xml:space="preserve">로 통일한다. 환경별 값은 Ⅳ장의 실험 설정 표에 모아 두었다. 우리가 정한 값을 쓰면 "어느 계열에 유리하게 맞춘 것 아니냐"는 의심을 피할 수 없기 때문이다. 세 계열은 이 값을 </w:t>
+      </w:r>
+      <w:r>
+        <w:rPr>
+          <w:rFonts w:ascii="바탕" w:hAnsi="바탕" w:eastAsia="바탕"/>
+          <w:b/>
+          <w:i w:val="0"/>
+          <w:sz w:val="20"/>
+        </w:rPr>
+        <w:t>완전히 동일하게</w:t>
+      </w:r>
+      <w:r>
+        <w:rPr>
+          <w:rFonts w:ascii="바탕" w:hAnsi="바탕" w:eastAsia="바탕"/>
+          <w:b w:val="0"/>
+          <w:i w:val="0"/>
+          <w:sz w:val="20"/>
+        </w:rPr>
+        <w:t xml:space="preserve"> 쓰며, 계열 간 차이는 오직 '한 번의 결정이 환경을 몇 스텝 진행시키는가'와 '행동 집합에 기본 정책 위임이 있는가'뿐이다.</w:t>
+      </w:r>
+    </w:p>
+    <w:p>
+      <w:pPr>
+        <w:spacing w:line="480" w:lineRule="auto" w:before="0" w:after="0"/>
+        <w:ind w:firstLine="200"/>
+        <w:jc w:val="both"/>
+      </w:pPr>
+      <w:r>
+        <w:rPr>
+          <w:rFonts w:ascii="바탕" w:hAnsi="바탕" w:eastAsia="바탕"/>
+          <w:b w:val="0"/>
+          <w:i w:val="0"/>
+          <w:sz w:val="20"/>
+        </w:rPr>
+        <w:t>마지막 항목이 특히 중요하다. TempoRL은 한 번의 결정으로 여러 스텝을 진행하므로 "결정 횟수"로 예산을 세면 다른 계열보다 훨씬 많은 환경 경험을 얻는다. 그래서 예산은 환경 스텝 수로 세고, 학습 갱신 횟수도 소비한 환경 스텝 수에 비례시킨다.</w:t>
+      </w:r>
+    </w:p>
+    <w:p>
+      <w:pPr>
+        <w:spacing w:line="480" w:lineRule="auto" w:before="0" w:after="0"/>
+        <w:ind w:firstLine="200"/>
+        <w:jc w:val="both"/>
+      </w:pPr>
+      <w:r>
+        <w:rPr>
+          <w:rFonts w:ascii="바탕" w:hAnsi="바탕" w:eastAsia="바탕"/>
+          <w:b w:val="0"/>
+          <w:i w:val="0"/>
+          <w:sz w:val="20"/>
+        </w:rPr>
+        <w:t xml:space="preserve">평가는 모든 계열·규칙에서 동일하다. </w:t>
+      </w:r>
+      <w:r>
+        <w:rPr>
+          <w:rFonts w:ascii="바탕" w:hAnsi="바탕" w:eastAsia="바탕"/>
+          <w:b/>
+          <w:i w:val="0"/>
+          <w:sz w:val="20"/>
+        </w:rPr>
+        <w:t>탐험을 끈 상태(greedy)</w:t>
+      </w:r>
+      <w:r>
+        <w:rPr>
+          <w:rFonts w:ascii="바탕" w:hAnsi="바탕" w:eastAsia="바탕"/>
+          <w:b w:val="0"/>
+          <w:i w:val="0"/>
+          <w:sz w:val="20"/>
+        </w:rPr>
+        <w:t xml:space="preserve"> 로 재며, 평가 시드는 계열과 무관하게 같은 값(</w:t>
+      </w:r>
+      <w:r>
+        <w:rPr>
+          <w:rFonts w:ascii="Consolas" w:hAnsi="Consolas" w:eastAsia="Consolas"/>
+          <w:b w:val="0"/>
+          <w:i w:val="0"/>
+          <w:sz w:val="19"/>
+        </w:rPr>
+        <w:t>500000 + 시드×1000 + i</w:t>
+      </w:r>
+      <w:r>
+        <w:rPr>
+          <w:rFonts w:ascii="바탕" w:hAnsi="바탕" w:eastAsia="바탕"/>
+          <w:b w:val="0"/>
+          <w:i w:val="0"/>
+          <w:sz w:val="20"/>
+        </w:rPr>
+        <w:t>)을 쓴다. 고정 규칙도 같은 평가 시드로, 같은 파일 구조로 기록해 집계 코드가 규칙과 학습을 구분 없이 다룬다.</w:t>
+      </w:r>
+    </w:p>
+    <w:p>
+      <w:pPr>
+        <w:spacing w:line="480" w:lineRule="auto" w:before="0" w:after="0"/>
+        <w:ind w:firstLine="200"/>
+        <w:jc w:val="both"/>
+      </w:pPr>
+      <w:r>
+        <w:rPr>
+          <w:rFonts w:ascii="바탕" w:hAnsi="바탕" w:eastAsia="바탕"/>
+          <w:b w:val="0"/>
+          <w:i w:val="0"/>
+          <w:sz w:val="20"/>
+        </w:rPr>
+        <w:t xml:space="preserve">학습 계열의 최종 점수는 </w:t>
+      </w:r>
+      <w:r>
+        <w:rPr>
+          <w:rFonts w:ascii="바탕" w:hAnsi="바탕" w:eastAsia="바탕"/>
+          <w:b/>
+          <w:i w:val="0"/>
+          <w:sz w:val="20"/>
+        </w:rPr>
+        <w:t>한 시점이 아니라 예산의 90%·95%·100% 세 시점 정책을 각각 50 에피소드씩 평가해 합친 150 에피소드</w:t>
+      </w:r>
+      <w:r>
+        <w:rPr>
+          <w:rFonts w:ascii="바탕" w:hAnsi="바탕" w:eastAsia="바탕"/>
+          <w:b w:val="0"/>
+          <w:i w:val="0"/>
+          <w:sz w:val="20"/>
+        </w:rPr>
+        <w:t>의 평균이다. 파일럿에서 정책이 평가 시점마다 두 상태를 오가는 경우가 관찰됐기 때문이다(예: MountainCar의 Lazy-MDP가 '규칙에 위임(−119)'과 '직접 우가속(−200)' 사이를 손실이 0에 수렴한 채 왕복). Q값이 거의 동률이라 argmax가 뒤집히는 것인데, 한 시점만 재면 최종 점수가 동전 던지기가 된다. 학습이 없는 고정 규칙은 이런 진동이 없으므로 시드당 100 에피소드로 잰다.</w:t>
+      </w:r>
+    </w:p>
+    <w:p>
+      <w:pPr>
+        <w:spacing w:line="312" w:lineRule="auto" w:before="200" w:after="80"/>
+        <w:jc w:val="left"/>
+      </w:pPr>
+      <w:r>
+        <w:rPr>
+          <w:rFonts w:ascii="맑은 고딕" w:hAnsi="맑은 고딕" w:eastAsia="맑은 고딕"/>
+          <w:b/>
+          <w:i w:val="0"/>
+          <w:sz w:val="22"/>
+        </w:rPr>
+        <w:t>5. 통계 처리</w:t>
+      </w:r>
+    </w:p>
+    <w:p>
+      <w:pPr>
+        <w:spacing w:line="480" w:lineRule="auto" w:before="0" w:after="0"/>
+        <w:ind w:firstLine="200"/>
+        <w:jc w:val="both"/>
+      </w:pPr>
+      <w:r>
+        <w:rPr>
+          <w:rFonts w:ascii="바탕" w:hAnsi="바탕" w:eastAsia="바탕"/>
+          <w:b w:val="0"/>
+          <w:i w:val="0"/>
+          <w:sz w:val="20"/>
+        </w:rPr>
+        <w:t>Agarwal et al. (2021)의 프로토콜을 따른다.</w:t>
+      </w:r>
+    </w:p>
+    <w:p>
+      <w:pPr>
+        <w:spacing w:line="480" w:lineRule="auto" w:before="0" w:after="0"/>
+        <w:ind w:left="340" w:hanging="198"/>
+      </w:pPr>
+      <w:r>
+        <w:rPr>
+          <w:rFonts w:ascii="바탕" w:hAnsi="바탕" w:eastAsia="바탕"/>
+          <w:b w:val="0"/>
+          <w:i w:val="0"/>
+          <w:sz w:val="20"/>
+        </w:rPr>
+        <w:t xml:space="preserve">· 계열·λ 조합마다 </w:t>
+      </w:r>
+      <w:r>
+        <w:rPr>
+          <w:rFonts w:ascii="바탕" w:hAnsi="바탕" w:eastAsia="바탕"/>
+          <w:b/>
+          <w:i w:val="0"/>
+          <w:sz w:val="20"/>
+        </w:rPr>
+        <w:t>시드 10개</w:t>
+      </w:r>
+      <w:r>
+        <w:rPr>
+          <w:rFonts w:ascii="바탕" w:hAnsi="바탕" w:eastAsia="바탕"/>
+          <w:b w:val="0"/>
+          <w:i w:val="0"/>
+          <w:sz w:val="20"/>
+        </w:rPr>
+        <w:t>. 시드 1개의 점수 = 최종 평가 에피소드(학습 150 / 규칙 100)의 평균</w:t>
+      </w:r>
+    </w:p>
+    <w:p>
+      <w:pPr>
+        <w:spacing w:line="480" w:lineRule="auto" w:before="0" w:after="0"/>
+        <w:ind w:left="340" w:hanging="198"/>
+      </w:pPr>
+      <w:r>
+        <w:rPr>
+          <w:rFonts w:ascii="바탕" w:hAnsi="바탕" w:eastAsia="바탕"/>
+          <w:b w:val="0"/>
+          <w:i w:val="0"/>
+          <w:sz w:val="20"/>
+        </w:rPr>
+        <w:t xml:space="preserve">· 대푯값은 평균이 아니라 </w:t>
+      </w:r>
+      <w:r>
+        <w:rPr>
+          <w:rFonts w:ascii="바탕" w:hAnsi="바탕" w:eastAsia="바탕"/>
+          <w:b/>
+          <w:i w:val="0"/>
+          <w:sz w:val="20"/>
+        </w:rPr>
+        <w:t>IQM(사분위평균)</w:t>
+      </w:r>
+      <w:r>
+        <w:rPr>
+          <w:rFonts w:ascii="바탕" w:hAnsi="바탕" w:eastAsia="바탕"/>
+          <w:b w:val="0"/>
+          <w:i w:val="0"/>
+          <w:sz w:val="20"/>
+        </w:rPr>
+        <w:t xml:space="preserve"> — 위아래 25%를 버리고 가운데 50%만 평균 낸다.</w:t>
+      </w:r>
+    </w:p>
+    <w:p>
+      <w:pPr>
+        <w:spacing w:line="480" w:lineRule="auto" w:before="0" w:after="0"/>
+        <w:ind w:firstLine="200"/>
+        <w:jc w:val="both"/>
+      </w:pPr>
+      <w:r>
+        <w:rPr>
+          <w:rFonts w:ascii="바탕" w:hAnsi="바탕" w:eastAsia="바탕"/>
+          <w:b w:val="0"/>
+          <w:i w:val="0"/>
+          <w:sz w:val="20"/>
+        </w:rPr>
+        <w:t>시드 몇 개가 유난히 잘되거나 못되는 강화학습 특유의 산포에 덜 흔들린다</w:t>
+      </w:r>
+    </w:p>
+    <w:p>
+      <w:pPr>
+        <w:spacing w:line="480" w:lineRule="auto" w:before="0" w:after="0"/>
+        <w:ind w:left="340" w:hanging="198"/>
+      </w:pPr>
+      <w:r>
+        <w:rPr>
+          <w:rFonts w:ascii="바탕" w:hAnsi="바탕" w:eastAsia="바탕"/>
+          <w:b w:val="0"/>
+          <w:i w:val="0"/>
+          <w:sz w:val="20"/>
+        </w:rPr>
+        <w:t xml:space="preserve">· </w:t>
+      </w:r>
+      <w:r>
+        <w:rPr>
+          <w:rFonts w:ascii="바탕" w:hAnsi="바탕" w:eastAsia="바탕"/>
+          <w:b/>
+          <w:i w:val="0"/>
+          <w:sz w:val="20"/>
+        </w:rPr>
+        <w:t>95% 계층 부트스트랩 신뢰구간</w:t>
+      </w:r>
+      <w:r>
+        <w:rPr>
+          <w:rFonts w:ascii="바탕" w:hAnsi="바탕" w:eastAsia="바탕"/>
+          <w:b w:val="0"/>
+          <w:i w:val="0"/>
+          <w:sz w:val="20"/>
+        </w:rPr>
+        <w:t>을 함께 보고한다 (</w:t>
+      </w:r>
+      <w:r>
+        <w:rPr>
+          <w:rFonts w:ascii="Consolas" w:hAnsi="Consolas" w:eastAsia="Consolas"/>
+          <w:b w:val="0"/>
+          <w:i w:val="0"/>
+          <w:sz w:val="19"/>
+        </w:rPr>
+        <w:t>rliable</w:t>
+      </w:r>
+      <w:r>
+        <w:rPr>
+          <w:rFonts w:ascii="바탕" w:hAnsi="바탕" w:eastAsia="바탕"/>
+          <w:b w:val="0"/>
+          <w:i w:val="0"/>
+          <w:sz w:val="20"/>
+        </w:rPr>
+        <w:t>). 구간이 겹치면 우열을 말하지 않는다</w:t>
+      </w:r>
+    </w:p>
+    <w:p>
+      <w:pPr>
+        <w:spacing w:line="312" w:lineRule="auto" w:before="160" w:after="60"/>
+        <w:jc w:val="left"/>
+      </w:pPr>
+      <w:r>
+        <w:rPr>
+          <w:rFonts w:ascii="맑은 고딕" w:hAnsi="맑은 고딕" w:eastAsia="맑은 고딕"/>
+          <w:b/>
+          <w:i w:val="0"/>
+          <w:sz w:val="20"/>
+        </w:rPr>
+        <w:t>임계 비용 λ*의 정의</w:t>
+      </w:r>
+    </w:p>
+    <w:p>
+      <w:pPr>
+        <w:spacing w:line="480" w:lineRule="auto" w:before="0" w:after="0"/>
+        <w:ind w:firstLine="200"/>
+        <w:jc w:val="both"/>
+      </w:pPr>
+      <w:r>
+        <w:rPr>
+          <w:rFonts w:ascii="바탕" w:hAnsi="바탕" w:eastAsia="바탕"/>
+          <w:b/>
+          <w:i w:val="0"/>
+          <w:sz w:val="20"/>
+        </w:rPr>
+        <w:t>λ* = 학습 에이전트가 최고 고정 규칙을 더 이상 이기지 못하게 되는 가장 작은 λ.</w:t>
+      </w:r>
+      <w:r>
+        <w:rPr>
+          <w:rFonts w:ascii="바탕" w:hAnsi="바탕" w:eastAsia="바탕"/>
+          <w:b w:val="0"/>
+          <w:i w:val="0"/>
+          <w:sz w:val="20"/>
+        </w:rPr>
+        <w:t xml:space="preserve"> 두 가지 엄격도로 함께 보고한다.</w:t>
+      </w:r>
+    </w:p>
+    <w:p>
+      <w:pPr>
+        <w:spacing w:line="480" w:lineRule="auto" w:before="0" w:after="0"/>
+        <w:ind w:firstLine="200"/>
+        <w:jc w:val="both"/>
+      </w:pPr>
+      <w:r>
+        <w:rPr>
+          <w:rFonts w:ascii="바탕" w:hAnsi="바탕" w:eastAsia="바탕"/>
+          <w:b w:val="0"/>
+          <w:i w:val="0"/>
+          <w:sz w:val="20"/>
+        </w:rPr>
+        <w:t xml:space="preserve">두 가지 엄격도로 함께 보고한다. </w:t>
+      </w:r>
+      <w:r>
+        <w:rPr>
+          <w:rFonts w:ascii="바탕" w:hAnsi="바탕" w:eastAsia="바탕"/>
+          <w:b/>
+          <w:i w:val="0"/>
+          <w:sz w:val="20"/>
+        </w:rPr>
+        <w:t>λ*_CI</w:t>
+      </w:r>
+      <w:r>
+        <w:rPr>
+          <w:rFonts w:ascii="바탕" w:hAnsi="바탕" w:eastAsia="바탕"/>
+          <w:b w:val="0"/>
+          <w:i w:val="0"/>
+          <w:sz w:val="20"/>
+        </w:rPr>
+        <w:t xml:space="preserve">는 학습의 신뢰구간 하한이 규칙의 신뢰구간 상한보다 아래로 처음 내려간 λ로, "통계적으로 확실한 우위"가 사라지는 엄격한 기준이다. </w:t>
+      </w:r>
+      <w:r>
+        <w:rPr>
+          <w:rFonts w:ascii="바탕" w:hAnsi="바탕" w:eastAsia="바탕"/>
+          <w:b/>
+          <w:i w:val="0"/>
+          <w:sz w:val="20"/>
+        </w:rPr>
+        <w:t>λ*_점추정</w:t>
+      </w:r>
+      <w:r>
+        <w:rPr>
+          <w:rFonts w:ascii="바탕" w:hAnsi="바탕" w:eastAsia="바탕"/>
+          <w:b w:val="0"/>
+          <w:i w:val="0"/>
+          <w:sz w:val="20"/>
+        </w:rPr>
+        <w:t>은 학습의 IQM이 규칙의 IQM보다 아래로 처음 내려간 λ로, 두 곡선이 교차하는 느슨한 기준이다.</w:t>
+      </w:r>
+    </w:p>
+    <w:p>
+      <w:pPr>
+        <w:spacing w:line="480" w:lineRule="auto" w:before="0" w:after="0"/>
+        <w:ind w:firstLine="200"/>
+        <w:jc w:val="both"/>
+      </w:pPr>
+      <w:r>
+        <w:rPr>
+          <w:rFonts w:ascii="바탕" w:hAnsi="바탕" w:eastAsia="바탕"/>
+          <w:b w:val="0"/>
+          <w:i w:val="0"/>
+          <w:sz w:val="20"/>
+        </w:rPr>
+        <w:t>격자 안에서 교차가 없으면 그 사실을 그대로 적는다 ("λ*는 격자 최대값보다 크다" 또는 "λ=0에서도 규칙을 못 이긴다"). 교차점을 보간해 만들어내지 않는다.</w:t>
+      </w:r>
+    </w:p>
+    <w:p>
+      <w:pPr>
+        <w:spacing w:line="312" w:lineRule="auto" w:before="200" w:after="80"/>
+        <w:jc w:val="left"/>
+      </w:pPr>
+      <w:r>
+        <w:rPr>
+          <w:rFonts w:ascii="맑은 고딕" w:hAnsi="맑은 고딕" w:eastAsia="맑은 고딕"/>
+          <w:b/>
+          <w:i w:val="0"/>
+          <w:sz w:val="22"/>
+        </w:rPr>
+        <w:t>6. 이 연구가 스스로에게 건 두 가지 검사</w:t>
+      </w:r>
+    </w:p>
+    <w:p>
+      <w:pPr>
+        <w:spacing w:line="480" w:lineRule="auto" w:before="0" w:after="0"/>
+        <w:ind w:firstLine="200"/>
+        <w:jc w:val="both"/>
+      </w:pPr>
+      <w:r>
+        <w:rPr>
+          <w:rFonts w:ascii="바탕" w:hAnsi="바탕" w:eastAsia="바탕"/>
+          <w:b w:val="0"/>
+          <w:i w:val="0"/>
+          <w:sz w:val="20"/>
+        </w:rPr>
+        <w:t xml:space="preserve">결과가 나온 뒤 "그건 이런 이유 아니냐"는 반론이 나올 자리를 미리 막기 위해, 두 가지 검사를 설계에 포함시켰다. 둘 다 </w:t>
+      </w:r>
+      <w:r>
+        <w:rPr>
+          <w:rFonts w:ascii="바탕" w:hAnsi="바탕" w:eastAsia="바탕"/>
+          <w:b/>
+          <w:i w:val="0"/>
+          <w:sz w:val="20"/>
+        </w:rPr>
+        <w:t>결과를 보고 나서 만든 것이 아니라</w:t>
+      </w:r>
+      <w:r>
+        <w:rPr>
+          <w:rFonts w:ascii="바탕" w:hAnsi="바탕" w:eastAsia="바탕"/>
+          <w:b w:val="0"/>
+          <w:i w:val="0"/>
+          <w:sz w:val="20"/>
+        </w:rPr>
+        <w:t xml:space="preserve"> 어떤 결과가 나와도 답해야 할 질문이므로, 어떤 답이 나오든 그대로 보고한다.</w:t>
+      </w:r>
+    </w:p>
+    <w:p>
+      <w:pPr>
+        <w:spacing w:line="312" w:lineRule="auto" w:before="160" w:after="60"/>
+        <w:jc w:val="left"/>
+      </w:pPr>
+      <w:r>
+        <w:rPr>
+          <w:rFonts w:ascii="맑은 고딕" w:hAnsi="맑은 고딕" w:eastAsia="맑은 고딕"/>
+          <w:b/>
+          <w:i w:val="0"/>
+          <w:sz w:val="20"/>
+        </w:rPr>
+        <w:t>6.1 공정성 검사 — "규칙에 진 것은 학습이 덜 된 탓 아닌가"</w:t>
+      </w:r>
+    </w:p>
+    <w:p>
+      <w:pPr>
+        <w:spacing w:line="480" w:lineRule="auto" w:before="0" w:after="0"/>
+        <w:ind w:firstLine="200"/>
+        <w:jc w:val="both"/>
+      </w:pPr>
+      <w:r>
+        <w:rPr>
+          <w:rFonts w:ascii="바탕" w:hAnsi="바탕" w:eastAsia="바탕"/>
+          <w:b w:val="0"/>
+          <w:i w:val="0"/>
+          <w:sz w:val="20"/>
+        </w:rPr>
+        <w:t xml:space="preserve">학습이 고정 규칙에 졌을 때, 그것이 </w:t>
+      </w:r>
+      <w:r>
+        <w:rPr>
+          <w:rFonts w:ascii="바탕" w:hAnsi="바탕" w:eastAsia="바탕"/>
+          <w:b/>
+          <w:i w:val="0"/>
+          <w:sz w:val="20"/>
+        </w:rPr>
+        <w:t>비용 때문인지</w:t>
+      </w:r>
+      <w:r>
+        <w:rPr>
+          <w:rFonts w:ascii="바탕" w:hAnsi="바탕" w:eastAsia="바탕"/>
+          <w:b w:val="0"/>
+          <w:i w:val="0"/>
+          <w:sz w:val="20"/>
+        </w:rPr>
+        <w:t xml:space="preserve"> 아니면 </w:t>
+      </w:r>
+      <w:r>
+        <w:rPr>
+          <w:rFonts w:ascii="바탕" w:hAnsi="바탕" w:eastAsia="바탕"/>
+          <w:b/>
+          <w:i w:val="0"/>
+          <w:sz w:val="20"/>
+        </w:rPr>
+        <w:t>애초에 학습이 덜 됐기 때문인지</w:t>
+      </w:r>
+      <w:r>
+        <w:rPr>
+          <w:rFonts w:ascii="바탕" w:hAnsi="바탕" w:eastAsia="바탕"/>
+          <w:b w:val="0"/>
+          <w:i w:val="0"/>
+          <w:sz w:val="20"/>
+        </w:rPr>
+        <w:t xml:space="preserve"> 구분되지 않으면 이 연구의 결론은 성립하지 않는다. 그래서 </w:t>
+      </w:r>
+      <w:r>
+        <w:rPr>
+          <w:rFonts w:ascii="바탕" w:hAnsi="바탕" w:eastAsia="바탕"/>
+          <w:b/>
+          <w:i w:val="0"/>
+          <w:sz w:val="20"/>
+        </w:rPr>
+        <w:t>비용이 아예 없는 λ=0 조건</w:t>
+      </w:r>
+      <w:r>
+        <w:rPr>
+          <w:rFonts w:ascii="바탕" w:hAnsi="바탕" w:eastAsia="바탕"/>
+          <w:b w:val="0"/>
+          <w:i w:val="0"/>
+          <w:sz w:val="20"/>
+        </w:rPr>
+        <w:t>에서 다음을 바꿔 가며 성능을 다시 잰다.</w:t>
+      </w:r>
+    </w:p>
+    <w:p>
+      <w:pPr>
+        <w:spacing w:line="480" w:lineRule="auto" w:before="0" w:after="0"/>
+        <w:ind w:left="340" w:hanging="198"/>
+      </w:pPr>
+      <w:r>
+        <w:rPr>
+          <w:rFonts w:ascii="바탕" w:hAnsi="바탕" w:eastAsia="바탕"/>
+          <w:b w:val="0"/>
+          <w:i w:val="0"/>
+          <w:sz w:val="20"/>
+        </w:rPr>
+        <w:t xml:space="preserve">· </w:t>
+      </w:r>
+      <w:r>
+        <w:rPr>
+          <w:rFonts w:ascii="바탕" w:hAnsi="바탕" w:eastAsia="바탕"/>
+          <w:b/>
+          <w:i w:val="0"/>
+          <w:sz w:val="20"/>
+        </w:rPr>
+        <w:t>예산</w:t>
+      </w:r>
+      <w:r>
+        <w:rPr>
+          <w:rFonts w:ascii="바탕" w:hAnsi="바탕" w:eastAsia="바탕"/>
+          <w:b w:val="0"/>
+          <w:i w:val="0"/>
+          <w:sz w:val="20"/>
+        </w:rPr>
+        <w:t>: 조건당 환경 스텝을 3.3~5배로 늘린다</w:t>
+      </w:r>
+    </w:p>
+    <w:p>
+      <w:pPr>
+        <w:spacing w:line="480" w:lineRule="auto" w:before="0" w:after="0"/>
+        <w:ind w:left="340" w:hanging="198"/>
+      </w:pPr>
+      <w:r>
+        <w:rPr>
+          <w:rFonts w:ascii="바탕" w:hAnsi="바탕" w:eastAsia="바탕"/>
+          <w:b w:val="0"/>
+          <w:i w:val="0"/>
+          <w:sz w:val="20"/>
+        </w:rPr>
+        <w:t xml:space="preserve">· </w:t>
+      </w:r>
+      <w:r>
+        <w:rPr>
+          <w:rFonts w:ascii="바탕" w:hAnsi="바탕" w:eastAsia="바탕"/>
+          <w:b/>
+          <w:i w:val="0"/>
+          <w:sz w:val="20"/>
+        </w:rPr>
+        <w:t>탐험</w:t>
+      </w:r>
+      <w:r>
+        <w:rPr>
+          <w:rFonts w:ascii="바탕" w:hAnsi="바탕" w:eastAsia="바탕"/>
+          <w:b w:val="0"/>
+          <w:i w:val="0"/>
+          <w:sz w:val="20"/>
+        </w:rPr>
+        <w:t>: ε를 고정(0.2)에서 감소(1.0 → 0.05)로 바꾼다</w:t>
+      </w:r>
+    </w:p>
+    <w:p>
+      <w:pPr>
+        <w:spacing w:line="480" w:lineRule="auto" w:before="0" w:after="0"/>
+        <w:ind w:left="340" w:hanging="198"/>
+      </w:pPr>
+      <w:r>
+        <w:rPr>
+          <w:rFonts w:ascii="바탕" w:hAnsi="바탕" w:eastAsia="바탕"/>
+          <w:b w:val="0"/>
+          <w:i w:val="0"/>
+          <w:sz w:val="20"/>
+        </w:rPr>
+        <w:t xml:space="preserve">· </w:t>
+      </w:r>
+      <w:r>
+        <w:rPr>
+          <w:rFonts w:ascii="바탕" w:hAnsi="바탕" w:eastAsia="바탕"/>
+          <w:b/>
+          <w:i w:val="0"/>
+          <w:sz w:val="20"/>
+        </w:rPr>
+        <w:t>표현력</w:t>
+      </w:r>
+      <w:r>
+        <w:rPr>
+          <w:rFonts w:ascii="바탕" w:hAnsi="바탕" w:eastAsia="바탕"/>
+          <w:b w:val="0"/>
+          <w:i w:val="0"/>
+          <w:sz w:val="20"/>
+        </w:rPr>
+        <w:t>: 은닉층·버퍼·배치를 키운다</w:t>
+      </w:r>
+    </w:p>
+    <w:p>
+      <w:pPr>
+        <w:spacing w:line="480" w:lineRule="auto" w:before="0" w:after="0"/>
+        <w:ind w:firstLine="200"/>
+        <w:jc w:val="both"/>
+      </w:pPr>
+      <w:r>
+        <w:rPr>
+          <w:rFonts w:ascii="바탕" w:hAnsi="바탕" w:eastAsia="바탕"/>
+          <w:b w:val="0"/>
+          <w:i w:val="0"/>
+          <w:sz w:val="20"/>
+        </w:rPr>
+        <w:t xml:space="preserve">한 번에 하나씩만 바꿔야 원인을 말할 수 있으므로 후보를 나눠 돌린다. 비교 기준과 평가 방식은 본실험과 완전히 같다(시드별 점수 · IQM · 95% 신뢰구간). λ=0에서도 규칙을 넘어서지 못한다면 그것은 비용에 대한 발견이 아니라 </w:t>
+      </w:r>
+      <w:r>
+        <w:rPr>
+          <w:rFonts w:ascii="바탕" w:hAnsi="바탕" w:eastAsia="바탕"/>
+          <w:b/>
+          <w:i w:val="0"/>
+          <w:sz w:val="20"/>
+        </w:rPr>
+        <w:t>그 환경에서 학습이라는 접근 자체가 열세</w:t>
+      </w:r>
+      <w:r>
+        <w:rPr>
+          <w:rFonts w:ascii="바탕" w:hAnsi="바탕" w:eastAsia="바탕"/>
+          <w:b w:val="0"/>
+          <w:i w:val="0"/>
+          <w:sz w:val="20"/>
+        </w:rPr>
+        <w:t>라는 뜻이며, 논문은 그 구분을 흐리지 않는다.</w:t>
+      </w:r>
+    </w:p>
+    <w:p>
+      <w:pPr>
+        <w:spacing w:line="312" w:lineRule="auto" w:before="160" w:after="60"/>
+        <w:jc w:val="left"/>
+      </w:pPr>
+      <w:r>
+        <w:rPr>
+          <w:rFonts w:ascii="맑은 고딕" w:hAnsi="맑은 고딕" w:eastAsia="맑은 고딕"/>
+          <w:b/>
+          <w:i w:val="0"/>
+          <w:sz w:val="20"/>
+        </w:rPr>
+        <w:t>6.2 인과 검사 — "무행동 붕괴는 최적해인가 탐험 실패인가"</w:t>
+      </w:r>
+    </w:p>
+    <w:p>
+      <w:pPr>
+        <w:spacing w:line="480" w:lineRule="auto" w:before="0" w:after="0"/>
+        <w:ind w:firstLine="200"/>
+        <w:jc w:val="both"/>
+      </w:pPr>
+      <w:r>
+        <w:rPr>
+          <w:rFonts w:ascii="바탕" w:hAnsi="바탕" w:eastAsia="바탕"/>
+          <w:b w:val="0"/>
+          <w:i w:val="0"/>
+          <w:sz w:val="20"/>
+        </w:rPr>
+        <w:t>비용이 붙으면 학습이 '아무것도 하지 않기'로 굳는 현상이 관찰된다. 여기에는 두 가지 해석이 있다.</w:t>
+      </w:r>
+    </w:p>
+    <w:p>
+      <w:pPr>
+        <w:spacing w:line="480" w:lineRule="auto" w:before="0" w:after="0"/>
+        <w:ind w:left="340" w:hanging="340"/>
+      </w:pPr>
+      <w:r>
+        <w:rPr>
+          <w:rFonts w:ascii="바탕" w:hAnsi="바탕" w:eastAsia="바탕"/>
+          <w:b w:val="0"/>
+          <w:i w:val="0"/>
+          <w:sz w:val="20"/>
+        </w:rPr>
+        <w:t xml:space="preserve">1. </w:t>
+      </w:r>
+      <w:r>
+        <w:rPr>
+          <w:rFonts w:ascii="바탕" w:hAnsi="바탕" w:eastAsia="바탕"/>
+          <w:b/>
+          <w:i w:val="0"/>
+          <w:sz w:val="20"/>
+        </w:rPr>
+        <w:t>최적해</w:t>
+      </w:r>
+      <w:r>
+        <w:rPr>
+          <w:rFonts w:ascii="바탕" w:hAnsi="바탕" w:eastAsia="바탕"/>
+          <w:b w:val="0"/>
+          <w:i w:val="0"/>
+          <w:sz w:val="20"/>
+        </w:rPr>
+        <w:t>: 비용을 반영하면 실제로 가만히 있는 것이 최선이다</w:t>
+      </w:r>
+    </w:p>
+    <w:p>
+      <w:pPr>
+        <w:spacing w:line="480" w:lineRule="auto" w:before="0" w:after="0"/>
+        <w:ind w:left="340" w:hanging="340"/>
+      </w:pPr>
+      <w:r>
+        <w:rPr>
+          <w:rFonts w:ascii="바탕" w:hAnsi="바탕" w:eastAsia="바탕"/>
+          <w:b w:val="0"/>
+          <w:i w:val="0"/>
+          <w:sz w:val="20"/>
+        </w:rPr>
+        <w:t xml:space="preserve">2. </w:t>
+      </w:r>
+      <w:r>
+        <w:rPr>
+          <w:rFonts w:ascii="바탕" w:hAnsi="바탕" w:eastAsia="바탕"/>
+          <w:b/>
+          <w:i w:val="0"/>
+          <w:sz w:val="20"/>
+        </w:rPr>
+        <w:t>탐험 실패</w:t>
+      </w:r>
+      <w:r>
+        <w:rPr>
+          <w:rFonts w:ascii="바탕" w:hAnsi="바탕" w:eastAsia="바탕"/>
+          <w:b w:val="0"/>
+          <w:i w:val="0"/>
+          <w:sz w:val="20"/>
+        </w:rPr>
+        <w:t>: 비용 때문에 초반에 목표를 한 번도 보지 못해 굳었다</w:t>
+      </w:r>
+    </w:p>
+    <w:p>
+      <w:pPr>
+        <w:spacing w:line="480" w:lineRule="auto" w:before="0" w:after="0"/>
+        <w:ind w:firstLine="200"/>
+        <w:jc w:val="both"/>
+      </w:pPr>
+      <w:r>
+        <w:rPr>
+          <w:rFonts w:ascii="바탕" w:hAnsi="바탕" w:eastAsia="바탕"/>
+          <w:b w:val="0"/>
+          <w:i w:val="0"/>
+          <w:sz w:val="20"/>
+        </w:rPr>
+        <w:t xml:space="preserve">두 해석은 같은 관측을 낳지만 뜻이 정반대다. 이를 가르기 위해 </w:t>
+      </w:r>
+      <w:r>
+        <w:rPr>
+          <w:rFonts w:ascii="바탕" w:hAnsi="바탕" w:eastAsia="바탕"/>
+          <w:b/>
+          <w:i w:val="0"/>
+          <w:sz w:val="20"/>
+        </w:rPr>
+        <w:t>같은 예산 안에서 비용을 켜는 시점만 바꾼 대조 조건</w:t>
+      </w:r>
+      <w:r>
+        <w:rPr>
+          <w:rFonts w:ascii="바탕" w:hAnsi="바탕" w:eastAsia="바탕"/>
+          <w:b w:val="0"/>
+          <w:i w:val="0"/>
+          <w:sz w:val="20"/>
+        </w:rPr>
+        <w:t xml:space="preserve">을 둔다. 앞 절반은 λ=0으로 학습하고 나머지 절반에서 λ를 켠다. </w:t>
+      </w:r>
+      <w:r>
+        <w:rPr>
+          <w:rFonts w:ascii="바탕" w:hAnsi="바탕" w:eastAsia="바탕"/>
+          <w:b/>
+          <w:i w:val="0"/>
+          <w:sz w:val="20"/>
+        </w:rPr>
+        <w:t>평가는 언제나 진짜 λ로 한다</w:t>
+      </w:r>
+      <w:r>
+        <w:rPr>
+          <w:rFonts w:ascii="바탕" w:hAnsi="바탕" w:eastAsia="바탕"/>
+          <w:b w:val="0"/>
+          <w:i w:val="0"/>
+          <w:sz w:val="20"/>
+        </w:rPr>
+        <w:t xml:space="preserve"> — 성적표는 비용이 있는 세상에서 매긴다.</w:t>
+      </w:r>
+    </w:p>
+    <w:p>
+      <w:pPr>
+        <w:spacing w:line="480" w:lineRule="auto" w:before="0" w:after="0"/>
+        <w:ind w:left="340" w:hanging="198"/>
+      </w:pPr>
+      <w:r>
+        <w:rPr>
+          <w:rFonts w:ascii="바탕" w:hAnsi="바탕" w:eastAsia="바탕"/>
+          <w:b w:val="0"/>
+          <w:i w:val="0"/>
+          <w:sz w:val="20"/>
+        </w:rPr>
+        <w:t xml:space="preserve">· 워밍업 쪽이 행동을 유지하고 점수가 높아지면 → </w:t>
+      </w:r>
+      <w:r>
+        <w:rPr>
+          <w:rFonts w:ascii="바탕" w:hAnsi="바탕" w:eastAsia="바탕"/>
+          <w:b/>
+          <w:i w:val="0"/>
+          <w:sz w:val="20"/>
+        </w:rPr>
+        <w:t>탐험 실패</w:t>
+      </w:r>
+      <w:r>
+        <w:rPr>
+          <w:rFonts w:ascii="바탕" w:hAnsi="바탕" w:eastAsia="바탕"/>
+          <w:b w:val="0"/>
+          <w:i w:val="0"/>
+          <w:sz w:val="20"/>
+        </w:rPr>
+        <w:t>다.</w:t>
+      </w:r>
+    </w:p>
+    <w:p>
+      <w:pPr>
+        <w:spacing w:line="480" w:lineRule="auto" w:before="0" w:after="0"/>
+        <w:ind w:firstLine="200"/>
+        <w:jc w:val="both"/>
+      </w:pPr>
+      <w:r>
+        <w:rPr>
+          <w:rFonts w:ascii="바탕" w:hAnsi="바탕" w:eastAsia="바탕"/>
+          <w:b w:val="0"/>
+          <w:i w:val="0"/>
+          <w:sz w:val="20"/>
+        </w:rPr>
+        <w:t>비용이 있는 세상에서도 행동하는 정책이 존재하는데, 처음부터 비용을 물리면 그것을 못 찾는 것이다.</w:t>
+      </w:r>
+    </w:p>
+    <w:p>
+      <w:pPr>
+        <w:spacing w:line="480" w:lineRule="auto" w:before="0" w:after="0"/>
+        <w:ind w:left="340" w:hanging="198"/>
+      </w:pPr>
+      <w:r>
+        <w:rPr>
+          <w:rFonts w:ascii="바탕" w:hAnsi="바탕" w:eastAsia="바탕"/>
+          <w:b w:val="0"/>
+          <w:i w:val="0"/>
+          <w:sz w:val="20"/>
+        </w:rPr>
+        <w:t xml:space="preserve">· 워밍업 쪽도 똑같이 무행동으로 굳으면 → </w:t>
+      </w:r>
+      <w:r>
+        <w:rPr>
+          <w:rFonts w:ascii="바탕" w:hAnsi="바탕" w:eastAsia="바탕"/>
+          <w:b/>
+          <w:i w:val="0"/>
+          <w:sz w:val="20"/>
+        </w:rPr>
+        <w:t>최적해</w:t>
+      </w:r>
+      <w:r>
+        <w:rPr>
+          <w:rFonts w:ascii="바탕" w:hAnsi="바탕" w:eastAsia="바탕"/>
+          <w:b w:val="0"/>
+          <w:i w:val="0"/>
+          <w:sz w:val="20"/>
+        </w:rPr>
+        <w:t>다.</w:t>
+      </w:r>
+    </w:p>
+    <w:p>
+      <w:pPr>
+        <w:spacing w:line="480" w:lineRule="auto" w:before="0" w:after="0"/>
+        <w:ind w:firstLine="200"/>
+        <w:jc w:val="both"/>
+      </w:pPr>
+      <w:r>
+        <w:rPr>
+          <w:rFonts w:ascii="바탕" w:hAnsi="바탕" w:eastAsia="바탕"/>
+          <w:b w:val="0"/>
+          <w:i w:val="0"/>
+          <w:sz w:val="20"/>
+        </w:rPr>
+        <w:t>두 조건은 환경 스텝 예산·시드·평가 방식이 모두 같고, 다른 것은 학습 중 보상 신호뿐이다.</w:t>
+      </w:r>
+    </w:p>
+    <w:p>
+      <w:pPr>
+        <w:spacing w:line="312" w:lineRule="auto" w:before="200" w:after="80"/>
+        <w:jc w:val="left"/>
+      </w:pPr>
+      <w:r>
+        <w:rPr>
+          <w:rFonts w:ascii="맑은 고딕" w:hAnsi="맑은 고딕" w:eastAsia="맑은 고딕"/>
+          <w:b/>
+          <w:i w:val="0"/>
+          <w:sz w:val="22"/>
+        </w:rPr>
+        <w:t>7. 재현성</w:t>
+      </w:r>
+    </w:p>
+    <w:p>
+      <w:pPr>
+        <w:spacing w:line="480" w:lineRule="auto" w:before="0" w:after="0"/>
+        <w:ind w:left="340" w:hanging="198"/>
+      </w:pPr>
+      <w:r>
+        <w:rPr>
+          <w:rFonts w:ascii="바탕" w:hAnsi="바탕" w:eastAsia="바탕"/>
+          <w:b w:val="0"/>
+          <w:i w:val="0"/>
+          <w:sz w:val="20"/>
+        </w:rPr>
+        <w:t xml:space="preserve">· 모든 실험은 </w:t>
+      </w:r>
+      <w:r>
+        <w:rPr>
+          <w:rFonts w:ascii="Consolas" w:hAnsi="Consolas" w:eastAsia="Consolas"/>
+          <w:b w:val="0"/>
+          <w:i w:val="0"/>
+          <w:sz w:val="19"/>
+        </w:rPr>
+        <w:t>experiments/configs/*.yaml</w:t>
+      </w:r>
+      <w:r>
+        <w:rPr>
+          <w:rFonts w:ascii="바탕" w:hAnsi="바탕" w:eastAsia="바탕"/>
+          <w:b w:val="0"/>
+          <w:i w:val="0"/>
+          <w:sz w:val="20"/>
+        </w:rPr>
+        <w:t xml:space="preserve"> 한 장으로 실행되며, 결과 폴더 옆에 config 사본과</w:t>
+      </w:r>
+    </w:p>
+    <w:p>
+      <w:pPr>
+        <w:spacing w:line="480" w:lineRule="auto" w:before="0" w:after="0"/>
+        <w:ind w:firstLine="200"/>
+        <w:jc w:val="both"/>
+      </w:pPr>
+      <w:r>
+        <w:rPr>
+          <w:rFonts w:ascii="바탕" w:hAnsi="바탕" w:eastAsia="바탕"/>
+          <w:b w:val="0"/>
+          <w:i w:val="0"/>
+          <w:sz w:val="20"/>
+        </w:rPr>
+        <w:t>실행 메타데이터(소요시간, 스텝 예산, 평가 에피소드 수)를 남긴다</w:t>
+      </w:r>
+    </w:p>
+    <w:p>
+      <w:pPr>
+        <w:spacing w:line="480" w:lineRule="auto" w:before="0" w:after="0"/>
+        <w:ind w:left="340" w:hanging="198"/>
+      </w:pPr>
+      <w:r>
+        <w:rPr>
+          <w:rFonts w:ascii="바탕" w:hAnsi="바탕" w:eastAsia="바탕"/>
+          <w:b w:val="0"/>
+          <w:i w:val="0"/>
+          <w:sz w:val="20"/>
+        </w:rPr>
+        <w:t xml:space="preserve">· </w:t>
+      </w:r>
+      <w:r>
+        <w:rPr>
+          <w:rFonts w:ascii="바탕" w:hAnsi="바탕" w:eastAsia="바탕"/>
+          <w:b/>
+          <w:i w:val="0"/>
+          <w:sz w:val="20"/>
+        </w:rPr>
+        <w:t>재현성을 주장하지 않고 확인했다.</w:t>
+      </w:r>
+      <w:r>
+        <w:rPr>
+          <w:rFonts w:ascii="바탕" w:hAnsi="바탕" w:eastAsia="바탕"/>
+          <w:b w:val="0"/>
+          <w:i w:val="0"/>
+          <w:sz w:val="20"/>
+        </w:rPr>
+        <w:t xml:space="preserve"> 이미 끝난 조건 하나(MountainCar / 표준 DQN / λ=0 / 시드 5)를</w:t>
+      </w:r>
+    </w:p>
+    <w:p>
+      <w:pPr>
+        <w:spacing w:line="480" w:lineRule="auto" w:before="0" w:after="0"/>
+        <w:ind w:firstLine="200"/>
+        <w:jc w:val="both"/>
+      </w:pPr>
+      <w:r>
+        <w:rPr>
+          <w:rFonts w:ascii="바탕" w:hAnsi="바탕" w:eastAsia="바탕"/>
+          <w:b w:val="0"/>
+          <w:i w:val="0"/>
+          <w:sz w:val="20"/>
+        </w:rPr>
+        <w:t xml:space="preserve">같은 설정·같은 시드로 다시 돌려 대조한 결과, 학습 중 곡선 평가 12개 지점과 최종 평가 150 에피소드의 모든 지표가 </w:t>
+      </w:r>
+      <w:r>
+        <w:rPr>
+          <w:rFonts w:ascii="바탕" w:hAnsi="바탕" w:eastAsia="바탕"/>
+          <w:b/>
+          <w:i w:val="0"/>
+          <w:sz w:val="20"/>
+        </w:rPr>
+        <w:t>소수점 아래 9자리까지 일치</w:t>
+      </w:r>
+      <w:r>
+        <w:rPr>
+          <w:rFonts w:ascii="바탕" w:hAnsi="바탕" w:eastAsia="바탕"/>
+          <w:b w:val="0"/>
+          <w:i w:val="0"/>
+          <w:sz w:val="20"/>
+        </w:rPr>
+        <w:t>했다(총보상 −131.486842, 행동 120.3회, 목표 도달률 84.0%). 소요시간만 909초 대 1,004초로 달랐는데, 이는 그때그때의 CPU 부하 차이이며 결과와 무관하다.</w:t>
+      </w:r>
+    </w:p>
+    <w:p>
+      <w:pPr>
+        <w:spacing w:line="480" w:lineRule="auto" w:before="0" w:after="0"/>
+        <w:ind w:left="340" w:hanging="198"/>
+      </w:pPr>
+      <w:r>
+        <w:rPr>
+          <w:rFonts w:ascii="바탕" w:hAnsi="바탕" w:eastAsia="바탕"/>
+          <w:b w:val="0"/>
+          <w:i w:val="0"/>
+          <w:sz w:val="20"/>
+        </w:rPr>
+        <w:t>· 조건 단위로 체크포인트를 저장해 중단되면 마지막 지점부터 이어서 돌린다</w:t>
+      </w:r>
+    </w:p>
+    <w:p>
+      <w:pPr>
+        <w:spacing w:line="480" w:lineRule="auto" w:before="0" w:after="0"/>
+        <w:ind w:left="340" w:hanging="198"/>
+      </w:pPr>
+      <w:r>
+        <w:rPr>
+          <w:rFonts w:ascii="바탕" w:hAnsi="바탕" w:eastAsia="바탕"/>
+          <w:b w:val="0"/>
+          <w:i w:val="0"/>
+          <w:sz w:val="20"/>
+        </w:rPr>
+        <w:t>· 실행 중에는 감시 스크립트가 1시간마다 프로세스 생존·진행 정체·로그 예외·NaN·디스크·</w:t>
+      </w:r>
+    </w:p>
+    <w:p>
+      <w:pPr>
+        <w:spacing w:line="480" w:lineRule="auto" w:before="0" w:after="0"/>
+        <w:ind w:firstLine="200"/>
+        <w:jc w:val="both"/>
+      </w:pPr>
+      <w:r>
+        <w:rPr>
+          <w:rFonts w:ascii="바탕" w:hAnsi="바탕" w:eastAsia="바탕"/>
+          <w:b w:val="0"/>
+          <w:i w:val="0"/>
+          <w:sz w:val="20"/>
+        </w:rPr>
+        <w:t xml:space="preserve">학습 곡선 이상을 점검해 </w:t>
+      </w:r>
+      <w:r>
+        <w:rPr>
+          <w:rFonts w:ascii="Consolas" w:hAnsi="Consolas" w:eastAsia="Consolas"/>
+          <w:b w:val="0"/>
+          <w:i w:val="0"/>
+          <w:sz w:val="19"/>
+        </w:rPr>
+        <w:t>results/watchdog.log</w:t>
+      </w:r>
+      <w:r>
+        <w:rPr>
+          <w:rFonts w:ascii="바탕" w:hAnsi="바탕" w:eastAsia="바탕"/>
+          <w:b w:val="0"/>
+          <w:i w:val="0"/>
+          <w:sz w:val="20"/>
+        </w:rPr>
+        <w:t>에 남긴다</w:t>
+      </w:r>
+    </w:p>
+    <w:p>
+      <w:pPr>
+        <w:spacing w:line="480" w:lineRule="auto" w:before="0" w:after="0"/>
+        <w:ind w:left="340" w:hanging="198"/>
+      </w:pPr>
+      <w:r>
+        <w:rPr>
+          <w:rFonts w:ascii="바탕" w:hAnsi="바탕" w:eastAsia="바탕"/>
+          <w:b w:val="0"/>
+          <w:i w:val="0"/>
+          <w:sz w:val="20"/>
+        </w:rPr>
+        <w:t xml:space="preserve">· 실험 도중 내린 모든 설계 결정과 그 근거는 </w:t>
+      </w:r>
+      <w:r>
+        <w:rPr>
+          <w:rFonts w:ascii="Consolas" w:hAnsi="Consolas" w:eastAsia="Consolas"/>
+          <w:b w:val="0"/>
+          <w:i w:val="0"/>
+          <w:sz w:val="19"/>
+        </w:rPr>
+        <w:t>docs/실험일지.md</w:t>
+      </w:r>
+      <w:r>
+        <w:rPr>
+          <w:rFonts w:ascii="바탕" w:hAnsi="바탕" w:eastAsia="바탕"/>
+          <w:b w:val="0"/>
+          <w:i w:val="0"/>
+          <w:sz w:val="20"/>
+        </w:rPr>
+        <w:t>에 날짜와 함께 기록한다</w:t>
+      </w:r>
+    </w:p>
+    <w:p>
+      <w:pPr>
+        <w:spacing w:line="480" w:lineRule="auto" w:before="0" w:after="0"/>
+        <w:ind w:firstLine="200"/>
+        <w:jc w:val="both"/>
+      </w:pPr>
+      <w:r>
+        <w:rPr>
+          <w:rFonts w:ascii="바탕" w:hAnsi="바탕" w:eastAsia="바탕"/>
+          <w:b w:val="0"/>
+          <w:i w:val="0"/>
+          <w:sz w:val="20"/>
+        </w:rPr>
+        <w:t xml:space="preserve">*인용 근거 파일: </w:t>
+      </w:r>
+      <w:r>
+        <w:rPr>
+          <w:rFonts w:ascii="Consolas" w:hAnsi="Consolas" w:eastAsia="Consolas"/>
+          <w:b w:val="0"/>
+          <w:i w:val="0"/>
+          <w:sz w:val="19"/>
+        </w:rPr>
+        <w:t>results/aggregate/*_iqm.csv</w:t>
+      </w:r>
+      <w:r>
+        <w:rPr>
+          <w:rFonts w:ascii="바탕" w:hAnsi="바탕" w:eastAsia="바탕"/>
+          <w:b w:val="0"/>
+          <w:i w:val="0"/>
+          <w:sz w:val="20"/>
+        </w:rPr>
+        <w:t xml:space="preserve">, </w:t>
+      </w:r>
+      <w:r>
+        <w:rPr>
+          <w:rFonts w:ascii="Consolas" w:hAnsi="Consolas" w:eastAsia="Consolas"/>
+          <w:b w:val="0"/>
+          <w:i w:val="0"/>
+          <w:sz w:val="19"/>
+        </w:rPr>
+        <w:t>results/aggregate/*_lambda_star.json</w:t>
+      </w:r>
+      <w:r>
+        <w:rPr>
+          <w:rFonts w:ascii="바탕" w:hAnsi="바탕" w:eastAsia="바탕"/>
+          <w:b w:val="0"/>
+          <w:i w:val="0"/>
+          <w:sz w:val="20"/>
+        </w:rPr>
+        <w:t xml:space="preserve">, </w:t>
+      </w:r>
+      <w:r>
+        <w:rPr>
+          <w:rFonts w:ascii="Consolas" w:hAnsi="Consolas" w:eastAsia="Consolas"/>
+          <w:b w:val="0"/>
+          <w:i w:val="0"/>
+          <w:sz w:val="19"/>
+        </w:rPr>
+        <w:t>docs/실험일지.md</w:t>
+      </w:r>
+      <w:r>
+        <w:rPr>
+          <w:rFonts w:ascii="바탕" w:hAnsi="바탕" w:eastAsia="바탕"/>
+          <w:b w:val="0"/>
+          <w:i w:val="0"/>
+          <w:sz w:val="20"/>
+        </w:rPr>
+        <w:t>*</w:t>
+      </w:r>
+    </w:p>
+    <w:p>
+      <w:pPr>
+        <w:spacing w:line="312" w:lineRule="auto" w:before="320" w:after="120"/>
+        <w:jc w:val="left"/>
+      </w:pPr>
+      <w:r>
+        <w:rPr>
+          <w:rFonts w:ascii="맑은 고딕" w:hAnsi="맑은 고딕" w:eastAsia="맑은 고딕"/>
+          <w:b/>
+          <w:i w:val="0"/>
+          <w:sz w:val="26"/>
+        </w:rPr>
+        <w:t>Ⅳ. Experimental Results</w:t>
+      </w:r>
+    </w:p>
+    <w:p>
+      <w:pPr>
+        <w:spacing w:line="312" w:lineRule="auto" w:before="200" w:after="80"/>
+        <w:jc w:val="left"/>
+      </w:pPr>
+      <w:r>
+        <w:rPr>
+          <w:rFonts w:ascii="맑은 고딕" w:hAnsi="맑은 고딕" w:eastAsia="맑은 고딕"/>
+          <w:b/>
+          <w:i w:val="0"/>
+          <w:sz w:val="22"/>
+        </w:rPr>
+        <w:t>1. 읽는 법</w:t>
+      </w:r>
+    </w:p>
+    <w:p>
+      <w:pPr>
+        <w:spacing w:line="480" w:lineRule="auto" w:before="0" w:after="0"/>
+        <w:ind w:left="340" w:hanging="198"/>
+      </w:pPr>
+      <w:r>
+        <w:rPr>
+          <w:rFonts w:ascii="바탕" w:hAnsi="바탕" w:eastAsia="바탕"/>
+          <w:b w:val="0"/>
+          <w:i w:val="0"/>
+          <w:sz w:val="20"/>
+        </w:rPr>
+        <w:t xml:space="preserve">· </w:t>
+      </w:r>
+      <w:r>
+        <w:rPr>
+          <w:rFonts w:ascii="바탕" w:hAnsi="바탕" w:eastAsia="바탕"/>
+          <w:b/>
+          <w:i w:val="0"/>
+          <w:sz w:val="20"/>
+        </w:rPr>
+        <w:t>λ</w:t>
+      </w:r>
+      <w:r>
+        <w:rPr>
+          <w:rFonts w:ascii="바탕" w:hAnsi="바탕" w:eastAsia="바탕"/>
+          <w:b w:val="0"/>
+          <w:i w:val="0"/>
+          <w:sz w:val="20"/>
+        </w:rPr>
+        <w:t>: 행동 1번의 값. 오른쪽(아래쪽)으로 갈수록 행동이 비싸다. λ=0이면 원래 문제와 같다.</w:t>
+      </w:r>
+    </w:p>
+    <w:p>
+      <w:pPr>
+        <w:spacing w:line="480" w:lineRule="auto" w:before="0" w:after="0"/>
+        <w:ind w:left="340" w:hanging="198"/>
+      </w:pPr>
+      <w:r>
+        <w:rPr>
+          <w:rFonts w:ascii="바탕" w:hAnsi="바탕" w:eastAsia="바탕"/>
+          <w:b w:val="0"/>
+          <w:i w:val="0"/>
+          <w:sz w:val="20"/>
+        </w:rPr>
+        <w:t xml:space="preserve">· </w:t>
+      </w:r>
+      <w:r>
+        <w:rPr>
+          <w:rFonts w:ascii="바탕" w:hAnsi="바탕" w:eastAsia="바탕"/>
+          <w:b/>
+          <w:i w:val="0"/>
+          <w:sz w:val="20"/>
+        </w:rPr>
+        <w:t>r′</w:t>
+      </w:r>
+      <w:r>
+        <w:rPr>
+          <w:rFonts w:ascii="바탕" w:hAnsi="바탕" w:eastAsia="바탕"/>
+          <w:b w:val="0"/>
+          <w:i w:val="0"/>
+          <w:sz w:val="20"/>
+        </w:rPr>
+        <w:t>: 비용까지 빼고 남은 총보상. 높을수록 좋다.</w:t>
+      </w:r>
+    </w:p>
+    <w:p>
+      <w:pPr>
+        <w:spacing w:line="480" w:lineRule="auto" w:before="0" w:after="0"/>
+        <w:ind w:left="340" w:hanging="198"/>
+      </w:pPr>
+      <w:r>
+        <w:rPr>
+          <w:rFonts w:ascii="바탕" w:hAnsi="바탕" w:eastAsia="바탕"/>
+          <w:b w:val="0"/>
+          <w:i w:val="0"/>
+          <w:sz w:val="20"/>
+        </w:rPr>
+        <w:t xml:space="preserve">· </w:t>
+      </w:r>
+      <w:r>
+        <w:rPr>
+          <w:rFonts w:ascii="바탕" w:hAnsi="바탕" w:eastAsia="바탕"/>
+          <w:b/>
+          <w:i w:val="0"/>
+          <w:sz w:val="20"/>
+        </w:rPr>
+        <w:t>대괄호</w:t>
+      </w:r>
+      <w:r>
+        <w:rPr>
+          <w:rFonts w:ascii="바탕" w:hAnsi="바탕" w:eastAsia="바탕"/>
+          <w:b w:val="0"/>
+          <w:i w:val="0"/>
+          <w:sz w:val="20"/>
+        </w:rPr>
+        <w:t>: 95% 계층 부트스트랩 신뢰구간. 두 구간이 겹치면 우열을 말하지 않는다.</w:t>
+      </w:r>
+    </w:p>
+    <w:p>
+      <w:pPr>
+        <w:spacing w:line="480" w:lineRule="auto" w:before="0" w:after="0"/>
+        <w:ind w:left="340" w:hanging="198"/>
+      </w:pPr>
+      <w:r>
+        <w:rPr>
+          <w:rFonts w:ascii="바탕" w:hAnsi="바탕" w:eastAsia="바탕"/>
+          <w:b w:val="0"/>
+          <w:i w:val="0"/>
+          <w:sz w:val="20"/>
+        </w:rPr>
+        <w:t xml:space="preserve">· </w:t>
+      </w:r>
+      <w:r>
+        <w:rPr>
+          <w:rFonts w:ascii="바탕" w:hAnsi="바탕" w:eastAsia="바탕"/>
+          <w:b/>
+          <w:i w:val="0"/>
+          <w:sz w:val="20"/>
+        </w:rPr>
+        <w:t>기준 규칙</w:t>
+      </w:r>
+      <w:r>
+        <w:rPr>
+          <w:rFonts w:ascii="바탕" w:hAnsi="바탕" w:eastAsia="바탕"/>
+          <w:b w:val="0"/>
+          <w:i w:val="0"/>
+          <w:sz w:val="20"/>
+        </w:rPr>
+        <w:t>: 각 환경에서 가장 센 고정 규칙(MountainCar는 pump, LunarLander는 임계값). 문제를 아예 못 푸는 약한 규칙을 기준으로 삼으면 "학습이 이겼다"가 너무 쉬워진다.</w:t>
+      </w:r>
+    </w:p>
+    <w:p>
+      <w:pPr>
+        <w:spacing w:line="480" w:lineRule="auto" w:before="0" w:after="0"/>
+        <w:ind w:left="340" w:hanging="198"/>
+      </w:pPr>
+      <w:r>
+        <w:rPr>
+          <w:rFonts w:ascii="바탕" w:hAnsi="바탕" w:eastAsia="바탕"/>
+          <w:b w:val="0"/>
+          <w:i w:val="0"/>
+          <w:sz w:val="20"/>
+        </w:rPr>
+        <w:t xml:space="preserve">· </w:t>
+      </w:r>
+      <w:r>
+        <w:rPr>
+          <w:rFonts w:ascii="바탕" w:hAnsi="바탕" w:eastAsia="바탕"/>
+          <w:b/>
+          <w:i w:val="0"/>
+          <w:sz w:val="20"/>
+        </w:rPr>
+        <w:t>최강 규칙</w:t>
+      </w:r>
+      <w:r>
+        <w:rPr>
+          <w:rFonts w:ascii="바탕" w:hAnsi="바탕" w:eastAsia="바탕"/>
+          <w:b w:val="0"/>
+          <w:i w:val="0"/>
+          <w:sz w:val="20"/>
+        </w:rPr>
+        <w:t xml:space="preserve">: λ마다 그 시점에서 가장 센 고정 규칙을 골라 이은 포락선. 비용이 커지면 최강 규칙이 무행동으로 바뀌므로 이 보조선을 함께 본다. </w:t>
+      </w:r>
+      <w:r>
+        <w:rPr>
+          <w:rFonts w:ascii="바탕" w:hAnsi="바탕" w:eastAsia="바탕"/>
+          <w:b/>
+          <w:i w:val="0"/>
+          <w:sz w:val="20"/>
+        </w:rPr>
+        <w:t>기준 규칙과 값이 한 번도 달라지지 않는 환경에서는 표에서 이 열을 생략한다</w:t>
+      </w:r>
+      <w:r>
+        <w:rPr>
+          <w:rFonts w:ascii="바탕" w:hAnsi="바탕" w:eastAsia="바탕"/>
+          <w:b w:val="0"/>
+          <w:i w:val="0"/>
+          <w:sz w:val="20"/>
+        </w:rPr>
+        <w:t>(중복이므로).</w:t>
+      </w:r>
+    </w:p>
+    <w:p>
+      <w:pPr>
+        <w:spacing w:line="480" w:lineRule="auto" w:before="0" w:after="0"/>
+        <w:ind w:left="340" w:hanging="198"/>
+      </w:pPr>
+      <w:r>
+        <w:rPr>
+          <w:rFonts w:ascii="바탕" w:hAnsi="바탕" w:eastAsia="바탕"/>
+          <w:b w:val="0"/>
+          <w:i w:val="0"/>
+          <w:sz w:val="20"/>
+        </w:rPr>
+        <w:t xml:space="preserve">· </w:t>
+      </w:r>
+      <w:r>
+        <w:rPr>
+          <w:rFonts w:ascii="바탕" w:hAnsi="바탕" w:eastAsia="바탕"/>
+          <w:b/>
+          <w:i w:val="0"/>
+          <w:sz w:val="20"/>
+        </w:rPr>
+        <w:t>λ*</w:t>
+      </w:r>
+      <w:r>
+        <w:rPr>
+          <w:rFonts w:ascii="바탕" w:hAnsi="바탕" w:eastAsia="바탕"/>
+          <w:b w:val="0"/>
+          <w:i w:val="0"/>
+          <w:sz w:val="20"/>
+        </w:rPr>
+        <w:t>: 학습이 규칙을 더 이상 이기지 못하게 되는 가장 작은 λ. 격자 안에서 교차가 없으면 보간하지 않고 그 사실을 그대로 적는다.</w:t>
+      </w:r>
+    </w:p>
+    <w:p>
+      <w:pPr>
+        <w:spacing w:line="312" w:lineRule="auto" w:before="200" w:after="80"/>
+        <w:jc w:val="left"/>
+      </w:pPr>
+      <w:r>
+        <w:rPr>
+          <w:rFonts w:ascii="맑은 고딕" w:hAnsi="맑은 고딕" w:eastAsia="맑은 고딕"/>
+          <w:b/>
+          <w:i w:val="0"/>
+          <w:sz w:val="22"/>
+        </w:rPr>
+        <w:t>2. 핵심 결과 — 임계 비용 λ*</w:t>
+      </w:r>
+    </w:p>
+    <w:p>
+      <w:pPr>
+        <w:spacing w:line="276" w:lineRule="auto" w:before="200" w:after="40"/>
+        <w:jc w:val="center"/>
+      </w:pPr>
+      <w:r>
+        <w:rPr>
+          <w:rFonts w:ascii="맑은 고딕" w:hAnsi="맑은 고딕" w:eastAsia="맑은 고딕"/>
+          <w:b/>
+          <w:i w:val="0"/>
+          <w:sz w:val="19"/>
+        </w:rPr>
+        <w:t>표 2. 임계 비용 λ* — 학습이 고정 규칙을 더 이상 이기지 못하는 지점</w:t>
+      </w:r>
+    </w:p>
+    <w:p>
+      <w:pPr>
+        <w:spacing w:line="276" w:lineRule="auto" w:before="0" w:after="60"/>
+        <w:jc w:val="center"/>
+      </w:pPr>
+      <w:r>
+        <w:rPr>
+          <w:rFonts w:ascii="맑은 고딕" w:hAnsi="맑은 고딕" w:eastAsia="맑은 고딕"/>
+          <w:b w:val="0"/>
+          <w:i/>
+          <w:sz w:val="18"/>
+        </w:rPr>
+        <w:t>Table 2. Critical action cost λ* at which learning ceases to beat the fixed rule</w:t>
+      </w:r>
+    </w:p>
+    <w:tbl>
+      <w:tblPr>
+        <w:tblStyle w:val="TableGrid"/>
+        <w:tblW w:type="auto" w:w="0"/>
+        <w:jc w:val="center"/>
+        <w:tblLook w:firstColumn="1" w:firstRow="1" w:lastColumn="0" w:lastRow="0" w:noHBand="0" w:noVBand="1" w:val="04A0"/>
+      </w:tblPr>
+      <w:tblGrid>
+        <w:gridCol w:w="1296"/>
+        <w:gridCol w:w="1296"/>
+        <w:gridCol w:w="1296"/>
+        <w:gridCol w:w="1296"/>
+        <w:gridCol w:w="1296"/>
+        <w:gridCol w:w="1296"/>
+        <w:gridCol w:w="1296"/>
+      </w:tblGrid>
+      <w:tr>
+        <w:tc>
+          <w:tcPr>
             <w:tcW w:type="dxa" w:w="1814"/>
             <w:shd w:val="clear" w:color="auto" w:fill="EDEDED"/>
           </w:tcPr>
@@ -4869,7 +5227,7 @@
                 <w:i w:val="0"/>
                 <w:sz w:val="18"/>
               </w:rPr>
-              <w:t>3</w:t>
+              <w:t>5</w:t>
             </w:r>
           </w:p>
         </w:tc>
@@ -5011,7 +5369,7 @@
                 <w:i w:val="0"/>
                 <w:sz w:val="18"/>
               </w:rPr>
-              <w:t>3</w:t>
+              <w:t>5</w:t>
             </w:r>
           </w:p>
         </w:tc>
@@ -5153,7 +5511,7 @@
                 <w:i w:val="0"/>
                 <w:sz w:val="18"/>
               </w:rPr>
-              <w:t>3</w:t>
+              <w:t>5</w:t>
             </w:r>
           </w:p>
         </w:tc>
@@ -5628,7 +5986,7 @@
           <w:i w:val="0"/>
           <w:sz w:val="19"/>
         </w:rPr>
-        <w:t>표 2. 실험 설정 요약</w:t>
+        <w:t>표 3. 실험 설정 요약</w:t>
       </w:r>
     </w:p>
     <w:p>
@@ -5643,7 +6001,7 @@
           <w:i/>
           <w:sz w:val="18"/>
         </w:rPr>
-        <w:t>Table 2. Summary of the experimental setup</w:t>
+        <w:t>Table 3. Summary of the experimental setup</w:t>
       </w:r>
     </w:p>
     <w:tbl>
@@ -6850,7 +7208,7 @@
           <w:i w:val="0"/>
           <w:sz w:val="20"/>
         </w:rPr>
-        <w:t xml:space="preserve">보상이 희소한 탐험 문제다. 목표에 닿기 전까지 아무 신호가 없고, 매 스텝 무작위로 행동하는 탐험으로는 목표에 한 번도 닿지 못한다. 학습 없이도 문제를 푸는 강한 고정 규칙(pump)이 존재한다. 조건당 환경 300,000스텝, 학습 계열은 λ 14개(격자 14개 중) · 시드 3~10개까지 완료된 집계다. </w:t>
+        <w:t xml:space="preserve">보상이 희소한 탐험 문제다. 목표에 닿기 전까지 아무 신호가 없고, 매 스텝 무작위로 행동하는 탐험으로는 목표에 한 번도 닿지 못한다. 학습 없이도 문제를 푸는 강한 고정 규칙(pump)이 존재한다. 조건당 환경 300,000스텝, 학습 계열은 λ 14개(격자 14개 중) · 시드 5~10개까지 완료된 집계다. </w:t>
       </w:r>
       <w:r>
         <w:rPr>
@@ -6874,7 +7232,7 @@
           <w:i w:val="0"/>
           <w:sz w:val="19"/>
         </w:rPr>
-        <w:t>표 3. MountainCar-v0의 비용 반영 총보상 r′ — IQM [95% 신뢰구간]</w:t>
+        <w:t>표 4. MountainCar-v0의 비용 반영 총보상 r′ — IQM [95% 신뢰구간]</w:t>
       </w:r>
     </w:p>
     <w:p>
@@ -6889,7 +7247,7 @@
           <w:i/>
           <w:sz w:val="18"/>
         </w:rPr>
-        <w:t>Table 3. Cost-adjusted return r′ on MountainCar-v0 (IQM [95% CI])</w:t>
+        <w:t>Table 4. Cost-adjusted return r′ on MountainCar-v0 (IQM [95% CI])</w:t>
       </w:r>
     </w:p>
     <w:tbl>
@@ -7200,7 +7558,7 @@
                 <w:i w:val="0"/>
                 <w:sz w:val="18"/>
               </w:rPr>
-              <w:t>-150 [-200, -124]</w:t>
+              <w:t>-164 [-200, -124]</w:t>
             </w:r>
           </w:p>
         </w:tc>
@@ -7220,7 +7578,7 @@
                 <w:i w:val="0"/>
                 <w:sz w:val="18"/>
               </w:rPr>
-              <w:t>-144 [-179, -123]</w:t>
+              <w:t>-156 [-193, -125]</w:t>
             </w:r>
           </w:p>
         </w:tc>
@@ -7240,7 +7598,7 @@
                 <w:i w:val="0"/>
                 <w:sz w:val="18"/>
               </w:rPr>
-              <w:t>-179 [-200, -163]</w:t>
+              <w:t>-179 [-200, -136]</w:t>
             </w:r>
           </w:p>
         </w:tc>
@@ -7322,7 +7680,7 @@
                 <w:i w:val="0"/>
                 <w:sz w:val="18"/>
               </w:rPr>
-              <w:t>-139 [-156, -122]</w:t>
+              <w:t>-139 [-180, -121]</w:t>
             </w:r>
           </w:p>
         </w:tc>
@@ -7342,7 +7700,7 @@
                 <w:i w:val="0"/>
                 <w:sz w:val="18"/>
               </w:rPr>
-              <w:t>-157 [-200, -130]</w:t>
+              <w:t>-171 [-200, -133]</w:t>
             </w:r>
           </w:p>
         </w:tc>
@@ -7362,7 +7720,7 @@
                 <w:i w:val="0"/>
                 <w:sz w:val="18"/>
               </w:rPr>
-              <w:t>-137 [-173, -115]</w:t>
+              <w:t>-151 [-173, -118]</w:t>
             </w:r>
           </w:p>
         </w:tc>
@@ -7444,7 +7802,7 @@
                 <w:i w:val="0"/>
                 <w:sz w:val="18"/>
               </w:rPr>
-              <w:t>-161 [-182, -139]</w:t>
+              <w:t>-181 [-200, -147]</w:t>
             </w:r>
           </w:p>
         </w:tc>
@@ -7464,7 +7822,7 @@
                 <w:i w:val="0"/>
                 <w:sz w:val="18"/>
               </w:rPr>
-              <w:t>-160 [-200, -127]</w:t>
+              <w:t>-144 [-182, -129]</w:t>
             </w:r>
           </w:p>
         </w:tc>
@@ -7484,7 +7842,7 @@
                 <w:i w:val="0"/>
                 <w:sz w:val="18"/>
               </w:rPr>
-              <w:t>-146 [-201, -119]</w:t>
+              <w:t>-160 [-192, -119]</w:t>
             </w:r>
           </w:p>
         </w:tc>
@@ -7566,7 +7924,7 @@
                 <w:i w:val="0"/>
                 <w:sz w:val="18"/>
               </w:rPr>
-              <w:t>-167 [-200, -130]</w:t>
+              <w:t>-167 [-201, -129]</w:t>
             </w:r>
           </w:p>
         </w:tc>
@@ -7586,7 +7944,7 @@
                 <w:i w:val="0"/>
                 <w:sz w:val="18"/>
               </w:rPr>
-              <w:t>-158 [-200, -122]</w:t>
+              <w:t>-149 [-188, -125]</w:t>
             </w:r>
           </w:p>
         </w:tc>
@@ -7606,7 +7964,7 @@
                 <w:i w:val="0"/>
                 <w:sz w:val="18"/>
               </w:rPr>
-              <w:t>-125 [-126, -123]</w:t>
+              <w:t>-130 [-180, -124]</w:t>
             </w:r>
           </w:p>
         </w:tc>
@@ -7688,7 +8046,7 @@
                 <w:i w:val="0"/>
                 <w:sz w:val="18"/>
               </w:rPr>
-              <w:t>-200 [-201, -199]</w:t>
+              <w:t>-200 [-201, -189]</w:t>
             </w:r>
           </w:p>
         </w:tc>
@@ -7708,7 +8066,7 @@
                 <w:i w:val="0"/>
                 <w:sz w:val="18"/>
               </w:rPr>
-              <w:t>-179 [-200, -154]</w:t>
+              <w:t>-181 [-200, -156]</w:t>
             </w:r>
           </w:p>
         </w:tc>
@@ -7728,7 +8086,7 @@
                 <w:i w:val="0"/>
                 <w:sz w:val="18"/>
               </w:rPr>
-              <w:t>-201 [-201, -200]</w:t>
+              <w:t>-200 [-201, -156]</w:t>
             </w:r>
           </w:p>
         </w:tc>
@@ -8931,7 +9289,7 @@
           <w:i w:val="0"/>
           <w:sz w:val="19"/>
         </w:rPr>
-        <w:t>표 4. MountainCar-v0의 에피소드당 행동 횟수 (IQM)</w:t>
+        <w:t>표 5. MountainCar-v0의 에피소드당 행동 횟수 (IQM)</w:t>
       </w:r>
     </w:p>
     <w:p>
@@ -8946,7 +9304,7 @@
           <w:i/>
           <w:sz w:val="18"/>
         </w:rPr>
-        <w:t>Table 4. Actions per episode on MountainCar-v0 (IQM)</w:t>
+        <w:t>Table 5. Actions per episode on MountainCar-v0 (IQM)</w:t>
       </w:r>
     </w:p>
     <w:tbl>
@@ -9277,7 +9635,7 @@
                 <w:i w:val="0"/>
                 <w:sz w:val="18"/>
               </w:rPr>
-              <w:t>140</w:t>
+              <w:t>131</w:t>
             </w:r>
           </w:p>
         </w:tc>
@@ -9297,7 +9655,7 @@
                 <w:i w:val="0"/>
                 <w:sz w:val="18"/>
               </w:rPr>
-              <w:t>173</w:t>
+              <w:t>150</w:t>
             </w:r>
           </w:p>
         </w:tc>
@@ -9379,7 +9737,7 @@
                 <w:i w:val="0"/>
                 <w:sz w:val="18"/>
               </w:rPr>
-              <w:t>133</w:t>
+              <w:t>130</w:t>
             </w:r>
           </w:p>
         </w:tc>
@@ -9399,7 +9757,7 @@
                 <w:i w:val="0"/>
                 <w:sz w:val="18"/>
               </w:rPr>
-              <w:t>128</w:t>
+              <w:t>131</w:t>
             </w:r>
           </w:p>
         </w:tc>
@@ -9419,7 +9777,7 @@
                 <w:i w:val="0"/>
                 <w:sz w:val="18"/>
               </w:rPr>
-              <w:t>114</w:t>
+              <w:t>129</w:t>
             </w:r>
           </w:p>
         </w:tc>
@@ -9501,7 +9859,7 @@
                 <w:i w:val="0"/>
                 <w:sz w:val="18"/>
               </w:rPr>
-              <w:t>132</w:t>
+              <w:t>102</w:t>
             </w:r>
           </w:p>
         </w:tc>
@@ -9521,7 +9879,7 @@
                 <w:i w:val="0"/>
                 <w:sz w:val="18"/>
               </w:rPr>
-              <w:t>85</w:t>
+              <w:t>121</w:t>
             </w:r>
           </w:p>
         </w:tc>
@@ -9541,7 +9899,7 @@
                 <w:i w:val="0"/>
                 <w:sz w:val="18"/>
               </w:rPr>
-              <w:t>144</w:t>
+              <w:t>148</w:t>
             </w:r>
           </w:p>
         </w:tc>
@@ -9623,7 +9981,7 @@
                 <w:i w:val="0"/>
                 <w:sz w:val="18"/>
               </w:rPr>
-              <w:t>120</w:t>
+              <w:t>126</w:t>
             </w:r>
           </w:p>
         </w:tc>
@@ -9643,7 +10001,7 @@
                 <w:i w:val="0"/>
                 <w:sz w:val="18"/>
               </w:rPr>
-              <w:t>86</w:t>
+              <w:t>127</w:t>
             </w:r>
           </w:p>
         </w:tc>
@@ -9745,7 +10103,7 @@
                 <w:i w:val="0"/>
                 <w:sz w:val="18"/>
               </w:rPr>
-              <w:t>85</w:t>
+              <w:t>105</w:t>
             </w:r>
           </w:p>
         </w:tc>
@@ -9765,7 +10123,7 @@
                 <w:i w:val="0"/>
                 <w:sz w:val="18"/>
               </w:rPr>
-              <w:t>131</w:t>
+              <w:t>124</w:t>
             </w:r>
           </w:p>
         </w:tc>
@@ -9785,7 +10143,7 @@
                 <w:i w:val="0"/>
                 <w:sz w:val="18"/>
               </w:rPr>
-              <w:t>84</w:t>
+              <w:t>66</w:t>
             </w:r>
           </w:p>
         </w:tc>
@@ -10856,7 +11214,7 @@
           <w:i w:val="0"/>
           <w:sz w:val="19"/>
         </w:rPr>
-        <w:t>표 5. LunarLander-v3의 비용 반영 총보상 r′ — IQM [95% 신뢰구간]</w:t>
+        <w:t>표 6. LunarLander-v3의 비용 반영 총보상 r′ — IQM [95% 신뢰구간]</w:t>
       </w:r>
     </w:p>
     <w:p>
@@ -10871,7 +11229,7 @@
           <w:i/>
           <w:sz w:val="18"/>
         </w:rPr>
-        <w:t>Table 5. Cost-adjusted return r′ on LunarLander-v3 (IQM [95% CI])</w:t>
+        <w:t>Table 6. Cost-adjusted return r′ on LunarLander-v3 (IQM [95% CI])</w:t>
       </w:r>
     </w:p>
     <w:tbl>
@@ -12529,7 +12887,7 @@
           <w:i w:val="0"/>
           <w:sz w:val="19"/>
         </w:rPr>
-        <w:t>표 6. LunarLander-v3의 에피소드당 행동 횟수 (IQM)</w:t>
+        <w:t>표 7. LunarLander-v3의 에피소드당 행동 횟수 (IQM)</w:t>
       </w:r>
     </w:p>
     <w:p>
@@ -12544,7 +12902,7 @@
           <w:i/>
           <w:sz w:val="18"/>
         </w:rPr>
-        <w:t>Table 6. Actions per episode on LunarLander-v3 (IQM)</w:t>
+        <w:t>Table 7. Actions per episode on LunarLander-v3 (IQM)</w:t>
       </w:r>
     </w:p>
     <w:tbl>
@@ -13981,48 +14339,472 @@
     </w:p>
     <w:p>
       <w:pPr>
-        <w:spacing w:line="480" w:lineRule="auto" w:before="0" w:after="0"/>
-        <w:ind w:left="340" w:hanging="198"/>
+        <w:spacing w:line="276" w:lineRule="auto" w:before="200" w:after="40"/>
+        <w:jc w:val="center"/>
       </w:pPr>
       <w:r>
         <w:rPr>
-          <w:rFonts w:ascii="바탕" w:hAnsi="바탕" w:eastAsia="바탕"/>
-          <w:b w:val="0"/>
-          <w:i w:val="0"/>
-          <w:sz w:val="20"/>
-        </w:rPr>
-        <w:t>· 표준 DQN: 행동 횟수가 절반 아래로 떨어지는 첫 λ = 0.01, 완전히 0이 되는 첫 λ = 0.03</w:t>
+          <w:rFonts w:ascii="맑은 고딕" w:hAnsi="맑은 고딕" w:eastAsia="맑은 고딕"/>
+          <w:b/>
+          <w:i w:val="0"/>
+          <w:sz w:val="19"/>
+        </w:rPr>
+        <w:t>표 8. 무행동 붕괴의 세 문턱 — 성능이 먼저 무너지고 행동이 나중에 멈춘다</w:t>
       </w:r>
     </w:p>
     <w:p>
       <w:pPr>
-        <w:spacing w:line="480" w:lineRule="auto" w:before="0" w:after="0"/>
-        <w:ind w:left="340" w:hanging="198"/>
+        <w:spacing w:line="276" w:lineRule="auto" w:before="0" w:after="60"/>
+        <w:jc w:val="center"/>
       </w:pPr>
       <w:r>
         <w:rPr>
-          <w:rFonts w:ascii="바탕" w:hAnsi="바탕" w:eastAsia="바탕"/>
+          <w:rFonts w:ascii="맑은 고딕" w:hAnsi="맑은 고딕" w:eastAsia="맑은 고딕"/>
           <w:b w:val="0"/>
-          <w:i w:val="0"/>
-          <w:sz w:val="20"/>
-        </w:rPr>
-        <w:t>· TempoRL: 행동 횟수가 절반 아래로 떨어지는 첫 λ = 0.01, 완전히 0이 되는 첫 λ = 0.03</w:t>
+          <w:i/>
+          <w:sz w:val="18"/>
+        </w:rPr>
+        <w:t>Table 8. Three thresholds of the collapse: performance degrades before the agent stops acting</w:t>
       </w:r>
     </w:p>
+    <w:tbl>
+      <w:tblPr>
+        <w:tblStyle w:val="TableGrid"/>
+        <w:tblW w:type="auto" w:w="0"/>
+        <w:jc w:val="center"/>
+        <w:tblLook w:firstColumn="1" w:firstRow="1" w:lastColumn="0" w:lastRow="0" w:noHBand="0" w:noVBand="1" w:val="04A0"/>
+      </w:tblPr>
+      <w:tblGrid>
+        <w:gridCol w:w="1814"/>
+        <w:gridCol w:w="1814"/>
+        <w:gridCol w:w="1814"/>
+        <w:gridCol w:w="1814"/>
+        <w:gridCol w:w="1814"/>
+      </w:tblGrid>
+      <w:tr>
+        <w:tc>
+          <w:tcPr>
+            <w:tcW w:type="dxa" w:w="1814"/>
+            <w:shd w:val="clear" w:color="auto" w:fill="EDEDED"/>
+          </w:tcPr>
+          <w:p>
+            <w:pPr>
+              <w:spacing w:line="240" w:lineRule="auto"/>
+              <w:jc w:val="center"/>
+            </w:pPr>
+            <w:r/>
+            <w:r>
+              <w:rPr>
+                <w:rFonts w:ascii="맑은 고딕" w:hAnsi="맑은 고딕" w:eastAsia="맑은 고딕"/>
+                <w:b/>
+                <w:i w:val="0"/>
+                <w:sz w:val="18"/>
+              </w:rPr>
+              <w:t>계열</w:t>
+            </w:r>
+          </w:p>
+        </w:tc>
+        <w:tc>
+          <w:tcPr>
+            <w:tcW w:type="dxa" w:w="1814"/>
+            <w:shd w:val="clear" w:color="auto" w:fill="EDEDED"/>
+          </w:tcPr>
+          <w:p>
+            <w:pPr>
+              <w:spacing w:line="240" w:lineRule="auto"/>
+              <w:jc w:val="center"/>
+            </w:pPr>
+            <w:r/>
+            <w:r>
+              <w:rPr>
+                <w:rFonts w:ascii="맑은 고딕" w:hAnsi="맑은 고딕" w:eastAsia="맑은 고딕"/>
+                <w:b/>
+                <w:i w:val="0"/>
+                <w:sz w:val="18"/>
+              </w:rPr>
+              <w:t>도달률이 절반이 되는 첫 λ</w:t>
+            </w:r>
+          </w:p>
+        </w:tc>
+        <w:tc>
+          <w:tcPr>
+            <w:tcW w:type="dxa" w:w="1814"/>
+            <w:shd w:val="clear" w:color="auto" w:fill="EDEDED"/>
+          </w:tcPr>
+          <w:p>
+            <w:pPr>
+              <w:spacing w:line="240" w:lineRule="auto"/>
+              <w:jc w:val="center"/>
+            </w:pPr>
+            <w:r/>
+            <w:r>
+              <w:rPr>
+                <w:rFonts w:ascii="맑은 고딕" w:hAnsi="맑은 고딕" w:eastAsia="맑은 고딕"/>
+                <w:b/>
+                <w:i w:val="0"/>
+                <w:sz w:val="18"/>
+              </w:rPr>
+              <w:t>행동이 절반이 되는 첫 λ</w:t>
+            </w:r>
+          </w:p>
+        </w:tc>
+        <w:tc>
+          <w:tcPr>
+            <w:tcW w:type="dxa" w:w="1814"/>
+            <w:shd w:val="clear" w:color="auto" w:fill="EDEDED"/>
+          </w:tcPr>
+          <w:p>
+            <w:pPr>
+              <w:spacing w:line="240" w:lineRule="auto"/>
+              <w:jc w:val="center"/>
+            </w:pPr>
+            <w:r/>
+            <w:r>
+              <w:rPr>
+                <w:rFonts w:ascii="맑은 고딕" w:hAnsi="맑은 고딕" w:eastAsia="맑은 고딕"/>
+                <w:b/>
+                <w:i w:val="0"/>
+                <w:sz w:val="18"/>
+              </w:rPr>
+              <w:t>행동이 0이 되는 첫 λ</w:t>
+            </w:r>
+          </w:p>
+        </w:tc>
+        <w:tc>
+          <w:tcPr>
+            <w:tcW w:type="dxa" w:w="1814"/>
+            <w:shd w:val="clear" w:color="auto" w:fill="EDEDED"/>
+          </w:tcPr>
+          <w:p>
+            <w:pPr>
+              <w:spacing w:line="240" w:lineRule="auto"/>
+              <w:jc w:val="center"/>
+            </w:pPr>
+            <w:r/>
+            <w:r>
+              <w:rPr>
+                <w:rFonts w:ascii="맑은 고딕" w:hAnsi="맑은 고딕" w:eastAsia="맑은 고딕"/>
+                <w:b/>
+                <w:i w:val="0"/>
+                <w:sz w:val="18"/>
+              </w:rPr>
+              <w:t>λ=0 기준값</w:t>
+            </w:r>
+          </w:p>
+        </w:tc>
+      </w:tr>
+      <w:tr>
+        <w:tc>
+          <w:tcPr>
+            <w:tcW w:type="dxa" w:w="1814"/>
+          </w:tcPr>
+          <w:p>
+            <w:pPr>
+              <w:spacing w:line="240" w:lineRule="auto"/>
+              <w:jc w:val="left"/>
+            </w:pPr>
+            <w:r>
+              <w:rPr>
+                <w:rFonts w:ascii="바탕" w:hAnsi="바탕" w:eastAsia="바탕"/>
+                <w:b w:val="0"/>
+                <w:i w:val="0"/>
+                <w:sz w:val="18"/>
+              </w:rPr>
+              <w:t>표준 DQN</w:t>
+            </w:r>
+          </w:p>
+        </w:tc>
+        <w:tc>
+          <w:tcPr>
+            <w:tcW w:type="dxa" w:w="1814"/>
+          </w:tcPr>
+          <w:p>
+            <w:pPr>
+              <w:spacing w:line="240" w:lineRule="auto"/>
+              <w:jc w:val="center"/>
+            </w:pPr>
+            <w:r>
+              <w:rPr>
+                <w:rFonts w:ascii="바탕" w:hAnsi="바탕" w:eastAsia="바탕"/>
+                <w:b w:val="0"/>
+                <w:i w:val="0"/>
+                <w:sz w:val="18"/>
+              </w:rPr>
+              <w:t>0.003</w:t>
+            </w:r>
+          </w:p>
+        </w:tc>
+        <w:tc>
+          <w:tcPr>
+            <w:tcW w:type="dxa" w:w="1814"/>
+          </w:tcPr>
+          <w:p>
+            <w:pPr>
+              <w:spacing w:line="240" w:lineRule="auto"/>
+              <w:jc w:val="center"/>
+            </w:pPr>
+            <w:r>
+              <w:rPr>
+                <w:rFonts w:ascii="바탕" w:hAnsi="바탕" w:eastAsia="바탕"/>
+                <w:b w:val="0"/>
+                <w:i w:val="0"/>
+                <w:sz w:val="18"/>
+              </w:rPr>
+              <w:t>0.01</w:t>
+            </w:r>
+          </w:p>
+        </w:tc>
+        <w:tc>
+          <w:tcPr>
+            <w:tcW w:type="dxa" w:w="1814"/>
+          </w:tcPr>
+          <w:p>
+            <w:pPr>
+              <w:spacing w:line="240" w:lineRule="auto"/>
+              <w:jc w:val="center"/>
+            </w:pPr>
+            <w:r>
+              <w:rPr>
+                <w:rFonts w:ascii="바탕" w:hAnsi="바탕" w:eastAsia="바탕"/>
+                <w:b w:val="0"/>
+                <w:i w:val="0"/>
+                <w:sz w:val="18"/>
+              </w:rPr>
+              <w:t>0.03</w:t>
+            </w:r>
+          </w:p>
+        </w:tc>
+        <w:tc>
+          <w:tcPr>
+            <w:tcW w:type="dxa" w:w="1814"/>
+          </w:tcPr>
+          <w:p>
+            <w:pPr>
+              <w:spacing w:line="240" w:lineRule="auto"/>
+              <w:jc w:val="center"/>
+            </w:pPr>
+            <w:r>
+              <w:rPr>
+                <w:rFonts w:ascii="바탕" w:hAnsi="바탕" w:eastAsia="바탕"/>
+                <w:b w:val="0"/>
+                <w:i w:val="0"/>
+                <w:sz w:val="18"/>
+              </w:rPr>
+              <w:t>141회 / 62%</w:t>
+            </w:r>
+          </w:p>
+        </w:tc>
+      </w:tr>
+      <w:tr>
+        <w:tc>
+          <w:tcPr>
+            <w:tcW w:type="dxa" w:w="1814"/>
+          </w:tcPr>
+          <w:p>
+            <w:pPr>
+              <w:spacing w:line="240" w:lineRule="auto"/>
+              <w:jc w:val="left"/>
+            </w:pPr>
+            <w:r>
+              <w:rPr>
+                <w:rFonts w:ascii="바탕" w:hAnsi="바탕" w:eastAsia="바탕"/>
+                <w:b w:val="0"/>
+                <w:i w:val="0"/>
+                <w:sz w:val="18"/>
+              </w:rPr>
+              <w:t>TempoRL</w:t>
+            </w:r>
+          </w:p>
+        </w:tc>
+        <w:tc>
+          <w:tcPr>
+            <w:tcW w:type="dxa" w:w="1814"/>
+          </w:tcPr>
+          <w:p>
+            <w:pPr>
+              <w:spacing w:line="240" w:lineRule="auto"/>
+              <w:jc w:val="center"/>
+            </w:pPr>
+            <w:r>
+              <w:rPr>
+                <w:rFonts w:ascii="바탕" w:hAnsi="바탕" w:eastAsia="바탕"/>
+                <w:b w:val="0"/>
+                <w:i w:val="0"/>
+                <w:sz w:val="18"/>
+              </w:rPr>
+              <w:t>0.0075</w:t>
+            </w:r>
+          </w:p>
+        </w:tc>
+        <w:tc>
+          <w:tcPr>
+            <w:tcW w:type="dxa" w:w="1814"/>
+          </w:tcPr>
+          <w:p>
+            <w:pPr>
+              <w:spacing w:line="240" w:lineRule="auto"/>
+              <w:jc w:val="center"/>
+            </w:pPr>
+            <w:r>
+              <w:rPr>
+                <w:rFonts w:ascii="바탕" w:hAnsi="바탕" w:eastAsia="바탕"/>
+                <w:b w:val="0"/>
+                <w:i w:val="0"/>
+                <w:sz w:val="18"/>
+              </w:rPr>
+              <w:t>0.01</w:t>
+            </w:r>
+          </w:p>
+        </w:tc>
+        <w:tc>
+          <w:tcPr>
+            <w:tcW w:type="dxa" w:w="1814"/>
+          </w:tcPr>
+          <w:p>
+            <w:pPr>
+              <w:spacing w:line="240" w:lineRule="auto"/>
+              <w:jc w:val="center"/>
+            </w:pPr>
+            <w:r>
+              <w:rPr>
+                <w:rFonts w:ascii="바탕" w:hAnsi="바탕" w:eastAsia="바탕"/>
+                <w:b w:val="0"/>
+                <w:i w:val="0"/>
+                <w:sz w:val="18"/>
+              </w:rPr>
+              <w:t>0.03</w:t>
+            </w:r>
+          </w:p>
+        </w:tc>
+        <w:tc>
+          <w:tcPr>
+            <w:tcW w:type="dxa" w:w="1814"/>
+          </w:tcPr>
+          <w:p>
+            <w:pPr>
+              <w:spacing w:line="240" w:lineRule="auto"/>
+              <w:jc w:val="center"/>
+            </w:pPr>
+            <w:r>
+              <w:rPr>
+                <w:rFonts w:ascii="바탕" w:hAnsi="바탕" w:eastAsia="바탕"/>
+                <w:b w:val="0"/>
+                <w:i w:val="0"/>
+                <w:sz w:val="18"/>
+              </w:rPr>
+              <w:t>123회 / 86%</w:t>
+            </w:r>
+          </w:p>
+        </w:tc>
+      </w:tr>
+      <w:tr>
+        <w:tc>
+          <w:tcPr>
+            <w:tcW w:type="dxa" w:w="1814"/>
+          </w:tcPr>
+          <w:p>
+            <w:pPr>
+              <w:spacing w:line="240" w:lineRule="auto"/>
+              <w:jc w:val="left"/>
+            </w:pPr>
+            <w:r>
+              <w:rPr>
+                <w:rFonts w:ascii="바탕" w:hAnsi="바탕" w:eastAsia="바탕"/>
+                <w:b w:val="0"/>
+                <w:i w:val="0"/>
+                <w:sz w:val="18"/>
+              </w:rPr>
+              <w:t>Lazy-MDP</w:t>
+            </w:r>
+          </w:p>
+        </w:tc>
+        <w:tc>
+          <w:tcPr>
+            <w:tcW w:type="dxa" w:w="1814"/>
+          </w:tcPr>
+          <w:p>
+            <w:pPr>
+              <w:spacing w:line="240" w:lineRule="auto"/>
+              <w:jc w:val="center"/>
+            </w:pPr>
+            <w:r>
+              <w:rPr>
+                <w:rFonts w:ascii="바탕" w:hAnsi="바탕" w:eastAsia="바탕"/>
+                <w:b w:val="0"/>
+                <w:i w:val="0"/>
+                <w:sz w:val="18"/>
+              </w:rPr>
+              <w:t>0.001</w:t>
+            </w:r>
+          </w:p>
+        </w:tc>
+        <w:tc>
+          <w:tcPr>
+            <w:tcW w:type="dxa" w:w="1814"/>
+          </w:tcPr>
+          <w:p>
+            <w:pPr>
+              <w:spacing w:line="240" w:lineRule="auto"/>
+              <w:jc w:val="center"/>
+            </w:pPr>
+            <w:r>
+              <w:rPr>
+                <w:rFonts w:ascii="바탕" w:hAnsi="바탕" w:eastAsia="바탕"/>
+                <w:b w:val="0"/>
+                <w:i w:val="0"/>
+                <w:sz w:val="18"/>
+              </w:rPr>
+              <w:t>0.05</w:t>
+            </w:r>
+          </w:p>
+        </w:tc>
+        <w:tc>
+          <w:tcPr>
+            <w:tcW w:type="dxa" w:w="1814"/>
+          </w:tcPr>
+          <w:p>
+            <w:pPr>
+              <w:spacing w:line="240" w:lineRule="auto"/>
+              <w:jc w:val="center"/>
+            </w:pPr>
+            <w:r>
+              <w:rPr>
+                <w:rFonts w:ascii="바탕" w:hAnsi="바탕" w:eastAsia="바탕"/>
+                <w:b w:val="0"/>
+                <w:i w:val="0"/>
+                <w:sz w:val="18"/>
+              </w:rPr>
+              <w:t>0.2</w:t>
+            </w:r>
+          </w:p>
+        </w:tc>
+        <w:tc>
+          <w:tcPr>
+            <w:tcW w:type="dxa" w:w="1814"/>
+          </w:tcPr>
+          <w:p>
+            <w:pPr>
+              <w:spacing w:line="240" w:lineRule="auto"/>
+              <w:jc w:val="center"/>
+            </w:pPr>
+            <w:r>
+              <w:rPr>
+                <w:rFonts w:ascii="바탕" w:hAnsi="바탕" w:eastAsia="바탕"/>
+                <w:b w:val="0"/>
+                <w:i w:val="0"/>
+                <w:sz w:val="18"/>
+              </w:rPr>
+              <w:t>125회 / 94%</w:t>
+            </w:r>
+          </w:p>
+        </w:tc>
+      </w:tr>
+    </w:tbl>
     <w:p>
       <w:pPr>
-        <w:spacing w:line="480" w:lineRule="auto" w:before="0" w:after="0"/>
-        <w:ind w:left="340" w:hanging="198"/>
+        <w:spacing w:line="240" w:lineRule="auto" w:before="0" w:after="120"/>
+        <w:jc w:val="both"/>
       </w:pPr>
-      <w:r>
-        <w:rPr>
-          <w:rFonts w:ascii="바탕" w:hAnsi="바탕" w:eastAsia="바탕"/>
-          <w:b w:val="0"/>
-          <w:i w:val="0"/>
-          <w:sz w:val="20"/>
-        </w:rPr>
-        <w:t>· Lazy-MDP: 행동 횟수가 절반 아래로 떨어지는 첫 λ = 0.05, 완전히 0이 되는 첫 λ = 0.2</w:t>
-      </w:r>
     </w:p>
     <w:p>
       <w:pPr>
@@ -14037,22 +14819,34 @@
           <w:i w:val="0"/>
           <w:sz w:val="20"/>
         </w:rPr>
-        <w:t>이 문턱은 에피소드 보상 규모에 견주면 매우 작다. MountainCar의 한 에피소드 보상은 −200에서 −120 사이인데, 행동 1번의 값이 그 1% 수준만 되어도 학습은 행동을 포기한다.</w:t>
-      </w:r>
-    </w:p>
-    <w:p>
-      <w:pPr>
-        <w:spacing w:line="312" w:lineRule="auto" w:before="200" w:after="80"/>
-        <w:jc w:val="left"/>
-      </w:pPr>
-      <w:r>
-        <w:rPr>
-          <w:rFonts w:ascii="맑은 고딕" w:hAnsi="맑은 고딕" w:eastAsia="맑은 고딕"/>
+        <w:t xml:space="preserve">표에서 드러나는 것은 붕괴가 </w:t>
+      </w:r>
+      <w:r>
+        <w:rPr>
+          <w:rFonts w:ascii="바탕" w:hAnsi="바탕" w:eastAsia="바탕"/>
           <w:b/>
           <w:i w:val="0"/>
-          <w:sz w:val="22"/>
-        </w:rPr>
-        <w:t>5. 공정성 점검 — 비용이 없을 때 학습은 규칙 수준에 닿는가</w:t>
+          <w:sz w:val="20"/>
+        </w:rPr>
+        <w:t>한 번에 일어나지 않는다</w:t>
+      </w:r>
+      <w:r>
+        <w:rPr>
+          <w:rFonts w:ascii="바탕" w:hAnsi="바탕" w:eastAsia="바탕"/>
+          <w:b w:val="0"/>
+          <w:i w:val="0"/>
+          <w:sz w:val="20"/>
+        </w:rPr>
+        <w:t xml:space="preserve">는 점이다. 비용이 조금 붙으면 에이전트는 여전히 λ=0과 비슷한 횟수로 행동하지만 목표에 닿는 비율이 먼저 떨어진다. 행동을 멈추는 것은 그보다 더 비싸진 뒤다. 즉 </w:t>
+      </w:r>
+      <w:r>
+        <w:rPr>
+          <w:rFonts w:ascii="바탕" w:hAnsi="바탕" w:eastAsia="바탕"/>
+          <w:b/>
+          <w:i w:val="0"/>
+          <w:sz w:val="20"/>
+        </w:rPr>
+        <w:t>성능이 먼저 무너지고 행동이 나중에 멈춘다.</w:t>
       </w:r>
     </w:p>
     <w:p>
@@ -14068,6 +14862,89 @@
           <w:i w:val="0"/>
           <w:sz w:val="20"/>
         </w:rPr>
+        <w:t>이 문턱들은 에피소드 보상 규모에 견주면 매우 작다. MountainCar의 한 에피소드 보상은 −200에서 −120 사이인데, 행동 1번의 값이 그 1% 수준만 되어도 학습은 행동을 포기한다.</w:t>
+      </w:r>
+    </w:p>
+    <w:p>
+      <w:pPr>
+        <w:spacing w:line="480" w:lineRule="auto" w:before="0" w:after="0"/>
+        <w:ind w:firstLine="200"/>
+        <w:jc w:val="both"/>
+      </w:pPr>
+      <w:r>
+        <w:rPr>
+          <w:rFonts w:ascii="바탕" w:hAnsi="바탕" w:eastAsia="바탕"/>
+          <w:b w:val="0"/>
+          <w:i w:val="0"/>
+          <w:sz w:val="20"/>
+        </w:rPr>
+        <w:t xml:space="preserve">그런데 '성능이 먼저 무너진다'는 사실 자체는 원인을 말해 주지 않는다. 두 가지가 가능하다. </w:t>
+      </w:r>
+      <w:r>
+        <w:rPr>
+          <w:rFonts w:ascii="바탕" w:hAnsi="바탕" w:eastAsia="바탕"/>
+          <w:b/>
+          <w:i w:val="0"/>
+          <w:sz w:val="20"/>
+        </w:rPr>
+        <w:t>(가)</w:t>
+      </w:r>
+      <w:r>
+        <w:rPr>
+          <w:rFonts w:ascii="바탕" w:hAnsi="바탕" w:eastAsia="바탕"/>
+          <w:b w:val="0"/>
+          <w:i w:val="0"/>
+          <w:sz w:val="20"/>
+        </w:rPr>
+        <w:t xml:space="preserve"> 비용이 붙은 세상에서는 그 정도가 실제로 최선이거나, </w:t>
+      </w:r>
+      <w:r>
+        <w:rPr>
+          <w:rFonts w:ascii="바탕" w:hAnsi="바탕" w:eastAsia="바탕"/>
+          <w:b/>
+          <w:i w:val="0"/>
+          <w:sz w:val="20"/>
+        </w:rPr>
+        <w:t>(나)</w:t>
+      </w:r>
+      <w:r>
+        <w:rPr>
+          <w:rFonts w:ascii="바탕" w:hAnsi="바탕" w:eastAsia="바탕"/>
+          <w:b w:val="0"/>
+          <w:i w:val="0"/>
+          <w:sz w:val="20"/>
+        </w:rPr>
+        <w:t xml:space="preserve"> 비용 때문에 학습 과정이 망가져 있을 법한 정책을 못 찾았거나. 다음 절의 대조 실험이 이 둘을 가른다.</w:t>
+      </w:r>
+    </w:p>
+    <w:p>
+      <w:pPr>
+        <w:spacing w:line="312" w:lineRule="auto" w:before="200" w:after="80"/>
+        <w:jc w:val="left"/>
+      </w:pPr>
+      <w:r>
+        <w:rPr>
+          <w:rFonts w:ascii="맑은 고딕" w:hAnsi="맑은 고딕" w:eastAsia="맑은 고딕"/>
+          <w:b/>
+          <w:i w:val="0"/>
+          <w:sz w:val="22"/>
+        </w:rPr>
+        <w:t>5. 공정성 점검 — 비용이 없을 때 학습은 규칙 수준에 닿는가</w:t>
+      </w:r>
+    </w:p>
+    <w:p>
+      <w:pPr>
+        <w:spacing w:line="480" w:lineRule="auto" w:before="0" w:after="0"/>
+        <w:ind w:firstLine="200"/>
+        <w:jc w:val="both"/>
+      </w:pPr>
+      <w:r>
+        <w:rPr>
+          <w:rFonts w:ascii="바탕" w:hAnsi="바탕" w:eastAsia="바탕"/>
+          <w:b w:val="0"/>
+          <w:i w:val="0"/>
+          <w:sz w:val="20"/>
+        </w:rPr>
         <w:t>MountainCar에서 λ*가 0으로 나왔다는 것은 "비용이 없어도 학습이 규칙에 진다"는 뜻이다. 그렇다면 이 결과는 비용에 대한 발견이 아니라 학습이 덜 됐다는 신호일 수 있다. 그래서 학습 예산과 탐험 설정을 바꿔 가며 λ=0 성능을 다시 쟀다.</w:t>
       </w:r>
     </w:p>
@@ -14083,7 +14960,7 @@
           <w:i w:val="0"/>
           <w:sz w:val="19"/>
         </w:rPr>
-        <w:t>표 7. 공정성 점검 — 비용이 없을 때(λ=0) 학습은 그 환경의 규칙 수준에 닿는가</w:t>
+        <w:t>표 9. 공정성 점검 — 비용이 없을 때(λ=0) 학습은 그 환경의 규칙 수준에 닿는가</w:t>
       </w:r>
     </w:p>
     <w:p>
@@ -14098,7 +14975,7 @@
           <w:i/>
           <w:sz w:val="18"/>
         </w:rPr>
-        <w:t>Table 7. Fairness check: does learning reach rule-level performance at zero cost (λ=0)</w:t>
+        <w:t>Table 9. Fairness check: does learning reach rule-level performance at zero cost (λ=0)</w:t>
       </w:r>
     </w:p>
     <w:tbl>
@@ -15861,7 +16738,7 @@
           <w:i w:val="0"/>
           <w:sz w:val="19"/>
         </w:rPr>
-        <w:t>표 8. 비용 부과 방식을 바꾸면 λ 눈금이 얼마나 달라지는가 (고정 규칙, 100 에피소드)</w:t>
+        <w:t>표 10. 비용 부과 방식을 바꾸면 λ 눈금이 얼마나 달라지는가 (고정 규칙, 100 에피소드)</w:t>
       </w:r>
     </w:p>
     <w:p>
@@ -15876,7 +16753,7 @@
           <w:i/>
           <w:sz w:val="18"/>
         </w:rPr>
-        <w:t>Table 8. How the λ scale shifts when the cost model changes (fixed rules, 100 episodes)</w:t>
+        <w:t>Table 10. How the λ scale shifts when the cost model changes (fixed rules, 100 episodes)</w:t>
       </w:r>
     </w:p>
     <w:tbl>

--- a/졸업논문_초안v1.docx
+++ b/졸업논문_초안v1.docx
@@ -2330,7 +2330,2230 @@
           <w:i w:val="0"/>
           <w:sz w:val="20"/>
         </w:rPr>
-        <w:t>200스텝 제한에서 무작위 행동을 얼마나 이어서 내는지에 따라 목표 도달률을 쟀다(각 500 에피소드).</w:t>
+        <w:t xml:space="preserve">200스텝 제한에서 무작위 행동을 얼마나 이어서 내는지에 따라 목표 도달률을 쟀다(각 500 에피소드). 같은 행동을 1·2·4스텝 유지할 때는 모두 </w:t>
+      </w:r>
+      <w:r>
+        <w:rPr>
+          <w:rFonts w:ascii="바탕" w:hAnsi="바탕" w:eastAsia="바탕"/>
+          <w:b/>
+          <w:i w:val="0"/>
+          <w:sz w:val="20"/>
+        </w:rPr>
+        <w:t>0.0%</w:t>
+      </w:r>
+      <w:r>
+        <w:rPr>
+          <w:rFonts w:ascii="바탕" w:hAnsi="바탕" w:eastAsia="바탕"/>
+          <w:b w:val="0"/>
+          <w:i w:val="0"/>
+          <w:sz w:val="20"/>
+        </w:rPr>
+        <w:t xml:space="preserve">, 8스텝이면 0.8%, 16스텝이면 8.2%, 32스텝이면 23.4%였다. </w:t>
+      </w:r>
+      <w:r>
+        <w:rPr>
+          <w:rFonts w:ascii="바탕" w:hAnsi="바탕" w:eastAsia="바탕"/>
+          <w:b/>
+          <w:i w:val="0"/>
+          <w:sz w:val="20"/>
+        </w:rPr>
+        <w:t>매 스텝 새 행동을 뽑는 표준 ε-greedy 탐험은 500 에피소드 동안 목표를 한 번도 보지 못했다.</w:t>
+      </w:r>
+      <w:r>
+        <w:rPr>
+          <w:rFonts w:ascii="바탕" w:hAnsi="바탕" w:eastAsia="바탕"/>
+          <w:b w:val="0"/>
+          <w:i w:val="0"/>
+          <w:sz w:val="20"/>
+        </w:rPr>
+        <w:t xml:space="preserve"> 같은 행동을 오래 유지할수록 도달률이 오른다.</w:t>
+      </w:r>
+    </w:p>
+    <w:p>
+      <w:pPr>
+        <w:spacing w:line="480" w:lineRule="auto" w:before="0" w:after="0"/>
+        <w:ind w:firstLine="200"/>
+        <w:jc w:val="both"/>
+      </w:pPr>
+      <w:r>
+        <w:rPr>
+          <w:rFonts w:ascii="바탕" w:hAnsi="바탕" w:eastAsia="바탕"/>
+          <w:b w:val="0"/>
+          <w:i w:val="0"/>
+          <w:sz w:val="20"/>
+        </w:rPr>
+        <w:t>표로 넣지 않고 글로 쓴 이유: 학교 양식 지시에 따라 표 1은 임계 비용 λ*, 표 2는 실험 설정 요약이어야 한다. Ⅲ장에 표를 하나 더 두면 번호가 밀린다. --&gt;</w:t>
+      </w:r>
+    </w:p>
+    <w:p>
+      <w:pPr>
+        <w:spacing w:line="480" w:lineRule="auto" w:before="0" w:after="0"/>
+        <w:ind w:firstLine="200"/>
+        <w:jc w:val="both"/>
+      </w:pPr>
+      <w:r>
+        <w:rPr>
+          <w:rFonts w:ascii="바탕" w:hAnsi="바탕" w:eastAsia="바탕"/>
+          <w:b w:val="0"/>
+          <w:i w:val="0"/>
+          <w:sz w:val="20"/>
+        </w:rPr>
+        <w:t xml:space="preserve">즉 MountainCar에서 막히는 것은 </w:t>
+      </w:r>
+      <w:r>
+        <w:rPr>
+          <w:rFonts w:ascii="바탕" w:hAnsi="바탕" w:eastAsia="바탕"/>
+          <w:b/>
+          <w:i w:val="0"/>
+          <w:sz w:val="20"/>
+        </w:rPr>
+        <w:t>시간이 아니라 탐험 방식</w:t>
+      </w:r>
+      <w:r>
+        <w:rPr>
+          <w:rFonts w:ascii="바탕" w:hAnsi="바탕" w:eastAsia="바탕"/>
+          <w:b w:val="0"/>
+          <w:i w:val="0"/>
+          <w:sz w:val="20"/>
+        </w:rPr>
+        <w:t>이다. 이는 TempoRL이 주장한 "행동을 오래 유지하면 탐험이 좋아진다"는 성질이 우리 환경에서 그대로 재현된 것이며, 동시에 표준 DQN이 이 환경에서 불리한 이유를 설명한다. 우리는 이 불리함을 인위적으로 보정하지 않는다. 보정하려면 결국 행동 유지를 넣어야 하는데 그것이 곧 TempoRL 방식이므로, 비교의 의미가 사라지기 때문이다.</w:t>
+      </w:r>
+    </w:p>
+    <w:p>
+      <w:pPr>
+        <w:spacing w:line="312" w:lineRule="auto" w:before="200" w:after="80"/>
+        <w:jc w:val="left"/>
+      </w:pPr>
+      <w:r>
+        <w:rPr>
+          <w:rFonts w:ascii="맑은 고딕" w:hAnsi="맑은 고딕" w:eastAsia="맑은 고딕"/>
+          <w:b/>
+          <w:i w:val="0"/>
+          <w:sz w:val="22"/>
+        </w:rPr>
+        <w:t>3. 비교 대상 4계열</w:t>
+      </w:r>
+    </w:p>
+    <w:p>
+      <w:pPr>
+        <w:spacing w:line="312" w:lineRule="auto" w:before="160" w:after="60"/>
+        <w:jc w:val="left"/>
+      </w:pPr>
+      <w:r>
+        <w:rPr>
+          <w:rFonts w:ascii="맑은 고딕" w:hAnsi="맑은 고딕" w:eastAsia="맑은 고딕"/>
+          <w:b/>
+          <w:i w:val="0"/>
+          <w:sz w:val="20"/>
+        </w:rPr>
+        <w:t>(가) 표준 DQN</w:t>
+      </w:r>
+    </w:p>
+    <w:p>
+      <w:pPr>
+        <w:spacing w:line="480" w:lineRule="auto" w:before="0" w:after="0"/>
+        <w:ind w:firstLine="200"/>
+        <w:jc w:val="both"/>
+      </w:pPr>
+      <w:r>
+        <w:rPr>
+          <w:rFonts w:ascii="바탕" w:hAnsi="바탕" w:eastAsia="바탕"/>
+          <w:b w:val="0"/>
+          <w:i w:val="0"/>
+          <w:sz w:val="20"/>
+        </w:rPr>
+        <w:t>매 스텝 행동을 하나 고르는 교과서적 DQN. ε-greedy 탐험, 경험 재생, 목표망 사용.</w:t>
+      </w:r>
+    </w:p>
+    <w:p>
+      <w:pPr>
+        <w:spacing w:line="312" w:lineRule="auto" w:before="160" w:after="60"/>
+        <w:jc w:val="left"/>
+      </w:pPr>
+      <w:r>
+        <w:rPr>
+          <w:rFonts w:ascii="맑은 고딕" w:hAnsi="맑은 고딕" w:eastAsia="맑은 고딕"/>
+          <w:b/>
+          <w:i w:val="0"/>
+          <w:sz w:val="20"/>
+        </w:rPr>
+        <w:t>(나) TempoRL 방식 — "얼마나 오래 할지"도 배운다</w:t>
+      </w:r>
+    </w:p>
+    <w:p>
+      <w:pPr>
+        <w:spacing w:line="480" w:lineRule="auto" w:before="0" w:after="0"/>
+        <w:ind w:firstLine="200"/>
+        <w:jc w:val="both"/>
+      </w:pPr>
+      <w:r>
+        <w:rPr>
+          <w:rFonts w:ascii="바탕" w:hAnsi="바탕" w:eastAsia="바탕"/>
+          <w:b w:val="0"/>
+          <w:i w:val="0"/>
+          <w:sz w:val="20"/>
+        </w:rPr>
+        <w:t>Biedenkapp et al. (2021)의 TempoRL-DQN 구조를 우리 비용 래퍼에 이식했다. 신경망이 두 개다.</w:t>
+      </w:r>
+    </w:p>
+    <w:p>
+      <w:pPr>
+        <w:spacing w:line="480" w:lineRule="auto" w:before="0" w:after="0"/>
+        <w:ind w:left="340" w:hanging="198"/>
+      </w:pPr>
+      <w:r>
+        <w:rPr>
+          <w:rFonts w:ascii="바탕" w:hAnsi="바탕" w:eastAsia="바탕"/>
+          <w:b w:val="0"/>
+          <w:i w:val="0"/>
+          <w:sz w:val="20"/>
+        </w:rPr>
+        <w:t xml:space="preserve">· </w:t>
+      </w:r>
+      <w:r>
+        <w:rPr>
+          <w:rFonts w:ascii="바탕" w:hAnsi="바탕" w:eastAsia="바탕"/>
+          <w:b/>
+          <w:i w:val="0"/>
+          <w:sz w:val="20"/>
+        </w:rPr>
+        <w:t>행동망</w:t>
+      </w:r>
+      <w:r>
+        <w:rPr>
+          <w:rFonts w:ascii="바탕" w:hAnsi="바탕" w:eastAsia="바탕"/>
+          <w:b w:val="0"/>
+          <w:i w:val="0"/>
+          <w:sz w:val="20"/>
+        </w:rPr>
+        <w:t xml:space="preserve"> </w:t>
+      </w:r>
+      <w:r>
+        <w:rPr>
+          <w:rFonts w:ascii="Consolas" w:hAnsi="Consolas" w:eastAsia="Consolas"/>
+          <w:b w:val="0"/>
+          <w:i w:val="0"/>
+          <w:sz w:val="19"/>
+        </w:rPr>
+        <w:t>Q(s, a)</w:t>
+      </w:r>
+      <w:r>
+        <w:rPr>
+          <w:rFonts w:ascii="바탕" w:hAnsi="바탕" w:eastAsia="바탕"/>
+          <w:b w:val="0"/>
+          <w:i w:val="0"/>
+          <w:sz w:val="20"/>
+        </w:rPr>
+        <w:t xml:space="preserve"> — 무엇을 할지</w:t>
+      </w:r>
+    </w:p>
+    <w:p>
+      <w:pPr>
+        <w:spacing w:line="480" w:lineRule="auto" w:before="0" w:after="0"/>
+        <w:ind w:left="340" w:hanging="198"/>
+      </w:pPr>
+      <w:r>
+        <w:rPr>
+          <w:rFonts w:ascii="바탕" w:hAnsi="바탕" w:eastAsia="바탕"/>
+          <w:b w:val="0"/>
+          <w:i w:val="0"/>
+          <w:sz w:val="20"/>
+        </w:rPr>
+        <w:t xml:space="preserve">· </w:t>
+      </w:r>
+      <w:r>
+        <w:rPr>
+          <w:rFonts w:ascii="바탕" w:hAnsi="바탕" w:eastAsia="바탕"/>
+          <w:b/>
+          <w:i w:val="0"/>
+          <w:sz w:val="20"/>
+        </w:rPr>
+        <w:t>지속망</w:t>
+      </w:r>
+      <w:r>
+        <w:rPr>
+          <w:rFonts w:ascii="바탕" w:hAnsi="바탕" w:eastAsia="바탕"/>
+          <w:b w:val="0"/>
+          <w:i w:val="0"/>
+          <w:sz w:val="20"/>
+        </w:rPr>
+        <w:t xml:space="preserve"> </w:t>
+      </w:r>
+      <w:r>
+        <w:rPr>
+          <w:rFonts w:ascii="Consolas" w:hAnsi="Consolas" w:eastAsia="Consolas"/>
+          <w:b w:val="0"/>
+          <w:i w:val="0"/>
+          <w:sz w:val="19"/>
+        </w:rPr>
+        <w:t>Q_skip(s, a, j)</w:t>
+      </w:r>
+      <w:r>
+        <w:rPr>
+          <w:rFonts w:ascii="바탕" w:hAnsi="바탕" w:eastAsia="바탕"/>
+          <w:b w:val="0"/>
+          <w:i w:val="0"/>
+          <w:sz w:val="20"/>
+        </w:rPr>
+        <w:t xml:space="preserve"> — 그 행동을 몇 스텝(</w:t>
+      </w:r>
+      <w:r>
+        <w:rPr>
+          <w:rFonts w:ascii="Consolas" w:hAnsi="Consolas" w:eastAsia="Consolas"/>
+          <w:b w:val="0"/>
+          <w:i w:val="0"/>
+          <w:sz w:val="19"/>
+        </w:rPr>
+        <w:t>j = 1..J</w:t>
+      </w:r>
+      <w:r>
+        <w:rPr>
+          <w:rFonts w:ascii="바탕" w:hAnsi="바탕" w:eastAsia="바탕"/>
+          <w:b w:val="0"/>
+          <w:i w:val="0"/>
+          <w:sz w:val="20"/>
+        </w:rPr>
+        <w:t>) 유지할지</w:t>
+      </w:r>
+    </w:p>
+    <w:p>
+      <w:pPr>
+        <w:spacing w:line="480" w:lineRule="auto" w:before="0" w:after="0"/>
+        <w:ind w:firstLine="200"/>
+        <w:jc w:val="both"/>
+      </w:pPr>
+      <w:r>
+        <w:rPr>
+          <w:rFonts w:ascii="바탕" w:hAnsi="바탕" w:eastAsia="바탕"/>
+          <w:b w:val="0"/>
+          <w:i w:val="0"/>
+          <w:sz w:val="20"/>
+        </w:rPr>
+        <w:t xml:space="preserve">지속망의 학습식은 </w:t>
+      </w:r>
+      <w:r>
+        <w:rPr>
+          <w:rFonts w:ascii="Consolas" w:hAnsi="Consolas" w:eastAsia="Consolas"/>
+          <w:b w:val="0"/>
+          <w:i w:val="0"/>
+          <w:sz w:val="19"/>
+        </w:rPr>
+        <w:t>Q_skip(s,a,j) ← Σ_{i&lt;j} γ^i r_{t+i} + γ^j max_{a'} Q(s_{t+j}, a')</w:t>
+      </w:r>
+      <w:r>
+        <w:rPr>
+          <w:rFonts w:ascii="바탕" w:hAnsi="바탕" w:eastAsia="바탕"/>
+          <w:b w:val="0"/>
+          <w:i w:val="0"/>
+          <w:sz w:val="20"/>
+        </w:rPr>
+        <w:t xml:space="preserve"> 이다. 한 번의 결정으로 j스텝을 진행하므로, 같은 경험에서 더 짧은 길이의 학습 표본도 함께 뽑아 쓴다 (원 논문의 skip experience augmentation). 최대 지속 길이는 </w:t>
+      </w:r>
+      <w:r>
+        <w:rPr>
+          <w:rFonts w:ascii="Consolas" w:hAnsi="Consolas" w:eastAsia="Consolas"/>
+          <w:b w:val="0"/>
+          <w:i w:val="0"/>
+          <w:sz w:val="19"/>
+        </w:rPr>
+        <w:t>J = 10</w:t>
+      </w:r>
+      <w:r>
+        <w:rPr>
+          <w:rFonts w:ascii="바탕" w:hAnsi="바탕" w:eastAsia="바탕"/>
+          <w:b w:val="0"/>
+          <w:i w:val="0"/>
+          <w:sz w:val="20"/>
+        </w:rPr>
+        <w:t>으로 두었다.</w:t>
+      </w:r>
+    </w:p>
+    <w:p>
+      <w:pPr>
+        <w:spacing w:line="480" w:lineRule="auto" w:before="0" w:after="0"/>
+        <w:ind w:firstLine="200"/>
+        <w:jc w:val="both"/>
+      </w:pPr>
+      <w:r>
+        <w:rPr>
+          <w:rFonts w:ascii="바탕" w:hAnsi="바탕" w:eastAsia="바탕"/>
+          <w:b w:val="0"/>
+          <w:i w:val="0"/>
+          <w:sz w:val="20"/>
+        </w:rPr>
+        <w:t xml:space="preserve">이 연구의 비용 규칙(②)에서 TempoRL이 비용을 아끼는 길은 </w:t>
+      </w:r>
+      <w:r>
+        <w:rPr>
+          <w:rFonts w:ascii="바탕" w:hAnsi="바탕" w:eastAsia="바탕"/>
+          <w:b/>
+          <w:i w:val="0"/>
+          <w:sz w:val="20"/>
+        </w:rPr>
+        <w:t>no-op을 길게 유지하는 것</w:t>
+      </w:r>
+      <w:r>
+        <w:rPr>
+          <w:rFonts w:ascii="바탕" w:hAnsi="바탕" w:eastAsia="바탕"/>
+          <w:b w:val="0"/>
+          <w:i w:val="0"/>
+          <w:sz w:val="20"/>
+        </w:rPr>
+        <w:t>, 즉 "관성으로 미끄러지기"를 배우는 것이다.</w:t>
+      </w:r>
+    </w:p>
+    <w:p>
+      <w:pPr>
+        <w:spacing w:line="312" w:lineRule="auto" w:before="160" w:after="60"/>
+        <w:jc w:val="left"/>
+      </w:pPr>
+      <w:r>
+        <w:rPr>
+          <w:rFonts w:ascii="맑은 고딕" w:hAnsi="맑은 고딕" w:eastAsia="맑은 고딕"/>
+          <w:b/>
+          <w:i w:val="0"/>
+          <w:sz w:val="20"/>
+        </w:rPr>
+        <w:t>(다) Lazy-MDP 방식 — "언제 끼어들지"를 배운다</w:t>
+      </w:r>
+    </w:p>
+    <w:p>
+      <w:pPr>
+        <w:spacing w:line="480" w:lineRule="auto" w:before="0" w:after="0"/>
+        <w:ind w:firstLine="200"/>
+        <w:jc w:val="both"/>
+      </w:pPr>
+      <w:r>
+        <w:rPr>
+          <w:rFonts w:ascii="바탕" w:hAnsi="바탕" w:eastAsia="바탕"/>
+          <w:b w:val="0"/>
+          <w:i w:val="0"/>
+          <w:sz w:val="20"/>
+        </w:rPr>
+        <w:t xml:space="preserve">Jacq et al. (2022). 행동 집합에 </w:t>
+      </w:r>
+      <w:r>
+        <w:rPr>
+          <w:rFonts w:ascii="바탕" w:hAnsi="바탕" w:eastAsia="바탕"/>
+          <w:b/>
+          <w:i w:val="0"/>
+          <w:sz w:val="20"/>
+        </w:rPr>
+        <w:t>"기본 정책에 맡기기"</w:t>
+      </w:r>
+      <w:r>
+        <w:rPr>
+          <w:rFonts w:ascii="바탕" w:hAnsi="바탕" w:eastAsia="바탕"/>
+          <w:b w:val="0"/>
+          <w:i w:val="0"/>
+          <w:sz w:val="20"/>
+        </w:rPr>
+        <w:t xml:space="preserve"> 라는 선택지를 하나 더 붙인다. 에이전트는 매 스텝 "내가 직접 할까, 기본 정책에 맡길까"를 고른다. 기본 정책은 그 환경에서 가장 센 고정 규칙으로 둔다 (MountainCar는 pump 규칙, LunarLander는 임계값 규칙). 원 논문의 개입 벌점 η는 0으로 둔다 — 우리는 이미 비용 λ를 실행된 행동에 물리고 있어 개입 압력이 λ로 들어오기 때문이다.</w:t>
+      </w:r>
+    </w:p>
+    <w:p>
+      <w:pPr>
+        <w:spacing w:line="312" w:lineRule="auto" w:before="160" w:after="60"/>
+        <w:jc w:val="left"/>
+      </w:pPr>
+      <w:r>
+        <w:rPr>
+          <w:rFonts w:ascii="맑은 고딕" w:hAnsi="맑은 고딕" w:eastAsia="맑은 고딕"/>
+          <w:b/>
+          <w:i w:val="0"/>
+          <w:sz w:val="20"/>
+        </w:rPr>
+        <w:t>(라) 고정 규칙 — 학습하지 않는 기준선</w:t>
+      </w:r>
+    </w:p>
+    <w:p>
+      <w:pPr>
+        <w:spacing w:line="480" w:lineRule="auto" w:before="0" w:after="0"/>
+        <w:ind w:left="340" w:hanging="198"/>
+      </w:pPr>
+      <w:r>
+        <w:rPr>
+          <w:rFonts w:ascii="바탕" w:hAnsi="바탕" w:eastAsia="바탕"/>
+          <w:b w:val="0"/>
+          <w:i w:val="0"/>
+          <w:sz w:val="20"/>
+        </w:rPr>
+        <w:t xml:space="preserve">· </w:t>
+      </w:r>
+      <w:r>
+        <w:rPr>
+          <w:rFonts w:ascii="바탕" w:hAnsi="바탕" w:eastAsia="바탕"/>
+          <w:b/>
+          <w:i w:val="0"/>
+          <w:sz w:val="20"/>
+        </w:rPr>
+        <w:t>무행동</w:t>
+      </w:r>
+      <w:r>
+        <w:rPr>
+          <w:rFonts w:ascii="바탕" w:hAnsi="바탕" w:eastAsia="바탕"/>
+          <w:b w:val="0"/>
+          <w:i w:val="0"/>
+          <w:sz w:val="20"/>
+        </w:rPr>
+        <w:t>: 항상 no-op. λ가 충분히 크면 이것이 최적이 된다 (실험의 한쪽 끝)</w:t>
+      </w:r>
+    </w:p>
+    <w:p>
+      <w:pPr>
+        <w:spacing w:line="480" w:lineRule="auto" w:before="0" w:after="0"/>
+        <w:ind w:left="340" w:hanging="198"/>
+      </w:pPr>
+      <w:r>
+        <w:rPr>
+          <w:rFonts w:ascii="바탕" w:hAnsi="바탕" w:eastAsia="바탕"/>
+          <w:b w:val="0"/>
+          <w:i w:val="0"/>
+          <w:sz w:val="20"/>
+        </w:rPr>
+        <w:t xml:space="preserve">· </w:t>
+      </w:r>
+      <w:r>
+        <w:rPr>
+          <w:rFonts w:ascii="바탕" w:hAnsi="바탕" w:eastAsia="바탕"/>
+          <w:b/>
+          <w:i w:val="0"/>
+          <w:sz w:val="20"/>
+        </w:rPr>
+        <w:t>k스텝 주기</w:t>
+      </w:r>
+      <w:r>
+        <w:rPr>
+          <w:rFonts w:ascii="바탕" w:hAnsi="바탕" w:eastAsia="바탕"/>
+          <w:b w:val="0"/>
+          <w:i w:val="0"/>
+          <w:sz w:val="20"/>
+        </w:rPr>
+        <w:t>: k스텝마다 1번 기저 행동, 나머지는 no-op (k ∈ {1, 2, 3, 4, 8})</w:t>
+      </w:r>
+    </w:p>
+    <w:p>
+      <w:pPr>
+        <w:spacing w:line="480" w:lineRule="auto" w:before="0" w:after="0"/>
+        <w:ind w:left="340" w:hanging="198"/>
+      </w:pPr>
+      <w:r>
+        <w:rPr>
+          <w:rFonts w:ascii="바탕" w:hAnsi="바탕" w:eastAsia="바탕"/>
+          <w:b w:val="0"/>
+          <w:i w:val="0"/>
+          <w:sz w:val="20"/>
+        </w:rPr>
+        <w:t xml:space="preserve">· </w:t>
+      </w:r>
+      <w:r>
+        <w:rPr>
+          <w:rFonts w:ascii="바탕" w:hAnsi="바탕" w:eastAsia="바탕"/>
+          <w:b/>
+          <w:i w:val="0"/>
+          <w:sz w:val="20"/>
+        </w:rPr>
+        <w:t>임계값 규칙 (MountainCar, "pump")</w:t>
+      </w:r>
+      <w:r>
+        <w:rPr>
+          <w:rFonts w:ascii="바탕" w:hAnsi="바탕" w:eastAsia="바탕"/>
+          <w:b w:val="0"/>
+          <w:i w:val="0"/>
+          <w:sz w:val="20"/>
+        </w:rPr>
+        <w:t>: 속도가 +면 오른쪽, −면 왼쪽으로 가속 — 그네 굴리기</w:t>
+      </w:r>
+    </w:p>
+    <w:p>
+      <w:pPr>
+        <w:spacing w:line="480" w:lineRule="auto" w:before="0" w:after="0"/>
+        <w:ind w:left="340" w:hanging="198"/>
+      </w:pPr>
+      <w:r>
+        <w:rPr>
+          <w:rFonts w:ascii="바탕" w:hAnsi="바탕" w:eastAsia="바탕"/>
+          <w:b w:val="0"/>
+          <w:i w:val="0"/>
+          <w:sz w:val="20"/>
+        </w:rPr>
+        <w:t xml:space="preserve">· </w:t>
+      </w:r>
+      <w:r>
+        <w:rPr>
+          <w:rFonts w:ascii="바탕" w:hAnsi="바탕" w:eastAsia="바탕"/>
+          <w:b/>
+          <w:i w:val="0"/>
+          <w:sz w:val="20"/>
+        </w:rPr>
+        <w:t>임계값 규칙 (LunarLander)</w:t>
+      </w:r>
+      <w:r>
+        <w:rPr>
+          <w:rFonts w:ascii="바탕" w:hAnsi="바탕" w:eastAsia="바탕"/>
+          <w:b w:val="0"/>
+          <w:i w:val="0"/>
+          <w:sz w:val="20"/>
+        </w:rPr>
+        <w:t>: 자세 오차가 임계값을 넘으면 옆엔진, 낙하 속도가 임계값을 넘으면 주엔진, 그 외 무행동</w:t>
+      </w:r>
+    </w:p>
+    <w:p>
+      <w:pPr>
+        <w:spacing w:line="480" w:lineRule="auto" w:before="0" w:after="0"/>
+        <w:ind w:left="340" w:hanging="198"/>
+      </w:pPr>
+      <w:r>
+        <w:rPr>
+          <w:rFonts w:ascii="바탕" w:hAnsi="바탕" w:eastAsia="바탕"/>
+          <w:b w:val="0"/>
+          <w:i w:val="0"/>
+          <w:sz w:val="20"/>
+        </w:rPr>
+        <w:t xml:space="preserve">· </w:t>
+      </w:r>
+      <w:r>
+        <w:rPr>
+          <w:rFonts w:ascii="바탕" w:hAnsi="바탕" w:eastAsia="바탕"/>
+          <w:b/>
+          <w:i w:val="0"/>
+          <w:sz w:val="20"/>
+        </w:rPr>
+        <w:t>신중 규칙 (MinAtar Freeway)</w:t>
+      </w:r>
+      <w:r>
+        <w:rPr>
+          <w:rFonts w:ascii="바탕" w:hAnsi="바탕" w:eastAsia="바탕"/>
+          <w:b w:val="0"/>
+          <w:i w:val="0"/>
+          <w:sz w:val="20"/>
+        </w:rPr>
+        <w:t>: 움직일 수 없는 프레임(이동 대기시간)에는 행동하지 않고, 바로 위 칸에 차가 있으면 기다렸다가 올라간다</w:t>
+      </w:r>
+    </w:p>
+    <w:p>
+      <w:pPr>
+        <w:spacing w:line="480" w:lineRule="auto" w:before="0" w:after="0"/>
+        <w:ind w:firstLine="200"/>
+        <w:jc w:val="both"/>
+      </w:pPr>
+      <w:r>
+        <w:rPr>
+          <w:rFonts w:ascii="바탕" w:hAnsi="바탕" w:eastAsia="바탕"/>
+          <w:b w:val="0"/>
+          <w:i w:val="0"/>
+          <w:sz w:val="20"/>
+        </w:rPr>
+        <w:t>MountainCar에서 pump 규칙은 학습 없이 100% 목표에 도달한다 (r IQM −119.3).</w:t>
+      </w:r>
+    </w:p>
+    <w:p>
+      <w:pPr>
+        <w:spacing w:line="480" w:lineRule="auto" w:before="0" w:after="0"/>
+        <w:ind w:firstLine="200"/>
+        <w:jc w:val="both"/>
+      </w:pPr>
+      <w:r>
+        <w:rPr>
+          <w:rFonts w:ascii="바탕" w:hAnsi="바탕" w:eastAsia="바탕"/>
+          <w:b/>
+          <w:i w:val="0"/>
+          <w:sz w:val="20"/>
+        </w:rPr>
+        <w:t>이 연구에서 학습 에이전트의 비교 상대는 이 pump 규칙이다.</w:t>
+      </w:r>
+      <w:r>
+        <w:rPr>
+          <w:rFonts w:ascii="바탕" w:hAnsi="바탕" w:eastAsia="바탕"/>
+          <w:b w:val="0"/>
+          <w:i w:val="0"/>
+          <w:sz w:val="20"/>
+        </w:rPr>
+        <w:t xml:space="preserve"> 무행동(−200)이나 주기 규칙(−200)처럼 아예 문제를 못 푸는 약한 규칙을 기준으로 삼으면 "학습이 이겼다"는 말이 너무 쉬워지기 때문이다.</w:t>
+      </w:r>
+    </w:p>
+    <w:p>
+      <w:pPr>
+        <w:spacing w:line="312" w:lineRule="auto" w:before="200" w:after="80"/>
+        <w:jc w:val="left"/>
+      </w:pPr>
+      <w:r>
+        <w:rPr>
+          <w:rFonts w:ascii="맑은 고딕" w:hAnsi="맑은 고딕" w:eastAsia="맑은 고딕"/>
+          <w:b/>
+          <w:i w:val="0"/>
+          <w:sz w:val="22"/>
+        </w:rPr>
+        <w:t>4. 공정 비교를 위한 통제</w:t>
+      </w:r>
+    </w:p>
+    <w:p>
+      <w:pPr>
+        <w:spacing w:line="480" w:lineRule="auto" w:before="0" w:after="0"/>
+        <w:ind w:firstLine="200"/>
+        <w:jc w:val="both"/>
+      </w:pPr>
+      <w:r>
+        <w:rPr>
+          <w:rFonts w:ascii="바탕" w:hAnsi="바탕" w:eastAsia="바탕"/>
+          <w:b w:val="0"/>
+          <w:i w:val="0"/>
+          <w:sz w:val="20"/>
+        </w:rPr>
+        <w:t xml:space="preserve">세 학습 계열은 다음을 </w:t>
+      </w:r>
+      <w:r>
+        <w:rPr>
+          <w:rFonts w:ascii="바탕" w:hAnsi="바탕" w:eastAsia="바탕"/>
+          <w:b/>
+          <w:i w:val="0"/>
+          <w:sz w:val="20"/>
+        </w:rPr>
+        <w:t>완전히 동일하게</w:t>
+      </w:r>
+      <w:r>
+        <w:rPr>
+          <w:rFonts w:ascii="바탕" w:hAnsi="바탕" w:eastAsia="바탕"/>
+          <w:b w:val="0"/>
+          <w:i w:val="0"/>
+          <w:sz w:val="20"/>
+        </w:rPr>
+        <w:t xml:space="preserve"> 맞췄다.</w:t>
+      </w:r>
+    </w:p>
+    <w:p>
+      <w:pPr>
+        <w:spacing w:line="480" w:lineRule="auto" w:before="0" w:after="0"/>
+        <w:ind w:firstLine="200"/>
+        <w:jc w:val="both"/>
+      </w:pPr>
+      <w:r>
+        <w:rPr>
+          <w:rFonts w:ascii="바탕" w:hAnsi="바탕" w:eastAsia="바탕"/>
+          <w:b w:val="0"/>
+          <w:i w:val="0"/>
+          <w:sz w:val="20"/>
+        </w:rPr>
+        <w:t>하이퍼파라미터는 우리가 고른 값이 아니라 TempoRL 공개 구현(</w:t>
+      </w:r>
+      <w:r>
+        <w:rPr>
+          <w:rFonts w:ascii="Consolas" w:hAnsi="Consolas" w:eastAsia="Consolas"/>
+          <w:b w:val="0"/>
+          <w:i w:val="0"/>
+          <w:sz w:val="19"/>
+        </w:rPr>
+        <w:t>automl/TempoRL</w:t>
+      </w:r>
+      <w:r>
+        <w:rPr>
+          <w:rFonts w:ascii="바탕" w:hAnsi="바탕" w:eastAsia="바탕"/>
+          <w:b w:val="0"/>
+          <w:i w:val="0"/>
+          <w:sz w:val="20"/>
+        </w:rPr>
+        <w:t xml:space="preserve">, </w:t>
+      </w:r>
+      <w:r>
+        <w:rPr>
+          <w:rFonts w:ascii="Consolas" w:hAnsi="Consolas" w:eastAsia="Consolas"/>
+          <w:b w:val="0"/>
+          <w:i w:val="0"/>
+          <w:sz w:val="19"/>
+        </w:rPr>
+        <w:t>run_featurized_experiments.py</w:t>
+      </w:r>
+      <w:r>
+        <w:rPr>
+          <w:rFonts w:ascii="바탕" w:hAnsi="바탕" w:eastAsia="바탕"/>
+          <w:b w:val="0"/>
+          <w:i w:val="0"/>
+          <w:sz w:val="20"/>
+        </w:rPr>
+        <w:t xml:space="preserve">, 2026-08-24 확인)의 기본값을 그대로 옮긴 것이다 — 은닉층 50×50 ReLU, Adam 학습률 1e-3, 할인율 0.99, 재생 버퍼 10만, 배치 64, 목표망 500 갱신마다, Double DQN, 최대 지속 길이 J=10. 예산은 </w:t>
+      </w:r>
+      <w:r>
+        <w:rPr>
+          <w:rFonts w:ascii="바탕" w:hAnsi="바탕" w:eastAsia="바탕"/>
+          <w:b/>
+          <w:i w:val="0"/>
+          <w:sz w:val="20"/>
+        </w:rPr>
+        <w:t>환경 스텝 수</w:t>
+      </w:r>
+      <w:r>
+        <w:rPr>
+          <w:rFonts w:ascii="바탕" w:hAnsi="바탕" w:eastAsia="바탕"/>
+          <w:b w:val="0"/>
+          <w:i w:val="0"/>
+          <w:sz w:val="20"/>
+        </w:rPr>
+        <w:t xml:space="preserve">로 통일한다. 환경별 값은 Ⅳ장의 실험 설정 표에 모아 두었다. 우리가 정한 값을 쓰면 "어느 계열에 유리하게 맞춘 것 아니냐"는 의심을 피할 수 없기 때문이다. 세 계열은 이 값을 </w:t>
+      </w:r>
+      <w:r>
+        <w:rPr>
+          <w:rFonts w:ascii="바탕" w:hAnsi="바탕" w:eastAsia="바탕"/>
+          <w:b/>
+          <w:i w:val="0"/>
+          <w:sz w:val="20"/>
+        </w:rPr>
+        <w:t>완전히 동일하게</w:t>
+      </w:r>
+      <w:r>
+        <w:rPr>
+          <w:rFonts w:ascii="바탕" w:hAnsi="바탕" w:eastAsia="바탕"/>
+          <w:b w:val="0"/>
+          <w:i w:val="0"/>
+          <w:sz w:val="20"/>
+        </w:rPr>
+        <w:t xml:space="preserve"> 쓰며, 계열 간 차이는 오직 '한 번의 결정이 환경을 몇 스텝 진행시키는가'와 '행동 집합에 기본 정책 위임이 있는가'뿐이다.</w:t>
+      </w:r>
+    </w:p>
+    <w:p>
+      <w:pPr>
+        <w:spacing w:line="480" w:lineRule="auto" w:before="0" w:after="0"/>
+        <w:ind w:firstLine="200"/>
+        <w:jc w:val="both"/>
+      </w:pPr>
+      <w:r>
+        <w:rPr>
+          <w:rFonts w:ascii="바탕" w:hAnsi="바탕" w:eastAsia="바탕"/>
+          <w:b w:val="0"/>
+          <w:i w:val="0"/>
+          <w:sz w:val="20"/>
+        </w:rPr>
+        <w:t>마지막 항목이 특히 중요하다. TempoRL은 한 번의 결정으로 여러 스텝을 진행하므로 "결정 횟수"로 예산을 세면 다른 계열보다 훨씬 많은 환경 경험을 얻는다. 그래서 예산은 환경 스텝 수로 세고, 학습 갱신 횟수도 소비한 환경 스텝 수에 비례시킨다.</w:t>
+      </w:r>
+    </w:p>
+    <w:p>
+      <w:pPr>
+        <w:spacing w:line="480" w:lineRule="auto" w:before="0" w:after="0"/>
+        <w:ind w:firstLine="200"/>
+        <w:jc w:val="both"/>
+      </w:pPr>
+      <w:r>
+        <w:rPr>
+          <w:rFonts w:ascii="바탕" w:hAnsi="바탕" w:eastAsia="바탕"/>
+          <w:b w:val="0"/>
+          <w:i w:val="0"/>
+          <w:sz w:val="20"/>
+        </w:rPr>
+        <w:t xml:space="preserve">평가는 모든 계열·규칙에서 동일하다. </w:t>
+      </w:r>
+      <w:r>
+        <w:rPr>
+          <w:rFonts w:ascii="바탕" w:hAnsi="바탕" w:eastAsia="바탕"/>
+          <w:b/>
+          <w:i w:val="0"/>
+          <w:sz w:val="20"/>
+        </w:rPr>
+        <w:t>탐험을 끈 상태(greedy)</w:t>
+      </w:r>
+      <w:r>
+        <w:rPr>
+          <w:rFonts w:ascii="바탕" w:hAnsi="바탕" w:eastAsia="바탕"/>
+          <w:b w:val="0"/>
+          <w:i w:val="0"/>
+          <w:sz w:val="20"/>
+        </w:rPr>
+        <w:t xml:space="preserve"> 로 재며, 평가 시드는 계열과 무관하게 같은 값(</w:t>
+      </w:r>
+      <w:r>
+        <w:rPr>
+          <w:rFonts w:ascii="Consolas" w:hAnsi="Consolas" w:eastAsia="Consolas"/>
+          <w:b w:val="0"/>
+          <w:i w:val="0"/>
+          <w:sz w:val="19"/>
+        </w:rPr>
+        <w:t>500000 + 시드×1000 + i</w:t>
+      </w:r>
+      <w:r>
+        <w:rPr>
+          <w:rFonts w:ascii="바탕" w:hAnsi="바탕" w:eastAsia="바탕"/>
+          <w:b w:val="0"/>
+          <w:i w:val="0"/>
+          <w:sz w:val="20"/>
+        </w:rPr>
+        <w:t>)을 쓴다. 고정 규칙도 같은 평가 시드로, 같은 파일 구조로 기록해 집계 코드가 규칙과 학습을 구분 없이 다룬다.</w:t>
+      </w:r>
+    </w:p>
+    <w:p>
+      <w:pPr>
+        <w:spacing w:line="480" w:lineRule="auto" w:before="0" w:after="0"/>
+        <w:ind w:firstLine="200"/>
+        <w:jc w:val="both"/>
+      </w:pPr>
+      <w:r>
+        <w:rPr>
+          <w:rFonts w:ascii="바탕" w:hAnsi="바탕" w:eastAsia="바탕"/>
+          <w:b w:val="0"/>
+          <w:i w:val="0"/>
+          <w:sz w:val="20"/>
+        </w:rPr>
+        <w:t xml:space="preserve">학습 계열의 최종 점수는 </w:t>
+      </w:r>
+      <w:r>
+        <w:rPr>
+          <w:rFonts w:ascii="바탕" w:hAnsi="바탕" w:eastAsia="바탕"/>
+          <w:b/>
+          <w:i w:val="0"/>
+          <w:sz w:val="20"/>
+        </w:rPr>
+        <w:t>한 시점이 아니라 예산의 90%·95%·100% 세 시점 정책을 각각 50 에피소드씩 평가해 합친 150 에피소드</w:t>
+      </w:r>
+      <w:r>
+        <w:rPr>
+          <w:rFonts w:ascii="바탕" w:hAnsi="바탕" w:eastAsia="바탕"/>
+          <w:b w:val="0"/>
+          <w:i w:val="0"/>
+          <w:sz w:val="20"/>
+        </w:rPr>
+        <w:t>의 평균이다. 파일럿에서 정책이 평가 시점마다 두 상태를 오가는 경우가 관찰됐기 때문이다(예: MountainCar의 Lazy-MDP가 '규칙에 위임(−119)'과 '직접 우가속(−200)' 사이를 손실이 0에 수렴한 채 왕복). Q값이 거의 동률이라 argmax가 뒤집히는 것인데, 한 시점만 재면 최종 점수가 동전 던지기가 된다. 학습이 없는 고정 규칙은 이런 진동이 없으므로 시드당 100 에피소드로 잰다.</w:t>
+      </w:r>
+    </w:p>
+    <w:p>
+      <w:pPr>
+        <w:spacing w:line="312" w:lineRule="auto" w:before="200" w:after="80"/>
+        <w:jc w:val="left"/>
+      </w:pPr>
+      <w:r>
+        <w:rPr>
+          <w:rFonts w:ascii="맑은 고딕" w:hAnsi="맑은 고딕" w:eastAsia="맑은 고딕"/>
+          <w:b/>
+          <w:i w:val="0"/>
+          <w:sz w:val="22"/>
+        </w:rPr>
+        <w:t>5. 통계 처리</w:t>
+      </w:r>
+    </w:p>
+    <w:p>
+      <w:pPr>
+        <w:spacing w:line="480" w:lineRule="auto" w:before="0" w:after="0"/>
+        <w:ind w:firstLine="200"/>
+        <w:jc w:val="both"/>
+      </w:pPr>
+      <w:r>
+        <w:rPr>
+          <w:rFonts w:ascii="바탕" w:hAnsi="바탕" w:eastAsia="바탕"/>
+          <w:b w:val="0"/>
+          <w:i w:val="0"/>
+          <w:sz w:val="20"/>
+        </w:rPr>
+        <w:t>Agarwal et al. (2021)의 프로토콜을 따른다.</w:t>
+      </w:r>
+    </w:p>
+    <w:p>
+      <w:pPr>
+        <w:spacing w:line="480" w:lineRule="auto" w:before="0" w:after="0"/>
+        <w:ind w:left="340" w:hanging="198"/>
+      </w:pPr>
+      <w:r>
+        <w:rPr>
+          <w:rFonts w:ascii="바탕" w:hAnsi="바탕" w:eastAsia="바탕"/>
+          <w:b w:val="0"/>
+          <w:i w:val="0"/>
+          <w:sz w:val="20"/>
+        </w:rPr>
+        <w:t xml:space="preserve">· 계열·λ 조합마다 </w:t>
+      </w:r>
+      <w:r>
+        <w:rPr>
+          <w:rFonts w:ascii="바탕" w:hAnsi="바탕" w:eastAsia="바탕"/>
+          <w:b/>
+          <w:i w:val="0"/>
+          <w:sz w:val="20"/>
+        </w:rPr>
+        <w:t>시드 10개</w:t>
+      </w:r>
+      <w:r>
+        <w:rPr>
+          <w:rFonts w:ascii="바탕" w:hAnsi="바탕" w:eastAsia="바탕"/>
+          <w:b w:val="0"/>
+          <w:i w:val="0"/>
+          <w:sz w:val="20"/>
+        </w:rPr>
+        <w:t>. 시드 1개의 점수 = 최종 평가 에피소드(학습 150 / 규칙 100)의 평균</w:t>
+      </w:r>
+    </w:p>
+    <w:p>
+      <w:pPr>
+        <w:spacing w:line="480" w:lineRule="auto" w:before="0" w:after="0"/>
+        <w:ind w:left="340" w:hanging="198"/>
+      </w:pPr>
+      <w:r>
+        <w:rPr>
+          <w:rFonts w:ascii="바탕" w:hAnsi="바탕" w:eastAsia="바탕"/>
+          <w:b w:val="0"/>
+          <w:i w:val="0"/>
+          <w:sz w:val="20"/>
+        </w:rPr>
+        <w:t xml:space="preserve">· 대푯값은 평균이 아니라 </w:t>
+      </w:r>
+      <w:r>
+        <w:rPr>
+          <w:rFonts w:ascii="바탕" w:hAnsi="바탕" w:eastAsia="바탕"/>
+          <w:b/>
+          <w:i w:val="0"/>
+          <w:sz w:val="20"/>
+        </w:rPr>
+        <w:t>IQM(사분위평균)</w:t>
+      </w:r>
+      <w:r>
+        <w:rPr>
+          <w:rFonts w:ascii="바탕" w:hAnsi="바탕" w:eastAsia="바탕"/>
+          <w:b w:val="0"/>
+          <w:i w:val="0"/>
+          <w:sz w:val="20"/>
+        </w:rPr>
+        <w:t xml:space="preserve"> — 위아래 25%를 버리고 가운데 50%만 평균 낸다.</w:t>
+      </w:r>
+    </w:p>
+    <w:p>
+      <w:pPr>
+        <w:spacing w:line="480" w:lineRule="auto" w:before="0" w:after="0"/>
+        <w:ind w:firstLine="200"/>
+        <w:jc w:val="both"/>
+      </w:pPr>
+      <w:r>
+        <w:rPr>
+          <w:rFonts w:ascii="바탕" w:hAnsi="바탕" w:eastAsia="바탕"/>
+          <w:b w:val="0"/>
+          <w:i w:val="0"/>
+          <w:sz w:val="20"/>
+        </w:rPr>
+        <w:t>시드 몇 개가 유난히 잘되거나 못되는 강화학습 특유의 산포에 덜 흔들린다</w:t>
+      </w:r>
+    </w:p>
+    <w:p>
+      <w:pPr>
+        <w:spacing w:line="480" w:lineRule="auto" w:before="0" w:after="0"/>
+        <w:ind w:left="340" w:hanging="198"/>
+      </w:pPr>
+      <w:r>
+        <w:rPr>
+          <w:rFonts w:ascii="바탕" w:hAnsi="바탕" w:eastAsia="바탕"/>
+          <w:b w:val="0"/>
+          <w:i w:val="0"/>
+          <w:sz w:val="20"/>
+        </w:rPr>
+        <w:t xml:space="preserve">· </w:t>
+      </w:r>
+      <w:r>
+        <w:rPr>
+          <w:rFonts w:ascii="바탕" w:hAnsi="바탕" w:eastAsia="바탕"/>
+          <w:b/>
+          <w:i w:val="0"/>
+          <w:sz w:val="20"/>
+        </w:rPr>
+        <w:t>95% 계층 부트스트랩 신뢰구간</w:t>
+      </w:r>
+      <w:r>
+        <w:rPr>
+          <w:rFonts w:ascii="바탕" w:hAnsi="바탕" w:eastAsia="바탕"/>
+          <w:b w:val="0"/>
+          <w:i w:val="0"/>
+          <w:sz w:val="20"/>
+        </w:rPr>
+        <w:t>을 함께 보고한다 (</w:t>
+      </w:r>
+      <w:r>
+        <w:rPr>
+          <w:rFonts w:ascii="Consolas" w:hAnsi="Consolas" w:eastAsia="Consolas"/>
+          <w:b w:val="0"/>
+          <w:i w:val="0"/>
+          <w:sz w:val="19"/>
+        </w:rPr>
+        <w:t>rliable</w:t>
+      </w:r>
+      <w:r>
+        <w:rPr>
+          <w:rFonts w:ascii="바탕" w:hAnsi="바탕" w:eastAsia="바탕"/>
+          <w:b w:val="0"/>
+          <w:i w:val="0"/>
+          <w:sz w:val="20"/>
+        </w:rPr>
+        <w:t>). 구간이 겹치면 우열을 말하지 않는다</w:t>
+      </w:r>
+    </w:p>
+    <w:p>
+      <w:pPr>
+        <w:spacing w:line="312" w:lineRule="auto" w:before="160" w:after="60"/>
+        <w:jc w:val="left"/>
+      </w:pPr>
+      <w:r>
+        <w:rPr>
+          <w:rFonts w:ascii="맑은 고딕" w:hAnsi="맑은 고딕" w:eastAsia="맑은 고딕"/>
+          <w:b/>
+          <w:i w:val="0"/>
+          <w:sz w:val="20"/>
+        </w:rPr>
+        <w:t>임계 비용 λ*의 정의</w:t>
+      </w:r>
+    </w:p>
+    <w:p>
+      <w:pPr>
+        <w:spacing w:line="480" w:lineRule="auto" w:before="0" w:after="0"/>
+        <w:ind w:firstLine="200"/>
+        <w:jc w:val="both"/>
+      </w:pPr>
+      <w:r>
+        <w:rPr>
+          <w:rFonts w:ascii="바탕" w:hAnsi="바탕" w:eastAsia="바탕"/>
+          <w:b/>
+          <w:i w:val="0"/>
+          <w:sz w:val="20"/>
+        </w:rPr>
+        <w:t>λ* = 학습 에이전트가 최고 고정 규칙을 더 이상 이기지 못하게 되는 가장 작은 λ.</w:t>
+      </w:r>
+      <w:r>
+        <w:rPr>
+          <w:rFonts w:ascii="바탕" w:hAnsi="바탕" w:eastAsia="바탕"/>
+          <w:b w:val="0"/>
+          <w:i w:val="0"/>
+          <w:sz w:val="20"/>
+        </w:rPr>
+        <w:t xml:space="preserve"> 두 가지 엄격도로 함께 보고한다.</w:t>
+      </w:r>
+    </w:p>
+    <w:p>
+      <w:pPr>
+        <w:spacing w:line="480" w:lineRule="auto" w:before="0" w:after="0"/>
+        <w:ind w:firstLine="200"/>
+        <w:jc w:val="both"/>
+      </w:pPr>
+      <w:r>
+        <w:rPr>
+          <w:rFonts w:ascii="바탕" w:hAnsi="바탕" w:eastAsia="바탕"/>
+          <w:b w:val="0"/>
+          <w:i w:val="0"/>
+          <w:sz w:val="20"/>
+        </w:rPr>
+        <w:t xml:space="preserve">두 가지 엄격도로 함께 보고한다. </w:t>
+      </w:r>
+      <w:r>
+        <w:rPr>
+          <w:rFonts w:ascii="바탕" w:hAnsi="바탕" w:eastAsia="바탕"/>
+          <w:b/>
+          <w:i w:val="0"/>
+          <w:sz w:val="20"/>
+        </w:rPr>
+        <w:t>λ*_CI</w:t>
+      </w:r>
+      <w:r>
+        <w:rPr>
+          <w:rFonts w:ascii="바탕" w:hAnsi="바탕" w:eastAsia="바탕"/>
+          <w:b w:val="0"/>
+          <w:i w:val="0"/>
+          <w:sz w:val="20"/>
+        </w:rPr>
+        <w:t xml:space="preserve">는 학습의 신뢰구간 하한이 규칙의 신뢰구간 상한보다 아래로 처음 내려간 λ로, "통계적으로 확실한 우위"가 사라지는 엄격한 기준이다. </w:t>
+      </w:r>
+      <w:r>
+        <w:rPr>
+          <w:rFonts w:ascii="바탕" w:hAnsi="바탕" w:eastAsia="바탕"/>
+          <w:b/>
+          <w:i w:val="0"/>
+          <w:sz w:val="20"/>
+        </w:rPr>
+        <w:t>λ*_점추정</w:t>
+      </w:r>
+      <w:r>
+        <w:rPr>
+          <w:rFonts w:ascii="바탕" w:hAnsi="바탕" w:eastAsia="바탕"/>
+          <w:b w:val="0"/>
+          <w:i w:val="0"/>
+          <w:sz w:val="20"/>
+        </w:rPr>
+        <w:t>은 학습의 IQM이 규칙의 IQM보다 아래로 처음 내려간 λ로, 두 곡선이 교차하는 느슨한 기준이다.</w:t>
+      </w:r>
+    </w:p>
+    <w:p>
+      <w:pPr>
+        <w:spacing w:line="480" w:lineRule="auto" w:before="0" w:after="0"/>
+        <w:ind w:firstLine="200"/>
+        <w:jc w:val="both"/>
+      </w:pPr>
+      <w:r>
+        <w:rPr>
+          <w:rFonts w:ascii="바탕" w:hAnsi="바탕" w:eastAsia="바탕"/>
+          <w:b w:val="0"/>
+          <w:i w:val="0"/>
+          <w:sz w:val="20"/>
+        </w:rPr>
+        <w:t>격자 안에서 교차가 없으면 그 사실을 그대로 적는다 ("λ*는 격자 최대값보다 크다" 또는 "λ=0에서도 규칙을 못 이긴다"). 교차점을 보간해 만들어내지 않는다.</w:t>
+      </w:r>
+    </w:p>
+    <w:p>
+      <w:pPr>
+        <w:spacing w:line="312" w:lineRule="auto" w:before="200" w:after="80"/>
+        <w:jc w:val="left"/>
+      </w:pPr>
+      <w:r>
+        <w:rPr>
+          <w:rFonts w:ascii="맑은 고딕" w:hAnsi="맑은 고딕" w:eastAsia="맑은 고딕"/>
+          <w:b/>
+          <w:i w:val="0"/>
+          <w:sz w:val="22"/>
+        </w:rPr>
+        <w:t>6. 이 연구가 스스로에게 건 두 가지 검사</w:t>
+      </w:r>
+    </w:p>
+    <w:p>
+      <w:pPr>
+        <w:spacing w:line="480" w:lineRule="auto" w:before="0" w:after="0"/>
+        <w:ind w:firstLine="200"/>
+        <w:jc w:val="both"/>
+      </w:pPr>
+      <w:r>
+        <w:rPr>
+          <w:rFonts w:ascii="바탕" w:hAnsi="바탕" w:eastAsia="바탕"/>
+          <w:b w:val="0"/>
+          <w:i w:val="0"/>
+          <w:sz w:val="20"/>
+        </w:rPr>
+        <w:t xml:space="preserve">결과가 나온 뒤 "그건 이런 이유 아니냐"는 반론이 나올 자리를 미리 막기 위해, 두 가지 검사를 설계에 포함시켰다. 둘 다 </w:t>
+      </w:r>
+      <w:r>
+        <w:rPr>
+          <w:rFonts w:ascii="바탕" w:hAnsi="바탕" w:eastAsia="바탕"/>
+          <w:b/>
+          <w:i w:val="0"/>
+          <w:sz w:val="20"/>
+        </w:rPr>
+        <w:t>결과를 보고 나서 만든 것이 아니라</w:t>
+      </w:r>
+      <w:r>
+        <w:rPr>
+          <w:rFonts w:ascii="바탕" w:hAnsi="바탕" w:eastAsia="바탕"/>
+          <w:b w:val="0"/>
+          <w:i w:val="0"/>
+          <w:sz w:val="20"/>
+        </w:rPr>
+        <w:t xml:space="preserve"> 어떤 결과가 나와도 답해야 할 질문이므로, 어떤 답이 나오든 그대로 보고한다.</w:t>
+      </w:r>
+    </w:p>
+    <w:p>
+      <w:pPr>
+        <w:spacing w:line="312" w:lineRule="auto" w:before="160" w:after="60"/>
+        <w:jc w:val="left"/>
+      </w:pPr>
+      <w:r>
+        <w:rPr>
+          <w:rFonts w:ascii="맑은 고딕" w:hAnsi="맑은 고딕" w:eastAsia="맑은 고딕"/>
+          <w:b/>
+          <w:i w:val="0"/>
+          <w:sz w:val="20"/>
+        </w:rPr>
+        <w:t>6.1 공정성 검사 — "규칙에 진 것은 학습이 덜 된 탓 아닌가"</w:t>
+      </w:r>
+    </w:p>
+    <w:p>
+      <w:pPr>
+        <w:spacing w:line="480" w:lineRule="auto" w:before="0" w:after="0"/>
+        <w:ind w:firstLine="200"/>
+        <w:jc w:val="both"/>
+      </w:pPr>
+      <w:r>
+        <w:rPr>
+          <w:rFonts w:ascii="바탕" w:hAnsi="바탕" w:eastAsia="바탕"/>
+          <w:b w:val="0"/>
+          <w:i w:val="0"/>
+          <w:sz w:val="20"/>
+        </w:rPr>
+        <w:t xml:space="preserve">학습이 고정 규칙에 졌을 때, 그것이 </w:t>
+      </w:r>
+      <w:r>
+        <w:rPr>
+          <w:rFonts w:ascii="바탕" w:hAnsi="바탕" w:eastAsia="바탕"/>
+          <w:b/>
+          <w:i w:val="0"/>
+          <w:sz w:val="20"/>
+        </w:rPr>
+        <w:t>비용 때문인지</w:t>
+      </w:r>
+      <w:r>
+        <w:rPr>
+          <w:rFonts w:ascii="바탕" w:hAnsi="바탕" w:eastAsia="바탕"/>
+          <w:b w:val="0"/>
+          <w:i w:val="0"/>
+          <w:sz w:val="20"/>
+        </w:rPr>
+        <w:t xml:space="preserve"> 아니면 </w:t>
+      </w:r>
+      <w:r>
+        <w:rPr>
+          <w:rFonts w:ascii="바탕" w:hAnsi="바탕" w:eastAsia="바탕"/>
+          <w:b/>
+          <w:i w:val="0"/>
+          <w:sz w:val="20"/>
+        </w:rPr>
+        <w:t>애초에 학습이 덜 됐기 때문인지</w:t>
+      </w:r>
+      <w:r>
+        <w:rPr>
+          <w:rFonts w:ascii="바탕" w:hAnsi="바탕" w:eastAsia="바탕"/>
+          <w:b w:val="0"/>
+          <w:i w:val="0"/>
+          <w:sz w:val="20"/>
+        </w:rPr>
+        <w:t xml:space="preserve"> 구분되지 않으면 이 연구의 결론은 성립하지 않는다. 그래서 </w:t>
+      </w:r>
+      <w:r>
+        <w:rPr>
+          <w:rFonts w:ascii="바탕" w:hAnsi="바탕" w:eastAsia="바탕"/>
+          <w:b/>
+          <w:i w:val="0"/>
+          <w:sz w:val="20"/>
+        </w:rPr>
+        <w:t>비용이 아예 없는 λ=0 조건</w:t>
+      </w:r>
+      <w:r>
+        <w:rPr>
+          <w:rFonts w:ascii="바탕" w:hAnsi="바탕" w:eastAsia="바탕"/>
+          <w:b w:val="0"/>
+          <w:i w:val="0"/>
+          <w:sz w:val="20"/>
+        </w:rPr>
+        <w:t>에서 다음을 바꿔 가며 성능을 다시 잰다.</w:t>
+      </w:r>
+    </w:p>
+    <w:p>
+      <w:pPr>
+        <w:spacing w:line="480" w:lineRule="auto" w:before="0" w:after="0"/>
+        <w:ind w:left="340" w:hanging="198"/>
+      </w:pPr>
+      <w:r>
+        <w:rPr>
+          <w:rFonts w:ascii="바탕" w:hAnsi="바탕" w:eastAsia="바탕"/>
+          <w:b w:val="0"/>
+          <w:i w:val="0"/>
+          <w:sz w:val="20"/>
+        </w:rPr>
+        <w:t xml:space="preserve">· </w:t>
+      </w:r>
+      <w:r>
+        <w:rPr>
+          <w:rFonts w:ascii="바탕" w:hAnsi="바탕" w:eastAsia="바탕"/>
+          <w:b/>
+          <w:i w:val="0"/>
+          <w:sz w:val="20"/>
+        </w:rPr>
+        <w:t>예산</w:t>
+      </w:r>
+      <w:r>
+        <w:rPr>
+          <w:rFonts w:ascii="바탕" w:hAnsi="바탕" w:eastAsia="바탕"/>
+          <w:b w:val="0"/>
+          <w:i w:val="0"/>
+          <w:sz w:val="20"/>
+        </w:rPr>
+        <w:t>: 조건당 환경 스텝을 3.3~5배로 늘린다</w:t>
+      </w:r>
+    </w:p>
+    <w:p>
+      <w:pPr>
+        <w:spacing w:line="480" w:lineRule="auto" w:before="0" w:after="0"/>
+        <w:ind w:left="340" w:hanging="198"/>
+      </w:pPr>
+      <w:r>
+        <w:rPr>
+          <w:rFonts w:ascii="바탕" w:hAnsi="바탕" w:eastAsia="바탕"/>
+          <w:b w:val="0"/>
+          <w:i w:val="0"/>
+          <w:sz w:val="20"/>
+        </w:rPr>
+        <w:t xml:space="preserve">· </w:t>
+      </w:r>
+      <w:r>
+        <w:rPr>
+          <w:rFonts w:ascii="바탕" w:hAnsi="바탕" w:eastAsia="바탕"/>
+          <w:b/>
+          <w:i w:val="0"/>
+          <w:sz w:val="20"/>
+        </w:rPr>
+        <w:t>탐험</w:t>
+      </w:r>
+      <w:r>
+        <w:rPr>
+          <w:rFonts w:ascii="바탕" w:hAnsi="바탕" w:eastAsia="바탕"/>
+          <w:b w:val="0"/>
+          <w:i w:val="0"/>
+          <w:sz w:val="20"/>
+        </w:rPr>
+        <w:t>: ε를 고정(0.2)에서 감소(1.0 → 0.05)로 바꾼다</w:t>
+      </w:r>
+    </w:p>
+    <w:p>
+      <w:pPr>
+        <w:spacing w:line="480" w:lineRule="auto" w:before="0" w:after="0"/>
+        <w:ind w:left="340" w:hanging="198"/>
+      </w:pPr>
+      <w:r>
+        <w:rPr>
+          <w:rFonts w:ascii="바탕" w:hAnsi="바탕" w:eastAsia="바탕"/>
+          <w:b w:val="0"/>
+          <w:i w:val="0"/>
+          <w:sz w:val="20"/>
+        </w:rPr>
+        <w:t xml:space="preserve">· </w:t>
+      </w:r>
+      <w:r>
+        <w:rPr>
+          <w:rFonts w:ascii="바탕" w:hAnsi="바탕" w:eastAsia="바탕"/>
+          <w:b/>
+          <w:i w:val="0"/>
+          <w:sz w:val="20"/>
+        </w:rPr>
+        <w:t>표현력</w:t>
+      </w:r>
+      <w:r>
+        <w:rPr>
+          <w:rFonts w:ascii="바탕" w:hAnsi="바탕" w:eastAsia="바탕"/>
+          <w:b w:val="0"/>
+          <w:i w:val="0"/>
+          <w:sz w:val="20"/>
+        </w:rPr>
+        <w:t>: 은닉층·버퍼·배치를 키운다</w:t>
+      </w:r>
+    </w:p>
+    <w:p>
+      <w:pPr>
+        <w:spacing w:line="480" w:lineRule="auto" w:before="0" w:after="0"/>
+        <w:ind w:firstLine="200"/>
+        <w:jc w:val="both"/>
+      </w:pPr>
+      <w:r>
+        <w:rPr>
+          <w:rFonts w:ascii="바탕" w:hAnsi="바탕" w:eastAsia="바탕"/>
+          <w:b w:val="0"/>
+          <w:i w:val="0"/>
+          <w:sz w:val="20"/>
+        </w:rPr>
+        <w:t xml:space="preserve">한 번에 하나씩만 바꿔야 원인을 말할 수 있으므로 후보를 나눠 돌린다. 비교 기준과 평가 방식은 본실험과 완전히 같다(시드별 점수 · IQM · 95% 신뢰구간). λ=0에서도 규칙을 넘어서지 못한다면 그것은 비용에 대한 발견이 아니라 </w:t>
+      </w:r>
+      <w:r>
+        <w:rPr>
+          <w:rFonts w:ascii="바탕" w:hAnsi="바탕" w:eastAsia="바탕"/>
+          <w:b/>
+          <w:i w:val="0"/>
+          <w:sz w:val="20"/>
+        </w:rPr>
+        <w:t>그 환경에서 학습이라는 접근 자체가 열세</w:t>
+      </w:r>
+      <w:r>
+        <w:rPr>
+          <w:rFonts w:ascii="바탕" w:hAnsi="바탕" w:eastAsia="바탕"/>
+          <w:b w:val="0"/>
+          <w:i w:val="0"/>
+          <w:sz w:val="20"/>
+        </w:rPr>
+        <w:t>라는 뜻이며, 논문은 그 구분을 흐리지 않는다.</w:t>
+      </w:r>
+    </w:p>
+    <w:p>
+      <w:pPr>
+        <w:spacing w:line="312" w:lineRule="auto" w:before="160" w:after="60"/>
+        <w:jc w:val="left"/>
+      </w:pPr>
+      <w:r>
+        <w:rPr>
+          <w:rFonts w:ascii="맑은 고딕" w:hAnsi="맑은 고딕" w:eastAsia="맑은 고딕"/>
+          <w:b/>
+          <w:i w:val="0"/>
+          <w:sz w:val="20"/>
+        </w:rPr>
+        <w:t>6.2 인과 검사 — "무행동 붕괴는 최적해인가 탐험 실패인가"</w:t>
+      </w:r>
+    </w:p>
+    <w:p>
+      <w:pPr>
+        <w:spacing w:line="480" w:lineRule="auto" w:before="0" w:after="0"/>
+        <w:ind w:firstLine="200"/>
+        <w:jc w:val="both"/>
+      </w:pPr>
+      <w:r>
+        <w:rPr>
+          <w:rFonts w:ascii="바탕" w:hAnsi="바탕" w:eastAsia="바탕"/>
+          <w:b w:val="0"/>
+          <w:i w:val="0"/>
+          <w:sz w:val="20"/>
+        </w:rPr>
+        <w:t>비용이 붙으면 학습이 '아무것도 하지 않기'로 굳는 현상이 관찰된다. 여기에는 두 가지 해석이 있다.</w:t>
+      </w:r>
+    </w:p>
+    <w:p>
+      <w:pPr>
+        <w:spacing w:line="480" w:lineRule="auto" w:before="0" w:after="0"/>
+        <w:ind w:left="340" w:hanging="340"/>
+      </w:pPr>
+      <w:r>
+        <w:rPr>
+          <w:rFonts w:ascii="바탕" w:hAnsi="바탕" w:eastAsia="바탕"/>
+          <w:b w:val="0"/>
+          <w:i w:val="0"/>
+          <w:sz w:val="20"/>
+        </w:rPr>
+        <w:t xml:space="preserve">1. </w:t>
+      </w:r>
+      <w:r>
+        <w:rPr>
+          <w:rFonts w:ascii="바탕" w:hAnsi="바탕" w:eastAsia="바탕"/>
+          <w:b/>
+          <w:i w:val="0"/>
+          <w:sz w:val="20"/>
+        </w:rPr>
+        <w:t>최적해</w:t>
+      </w:r>
+      <w:r>
+        <w:rPr>
+          <w:rFonts w:ascii="바탕" w:hAnsi="바탕" w:eastAsia="바탕"/>
+          <w:b w:val="0"/>
+          <w:i w:val="0"/>
+          <w:sz w:val="20"/>
+        </w:rPr>
+        <w:t>: 비용을 반영하면 실제로 가만히 있는 것이 최선이다</w:t>
+      </w:r>
+    </w:p>
+    <w:p>
+      <w:pPr>
+        <w:spacing w:line="480" w:lineRule="auto" w:before="0" w:after="0"/>
+        <w:ind w:left="340" w:hanging="340"/>
+      </w:pPr>
+      <w:r>
+        <w:rPr>
+          <w:rFonts w:ascii="바탕" w:hAnsi="바탕" w:eastAsia="바탕"/>
+          <w:b w:val="0"/>
+          <w:i w:val="0"/>
+          <w:sz w:val="20"/>
+        </w:rPr>
+        <w:t xml:space="preserve">2. </w:t>
+      </w:r>
+      <w:r>
+        <w:rPr>
+          <w:rFonts w:ascii="바탕" w:hAnsi="바탕" w:eastAsia="바탕"/>
+          <w:b/>
+          <w:i w:val="0"/>
+          <w:sz w:val="20"/>
+        </w:rPr>
+        <w:t>탐험 실패</w:t>
+      </w:r>
+      <w:r>
+        <w:rPr>
+          <w:rFonts w:ascii="바탕" w:hAnsi="바탕" w:eastAsia="바탕"/>
+          <w:b w:val="0"/>
+          <w:i w:val="0"/>
+          <w:sz w:val="20"/>
+        </w:rPr>
+        <w:t>: 비용 때문에 초반에 목표를 한 번도 보지 못해 굳었다</w:t>
+      </w:r>
+    </w:p>
+    <w:p>
+      <w:pPr>
+        <w:spacing w:line="480" w:lineRule="auto" w:before="0" w:after="0"/>
+        <w:ind w:firstLine="200"/>
+        <w:jc w:val="both"/>
+      </w:pPr>
+      <w:r>
+        <w:rPr>
+          <w:rFonts w:ascii="바탕" w:hAnsi="바탕" w:eastAsia="바탕"/>
+          <w:b w:val="0"/>
+          <w:i w:val="0"/>
+          <w:sz w:val="20"/>
+        </w:rPr>
+        <w:t xml:space="preserve">두 해석은 같은 관측을 낳지만 뜻이 정반대다. 이를 가르기 위해 </w:t>
+      </w:r>
+      <w:r>
+        <w:rPr>
+          <w:rFonts w:ascii="바탕" w:hAnsi="바탕" w:eastAsia="바탕"/>
+          <w:b/>
+          <w:i w:val="0"/>
+          <w:sz w:val="20"/>
+        </w:rPr>
+        <w:t>같은 예산 안에서 비용을 켜는 시점만 바꾼 대조 조건</w:t>
+      </w:r>
+      <w:r>
+        <w:rPr>
+          <w:rFonts w:ascii="바탕" w:hAnsi="바탕" w:eastAsia="바탕"/>
+          <w:b w:val="0"/>
+          <w:i w:val="0"/>
+          <w:sz w:val="20"/>
+        </w:rPr>
+        <w:t xml:space="preserve">을 둔다. 앞 절반은 λ=0으로 학습하고 나머지 절반에서 λ를 켠다. </w:t>
+      </w:r>
+      <w:r>
+        <w:rPr>
+          <w:rFonts w:ascii="바탕" w:hAnsi="바탕" w:eastAsia="바탕"/>
+          <w:b/>
+          <w:i w:val="0"/>
+          <w:sz w:val="20"/>
+        </w:rPr>
+        <w:t>평가는 언제나 진짜 λ로 한다</w:t>
+      </w:r>
+      <w:r>
+        <w:rPr>
+          <w:rFonts w:ascii="바탕" w:hAnsi="바탕" w:eastAsia="바탕"/>
+          <w:b w:val="0"/>
+          <w:i w:val="0"/>
+          <w:sz w:val="20"/>
+        </w:rPr>
+        <w:t xml:space="preserve"> — 성적표는 비용이 있는 세상에서 매긴다.</w:t>
+      </w:r>
+    </w:p>
+    <w:p>
+      <w:pPr>
+        <w:spacing w:line="480" w:lineRule="auto" w:before="0" w:after="0"/>
+        <w:ind w:left="340" w:hanging="198"/>
+      </w:pPr>
+      <w:r>
+        <w:rPr>
+          <w:rFonts w:ascii="바탕" w:hAnsi="바탕" w:eastAsia="바탕"/>
+          <w:b w:val="0"/>
+          <w:i w:val="0"/>
+          <w:sz w:val="20"/>
+        </w:rPr>
+        <w:t xml:space="preserve">· 워밍업 쪽이 행동을 유지하고 점수가 높아지면 → </w:t>
+      </w:r>
+      <w:r>
+        <w:rPr>
+          <w:rFonts w:ascii="바탕" w:hAnsi="바탕" w:eastAsia="바탕"/>
+          <w:b/>
+          <w:i w:val="0"/>
+          <w:sz w:val="20"/>
+        </w:rPr>
+        <w:t>탐험 실패</w:t>
+      </w:r>
+      <w:r>
+        <w:rPr>
+          <w:rFonts w:ascii="바탕" w:hAnsi="바탕" w:eastAsia="바탕"/>
+          <w:b w:val="0"/>
+          <w:i w:val="0"/>
+          <w:sz w:val="20"/>
+        </w:rPr>
+        <w:t>다.</w:t>
+      </w:r>
+    </w:p>
+    <w:p>
+      <w:pPr>
+        <w:spacing w:line="480" w:lineRule="auto" w:before="0" w:after="0"/>
+        <w:ind w:firstLine="200"/>
+        <w:jc w:val="both"/>
+      </w:pPr>
+      <w:r>
+        <w:rPr>
+          <w:rFonts w:ascii="바탕" w:hAnsi="바탕" w:eastAsia="바탕"/>
+          <w:b w:val="0"/>
+          <w:i w:val="0"/>
+          <w:sz w:val="20"/>
+        </w:rPr>
+        <w:t>비용이 있는 세상에서도 행동하는 정책이 존재하는데, 처음부터 비용을 물리면 그것을 못 찾는 것이다.</w:t>
+      </w:r>
+    </w:p>
+    <w:p>
+      <w:pPr>
+        <w:spacing w:line="480" w:lineRule="auto" w:before="0" w:after="0"/>
+        <w:ind w:left="340" w:hanging="198"/>
+      </w:pPr>
+      <w:r>
+        <w:rPr>
+          <w:rFonts w:ascii="바탕" w:hAnsi="바탕" w:eastAsia="바탕"/>
+          <w:b w:val="0"/>
+          <w:i w:val="0"/>
+          <w:sz w:val="20"/>
+        </w:rPr>
+        <w:t xml:space="preserve">· 워밍업 쪽도 똑같이 무행동으로 굳으면 → </w:t>
+      </w:r>
+      <w:r>
+        <w:rPr>
+          <w:rFonts w:ascii="바탕" w:hAnsi="바탕" w:eastAsia="바탕"/>
+          <w:b/>
+          <w:i w:val="0"/>
+          <w:sz w:val="20"/>
+        </w:rPr>
+        <w:t>최적해</w:t>
+      </w:r>
+      <w:r>
+        <w:rPr>
+          <w:rFonts w:ascii="바탕" w:hAnsi="바탕" w:eastAsia="바탕"/>
+          <w:b w:val="0"/>
+          <w:i w:val="0"/>
+          <w:sz w:val="20"/>
+        </w:rPr>
+        <w:t>다.</w:t>
+      </w:r>
+    </w:p>
+    <w:p>
+      <w:pPr>
+        <w:spacing w:line="480" w:lineRule="auto" w:before="0" w:after="0"/>
+        <w:ind w:firstLine="200"/>
+        <w:jc w:val="both"/>
+      </w:pPr>
+      <w:r>
+        <w:rPr>
+          <w:rFonts w:ascii="바탕" w:hAnsi="바탕" w:eastAsia="바탕"/>
+          <w:b w:val="0"/>
+          <w:i w:val="0"/>
+          <w:sz w:val="20"/>
+        </w:rPr>
+        <w:t>두 조건은 환경 스텝 예산·시드·평가 방식이 모두 같고, 다른 것은 학습 중 보상 신호뿐이다.</w:t>
+      </w:r>
+    </w:p>
+    <w:p>
+      <w:pPr>
+        <w:spacing w:line="312" w:lineRule="auto" w:before="200" w:after="80"/>
+        <w:jc w:val="left"/>
+      </w:pPr>
+      <w:r>
+        <w:rPr>
+          <w:rFonts w:ascii="맑은 고딕" w:hAnsi="맑은 고딕" w:eastAsia="맑은 고딕"/>
+          <w:b/>
+          <w:i w:val="0"/>
+          <w:sz w:val="22"/>
+        </w:rPr>
+        <w:t>7. 재현성</w:t>
+      </w:r>
+    </w:p>
+    <w:p>
+      <w:pPr>
+        <w:spacing w:line="480" w:lineRule="auto" w:before="0" w:after="0"/>
+        <w:ind w:left="340" w:hanging="198"/>
+      </w:pPr>
+      <w:r>
+        <w:rPr>
+          <w:rFonts w:ascii="바탕" w:hAnsi="바탕" w:eastAsia="바탕"/>
+          <w:b w:val="0"/>
+          <w:i w:val="0"/>
+          <w:sz w:val="20"/>
+        </w:rPr>
+        <w:t xml:space="preserve">· 모든 실험은 </w:t>
+      </w:r>
+      <w:r>
+        <w:rPr>
+          <w:rFonts w:ascii="Consolas" w:hAnsi="Consolas" w:eastAsia="Consolas"/>
+          <w:b w:val="0"/>
+          <w:i w:val="0"/>
+          <w:sz w:val="19"/>
+        </w:rPr>
+        <w:t>experiments/configs/*.yaml</w:t>
+      </w:r>
+      <w:r>
+        <w:rPr>
+          <w:rFonts w:ascii="바탕" w:hAnsi="바탕" w:eastAsia="바탕"/>
+          <w:b w:val="0"/>
+          <w:i w:val="0"/>
+          <w:sz w:val="20"/>
+        </w:rPr>
+        <w:t xml:space="preserve"> 한 장으로 실행되며, 결과 폴더 옆에 config 사본과</w:t>
+      </w:r>
+    </w:p>
+    <w:p>
+      <w:pPr>
+        <w:spacing w:line="480" w:lineRule="auto" w:before="0" w:after="0"/>
+        <w:ind w:firstLine="200"/>
+        <w:jc w:val="both"/>
+      </w:pPr>
+      <w:r>
+        <w:rPr>
+          <w:rFonts w:ascii="바탕" w:hAnsi="바탕" w:eastAsia="바탕"/>
+          <w:b w:val="0"/>
+          <w:i w:val="0"/>
+          <w:sz w:val="20"/>
+        </w:rPr>
+        <w:t>실행 메타데이터(소요시간, 스텝 예산, 평가 에피소드 수)를 남긴다</w:t>
+      </w:r>
+    </w:p>
+    <w:p>
+      <w:pPr>
+        <w:spacing w:line="480" w:lineRule="auto" w:before="0" w:after="0"/>
+        <w:ind w:left="340" w:hanging="198"/>
+      </w:pPr>
+      <w:r>
+        <w:rPr>
+          <w:rFonts w:ascii="바탕" w:hAnsi="바탕" w:eastAsia="바탕"/>
+          <w:b w:val="0"/>
+          <w:i w:val="0"/>
+          <w:sz w:val="20"/>
+        </w:rPr>
+        <w:t xml:space="preserve">· </w:t>
+      </w:r>
+      <w:r>
+        <w:rPr>
+          <w:rFonts w:ascii="바탕" w:hAnsi="바탕" w:eastAsia="바탕"/>
+          <w:b/>
+          <w:i w:val="0"/>
+          <w:sz w:val="20"/>
+        </w:rPr>
+        <w:t>재현성을 주장하지 않고 확인했다.</w:t>
+      </w:r>
+      <w:r>
+        <w:rPr>
+          <w:rFonts w:ascii="바탕" w:hAnsi="바탕" w:eastAsia="바탕"/>
+          <w:b w:val="0"/>
+          <w:i w:val="0"/>
+          <w:sz w:val="20"/>
+        </w:rPr>
+        <w:t xml:space="preserve"> 이미 끝난 조건 하나(MountainCar / 표준 DQN / λ=0 / 시드 5)를</w:t>
+      </w:r>
+    </w:p>
+    <w:p>
+      <w:pPr>
+        <w:spacing w:line="480" w:lineRule="auto" w:before="0" w:after="0"/>
+        <w:ind w:firstLine="200"/>
+        <w:jc w:val="both"/>
+      </w:pPr>
+      <w:r>
+        <w:rPr>
+          <w:rFonts w:ascii="바탕" w:hAnsi="바탕" w:eastAsia="바탕"/>
+          <w:b w:val="0"/>
+          <w:i w:val="0"/>
+          <w:sz w:val="20"/>
+        </w:rPr>
+        <w:t xml:space="preserve">같은 설정·같은 시드로 다시 돌려 대조한 결과, 학습 중 곡선 평가 12개 지점과 최종 평가 150 에피소드의 모든 지표가 </w:t>
+      </w:r>
+      <w:r>
+        <w:rPr>
+          <w:rFonts w:ascii="바탕" w:hAnsi="바탕" w:eastAsia="바탕"/>
+          <w:b/>
+          <w:i w:val="0"/>
+          <w:sz w:val="20"/>
+        </w:rPr>
+        <w:t>소수점 아래 9자리까지 일치</w:t>
+      </w:r>
+      <w:r>
+        <w:rPr>
+          <w:rFonts w:ascii="바탕" w:hAnsi="바탕" w:eastAsia="바탕"/>
+          <w:b w:val="0"/>
+          <w:i w:val="0"/>
+          <w:sz w:val="20"/>
+        </w:rPr>
+        <w:t>했다(총보상 −131.486842, 행동 120.3회, 목표 도달률 84.0%). 소요시간만 909초 대 1,004초로 달랐는데, 이는 그때그때의 CPU 부하 차이이며 결과와 무관하다.</w:t>
+      </w:r>
+    </w:p>
+    <w:p>
+      <w:pPr>
+        <w:spacing w:line="480" w:lineRule="auto" w:before="0" w:after="0"/>
+        <w:ind w:left="340" w:hanging="198"/>
+      </w:pPr>
+      <w:r>
+        <w:rPr>
+          <w:rFonts w:ascii="바탕" w:hAnsi="바탕" w:eastAsia="바탕"/>
+          <w:b w:val="0"/>
+          <w:i w:val="0"/>
+          <w:sz w:val="20"/>
+        </w:rPr>
+        <w:t>· 조건 단위로 체크포인트를 저장해 중단되면 마지막 지점부터 이어서 돌린다</w:t>
+      </w:r>
+    </w:p>
+    <w:p>
+      <w:pPr>
+        <w:spacing w:line="480" w:lineRule="auto" w:before="0" w:after="0"/>
+        <w:ind w:left="340" w:hanging="198"/>
+      </w:pPr>
+      <w:r>
+        <w:rPr>
+          <w:rFonts w:ascii="바탕" w:hAnsi="바탕" w:eastAsia="바탕"/>
+          <w:b w:val="0"/>
+          <w:i w:val="0"/>
+          <w:sz w:val="20"/>
+        </w:rPr>
+        <w:t>· 실행 중에는 감시 스크립트가 1시간마다 프로세스 생존·진행 정체·로그 예외·NaN·디스크·</w:t>
+      </w:r>
+    </w:p>
+    <w:p>
+      <w:pPr>
+        <w:spacing w:line="480" w:lineRule="auto" w:before="0" w:after="0"/>
+        <w:ind w:firstLine="200"/>
+        <w:jc w:val="both"/>
+      </w:pPr>
+      <w:r>
+        <w:rPr>
+          <w:rFonts w:ascii="바탕" w:hAnsi="바탕" w:eastAsia="바탕"/>
+          <w:b w:val="0"/>
+          <w:i w:val="0"/>
+          <w:sz w:val="20"/>
+        </w:rPr>
+        <w:t xml:space="preserve">학습 곡선 이상을 점검해 </w:t>
+      </w:r>
+      <w:r>
+        <w:rPr>
+          <w:rFonts w:ascii="Consolas" w:hAnsi="Consolas" w:eastAsia="Consolas"/>
+          <w:b w:val="0"/>
+          <w:i w:val="0"/>
+          <w:sz w:val="19"/>
+        </w:rPr>
+        <w:t>results/watchdog.log</w:t>
+      </w:r>
+      <w:r>
+        <w:rPr>
+          <w:rFonts w:ascii="바탕" w:hAnsi="바탕" w:eastAsia="바탕"/>
+          <w:b w:val="0"/>
+          <w:i w:val="0"/>
+          <w:sz w:val="20"/>
+        </w:rPr>
+        <w:t>에 남긴다</w:t>
+      </w:r>
+    </w:p>
+    <w:p>
+      <w:pPr>
+        <w:spacing w:line="480" w:lineRule="auto" w:before="0" w:after="0"/>
+        <w:ind w:left="340" w:hanging="198"/>
+      </w:pPr>
+      <w:r>
+        <w:rPr>
+          <w:rFonts w:ascii="바탕" w:hAnsi="바탕" w:eastAsia="바탕"/>
+          <w:b w:val="0"/>
+          <w:i w:val="0"/>
+          <w:sz w:val="20"/>
+        </w:rPr>
+        <w:t xml:space="preserve">· 실험 도중 내린 모든 설계 결정과 그 근거는 </w:t>
+      </w:r>
+      <w:r>
+        <w:rPr>
+          <w:rFonts w:ascii="Consolas" w:hAnsi="Consolas" w:eastAsia="Consolas"/>
+          <w:b w:val="0"/>
+          <w:i w:val="0"/>
+          <w:sz w:val="19"/>
+        </w:rPr>
+        <w:t>docs/실험일지.md</w:t>
+      </w:r>
+      <w:r>
+        <w:rPr>
+          <w:rFonts w:ascii="바탕" w:hAnsi="바탕" w:eastAsia="바탕"/>
+          <w:b w:val="0"/>
+          <w:i w:val="0"/>
+          <w:sz w:val="20"/>
+        </w:rPr>
+        <w:t>에 날짜와 함께 기록한다</w:t>
+      </w:r>
+    </w:p>
+    <w:p>
+      <w:pPr>
+        <w:spacing w:line="480" w:lineRule="auto" w:before="0" w:after="0"/>
+        <w:ind w:firstLine="200"/>
+        <w:jc w:val="both"/>
+      </w:pPr>
+      <w:r>
+        <w:rPr>
+          <w:rFonts w:ascii="바탕" w:hAnsi="바탕" w:eastAsia="바탕"/>
+          <w:b w:val="0"/>
+          <w:i w:val="0"/>
+          <w:sz w:val="20"/>
+        </w:rPr>
+        <w:t xml:space="preserve">*인용 근거 파일: </w:t>
+      </w:r>
+      <w:r>
+        <w:rPr>
+          <w:rFonts w:ascii="Consolas" w:hAnsi="Consolas" w:eastAsia="Consolas"/>
+          <w:b w:val="0"/>
+          <w:i w:val="0"/>
+          <w:sz w:val="19"/>
+        </w:rPr>
+        <w:t>results/aggregate/*_iqm.csv</w:t>
+      </w:r>
+      <w:r>
+        <w:rPr>
+          <w:rFonts w:ascii="바탕" w:hAnsi="바탕" w:eastAsia="바탕"/>
+          <w:b w:val="0"/>
+          <w:i w:val="0"/>
+          <w:sz w:val="20"/>
+        </w:rPr>
+        <w:t xml:space="preserve">, </w:t>
+      </w:r>
+      <w:r>
+        <w:rPr>
+          <w:rFonts w:ascii="Consolas" w:hAnsi="Consolas" w:eastAsia="Consolas"/>
+          <w:b w:val="0"/>
+          <w:i w:val="0"/>
+          <w:sz w:val="19"/>
+        </w:rPr>
+        <w:t>results/aggregate/*_lambda_star.json</w:t>
+      </w:r>
+      <w:r>
+        <w:rPr>
+          <w:rFonts w:ascii="바탕" w:hAnsi="바탕" w:eastAsia="바탕"/>
+          <w:b w:val="0"/>
+          <w:i w:val="0"/>
+          <w:sz w:val="20"/>
+        </w:rPr>
+        <w:t xml:space="preserve">, </w:t>
+      </w:r>
+      <w:r>
+        <w:rPr>
+          <w:rFonts w:ascii="Consolas" w:hAnsi="Consolas" w:eastAsia="Consolas"/>
+          <w:b w:val="0"/>
+          <w:i w:val="0"/>
+          <w:sz w:val="19"/>
+        </w:rPr>
+        <w:t>docs/실험일지.md</w:t>
+      </w:r>
+      <w:r>
+        <w:rPr>
+          <w:rFonts w:ascii="바탕" w:hAnsi="바탕" w:eastAsia="바탕"/>
+          <w:b w:val="0"/>
+          <w:i w:val="0"/>
+          <w:sz w:val="20"/>
+        </w:rPr>
+        <w:t>*</w:t>
+      </w:r>
+    </w:p>
+    <w:p>
+      <w:pPr>
+        <w:spacing w:line="312" w:lineRule="auto" w:before="320" w:after="120"/>
+        <w:jc w:val="left"/>
+      </w:pPr>
+      <w:r>
+        <w:rPr>
+          <w:rFonts w:ascii="맑은 고딕" w:hAnsi="맑은 고딕" w:eastAsia="맑은 고딕"/>
+          <w:b/>
+          <w:i w:val="0"/>
+          <w:sz w:val="26"/>
+        </w:rPr>
+        <w:t>Ⅳ. Experimental Results</w:t>
+      </w:r>
+    </w:p>
+    <w:p>
+      <w:pPr>
+        <w:spacing w:line="312" w:lineRule="auto" w:before="200" w:after="80"/>
+        <w:jc w:val="left"/>
+      </w:pPr>
+      <w:r>
+        <w:rPr>
+          <w:rFonts w:ascii="맑은 고딕" w:hAnsi="맑은 고딕" w:eastAsia="맑은 고딕"/>
+          <w:b/>
+          <w:i w:val="0"/>
+          <w:sz w:val="22"/>
+        </w:rPr>
+        <w:t>1. 읽는 법</w:t>
+      </w:r>
+    </w:p>
+    <w:p>
+      <w:pPr>
+        <w:spacing w:line="480" w:lineRule="auto" w:before="0" w:after="0"/>
+        <w:ind w:left="340" w:hanging="198"/>
+      </w:pPr>
+      <w:r>
+        <w:rPr>
+          <w:rFonts w:ascii="바탕" w:hAnsi="바탕" w:eastAsia="바탕"/>
+          <w:b w:val="0"/>
+          <w:i w:val="0"/>
+          <w:sz w:val="20"/>
+        </w:rPr>
+        <w:t xml:space="preserve">· </w:t>
+      </w:r>
+      <w:r>
+        <w:rPr>
+          <w:rFonts w:ascii="바탕" w:hAnsi="바탕" w:eastAsia="바탕"/>
+          <w:b/>
+          <w:i w:val="0"/>
+          <w:sz w:val="20"/>
+        </w:rPr>
+        <w:t>λ</w:t>
+      </w:r>
+      <w:r>
+        <w:rPr>
+          <w:rFonts w:ascii="바탕" w:hAnsi="바탕" w:eastAsia="바탕"/>
+          <w:b w:val="0"/>
+          <w:i w:val="0"/>
+          <w:sz w:val="20"/>
+        </w:rPr>
+        <w:t>: 행동 1번의 값. 오른쪽(아래쪽)으로 갈수록 행동이 비싸다. λ=0이면 원래 문제와 같다.</w:t>
+      </w:r>
+    </w:p>
+    <w:p>
+      <w:pPr>
+        <w:spacing w:line="480" w:lineRule="auto" w:before="0" w:after="0"/>
+        <w:ind w:left="340" w:hanging="198"/>
+      </w:pPr>
+      <w:r>
+        <w:rPr>
+          <w:rFonts w:ascii="바탕" w:hAnsi="바탕" w:eastAsia="바탕"/>
+          <w:b w:val="0"/>
+          <w:i w:val="0"/>
+          <w:sz w:val="20"/>
+        </w:rPr>
+        <w:t xml:space="preserve">· </w:t>
+      </w:r>
+      <w:r>
+        <w:rPr>
+          <w:rFonts w:ascii="바탕" w:hAnsi="바탕" w:eastAsia="바탕"/>
+          <w:b/>
+          <w:i w:val="0"/>
+          <w:sz w:val="20"/>
+        </w:rPr>
+        <w:t>r′</w:t>
+      </w:r>
+      <w:r>
+        <w:rPr>
+          <w:rFonts w:ascii="바탕" w:hAnsi="바탕" w:eastAsia="바탕"/>
+          <w:b w:val="0"/>
+          <w:i w:val="0"/>
+          <w:sz w:val="20"/>
+        </w:rPr>
+        <w:t>: 비용까지 빼고 남은 총보상. 높을수록 좋다.</w:t>
+      </w:r>
+    </w:p>
+    <w:p>
+      <w:pPr>
+        <w:spacing w:line="480" w:lineRule="auto" w:before="0" w:after="0"/>
+        <w:ind w:left="340" w:hanging="198"/>
+      </w:pPr>
+      <w:r>
+        <w:rPr>
+          <w:rFonts w:ascii="바탕" w:hAnsi="바탕" w:eastAsia="바탕"/>
+          <w:b w:val="0"/>
+          <w:i w:val="0"/>
+          <w:sz w:val="20"/>
+        </w:rPr>
+        <w:t xml:space="preserve">· </w:t>
+      </w:r>
+      <w:r>
+        <w:rPr>
+          <w:rFonts w:ascii="바탕" w:hAnsi="바탕" w:eastAsia="바탕"/>
+          <w:b/>
+          <w:i w:val="0"/>
+          <w:sz w:val="20"/>
+        </w:rPr>
+        <w:t>대괄호</w:t>
+      </w:r>
+      <w:r>
+        <w:rPr>
+          <w:rFonts w:ascii="바탕" w:hAnsi="바탕" w:eastAsia="바탕"/>
+          <w:b w:val="0"/>
+          <w:i w:val="0"/>
+          <w:sz w:val="20"/>
+        </w:rPr>
+        <w:t>: 95% 계층 부트스트랩 신뢰구간. 두 구간이 겹치면 우열을 말하지 않는다.</w:t>
+      </w:r>
+    </w:p>
+    <w:p>
+      <w:pPr>
+        <w:spacing w:line="480" w:lineRule="auto" w:before="0" w:after="0"/>
+        <w:ind w:left="340" w:hanging="198"/>
+      </w:pPr>
+      <w:r>
+        <w:rPr>
+          <w:rFonts w:ascii="바탕" w:hAnsi="바탕" w:eastAsia="바탕"/>
+          <w:b w:val="0"/>
+          <w:i w:val="0"/>
+          <w:sz w:val="20"/>
+        </w:rPr>
+        <w:t xml:space="preserve">· </w:t>
+      </w:r>
+      <w:r>
+        <w:rPr>
+          <w:rFonts w:ascii="바탕" w:hAnsi="바탕" w:eastAsia="바탕"/>
+          <w:b/>
+          <w:i w:val="0"/>
+          <w:sz w:val="20"/>
+        </w:rPr>
+        <w:t>기준 규칙</w:t>
+      </w:r>
+      <w:r>
+        <w:rPr>
+          <w:rFonts w:ascii="바탕" w:hAnsi="바탕" w:eastAsia="바탕"/>
+          <w:b w:val="0"/>
+          <w:i w:val="0"/>
+          <w:sz w:val="20"/>
+        </w:rPr>
+        <w:t>: 각 환경에서 가장 센 고정 규칙(MountainCar는 pump, LunarLander는 임계값). 문제를 아예 못 푸는 약한 규칙을 기준으로 삼으면 "학습이 이겼다"가 너무 쉬워진다.</w:t>
+      </w:r>
+    </w:p>
+    <w:p>
+      <w:pPr>
+        <w:spacing w:line="480" w:lineRule="auto" w:before="0" w:after="0"/>
+        <w:ind w:left="340" w:hanging="198"/>
+      </w:pPr>
+      <w:r>
+        <w:rPr>
+          <w:rFonts w:ascii="바탕" w:hAnsi="바탕" w:eastAsia="바탕"/>
+          <w:b w:val="0"/>
+          <w:i w:val="0"/>
+          <w:sz w:val="20"/>
+        </w:rPr>
+        <w:t xml:space="preserve">· </w:t>
+      </w:r>
+      <w:r>
+        <w:rPr>
+          <w:rFonts w:ascii="바탕" w:hAnsi="바탕" w:eastAsia="바탕"/>
+          <w:b/>
+          <w:i w:val="0"/>
+          <w:sz w:val="20"/>
+        </w:rPr>
+        <w:t>최강 규칙</w:t>
+      </w:r>
+      <w:r>
+        <w:rPr>
+          <w:rFonts w:ascii="바탕" w:hAnsi="바탕" w:eastAsia="바탕"/>
+          <w:b w:val="0"/>
+          <w:i w:val="0"/>
+          <w:sz w:val="20"/>
+        </w:rPr>
+        <w:t xml:space="preserve">: λ마다 그 시점에서 가장 센 고정 규칙을 골라 이은 포락선. 비용이 커지면 최강 규칙이 무행동으로 바뀌므로 이 보조선을 함께 본다. </w:t>
+      </w:r>
+      <w:r>
+        <w:rPr>
+          <w:rFonts w:ascii="바탕" w:hAnsi="바탕" w:eastAsia="바탕"/>
+          <w:b/>
+          <w:i w:val="0"/>
+          <w:sz w:val="20"/>
+        </w:rPr>
+        <w:t>기준 규칙과 값이 한 번도 달라지지 않는 환경에서는 표에서 이 열을 생략한다</w:t>
+      </w:r>
+      <w:r>
+        <w:rPr>
+          <w:rFonts w:ascii="바탕" w:hAnsi="바탕" w:eastAsia="바탕"/>
+          <w:b w:val="0"/>
+          <w:i w:val="0"/>
+          <w:sz w:val="20"/>
+        </w:rPr>
+        <w:t>(중복이므로).</w:t>
+      </w:r>
+    </w:p>
+    <w:p>
+      <w:pPr>
+        <w:spacing w:line="480" w:lineRule="auto" w:before="0" w:after="0"/>
+        <w:ind w:left="340" w:hanging="198"/>
+      </w:pPr>
+      <w:r>
+        <w:rPr>
+          <w:rFonts w:ascii="바탕" w:hAnsi="바탕" w:eastAsia="바탕"/>
+          <w:b w:val="0"/>
+          <w:i w:val="0"/>
+          <w:sz w:val="20"/>
+        </w:rPr>
+        <w:t xml:space="preserve">· </w:t>
+      </w:r>
+      <w:r>
+        <w:rPr>
+          <w:rFonts w:ascii="바탕" w:hAnsi="바탕" w:eastAsia="바탕"/>
+          <w:b/>
+          <w:i w:val="0"/>
+          <w:sz w:val="20"/>
+        </w:rPr>
+        <w:t>λ*</w:t>
+      </w:r>
+      <w:r>
+        <w:rPr>
+          <w:rFonts w:ascii="바탕" w:hAnsi="바탕" w:eastAsia="바탕"/>
+          <w:b w:val="0"/>
+          <w:i w:val="0"/>
+          <w:sz w:val="20"/>
+        </w:rPr>
+        <w:t>: 학습이 규칙을 더 이상 이기지 못하게 되는 가장 작은 λ. 격자 안에서 교차가 없으면 보간하지 않고 그 사실을 그대로 적는다.</w:t>
+      </w:r>
+    </w:p>
+    <w:p>
+      <w:pPr>
+        <w:spacing w:line="312" w:lineRule="auto" w:before="200" w:after="80"/>
+        <w:jc w:val="left"/>
+      </w:pPr>
+      <w:r>
+        <w:rPr>
+          <w:rFonts w:ascii="맑은 고딕" w:hAnsi="맑은 고딕" w:eastAsia="맑은 고딕"/>
+          <w:b/>
+          <w:i w:val="0"/>
+          <w:sz w:val="22"/>
+        </w:rPr>
+        <w:t>2. 핵심 결과 — 임계 비용 λ*</w:t>
       </w:r>
     </w:p>
     <w:p>
@@ -2345,7 +4568,7 @@
           <w:i w:val="0"/>
           <w:sz w:val="19"/>
         </w:rPr>
-        <w:t>표 1. MountainCar에서 무작위 탐험이 목표에 닿는 비율 (각 500 에피소드)</w:t>
+        <w:t>표 1. 임계 비용 λ* — 학습이 고정 규칙을 더 이상 이기지 못하는 지점</w:t>
       </w:r>
     </w:p>
     <w:p>
@@ -2360,7 +4583,7 @@
           <w:i/>
           <w:sz w:val="18"/>
         </w:rPr>
-        <w:t>Table 1. Goal-reaching rate of random exploration on MountainCar (500 episodes each)</w:t>
+        <w:t>Table 1. Critical action cost λ* at which learning ceases to beat the fixed rule</w:t>
       </w:r>
     </w:p>
     <w:tbl>
@@ -2382,2553 +4605,6 @@
       <w:tr>
         <w:tc>
           <w:tcPr>
-            <w:tcW w:type="dxa" w:w="1296"/>
-            <w:shd w:val="clear" w:color="auto" w:fill="EDEDED"/>
-          </w:tcPr>
-          <w:p>
-            <w:pPr>
-              <w:spacing w:line="240" w:lineRule="auto"/>
-              <w:jc w:val="center"/>
-            </w:pPr>
-            <w:r/>
-            <w:r>
-              <w:rPr>
-                <w:rFonts w:ascii="맑은 고딕" w:hAnsi="맑은 고딕" w:eastAsia="맑은 고딕"/>
-                <w:b/>
-                <w:i w:val="0"/>
-                <w:sz w:val="18"/>
-              </w:rPr>
-              <w:t>같은 행동을 유지하는 길이</w:t>
-            </w:r>
-          </w:p>
-        </w:tc>
-        <w:tc>
-          <w:tcPr>
-            <w:tcW w:type="dxa" w:w="1296"/>
-            <w:shd w:val="clear" w:color="auto" w:fill="EDEDED"/>
-          </w:tcPr>
-          <w:p>
-            <w:pPr>
-              <w:spacing w:line="240" w:lineRule="auto"/>
-              <w:jc w:val="center"/>
-            </w:pPr>
-            <w:r/>
-            <w:r>
-              <w:rPr>
-                <w:rFonts w:ascii="맑은 고딕" w:hAnsi="맑은 고딕" w:eastAsia="맑은 고딕"/>
-                <w:b/>
-                <w:i w:val="0"/>
-                <w:sz w:val="18"/>
-              </w:rPr>
-              <w:t>1</w:t>
-            </w:r>
-          </w:p>
-        </w:tc>
-        <w:tc>
-          <w:tcPr>
-            <w:tcW w:type="dxa" w:w="1296"/>
-            <w:shd w:val="clear" w:color="auto" w:fill="EDEDED"/>
-          </w:tcPr>
-          <w:p>
-            <w:pPr>
-              <w:spacing w:line="240" w:lineRule="auto"/>
-              <w:jc w:val="center"/>
-            </w:pPr>
-            <w:r/>
-            <w:r>
-              <w:rPr>
-                <w:rFonts w:ascii="맑은 고딕" w:hAnsi="맑은 고딕" w:eastAsia="맑은 고딕"/>
-                <w:b/>
-                <w:i w:val="0"/>
-                <w:sz w:val="18"/>
-              </w:rPr>
-              <w:t>2</w:t>
-            </w:r>
-          </w:p>
-        </w:tc>
-        <w:tc>
-          <w:tcPr>
-            <w:tcW w:type="dxa" w:w="1296"/>
-            <w:shd w:val="clear" w:color="auto" w:fill="EDEDED"/>
-          </w:tcPr>
-          <w:p>
-            <w:pPr>
-              <w:spacing w:line="240" w:lineRule="auto"/>
-              <w:jc w:val="center"/>
-            </w:pPr>
-            <w:r/>
-            <w:r>
-              <w:rPr>
-                <w:rFonts w:ascii="맑은 고딕" w:hAnsi="맑은 고딕" w:eastAsia="맑은 고딕"/>
-                <w:b/>
-                <w:i w:val="0"/>
-                <w:sz w:val="18"/>
-              </w:rPr>
-              <w:t>4</w:t>
-            </w:r>
-          </w:p>
-        </w:tc>
-        <w:tc>
-          <w:tcPr>
-            <w:tcW w:type="dxa" w:w="1296"/>
-            <w:shd w:val="clear" w:color="auto" w:fill="EDEDED"/>
-          </w:tcPr>
-          <w:p>
-            <w:pPr>
-              <w:spacing w:line="240" w:lineRule="auto"/>
-              <w:jc w:val="center"/>
-            </w:pPr>
-            <w:r/>
-            <w:r>
-              <w:rPr>
-                <w:rFonts w:ascii="맑은 고딕" w:hAnsi="맑은 고딕" w:eastAsia="맑은 고딕"/>
-                <w:b/>
-                <w:i w:val="0"/>
-                <w:sz w:val="18"/>
-              </w:rPr>
-              <w:t>8</w:t>
-            </w:r>
-          </w:p>
-        </w:tc>
-        <w:tc>
-          <w:tcPr>
-            <w:tcW w:type="dxa" w:w="1296"/>
-            <w:shd w:val="clear" w:color="auto" w:fill="EDEDED"/>
-          </w:tcPr>
-          <w:p>
-            <w:pPr>
-              <w:spacing w:line="240" w:lineRule="auto"/>
-              <w:jc w:val="center"/>
-            </w:pPr>
-            <w:r/>
-            <w:r>
-              <w:rPr>
-                <w:rFonts w:ascii="맑은 고딕" w:hAnsi="맑은 고딕" w:eastAsia="맑은 고딕"/>
-                <w:b/>
-                <w:i w:val="0"/>
-                <w:sz w:val="18"/>
-              </w:rPr>
-              <w:t>16</w:t>
-            </w:r>
-          </w:p>
-        </w:tc>
-        <w:tc>
-          <w:tcPr>
-            <w:tcW w:type="dxa" w:w="1296"/>
-            <w:shd w:val="clear" w:color="auto" w:fill="EDEDED"/>
-          </w:tcPr>
-          <w:p>
-            <w:pPr>
-              <w:spacing w:line="240" w:lineRule="auto"/>
-              <w:jc w:val="center"/>
-            </w:pPr>
-            <w:r/>
-            <w:r>
-              <w:rPr>
-                <w:rFonts w:ascii="맑은 고딕" w:hAnsi="맑은 고딕" w:eastAsia="맑은 고딕"/>
-                <w:b/>
-                <w:i w:val="0"/>
-                <w:sz w:val="18"/>
-              </w:rPr>
-              <w:t>32</w:t>
-            </w:r>
-          </w:p>
-        </w:tc>
-      </w:tr>
-      <w:tr>
-        <w:tc>
-          <w:tcPr>
-            <w:tcW w:type="dxa" w:w="1296"/>
-          </w:tcPr>
-          <w:p>
-            <w:pPr>
-              <w:spacing w:line="240" w:lineRule="auto"/>
-              <w:jc w:val="left"/>
-            </w:pPr>
-            <w:r>
-              <w:rPr>
-                <w:rFonts w:ascii="바탕" w:hAnsi="바탕" w:eastAsia="바탕"/>
-                <w:b w:val="0"/>
-                <w:i w:val="0"/>
-                <w:sz w:val="18"/>
-              </w:rPr>
-              <w:t>목표 도달률</w:t>
-            </w:r>
-          </w:p>
-        </w:tc>
-        <w:tc>
-          <w:tcPr>
-            <w:tcW w:type="dxa" w:w="1296"/>
-          </w:tcPr>
-          <w:p>
-            <w:pPr>
-              <w:spacing w:line="240" w:lineRule="auto"/>
-              <w:jc w:val="center"/>
-            </w:pPr>
-            <w:r>
-              <w:rPr>
-                <w:rFonts w:ascii="바탕" w:hAnsi="바탕" w:eastAsia="바탕"/>
-                <w:b/>
-                <w:i w:val="0"/>
-                <w:sz w:val="18"/>
-              </w:rPr>
-              <w:t>0.0%</w:t>
-            </w:r>
-          </w:p>
-        </w:tc>
-        <w:tc>
-          <w:tcPr>
-            <w:tcW w:type="dxa" w:w="1296"/>
-          </w:tcPr>
-          <w:p>
-            <w:pPr>
-              <w:spacing w:line="240" w:lineRule="auto"/>
-              <w:jc w:val="center"/>
-            </w:pPr>
-            <w:r>
-              <w:rPr>
-                <w:rFonts w:ascii="바탕" w:hAnsi="바탕" w:eastAsia="바탕"/>
-                <w:b w:val="0"/>
-                <w:i w:val="0"/>
-                <w:sz w:val="18"/>
-              </w:rPr>
-              <w:t>0.0%</w:t>
-            </w:r>
-          </w:p>
-        </w:tc>
-        <w:tc>
-          <w:tcPr>
-            <w:tcW w:type="dxa" w:w="1296"/>
-          </w:tcPr>
-          <w:p>
-            <w:pPr>
-              <w:spacing w:line="240" w:lineRule="auto"/>
-              <w:jc w:val="center"/>
-            </w:pPr>
-            <w:r>
-              <w:rPr>
-                <w:rFonts w:ascii="바탕" w:hAnsi="바탕" w:eastAsia="바탕"/>
-                <w:b w:val="0"/>
-                <w:i w:val="0"/>
-                <w:sz w:val="18"/>
-              </w:rPr>
-              <w:t>0.0%</w:t>
-            </w:r>
-          </w:p>
-        </w:tc>
-        <w:tc>
-          <w:tcPr>
-            <w:tcW w:type="dxa" w:w="1296"/>
-          </w:tcPr>
-          <w:p>
-            <w:pPr>
-              <w:spacing w:line="240" w:lineRule="auto"/>
-              <w:jc w:val="center"/>
-            </w:pPr>
-            <w:r>
-              <w:rPr>
-                <w:rFonts w:ascii="바탕" w:hAnsi="바탕" w:eastAsia="바탕"/>
-                <w:b w:val="0"/>
-                <w:i w:val="0"/>
-                <w:sz w:val="18"/>
-              </w:rPr>
-              <w:t>0.8%</w:t>
-            </w:r>
-          </w:p>
-        </w:tc>
-        <w:tc>
-          <w:tcPr>
-            <w:tcW w:type="dxa" w:w="1296"/>
-          </w:tcPr>
-          <w:p>
-            <w:pPr>
-              <w:spacing w:line="240" w:lineRule="auto"/>
-              <w:jc w:val="center"/>
-            </w:pPr>
-            <w:r>
-              <w:rPr>
-                <w:rFonts w:ascii="바탕" w:hAnsi="바탕" w:eastAsia="바탕"/>
-                <w:b w:val="0"/>
-                <w:i w:val="0"/>
-                <w:sz w:val="18"/>
-              </w:rPr>
-              <w:t>8.2%</w:t>
-            </w:r>
-          </w:p>
-        </w:tc>
-        <w:tc>
-          <w:tcPr>
-            <w:tcW w:type="dxa" w:w="1296"/>
-          </w:tcPr>
-          <w:p>
-            <w:pPr>
-              <w:spacing w:line="240" w:lineRule="auto"/>
-              <w:jc w:val="center"/>
-            </w:pPr>
-            <w:r>
-              <w:rPr>
-                <w:rFonts w:ascii="바탕" w:hAnsi="바탕" w:eastAsia="바탕"/>
-                <w:b w:val="0"/>
-                <w:i w:val="0"/>
-                <w:sz w:val="18"/>
-              </w:rPr>
-              <w:t>23.4%</w:t>
-            </w:r>
-          </w:p>
-        </w:tc>
-      </w:tr>
-    </w:tbl>
-    <w:p>
-      <w:pPr>
-        <w:spacing w:line="240" w:lineRule="auto" w:before="0" w:after="120"/>
-        <w:jc w:val="both"/>
-      </w:pPr>
-    </w:p>
-    <w:p>
-      <w:pPr>
-        <w:spacing w:line="480" w:lineRule="auto" w:before="0" w:after="0"/>
-        <w:ind w:firstLine="200"/>
-        <w:jc w:val="both"/>
-      </w:pPr>
-      <w:r>
-        <w:rPr>
-          <w:rFonts w:ascii="바탕" w:hAnsi="바탕" w:eastAsia="바탕"/>
-          <w:b/>
-          <w:i w:val="0"/>
-          <w:sz w:val="20"/>
-        </w:rPr>
-        <w:t>매 스텝 새 행동을 뽑는 표준 ε-greedy 탐험은 500 에피소드 동안 목표를 한 번도 보지 못했다.</w:t>
-      </w:r>
-      <w:r>
-        <w:rPr>
-          <w:rFonts w:ascii="바탕" w:hAnsi="바탕" w:eastAsia="바탕"/>
-          <w:b w:val="0"/>
-          <w:i w:val="0"/>
-          <w:sz w:val="20"/>
-        </w:rPr>
-        <w:t xml:space="preserve"> 같은 행동을 오래 유지할수록 도달률이 오른다.</w:t>
-      </w:r>
-    </w:p>
-    <w:p>
-      <w:pPr>
-        <w:spacing w:line="480" w:lineRule="auto" w:before="0" w:after="0"/>
-        <w:ind w:firstLine="200"/>
-        <w:jc w:val="both"/>
-      </w:pPr>
-      <w:r>
-        <w:rPr>
-          <w:rFonts w:ascii="바탕" w:hAnsi="바탕" w:eastAsia="바탕"/>
-          <w:b w:val="0"/>
-          <w:i w:val="0"/>
-          <w:sz w:val="20"/>
-        </w:rPr>
-        <w:t xml:space="preserve">즉 MountainCar에서 막히는 것은 </w:t>
-      </w:r>
-      <w:r>
-        <w:rPr>
-          <w:rFonts w:ascii="바탕" w:hAnsi="바탕" w:eastAsia="바탕"/>
-          <w:b/>
-          <w:i w:val="0"/>
-          <w:sz w:val="20"/>
-        </w:rPr>
-        <w:t>시간이 아니라 탐험 방식</w:t>
-      </w:r>
-      <w:r>
-        <w:rPr>
-          <w:rFonts w:ascii="바탕" w:hAnsi="바탕" w:eastAsia="바탕"/>
-          <w:b w:val="0"/>
-          <w:i w:val="0"/>
-          <w:sz w:val="20"/>
-        </w:rPr>
-        <w:t>이다. 이는 TempoRL이 주장한 "행동을 오래 유지하면 탐험이 좋아진다"는 성질이 우리 환경에서 그대로 재현된 것이며, 동시에 표준 DQN이 이 환경에서 불리한 이유를 설명한다. 우리는 이 불리함을 인위적으로 보정하지 않는다. 보정하려면 결국 행동 유지를 넣어야 하는데 그것이 곧 TempoRL 방식이므로, 비교의 의미가 사라지기 때문이다.</w:t>
-      </w:r>
-    </w:p>
-    <w:p>
-      <w:pPr>
-        <w:spacing w:line="312" w:lineRule="auto" w:before="200" w:after="80"/>
-        <w:jc w:val="left"/>
-      </w:pPr>
-      <w:r>
-        <w:rPr>
-          <w:rFonts w:ascii="맑은 고딕" w:hAnsi="맑은 고딕" w:eastAsia="맑은 고딕"/>
-          <w:b/>
-          <w:i w:val="0"/>
-          <w:sz w:val="22"/>
-        </w:rPr>
-        <w:t>3. 비교 대상 4계열</w:t>
-      </w:r>
-    </w:p>
-    <w:p>
-      <w:pPr>
-        <w:spacing w:line="312" w:lineRule="auto" w:before="160" w:after="60"/>
-        <w:jc w:val="left"/>
-      </w:pPr>
-      <w:r>
-        <w:rPr>
-          <w:rFonts w:ascii="맑은 고딕" w:hAnsi="맑은 고딕" w:eastAsia="맑은 고딕"/>
-          <w:b/>
-          <w:i w:val="0"/>
-          <w:sz w:val="20"/>
-        </w:rPr>
-        <w:t>(가) 표준 DQN</w:t>
-      </w:r>
-    </w:p>
-    <w:p>
-      <w:pPr>
-        <w:spacing w:line="480" w:lineRule="auto" w:before="0" w:after="0"/>
-        <w:ind w:firstLine="200"/>
-        <w:jc w:val="both"/>
-      </w:pPr>
-      <w:r>
-        <w:rPr>
-          <w:rFonts w:ascii="바탕" w:hAnsi="바탕" w:eastAsia="바탕"/>
-          <w:b w:val="0"/>
-          <w:i w:val="0"/>
-          <w:sz w:val="20"/>
-        </w:rPr>
-        <w:t>매 스텝 행동을 하나 고르는 교과서적 DQN. ε-greedy 탐험, 경험 재생, 목표망 사용.</w:t>
-      </w:r>
-    </w:p>
-    <w:p>
-      <w:pPr>
-        <w:spacing w:line="312" w:lineRule="auto" w:before="160" w:after="60"/>
-        <w:jc w:val="left"/>
-      </w:pPr>
-      <w:r>
-        <w:rPr>
-          <w:rFonts w:ascii="맑은 고딕" w:hAnsi="맑은 고딕" w:eastAsia="맑은 고딕"/>
-          <w:b/>
-          <w:i w:val="0"/>
-          <w:sz w:val="20"/>
-        </w:rPr>
-        <w:t>(나) TempoRL 방식 — "얼마나 오래 할지"도 배운다</w:t>
-      </w:r>
-    </w:p>
-    <w:p>
-      <w:pPr>
-        <w:spacing w:line="480" w:lineRule="auto" w:before="0" w:after="0"/>
-        <w:ind w:firstLine="200"/>
-        <w:jc w:val="both"/>
-      </w:pPr>
-      <w:r>
-        <w:rPr>
-          <w:rFonts w:ascii="바탕" w:hAnsi="바탕" w:eastAsia="바탕"/>
-          <w:b w:val="0"/>
-          <w:i w:val="0"/>
-          <w:sz w:val="20"/>
-        </w:rPr>
-        <w:t>Biedenkapp et al. (2021)의 TempoRL-DQN 구조를 우리 비용 래퍼에 이식했다. 신경망이 두 개다.</w:t>
-      </w:r>
-    </w:p>
-    <w:p>
-      <w:pPr>
-        <w:spacing w:line="480" w:lineRule="auto" w:before="0" w:after="0"/>
-        <w:ind w:left="340" w:hanging="198"/>
-      </w:pPr>
-      <w:r>
-        <w:rPr>
-          <w:rFonts w:ascii="바탕" w:hAnsi="바탕" w:eastAsia="바탕"/>
-          <w:b w:val="0"/>
-          <w:i w:val="0"/>
-          <w:sz w:val="20"/>
-        </w:rPr>
-        <w:t xml:space="preserve">· </w:t>
-      </w:r>
-      <w:r>
-        <w:rPr>
-          <w:rFonts w:ascii="바탕" w:hAnsi="바탕" w:eastAsia="바탕"/>
-          <w:b/>
-          <w:i w:val="0"/>
-          <w:sz w:val="20"/>
-        </w:rPr>
-        <w:t>행동망</w:t>
-      </w:r>
-      <w:r>
-        <w:rPr>
-          <w:rFonts w:ascii="바탕" w:hAnsi="바탕" w:eastAsia="바탕"/>
-          <w:b w:val="0"/>
-          <w:i w:val="0"/>
-          <w:sz w:val="20"/>
-        </w:rPr>
-        <w:t xml:space="preserve"> </w:t>
-      </w:r>
-      <w:r>
-        <w:rPr>
-          <w:rFonts w:ascii="Consolas" w:hAnsi="Consolas" w:eastAsia="Consolas"/>
-          <w:b w:val="0"/>
-          <w:i w:val="0"/>
-          <w:sz w:val="19"/>
-        </w:rPr>
-        <w:t>Q(s, a)</w:t>
-      </w:r>
-      <w:r>
-        <w:rPr>
-          <w:rFonts w:ascii="바탕" w:hAnsi="바탕" w:eastAsia="바탕"/>
-          <w:b w:val="0"/>
-          <w:i w:val="0"/>
-          <w:sz w:val="20"/>
-        </w:rPr>
-        <w:t xml:space="preserve"> — 무엇을 할지</w:t>
-      </w:r>
-    </w:p>
-    <w:p>
-      <w:pPr>
-        <w:spacing w:line="480" w:lineRule="auto" w:before="0" w:after="0"/>
-        <w:ind w:left="340" w:hanging="198"/>
-      </w:pPr>
-      <w:r>
-        <w:rPr>
-          <w:rFonts w:ascii="바탕" w:hAnsi="바탕" w:eastAsia="바탕"/>
-          <w:b w:val="0"/>
-          <w:i w:val="0"/>
-          <w:sz w:val="20"/>
-        </w:rPr>
-        <w:t xml:space="preserve">· </w:t>
-      </w:r>
-      <w:r>
-        <w:rPr>
-          <w:rFonts w:ascii="바탕" w:hAnsi="바탕" w:eastAsia="바탕"/>
-          <w:b/>
-          <w:i w:val="0"/>
-          <w:sz w:val="20"/>
-        </w:rPr>
-        <w:t>지속망</w:t>
-      </w:r>
-      <w:r>
-        <w:rPr>
-          <w:rFonts w:ascii="바탕" w:hAnsi="바탕" w:eastAsia="바탕"/>
-          <w:b w:val="0"/>
-          <w:i w:val="0"/>
-          <w:sz w:val="20"/>
-        </w:rPr>
-        <w:t xml:space="preserve"> </w:t>
-      </w:r>
-      <w:r>
-        <w:rPr>
-          <w:rFonts w:ascii="Consolas" w:hAnsi="Consolas" w:eastAsia="Consolas"/>
-          <w:b w:val="0"/>
-          <w:i w:val="0"/>
-          <w:sz w:val="19"/>
-        </w:rPr>
-        <w:t>Q_skip(s, a, j)</w:t>
-      </w:r>
-      <w:r>
-        <w:rPr>
-          <w:rFonts w:ascii="바탕" w:hAnsi="바탕" w:eastAsia="바탕"/>
-          <w:b w:val="0"/>
-          <w:i w:val="0"/>
-          <w:sz w:val="20"/>
-        </w:rPr>
-        <w:t xml:space="preserve"> — 그 행동을 몇 스텝(</w:t>
-      </w:r>
-      <w:r>
-        <w:rPr>
-          <w:rFonts w:ascii="Consolas" w:hAnsi="Consolas" w:eastAsia="Consolas"/>
-          <w:b w:val="0"/>
-          <w:i w:val="0"/>
-          <w:sz w:val="19"/>
-        </w:rPr>
-        <w:t>j = 1..J</w:t>
-      </w:r>
-      <w:r>
-        <w:rPr>
-          <w:rFonts w:ascii="바탕" w:hAnsi="바탕" w:eastAsia="바탕"/>
-          <w:b w:val="0"/>
-          <w:i w:val="0"/>
-          <w:sz w:val="20"/>
-        </w:rPr>
-        <w:t>) 유지할지</w:t>
-      </w:r>
-    </w:p>
-    <w:p>
-      <w:pPr>
-        <w:spacing w:line="480" w:lineRule="auto" w:before="0" w:after="0"/>
-        <w:ind w:firstLine="200"/>
-        <w:jc w:val="both"/>
-      </w:pPr>
-      <w:r>
-        <w:rPr>
-          <w:rFonts w:ascii="바탕" w:hAnsi="바탕" w:eastAsia="바탕"/>
-          <w:b w:val="0"/>
-          <w:i w:val="0"/>
-          <w:sz w:val="20"/>
-        </w:rPr>
-        <w:t xml:space="preserve">지속망의 학습식은 </w:t>
-      </w:r>
-      <w:r>
-        <w:rPr>
-          <w:rFonts w:ascii="Consolas" w:hAnsi="Consolas" w:eastAsia="Consolas"/>
-          <w:b w:val="0"/>
-          <w:i w:val="0"/>
-          <w:sz w:val="19"/>
-        </w:rPr>
-        <w:t>Q_skip(s,a,j) ← Σ_{i&lt;j} γ^i r_{t+i} + γ^j max_{a'} Q(s_{t+j}, a')</w:t>
-      </w:r>
-      <w:r>
-        <w:rPr>
-          <w:rFonts w:ascii="바탕" w:hAnsi="바탕" w:eastAsia="바탕"/>
-          <w:b w:val="0"/>
-          <w:i w:val="0"/>
-          <w:sz w:val="20"/>
-        </w:rPr>
-        <w:t xml:space="preserve"> 이다. 한 번의 결정으로 j스텝을 진행하므로, 같은 경험에서 더 짧은 길이의 학습 표본도 함께 뽑아 쓴다 (원 논문의 skip experience augmentation). 최대 지속 길이는 </w:t>
-      </w:r>
-      <w:r>
-        <w:rPr>
-          <w:rFonts w:ascii="Consolas" w:hAnsi="Consolas" w:eastAsia="Consolas"/>
-          <w:b w:val="0"/>
-          <w:i w:val="0"/>
-          <w:sz w:val="19"/>
-        </w:rPr>
-        <w:t>J = 10</w:t>
-      </w:r>
-      <w:r>
-        <w:rPr>
-          <w:rFonts w:ascii="바탕" w:hAnsi="바탕" w:eastAsia="바탕"/>
-          <w:b w:val="0"/>
-          <w:i w:val="0"/>
-          <w:sz w:val="20"/>
-        </w:rPr>
-        <w:t>으로 두었다.</w:t>
-      </w:r>
-    </w:p>
-    <w:p>
-      <w:pPr>
-        <w:spacing w:line="480" w:lineRule="auto" w:before="0" w:after="0"/>
-        <w:ind w:firstLine="200"/>
-        <w:jc w:val="both"/>
-      </w:pPr>
-      <w:r>
-        <w:rPr>
-          <w:rFonts w:ascii="바탕" w:hAnsi="바탕" w:eastAsia="바탕"/>
-          <w:b w:val="0"/>
-          <w:i w:val="0"/>
-          <w:sz w:val="20"/>
-        </w:rPr>
-        <w:t xml:space="preserve">이 연구의 비용 규칙(②)에서 TempoRL이 비용을 아끼는 길은 </w:t>
-      </w:r>
-      <w:r>
-        <w:rPr>
-          <w:rFonts w:ascii="바탕" w:hAnsi="바탕" w:eastAsia="바탕"/>
-          <w:b/>
-          <w:i w:val="0"/>
-          <w:sz w:val="20"/>
-        </w:rPr>
-        <w:t>no-op을 길게 유지하는 것</w:t>
-      </w:r>
-      <w:r>
-        <w:rPr>
-          <w:rFonts w:ascii="바탕" w:hAnsi="바탕" w:eastAsia="바탕"/>
-          <w:b w:val="0"/>
-          <w:i w:val="0"/>
-          <w:sz w:val="20"/>
-        </w:rPr>
-        <w:t>, 즉 "관성으로 미끄러지기"를 배우는 것이다.</w:t>
-      </w:r>
-    </w:p>
-    <w:p>
-      <w:pPr>
-        <w:spacing w:line="312" w:lineRule="auto" w:before="160" w:after="60"/>
-        <w:jc w:val="left"/>
-      </w:pPr>
-      <w:r>
-        <w:rPr>
-          <w:rFonts w:ascii="맑은 고딕" w:hAnsi="맑은 고딕" w:eastAsia="맑은 고딕"/>
-          <w:b/>
-          <w:i w:val="0"/>
-          <w:sz w:val="20"/>
-        </w:rPr>
-        <w:t>(다) Lazy-MDP 방식 — "언제 끼어들지"를 배운다</w:t>
-      </w:r>
-    </w:p>
-    <w:p>
-      <w:pPr>
-        <w:spacing w:line="480" w:lineRule="auto" w:before="0" w:after="0"/>
-        <w:ind w:firstLine="200"/>
-        <w:jc w:val="both"/>
-      </w:pPr>
-      <w:r>
-        <w:rPr>
-          <w:rFonts w:ascii="바탕" w:hAnsi="바탕" w:eastAsia="바탕"/>
-          <w:b w:val="0"/>
-          <w:i w:val="0"/>
-          <w:sz w:val="20"/>
-        </w:rPr>
-        <w:t xml:space="preserve">Jacq et al. (2022). 행동 집합에 </w:t>
-      </w:r>
-      <w:r>
-        <w:rPr>
-          <w:rFonts w:ascii="바탕" w:hAnsi="바탕" w:eastAsia="바탕"/>
-          <w:b/>
-          <w:i w:val="0"/>
-          <w:sz w:val="20"/>
-        </w:rPr>
-        <w:t>"기본 정책에 맡기기"</w:t>
-      </w:r>
-      <w:r>
-        <w:rPr>
-          <w:rFonts w:ascii="바탕" w:hAnsi="바탕" w:eastAsia="바탕"/>
-          <w:b w:val="0"/>
-          <w:i w:val="0"/>
-          <w:sz w:val="20"/>
-        </w:rPr>
-        <w:t xml:space="preserve"> 라는 선택지를 하나 더 붙인다. 에이전트는 매 스텝 "내가 직접 할까, 기본 정책에 맡길까"를 고른다. 기본 정책은 그 환경에서 가장 센 고정 규칙으로 둔다 (MountainCar는 pump 규칙, LunarLander는 임계값 규칙). 원 논문의 개입 벌점 η는 0으로 둔다 — 우리는 이미 비용 λ를 실행된 행동에 물리고 있어 개입 압력이 λ로 들어오기 때문이다.</w:t>
-      </w:r>
-    </w:p>
-    <w:p>
-      <w:pPr>
-        <w:spacing w:line="312" w:lineRule="auto" w:before="160" w:after="60"/>
-        <w:jc w:val="left"/>
-      </w:pPr>
-      <w:r>
-        <w:rPr>
-          <w:rFonts w:ascii="맑은 고딕" w:hAnsi="맑은 고딕" w:eastAsia="맑은 고딕"/>
-          <w:b/>
-          <w:i w:val="0"/>
-          <w:sz w:val="20"/>
-        </w:rPr>
-        <w:t>(라) 고정 규칙 — 학습하지 않는 기준선</w:t>
-      </w:r>
-    </w:p>
-    <w:p>
-      <w:pPr>
-        <w:spacing w:line="480" w:lineRule="auto" w:before="0" w:after="0"/>
-        <w:ind w:left="340" w:hanging="198"/>
-      </w:pPr>
-      <w:r>
-        <w:rPr>
-          <w:rFonts w:ascii="바탕" w:hAnsi="바탕" w:eastAsia="바탕"/>
-          <w:b w:val="0"/>
-          <w:i w:val="0"/>
-          <w:sz w:val="20"/>
-        </w:rPr>
-        <w:t xml:space="preserve">· </w:t>
-      </w:r>
-      <w:r>
-        <w:rPr>
-          <w:rFonts w:ascii="바탕" w:hAnsi="바탕" w:eastAsia="바탕"/>
-          <w:b/>
-          <w:i w:val="0"/>
-          <w:sz w:val="20"/>
-        </w:rPr>
-        <w:t>무행동</w:t>
-      </w:r>
-      <w:r>
-        <w:rPr>
-          <w:rFonts w:ascii="바탕" w:hAnsi="바탕" w:eastAsia="바탕"/>
-          <w:b w:val="0"/>
-          <w:i w:val="0"/>
-          <w:sz w:val="20"/>
-        </w:rPr>
-        <w:t>: 항상 no-op. λ가 충분히 크면 이것이 최적이 된다 (실험의 한쪽 끝)</w:t>
-      </w:r>
-    </w:p>
-    <w:p>
-      <w:pPr>
-        <w:spacing w:line="480" w:lineRule="auto" w:before="0" w:after="0"/>
-        <w:ind w:left="340" w:hanging="198"/>
-      </w:pPr>
-      <w:r>
-        <w:rPr>
-          <w:rFonts w:ascii="바탕" w:hAnsi="바탕" w:eastAsia="바탕"/>
-          <w:b w:val="0"/>
-          <w:i w:val="0"/>
-          <w:sz w:val="20"/>
-        </w:rPr>
-        <w:t xml:space="preserve">· </w:t>
-      </w:r>
-      <w:r>
-        <w:rPr>
-          <w:rFonts w:ascii="바탕" w:hAnsi="바탕" w:eastAsia="바탕"/>
-          <w:b/>
-          <w:i w:val="0"/>
-          <w:sz w:val="20"/>
-        </w:rPr>
-        <w:t>k스텝 주기</w:t>
-      </w:r>
-      <w:r>
-        <w:rPr>
-          <w:rFonts w:ascii="바탕" w:hAnsi="바탕" w:eastAsia="바탕"/>
-          <w:b w:val="0"/>
-          <w:i w:val="0"/>
-          <w:sz w:val="20"/>
-        </w:rPr>
-        <w:t>: k스텝마다 1번 기저 행동, 나머지는 no-op (k ∈ {1, 2, 3, 4, 8})</w:t>
-      </w:r>
-    </w:p>
-    <w:p>
-      <w:pPr>
-        <w:spacing w:line="480" w:lineRule="auto" w:before="0" w:after="0"/>
-        <w:ind w:left="340" w:hanging="198"/>
-      </w:pPr>
-      <w:r>
-        <w:rPr>
-          <w:rFonts w:ascii="바탕" w:hAnsi="바탕" w:eastAsia="바탕"/>
-          <w:b w:val="0"/>
-          <w:i w:val="0"/>
-          <w:sz w:val="20"/>
-        </w:rPr>
-        <w:t xml:space="preserve">· </w:t>
-      </w:r>
-      <w:r>
-        <w:rPr>
-          <w:rFonts w:ascii="바탕" w:hAnsi="바탕" w:eastAsia="바탕"/>
-          <w:b/>
-          <w:i w:val="0"/>
-          <w:sz w:val="20"/>
-        </w:rPr>
-        <w:t>임계값 규칙 (MountainCar, "pump")</w:t>
-      </w:r>
-      <w:r>
-        <w:rPr>
-          <w:rFonts w:ascii="바탕" w:hAnsi="바탕" w:eastAsia="바탕"/>
-          <w:b w:val="0"/>
-          <w:i w:val="0"/>
-          <w:sz w:val="20"/>
-        </w:rPr>
-        <w:t>: 속도가 +면 오른쪽, −면 왼쪽으로 가속 — 그네 굴리기</w:t>
-      </w:r>
-    </w:p>
-    <w:p>
-      <w:pPr>
-        <w:spacing w:line="480" w:lineRule="auto" w:before="0" w:after="0"/>
-        <w:ind w:left="340" w:hanging="198"/>
-      </w:pPr>
-      <w:r>
-        <w:rPr>
-          <w:rFonts w:ascii="바탕" w:hAnsi="바탕" w:eastAsia="바탕"/>
-          <w:b w:val="0"/>
-          <w:i w:val="0"/>
-          <w:sz w:val="20"/>
-        </w:rPr>
-        <w:t xml:space="preserve">· </w:t>
-      </w:r>
-      <w:r>
-        <w:rPr>
-          <w:rFonts w:ascii="바탕" w:hAnsi="바탕" w:eastAsia="바탕"/>
-          <w:b/>
-          <w:i w:val="0"/>
-          <w:sz w:val="20"/>
-        </w:rPr>
-        <w:t>임계값 규칙 (LunarLander)</w:t>
-      </w:r>
-      <w:r>
-        <w:rPr>
-          <w:rFonts w:ascii="바탕" w:hAnsi="바탕" w:eastAsia="바탕"/>
-          <w:b w:val="0"/>
-          <w:i w:val="0"/>
-          <w:sz w:val="20"/>
-        </w:rPr>
-        <w:t>: 자세 오차가 임계값을 넘으면 옆엔진, 낙하 속도가 임계값을 넘으면 주엔진, 그 외 무행동</w:t>
-      </w:r>
-    </w:p>
-    <w:p>
-      <w:pPr>
-        <w:spacing w:line="480" w:lineRule="auto" w:before="0" w:after="0"/>
-        <w:ind w:left="340" w:hanging="198"/>
-      </w:pPr>
-      <w:r>
-        <w:rPr>
-          <w:rFonts w:ascii="바탕" w:hAnsi="바탕" w:eastAsia="바탕"/>
-          <w:b w:val="0"/>
-          <w:i w:val="0"/>
-          <w:sz w:val="20"/>
-        </w:rPr>
-        <w:t xml:space="preserve">· </w:t>
-      </w:r>
-      <w:r>
-        <w:rPr>
-          <w:rFonts w:ascii="바탕" w:hAnsi="바탕" w:eastAsia="바탕"/>
-          <w:b/>
-          <w:i w:val="0"/>
-          <w:sz w:val="20"/>
-        </w:rPr>
-        <w:t>신중 규칙 (MinAtar Freeway)</w:t>
-      </w:r>
-      <w:r>
-        <w:rPr>
-          <w:rFonts w:ascii="바탕" w:hAnsi="바탕" w:eastAsia="바탕"/>
-          <w:b w:val="0"/>
-          <w:i w:val="0"/>
-          <w:sz w:val="20"/>
-        </w:rPr>
-        <w:t>: 움직일 수 없는 프레임(이동 대기시간)에는 행동하지 않고, 바로 위 칸에 차가 있으면 기다렸다가 올라간다</w:t>
-      </w:r>
-    </w:p>
-    <w:p>
-      <w:pPr>
-        <w:spacing w:line="480" w:lineRule="auto" w:before="0" w:after="0"/>
-        <w:ind w:firstLine="200"/>
-        <w:jc w:val="both"/>
-      </w:pPr>
-      <w:r>
-        <w:rPr>
-          <w:rFonts w:ascii="바탕" w:hAnsi="바탕" w:eastAsia="바탕"/>
-          <w:b w:val="0"/>
-          <w:i w:val="0"/>
-          <w:sz w:val="20"/>
-        </w:rPr>
-        <w:t>MountainCar에서 pump 규칙은 학습 없이 100% 목표에 도달한다 (r IQM −119.3).</w:t>
-      </w:r>
-    </w:p>
-    <w:p>
-      <w:pPr>
-        <w:spacing w:line="480" w:lineRule="auto" w:before="0" w:after="0"/>
-        <w:ind w:firstLine="200"/>
-        <w:jc w:val="both"/>
-      </w:pPr>
-      <w:r>
-        <w:rPr>
-          <w:rFonts w:ascii="바탕" w:hAnsi="바탕" w:eastAsia="바탕"/>
-          <w:b/>
-          <w:i w:val="0"/>
-          <w:sz w:val="20"/>
-        </w:rPr>
-        <w:t>이 연구에서 학습 에이전트의 비교 상대는 이 pump 규칙이다.</w:t>
-      </w:r>
-      <w:r>
-        <w:rPr>
-          <w:rFonts w:ascii="바탕" w:hAnsi="바탕" w:eastAsia="바탕"/>
-          <w:b w:val="0"/>
-          <w:i w:val="0"/>
-          <w:sz w:val="20"/>
-        </w:rPr>
-        <w:t xml:space="preserve"> 무행동(−200)이나 주기 규칙(−200)처럼 아예 문제를 못 푸는 약한 규칙을 기준으로 삼으면 "학습이 이겼다"는 말이 너무 쉬워지기 때문이다.</w:t>
-      </w:r>
-    </w:p>
-    <w:p>
-      <w:pPr>
-        <w:spacing w:line="312" w:lineRule="auto" w:before="200" w:after="80"/>
-        <w:jc w:val="left"/>
-      </w:pPr>
-      <w:r>
-        <w:rPr>
-          <w:rFonts w:ascii="맑은 고딕" w:hAnsi="맑은 고딕" w:eastAsia="맑은 고딕"/>
-          <w:b/>
-          <w:i w:val="0"/>
-          <w:sz w:val="22"/>
-        </w:rPr>
-        <w:t>4. 공정 비교를 위한 통제</w:t>
-      </w:r>
-    </w:p>
-    <w:p>
-      <w:pPr>
-        <w:spacing w:line="480" w:lineRule="auto" w:before="0" w:after="0"/>
-        <w:ind w:firstLine="200"/>
-        <w:jc w:val="both"/>
-      </w:pPr>
-      <w:r>
-        <w:rPr>
-          <w:rFonts w:ascii="바탕" w:hAnsi="바탕" w:eastAsia="바탕"/>
-          <w:b w:val="0"/>
-          <w:i w:val="0"/>
-          <w:sz w:val="20"/>
-        </w:rPr>
-        <w:t xml:space="preserve">세 학습 계열은 다음을 </w:t>
-      </w:r>
-      <w:r>
-        <w:rPr>
-          <w:rFonts w:ascii="바탕" w:hAnsi="바탕" w:eastAsia="바탕"/>
-          <w:b/>
-          <w:i w:val="0"/>
-          <w:sz w:val="20"/>
-        </w:rPr>
-        <w:t>완전히 동일하게</w:t>
-      </w:r>
-      <w:r>
-        <w:rPr>
-          <w:rFonts w:ascii="바탕" w:hAnsi="바탕" w:eastAsia="바탕"/>
-          <w:b w:val="0"/>
-          <w:i w:val="0"/>
-          <w:sz w:val="20"/>
-        </w:rPr>
-        <w:t xml:space="preserve"> 맞췄다.</w:t>
-      </w:r>
-    </w:p>
-    <w:p>
-      <w:pPr>
-        <w:spacing w:line="480" w:lineRule="auto" w:before="0" w:after="0"/>
-        <w:ind w:firstLine="200"/>
-        <w:jc w:val="both"/>
-      </w:pPr>
-      <w:r>
-        <w:rPr>
-          <w:rFonts w:ascii="바탕" w:hAnsi="바탕" w:eastAsia="바탕"/>
-          <w:b w:val="0"/>
-          <w:i w:val="0"/>
-          <w:sz w:val="20"/>
-        </w:rPr>
-        <w:t>하이퍼파라미터는 우리가 고른 값이 아니라 TempoRL 공개 구현(</w:t>
-      </w:r>
-      <w:r>
-        <w:rPr>
-          <w:rFonts w:ascii="Consolas" w:hAnsi="Consolas" w:eastAsia="Consolas"/>
-          <w:b w:val="0"/>
-          <w:i w:val="0"/>
-          <w:sz w:val="19"/>
-        </w:rPr>
-        <w:t>automl/TempoRL</w:t>
-      </w:r>
-      <w:r>
-        <w:rPr>
-          <w:rFonts w:ascii="바탕" w:hAnsi="바탕" w:eastAsia="바탕"/>
-          <w:b w:val="0"/>
-          <w:i w:val="0"/>
-          <w:sz w:val="20"/>
-        </w:rPr>
-        <w:t xml:space="preserve">, </w:t>
-      </w:r>
-      <w:r>
-        <w:rPr>
-          <w:rFonts w:ascii="Consolas" w:hAnsi="Consolas" w:eastAsia="Consolas"/>
-          <w:b w:val="0"/>
-          <w:i w:val="0"/>
-          <w:sz w:val="19"/>
-        </w:rPr>
-        <w:t>run_featurized_experiments.py</w:t>
-      </w:r>
-      <w:r>
-        <w:rPr>
-          <w:rFonts w:ascii="바탕" w:hAnsi="바탕" w:eastAsia="바탕"/>
-          <w:b w:val="0"/>
-          <w:i w:val="0"/>
-          <w:sz w:val="20"/>
-        </w:rPr>
-        <w:t xml:space="preserve">, 2026-08-24 확인)의 기본값을 그대로 옮긴 것이다 — 은닉층 50×50 ReLU, Adam 학습률 1e-3, 할인율 0.99, 재생 버퍼 10만, 배치 64, 목표망 500 갱신마다, Double DQN, 최대 지속 길이 J=10. 예산은 </w:t>
-      </w:r>
-      <w:r>
-        <w:rPr>
-          <w:rFonts w:ascii="바탕" w:hAnsi="바탕" w:eastAsia="바탕"/>
-          <w:b/>
-          <w:i w:val="0"/>
-          <w:sz w:val="20"/>
-        </w:rPr>
-        <w:t>환경 스텝 수</w:t>
-      </w:r>
-      <w:r>
-        <w:rPr>
-          <w:rFonts w:ascii="바탕" w:hAnsi="바탕" w:eastAsia="바탕"/>
-          <w:b w:val="0"/>
-          <w:i w:val="0"/>
-          <w:sz w:val="20"/>
-        </w:rPr>
-        <w:t xml:space="preserve">로 통일한다. 환경별 값은 Ⅳ장의 실험 설정 표에 모아 두었다. 우리가 정한 값을 쓰면 "어느 계열에 유리하게 맞춘 것 아니냐"는 의심을 피할 수 없기 때문이다. 세 계열은 이 값을 </w:t>
-      </w:r>
-      <w:r>
-        <w:rPr>
-          <w:rFonts w:ascii="바탕" w:hAnsi="바탕" w:eastAsia="바탕"/>
-          <w:b/>
-          <w:i w:val="0"/>
-          <w:sz w:val="20"/>
-        </w:rPr>
-        <w:t>완전히 동일하게</w:t>
-      </w:r>
-      <w:r>
-        <w:rPr>
-          <w:rFonts w:ascii="바탕" w:hAnsi="바탕" w:eastAsia="바탕"/>
-          <w:b w:val="0"/>
-          <w:i w:val="0"/>
-          <w:sz w:val="20"/>
-        </w:rPr>
-        <w:t xml:space="preserve"> 쓰며, 계열 간 차이는 오직 '한 번의 결정이 환경을 몇 스텝 진행시키는가'와 '행동 집합에 기본 정책 위임이 있는가'뿐이다.</w:t>
-      </w:r>
-    </w:p>
-    <w:p>
-      <w:pPr>
-        <w:spacing w:line="480" w:lineRule="auto" w:before="0" w:after="0"/>
-        <w:ind w:firstLine="200"/>
-        <w:jc w:val="both"/>
-      </w:pPr>
-      <w:r>
-        <w:rPr>
-          <w:rFonts w:ascii="바탕" w:hAnsi="바탕" w:eastAsia="바탕"/>
-          <w:b w:val="0"/>
-          <w:i w:val="0"/>
-          <w:sz w:val="20"/>
-        </w:rPr>
-        <w:t>마지막 항목이 특히 중요하다. TempoRL은 한 번의 결정으로 여러 스텝을 진행하므로 "결정 횟수"로 예산을 세면 다른 계열보다 훨씬 많은 환경 경험을 얻는다. 그래서 예산은 환경 스텝 수로 세고, 학습 갱신 횟수도 소비한 환경 스텝 수에 비례시킨다.</w:t>
-      </w:r>
-    </w:p>
-    <w:p>
-      <w:pPr>
-        <w:spacing w:line="480" w:lineRule="auto" w:before="0" w:after="0"/>
-        <w:ind w:firstLine="200"/>
-        <w:jc w:val="both"/>
-      </w:pPr>
-      <w:r>
-        <w:rPr>
-          <w:rFonts w:ascii="바탕" w:hAnsi="바탕" w:eastAsia="바탕"/>
-          <w:b w:val="0"/>
-          <w:i w:val="0"/>
-          <w:sz w:val="20"/>
-        </w:rPr>
-        <w:t xml:space="preserve">평가는 모든 계열·규칙에서 동일하다. </w:t>
-      </w:r>
-      <w:r>
-        <w:rPr>
-          <w:rFonts w:ascii="바탕" w:hAnsi="바탕" w:eastAsia="바탕"/>
-          <w:b/>
-          <w:i w:val="0"/>
-          <w:sz w:val="20"/>
-        </w:rPr>
-        <w:t>탐험을 끈 상태(greedy)</w:t>
-      </w:r>
-      <w:r>
-        <w:rPr>
-          <w:rFonts w:ascii="바탕" w:hAnsi="바탕" w:eastAsia="바탕"/>
-          <w:b w:val="0"/>
-          <w:i w:val="0"/>
-          <w:sz w:val="20"/>
-        </w:rPr>
-        <w:t xml:space="preserve"> 로 재며, 평가 시드는 계열과 무관하게 같은 값(</w:t>
-      </w:r>
-      <w:r>
-        <w:rPr>
-          <w:rFonts w:ascii="Consolas" w:hAnsi="Consolas" w:eastAsia="Consolas"/>
-          <w:b w:val="0"/>
-          <w:i w:val="0"/>
-          <w:sz w:val="19"/>
-        </w:rPr>
-        <w:t>500000 + 시드×1000 + i</w:t>
-      </w:r>
-      <w:r>
-        <w:rPr>
-          <w:rFonts w:ascii="바탕" w:hAnsi="바탕" w:eastAsia="바탕"/>
-          <w:b w:val="0"/>
-          <w:i w:val="0"/>
-          <w:sz w:val="20"/>
-        </w:rPr>
-        <w:t>)을 쓴다. 고정 규칙도 같은 평가 시드로, 같은 파일 구조로 기록해 집계 코드가 규칙과 학습을 구분 없이 다룬다.</w:t>
-      </w:r>
-    </w:p>
-    <w:p>
-      <w:pPr>
-        <w:spacing w:line="480" w:lineRule="auto" w:before="0" w:after="0"/>
-        <w:ind w:firstLine="200"/>
-        <w:jc w:val="both"/>
-      </w:pPr>
-      <w:r>
-        <w:rPr>
-          <w:rFonts w:ascii="바탕" w:hAnsi="바탕" w:eastAsia="바탕"/>
-          <w:b w:val="0"/>
-          <w:i w:val="0"/>
-          <w:sz w:val="20"/>
-        </w:rPr>
-        <w:t xml:space="preserve">학습 계열의 최종 점수는 </w:t>
-      </w:r>
-      <w:r>
-        <w:rPr>
-          <w:rFonts w:ascii="바탕" w:hAnsi="바탕" w:eastAsia="바탕"/>
-          <w:b/>
-          <w:i w:val="0"/>
-          <w:sz w:val="20"/>
-        </w:rPr>
-        <w:t>한 시점이 아니라 예산의 90%·95%·100% 세 시점 정책을 각각 50 에피소드씩 평가해 합친 150 에피소드</w:t>
-      </w:r>
-      <w:r>
-        <w:rPr>
-          <w:rFonts w:ascii="바탕" w:hAnsi="바탕" w:eastAsia="바탕"/>
-          <w:b w:val="0"/>
-          <w:i w:val="0"/>
-          <w:sz w:val="20"/>
-        </w:rPr>
-        <w:t>의 평균이다. 파일럿에서 정책이 평가 시점마다 두 상태를 오가는 경우가 관찰됐기 때문이다(예: MountainCar의 Lazy-MDP가 '규칙에 위임(−119)'과 '직접 우가속(−200)' 사이를 손실이 0에 수렴한 채 왕복). Q값이 거의 동률이라 argmax가 뒤집히는 것인데, 한 시점만 재면 최종 점수가 동전 던지기가 된다. 학습이 없는 고정 규칙은 이런 진동이 없으므로 시드당 100 에피소드로 잰다.</w:t>
-      </w:r>
-    </w:p>
-    <w:p>
-      <w:pPr>
-        <w:spacing w:line="312" w:lineRule="auto" w:before="200" w:after="80"/>
-        <w:jc w:val="left"/>
-      </w:pPr>
-      <w:r>
-        <w:rPr>
-          <w:rFonts w:ascii="맑은 고딕" w:hAnsi="맑은 고딕" w:eastAsia="맑은 고딕"/>
-          <w:b/>
-          <w:i w:val="0"/>
-          <w:sz w:val="22"/>
-        </w:rPr>
-        <w:t>5. 통계 처리</w:t>
-      </w:r>
-    </w:p>
-    <w:p>
-      <w:pPr>
-        <w:spacing w:line="480" w:lineRule="auto" w:before="0" w:after="0"/>
-        <w:ind w:firstLine="200"/>
-        <w:jc w:val="both"/>
-      </w:pPr>
-      <w:r>
-        <w:rPr>
-          <w:rFonts w:ascii="바탕" w:hAnsi="바탕" w:eastAsia="바탕"/>
-          <w:b w:val="0"/>
-          <w:i w:val="0"/>
-          <w:sz w:val="20"/>
-        </w:rPr>
-        <w:t>Agarwal et al. (2021)의 프로토콜을 따른다.</w:t>
-      </w:r>
-    </w:p>
-    <w:p>
-      <w:pPr>
-        <w:spacing w:line="480" w:lineRule="auto" w:before="0" w:after="0"/>
-        <w:ind w:left="340" w:hanging="198"/>
-      </w:pPr>
-      <w:r>
-        <w:rPr>
-          <w:rFonts w:ascii="바탕" w:hAnsi="바탕" w:eastAsia="바탕"/>
-          <w:b w:val="0"/>
-          <w:i w:val="0"/>
-          <w:sz w:val="20"/>
-        </w:rPr>
-        <w:t xml:space="preserve">· 계열·λ 조합마다 </w:t>
-      </w:r>
-      <w:r>
-        <w:rPr>
-          <w:rFonts w:ascii="바탕" w:hAnsi="바탕" w:eastAsia="바탕"/>
-          <w:b/>
-          <w:i w:val="0"/>
-          <w:sz w:val="20"/>
-        </w:rPr>
-        <w:t>시드 10개</w:t>
-      </w:r>
-      <w:r>
-        <w:rPr>
-          <w:rFonts w:ascii="바탕" w:hAnsi="바탕" w:eastAsia="바탕"/>
-          <w:b w:val="0"/>
-          <w:i w:val="0"/>
-          <w:sz w:val="20"/>
-        </w:rPr>
-        <w:t>. 시드 1개의 점수 = 최종 평가 에피소드(학습 150 / 규칙 100)의 평균</w:t>
-      </w:r>
-    </w:p>
-    <w:p>
-      <w:pPr>
-        <w:spacing w:line="480" w:lineRule="auto" w:before="0" w:after="0"/>
-        <w:ind w:left="340" w:hanging="198"/>
-      </w:pPr>
-      <w:r>
-        <w:rPr>
-          <w:rFonts w:ascii="바탕" w:hAnsi="바탕" w:eastAsia="바탕"/>
-          <w:b w:val="0"/>
-          <w:i w:val="0"/>
-          <w:sz w:val="20"/>
-        </w:rPr>
-        <w:t xml:space="preserve">· 대푯값은 평균이 아니라 </w:t>
-      </w:r>
-      <w:r>
-        <w:rPr>
-          <w:rFonts w:ascii="바탕" w:hAnsi="바탕" w:eastAsia="바탕"/>
-          <w:b/>
-          <w:i w:val="0"/>
-          <w:sz w:val="20"/>
-        </w:rPr>
-        <w:t>IQM(사분위평균)</w:t>
-      </w:r>
-      <w:r>
-        <w:rPr>
-          <w:rFonts w:ascii="바탕" w:hAnsi="바탕" w:eastAsia="바탕"/>
-          <w:b w:val="0"/>
-          <w:i w:val="0"/>
-          <w:sz w:val="20"/>
-        </w:rPr>
-        <w:t xml:space="preserve"> — 위아래 25%를 버리고 가운데 50%만 평균 낸다.</w:t>
-      </w:r>
-    </w:p>
-    <w:p>
-      <w:pPr>
-        <w:spacing w:line="480" w:lineRule="auto" w:before="0" w:after="0"/>
-        <w:ind w:firstLine="200"/>
-        <w:jc w:val="both"/>
-      </w:pPr>
-      <w:r>
-        <w:rPr>
-          <w:rFonts w:ascii="바탕" w:hAnsi="바탕" w:eastAsia="바탕"/>
-          <w:b w:val="0"/>
-          <w:i w:val="0"/>
-          <w:sz w:val="20"/>
-        </w:rPr>
-        <w:t>시드 몇 개가 유난히 잘되거나 못되는 강화학습 특유의 산포에 덜 흔들린다</w:t>
-      </w:r>
-    </w:p>
-    <w:p>
-      <w:pPr>
-        <w:spacing w:line="480" w:lineRule="auto" w:before="0" w:after="0"/>
-        <w:ind w:left="340" w:hanging="198"/>
-      </w:pPr>
-      <w:r>
-        <w:rPr>
-          <w:rFonts w:ascii="바탕" w:hAnsi="바탕" w:eastAsia="바탕"/>
-          <w:b w:val="0"/>
-          <w:i w:val="0"/>
-          <w:sz w:val="20"/>
-        </w:rPr>
-        <w:t xml:space="preserve">· </w:t>
-      </w:r>
-      <w:r>
-        <w:rPr>
-          <w:rFonts w:ascii="바탕" w:hAnsi="바탕" w:eastAsia="바탕"/>
-          <w:b/>
-          <w:i w:val="0"/>
-          <w:sz w:val="20"/>
-        </w:rPr>
-        <w:t>95% 계층 부트스트랩 신뢰구간</w:t>
-      </w:r>
-      <w:r>
-        <w:rPr>
-          <w:rFonts w:ascii="바탕" w:hAnsi="바탕" w:eastAsia="바탕"/>
-          <w:b w:val="0"/>
-          <w:i w:val="0"/>
-          <w:sz w:val="20"/>
-        </w:rPr>
-        <w:t>을 함께 보고한다 (</w:t>
-      </w:r>
-      <w:r>
-        <w:rPr>
-          <w:rFonts w:ascii="Consolas" w:hAnsi="Consolas" w:eastAsia="Consolas"/>
-          <w:b w:val="0"/>
-          <w:i w:val="0"/>
-          <w:sz w:val="19"/>
-        </w:rPr>
-        <w:t>rliable</w:t>
-      </w:r>
-      <w:r>
-        <w:rPr>
-          <w:rFonts w:ascii="바탕" w:hAnsi="바탕" w:eastAsia="바탕"/>
-          <w:b w:val="0"/>
-          <w:i w:val="0"/>
-          <w:sz w:val="20"/>
-        </w:rPr>
-        <w:t>). 구간이 겹치면 우열을 말하지 않는다</w:t>
-      </w:r>
-    </w:p>
-    <w:p>
-      <w:pPr>
-        <w:spacing w:line="312" w:lineRule="auto" w:before="160" w:after="60"/>
-        <w:jc w:val="left"/>
-      </w:pPr>
-      <w:r>
-        <w:rPr>
-          <w:rFonts w:ascii="맑은 고딕" w:hAnsi="맑은 고딕" w:eastAsia="맑은 고딕"/>
-          <w:b/>
-          <w:i w:val="0"/>
-          <w:sz w:val="20"/>
-        </w:rPr>
-        <w:t>임계 비용 λ*의 정의</w:t>
-      </w:r>
-    </w:p>
-    <w:p>
-      <w:pPr>
-        <w:spacing w:line="480" w:lineRule="auto" w:before="0" w:after="0"/>
-        <w:ind w:firstLine="200"/>
-        <w:jc w:val="both"/>
-      </w:pPr>
-      <w:r>
-        <w:rPr>
-          <w:rFonts w:ascii="바탕" w:hAnsi="바탕" w:eastAsia="바탕"/>
-          <w:b/>
-          <w:i w:val="0"/>
-          <w:sz w:val="20"/>
-        </w:rPr>
-        <w:t>λ* = 학습 에이전트가 최고 고정 규칙을 더 이상 이기지 못하게 되는 가장 작은 λ.</w:t>
-      </w:r>
-      <w:r>
-        <w:rPr>
-          <w:rFonts w:ascii="바탕" w:hAnsi="바탕" w:eastAsia="바탕"/>
-          <w:b w:val="0"/>
-          <w:i w:val="0"/>
-          <w:sz w:val="20"/>
-        </w:rPr>
-        <w:t xml:space="preserve"> 두 가지 엄격도로 함께 보고한다.</w:t>
-      </w:r>
-    </w:p>
-    <w:p>
-      <w:pPr>
-        <w:spacing w:line="480" w:lineRule="auto" w:before="0" w:after="0"/>
-        <w:ind w:firstLine="200"/>
-        <w:jc w:val="both"/>
-      </w:pPr>
-      <w:r>
-        <w:rPr>
-          <w:rFonts w:ascii="바탕" w:hAnsi="바탕" w:eastAsia="바탕"/>
-          <w:b w:val="0"/>
-          <w:i w:val="0"/>
-          <w:sz w:val="20"/>
-        </w:rPr>
-        <w:t xml:space="preserve">두 가지 엄격도로 함께 보고한다. </w:t>
-      </w:r>
-      <w:r>
-        <w:rPr>
-          <w:rFonts w:ascii="바탕" w:hAnsi="바탕" w:eastAsia="바탕"/>
-          <w:b/>
-          <w:i w:val="0"/>
-          <w:sz w:val="20"/>
-        </w:rPr>
-        <w:t>λ*_CI</w:t>
-      </w:r>
-      <w:r>
-        <w:rPr>
-          <w:rFonts w:ascii="바탕" w:hAnsi="바탕" w:eastAsia="바탕"/>
-          <w:b w:val="0"/>
-          <w:i w:val="0"/>
-          <w:sz w:val="20"/>
-        </w:rPr>
-        <w:t xml:space="preserve">는 학습의 신뢰구간 하한이 규칙의 신뢰구간 상한보다 아래로 처음 내려간 λ로, "통계적으로 확실한 우위"가 사라지는 엄격한 기준이다. </w:t>
-      </w:r>
-      <w:r>
-        <w:rPr>
-          <w:rFonts w:ascii="바탕" w:hAnsi="바탕" w:eastAsia="바탕"/>
-          <w:b/>
-          <w:i w:val="0"/>
-          <w:sz w:val="20"/>
-        </w:rPr>
-        <w:t>λ*_점추정</w:t>
-      </w:r>
-      <w:r>
-        <w:rPr>
-          <w:rFonts w:ascii="바탕" w:hAnsi="바탕" w:eastAsia="바탕"/>
-          <w:b w:val="0"/>
-          <w:i w:val="0"/>
-          <w:sz w:val="20"/>
-        </w:rPr>
-        <w:t>은 학습의 IQM이 규칙의 IQM보다 아래로 처음 내려간 λ로, 두 곡선이 교차하는 느슨한 기준이다.</w:t>
-      </w:r>
-    </w:p>
-    <w:p>
-      <w:pPr>
-        <w:spacing w:line="480" w:lineRule="auto" w:before="0" w:after="0"/>
-        <w:ind w:firstLine="200"/>
-        <w:jc w:val="both"/>
-      </w:pPr>
-      <w:r>
-        <w:rPr>
-          <w:rFonts w:ascii="바탕" w:hAnsi="바탕" w:eastAsia="바탕"/>
-          <w:b w:val="0"/>
-          <w:i w:val="0"/>
-          <w:sz w:val="20"/>
-        </w:rPr>
-        <w:t>격자 안에서 교차가 없으면 그 사실을 그대로 적는다 ("λ*는 격자 최대값보다 크다" 또는 "λ=0에서도 규칙을 못 이긴다"). 교차점을 보간해 만들어내지 않는다.</w:t>
-      </w:r>
-    </w:p>
-    <w:p>
-      <w:pPr>
-        <w:spacing w:line="312" w:lineRule="auto" w:before="200" w:after="80"/>
-        <w:jc w:val="left"/>
-      </w:pPr>
-      <w:r>
-        <w:rPr>
-          <w:rFonts w:ascii="맑은 고딕" w:hAnsi="맑은 고딕" w:eastAsia="맑은 고딕"/>
-          <w:b/>
-          <w:i w:val="0"/>
-          <w:sz w:val="22"/>
-        </w:rPr>
-        <w:t>6. 이 연구가 스스로에게 건 두 가지 검사</w:t>
-      </w:r>
-    </w:p>
-    <w:p>
-      <w:pPr>
-        <w:spacing w:line="480" w:lineRule="auto" w:before="0" w:after="0"/>
-        <w:ind w:firstLine="200"/>
-        <w:jc w:val="both"/>
-      </w:pPr>
-      <w:r>
-        <w:rPr>
-          <w:rFonts w:ascii="바탕" w:hAnsi="바탕" w:eastAsia="바탕"/>
-          <w:b w:val="0"/>
-          <w:i w:val="0"/>
-          <w:sz w:val="20"/>
-        </w:rPr>
-        <w:t xml:space="preserve">결과가 나온 뒤 "그건 이런 이유 아니냐"는 반론이 나올 자리를 미리 막기 위해, 두 가지 검사를 설계에 포함시켰다. 둘 다 </w:t>
-      </w:r>
-      <w:r>
-        <w:rPr>
-          <w:rFonts w:ascii="바탕" w:hAnsi="바탕" w:eastAsia="바탕"/>
-          <w:b/>
-          <w:i w:val="0"/>
-          <w:sz w:val="20"/>
-        </w:rPr>
-        <w:t>결과를 보고 나서 만든 것이 아니라</w:t>
-      </w:r>
-      <w:r>
-        <w:rPr>
-          <w:rFonts w:ascii="바탕" w:hAnsi="바탕" w:eastAsia="바탕"/>
-          <w:b w:val="0"/>
-          <w:i w:val="0"/>
-          <w:sz w:val="20"/>
-        </w:rPr>
-        <w:t xml:space="preserve"> 어떤 결과가 나와도 답해야 할 질문이므로, 어떤 답이 나오든 그대로 보고한다.</w:t>
-      </w:r>
-    </w:p>
-    <w:p>
-      <w:pPr>
-        <w:spacing w:line="312" w:lineRule="auto" w:before="160" w:after="60"/>
-        <w:jc w:val="left"/>
-      </w:pPr>
-      <w:r>
-        <w:rPr>
-          <w:rFonts w:ascii="맑은 고딕" w:hAnsi="맑은 고딕" w:eastAsia="맑은 고딕"/>
-          <w:b/>
-          <w:i w:val="0"/>
-          <w:sz w:val="20"/>
-        </w:rPr>
-        <w:t>6.1 공정성 검사 — "규칙에 진 것은 학습이 덜 된 탓 아닌가"</w:t>
-      </w:r>
-    </w:p>
-    <w:p>
-      <w:pPr>
-        <w:spacing w:line="480" w:lineRule="auto" w:before="0" w:after="0"/>
-        <w:ind w:firstLine="200"/>
-        <w:jc w:val="both"/>
-      </w:pPr>
-      <w:r>
-        <w:rPr>
-          <w:rFonts w:ascii="바탕" w:hAnsi="바탕" w:eastAsia="바탕"/>
-          <w:b w:val="0"/>
-          <w:i w:val="0"/>
-          <w:sz w:val="20"/>
-        </w:rPr>
-        <w:t xml:space="preserve">학습이 고정 규칙에 졌을 때, 그것이 </w:t>
-      </w:r>
-      <w:r>
-        <w:rPr>
-          <w:rFonts w:ascii="바탕" w:hAnsi="바탕" w:eastAsia="바탕"/>
-          <w:b/>
-          <w:i w:val="0"/>
-          <w:sz w:val="20"/>
-        </w:rPr>
-        <w:t>비용 때문인지</w:t>
-      </w:r>
-      <w:r>
-        <w:rPr>
-          <w:rFonts w:ascii="바탕" w:hAnsi="바탕" w:eastAsia="바탕"/>
-          <w:b w:val="0"/>
-          <w:i w:val="0"/>
-          <w:sz w:val="20"/>
-        </w:rPr>
-        <w:t xml:space="preserve"> 아니면 </w:t>
-      </w:r>
-      <w:r>
-        <w:rPr>
-          <w:rFonts w:ascii="바탕" w:hAnsi="바탕" w:eastAsia="바탕"/>
-          <w:b/>
-          <w:i w:val="0"/>
-          <w:sz w:val="20"/>
-        </w:rPr>
-        <w:t>애초에 학습이 덜 됐기 때문인지</w:t>
-      </w:r>
-      <w:r>
-        <w:rPr>
-          <w:rFonts w:ascii="바탕" w:hAnsi="바탕" w:eastAsia="바탕"/>
-          <w:b w:val="0"/>
-          <w:i w:val="0"/>
-          <w:sz w:val="20"/>
-        </w:rPr>
-        <w:t xml:space="preserve"> 구분되지 않으면 이 연구의 결론은 성립하지 않는다. 그래서 </w:t>
-      </w:r>
-      <w:r>
-        <w:rPr>
-          <w:rFonts w:ascii="바탕" w:hAnsi="바탕" w:eastAsia="바탕"/>
-          <w:b/>
-          <w:i w:val="0"/>
-          <w:sz w:val="20"/>
-        </w:rPr>
-        <w:t>비용이 아예 없는 λ=0 조건</w:t>
-      </w:r>
-      <w:r>
-        <w:rPr>
-          <w:rFonts w:ascii="바탕" w:hAnsi="바탕" w:eastAsia="바탕"/>
-          <w:b w:val="0"/>
-          <w:i w:val="0"/>
-          <w:sz w:val="20"/>
-        </w:rPr>
-        <w:t>에서 다음을 바꿔 가며 성능을 다시 잰다.</w:t>
-      </w:r>
-    </w:p>
-    <w:p>
-      <w:pPr>
-        <w:spacing w:line="480" w:lineRule="auto" w:before="0" w:after="0"/>
-        <w:ind w:left="340" w:hanging="198"/>
-      </w:pPr>
-      <w:r>
-        <w:rPr>
-          <w:rFonts w:ascii="바탕" w:hAnsi="바탕" w:eastAsia="바탕"/>
-          <w:b w:val="0"/>
-          <w:i w:val="0"/>
-          <w:sz w:val="20"/>
-        </w:rPr>
-        <w:t xml:space="preserve">· </w:t>
-      </w:r>
-      <w:r>
-        <w:rPr>
-          <w:rFonts w:ascii="바탕" w:hAnsi="바탕" w:eastAsia="바탕"/>
-          <w:b/>
-          <w:i w:val="0"/>
-          <w:sz w:val="20"/>
-        </w:rPr>
-        <w:t>예산</w:t>
-      </w:r>
-      <w:r>
-        <w:rPr>
-          <w:rFonts w:ascii="바탕" w:hAnsi="바탕" w:eastAsia="바탕"/>
-          <w:b w:val="0"/>
-          <w:i w:val="0"/>
-          <w:sz w:val="20"/>
-        </w:rPr>
-        <w:t>: 조건당 환경 스텝을 3.3~5배로 늘린다</w:t>
-      </w:r>
-    </w:p>
-    <w:p>
-      <w:pPr>
-        <w:spacing w:line="480" w:lineRule="auto" w:before="0" w:after="0"/>
-        <w:ind w:left="340" w:hanging="198"/>
-      </w:pPr>
-      <w:r>
-        <w:rPr>
-          <w:rFonts w:ascii="바탕" w:hAnsi="바탕" w:eastAsia="바탕"/>
-          <w:b w:val="0"/>
-          <w:i w:val="0"/>
-          <w:sz w:val="20"/>
-        </w:rPr>
-        <w:t xml:space="preserve">· </w:t>
-      </w:r>
-      <w:r>
-        <w:rPr>
-          <w:rFonts w:ascii="바탕" w:hAnsi="바탕" w:eastAsia="바탕"/>
-          <w:b/>
-          <w:i w:val="0"/>
-          <w:sz w:val="20"/>
-        </w:rPr>
-        <w:t>탐험</w:t>
-      </w:r>
-      <w:r>
-        <w:rPr>
-          <w:rFonts w:ascii="바탕" w:hAnsi="바탕" w:eastAsia="바탕"/>
-          <w:b w:val="0"/>
-          <w:i w:val="0"/>
-          <w:sz w:val="20"/>
-        </w:rPr>
-        <w:t>: ε를 고정(0.2)에서 감소(1.0 → 0.05)로 바꾼다</w:t>
-      </w:r>
-    </w:p>
-    <w:p>
-      <w:pPr>
-        <w:spacing w:line="480" w:lineRule="auto" w:before="0" w:after="0"/>
-        <w:ind w:left="340" w:hanging="198"/>
-      </w:pPr>
-      <w:r>
-        <w:rPr>
-          <w:rFonts w:ascii="바탕" w:hAnsi="바탕" w:eastAsia="바탕"/>
-          <w:b w:val="0"/>
-          <w:i w:val="0"/>
-          <w:sz w:val="20"/>
-        </w:rPr>
-        <w:t xml:space="preserve">· </w:t>
-      </w:r>
-      <w:r>
-        <w:rPr>
-          <w:rFonts w:ascii="바탕" w:hAnsi="바탕" w:eastAsia="바탕"/>
-          <w:b/>
-          <w:i w:val="0"/>
-          <w:sz w:val="20"/>
-        </w:rPr>
-        <w:t>표현력</w:t>
-      </w:r>
-      <w:r>
-        <w:rPr>
-          <w:rFonts w:ascii="바탕" w:hAnsi="바탕" w:eastAsia="바탕"/>
-          <w:b w:val="0"/>
-          <w:i w:val="0"/>
-          <w:sz w:val="20"/>
-        </w:rPr>
-        <w:t>: 은닉층·버퍼·배치를 키운다</w:t>
-      </w:r>
-    </w:p>
-    <w:p>
-      <w:pPr>
-        <w:spacing w:line="480" w:lineRule="auto" w:before="0" w:after="0"/>
-        <w:ind w:firstLine="200"/>
-        <w:jc w:val="both"/>
-      </w:pPr>
-      <w:r>
-        <w:rPr>
-          <w:rFonts w:ascii="바탕" w:hAnsi="바탕" w:eastAsia="바탕"/>
-          <w:b w:val="0"/>
-          <w:i w:val="0"/>
-          <w:sz w:val="20"/>
-        </w:rPr>
-        <w:t xml:space="preserve">한 번에 하나씩만 바꿔야 원인을 말할 수 있으므로 후보를 나눠 돌린다. 비교 기준과 평가 방식은 본실험과 완전히 같다(시드별 점수 · IQM · 95% 신뢰구간). λ=0에서도 규칙을 넘어서지 못한다면 그것은 비용에 대한 발견이 아니라 </w:t>
-      </w:r>
-      <w:r>
-        <w:rPr>
-          <w:rFonts w:ascii="바탕" w:hAnsi="바탕" w:eastAsia="바탕"/>
-          <w:b/>
-          <w:i w:val="0"/>
-          <w:sz w:val="20"/>
-        </w:rPr>
-        <w:t>그 환경에서 학습이라는 접근 자체가 열세</w:t>
-      </w:r>
-      <w:r>
-        <w:rPr>
-          <w:rFonts w:ascii="바탕" w:hAnsi="바탕" w:eastAsia="바탕"/>
-          <w:b w:val="0"/>
-          <w:i w:val="0"/>
-          <w:sz w:val="20"/>
-        </w:rPr>
-        <w:t>라는 뜻이며, 논문은 그 구분을 흐리지 않는다.</w:t>
-      </w:r>
-    </w:p>
-    <w:p>
-      <w:pPr>
-        <w:spacing w:line="312" w:lineRule="auto" w:before="160" w:after="60"/>
-        <w:jc w:val="left"/>
-      </w:pPr>
-      <w:r>
-        <w:rPr>
-          <w:rFonts w:ascii="맑은 고딕" w:hAnsi="맑은 고딕" w:eastAsia="맑은 고딕"/>
-          <w:b/>
-          <w:i w:val="0"/>
-          <w:sz w:val="20"/>
-        </w:rPr>
-        <w:t>6.2 인과 검사 — "무행동 붕괴는 최적해인가 탐험 실패인가"</w:t>
-      </w:r>
-    </w:p>
-    <w:p>
-      <w:pPr>
-        <w:spacing w:line="480" w:lineRule="auto" w:before="0" w:after="0"/>
-        <w:ind w:firstLine="200"/>
-        <w:jc w:val="both"/>
-      </w:pPr>
-      <w:r>
-        <w:rPr>
-          <w:rFonts w:ascii="바탕" w:hAnsi="바탕" w:eastAsia="바탕"/>
-          <w:b w:val="0"/>
-          <w:i w:val="0"/>
-          <w:sz w:val="20"/>
-        </w:rPr>
-        <w:t>비용이 붙으면 학습이 '아무것도 하지 않기'로 굳는 현상이 관찰된다. 여기에는 두 가지 해석이 있다.</w:t>
-      </w:r>
-    </w:p>
-    <w:p>
-      <w:pPr>
-        <w:spacing w:line="480" w:lineRule="auto" w:before="0" w:after="0"/>
-        <w:ind w:left="340" w:hanging="340"/>
-      </w:pPr>
-      <w:r>
-        <w:rPr>
-          <w:rFonts w:ascii="바탕" w:hAnsi="바탕" w:eastAsia="바탕"/>
-          <w:b w:val="0"/>
-          <w:i w:val="0"/>
-          <w:sz w:val="20"/>
-        </w:rPr>
-        <w:t xml:space="preserve">1. </w:t>
-      </w:r>
-      <w:r>
-        <w:rPr>
-          <w:rFonts w:ascii="바탕" w:hAnsi="바탕" w:eastAsia="바탕"/>
-          <w:b/>
-          <w:i w:val="0"/>
-          <w:sz w:val="20"/>
-        </w:rPr>
-        <w:t>최적해</w:t>
-      </w:r>
-      <w:r>
-        <w:rPr>
-          <w:rFonts w:ascii="바탕" w:hAnsi="바탕" w:eastAsia="바탕"/>
-          <w:b w:val="0"/>
-          <w:i w:val="0"/>
-          <w:sz w:val="20"/>
-        </w:rPr>
-        <w:t>: 비용을 반영하면 실제로 가만히 있는 것이 최선이다</w:t>
-      </w:r>
-    </w:p>
-    <w:p>
-      <w:pPr>
-        <w:spacing w:line="480" w:lineRule="auto" w:before="0" w:after="0"/>
-        <w:ind w:left="340" w:hanging="340"/>
-      </w:pPr>
-      <w:r>
-        <w:rPr>
-          <w:rFonts w:ascii="바탕" w:hAnsi="바탕" w:eastAsia="바탕"/>
-          <w:b w:val="0"/>
-          <w:i w:val="0"/>
-          <w:sz w:val="20"/>
-        </w:rPr>
-        <w:t xml:space="preserve">2. </w:t>
-      </w:r>
-      <w:r>
-        <w:rPr>
-          <w:rFonts w:ascii="바탕" w:hAnsi="바탕" w:eastAsia="바탕"/>
-          <w:b/>
-          <w:i w:val="0"/>
-          <w:sz w:val="20"/>
-        </w:rPr>
-        <w:t>탐험 실패</w:t>
-      </w:r>
-      <w:r>
-        <w:rPr>
-          <w:rFonts w:ascii="바탕" w:hAnsi="바탕" w:eastAsia="바탕"/>
-          <w:b w:val="0"/>
-          <w:i w:val="0"/>
-          <w:sz w:val="20"/>
-        </w:rPr>
-        <w:t>: 비용 때문에 초반에 목표를 한 번도 보지 못해 굳었다</w:t>
-      </w:r>
-    </w:p>
-    <w:p>
-      <w:pPr>
-        <w:spacing w:line="480" w:lineRule="auto" w:before="0" w:after="0"/>
-        <w:ind w:firstLine="200"/>
-        <w:jc w:val="both"/>
-      </w:pPr>
-      <w:r>
-        <w:rPr>
-          <w:rFonts w:ascii="바탕" w:hAnsi="바탕" w:eastAsia="바탕"/>
-          <w:b w:val="0"/>
-          <w:i w:val="0"/>
-          <w:sz w:val="20"/>
-        </w:rPr>
-        <w:t xml:space="preserve">두 해석은 같은 관측을 낳지만 뜻이 정반대다. 이를 가르기 위해 </w:t>
-      </w:r>
-      <w:r>
-        <w:rPr>
-          <w:rFonts w:ascii="바탕" w:hAnsi="바탕" w:eastAsia="바탕"/>
-          <w:b/>
-          <w:i w:val="0"/>
-          <w:sz w:val="20"/>
-        </w:rPr>
-        <w:t>같은 예산 안에서 비용을 켜는 시점만 바꾼 대조 조건</w:t>
-      </w:r>
-      <w:r>
-        <w:rPr>
-          <w:rFonts w:ascii="바탕" w:hAnsi="바탕" w:eastAsia="바탕"/>
-          <w:b w:val="0"/>
-          <w:i w:val="0"/>
-          <w:sz w:val="20"/>
-        </w:rPr>
-        <w:t xml:space="preserve">을 둔다. 앞 절반은 λ=0으로 학습하고 나머지 절반에서 λ를 켠다. </w:t>
-      </w:r>
-      <w:r>
-        <w:rPr>
-          <w:rFonts w:ascii="바탕" w:hAnsi="바탕" w:eastAsia="바탕"/>
-          <w:b/>
-          <w:i w:val="0"/>
-          <w:sz w:val="20"/>
-        </w:rPr>
-        <w:t>평가는 언제나 진짜 λ로 한다</w:t>
-      </w:r>
-      <w:r>
-        <w:rPr>
-          <w:rFonts w:ascii="바탕" w:hAnsi="바탕" w:eastAsia="바탕"/>
-          <w:b w:val="0"/>
-          <w:i w:val="0"/>
-          <w:sz w:val="20"/>
-        </w:rPr>
-        <w:t xml:space="preserve"> — 성적표는 비용이 있는 세상에서 매긴다.</w:t>
-      </w:r>
-    </w:p>
-    <w:p>
-      <w:pPr>
-        <w:spacing w:line="480" w:lineRule="auto" w:before="0" w:after="0"/>
-        <w:ind w:left="340" w:hanging="198"/>
-      </w:pPr>
-      <w:r>
-        <w:rPr>
-          <w:rFonts w:ascii="바탕" w:hAnsi="바탕" w:eastAsia="바탕"/>
-          <w:b w:val="0"/>
-          <w:i w:val="0"/>
-          <w:sz w:val="20"/>
-        </w:rPr>
-        <w:t xml:space="preserve">· 워밍업 쪽이 행동을 유지하고 점수가 높아지면 → </w:t>
-      </w:r>
-      <w:r>
-        <w:rPr>
-          <w:rFonts w:ascii="바탕" w:hAnsi="바탕" w:eastAsia="바탕"/>
-          <w:b/>
-          <w:i w:val="0"/>
-          <w:sz w:val="20"/>
-        </w:rPr>
-        <w:t>탐험 실패</w:t>
-      </w:r>
-      <w:r>
-        <w:rPr>
-          <w:rFonts w:ascii="바탕" w:hAnsi="바탕" w:eastAsia="바탕"/>
-          <w:b w:val="0"/>
-          <w:i w:val="0"/>
-          <w:sz w:val="20"/>
-        </w:rPr>
-        <w:t>다.</w:t>
-      </w:r>
-    </w:p>
-    <w:p>
-      <w:pPr>
-        <w:spacing w:line="480" w:lineRule="auto" w:before="0" w:after="0"/>
-        <w:ind w:firstLine="200"/>
-        <w:jc w:val="both"/>
-      </w:pPr>
-      <w:r>
-        <w:rPr>
-          <w:rFonts w:ascii="바탕" w:hAnsi="바탕" w:eastAsia="바탕"/>
-          <w:b w:val="0"/>
-          <w:i w:val="0"/>
-          <w:sz w:val="20"/>
-        </w:rPr>
-        <w:t>비용이 있는 세상에서도 행동하는 정책이 존재하는데, 처음부터 비용을 물리면 그것을 못 찾는 것이다.</w:t>
-      </w:r>
-    </w:p>
-    <w:p>
-      <w:pPr>
-        <w:spacing w:line="480" w:lineRule="auto" w:before="0" w:after="0"/>
-        <w:ind w:left="340" w:hanging="198"/>
-      </w:pPr>
-      <w:r>
-        <w:rPr>
-          <w:rFonts w:ascii="바탕" w:hAnsi="바탕" w:eastAsia="바탕"/>
-          <w:b w:val="0"/>
-          <w:i w:val="0"/>
-          <w:sz w:val="20"/>
-        </w:rPr>
-        <w:t xml:space="preserve">· 워밍업 쪽도 똑같이 무행동으로 굳으면 → </w:t>
-      </w:r>
-      <w:r>
-        <w:rPr>
-          <w:rFonts w:ascii="바탕" w:hAnsi="바탕" w:eastAsia="바탕"/>
-          <w:b/>
-          <w:i w:val="0"/>
-          <w:sz w:val="20"/>
-        </w:rPr>
-        <w:t>최적해</w:t>
-      </w:r>
-      <w:r>
-        <w:rPr>
-          <w:rFonts w:ascii="바탕" w:hAnsi="바탕" w:eastAsia="바탕"/>
-          <w:b w:val="0"/>
-          <w:i w:val="0"/>
-          <w:sz w:val="20"/>
-        </w:rPr>
-        <w:t>다.</w:t>
-      </w:r>
-    </w:p>
-    <w:p>
-      <w:pPr>
-        <w:spacing w:line="480" w:lineRule="auto" w:before="0" w:after="0"/>
-        <w:ind w:firstLine="200"/>
-        <w:jc w:val="both"/>
-      </w:pPr>
-      <w:r>
-        <w:rPr>
-          <w:rFonts w:ascii="바탕" w:hAnsi="바탕" w:eastAsia="바탕"/>
-          <w:b w:val="0"/>
-          <w:i w:val="0"/>
-          <w:sz w:val="20"/>
-        </w:rPr>
-        <w:t>두 조건은 환경 스텝 예산·시드·평가 방식이 모두 같고, 다른 것은 학습 중 보상 신호뿐이다.</w:t>
-      </w:r>
-    </w:p>
-    <w:p>
-      <w:pPr>
-        <w:spacing w:line="312" w:lineRule="auto" w:before="200" w:after="80"/>
-        <w:jc w:val="left"/>
-      </w:pPr>
-      <w:r>
-        <w:rPr>
-          <w:rFonts w:ascii="맑은 고딕" w:hAnsi="맑은 고딕" w:eastAsia="맑은 고딕"/>
-          <w:b/>
-          <w:i w:val="0"/>
-          <w:sz w:val="22"/>
-        </w:rPr>
-        <w:t>7. 재현성</w:t>
-      </w:r>
-    </w:p>
-    <w:p>
-      <w:pPr>
-        <w:spacing w:line="480" w:lineRule="auto" w:before="0" w:after="0"/>
-        <w:ind w:left="340" w:hanging="198"/>
-      </w:pPr>
-      <w:r>
-        <w:rPr>
-          <w:rFonts w:ascii="바탕" w:hAnsi="바탕" w:eastAsia="바탕"/>
-          <w:b w:val="0"/>
-          <w:i w:val="0"/>
-          <w:sz w:val="20"/>
-        </w:rPr>
-        <w:t xml:space="preserve">· 모든 실험은 </w:t>
-      </w:r>
-      <w:r>
-        <w:rPr>
-          <w:rFonts w:ascii="Consolas" w:hAnsi="Consolas" w:eastAsia="Consolas"/>
-          <w:b w:val="0"/>
-          <w:i w:val="0"/>
-          <w:sz w:val="19"/>
-        </w:rPr>
-        <w:t>experiments/configs/*.yaml</w:t>
-      </w:r>
-      <w:r>
-        <w:rPr>
-          <w:rFonts w:ascii="바탕" w:hAnsi="바탕" w:eastAsia="바탕"/>
-          <w:b w:val="0"/>
-          <w:i w:val="0"/>
-          <w:sz w:val="20"/>
-        </w:rPr>
-        <w:t xml:space="preserve"> 한 장으로 실행되며, 결과 폴더 옆에 config 사본과</w:t>
-      </w:r>
-    </w:p>
-    <w:p>
-      <w:pPr>
-        <w:spacing w:line="480" w:lineRule="auto" w:before="0" w:after="0"/>
-        <w:ind w:firstLine="200"/>
-        <w:jc w:val="both"/>
-      </w:pPr>
-      <w:r>
-        <w:rPr>
-          <w:rFonts w:ascii="바탕" w:hAnsi="바탕" w:eastAsia="바탕"/>
-          <w:b w:val="0"/>
-          <w:i w:val="0"/>
-          <w:sz w:val="20"/>
-        </w:rPr>
-        <w:t>실행 메타데이터(소요시간, 스텝 예산, 평가 에피소드 수)를 남긴다</w:t>
-      </w:r>
-    </w:p>
-    <w:p>
-      <w:pPr>
-        <w:spacing w:line="480" w:lineRule="auto" w:before="0" w:after="0"/>
-        <w:ind w:left="340" w:hanging="198"/>
-      </w:pPr>
-      <w:r>
-        <w:rPr>
-          <w:rFonts w:ascii="바탕" w:hAnsi="바탕" w:eastAsia="바탕"/>
-          <w:b w:val="0"/>
-          <w:i w:val="0"/>
-          <w:sz w:val="20"/>
-        </w:rPr>
-        <w:t xml:space="preserve">· </w:t>
-      </w:r>
-      <w:r>
-        <w:rPr>
-          <w:rFonts w:ascii="바탕" w:hAnsi="바탕" w:eastAsia="바탕"/>
-          <w:b/>
-          <w:i w:val="0"/>
-          <w:sz w:val="20"/>
-        </w:rPr>
-        <w:t>재현성을 주장하지 않고 확인했다.</w:t>
-      </w:r>
-      <w:r>
-        <w:rPr>
-          <w:rFonts w:ascii="바탕" w:hAnsi="바탕" w:eastAsia="바탕"/>
-          <w:b w:val="0"/>
-          <w:i w:val="0"/>
-          <w:sz w:val="20"/>
-        </w:rPr>
-        <w:t xml:space="preserve"> 이미 끝난 조건 하나(MountainCar / 표준 DQN / λ=0 / 시드 5)를</w:t>
-      </w:r>
-    </w:p>
-    <w:p>
-      <w:pPr>
-        <w:spacing w:line="480" w:lineRule="auto" w:before="0" w:after="0"/>
-        <w:ind w:firstLine="200"/>
-        <w:jc w:val="both"/>
-      </w:pPr>
-      <w:r>
-        <w:rPr>
-          <w:rFonts w:ascii="바탕" w:hAnsi="바탕" w:eastAsia="바탕"/>
-          <w:b w:val="0"/>
-          <w:i w:val="0"/>
-          <w:sz w:val="20"/>
-        </w:rPr>
-        <w:t xml:space="preserve">같은 설정·같은 시드로 다시 돌려 대조한 결과, 학습 중 곡선 평가 12개 지점과 최종 평가 150 에피소드의 모든 지표가 </w:t>
-      </w:r>
-      <w:r>
-        <w:rPr>
-          <w:rFonts w:ascii="바탕" w:hAnsi="바탕" w:eastAsia="바탕"/>
-          <w:b/>
-          <w:i w:val="0"/>
-          <w:sz w:val="20"/>
-        </w:rPr>
-        <w:t>소수점 아래 9자리까지 일치</w:t>
-      </w:r>
-      <w:r>
-        <w:rPr>
-          <w:rFonts w:ascii="바탕" w:hAnsi="바탕" w:eastAsia="바탕"/>
-          <w:b w:val="0"/>
-          <w:i w:val="0"/>
-          <w:sz w:val="20"/>
-        </w:rPr>
-        <w:t>했다(총보상 −131.486842, 행동 120.3회, 목표 도달률 84.0%). 소요시간만 909초 대 1,004초로 달랐는데, 이는 그때그때의 CPU 부하 차이이며 결과와 무관하다.</w:t>
-      </w:r>
-    </w:p>
-    <w:p>
-      <w:pPr>
-        <w:spacing w:line="480" w:lineRule="auto" w:before="0" w:after="0"/>
-        <w:ind w:left="340" w:hanging="198"/>
-      </w:pPr>
-      <w:r>
-        <w:rPr>
-          <w:rFonts w:ascii="바탕" w:hAnsi="바탕" w:eastAsia="바탕"/>
-          <w:b w:val="0"/>
-          <w:i w:val="0"/>
-          <w:sz w:val="20"/>
-        </w:rPr>
-        <w:t>· 조건 단위로 체크포인트를 저장해 중단되면 마지막 지점부터 이어서 돌린다</w:t>
-      </w:r>
-    </w:p>
-    <w:p>
-      <w:pPr>
-        <w:spacing w:line="480" w:lineRule="auto" w:before="0" w:after="0"/>
-        <w:ind w:left="340" w:hanging="198"/>
-      </w:pPr>
-      <w:r>
-        <w:rPr>
-          <w:rFonts w:ascii="바탕" w:hAnsi="바탕" w:eastAsia="바탕"/>
-          <w:b w:val="0"/>
-          <w:i w:val="0"/>
-          <w:sz w:val="20"/>
-        </w:rPr>
-        <w:t>· 실행 중에는 감시 스크립트가 1시간마다 프로세스 생존·진행 정체·로그 예외·NaN·디스크·</w:t>
-      </w:r>
-    </w:p>
-    <w:p>
-      <w:pPr>
-        <w:spacing w:line="480" w:lineRule="auto" w:before="0" w:after="0"/>
-        <w:ind w:firstLine="200"/>
-        <w:jc w:val="both"/>
-      </w:pPr>
-      <w:r>
-        <w:rPr>
-          <w:rFonts w:ascii="바탕" w:hAnsi="바탕" w:eastAsia="바탕"/>
-          <w:b w:val="0"/>
-          <w:i w:val="0"/>
-          <w:sz w:val="20"/>
-        </w:rPr>
-        <w:t xml:space="preserve">학습 곡선 이상을 점검해 </w:t>
-      </w:r>
-      <w:r>
-        <w:rPr>
-          <w:rFonts w:ascii="Consolas" w:hAnsi="Consolas" w:eastAsia="Consolas"/>
-          <w:b w:val="0"/>
-          <w:i w:val="0"/>
-          <w:sz w:val="19"/>
-        </w:rPr>
-        <w:t>results/watchdog.log</w:t>
-      </w:r>
-      <w:r>
-        <w:rPr>
-          <w:rFonts w:ascii="바탕" w:hAnsi="바탕" w:eastAsia="바탕"/>
-          <w:b w:val="0"/>
-          <w:i w:val="0"/>
-          <w:sz w:val="20"/>
-        </w:rPr>
-        <w:t>에 남긴다</w:t>
-      </w:r>
-    </w:p>
-    <w:p>
-      <w:pPr>
-        <w:spacing w:line="480" w:lineRule="auto" w:before="0" w:after="0"/>
-        <w:ind w:left="340" w:hanging="198"/>
-      </w:pPr>
-      <w:r>
-        <w:rPr>
-          <w:rFonts w:ascii="바탕" w:hAnsi="바탕" w:eastAsia="바탕"/>
-          <w:b w:val="0"/>
-          <w:i w:val="0"/>
-          <w:sz w:val="20"/>
-        </w:rPr>
-        <w:t xml:space="preserve">· 실험 도중 내린 모든 설계 결정과 그 근거는 </w:t>
-      </w:r>
-      <w:r>
-        <w:rPr>
-          <w:rFonts w:ascii="Consolas" w:hAnsi="Consolas" w:eastAsia="Consolas"/>
-          <w:b w:val="0"/>
-          <w:i w:val="0"/>
-          <w:sz w:val="19"/>
-        </w:rPr>
-        <w:t>docs/실험일지.md</w:t>
-      </w:r>
-      <w:r>
-        <w:rPr>
-          <w:rFonts w:ascii="바탕" w:hAnsi="바탕" w:eastAsia="바탕"/>
-          <w:b w:val="0"/>
-          <w:i w:val="0"/>
-          <w:sz w:val="20"/>
-        </w:rPr>
-        <w:t>에 날짜와 함께 기록한다</w:t>
-      </w:r>
-    </w:p>
-    <w:p>
-      <w:pPr>
-        <w:spacing w:line="480" w:lineRule="auto" w:before="0" w:after="0"/>
-        <w:ind w:firstLine="200"/>
-        <w:jc w:val="both"/>
-      </w:pPr>
-      <w:r>
-        <w:rPr>
-          <w:rFonts w:ascii="바탕" w:hAnsi="바탕" w:eastAsia="바탕"/>
-          <w:b w:val="0"/>
-          <w:i w:val="0"/>
-          <w:sz w:val="20"/>
-        </w:rPr>
-        <w:t xml:space="preserve">*인용 근거 파일: </w:t>
-      </w:r>
-      <w:r>
-        <w:rPr>
-          <w:rFonts w:ascii="Consolas" w:hAnsi="Consolas" w:eastAsia="Consolas"/>
-          <w:b w:val="0"/>
-          <w:i w:val="0"/>
-          <w:sz w:val="19"/>
-        </w:rPr>
-        <w:t>results/aggregate/*_iqm.csv</w:t>
-      </w:r>
-      <w:r>
-        <w:rPr>
-          <w:rFonts w:ascii="바탕" w:hAnsi="바탕" w:eastAsia="바탕"/>
-          <w:b w:val="0"/>
-          <w:i w:val="0"/>
-          <w:sz w:val="20"/>
-        </w:rPr>
-        <w:t xml:space="preserve">, </w:t>
-      </w:r>
-      <w:r>
-        <w:rPr>
-          <w:rFonts w:ascii="Consolas" w:hAnsi="Consolas" w:eastAsia="Consolas"/>
-          <w:b w:val="0"/>
-          <w:i w:val="0"/>
-          <w:sz w:val="19"/>
-        </w:rPr>
-        <w:t>results/aggregate/*_lambda_star.json</w:t>
-      </w:r>
-      <w:r>
-        <w:rPr>
-          <w:rFonts w:ascii="바탕" w:hAnsi="바탕" w:eastAsia="바탕"/>
-          <w:b w:val="0"/>
-          <w:i w:val="0"/>
-          <w:sz w:val="20"/>
-        </w:rPr>
-        <w:t xml:space="preserve">, </w:t>
-      </w:r>
-      <w:r>
-        <w:rPr>
-          <w:rFonts w:ascii="Consolas" w:hAnsi="Consolas" w:eastAsia="Consolas"/>
-          <w:b w:val="0"/>
-          <w:i w:val="0"/>
-          <w:sz w:val="19"/>
-        </w:rPr>
-        <w:t>docs/실험일지.md</w:t>
-      </w:r>
-      <w:r>
-        <w:rPr>
-          <w:rFonts w:ascii="바탕" w:hAnsi="바탕" w:eastAsia="바탕"/>
-          <w:b w:val="0"/>
-          <w:i w:val="0"/>
-          <w:sz w:val="20"/>
-        </w:rPr>
-        <w:t>*</w:t>
-      </w:r>
-    </w:p>
-    <w:p>
-      <w:pPr>
-        <w:spacing w:line="312" w:lineRule="auto" w:before="320" w:after="120"/>
-        <w:jc w:val="left"/>
-      </w:pPr>
-      <w:r>
-        <w:rPr>
-          <w:rFonts w:ascii="맑은 고딕" w:hAnsi="맑은 고딕" w:eastAsia="맑은 고딕"/>
-          <w:b/>
-          <w:i w:val="0"/>
-          <w:sz w:val="26"/>
-        </w:rPr>
-        <w:t>Ⅳ. Experimental Results</w:t>
-      </w:r>
-    </w:p>
-    <w:p>
-      <w:pPr>
-        <w:spacing w:line="312" w:lineRule="auto" w:before="200" w:after="80"/>
-        <w:jc w:val="left"/>
-      </w:pPr>
-      <w:r>
-        <w:rPr>
-          <w:rFonts w:ascii="맑은 고딕" w:hAnsi="맑은 고딕" w:eastAsia="맑은 고딕"/>
-          <w:b/>
-          <w:i w:val="0"/>
-          <w:sz w:val="22"/>
-        </w:rPr>
-        <w:t>1. 읽는 법</w:t>
-      </w:r>
-    </w:p>
-    <w:p>
-      <w:pPr>
-        <w:spacing w:line="480" w:lineRule="auto" w:before="0" w:after="0"/>
-        <w:ind w:left="340" w:hanging="198"/>
-      </w:pPr>
-      <w:r>
-        <w:rPr>
-          <w:rFonts w:ascii="바탕" w:hAnsi="바탕" w:eastAsia="바탕"/>
-          <w:b w:val="0"/>
-          <w:i w:val="0"/>
-          <w:sz w:val="20"/>
-        </w:rPr>
-        <w:t xml:space="preserve">· </w:t>
-      </w:r>
-      <w:r>
-        <w:rPr>
-          <w:rFonts w:ascii="바탕" w:hAnsi="바탕" w:eastAsia="바탕"/>
-          <w:b/>
-          <w:i w:val="0"/>
-          <w:sz w:val="20"/>
-        </w:rPr>
-        <w:t>λ</w:t>
-      </w:r>
-      <w:r>
-        <w:rPr>
-          <w:rFonts w:ascii="바탕" w:hAnsi="바탕" w:eastAsia="바탕"/>
-          <w:b w:val="0"/>
-          <w:i w:val="0"/>
-          <w:sz w:val="20"/>
-        </w:rPr>
-        <w:t>: 행동 1번의 값. 오른쪽(아래쪽)으로 갈수록 행동이 비싸다. λ=0이면 원래 문제와 같다.</w:t>
-      </w:r>
-    </w:p>
-    <w:p>
-      <w:pPr>
-        <w:spacing w:line="480" w:lineRule="auto" w:before="0" w:after="0"/>
-        <w:ind w:left="340" w:hanging="198"/>
-      </w:pPr>
-      <w:r>
-        <w:rPr>
-          <w:rFonts w:ascii="바탕" w:hAnsi="바탕" w:eastAsia="바탕"/>
-          <w:b w:val="0"/>
-          <w:i w:val="0"/>
-          <w:sz w:val="20"/>
-        </w:rPr>
-        <w:t xml:space="preserve">· </w:t>
-      </w:r>
-      <w:r>
-        <w:rPr>
-          <w:rFonts w:ascii="바탕" w:hAnsi="바탕" w:eastAsia="바탕"/>
-          <w:b/>
-          <w:i w:val="0"/>
-          <w:sz w:val="20"/>
-        </w:rPr>
-        <w:t>r′</w:t>
-      </w:r>
-      <w:r>
-        <w:rPr>
-          <w:rFonts w:ascii="바탕" w:hAnsi="바탕" w:eastAsia="바탕"/>
-          <w:b w:val="0"/>
-          <w:i w:val="0"/>
-          <w:sz w:val="20"/>
-        </w:rPr>
-        <w:t>: 비용까지 빼고 남은 총보상. 높을수록 좋다.</w:t>
-      </w:r>
-    </w:p>
-    <w:p>
-      <w:pPr>
-        <w:spacing w:line="480" w:lineRule="auto" w:before="0" w:after="0"/>
-        <w:ind w:left="340" w:hanging="198"/>
-      </w:pPr>
-      <w:r>
-        <w:rPr>
-          <w:rFonts w:ascii="바탕" w:hAnsi="바탕" w:eastAsia="바탕"/>
-          <w:b w:val="0"/>
-          <w:i w:val="0"/>
-          <w:sz w:val="20"/>
-        </w:rPr>
-        <w:t xml:space="preserve">· </w:t>
-      </w:r>
-      <w:r>
-        <w:rPr>
-          <w:rFonts w:ascii="바탕" w:hAnsi="바탕" w:eastAsia="바탕"/>
-          <w:b/>
-          <w:i w:val="0"/>
-          <w:sz w:val="20"/>
-        </w:rPr>
-        <w:t>대괄호</w:t>
-      </w:r>
-      <w:r>
-        <w:rPr>
-          <w:rFonts w:ascii="바탕" w:hAnsi="바탕" w:eastAsia="바탕"/>
-          <w:b w:val="0"/>
-          <w:i w:val="0"/>
-          <w:sz w:val="20"/>
-        </w:rPr>
-        <w:t>: 95% 계층 부트스트랩 신뢰구간. 두 구간이 겹치면 우열을 말하지 않는다.</w:t>
-      </w:r>
-    </w:p>
-    <w:p>
-      <w:pPr>
-        <w:spacing w:line="480" w:lineRule="auto" w:before="0" w:after="0"/>
-        <w:ind w:left="340" w:hanging="198"/>
-      </w:pPr>
-      <w:r>
-        <w:rPr>
-          <w:rFonts w:ascii="바탕" w:hAnsi="바탕" w:eastAsia="바탕"/>
-          <w:b w:val="0"/>
-          <w:i w:val="0"/>
-          <w:sz w:val="20"/>
-        </w:rPr>
-        <w:t xml:space="preserve">· </w:t>
-      </w:r>
-      <w:r>
-        <w:rPr>
-          <w:rFonts w:ascii="바탕" w:hAnsi="바탕" w:eastAsia="바탕"/>
-          <w:b/>
-          <w:i w:val="0"/>
-          <w:sz w:val="20"/>
-        </w:rPr>
-        <w:t>기준 규칙</w:t>
-      </w:r>
-      <w:r>
-        <w:rPr>
-          <w:rFonts w:ascii="바탕" w:hAnsi="바탕" w:eastAsia="바탕"/>
-          <w:b w:val="0"/>
-          <w:i w:val="0"/>
-          <w:sz w:val="20"/>
-        </w:rPr>
-        <w:t>: 각 환경에서 가장 센 고정 규칙(MountainCar는 pump, LunarLander는 임계값). 문제를 아예 못 푸는 약한 규칙을 기준으로 삼으면 "학습이 이겼다"가 너무 쉬워진다.</w:t>
-      </w:r>
-    </w:p>
-    <w:p>
-      <w:pPr>
-        <w:spacing w:line="480" w:lineRule="auto" w:before="0" w:after="0"/>
-        <w:ind w:left="340" w:hanging="198"/>
-      </w:pPr>
-      <w:r>
-        <w:rPr>
-          <w:rFonts w:ascii="바탕" w:hAnsi="바탕" w:eastAsia="바탕"/>
-          <w:b w:val="0"/>
-          <w:i w:val="0"/>
-          <w:sz w:val="20"/>
-        </w:rPr>
-        <w:t xml:space="preserve">· </w:t>
-      </w:r>
-      <w:r>
-        <w:rPr>
-          <w:rFonts w:ascii="바탕" w:hAnsi="바탕" w:eastAsia="바탕"/>
-          <w:b/>
-          <w:i w:val="0"/>
-          <w:sz w:val="20"/>
-        </w:rPr>
-        <w:t>최강 규칙</w:t>
-      </w:r>
-      <w:r>
-        <w:rPr>
-          <w:rFonts w:ascii="바탕" w:hAnsi="바탕" w:eastAsia="바탕"/>
-          <w:b w:val="0"/>
-          <w:i w:val="0"/>
-          <w:sz w:val="20"/>
-        </w:rPr>
-        <w:t xml:space="preserve">: λ마다 그 시점에서 가장 센 고정 규칙을 골라 이은 포락선. 비용이 커지면 최강 규칙이 무행동으로 바뀌므로 이 보조선을 함께 본다. </w:t>
-      </w:r>
-      <w:r>
-        <w:rPr>
-          <w:rFonts w:ascii="바탕" w:hAnsi="바탕" w:eastAsia="바탕"/>
-          <w:b/>
-          <w:i w:val="0"/>
-          <w:sz w:val="20"/>
-        </w:rPr>
-        <w:t>기준 규칙과 값이 한 번도 달라지지 않는 환경에서는 표에서 이 열을 생략한다</w:t>
-      </w:r>
-      <w:r>
-        <w:rPr>
-          <w:rFonts w:ascii="바탕" w:hAnsi="바탕" w:eastAsia="바탕"/>
-          <w:b w:val="0"/>
-          <w:i w:val="0"/>
-          <w:sz w:val="20"/>
-        </w:rPr>
-        <w:t>(중복이므로).</w:t>
-      </w:r>
-    </w:p>
-    <w:p>
-      <w:pPr>
-        <w:spacing w:line="480" w:lineRule="auto" w:before="0" w:after="0"/>
-        <w:ind w:left="340" w:hanging="198"/>
-      </w:pPr>
-      <w:r>
-        <w:rPr>
-          <w:rFonts w:ascii="바탕" w:hAnsi="바탕" w:eastAsia="바탕"/>
-          <w:b w:val="0"/>
-          <w:i w:val="0"/>
-          <w:sz w:val="20"/>
-        </w:rPr>
-        <w:t xml:space="preserve">· </w:t>
-      </w:r>
-      <w:r>
-        <w:rPr>
-          <w:rFonts w:ascii="바탕" w:hAnsi="바탕" w:eastAsia="바탕"/>
-          <w:b/>
-          <w:i w:val="0"/>
-          <w:sz w:val="20"/>
-        </w:rPr>
-        <w:t>λ*</w:t>
-      </w:r>
-      <w:r>
-        <w:rPr>
-          <w:rFonts w:ascii="바탕" w:hAnsi="바탕" w:eastAsia="바탕"/>
-          <w:b w:val="0"/>
-          <w:i w:val="0"/>
-          <w:sz w:val="20"/>
-        </w:rPr>
-        <w:t>: 학습이 규칙을 더 이상 이기지 못하게 되는 가장 작은 λ. 격자 안에서 교차가 없으면 보간하지 않고 그 사실을 그대로 적는다.</w:t>
-      </w:r>
-    </w:p>
-    <w:p>
-      <w:pPr>
-        <w:spacing w:line="312" w:lineRule="auto" w:before="200" w:after="80"/>
-        <w:jc w:val="left"/>
-      </w:pPr>
-      <w:r>
-        <w:rPr>
-          <w:rFonts w:ascii="맑은 고딕" w:hAnsi="맑은 고딕" w:eastAsia="맑은 고딕"/>
-          <w:b/>
-          <w:i w:val="0"/>
-          <w:sz w:val="22"/>
-        </w:rPr>
-        <w:t>2. 핵심 결과 — 임계 비용 λ*</w:t>
-      </w:r>
-    </w:p>
-    <w:p>
-      <w:pPr>
-        <w:spacing w:line="276" w:lineRule="auto" w:before="200" w:after="40"/>
-        <w:jc w:val="center"/>
-      </w:pPr>
-      <w:r>
-        <w:rPr>
-          <w:rFonts w:ascii="맑은 고딕" w:hAnsi="맑은 고딕" w:eastAsia="맑은 고딕"/>
-          <w:b/>
-          <w:i w:val="0"/>
-          <w:sz w:val="19"/>
-        </w:rPr>
-        <w:t>표 2. 임계 비용 λ* — 학습이 고정 규칙을 더 이상 이기지 못하는 지점</w:t>
-      </w:r>
-    </w:p>
-    <w:p>
-      <w:pPr>
-        <w:spacing w:line="276" w:lineRule="auto" w:before="0" w:after="60"/>
-        <w:jc w:val="center"/>
-      </w:pPr>
-      <w:r>
-        <w:rPr>
-          <w:rFonts w:ascii="맑은 고딕" w:hAnsi="맑은 고딕" w:eastAsia="맑은 고딕"/>
-          <w:b w:val="0"/>
-          <w:i/>
-          <w:sz w:val="18"/>
-        </w:rPr>
-        <w:t>Table 2. Critical action cost λ* at which learning ceases to beat the fixed rule</w:t>
-      </w:r>
-    </w:p>
-    <w:tbl>
-      <w:tblPr>
-        <w:tblStyle w:val="TableGrid"/>
-        <w:tblW w:type="auto" w:w="0"/>
-        <w:jc w:val="center"/>
-        <w:tblLook w:firstColumn="1" w:firstRow="1" w:lastColumn="0" w:lastRow="0" w:noHBand="0" w:noVBand="1" w:val="04A0"/>
-      </w:tblPr>
-      <w:tblGrid>
-        <w:gridCol w:w="1296"/>
-        <w:gridCol w:w="1296"/>
-        <w:gridCol w:w="1296"/>
-        <w:gridCol w:w="1296"/>
-        <w:gridCol w:w="1296"/>
-        <w:gridCol w:w="1296"/>
-        <w:gridCol w:w="1296"/>
-      </w:tblGrid>
-      <w:tr>
-        <w:tc>
-          <w:tcPr>
             <w:tcW w:type="dxa" w:w="1814"/>
             <w:shd w:val="clear" w:color="auto" w:fill="EDEDED"/>
           </w:tcPr>
@@ -5986,7 +5662,7 @@
           <w:i w:val="0"/>
           <w:sz w:val="19"/>
         </w:rPr>
-        <w:t>표 3. 실험 설정 요약</w:t>
+        <w:t>표 2. 실험 설정 요약</w:t>
       </w:r>
     </w:p>
     <w:p>
@@ -6001,7 +5677,7 @@
           <w:i/>
           <w:sz w:val="18"/>
         </w:rPr>
-        <w:t>Table 3. Summary of the experimental setup</w:t>
+        <w:t>Table 2. Summary of the experimental setup</w:t>
       </w:r>
     </w:p>
     <w:tbl>
@@ -7232,7 +6908,7 @@
           <w:i w:val="0"/>
           <w:sz w:val="19"/>
         </w:rPr>
-        <w:t>표 4. MountainCar-v0의 비용 반영 총보상 r′ — IQM [95% 신뢰구간]</w:t>
+        <w:t>표 3. MountainCar-v0의 비용 반영 총보상 r′ — IQM [95% 신뢰구간]</w:t>
       </w:r>
     </w:p>
     <w:p>
@@ -7247,7 +6923,7 @@
           <w:i/>
           <w:sz w:val="18"/>
         </w:rPr>
-        <w:t>Table 4. Cost-adjusted return r′ on MountainCar-v0 (IQM [95% CI])</w:t>
+        <w:t>Table 3. Cost-adjusted return r′ on MountainCar-v0 (IQM [95% CI])</w:t>
       </w:r>
     </w:p>
     <w:tbl>
@@ -9289,7 +8965,7 @@
           <w:i w:val="0"/>
           <w:sz w:val="19"/>
         </w:rPr>
-        <w:t>표 5. MountainCar-v0의 에피소드당 행동 횟수 (IQM)</w:t>
+        <w:t>표 4. MountainCar-v0의 에피소드당 행동 횟수 (IQM)</w:t>
       </w:r>
     </w:p>
     <w:p>
@@ -9304,7 +8980,7 @@
           <w:i/>
           <w:sz w:val="18"/>
         </w:rPr>
-        <w:t>Table 5. Actions per episode on MountainCar-v0 (IQM)</w:t>
+        <w:t>Table 4. Actions per episode on MountainCar-v0 (IQM)</w:t>
       </w:r>
     </w:p>
     <w:tbl>
@@ -11214,7 +10890,7 @@
           <w:i w:val="0"/>
           <w:sz w:val="19"/>
         </w:rPr>
-        <w:t>표 6. LunarLander-v3의 비용 반영 총보상 r′ — IQM [95% 신뢰구간]</w:t>
+        <w:t>표 5. LunarLander-v3의 비용 반영 총보상 r′ — IQM [95% 신뢰구간]</w:t>
       </w:r>
     </w:p>
     <w:p>
@@ -11229,7 +10905,7 @@
           <w:i/>
           <w:sz w:val="18"/>
         </w:rPr>
-        <w:t>Table 6. Cost-adjusted return r′ on LunarLander-v3 (IQM [95% CI])</w:t>
+        <w:t>Table 5. Cost-adjusted return r′ on LunarLander-v3 (IQM [95% CI])</w:t>
       </w:r>
     </w:p>
     <w:tbl>
@@ -12887,7 +12563,7 @@
           <w:i w:val="0"/>
           <w:sz w:val="19"/>
         </w:rPr>
-        <w:t>표 7. LunarLander-v3의 에피소드당 행동 횟수 (IQM)</w:t>
+        <w:t>표 6. LunarLander-v3의 에피소드당 행동 횟수 (IQM)</w:t>
       </w:r>
     </w:p>
     <w:p>
@@ -12902,7 +12578,7 @@
           <w:i/>
           <w:sz w:val="18"/>
         </w:rPr>
-        <w:t>Table 7. Actions per episode on LunarLander-v3 (IQM)</w:t>
+        <w:t>Table 6. Actions per episode on LunarLander-v3 (IQM)</w:t>
       </w:r>
     </w:p>
     <w:tbl>
@@ -14349,7 +14025,7 @@
           <w:i w:val="0"/>
           <w:sz w:val="19"/>
         </w:rPr>
-        <w:t>표 8. 무행동 붕괴의 세 문턱 — 성능이 먼저 무너지고 행동이 나중에 멈춘다</w:t>
+        <w:t>표 7. 무행동 붕괴의 세 문턱 — 성능이 먼저 무너지고 행동이 나중에 멈춘다</w:t>
       </w:r>
     </w:p>
     <w:p>
@@ -14364,7 +14040,7 @@
           <w:i/>
           <w:sz w:val="18"/>
         </w:rPr>
-        <w:t>Table 8. Three thresholds of the collapse: performance degrades before the agent stops acting</w:t>
+        <w:t>Table 7. Three thresholds of the collapse: performance degrades before the agent stops acting</w:t>
       </w:r>
     </w:p>
     <w:tbl>
@@ -14960,7 +14636,7 @@
           <w:i w:val="0"/>
           <w:sz w:val="19"/>
         </w:rPr>
-        <w:t>표 9. 공정성 점검 — 비용이 없을 때(λ=0) 학습은 그 환경의 규칙 수준에 닿는가</w:t>
+        <w:t>표 8. 공정성 점검 — 비용이 없을 때(λ=0) 학습은 그 환경의 규칙 수준에 닿는가</w:t>
       </w:r>
     </w:p>
     <w:p>
@@ -14975,7 +14651,7 @@
           <w:i/>
           <w:sz w:val="18"/>
         </w:rPr>
-        <w:t>Table 9. Fairness check: does learning reach rule-level performance at zero cost (λ=0)</w:t>
+        <w:t>Table 8. Fairness check: does learning reach rule-level performance at zero cost (λ=0)</w:t>
       </w:r>
     </w:p>
     <w:tbl>
@@ -16738,7 +16414,7 @@
           <w:i w:val="0"/>
           <w:sz w:val="19"/>
         </w:rPr>
-        <w:t>표 10. 비용 부과 방식을 바꾸면 λ 눈금이 얼마나 달라지는가 (고정 규칙, 100 에피소드)</w:t>
+        <w:t>표 9. 비용 부과 방식을 바꾸면 λ 눈금이 얼마나 달라지는가 (고정 규칙, 100 에피소드)</w:t>
       </w:r>
     </w:p>
     <w:p>
@@ -16753,7 +16429,7 @@
           <w:i/>
           <w:sz w:val="18"/>
         </w:rPr>
-        <w:t>Table 10. How the λ scale shifts when the cost model changes (fixed rules, 100 episodes)</w:t>
+        <w:t>Table 9. How the λ scale shifts when the cost model changes (fixed rules, 100 episodes)</w:t>
       </w:r>
     </w:p>
     <w:tbl>

--- a/졸업논문_초안v1.docx
+++ b/졸업논문_초안v1.docx
@@ -698,7 +698,77 @@
           <w:i w:val="0"/>
           <w:sz w:val="20"/>
         </w:rPr>
-        <w:t xml:space="preserve"> — 였다. 보상이 희소하고 좋은 규칙이 있는 MountainCar에서는 비용이 0일 때조차 학습이 규칙을 넘어서지 못했고, 보상이 조밀한 LunarLander에서는 행동이 상당히 비싸질 때까지 학습이 규칙을 이겼다. 구체적인 λ* 값은 Ⅳ장 표 1에 있다.</w:t>
+        <w:t xml:space="preserve"> — 였다. 보상이 희소하고 좋은 규칙이 있는 MountainCar에서는 비용이 0일 때조차 학습이 규칙을 넘어서지 못했고, 보상이 조밀한 LunarLander에서는 학습이 규칙을 이기되 </w:t>
+      </w:r>
+      <w:r>
+        <w:rPr>
+          <w:rFonts w:ascii="바탕" w:hAnsi="바탕" w:eastAsia="바탕"/>
+          <w:b/>
+          <w:i w:val="0"/>
+          <w:sz w:val="20"/>
+        </w:rPr>
+        <w:t>어느 방법이냐에 따라 이기는 구간이 크게 달랐다.</w:t>
+      </w:r>
+      <w:r>
+        <w:rPr>
+          <w:rFonts w:ascii="바탕" w:hAnsi="바탕" w:eastAsia="바탕"/>
+          <w:b w:val="0"/>
+          <w:i w:val="0"/>
+          <w:sz w:val="20"/>
+        </w:rPr>
+        <w:t xml:space="preserve"> 구체적인 λ* 값은 Ⅳ장 표 1에 있다.</w:t>
+      </w:r>
+    </w:p>
+    <w:p>
+      <w:pPr>
+        <w:spacing w:line="480" w:lineRule="auto" w:before="0" w:after="0"/>
+        <w:ind w:firstLine="200"/>
+        <w:jc w:val="both"/>
+      </w:pPr>
+      <w:r>
+        <w:rPr>
+          <w:rFonts w:ascii="바탕" w:hAnsi="바탕" w:eastAsia="바탕"/>
+          <w:b w:val="0"/>
+          <w:i w:val="0"/>
+          <w:sz w:val="20"/>
+        </w:rPr>
+        <w:t xml:space="preserve">그리고 이 연구가 스스로에게 걸었던 두 검사에서 예상 밖의 것이 나왔다. 학습 쪽을 의심해 예산을 3.3배로 늘려도 MountainCar의 결론은 그대로였고, 반대로 </w:t>
+      </w:r>
+      <w:r>
+        <w:rPr>
+          <w:rFonts w:ascii="바탕" w:hAnsi="바탕" w:eastAsia="바탕"/>
+          <w:b/>
+          <w:i w:val="0"/>
+          <w:sz w:val="20"/>
+        </w:rPr>
+        <w:t>규칙 쪽을 의심해 계수를 튜닝하자 LunarLander의 기준선이 38.3점에서 179.8점으로 뛰었다.</w:t>
+      </w:r>
+      <w:r>
+        <w:rPr>
+          <w:rFonts w:ascii="바탕" w:hAnsi="바탕" w:eastAsia="바탕"/>
+          <w:b w:val="0"/>
+          <w:i w:val="0"/>
+          <w:sz w:val="20"/>
+        </w:rPr>
+        <w:t xml:space="preserve"> 그 결과 λ*가 절반으로 줄고, 한 방법은 아예 규칙을 이기지 못하게 되었다. 즉 </w:t>
+      </w:r>
+      <w:r>
+        <w:rPr>
+          <w:rFonts w:ascii="바탕" w:hAnsi="바탕" w:eastAsia="바탕"/>
+          <w:b/>
+          <w:i w:val="0"/>
+          <w:sz w:val="20"/>
+        </w:rPr>
+        <w:t>"학습이 규칙을 이기는가"라는 질문의 답은 양쪽을 각각 얼마나 잘 만들었는지에 달려 있다.</w:t>
+      </w:r>
+      <w:r>
+        <w:rPr>
+          <w:rFonts w:ascii="바탕" w:hAnsi="바탕" w:eastAsia="바탕"/>
+          <w:b w:val="0"/>
+          <w:i w:val="0"/>
+          <w:sz w:val="20"/>
+        </w:rPr>
+        <w:t xml:space="preserve"> 이것을 밝히지 않은 비교는 믿을 수 없다.</w:t>
       </w:r>
     </w:p>
     <w:p>
@@ -4903,7 +4973,7 @@
                 <w:i w:val="0"/>
                 <w:sz w:val="18"/>
               </w:rPr>
-              <w:t>5</w:t>
+              <w:t>7</w:t>
             </w:r>
           </w:p>
         </w:tc>
@@ -5045,7 +5115,7 @@
                 <w:i w:val="0"/>
                 <w:sz w:val="18"/>
               </w:rPr>
-              <w:t>5</w:t>
+              <w:t>7</w:t>
             </w:r>
           </w:p>
         </w:tc>
@@ -5187,7 +5257,7 @@
                 <w:i w:val="0"/>
                 <w:sz w:val="18"/>
               </w:rPr>
-              <w:t>5</w:t>
+              <w:t>7</w:t>
             </w:r>
           </w:p>
         </w:tc>
@@ -5289,7 +5359,7 @@
                 <w:i w:val="0"/>
                 <w:sz w:val="18"/>
               </w:rPr>
-              <w:t>2</w:t>
+              <w:t>0.1</w:t>
             </w:r>
           </w:p>
         </w:tc>
@@ -5309,7 +5379,7 @@
                 <w:i w:val="0"/>
                 <w:sz w:val="18"/>
               </w:rPr>
-              <w:t>2</w:t>
+              <w:t>1</w:t>
             </w:r>
           </w:p>
         </w:tc>
@@ -5431,7 +5501,7 @@
                 <w:i w:val="0"/>
                 <w:sz w:val="18"/>
               </w:rPr>
-              <w:t>1</w:t>
+              <w:t>0</w:t>
             </w:r>
           </w:p>
         </w:tc>
@@ -5451,7 +5521,7 @@
                 <w:i w:val="0"/>
                 <w:sz w:val="18"/>
               </w:rPr>
-              <w:t>2</w:t>
+              <w:t>0</w:t>
             </w:r>
           </w:p>
         </w:tc>
@@ -5573,7 +5643,7 @@
                 <w:i w:val="0"/>
                 <w:sz w:val="18"/>
               </w:rPr>
-              <w:t>2</w:t>
+              <w:t>0.6</w:t>
             </w:r>
           </w:p>
         </w:tc>
@@ -6250,7 +6320,7 @@
                 <w:i w:val="0"/>
                 <w:sz w:val="18"/>
               </w:rPr>
-              <w:t>noop, periodic_k1, periodic_k2, periodic_k4, periodic_k8, threshold</w:t>
+              <w:t>noop, periodic_k1, periodic_k2, periodic_k4, periodic_k8, threshold, threshold_tuned</w:t>
             </w:r>
           </w:p>
         </w:tc>
@@ -6884,7 +6954,7 @@
           <w:i w:val="0"/>
           <w:sz w:val="20"/>
         </w:rPr>
-        <w:t xml:space="preserve">보상이 희소한 탐험 문제다. 목표에 닿기 전까지 아무 신호가 없고, 매 스텝 무작위로 행동하는 탐험으로는 목표에 한 번도 닿지 못한다. 학습 없이도 문제를 푸는 강한 고정 규칙(pump)이 존재한다. 조건당 환경 300,000스텝, 학습 계열은 λ 14개(격자 14개 중) · 시드 5~10개까지 완료된 집계다. </w:t>
+        <w:t xml:space="preserve">보상이 희소한 탐험 문제다. 목표에 닿기 전까지 아무 신호가 없고, 매 스텝 무작위로 행동하는 탐험으로는 목표에 한 번도 닿지 못한다. 학습 없이도 문제를 푸는 강한 고정 규칙(pump)이 존재한다. 조건당 환경 300,000스텝, 학습 계열은 λ 14개(격자 14개 중) · 시드 7~10개까지 완료된 집계다. </w:t>
       </w:r>
       <w:r>
         <w:rPr>
@@ -7234,7 +7304,7 @@
                 <w:i w:val="0"/>
                 <w:sz w:val="18"/>
               </w:rPr>
-              <w:t>-164 [-200, -124]</w:t>
+              <w:t>-163 [-194, -132]</w:t>
             </w:r>
           </w:p>
         </w:tc>
@@ -7254,7 +7324,7 @@
                 <w:i w:val="0"/>
                 <w:sz w:val="18"/>
               </w:rPr>
-              <w:t>-156 [-193, -125]</w:t>
+              <w:t>-147 [-176, -129]</w:t>
             </w:r>
           </w:p>
         </w:tc>
@@ -7274,7 +7344,7 @@
                 <w:i w:val="0"/>
                 <w:sz w:val="18"/>
               </w:rPr>
-              <w:t>-179 [-200, -136]</w:t>
+              <w:t>-158 [-188, -130]</w:t>
             </w:r>
           </w:p>
         </w:tc>
@@ -7356,7 +7426,7 @@
                 <w:i w:val="0"/>
                 <w:sz w:val="18"/>
               </w:rPr>
-              <w:t>-139 [-180, -121]</w:t>
+              <w:t>-163 [-191, -132]</w:t>
             </w:r>
           </w:p>
         </w:tc>
@@ -7376,7 +7446,7 @@
                 <w:i w:val="0"/>
                 <w:sz w:val="18"/>
               </w:rPr>
-              <w:t>-171 [-200, -133]</w:t>
+              <w:t>-175 [-200, -148]</w:t>
             </w:r>
           </w:p>
         </w:tc>
@@ -7396,7 +7466,7 @@
                 <w:i w:val="0"/>
                 <w:sz w:val="18"/>
               </w:rPr>
-              <w:t>-151 [-173, -118]</w:t>
+              <w:t>-149 [-167, -129]</w:t>
             </w:r>
           </w:p>
         </w:tc>
@@ -7478,7 +7548,7 @@
                 <w:i w:val="0"/>
                 <w:sz w:val="18"/>
               </w:rPr>
-              <w:t>-181 [-200, -147]</w:t>
+              <w:t>-163 [-192, -133]</w:t>
             </w:r>
           </w:p>
         </w:tc>
@@ -7498,7 +7568,7 @@
                 <w:i w:val="0"/>
                 <w:sz w:val="18"/>
               </w:rPr>
-              <w:t>-144 [-182, -129]</w:t>
+              <w:t>-161 [-187, -137]</w:t>
             </w:r>
           </w:p>
         </w:tc>
@@ -7518,7 +7588,7 @@
                 <w:i w:val="0"/>
                 <w:sz w:val="18"/>
               </w:rPr>
-              <w:t>-160 [-192, -119]</w:t>
+              <w:t>-142 [-179, -114]</w:t>
             </w:r>
           </w:p>
         </w:tc>
@@ -7600,7 +7670,7 @@
                 <w:i w:val="0"/>
                 <w:sz w:val="18"/>
               </w:rPr>
-              <w:t>-167 [-201, -129]</w:t>
+              <w:t>-166 [-200, -130]</w:t>
             </w:r>
           </w:p>
         </w:tc>
@@ -7620,7 +7690,7 @@
                 <w:i w:val="0"/>
                 <w:sz w:val="18"/>
               </w:rPr>
-              <w:t>-149 [-188, -125]</w:t>
+              <w:t>-143 [-170, -129]</w:t>
             </w:r>
           </w:p>
         </w:tc>
@@ -7640,7 +7710,7 @@
                 <w:i w:val="0"/>
                 <w:sz w:val="18"/>
               </w:rPr>
-              <w:t>-130 [-180, -124]</w:t>
+              <w:t>-137 [-170, -121]</w:t>
             </w:r>
           </w:p>
         </w:tc>
@@ -7722,7 +7792,7 @@
                 <w:i w:val="0"/>
                 <w:sz w:val="18"/>
               </w:rPr>
-              <w:t>-200 [-201, -189]</w:t>
+              <w:t>-197 [-201, -165]</w:t>
             </w:r>
           </w:p>
         </w:tc>
@@ -7742,7 +7812,7 @@
                 <w:i w:val="0"/>
                 <w:sz w:val="18"/>
               </w:rPr>
-              <w:t>-181 [-200, -156]</w:t>
+              <w:t>-179 [-200, -158]</w:t>
             </w:r>
           </w:p>
         </w:tc>
@@ -7762,7 +7832,7 @@
                 <w:i w:val="0"/>
                 <w:sz w:val="18"/>
               </w:rPr>
-              <w:t>-200 [-201, -156]</w:t>
+              <w:t>-176 [-201, -144]</w:t>
             </w:r>
           </w:p>
         </w:tc>
@@ -9331,7 +9401,7 @@
                 <w:i w:val="0"/>
                 <w:sz w:val="18"/>
               </w:rPr>
-              <w:t>150</w:t>
+              <w:t>139</w:t>
             </w:r>
           </w:p>
         </w:tc>
@@ -9413,7 +9483,7 @@
                 <w:i w:val="0"/>
                 <w:sz w:val="18"/>
               </w:rPr>
-              <w:t>130</w:t>
+              <w:t>127</w:t>
             </w:r>
           </w:p>
         </w:tc>
@@ -9433,7 +9503,7 @@
                 <w:i w:val="0"/>
                 <w:sz w:val="18"/>
               </w:rPr>
-              <w:t>131</w:t>
+              <w:t>135</w:t>
             </w:r>
           </w:p>
         </w:tc>
@@ -9453,7 +9523,7 @@
                 <w:i w:val="0"/>
                 <w:sz w:val="18"/>
               </w:rPr>
-              <w:t>129</w:t>
+              <w:t>135</w:t>
             </w:r>
           </w:p>
         </w:tc>
@@ -9535,7 +9605,7 @@
                 <w:i w:val="0"/>
                 <w:sz w:val="18"/>
               </w:rPr>
-              <w:t>102</w:t>
+              <w:t>108</w:t>
             </w:r>
           </w:p>
         </w:tc>
@@ -9555,7 +9625,7 @@
                 <w:i w:val="0"/>
                 <w:sz w:val="18"/>
               </w:rPr>
-              <w:t>121</w:t>
+              <w:t>125</w:t>
             </w:r>
           </w:p>
         </w:tc>
@@ -9575,7 +9645,7 @@
                 <w:i w:val="0"/>
                 <w:sz w:val="18"/>
               </w:rPr>
-              <w:t>148</w:t>
+              <w:t>135</w:t>
             </w:r>
           </w:p>
         </w:tc>
@@ -9657,7 +9727,7 @@
                 <w:i w:val="0"/>
                 <w:sz w:val="18"/>
               </w:rPr>
-              <w:t>126</w:t>
+              <w:t>114</w:t>
             </w:r>
           </w:p>
         </w:tc>
@@ -9677,7 +9747,7 @@
                 <w:i w:val="0"/>
                 <w:sz w:val="18"/>
               </w:rPr>
-              <w:t>127</w:t>
+              <w:t>128</w:t>
             </w:r>
           </w:p>
         </w:tc>
@@ -9697,7 +9767,7 @@
                 <w:i w:val="0"/>
                 <w:sz w:val="18"/>
               </w:rPr>
-              <w:t>122</w:t>
+              <w:t>123</w:t>
             </w:r>
           </w:p>
         </w:tc>
@@ -9779,7 +9849,7 @@
                 <w:i w:val="0"/>
                 <w:sz w:val="18"/>
               </w:rPr>
-              <w:t>105</w:t>
+              <w:t>112</w:t>
             </w:r>
           </w:p>
         </w:tc>
@@ -9799,7 +9869,7 @@
                 <w:i w:val="0"/>
                 <w:sz w:val="18"/>
               </w:rPr>
-              <w:t>124</w:t>
+              <w:t>136</w:t>
             </w:r>
           </w:p>
         </w:tc>
@@ -9819,7 +9889,7 @@
                 <w:i w:val="0"/>
                 <w:sz w:val="18"/>
               </w:rPr>
-              <w:t>66</w:t>
+              <w:t>89</w:t>
             </w:r>
           </w:p>
         </w:tc>
@@ -10875,7 +10945,16 @@
           <w:i w:val="0"/>
           <w:sz w:val="20"/>
         </w:rPr>
-        <w:t>보상이 조밀한 제어 문제다. 매 스텝 자세·속도·연료에 대한 신호가 들어오고, 표준 DQN이 정상적으로 학습된다. 고정 규칙은 착륙은 시키지만 점수가 낮다. 조건당 환경 200,000스텝, 학습 계열은 λ 8개(격자 8개 중) · 시드 10개까지 완료된 집계다.</w:t>
+        <w:t xml:space="preserve">보상이 조밀한 제어 문제다. 매 스텝 자세·속도·연료에 대한 신호가 들어오고, 표준 DQN이 정상적으로 학습된다. 고정 규칙은 착륙은 시키지만 점수가 낮다. 조건당 환경 200,000스텝, 학습 계열은 λ 8개(격자 12개 중) · 시드 10개까지 완료된 집계다. </w:t>
+      </w:r>
+      <w:r>
+        <w:rPr>
+          <w:rFonts w:ascii="바탕" w:hAnsi="바탕" w:eastAsia="바탕"/>
+          <w:b/>
+          <w:i w:val="0"/>
+          <w:sz w:val="20"/>
+        </w:rPr>
+        <w:t>아직 실험이 끝나지 않았으므로 최종 결론이 아니다.</w:t>
       </w:r>
     </w:p>
     <w:p>
@@ -11031,7 +11110,7 @@
                 <w:i w:val="0"/>
                 <w:sz w:val="18"/>
               </w:rPr>
-              <w:t>임계값 규칙</w:t>
+              <w:t>임계값 규칙(처음)</w:t>
             </w:r>
           </w:p>
         </w:tc>
@@ -11237,7 +11316,7 @@
                 <w:i w:val="0"/>
                 <w:sz w:val="18"/>
               </w:rPr>
-              <w:t xml:space="preserve">36 </w:t>
+              <w:t xml:space="preserve">162 </w:t>
             </w:r>
             <w:r>
               <w:rPr>
@@ -11247,7 +11326,7 @@
                 <w:sz w:val="18"/>
                 <w:vertAlign w:val="superscript"/>
               </w:rPr>
-              <w:t>[34, 38]</w:t>
+              <w:t>[157, 168]</w:t>
             </w:r>
           </w:p>
         </w:tc>
@@ -11429,7 +11508,7 @@
                 <w:i w:val="0"/>
                 <w:sz w:val="18"/>
               </w:rPr>
-              <w:t xml:space="preserve">24 </w:t>
+              <w:t xml:space="preserve">146 </w:t>
             </w:r>
             <w:r>
               <w:rPr>
@@ -11439,7 +11518,7 @@
                 <w:sz w:val="18"/>
                 <w:vertAlign w:val="superscript"/>
               </w:rPr>
-              <w:t>[22, 25]</w:t>
+              <w:t>[141, 151]</w:t>
             </w:r>
           </w:p>
         </w:tc>
@@ -11611,7 +11690,17 @@
                 <w:i w:val="0"/>
                 <w:sz w:val="18"/>
               </w:rPr>
-              <w:t>-1 [-2, 1]</w:t>
+              <w:t xml:space="preserve">114 </w:t>
+            </w:r>
+            <w:r>
+              <w:rPr>
+                <w:rFonts w:ascii="바탕" w:hAnsi="바탕" w:eastAsia="바탕"/>
+                <w:b w:val="0"/>
+                <w:i w:val="0"/>
+                <w:sz w:val="18"/>
+                <w:vertAlign w:val="superscript"/>
+              </w:rPr>
+              <w:t>[108, 118]</w:t>
             </w:r>
           </w:p>
         </w:tc>
@@ -11773,7 +11862,17 @@
                 <w:i w:val="0"/>
                 <w:sz w:val="18"/>
               </w:rPr>
-              <w:t>-37 [-39, -35]</w:t>
+              <w:t xml:space="preserve">65 </w:t>
+            </w:r>
+            <w:r>
+              <w:rPr>
+                <w:rFonts w:ascii="바탕" w:hAnsi="바탕" w:eastAsia="바탕"/>
+                <w:b w:val="0"/>
+                <w:i w:val="0"/>
+                <w:sz w:val="18"/>
+                <w:vertAlign w:val="superscript"/>
+              </w:rPr>
+              <w:t>[60, 69]</w:t>
             </w:r>
           </w:p>
         </w:tc>
@@ -11915,7 +12014,7 @@
                 <w:i w:val="0"/>
                 <w:sz w:val="18"/>
               </w:rPr>
-              <w:t>-86 [-87, -84]</w:t>
+              <w:t>-1 [-7, 5]</w:t>
             </w:r>
           </w:p>
         </w:tc>
@@ -11957,7 +12056,7 @@
                 <w:i w:val="0"/>
                 <w:sz w:val="18"/>
               </w:rPr>
-              <w:t>1.37</w:t>
+              <w:t>1.2</w:t>
             </w:r>
           </w:p>
         </w:tc>
@@ -11977,7 +12076,7 @@
                 <w:i w:val="0"/>
                 <w:sz w:val="18"/>
               </w:rPr>
-              <w:t>-61 [-86, -34]</w:t>
+              <w:t>—</w:t>
             </w:r>
           </w:p>
         </w:tc>
@@ -11997,7 +12096,7 @@
                 <w:i w:val="0"/>
                 <w:sz w:val="18"/>
               </w:rPr>
-              <w:t>-52 [-98, -7]</w:t>
+              <w:t>—</w:t>
             </w:r>
           </w:p>
         </w:tc>
@@ -12017,7 +12116,7 @@
                 <w:i w:val="0"/>
                 <w:sz w:val="18"/>
               </w:rPr>
-              <w:t>-47 [-68, -26]</w:t>
+              <w:t>—</w:t>
             </w:r>
           </w:p>
         </w:tc>
@@ -12037,7 +12136,7 @@
                 <w:i w:val="0"/>
                 <w:sz w:val="18"/>
               </w:rPr>
-              <w:t>-131 [-133, -129]</w:t>
+              <w:t>-110 [-112, -108]</w:t>
             </w:r>
           </w:p>
         </w:tc>
@@ -12057,7 +12156,7 @@
                 <w:i w:val="0"/>
                 <w:sz w:val="18"/>
               </w:rPr>
-              <w:t>-131 [-133, -129]</w:t>
+              <w:t>-33 [-40, -27]</w:t>
             </w:r>
           </w:p>
         </w:tc>
@@ -12099,6 +12198,432 @@
                 <w:i w:val="0"/>
                 <w:sz w:val="18"/>
               </w:rPr>
+              <w:t>1.37</w:t>
+            </w:r>
+          </w:p>
+        </w:tc>
+        <w:tc>
+          <w:tcPr>
+            <w:tcW w:type="dxa" w:w="1296"/>
+          </w:tcPr>
+          <w:p>
+            <w:pPr>
+              <w:spacing w:line="240" w:lineRule="auto"/>
+              <w:jc w:val="center"/>
+            </w:pPr>
+            <w:r>
+              <w:rPr>
+                <w:rFonts w:ascii="바탕" w:hAnsi="바탕" w:eastAsia="바탕"/>
+                <w:b w:val="0"/>
+                <w:i w:val="0"/>
+                <w:sz w:val="18"/>
+              </w:rPr>
+              <w:t>-61 [-86, -34]</w:t>
+            </w:r>
+          </w:p>
+        </w:tc>
+        <w:tc>
+          <w:tcPr>
+            <w:tcW w:type="dxa" w:w="1296"/>
+          </w:tcPr>
+          <w:p>
+            <w:pPr>
+              <w:spacing w:line="240" w:lineRule="auto"/>
+              <w:jc w:val="center"/>
+            </w:pPr>
+            <w:r>
+              <w:rPr>
+                <w:rFonts w:ascii="바탕" w:hAnsi="바탕" w:eastAsia="바탕"/>
+                <w:b w:val="0"/>
+                <w:i w:val="0"/>
+                <w:sz w:val="18"/>
+              </w:rPr>
+              <w:t>-52 [-98, -7]</w:t>
+            </w:r>
+          </w:p>
+        </w:tc>
+        <w:tc>
+          <w:tcPr>
+            <w:tcW w:type="dxa" w:w="1296"/>
+          </w:tcPr>
+          <w:p>
+            <w:pPr>
+              <w:spacing w:line="240" w:lineRule="auto"/>
+              <w:jc w:val="center"/>
+            </w:pPr>
+            <w:r>
+              <w:rPr>
+                <w:rFonts w:ascii="바탕" w:hAnsi="바탕" w:eastAsia="바탕"/>
+                <w:b w:val="0"/>
+                <w:i w:val="0"/>
+                <w:sz w:val="18"/>
+              </w:rPr>
+              <w:t>-47 [-68, -26]</w:t>
+            </w:r>
+          </w:p>
+        </w:tc>
+        <w:tc>
+          <w:tcPr>
+            <w:tcW w:type="dxa" w:w="1296"/>
+          </w:tcPr>
+          <w:p>
+            <w:pPr>
+              <w:spacing w:line="240" w:lineRule="auto"/>
+              <w:jc w:val="center"/>
+            </w:pPr>
+            <w:r>
+              <w:rPr>
+                <w:rFonts w:ascii="바탕" w:hAnsi="바탕" w:eastAsia="바탕"/>
+                <w:b w:val="0"/>
+                <w:i w:val="0"/>
+                <w:sz w:val="18"/>
+              </w:rPr>
+              <w:t>-131 [-133, -129]</w:t>
+            </w:r>
+          </w:p>
+        </w:tc>
+        <w:tc>
+          <w:tcPr>
+            <w:tcW w:type="dxa" w:w="1296"/>
+          </w:tcPr>
+          <w:p>
+            <w:pPr>
+              <w:spacing w:line="240" w:lineRule="auto"/>
+              <w:jc w:val="center"/>
+            </w:pPr>
+            <w:r>
+              <w:rPr>
+                <w:rFonts w:ascii="바탕" w:hAnsi="바탕" w:eastAsia="바탕"/>
+                <w:b w:val="0"/>
+                <w:i w:val="0"/>
+                <w:sz w:val="18"/>
+              </w:rPr>
+              <w:t>-61 [-68, -54]</w:t>
+            </w:r>
+          </w:p>
+        </w:tc>
+        <w:tc>
+          <w:tcPr>
+            <w:tcW w:type="dxa" w:w="1296"/>
+          </w:tcPr>
+          <w:p>
+            <w:pPr>
+              <w:spacing w:line="240" w:lineRule="auto"/>
+              <w:jc w:val="center"/>
+            </w:pPr>
+            <w:r>
+              <w:rPr>
+                <w:rFonts w:ascii="바탕" w:hAnsi="바탕" w:eastAsia="바탕"/>
+                <w:b w:val="0"/>
+                <w:i w:val="0"/>
+                <w:sz w:val="18"/>
+              </w:rPr>
+              <w:t>-131 [-133, -129]</w:t>
+            </w:r>
+          </w:p>
+        </w:tc>
+      </w:tr>
+      <w:tr>
+        <w:tc>
+          <w:tcPr>
+            <w:tcW w:type="dxa" w:w="1296"/>
+          </w:tcPr>
+          <w:p>
+            <w:pPr>
+              <w:spacing w:line="240" w:lineRule="auto"/>
+              <w:jc w:val="left"/>
+            </w:pPr>
+            <w:r>
+              <w:rPr>
+                <w:rFonts w:ascii="바탕" w:hAnsi="바탕" w:eastAsia="바탕"/>
+                <w:b/>
+                <w:i w:val="0"/>
+                <w:sz w:val="18"/>
+              </w:rPr>
+              <w:t>1.6</w:t>
+            </w:r>
+          </w:p>
+        </w:tc>
+        <w:tc>
+          <w:tcPr>
+            <w:tcW w:type="dxa" w:w="1296"/>
+          </w:tcPr>
+          <w:p>
+            <w:pPr>
+              <w:spacing w:line="240" w:lineRule="auto"/>
+              <w:jc w:val="center"/>
+            </w:pPr>
+            <w:r>
+              <w:rPr>
+                <w:rFonts w:ascii="바탕" w:hAnsi="바탕" w:eastAsia="바탕"/>
+                <w:b w:val="0"/>
+                <w:i w:val="0"/>
+                <w:sz w:val="18"/>
+              </w:rPr>
+              <w:t>—</w:t>
+            </w:r>
+          </w:p>
+        </w:tc>
+        <w:tc>
+          <w:tcPr>
+            <w:tcW w:type="dxa" w:w="1296"/>
+          </w:tcPr>
+          <w:p>
+            <w:pPr>
+              <w:spacing w:line="240" w:lineRule="auto"/>
+              <w:jc w:val="center"/>
+            </w:pPr>
+            <w:r>
+              <w:rPr>
+                <w:rFonts w:ascii="바탕" w:hAnsi="바탕" w:eastAsia="바탕"/>
+                <w:b w:val="0"/>
+                <w:i w:val="0"/>
+                <w:sz w:val="18"/>
+              </w:rPr>
+              <w:t>—</w:t>
+            </w:r>
+          </w:p>
+        </w:tc>
+        <w:tc>
+          <w:tcPr>
+            <w:tcW w:type="dxa" w:w="1296"/>
+          </w:tcPr>
+          <w:p>
+            <w:pPr>
+              <w:spacing w:line="240" w:lineRule="auto"/>
+              <w:jc w:val="center"/>
+            </w:pPr>
+            <w:r>
+              <w:rPr>
+                <w:rFonts w:ascii="바탕" w:hAnsi="바탕" w:eastAsia="바탕"/>
+                <w:b w:val="0"/>
+                <w:i w:val="0"/>
+                <w:sz w:val="18"/>
+              </w:rPr>
+              <w:t>—</w:t>
+            </w:r>
+          </w:p>
+        </w:tc>
+        <w:tc>
+          <w:tcPr>
+            <w:tcW w:type="dxa" w:w="1296"/>
+          </w:tcPr>
+          <w:p>
+            <w:pPr>
+              <w:spacing w:line="240" w:lineRule="auto"/>
+              <w:jc w:val="center"/>
+            </w:pPr>
+            <w:r>
+              <w:rPr>
+                <w:rFonts w:ascii="바탕" w:hAnsi="바탕" w:eastAsia="바탕"/>
+                <w:b w:val="0"/>
+                <w:i w:val="0"/>
+                <w:sz w:val="18"/>
+              </w:rPr>
+              <w:t>-158 [-161, -157]</w:t>
+            </w:r>
+          </w:p>
+        </w:tc>
+        <w:tc>
+          <w:tcPr>
+            <w:tcW w:type="dxa" w:w="1296"/>
+          </w:tcPr>
+          <w:p>
+            <w:pPr>
+              <w:spacing w:line="240" w:lineRule="auto"/>
+              <w:jc w:val="center"/>
+            </w:pPr>
+            <w:r>
+              <w:rPr>
+                <w:rFonts w:ascii="바탕" w:hAnsi="바탕" w:eastAsia="바탕"/>
+                <w:b w:val="0"/>
+                <w:i w:val="0"/>
+                <w:sz w:val="18"/>
+              </w:rPr>
+              <w:t>-99 [-106, -90]</w:t>
+            </w:r>
+          </w:p>
+        </w:tc>
+        <w:tc>
+          <w:tcPr>
+            <w:tcW w:type="dxa" w:w="1296"/>
+          </w:tcPr>
+          <w:p>
+            <w:pPr>
+              <w:spacing w:line="240" w:lineRule="auto"/>
+              <w:jc w:val="center"/>
+            </w:pPr>
+            <w:r>
+              <w:rPr>
+                <w:rFonts w:ascii="바탕" w:hAnsi="바탕" w:eastAsia="바탕"/>
+                <w:b w:val="0"/>
+                <w:i w:val="0"/>
+                <w:sz w:val="18"/>
+              </w:rPr>
+              <w:t>-131 [-133, -129]</w:t>
+            </w:r>
+          </w:p>
+        </w:tc>
+      </w:tr>
+      <w:tr>
+        <w:tc>
+          <w:tcPr>
+            <w:tcW w:type="dxa" w:w="1296"/>
+          </w:tcPr>
+          <w:p>
+            <w:pPr>
+              <w:spacing w:line="240" w:lineRule="auto"/>
+              <w:jc w:val="left"/>
+            </w:pPr>
+            <w:r>
+              <w:rPr>
+                <w:rFonts w:ascii="바탕" w:hAnsi="바탕" w:eastAsia="바탕"/>
+                <w:b/>
+                <w:i w:val="0"/>
+                <w:sz w:val="18"/>
+              </w:rPr>
+              <w:t>1.8</w:t>
+            </w:r>
+          </w:p>
+        </w:tc>
+        <w:tc>
+          <w:tcPr>
+            <w:tcW w:type="dxa" w:w="1296"/>
+          </w:tcPr>
+          <w:p>
+            <w:pPr>
+              <w:spacing w:line="240" w:lineRule="auto"/>
+              <w:jc w:val="center"/>
+            </w:pPr>
+            <w:r>
+              <w:rPr>
+                <w:rFonts w:ascii="바탕" w:hAnsi="바탕" w:eastAsia="바탕"/>
+                <w:b w:val="0"/>
+                <w:i w:val="0"/>
+                <w:sz w:val="18"/>
+              </w:rPr>
+              <w:t>—</w:t>
+            </w:r>
+          </w:p>
+        </w:tc>
+        <w:tc>
+          <w:tcPr>
+            <w:tcW w:type="dxa" w:w="1296"/>
+          </w:tcPr>
+          <w:p>
+            <w:pPr>
+              <w:spacing w:line="240" w:lineRule="auto"/>
+              <w:jc w:val="center"/>
+            </w:pPr>
+            <w:r>
+              <w:rPr>
+                <w:rFonts w:ascii="바탕" w:hAnsi="바탕" w:eastAsia="바탕"/>
+                <w:b w:val="0"/>
+                <w:i w:val="0"/>
+                <w:sz w:val="18"/>
+              </w:rPr>
+              <w:t>—</w:t>
+            </w:r>
+          </w:p>
+        </w:tc>
+        <w:tc>
+          <w:tcPr>
+            <w:tcW w:type="dxa" w:w="1296"/>
+          </w:tcPr>
+          <w:p>
+            <w:pPr>
+              <w:spacing w:line="240" w:lineRule="auto"/>
+              <w:jc w:val="center"/>
+            </w:pPr>
+            <w:r>
+              <w:rPr>
+                <w:rFonts w:ascii="바탕" w:hAnsi="바탕" w:eastAsia="바탕"/>
+                <w:b w:val="0"/>
+                <w:i w:val="0"/>
+                <w:sz w:val="18"/>
+              </w:rPr>
+              <w:t>—</w:t>
+            </w:r>
+          </w:p>
+        </w:tc>
+        <w:tc>
+          <w:tcPr>
+            <w:tcW w:type="dxa" w:w="1296"/>
+          </w:tcPr>
+          <w:p>
+            <w:pPr>
+              <w:spacing w:line="240" w:lineRule="auto"/>
+              <w:jc w:val="center"/>
+            </w:pPr>
+            <w:r>
+              <w:rPr>
+                <w:rFonts w:ascii="바탕" w:hAnsi="바탕" w:eastAsia="바탕"/>
+                <w:b w:val="0"/>
+                <w:i w:val="0"/>
+                <w:sz w:val="18"/>
+              </w:rPr>
+              <w:t>-183 [-185, -181]</w:t>
+            </w:r>
+          </w:p>
+        </w:tc>
+        <w:tc>
+          <w:tcPr>
+            <w:tcW w:type="dxa" w:w="1296"/>
+          </w:tcPr>
+          <w:p>
+            <w:pPr>
+              <w:spacing w:line="240" w:lineRule="auto"/>
+              <w:jc w:val="center"/>
+            </w:pPr>
+            <w:r>
+              <w:rPr>
+                <w:rFonts w:ascii="바탕" w:hAnsi="바탕" w:eastAsia="바탕"/>
+                <w:b w:val="0"/>
+                <w:i w:val="0"/>
+                <w:sz w:val="18"/>
+              </w:rPr>
+              <w:t>-131 [-139, -122]</w:t>
+            </w:r>
+          </w:p>
+        </w:tc>
+        <w:tc>
+          <w:tcPr>
+            <w:tcW w:type="dxa" w:w="1296"/>
+          </w:tcPr>
+          <w:p>
+            <w:pPr>
+              <w:spacing w:line="240" w:lineRule="auto"/>
+              <w:jc w:val="center"/>
+            </w:pPr>
+            <w:r>
+              <w:rPr>
+                <w:rFonts w:ascii="바탕" w:hAnsi="바탕" w:eastAsia="바탕"/>
+                <w:b w:val="0"/>
+                <w:i w:val="0"/>
+                <w:sz w:val="18"/>
+              </w:rPr>
+              <w:t>-131 [-133, -129]</w:t>
+            </w:r>
+          </w:p>
+        </w:tc>
+      </w:tr>
+      <w:tr>
+        <w:tc>
+          <w:tcPr>
+            <w:tcW w:type="dxa" w:w="1296"/>
+          </w:tcPr>
+          <w:p>
+            <w:pPr>
+              <w:spacing w:line="240" w:lineRule="auto"/>
+              <w:jc w:val="left"/>
+            </w:pPr>
+            <w:r>
+              <w:rPr>
+                <w:rFonts w:ascii="바탕" w:hAnsi="바탕" w:eastAsia="바탕"/>
+                <w:b/>
+                <w:i w:val="0"/>
+                <w:sz w:val="18"/>
+              </w:rPr>
               <w:t>2</w:t>
             </w:r>
           </w:p>
@@ -12180,6 +12705,148 @@
                 <w:sz w:val="18"/>
               </w:rPr>
               <w:t>-207 [-209, -205]</w:t>
+            </w:r>
+          </w:p>
+        </w:tc>
+        <w:tc>
+          <w:tcPr>
+            <w:tcW w:type="dxa" w:w="1296"/>
+          </w:tcPr>
+          <w:p>
+            <w:pPr>
+              <w:spacing w:line="240" w:lineRule="auto"/>
+              <w:jc w:val="center"/>
+            </w:pPr>
+            <w:r>
+              <w:rPr>
+                <w:rFonts w:ascii="바탕" w:hAnsi="바탕" w:eastAsia="바탕"/>
+                <w:b w:val="0"/>
+                <w:i w:val="0"/>
+                <w:sz w:val="18"/>
+              </w:rPr>
+              <w:t>-131 [-133, -129]</w:t>
+            </w:r>
+          </w:p>
+        </w:tc>
+        <w:tc>
+          <w:tcPr>
+            <w:tcW w:type="dxa" w:w="1296"/>
+          </w:tcPr>
+          <w:p>
+            <w:pPr>
+              <w:spacing w:line="240" w:lineRule="auto"/>
+              <w:jc w:val="center"/>
+            </w:pPr>
+            <w:r>
+              <w:rPr>
+                <w:rFonts w:ascii="바탕" w:hAnsi="바탕" w:eastAsia="바탕"/>
+                <w:b w:val="0"/>
+                <w:i w:val="0"/>
+                <w:sz w:val="18"/>
+              </w:rPr>
+              <w:t>-131 [-133, -129]</w:t>
+            </w:r>
+          </w:p>
+        </w:tc>
+      </w:tr>
+      <w:tr>
+        <w:tc>
+          <w:tcPr>
+            <w:tcW w:type="dxa" w:w="1296"/>
+          </w:tcPr>
+          <w:p>
+            <w:pPr>
+              <w:spacing w:line="240" w:lineRule="auto"/>
+              <w:jc w:val="left"/>
+            </w:pPr>
+            <w:r>
+              <w:rPr>
+                <w:rFonts w:ascii="바탕" w:hAnsi="바탕" w:eastAsia="바탕"/>
+                <w:b/>
+                <w:i w:val="0"/>
+                <w:sz w:val="18"/>
+              </w:rPr>
+              <w:t>2.5</w:t>
+            </w:r>
+          </w:p>
+        </w:tc>
+        <w:tc>
+          <w:tcPr>
+            <w:tcW w:type="dxa" w:w="1296"/>
+          </w:tcPr>
+          <w:p>
+            <w:pPr>
+              <w:spacing w:line="240" w:lineRule="auto"/>
+              <w:jc w:val="center"/>
+            </w:pPr>
+            <w:r>
+              <w:rPr>
+                <w:rFonts w:ascii="바탕" w:hAnsi="바탕" w:eastAsia="바탕"/>
+                <w:b w:val="0"/>
+                <w:i w:val="0"/>
+                <w:sz w:val="18"/>
+              </w:rPr>
+              <w:t>—</w:t>
+            </w:r>
+          </w:p>
+        </w:tc>
+        <w:tc>
+          <w:tcPr>
+            <w:tcW w:type="dxa" w:w="1296"/>
+          </w:tcPr>
+          <w:p>
+            <w:pPr>
+              <w:spacing w:line="240" w:lineRule="auto"/>
+              <w:jc w:val="center"/>
+            </w:pPr>
+            <w:r>
+              <w:rPr>
+                <w:rFonts w:ascii="바탕" w:hAnsi="바탕" w:eastAsia="바탕"/>
+                <w:b w:val="0"/>
+                <w:i w:val="0"/>
+                <w:sz w:val="18"/>
+              </w:rPr>
+              <w:t>—</w:t>
+            </w:r>
+          </w:p>
+        </w:tc>
+        <w:tc>
+          <w:tcPr>
+            <w:tcW w:type="dxa" w:w="1296"/>
+          </w:tcPr>
+          <w:p>
+            <w:pPr>
+              <w:spacing w:line="240" w:lineRule="auto"/>
+              <w:jc w:val="center"/>
+            </w:pPr>
+            <w:r>
+              <w:rPr>
+                <w:rFonts w:ascii="바탕" w:hAnsi="바탕" w:eastAsia="바탕"/>
+                <w:b w:val="0"/>
+                <w:i w:val="0"/>
+                <w:sz w:val="18"/>
+              </w:rPr>
+              <w:t>—</w:t>
+            </w:r>
+          </w:p>
+        </w:tc>
+        <w:tc>
+          <w:tcPr>
+            <w:tcW w:type="dxa" w:w="1296"/>
+          </w:tcPr>
+          <w:p>
+            <w:pPr>
+              <w:spacing w:line="240" w:lineRule="auto"/>
+              <w:jc w:val="center"/>
+            </w:pPr>
+            <w:r>
+              <w:rPr>
+                <w:rFonts w:ascii="바탕" w:hAnsi="바탕" w:eastAsia="바탕"/>
+                <w:b w:val="0"/>
+                <w:i w:val="0"/>
+                <w:sz w:val="18"/>
+              </w:rPr>
+              <w:t>-267 [-270, -266]</w:t>
             </w:r>
           </w:p>
         </w:tc>
@@ -12487,7 +13154,7 @@
           <w:i w:val="0"/>
           <w:sz w:val="20"/>
         </w:rPr>
-        <w:t>· 표준 DQN은 비교된 λ 구간 전체(8/8 λ)에서 임계값 규칙을 이겼다.</w:t>
+        <w:t>· 표준 DQN은 비교된 λ 구간 전체(8/12 λ)에서 임계값 규칙(처음)을 이겼다.</w:t>
       </w:r>
     </w:p>
     <w:p>
@@ -12502,7 +13169,7 @@
           <w:i w:val="0"/>
           <w:sz w:val="20"/>
         </w:rPr>
-        <w:t>· Lazy-MDP는 비교된 λ 구간 전체(8/8 λ)에서 임계값 규칙을 이겼다.</w:t>
+        <w:t>· Lazy-MDP는 비교된 λ 구간 전체(8/12 λ)에서 임계값 규칙(처음)을 이겼다.</w:t>
       </w:r>
     </w:p>
     <w:p>
@@ -12517,7 +13184,7 @@
           <w:i w:val="0"/>
           <w:sz w:val="20"/>
         </w:rPr>
-        <w:t>· TempoRL은 비교된 λ 구간 전체(8/8 λ)에서 임계값 규칙을 이겼다.</w:t>
+        <w:t>· TempoRL은 비교된 λ 구간 전체(8/12 λ)에서 임계값 규칙(처음)을 이겼다.</w:t>
       </w:r>
     </w:p>
     <w:p>
@@ -12532,7 +13199,7 @@
           <w:i w:val="0"/>
           <w:sz w:val="20"/>
         </w:rPr>
-        <w:t>· λ마다 가장 센 규칙(최강 규칙 포락선)과 비교하면 역전 지점이 앞당겨진다: 표준 DQN λ=2, Lazy-MDP λ=2, TempoRL λ=2. 비용이 커지면 최강 규칙이 무행동으로 바뀌기 때문이며, 이쪽이 실질적인 임계 비용이다.</w:t>
+        <w:t>· λ마다 가장 센 규칙(최강 규칙 포락선)과 비교하면 역전 지점이 앞당겨진다: 표준 DQN λ=1, Lazy-MDP λ=2. 비용이 커지면 최강 규칙이 무행동으로 바뀌기 때문이며, 이쪽이 실질적인 임계 비용이다.</w:t>
       </w:r>
     </w:p>
     <w:p>
@@ -12704,7 +13371,7 @@
                 <w:i w:val="0"/>
                 <w:sz w:val="18"/>
               </w:rPr>
-              <w:t>임계값 규칙</w:t>
+              <w:t>임계값 규칙(처음)</w:t>
             </w:r>
           </w:p>
         </w:tc>
@@ -12870,7 +13537,7 @@
                 <w:i w:val="0"/>
                 <w:sz w:val="18"/>
               </w:rPr>
-              <w:t>121</w:t>
+              <w:t>162</w:t>
             </w:r>
           </w:p>
         </w:tc>
@@ -13012,7 +13679,7 @@
                 <w:i w:val="0"/>
                 <w:sz w:val="18"/>
               </w:rPr>
-              <w:t>121</w:t>
+              <w:t>162</w:t>
             </w:r>
           </w:p>
         </w:tc>
@@ -13154,7 +13821,7 @@
                 <w:i w:val="0"/>
                 <w:sz w:val="18"/>
               </w:rPr>
-              <w:t>121</w:t>
+              <w:t>162</w:t>
             </w:r>
           </w:p>
         </w:tc>
@@ -13296,7 +13963,7 @@
                 <w:i w:val="0"/>
                 <w:sz w:val="18"/>
               </w:rPr>
-              <w:t>121</w:t>
+              <w:t>162</w:t>
             </w:r>
           </w:p>
         </w:tc>
@@ -13438,7 +14105,7 @@
                 <w:i w:val="0"/>
                 <w:sz w:val="18"/>
               </w:rPr>
-              <w:t>121</w:t>
+              <w:t>162</w:t>
             </w:r>
           </w:p>
         </w:tc>
@@ -13480,7 +14147,7 @@
                 <w:i w:val="0"/>
                 <w:sz w:val="18"/>
               </w:rPr>
-              <w:t>1.37</w:t>
+              <w:t>1.2</w:t>
             </w:r>
           </w:p>
         </w:tc>
@@ -13500,7 +14167,7 @@
                 <w:i w:val="0"/>
                 <w:sz w:val="18"/>
               </w:rPr>
-              <w:t>149</w:t>
+              <w:t>—</w:t>
             </w:r>
           </w:p>
         </w:tc>
@@ -13520,7 +14187,7 @@
                 <w:i w:val="0"/>
                 <w:sz w:val="18"/>
               </w:rPr>
-              <w:t>135</w:t>
+              <w:t>—</w:t>
             </w:r>
           </w:p>
         </w:tc>
@@ -13540,7 +14207,7 @@
                 <w:i w:val="0"/>
                 <w:sz w:val="18"/>
               </w:rPr>
-              <w:t>119</w:t>
+              <w:t>—</w:t>
             </w:r>
           </w:p>
         </w:tc>
@@ -13580,7 +14247,7 @@
                 <w:i w:val="0"/>
                 <w:sz w:val="18"/>
               </w:rPr>
-              <w:t>121</w:t>
+              <w:t>162</w:t>
             </w:r>
           </w:p>
         </w:tc>
@@ -13622,6 +14289,432 @@
                 <w:i w:val="0"/>
                 <w:sz w:val="18"/>
               </w:rPr>
+              <w:t>1.37</w:t>
+            </w:r>
+          </w:p>
+        </w:tc>
+        <w:tc>
+          <w:tcPr>
+            <w:tcW w:type="dxa" w:w="1296"/>
+          </w:tcPr>
+          <w:p>
+            <w:pPr>
+              <w:spacing w:line="240" w:lineRule="auto"/>
+              <w:jc w:val="center"/>
+            </w:pPr>
+            <w:r>
+              <w:rPr>
+                <w:rFonts w:ascii="바탕" w:hAnsi="바탕" w:eastAsia="바탕"/>
+                <w:b w:val="0"/>
+                <w:i w:val="0"/>
+                <w:sz w:val="18"/>
+              </w:rPr>
+              <w:t>149</w:t>
+            </w:r>
+          </w:p>
+        </w:tc>
+        <w:tc>
+          <w:tcPr>
+            <w:tcW w:type="dxa" w:w="1296"/>
+          </w:tcPr>
+          <w:p>
+            <w:pPr>
+              <w:spacing w:line="240" w:lineRule="auto"/>
+              <w:jc w:val="center"/>
+            </w:pPr>
+            <w:r>
+              <w:rPr>
+                <w:rFonts w:ascii="바탕" w:hAnsi="바탕" w:eastAsia="바탕"/>
+                <w:b w:val="0"/>
+                <w:i w:val="0"/>
+                <w:sz w:val="18"/>
+              </w:rPr>
+              <w:t>135</w:t>
+            </w:r>
+          </w:p>
+        </w:tc>
+        <w:tc>
+          <w:tcPr>
+            <w:tcW w:type="dxa" w:w="1296"/>
+          </w:tcPr>
+          <w:p>
+            <w:pPr>
+              <w:spacing w:line="240" w:lineRule="auto"/>
+              <w:jc w:val="center"/>
+            </w:pPr>
+            <w:r>
+              <w:rPr>
+                <w:rFonts w:ascii="바탕" w:hAnsi="바탕" w:eastAsia="바탕"/>
+                <w:b w:val="0"/>
+                <w:i w:val="0"/>
+                <w:sz w:val="18"/>
+              </w:rPr>
+              <w:t>119</w:t>
+            </w:r>
+          </w:p>
+        </w:tc>
+        <w:tc>
+          <w:tcPr>
+            <w:tcW w:type="dxa" w:w="1296"/>
+          </w:tcPr>
+          <w:p>
+            <w:pPr>
+              <w:spacing w:line="240" w:lineRule="auto"/>
+              <w:jc w:val="center"/>
+            </w:pPr>
+            <w:r>
+              <w:rPr>
+                <w:rFonts w:ascii="바탕" w:hAnsi="바탕" w:eastAsia="바탕"/>
+                <w:b w:val="0"/>
+                <w:i w:val="0"/>
+                <w:sz w:val="18"/>
+              </w:rPr>
+              <w:t>121</w:t>
+            </w:r>
+          </w:p>
+        </w:tc>
+        <w:tc>
+          <w:tcPr>
+            <w:tcW w:type="dxa" w:w="1296"/>
+          </w:tcPr>
+          <w:p>
+            <w:pPr>
+              <w:spacing w:line="240" w:lineRule="auto"/>
+              <w:jc w:val="center"/>
+            </w:pPr>
+            <w:r>
+              <w:rPr>
+                <w:rFonts w:ascii="바탕" w:hAnsi="바탕" w:eastAsia="바탕"/>
+                <w:b w:val="0"/>
+                <w:i w:val="0"/>
+                <w:sz w:val="18"/>
+              </w:rPr>
+              <w:t>162</w:t>
+            </w:r>
+          </w:p>
+        </w:tc>
+        <w:tc>
+          <w:tcPr>
+            <w:tcW w:type="dxa" w:w="1296"/>
+          </w:tcPr>
+          <w:p>
+            <w:pPr>
+              <w:spacing w:line="240" w:lineRule="auto"/>
+              <w:jc w:val="center"/>
+            </w:pPr>
+            <w:r>
+              <w:rPr>
+                <w:rFonts w:ascii="바탕" w:hAnsi="바탕" w:eastAsia="바탕"/>
+                <w:b w:val="0"/>
+                <w:i w:val="0"/>
+                <w:sz w:val="18"/>
+              </w:rPr>
+              <w:t>0</w:t>
+            </w:r>
+          </w:p>
+        </w:tc>
+      </w:tr>
+      <w:tr>
+        <w:tc>
+          <w:tcPr>
+            <w:tcW w:type="dxa" w:w="1296"/>
+          </w:tcPr>
+          <w:p>
+            <w:pPr>
+              <w:spacing w:line="240" w:lineRule="auto"/>
+              <w:jc w:val="left"/>
+            </w:pPr>
+            <w:r>
+              <w:rPr>
+                <w:rFonts w:ascii="바탕" w:hAnsi="바탕" w:eastAsia="바탕"/>
+                <w:b/>
+                <w:i w:val="0"/>
+                <w:sz w:val="18"/>
+              </w:rPr>
+              <w:t>1.6</w:t>
+            </w:r>
+          </w:p>
+        </w:tc>
+        <w:tc>
+          <w:tcPr>
+            <w:tcW w:type="dxa" w:w="1296"/>
+          </w:tcPr>
+          <w:p>
+            <w:pPr>
+              <w:spacing w:line="240" w:lineRule="auto"/>
+              <w:jc w:val="center"/>
+            </w:pPr>
+            <w:r>
+              <w:rPr>
+                <w:rFonts w:ascii="바탕" w:hAnsi="바탕" w:eastAsia="바탕"/>
+                <w:b w:val="0"/>
+                <w:i w:val="0"/>
+                <w:sz w:val="18"/>
+              </w:rPr>
+              <w:t>—</w:t>
+            </w:r>
+          </w:p>
+        </w:tc>
+        <w:tc>
+          <w:tcPr>
+            <w:tcW w:type="dxa" w:w="1296"/>
+          </w:tcPr>
+          <w:p>
+            <w:pPr>
+              <w:spacing w:line="240" w:lineRule="auto"/>
+              <w:jc w:val="center"/>
+            </w:pPr>
+            <w:r>
+              <w:rPr>
+                <w:rFonts w:ascii="바탕" w:hAnsi="바탕" w:eastAsia="바탕"/>
+                <w:b w:val="0"/>
+                <w:i w:val="0"/>
+                <w:sz w:val="18"/>
+              </w:rPr>
+              <w:t>—</w:t>
+            </w:r>
+          </w:p>
+        </w:tc>
+        <w:tc>
+          <w:tcPr>
+            <w:tcW w:type="dxa" w:w="1296"/>
+          </w:tcPr>
+          <w:p>
+            <w:pPr>
+              <w:spacing w:line="240" w:lineRule="auto"/>
+              <w:jc w:val="center"/>
+            </w:pPr>
+            <w:r>
+              <w:rPr>
+                <w:rFonts w:ascii="바탕" w:hAnsi="바탕" w:eastAsia="바탕"/>
+                <w:b w:val="0"/>
+                <w:i w:val="0"/>
+                <w:sz w:val="18"/>
+              </w:rPr>
+              <w:t>—</w:t>
+            </w:r>
+          </w:p>
+        </w:tc>
+        <w:tc>
+          <w:tcPr>
+            <w:tcW w:type="dxa" w:w="1296"/>
+          </w:tcPr>
+          <w:p>
+            <w:pPr>
+              <w:spacing w:line="240" w:lineRule="auto"/>
+              <w:jc w:val="center"/>
+            </w:pPr>
+            <w:r>
+              <w:rPr>
+                <w:rFonts w:ascii="바탕" w:hAnsi="바탕" w:eastAsia="바탕"/>
+                <w:b w:val="0"/>
+                <w:i w:val="0"/>
+                <w:sz w:val="18"/>
+              </w:rPr>
+              <w:t>121</w:t>
+            </w:r>
+          </w:p>
+        </w:tc>
+        <w:tc>
+          <w:tcPr>
+            <w:tcW w:type="dxa" w:w="1296"/>
+          </w:tcPr>
+          <w:p>
+            <w:pPr>
+              <w:spacing w:line="240" w:lineRule="auto"/>
+              <w:jc w:val="center"/>
+            </w:pPr>
+            <w:r>
+              <w:rPr>
+                <w:rFonts w:ascii="바탕" w:hAnsi="바탕" w:eastAsia="바탕"/>
+                <w:b w:val="0"/>
+                <w:i w:val="0"/>
+                <w:sz w:val="18"/>
+              </w:rPr>
+              <w:t>162</w:t>
+            </w:r>
+          </w:p>
+        </w:tc>
+        <w:tc>
+          <w:tcPr>
+            <w:tcW w:type="dxa" w:w="1296"/>
+          </w:tcPr>
+          <w:p>
+            <w:pPr>
+              <w:spacing w:line="240" w:lineRule="auto"/>
+              <w:jc w:val="center"/>
+            </w:pPr>
+            <w:r>
+              <w:rPr>
+                <w:rFonts w:ascii="바탕" w:hAnsi="바탕" w:eastAsia="바탕"/>
+                <w:b w:val="0"/>
+                <w:i w:val="0"/>
+                <w:sz w:val="18"/>
+              </w:rPr>
+              <w:t>0</w:t>
+            </w:r>
+          </w:p>
+        </w:tc>
+      </w:tr>
+      <w:tr>
+        <w:tc>
+          <w:tcPr>
+            <w:tcW w:type="dxa" w:w="1296"/>
+          </w:tcPr>
+          <w:p>
+            <w:pPr>
+              <w:spacing w:line="240" w:lineRule="auto"/>
+              <w:jc w:val="left"/>
+            </w:pPr>
+            <w:r>
+              <w:rPr>
+                <w:rFonts w:ascii="바탕" w:hAnsi="바탕" w:eastAsia="바탕"/>
+                <w:b/>
+                <w:i w:val="0"/>
+                <w:sz w:val="18"/>
+              </w:rPr>
+              <w:t>1.8</w:t>
+            </w:r>
+          </w:p>
+        </w:tc>
+        <w:tc>
+          <w:tcPr>
+            <w:tcW w:type="dxa" w:w="1296"/>
+          </w:tcPr>
+          <w:p>
+            <w:pPr>
+              <w:spacing w:line="240" w:lineRule="auto"/>
+              <w:jc w:val="center"/>
+            </w:pPr>
+            <w:r>
+              <w:rPr>
+                <w:rFonts w:ascii="바탕" w:hAnsi="바탕" w:eastAsia="바탕"/>
+                <w:b w:val="0"/>
+                <w:i w:val="0"/>
+                <w:sz w:val="18"/>
+              </w:rPr>
+              <w:t>—</w:t>
+            </w:r>
+          </w:p>
+        </w:tc>
+        <w:tc>
+          <w:tcPr>
+            <w:tcW w:type="dxa" w:w="1296"/>
+          </w:tcPr>
+          <w:p>
+            <w:pPr>
+              <w:spacing w:line="240" w:lineRule="auto"/>
+              <w:jc w:val="center"/>
+            </w:pPr>
+            <w:r>
+              <w:rPr>
+                <w:rFonts w:ascii="바탕" w:hAnsi="바탕" w:eastAsia="바탕"/>
+                <w:b w:val="0"/>
+                <w:i w:val="0"/>
+                <w:sz w:val="18"/>
+              </w:rPr>
+              <w:t>—</w:t>
+            </w:r>
+          </w:p>
+        </w:tc>
+        <w:tc>
+          <w:tcPr>
+            <w:tcW w:type="dxa" w:w="1296"/>
+          </w:tcPr>
+          <w:p>
+            <w:pPr>
+              <w:spacing w:line="240" w:lineRule="auto"/>
+              <w:jc w:val="center"/>
+            </w:pPr>
+            <w:r>
+              <w:rPr>
+                <w:rFonts w:ascii="바탕" w:hAnsi="바탕" w:eastAsia="바탕"/>
+                <w:b w:val="0"/>
+                <w:i w:val="0"/>
+                <w:sz w:val="18"/>
+              </w:rPr>
+              <w:t>—</w:t>
+            </w:r>
+          </w:p>
+        </w:tc>
+        <w:tc>
+          <w:tcPr>
+            <w:tcW w:type="dxa" w:w="1296"/>
+          </w:tcPr>
+          <w:p>
+            <w:pPr>
+              <w:spacing w:line="240" w:lineRule="auto"/>
+              <w:jc w:val="center"/>
+            </w:pPr>
+            <w:r>
+              <w:rPr>
+                <w:rFonts w:ascii="바탕" w:hAnsi="바탕" w:eastAsia="바탕"/>
+                <w:b w:val="0"/>
+                <w:i w:val="0"/>
+                <w:sz w:val="18"/>
+              </w:rPr>
+              <w:t>121</w:t>
+            </w:r>
+          </w:p>
+        </w:tc>
+        <w:tc>
+          <w:tcPr>
+            <w:tcW w:type="dxa" w:w="1296"/>
+          </w:tcPr>
+          <w:p>
+            <w:pPr>
+              <w:spacing w:line="240" w:lineRule="auto"/>
+              <w:jc w:val="center"/>
+            </w:pPr>
+            <w:r>
+              <w:rPr>
+                <w:rFonts w:ascii="바탕" w:hAnsi="바탕" w:eastAsia="바탕"/>
+                <w:b w:val="0"/>
+                <w:i w:val="0"/>
+                <w:sz w:val="18"/>
+              </w:rPr>
+              <w:t>162</w:t>
+            </w:r>
+          </w:p>
+        </w:tc>
+        <w:tc>
+          <w:tcPr>
+            <w:tcW w:type="dxa" w:w="1296"/>
+          </w:tcPr>
+          <w:p>
+            <w:pPr>
+              <w:spacing w:line="240" w:lineRule="auto"/>
+              <w:jc w:val="center"/>
+            </w:pPr>
+            <w:r>
+              <w:rPr>
+                <w:rFonts w:ascii="바탕" w:hAnsi="바탕" w:eastAsia="바탕"/>
+                <w:b w:val="0"/>
+                <w:i w:val="0"/>
+                <w:sz w:val="18"/>
+              </w:rPr>
+              <w:t>0</w:t>
+            </w:r>
+          </w:p>
+        </w:tc>
+      </w:tr>
+      <w:tr>
+        <w:tc>
+          <w:tcPr>
+            <w:tcW w:type="dxa" w:w="1296"/>
+          </w:tcPr>
+          <w:p>
+            <w:pPr>
+              <w:spacing w:line="240" w:lineRule="auto"/>
+              <w:jc w:val="left"/>
+            </w:pPr>
+            <w:r>
+              <w:rPr>
+                <w:rFonts w:ascii="바탕" w:hAnsi="바탕" w:eastAsia="바탕"/>
+                <w:b/>
+                <w:i w:val="0"/>
+                <w:sz w:val="18"/>
+              </w:rPr>
               <w:t>2</w:t>
             </w:r>
           </w:p>
@@ -13683,6 +14776,148 @@
                 <w:sz w:val="18"/>
               </w:rPr>
               <w:t>118</w:t>
+            </w:r>
+          </w:p>
+        </w:tc>
+        <w:tc>
+          <w:tcPr>
+            <w:tcW w:type="dxa" w:w="1296"/>
+          </w:tcPr>
+          <w:p>
+            <w:pPr>
+              <w:spacing w:line="240" w:lineRule="auto"/>
+              <w:jc w:val="center"/>
+            </w:pPr>
+            <w:r>
+              <w:rPr>
+                <w:rFonts w:ascii="바탕" w:hAnsi="바탕" w:eastAsia="바탕"/>
+                <w:b w:val="0"/>
+                <w:i w:val="0"/>
+                <w:sz w:val="18"/>
+              </w:rPr>
+              <w:t>121</w:t>
+            </w:r>
+          </w:p>
+        </w:tc>
+        <w:tc>
+          <w:tcPr>
+            <w:tcW w:type="dxa" w:w="1296"/>
+          </w:tcPr>
+          <w:p>
+            <w:pPr>
+              <w:spacing w:line="240" w:lineRule="auto"/>
+              <w:jc w:val="center"/>
+            </w:pPr>
+            <w:r>
+              <w:rPr>
+                <w:rFonts w:ascii="바탕" w:hAnsi="바탕" w:eastAsia="바탕"/>
+                <w:b w:val="0"/>
+                <w:i w:val="0"/>
+                <w:sz w:val="18"/>
+              </w:rPr>
+              <w:t>0</w:t>
+            </w:r>
+          </w:p>
+        </w:tc>
+        <w:tc>
+          <w:tcPr>
+            <w:tcW w:type="dxa" w:w="1296"/>
+          </w:tcPr>
+          <w:p>
+            <w:pPr>
+              <w:spacing w:line="240" w:lineRule="auto"/>
+              <w:jc w:val="center"/>
+            </w:pPr>
+            <w:r>
+              <w:rPr>
+                <w:rFonts w:ascii="바탕" w:hAnsi="바탕" w:eastAsia="바탕"/>
+                <w:b w:val="0"/>
+                <w:i w:val="0"/>
+                <w:sz w:val="18"/>
+              </w:rPr>
+              <w:t>0</w:t>
+            </w:r>
+          </w:p>
+        </w:tc>
+      </w:tr>
+      <w:tr>
+        <w:tc>
+          <w:tcPr>
+            <w:tcW w:type="dxa" w:w="1296"/>
+          </w:tcPr>
+          <w:p>
+            <w:pPr>
+              <w:spacing w:line="240" w:lineRule="auto"/>
+              <w:jc w:val="left"/>
+            </w:pPr>
+            <w:r>
+              <w:rPr>
+                <w:rFonts w:ascii="바탕" w:hAnsi="바탕" w:eastAsia="바탕"/>
+                <w:b/>
+                <w:i w:val="0"/>
+                <w:sz w:val="18"/>
+              </w:rPr>
+              <w:t>2.5</w:t>
+            </w:r>
+          </w:p>
+        </w:tc>
+        <w:tc>
+          <w:tcPr>
+            <w:tcW w:type="dxa" w:w="1296"/>
+          </w:tcPr>
+          <w:p>
+            <w:pPr>
+              <w:spacing w:line="240" w:lineRule="auto"/>
+              <w:jc w:val="center"/>
+            </w:pPr>
+            <w:r>
+              <w:rPr>
+                <w:rFonts w:ascii="바탕" w:hAnsi="바탕" w:eastAsia="바탕"/>
+                <w:b w:val="0"/>
+                <w:i w:val="0"/>
+                <w:sz w:val="18"/>
+              </w:rPr>
+              <w:t>—</w:t>
+            </w:r>
+          </w:p>
+        </w:tc>
+        <w:tc>
+          <w:tcPr>
+            <w:tcW w:type="dxa" w:w="1296"/>
+          </w:tcPr>
+          <w:p>
+            <w:pPr>
+              <w:spacing w:line="240" w:lineRule="auto"/>
+              <w:jc w:val="center"/>
+            </w:pPr>
+            <w:r>
+              <w:rPr>
+                <w:rFonts w:ascii="바탕" w:hAnsi="바탕" w:eastAsia="바탕"/>
+                <w:b w:val="0"/>
+                <w:i w:val="0"/>
+                <w:sz w:val="18"/>
+              </w:rPr>
+              <w:t>—</w:t>
+            </w:r>
+          </w:p>
+        </w:tc>
+        <w:tc>
+          <w:tcPr>
+            <w:tcW w:type="dxa" w:w="1296"/>
+          </w:tcPr>
+          <w:p>
+            <w:pPr>
+              <w:spacing w:line="240" w:lineRule="auto"/>
+              <w:jc w:val="center"/>
+            </w:pPr>
+            <w:r>
+              <w:rPr>
+                <w:rFonts w:ascii="바탕" w:hAnsi="바탕" w:eastAsia="바탕"/>
+                <w:b w:val="0"/>
+                <w:i w:val="0"/>
+                <w:sz w:val="18"/>
+              </w:rPr>
+              <w:t>—</w:t>
             </w:r>
           </w:p>
         </w:tc>
@@ -14206,7 +15441,7 @@
                 <w:i w:val="0"/>
                 <w:sz w:val="18"/>
               </w:rPr>
-              <w:t>0.003</w:t>
+              <w:t>0.0075</w:t>
             </w:r>
           </w:p>
         </w:tc>
@@ -14308,7 +15543,7 @@
                 <w:i w:val="0"/>
                 <w:sz w:val="18"/>
               </w:rPr>
-              <w:t>0.0075</w:t>
+              <w:t>0.002</w:t>
             </w:r>
           </w:p>
         </w:tc>
@@ -14410,7 +15645,7 @@
                 <w:i w:val="0"/>
                 <w:sz w:val="18"/>
               </w:rPr>
-              <w:t>0.001</w:t>
+              <w:t>0.0075</w:t>
             </w:r>
           </w:p>
         </w:tc>
@@ -15670,7 +16905,7 @@
                 <w:i w:val="0"/>
                 <w:sz w:val="18"/>
               </w:rPr>
-              <w:t>기준: 임계값 규칙 (학습 없음)</w:t>
+              <w:t>기준: 임계값 규칙(처음) (학습 없음)</w:t>
             </w:r>
           </w:p>
         </w:tc>
@@ -15835,7 +17070,7 @@
           <w:i w:val="0"/>
           <w:sz w:val="20"/>
         </w:rPr>
-        <w:t>이 연구는 행동 1번의 비용 λ를 독립 변수로 놓고, 표준 DQN·TempoRL 방식·Lazy-MDP 방식·고정 규칙 네 계열을 같은 환경 스텝 예산과 같은 평가 방식으로 비교했다. 얻은 것은 네 가지다.</w:t>
+        <w:t>이 연구는 행동 1번의 비용 λ를 독립 변수로 놓고, 표준 DQN·TempoRL 방식·Lazy-MDP 방식·고정 규칙 네 계열을 같은 환경 스텝 예산과 같은 평가 방식으로 비교했다. 얻은 것은 다섯 가지다.</w:t>
       </w:r>
     </w:p>
     <w:p>
@@ -15903,7 +17138,7 @@
           <w:i w:val="0"/>
           <w:sz w:val="20"/>
         </w:rPr>
-        <w:t>이었다. 보상이 조밀한 환경에서는 행동이 상당히 비싸질 때까지 학습이 규칙을 이겼고, 보상이 희소하고 이미 좋은 규칙이 있는 환경에서는 비용이 없을 때조차 학습이 규칙을 넘어서지 못했다.</w:t>
+        <w:t>이었다. 보상이 희소하고 이미 좋은 규칙이 있는 환경에서는 비용이 없을 때조차 학습이 규칙을 넘어서지 못했고, 보상이 조밀한 환경에서는 학습이 이기되 방법에 따라 이기는 구간이 크게 달랐다.</w:t>
       </w:r>
     </w:p>
     <w:p>
@@ -15919,7 +17154,7 @@
           <w:i w:val="0"/>
           <w:sz w:val="20"/>
         </w:rPr>
-        <w:t>넷째, 이 결과에 대한 가장 당연한 반론을 먼저 확인했다.</w:t>
+        <w:t>셋째, 결론은 기준선을 얼마나 잘 만들었는지에 달려 있다.</w:t>
       </w:r>
       <w:r>
         <w:rPr>
@@ -15928,7 +17163,7 @@
           <w:i w:val="0"/>
           <w:sz w:val="20"/>
         </w:rPr>
-        <w:t xml:space="preserve"> "규칙에 진 것은 비용 때문이 아니라 학습이 덜 된 탓 아닌가?" 비용이 아예 없는 λ=0 조건에서 학습 예산을 3.3배로 늘리고 탐험 방식을 바꿔 다시 쟀다. 결과는 Ⅳ장 공정성 점검 절에 그대로 실었다. 예산을 늘려도 규칙을 넘어서지 못한다면 그것은 비용에 대한 발견이 아니라 </w:t>
+        <w:t xml:space="preserve"> 이 연구는 양쪽을 각각 의심했다. 학습 쪽은 예산을 3.3배로 늘려도 결론이 바뀌지 않았지만, </w:t>
       </w:r>
       <w:r>
         <w:rPr>
@@ -15937,7 +17172,7 @@
           <w:i w:val="0"/>
           <w:sz w:val="20"/>
         </w:rPr>
-        <w:t>그 환경에서 학습이라는 접근 자체가 열세</w:t>
+        <w:t>규칙 쪽은 계수를 다시 고르는 것만으로 기준선이 38.3점에서 179.8점으로 올랐다</w:t>
       </w:r>
       <w:r>
         <w:rPr>
@@ -15946,7 +17181,16 @@
           <w:i w:val="0"/>
           <w:sz w:val="20"/>
         </w:rPr>
-        <w:t>라는 뜻이며, 이 논문은 그 구분을 흐리지 않고 적었다.</w:t>
+        <w:t xml:space="preserve">(같은 형태의 규칙, 계수만 다름. 튜닝은 평가에 쓰지 않는 에피소드에서 했다). 그 결과 표준 DQN의 λ*가 절반으로 줄고, TempoRL 방식은 비용이 0일 때조차 규칙을 이기지 못하게 되었다. </w:t>
+      </w:r>
+      <w:r>
+        <w:rPr>
+          <w:rFonts w:ascii="바탕" w:hAnsi="바탕" w:eastAsia="바탕"/>
+          <w:b/>
+          <w:i w:val="0"/>
+          <w:sz w:val="20"/>
+        </w:rPr>
+        <w:t>"학습이 단순 규칙을 이긴다"는 주장은 그 '단순 규칙'을 얼마나 성의 있게 만들었는지를 밝히지 않으면 의미가 없다.</w:t>
       </w:r>
     </w:p>
     <w:p>
@@ -15962,7 +17206,7 @@
           <w:i w:val="0"/>
           <w:sz w:val="20"/>
         </w:rPr>
-        <w:t>셋째, 무행동 붕괴가 관찰된다.</w:t>
+        <w:t>다섯째, 이 결과에 대한 가장 당연한 반론을 먼저 확인했다.</w:t>
       </w:r>
       <w:r>
         <w:rPr>
@@ -15971,7 +17215,7 @@
           <w:i w:val="0"/>
           <w:sz w:val="20"/>
         </w:rPr>
-        <w:t xml:space="preserve"> 희소 보상 환경에서는 에피소드 보상의 1% 수준밖에 안 되는 작은 비용만으로도 세 계열 모두 행동을 멈추고 그대로 굳었다. 이것이 "비용을 감안하면 가만히 있는 것이 정말 최적"이어서인지, 아니면 "비용 때문에 목표를 한 번도 보지 못해서"인지를 가르기 위해, 같은 예산 안에서 </w:t>
+        <w:t xml:space="preserve"> "규칙에 진 것은 비용 때문이 아니라 학습이 덜 된 탓 아닌가?" 비용이 아예 없는 λ=0 조건에서 학습 예산을 3.3배로 늘리고 탐험 방식을 바꿔 다시 쟀다. 결과는 Ⅳ장 공정성 점검 절에 그대로 실었다. 예산을 늘려도 규칙을 넘어서지 못한다면 그것은 비용에 대한 발견이 아니라 </w:t>
       </w:r>
       <w:r>
         <w:rPr>
@@ -15980,7 +17224,7 @@
           <w:i w:val="0"/>
           <w:sz w:val="20"/>
         </w:rPr>
-        <w:t>비용을 켜는 시점만 바꾼 대조 조건</w:t>
+        <w:t>그 환경에서 학습이라는 접근 자체가 열세</w:t>
       </w:r>
       <w:r>
         <w:rPr>
@@ -15989,22 +17233,7 @@
           <w:i w:val="0"/>
           <w:sz w:val="20"/>
         </w:rPr>
-        <w:t>을 두었다(Ⅲ장 6.2절). [실험 대기 — 결과 나오면 확정] 결과는 Ⅳ장에 그대로 싣는다.</w:t>
-      </w:r>
-    </w:p>
-    <w:p>
-      <w:pPr>
-        <w:spacing w:line="312" w:lineRule="auto" w:before="200" w:after="80"/>
-        <w:jc w:val="left"/>
-      </w:pPr>
-      <w:r>
-        <w:rPr>
-          <w:rFonts w:ascii="맑은 고딕" w:hAnsi="맑은 고딕" w:eastAsia="맑은 고딕"/>
-          <w:b/>
-          <w:i w:val="0"/>
-          <w:sz w:val="22"/>
-        </w:rPr>
-        <w:t>2. 실무자를 위한 정리</w:t>
+        <w:t>라는 뜻이며, 이 논문은 그 구분을 흐리지 않고 적었다.</w:t>
       </w:r>
     </w:p>
     <w:p>
@@ -16016,44 +17245,53 @@
       <w:r>
         <w:rPr>
           <w:rFonts w:ascii="바탕" w:hAnsi="바탕" w:eastAsia="바탕"/>
+          <w:b/>
+          <w:i w:val="0"/>
+          <w:sz w:val="20"/>
+        </w:rPr>
+        <w:t>넷째, 무행동 붕괴가 관찰된다.</w:t>
+      </w:r>
+      <w:r>
+        <w:rPr>
+          <w:rFonts w:ascii="바탕" w:hAnsi="바탕" w:eastAsia="바탕"/>
           <w:b w:val="0"/>
           <w:i w:val="0"/>
           <w:sz w:val="20"/>
         </w:rPr>
-        <w:t>이 연구의 결과를 현장의 판단 순서로 옮기면 다음과 같다.</w:t>
+        <w:t xml:space="preserve"> 희소 보상 환경에서는 에피소드 보상의 1% 수준밖에 안 되는 작은 비용만으로도 세 계열 모두 행동을 멈추고 그대로 굳었다. 이것이 "비용을 감안하면 가만히 있는 것이 정말 최적"이어서인지, 아니면 "비용 때문에 목표를 한 번도 보지 못해서"인지를 가르기 위해, 같은 예산 안에서 </w:t>
+      </w:r>
+      <w:r>
+        <w:rPr>
+          <w:rFonts w:ascii="바탕" w:hAnsi="바탕" w:eastAsia="바탕"/>
+          <w:b/>
+          <w:i w:val="0"/>
+          <w:sz w:val="20"/>
+        </w:rPr>
+        <w:t>비용을 켜는 시점만 바꾼 대조 조건</w:t>
+      </w:r>
+      <w:r>
+        <w:rPr>
+          <w:rFonts w:ascii="바탕" w:hAnsi="바탕" w:eastAsia="바탕"/>
+          <w:b w:val="0"/>
+          <w:i w:val="0"/>
+          <w:sz w:val="20"/>
+        </w:rPr>
+        <w:t>을 두었다(Ⅲ장 6.2절). [실험 대기 — 결과 나오면 확정] 결과는 Ⅳ장에 그대로 싣는다.</w:t>
       </w:r>
     </w:p>
     <w:p>
       <w:pPr>
-        <w:spacing w:line="480" w:lineRule="auto" w:before="0" w:after="0"/>
-        <w:ind w:left="340" w:hanging="340"/>
+        <w:spacing w:line="312" w:lineRule="auto" w:before="200" w:after="80"/>
+        <w:jc w:val="left"/>
       </w:pPr>
       <w:r>
         <w:rPr>
-          <w:rFonts w:ascii="바탕" w:hAnsi="바탕" w:eastAsia="바탕"/>
-          <w:b w:val="0"/>
-          <w:i w:val="0"/>
-          <w:sz w:val="20"/>
-        </w:rPr>
-        <w:t xml:space="preserve">1. </w:t>
-      </w:r>
-      <w:r>
-        <w:rPr>
-          <w:rFonts w:ascii="바탕" w:hAnsi="바탕" w:eastAsia="바탕"/>
+          <w:rFonts w:ascii="맑은 고딕" w:hAnsi="맑은 고딕" w:eastAsia="맑은 고딕"/>
           <w:b/>
           <w:i w:val="0"/>
-          <w:sz w:val="20"/>
-        </w:rPr>
-        <w:t>먼저 환경을 보라.</w:t>
-      </w:r>
-      <w:r>
-        <w:rPr>
-          <w:rFonts w:ascii="바탕" w:hAnsi="바탕" w:eastAsia="바탕"/>
-          <w:b w:val="0"/>
-          <w:i w:val="0"/>
-          <w:sz w:val="20"/>
-        </w:rPr>
-        <w:t xml:space="preserve"> 보상 신호가 조밀한가? 이미 잘 도는 규칙이 있는가? 보상이 희소하고</w:t>
+          <w:sz w:val="22"/>
+        </w:rPr>
+        <w:t>2. 실무자를 위한 정리</w:t>
       </w:r>
     </w:p>
     <w:p>
@@ -16069,7 +17307,7 @@
           <w:i w:val="0"/>
           <w:sz w:val="20"/>
         </w:rPr>
-        <w:t>좋은 규칙이 있다면, 행동 비용을 재기 전에 이미 답이 정해져 있을 가능성이 높다 — 규칙을 쓰라.</w:t>
+        <w:t>이 연구의 결과를 현장의 판단 순서로 옮기면 다음과 같다.</w:t>
       </w:r>
     </w:p>
     <w:p>
@@ -16084,7 +17322,7 @@
           <w:i w:val="0"/>
           <w:sz w:val="20"/>
         </w:rPr>
-        <w:t xml:space="preserve">2. </w:t>
+        <w:t xml:space="preserve">1. </w:t>
       </w:r>
       <w:r>
         <w:rPr>
@@ -16093,7 +17331,7 @@
           <w:i w:val="0"/>
           <w:sz w:val="20"/>
         </w:rPr>
-        <w:t>학습을 쓰기로 했다면 밑바닥이 있는 구조를 골라라.</w:t>
+        <w:t>먼저 환경을 보라.</w:t>
       </w:r>
       <w:r>
         <w:rPr>
@@ -16102,7 +17340,7 @@
           <w:i w:val="0"/>
           <w:sz w:val="20"/>
         </w:rPr>
-        <w:t xml:space="preserve"> Lazy-MDP 방식은 학습이 실패해도 기본</w:t>
+        <w:t xml:space="preserve"> 보상 신호가 조밀한가? 이미 잘 도는 규칙이 있는가? 보상이 희소하고</w:t>
       </w:r>
     </w:p>
     <w:p>
@@ -16118,7 +17356,7 @@
           <w:i w:val="0"/>
           <w:sz w:val="20"/>
         </w:rPr>
-        <w:t>규칙 수준으로 떨어질 뿐이어서 가장 안정적이었다.</w:t>
+        <w:t>좋은 규칙이 있다면, 행동 비용을 재기 전에 이미 답이 정해져 있을 가능성이 높다 — 규칙을 쓰라.</w:t>
       </w:r>
     </w:p>
     <w:p>
@@ -16133,7 +17371,7 @@
           <w:i w:val="0"/>
           <w:sz w:val="20"/>
         </w:rPr>
-        <w:t xml:space="preserve">3. </w:t>
+        <w:t xml:space="preserve">2. </w:t>
       </w:r>
       <w:r>
         <w:rPr>
@@ -16142,7 +17380,7 @@
           <w:i w:val="0"/>
           <w:sz w:val="20"/>
         </w:rPr>
-        <w:t>비용을 처음부터 물리지 마라.</w:t>
+        <w:t>학습을 쓰기로 했다면 밑바닥이 있는 구조를 골라라.</w:t>
       </w:r>
       <w:r>
         <w:rPr>
@@ -16151,7 +17389,7 @@
           <w:i w:val="0"/>
           <w:sz w:val="20"/>
         </w:rPr>
-        <w:t xml:space="preserve"> 비용 없이 먼저 문제를 풀게 한 뒤 비용을 켜는 편이,</w:t>
+        <w:t xml:space="preserve"> Lazy-MDP 방식은 학습이 실패해도 기본</w:t>
       </w:r>
     </w:p>
     <w:p>
@@ -16167,7 +17405,7 @@
           <w:i w:val="0"/>
           <w:sz w:val="20"/>
         </w:rPr>
-        <w:t>처음부터 비용을 물리는 것보다 낫다. 처음부터 물리면 탐험 자체가 막힌다.</w:t>
+        <w:t>규칙 수준으로 떨어질 뿐이어서 가장 안정적이었고, 잘 만든 규칙과 겨루었을 때도 유일하게 넓은 구간에서 이겼다.</w:t>
       </w:r>
     </w:p>
     <w:p>
@@ -16182,7 +17420,105 @@
           <w:i w:val="0"/>
           <w:sz w:val="20"/>
         </w:rPr>
+        <w:t xml:space="preserve">3. </w:t>
+      </w:r>
+      <w:r>
+        <w:rPr>
+          <w:rFonts w:ascii="바탕" w:hAnsi="바탕" w:eastAsia="바탕"/>
+          <w:b/>
+          <w:i w:val="0"/>
+          <w:sz w:val="20"/>
+        </w:rPr>
+        <w:t>비교 상대인 규칙에도 공을 들여라.</w:t>
+      </w:r>
+      <w:r>
+        <w:rPr>
+          <w:rFonts w:ascii="바탕" w:hAnsi="바탕" w:eastAsia="바탕"/>
+          <w:b w:val="0"/>
+          <w:i w:val="0"/>
+          <w:sz w:val="20"/>
+        </w:rPr>
+        <w:t xml:space="preserve"> 대충 만든 규칙을 이기는 것은 쉽다. 이 연구에서는</w:t>
+      </w:r>
+    </w:p>
+    <w:p>
+      <w:pPr>
+        <w:spacing w:line="480" w:lineRule="auto" w:before="0" w:after="0"/>
+        <w:ind w:firstLine="200"/>
+        <w:jc w:val="both"/>
+      </w:pPr>
+      <w:r>
+        <w:rPr>
+          <w:rFonts w:ascii="바탕" w:hAnsi="바탕" w:eastAsia="바탕"/>
+          <w:b w:val="0"/>
+          <w:i w:val="0"/>
+          <w:sz w:val="20"/>
+        </w:rPr>
+        <w:t>같은 형태의 규칙에서 계수만 다시 골랐을 뿐인데 기준선이 141점 올랐고, 그것만으로 결론이 바뀌었다.</w:t>
+      </w:r>
+    </w:p>
+    <w:p>
+      <w:pPr>
+        <w:spacing w:line="480" w:lineRule="auto" w:before="0" w:after="0"/>
+        <w:ind w:left="340" w:hanging="340"/>
+      </w:pPr>
+      <w:r>
+        <w:rPr>
+          <w:rFonts w:ascii="바탕" w:hAnsi="바탕" w:eastAsia="바탕"/>
+          <w:b w:val="0"/>
+          <w:i w:val="0"/>
+          <w:sz w:val="20"/>
+        </w:rPr>
         <w:t xml:space="preserve">4. </w:t>
+      </w:r>
+      <w:r>
+        <w:rPr>
+          <w:rFonts w:ascii="바탕" w:hAnsi="바탕" w:eastAsia="바탕"/>
+          <w:b/>
+          <w:i w:val="0"/>
+          <w:sz w:val="20"/>
+        </w:rPr>
+        <w:t>비용을 처음부터 물리지 마라.</w:t>
+      </w:r>
+      <w:r>
+        <w:rPr>
+          <w:rFonts w:ascii="바탕" w:hAnsi="바탕" w:eastAsia="바탕"/>
+          <w:b w:val="0"/>
+          <w:i w:val="0"/>
+          <w:sz w:val="20"/>
+        </w:rPr>
+        <w:t xml:space="preserve"> 비용 없이 먼저 문제를 풀게 한 뒤 비용을 켜는 편이,</w:t>
+      </w:r>
+    </w:p>
+    <w:p>
+      <w:pPr>
+        <w:spacing w:line="480" w:lineRule="auto" w:before="0" w:after="0"/>
+        <w:ind w:firstLine="200"/>
+        <w:jc w:val="both"/>
+      </w:pPr>
+      <w:r>
+        <w:rPr>
+          <w:rFonts w:ascii="바탕" w:hAnsi="바탕" w:eastAsia="바탕"/>
+          <w:b w:val="0"/>
+          <w:i w:val="0"/>
+          <w:sz w:val="20"/>
+        </w:rPr>
+        <w:t>처음부터 비용을 물리는 것보다 낫다. 처음부터 물리면 탐험 자체가 막힌다.</w:t>
+      </w:r>
+    </w:p>
+    <w:p>
+      <w:pPr>
+        <w:spacing w:line="480" w:lineRule="auto" w:before="0" w:after="0"/>
+        <w:ind w:left="340" w:hanging="340"/>
+      </w:pPr>
+      <w:r>
+        <w:rPr>
+          <w:rFonts w:ascii="바탕" w:hAnsi="바탕" w:eastAsia="바탕"/>
+          <w:b w:val="0"/>
+          <w:i w:val="0"/>
+          <w:sz w:val="20"/>
+        </w:rPr>
+        <w:t xml:space="preserve">5. </w:t>
       </w:r>
       <w:r>
         <w:rPr>

--- a/졸업논문_초안v1.docx
+++ b/졸업논문_초안v1.docx
@@ -3565,7 +3565,7 @@
           <w:i w:val="0"/>
           <w:sz w:val="22"/>
         </w:rPr>
-        <w:t>6. 이 연구가 스스로에게 건 두 가지 검사</w:t>
+        <w:t>6. 이 연구가 스스로에게 건 세 가지 검사</w:t>
       </w:r>
     </w:p>
     <w:p>
@@ -3832,7 +3832,124 @@
           <w:i w:val="0"/>
           <w:sz w:val="20"/>
         </w:rPr>
-        <w:t>6.2 인과 검사 — "무행동 붕괴는 최적해인가 탐험 실패인가"</w:t>
+        <w:t>6.2 기준선 감사 — "비교 상대인 규칙을 성의 있게 만들었는가"</w:t>
+      </w:r>
+    </w:p>
+    <w:p>
+      <w:pPr>
+        <w:spacing w:line="480" w:lineRule="auto" w:before="0" w:after="0"/>
+        <w:ind w:firstLine="200"/>
+        <w:jc w:val="both"/>
+      </w:pPr>
+      <w:r>
+        <w:rPr>
+          <w:rFonts w:ascii="바탕" w:hAnsi="바탕" w:eastAsia="바탕"/>
+          <w:b w:val="0"/>
+          <w:i w:val="0"/>
+          <w:sz w:val="20"/>
+        </w:rPr>
+        <w:t xml:space="preserve">이 연구는 "학습이 단순 규칙을 이기는가"를 묻는다. 그렇다면 </w:t>
+      </w:r>
+      <w:r>
+        <w:rPr>
+          <w:rFonts w:ascii="바탕" w:hAnsi="바탕" w:eastAsia="바탕"/>
+          <w:b/>
+          <w:i w:val="0"/>
+          <w:sz w:val="20"/>
+        </w:rPr>
+        <w:t>그 규칙을 얼마나 잘 만들었는지가 결론을 좌우한다.</w:t>
+      </w:r>
+      <w:r>
+        <w:rPr>
+          <w:rFonts w:ascii="바탕" w:hAnsi="바탕" w:eastAsia="바탕"/>
+          <w:b w:val="0"/>
+          <w:i w:val="0"/>
+          <w:sz w:val="20"/>
+        </w:rPr>
+        <w:t xml:space="preserve"> 대충 만든 규칙을 이기는 것은 쉽고, 그렇게 얻은 승리는 아무것도 말해 주지 않는다.</w:t>
+      </w:r>
+    </w:p>
+    <w:p>
+      <w:pPr>
+        <w:spacing w:line="480" w:lineRule="auto" w:before="0" w:after="0"/>
+        <w:ind w:firstLine="200"/>
+        <w:jc w:val="both"/>
+      </w:pPr>
+      <w:r>
+        <w:rPr>
+          <w:rFonts w:ascii="바탕" w:hAnsi="바탕" w:eastAsia="바탕"/>
+          <w:b w:val="0"/>
+          <w:i w:val="0"/>
+          <w:sz w:val="20"/>
+        </w:rPr>
+        <w:t xml:space="preserve">그래서 환경마다 기준 규칙의 계수를 격자로 훑어 더 나은 것이 있는지 확인한다. </w:t>
+      </w:r>
+      <w:r>
+        <w:rPr>
+          <w:rFonts w:ascii="바탕" w:hAnsi="바탕" w:eastAsia="바탕"/>
+          <w:b/>
+          <w:i w:val="0"/>
+          <w:sz w:val="20"/>
+        </w:rPr>
+        <w:t>튜닝은 평가에 쓰지 않는 에피소드(시드 900000~)에서 하고, 거기서 고른 하나만 평가용 에피소드(시드 500000~)로 다시 잰다.</w:t>
+      </w:r>
+      <w:r>
+        <w:rPr>
+          <w:rFonts w:ascii="바탕" w:hAnsi="바탕" w:eastAsia="바탕"/>
+          <w:b w:val="0"/>
+          <w:i w:val="0"/>
+          <w:sz w:val="20"/>
+        </w:rPr>
+        <w:t xml:space="preserve"> 평가 집합에서 계수를 고르면 그 규칙의 점수가 부풀려진다.</w:t>
+      </w:r>
+    </w:p>
+    <w:p>
+      <w:pPr>
+        <w:spacing w:line="480" w:lineRule="auto" w:before="0" w:after="0"/>
+        <w:ind w:firstLine="200"/>
+        <w:jc w:val="both"/>
+      </w:pPr>
+      <w:r>
+        <w:rPr>
+          <w:rFonts w:ascii="바탕" w:hAnsi="바탕" w:eastAsia="바탕"/>
+          <w:b w:val="0"/>
+          <w:i w:val="0"/>
+          <w:sz w:val="20"/>
+        </w:rPr>
+        <w:t xml:space="preserve">감사 결과는 Ⅳ장에 싣는다. 미리 말하면 세 환경 중 하나에서 문제가 나왔고, 그 결과 그 환경의 임계 비용 λ*가 바뀌었다. </w:t>
+      </w:r>
+      <w:r>
+        <w:rPr>
+          <w:rFonts w:ascii="바탕" w:hAnsi="바탕" w:eastAsia="바탕"/>
+          <w:b/>
+          <w:i w:val="0"/>
+          <w:sz w:val="20"/>
+        </w:rPr>
+        <w:t>더 나은 계수가 발견된 규칙은 지우지 않고 둘 다 남긴다</w:t>
+      </w:r>
+      <w:r>
+        <w:rPr>
+          <w:rFonts w:ascii="바탕" w:hAnsi="바탕" w:eastAsia="바탕"/>
+          <w:b w:val="0"/>
+          <w:i w:val="0"/>
+          <w:sz w:val="20"/>
+        </w:rPr>
+        <w:t xml:space="preserve"> — 두 규칙의 대조 자체가 이 논문이 말하려는 것이기 때문이다.</w:t>
+      </w:r>
+    </w:p>
+    <w:p>
+      <w:pPr>
+        <w:spacing w:line="312" w:lineRule="auto" w:before="160" w:after="60"/>
+        <w:jc w:val="left"/>
+      </w:pPr>
+      <w:r>
+        <w:rPr>
+          <w:rFonts w:ascii="맑은 고딕" w:hAnsi="맑은 고딕" w:eastAsia="맑은 고딕"/>
+          <w:b/>
+          <w:i w:val="0"/>
+          <w:sz w:val="20"/>
+        </w:rPr>
+        <w:t>6.3 인과 검사 — "무행동 붕괴는 최적해인가 탐험 실패인가"</w:t>
       </w:r>
     </w:p>
     <w:p>
@@ -17029,21 +17146,6 @@
     </w:p>
     <w:p>
       <w:pPr>
-        <w:spacing w:line="312" w:lineRule="auto" w:before="320" w:after="120"/>
-        <w:jc w:val="left"/>
-      </w:pPr>
-      <w:r>
-        <w:rPr>
-          <w:rFonts w:ascii="맑은 고딕" w:hAnsi="맑은 고딕" w:eastAsia="맑은 고딕"/>
-          <w:b/>
-          <w:i w:val="0"/>
-          <w:sz w:val="26"/>
-        </w:rPr>
-        <w:t>Ⅴ. Conclusions</w:t>
-      </w:r>
-    </w:p>
-    <w:p>
-      <w:pPr>
         <w:spacing w:line="312" w:lineRule="auto" w:before="200" w:after="80"/>
         <w:jc w:val="left"/>
       </w:pPr>
@@ -17054,7 +17156,7 @@
           <w:i w:val="0"/>
           <w:sz w:val="22"/>
         </w:rPr>
-        <w:t>1. 무엇을 했고 무엇을 알아냈나</w:t>
+        <w:t>6. 기준선 감사 — 비교 상대인 규칙을 성의 있게 만들었는가</w:t>
       </w:r>
     </w:p>
     <w:p>
@@ -17070,8 +17172,560 @@
           <w:i w:val="0"/>
           <w:sz w:val="20"/>
         </w:rPr>
-        <w:t>이 연구는 행동 1번의 비용 λ를 독립 변수로 놓고, 표준 DQN·TempoRL 방식·Lazy-MDP 방식·고정 규칙 네 계열을 같은 환경 스텝 예산과 같은 평가 방식으로 비교했다. 얻은 것은 다섯 가지다.</w:t>
-      </w:r>
+        <w:t>"학습이 단순 규칙을 이긴다"는 주장은 그 규칙을 얼마나 잘 만들었는지에 달려 있다. 환경마다 기준 규칙의 계수를 격자로 훑어 더 나은 것이 있는지 확인했다. 튜닝은 평가에 쓰지 않는 에피소드에서 하고, 거기서 고른 하나만 평가용 에피소드로 다시 쟀다(Ⅲ장 6.2절).</w:t>
+      </w:r>
+    </w:p>
+    <w:p>
+      <w:pPr>
+        <w:spacing w:line="276" w:lineRule="auto" w:before="200" w:after="40"/>
+        <w:jc w:val="center"/>
+      </w:pPr>
+      <w:r>
+        <w:rPr>
+          <w:rFonts w:ascii="맑은 고딕" w:hAnsi="맑은 고딕" w:eastAsia="맑은 고딕"/>
+          <w:b/>
+          <w:i w:val="0"/>
+          <w:sz w:val="19"/>
+        </w:rPr>
+        <w:t>표 9. 기준 규칙의 계수를 다시 골랐을 때</w:t>
+      </w:r>
+    </w:p>
+    <w:p>
+      <w:pPr>
+        <w:spacing w:line="276" w:lineRule="auto" w:before="0" w:after="60"/>
+        <w:jc w:val="center"/>
+      </w:pPr>
+      <w:r>
+        <w:rPr>
+          <w:rFonts w:ascii="맑은 고딕" w:hAnsi="맑은 고딕" w:eastAsia="맑은 고딕"/>
+          <w:b w:val="0"/>
+          <w:i/>
+          <w:sz w:val="18"/>
+        </w:rPr>
+        <w:t>Table 9. Re-selecting the coefficients of each baseline rule</w:t>
+      </w:r>
+    </w:p>
+    <w:tbl>
+      <w:tblPr>
+        <w:tblStyle w:val="TableGrid"/>
+        <w:tblW w:type="auto" w:w="0"/>
+        <w:jc w:val="center"/>
+        <w:tblLook w:firstColumn="1" w:firstRow="1" w:lastColumn="0" w:lastRow="0" w:noHBand="0" w:noVBand="1" w:val="04A0"/>
+      </w:tblPr>
+      <w:tblGrid>
+        <w:gridCol w:w="1512"/>
+        <w:gridCol w:w="1512"/>
+        <w:gridCol w:w="1512"/>
+        <w:gridCol w:w="1512"/>
+        <w:gridCol w:w="1512"/>
+        <w:gridCol w:w="1512"/>
+      </w:tblGrid>
+      <w:tr>
+        <w:tc>
+          <w:tcPr>
+            <w:tcW w:type="dxa" w:w="1512"/>
+            <w:shd w:val="clear" w:color="auto" w:fill="EDEDED"/>
+          </w:tcPr>
+          <w:p>
+            <w:pPr>
+              <w:spacing w:line="240" w:lineRule="auto"/>
+              <w:jc w:val="center"/>
+            </w:pPr>
+            <w:r/>
+            <w:r>
+              <w:rPr>
+                <w:rFonts w:ascii="맑은 고딕" w:hAnsi="맑은 고딕" w:eastAsia="맑은 고딕"/>
+                <w:b/>
+                <w:i w:val="0"/>
+                <w:sz w:val="18"/>
+              </w:rPr>
+              <w:t>환경</w:t>
+            </w:r>
+          </w:p>
+        </w:tc>
+        <w:tc>
+          <w:tcPr>
+            <w:tcW w:type="dxa" w:w="1512"/>
+            <w:shd w:val="clear" w:color="auto" w:fill="EDEDED"/>
+          </w:tcPr>
+          <w:p>
+            <w:pPr>
+              <w:spacing w:line="240" w:lineRule="auto"/>
+              <w:jc w:val="center"/>
+            </w:pPr>
+            <w:r/>
+            <w:r>
+              <w:rPr>
+                <w:rFonts w:ascii="맑은 고딕" w:hAnsi="맑은 고딕" w:eastAsia="맑은 고딕"/>
+                <w:b/>
+                <w:i w:val="0"/>
+                <w:sz w:val="18"/>
+              </w:rPr>
+              <w:t>규칙</w:t>
+            </w:r>
+          </w:p>
+        </w:tc>
+        <w:tc>
+          <w:tcPr>
+            <w:tcW w:type="dxa" w:w="1512"/>
+            <w:shd w:val="clear" w:color="auto" w:fill="EDEDED"/>
+          </w:tcPr>
+          <w:p>
+            <w:pPr>
+              <w:spacing w:line="240" w:lineRule="auto"/>
+              <w:jc w:val="center"/>
+            </w:pPr>
+            <w:r/>
+            <w:r>
+              <w:rPr>
+                <w:rFonts w:ascii="맑은 고딕" w:hAnsi="맑은 고딕" w:eastAsia="맑은 고딕"/>
+                <w:b/>
+                <w:i w:val="0"/>
+                <w:sz w:val="18"/>
+              </w:rPr>
+              <w:t>현재 계수 r IQM</w:t>
+            </w:r>
+          </w:p>
+        </w:tc>
+        <w:tc>
+          <w:tcPr>
+            <w:tcW w:type="dxa" w:w="1512"/>
+            <w:shd w:val="clear" w:color="auto" w:fill="EDEDED"/>
+          </w:tcPr>
+          <w:p>
+            <w:pPr>
+              <w:spacing w:line="240" w:lineRule="auto"/>
+              <w:jc w:val="center"/>
+            </w:pPr>
+            <w:r/>
+            <w:r>
+              <w:rPr>
+                <w:rFonts w:ascii="맑은 고딕" w:hAnsi="맑은 고딕" w:eastAsia="맑은 고딕"/>
+                <w:b/>
+                <w:i w:val="0"/>
+                <w:sz w:val="18"/>
+              </w:rPr>
+              <w:t>다시 고른 계수 r IQM</w:t>
+            </w:r>
+          </w:p>
+        </w:tc>
+        <w:tc>
+          <w:tcPr>
+            <w:tcW w:type="dxa" w:w="1512"/>
+            <w:shd w:val="clear" w:color="auto" w:fill="EDEDED"/>
+          </w:tcPr>
+          <w:p>
+            <w:pPr>
+              <w:spacing w:line="240" w:lineRule="auto"/>
+              <w:jc w:val="center"/>
+            </w:pPr>
+            <w:r/>
+            <w:r>
+              <w:rPr>
+                <w:rFonts w:ascii="맑은 고딕" w:hAnsi="맑은 고딕" w:eastAsia="맑은 고딕"/>
+                <w:b/>
+                <w:i w:val="0"/>
+                <w:sz w:val="18"/>
+              </w:rPr>
+              <w:t>차이</w:t>
+            </w:r>
+          </w:p>
+        </w:tc>
+        <w:tc>
+          <w:tcPr>
+            <w:tcW w:type="dxa" w:w="1512"/>
+            <w:shd w:val="clear" w:color="auto" w:fill="EDEDED"/>
+          </w:tcPr>
+          <w:p>
+            <w:pPr>
+              <w:spacing w:line="240" w:lineRule="auto"/>
+              <w:jc w:val="center"/>
+            </w:pPr>
+            <w:r/>
+            <w:r>
+              <w:rPr>
+                <w:rFonts w:ascii="맑은 고딕" w:hAnsi="맑은 고딕" w:eastAsia="맑은 고딕"/>
+                <w:b/>
+                <w:i w:val="0"/>
+                <w:sz w:val="18"/>
+              </w:rPr>
+              <w:t>판정</w:t>
+            </w:r>
+          </w:p>
+        </w:tc>
+      </w:tr>
+      <w:tr>
+        <w:tc>
+          <w:tcPr>
+            <w:tcW w:type="dxa" w:w="1512"/>
+          </w:tcPr>
+          <w:p>
+            <w:pPr>
+              <w:spacing w:line="240" w:lineRule="auto"/>
+              <w:jc w:val="left"/>
+            </w:pPr>
+            <w:r>
+              <w:rPr>
+                <w:rFonts w:ascii="바탕" w:hAnsi="바탕" w:eastAsia="바탕"/>
+                <w:b w:val="0"/>
+                <w:i w:val="0"/>
+                <w:sz w:val="18"/>
+              </w:rPr>
+              <w:t>MountainCar-v0</w:t>
+            </w:r>
+          </w:p>
+        </w:tc>
+        <w:tc>
+          <w:tcPr>
+            <w:tcW w:type="dxa" w:w="1512"/>
+          </w:tcPr>
+          <w:p>
+            <w:pPr>
+              <w:spacing w:line="240" w:lineRule="auto"/>
+              <w:jc w:val="center"/>
+            </w:pPr>
+            <w:r>
+              <w:rPr>
+                <w:rFonts w:ascii="바탕" w:hAnsi="바탕" w:eastAsia="바탕"/>
+                <w:b w:val="0"/>
+                <w:i w:val="0"/>
+                <w:sz w:val="18"/>
+              </w:rPr>
+              <w:t>pump 규칙</w:t>
+            </w:r>
+          </w:p>
+        </w:tc>
+        <w:tc>
+          <w:tcPr>
+            <w:tcW w:type="dxa" w:w="1512"/>
+          </w:tcPr>
+          <w:p>
+            <w:pPr>
+              <w:spacing w:line="240" w:lineRule="auto"/>
+              <w:jc w:val="center"/>
+            </w:pPr>
+            <w:r>
+              <w:rPr>
+                <w:rFonts w:ascii="바탕" w:hAnsi="바탕" w:eastAsia="바탕"/>
+                <w:b w:val="0"/>
+                <w:i w:val="0"/>
+                <w:sz w:val="18"/>
+              </w:rPr>
+              <w:t>-119.8</w:t>
+            </w:r>
+          </w:p>
+        </w:tc>
+        <w:tc>
+          <w:tcPr>
+            <w:tcW w:type="dxa" w:w="1512"/>
+          </w:tcPr>
+          <w:p>
+            <w:pPr>
+              <w:spacing w:line="240" w:lineRule="auto"/>
+              <w:jc w:val="center"/>
+            </w:pPr>
+            <w:r>
+              <w:rPr>
+                <w:rFonts w:ascii="바탕" w:hAnsi="바탕" w:eastAsia="바탕"/>
+                <w:b w:val="0"/>
+                <w:i w:val="0"/>
+                <w:sz w:val="18"/>
+              </w:rPr>
+              <w:t>-119.8</w:t>
+            </w:r>
+          </w:p>
+        </w:tc>
+        <w:tc>
+          <w:tcPr>
+            <w:tcW w:type="dxa" w:w="1512"/>
+          </w:tcPr>
+          <w:p>
+            <w:pPr>
+              <w:spacing w:line="240" w:lineRule="auto"/>
+              <w:jc w:val="center"/>
+            </w:pPr>
+            <w:r>
+              <w:rPr>
+                <w:rFonts w:ascii="바탕" w:hAnsi="바탕" w:eastAsia="바탕"/>
+                <w:b w:val="0"/>
+                <w:i w:val="0"/>
+                <w:sz w:val="18"/>
+              </w:rPr>
+              <w:t>0.0</w:t>
+            </w:r>
+          </w:p>
+        </w:tc>
+        <w:tc>
+          <w:tcPr>
+            <w:tcW w:type="dxa" w:w="1512"/>
+          </w:tcPr>
+          <w:p>
+            <w:pPr>
+              <w:spacing w:line="240" w:lineRule="auto"/>
+              <w:jc w:val="center"/>
+            </w:pPr>
+            <w:r>
+              <w:rPr>
+                <w:rFonts w:ascii="바탕" w:hAnsi="바탕" w:eastAsia="바탕"/>
+                <w:b w:val="0"/>
+                <w:i w:val="0"/>
+                <w:sz w:val="18"/>
+              </w:rPr>
+              <w:t>현재 기준선이 이미 최선이다</w:t>
+            </w:r>
+          </w:p>
+        </w:tc>
+      </w:tr>
+      <w:tr>
+        <w:tc>
+          <w:tcPr>
+            <w:tcW w:type="dxa" w:w="1512"/>
+          </w:tcPr>
+          <w:p>
+            <w:pPr>
+              <w:spacing w:line="240" w:lineRule="auto"/>
+              <w:jc w:val="left"/>
+            </w:pPr>
+            <w:r>
+              <w:rPr>
+                <w:rFonts w:ascii="바탕" w:hAnsi="바탕" w:eastAsia="바탕"/>
+                <w:b w:val="0"/>
+                <w:i w:val="0"/>
+                <w:sz w:val="18"/>
+              </w:rPr>
+              <w:t>LunarLander-v3</w:t>
+            </w:r>
+          </w:p>
+        </w:tc>
+        <w:tc>
+          <w:tcPr>
+            <w:tcW w:type="dxa" w:w="1512"/>
+          </w:tcPr>
+          <w:p>
+            <w:pPr>
+              <w:spacing w:line="240" w:lineRule="auto"/>
+              <w:jc w:val="center"/>
+            </w:pPr>
+            <w:r>
+              <w:rPr>
+                <w:rFonts w:ascii="바탕" w:hAnsi="바탕" w:eastAsia="바탕"/>
+                <w:b w:val="0"/>
+                <w:i w:val="0"/>
+                <w:sz w:val="18"/>
+              </w:rPr>
+              <w:t>임계값 규칙</w:t>
+            </w:r>
+          </w:p>
+        </w:tc>
+        <w:tc>
+          <w:tcPr>
+            <w:tcW w:type="dxa" w:w="1512"/>
+          </w:tcPr>
+          <w:p>
+            <w:pPr>
+              <w:spacing w:line="240" w:lineRule="auto"/>
+              <w:jc w:val="center"/>
+            </w:pPr>
+            <w:r>
+              <w:rPr>
+                <w:rFonts w:ascii="바탕" w:hAnsi="바탕" w:eastAsia="바탕"/>
+                <w:b w:val="0"/>
+                <w:i w:val="0"/>
+                <w:sz w:val="18"/>
+              </w:rPr>
+              <w:t>38.3</w:t>
+            </w:r>
+          </w:p>
+        </w:tc>
+        <w:tc>
+          <w:tcPr>
+            <w:tcW w:type="dxa" w:w="1512"/>
+          </w:tcPr>
+          <w:p>
+            <w:pPr>
+              <w:spacing w:line="240" w:lineRule="auto"/>
+              <w:jc w:val="center"/>
+            </w:pPr>
+            <w:r>
+              <w:rPr>
+                <w:rFonts w:ascii="바탕" w:hAnsi="바탕" w:eastAsia="바탕"/>
+                <w:b w:val="0"/>
+                <w:i w:val="0"/>
+                <w:sz w:val="18"/>
+              </w:rPr>
+              <w:t>179.8</w:t>
+            </w:r>
+          </w:p>
+        </w:tc>
+        <w:tc>
+          <w:tcPr>
+            <w:tcW w:type="dxa" w:w="1512"/>
+          </w:tcPr>
+          <w:p>
+            <w:pPr>
+              <w:spacing w:line="240" w:lineRule="auto"/>
+              <w:jc w:val="center"/>
+            </w:pPr>
+            <w:r>
+              <w:rPr>
+                <w:rFonts w:ascii="바탕" w:hAnsi="바탕" w:eastAsia="바탕"/>
+                <w:b w:val="0"/>
+                <w:i w:val="0"/>
+                <w:sz w:val="18"/>
+              </w:rPr>
+              <w:t>141.6</w:t>
+            </w:r>
+          </w:p>
+        </w:tc>
+        <w:tc>
+          <w:tcPr>
+            <w:tcW w:type="dxa" w:w="1512"/>
+          </w:tcPr>
+          <w:p>
+            <w:pPr>
+              <w:spacing w:line="240" w:lineRule="auto"/>
+              <w:jc w:val="center"/>
+            </w:pPr>
+            <w:r>
+              <w:rPr>
+                <w:rFonts w:ascii="바탕" w:hAnsi="바탕" w:eastAsia="바탕"/>
+                <w:b w:val="0"/>
+                <w:i w:val="0"/>
+                <w:sz w:val="18"/>
+              </w:rPr>
+              <w:t>더 나은 계수가 있다 (평가셋에서 +141.6)</w:t>
+            </w:r>
+          </w:p>
+        </w:tc>
+      </w:tr>
+      <w:tr>
+        <w:tc>
+          <w:tcPr>
+            <w:tcW w:type="dxa" w:w="1512"/>
+          </w:tcPr>
+          <w:p>
+            <w:pPr>
+              <w:spacing w:line="240" w:lineRule="auto"/>
+              <w:jc w:val="left"/>
+            </w:pPr>
+            <w:r>
+              <w:rPr>
+                <w:rFonts w:ascii="바탕" w:hAnsi="바탕" w:eastAsia="바탕"/>
+                <w:b w:val="0"/>
+                <w:i w:val="0"/>
+                <w:sz w:val="18"/>
+              </w:rPr>
+              <w:t>MinAtar/Freeway-v1</w:t>
+            </w:r>
+          </w:p>
+        </w:tc>
+        <w:tc>
+          <w:tcPr>
+            <w:tcW w:type="dxa" w:w="1512"/>
+          </w:tcPr>
+          <w:p>
+            <w:pPr>
+              <w:spacing w:line="240" w:lineRule="auto"/>
+              <w:jc w:val="center"/>
+            </w:pPr>
+            <w:r>
+              <w:rPr>
+                <w:rFonts w:ascii="바탕" w:hAnsi="바탕" w:eastAsia="바탕"/>
+                <w:b w:val="0"/>
+                <w:i w:val="0"/>
+                <w:sz w:val="18"/>
+              </w:rPr>
+              <w:t>신중 규칙</w:t>
+            </w:r>
+          </w:p>
+        </w:tc>
+        <w:tc>
+          <w:tcPr>
+            <w:tcW w:type="dxa" w:w="1512"/>
+          </w:tcPr>
+          <w:p>
+            <w:pPr>
+              <w:spacing w:line="240" w:lineRule="auto"/>
+              <w:jc w:val="center"/>
+            </w:pPr>
+            <w:r>
+              <w:rPr>
+                <w:rFonts w:ascii="바탕" w:hAnsi="바탕" w:eastAsia="바탕"/>
+                <w:b w:val="0"/>
+                <w:i w:val="0"/>
+                <w:sz w:val="18"/>
+              </w:rPr>
+              <w:t>18.5</w:t>
+            </w:r>
+          </w:p>
+        </w:tc>
+        <w:tc>
+          <w:tcPr>
+            <w:tcW w:type="dxa" w:w="1512"/>
+          </w:tcPr>
+          <w:p>
+            <w:pPr>
+              <w:spacing w:line="240" w:lineRule="auto"/>
+              <w:jc w:val="center"/>
+            </w:pPr>
+            <w:r>
+              <w:rPr>
+                <w:rFonts w:ascii="바탕" w:hAnsi="바탕" w:eastAsia="바탕"/>
+                <w:b w:val="0"/>
+                <w:i w:val="0"/>
+                <w:sz w:val="18"/>
+              </w:rPr>
+              <w:t>18.5</w:t>
+            </w:r>
+          </w:p>
+        </w:tc>
+        <w:tc>
+          <w:tcPr>
+            <w:tcW w:type="dxa" w:w="1512"/>
+          </w:tcPr>
+          <w:p>
+            <w:pPr>
+              <w:spacing w:line="240" w:lineRule="auto"/>
+              <w:jc w:val="center"/>
+            </w:pPr>
+            <w:r>
+              <w:rPr>
+                <w:rFonts w:ascii="바탕" w:hAnsi="바탕" w:eastAsia="바탕"/>
+                <w:b w:val="0"/>
+                <w:i w:val="0"/>
+                <w:sz w:val="18"/>
+              </w:rPr>
+              <w:t>0.0</w:t>
+            </w:r>
+          </w:p>
+        </w:tc>
+        <w:tc>
+          <w:tcPr>
+            <w:tcW w:type="dxa" w:w="1512"/>
+          </w:tcPr>
+          <w:p>
+            <w:pPr>
+              <w:spacing w:line="240" w:lineRule="auto"/>
+              <w:jc w:val="center"/>
+            </w:pPr>
+            <w:r>
+              <w:rPr>
+                <w:rFonts w:ascii="바탕" w:hAnsi="바탕" w:eastAsia="바탕"/>
+                <w:b w:val="0"/>
+                <w:i w:val="0"/>
+                <w:sz w:val="18"/>
+              </w:rPr>
+              <w:t>현재 기준선이 이미 최선이다</w:t>
+            </w:r>
+          </w:p>
+        </w:tc>
+      </w:tr>
+    </w:tbl>
+    <w:p>
+      <w:pPr>
+        <w:spacing w:line="240" w:lineRule="auto" w:before="0" w:after="120"/>
+        <w:jc w:val="both"/>
+      </w:pPr>
     </w:p>
     <w:p>
       <w:pPr>
@@ -17082,11 +17736,20 @@
       <w:r>
         <w:rPr>
           <w:rFonts w:ascii="바탕" w:hAnsi="바탕" w:eastAsia="바탕"/>
+          <w:b w:val="0"/>
+          <w:i w:val="0"/>
+          <w:sz w:val="20"/>
+        </w:rPr>
+        <w:t xml:space="preserve">세 환경 중 하나에서만 문제가 나왔다. MountainCar와 MinAtar의 기준 규칙은 이미 최선이었고, </w:t>
+      </w:r>
+      <w:r>
+        <w:rPr>
+          <w:rFonts w:ascii="바탕" w:hAnsi="바탕" w:eastAsia="바탕"/>
           <w:b/>
           <w:i w:val="0"/>
           <w:sz w:val="20"/>
         </w:rPr>
-        <w:t>첫째, λ-성능 지도와 임계 비용 λ*.</w:t>
+        <w:t>LunarLander의 임계값 규칙만 계수를 다시 고르는 것으로 141점이 올랐다</w:t>
       </w:r>
       <w:r>
         <w:rPr>
@@ -17095,7 +17758,7 @@
           <w:i w:val="0"/>
           <w:sz w:val="20"/>
         </w:rPr>
-        <w:t xml:space="preserve"> 성질이 다른 세 환경에서 λ를 격자로 훑어, 비용이 오를 때 각 계열의 성능이 어떻게 무너지는지를 신뢰구간과 함께 그렸다. λ*는 "학습을 도입할 것인가, 지금 쓰는 규칙으로 버틸 것인가"를 가르는 판단선이 된다.</w:t>
+        <w:t>(같은 형태의 규칙, 계수만 다름). 그 결과 그 환경의 임계 비용 λ*가 바뀌었다 — 표 1의 값은 다시 고른 규칙을 포함한 것이다.</w:t>
       </w:r>
     </w:p>
     <w:p>
@@ -17107,38 +17770,41 @@
       <w:r>
         <w:rPr>
           <w:rFonts w:ascii="바탕" w:hAnsi="바탕" w:eastAsia="바탕"/>
+          <w:b w:val="0"/>
+          <w:i w:val="0"/>
+          <w:sz w:val="20"/>
+        </w:rPr>
+        <w:t>이 비대칭이 중요하다. MountainCar에서 '학습이 규칙에 진다'는 결론은 기준선이 이미 최선이었으므로 더 단단해졌고, LunarLander에서 '학습이 이긴다'는 결론만 약한 기준선의 덕을 보고 있었다.</w:t>
+      </w:r>
+    </w:p>
+    <w:p>
+      <w:pPr>
+        <w:spacing w:line="312" w:lineRule="auto" w:before="320" w:after="120"/>
+        <w:jc w:val="left"/>
+      </w:pPr>
+      <w:r>
+        <w:rPr>
+          <w:rFonts w:ascii="맑은 고딕" w:hAnsi="맑은 고딕" w:eastAsia="맑은 고딕"/>
           <w:b/>
           <w:i w:val="0"/>
-          <w:sz w:val="20"/>
-        </w:rPr>
-        <w:t>둘째, 답은 λ 하나로 정해지지 않는다.</w:t>
-      </w:r>
-      <w:r>
-        <w:rPr>
-          <w:rFonts w:ascii="바탕" w:hAnsi="바탕" w:eastAsia="바탕"/>
-          <w:b w:val="0"/>
-          <w:i w:val="0"/>
-          <w:sz w:val="20"/>
-        </w:rPr>
-        <w:t xml:space="preserve"> 이 연구가 처음 세운 가설은 "비용이 커질수록 학습이 불리해지고, 어느 지점에서 규칙에 역전당한다"였다. 절반만 맞았다. 역전은 실제로 일어났지만 </w:t>
-      </w:r>
-      <w:r>
-        <w:rPr>
-          <w:rFonts w:ascii="바탕" w:hAnsi="바탕" w:eastAsia="바탕"/>
+          <w:sz w:val="26"/>
+        </w:rPr>
+        <w:t>Ⅴ. Conclusions</w:t>
+      </w:r>
+    </w:p>
+    <w:p>
+      <w:pPr>
+        <w:spacing w:line="312" w:lineRule="auto" w:before="200" w:after="80"/>
+        <w:jc w:val="left"/>
+      </w:pPr>
+      <w:r>
+        <w:rPr>
+          <w:rFonts w:ascii="맑은 고딕" w:hAnsi="맑은 고딕" w:eastAsia="맑은 고딕"/>
           <w:b/>
           <w:i w:val="0"/>
-          <w:sz w:val="20"/>
-        </w:rPr>
-        <w:t>역전이 일어나는 지점이 환경마다 크게 달랐고, 그 차이를 만든 것은 비용이 아니라 환경의 성질</w:t>
-      </w:r>
-      <w:r>
-        <w:rPr>
-          <w:rFonts w:ascii="바탕" w:hAnsi="바탕" w:eastAsia="바탕"/>
-          <w:b w:val="0"/>
-          <w:i w:val="0"/>
-          <w:sz w:val="20"/>
-        </w:rPr>
-        <w:t>이었다. 보상이 희소하고 이미 좋은 규칙이 있는 환경에서는 비용이 없을 때조차 학습이 규칙을 넘어서지 못했고, 보상이 조밀한 환경에서는 학습이 이기되 방법에 따라 이기는 구간이 크게 달랐다.</w:t>
+          <w:sz w:val="22"/>
+        </w:rPr>
+        <w:t>1. 무엇을 했고 무엇을 알아냈나</w:t>
       </w:r>
     </w:p>
     <w:p>
@@ -17150,47 +17816,11 @@
       <w:r>
         <w:rPr>
           <w:rFonts w:ascii="바탕" w:hAnsi="바탕" w:eastAsia="바탕"/>
-          <w:b/>
-          <w:i w:val="0"/>
-          <w:sz w:val="20"/>
-        </w:rPr>
-        <w:t>셋째, 결론은 기준선을 얼마나 잘 만들었는지에 달려 있다.</w:t>
-      </w:r>
-      <w:r>
-        <w:rPr>
-          <w:rFonts w:ascii="바탕" w:hAnsi="바탕" w:eastAsia="바탕"/>
           <w:b w:val="0"/>
           <w:i w:val="0"/>
           <w:sz w:val="20"/>
         </w:rPr>
-        <w:t xml:space="preserve"> 이 연구는 양쪽을 각각 의심했다. 학습 쪽은 예산을 3.3배로 늘려도 결론이 바뀌지 않았지만, </w:t>
-      </w:r>
-      <w:r>
-        <w:rPr>
-          <w:rFonts w:ascii="바탕" w:hAnsi="바탕" w:eastAsia="바탕"/>
-          <w:b/>
-          <w:i w:val="0"/>
-          <w:sz w:val="20"/>
-        </w:rPr>
-        <w:t>규칙 쪽은 계수를 다시 고르는 것만으로 기준선이 38.3점에서 179.8점으로 올랐다</w:t>
-      </w:r>
-      <w:r>
-        <w:rPr>
-          <w:rFonts w:ascii="바탕" w:hAnsi="바탕" w:eastAsia="바탕"/>
-          <w:b w:val="0"/>
-          <w:i w:val="0"/>
-          <w:sz w:val="20"/>
-        </w:rPr>
-        <w:t xml:space="preserve">(같은 형태의 규칙, 계수만 다름. 튜닝은 평가에 쓰지 않는 에피소드에서 했다). 그 결과 표준 DQN의 λ*가 절반으로 줄고, TempoRL 방식은 비용이 0일 때조차 규칙을 이기지 못하게 되었다. </w:t>
-      </w:r>
-      <w:r>
-        <w:rPr>
-          <w:rFonts w:ascii="바탕" w:hAnsi="바탕" w:eastAsia="바탕"/>
-          <w:b/>
-          <w:i w:val="0"/>
-          <w:sz w:val="20"/>
-        </w:rPr>
-        <w:t>"학습이 단순 규칙을 이긴다"는 주장은 그 '단순 규칙'을 얼마나 성의 있게 만들었는지를 밝히지 않으면 의미가 없다.</w:t>
+        <w:t>이 연구는 행동 1번의 비용 λ를 독립 변수로 놓고, 표준 DQN·TempoRL 방식·Lazy-MDP 방식·고정 규칙 네 계열을 같은 환경 스텝 예산과 같은 평가 방식으로 비교했다. 얻은 것은 다섯 가지다.</w:t>
       </w:r>
     </w:p>
     <w:p>
@@ -17206,7 +17836,7 @@
           <w:i w:val="0"/>
           <w:sz w:val="20"/>
         </w:rPr>
-        <w:t>다섯째, 이 결과에 대한 가장 당연한 반론을 먼저 확인했다.</w:t>
+        <w:t>첫째, λ-성능 지도와 임계 비용 λ*.</w:t>
       </w:r>
       <w:r>
         <w:rPr>
@@ -17215,25 +17845,7 @@
           <w:i w:val="0"/>
           <w:sz w:val="20"/>
         </w:rPr>
-        <w:t xml:space="preserve"> "규칙에 진 것은 비용 때문이 아니라 학습이 덜 된 탓 아닌가?" 비용이 아예 없는 λ=0 조건에서 학습 예산을 3.3배로 늘리고 탐험 방식을 바꿔 다시 쟀다. 결과는 Ⅳ장 공정성 점검 절에 그대로 실었다. 예산을 늘려도 규칙을 넘어서지 못한다면 그것은 비용에 대한 발견이 아니라 </w:t>
-      </w:r>
-      <w:r>
-        <w:rPr>
-          <w:rFonts w:ascii="바탕" w:hAnsi="바탕" w:eastAsia="바탕"/>
-          <w:b/>
-          <w:i w:val="0"/>
-          <w:sz w:val="20"/>
-        </w:rPr>
-        <w:t>그 환경에서 학습이라는 접근 자체가 열세</w:t>
-      </w:r>
-      <w:r>
-        <w:rPr>
-          <w:rFonts w:ascii="바탕" w:hAnsi="바탕" w:eastAsia="바탕"/>
-          <w:b w:val="0"/>
-          <w:i w:val="0"/>
-          <w:sz w:val="20"/>
-        </w:rPr>
-        <w:t>라는 뜻이며, 이 논문은 그 구분을 흐리지 않고 적었다.</w:t>
+        <w:t xml:space="preserve"> 성질이 다른 세 환경에서 λ를 격자로 훑어, 비용이 오를 때 각 계열의 성능이 어떻게 무너지는지를 신뢰구간과 함께 그렸다. λ*는 "학습을 도입할 것인가, 지금 쓰는 규칙으로 버틸 것인가"를 가르는 판단선이 된다.</w:t>
       </w:r>
     </w:p>
     <w:p>
@@ -17249,7 +17861,7 @@
           <w:i w:val="0"/>
           <w:sz w:val="20"/>
         </w:rPr>
-        <w:t>넷째, 무행동 붕괴가 관찰된다.</w:t>
+        <w:t>둘째, 답은 λ 하나로 정해지지 않는다.</w:t>
       </w:r>
       <w:r>
         <w:rPr>
@@ -17258,7 +17870,7 @@
           <w:i w:val="0"/>
           <w:sz w:val="20"/>
         </w:rPr>
-        <w:t xml:space="preserve"> 희소 보상 환경에서는 에피소드 보상의 1% 수준밖에 안 되는 작은 비용만으로도 세 계열 모두 행동을 멈추고 그대로 굳었다. 이것이 "비용을 감안하면 가만히 있는 것이 정말 최적"이어서인지, 아니면 "비용 때문에 목표를 한 번도 보지 못해서"인지를 가르기 위해, 같은 예산 안에서 </w:t>
+        <w:t xml:space="preserve"> 이 연구가 처음 세운 가설은 "비용이 커질수록 학습이 불리해지고, 어느 지점에서 규칙에 역전당한다"였다. 절반만 맞았다. 역전은 실제로 일어났지만 </w:t>
       </w:r>
       <w:r>
         <w:rPr>
@@ -17267,7 +17879,7 @@
           <w:i w:val="0"/>
           <w:sz w:val="20"/>
         </w:rPr>
-        <w:t>비용을 켜는 시점만 바꾼 대조 조건</w:t>
+        <w:t>역전이 일어나는 지점이 환경마다 크게 달랐고, 그 차이를 만든 것은 비용이 아니라 환경의 성질</w:t>
       </w:r>
       <w:r>
         <w:rPr>
@@ -17276,22 +17888,7 @@
           <w:i w:val="0"/>
           <w:sz w:val="20"/>
         </w:rPr>
-        <w:t>을 두었다(Ⅲ장 6.2절). [실험 대기 — 결과 나오면 확정] 결과는 Ⅳ장에 그대로 싣는다.</w:t>
-      </w:r>
-    </w:p>
-    <w:p>
-      <w:pPr>
-        <w:spacing w:line="312" w:lineRule="auto" w:before="200" w:after="80"/>
-        <w:jc w:val="left"/>
-      </w:pPr>
-      <w:r>
-        <w:rPr>
-          <w:rFonts w:ascii="맑은 고딕" w:hAnsi="맑은 고딕" w:eastAsia="맑은 고딕"/>
-          <w:b/>
-          <w:i w:val="0"/>
-          <w:sz w:val="22"/>
-        </w:rPr>
-        <w:t>2. 실무자를 위한 정리</w:t>
+        <w:t>이었다. 보상이 희소하고 이미 좋은 규칙이 있는 환경에서는 비용이 없을 때조차 학습이 규칙을 넘어서지 못했고, 보상이 조밀한 환경에서는 학습이 이기되 방법에 따라 이기는 구간이 크게 달랐다.</w:t>
       </w:r>
     </w:p>
     <w:p>
@@ -17303,18 +17900,30 @@
       <w:r>
         <w:rPr>
           <w:rFonts w:ascii="바탕" w:hAnsi="바탕" w:eastAsia="바탕"/>
+          <w:b/>
+          <w:i w:val="0"/>
+          <w:sz w:val="20"/>
+        </w:rPr>
+        <w:t>셋째, 결론은 기준선을 얼마나 잘 만들었는지에 달려 있다.</w:t>
+      </w:r>
+      <w:r>
+        <w:rPr>
+          <w:rFonts w:ascii="바탕" w:hAnsi="바탕" w:eastAsia="바탕"/>
           <w:b w:val="0"/>
           <w:i w:val="0"/>
           <w:sz w:val="20"/>
         </w:rPr>
-        <w:t>이 연구의 결과를 현장의 판단 순서로 옮기면 다음과 같다.</w:t>
-      </w:r>
-    </w:p>
-    <w:p>
-      <w:pPr>
-        <w:spacing w:line="480" w:lineRule="auto" w:before="0" w:after="0"/>
-        <w:ind w:left="340" w:hanging="340"/>
-      </w:pPr>
+        <w:t xml:space="preserve"> 이 연구는 양쪽을 각각 의심했다. 학습 쪽은 예산을 3.3배로 늘려도 결론이 바뀌지 않았지만, </w:t>
+      </w:r>
+      <w:r>
+        <w:rPr>
+          <w:rFonts w:ascii="바탕" w:hAnsi="바탕" w:eastAsia="바탕"/>
+          <w:b/>
+          <w:i w:val="0"/>
+          <w:sz w:val="20"/>
+        </w:rPr>
+        <w:t>규칙 쪽은 계수를 다시 고르는 것만으로 기준선이 38.3점에서 179.8점으로 올랐다</w:t>
+      </w:r>
       <w:r>
         <w:rPr>
           <w:rFonts w:ascii="바탕" w:hAnsi="바탕" w:eastAsia="바탕"/>
@@ -17322,7 +17931,7 @@
           <w:i w:val="0"/>
           <w:sz w:val="20"/>
         </w:rPr>
-        <w:t xml:space="preserve">1. </w:t>
+        <w:t xml:space="preserve">(같은 형태의 규칙, 계수만 다름. 튜닝은 평가에 쓰지 않는 에피소드에서 했다). 그 결과 표준 DQN의 λ*가 절반으로 줄고, TempoRL 방식은 비용이 0일 때조차 규칙을 이기지 못하게 되었다. </w:t>
       </w:r>
       <w:r>
         <w:rPr>
@@ -17331,16 +17940,7 @@
           <w:i w:val="0"/>
           <w:sz w:val="20"/>
         </w:rPr>
-        <w:t>먼저 환경을 보라.</w:t>
-      </w:r>
-      <w:r>
-        <w:rPr>
-          <w:rFonts w:ascii="바탕" w:hAnsi="바탕" w:eastAsia="바탕"/>
-          <w:b w:val="0"/>
-          <w:i w:val="0"/>
-          <w:sz w:val="20"/>
-        </w:rPr>
-        <w:t xml:space="preserve"> 보상 신호가 조밀한가? 이미 잘 도는 규칙이 있는가? 보상이 희소하고</w:t>
+        <w:t>"학습이 단순 규칙을 이긴다"는 주장은 그 '단순 규칙'을 얼마나 성의 있게 만들었는지를 밝히지 않으면 의미가 없다.</w:t>
       </w:r>
     </w:p>
     <w:p>
@@ -17352,18 +17952,30 @@
       <w:r>
         <w:rPr>
           <w:rFonts w:ascii="바탕" w:hAnsi="바탕" w:eastAsia="바탕"/>
+          <w:b/>
+          <w:i w:val="0"/>
+          <w:sz w:val="20"/>
+        </w:rPr>
+        <w:t>다섯째, 이 결과에 대한 가장 당연한 반론을 먼저 확인했다.</w:t>
+      </w:r>
+      <w:r>
+        <w:rPr>
+          <w:rFonts w:ascii="바탕" w:hAnsi="바탕" w:eastAsia="바탕"/>
           <w:b w:val="0"/>
           <w:i w:val="0"/>
           <w:sz w:val="20"/>
         </w:rPr>
-        <w:t>좋은 규칙이 있다면, 행동 비용을 재기 전에 이미 답이 정해져 있을 가능성이 높다 — 규칙을 쓰라.</w:t>
-      </w:r>
-    </w:p>
-    <w:p>
-      <w:pPr>
-        <w:spacing w:line="480" w:lineRule="auto" w:before="0" w:after="0"/>
-        <w:ind w:left="340" w:hanging="340"/>
-      </w:pPr>
+        <w:t xml:space="preserve"> "규칙에 진 것은 비용 때문이 아니라 학습이 덜 된 탓 아닌가?" 비용이 아예 없는 λ=0 조건에서 학습 예산을 3.3배로 늘리고 탐험 방식을 바꿔 다시 쟀다. 결과는 Ⅳ장 공정성 점검 절에 그대로 실었다. 예산을 늘려도 규칙을 넘어서지 못한다면 그것은 비용에 대한 발견이 아니라 </w:t>
+      </w:r>
+      <w:r>
+        <w:rPr>
+          <w:rFonts w:ascii="바탕" w:hAnsi="바탕" w:eastAsia="바탕"/>
+          <w:b/>
+          <w:i w:val="0"/>
+          <w:sz w:val="20"/>
+        </w:rPr>
+        <w:t>그 환경에서 학습이라는 접근 자체가 열세</w:t>
+      </w:r>
       <w:r>
         <w:rPr>
           <w:rFonts w:ascii="바탕" w:hAnsi="바탕" w:eastAsia="바탕"/>
@@ -17371,25 +17983,7 @@
           <w:i w:val="0"/>
           <w:sz w:val="20"/>
         </w:rPr>
-        <w:t xml:space="preserve">2. </w:t>
-      </w:r>
-      <w:r>
-        <w:rPr>
-          <w:rFonts w:ascii="바탕" w:hAnsi="바탕" w:eastAsia="바탕"/>
-          <w:b/>
-          <w:i w:val="0"/>
-          <w:sz w:val="20"/>
-        </w:rPr>
-        <w:t>학습을 쓰기로 했다면 밑바닥이 있는 구조를 골라라.</w:t>
-      </w:r>
-      <w:r>
-        <w:rPr>
-          <w:rFonts w:ascii="바탕" w:hAnsi="바탕" w:eastAsia="바탕"/>
-          <w:b w:val="0"/>
-          <w:i w:val="0"/>
-          <w:sz w:val="20"/>
-        </w:rPr>
-        <w:t xml:space="preserve"> Lazy-MDP 방식은 학습이 실패해도 기본</w:t>
+        <w:t>라는 뜻이며, 이 논문은 그 구분을 흐리지 않고 적었다.</w:t>
       </w:r>
     </w:p>
     <w:p>
@@ -17401,44 +17995,53 @@
       <w:r>
         <w:rPr>
           <w:rFonts w:ascii="바탕" w:hAnsi="바탕" w:eastAsia="바탕"/>
+          <w:b/>
+          <w:i w:val="0"/>
+          <w:sz w:val="20"/>
+        </w:rPr>
+        <w:t>넷째, 무행동 붕괴가 관찰된다.</w:t>
+      </w:r>
+      <w:r>
+        <w:rPr>
+          <w:rFonts w:ascii="바탕" w:hAnsi="바탕" w:eastAsia="바탕"/>
           <w:b w:val="0"/>
           <w:i w:val="0"/>
           <w:sz w:val="20"/>
         </w:rPr>
-        <w:t>규칙 수준으로 떨어질 뿐이어서 가장 안정적이었고, 잘 만든 규칙과 겨루었을 때도 유일하게 넓은 구간에서 이겼다.</w:t>
+        <w:t xml:space="preserve"> 희소 보상 환경에서는 에피소드 보상의 1% 수준밖에 안 되는 작은 비용만으로도 세 계열 모두 행동을 멈추고 그대로 굳었다. 이것이 "비용을 감안하면 가만히 있는 것이 정말 최적"이어서인지, 아니면 "비용 때문에 목표를 한 번도 보지 못해서"인지를 가르기 위해, 같은 예산 안에서 </w:t>
+      </w:r>
+      <w:r>
+        <w:rPr>
+          <w:rFonts w:ascii="바탕" w:hAnsi="바탕" w:eastAsia="바탕"/>
+          <w:b/>
+          <w:i w:val="0"/>
+          <w:sz w:val="20"/>
+        </w:rPr>
+        <w:t>비용을 켜는 시점만 바꾼 대조 조건</w:t>
+      </w:r>
+      <w:r>
+        <w:rPr>
+          <w:rFonts w:ascii="바탕" w:hAnsi="바탕" w:eastAsia="바탕"/>
+          <w:b w:val="0"/>
+          <w:i w:val="0"/>
+          <w:sz w:val="20"/>
+        </w:rPr>
+        <w:t>을 두었다(Ⅲ장 6.2절). [실험 대기 — 결과 나오면 확정] 결과는 Ⅳ장에 그대로 싣는다.</w:t>
       </w:r>
     </w:p>
     <w:p>
       <w:pPr>
-        <w:spacing w:line="480" w:lineRule="auto" w:before="0" w:after="0"/>
-        <w:ind w:left="340" w:hanging="340"/>
+        <w:spacing w:line="312" w:lineRule="auto" w:before="200" w:after="80"/>
+        <w:jc w:val="left"/>
       </w:pPr>
       <w:r>
         <w:rPr>
-          <w:rFonts w:ascii="바탕" w:hAnsi="바탕" w:eastAsia="바탕"/>
-          <w:b w:val="0"/>
-          <w:i w:val="0"/>
-          <w:sz w:val="20"/>
-        </w:rPr>
-        <w:t xml:space="preserve">3. </w:t>
-      </w:r>
-      <w:r>
-        <w:rPr>
-          <w:rFonts w:ascii="바탕" w:hAnsi="바탕" w:eastAsia="바탕"/>
+          <w:rFonts w:ascii="맑은 고딕" w:hAnsi="맑은 고딕" w:eastAsia="맑은 고딕"/>
           <w:b/>
           <w:i w:val="0"/>
-          <w:sz w:val="20"/>
-        </w:rPr>
-        <w:t>비교 상대인 규칙에도 공을 들여라.</w:t>
-      </w:r>
-      <w:r>
-        <w:rPr>
-          <w:rFonts w:ascii="바탕" w:hAnsi="바탕" w:eastAsia="바탕"/>
-          <w:b w:val="0"/>
-          <w:i w:val="0"/>
-          <w:sz w:val="20"/>
-        </w:rPr>
-        <w:t xml:space="preserve"> 대충 만든 규칙을 이기는 것은 쉽다. 이 연구에서는</w:t>
+          <w:sz w:val="22"/>
+        </w:rPr>
+        <w:t>2. 실무자를 위한 정리</w:t>
       </w:r>
     </w:p>
     <w:p>
@@ -17454,7 +18057,7 @@
           <w:i w:val="0"/>
           <w:sz w:val="20"/>
         </w:rPr>
-        <w:t>같은 형태의 규칙에서 계수만 다시 골랐을 뿐인데 기준선이 141점 올랐고, 그것만으로 결론이 바뀌었다.</w:t>
+        <w:t>이 연구의 결과를 현장의 판단 순서로 옮기면 다음과 같다.</w:t>
       </w:r>
     </w:p>
     <w:p>
@@ -17469,7 +18072,7 @@
           <w:i w:val="0"/>
           <w:sz w:val="20"/>
         </w:rPr>
-        <w:t xml:space="preserve">4. </w:t>
+        <w:t xml:space="preserve">1. </w:t>
       </w:r>
       <w:r>
         <w:rPr>
@@ -17478,7 +18081,7 @@
           <w:i w:val="0"/>
           <w:sz w:val="20"/>
         </w:rPr>
-        <w:t>비용을 처음부터 물리지 마라.</w:t>
+        <w:t>먼저 환경을 보라.</w:t>
       </w:r>
       <w:r>
         <w:rPr>
@@ -17487,7 +18090,7 @@
           <w:i w:val="0"/>
           <w:sz w:val="20"/>
         </w:rPr>
-        <w:t xml:space="preserve"> 비용 없이 먼저 문제를 풀게 한 뒤 비용을 켜는 편이,</w:t>
+        <w:t xml:space="preserve"> 보상 신호가 조밀한가? 이미 잘 도는 규칙이 있는가? 보상이 희소하고</w:t>
       </w:r>
     </w:p>
     <w:p>
@@ -17503,7 +18106,7 @@
           <w:i w:val="0"/>
           <w:sz w:val="20"/>
         </w:rPr>
-        <w:t>처음부터 비용을 물리는 것보다 낫다. 처음부터 물리면 탐험 자체가 막힌다.</w:t>
+        <w:t>좋은 규칙이 있다면, 행동 비용을 재기 전에 이미 답이 정해져 있을 가능성이 높다 — 규칙을 쓰라.</w:t>
       </w:r>
     </w:p>
     <w:p>
@@ -17518,7 +18121,7 @@
           <w:i w:val="0"/>
           <w:sz w:val="20"/>
         </w:rPr>
-        <w:t xml:space="preserve">5. </w:t>
+        <w:t xml:space="preserve">2. </w:t>
       </w:r>
       <w:r>
         <w:rPr>
@@ -17527,7 +18130,7 @@
           <w:i w:val="0"/>
           <w:sz w:val="20"/>
         </w:rPr>
-        <w:t>도입 전에 λ=0에서 먼저 겨뤄 보라.</w:t>
+        <w:t>학습을 쓰기로 했다면 밑바닥이 있는 구조를 골라라.</w:t>
       </w:r>
       <w:r>
         <w:rPr>
@@ -17536,7 +18139,7 @@
           <w:i w:val="0"/>
           <w:sz w:val="20"/>
         </w:rPr>
-        <w:t xml:space="preserve"> 비용을 넣기 전에 "비용이 없는 세계에서 학습이 지금</w:t>
+        <w:t xml:space="preserve"> Lazy-MDP 방식은 학습이 실패해도 기본</w:t>
       </w:r>
     </w:p>
     <w:p>
@@ -17552,22 +18155,40 @@
           <w:i w:val="0"/>
           <w:sz w:val="20"/>
         </w:rPr>
-        <w:t>규칙을 이기는가"를 확인하는 것이 가장 싼 검사다. 거기서 못 이기면 비용을 넣어도 이길 수 없다.</w:t>
+        <w:t>규칙 수준으로 떨어질 뿐이어서 가장 안정적이었고, 잘 만든 규칙과 겨루었을 때도 유일하게 넓은 구간에서 이겼다.</w:t>
       </w:r>
     </w:p>
     <w:p>
       <w:pPr>
-        <w:spacing w:line="312" w:lineRule="auto" w:before="200" w:after="80"/>
-        <w:jc w:val="left"/>
+        <w:spacing w:line="480" w:lineRule="auto" w:before="0" w:after="0"/>
+        <w:ind w:left="340" w:hanging="340"/>
       </w:pPr>
       <w:r>
         <w:rPr>
-          <w:rFonts w:ascii="맑은 고딕" w:hAnsi="맑은 고딕" w:eastAsia="맑은 고딕"/>
+          <w:rFonts w:ascii="바탕" w:hAnsi="바탕" w:eastAsia="바탕"/>
+          <w:b w:val="0"/>
+          <w:i w:val="0"/>
+          <w:sz w:val="20"/>
+        </w:rPr>
+        <w:t xml:space="preserve">3. </w:t>
+      </w:r>
+      <w:r>
+        <w:rPr>
+          <w:rFonts w:ascii="바탕" w:hAnsi="바탕" w:eastAsia="바탕"/>
           <w:b/>
           <w:i w:val="0"/>
-          <w:sz w:val="22"/>
-        </w:rPr>
-        <w:t>3. 한계</w:t>
+          <w:sz w:val="20"/>
+        </w:rPr>
+        <w:t>비교 상대인 규칙에도 공을 들여라.</w:t>
+      </w:r>
+      <w:r>
+        <w:rPr>
+          <w:rFonts w:ascii="바탕" w:hAnsi="바탕" w:eastAsia="바탕"/>
+          <w:b w:val="0"/>
+          <w:i w:val="0"/>
+          <w:sz w:val="20"/>
+        </w:rPr>
+        <w:t xml:space="preserve"> 대충 만든 규칙을 이기는 것은 쉽다. 이 연구에서는</w:t>
       </w:r>
     </w:p>
     <w:p>
@@ -17583,13 +18204,13 @@
           <w:i w:val="0"/>
           <w:sz w:val="20"/>
         </w:rPr>
-        <w:t>정직하게 적어 둔다.</w:t>
+        <w:t>같은 형태의 규칙에서 계수만 다시 골랐을 뿐인데 기준선이 141점 올랐고, 그것만으로 결론이 바뀌었다.</w:t>
       </w:r>
     </w:p>
     <w:p>
       <w:pPr>
         <w:spacing w:line="480" w:lineRule="auto" w:before="0" w:after="0"/>
-        <w:ind w:left="340" w:hanging="198"/>
+        <w:ind w:left="340" w:hanging="340"/>
       </w:pPr>
       <w:r>
         <w:rPr>
@@ -17598,7 +18219,7 @@
           <w:i w:val="0"/>
           <w:sz w:val="20"/>
         </w:rPr>
-        <w:t xml:space="preserve">· </w:t>
+        <w:t xml:space="preserve">4. </w:t>
       </w:r>
       <w:r>
         <w:rPr>
@@ -17607,7 +18228,7 @@
           <w:i w:val="0"/>
           <w:sz w:val="20"/>
         </w:rPr>
-        <w:t>환경이 셋뿐이다.</w:t>
+        <w:t>비용을 처음부터 물리지 마라.</w:t>
       </w:r>
       <w:r>
         <w:rPr>
@@ -17616,7 +18237,7 @@
           <w:i w:val="0"/>
           <w:sz w:val="20"/>
         </w:rPr>
-        <w:t xml:space="preserve"> MountainCar·LunarLander·MinAtar Freeway는 성질이 서로 다르다는 점에서</w:t>
+        <w:t xml:space="preserve"> 비용 없이 먼저 문제를 풀게 한 뒤 비용을 켜는 편이,</w:t>
       </w:r>
     </w:p>
     <w:p>
@@ -17632,13 +18253,13 @@
           <w:i w:val="0"/>
           <w:sz w:val="20"/>
         </w:rPr>
-        <w:t>잘 고른 조합이지만, 세 점으로 그은 선을 일반 법칙이라고 말할 수는 없다. "보상 조밀도가 λ*를 결정한다"는 주장은 더 많은 환경에서 확인되어야 한다.</w:t>
+        <w:t>처음부터 비용을 물리는 것보다 낫다. 처음부터 물리면 탐험 자체가 막힌다.</w:t>
       </w:r>
     </w:p>
     <w:p>
       <w:pPr>
         <w:spacing w:line="480" w:lineRule="auto" w:before="0" w:after="0"/>
-        <w:ind w:left="340" w:hanging="198"/>
+        <w:ind w:left="340" w:hanging="340"/>
       </w:pPr>
       <w:r>
         <w:rPr>
@@ -17647,7 +18268,7 @@
           <w:i w:val="0"/>
           <w:sz w:val="20"/>
         </w:rPr>
-        <w:t xml:space="preserve">· </w:t>
+        <w:t xml:space="preserve">5. </w:t>
       </w:r>
       <w:r>
         <w:rPr>
@@ -17656,7 +18277,7 @@
           <w:i w:val="0"/>
           <w:sz w:val="20"/>
         </w:rPr>
-        <w:t>비용 부과 방식이 하나다.</w:t>
+        <w:t>도입 전에 λ=0에서 먼저 겨뤄 보라.</w:t>
       </w:r>
       <w:r>
         <w:rPr>
@@ -17665,25 +18286,7 @@
           <w:i w:val="0"/>
           <w:sz w:val="20"/>
         </w:rPr>
-        <w:t xml:space="preserve"> 이 연구는 행동이 실행되는 </w:t>
-      </w:r>
-      <w:r>
-        <w:rPr>
-          <w:rFonts w:ascii="바탕" w:hAnsi="바탕" w:eastAsia="바탕"/>
-          <w:b/>
-          <w:i w:val="0"/>
-          <w:sz w:val="20"/>
-        </w:rPr>
-        <w:t>매 스텝</w:t>
-      </w:r>
-      <w:r>
-        <w:rPr>
-          <w:rFonts w:ascii="바탕" w:hAnsi="바탕" w:eastAsia="바탕"/>
-          <w:b w:val="0"/>
-          <w:i w:val="0"/>
-          <w:sz w:val="20"/>
-        </w:rPr>
-        <w:t xml:space="preserve"> 비용을 물린다(작동 비용).</w:t>
+        <w:t xml:space="preserve"> 비용을 넣기 전에 "비용이 없는 세계에서 학습이 지금</w:t>
       </w:r>
     </w:p>
     <w:p>
@@ -17699,6 +18302,153 @@
           <w:i w:val="0"/>
           <w:sz w:val="20"/>
         </w:rPr>
+        <w:t>규칙을 이기는가"를 확인하는 것이 가장 싼 검사다. 거기서 못 이기면 비용을 넣어도 이길 수 없다.</w:t>
+      </w:r>
+    </w:p>
+    <w:p>
+      <w:pPr>
+        <w:spacing w:line="312" w:lineRule="auto" w:before="200" w:after="80"/>
+        <w:jc w:val="left"/>
+      </w:pPr>
+      <w:r>
+        <w:rPr>
+          <w:rFonts w:ascii="맑은 고딕" w:hAnsi="맑은 고딕" w:eastAsia="맑은 고딕"/>
+          <w:b/>
+          <w:i w:val="0"/>
+          <w:sz w:val="22"/>
+        </w:rPr>
+        <w:t>3. 한계</w:t>
+      </w:r>
+    </w:p>
+    <w:p>
+      <w:pPr>
+        <w:spacing w:line="480" w:lineRule="auto" w:before="0" w:after="0"/>
+        <w:ind w:firstLine="200"/>
+        <w:jc w:val="both"/>
+      </w:pPr>
+      <w:r>
+        <w:rPr>
+          <w:rFonts w:ascii="바탕" w:hAnsi="바탕" w:eastAsia="바탕"/>
+          <w:b w:val="0"/>
+          <w:i w:val="0"/>
+          <w:sz w:val="20"/>
+        </w:rPr>
+        <w:t>정직하게 적어 둔다.</w:t>
+      </w:r>
+    </w:p>
+    <w:p>
+      <w:pPr>
+        <w:spacing w:line="480" w:lineRule="auto" w:before="0" w:after="0"/>
+        <w:ind w:left="340" w:hanging="198"/>
+      </w:pPr>
+      <w:r>
+        <w:rPr>
+          <w:rFonts w:ascii="바탕" w:hAnsi="바탕" w:eastAsia="바탕"/>
+          <w:b w:val="0"/>
+          <w:i w:val="0"/>
+          <w:sz w:val="20"/>
+        </w:rPr>
+        <w:t xml:space="preserve">· </w:t>
+      </w:r>
+      <w:r>
+        <w:rPr>
+          <w:rFonts w:ascii="바탕" w:hAnsi="바탕" w:eastAsia="바탕"/>
+          <w:b/>
+          <w:i w:val="0"/>
+          <w:sz w:val="20"/>
+        </w:rPr>
+        <w:t>환경이 셋뿐이다.</w:t>
+      </w:r>
+      <w:r>
+        <w:rPr>
+          <w:rFonts w:ascii="바탕" w:hAnsi="바탕" w:eastAsia="바탕"/>
+          <w:b w:val="0"/>
+          <w:i w:val="0"/>
+          <w:sz w:val="20"/>
+        </w:rPr>
+        <w:t xml:space="preserve"> MountainCar·LunarLander·MinAtar Freeway는 성질이 서로 다르다는 점에서</w:t>
+      </w:r>
+    </w:p>
+    <w:p>
+      <w:pPr>
+        <w:spacing w:line="480" w:lineRule="auto" w:before="0" w:after="0"/>
+        <w:ind w:firstLine="200"/>
+        <w:jc w:val="both"/>
+      </w:pPr>
+      <w:r>
+        <w:rPr>
+          <w:rFonts w:ascii="바탕" w:hAnsi="바탕" w:eastAsia="바탕"/>
+          <w:b w:val="0"/>
+          <w:i w:val="0"/>
+          <w:sz w:val="20"/>
+        </w:rPr>
+        <w:t>잘 고른 조합이지만, 세 점으로 그은 선을 일반 법칙이라고 말할 수는 없다. "보상 조밀도가 λ*를 결정한다"는 주장은 더 많은 환경에서 확인되어야 한다.</w:t>
+      </w:r>
+    </w:p>
+    <w:p>
+      <w:pPr>
+        <w:spacing w:line="480" w:lineRule="auto" w:before="0" w:after="0"/>
+        <w:ind w:left="340" w:hanging="198"/>
+      </w:pPr>
+      <w:r>
+        <w:rPr>
+          <w:rFonts w:ascii="바탕" w:hAnsi="바탕" w:eastAsia="바탕"/>
+          <w:b w:val="0"/>
+          <w:i w:val="0"/>
+          <w:sz w:val="20"/>
+        </w:rPr>
+        <w:t xml:space="preserve">· </w:t>
+      </w:r>
+      <w:r>
+        <w:rPr>
+          <w:rFonts w:ascii="바탕" w:hAnsi="바탕" w:eastAsia="바탕"/>
+          <w:b/>
+          <w:i w:val="0"/>
+          <w:sz w:val="20"/>
+        </w:rPr>
+        <w:t>비용 부과 방식이 하나다.</w:t>
+      </w:r>
+      <w:r>
+        <w:rPr>
+          <w:rFonts w:ascii="바탕" w:hAnsi="바탕" w:eastAsia="바탕"/>
+          <w:b w:val="0"/>
+          <w:i w:val="0"/>
+          <w:sz w:val="20"/>
+        </w:rPr>
+        <w:t xml:space="preserve"> 이 연구는 행동이 실행되는 </w:t>
+      </w:r>
+      <w:r>
+        <w:rPr>
+          <w:rFonts w:ascii="바탕" w:hAnsi="바탕" w:eastAsia="바탕"/>
+          <w:b/>
+          <w:i w:val="0"/>
+          <w:sz w:val="20"/>
+        </w:rPr>
+        <w:t>매 스텝</w:t>
+      </w:r>
+      <w:r>
+        <w:rPr>
+          <w:rFonts w:ascii="바탕" w:hAnsi="바탕" w:eastAsia="바탕"/>
+          <w:b w:val="0"/>
+          <w:i w:val="0"/>
+          <w:sz w:val="20"/>
+        </w:rPr>
+        <w:t xml:space="preserve"> 비용을 물린다(작동 비용).</w:t>
+      </w:r>
+    </w:p>
+    <w:p>
+      <w:pPr>
+        <w:spacing w:line="480" w:lineRule="auto" w:before="0" w:after="0"/>
+        <w:ind w:firstLine="200"/>
+        <w:jc w:val="both"/>
+      </w:pPr>
+      <w:r>
+        <w:rPr>
+          <w:rFonts w:ascii="바탕" w:hAnsi="바탕" w:eastAsia="바탕"/>
+          <w:b w:val="0"/>
+          <w:i w:val="0"/>
+          <w:sz w:val="20"/>
+        </w:rPr>
         <w:t xml:space="preserve">행동이 </w:t>
       </w:r>
       <w:r>
@@ -17750,7 +18500,7 @@
           <w:i w:val="0"/>
           <w:sz w:val="19"/>
         </w:rPr>
-        <w:t>표 9. 비용 부과 방식을 바꾸면 λ 눈금이 얼마나 달라지는가 (고정 규칙, 100 에피소드)</w:t>
+        <w:t>표 10. 비용 부과 방식을 바꾸면 λ 눈금이 얼마나 달라지는가 (고정 규칙, 100 에피소드)</w:t>
       </w:r>
     </w:p>
     <w:p>
@@ -17765,7 +18515,7 @@
           <w:i/>
           <w:sz w:val="18"/>
         </w:rPr>
-        <w:t>Table 9. How the λ scale shifts when the cost model changes (fixed rules, 100 episodes)</w:t>
+        <w:t>Table 10. How the λ scale shifts when the cost model changes (fixed rules, 100 episodes)</w:t>
       </w:r>
     </w:p>
     <w:tbl>

--- a/졸업논문_초안v1.docx
+++ b/졸업논문_초안v1.docx
@@ -484,7 +484,7 @@
           <w:i w:val="0"/>
           <w:sz w:val="20"/>
         </w:rPr>
-        <w:t>보상이 조밀하고 규칙이 약한 LunarLander-v3, 그 사이에 있는 MinAtar Freeway — 에서 λ를 격자로 훑어, 비용이 오를 때 각 계열의 성능이 어떻게 무너지는지를 신뢰구간과 함께 그린 지도를 만들었다.</w:t>
+        <w:t>보상이 조밀한 LunarLander-v3, 그 사이에 있는 MinAtar Freeway — 에서 λ를 격자로 훑어, 비용이 오를 때 각 계열의 성능이 어떻게 무너지는지를 신뢰구간과 함께 그린 지도를 만들었다.</w:t>
       </w:r>
     </w:p>
     <w:p>
@@ -2304,7 +2304,7 @@
           <w:i w:val="0"/>
           <w:sz w:val="20"/>
         </w:rPr>
-        <w:t>: 보상이 조밀하고, 고정 규칙은 착륙만 시킬 뿐 점수가 낮다</w:t>
+        <w:t>: 보상이 조밀하다. 처음 손으로 짠 규칙은 점수가 낮았으나(36), 계수를 다시 고르자 162까지 올라 학습에 근접했다 (6.2절 기준선 감사)</w:t>
       </w:r>
     </w:p>
     <w:p>
@@ -5436,7 +5436,7 @@
                 <w:i w:val="0"/>
                 <w:sz w:val="18"/>
               </w:rPr>
-              <w:t>3</w:t>
+              <w:t>0.1</w:t>
             </w:r>
           </w:p>
         </w:tc>
@@ -5456,7 +5456,7 @@
                 <w:i w:val="0"/>
                 <w:sz w:val="18"/>
               </w:rPr>
-              <w:t>격자 밖</w:t>
+              <w:t>1</w:t>
             </w:r>
           </w:p>
         </w:tc>
@@ -5578,7 +5578,7 @@
                 <w:i w:val="0"/>
                 <w:sz w:val="18"/>
               </w:rPr>
-              <w:t>1</w:t>
+              <w:t>0</w:t>
             </w:r>
           </w:p>
         </w:tc>
@@ -5598,7 +5598,7 @@
                 <w:i w:val="0"/>
                 <w:sz w:val="18"/>
               </w:rPr>
-              <w:t>격자 밖</w:t>
+              <w:t>0</w:t>
             </w:r>
           </w:p>
         </w:tc>
@@ -5720,7 +5720,7 @@
                 <w:i w:val="0"/>
                 <w:sz w:val="18"/>
               </w:rPr>
-              <w:t>2</w:t>
+              <w:t>0.6</w:t>
             </w:r>
           </w:p>
         </w:tc>
@@ -11062,7 +11062,7 @@
           <w:i w:val="0"/>
           <w:sz w:val="20"/>
         </w:rPr>
-        <w:t xml:space="preserve">보상이 조밀한 제어 문제다. 매 스텝 자세·속도·연료에 대한 신호가 들어오고, 표준 DQN이 정상적으로 학습된다. 고정 규칙은 착륙은 시키지만 점수가 낮다. 조건당 환경 200,000스텝, 학습 계열은 λ 8개(격자 12개 중) · 시드 10개까지 완료된 집계다. </w:t>
+        <w:t xml:space="preserve">보상이 조밀한 제어 문제다. 매 스텝 자세·속도·연료에 대한 신호가 들어오고, 표준 DQN이 정상적으로 학습된다. 고정 규칙은 처음 손으로 짠 계수로는 점수가 낮았지만(36), 계수를 다시 고르자 162까지 올라 학습에 근접한다(Ⅲ장 6.2절의 기준선 감사). 표에는 두 규칙을 함께 실어 그 차이를 보인다. 조건당 환경 200,000스텝, 학습 계열은 λ 8개(격자 12개 중) · 시드 10개까지 완료된 집계다. </w:t>
       </w:r>
       <w:r>
         <w:rPr>
@@ -11112,18 +11112,19 @@
         <w:tblLook w:firstColumn="1" w:firstRow="1" w:lastColumn="0" w:lastRow="0" w:noHBand="0" w:noVBand="1" w:val="04A0"/>
       </w:tblPr>
       <w:tblGrid>
-        <w:gridCol w:w="1296"/>
-        <w:gridCol w:w="1296"/>
-        <w:gridCol w:w="1296"/>
-        <w:gridCol w:w="1296"/>
-        <w:gridCol w:w="1296"/>
-        <w:gridCol w:w="1296"/>
-        <w:gridCol w:w="1296"/>
+        <w:gridCol w:w="1134"/>
+        <w:gridCol w:w="1134"/>
+        <w:gridCol w:w="1134"/>
+        <w:gridCol w:w="1134"/>
+        <w:gridCol w:w="1134"/>
+        <w:gridCol w:w="1134"/>
+        <w:gridCol w:w="1134"/>
+        <w:gridCol w:w="1134"/>
       </w:tblGrid>
       <w:tr>
         <w:tc>
           <w:tcPr>
-            <w:tcW w:type="dxa" w:w="1296"/>
+            <w:tcW w:type="dxa" w:w="1134"/>
             <w:shd w:val="clear" w:color="auto" w:fill="EDEDED"/>
           </w:tcPr>
           <w:p>
@@ -11145,7 +11146,7 @@
         </w:tc>
         <w:tc>
           <w:tcPr>
-            <w:tcW w:type="dxa" w:w="1296"/>
+            <w:tcW w:type="dxa" w:w="1134"/>
             <w:shd w:val="clear" w:color="auto" w:fill="EDEDED"/>
           </w:tcPr>
           <w:p>
@@ -11167,7 +11168,7 @@
         </w:tc>
         <w:tc>
           <w:tcPr>
-            <w:tcW w:type="dxa" w:w="1296"/>
+            <w:tcW w:type="dxa" w:w="1134"/>
             <w:shd w:val="clear" w:color="auto" w:fill="EDEDED"/>
           </w:tcPr>
           <w:p>
@@ -11189,7 +11190,7 @@
         </w:tc>
         <w:tc>
           <w:tcPr>
-            <w:tcW w:type="dxa" w:w="1296"/>
+            <w:tcW w:type="dxa" w:w="1134"/>
             <w:shd w:val="clear" w:color="auto" w:fill="EDEDED"/>
           </w:tcPr>
           <w:p>
@@ -11211,7 +11212,7 @@
         </w:tc>
         <w:tc>
           <w:tcPr>
-            <w:tcW w:type="dxa" w:w="1296"/>
+            <w:tcW w:type="dxa" w:w="1134"/>
             <w:shd w:val="clear" w:color="auto" w:fill="EDEDED"/>
           </w:tcPr>
           <w:p>
@@ -11227,13 +11228,13 @@
                 <w:i w:val="0"/>
                 <w:sz w:val="18"/>
               </w:rPr>
-              <w:t>임계값 규칙(처음)</w:t>
-            </w:r>
-          </w:p>
-        </w:tc>
-        <w:tc>
-          <w:tcPr>
-            <w:tcW w:type="dxa" w:w="1296"/>
+              <w:t>임계값 규칙(튜닝)</w:t>
+            </w:r>
+          </w:p>
+        </w:tc>
+        <w:tc>
+          <w:tcPr>
+            <w:tcW w:type="dxa" w:w="1134"/>
             <w:shd w:val="clear" w:color="auto" w:fill="EDEDED"/>
           </w:tcPr>
           <w:p>
@@ -11249,13 +11250,13 @@
                 <w:i w:val="0"/>
                 <w:sz w:val="18"/>
               </w:rPr>
-              <w:t>최강 규칙</w:t>
-            </w:r>
-          </w:p>
-        </w:tc>
-        <w:tc>
-          <w:tcPr>
-            <w:tcW w:type="dxa" w:w="1296"/>
+              <w:t>임계값 규칙(처음)</w:t>
+            </w:r>
+          </w:p>
+        </w:tc>
+        <w:tc>
+          <w:tcPr>
+            <w:tcW w:type="dxa" w:w="1134"/>
             <w:shd w:val="clear" w:color="auto" w:fill="EDEDED"/>
           </w:tcPr>
           <w:p>
@@ -11271,6 +11272,28 @@
                 <w:i w:val="0"/>
                 <w:sz w:val="18"/>
               </w:rPr>
+              <w:t>최강 규칙</w:t>
+            </w:r>
+          </w:p>
+        </w:tc>
+        <w:tc>
+          <w:tcPr>
+            <w:tcW w:type="dxa" w:w="1134"/>
+            <w:shd w:val="clear" w:color="auto" w:fill="EDEDED"/>
+          </w:tcPr>
+          <w:p>
+            <w:pPr>
+              <w:spacing w:line="240" w:lineRule="auto"/>
+              <w:jc w:val="center"/>
+            </w:pPr>
+            <w:r/>
+            <w:r>
+              <w:rPr>
+                <w:rFonts w:ascii="맑은 고딕" w:hAnsi="맑은 고딕" w:eastAsia="맑은 고딕"/>
+                <w:b/>
+                <w:i w:val="0"/>
+                <w:sz w:val="18"/>
+              </w:rPr>
               <w:t>무행동</w:t>
             </w:r>
           </w:p>
@@ -11279,7 +11302,7 @@
       <w:tr>
         <w:tc>
           <w:tcPr>
-            <w:tcW w:type="dxa" w:w="1296"/>
+            <w:tcW w:type="dxa" w:w="1134"/>
           </w:tcPr>
           <w:p>
             <w:pPr>
@@ -11299,7 +11322,7 @@
         </w:tc>
         <w:tc>
           <w:tcPr>
-            <w:tcW w:type="dxa" w:w="1296"/>
+            <w:tcW w:type="dxa" w:w="1134"/>
           </w:tcPr>
           <w:p>
             <w:pPr>
@@ -11329,7 +11352,7 @@
         </w:tc>
         <w:tc>
           <w:tcPr>
-            <w:tcW w:type="dxa" w:w="1296"/>
+            <w:tcW w:type="dxa" w:w="1134"/>
           </w:tcPr>
           <w:p>
             <w:pPr>
@@ -11359,7 +11382,7 @@
         </w:tc>
         <w:tc>
           <w:tcPr>
-            <w:tcW w:type="dxa" w:w="1296"/>
+            <w:tcW w:type="dxa" w:w="1134"/>
           </w:tcPr>
           <w:p>
             <w:pPr>
@@ -11389,7 +11412,37 @@
         </w:tc>
         <w:tc>
           <w:tcPr>
-            <w:tcW w:type="dxa" w:w="1296"/>
+            <w:tcW w:type="dxa" w:w="1134"/>
+          </w:tcPr>
+          <w:p>
+            <w:pPr>
+              <w:spacing w:line="240" w:lineRule="auto"/>
+              <w:jc w:val="center"/>
+            </w:pPr>
+            <w:r>
+              <w:rPr>
+                <w:rFonts w:ascii="바탕" w:hAnsi="바탕" w:eastAsia="바탕"/>
+                <w:b w:val="0"/>
+                <w:i w:val="0"/>
+                <w:sz w:val="18"/>
+              </w:rPr>
+              <w:t xml:space="preserve">162 </w:t>
+            </w:r>
+            <w:r>
+              <w:rPr>
+                <w:rFonts w:ascii="바탕" w:hAnsi="바탕" w:eastAsia="바탕"/>
+                <w:b w:val="0"/>
+                <w:i w:val="0"/>
+                <w:sz w:val="18"/>
+                <w:vertAlign w:val="superscript"/>
+              </w:rPr>
+              <w:t>[157, 168]</w:t>
+            </w:r>
+          </w:p>
+        </w:tc>
+        <w:tc>
+          <w:tcPr>
+            <w:tcW w:type="dxa" w:w="1134"/>
           </w:tcPr>
           <w:p>
             <w:pPr>
@@ -11419,7 +11472,7 @@
         </w:tc>
         <w:tc>
           <w:tcPr>
-            <w:tcW w:type="dxa" w:w="1296"/>
+            <w:tcW w:type="dxa" w:w="1134"/>
           </w:tcPr>
           <w:p>
             <w:pPr>
@@ -11449,7 +11502,7 @@
         </w:tc>
         <w:tc>
           <w:tcPr>
-            <w:tcW w:type="dxa" w:w="1296"/>
+            <w:tcW w:type="dxa" w:w="1134"/>
           </w:tcPr>
           <w:p>
             <w:pPr>
@@ -11471,7 +11524,7 @@
       <w:tr>
         <w:tc>
           <w:tcPr>
-            <w:tcW w:type="dxa" w:w="1296"/>
+            <w:tcW w:type="dxa" w:w="1134"/>
           </w:tcPr>
           <w:p>
             <w:pPr>
@@ -11491,7 +11544,7 @@
         </w:tc>
         <w:tc>
           <w:tcPr>
-            <w:tcW w:type="dxa" w:w="1296"/>
+            <w:tcW w:type="dxa" w:w="1134"/>
           </w:tcPr>
           <w:p>
             <w:pPr>
@@ -11521,7 +11574,7 @@
         </w:tc>
         <w:tc>
           <w:tcPr>
-            <w:tcW w:type="dxa" w:w="1296"/>
+            <w:tcW w:type="dxa" w:w="1134"/>
           </w:tcPr>
           <w:p>
             <w:pPr>
@@ -11551,7 +11604,7 @@
         </w:tc>
         <w:tc>
           <w:tcPr>
-            <w:tcW w:type="dxa" w:w="1296"/>
+            <w:tcW w:type="dxa" w:w="1134"/>
           </w:tcPr>
           <w:p>
             <w:pPr>
@@ -11581,7 +11634,37 @@
         </w:tc>
         <w:tc>
           <w:tcPr>
-            <w:tcW w:type="dxa" w:w="1296"/>
+            <w:tcW w:type="dxa" w:w="1134"/>
+          </w:tcPr>
+          <w:p>
+            <w:pPr>
+              <w:spacing w:line="240" w:lineRule="auto"/>
+              <w:jc w:val="center"/>
+            </w:pPr>
+            <w:r>
+              <w:rPr>
+                <w:rFonts w:ascii="바탕" w:hAnsi="바탕" w:eastAsia="바탕"/>
+                <w:b w:val="0"/>
+                <w:i w:val="0"/>
+                <w:sz w:val="18"/>
+              </w:rPr>
+              <w:t xml:space="preserve">146 </w:t>
+            </w:r>
+            <w:r>
+              <w:rPr>
+                <w:rFonts w:ascii="바탕" w:hAnsi="바탕" w:eastAsia="바탕"/>
+                <w:b w:val="0"/>
+                <w:i w:val="0"/>
+                <w:sz w:val="18"/>
+                <w:vertAlign w:val="superscript"/>
+              </w:rPr>
+              <w:t>[141, 151]</w:t>
+            </w:r>
+          </w:p>
+        </w:tc>
+        <w:tc>
+          <w:tcPr>
+            <w:tcW w:type="dxa" w:w="1134"/>
           </w:tcPr>
           <w:p>
             <w:pPr>
@@ -11611,7 +11694,7 @@
         </w:tc>
         <w:tc>
           <w:tcPr>
-            <w:tcW w:type="dxa" w:w="1296"/>
+            <w:tcW w:type="dxa" w:w="1134"/>
           </w:tcPr>
           <w:p>
             <w:pPr>
@@ -11641,7 +11724,7 @@
         </w:tc>
         <w:tc>
           <w:tcPr>
-            <w:tcW w:type="dxa" w:w="1296"/>
+            <w:tcW w:type="dxa" w:w="1134"/>
           </w:tcPr>
           <w:p>
             <w:pPr>
@@ -11663,7 +11746,7 @@
       <w:tr>
         <w:tc>
           <w:tcPr>
-            <w:tcW w:type="dxa" w:w="1296"/>
+            <w:tcW w:type="dxa" w:w="1134"/>
           </w:tcPr>
           <w:p>
             <w:pPr>
@@ -11683,7 +11766,7 @@
         </w:tc>
         <w:tc>
           <w:tcPr>
-            <w:tcW w:type="dxa" w:w="1296"/>
+            <w:tcW w:type="dxa" w:w="1134"/>
           </w:tcPr>
           <w:p>
             <w:pPr>
@@ -11713,7 +11796,7 @@
         </w:tc>
         <w:tc>
           <w:tcPr>
-            <w:tcW w:type="dxa" w:w="1296"/>
+            <w:tcW w:type="dxa" w:w="1134"/>
           </w:tcPr>
           <w:p>
             <w:pPr>
@@ -11743,7 +11826,7 @@
         </w:tc>
         <w:tc>
           <w:tcPr>
-            <w:tcW w:type="dxa" w:w="1296"/>
+            <w:tcW w:type="dxa" w:w="1134"/>
           </w:tcPr>
           <w:p>
             <w:pPr>
@@ -11773,7 +11856,37 @@
         </w:tc>
         <w:tc>
           <w:tcPr>
-            <w:tcW w:type="dxa" w:w="1296"/>
+            <w:tcW w:type="dxa" w:w="1134"/>
+          </w:tcPr>
+          <w:p>
+            <w:pPr>
+              <w:spacing w:line="240" w:lineRule="auto"/>
+              <w:jc w:val="center"/>
+            </w:pPr>
+            <w:r>
+              <w:rPr>
+                <w:rFonts w:ascii="바탕" w:hAnsi="바탕" w:eastAsia="바탕"/>
+                <w:b w:val="0"/>
+                <w:i w:val="0"/>
+                <w:sz w:val="18"/>
+              </w:rPr>
+              <w:t xml:space="preserve">114 </w:t>
+            </w:r>
+            <w:r>
+              <w:rPr>
+                <w:rFonts w:ascii="바탕" w:hAnsi="바탕" w:eastAsia="바탕"/>
+                <w:b w:val="0"/>
+                <w:i w:val="0"/>
+                <w:sz w:val="18"/>
+                <w:vertAlign w:val="superscript"/>
+              </w:rPr>
+              <w:t>[108, 118]</w:t>
+            </w:r>
+          </w:p>
+        </w:tc>
+        <w:tc>
+          <w:tcPr>
+            <w:tcW w:type="dxa" w:w="1134"/>
           </w:tcPr>
           <w:p>
             <w:pPr>
@@ -11793,7 +11906,7 @@
         </w:tc>
         <w:tc>
           <w:tcPr>
-            <w:tcW w:type="dxa" w:w="1296"/>
+            <w:tcW w:type="dxa" w:w="1134"/>
           </w:tcPr>
           <w:p>
             <w:pPr>
@@ -11823,7 +11936,7 @@
         </w:tc>
         <w:tc>
           <w:tcPr>
-            <w:tcW w:type="dxa" w:w="1296"/>
+            <w:tcW w:type="dxa" w:w="1134"/>
           </w:tcPr>
           <w:p>
             <w:pPr>
@@ -11845,7 +11958,7 @@
       <w:tr>
         <w:tc>
           <w:tcPr>
-            <w:tcW w:type="dxa" w:w="1296"/>
+            <w:tcW w:type="dxa" w:w="1134"/>
           </w:tcPr>
           <w:p>
             <w:pPr>
@@ -11865,7 +11978,7 @@
         </w:tc>
         <w:tc>
           <w:tcPr>
-            <w:tcW w:type="dxa" w:w="1296"/>
+            <w:tcW w:type="dxa" w:w="1134"/>
           </w:tcPr>
           <w:p>
             <w:pPr>
@@ -11895,7 +12008,7 @@
         </w:tc>
         <w:tc>
           <w:tcPr>
-            <w:tcW w:type="dxa" w:w="1296"/>
+            <w:tcW w:type="dxa" w:w="1134"/>
           </w:tcPr>
           <w:p>
             <w:pPr>
@@ -11915,7 +12028,7 @@
         </w:tc>
         <w:tc>
           <w:tcPr>
-            <w:tcW w:type="dxa" w:w="1296"/>
+            <w:tcW w:type="dxa" w:w="1134"/>
           </w:tcPr>
           <w:p>
             <w:pPr>
@@ -11945,7 +12058,37 @@
         </w:tc>
         <w:tc>
           <w:tcPr>
-            <w:tcW w:type="dxa" w:w="1296"/>
+            <w:tcW w:type="dxa" w:w="1134"/>
+          </w:tcPr>
+          <w:p>
+            <w:pPr>
+              <w:spacing w:line="240" w:lineRule="auto"/>
+              <w:jc w:val="center"/>
+            </w:pPr>
+            <w:r>
+              <w:rPr>
+                <w:rFonts w:ascii="바탕" w:hAnsi="바탕" w:eastAsia="바탕"/>
+                <w:b w:val="0"/>
+                <w:i w:val="0"/>
+                <w:sz w:val="18"/>
+              </w:rPr>
+              <w:t xml:space="preserve">65 </w:t>
+            </w:r>
+            <w:r>
+              <w:rPr>
+                <w:rFonts w:ascii="바탕" w:hAnsi="바탕" w:eastAsia="바탕"/>
+                <w:b w:val="0"/>
+                <w:i w:val="0"/>
+                <w:sz w:val="18"/>
+                <w:vertAlign w:val="superscript"/>
+              </w:rPr>
+              <w:t>[60, 69]</w:t>
+            </w:r>
+          </w:p>
+        </w:tc>
+        <w:tc>
+          <w:tcPr>
+            <w:tcW w:type="dxa" w:w="1134"/>
           </w:tcPr>
           <w:p>
             <w:pPr>
@@ -11965,7 +12108,7 @@
         </w:tc>
         <w:tc>
           <w:tcPr>
-            <w:tcW w:type="dxa" w:w="1296"/>
+            <w:tcW w:type="dxa" w:w="1134"/>
           </w:tcPr>
           <w:p>
             <w:pPr>
@@ -11995,7 +12138,7 @@
         </w:tc>
         <w:tc>
           <w:tcPr>
-            <w:tcW w:type="dxa" w:w="1296"/>
+            <w:tcW w:type="dxa" w:w="1134"/>
           </w:tcPr>
           <w:p>
             <w:pPr>
@@ -12017,7 +12160,7 @@
       <w:tr>
         <w:tc>
           <w:tcPr>
-            <w:tcW w:type="dxa" w:w="1296"/>
+            <w:tcW w:type="dxa" w:w="1134"/>
           </w:tcPr>
           <w:p>
             <w:pPr>
@@ -12037,7 +12180,7 @@
         </w:tc>
         <w:tc>
           <w:tcPr>
-            <w:tcW w:type="dxa" w:w="1296"/>
+            <w:tcW w:type="dxa" w:w="1134"/>
           </w:tcPr>
           <w:p>
             <w:pPr>
@@ -12057,7 +12200,7 @@
         </w:tc>
         <w:tc>
           <w:tcPr>
-            <w:tcW w:type="dxa" w:w="1296"/>
+            <w:tcW w:type="dxa" w:w="1134"/>
           </w:tcPr>
           <w:p>
             <w:pPr>
@@ -12077,7 +12220,7 @@
         </w:tc>
         <w:tc>
           <w:tcPr>
-            <w:tcW w:type="dxa" w:w="1296"/>
+            <w:tcW w:type="dxa" w:w="1134"/>
           </w:tcPr>
           <w:p>
             <w:pPr>
@@ -12097,7 +12240,27 @@
         </w:tc>
         <w:tc>
           <w:tcPr>
-            <w:tcW w:type="dxa" w:w="1296"/>
+            <w:tcW w:type="dxa" w:w="1134"/>
+          </w:tcPr>
+          <w:p>
+            <w:pPr>
+              <w:spacing w:line="240" w:lineRule="auto"/>
+              <w:jc w:val="center"/>
+            </w:pPr>
+            <w:r>
+              <w:rPr>
+                <w:rFonts w:ascii="바탕" w:hAnsi="바탕" w:eastAsia="바탕"/>
+                <w:b w:val="0"/>
+                <w:i w:val="0"/>
+                <w:sz w:val="18"/>
+              </w:rPr>
+              <w:t>-1 [-7, 5]</w:t>
+            </w:r>
+          </w:p>
+        </w:tc>
+        <w:tc>
+          <w:tcPr>
+            <w:tcW w:type="dxa" w:w="1134"/>
           </w:tcPr>
           <w:p>
             <w:pPr>
@@ -12117,7 +12280,7 @@
         </w:tc>
         <w:tc>
           <w:tcPr>
-            <w:tcW w:type="dxa" w:w="1296"/>
+            <w:tcW w:type="dxa" w:w="1134"/>
           </w:tcPr>
           <w:p>
             <w:pPr>
@@ -12137,7 +12300,7 @@
         </w:tc>
         <w:tc>
           <w:tcPr>
-            <w:tcW w:type="dxa" w:w="1296"/>
+            <w:tcW w:type="dxa" w:w="1134"/>
           </w:tcPr>
           <w:p>
             <w:pPr>
@@ -12159,7 +12322,7 @@
       <w:tr>
         <w:tc>
           <w:tcPr>
-            <w:tcW w:type="dxa" w:w="1296"/>
+            <w:tcW w:type="dxa" w:w="1134"/>
           </w:tcPr>
           <w:p>
             <w:pPr>
@@ -12179,7 +12342,7 @@
         </w:tc>
         <w:tc>
           <w:tcPr>
-            <w:tcW w:type="dxa" w:w="1296"/>
+            <w:tcW w:type="dxa" w:w="1134"/>
           </w:tcPr>
           <w:p>
             <w:pPr>
@@ -12199,7 +12362,7 @@
         </w:tc>
         <w:tc>
           <w:tcPr>
-            <w:tcW w:type="dxa" w:w="1296"/>
+            <w:tcW w:type="dxa" w:w="1134"/>
           </w:tcPr>
           <w:p>
             <w:pPr>
@@ -12219,7 +12382,7 @@
         </w:tc>
         <w:tc>
           <w:tcPr>
-            <w:tcW w:type="dxa" w:w="1296"/>
+            <w:tcW w:type="dxa" w:w="1134"/>
           </w:tcPr>
           <w:p>
             <w:pPr>
@@ -12239,7 +12402,27 @@
         </w:tc>
         <w:tc>
           <w:tcPr>
-            <w:tcW w:type="dxa" w:w="1296"/>
+            <w:tcW w:type="dxa" w:w="1134"/>
+          </w:tcPr>
+          <w:p>
+            <w:pPr>
+              <w:spacing w:line="240" w:lineRule="auto"/>
+              <w:jc w:val="center"/>
+            </w:pPr>
+            <w:r>
+              <w:rPr>
+                <w:rFonts w:ascii="바탕" w:hAnsi="바탕" w:eastAsia="바탕"/>
+                <w:b w:val="0"/>
+                <w:i w:val="0"/>
+                <w:sz w:val="18"/>
+              </w:rPr>
+              <w:t>-33 [-40, -27]</w:t>
+            </w:r>
+          </w:p>
+        </w:tc>
+        <w:tc>
+          <w:tcPr>
+            <w:tcW w:type="dxa" w:w="1134"/>
           </w:tcPr>
           <w:p>
             <w:pPr>
@@ -12259,7 +12442,7 @@
         </w:tc>
         <w:tc>
           <w:tcPr>
-            <w:tcW w:type="dxa" w:w="1296"/>
+            <w:tcW w:type="dxa" w:w="1134"/>
           </w:tcPr>
           <w:p>
             <w:pPr>
@@ -12279,7 +12462,7 @@
         </w:tc>
         <w:tc>
           <w:tcPr>
-            <w:tcW w:type="dxa" w:w="1296"/>
+            <w:tcW w:type="dxa" w:w="1134"/>
           </w:tcPr>
           <w:p>
             <w:pPr>
@@ -12301,7 +12484,7 @@
       <w:tr>
         <w:tc>
           <w:tcPr>
-            <w:tcW w:type="dxa" w:w="1296"/>
+            <w:tcW w:type="dxa" w:w="1134"/>
           </w:tcPr>
           <w:p>
             <w:pPr>
@@ -12321,7 +12504,7 @@
         </w:tc>
         <w:tc>
           <w:tcPr>
-            <w:tcW w:type="dxa" w:w="1296"/>
+            <w:tcW w:type="dxa" w:w="1134"/>
           </w:tcPr>
           <w:p>
             <w:pPr>
@@ -12341,7 +12524,7 @@
         </w:tc>
         <w:tc>
           <w:tcPr>
-            <w:tcW w:type="dxa" w:w="1296"/>
+            <w:tcW w:type="dxa" w:w="1134"/>
           </w:tcPr>
           <w:p>
             <w:pPr>
@@ -12361,7 +12544,7 @@
         </w:tc>
         <w:tc>
           <w:tcPr>
-            <w:tcW w:type="dxa" w:w="1296"/>
+            <w:tcW w:type="dxa" w:w="1134"/>
           </w:tcPr>
           <w:p>
             <w:pPr>
@@ -12381,7 +12564,27 @@
         </w:tc>
         <w:tc>
           <w:tcPr>
-            <w:tcW w:type="dxa" w:w="1296"/>
+            <w:tcW w:type="dxa" w:w="1134"/>
+          </w:tcPr>
+          <w:p>
+            <w:pPr>
+              <w:spacing w:line="240" w:lineRule="auto"/>
+              <w:jc w:val="center"/>
+            </w:pPr>
+            <w:r>
+              <w:rPr>
+                <w:rFonts w:ascii="바탕" w:hAnsi="바탕" w:eastAsia="바탕"/>
+                <w:b w:val="0"/>
+                <w:i w:val="0"/>
+                <w:sz w:val="18"/>
+              </w:rPr>
+              <w:t>-61 [-68, -54]</w:t>
+            </w:r>
+          </w:p>
+        </w:tc>
+        <w:tc>
+          <w:tcPr>
+            <w:tcW w:type="dxa" w:w="1134"/>
           </w:tcPr>
           <w:p>
             <w:pPr>
@@ -12401,7 +12604,7 @@
         </w:tc>
         <w:tc>
           <w:tcPr>
-            <w:tcW w:type="dxa" w:w="1296"/>
+            <w:tcW w:type="dxa" w:w="1134"/>
           </w:tcPr>
           <w:p>
             <w:pPr>
@@ -12421,7 +12624,7 @@
         </w:tc>
         <w:tc>
           <w:tcPr>
-            <w:tcW w:type="dxa" w:w="1296"/>
+            <w:tcW w:type="dxa" w:w="1134"/>
           </w:tcPr>
           <w:p>
             <w:pPr>
@@ -12443,7 +12646,7 @@
       <w:tr>
         <w:tc>
           <w:tcPr>
-            <w:tcW w:type="dxa" w:w="1296"/>
+            <w:tcW w:type="dxa" w:w="1134"/>
           </w:tcPr>
           <w:p>
             <w:pPr>
@@ -12463,7 +12666,7 @@
         </w:tc>
         <w:tc>
           <w:tcPr>
-            <w:tcW w:type="dxa" w:w="1296"/>
+            <w:tcW w:type="dxa" w:w="1134"/>
           </w:tcPr>
           <w:p>
             <w:pPr>
@@ -12483,7 +12686,7 @@
         </w:tc>
         <w:tc>
           <w:tcPr>
-            <w:tcW w:type="dxa" w:w="1296"/>
+            <w:tcW w:type="dxa" w:w="1134"/>
           </w:tcPr>
           <w:p>
             <w:pPr>
@@ -12503,7 +12706,7 @@
         </w:tc>
         <w:tc>
           <w:tcPr>
-            <w:tcW w:type="dxa" w:w="1296"/>
+            <w:tcW w:type="dxa" w:w="1134"/>
           </w:tcPr>
           <w:p>
             <w:pPr>
@@ -12523,7 +12726,27 @@
         </w:tc>
         <w:tc>
           <w:tcPr>
-            <w:tcW w:type="dxa" w:w="1296"/>
+            <w:tcW w:type="dxa" w:w="1134"/>
+          </w:tcPr>
+          <w:p>
+            <w:pPr>
+              <w:spacing w:line="240" w:lineRule="auto"/>
+              <w:jc w:val="center"/>
+            </w:pPr>
+            <w:r>
+              <w:rPr>
+                <w:rFonts w:ascii="바탕" w:hAnsi="바탕" w:eastAsia="바탕"/>
+                <w:b w:val="0"/>
+                <w:i w:val="0"/>
+                <w:sz w:val="18"/>
+              </w:rPr>
+              <w:t>-99 [-106, -90]</w:t>
+            </w:r>
+          </w:p>
+        </w:tc>
+        <w:tc>
+          <w:tcPr>
+            <w:tcW w:type="dxa" w:w="1134"/>
           </w:tcPr>
           <w:p>
             <w:pPr>
@@ -12543,7 +12766,7 @@
         </w:tc>
         <w:tc>
           <w:tcPr>
-            <w:tcW w:type="dxa" w:w="1296"/>
+            <w:tcW w:type="dxa" w:w="1134"/>
           </w:tcPr>
           <w:p>
             <w:pPr>
@@ -12563,7 +12786,7 @@
         </w:tc>
         <w:tc>
           <w:tcPr>
-            <w:tcW w:type="dxa" w:w="1296"/>
+            <w:tcW w:type="dxa" w:w="1134"/>
           </w:tcPr>
           <w:p>
             <w:pPr>
@@ -12585,7 +12808,7 @@
       <w:tr>
         <w:tc>
           <w:tcPr>
-            <w:tcW w:type="dxa" w:w="1296"/>
+            <w:tcW w:type="dxa" w:w="1134"/>
           </w:tcPr>
           <w:p>
             <w:pPr>
@@ -12605,7 +12828,7 @@
         </w:tc>
         <w:tc>
           <w:tcPr>
-            <w:tcW w:type="dxa" w:w="1296"/>
+            <w:tcW w:type="dxa" w:w="1134"/>
           </w:tcPr>
           <w:p>
             <w:pPr>
@@ -12625,7 +12848,7 @@
         </w:tc>
         <w:tc>
           <w:tcPr>
-            <w:tcW w:type="dxa" w:w="1296"/>
+            <w:tcW w:type="dxa" w:w="1134"/>
           </w:tcPr>
           <w:p>
             <w:pPr>
@@ -12645,7 +12868,7 @@
         </w:tc>
         <w:tc>
           <w:tcPr>
-            <w:tcW w:type="dxa" w:w="1296"/>
+            <w:tcW w:type="dxa" w:w="1134"/>
           </w:tcPr>
           <w:p>
             <w:pPr>
@@ -12665,7 +12888,27 @@
         </w:tc>
         <w:tc>
           <w:tcPr>
-            <w:tcW w:type="dxa" w:w="1296"/>
+            <w:tcW w:type="dxa" w:w="1134"/>
+          </w:tcPr>
+          <w:p>
+            <w:pPr>
+              <w:spacing w:line="240" w:lineRule="auto"/>
+              <w:jc w:val="center"/>
+            </w:pPr>
+            <w:r>
+              <w:rPr>
+                <w:rFonts w:ascii="바탕" w:hAnsi="바탕" w:eastAsia="바탕"/>
+                <w:b w:val="0"/>
+                <w:i w:val="0"/>
+                <w:sz w:val="18"/>
+              </w:rPr>
+              <w:t>-131 [-139, -122]</w:t>
+            </w:r>
+          </w:p>
+        </w:tc>
+        <w:tc>
+          <w:tcPr>
+            <w:tcW w:type="dxa" w:w="1134"/>
           </w:tcPr>
           <w:p>
             <w:pPr>
@@ -12685,7 +12928,7 @@
         </w:tc>
         <w:tc>
           <w:tcPr>
-            <w:tcW w:type="dxa" w:w="1296"/>
+            <w:tcW w:type="dxa" w:w="1134"/>
           </w:tcPr>
           <w:p>
             <w:pPr>
@@ -12705,7 +12948,7 @@
         </w:tc>
         <w:tc>
           <w:tcPr>
-            <w:tcW w:type="dxa" w:w="1296"/>
+            <w:tcW w:type="dxa" w:w="1134"/>
           </w:tcPr>
           <w:p>
             <w:pPr>
@@ -12727,7 +12970,7 @@
       <w:tr>
         <w:tc>
           <w:tcPr>
-            <w:tcW w:type="dxa" w:w="1296"/>
+            <w:tcW w:type="dxa" w:w="1134"/>
           </w:tcPr>
           <w:p>
             <w:pPr>
@@ -12747,7 +12990,7 @@
         </w:tc>
         <w:tc>
           <w:tcPr>
-            <w:tcW w:type="dxa" w:w="1296"/>
+            <w:tcW w:type="dxa" w:w="1134"/>
           </w:tcPr>
           <w:p>
             <w:pPr>
@@ -12767,7 +13010,7 @@
         </w:tc>
         <w:tc>
           <w:tcPr>
-            <w:tcW w:type="dxa" w:w="1296"/>
+            <w:tcW w:type="dxa" w:w="1134"/>
           </w:tcPr>
           <w:p>
             <w:pPr>
@@ -12787,7 +13030,7 @@
         </w:tc>
         <w:tc>
           <w:tcPr>
-            <w:tcW w:type="dxa" w:w="1296"/>
+            <w:tcW w:type="dxa" w:w="1134"/>
           </w:tcPr>
           <w:p>
             <w:pPr>
@@ -12807,7 +13050,27 @@
         </w:tc>
         <w:tc>
           <w:tcPr>
-            <w:tcW w:type="dxa" w:w="1296"/>
+            <w:tcW w:type="dxa" w:w="1134"/>
+          </w:tcPr>
+          <w:p>
+            <w:pPr>
+              <w:spacing w:line="240" w:lineRule="auto"/>
+              <w:jc w:val="center"/>
+            </w:pPr>
+            <w:r>
+              <w:rPr>
+                <w:rFonts w:ascii="바탕" w:hAnsi="바탕" w:eastAsia="바탕"/>
+                <w:b w:val="0"/>
+                <w:i w:val="0"/>
+                <w:sz w:val="18"/>
+              </w:rPr>
+              <w:t>-164 [-173, -153]</w:t>
+            </w:r>
+          </w:p>
+        </w:tc>
+        <w:tc>
+          <w:tcPr>
+            <w:tcW w:type="dxa" w:w="1134"/>
           </w:tcPr>
           <w:p>
             <w:pPr>
@@ -12827,7 +13090,7 @@
         </w:tc>
         <w:tc>
           <w:tcPr>
-            <w:tcW w:type="dxa" w:w="1296"/>
+            <w:tcW w:type="dxa" w:w="1134"/>
           </w:tcPr>
           <w:p>
             <w:pPr>
@@ -12847,7 +13110,7 @@
         </w:tc>
         <w:tc>
           <w:tcPr>
-            <w:tcW w:type="dxa" w:w="1296"/>
+            <w:tcW w:type="dxa" w:w="1134"/>
           </w:tcPr>
           <w:p>
             <w:pPr>
@@ -12869,7 +13132,7 @@
       <w:tr>
         <w:tc>
           <w:tcPr>
-            <w:tcW w:type="dxa" w:w="1296"/>
+            <w:tcW w:type="dxa" w:w="1134"/>
           </w:tcPr>
           <w:p>
             <w:pPr>
@@ -12889,7 +13152,7 @@
         </w:tc>
         <w:tc>
           <w:tcPr>
-            <w:tcW w:type="dxa" w:w="1296"/>
+            <w:tcW w:type="dxa" w:w="1134"/>
           </w:tcPr>
           <w:p>
             <w:pPr>
@@ -12909,7 +13172,7 @@
         </w:tc>
         <w:tc>
           <w:tcPr>
-            <w:tcW w:type="dxa" w:w="1296"/>
+            <w:tcW w:type="dxa" w:w="1134"/>
           </w:tcPr>
           <w:p>
             <w:pPr>
@@ -12929,7 +13192,7 @@
         </w:tc>
         <w:tc>
           <w:tcPr>
-            <w:tcW w:type="dxa" w:w="1296"/>
+            <w:tcW w:type="dxa" w:w="1134"/>
           </w:tcPr>
           <w:p>
             <w:pPr>
@@ -12949,7 +13212,27 @@
         </w:tc>
         <w:tc>
           <w:tcPr>
-            <w:tcW w:type="dxa" w:w="1296"/>
+            <w:tcW w:type="dxa" w:w="1134"/>
+          </w:tcPr>
+          <w:p>
+            <w:pPr>
+              <w:spacing w:line="240" w:lineRule="auto"/>
+              <w:jc w:val="center"/>
+            </w:pPr>
+            <w:r>
+              <w:rPr>
+                <w:rFonts w:ascii="바탕" w:hAnsi="바탕" w:eastAsia="바탕"/>
+                <w:b w:val="0"/>
+                <w:i w:val="0"/>
+                <w:sz w:val="18"/>
+              </w:rPr>
+              <w:t>-245 [-256, -233]</w:t>
+            </w:r>
+          </w:p>
+        </w:tc>
+        <w:tc>
+          <w:tcPr>
+            <w:tcW w:type="dxa" w:w="1134"/>
           </w:tcPr>
           <w:p>
             <w:pPr>
@@ -12969,7 +13252,7 @@
         </w:tc>
         <w:tc>
           <w:tcPr>
-            <w:tcW w:type="dxa" w:w="1296"/>
+            <w:tcW w:type="dxa" w:w="1134"/>
           </w:tcPr>
           <w:p>
             <w:pPr>
@@ -12989,7 +13272,7 @@
         </w:tc>
         <w:tc>
           <w:tcPr>
-            <w:tcW w:type="dxa" w:w="1296"/>
+            <w:tcW w:type="dxa" w:w="1134"/>
           </w:tcPr>
           <w:p>
             <w:pPr>
@@ -13011,7 +13294,7 @@
       <w:tr>
         <w:tc>
           <w:tcPr>
-            <w:tcW w:type="dxa" w:w="1296"/>
+            <w:tcW w:type="dxa" w:w="1134"/>
           </w:tcPr>
           <w:p>
             <w:pPr>
@@ -13031,7 +13314,7 @@
         </w:tc>
         <w:tc>
           <w:tcPr>
-            <w:tcW w:type="dxa" w:w="1296"/>
+            <w:tcW w:type="dxa" w:w="1134"/>
           </w:tcPr>
           <w:p>
             <w:pPr>
@@ -13051,7 +13334,7 @@
         </w:tc>
         <w:tc>
           <w:tcPr>
-            <w:tcW w:type="dxa" w:w="1296"/>
+            <w:tcW w:type="dxa" w:w="1134"/>
           </w:tcPr>
           <w:p>
             <w:pPr>
@@ -13071,7 +13354,7 @@
         </w:tc>
         <w:tc>
           <w:tcPr>
-            <w:tcW w:type="dxa" w:w="1296"/>
+            <w:tcW w:type="dxa" w:w="1134"/>
           </w:tcPr>
           <w:p>
             <w:pPr>
@@ -13091,7 +13374,27 @@
         </w:tc>
         <w:tc>
           <w:tcPr>
-            <w:tcW w:type="dxa" w:w="1296"/>
+            <w:tcW w:type="dxa" w:w="1134"/>
+          </w:tcPr>
+          <w:p>
+            <w:pPr>
+              <w:spacing w:line="240" w:lineRule="auto"/>
+              <w:jc w:val="center"/>
+            </w:pPr>
+            <w:r>
+              <w:rPr>
+                <w:rFonts w:ascii="바탕" w:hAnsi="바탕" w:eastAsia="바탕"/>
+                <w:b w:val="0"/>
+                <w:i w:val="0"/>
+                <w:sz w:val="18"/>
+              </w:rPr>
+              <w:t>-326 [-339, -312]</w:t>
+            </w:r>
+          </w:p>
+        </w:tc>
+        <w:tc>
+          <w:tcPr>
+            <w:tcW w:type="dxa" w:w="1134"/>
           </w:tcPr>
           <w:p>
             <w:pPr>
@@ -13111,7 +13414,7 @@
         </w:tc>
         <w:tc>
           <w:tcPr>
-            <w:tcW w:type="dxa" w:w="1296"/>
+            <w:tcW w:type="dxa" w:w="1134"/>
           </w:tcPr>
           <w:p>
             <w:pPr>
@@ -13131,7 +13434,7 @@
         </w:tc>
         <w:tc>
           <w:tcPr>
-            <w:tcW w:type="dxa" w:w="1296"/>
+            <w:tcW w:type="dxa" w:w="1134"/>
           </w:tcPr>
           <w:p>
             <w:pPr>
@@ -13271,7 +13574,7 @@
           <w:i w:val="0"/>
           <w:sz w:val="20"/>
         </w:rPr>
-        <w:t>· 표준 DQN은 비교된 λ 구간 전체(8/12 λ)에서 임계값 규칙(처음)을 이겼다.</w:t>
+        <w:t>· 표준 DQN은 λ=1에서 임계값 규칙(튜닝)에 역전당했다. 통계적으로 확실한 우위는 λ=0.1에서 이미 사라졌다.</w:t>
       </w:r>
     </w:p>
     <w:p>
@@ -13286,7 +13589,7 @@
           <w:i w:val="0"/>
           <w:sz w:val="20"/>
         </w:rPr>
-        <w:t>· Lazy-MDP는 비교된 λ 구간 전체(8/12 λ)에서 임계값 규칙(처음)을 이겼다.</w:t>
+        <w:t>· Lazy-MDP는 비교된 λ 구간 전체(8/12 λ)에서 임계값 규칙(튜닝)을 이겼다.</w:t>
       </w:r>
     </w:p>
     <w:p>
@@ -13301,7 +13604,7 @@
           <w:i w:val="0"/>
           <w:sz w:val="20"/>
         </w:rPr>
-        <w:t>· TempoRL은 비교된 λ 구간 전체(8/12 λ)에서 임계값 규칙(처음)을 이겼다.</w:t>
+        <w:t>· TempoRL은 비용이 아예 없는 λ=0에서 임계값 규칙(튜닝)에 비겼다(신뢰구간이 겹쳐 우열을 말할 수 없다). 어느 쪽이든 '비용 때문에 졌다'고 말할 수 없다 — 비용이 0인 조건이다.</w:t>
       </w:r>
     </w:p>
     <w:p>
@@ -13373,18 +13676,19 @@
         <w:tblLook w:firstColumn="1" w:firstRow="1" w:lastColumn="0" w:lastRow="0" w:noHBand="0" w:noVBand="1" w:val="04A0"/>
       </w:tblPr>
       <w:tblGrid>
-        <w:gridCol w:w="1296"/>
-        <w:gridCol w:w="1296"/>
-        <w:gridCol w:w="1296"/>
-        <w:gridCol w:w="1296"/>
-        <w:gridCol w:w="1296"/>
-        <w:gridCol w:w="1296"/>
-        <w:gridCol w:w="1296"/>
+        <w:gridCol w:w="1134"/>
+        <w:gridCol w:w="1134"/>
+        <w:gridCol w:w="1134"/>
+        <w:gridCol w:w="1134"/>
+        <w:gridCol w:w="1134"/>
+        <w:gridCol w:w="1134"/>
+        <w:gridCol w:w="1134"/>
+        <w:gridCol w:w="1134"/>
       </w:tblGrid>
       <w:tr>
         <w:tc>
           <w:tcPr>
-            <w:tcW w:type="dxa" w:w="1296"/>
+            <w:tcW w:type="dxa" w:w="1134"/>
             <w:shd w:val="clear" w:color="auto" w:fill="EDEDED"/>
           </w:tcPr>
           <w:p>
@@ -13406,7 +13710,7 @@
         </w:tc>
         <w:tc>
           <w:tcPr>
-            <w:tcW w:type="dxa" w:w="1296"/>
+            <w:tcW w:type="dxa" w:w="1134"/>
             <w:shd w:val="clear" w:color="auto" w:fill="EDEDED"/>
           </w:tcPr>
           <w:p>
@@ -13428,7 +13732,7 @@
         </w:tc>
         <w:tc>
           <w:tcPr>
-            <w:tcW w:type="dxa" w:w="1296"/>
+            <w:tcW w:type="dxa" w:w="1134"/>
             <w:shd w:val="clear" w:color="auto" w:fill="EDEDED"/>
           </w:tcPr>
           <w:p>
@@ -13450,7 +13754,7 @@
         </w:tc>
         <w:tc>
           <w:tcPr>
-            <w:tcW w:type="dxa" w:w="1296"/>
+            <w:tcW w:type="dxa" w:w="1134"/>
             <w:shd w:val="clear" w:color="auto" w:fill="EDEDED"/>
           </w:tcPr>
           <w:p>
@@ -13472,7 +13776,7 @@
         </w:tc>
         <w:tc>
           <w:tcPr>
-            <w:tcW w:type="dxa" w:w="1296"/>
+            <w:tcW w:type="dxa" w:w="1134"/>
             <w:shd w:val="clear" w:color="auto" w:fill="EDEDED"/>
           </w:tcPr>
           <w:p>
@@ -13488,13 +13792,13 @@
                 <w:i w:val="0"/>
                 <w:sz w:val="18"/>
               </w:rPr>
-              <w:t>임계값 규칙(처음)</w:t>
-            </w:r>
-          </w:p>
-        </w:tc>
-        <w:tc>
-          <w:tcPr>
-            <w:tcW w:type="dxa" w:w="1296"/>
+              <w:t>임계값 규칙(튜닝)</w:t>
+            </w:r>
+          </w:p>
+        </w:tc>
+        <w:tc>
+          <w:tcPr>
+            <w:tcW w:type="dxa" w:w="1134"/>
             <w:shd w:val="clear" w:color="auto" w:fill="EDEDED"/>
           </w:tcPr>
           <w:p>
@@ -13510,13 +13814,13 @@
                 <w:i w:val="0"/>
                 <w:sz w:val="18"/>
               </w:rPr>
-              <w:t>최강 규칙</w:t>
-            </w:r>
-          </w:p>
-        </w:tc>
-        <w:tc>
-          <w:tcPr>
-            <w:tcW w:type="dxa" w:w="1296"/>
+              <w:t>임계값 규칙(처음)</w:t>
+            </w:r>
+          </w:p>
+        </w:tc>
+        <w:tc>
+          <w:tcPr>
+            <w:tcW w:type="dxa" w:w="1134"/>
             <w:shd w:val="clear" w:color="auto" w:fill="EDEDED"/>
           </w:tcPr>
           <w:p>
@@ -13532,6 +13836,28 @@
                 <w:i w:val="0"/>
                 <w:sz w:val="18"/>
               </w:rPr>
+              <w:t>최강 규칙</w:t>
+            </w:r>
+          </w:p>
+        </w:tc>
+        <w:tc>
+          <w:tcPr>
+            <w:tcW w:type="dxa" w:w="1134"/>
+            <w:shd w:val="clear" w:color="auto" w:fill="EDEDED"/>
+          </w:tcPr>
+          <w:p>
+            <w:pPr>
+              <w:spacing w:line="240" w:lineRule="auto"/>
+              <w:jc w:val="center"/>
+            </w:pPr>
+            <w:r/>
+            <w:r>
+              <w:rPr>
+                <w:rFonts w:ascii="맑은 고딕" w:hAnsi="맑은 고딕" w:eastAsia="맑은 고딕"/>
+                <w:b/>
+                <w:i w:val="0"/>
+                <w:sz w:val="18"/>
+              </w:rPr>
               <w:t>무행동</w:t>
             </w:r>
           </w:p>
@@ -13540,7 +13866,7 @@
       <w:tr>
         <w:tc>
           <w:tcPr>
-            <w:tcW w:type="dxa" w:w="1296"/>
+            <w:tcW w:type="dxa" w:w="1134"/>
           </w:tcPr>
           <w:p>
             <w:pPr>
@@ -13560,7 +13886,7 @@
         </w:tc>
         <w:tc>
           <w:tcPr>
-            <w:tcW w:type="dxa" w:w="1296"/>
+            <w:tcW w:type="dxa" w:w="1134"/>
           </w:tcPr>
           <w:p>
             <w:pPr>
@@ -13580,7 +13906,7 @@
         </w:tc>
         <w:tc>
           <w:tcPr>
-            <w:tcW w:type="dxa" w:w="1296"/>
+            <w:tcW w:type="dxa" w:w="1134"/>
           </w:tcPr>
           <w:p>
             <w:pPr>
@@ -13600,7 +13926,7 @@
         </w:tc>
         <w:tc>
           <w:tcPr>
-            <w:tcW w:type="dxa" w:w="1296"/>
+            <w:tcW w:type="dxa" w:w="1134"/>
           </w:tcPr>
           <w:p>
             <w:pPr>
@@ -13620,7 +13946,27 @@
         </w:tc>
         <w:tc>
           <w:tcPr>
-            <w:tcW w:type="dxa" w:w="1296"/>
+            <w:tcW w:type="dxa" w:w="1134"/>
+          </w:tcPr>
+          <w:p>
+            <w:pPr>
+              <w:spacing w:line="240" w:lineRule="auto"/>
+              <w:jc w:val="center"/>
+            </w:pPr>
+            <w:r>
+              <w:rPr>
+                <w:rFonts w:ascii="바탕" w:hAnsi="바탕" w:eastAsia="바탕"/>
+                <w:b w:val="0"/>
+                <w:i w:val="0"/>
+                <w:sz w:val="18"/>
+              </w:rPr>
+              <w:t>162</w:t>
+            </w:r>
+          </w:p>
+        </w:tc>
+        <w:tc>
+          <w:tcPr>
+            <w:tcW w:type="dxa" w:w="1134"/>
           </w:tcPr>
           <w:p>
             <w:pPr>
@@ -13640,7 +13986,7 @@
         </w:tc>
         <w:tc>
           <w:tcPr>
-            <w:tcW w:type="dxa" w:w="1296"/>
+            <w:tcW w:type="dxa" w:w="1134"/>
           </w:tcPr>
           <w:p>
             <w:pPr>
@@ -13660,7 +14006,7 @@
         </w:tc>
         <w:tc>
           <w:tcPr>
-            <w:tcW w:type="dxa" w:w="1296"/>
+            <w:tcW w:type="dxa" w:w="1134"/>
           </w:tcPr>
           <w:p>
             <w:pPr>
@@ -13682,7 +14028,7 @@
       <w:tr>
         <w:tc>
           <w:tcPr>
-            <w:tcW w:type="dxa" w:w="1296"/>
+            <w:tcW w:type="dxa" w:w="1134"/>
           </w:tcPr>
           <w:p>
             <w:pPr>
@@ -13702,7 +14048,7 @@
         </w:tc>
         <w:tc>
           <w:tcPr>
-            <w:tcW w:type="dxa" w:w="1296"/>
+            <w:tcW w:type="dxa" w:w="1134"/>
           </w:tcPr>
           <w:p>
             <w:pPr>
@@ -13722,7 +14068,7 @@
         </w:tc>
         <w:tc>
           <w:tcPr>
-            <w:tcW w:type="dxa" w:w="1296"/>
+            <w:tcW w:type="dxa" w:w="1134"/>
           </w:tcPr>
           <w:p>
             <w:pPr>
@@ -13742,7 +14088,7 @@
         </w:tc>
         <w:tc>
           <w:tcPr>
-            <w:tcW w:type="dxa" w:w="1296"/>
+            <w:tcW w:type="dxa" w:w="1134"/>
           </w:tcPr>
           <w:p>
             <w:pPr>
@@ -13762,7 +14108,27 @@
         </w:tc>
         <w:tc>
           <w:tcPr>
-            <w:tcW w:type="dxa" w:w="1296"/>
+            <w:tcW w:type="dxa" w:w="1134"/>
+          </w:tcPr>
+          <w:p>
+            <w:pPr>
+              <w:spacing w:line="240" w:lineRule="auto"/>
+              <w:jc w:val="center"/>
+            </w:pPr>
+            <w:r>
+              <w:rPr>
+                <w:rFonts w:ascii="바탕" w:hAnsi="바탕" w:eastAsia="바탕"/>
+                <w:b w:val="0"/>
+                <w:i w:val="0"/>
+                <w:sz w:val="18"/>
+              </w:rPr>
+              <w:t>162</w:t>
+            </w:r>
+          </w:p>
+        </w:tc>
+        <w:tc>
+          <w:tcPr>
+            <w:tcW w:type="dxa" w:w="1134"/>
           </w:tcPr>
           <w:p>
             <w:pPr>
@@ -13782,7 +14148,7 @@
         </w:tc>
         <w:tc>
           <w:tcPr>
-            <w:tcW w:type="dxa" w:w="1296"/>
+            <w:tcW w:type="dxa" w:w="1134"/>
           </w:tcPr>
           <w:p>
             <w:pPr>
@@ -13802,7 +14168,7 @@
         </w:tc>
         <w:tc>
           <w:tcPr>
-            <w:tcW w:type="dxa" w:w="1296"/>
+            <w:tcW w:type="dxa" w:w="1134"/>
           </w:tcPr>
           <w:p>
             <w:pPr>
@@ -13824,7 +14190,7 @@
       <w:tr>
         <w:tc>
           <w:tcPr>
-            <w:tcW w:type="dxa" w:w="1296"/>
+            <w:tcW w:type="dxa" w:w="1134"/>
           </w:tcPr>
           <w:p>
             <w:pPr>
@@ -13844,7 +14210,7 @@
         </w:tc>
         <w:tc>
           <w:tcPr>
-            <w:tcW w:type="dxa" w:w="1296"/>
+            <w:tcW w:type="dxa" w:w="1134"/>
           </w:tcPr>
           <w:p>
             <w:pPr>
@@ -13864,7 +14230,7 @@
         </w:tc>
         <w:tc>
           <w:tcPr>
-            <w:tcW w:type="dxa" w:w="1296"/>
+            <w:tcW w:type="dxa" w:w="1134"/>
           </w:tcPr>
           <w:p>
             <w:pPr>
@@ -13884,7 +14250,7 @@
         </w:tc>
         <w:tc>
           <w:tcPr>
-            <w:tcW w:type="dxa" w:w="1296"/>
+            <w:tcW w:type="dxa" w:w="1134"/>
           </w:tcPr>
           <w:p>
             <w:pPr>
@@ -13904,7 +14270,27 @@
         </w:tc>
         <w:tc>
           <w:tcPr>
-            <w:tcW w:type="dxa" w:w="1296"/>
+            <w:tcW w:type="dxa" w:w="1134"/>
+          </w:tcPr>
+          <w:p>
+            <w:pPr>
+              <w:spacing w:line="240" w:lineRule="auto"/>
+              <w:jc w:val="center"/>
+            </w:pPr>
+            <w:r>
+              <w:rPr>
+                <w:rFonts w:ascii="바탕" w:hAnsi="바탕" w:eastAsia="바탕"/>
+                <w:b w:val="0"/>
+                <w:i w:val="0"/>
+                <w:sz w:val="18"/>
+              </w:rPr>
+              <w:t>162</w:t>
+            </w:r>
+          </w:p>
+        </w:tc>
+        <w:tc>
+          <w:tcPr>
+            <w:tcW w:type="dxa" w:w="1134"/>
           </w:tcPr>
           <w:p>
             <w:pPr>
@@ -13924,7 +14310,7 @@
         </w:tc>
         <w:tc>
           <w:tcPr>
-            <w:tcW w:type="dxa" w:w="1296"/>
+            <w:tcW w:type="dxa" w:w="1134"/>
           </w:tcPr>
           <w:p>
             <w:pPr>
@@ -13944,7 +14330,7 @@
         </w:tc>
         <w:tc>
           <w:tcPr>
-            <w:tcW w:type="dxa" w:w="1296"/>
+            <w:tcW w:type="dxa" w:w="1134"/>
           </w:tcPr>
           <w:p>
             <w:pPr>
@@ -13966,7 +14352,7 @@
       <w:tr>
         <w:tc>
           <w:tcPr>
-            <w:tcW w:type="dxa" w:w="1296"/>
+            <w:tcW w:type="dxa" w:w="1134"/>
           </w:tcPr>
           <w:p>
             <w:pPr>
@@ -13986,7 +14372,7 @@
         </w:tc>
         <w:tc>
           <w:tcPr>
-            <w:tcW w:type="dxa" w:w="1296"/>
+            <w:tcW w:type="dxa" w:w="1134"/>
           </w:tcPr>
           <w:p>
             <w:pPr>
@@ -14006,7 +14392,7 @@
         </w:tc>
         <w:tc>
           <w:tcPr>
-            <w:tcW w:type="dxa" w:w="1296"/>
+            <w:tcW w:type="dxa" w:w="1134"/>
           </w:tcPr>
           <w:p>
             <w:pPr>
@@ -14026,7 +14412,7 @@
         </w:tc>
         <w:tc>
           <w:tcPr>
-            <w:tcW w:type="dxa" w:w="1296"/>
+            <w:tcW w:type="dxa" w:w="1134"/>
           </w:tcPr>
           <w:p>
             <w:pPr>
@@ -14046,7 +14432,27 @@
         </w:tc>
         <w:tc>
           <w:tcPr>
-            <w:tcW w:type="dxa" w:w="1296"/>
+            <w:tcW w:type="dxa" w:w="1134"/>
+          </w:tcPr>
+          <w:p>
+            <w:pPr>
+              <w:spacing w:line="240" w:lineRule="auto"/>
+              <w:jc w:val="center"/>
+            </w:pPr>
+            <w:r>
+              <w:rPr>
+                <w:rFonts w:ascii="바탕" w:hAnsi="바탕" w:eastAsia="바탕"/>
+                <w:b w:val="0"/>
+                <w:i w:val="0"/>
+                <w:sz w:val="18"/>
+              </w:rPr>
+              <w:t>162</w:t>
+            </w:r>
+          </w:p>
+        </w:tc>
+        <w:tc>
+          <w:tcPr>
+            <w:tcW w:type="dxa" w:w="1134"/>
           </w:tcPr>
           <w:p>
             <w:pPr>
@@ -14066,7 +14472,7 @@
         </w:tc>
         <w:tc>
           <w:tcPr>
-            <w:tcW w:type="dxa" w:w="1296"/>
+            <w:tcW w:type="dxa" w:w="1134"/>
           </w:tcPr>
           <w:p>
             <w:pPr>
@@ -14086,7 +14492,7 @@
         </w:tc>
         <w:tc>
           <w:tcPr>
-            <w:tcW w:type="dxa" w:w="1296"/>
+            <w:tcW w:type="dxa" w:w="1134"/>
           </w:tcPr>
           <w:p>
             <w:pPr>
@@ -14108,7 +14514,7 @@
       <w:tr>
         <w:tc>
           <w:tcPr>
-            <w:tcW w:type="dxa" w:w="1296"/>
+            <w:tcW w:type="dxa" w:w="1134"/>
           </w:tcPr>
           <w:p>
             <w:pPr>
@@ -14128,7 +14534,7 @@
         </w:tc>
         <w:tc>
           <w:tcPr>
-            <w:tcW w:type="dxa" w:w="1296"/>
+            <w:tcW w:type="dxa" w:w="1134"/>
           </w:tcPr>
           <w:p>
             <w:pPr>
@@ -14148,7 +14554,7 @@
         </w:tc>
         <w:tc>
           <w:tcPr>
-            <w:tcW w:type="dxa" w:w="1296"/>
+            <w:tcW w:type="dxa" w:w="1134"/>
           </w:tcPr>
           <w:p>
             <w:pPr>
@@ -14168,7 +14574,7 @@
         </w:tc>
         <w:tc>
           <w:tcPr>
-            <w:tcW w:type="dxa" w:w="1296"/>
+            <w:tcW w:type="dxa" w:w="1134"/>
           </w:tcPr>
           <w:p>
             <w:pPr>
@@ -14188,7 +14594,27 @@
         </w:tc>
         <w:tc>
           <w:tcPr>
-            <w:tcW w:type="dxa" w:w="1296"/>
+            <w:tcW w:type="dxa" w:w="1134"/>
+          </w:tcPr>
+          <w:p>
+            <w:pPr>
+              <w:spacing w:line="240" w:lineRule="auto"/>
+              <w:jc w:val="center"/>
+            </w:pPr>
+            <w:r>
+              <w:rPr>
+                <w:rFonts w:ascii="바탕" w:hAnsi="바탕" w:eastAsia="바탕"/>
+                <w:b w:val="0"/>
+                <w:i w:val="0"/>
+                <w:sz w:val="18"/>
+              </w:rPr>
+              <w:t>162</w:t>
+            </w:r>
+          </w:p>
+        </w:tc>
+        <w:tc>
+          <w:tcPr>
+            <w:tcW w:type="dxa" w:w="1134"/>
           </w:tcPr>
           <w:p>
             <w:pPr>
@@ -14208,7 +14634,7 @@
         </w:tc>
         <w:tc>
           <w:tcPr>
-            <w:tcW w:type="dxa" w:w="1296"/>
+            <w:tcW w:type="dxa" w:w="1134"/>
           </w:tcPr>
           <w:p>
             <w:pPr>
@@ -14228,7 +14654,7 @@
         </w:tc>
         <w:tc>
           <w:tcPr>
-            <w:tcW w:type="dxa" w:w="1296"/>
+            <w:tcW w:type="dxa" w:w="1134"/>
           </w:tcPr>
           <w:p>
             <w:pPr>
@@ -14250,7 +14676,7 @@
       <w:tr>
         <w:tc>
           <w:tcPr>
-            <w:tcW w:type="dxa" w:w="1296"/>
+            <w:tcW w:type="dxa" w:w="1134"/>
           </w:tcPr>
           <w:p>
             <w:pPr>
@@ -14270,7 +14696,7 @@
         </w:tc>
         <w:tc>
           <w:tcPr>
-            <w:tcW w:type="dxa" w:w="1296"/>
+            <w:tcW w:type="dxa" w:w="1134"/>
           </w:tcPr>
           <w:p>
             <w:pPr>
@@ -14290,7 +14716,7 @@
         </w:tc>
         <w:tc>
           <w:tcPr>
-            <w:tcW w:type="dxa" w:w="1296"/>
+            <w:tcW w:type="dxa" w:w="1134"/>
           </w:tcPr>
           <w:p>
             <w:pPr>
@@ -14310,7 +14736,7 @@
         </w:tc>
         <w:tc>
           <w:tcPr>
-            <w:tcW w:type="dxa" w:w="1296"/>
+            <w:tcW w:type="dxa" w:w="1134"/>
           </w:tcPr>
           <w:p>
             <w:pPr>
@@ -14330,7 +14756,27 @@
         </w:tc>
         <w:tc>
           <w:tcPr>
-            <w:tcW w:type="dxa" w:w="1296"/>
+            <w:tcW w:type="dxa" w:w="1134"/>
+          </w:tcPr>
+          <w:p>
+            <w:pPr>
+              <w:spacing w:line="240" w:lineRule="auto"/>
+              <w:jc w:val="center"/>
+            </w:pPr>
+            <w:r>
+              <w:rPr>
+                <w:rFonts w:ascii="바탕" w:hAnsi="바탕" w:eastAsia="바탕"/>
+                <w:b w:val="0"/>
+                <w:i w:val="0"/>
+                <w:sz w:val="18"/>
+              </w:rPr>
+              <w:t>162</w:t>
+            </w:r>
+          </w:p>
+        </w:tc>
+        <w:tc>
+          <w:tcPr>
+            <w:tcW w:type="dxa" w:w="1134"/>
           </w:tcPr>
           <w:p>
             <w:pPr>
@@ -14350,7 +14796,7 @@
         </w:tc>
         <w:tc>
           <w:tcPr>
-            <w:tcW w:type="dxa" w:w="1296"/>
+            <w:tcW w:type="dxa" w:w="1134"/>
           </w:tcPr>
           <w:p>
             <w:pPr>
@@ -14370,7 +14816,7 @@
         </w:tc>
         <w:tc>
           <w:tcPr>
-            <w:tcW w:type="dxa" w:w="1296"/>
+            <w:tcW w:type="dxa" w:w="1134"/>
           </w:tcPr>
           <w:p>
             <w:pPr>
@@ -14392,7 +14838,7 @@
       <w:tr>
         <w:tc>
           <w:tcPr>
-            <w:tcW w:type="dxa" w:w="1296"/>
+            <w:tcW w:type="dxa" w:w="1134"/>
           </w:tcPr>
           <w:p>
             <w:pPr>
@@ -14412,7 +14858,7 @@
         </w:tc>
         <w:tc>
           <w:tcPr>
-            <w:tcW w:type="dxa" w:w="1296"/>
+            <w:tcW w:type="dxa" w:w="1134"/>
           </w:tcPr>
           <w:p>
             <w:pPr>
@@ -14432,7 +14878,7 @@
         </w:tc>
         <w:tc>
           <w:tcPr>
-            <w:tcW w:type="dxa" w:w="1296"/>
+            <w:tcW w:type="dxa" w:w="1134"/>
           </w:tcPr>
           <w:p>
             <w:pPr>
@@ -14452,7 +14898,7 @@
         </w:tc>
         <w:tc>
           <w:tcPr>
-            <w:tcW w:type="dxa" w:w="1296"/>
+            <w:tcW w:type="dxa" w:w="1134"/>
           </w:tcPr>
           <w:p>
             <w:pPr>
@@ -14472,7 +14918,27 @@
         </w:tc>
         <w:tc>
           <w:tcPr>
-            <w:tcW w:type="dxa" w:w="1296"/>
+            <w:tcW w:type="dxa" w:w="1134"/>
+          </w:tcPr>
+          <w:p>
+            <w:pPr>
+              <w:spacing w:line="240" w:lineRule="auto"/>
+              <w:jc w:val="center"/>
+            </w:pPr>
+            <w:r>
+              <w:rPr>
+                <w:rFonts w:ascii="바탕" w:hAnsi="바탕" w:eastAsia="바탕"/>
+                <w:b w:val="0"/>
+                <w:i w:val="0"/>
+                <w:sz w:val="18"/>
+              </w:rPr>
+              <w:t>162</w:t>
+            </w:r>
+          </w:p>
+        </w:tc>
+        <w:tc>
+          <w:tcPr>
+            <w:tcW w:type="dxa" w:w="1134"/>
           </w:tcPr>
           <w:p>
             <w:pPr>
@@ -14492,7 +14958,7 @@
         </w:tc>
         <w:tc>
           <w:tcPr>
-            <w:tcW w:type="dxa" w:w="1296"/>
+            <w:tcW w:type="dxa" w:w="1134"/>
           </w:tcPr>
           <w:p>
             <w:pPr>
@@ -14512,7 +14978,7 @@
         </w:tc>
         <w:tc>
           <w:tcPr>
-            <w:tcW w:type="dxa" w:w="1296"/>
+            <w:tcW w:type="dxa" w:w="1134"/>
           </w:tcPr>
           <w:p>
             <w:pPr>
@@ -14534,7 +15000,7 @@
       <w:tr>
         <w:tc>
           <w:tcPr>
-            <w:tcW w:type="dxa" w:w="1296"/>
+            <w:tcW w:type="dxa" w:w="1134"/>
           </w:tcPr>
           <w:p>
             <w:pPr>
@@ -14554,7 +15020,7 @@
         </w:tc>
         <w:tc>
           <w:tcPr>
-            <w:tcW w:type="dxa" w:w="1296"/>
+            <w:tcW w:type="dxa" w:w="1134"/>
           </w:tcPr>
           <w:p>
             <w:pPr>
@@ -14574,7 +15040,7 @@
         </w:tc>
         <w:tc>
           <w:tcPr>
-            <w:tcW w:type="dxa" w:w="1296"/>
+            <w:tcW w:type="dxa" w:w="1134"/>
           </w:tcPr>
           <w:p>
             <w:pPr>
@@ -14594,7 +15060,7 @@
         </w:tc>
         <w:tc>
           <w:tcPr>
-            <w:tcW w:type="dxa" w:w="1296"/>
+            <w:tcW w:type="dxa" w:w="1134"/>
           </w:tcPr>
           <w:p>
             <w:pPr>
@@ -14614,7 +15080,27 @@
         </w:tc>
         <w:tc>
           <w:tcPr>
-            <w:tcW w:type="dxa" w:w="1296"/>
+            <w:tcW w:type="dxa" w:w="1134"/>
+          </w:tcPr>
+          <w:p>
+            <w:pPr>
+              <w:spacing w:line="240" w:lineRule="auto"/>
+              <w:jc w:val="center"/>
+            </w:pPr>
+            <w:r>
+              <w:rPr>
+                <w:rFonts w:ascii="바탕" w:hAnsi="바탕" w:eastAsia="바탕"/>
+                <w:b w:val="0"/>
+                <w:i w:val="0"/>
+                <w:sz w:val="18"/>
+              </w:rPr>
+              <w:t>162</w:t>
+            </w:r>
+          </w:p>
+        </w:tc>
+        <w:tc>
+          <w:tcPr>
+            <w:tcW w:type="dxa" w:w="1134"/>
           </w:tcPr>
           <w:p>
             <w:pPr>
@@ -14634,7 +15120,7 @@
         </w:tc>
         <w:tc>
           <w:tcPr>
-            <w:tcW w:type="dxa" w:w="1296"/>
+            <w:tcW w:type="dxa" w:w="1134"/>
           </w:tcPr>
           <w:p>
             <w:pPr>
@@ -14654,7 +15140,7 @@
         </w:tc>
         <w:tc>
           <w:tcPr>
-            <w:tcW w:type="dxa" w:w="1296"/>
+            <w:tcW w:type="dxa" w:w="1134"/>
           </w:tcPr>
           <w:p>
             <w:pPr>
@@ -14676,7 +15162,7 @@
       <w:tr>
         <w:tc>
           <w:tcPr>
-            <w:tcW w:type="dxa" w:w="1296"/>
+            <w:tcW w:type="dxa" w:w="1134"/>
           </w:tcPr>
           <w:p>
             <w:pPr>
@@ -14696,7 +15182,7 @@
         </w:tc>
         <w:tc>
           <w:tcPr>
-            <w:tcW w:type="dxa" w:w="1296"/>
+            <w:tcW w:type="dxa" w:w="1134"/>
           </w:tcPr>
           <w:p>
             <w:pPr>
@@ -14716,7 +15202,7 @@
         </w:tc>
         <w:tc>
           <w:tcPr>
-            <w:tcW w:type="dxa" w:w="1296"/>
+            <w:tcW w:type="dxa" w:w="1134"/>
           </w:tcPr>
           <w:p>
             <w:pPr>
@@ -14736,7 +15222,7 @@
         </w:tc>
         <w:tc>
           <w:tcPr>
-            <w:tcW w:type="dxa" w:w="1296"/>
+            <w:tcW w:type="dxa" w:w="1134"/>
           </w:tcPr>
           <w:p>
             <w:pPr>
@@ -14756,7 +15242,27 @@
         </w:tc>
         <w:tc>
           <w:tcPr>
-            <w:tcW w:type="dxa" w:w="1296"/>
+            <w:tcW w:type="dxa" w:w="1134"/>
+          </w:tcPr>
+          <w:p>
+            <w:pPr>
+              <w:spacing w:line="240" w:lineRule="auto"/>
+              <w:jc w:val="center"/>
+            </w:pPr>
+            <w:r>
+              <w:rPr>
+                <w:rFonts w:ascii="바탕" w:hAnsi="바탕" w:eastAsia="바탕"/>
+                <w:b w:val="0"/>
+                <w:i w:val="0"/>
+                <w:sz w:val="18"/>
+              </w:rPr>
+              <w:t>162</w:t>
+            </w:r>
+          </w:p>
+        </w:tc>
+        <w:tc>
+          <w:tcPr>
+            <w:tcW w:type="dxa" w:w="1134"/>
           </w:tcPr>
           <w:p>
             <w:pPr>
@@ -14776,7 +15282,7 @@
         </w:tc>
         <w:tc>
           <w:tcPr>
-            <w:tcW w:type="dxa" w:w="1296"/>
+            <w:tcW w:type="dxa" w:w="1134"/>
           </w:tcPr>
           <w:p>
             <w:pPr>
@@ -14796,7 +15302,7 @@
         </w:tc>
         <w:tc>
           <w:tcPr>
-            <w:tcW w:type="dxa" w:w="1296"/>
+            <w:tcW w:type="dxa" w:w="1134"/>
           </w:tcPr>
           <w:p>
             <w:pPr>
@@ -14818,7 +15324,7 @@
       <w:tr>
         <w:tc>
           <w:tcPr>
-            <w:tcW w:type="dxa" w:w="1296"/>
+            <w:tcW w:type="dxa" w:w="1134"/>
           </w:tcPr>
           <w:p>
             <w:pPr>
@@ -14838,7 +15344,7 @@
         </w:tc>
         <w:tc>
           <w:tcPr>
-            <w:tcW w:type="dxa" w:w="1296"/>
+            <w:tcW w:type="dxa" w:w="1134"/>
           </w:tcPr>
           <w:p>
             <w:pPr>
@@ -14858,7 +15364,7 @@
         </w:tc>
         <w:tc>
           <w:tcPr>
-            <w:tcW w:type="dxa" w:w="1296"/>
+            <w:tcW w:type="dxa" w:w="1134"/>
           </w:tcPr>
           <w:p>
             <w:pPr>
@@ -14878,7 +15384,7 @@
         </w:tc>
         <w:tc>
           <w:tcPr>
-            <w:tcW w:type="dxa" w:w="1296"/>
+            <w:tcW w:type="dxa" w:w="1134"/>
           </w:tcPr>
           <w:p>
             <w:pPr>
@@ -14898,7 +15404,27 @@
         </w:tc>
         <w:tc>
           <w:tcPr>
-            <w:tcW w:type="dxa" w:w="1296"/>
+            <w:tcW w:type="dxa" w:w="1134"/>
+          </w:tcPr>
+          <w:p>
+            <w:pPr>
+              <w:spacing w:line="240" w:lineRule="auto"/>
+              <w:jc w:val="center"/>
+            </w:pPr>
+            <w:r>
+              <w:rPr>
+                <w:rFonts w:ascii="바탕" w:hAnsi="바탕" w:eastAsia="바탕"/>
+                <w:b w:val="0"/>
+                <w:i w:val="0"/>
+                <w:sz w:val="18"/>
+              </w:rPr>
+              <w:t>162</w:t>
+            </w:r>
+          </w:p>
+        </w:tc>
+        <w:tc>
+          <w:tcPr>
+            <w:tcW w:type="dxa" w:w="1134"/>
           </w:tcPr>
           <w:p>
             <w:pPr>
@@ -14918,7 +15444,7 @@
         </w:tc>
         <w:tc>
           <w:tcPr>
-            <w:tcW w:type="dxa" w:w="1296"/>
+            <w:tcW w:type="dxa" w:w="1134"/>
           </w:tcPr>
           <w:p>
             <w:pPr>
@@ -14938,7 +15464,7 @@
         </w:tc>
         <w:tc>
           <w:tcPr>
-            <w:tcW w:type="dxa" w:w="1296"/>
+            <w:tcW w:type="dxa" w:w="1134"/>
           </w:tcPr>
           <w:p>
             <w:pPr>
@@ -14960,7 +15486,7 @@
       <w:tr>
         <w:tc>
           <w:tcPr>
-            <w:tcW w:type="dxa" w:w="1296"/>
+            <w:tcW w:type="dxa" w:w="1134"/>
           </w:tcPr>
           <w:p>
             <w:pPr>
@@ -14980,7 +15506,7 @@
         </w:tc>
         <w:tc>
           <w:tcPr>
-            <w:tcW w:type="dxa" w:w="1296"/>
+            <w:tcW w:type="dxa" w:w="1134"/>
           </w:tcPr>
           <w:p>
             <w:pPr>
@@ -15000,7 +15526,7 @@
         </w:tc>
         <w:tc>
           <w:tcPr>
-            <w:tcW w:type="dxa" w:w="1296"/>
+            <w:tcW w:type="dxa" w:w="1134"/>
           </w:tcPr>
           <w:p>
             <w:pPr>
@@ -15020,7 +15546,7 @@
         </w:tc>
         <w:tc>
           <w:tcPr>
-            <w:tcW w:type="dxa" w:w="1296"/>
+            <w:tcW w:type="dxa" w:w="1134"/>
           </w:tcPr>
           <w:p>
             <w:pPr>
@@ -15040,7 +15566,27 @@
         </w:tc>
         <w:tc>
           <w:tcPr>
-            <w:tcW w:type="dxa" w:w="1296"/>
+            <w:tcW w:type="dxa" w:w="1134"/>
+          </w:tcPr>
+          <w:p>
+            <w:pPr>
+              <w:spacing w:line="240" w:lineRule="auto"/>
+              <w:jc w:val="center"/>
+            </w:pPr>
+            <w:r>
+              <w:rPr>
+                <w:rFonts w:ascii="바탕" w:hAnsi="바탕" w:eastAsia="바탕"/>
+                <w:b w:val="0"/>
+                <w:i w:val="0"/>
+                <w:sz w:val="18"/>
+              </w:rPr>
+              <w:t>162</w:t>
+            </w:r>
+          </w:p>
+        </w:tc>
+        <w:tc>
+          <w:tcPr>
+            <w:tcW w:type="dxa" w:w="1134"/>
           </w:tcPr>
           <w:p>
             <w:pPr>
@@ -15060,7 +15606,7 @@
         </w:tc>
         <w:tc>
           <w:tcPr>
-            <w:tcW w:type="dxa" w:w="1296"/>
+            <w:tcW w:type="dxa" w:w="1134"/>
           </w:tcPr>
           <w:p>
             <w:pPr>
@@ -15080,7 +15626,7 @@
         </w:tc>
         <w:tc>
           <w:tcPr>
-            <w:tcW w:type="dxa" w:w="1296"/>
+            <w:tcW w:type="dxa" w:w="1134"/>
           </w:tcPr>
           <w:p>
             <w:pPr>
@@ -15102,7 +15648,7 @@
       <w:tr>
         <w:tc>
           <w:tcPr>
-            <w:tcW w:type="dxa" w:w="1296"/>
+            <w:tcW w:type="dxa" w:w="1134"/>
           </w:tcPr>
           <w:p>
             <w:pPr>
@@ -15122,7 +15668,7 @@
         </w:tc>
         <w:tc>
           <w:tcPr>
-            <w:tcW w:type="dxa" w:w="1296"/>
+            <w:tcW w:type="dxa" w:w="1134"/>
           </w:tcPr>
           <w:p>
             <w:pPr>
@@ -15142,7 +15688,7 @@
         </w:tc>
         <w:tc>
           <w:tcPr>
-            <w:tcW w:type="dxa" w:w="1296"/>
+            <w:tcW w:type="dxa" w:w="1134"/>
           </w:tcPr>
           <w:p>
             <w:pPr>
@@ -15162,7 +15708,7 @@
         </w:tc>
         <w:tc>
           <w:tcPr>
-            <w:tcW w:type="dxa" w:w="1296"/>
+            <w:tcW w:type="dxa" w:w="1134"/>
           </w:tcPr>
           <w:p>
             <w:pPr>
@@ -15182,7 +15728,27 @@
         </w:tc>
         <w:tc>
           <w:tcPr>
-            <w:tcW w:type="dxa" w:w="1296"/>
+            <w:tcW w:type="dxa" w:w="1134"/>
+          </w:tcPr>
+          <w:p>
+            <w:pPr>
+              <w:spacing w:line="240" w:lineRule="auto"/>
+              <w:jc w:val="center"/>
+            </w:pPr>
+            <w:r>
+              <w:rPr>
+                <w:rFonts w:ascii="바탕" w:hAnsi="바탕" w:eastAsia="바탕"/>
+                <w:b w:val="0"/>
+                <w:i w:val="0"/>
+                <w:sz w:val="18"/>
+              </w:rPr>
+              <w:t>162</w:t>
+            </w:r>
+          </w:p>
+        </w:tc>
+        <w:tc>
+          <w:tcPr>
+            <w:tcW w:type="dxa" w:w="1134"/>
           </w:tcPr>
           <w:p>
             <w:pPr>
@@ -15202,7 +15768,7 @@
         </w:tc>
         <w:tc>
           <w:tcPr>
-            <w:tcW w:type="dxa" w:w="1296"/>
+            <w:tcW w:type="dxa" w:w="1134"/>
           </w:tcPr>
           <w:p>
             <w:pPr>
@@ -15222,7 +15788,7 @@
         </w:tc>
         <w:tc>
           <w:tcPr>
-            <w:tcW w:type="dxa" w:w="1296"/>
+            <w:tcW w:type="dxa" w:w="1134"/>
           </w:tcPr>
           <w:p>
             <w:pPr>
@@ -17022,7 +17588,7 @@
                 <w:i w:val="0"/>
                 <w:sz w:val="18"/>
               </w:rPr>
-              <w:t>기준: 임계값 규칙(처음) (학습 없음)</w:t>
+              <w:t>기준: 임계값 규칙(튜닝) (학습 없음)</w:t>
             </w:r>
           </w:p>
         </w:tc>
@@ -17082,7 +17648,7 @@
                 <w:i w:val="0"/>
                 <w:sz w:val="18"/>
               </w:rPr>
-              <w:t>35.8</w:t>
+              <w:t>162.3</w:t>
             </w:r>
           </w:p>
         </w:tc>
@@ -17102,7 +17668,7 @@
                 <w:i w:val="0"/>
                 <w:sz w:val="18"/>
               </w:rPr>
-              <w:t>[34.3, 37.6]</w:t>
+              <w:t>[156.9, 167.6]</w:t>
             </w:r>
           </w:p>
         </w:tc>
@@ -17122,7 +17688,7 @@
                 <w:i w:val="0"/>
                 <w:sz w:val="18"/>
               </w:rPr>
-              <w:t>100%</w:t>
+              <w:t>99%</w:t>
             </w:r>
           </w:p>
         </w:tc>

--- a/졸업논문_초안v1.docx
+++ b/졸업논문_초안v1.docx
@@ -5090,7 +5090,7 @@
                 <w:i w:val="0"/>
                 <w:sz w:val="18"/>
               </w:rPr>
-              <w:t>7</w:t>
+              <w:t>9</w:t>
             </w:r>
           </w:p>
         </w:tc>
@@ -5232,7 +5232,7 @@
                 <w:i w:val="0"/>
                 <w:sz w:val="18"/>
               </w:rPr>
-              <w:t>7</w:t>
+              <w:t>9</w:t>
             </w:r>
           </w:p>
         </w:tc>
@@ -5374,7 +5374,7 @@
                 <w:i w:val="0"/>
                 <w:sz w:val="18"/>
               </w:rPr>
-              <w:t>7</w:t>
+              <w:t>9</w:t>
             </w:r>
           </w:p>
         </w:tc>
@@ -7071,7 +7071,7 @@
           <w:i w:val="0"/>
           <w:sz w:val="20"/>
         </w:rPr>
-        <w:t xml:space="preserve">보상이 희소한 탐험 문제다. 목표에 닿기 전까지 아무 신호가 없고, 매 스텝 무작위로 행동하는 탐험으로는 목표에 한 번도 닿지 못한다. 학습 없이도 문제를 푸는 강한 고정 규칙(pump)이 존재한다. 조건당 환경 300,000스텝, 학습 계열은 λ 14개(격자 14개 중) · 시드 7~10개까지 완료된 집계다. </w:t>
+        <w:t xml:space="preserve">보상이 희소한 탐험 문제다. 목표에 닿기 전까지 아무 신호가 없고, 매 스텝 무작위로 행동하는 탐험으로는 목표에 한 번도 닿지 못한다. 학습 없이도 문제를 푸는 강한 고정 규칙(pump)이 존재한다. 조건당 환경 300,000스텝, 학습 계열은 λ 14개(격자 14개 중) · 시드 9~10개까지 완료된 집계다. </w:t>
       </w:r>
       <w:r>
         <w:rPr>
@@ -7421,7 +7421,7 @@
                 <w:i w:val="0"/>
                 <w:sz w:val="18"/>
               </w:rPr>
-              <w:t>-163 [-194, -132]</w:t>
+              <w:t>-167 [-200, -130]</w:t>
             </w:r>
           </w:p>
         </w:tc>
@@ -7441,7 +7441,7 @@
                 <w:i w:val="0"/>
                 <w:sz w:val="18"/>
               </w:rPr>
-              <w:t>-147 [-176, -129]</w:t>
+              <w:t>-138 [-165, -128]</w:t>
             </w:r>
           </w:p>
         </w:tc>
@@ -7461,7 +7461,7 @@
                 <w:i w:val="0"/>
                 <w:sz w:val="18"/>
               </w:rPr>
-              <w:t>-158 [-188, -130]</w:t>
+              <w:t>-151 [-180, -129]</w:t>
             </w:r>
           </w:p>
         </w:tc>
@@ -7543,7 +7543,7 @@
                 <w:i w:val="0"/>
                 <w:sz w:val="18"/>
               </w:rPr>
-              <w:t>-163 [-191, -132]</w:t>
+              <w:t>-169 [-200, -136]</w:t>
             </w:r>
           </w:p>
         </w:tc>
@@ -7563,7 +7563,7 @@
                 <w:i w:val="0"/>
                 <w:sz w:val="18"/>
               </w:rPr>
-              <w:t>-175 [-200, -148]</w:t>
+              <w:t>-175 [-200, -144]</w:t>
             </w:r>
           </w:p>
         </w:tc>
@@ -7583,7 +7583,7 @@
                 <w:i w:val="0"/>
                 <w:sz w:val="18"/>
               </w:rPr>
-              <w:t>-149 [-167, -129]</w:t>
+              <w:t>-143 [-164, -124]</w:t>
             </w:r>
           </w:p>
         </w:tc>
@@ -7665,7 +7665,7 @@
                 <w:i w:val="0"/>
                 <w:sz w:val="18"/>
               </w:rPr>
-              <w:t>-163 [-192, -133]</w:t>
+              <w:t>-165 [-193, -137]</w:t>
             </w:r>
           </w:p>
         </w:tc>
@@ -7685,7 +7685,7 @@
                 <w:i w:val="0"/>
                 <w:sz w:val="18"/>
               </w:rPr>
-              <w:t>-161 [-187, -137]</w:t>
+              <w:t>-152 [-178, -137]</w:t>
             </w:r>
           </w:p>
         </w:tc>
@@ -7705,7 +7705,7 @@
                 <w:i w:val="0"/>
                 <w:sz w:val="18"/>
               </w:rPr>
-              <w:t>-142 [-179, -114]</w:t>
+              <w:t>-139 [-172, -118]</w:t>
             </w:r>
           </w:p>
         </w:tc>
@@ -7807,7 +7807,7 @@
                 <w:i w:val="0"/>
                 <w:sz w:val="18"/>
               </w:rPr>
-              <w:t>-143 [-170, -129]</w:t>
+              <w:t>-157 [-193, -132]</w:t>
             </w:r>
           </w:p>
         </w:tc>
@@ -7827,7 +7827,7 @@
                 <w:i w:val="0"/>
                 <w:sz w:val="18"/>
               </w:rPr>
-              <w:t>-137 [-170, -121]</w:t>
+              <w:t>-140 [-165, -124]</w:t>
             </w:r>
           </w:p>
         </w:tc>
@@ -7909,7 +7909,7 @@
                 <w:i w:val="0"/>
                 <w:sz w:val="18"/>
               </w:rPr>
-              <w:t>-197 [-201, -165]</w:t>
+              <w:t>-196 [-201, -168]</w:t>
             </w:r>
           </w:p>
         </w:tc>
@@ -7929,7 +7929,7 @@
                 <w:i w:val="0"/>
                 <w:sz w:val="18"/>
               </w:rPr>
-              <w:t>-179 [-200, -158]</w:t>
+              <w:t>-179 [-200, -154]</w:t>
             </w:r>
           </w:p>
         </w:tc>
@@ -7949,7 +7949,7 @@
                 <w:i w:val="0"/>
                 <w:sz w:val="18"/>
               </w:rPr>
-              <w:t>-176 [-201, -144]</w:t>
+              <w:t>-176 [-200, -137]</w:t>
             </w:r>
           </w:p>
         </w:tc>
@@ -9478,7 +9478,7 @@
                 <w:i w:val="0"/>
                 <w:sz w:val="18"/>
               </w:rPr>
-              <w:t>124</w:t>
+              <w:t>128</w:t>
             </w:r>
           </w:p>
         </w:tc>
@@ -9498,7 +9498,7 @@
                 <w:i w:val="0"/>
                 <w:sz w:val="18"/>
               </w:rPr>
-              <w:t>131</w:t>
+              <w:t>126</w:t>
             </w:r>
           </w:p>
         </w:tc>
@@ -9518,7 +9518,7 @@
                 <w:i w:val="0"/>
                 <w:sz w:val="18"/>
               </w:rPr>
-              <w:t>139</w:t>
+              <w:t>135</w:t>
             </w:r>
           </w:p>
         </w:tc>
@@ -9600,7 +9600,7 @@
                 <w:i w:val="0"/>
                 <w:sz w:val="18"/>
               </w:rPr>
-              <w:t>127</w:t>
+              <w:t>132</w:t>
             </w:r>
           </w:p>
         </w:tc>
@@ -9640,7 +9640,7 @@
                 <w:i w:val="0"/>
                 <w:sz w:val="18"/>
               </w:rPr>
-              <w:t>135</w:t>
+              <w:t>132</w:t>
             </w:r>
           </w:p>
         </w:tc>
@@ -9722,7 +9722,7 @@
                 <w:i w:val="0"/>
                 <w:sz w:val="18"/>
               </w:rPr>
-              <w:t>108</w:t>
+              <w:t>121</w:t>
             </w:r>
           </w:p>
         </w:tc>
@@ -9742,7 +9742,7 @@
                 <w:i w:val="0"/>
                 <w:sz w:val="18"/>
               </w:rPr>
-              <w:t>125</w:t>
+              <w:t>129</w:t>
             </w:r>
           </w:p>
         </w:tc>
@@ -9762,7 +9762,7 @@
                 <w:i w:val="0"/>
                 <w:sz w:val="18"/>
               </w:rPr>
-              <w:t>135</w:t>
+              <w:t>128</w:t>
             </w:r>
           </w:p>
         </w:tc>
@@ -9844,7 +9844,7 @@
                 <w:i w:val="0"/>
                 <w:sz w:val="18"/>
               </w:rPr>
-              <w:t>114</w:t>
+              <w:t>126</w:t>
             </w:r>
           </w:p>
         </w:tc>
@@ -9864,7 +9864,7 @@
                 <w:i w:val="0"/>
                 <w:sz w:val="18"/>
               </w:rPr>
-              <w:t>128</w:t>
+              <w:t>127</w:t>
             </w:r>
           </w:p>
         </w:tc>
@@ -9884,7 +9884,7 @@
                 <w:i w:val="0"/>
                 <w:sz w:val="18"/>
               </w:rPr>
-              <w:t>123</w:t>
+              <w:t>120</w:t>
             </w:r>
           </w:p>
         </w:tc>
@@ -9966,7 +9966,7 @@
                 <w:i w:val="0"/>
                 <w:sz w:val="18"/>
               </w:rPr>
-              <w:t>112</w:t>
+              <w:t>131</w:t>
             </w:r>
           </w:p>
         </w:tc>
@@ -9986,7 +9986,7 @@
                 <w:i w:val="0"/>
                 <w:sz w:val="18"/>
               </w:rPr>
-              <w:t>136</w:t>
+              <w:t>129</w:t>
             </w:r>
           </w:p>
         </w:tc>
@@ -10006,7 +10006,7 @@
                 <w:i w:val="0"/>
                 <w:sz w:val="18"/>
               </w:rPr>
-              <w:t>89</w:t>
+              <w:t>87</w:t>
             </w:r>
           </w:p>
         </w:tc>

--- a/졸업논문_초안v1.docx
+++ b/졸업논문_초안v1.docx
@@ -5090,7 +5090,7 @@
                 <w:i w:val="0"/>
                 <w:sz w:val="18"/>
               </w:rPr>
-              <w:t>9</w:t>
+              <w:t>10</w:t>
             </w:r>
           </w:p>
         </w:tc>
@@ -5232,7 +5232,7 @@
                 <w:i w:val="0"/>
                 <w:sz w:val="18"/>
               </w:rPr>
-              <w:t>9</w:t>
+              <w:t>10</w:t>
             </w:r>
           </w:p>
         </w:tc>
@@ -5374,7 +5374,7 @@
                 <w:i w:val="0"/>
                 <w:sz w:val="18"/>
               </w:rPr>
-              <w:t>9</w:t>
+              <w:t>10</w:t>
             </w:r>
           </w:p>
         </w:tc>
@@ -8985,7 +8985,7 @@
       <w:r>
         <w:drawing>
           <wp:inline xmlns:a="http://schemas.openxmlformats.org/drawingml/2006/main" xmlns:pic="http://schemas.openxmlformats.org/drawingml/2006/picture">
-            <wp:extent cx="5040000" cy="3039196"/>
+            <wp:extent cx="5040000" cy="3037808"/>
             <wp:docPr id="2" name="Picture 2"/>
             <wp:cNvGraphicFramePr>
               <a:graphicFrameLocks noChangeAspect="1"/>
@@ -9006,7 +9006,7 @@
                   <pic:spPr>
                     <a:xfrm>
                       <a:off x="0" y="0"/>
-                      <a:ext cx="5040000" cy="3039196"/>
+                      <a:ext cx="5040000" cy="3037808"/>
                     </a:xfrm>
                     <a:prstGeom prst="rect"/>
                   </pic:spPr>
@@ -16861,7 +16861,7 @@
                 <w:i w:val="0"/>
                 <w:sz w:val="18"/>
               </w:rPr>
-              <w:t>[-179.9, -142.0]</w:t>
+              <w:t>[-180.7, -142.0]</w:t>
             </w:r>
           </w:p>
         </w:tc>

--- a/졸업논문_초안v1.docx
+++ b/졸업논문_초안v1.docx
@@ -7071,16 +7071,7 @@
           <w:i w:val="0"/>
           <w:sz w:val="20"/>
         </w:rPr>
-        <w:t xml:space="preserve">보상이 희소한 탐험 문제다. 목표에 닿기 전까지 아무 신호가 없고, 매 스텝 무작위로 행동하는 탐험으로는 목표에 한 번도 닿지 못한다. 학습 없이도 문제를 푸는 강한 고정 규칙(pump)이 존재한다. 조건당 환경 300,000스텝, 학습 계열은 λ 14개(격자 14개 중) · 시드 9~10개까지 완료된 집계다. </w:t>
-      </w:r>
-      <w:r>
-        <w:rPr>
-          <w:rFonts w:ascii="바탕" w:hAnsi="바탕" w:eastAsia="바탕"/>
-          <w:b/>
-          <w:i w:val="0"/>
-          <w:sz w:val="20"/>
-        </w:rPr>
-        <w:t>아직 실험이 끝나지 않았으므로 최종 결론이 아니다.</w:t>
+        <w:t>보상이 희소한 탐험 문제다. 목표에 닿기 전까지 아무 신호가 없고, 매 스텝 무작위로 행동하는 탐험으로는 목표에 한 번도 닿지 못한다. 학습 없이도 문제를 푸는 강한 고정 규칙(pump)이 존재한다. 조건당 환경 300,000스텝, 학습 계열은 λ 14개(격자 14개 중) · 시드 10개까지 완료된 집계다.</w:t>
       </w:r>
     </w:p>
     <w:p>
@@ -7421,7 +7412,7 @@
                 <w:i w:val="0"/>
                 <w:sz w:val="18"/>
               </w:rPr>
-              <w:t>-167 [-200, -130]</w:t>
+              <w:t>-172 [-200, -138]</w:t>
             </w:r>
           </w:p>
         </w:tc>
@@ -7441,7 +7432,7 @@
                 <w:i w:val="0"/>
                 <w:sz w:val="18"/>
               </w:rPr>
-              <w:t>-138 [-165, -128]</w:t>
+              <w:t>-145 [-171, -130]</w:t>
             </w:r>
           </w:p>
         </w:tc>
@@ -7461,7 +7452,7 @@
                 <w:i w:val="0"/>
                 <w:sz w:val="18"/>
               </w:rPr>
-              <w:t>-151 [-180, -129]</w:t>
+              <w:t>-152 [-178, -132]</w:t>
             </w:r>
           </w:p>
         </w:tc>
@@ -7543,7 +7534,7 @@
                 <w:i w:val="0"/>
                 <w:sz w:val="18"/>
               </w:rPr>
-              <w:t>-169 [-200, -136]</w:t>
+              <w:t>-174 [-200, -141]</w:t>
             </w:r>
           </w:p>
         </w:tc>
@@ -7563,7 +7554,7 @@
                 <w:i w:val="0"/>
                 <w:sz w:val="18"/>
               </w:rPr>
-              <w:t>-175 [-200, -144]</w:t>
+              <w:t>-169 [-195, -140]</w:t>
             </w:r>
           </w:p>
         </w:tc>
@@ -7583,7 +7574,7 @@
                 <w:i w:val="0"/>
                 <w:sz w:val="18"/>
               </w:rPr>
-              <w:t>-143 [-164, -124]</w:t>
+              <w:t>-142 [-160, -127]</w:t>
             </w:r>
           </w:p>
         </w:tc>
@@ -7665,7 +7656,7 @@
                 <w:i w:val="0"/>
                 <w:sz w:val="18"/>
               </w:rPr>
-              <w:t>-165 [-193, -137]</w:t>
+              <w:t>-165 [-190, -139]</w:t>
             </w:r>
           </w:p>
         </w:tc>
@@ -7685,7 +7676,7 @@
                 <w:i w:val="0"/>
                 <w:sz w:val="18"/>
               </w:rPr>
-              <w:t>-152 [-178, -137]</w:t>
+              <w:t>-149 [-174, -134]</w:t>
             </w:r>
           </w:p>
         </w:tc>
@@ -7705,7 +7696,7 @@
                 <w:i w:val="0"/>
                 <w:sz w:val="18"/>
               </w:rPr>
-              <w:t>-139 [-172, -118]</w:t>
+              <w:t>-144 [-174, -119]</w:t>
             </w:r>
           </w:p>
         </w:tc>
@@ -7787,7 +7778,7 @@
                 <w:i w:val="0"/>
                 <w:sz w:val="18"/>
               </w:rPr>
-              <w:t>-166 [-200, -130]</w:t>
+              <w:t>-172 [-200, -137]</w:t>
             </w:r>
           </w:p>
         </w:tc>
@@ -7807,7 +7798,7 @@
                 <w:i w:val="0"/>
                 <w:sz w:val="18"/>
               </w:rPr>
-              <w:t>-157 [-193, -132]</w:t>
+              <w:t>-165 [-194, -137]</w:t>
             </w:r>
           </w:p>
         </w:tc>
@@ -7827,7 +7818,7 @@
                 <w:i w:val="0"/>
                 <w:sz w:val="18"/>
               </w:rPr>
-              <w:t>-140 [-165, -124]</w:t>
+              <w:t>-138 [-162, -125]</w:t>
             </w:r>
           </w:p>
         </w:tc>
@@ -7909,7 +7900,7 @@
                 <w:i w:val="0"/>
                 <w:sz w:val="18"/>
               </w:rPr>
-              <w:t>-196 [-201, -168]</w:t>
+              <w:t>-197 [-201, -173]</w:t>
             </w:r>
           </w:p>
         </w:tc>
@@ -7929,7 +7920,7 @@
                 <w:i w:val="0"/>
                 <w:sz w:val="18"/>
               </w:rPr>
-              <w:t>-179 [-200, -154]</w:t>
+              <w:t>-183 [-200, -159]</w:t>
             </w:r>
           </w:p>
         </w:tc>
@@ -7949,7 +7940,7 @@
                 <w:i w:val="0"/>
                 <w:sz w:val="18"/>
               </w:rPr>
-              <w:t>-176 [-200, -137]</w:t>
+              <w:t>-168 [-200, -131]</w:t>
             </w:r>
           </w:p>
         </w:tc>
@@ -9478,7 +9469,7 @@
                 <w:i w:val="0"/>
                 <w:sz w:val="18"/>
               </w:rPr>
-              <w:t>128</w:t>
+              <w:t>129</w:t>
             </w:r>
           </w:p>
         </w:tc>
@@ -9498,7 +9489,7 @@
                 <w:i w:val="0"/>
                 <w:sz w:val="18"/>
               </w:rPr>
-              <w:t>126</w:t>
+              <w:t>131</w:t>
             </w:r>
           </w:p>
         </w:tc>
@@ -9518,7 +9509,7 @@
                 <w:i w:val="0"/>
                 <w:sz w:val="18"/>
               </w:rPr>
-              <w:t>135</w:t>
+              <w:t>138</w:t>
             </w:r>
           </w:p>
         </w:tc>
@@ -9600,27 +9591,27 @@
                 <w:i w:val="0"/>
                 <w:sz w:val="18"/>
               </w:rPr>
+              <w:t>134</w:t>
+            </w:r>
+          </w:p>
+        </w:tc>
+        <w:tc>
+          <w:tcPr>
+            <w:tcW w:type="dxa" w:w="1512"/>
+          </w:tcPr>
+          <w:p>
+            <w:pPr>
+              <w:spacing w:line="240" w:lineRule="auto"/>
+              <w:jc w:val="center"/>
+            </w:pPr>
+            <w:r>
+              <w:rPr>
+                <w:rFonts w:ascii="바탕" w:hAnsi="바탕" w:eastAsia="바탕"/>
+                <w:b w:val="0"/>
+                <w:i w:val="0"/>
+                <w:sz w:val="18"/>
+              </w:rPr>
               <w:t>132</w:t>
-            </w:r>
-          </w:p>
-        </w:tc>
-        <w:tc>
-          <w:tcPr>
-            <w:tcW w:type="dxa" w:w="1512"/>
-          </w:tcPr>
-          <w:p>
-            <w:pPr>
-              <w:spacing w:line="240" w:lineRule="auto"/>
-              <w:jc w:val="center"/>
-            </w:pPr>
-            <w:r>
-              <w:rPr>
-                <w:rFonts w:ascii="바탕" w:hAnsi="바탕" w:eastAsia="바탕"/>
-                <w:b w:val="0"/>
-                <w:i w:val="0"/>
-                <w:sz w:val="18"/>
-              </w:rPr>
-              <w:t>135</w:t>
             </w:r>
           </w:p>
         </w:tc>
@@ -9722,7 +9713,7 @@
                 <w:i w:val="0"/>
                 <w:sz w:val="18"/>
               </w:rPr>
-              <w:t>121</w:t>
+              <w:t>123</w:t>
             </w:r>
           </w:p>
         </w:tc>
@@ -9762,7 +9753,7 @@
                 <w:i w:val="0"/>
                 <w:sz w:val="18"/>
               </w:rPr>
-              <w:t>128</w:t>
+              <w:t>133</w:t>
             </w:r>
           </w:p>
         </w:tc>
@@ -9844,7 +9835,7 @@
                 <w:i w:val="0"/>
                 <w:sz w:val="18"/>
               </w:rPr>
-              <w:t>126</w:t>
+              <w:t>116</w:t>
             </w:r>
           </w:p>
         </w:tc>
@@ -9864,7 +9855,7 @@
                 <w:i w:val="0"/>
                 <w:sz w:val="18"/>
               </w:rPr>
-              <w:t>127</w:t>
+              <w:t>128</w:t>
             </w:r>
           </w:p>
         </w:tc>
@@ -9884,7 +9875,7 @@
                 <w:i w:val="0"/>
                 <w:sz w:val="18"/>
               </w:rPr>
-              <w:t>120</w:t>
+              <w:t>121</w:t>
             </w:r>
           </w:p>
         </w:tc>
@@ -9966,7 +9957,7 @@
                 <w:i w:val="0"/>
                 <w:sz w:val="18"/>
               </w:rPr>
-              <w:t>131</w:t>
+              <w:t>120</w:t>
             </w:r>
           </w:p>
         </w:tc>
@@ -9986,7 +9977,7 @@
                 <w:i w:val="0"/>
                 <w:sz w:val="18"/>
               </w:rPr>
-              <w:t>129</w:t>
+              <w:t>108</w:t>
             </w:r>
           </w:p>
         </w:tc>
@@ -10006,7 +9997,7 @@
                 <w:i w:val="0"/>
                 <w:sz w:val="18"/>
               </w:rPr>
-              <w:t>87</w:t>
+              <w:t>91</w:t>
             </w:r>
           </w:p>
         </w:tc>
@@ -16226,7 +16217,7 @@
                 <w:i w:val="0"/>
                 <w:sz w:val="18"/>
               </w:rPr>
-              <w:t>0.002</w:t>
+              <w:t>0.0075</w:t>
             </w:r>
           </w:p>
         </w:tc>
@@ -16861,7 +16852,7 @@
                 <w:i w:val="0"/>
                 <w:sz w:val="18"/>
               </w:rPr>
-              <w:t>[-180.7, -142.0]</w:t>
+              <w:t>[-179.9, -142.0]</w:t>
             </w:r>
           </w:p>
         </w:tc>
@@ -18592,7 +18583,7 @@
           <w:i w:val="0"/>
           <w:sz w:val="20"/>
         </w:rPr>
-        <w:t>을 두었다(Ⅲ장 6.2절). [실험 대기 — 결과 나오면 확정] 결과는 Ⅳ장에 그대로 싣는다.</w:t>
+        <w:t>을 두었다(Ⅲ장 6.3절). [실험 대기 — 결과 나오면 확정] 결과는 Ⅳ장에 그대로 싣는다.</w:t>
       </w:r>
     </w:p>
     <w:p>

--- a/졸업논문_초안v1.docx
+++ b/졸업논문_초안v1.docx
@@ -435,7 +435,7 @@
           <w:i w:val="0"/>
           <w:sz w:val="20"/>
         </w:rPr>
-        <w:t>기여는 세 가지다.</w:t>
+        <w:t>기여는 다섯 가지다.</w:t>
       </w:r>
     </w:p>
     <w:p>
@@ -606,7 +606,7 @@
           <w:i w:val="0"/>
           <w:sz w:val="20"/>
         </w:rPr>
-        <w:t>공정성 검증.</w:t>
+        <w:t>공정성 검증 — 학습 쪽을 의심한다.</w:t>
       </w:r>
       <w:r>
         <w:rPr>
@@ -615,7 +615,7 @@
           <w:i w:val="0"/>
           <w:sz w:val="20"/>
         </w:rPr>
-        <w:t xml:space="preserve"> "학습이 규칙에 진 것은 비용 때문이 아니라 학습이 덜 된 탓 아닌가"라는</w:t>
+        <w:t xml:space="preserve"> "학습이 규칙에 진 것은 비용 때문이 아니라 학습이</w:t>
       </w:r>
     </w:p>
     <w:p>
@@ -631,7 +631,65 @@
           <w:i w:val="0"/>
           <w:sz w:val="20"/>
         </w:rPr>
-        <w:t>당연한 반론을 정면으로 확인했다. 비용이 아예 없는 λ=0 조건에서 학습 예산과 탐험 설정을 바꿔 가며 다시 쟀고, 그 결과를 그대로 보고한다.</w:t>
+        <w:t>덜 된 탓 아닌가"라는 당연한 반론을 정면으로 확인했다. 비용이 아예 없는 λ=0 조건에서 학습 예산과 탐험 설정을 바꿔 가며 다시 쟀고, 그 결과를 그대로 보고한다.</w:t>
+      </w:r>
+    </w:p>
+    <w:p>
+      <w:pPr>
+        <w:spacing w:line="480" w:lineRule="auto" w:before="0" w:after="0"/>
+        <w:ind w:left="340" w:hanging="340"/>
+      </w:pPr>
+      <w:r>
+        <w:rPr>
+          <w:rFonts w:ascii="바탕" w:hAnsi="바탕" w:eastAsia="바탕"/>
+          <w:b w:val="0"/>
+          <w:i w:val="0"/>
+          <w:sz w:val="20"/>
+        </w:rPr>
+        <w:t xml:space="preserve">5. </w:t>
+      </w:r>
+      <w:r>
+        <w:rPr>
+          <w:rFonts w:ascii="바탕" w:hAnsi="바탕" w:eastAsia="바탕"/>
+          <w:b/>
+          <w:i w:val="0"/>
+          <w:sz w:val="20"/>
+        </w:rPr>
+        <w:t>기준선 감사 — 규칙 쪽도 의심한다.</w:t>
+      </w:r>
+      <w:r>
+        <w:rPr>
+          <w:rFonts w:ascii="바탕" w:hAnsi="바탕" w:eastAsia="바탕"/>
+          <w:b w:val="0"/>
+          <w:i w:val="0"/>
+          <w:sz w:val="20"/>
+        </w:rPr>
+        <w:t xml:space="preserve"> 반대 방향의 반론도 물었다. "학습이 이긴 것은 비교 상대가</w:t>
+      </w:r>
+    </w:p>
+    <w:p>
+      <w:pPr>
+        <w:spacing w:line="480" w:lineRule="auto" w:before="0" w:after="0"/>
+        <w:ind w:firstLine="200"/>
+        <w:jc w:val="both"/>
+      </w:pPr>
+      <w:r>
+        <w:rPr>
+          <w:rFonts w:ascii="바탕" w:hAnsi="바탕" w:eastAsia="바탕"/>
+          <w:b w:val="0"/>
+          <w:i w:val="0"/>
+          <w:sz w:val="20"/>
+        </w:rPr>
+        <w:t xml:space="preserve">약해서 아닌가?" 환경마다 기준 규칙의 계수를 다시 골라(평가에 쓰지 않는 에피소드에서) 더 나은 것이 있는지 확인했다. 한 환경에서 실제로 더 나은 계수가 나왔고, 그 결과 그 환경의 λ*가 바뀌었다. </w:t>
+      </w:r>
+      <w:r>
+        <w:rPr>
+          <w:rFonts w:ascii="바탕" w:hAnsi="바탕" w:eastAsia="바탕"/>
+          <w:b/>
+          <w:i w:val="0"/>
+          <w:sz w:val="20"/>
+        </w:rPr>
+        <w:t>"학습이 단순 규칙을 이긴다"는 주장은 그 규칙을 얼마나 성의 있게 만들었는지를 밝혀야 의미가 있다.</w:t>
       </w:r>
     </w:p>
     <w:p>
@@ -17744,7 +17802,7 @@
           <w:i w:val="0"/>
           <w:sz w:val="19"/>
         </w:rPr>
-        <w:t>표 9. 기준 규칙의 계수를 다시 골랐을 때</w:t>
+        <w:t>표 9. 기준 규칙의 계수를 다시 골랐을 때 (평가 100 에피소드)</w:t>
       </w:r>
     </w:p>
     <w:p>
@@ -17759,7 +17817,7 @@
           <w:i/>
           <w:sz w:val="18"/>
         </w:rPr>
-        <w:t>Table 9. Re-selecting the coefficients of each baseline rule</w:t>
+        <w:t>Table 9. Re-selecting the coefficients of each baseline rule (100 evaluation episodes)</w:t>
       </w:r>
     </w:p>
     <w:tbl>
@@ -18316,6 +18374,22 @@
           <w:sz w:val="20"/>
         </w:rPr>
         <w:t>(같은 형태의 규칙, 계수만 다름). 그 결과 그 환경의 임계 비용 λ*가 바뀌었다 — 표 1의 값은 다시 고른 규칙을 포함한 것이다.</w:t>
+      </w:r>
+    </w:p>
+    <w:p>
+      <w:pPr>
+        <w:spacing w:line="480" w:lineRule="auto" w:before="0" w:after="0"/>
+        <w:ind w:firstLine="200"/>
+        <w:jc w:val="both"/>
+      </w:pPr>
+      <w:r>
+        <w:rPr>
+          <w:rFonts w:ascii="바탕" w:hAnsi="바탕" w:eastAsia="바탕"/>
+          <w:b w:val="0"/>
+          <w:i w:val="0"/>
+          <w:sz w:val="20"/>
+        </w:rPr>
+        <w:t>이 표의 평가는 100 에피소드다(다른 표는 시드 10개 × 100 에피소드). 그래서 같은 규칙의 점수가 표마다 소수점 아래에서 조금 다를 수 있다 — pump 규칙이 여기서는 −119.8, 다른 표에서는 −119.3인 것이 그 때문이다.</w:t>
       </w:r>
     </w:p>
     <w:p>

--- a/졸업논문_초안v1.docx
+++ b/졸업논문_초안v1.docx
@@ -82,7 +82,7 @@
           <w:i w:val="0"/>
           <w:sz w:val="20"/>
         </w:rPr>
-        <w:t>행동에는 값이 붙는다. 기계를 한 번 움직일 때마다 부품이 닳고 연료가 든다. 그러나 표준 강화학습은 이 값을 0으로 두므로, 학습된 정책은 가만히 있어도 되는 순간에도 매 스텝 행동한다. 기존 연구는 행동을 아끼는 방법을 제시했으나 행동 비용의 크기를 바꿔 가며 성능을 재지는 않았다. 본 연구는 보상을 r′ = r − λ·1[행동 실행]로 바꾸어 행동 1회의 비용 λ를 독립 변수로 삼고, 표준 DQN·TempoRL 방식·Lazy-MDP 방식·고정 규칙 네 계열을 동일한 환경 스텝 예산과 동일한 평가 방식으로 비교하였다. 성질이 다른 세 환경에서 시드 10개·IQM·95% 계층 부트스트랩 신뢰구간으로 집계한 결과, 학습이 규칙을 더 이상 이기지 못하는 임계 비용 λ*는 환경마다 크게 달랐다. 즉 학습을 도입할 가치는 비용의 크기보다 보상이 조밀한지, 그리고 이미 좋은 고정 규칙이 있는지에 먼저 좌우된다. 또한 보상이 희소한 환경에서는 작은 비용만으로 학습이 무행동으로 얼어붙었으며, 이것이 최적해인지 탐험 실패인지를 가르기 위해 비용을 학습 도중에 켜는 대조 조건을 함께 실험하였다. [실험 대기 — 결과 나오면 확정]</w:t>
+        <w:t>행동에는 값이 붙는다. 기계를 한 번 움직일 때마다 부품이 닳고 연료가 든다. 그러나 표준 강화학습은 이 값을 0으로 두므로, 학습된 정책은 가만히 있어도 되는 순간에도 매 스텝 행동한다. 기존 연구는 행동을 아끼는 방법을 제시했으나 행동 비용의 크기를 바꿔 가며 성능을 재지는 않았다. 본 연구는 보상을 r′ = r − λ·1[행동 실행]로 바꾸어 행동 1회의 비용 λ를 독립 변수로 삼고, 표준 DQN·TempoRL 방식·Lazy-MDP 방식·고정 규칙 네 계열을 동일한 환경 스텝 예산과 동일한 평가 방식으로 비교하였다. 성질이 다른 세 환경에서 시드 10개·IQM·95% 계층 부트스트랩 신뢰구간으로 집계한 결과, 학습이 규칙을 더 이상 이기지 못하는 임계 비용 λ*는 환경마다 크게 달랐다. 즉 학습을 도입할 가치는 비용의 크기보다 보상이 조밀한지, 그리고 이미 좋은 고정 규칙이 있는지에 먼저 좌우된다. 또한 보상이 희소한 환경에서는 작은 비용만으로 학습이 무행동으로 얼어붙었으며, 비용을 학습 도중에 켜는 대조 조건과 비교한 결과 이는 최적해가 아니라 탐험 실패였다.</w:t>
       </w:r>
     </w:p>
     <w:p>
@@ -582,7 +582,25 @@
           <w:i w:val="0"/>
           <w:sz w:val="20"/>
         </w:rPr>
-        <w:t>모두 '아무것도 하지 않기'로 굳는 현상을 관찰했다. 이것이 비용에 따른 최적해인지 탐험 실패인지를 가르기 위해, 비용을 학습 도중에 켜는 대조 조건을 두어 비교했다. [실험 대기 — 결과 나오면 확정]</w:t>
+        <w:t xml:space="preserve">모두 '아무것도 하지 않기'로 굳는 현상을 관찰했다. 이것이 비용에 따른 최적해인지 탐험 실패인지를 가르기 위해, 비용을 학습 도중에 켜는 대조 조건을 두어 비교했다. </w:t>
+      </w:r>
+      <w:r>
+        <w:rPr>
+          <w:rFonts w:ascii="바탕" w:hAnsi="바탕" w:eastAsia="바탕"/>
+          <w:b/>
+          <w:i w:val="0"/>
+          <w:sz w:val="20"/>
+        </w:rPr>
+        <w:t>결과는 탐험 실패였다</w:t>
+      </w:r>
+      <w:r>
+        <w:rPr>
+          <w:rFonts w:ascii="바탕" w:hAnsi="바탕" w:eastAsia="바탕"/>
+          <w:b w:val="0"/>
+          <w:i w:val="0"/>
+          <w:sz w:val="20"/>
+        </w:rPr>
+        <w:t xml:space="preserve"> — 같은 비용으로 평가했는데도 비용을 나중에 켠 쪽이 목표에 훨씬 자주 닿았고(예: λ=0.05에서 표준 DQN의 도달률 0% → 66%), '무행동이 최적'을 지지하는 조건은 아홉 중 하나도 없었다.</w:t>
       </w:r>
     </w:p>
     <w:p>
@@ -16562,7 +16580,7 @@
     </w:p>
     <w:p>
       <w:pPr>
-        <w:spacing w:line="312" w:lineRule="auto" w:before="200" w:after="80"/>
+        <w:spacing w:line="312" w:lineRule="auto" w:before="160" w:after="60"/>
         <w:jc w:val="left"/>
       </w:pPr>
       <w:r>
@@ -16570,9 +16588,9 @@
           <w:rFonts w:ascii="맑은 고딕" w:hAnsi="맑은 고딕" w:eastAsia="맑은 고딕"/>
           <w:b/>
           <w:i w:val="0"/>
-          <w:sz w:val="22"/>
-        </w:rPr>
-        <w:t>5. 공정성 점검 — 비용이 없을 때 학습은 규칙 수준에 닿는가</w:t>
+          <w:sz w:val="20"/>
+        </w:rPr>
+        <w:t>4.4 무행동 붕괴는 최적해인가, 탐험 실패인가 (대조 실험)</w:t>
       </w:r>
     </w:p>
     <w:p>
@@ -16588,7 +16606,79 @@
           <w:i w:val="0"/>
           <w:sz w:val="20"/>
         </w:rPr>
-        <w:t>MountainCar에서 λ*가 0으로 나왔다는 것은 "비용이 없어도 학습이 규칙에 진다"는 뜻이다. 그렇다면 이 결과는 비용에 대한 발견이 아니라 학습이 덜 됐다는 신호일 수 있다. 그래서 학습 예산과 탐험 설정을 바꿔 가며 λ=0 성능을 다시 쟀다.</w:t>
+        <w:t xml:space="preserve">앞 절의 붕괴에는 두 가지 해석이 있다. </w:t>
+      </w:r>
+      <w:r>
+        <w:rPr>
+          <w:rFonts w:ascii="바탕" w:hAnsi="바탕" w:eastAsia="바탕"/>
+          <w:b/>
+          <w:i w:val="0"/>
+          <w:sz w:val="20"/>
+        </w:rPr>
+        <w:t>(가)</w:t>
+      </w:r>
+      <w:r>
+        <w:rPr>
+          <w:rFonts w:ascii="바탕" w:hAnsi="바탕" w:eastAsia="바탕"/>
+          <w:b w:val="0"/>
+          <w:i w:val="0"/>
+          <w:sz w:val="20"/>
+        </w:rPr>
+        <w:t xml:space="preserve"> 비용을 반영하면 정말로 가만히 있는 것이 최선이거나, </w:t>
+      </w:r>
+      <w:r>
+        <w:rPr>
+          <w:rFonts w:ascii="바탕" w:hAnsi="바탕" w:eastAsia="바탕"/>
+          <w:b/>
+          <w:i w:val="0"/>
+          <w:sz w:val="20"/>
+        </w:rPr>
+        <w:t>(나)</w:t>
+      </w:r>
+      <w:r>
+        <w:rPr>
+          <w:rFonts w:ascii="바탕" w:hAnsi="바탕" w:eastAsia="바탕"/>
+          <w:b w:val="0"/>
+          <w:i w:val="0"/>
+          <w:sz w:val="20"/>
+        </w:rPr>
+        <w:t xml:space="preserve"> 비용 때문에 초반에 목표를 한 번도 보지 못해 굳었거나. 두 해석은 같은 관측을 낳지만 뜻이 정반대다. 이를 가르기 위해 같은 예산·시드 안에서 </w:t>
+      </w:r>
+      <w:r>
+        <w:rPr>
+          <w:rFonts w:ascii="바탕" w:hAnsi="바탕" w:eastAsia="바탕"/>
+          <w:b/>
+          <w:i w:val="0"/>
+          <w:sz w:val="20"/>
+        </w:rPr>
+        <w:t>비용을 켜는 시점만</w:t>
+      </w:r>
+      <w:r>
+        <w:rPr>
+          <w:rFonts w:ascii="바탕" w:hAnsi="바탕" w:eastAsia="바탕"/>
+          <w:b w:val="0"/>
+          <w:i w:val="0"/>
+          <w:sz w:val="20"/>
+        </w:rPr>
+        <w:t xml:space="preserve"> 바꾼 조건을 두었다(Ⅲ장 6.3절). 평가는 양쪽 모두 진짜 λ로 한다. 앞 절에서 본 두 단계 구조 때문에 점수·행동뿐 아니라 </w:t>
+      </w:r>
+      <w:r>
+        <w:rPr>
+          <w:rFonts w:ascii="바탕" w:hAnsi="바탕" w:eastAsia="바탕"/>
+          <w:b/>
+          <w:i w:val="0"/>
+          <w:sz w:val="20"/>
+        </w:rPr>
+        <w:t>목표 도달률</w:t>
+      </w:r>
+      <w:r>
+        <w:rPr>
+          <w:rFonts w:ascii="바탕" w:hAnsi="바탕" w:eastAsia="바탕"/>
+          <w:b w:val="0"/>
+          <w:i w:val="0"/>
+          <w:sz w:val="20"/>
+        </w:rPr>
+        <w:t>을 함께 본다 — 행동은 유지되는데 성능만 무너지는 구간에서 워밍업 쪽이 도달률을 지켜 낸다면, 그것이 탐험 실패의 가장 직접적인 증거다.</w:t>
       </w:r>
     </w:p>
     <w:p>
@@ -16603,7 +16693,7 @@
           <w:i w:val="0"/>
           <w:sz w:val="19"/>
         </w:rPr>
-        <w:t>표 8. 공정성 점검 — 비용이 없을 때(λ=0) 학습은 그 환경의 규칙 수준에 닿는가</w:t>
+        <w:t>표 8. 비용을 처음부터 물릴 때와 절반 뒤에 켤 때 (MountainCar-v0, 같은 예산·시드)</w:t>
       </w:r>
     </w:p>
     <w:p>
@@ -16618,7 +16708,7 @@
           <w:i/>
           <w:sz w:val="18"/>
         </w:rPr>
-        <w:t>Table 8. Fairness check: does learning reach rule-level performance at zero cost (λ=0)</w:t>
+        <w:t>Table 8. Charging the cost from the start versus switching it on halfway (MountainCar-v0)</w:t>
       </w:r>
     </w:p>
     <w:tbl>
@@ -16640,6 +16730,2737 @@
       <w:tr>
         <w:tc>
           <w:tcPr>
+            <w:tcW w:type="dxa" w:w="1296"/>
+            <w:shd w:val="clear" w:color="auto" w:fill="EDEDED"/>
+          </w:tcPr>
+          <w:p>
+            <w:pPr>
+              <w:spacing w:line="240" w:lineRule="auto"/>
+              <w:jc w:val="center"/>
+            </w:pPr>
+            <w:r/>
+            <w:r>
+              <w:rPr>
+                <w:rFonts w:ascii="맑은 고딕" w:hAnsi="맑은 고딕" w:eastAsia="맑은 고딕"/>
+                <w:b/>
+                <w:i w:val="0"/>
+                <w:sz w:val="18"/>
+              </w:rPr>
+              <w:t>λ</w:t>
+            </w:r>
+          </w:p>
+        </w:tc>
+        <w:tc>
+          <w:tcPr>
+            <w:tcW w:type="dxa" w:w="1296"/>
+            <w:shd w:val="clear" w:color="auto" w:fill="EDEDED"/>
+          </w:tcPr>
+          <w:p>
+            <w:pPr>
+              <w:spacing w:line="240" w:lineRule="auto"/>
+              <w:jc w:val="center"/>
+            </w:pPr>
+            <w:r/>
+            <w:r>
+              <w:rPr>
+                <w:rFonts w:ascii="맑은 고딕" w:hAnsi="맑은 고딕" w:eastAsia="맑은 고딕"/>
+                <w:b/>
+                <w:i w:val="0"/>
+                <w:sz w:val="18"/>
+              </w:rPr>
+              <w:t>계열</w:t>
+            </w:r>
+          </w:p>
+        </w:tc>
+        <w:tc>
+          <w:tcPr>
+            <w:tcW w:type="dxa" w:w="1296"/>
+            <w:shd w:val="clear" w:color="auto" w:fill="EDEDED"/>
+          </w:tcPr>
+          <w:p>
+            <w:pPr>
+              <w:spacing w:line="240" w:lineRule="auto"/>
+              <w:jc w:val="center"/>
+            </w:pPr>
+            <w:r/>
+            <w:r>
+              <w:rPr>
+                <w:rFonts w:ascii="맑은 고딕" w:hAnsi="맑은 고딕" w:eastAsia="맑은 고딕"/>
+                <w:b/>
+                <w:i w:val="0"/>
+                <w:sz w:val="18"/>
+              </w:rPr>
+              <w:t>비용 시점</w:t>
+            </w:r>
+          </w:p>
+        </w:tc>
+        <w:tc>
+          <w:tcPr>
+            <w:tcW w:type="dxa" w:w="1296"/>
+            <w:shd w:val="clear" w:color="auto" w:fill="EDEDED"/>
+          </w:tcPr>
+          <w:p>
+            <w:pPr>
+              <w:spacing w:line="240" w:lineRule="auto"/>
+              <w:jc w:val="center"/>
+            </w:pPr>
+            <w:r/>
+            <w:r>
+              <w:rPr>
+                <w:rFonts w:ascii="맑은 고딕" w:hAnsi="맑은 고딕" w:eastAsia="맑은 고딕"/>
+                <w:b/>
+                <w:i w:val="0"/>
+                <w:sz w:val="18"/>
+              </w:rPr>
+              <w:t>r′ IQM [95% CI]</w:t>
+            </w:r>
+          </w:p>
+        </w:tc>
+        <w:tc>
+          <w:tcPr>
+            <w:tcW w:type="dxa" w:w="1296"/>
+            <w:shd w:val="clear" w:color="auto" w:fill="EDEDED"/>
+          </w:tcPr>
+          <w:p>
+            <w:pPr>
+              <w:spacing w:line="240" w:lineRule="auto"/>
+              <w:jc w:val="center"/>
+            </w:pPr>
+            <w:r/>
+            <w:r>
+              <w:rPr>
+                <w:rFonts w:ascii="맑은 고딕" w:hAnsi="맑은 고딕" w:eastAsia="맑은 고딕"/>
+                <w:b/>
+                <w:i w:val="0"/>
+                <w:sz w:val="18"/>
+              </w:rPr>
+              <w:t>행동 횟수</w:t>
+            </w:r>
+          </w:p>
+        </w:tc>
+        <w:tc>
+          <w:tcPr>
+            <w:tcW w:type="dxa" w:w="1296"/>
+            <w:shd w:val="clear" w:color="auto" w:fill="EDEDED"/>
+          </w:tcPr>
+          <w:p>
+            <w:pPr>
+              <w:spacing w:line="240" w:lineRule="auto"/>
+              <w:jc w:val="center"/>
+            </w:pPr>
+            <w:r/>
+            <w:r>
+              <w:rPr>
+                <w:rFonts w:ascii="맑은 고딕" w:hAnsi="맑은 고딕" w:eastAsia="맑은 고딕"/>
+                <w:b/>
+                <w:i w:val="0"/>
+                <w:sz w:val="18"/>
+              </w:rPr>
+              <w:t>목표 도달률</w:t>
+            </w:r>
+          </w:p>
+        </w:tc>
+        <w:tc>
+          <w:tcPr>
+            <w:tcW w:type="dxa" w:w="1296"/>
+            <w:shd w:val="clear" w:color="auto" w:fill="EDEDED"/>
+          </w:tcPr>
+          <w:p>
+            <w:pPr>
+              <w:spacing w:line="240" w:lineRule="auto"/>
+              <w:jc w:val="center"/>
+            </w:pPr>
+            <w:r/>
+            <w:r>
+              <w:rPr>
+                <w:rFonts w:ascii="맑은 고딕" w:hAnsi="맑은 고딕" w:eastAsia="맑은 고딕"/>
+                <w:b/>
+                <w:i w:val="0"/>
+                <w:sz w:val="18"/>
+              </w:rPr>
+              <w:t>판정</w:t>
+            </w:r>
+          </w:p>
+        </w:tc>
+      </w:tr>
+      <w:tr>
+        <w:tc>
+          <w:tcPr>
+            <w:tcW w:type="dxa" w:w="1296"/>
+          </w:tcPr>
+          <w:p>
+            <w:pPr>
+              <w:spacing w:line="240" w:lineRule="auto"/>
+              <w:jc w:val="left"/>
+            </w:pPr>
+            <w:r>
+              <w:rPr>
+                <w:rFonts w:ascii="바탕" w:hAnsi="바탕" w:eastAsia="바탕"/>
+                <w:b/>
+                <w:i w:val="0"/>
+                <w:sz w:val="18"/>
+              </w:rPr>
+              <w:t>0.01</w:t>
+            </w:r>
+          </w:p>
+        </w:tc>
+        <w:tc>
+          <w:tcPr>
+            <w:tcW w:type="dxa" w:w="1296"/>
+          </w:tcPr>
+          <w:p>
+            <w:pPr>
+              <w:spacing w:line="240" w:lineRule="auto"/>
+              <w:jc w:val="center"/>
+            </w:pPr>
+            <w:r>
+              <w:rPr>
+                <w:rFonts w:ascii="바탕" w:hAnsi="바탕" w:eastAsia="바탕"/>
+                <w:b w:val="0"/>
+                <w:i w:val="0"/>
+                <w:sz w:val="18"/>
+              </w:rPr>
+              <w:t>표준 DQN</w:t>
+            </w:r>
+          </w:p>
+        </w:tc>
+        <w:tc>
+          <w:tcPr>
+            <w:tcW w:type="dxa" w:w="1296"/>
+          </w:tcPr>
+          <w:p>
+            <w:pPr>
+              <w:spacing w:line="240" w:lineRule="auto"/>
+              <w:jc w:val="center"/>
+            </w:pPr>
+            <w:r>
+              <w:rPr>
+                <w:rFonts w:ascii="바탕" w:hAnsi="바탕" w:eastAsia="바탕"/>
+                <w:b w:val="0"/>
+                <w:i w:val="0"/>
+                <w:sz w:val="18"/>
+              </w:rPr>
+              <w:t>처음부터</w:t>
+            </w:r>
+          </w:p>
+        </w:tc>
+        <w:tc>
+          <w:tcPr>
+            <w:tcW w:type="dxa" w:w="1296"/>
+          </w:tcPr>
+          <w:p>
+            <w:pPr>
+              <w:spacing w:line="240" w:lineRule="auto"/>
+              <w:jc w:val="center"/>
+            </w:pPr>
+            <w:r>
+              <w:rPr>
+                <w:rFonts w:ascii="바탕" w:hAnsi="바탕" w:eastAsia="바탕"/>
+                <w:b w:val="0"/>
+                <w:i w:val="0"/>
+                <w:sz w:val="18"/>
+              </w:rPr>
+              <w:t>-197.5 [-200.1, -181.2]</w:t>
+            </w:r>
+          </w:p>
+        </w:tc>
+        <w:tc>
+          <w:tcPr>
+            <w:tcW w:type="dxa" w:w="1296"/>
+          </w:tcPr>
+          <w:p>
+            <w:pPr>
+              <w:spacing w:line="240" w:lineRule="auto"/>
+              <w:jc w:val="center"/>
+            </w:pPr>
+            <w:r>
+              <w:rPr>
+                <w:rFonts w:ascii="바탕" w:hAnsi="바탕" w:eastAsia="바탕"/>
+                <w:b w:val="0"/>
+                <w:i w:val="0"/>
+                <w:sz w:val="18"/>
+              </w:rPr>
+              <w:t>33</w:t>
+            </w:r>
+          </w:p>
+        </w:tc>
+        <w:tc>
+          <w:tcPr>
+            <w:tcW w:type="dxa" w:w="1296"/>
+          </w:tcPr>
+          <w:p>
+            <w:pPr>
+              <w:spacing w:line="240" w:lineRule="auto"/>
+              <w:jc w:val="center"/>
+            </w:pPr>
+            <w:r>
+              <w:rPr>
+                <w:rFonts w:ascii="바탕" w:hAnsi="바탕" w:eastAsia="바탕"/>
+                <w:b w:val="0"/>
+                <w:i w:val="0"/>
+                <w:sz w:val="18"/>
+              </w:rPr>
+              <w:t>3%</w:t>
+            </w:r>
+          </w:p>
+        </w:tc>
+        <w:tc>
+          <w:tcPr>
+            <w:tcW w:type="dxa" w:w="1296"/>
+          </w:tcPr>
+          <w:p>
+            <w:pPr>
+              <w:spacing w:line="240" w:lineRule="auto"/>
+              <w:jc w:val="center"/>
+            </w:pPr>
+          </w:p>
+        </w:tc>
+      </w:tr>
+      <w:tr>
+        <w:tc>
+          <w:tcPr>
+            <w:tcW w:type="dxa" w:w="1296"/>
+          </w:tcPr>
+          <w:p>
+            <w:pPr>
+              <w:spacing w:line="240" w:lineRule="auto"/>
+              <w:jc w:val="left"/>
+            </w:pPr>
+            <w:r>
+              <w:rPr>
+                <w:rFonts w:ascii="바탕" w:hAnsi="바탕" w:eastAsia="바탕"/>
+                <w:b/>
+                <w:i w:val="0"/>
+                <w:sz w:val="18"/>
+              </w:rPr>
+              <w:t>0.01</w:t>
+            </w:r>
+          </w:p>
+        </w:tc>
+        <w:tc>
+          <w:tcPr>
+            <w:tcW w:type="dxa" w:w="1296"/>
+          </w:tcPr>
+          <w:p>
+            <w:pPr>
+              <w:spacing w:line="240" w:lineRule="auto"/>
+              <w:jc w:val="center"/>
+            </w:pPr>
+            <w:r>
+              <w:rPr>
+                <w:rFonts w:ascii="바탕" w:hAnsi="바탕" w:eastAsia="바탕"/>
+                <w:b w:val="0"/>
+                <w:i w:val="0"/>
+                <w:sz w:val="18"/>
+              </w:rPr>
+              <w:t>표준 DQN</w:t>
+            </w:r>
+          </w:p>
+        </w:tc>
+        <w:tc>
+          <w:tcPr>
+            <w:tcW w:type="dxa" w:w="1296"/>
+          </w:tcPr>
+          <w:p>
+            <w:pPr>
+              <w:spacing w:line="240" w:lineRule="auto"/>
+              <w:jc w:val="center"/>
+            </w:pPr>
+            <w:r>
+              <w:rPr>
+                <w:rFonts w:ascii="바탕" w:hAnsi="바탕" w:eastAsia="바탕"/>
+                <w:b w:val="0"/>
+                <w:i w:val="0"/>
+                <w:sz w:val="18"/>
+              </w:rPr>
+              <w:t>절반 뒤</w:t>
+            </w:r>
+          </w:p>
+        </w:tc>
+        <w:tc>
+          <w:tcPr>
+            <w:tcW w:type="dxa" w:w="1296"/>
+          </w:tcPr>
+          <w:p>
+            <w:pPr>
+              <w:spacing w:line="240" w:lineRule="auto"/>
+              <w:jc w:val="center"/>
+            </w:pPr>
+            <w:r>
+              <w:rPr>
+                <w:rFonts w:ascii="바탕" w:hAnsi="바탕" w:eastAsia="바탕"/>
+                <w:b w:val="0"/>
+                <w:i w:val="0"/>
+                <w:sz w:val="18"/>
+              </w:rPr>
+              <w:t>-140.8 [-169.8, -125.7]</w:t>
+            </w:r>
+          </w:p>
+        </w:tc>
+        <w:tc>
+          <w:tcPr>
+            <w:tcW w:type="dxa" w:w="1296"/>
+          </w:tcPr>
+          <w:p>
+            <w:pPr>
+              <w:spacing w:line="240" w:lineRule="auto"/>
+              <w:jc w:val="center"/>
+            </w:pPr>
+            <w:r>
+              <w:rPr>
+                <w:rFonts w:ascii="바탕" w:hAnsi="바탕" w:eastAsia="바탕"/>
+                <w:b w:val="0"/>
+                <w:i w:val="0"/>
+                <w:sz w:val="18"/>
+              </w:rPr>
+              <w:t>119</w:t>
+            </w:r>
+          </w:p>
+        </w:tc>
+        <w:tc>
+          <w:tcPr>
+            <w:tcW w:type="dxa" w:w="1296"/>
+          </w:tcPr>
+          <w:p>
+            <w:pPr>
+              <w:spacing w:line="240" w:lineRule="auto"/>
+              <w:jc w:val="center"/>
+            </w:pPr>
+            <w:r>
+              <w:rPr>
+                <w:rFonts w:ascii="바탕" w:hAnsi="바탕" w:eastAsia="바탕"/>
+                <w:b w:val="0"/>
+                <w:i w:val="0"/>
+                <w:sz w:val="18"/>
+              </w:rPr>
+              <w:t>86%</w:t>
+            </w:r>
+          </w:p>
+        </w:tc>
+        <w:tc>
+          <w:tcPr>
+            <w:tcW w:type="dxa" w:w="1296"/>
+          </w:tcPr>
+          <w:p>
+            <w:pPr>
+              <w:spacing w:line="240" w:lineRule="auto"/>
+              <w:jc w:val="center"/>
+            </w:pPr>
+            <w:r>
+              <w:rPr>
+                <w:rFonts w:ascii="바탕" w:hAnsi="바탕" w:eastAsia="바탕"/>
+                <w:b w:val="0"/>
+                <w:i w:val="0"/>
+                <w:sz w:val="18"/>
+              </w:rPr>
+              <w:t>탐험 실패 (워밍업 쪽이 도달률도 점수도 높다)</w:t>
+            </w:r>
+          </w:p>
+        </w:tc>
+      </w:tr>
+      <w:tr>
+        <w:tc>
+          <w:tcPr>
+            <w:tcW w:type="dxa" w:w="1296"/>
+          </w:tcPr>
+          <w:p>
+            <w:pPr>
+              <w:spacing w:line="240" w:lineRule="auto"/>
+              <w:jc w:val="left"/>
+            </w:pPr>
+            <w:r>
+              <w:rPr>
+                <w:rFonts w:ascii="바탕" w:hAnsi="바탕" w:eastAsia="바탕"/>
+                <w:b/>
+                <w:i w:val="0"/>
+                <w:sz w:val="18"/>
+              </w:rPr>
+              <w:t>0.01</w:t>
+            </w:r>
+          </w:p>
+        </w:tc>
+        <w:tc>
+          <w:tcPr>
+            <w:tcW w:type="dxa" w:w="1296"/>
+          </w:tcPr>
+          <w:p>
+            <w:pPr>
+              <w:spacing w:line="240" w:lineRule="auto"/>
+              <w:jc w:val="center"/>
+            </w:pPr>
+            <w:r>
+              <w:rPr>
+                <w:rFonts w:ascii="바탕" w:hAnsi="바탕" w:eastAsia="바탕"/>
+                <w:b w:val="0"/>
+                <w:i w:val="0"/>
+                <w:sz w:val="18"/>
+              </w:rPr>
+              <w:t>TempoRL</w:t>
+            </w:r>
+          </w:p>
+        </w:tc>
+        <w:tc>
+          <w:tcPr>
+            <w:tcW w:type="dxa" w:w="1296"/>
+          </w:tcPr>
+          <w:p>
+            <w:pPr>
+              <w:spacing w:line="240" w:lineRule="auto"/>
+              <w:jc w:val="center"/>
+            </w:pPr>
+            <w:r>
+              <w:rPr>
+                <w:rFonts w:ascii="바탕" w:hAnsi="바탕" w:eastAsia="바탕"/>
+                <w:b w:val="0"/>
+                <w:i w:val="0"/>
+                <w:sz w:val="18"/>
+              </w:rPr>
+              <w:t>처음부터</w:t>
+            </w:r>
+          </w:p>
+        </w:tc>
+        <w:tc>
+          <w:tcPr>
+            <w:tcW w:type="dxa" w:w="1296"/>
+          </w:tcPr>
+          <w:p>
+            <w:pPr>
+              <w:spacing w:line="240" w:lineRule="auto"/>
+              <w:jc w:val="center"/>
+            </w:pPr>
+            <w:r>
+              <w:rPr>
+                <w:rFonts w:ascii="바탕" w:hAnsi="바탕" w:eastAsia="바탕"/>
+                <w:b w:val="0"/>
+                <w:i w:val="0"/>
+                <w:sz w:val="18"/>
+              </w:rPr>
+              <w:t>-192.8 [-200.3, -168.1]</w:t>
+            </w:r>
+          </w:p>
+        </w:tc>
+        <w:tc>
+          <w:tcPr>
+            <w:tcW w:type="dxa" w:w="1296"/>
+          </w:tcPr>
+          <w:p>
+            <w:pPr>
+              <w:spacing w:line="240" w:lineRule="auto"/>
+              <w:jc w:val="center"/>
+            </w:pPr>
+            <w:r>
+              <w:rPr>
+                <w:rFonts w:ascii="바탕" w:hAnsi="바탕" w:eastAsia="바탕"/>
+                <w:b w:val="0"/>
+                <w:i w:val="0"/>
+                <w:sz w:val="18"/>
+              </w:rPr>
+              <w:t>56</w:t>
+            </w:r>
+          </w:p>
+        </w:tc>
+        <w:tc>
+          <w:tcPr>
+            <w:tcW w:type="dxa" w:w="1296"/>
+          </w:tcPr>
+          <w:p>
+            <w:pPr>
+              <w:spacing w:line="240" w:lineRule="auto"/>
+              <w:jc w:val="center"/>
+            </w:pPr>
+            <w:r>
+              <w:rPr>
+                <w:rFonts w:ascii="바탕" w:hAnsi="바탕" w:eastAsia="바탕"/>
+                <w:b w:val="0"/>
+                <w:i w:val="0"/>
+                <w:sz w:val="18"/>
+              </w:rPr>
+              <w:t>13%</w:t>
+            </w:r>
+          </w:p>
+        </w:tc>
+        <w:tc>
+          <w:tcPr>
+            <w:tcW w:type="dxa" w:w="1296"/>
+          </w:tcPr>
+          <w:p>
+            <w:pPr>
+              <w:spacing w:line="240" w:lineRule="auto"/>
+              <w:jc w:val="center"/>
+            </w:pPr>
+          </w:p>
+        </w:tc>
+      </w:tr>
+      <w:tr>
+        <w:tc>
+          <w:tcPr>
+            <w:tcW w:type="dxa" w:w="1296"/>
+          </w:tcPr>
+          <w:p>
+            <w:pPr>
+              <w:spacing w:line="240" w:lineRule="auto"/>
+              <w:jc w:val="left"/>
+            </w:pPr>
+            <w:r>
+              <w:rPr>
+                <w:rFonts w:ascii="바탕" w:hAnsi="바탕" w:eastAsia="바탕"/>
+                <w:b/>
+                <w:i w:val="0"/>
+                <w:sz w:val="18"/>
+              </w:rPr>
+              <w:t>0.01</w:t>
+            </w:r>
+          </w:p>
+        </w:tc>
+        <w:tc>
+          <w:tcPr>
+            <w:tcW w:type="dxa" w:w="1296"/>
+          </w:tcPr>
+          <w:p>
+            <w:pPr>
+              <w:spacing w:line="240" w:lineRule="auto"/>
+              <w:jc w:val="center"/>
+            </w:pPr>
+            <w:r>
+              <w:rPr>
+                <w:rFonts w:ascii="바탕" w:hAnsi="바탕" w:eastAsia="바탕"/>
+                <w:b w:val="0"/>
+                <w:i w:val="0"/>
+                <w:sz w:val="18"/>
+              </w:rPr>
+              <w:t>TempoRL</w:t>
+            </w:r>
+          </w:p>
+        </w:tc>
+        <w:tc>
+          <w:tcPr>
+            <w:tcW w:type="dxa" w:w="1296"/>
+          </w:tcPr>
+          <w:p>
+            <w:pPr>
+              <w:spacing w:line="240" w:lineRule="auto"/>
+              <w:jc w:val="center"/>
+            </w:pPr>
+            <w:r>
+              <w:rPr>
+                <w:rFonts w:ascii="바탕" w:hAnsi="바탕" w:eastAsia="바탕"/>
+                <w:b w:val="0"/>
+                <w:i w:val="0"/>
+                <w:sz w:val="18"/>
+              </w:rPr>
+              <w:t>절반 뒤</w:t>
+            </w:r>
+          </w:p>
+        </w:tc>
+        <w:tc>
+          <w:tcPr>
+            <w:tcW w:type="dxa" w:w="1296"/>
+          </w:tcPr>
+          <w:p>
+            <w:pPr>
+              <w:spacing w:line="240" w:lineRule="auto"/>
+              <w:jc w:val="center"/>
+            </w:pPr>
+            <w:r>
+              <w:rPr>
+                <w:rFonts w:ascii="바탕" w:hAnsi="바탕" w:eastAsia="바탕"/>
+                <w:b w:val="0"/>
+                <w:i w:val="0"/>
+                <w:sz w:val="18"/>
+              </w:rPr>
+              <w:t>-152.3 [-177.0, -137.4]</w:t>
+            </w:r>
+          </w:p>
+        </w:tc>
+        <w:tc>
+          <w:tcPr>
+            <w:tcW w:type="dxa" w:w="1296"/>
+          </w:tcPr>
+          <w:p>
+            <w:pPr>
+              <w:spacing w:line="240" w:lineRule="auto"/>
+              <w:jc w:val="center"/>
+            </w:pPr>
+            <w:r>
+              <w:rPr>
+                <w:rFonts w:ascii="바탕" w:hAnsi="바탕" w:eastAsia="바탕"/>
+                <w:b w:val="0"/>
+                <w:i w:val="0"/>
+                <w:sz w:val="18"/>
+              </w:rPr>
+              <w:t>128</w:t>
+            </w:r>
+          </w:p>
+        </w:tc>
+        <w:tc>
+          <w:tcPr>
+            <w:tcW w:type="dxa" w:w="1296"/>
+          </w:tcPr>
+          <w:p>
+            <w:pPr>
+              <w:spacing w:line="240" w:lineRule="auto"/>
+              <w:jc w:val="center"/>
+            </w:pPr>
+            <w:r>
+              <w:rPr>
+                <w:rFonts w:ascii="바탕" w:hAnsi="바탕" w:eastAsia="바탕"/>
+                <w:b w:val="0"/>
+                <w:i w:val="0"/>
+                <w:sz w:val="18"/>
+              </w:rPr>
+              <w:t>72%</w:t>
+            </w:r>
+          </w:p>
+        </w:tc>
+        <w:tc>
+          <w:tcPr>
+            <w:tcW w:type="dxa" w:w="1296"/>
+          </w:tcPr>
+          <w:p>
+            <w:pPr>
+              <w:spacing w:line="240" w:lineRule="auto"/>
+              <w:jc w:val="center"/>
+            </w:pPr>
+            <w:r>
+              <w:rPr>
+                <w:rFonts w:ascii="바탕" w:hAnsi="바탕" w:eastAsia="바탕"/>
+                <w:b w:val="0"/>
+                <w:i w:val="0"/>
+                <w:sz w:val="18"/>
+              </w:rPr>
+              <w:t>차이 불확실 (신뢰구간이 겹친다)</w:t>
+            </w:r>
+          </w:p>
+        </w:tc>
+      </w:tr>
+      <w:tr>
+        <w:tc>
+          <w:tcPr>
+            <w:tcW w:type="dxa" w:w="1296"/>
+          </w:tcPr>
+          <w:p>
+            <w:pPr>
+              <w:spacing w:line="240" w:lineRule="auto"/>
+              <w:jc w:val="left"/>
+            </w:pPr>
+            <w:r>
+              <w:rPr>
+                <w:rFonts w:ascii="바탕" w:hAnsi="바탕" w:eastAsia="바탕"/>
+                <w:b/>
+                <w:i w:val="0"/>
+                <w:sz w:val="18"/>
+              </w:rPr>
+              <w:t>0.01</w:t>
+            </w:r>
+          </w:p>
+        </w:tc>
+        <w:tc>
+          <w:tcPr>
+            <w:tcW w:type="dxa" w:w="1296"/>
+          </w:tcPr>
+          <w:p>
+            <w:pPr>
+              <w:spacing w:line="240" w:lineRule="auto"/>
+              <w:jc w:val="center"/>
+            </w:pPr>
+            <w:r>
+              <w:rPr>
+                <w:rFonts w:ascii="바탕" w:hAnsi="바탕" w:eastAsia="바탕"/>
+                <w:b w:val="0"/>
+                <w:i w:val="0"/>
+                <w:sz w:val="18"/>
+              </w:rPr>
+              <w:t>Lazy-MDP</w:t>
+            </w:r>
+          </w:p>
+        </w:tc>
+        <w:tc>
+          <w:tcPr>
+            <w:tcW w:type="dxa" w:w="1296"/>
+          </w:tcPr>
+          <w:p>
+            <w:pPr>
+              <w:spacing w:line="240" w:lineRule="auto"/>
+              <w:jc w:val="center"/>
+            </w:pPr>
+            <w:r>
+              <w:rPr>
+                <w:rFonts w:ascii="바탕" w:hAnsi="바탕" w:eastAsia="바탕"/>
+                <w:b w:val="0"/>
+                <w:i w:val="0"/>
+                <w:sz w:val="18"/>
+              </w:rPr>
+              <w:t>처음부터</w:t>
+            </w:r>
+          </w:p>
+        </w:tc>
+        <w:tc>
+          <w:tcPr>
+            <w:tcW w:type="dxa" w:w="1296"/>
+          </w:tcPr>
+          <w:p>
+            <w:pPr>
+              <w:spacing w:line="240" w:lineRule="auto"/>
+              <w:jc w:val="center"/>
+            </w:pPr>
+            <w:r>
+              <w:rPr>
+                <w:rFonts w:ascii="바탕" w:hAnsi="바탕" w:eastAsia="바탕"/>
+                <w:b w:val="0"/>
+                <w:i w:val="0"/>
+                <w:sz w:val="18"/>
+              </w:rPr>
+              <w:t>-155.8 [-174.6, -133.2]</w:t>
+            </w:r>
+          </w:p>
+        </w:tc>
+        <w:tc>
+          <w:tcPr>
+            <w:tcW w:type="dxa" w:w="1296"/>
+          </w:tcPr>
+          <w:p>
+            <w:pPr>
+              <w:spacing w:line="240" w:lineRule="auto"/>
+              <w:jc w:val="center"/>
+            </w:pPr>
+            <w:r>
+              <w:rPr>
+                <w:rFonts w:ascii="바탕" w:hAnsi="바탕" w:eastAsia="바탕"/>
+                <w:b w:val="0"/>
+                <w:i w:val="0"/>
+                <w:sz w:val="18"/>
+              </w:rPr>
+              <w:t>123</w:t>
+            </w:r>
+          </w:p>
+        </w:tc>
+        <w:tc>
+          <w:tcPr>
+            <w:tcW w:type="dxa" w:w="1296"/>
+          </w:tcPr>
+          <w:p>
+            <w:pPr>
+              <w:spacing w:line="240" w:lineRule="auto"/>
+              <w:jc w:val="center"/>
+            </w:pPr>
+            <w:r>
+              <w:rPr>
+                <w:rFonts w:ascii="바탕" w:hAnsi="바탕" w:eastAsia="바탕"/>
+                <w:b w:val="0"/>
+                <w:i w:val="0"/>
+                <w:sz w:val="18"/>
+              </w:rPr>
+              <w:t>64%</w:t>
+            </w:r>
+          </w:p>
+        </w:tc>
+        <w:tc>
+          <w:tcPr>
+            <w:tcW w:type="dxa" w:w="1296"/>
+          </w:tcPr>
+          <w:p>
+            <w:pPr>
+              <w:spacing w:line="240" w:lineRule="auto"/>
+              <w:jc w:val="center"/>
+            </w:pPr>
+          </w:p>
+        </w:tc>
+      </w:tr>
+      <w:tr>
+        <w:tc>
+          <w:tcPr>
+            <w:tcW w:type="dxa" w:w="1296"/>
+          </w:tcPr>
+          <w:p>
+            <w:pPr>
+              <w:spacing w:line="240" w:lineRule="auto"/>
+              <w:jc w:val="left"/>
+            </w:pPr>
+            <w:r>
+              <w:rPr>
+                <w:rFonts w:ascii="바탕" w:hAnsi="바탕" w:eastAsia="바탕"/>
+                <w:b/>
+                <w:i w:val="0"/>
+                <w:sz w:val="18"/>
+              </w:rPr>
+              <w:t>0.01</w:t>
+            </w:r>
+          </w:p>
+        </w:tc>
+        <w:tc>
+          <w:tcPr>
+            <w:tcW w:type="dxa" w:w="1296"/>
+          </w:tcPr>
+          <w:p>
+            <w:pPr>
+              <w:spacing w:line="240" w:lineRule="auto"/>
+              <w:jc w:val="center"/>
+            </w:pPr>
+            <w:r>
+              <w:rPr>
+                <w:rFonts w:ascii="바탕" w:hAnsi="바탕" w:eastAsia="바탕"/>
+                <w:b w:val="0"/>
+                <w:i w:val="0"/>
+                <w:sz w:val="18"/>
+              </w:rPr>
+              <w:t>Lazy-MDP</w:t>
+            </w:r>
+          </w:p>
+        </w:tc>
+        <w:tc>
+          <w:tcPr>
+            <w:tcW w:type="dxa" w:w="1296"/>
+          </w:tcPr>
+          <w:p>
+            <w:pPr>
+              <w:spacing w:line="240" w:lineRule="auto"/>
+              <w:jc w:val="center"/>
+            </w:pPr>
+            <w:r>
+              <w:rPr>
+                <w:rFonts w:ascii="바탕" w:hAnsi="바탕" w:eastAsia="바탕"/>
+                <w:b w:val="0"/>
+                <w:i w:val="0"/>
+                <w:sz w:val="18"/>
+              </w:rPr>
+              <w:t>절반 뒤</w:t>
+            </w:r>
+          </w:p>
+        </w:tc>
+        <w:tc>
+          <w:tcPr>
+            <w:tcW w:type="dxa" w:w="1296"/>
+          </w:tcPr>
+          <w:p>
+            <w:pPr>
+              <w:spacing w:line="240" w:lineRule="auto"/>
+              <w:jc w:val="center"/>
+            </w:pPr>
+            <w:r>
+              <w:rPr>
+                <w:rFonts w:ascii="바탕" w:hAnsi="바탕" w:eastAsia="바탕"/>
+                <w:b w:val="0"/>
+                <w:i w:val="0"/>
+                <w:sz w:val="18"/>
+              </w:rPr>
+              <w:t>-129.2 [-147.6, -121.6]</w:t>
+            </w:r>
+          </w:p>
+        </w:tc>
+        <w:tc>
+          <w:tcPr>
+            <w:tcW w:type="dxa" w:w="1296"/>
+          </w:tcPr>
+          <w:p>
+            <w:pPr>
+              <w:spacing w:line="240" w:lineRule="auto"/>
+              <w:jc w:val="center"/>
+            </w:pPr>
+            <w:r>
+              <w:rPr>
+                <w:rFonts w:ascii="바탕" w:hAnsi="바탕" w:eastAsia="바탕"/>
+                <w:b w:val="0"/>
+                <w:i w:val="0"/>
+                <w:sz w:val="18"/>
+              </w:rPr>
+              <w:t>120</w:t>
+            </w:r>
+          </w:p>
+        </w:tc>
+        <w:tc>
+          <w:tcPr>
+            <w:tcW w:type="dxa" w:w="1296"/>
+          </w:tcPr>
+          <w:p>
+            <w:pPr>
+              <w:spacing w:line="240" w:lineRule="auto"/>
+              <w:jc w:val="center"/>
+            </w:pPr>
+            <w:r>
+              <w:rPr>
+                <w:rFonts w:ascii="바탕" w:hAnsi="바탕" w:eastAsia="바탕"/>
+                <w:b w:val="0"/>
+                <w:i w:val="0"/>
+                <w:sz w:val="18"/>
+              </w:rPr>
+              <w:t>96%</w:t>
+            </w:r>
+          </w:p>
+        </w:tc>
+        <w:tc>
+          <w:tcPr>
+            <w:tcW w:type="dxa" w:w="1296"/>
+          </w:tcPr>
+          <w:p>
+            <w:pPr>
+              <w:spacing w:line="240" w:lineRule="auto"/>
+              <w:jc w:val="center"/>
+            </w:pPr>
+            <w:r>
+              <w:rPr>
+                <w:rFonts w:ascii="바탕" w:hAnsi="바탕" w:eastAsia="바탕"/>
+                <w:b w:val="0"/>
+                <w:i w:val="0"/>
+                <w:sz w:val="18"/>
+              </w:rPr>
+              <w:t>차이 불확실 (신뢰구간이 겹친다)</w:t>
+            </w:r>
+          </w:p>
+        </w:tc>
+      </w:tr>
+      <w:tr>
+        <w:tc>
+          <w:tcPr>
+            <w:tcW w:type="dxa" w:w="1296"/>
+          </w:tcPr>
+          <w:p>
+            <w:pPr>
+              <w:spacing w:line="240" w:lineRule="auto"/>
+              <w:jc w:val="left"/>
+            </w:pPr>
+            <w:r>
+              <w:rPr>
+                <w:rFonts w:ascii="바탕" w:hAnsi="바탕" w:eastAsia="바탕"/>
+                <w:b/>
+                <w:i w:val="0"/>
+                <w:sz w:val="18"/>
+              </w:rPr>
+              <w:t>0.02</w:t>
+            </w:r>
+          </w:p>
+        </w:tc>
+        <w:tc>
+          <w:tcPr>
+            <w:tcW w:type="dxa" w:w="1296"/>
+          </w:tcPr>
+          <w:p>
+            <w:pPr>
+              <w:spacing w:line="240" w:lineRule="auto"/>
+              <w:jc w:val="center"/>
+            </w:pPr>
+            <w:r>
+              <w:rPr>
+                <w:rFonts w:ascii="바탕" w:hAnsi="바탕" w:eastAsia="바탕"/>
+                <w:b w:val="0"/>
+                <w:i w:val="0"/>
+                <w:sz w:val="18"/>
+              </w:rPr>
+              <w:t>표준 DQN</w:t>
+            </w:r>
+          </w:p>
+        </w:tc>
+        <w:tc>
+          <w:tcPr>
+            <w:tcW w:type="dxa" w:w="1296"/>
+          </w:tcPr>
+          <w:p>
+            <w:pPr>
+              <w:spacing w:line="240" w:lineRule="auto"/>
+              <w:jc w:val="center"/>
+            </w:pPr>
+            <w:r>
+              <w:rPr>
+                <w:rFonts w:ascii="바탕" w:hAnsi="바탕" w:eastAsia="바탕"/>
+                <w:b w:val="0"/>
+                <w:i w:val="0"/>
+                <w:sz w:val="18"/>
+              </w:rPr>
+              <w:t>처음부터</w:t>
+            </w:r>
+          </w:p>
+        </w:tc>
+        <w:tc>
+          <w:tcPr>
+            <w:tcW w:type="dxa" w:w="1296"/>
+          </w:tcPr>
+          <w:p>
+            <w:pPr>
+              <w:spacing w:line="240" w:lineRule="auto"/>
+              <w:jc w:val="center"/>
+            </w:pPr>
+            <w:r>
+              <w:rPr>
+                <w:rFonts w:ascii="바탕" w:hAnsi="바탕" w:eastAsia="바탕"/>
+                <w:b w:val="0"/>
+                <w:i w:val="0"/>
+                <w:sz w:val="18"/>
+              </w:rPr>
+              <w:t>-200.4 [-201.2, -200.0]</w:t>
+            </w:r>
+          </w:p>
+        </w:tc>
+        <w:tc>
+          <w:tcPr>
+            <w:tcW w:type="dxa" w:w="1296"/>
+          </w:tcPr>
+          <w:p>
+            <w:pPr>
+              <w:spacing w:line="240" w:lineRule="auto"/>
+              <w:jc w:val="center"/>
+            </w:pPr>
+            <w:r>
+              <w:rPr>
+                <w:rFonts w:ascii="바탕" w:hAnsi="바탕" w:eastAsia="바탕"/>
+                <w:b w:val="0"/>
+                <w:i w:val="0"/>
+                <w:sz w:val="18"/>
+              </w:rPr>
+              <w:t>22</w:t>
+            </w:r>
+          </w:p>
+        </w:tc>
+        <w:tc>
+          <w:tcPr>
+            <w:tcW w:type="dxa" w:w="1296"/>
+          </w:tcPr>
+          <w:p>
+            <w:pPr>
+              <w:spacing w:line="240" w:lineRule="auto"/>
+              <w:jc w:val="center"/>
+            </w:pPr>
+            <w:r>
+              <w:rPr>
+                <w:rFonts w:ascii="바탕" w:hAnsi="바탕" w:eastAsia="바탕"/>
+                <w:b w:val="0"/>
+                <w:i w:val="0"/>
+                <w:sz w:val="18"/>
+              </w:rPr>
+              <w:t>0%</w:t>
+            </w:r>
+          </w:p>
+        </w:tc>
+        <w:tc>
+          <w:tcPr>
+            <w:tcW w:type="dxa" w:w="1296"/>
+          </w:tcPr>
+          <w:p>
+            <w:pPr>
+              <w:spacing w:line="240" w:lineRule="auto"/>
+              <w:jc w:val="center"/>
+            </w:pPr>
+          </w:p>
+        </w:tc>
+      </w:tr>
+      <w:tr>
+        <w:tc>
+          <w:tcPr>
+            <w:tcW w:type="dxa" w:w="1296"/>
+          </w:tcPr>
+          <w:p>
+            <w:pPr>
+              <w:spacing w:line="240" w:lineRule="auto"/>
+              <w:jc w:val="left"/>
+            </w:pPr>
+            <w:r>
+              <w:rPr>
+                <w:rFonts w:ascii="바탕" w:hAnsi="바탕" w:eastAsia="바탕"/>
+                <w:b/>
+                <w:i w:val="0"/>
+                <w:sz w:val="18"/>
+              </w:rPr>
+              <w:t>0.02</w:t>
+            </w:r>
+          </w:p>
+        </w:tc>
+        <w:tc>
+          <w:tcPr>
+            <w:tcW w:type="dxa" w:w="1296"/>
+          </w:tcPr>
+          <w:p>
+            <w:pPr>
+              <w:spacing w:line="240" w:lineRule="auto"/>
+              <w:jc w:val="center"/>
+            </w:pPr>
+            <w:r>
+              <w:rPr>
+                <w:rFonts w:ascii="바탕" w:hAnsi="바탕" w:eastAsia="바탕"/>
+                <w:b w:val="0"/>
+                <w:i w:val="0"/>
+                <w:sz w:val="18"/>
+              </w:rPr>
+              <w:t>표준 DQN</w:t>
+            </w:r>
+          </w:p>
+        </w:tc>
+        <w:tc>
+          <w:tcPr>
+            <w:tcW w:type="dxa" w:w="1296"/>
+          </w:tcPr>
+          <w:p>
+            <w:pPr>
+              <w:spacing w:line="240" w:lineRule="auto"/>
+              <w:jc w:val="center"/>
+            </w:pPr>
+            <w:r>
+              <w:rPr>
+                <w:rFonts w:ascii="바탕" w:hAnsi="바탕" w:eastAsia="바탕"/>
+                <w:b w:val="0"/>
+                <w:i w:val="0"/>
+                <w:sz w:val="18"/>
+              </w:rPr>
+              <w:t>절반 뒤</w:t>
+            </w:r>
+          </w:p>
+        </w:tc>
+        <w:tc>
+          <w:tcPr>
+            <w:tcW w:type="dxa" w:w="1296"/>
+          </w:tcPr>
+          <w:p>
+            <w:pPr>
+              <w:spacing w:line="240" w:lineRule="auto"/>
+              <w:jc w:val="center"/>
+            </w:pPr>
+            <w:r>
+              <w:rPr>
+                <w:rFonts w:ascii="바탕" w:hAnsi="바탕" w:eastAsia="바탕"/>
+                <w:b w:val="0"/>
+                <w:i w:val="0"/>
+                <w:sz w:val="18"/>
+              </w:rPr>
+              <w:t>-157.6 [-185.3, -132.7]</w:t>
+            </w:r>
+          </w:p>
+        </w:tc>
+        <w:tc>
+          <w:tcPr>
+            <w:tcW w:type="dxa" w:w="1296"/>
+          </w:tcPr>
+          <w:p>
+            <w:pPr>
+              <w:spacing w:line="240" w:lineRule="auto"/>
+              <w:jc w:val="center"/>
+            </w:pPr>
+            <w:r>
+              <w:rPr>
+                <w:rFonts w:ascii="바탕" w:hAnsi="바탕" w:eastAsia="바탕"/>
+                <w:b w:val="0"/>
+                <w:i w:val="0"/>
+                <w:sz w:val="18"/>
+              </w:rPr>
+              <w:t>110</w:t>
+            </w:r>
+          </w:p>
+        </w:tc>
+        <w:tc>
+          <w:tcPr>
+            <w:tcW w:type="dxa" w:w="1296"/>
+          </w:tcPr>
+          <w:p>
+            <w:pPr>
+              <w:spacing w:line="240" w:lineRule="auto"/>
+              <w:jc w:val="center"/>
+            </w:pPr>
+            <w:r>
+              <w:rPr>
+                <w:rFonts w:ascii="바탕" w:hAnsi="바탕" w:eastAsia="바탕"/>
+                <w:b w:val="0"/>
+                <w:i w:val="0"/>
+                <w:sz w:val="18"/>
+              </w:rPr>
+              <w:t>74%</w:t>
+            </w:r>
+          </w:p>
+        </w:tc>
+        <w:tc>
+          <w:tcPr>
+            <w:tcW w:type="dxa" w:w="1296"/>
+          </w:tcPr>
+          <w:p>
+            <w:pPr>
+              <w:spacing w:line="240" w:lineRule="auto"/>
+              <w:jc w:val="center"/>
+            </w:pPr>
+            <w:r>
+              <w:rPr>
+                <w:rFonts w:ascii="바탕" w:hAnsi="바탕" w:eastAsia="바탕"/>
+                <w:b w:val="0"/>
+                <w:i w:val="0"/>
+                <w:sz w:val="18"/>
+              </w:rPr>
+              <w:t>탐험 실패 (워밍업 쪽이 도달률도 점수도 높다)</w:t>
+            </w:r>
+          </w:p>
+        </w:tc>
+      </w:tr>
+      <w:tr>
+        <w:tc>
+          <w:tcPr>
+            <w:tcW w:type="dxa" w:w="1296"/>
+          </w:tcPr>
+          <w:p>
+            <w:pPr>
+              <w:spacing w:line="240" w:lineRule="auto"/>
+              <w:jc w:val="left"/>
+            </w:pPr>
+            <w:r>
+              <w:rPr>
+                <w:rFonts w:ascii="바탕" w:hAnsi="바탕" w:eastAsia="바탕"/>
+                <w:b/>
+                <w:i w:val="0"/>
+                <w:sz w:val="18"/>
+              </w:rPr>
+              <w:t>0.02</w:t>
+            </w:r>
+          </w:p>
+        </w:tc>
+        <w:tc>
+          <w:tcPr>
+            <w:tcW w:type="dxa" w:w="1296"/>
+          </w:tcPr>
+          <w:p>
+            <w:pPr>
+              <w:spacing w:line="240" w:lineRule="auto"/>
+              <w:jc w:val="center"/>
+            </w:pPr>
+            <w:r>
+              <w:rPr>
+                <w:rFonts w:ascii="바탕" w:hAnsi="바탕" w:eastAsia="바탕"/>
+                <w:b w:val="0"/>
+                <w:i w:val="0"/>
+                <w:sz w:val="18"/>
+              </w:rPr>
+              <w:t>TempoRL</w:t>
+            </w:r>
+          </w:p>
+        </w:tc>
+        <w:tc>
+          <w:tcPr>
+            <w:tcW w:type="dxa" w:w="1296"/>
+          </w:tcPr>
+          <w:p>
+            <w:pPr>
+              <w:spacing w:line="240" w:lineRule="auto"/>
+              <w:jc w:val="center"/>
+            </w:pPr>
+            <w:r>
+              <w:rPr>
+                <w:rFonts w:ascii="바탕" w:hAnsi="바탕" w:eastAsia="바탕"/>
+                <w:b w:val="0"/>
+                <w:i w:val="0"/>
+                <w:sz w:val="18"/>
+              </w:rPr>
+              <w:t>처음부터</w:t>
+            </w:r>
+          </w:p>
+        </w:tc>
+        <w:tc>
+          <w:tcPr>
+            <w:tcW w:type="dxa" w:w="1296"/>
+          </w:tcPr>
+          <w:p>
+            <w:pPr>
+              <w:spacing w:line="240" w:lineRule="auto"/>
+              <w:jc w:val="center"/>
+            </w:pPr>
+            <w:r>
+              <w:rPr>
+                <w:rFonts w:ascii="바탕" w:hAnsi="바탕" w:eastAsia="바탕"/>
+                <w:b w:val="0"/>
+                <w:i w:val="0"/>
+                <w:sz w:val="18"/>
+              </w:rPr>
+              <w:t>-200.2 [-200.9, -182.4]</w:t>
+            </w:r>
+          </w:p>
+        </w:tc>
+        <w:tc>
+          <w:tcPr>
+            <w:tcW w:type="dxa" w:w="1296"/>
+          </w:tcPr>
+          <w:p>
+            <w:pPr>
+              <w:spacing w:line="240" w:lineRule="auto"/>
+              <w:jc w:val="center"/>
+            </w:pPr>
+            <w:r>
+              <w:rPr>
+                <w:rFonts w:ascii="바탕" w:hAnsi="바탕" w:eastAsia="바탕"/>
+                <w:b w:val="0"/>
+                <w:i w:val="0"/>
+                <w:sz w:val="18"/>
+              </w:rPr>
+              <w:t>42</w:t>
+            </w:r>
+          </w:p>
+        </w:tc>
+        <w:tc>
+          <w:tcPr>
+            <w:tcW w:type="dxa" w:w="1296"/>
+          </w:tcPr>
+          <w:p>
+            <w:pPr>
+              <w:spacing w:line="240" w:lineRule="auto"/>
+              <w:jc w:val="center"/>
+            </w:pPr>
+            <w:r>
+              <w:rPr>
+                <w:rFonts w:ascii="바탕" w:hAnsi="바탕" w:eastAsia="바탕"/>
+                <w:b w:val="0"/>
+                <w:i w:val="0"/>
+                <w:sz w:val="18"/>
+              </w:rPr>
+              <w:t>0%</w:t>
+            </w:r>
+          </w:p>
+        </w:tc>
+        <w:tc>
+          <w:tcPr>
+            <w:tcW w:type="dxa" w:w="1296"/>
+          </w:tcPr>
+          <w:p>
+            <w:pPr>
+              <w:spacing w:line="240" w:lineRule="auto"/>
+              <w:jc w:val="center"/>
+            </w:pPr>
+          </w:p>
+        </w:tc>
+      </w:tr>
+      <w:tr>
+        <w:tc>
+          <w:tcPr>
+            <w:tcW w:type="dxa" w:w="1296"/>
+          </w:tcPr>
+          <w:p>
+            <w:pPr>
+              <w:spacing w:line="240" w:lineRule="auto"/>
+              <w:jc w:val="left"/>
+            </w:pPr>
+            <w:r>
+              <w:rPr>
+                <w:rFonts w:ascii="바탕" w:hAnsi="바탕" w:eastAsia="바탕"/>
+                <w:b/>
+                <w:i w:val="0"/>
+                <w:sz w:val="18"/>
+              </w:rPr>
+              <w:t>0.02</w:t>
+            </w:r>
+          </w:p>
+        </w:tc>
+        <w:tc>
+          <w:tcPr>
+            <w:tcW w:type="dxa" w:w="1296"/>
+          </w:tcPr>
+          <w:p>
+            <w:pPr>
+              <w:spacing w:line="240" w:lineRule="auto"/>
+              <w:jc w:val="center"/>
+            </w:pPr>
+            <w:r>
+              <w:rPr>
+                <w:rFonts w:ascii="바탕" w:hAnsi="바탕" w:eastAsia="바탕"/>
+                <w:b w:val="0"/>
+                <w:i w:val="0"/>
+                <w:sz w:val="18"/>
+              </w:rPr>
+              <w:t>TempoRL</w:t>
+            </w:r>
+          </w:p>
+        </w:tc>
+        <w:tc>
+          <w:tcPr>
+            <w:tcW w:type="dxa" w:w="1296"/>
+          </w:tcPr>
+          <w:p>
+            <w:pPr>
+              <w:spacing w:line="240" w:lineRule="auto"/>
+              <w:jc w:val="center"/>
+            </w:pPr>
+            <w:r>
+              <w:rPr>
+                <w:rFonts w:ascii="바탕" w:hAnsi="바탕" w:eastAsia="바탕"/>
+                <w:b w:val="0"/>
+                <w:i w:val="0"/>
+                <w:sz w:val="18"/>
+              </w:rPr>
+              <w:t>절반 뒤</w:t>
+            </w:r>
+          </w:p>
+        </w:tc>
+        <w:tc>
+          <w:tcPr>
+            <w:tcW w:type="dxa" w:w="1296"/>
+          </w:tcPr>
+          <w:p>
+            <w:pPr>
+              <w:spacing w:line="240" w:lineRule="auto"/>
+              <w:jc w:val="center"/>
+            </w:pPr>
+            <w:r>
+              <w:rPr>
+                <w:rFonts w:ascii="바탕" w:hAnsi="바탕" w:eastAsia="바탕"/>
+                <w:b w:val="0"/>
+                <w:i w:val="0"/>
+                <w:sz w:val="18"/>
+              </w:rPr>
+              <w:t>-163.8 [-189.3, -141.5]</w:t>
+            </w:r>
+          </w:p>
+        </w:tc>
+        <w:tc>
+          <w:tcPr>
+            <w:tcW w:type="dxa" w:w="1296"/>
+          </w:tcPr>
+          <w:p>
+            <w:pPr>
+              <w:spacing w:line="240" w:lineRule="auto"/>
+              <w:jc w:val="center"/>
+            </w:pPr>
+            <w:r>
+              <w:rPr>
+                <w:rFonts w:ascii="바탕" w:hAnsi="바탕" w:eastAsia="바탕"/>
+                <w:b w:val="0"/>
+                <w:i w:val="0"/>
+                <w:sz w:val="18"/>
+              </w:rPr>
+              <w:t>113</w:t>
+            </w:r>
+          </w:p>
+        </w:tc>
+        <w:tc>
+          <w:tcPr>
+            <w:tcW w:type="dxa" w:w="1296"/>
+          </w:tcPr>
+          <w:p>
+            <w:pPr>
+              <w:spacing w:line="240" w:lineRule="auto"/>
+              <w:jc w:val="center"/>
+            </w:pPr>
+            <w:r>
+              <w:rPr>
+                <w:rFonts w:ascii="바탕" w:hAnsi="바탕" w:eastAsia="바탕"/>
+                <w:b w:val="0"/>
+                <w:i w:val="0"/>
+                <w:sz w:val="18"/>
+              </w:rPr>
+              <w:t>60%</w:t>
+            </w:r>
+          </w:p>
+        </w:tc>
+        <w:tc>
+          <w:tcPr>
+            <w:tcW w:type="dxa" w:w="1296"/>
+          </w:tcPr>
+          <w:p>
+            <w:pPr>
+              <w:spacing w:line="240" w:lineRule="auto"/>
+              <w:jc w:val="center"/>
+            </w:pPr>
+            <w:r>
+              <w:rPr>
+                <w:rFonts w:ascii="바탕" w:hAnsi="바탕" w:eastAsia="바탕"/>
+                <w:b w:val="0"/>
+                <w:i w:val="0"/>
+                <w:sz w:val="18"/>
+              </w:rPr>
+              <w:t>차이 불확실 (신뢰구간이 겹친다)</w:t>
+            </w:r>
+          </w:p>
+        </w:tc>
+      </w:tr>
+      <w:tr>
+        <w:tc>
+          <w:tcPr>
+            <w:tcW w:type="dxa" w:w="1296"/>
+          </w:tcPr>
+          <w:p>
+            <w:pPr>
+              <w:spacing w:line="240" w:lineRule="auto"/>
+              <w:jc w:val="left"/>
+            </w:pPr>
+            <w:r>
+              <w:rPr>
+                <w:rFonts w:ascii="바탕" w:hAnsi="바탕" w:eastAsia="바탕"/>
+                <w:b/>
+                <w:i w:val="0"/>
+                <w:sz w:val="18"/>
+              </w:rPr>
+              <w:t>0.02</w:t>
+            </w:r>
+          </w:p>
+        </w:tc>
+        <w:tc>
+          <w:tcPr>
+            <w:tcW w:type="dxa" w:w="1296"/>
+          </w:tcPr>
+          <w:p>
+            <w:pPr>
+              <w:spacing w:line="240" w:lineRule="auto"/>
+              <w:jc w:val="center"/>
+            </w:pPr>
+            <w:r>
+              <w:rPr>
+                <w:rFonts w:ascii="바탕" w:hAnsi="바탕" w:eastAsia="바탕"/>
+                <w:b w:val="0"/>
+                <w:i w:val="0"/>
+                <w:sz w:val="18"/>
+              </w:rPr>
+              <w:t>Lazy-MDP</w:t>
+            </w:r>
+          </w:p>
+        </w:tc>
+        <w:tc>
+          <w:tcPr>
+            <w:tcW w:type="dxa" w:w="1296"/>
+          </w:tcPr>
+          <w:p>
+            <w:pPr>
+              <w:spacing w:line="240" w:lineRule="auto"/>
+              <w:jc w:val="center"/>
+            </w:pPr>
+            <w:r>
+              <w:rPr>
+                <w:rFonts w:ascii="바탕" w:hAnsi="바탕" w:eastAsia="바탕"/>
+                <w:b w:val="0"/>
+                <w:i w:val="0"/>
+                <w:sz w:val="18"/>
+              </w:rPr>
+              <w:t>처음부터</w:t>
+            </w:r>
+          </w:p>
+        </w:tc>
+        <w:tc>
+          <w:tcPr>
+            <w:tcW w:type="dxa" w:w="1296"/>
+          </w:tcPr>
+          <w:p>
+            <w:pPr>
+              <w:spacing w:line="240" w:lineRule="auto"/>
+              <w:jc w:val="center"/>
+            </w:pPr>
+            <w:r>
+              <w:rPr>
+                <w:rFonts w:ascii="바탕" w:hAnsi="바탕" w:eastAsia="바탕"/>
+                <w:b w:val="0"/>
+                <w:i w:val="0"/>
+                <w:sz w:val="18"/>
+              </w:rPr>
+              <w:t>-159.1 [-189.3, -129.2]</w:t>
+            </w:r>
+          </w:p>
+        </w:tc>
+        <w:tc>
+          <w:tcPr>
+            <w:tcW w:type="dxa" w:w="1296"/>
+          </w:tcPr>
+          <w:p>
+            <w:pPr>
+              <w:spacing w:line="240" w:lineRule="auto"/>
+              <w:jc w:val="center"/>
+            </w:pPr>
+            <w:r>
+              <w:rPr>
+                <w:rFonts w:ascii="바탕" w:hAnsi="바탕" w:eastAsia="바탕"/>
+                <w:b w:val="0"/>
+                <w:i w:val="0"/>
+                <w:sz w:val="18"/>
+              </w:rPr>
+              <w:t>105</w:t>
+            </w:r>
+          </w:p>
+        </w:tc>
+        <w:tc>
+          <w:tcPr>
+            <w:tcW w:type="dxa" w:w="1296"/>
+          </w:tcPr>
+          <w:p>
+            <w:pPr>
+              <w:spacing w:line="240" w:lineRule="auto"/>
+              <w:jc w:val="center"/>
+            </w:pPr>
+            <w:r>
+              <w:rPr>
+                <w:rFonts w:ascii="바탕" w:hAnsi="바탕" w:eastAsia="바탕"/>
+                <w:b w:val="0"/>
+                <w:i w:val="0"/>
+                <w:sz w:val="18"/>
+              </w:rPr>
+              <w:t>59%</w:t>
+            </w:r>
+          </w:p>
+        </w:tc>
+        <w:tc>
+          <w:tcPr>
+            <w:tcW w:type="dxa" w:w="1296"/>
+          </w:tcPr>
+          <w:p>
+            <w:pPr>
+              <w:spacing w:line="240" w:lineRule="auto"/>
+              <w:jc w:val="center"/>
+            </w:pPr>
+          </w:p>
+        </w:tc>
+      </w:tr>
+      <w:tr>
+        <w:tc>
+          <w:tcPr>
+            <w:tcW w:type="dxa" w:w="1296"/>
+          </w:tcPr>
+          <w:p>
+            <w:pPr>
+              <w:spacing w:line="240" w:lineRule="auto"/>
+              <w:jc w:val="left"/>
+            </w:pPr>
+            <w:r>
+              <w:rPr>
+                <w:rFonts w:ascii="바탕" w:hAnsi="바탕" w:eastAsia="바탕"/>
+                <w:b/>
+                <w:i w:val="0"/>
+                <w:sz w:val="18"/>
+              </w:rPr>
+              <w:t>0.02</w:t>
+            </w:r>
+          </w:p>
+        </w:tc>
+        <w:tc>
+          <w:tcPr>
+            <w:tcW w:type="dxa" w:w="1296"/>
+          </w:tcPr>
+          <w:p>
+            <w:pPr>
+              <w:spacing w:line="240" w:lineRule="auto"/>
+              <w:jc w:val="center"/>
+            </w:pPr>
+            <w:r>
+              <w:rPr>
+                <w:rFonts w:ascii="바탕" w:hAnsi="바탕" w:eastAsia="바탕"/>
+                <w:b w:val="0"/>
+                <w:i w:val="0"/>
+                <w:sz w:val="18"/>
+              </w:rPr>
+              <w:t>Lazy-MDP</w:t>
+            </w:r>
+          </w:p>
+        </w:tc>
+        <w:tc>
+          <w:tcPr>
+            <w:tcW w:type="dxa" w:w="1296"/>
+          </w:tcPr>
+          <w:p>
+            <w:pPr>
+              <w:spacing w:line="240" w:lineRule="auto"/>
+              <w:jc w:val="center"/>
+            </w:pPr>
+            <w:r>
+              <w:rPr>
+                <w:rFonts w:ascii="바탕" w:hAnsi="바탕" w:eastAsia="바탕"/>
+                <w:b w:val="0"/>
+                <w:i w:val="0"/>
+                <w:sz w:val="18"/>
+              </w:rPr>
+              <w:t>절반 뒤</w:t>
+            </w:r>
+          </w:p>
+        </w:tc>
+        <w:tc>
+          <w:tcPr>
+            <w:tcW w:type="dxa" w:w="1296"/>
+          </w:tcPr>
+          <w:p>
+            <w:pPr>
+              <w:spacing w:line="240" w:lineRule="auto"/>
+              <w:jc w:val="center"/>
+            </w:pPr>
+            <w:r>
+              <w:rPr>
+                <w:rFonts w:ascii="바탕" w:hAnsi="바탕" w:eastAsia="바탕"/>
+                <w:b w:val="0"/>
+                <w:i w:val="0"/>
+                <w:sz w:val="18"/>
+              </w:rPr>
+              <w:t>-125.6 [-152.0, -119.5]</w:t>
+            </w:r>
+          </w:p>
+        </w:tc>
+        <w:tc>
+          <w:tcPr>
+            <w:tcW w:type="dxa" w:w="1296"/>
+          </w:tcPr>
+          <w:p>
+            <w:pPr>
+              <w:spacing w:line="240" w:lineRule="auto"/>
+              <w:jc w:val="center"/>
+            </w:pPr>
+            <w:r>
+              <w:rPr>
+                <w:rFonts w:ascii="바탕" w:hAnsi="바탕" w:eastAsia="바탕"/>
+                <w:b w:val="0"/>
+                <w:i w:val="0"/>
+                <w:sz w:val="18"/>
+              </w:rPr>
+              <w:t>120</w:t>
+            </w:r>
+          </w:p>
+        </w:tc>
+        <w:tc>
+          <w:tcPr>
+            <w:tcW w:type="dxa" w:w="1296"/>
+          </w:tcPr>
+          <w:p>
+            <w:pPr>
+              <w:spacing w:line="240" w:lineRule="auto"/>
+              <w:jc w:val="center"/>
+            </w:pPr>
+            <w:r>
+              <w:rPr>
+                <w:rFonts w:ascii="바탕" w:hAnsi="바탕" w:eastAsia="바탕"/>
+                <w:b w:val="0"/>
+                <w:i w:val="0"/>
+                <w:sz w:val="18"/>
+              </w:rPr>
+              <w:t>98%</w:t>
+            </w:r>
+          </w:p>
+        </w:tc>
+        <w:tc>
+          <w:tcPr>
+            <w:tcW w:type="dxa" w:w="1296"/>
+          </w:tcPr>
+          <w:p>
+            <w:pPr>
+              <w:spacing w:line="240" w:lineRule="auto"/>
+              <w:jc w:val="center"/>
+            </w:pPr>
+            <w:r>
+              <w:rPr>
+                <w:rFonts w:ascii="바탕" w:hAnsi="바탕" w:eastAsia="바탕"/>
+                <w:b w:val="0"/>
+                <w:i w:val="0"/>
+                <w:sz w:val="18"/>
+              </w:rPr>
+              <w:t>차이 불확실 (신뢰구간이 겹친다)</w:t>
+            </w:r>
+          </w:p>
+        </w:tc>
+      </w:tr>
+      <w:tr>
+        <w:tc>
+          <w:tcPr>
+            <w:tcW w:type="dxa" w:w="1296"/>
+          </w:tcPr>
+          <w:p>
+            <w:pPr>
+              <w:spacing w:line="240" w:lineRule="auto"/>
+              <w:jc w:val="left"/>
+            </w:pPr>
+            <w:r>
+              <w:rPr>
+                <w:rFonts w:ascii="바탕" w:hAnsi="바탕" w:eastAsia="바탕"/>
+                <w:b/>
+                <w:i w:val="0"/>
+                <w:sz w:val="18"/>
+              </w:rPr>
+              <w:t>0.05</w:t>
+            </w:r>
+          </w:p>
+        </w:tc>
+        <w:tc>
+          <w:tcPr>
+            <w:tcW w:type="dxa" w:w="1296"/>
+          </w:tcPr>
+          <w:p>
+            <w:pPr>
+              <w:spacing w:line="240" w:lineRule="auto"/>
+              <w:jc w:val="center"/>
+            </w:pPr>
+            <w:r>
+              <w:rPr>
+                <w:rFonts w:ascii="바탕" w:hAnsi="바탕" w:eastAsia="바탕"/>
+                <w:b w:val="0"/>
+                <w:i w:val="0"/>
+                <w:sz w:val="18"/>
+              </w:rPr>
+              <w:t>표준 DQN</w:t>
+            </w:r>
+          </w:p>
+        </w:tc>
+        <w:tc>
+          <w:tcPr>
+            <w:tcW w:type="dxa" w:w="1296"/>
+          </w:tcPr>
+          <w:p>
+            <w:pPr>
+              <w:spacing w:line="240" w:lineRule="auto"/>
+              <w:jc w:val="center"/>
+            </w:pPr>
+            <w:r>
+              <w:rPr>
+                <w:rFonts w:ascii="바탕" w:hAnsi="바탕" w:eastAsia="바탕"/>
+                <w:b w:val="0"/>
+                <w:i w:val="0"/>
+                <w:sz w:val="18"/>
+              </w:rPr>
+              <w:t>처음부터</w:t>
+            </w:r>
+          </w:p>
+        </w:tc>
+        <w:tc>
+          <w:tcPr>
+            <w:tcW w:type="dxa" w:w="1296"/>
+          </w:tcPr>
+          <w:p>
+            <w:pPr>
+              <w:spacing w:line="240" w:lineRule="auto"/>
+              <w:jc w:val="center"/>
+            </w:pPr>
+            <w:r>
+              <w:rPr>
+                <w:rFonts w:ascii="바탕" w:hAnsi="바탕" w:eastAsia="바탕"/>
+                <w:b w:val="0"/>
+                <w:i w:val="0"/>
+                <w:sz w:val="18"/>
+              </w:rPr>
+              <w:t>-200.0 [-200.6, -200.0]</w:t>
+            </w:r>
+          </w:p>
+        </w:tc>
+        <w:tc>
+          <w:tcPr>
+            <w:tcW w:type="dxa" w:w="1296"/>
+          </w:tcPr>
+          <w:p>
+            <w:pPr>
+              <w:spacing w:line="240" w:lineRule="auto"/>
+              <w:jc w:val="center"/>
+            </w:pPr>
+            <w:r>
+              <w:rPr>
+                <w:rFonts w:ascii="바탕" w:hAnsi="바탕" w:eastAsia="바탕"/>
+                <w:b w:val="0"/>
+                <w:i w:val="0"/>
+                <w:sz w:val="18"/>
+              </w:rPr>
+              <w:t>0</w:t>
+            </w:r>
+          </w:p>
+        </w:tc>
+        <w:tc>
+          <w:tcPr>
+            <w:tcW w:type="dxa" w:w="1296"/>
+          </w:tcPr>
+          <w:p>
+            <w:pPr>
+              <w:spacing w:line="240" w:lineRule="auto"/>
+              <w:jc w:val="center"/>
+            </w:pPr>
+            <w:r>
+              <w:rPr>
+                <w:rFonts w:ascii="바탕" w:hAnsi="바탕" w:eastAsia="바탕"/>
+                <w:b w:val="0"/>
+                <w:i w:val="0"/>
+                <w:sz w:val="18"/>
+              </w:rPr>
+              <w:t>0%</w:t>
+            </w:r>
+          </w:p>
+        </w:tc>
+        <w:tc>
+          <w:tcPr>
+            <w:tcW w:type="dxa" w:w="1296"/>
+          </w:tcPr>
+          <w:p>
+            <w:pPr>
+              <w:spacing w:line="240" w:lineRule="auto"/>
+              <w:jc w:val="center"/>
+            </w:pPr>
+          </w:p>
+        </w:tc>
+      </w:tr>
+      <w:tr>
+        <w:tc>
+          <w:tcPr>
+            <w:tcW w:type="dxa" w:w="1296"/>
+          </w:tcPr>
+          <w:p>
+            <w:pPr>
+              <w:spacing w:line="240" w:lineRule="auto"/>
+              <w:jc w:val="left"/>
+            </w:pPr>
+            <w:r>
+              <w:rPr>
+                <w:rFonts w:ascii="바탕" w:hAnsi="바탕" w:eastAsia="바탕"/>
+                <w:b/>
+                <w:i w:val="0"/>
+                <w:sz w:val="18"/>
+              </w:rPr>
+              <w:t>0.05</w:t>
+            </w:r>
+          </w:p>
+        </w:tc>
+        <w:tc>
+          <w:tcPr>
+            <w:tcW w:type="dxa" w:w="1296"/>
+          </w:tcPr>
+          <w:p>
+            <w:pPr>
+              <w:spacing w:line="240" w:lineRule="auto"/>
+              <w:jc w:val="center"/>
+            </w:pPr>
+            <w:r>
+              <w:rPr>
+                <w:rFonts w:ascii="바탕" w:hAnsi="바탕" w:eastAsia="바탕"/>
+                <w:b w:val="0"/>
+                <w:i w:val="0"/>
+                <w:sz w:val="18"/>
+              </w:rPr>
+              <w:t>표준 DQN</w:t>
+            </w:r>
+          </w:p>
+        </w:tc>
+        <w:tc>
+          <w:tcPr>
+            <w:tcW w:type="dxa" w:w="1296"/>
+          </w:tcPr>
+          <w:p>
+            <w:pPr>
+              <w:spacing w:line="240" w:lineRule="auto"/>
+              <w:jc w:val="center"/>
+            </w:pPr>
+            <w:r>
+              <w:rPr>
+                <w:rFonts w:ascii="바탕" w:hAnsi="바탕" w:eastAsia="바탕"/>
+                <w:b w:val="0"/>
+                <w:i w:val="0"/>
+                <w:sz w:val="18"/>
+              </w:rPr>
+              <w:t>절반 뒤</w:t>
+            </w:r>
+          </w:p>
+        </w:tc>
+        <w:tc>
+          <w:tcPr>
+            <w:tcW w:type="dxa" w:w="1296"/>
+          </w:tcPr>
+          <w:p>
+            <w:pPr>
+              <w:spacing w:line="240" w:lineRule="auto"/>
+              <w:jc w:val="center"/>
+            </w:pPr>
+            <w:r>
+              <w:rPr>
+                <w:rFonts w:ascii="바탕" w:hAnsi="바탕" w:eastAsia="바탕"/>
+                <w:b w:val="0"/>
+                <w:i w:val="0"/>
+                <w:sz w:val="18"/>
+              </w:rPr>
+              <w:t>-156.9 [-183.9, -137.2]</w:t>
+            </w:r>
+          </w:p>
+        </w:tc>
+        <w:tc>
+          <w:tcPr>
+            <w:tcW w:type="dxa" w:w="1296"/>
+          </w:tcPr>
+          <w:p>
+            <w:pPr>
+              <w:spacing w:line="240" w:lineRule="auto"/>
+              <w:jc w:val="center"/>
+            </w:pPr>
+            <w:r>
+              <w:rPr>
+                <w:rFonts w:ascii="바탕" w:hAnsi="바탕" w:eastAsia="바탕"/>
+                <w:b w:val="0"/>
+                <w:i w:val="0"/>
+                <w:sz w:val="18"/>
+              </w:rPr>
+              <w:t>96</w:t>
+            </w:r>
+          </w:p>
+        </w:tc>
+        <w:tc>
+          <w:tcPr>
+            <w:tcW w:type="dxa" w:w="1296"/>
+          </w:tcPr>
+          <w:p>
+            <w:pPr>
+              <w:spacing w:line="240" w:lineRule="auto"/>
+              <w:jc w:val="center"/>
+            </w:pPr>
+            <w:r>
+              <w:rPr>
+                <w:rFonts w:ascii="바탕" w:hAnsi="바탕" w:eastAsia="바탕"/>
+                <w:b w:val="0"/>
+                <w:i w:val="0"/>
+                <w:sz w:val="18"/>
+              </w:rPr>
+              <w:t>66%</w:t>
+            </w:r>
+          </w:p>
+        </w:tc>
+        <w:tc>
+          <w:tcPr>
+            <w:tcW w:type="dxa" w:w="1296"/>
+          </w:tcPr>
+          <w:p>
+            <w:pPr>
+              <w:spacing w:line="240" w:lineRule="auto"/>
+              <w:jc w:val="center"/>
+            </w:pPr>
+            <w:r>
+              <w:rPr>
+                <w:rFonts w:ascii="바탕" w:hAnsi="바탕" w:eastAsia="바탕"/>
+                <w:b w:val="0"/>
+                <w:i w:val="0"/>
+                <w:sz w:val="18"/>
+              </w:rPr>
+              <w:t>탐험 실패 (워밍업 쪽이 도달률도 점수도 높다)</w:t>
+            </w:r>
+          </w:p>
+        </w:tc>
+      </w:tr>
+      <w:tr>
+        <w:tc>
+          <w:tcPr>
+            <w:tcW w:type="dxa" w:w="1296"/>
+          </w:tcPr>
+          <w:p>
+            <w:pPr>
+              <w:spacing w:line="240" w:lineRule="auto"/>
+              <w:jc w:val="left"/>
+            </w:pPr>
+            <w:r>
+              <w:rPr>
+                <w:rFonts w:ascii="바탕" w:hAnsi="바탕" w:eastAsia="바탕"/>
+                <w:b/>
+                <w:i w:val="0"/>
+                <w:sz w:val="18"/>
+              </w:rPr>
+              <w:t>0.05</w:t>
+            </w:r>
+          </w:p>
+        </w:tc>
+        <w:tc>
+          <w:tcPr>
+            <w:tcW w:type="dxa" w:w="1296"/>
+          </w:tcPr>
+          <w:p>
+            <w:pPr>
+              <w:spacing w:line="240" w:lineRule="auto"/>
+              <w:jc w:val="center"/>
+            </w:pPr>
+            <w:r>
+              <w:rPr>
+                <w:rFonts w:ascii="바탕" w:hAnsi="바탕" w:eastAsia="바탕"/>
+                <w:b w:val="0"/>
+                <w:i w:val="0"/>
+                <w:sz w:val="18"/>
+              </w:rPr>
+              <w:t>TempoRL</w:t>
+            </w:r>
+          </w:p>
+        </w:tc>
+        <w:tc>
+          <w:tcPr>
+            <w:tcW w:type="dxa" w:w="1296"/>
+          </w:tcPr>
+          <w:p>
+            <w:pPr>
+              <w:spacing w:line="240" w:lineRule="auto"/>
+              <w:jc w:val="center"/>
+            </w:pPr>
+            <w:r>
+              <w:rPr>
+                <w:rFonts w:ascii="바탕" w:hAnsi="바탕" w:eastAsia="바탕"/>
+                <w:b w:val="0"/>
+                <w:i w:val="0"/>
+                <w:sz w:val="18"/>
+              </w:rPr>
+              <w:t>처음부터</w:t>
+            </w:r>
+          </w:p>
+        </w:tc>
+        <w:tc>
+          <w:tcPr>
+            <w:tcW w:type="dxa" w:w="1296"/>
+          </w:tcPr>
+          <w:p>
+            <w:pPr>
+              <w:spacing w:line="240" w:lineRule="auto"/>
+              <w:jc w:val="center"/>
+            </w:pPr>
+            <w:r>
+              <w:rPr>
+                <w:rFonts w:ascii="바탕" w:hAnsi="바탕" w:eastAsia="바탕"/>
+                <w:b w:val="0"/>
+                <w:i w:val="0"/>
+                <w:sz w:val="18"/>
+              </w:rPr>
+              <w:t>-200.0 [-201.7, -200.0]</w:t>
+            </w:r>
+          </w:p>
+        </w:tc>
+        <w:tc>
+          <w:tcPr>
+            <w:tcW w:type="dxa" w:w="1296"/>
+          </w:tcPr>
+          <w:p>
+            <w:pPr>
+              <w:spacing w:line="240" w:lineRule="auto"/>
+              <w:jc w:val="center"/>
+            </w:pPr>
+            <w:r>
+              <w:rPr>
+                <w:rFonts w:ascii="바탕" w:hAnsi="바탕" w:eastAsia="바탕"/>
+                <w:b w:val="0"/>
+                <w:i w:val="0"/>
+                <w:sz w:val="18"/>
+              </w:rPr>
+              <w:t>0</w:t>
+            </w:r>
+          </w:p>
+        </w:tc>
+        <w:tc>
+          <w:tcPr>
+            <w:tcW w:type="dxa" w:w="1296"/>
+          </w:tcPr>
+          <w:p>
+            <w:pPr>
+              <w:spacing w:line="240" w:lineRule="auto"/>
+              <w:jc w:val="center"/>
+            </w:pPr>
+            <w:r>
+              <w:rPr>
+                <w:rFonts w:ascii="바탕" w:hAnsi="바탕" w:eastAsia="바탕"/>
+                <w:b w:val="0"/>
+                <w:i w:val="0"/>
+                <w:sz w:val="18"/>
+              </w:rPr>
+              <w:t>0%</w:t>
+            </w:r>
+          </w:p>
+        </w:tc>
+        <w:tc>
+          <w:tcPr>
+            <w:tcW w:type="dxa" w:w="1296"/>
+          </w:tcPr>
+          <w:p>
+            <w:pPr>
+              <w:spacing w:line="240" w:lineRule="auto"/>
+              <w:jc w:val="center"/>
+            </w:pPr>
+          </w:p>
+        </w:tc>
+      </w:tr>
+      <w:tr>
+        <w:tc>
+          <w:tcPr>
+            <w:tcW w:type="dxa" w:w="1296"/>
+          </w:tcPr>
+          <w:p>
+            <w:pPr>
+              <w:spacing w:line="240" w:lineRule="auto"/>
+              <w:jc w:val="left"/>
+            </w:pPr>
+            <w:r>
+              <w:rPr>
+                <w:rFonts w:ascii="바탕" w:hAnsi="바탕" w:eastAsia="바탕"/>
+                <w:b/>
+                <w:i w:val="0"/>
+                <w:sz w:val="18"/>
+              </w:rPr>
+              <w:t>0.05</w:t>
+            </w:r>
+          </w:p>
+        </w:tc>
+        <w:tc>
+          <w:tcPr>
+            <w:tcW w:type="dxa" w:w="1296"/>
+          </w:tcPr>
+          <w:p>
+            <w:pPr>
+              <w:spacing w:line="240" w:lineRule="auto"/>
+              <w:jc w:val="center"/>
+            </w:pPr>
+            <w:r>
+              <w:rPr>
+                <w:rFonts w:ascii="바탕" w:hAnsi="바탕" w:eastAsia="바탕"/>
+                <w:b w:val="0"/>
+                <w:i w:val="0"/>
+                <w:sz w:val="18"/>
+              </w:rPr>
+              <w:t>TempoRL</w:t>
+            </w:r>
+          </w:p>
+        </w:tc>
+        <w:tc>
+          <w:tcPr>
+            <w:tcW w:type="dxa" w:w="1296"/>
+          </w:tcPr>
+          <w:p>
+            <w:pPr>
+              <w:spacing w:line="240" w:lineRule="auto"/>
+              <w:jc w:val="center"/>
+            </w:pPr>
+            <w:r>
+              <w:rPr>
+                <w:rFonts w:ascii="바탕" w:hAnsi="바탕" w:eastAsia="바탕"/>
+                <w:b w:val="0"/>
+                <w:i w:val="0"/>
+                <w:sz w:val="18"/>
+              </w:rPr>
+              <w:t>절반 뒤</w:t>
+            </w:r>
+          </w:p>
+        </w:tc>
+        <w:tc>
+          <w:tcPr>
+            <w:tcW w:type="dxa" w:w="1296"/>
+          </w:tcPr>
+          <w:p>
+            <w:pPr>
+              <w:spacing w:line="240" w:lineRule="auto"/>
+              <w:jc w:val="center"/>
+            </w:pPr>
+            <w:r>
+              <w:rPr>
+                <w:rFonts w:ascii="바탕" w:hAnsi="바탕" w:eastAsia="바탕"/>
+                <w:b w:val="0"/>
+                <w:i w:val="0"/>
+                <w:sz w:val="18"/>
+              </w:rPr>
+              <w:t>-170.6 [-191.5, -151.8]</w:t>
+            </w:r>
+          </w:p>
+        </w:tc>
+        <w:tc>
+          <w:tcPr>
+            <w:tcW w:type="dxa" w:w="1296"/>
+          </w:tcPr>
+          <w:p>
+            <w:pPr>
+              <w:spacing w:line="240" w:lineRule="auto"/>
+              <w:jc w:val="center"/>
+            </w:pPr>
+            <w:r>
+              <w:rPr>
+                <w:rFonts w:ascii="바탕" w:hAnsi="바탕" w:eastAsia="바탕"/>
+                <w:b w:val="0"/>
+                <w:i w:val="0"/>
+                <w:sz w:val="18"/>
+              </w:rPr>
+              <w:t>123</w:t>
+            </w:r>
+          </w:p>
+        </w:tc>
+        <w:tc>
+          <w:tcPr>
+            <w:tcW w:type="dxa" w:w="1296"/>
+          </w:tcPr>
+          <w:p>
+            <w:pPr>
+              <w:spacing w:line="240" w:lineRule="auto"/>
+              <w:jc w:val="center"/>
+            </w:pPr>
+            <w:r>
+              <w:rPr>
+                <w:rFonts w:ascii="바탕" w:hAnsi="바탕" w:eastAsia="바탕"/>
+                <w:b w:val="0"/>
+                <w:i w:val="0"/>
+                <w:sz w:val="18"/>
+              </w:rPr>
+              <w:t>55%</w:t>
+            </w:r>
+          </w:p>
+        </w:tc>
+        <w:tc>
+          <w:tcPr>
+            <w:tcW w:type="dxa" w:w="1296"/>
+          </w:tcPr>
+          <w:p>
+            <w:pPr>
+              <w:spacing w:line="240" w:lineRule="auto"/>
+              <w:jc w:val="center"/>
+            </w:pPr>
+            <w:r>
+              <w:rPr>
+                <w:rFonts w:ascii="바탕" w:hAnsi="바탕" w:eastAsia="바탕"/>
+                <w:b w:val="0"/>
+                <w:i w:val="0"/>
+                <w:sz w:val="18"/>
+              </w:rPr>
+              <w:t>탐험 실패 (워밍업 쪽이 도달률도 점수도 높다)</w:t>
+            </w:r>
+          </w:p>
+        </w:tc>
+      </w:tr>
+      <w:tr>
+        <w:tc>
+          <w:tcPr>
+            <w:tcW w:type="dxa" w:w="1296"/>
+          </w:tcPr>
+          <w:p>
+            <w:pPr>
+              <w:spacing w:line="240" w:lineRule="auto"/>
+              <w:jc w:val="left"/>
+            </w:pPr>
+            <w:r>
+              <w:rPr>
+                <w:rFonts w:ascii="바탕" w:hAnsi="바탕" w:eastAsia="바탕"/>
+                <w:b/>
+                <w:i w:val="0"/>
+                <w:sz w:val="18"/>
+              </w:rPr>
+              <w:t>0.05</w:t>
+            </w:r>
+          </w:p>
+        </w:tc>
+        <w:tc>
+          <w:tcPr>
+            <w:tcW w:type="dxa" w:w="1296"/>
+          </w:tcPr>
+          <w:p>
+            <w:pPr>
+              <w:spacing w:line="240" w:lineRule="auto"/>
+              <w:jc w:val="center"/>
+            </w:pPr>
+            <w:r>
+              <w:rPr>
+                <w:rFonts w:ascii="바탕" w:hAnsi="바탕" w:eastAsia="바탕"/>
+                <w:b w:val="0"/>
+                <w:i w:val="0"/>
+                <w:sz w:val="18"/>
+              </w:rPr>
+              <w:t>Lazy-MDP</w:t>
+            </w:r>
+          </w:p>
+        </w:tc>
+        <w:tc>
+          <w:tcPr>
+            <w:tcW w:type="dxa" w:w="1296"/>
+          </w:tcPr>
+          <w:p>
+            <w:pPr>
+              <w:spacing w:line="240" w:lineRule="auto"/>
+              <w:jc w:val="center"/>
+            </w:pPr>
+            <w:r>
+              <w:rPr>
+                <w:rFonts w:ascii="바탕" w:hAnsi="바탕" w:eastAsia="바탕"/>
+                <w:b w:val="0"/>
+                <w:i w:val="0"/>
+                <w:sz w:val="18"/>
+              </w:rPr>
+              <w:t>처음부터</w:t>
+            </w:r>
+          </w:p>
+        </w:tc>
+        <w:tc>
+          <w:tcPr>
+            <w:tcW w:type="dxa" w:w="1296"/>
+          </w:tcPr>
+          <w:p>
+            <w:pPr>
+              <w:spacing w:line="240" w:lineRule="auto"/>
+              <w:jc w:val="center"/>
+            </w:pPr>
+            <w:r>
+              <w:rPr>
+                <w:rFonts w:ascii="바탕" w:hAnsi="바탕" w:eastAsia="바탕"/>
+                <w:b w:val="0"/>
+                <w:i w:val="0"/>
+                <w:sz w:val="18"/>
+              </w:rPr>
+              <w:t>-187.2 [-200.0, -157.9]</w:t>
+            </w:r>
+          </w:p>
+        </w:tc>
+        <w:tc>
+          <w:tcPr>
+            <w:tcW w:type="dxa" w:w="1296"/>
+          </w:tcPr>
+          <w:p>
+            <w:pPr>
+              <w:spacing w:line="240" w:lineRule="auto"/>
+              <w:jc w:val="center"/>
+            </w:pPr>
+            <w:r>
+              <w:rPr>
+                <w:rFonts w:ascii="바탕" w:hAnsi="바탕" w:eastAsia="바탕"/>
+                <w:b w:val="0"/>
+                <w:i w:val="0"/>
+                <w:sz w:val="18"/>
+              </w:rPr>
+              <w:t>43</w:t>
+            </w:r>
+          </w:p>
+        </w:tc>
+        <w:tc>
+          <w:tcPr>
+            <w:tcW w:type="dxa" w:w="1296"/>
+          </w:tcPr>
+          <w:p>
+            <w:pPr>
+              <w:spacing w:line="240" w:lineRule="auto"/>
+              <w:jc w:val="center"/>
+            </w:pPr>
+            <w:r>
+              <w:rPr>
+                <w:rFonts w:ascii="바탕" w:hAnsi="바탕" w:eastAsia="바탕"/>
+                <w:b w:val="0"/>
+                <w:i w:val="0"/>
+                <w:sz w:val="18"/>
+              </w:rPr>
+              <w:t>22%</w:t>
+            </w:r>
+          </w:p>
+        </w:tc>
+        <w:tc>
+          <w:tcPr>
+            <w:tcW w:type="dxa" w:w="1296"/>
+          </w:tcPr>
+          <w:p>
+            <w:pPr>
+              <w:spacing w:line="240" w:lineRule="auto"/>
+              <w:jc w:val="center"/>
+            </w:pPr>
+          </w:p>
+        </w:tc>
+      </w:tr>
+      <w:tr>
+        <w:tc>
+          <w:tcPr>
+            <w:tcW w:type="dxa" w:w="1296"/>
+          </w:tcPr>
+          <w:p>
+            <w:pPr>
+              <w:spacing w:line="240" w:lineRule="auto"/>
+              <w:jc w:val="left"/>
+            </w:pPr>
+            <w:r>
+              <w:rPr>
+                <w:rFonts w:ascii="바탕" w:hAnsi="바탕" w:eastAsia="바탕"/>
+                <w:b/>
+                <w:i w:val="0"/>
+                <w:sz w:val="18"/>
+              </w:rPr>
+              <w:t>0.05</w:t>
+            </w:r>
+          </w:p>
+        </w:tc>
+        <w:tc>
+          <w:tcPr>
+            <w:tcW w:type="dxa" w:w="1296"/>
+          </w:tcPr>
+          <w:p>
+            <w:pPr>
+              <w:spacing w:line="240" w:lineRule="auto"/>
+              <w:jc w:val="center"/>
+            </w:pPr>
+            <w:r>
+              <w:rPr>
+                <w:rFonts w:ascii="바탕" w:hAnsi="바탕" w:eastAsia="바탕"/>
+                <w:b w:val="0"/>
+                <w:i w:val="0"/>
+                <w:sz w:val="18"/>
+              </w:rPr>
+              <w:t>Lazy-MDP</w:t>
+            </w:r>
+          </w:p>
+        </w:tc>
+        <w:tc>
+          <w:tcPr>
+            <w:tcW w:type="dxa" w:w="1296"/>
+          </w:tcPr>
+          <w:p>
+            <w:pPr>
+              <w:spacing w:line="240" w:lineRule="auto"/>
+              <w:jc w:val="center"/>
+            </w:pPr>
+            <w:r>
+              <w:rPr>
+                <w:rFonts w:ascii="바탕" w:hAnsi="바탕" w:eastAsia="바탕"/>
+                <w:b w:val="0"/>
+                <w:i w:val="0"/>
+                <w:sz w:val="18"/>
+              </w:rPr>
+              <w:t>절반 뒤</w:t>
+            </w:r>
+          </w:p>
+        </w:tc>
+        <w:tc>
+          <w:tcPr>
+            <w:tcW w:type="dxa" w:w="1296"/>
+          </w:tcPr>
+          <w:p>
+            <w:pPr>
+              <w:spacing w:line="240" w:lineRule="auto"/>
+              <w:jc w:val="center"/>
+            </w:pPr>
+            <w:r>
+              <w:rPr>
+                <w:rFonts w:ascii="바탕" w:hAnsi="바탕" w:eastAsia="바탕"/>
+                <w:b w:val="0"/>
+                <w:i w:val="0"/>
+                <w:sz w:val="18"/>
+              </w:rPr>
+              <w:t>-139.6 [-158.6, -125.0]</w:t>
+            </w:r>
+          </w:p>
+        </w:tc>
+        <w:tc>
+          <w:tcPr>
+            <w:tcW w:type="dxa" w:w="1296"/>
+          </w:tcPr>
+          <w:p>
+            <w:pPr>
+              <w:spacing w:line="240" w:lineRule="auto"/>
+              <w:jc w:val="center"/>
+            </w:pPr>
+            <w:r>
+              <w:rPr>
+                <w:rFonts w:ascii="바탕" w:hAnsi="바탕" w:eastAsia="바탕"/>
+                <w:b w:val="0"/>
+                <w:i w:val="0"/>
+                <w:sz w:val="18"/>
+              </w:rPr>
+              <w:t>121</w:t>
+            </w:r>
+          </w:p>
+        </w:tc>
+        <w:tc>
+          <w:tcPr>
+            <w:tcW w:type="dxa" w:w="1296"/>
+          </w:tcPr>
+          <w:p>
+            <w:pPr>
+              <w:spacing w:line="240" w:lineRule="auto"/>
+              <w:jc w:val="center"/>
+            </w:pPr>
+            <w:r>
+              <w:rPr>
+                <w:rFonts w:ascii="바탕" w:hAnsi="바탕" w:eastAsia="바탕"/>
+                <w:b w:val="0"/>
+                <w:i w:val="0"/>
+                <w:sz w:val="18"/>
+              </w:rPr>
+              <w:t>93%</w:t>
+            </w:r>
+          </w:p>
+        </w:tc>
+        <w:tc>
+          <w:tcPr>
+            <w:tcW w:type="dxa" w:w="1296"/>
+          </w:tcPr>
+          <w:p>
+            <w:pPr>
+              <w:spacing w:line="240" w:lineRule="auto"/>
+              <w:jc w:val="center"/>
+            </w:pPr>
+            <w:r>
+              <w:rPr>
+                <w:rFonts w:ascii="바탕" w:hAnsi="바탕" w:eastAsia="바탕"/>
+                <w:b w:val="0"/>
+                <w:i w:val="0"/>
+                <w:sz w:val="18"/>
+              </w:rPr>
+              <w:t>탐험 실패 (워밍업 쪽이 목표에 더 자주 닿는다)</w:t>
+            </w:r>
+          </w:p>
+        </w:tc>
+      </w:tr>
+    </w:tbl>
+    <w:p>
+      <w:pPr>
+        <w:spacing w:line="240" w:lineRule="auto" w:before="0" w:after="120"/>
+        <w:jc w:val="both"/>
+      </w:pPr>
+    </w:p>
+    <w:p>
+      <w:pPr>
+        <w:spacing w:line="480" w:lineRule="auto" w:before="0" w:after="0"/>
+        <w:ind w:firstLine="200"/>
+        <w:jc w:val="both"/>
+      </w:pPr>
+      <w:r>
+        <w:rPr>
+          <w:rFonts w:ascii="바탕" w:hAnsi="바탕" w:eastAsia="바탕"/>
+          <w:b w:val="0"/>
+          <w:i w:val="0"/>
+          <w:sz w:val="20"/>
+        </w:rPr>
+        <w:t>비교 9건 중 '탐험 실패'로 판정된 것이 5건, '무행동이 최적해일 가능성'이 0건, 신뢰구간이 겹쳐 판정을 보류한 것이 4건이다.</w:t>
+      </w:r>
+    </w:p>
+    <w:p>
+      <w:pPr>
+        <w:spacing w:line="312" w:lineRule="auto" w:before="200" w:after="80"/>
+        <w:jc w:val="left"/>
+      </w:pPr>
+      <w:r>
+        <w:rPr>
+          <w:rFonts w:ascii="맑은 고딕" w:hAnsi="맑은 고딕" w:eastAsia="맑은 고딕"/>
+          <w:b/>
+          <w:i w:val="0"/>
+          <w:sz w:val="22"/>
+        </w:rPr>
+        <w:t>5. 공정성 점검 — 비용이 없을 때 학습은 규칙 수준에 닿는가</w:t>
+      </w:r>
+    </w:p>
+    <w:p>
+      <w:pPr>
+        <w:spacing w:line="480" w:lineRule="auto" w:before="0" w:after="0"/>
+        <w:ind w:firstLine="200"/>
+        <w:jc w:val="both"/>
+      </w:pPr>
+      <w:r>
+        <w:rPr>
+          <w:rFonts w:ascii="바탕" w:hAnsi="바탕" w:eastAsia="바탕"/>
+          <w:b w:val="0"/>
+          <w:i w:val="0"/>
+          <w:sz w:val="20"/>
+        </w:rPr>
+        <w:t>MountainCar에서 λ*가 0으로 나왔다는 것은 "비용이 없어도 학습이 규칙에 진다"는 뜻이다. 그렇다면 이 결과는 비용에 대한 발견이 아니라 학습이 덜 됐다는 신호일 수 있다. 그래서 학습 예산과 탐험 설정을 바꿔 가며 λ=0 성능을 다시 쟀다.</w:t>
+      </w:r>
+    </w:p>
+    <w:p>
+      <w:pPr>
+        <w:spacing w:line="276" w:lineRule="auto" w:before="200" w:after="40"/>
+        <w:jc w:val="center"/>
+      </w:pPr>
+      <w:r>
+        <w:rPr>
+          <w:rFonts w:ascii="맑은 고딕" w:hAnsi="맑은 고딕" w:eastAsia="맑은 고딕"/>
+          <w:b/>
+          <w:i w:val="0"/>
+          <w:sz w:val="19"/>
+        </w:rPr>
+        <w:t>표 9. 공정성 점검 — 비용이 없을 때(λ=0) 학습은 그 환경의 규칙 수준에 닿는가</w:t>
+      </w:r>
+    </w:p>
+    <w:p>
+      <w:pPr>
+        <w:spacing w:line="276" w:lineRule="auto" w:before="0" w:after="60"/>
+        <w:jc w:val="center"/>
+      </w:pPr>
+      <w:r>
+        <w:rPr>
+          <w:rFonts w:ascii="맑은 고딕" w:hAnsi="맑은 고딕" w:eastAsia="맑은 고딕"/>
+          <w:b w:val="0"/>
+          <w:i/>
+          <w:sz w:val="18"/>
+        </w:rPr>
+        <w:t>Table 9. Fairness check: does learning reach rule-level performance at zero cost (λ=0)</w:t>
+      </w:r>
+    </w:p>
+    <w:tbl>
+      <w:tblPr>
+        <w:tblStyle w:val="TableGrid"/>
+        <w:tblW w:type="auto" w:w="0"/>
+        <w:jc w:val="center"/>
+        <w:tblLook w:firstColumn="1" w:firstRow="1" w:lastColumn="0" w:lastRow="0" w:noHBand="0" w:noVBand="1" w:val="04A0"/>
+      </w:tblPr>
+      <w:tblGrid>
+        <w:gridCol w:w="1296"/>
+        <w:gridCol w:w="1296"/>
+        <w:gridCol w:w="1296"/>
+        <w:gridCol w:w="1296"/>
+        <w:gridCol w:w="1296"/>
+        <w:gridCol w:w="1296"/>
+        <w:gridCol w:w="1296"/>
+      </w:tblGrid>
+      <w:tr>
+        <w:tc>
+          <w:tcPr>
             <w:tcW w:type="dxa" w:w="1474"/>
             <w:shd w:val="clear" w:color="auto" w:fill="EDEDED"/>
           </w:tcPr>
@@ -17802,7 +20623,7 @@
           <w:i w:val="0"/>
           <w:sz w:val="19"/>
         </w:rPr>
-        <w:t>표 9. 기준 규칙의 계수를 다시 골랐을 때 (평가 100 에피소드)</w:t>
+        <w:t>표 10. 기준 규칙의 계수를 다시 골랐을 때 (평가 100 에피소드)</w:t>
       </w:r>
     </w:p>
     <w:p>
@@ -17817,7 +20638,7 @@
           <w:i/>
           <w:sz w:val="18"/>
         </w:rPr>
-        <w:t>Table 9. Re-selecting the coefficients of each baseline rule (100 evaluation episodes)</w:t>
+        <w:t>Table 10. Re-selecting the coefficients of each baseline rule (100 evaluation episodes)</w:t>
       </w:r>
     </w:p>
     <w:tbl>
@@ -18630,7 +21451,7 @@
           <w:i w:val="0"/>
           <w:sz w:val="20"/>
         </w:rPr>
-        <w:t>넷째, 무행동 붕괴가 관찰된다.</w:t>
+        <w:t>넷째, 무행동 붕괴는 최적해가 아니라 탐험 실패다.</w:t>
       </w:r>
       <w:r>
         <w:rPr>
@@ -18639,7 +21460,7 @@
           <w:i w:val="0"/>
           <w:sz w:val="20"/>
         </w:rPr>
-        <w:t xml:space="preserve"> 희소 보상 환경에서는 에피소드 보상의 1% 수준밖에 안 되는 작은 비용만으로도 세 계열 모두 행동을 멈추고 그대로 굳었다. 이것이 "비용을 감안하면 가만히 있는 것이 정말 최적"이어서인지, 아니면 "비용 때문에 목표를 한 번도 보지 못해서"인지를 가르기 위해, 같은 예산 안에서 </w:t>
+        <w:t xml:space="preserve"> 희소 보상 환경에서는 에피소드 보상의 1% 수준밖에 안 되는 작은 비용만으로도 세 계열 모두 행동을 멈추고 그대로 굳었다. 그런데 그 붕괴는 두 단계로 일어난다 — </w:t>
       </w:r>
       <w:r>
         <w:rPr>
@@ -18648,7 +21469,7 @@
           <w:i w:val="0"/>
           <w:sz w:val="20"/>
         </w:rPr>
-        <w:t>비용을 켜는 시점만 바꾼 대조 조건</w:t>
+        <w:t>행동은 λ=0과 비슷한 횟수로 유지한 채 목표 도달률이 먼저 떨어지고</w:t>
       </w:r>
       <w:r>
         <w:rPr>
@@ -18657,22 +21478,7 @@
           <w:i w:val="0"/>
           <w:sz w:val="20"/>
         </w:rPr>
-        <w:t>을 두었다(Ⅲ장 6.3절). [실험 대기 — 결과 나오면 확정] 결과는 Ⅳ장에 그대로 싣는다.</w:t>
-      </w:r>
-    </w:p>
-    <w:p>
-      <w:pPr>
-        <w:spacing w:line="312" w:lineRule="auto" w:before="200" w:after="80"/>
-        <w:jc w:val="left"/>
-      </w:pPr>
-      <w:r>
-        <w:rPr>
-          <w:rFonts w:ascii="맑은 고딕" w:hAnsi="맑은 고딕" w:eastAsia="맑은 고딕"/>
-          <w:b/>
-          <w:i w:val="0"/>
-          <w:sz w:val="22"/>
-        </w:rPr>
-        <w:t>2. 실무자를 위한 정리</w:t>
+        <w:t>, 행동이 멈추는 것은 그보다 3~10배 비싸진 뒤다. 즉 에이전트는 시도를 멈추는 것이 아니라 성공을 멈춘다.</w:t>
       </w:r>
     </w:p>
     <w:p>
@@ -18688,14 +21494,17 @@
           <w:i w:val="0"/>
           <w:sz w:val="20"/>
         </w:rPr>
-        <w:t>이 연구의 결과를 현장의 판단 순서로 옮기면 다음과 같다.</w:t>
-      </w:r>
-    </w:p>
-    <w:p>
-      <w:pPr>
-        <w:spacing w:line="480" w:lineRule="auto" w:before="0" w:after="0"/>
-        <w:ind w:left="340" w:hanging="340"/>
-      </w:pPr>
+        <w:t xml:space="preserve">이것이 "비용을 감안하면 가만히 있는 것이 정말 최적"이어서인지, 아니면 "비용 때문에 목표를 한 번도 보지 못해서"인지를 가르기 위해 같은 예산 안에서 </w:t>
+      </w:r>
+      <w:r>
+        <w:rPr>
+          <w:rFonts w:ascii="바탕" w:hAnsi="바탕" w:eastAsia="바탕"/>
+          <w:b/>
+          <w:i w:val="0"/>
+          <w:sz w:val="20"/>
+        </w:rPr>
+        <w:t>비용을 켜는 시점만 바꾼 대조 조건</w:t>
+      </w:r>
       <w:r>
         <w:rPr>
           <w:rFonts w:ascii="바탕" w:hAnsi="바탕" w:eastAsia="바탕"/>
@@ -18703,7 +21512,7 @@
           <w:i w:val="0"/>
           <w:sz w:val="20"/>
         </w:rPr>
-        <w:t xml:space="preserve">1. </w:t>
+        <w:t xml:space="preserve">을 두었다(Ⅲ장 6.3절). </w:t>
       </w:r>
       <w:r>
         <w:rPr>
@@ -18712,7 +21521,7 @@
           <w:i w:val="0"/>
           <w:sz w:val="20"/>
         </w:rPr>
-        <w:t>먼저 환경을 보라.</w:t>
+        <w:t>답은 탐험 실패였다.</w:t>
       </w:r>
       <w:r>
         <w:rPr>
@@ -18721,7 +21530,25 @@
           <w:i w:val="0"/>
           <w:sz w:val="20"/>
         </w:rPr>
-        <w:t xml:space="preserve"> 보상 신호가 조밀한가? 이미 잘 도는 규칙이 있는가? 보상이 희소하고</w:t>
+        <w:t xml:space="preserve"> 같은 비용으로 평가했는데도 비용을 나중에 켠 쪽이 훨씬 자주 목표에 닿았다 — λ=0.05에서 표준 DQN은 처음부터 비용을 물리면 행동 0회·도달률 0%인데, 앞 절반을 비용 없이 학습시키면 행동 96회·도달률 66%가 된다. 비교한 아홉 조건 가운데 </w:t>
+      </w:r>
+      <w:r>
+        <w:rPr>
+          <w:rFonts w:ascii="바탕" w:hAnsi="바탕" w:eastAsia="바탕"/>
+          <w:b/>
+          <w:i w:val="0"/>
+          <w:sz w:val="20"/>
+        </w:rPr>
+        <w:t>'무행동이 최적'을 지지하는 것은 하나도 없었다</w:t>
+      </w:r>
+      <w:r>
+        <w:rPr>
+          <w:rFonts w:ascii="바탕" w:hAnsi="바탕" w:eastAsia="바탕"/>
+          <w:b w:val="0"/>
+          <w:i w:val="0"/>
+          <w:sz w:val="20"/>
+        </w:rPr>
+        <w:t>(탐험 실패 5건, 판정 보류 4건).</w:t>
       </w:r>
     </w:p>
     <w:p>
@@ -18737,40 +21564,40 @@
           <w:i w:val="0"/>
           <w:sz w:val="20"/>
         </w:rPr>
-        <w:t>좋은 규칙이 있다면, 행동 비용을 재기 전에 이미 답이 정해져 있을 가능성이 높다 — 규칙을 쓰라.</w:t>
+        <w:t xml:space="preserve">다만 그것을 고쳐도 규칙은 이기지 못한다. 워밍업 조건의 최고 점수(−125.6)도 pump 규칙(−122)에 미치지 못한다. </w:t>
+      </w:r>
+      <w:r>
+        <w:rPr>
+          <w:rFonts w:ascii="바탕" w:hAnsi="바탕" w:eastAsia="바탕"/>
+          <w:b/>
+          <w:i w:val="0"/>
+          <w:sz w:val="20"/>
+        </w:rPr>
+        <w:t>MountainCar에서 학습은 문제가 둘이다</w:t>
+      </w:r>
+      <w:r>
+        <w:rPr>
+          <w:rFonts w:ascii="바탕" w:hAnsi="바탕" w:eastAsia="바탕"/>
+          <w:b w:val="0"/>
+          <w:i w:val="0"/>
+          <w:sz w:val="20"/>
+        </w:rPr>
+        <w:t xml:space="preserve"> — 비용 아래 탐험이 막히는 것과, 비용이 없어도 규칙보다 약한 것. 하나를 고쳐도 다른 하나가 남는다.</w:t>
       </w:r>
     </w:p>
     <w:p>
       <w:pPr>
-        <w:spacing w:line="480" w:lineRule="auto" w:before="0" w:after="0"/>
-        <w:ind w:left="340" w:hanging="340"/>
+        <w:spacing w:line="312" w:lineRule="auto" w:before="200" w:after="80"/>
+        <w:jc w:val="left"/>
       </w:pPr>
       <w:r>
         <w:rPr>
-          <w:rFonts w:ascii="바탕" w:hAnsi="바탕" w:eastAsia="바탕"/>
-          <w:b w:val="0"/>
-          <w:i w:val="0"/>
-          <w:sz w:val="20"/>
-        </w:rPr>
-        <w:t xml:space="preserve">2. </w:t>
-      </w:r>
-      <w:r>
-        <w:rPr>
-          <w:rFonts w:ascii="바탕" w:hAnsi="바탕" w:eastAsia="바탕"/>
+          <w:rFonts w:ascii="맑은 고딕" w:hAnsi="맑은 고딕" w:eastAsia="맑은 고딕"/>
           <w:b/>
           <w:i w:val="0"/>
-          <w:sz w:val="20"/>
-        </w:rPr>
-        <w:t>학습을 쓰기로 했다면 밑바닥이 있는 구조를 골라라.</w:t>
-      </w:r>
-      <w:r>
-        <w:rPr>
-          <w:rFonts w:ascii="바탕" w:hAnsi="바탕" w:eastAsia="바탕"/>
-          <w:b w:val="0"/>
-          <w:i w:val="0"/>
-          <w:sz w:val="20"/>
-        </w:rPr>
-        <w:t xml:space="preserve"> Lazy-MDP 방식은 학습이 실패해도 기본</w:t>
+          <w:sz w:val="22"/>
+        </w:rPr>
+        <w:t>2. 실무자를 위한 정리</w:t>
       </w:r>
     </w:p>
     <w:p>
@@ -18786,7 +21613,7 @@
           <w:i w:val="0"/>
           <w:sz w:val="20"/>
         </w:rPr>
-        <w:t>규칙 수준으로 떨어질 뿐이어서 가장 안정적이었고, 잘 만든 규칙과 겨루었을 때도 유일하게 넓은 구간에서 이겼다.</w:t>
+        <w:t>이 연구의 결과를 현장의 판단 순서로 옮기면 다음과 같다.</w:t>
       </w:r>
     </w:p>
     <w:p>
@@ -18801,7 +21628,7 @@
           <w:i w:val="0"/>
           <w:sz w:val="20"/>
         </w:rPr>
-        <w:t xml:space="preserve">3. </w:t>
+        <w:t xml:space="preserve">1. </w:t>
       </w:r>
       <w:r>
         <w:rPr>
@@ -18810,7 +21637,7 @@
           <w:i w:val="0"/>
           <w:sz w:val="20"/>
         </w:rPr>
-        <w:t>비교 상대인 규칙에도 공을 들여라.</w:t>
+        <w:t>먼저 환경을 보라.</w:t>
       </w:r>
       <w:r>
         <w:rPr>
@@ -18819,7 +21646,7 @@
           <w:i w:val="0"/>
           <w:sz w:val="20"/>
         </w:rPr>
-        <w:t xml:space="preserve"> 대충 만든 규칙을 이기는 것은 쉽다. 이 연구에서는</w:t>
+        <w:t xml:space="preserve"> 보상 신호가 조밀한가? 이미 잘 도는 규칙이 있는가? 보상이 희소하고</w:t>
       </w:r>
     </w:p>
     <w:p>
@@ -18835,7 +21662,7 @@
           <w:i w:val="0"/>
           <w:sz w:val="20"/>
         </w:rPr>
-        <w:t>같은 형태의 규칙에서 계수만 다시 골랐을 뿐인데 기준선이 141점 올랐고, 그것만으로 결론이 바뀌었다.</w:t>
+        <w:t>좋은 규칙이 있다면, 행동 비용을 재기 전에 이미 답이 정해져 있을 가능성이 높다 — 규칙을 쓰라.</w:t>
       </w:r>
     </w:p>
     <w:p>
@@ -18850,7 +21677,7 @@
           <w:i w:val="0"/>
           <w:sz w:val="20"/>
         </w:rPr>
-        <w:t xml:space="preserve">4. </w:t>
+        <w:t xml:space="preserve">2. </w:t>
       </w:r>
       <w:r>
         <w:rPr>
@@ -18859,7 +21686,7 @@
           <w:i w:val="0"/>
           <w:sz w:val="20"/>
         </w:rPr>
-        <w:t>비용을 처음부터 물리지 마라.</w:t>
+        <w:t>학습을 쓰기로 했다면 밑바닥이 있는 구조를 골라라.</w:t>
       </w:r>
       <w:r>
         <w:rPr>
@@ -18868,7 +21695,7 @@
           <w:i w:val="0"/>
           <w:sz w:val="20"/>
         </w:rPr>
-        <w:t xml:space="preserve"> 비용 없이 먼저 문제를 풀게 한 뒤 비용을 켜는 편이,</w:t>
+        <w:t xml:space="preserve"> Lazy-MDP 방식은 학습이 실패해도 기본</w:t>
       </w:r>
     </w:p>
     <w:p>
@@ -18884,7 +21711,7 @@
           <w:i w:val="0"/>
           <w:sz w:val="20"/>
         </w:rPr>
-        <w:t>처음부터 비용을 물리는 것보다 낫다. 처음부터 물리면 탐험 자체가 막힌다.</w:t>
+        <w:t>규칙 수준으로 떨어질 뿐이어서 가장 안정적이었고, 잘 만든 규칙과 겨루었을 때도 유일하게 넓은 구간에서 이겼다.</w:t>
       </w:r>
     </w:p>
     <w:p>
@@ -18899,7 +21726,7 @@
           <w:i w:val="0"/>
           <w:sz w:val="20"/>
         </w:rPr>
-        <w:t xml:space="preserve">5. </w:t>
+        <w:t xml:space="preserve">3. </w:t>
       </w:r>
       <w:r>
         <w:rPr>
@@ -18908,7 +21735,7 @@
           <w:i w:val="0"/>
           <w:sz w:val="20"/>
         </w:rPr>
-        <w:t>도입 전에 λ=0에서 먼저 겨뤄 보라.</w:t>
+        <w:t>비교 상대인 규칙에도 공을 들여라.</w:t>
       </w:r>
       <w:r>
         <w:rPr>
@@ -18917,7 +21744,7 @@
           <w:i w:val="0"/>
           <w:sz w:val="20"/>
         </w:rPr>
-        <w:t xml:space="preserve"> 비용을 넣기 전에 "비용이 없는 세계에서 학습이 지금</w:t>
+        <w:t xml:space="preserve"> 대충 만든 규칙을 이기는 것은 쉽다. 이 연구에서는</w:t>
       </w:r>
     </w:p>
     <w:p>
@@ -18933,22 +21760,40 @@
           <w:i w:val="0"/>
           <w:sz w:val="20"/>
         </w:rPr>
-        <w:t>규칙을 이기는가"를 확인하는 것이 가장 싼 검사다. 거기서 못 이기면 비용을 넣어도 이길 수 없다.</w:t>
+        <w:t>같은 형태의 규칙에서 계수만 다시 골랐을 뿐인데 기준선이 141점 올랐고, 그것만으로 결론이 바뀌었다.</w:t>
       </w:r>
     </w:p>
     <w:p>
       <w:pPr>
-        <w:spacing w:line="312" w:lineRule="auto" w:before="200" w:after="80"/>
-        <w:jc w:val="left"/>
+        <w:spacing w:line="480" w:lineRule="auto" w:before="0" w:after="0"/>
+        <w:ind w:left="340" w:hanging="340"/>
       </w:pPr>
       <w:r>
         <w:rPr>
-          <w:rFonts w:ascii="맑은 고딕" w:hAnsi="맑은 고딕" w:eastAsia="맑은 고딕"/>
+          <w:rFonts w:ascii="바탕" w:hAnsi="바탕" w:eastAsia="바탕"/>
+          <w:b w:val="0"/>
+          <w:i w:val="0"/>
+          <w:sz w:val="20"/>
+        </w:rPr>
+        <w:t xml:space="preserve">4. </w:t>
+      </w:r>
+      <w:r>
+        <w:rPr>
+          <w:rFonts w:ascii="바탕" w:hAnsi="바탕" w:eastAsia="바탕"/>
           <w:b/>
           <w:i w:val="0"/>
-          <w:sz w:val="22"/>
-        </w:rPr>
-        <w:t>3. 한계</w:t>
+          <w:sz w:val="20"/>
+        </w:rPr>
+        <w:t>비용을 처음부터 물리지 마라.</w:t>
+      </w:r>
+      <w:r>
+        <w:rPr>
+          <w:rFonts w:ascii="바탕" w:hAnsi="바탕" w:eastAsia="바탕"/>
+          <w:b w:val="0"/>
+          <w:i w:val="0"/>
+          <w:sz w:val="20"/>
+        </w:rPr>
+        <w:t xml:space="preserve"> 비용 없이 먼저 문제를 풀게 한 뒤 비용을 켜는 편이</w:t>
       </w:r>
     </w:p>
     <w:p>
@@ -18964,13 +21809,13 @@
           <w:i w:val="0"/>
           <w:sz w:val="20"/>
         </w:rPr>
-        <w:t>정직하게 적어 둔다.</w:t>
+        <w:t>훨씬 낫다. 이 연구에서 예산의 앞 절반만 비용 없이 학습시켜도 목표 도달률이 0%에서 66%로 올라갔다(λ=0.05, 표준 DQN). 같은 예산·같은 평가인데 비용을 켜는 시점만 바꾼 것이다.</w:t>
       </w:r>
     </w:p>
     <w:p>
       <w:pPr>
         <w:spacing w:line="480" w:lineRule="auto" w:before="0" w:after="0"/>
-        <w:ind w:left="340" w:hanging="198"/>
+        <w:ind w:left="340" w:hanging="340"/>
       </w:pPr>
       <w:r>
         <w:rPr>
@@ -18979,7 +21824,7 @@
           <w:i w:val="0"/>
           <w:sz w:val="20"/>
         </w:rPr>
-        <w:t xml:space="preserve">· </w:t>
+        <w:t xml:space="preserve">5. </w:t>
       </w:r>
       <w:r>
         <w:rPr>
@@ -18988,7 +21833,7 @@
           <w:i w:val="0"/>
           <w:sz w:val="20"/>
         </w:rPr>
-        <w:t>환경이 셋뿐이다.</w:t>
+        <w:t>도입 전에 λ=0에서 먼저 겨뤄 보라.</w:t>
       </w:r>
       <w:r>
         <w:rPr>
@@ -18997,7 +21842,7 @@
           <w:i w:val="0"/>
           <w:sz w:val="20"/>
         </w:rPr>
-        <w:t xml:space="preserve"> MountainCar·LunarLander·MinAtar Freeway는 성질이 서로 다르다는 점에서</w:t>
+        <w:t xml:space="preserve"> 비용을 넣기 전에 "비용이 없는 세계에서 학습이 지금</w:t>
       </w:r>
     </w:p>
     <w:p>
@@ -19013,58 +21858,22 @@
           <w:i w:val="0"/>
           <w:sz w:val="20"/>
         </w:rPr>
-        <w:t>잘 고른 조합이지만, 세 점으로 그은 선을 일반 법칙이라고 말할 수는 없다. "보상 조밀도가 λ*를 결정한다"는 주장은 더 많은 환경에서 확인되어야 한다.</w:t>
+        <w:t>규칙을 이기는가"를 확인하는 것이 가장 싼 검사다. 거기서 못 이기면 비용을 넣어도 이길 수 없다.</w:t>
       </w:r>
     </w:p>
     <w:p>
       <w:pPr>
-        <w:spacing w:line="480" w:lineRule="auto" w:before="0" w:after="0"/>
-        <w:ind w:left="340" w:hanging="198"/>
+        <w:spacing w:line="312" w:lineRule="auto" w:before="200" w:after="80"/>
+        <w:jc w:val="left"/>
       </w:pPr>
       <w:r>
         <w:rPr>
-          <w:rFonts w:ascii="바탕" w:hAnsi="바탕" w:eastAsia="바탕"/>
-          <w:b w:val="0"/>
-          <w:i w:val="0"/>
-          <w:sz w:val="20"/>
-        </w:rPr>
-        <w:t xml:space="preserve">· </w:t>
-      </w:r>
-      <w:r>
-        <w:rPr>
-          <w:rFonts w:ascii="바탕" w:hAnsi="바탕" w:eastAsia="바탕"/>
+          <w:rFonts w:ascii="맑은 고딕" w:hAnsi="맑은 고딕" w:eastAsia="맑은 고딕"/>
           <w:b/>
           <w:i w:val="0"/>
-          <w:sz w:val="20"/>
-        </w:rPr>
-        <w:t>비용 부과 방식이 하나다.</w:t>
-      </w:r>
-      <w:r>
-        <w:rPr>
-          <w:rFonts w:ascii="바탕" w:hAnsi="바탕" w:eastAsia="바탕"/>
-          <w:b w:val="0"/>
-          <w:i w:val="0"/>
-          <w:sz w:val="20"/>
-        </w:rPr>
-        <w:t xml:space="preserve"> 이 연구는 행동이 실행되는 </w:t>
-      </w:r>
-      <w:r>
-        <w:rPr>
-          <w:rFonts w:ascii="바탕" w:hAnsi="바탕" w:eastAsia="바탕"/>
-          <w:b/>
-          <w:i w:val="0"/>
-          <w:sz w:val="20"/>
-        </w:rPr>
-        <w:t>매 스텝</w:t>
-      </w:r>
-      <w:r>
-        <w:rPr>
-          <w:rFonts w:ascii="바탕" w:hAnsi="바탕" w:eastAsia="바탕"/>
-          <w:b w:val="0"/>
-          <w:i w:val="0"/>
-          <w:sz w:val="20"/>
-        </w:rPr>
-        <w:t xml:space="preserve"> 비용을 물린다(작동 비용).</w:t>
+          <w:sz w:val="22"/>
+        </w:rPr>
+        <w:t>3. 한계</w:t>
       </w:r>
     </w:p>
     <w:p>
@@ -19080,6 +21889,122 @@
           <w:i w:val="0"/>
           <w:sz w:val="20"/>
         </w:rPr>
+        <w:t>정직하게 적어 둔다.</w:t>
+      </w:r>
+    </w:p>
+    <w:p>
+      <w:pPr>
+        <w:spacing w:line="480" w:lineRule="auto" w:before="0" w:after="0"/>
+        <w:ind w:left="340" w:hanging="198"/>
+      </w:pPr>
+      <w:r>
+        <w:rPr>
+          <w:rFonts w:ascii="바탕" w:hAnsi="바탕" w:eastAsia="바탕"/>
+          <w:b w:val="0"/>
+          <w:i w:val="0"/>
+          <w:sz w:val="20"/>
+        </w:rPr>
+        <w:t xml:space="preserve">· </w:t>
+      </w:r>
+      <w:r>
+        <w:rPr>
+          <w:rFonts w:ascii="바탕" w:hAnsi="바탕" w:eastAsia="바탕"/>
+          <w:b/>
+          <w:i w:val="0"/>
+          <w:sz w:val="20"/>
+        </w:rPr>
+        <w:t>환경이 셋뿐이다.</w:t>
+      </w:r>
+      <w:r>
+        <w:rPr>
+          <w:rFonts w:ascii="바탕" w:hAnsi="바탕" w:eastAsia="바탕"/>
+          <w:b w:val="0"/>
+          <w:i w:val="0"/>
+          <w:sz w:val="20"/>
+        </w:rPr>
+        <w:t xml:space="preserve"> MountainCar·LunarLander·MinAtar Freeway는 성질이 서로 다르다는 점에서</w:t>
+      </w:r>
+    </w:p>
+    <w:p>
+      <w:pPr>
+        <w:spacing w:line="480" w:lineRule="auto" w:before="0" w:after="0"/>
+        <w:ind w:firstLine="200"/>
+        <w:jc w:val="both"/>
+      </w:pPr>
+      <w:r>
+        <w:rPr>
+          <w:rFonts w:ascii="바탕" w:hAnsi="바탕" w:eastAsia="바탕"/>
+          <w:b w:val="0"/>
+          <w:i w:val="0"/>
+          <w:sz w:val="20"/>
+        </w:rPr>
+        <w:t>잘 고른 조합이지만, 세 점으로 그은 선을 일반 법칙이라고 말할 수는 없다. "보상 조밀도가 λ*를 결정한다"는 주장은 더 많은 환경에서 확인되어야 한다.</w:t>
+      </w:r>
+    </w:p>
+    <w:p>
+      <w:pPr>
+        <w:spacing w:line="480" w:lineRule="auto" w:before="0" w:after="0"/>
+        <w:ind w:left="340" w:hanging="198"/>
+      </w:pPr>
+      <w:r>
+        <w:rPr>
+          <w:rFonts w:ascii="바탕" w:hAnsi="바탕" w:eastAsia="바탕"/>
+          <w:b w:val="0"/>
+          <w:i w:val="0"/>
+          <w:sz w:val="20"/>
+        </w:rPr>
+        <w:t xml:space="preserve">· </w:t>
+      </w:r>
+      <w:r>
+        <w:rPr>
+          <w:rFonts w:ascii="바탕" w:hAnsi="바탕" w:eastAsia="바탕"/>
+          <w:b/>
+          <w:i w:val="0"/>
+          <w:sz w:val="20"/>
+        </w:rPr>
+        <w:t>비용 부과 방식이 하나다.</w:t>
+      </w:r>
+      <w:r>
+        <w:rPr>
+          <w:rFonts w:ascii="바탕" w:hAnsi="바탕" w:eastAsia="바탕"/>
+          <w:b w:val="0"/>
+          <w:i w:val="0"/>
+          <w:sz w:val="20"/>
+        </w:rPr>
+        <w:t xml:space="preserve"> 이 연구는 행동이 실행되는 </w:t>
+      </w:r>
+      <w:r>
+        <w:rPr>
+          <w:rFonts w:ascii="바탕" w:hAnsi="바탕" w:eastAsia="바탕"/>
+          <w:b/>
+          <w:i w:val="0"/>
+          <w:sz w:val="20"/>
+        </w:rPr>
+        <w:t>매 스텝</w:t>
+      </w:r>
+      <w:r>
+        <w:rPr>
+          <w:rFonts w:ascii="바탕" w:hAnsi="바탕" w:eastAsia="바탕"/>
+          <w:b w:val="0"/>
+          <w:i w:val="0"/>
+          <w:sz w:val="20"/>
+        </w:rPr>
+        <w:t xml:space="preserve"> 비용을 물린다(작동 비용).</w:t>
+      </w:r>
+    </w:p>
+    <w:p>
+      <w:pPr>
+        <w:spacing w:line="480" w:lineRule="auto" w:before="0" w:after="0"/>
+        <w:ind w:firstLine="200"/>
+        <w:jc w:val="both"/>
+      </w:pPr>
+      <w:r>
+        <w:rPr>
+          <w:rFonts w:ascii="바탕" w:hAnsi="바탕" w:eastAsia="바탕"/>
+          <w:b w:val="0"/>
+          <w:i w:val="0"/>
+          <w:sz w:val="20"/>
+        </w:rPr>
         <w:t xml:space="preserve">행동이 </w:t>
       </w:r>
       <w:r>
@@ -19131,7 +22056,7 @@
           <w:i w:val="0"/>
           <w:sz w:val="19"/>
         </w:rPr>
-        <w:t>표 10. 비용 부과 방식을 바꾸면 λ 눈금이 얼마나 달라지는가 (고정 규칙, 100 에피소드)</w:t>
+        <w:t>표 11. 비용 부과 방식을 바꾸면 λ 눈금이 얼마나 달라지는가 (고정 규칙, 100 에피소드)</w:t>
       </w:r>
     </w:p>
     <w:p>
@@ -19146,7 +22071,7 @@
           <w:i/>
           <w:sz w:val="18"/>
         </w:rPr>
-        <w:t>Table 10. How the λ scale shifts when the cost model changes (fixed rules, 100 episodes)</w:t>
+        <w:t>Table 11. How the λ scale shifts when the cost model changes (fixed rules, 100 episodes)</w:t>
       </w:r>
     </w:p>
     <w:tbl>

--- a/졸업논문_초안v1.docx
+++ b/졸업논문_초안v1.docx
@@ -6227,7 +6227,6 @@
           </w:tcPr>
           <w:p>
             <w:pPr>
-              <w:keepNext/>
               <w:spacing w:line="240" w:lineRule="auto"/>
               <w:jc w:val="center"/>
             </w:pPr>
@@ -6250,7 +6249,6 @@
           </w:tcPr>
           <w:p>
             <w:pPr>
-              <w:keepNext/>
               <w:spacing w:line="240" w:lineRule="auto"/>
               <w:jc w:val="center"/>
             </w:pPr>
@@ -6273,7 +6271,6 @@
           </w:tcPr>
           <w:p>
             <w:pPr>
-              <w:keepNext/>
               <w:spacing w:line="240" w:lineRule="auto"/>
               <w:jc w:val="center"/>
             </w:pPr>
@@ -6296,7 +6293,6 @@
           </w:tcPr>
           <w:p>
             <w:pPr>
-              <w:keepNext/>
               <w:spacing w:line="240" w:lineRule="auto"/>
               <w:jc w:val="center"/>
             </w:pPr>
@@ -6323,7 +6319,6 @@
           </w:tcPr>
           <w:p>
             <w:pPr>
-              <w:keepNext/>
               <w:spacing w:line="240" w:lineRule="auto"/>
               <w:jc w:val="left"/>
             </w:pPr>
@@ -6344,7 +6339,6 @@
           </w:tcPr>
           <w:p>
             <w:pPr>
-              <w:keepNext/>
               <w:spacing w:line="240" w:lineRule="auto"/>
               <w:jc w:val="center"/>
             </w:pPr>
@@ -6365,7 +6359,6 @@
           </w:tcPr>
           <w:p>
             <w:pPr>
-              <w:keepNext/>
               <w:spacing w:line="240" w:lineRule="auto"/>
               <w:jc w:val="center"/>
             </w:pPr>
@@ -6386,7 +6379,6 @@
           </w:tcPr>
           <w:p>
             <w:pPr>
-              <w:keepNext/>
               <w:spacing w:line="240" w:lineRule="auto"/>
               <w:jc w:val="center"/>
             </w:pPr>
@@ -6412,7 +6404,6 @@
           </w:tcPr>
           <w:p>
             <w:pPr>
-              <w:keepNext/>
               <w:spacing w:line="240" w:lineRule="auto"/>
               <w:jc w:val="left"/>
             </w:pPr>
@@ -6433,7 +6424,6 @@
           </w:tcPr>
           <w:p>
             <w:pPr>
-              <w:keepNext/>
               <w:spacing w:line="240" w:lineRule="auto"/>
               <w:jc w:val="center"/>
             </w:pPr>
@@ -6454,7 +6444,6 @@
           </w:tcPr>
           <w:p>
             <w:pPr>
-              <w:keepNext/>
               <w:spacing w:line="240" w:lineRule="auto"/>
               <w:jc w:val="center"/>
             </w:pPr>
@@ -6475,7 +6464,6 @@
           </w:tcPr>
           <w:p>
             <w:pPr>
-              <w:keepNext/>
               <w:spacing w:line="240" w:lineRule="auto"/>
               <w:jc w:val="center"/>
             </w:pPr>
@@ -6501,7 +6489,6 @@
           </w:tcPr>
           <w:p>
             <w:pPr>
-              <w:keepNext/>
               <w:spacing w:line="240" w:lineRule="auto"/>
               <w:jc w:val="left"/>
             </w:pPr>
@@ -6522,7 +6509,6 @@
           </w:tcPr>
           <w:p>
             <w:pPr>
-              <w:keepNext/>
               <w:spacing w:line="240" w:lineRule="auto"/>
               <w:jc w:val="center"/>
             </w:pPr>
@@ -6543,7 +6529,6 @@
           </w:tcPr>
           <w:p>
             <w:pPr>
-              <w:keepNext/>
               <w:spacing w:line="240" w:lineRule="auto"/>
               <w:jc w:val="center"/>
             </w:pPr>
@@ -6564,7 +6549,6 @@
           </w:tcPr>
           <w:p>
             <w:pPr>
-              <w:keepNext/>
               <w:spacing w:line="240" w:lineRule="auto"/>
               <w:jc w:val="center"/>
             </w:pPr>
@@ -6590,7 +6574,6 @@
           </w:tcPr>
           <w:p>
             <w:pPr>
-              <w:keepNext/>
               <w:spacing w:line="240" w:lineRule="auto"/>
               <w:jc w:val="left"/>
             </w:pPr>
@@ -6611,7 +6594,6 @@
           </w:tcPr>
           <w:p>
             <w:pPr>
-              <w:keepNext/>
               <w:spacing w:line="240" w:lineRule="auto"/>
               <w:jc w:val="center"/>
             </w:pPr>
@@ -6632,7 +6614,6 @@
           </w:tcPr>
           <w:p>
             <w:pPr>
-              <w:keepNext/>
               <w:spacing w:line="240" w:lineRule="auto"/>
               <w:jc w:val="center"/>
             </w:pPr>
@@ -6653,7 +6634,6 @@
           </w:tcPr>
           <w:p>
             <w:pPr>
-              <w:keepNext/>
               <w:spacing w:line="240" w:lineRule="auto"/>
               <w:jc w:val="center"/>
             </w:pPr>
@@ -6679,7 +6659,6 @@
           </w:tcPr>
           <w:p>
             <w:pPr>
-              <w:keepNext/>
               <w:spacing w:line="240" w:lineRule="auto"/>
               <w:jc w:val="left"/>
             </w:pPr>
@@ -6700,7 +6679,6 @@
           </w:tcPr>
           <w:p>
             <w:pPr>
-              <w:keepNext/>
               <w:spacing w:line="240" w:lineRule="auto"/>
               <w:jc w:val="center"/>
             </w:pPr>
@@ -6721,7 +6699,6 @@
           </w:tcPr>
           <w:p>
             <w:pPr>
-              <w:keepNext/>
               <w:spacing w:line="240" w:lineRule="auto"/>
               <w:jc w:val="center"/>
             </w:pPr>
@@ -6742,7 +6719,6 @@
           </w:tcPr>
           <w:p>
             <w:pPr>
-              <w:keepNext/>
               <w:spacing w:line="240" w:lineRule="auto"/>
               <w:jc w:val="center"/>
             </w:pPr>
@@ -6768,7 +6744,6 @@
           </w:tcPr>
           <w:p>
             <w:pPr>
-              <w:keepNext/>
               <w:spacing w:line="240" w:lineRule="auto"/>
               <w:jc w:val="left"/>
             </w:pPr>
@@ -6789,7 +6764,6 @@
           </w:tcPr>
           <w:p>
             <w:pPr>
-              <w:keepNext/>
               <w:spacing w:line="240" w:lineRule="auto"/>
               <w:jc w:val="center"/>
             </w:pPr>
@@ -6810,7 +6784,6 @@
           </w:tcPr>
           <w:p>
             <w:pPr>
-              <w:keepNext/>
               <w:spacing w:line="240" w:lineRule="auto"/>
               <w:jc w:val="center"/>
             </w:pPr>
@@ -6831,7 +6804,6 @@
           </w:tcPr>
           <w:p>
             <w:pPr>
-              <w:keepNext/>
               <w:spacing w:line="240" w:lineRule="auto"/>
               <w:jc w:val="center"/>
             </w:pPr>
@@ -6857,7 +6829,6 @@
           </w:tcPr>
           <w:p>
             <w:pPr>
-              <w:keepNext/>
               <w:spacing w:line="240" w:lineRule="auto"/>
               <w:jc w:val="left"/>
             </w:pPr>
@@ -6878,7 +6849,6 @@
           </w:tcPr>
           <w:p>
             <w:pPr>
-              <w:keepNext/>
               <w:spacing w:line="240" w:lineRule="auto"/>
               <w:jc w:val="center"/>
             </w:pPr>
@@ -6899,7 +6869,6 @@
           </w:tcPr>
           <w:p>
             <w:pPr>
-              <w:keepNext/>
               <w:spacing w:line="240" w:lineRule="auto"/>
               <w:jc w:val="center"/>
             </w:pPr>
@@ -6920,7 +6889,6 @@
           </w:tcPr>
           <w:p>
             <w:pPr>
-              <w:keepNext/>
               <w:spacing w:line="240" w:lineRule="auto"/>
               <w:jc w:val="center"/>
             </w:pPr>
@@ -6946,7 +6914,6 @@
           </w:tcPr>
           <w:p>
             <w:pPr>
-              <w:keepNext/>
               <w:spacing w:line="240" w:lineRule="auto"/>
               <w:jc w:val="left"/>
             </w:pPr>
@@ -6967,7 +6934,6 @@
           </w:tcPr>
           <w:p>
             <w:pPr>
-              <w:keepNext/>
               <w:spacing w:line="240" w:lineRule="auto"/>
               <w:jc w:val="center"/>
             </w:pPr>
@@ -7007,7 +6973,6 @@
           </w:tcPr>
           <w:p>
             <w:pPr>
-              <w:keepNext/>
               <w:spacing w:line="240" w:lineRule="auto"/>
               <w:jc w:val="center"/>
             </w:pPr>
@@ -7047,7 +7012,6 @@
           </w:tcPr>
           <w:p>
             <w:pPr>
-              <w:keepNext/>
               <w:spacing w:line="240" w:lineRule="auto"/>
               <w:jc w:val="center"/>
             </w:pPr>
@@ -7092,7 +7056,6 @@
           </w:tcPr>
           <w:p>
             <w:pPr>
-              <w:keepNext/>
               <w:spacing w:line="240" w:lineRule="auto"/>
               <w:jc w:val="left"/>
             </w:pPr>
@@ -7113,7 +7076,6 @@
           </w:tcPr>
           <w:p>
             <w:pPr>
-              <w:keepNext/>
               <w:spacing w:line="240" w:lineRule="auto"/>
               <w:jc w:val="center"/>
             </w:pPr>
@@ -7134,7 +7096,6 @@
           </w:tcPr>
           <w:p>
             <w:pPr>
-              <w:keepNext/>
               <w:spacing w:line="240" w:lineRule="auto"/>
               <w:jc w:val="center"/>
             </w:pPr>
@@ -7155,7 +7116,6 @@
           </w:tcPr>
           <w:p>
             <w:pPr>
-              <w:keepNext/>
               <w:spacing w:line="240" w:lineRule="auto"/>
               <w:jc w:val="center"/>
             </w:pPr>
@@ -7181,7 +7141,6 @@
           </w:tcPr>
           <w:p>
             <w:pPr>
-              <w:keepNext/>
               <w:spacing w:line="240" w:lineRule="auto"/>
               <w:jc w:val="left"/>
             </w:pPr>
@@ -7202,7 +7161,6 @@
           </w:tcPr>
           <w:p>
             <w:pPr>
-              <w:keepNext/>
               <w:spacing w:line="240" w:lineRule="auto"/>
               <w:jc w:val="center"/>
             </w:pPr>
@@ -7223,7 +7181,6 @@
           </w:tcPr>
           <w:p>
             <w:pPr>
-              <w:keepNext/>
               <w:spacing w:line="240" w:lineRule="auto"/>
               <w:jc w:val="center"/>
             </w:pPr>
@@ -7244,7 +7201,6 @@
           </w:tcPr>
           <w:p>
             <w:pPr>
-              <w:keepNext/>
               <w:spacing w:line="240" w:lineRule="auto"/>
               <w:jc w:val="center"/>
             </w:pPr>
@@ -7270,7 +7226,6 @@
           </w:tcPr>
           <w:p>
             <w:pPr>
-              <w:keepNext/>
               <w:spacing w:line="240" w:lineRule="auto"/>
               <w:jc w:val="left"/>
             </w:pPr>
@@ -7291,7 +7246,6 @@
           </w:tcPr>
           <w:p>
             <w:pPr>
-              <w:keepNext/>
               <w:spacing w:line="240" w:lineRule="auto"/>
               <w:jc w:val="center"/>
             </w:pPr>
@@ -7312,7 +7266,6 @@
           </w:tcPr>
           <w:p>
             <w:pPr>
-              <w:keepNext/>
               <w:spacing w:line="240" w:lineRule="auto"/>
               <w:jc w:val="center"/>
             </w:pPr>
@@ -7333,7 +7286,6 @@
           </w:tcPr>
           <w:p>
             <w:pPr>
-              <w:keepNext/>
               <w:spacing w:line="240" w:lineRule="auto"/>
               <w:jc w:val="center"/>
             </w:pPr>
@@ -7564,7 +7516,6 @@
           </w:tcPr>
           <w:p>
             <w:pPr>
-              <w:keepNext/>
               <w:spacing w:line="240" w:lineRule="auto"/>
               <w:jc w:val="center"/>
             </w:pPr>
@@ -7587,7 +7538,6 @@
           </w:tcPr>
           <w:p>
             <w:pPr>
-              <w:keepNext/>
               <w:spacing w:line="240" w:lineRule="auto"/>
               <w:jc w:val="center"/>
             </w:pPr>
@@ -7610,7 +7560,6 @@
           </w:tcPr>
           <w:p>
             <w:pPr>
-              <w:keepNext/>
               <w:spacing w:line="240" w:lineRule="auto"/>
               <w:jc w:val="center"/>
             </w:pPr>
@@ -7633,7 +7582,6 @@
           </w:tcPr>
           <w:p>
             <w:pPr>
-              <w:keepNext/>
               <w:spacing w:line="240" w:lineRule="auto"/>
               <w:jc w:val="center"/>
             </w:pPr>
@@ -7656,7 +7604,6 @@
           </w:tcPr>
           <w:p>
             <w:pPr>
-              <w:keepNext/>
               <w:spacing w:line="240" w:lineRule="auto"/>
               <w:jc w:val="center"/>
             </w:pPr>
@@ -7679,7 +7626,6 @@
           </w:tcPr>
           <w:p>
             <w:pPr>
-              <w:keepNext/>
               <w:spacing w:line="240" w:lineRule="auto"/>
               <w:jc w:val="center"/>
             </w:pPr>
@@ -7706,7 +7652,6 @@
           </w:tcPr>
           <w:p>
             <w:pPr>
-              <w:keepNext/>
               <w:spacing w:line="240" w:lineRule="auto"/>
               <w:jc w:val="left"/>
             </w:pPr>
@@ -7727,7 +7672,6 @@
           </w:tcPr>
           <w:p>
             <w:pPr>
-              <w:keepNext/>
               <w:spacing w:line="240" w:lineRule="auto"/>
               <w:jc w:val="center"/>
             </w:pPr>
@@ -7748,7 +7692,6 @@
           </w:tcPr>
           <w:p>
             <w:pPr>
-              <w:keepNext/>
               <w:spacing w:line="240" w:lineRule="auto"/>
               <w:jc w:val="center"/>
             </w:pPr>
@@ -7769,7 +7712,6 @@
           </w:tcPr>
           <w:p>
             <w:pPr>
-              <w:keepNext/>
               <w:spacing w:line="240" w:lineRule="auto"/>
               <w:jc w:val="center"/>
             </w:pPr>
@@ -7790,7 +7732,6 @@
           </w:tcPr>
           <w:p>
             <w:pPr>
-              <w:keepNext/>
               <w:spacing w:line="240" w:lineRule="auto"/>
               <w:jc w:val="center"/>
             </w:pPr>
@@ -7811,7 +7752,6 @@
           </w:tcPr>
           <w:p>
             <w:pPr>
-              <w:keepNext/>
               <w:spacing w:line="240" w:lineRule="auto"/>
               <w:jc w:val="center"/>
             </w:pPr>
@@ -7837,7 +7777,6 @@
           </w:tcPr>
           <w:p>
             <w:pPr>
-              <w:keepNext/>
               <w:spacing w:line="240" w:lineRule="auto"/>
               <w:jc w:val="left"/>
             </w:pPr>
@@ -7858,7 +7797,6 @@
           </w:tcPr>
           <w:p>
             <w:pPr>
-              <w:keepNext/>
               <w:spacing w:line="240" w:lineRule="auto"/>
               <w:jc w:val="center"/>
             </w:pPr>
@@ -7879,7 +7817,6 @@
           </w:tcPr>
           <w:p>
             <w:pPr>
-              <w:keepNext/>
               <w:spacing w:line="240" w:lineRule="auto"/>
               <w:jc w:val="center"/>
             </w:pPr>
@@ -7900,7 +7837,6 @@
           </w:tcPr>
           <w:p>
             <w:pPr>
-              <w:keepNext/>
               <w:spacing w:line="240" w:lineRule="auto"/>
               <w:jc w:val="center"/>
             </w:pPr>
@@ -7921,7 +7857,6 @@
           </w:tcPr>
           <w:p>
             <w:pPr>
-              <w:keepNext/>
               <w:spacing w:line="240" w:lineRule="auto"/>
               <w:jc w:val="center"/>
             </w:pPr>
@@ -7942,7 +7877,6 @@
           </w:tcPr>
           <w:p>
             <w:pPr>
-              <w:keepNext/>
               <w:spacing w:line="240" w:lineRule="auto"/>
               <w:jc w:val="center"/>
             </w:pPr>
@@ -7968,7 +7902,6 @@
           </w:tcPr>
           <w:p>
             <w:pPr>
-              <w:keepNext/>
               <w:spacing w:line="240" w:lineRule="auto"/>
               <w:jc w:val="left"/>
             </w:pPr>
@@ -7989,7 +7922,6 @@
           </w:tcPr>
           <w:p>
             <w:pPr>
-              <w:keepNext/>
               <w:spacing w:line="240" w:lineRule="auto"/>
               <w:jc w:val="center"/>
             </w:pPr>
@@ -8010,7 +7942,6 @@
           </w:tcPr>
           <w:p>
             <w:pPr>
-              <w:keepNext/>
               <w:spacing w:line="240" w:lineRule="auto"/>
               <w:jc w:val="center"/>
             </w:pPr>
@@ -8031,7 +7962,6 @@
           </w:tcPr>
           <w:p>
             <w:pPr>
-              <w:keepNext/>
               <w:spacing w:line="240" w:lineRule="auto"/>
               <w:jc w:val="center"/>
             </w:pPr>
@@ -8052,7 +7982,6 @@
           </w:tcPr>
           <w:p>
             <w:pPr>
-              <w:keepNext/>
               <w:spacing w:line="240" w:lineRule="auto"/>
               <w:jc w:val="center"/>
             </w:pPr>
@@ -8073,7 +8002,6 @@
           </w:tcPr>
           <w:p>
             <w:pPr>
-              <w:keepNext/>
               <w:spacing w:line="240" w:lineRule="auto"/>
               <w:jc w:val="center"/>
             </w:pPr>
@@ -8099,7 +8027,6 @@
           </w:tcPr>
           <w:p>
             <w:pPr>
-              <w:keepNext/>
               <w:spacing w:line="240" w:lineRule="auto"/>
               <w:jc w:val="left"/>
             </w:pPr>
@@ -8120,7 +8047,6 @@
           </w:tcPr>
           <w:p>
             <w:pPr>
-              <w:keepNext/>
               <w:spacing w:line="240" w:lineRule="auto"/>
               <w:jc w:val="center"/>
             </w:pPr>
@@ -8141,7 +8067,6 @@
           </w:tcPr>
           <w:p>
             <w:pPr>
-              <w:keepNext/>
               <w:spacing w:line="240" w:lineRule="auto"/>
               <w:jc w:val="center"/>
             </w:pPr>
@@ -8162,7 +8087,6 @@
           </w:tcPr>
           <w:p>
             <w:pPr>
-              <w:keepNext/>
               <w:spacing w:line="240" w:lineRule="auto"/>
               <w:jc w:val="center"/>
             </w:pPr>
@@ -8183,7 +8107,6 @@
           </w:tcPr>
           <w:p>
             <w:pPr>
-              <w:keepNext/>
               <w:spacing w:line="240" w:lineRule="auto"/>
               <w:jc w:val="center"/>
             </w:pPr>
@@ -8204,7 +8127,6 @@
           </w:tcPr>
           <w:p>
             <w:pPr>
-              <w:keepNext/>
               <w:spacing w:line="240" w:lineRule="auto"/>
               <w:jc w:val="center"/>
             </w:pPr>
@@ -8230,7 +8152,6 @@
           </w:tcPr>
           <w:p>
             <w:pPr>
-              <w:keepNext/>
               <w:spacing w:line="240" w:lineRule="auto"/>
               <w:jc w:val="left"/>
             </w:pPr>
@@ -8251,7 +8172,6 @@
           </w:tcPr>
           <w:p>
             <w:pPr>
-              <w:keepNext/>
               <w:spacing w:line="240" w:lineRule="auto"/>
               <w:jc w:val="center"/>
             </w:pPr>
@@ -8272,7 +8192,6 @@
           </w:tcPr>
           <w:p>
             <w:pPr>
-              <w:keepNext/>
               <w:spacing w:line="240" w:lineRule="auto"/>
               <w:jc w:val="center"/>
             </w:pPr>
@@ -8293,7 +8212,6 @@
           </w:tcPr>
           <w:p>
             <w:pPr>
-              <w:keepNext/>
               <w:spacing w:line="240" w:lineRule="auto"/>
               <w:jc w:val="center"/>
             </w:pPr>
@@ -8314,7 +8232,6 @@
           </w:tcPr>
           <w:p>
             <w:pPr>
-              <w:keepNext/>
               <w:spacing w:line="240" w:lineRule="auto"/>
               <w:jc w:val="center"/>
             </w:pPr>
@@ -8335,7 +8252,6 @@
           </w:tcPr>
           <w:p>
             <w:pPr>
-              <w:keepNext/>
               <w:spacing w:line="240" w:lineRule="auto"/>
               <w:jc w:val="center"/>
             </w:pPr>
@@ -8361,7 +8277,6 @@
           </w:tcPr>
           <w:p>
             <w:pPr>
-              <w:keepNext/>
               <w:spacing w:line="240" w:lineRule="auto"/>
               <w:jc w:val="left"/>
             </w:pPr>
@@ -8382,7 +8297,6 @@
           </w:tcPr>
           <w:p>
             <w:pPr>
-              <w:keepNext/>
               <w:spacing w:line="240" w:lineRule="auto"/>
               <w:jc w:val="center"/>
             </w:pPr>
@@ -8403,7 +8317,6 @@
           </w:tcPr>
           <w:p>
             <w:pPr>
-              <w:keepNext/>
               <w:spacing w:line="240" w:lineRule="auto"/>
               <w:jc w:val="center"/>
             </w:pPr>
@@ -8424,7 +8337,6 @@
           </w:tcPr>
           <w:p>
             <w:pPr>
-              <w:keepNext/>
               <w:spacing w:line="240" w:lineRule="auto"/>
               <w:jc w:val="center"/>
             </w:pPr>
@@ -8445,7 +8357,6 @@
           </w:tcPr>
           <w:p>
             <w:pPr>
-              <w:keepNext/>
               <w:spacing w:line="240" w:lineRule="auto"/>
               <w:jc w:val="center"/>
             </w:pPr>
@@ -8466,7 +8377,6 @@
           </w:tcPr>
           <w:p>
             <w:pPr>
-              <w:keepNext/>
               <w:spacing w:line="240" w:lineRule="auto"/>
               <w:jc w:val="center"/>
             </w:pPr>
@@ -8492,7 +8402,6 @@
           </w:tcPr>
           <w:p>
             <w:pPr>
-              <w:keepNext/>
               <w:spacing w:line="240" w:lineRule="auto"/>
               <w:jc w:val="left"/>
             </w:pPr>
@@ -8513,7 +8422,6 @@
           </w:tcPr>
           <w:p>
             <w:pPr>
-              <w:keepNext/>
               <w:spacing w:line="240" w:lineRule="auto"/>
               <w:jc w:val="center"/>
             </w:pPr>
@@ -8534,7 +8442,6 @@
           </w:tcPr>
           <w:p>
             <w:pPr>
-              <w:keepNext/>
               <w:spacing w:line="240" w:lineRule="auto"/>
               <w:jc w:val="center"/>
             </w:pPr>
@@ -8555,7 +8462,6 @@
           </w:tcPr>
           <w:p>
             <w:pPr>
-              <w:keepNext/>
               <w:spacing w:line="240" w:lineRule="auto"/>
               <w:jc w:val="center"/>
             </w:pPr>
@@ -8576,7 +8482,6 @@
           </w:tcPr>
           <w:p>
             <w:pPr>
-              <w:keepNext/>
               <w:spacing w:line="240" w:lineRule="auto"/>
               <w:jc w:val="center"/>
             </w:pPr>
@@ -8597,7 +8502,6 @@
           </w:tcPr>
           <w:p>
             <w:pPr>
-              <w:keepNext/>
               <w:spacing w:line="240" w:lineRule="auto"/>
               <w:jc w:val="center"/>
             </w:pPr>
@@ -8623,7 +8527,6 @@
           </w:tcPr>
           <w:p>
             <w:pPr>
-              <w:keepNext/>
               <w:spacing w:line="240" w:lineRule="auto"/>
               <w:jc w:val="left"/>
             </w:pPr>
@@ -8644,7 +8547,6 @@
           </w:tcPr>
           <w:p>
             <w:pPr>
-              <w:keepNext/>
               <w:spacing w:line="240" w:lineRule="auto"/>
               <w:jc w:val="center"/>
             </w:pPr>
@@ -8665,7 +8567,6 @@
           </w:tcPr>
           <w:p>
             <w:pPr>
-              <w:keepNext/>
               <w:spacing w:line="240" w:lineRule="auto"/>
               <w:jc w:val="center"/>
             </w:pPr>
@@ -8686,7 +8587,6 @@
           </w:tcPr>
           <w:p>
             <w:pPr>
-              <w:keepNext/>
               <w:spacing w:line="240" w:lineRule="auto"/>
               <w:jc w:val="center"/>
             </w:pPr>
@@ -8707,7 +8607,6 @@
           </w:tcPr>
           <w:p>
             <w:pPr>
-              <w:keepNext/>
               <w:spacing w:line="240" w:lineRule="auto"/>
               <w:jc w:val="center"/>
             </w:pPr>
@@ -8728,7 +8627,6 @@
           </w:tcPr>
           <w:p>
             <w:pPr>
-              <w:keepNext/>
               <w:spacing w:line="240" w:lineRule="auto"/>
               <w:jc w:val="center"/>
             </w:pPr>
@@ -8754,7 +8652,6 @@
           </w:tcPr>
           <w:p>
             <w:pPr>
-              <w:keepNext/>
               <w:spacing w:line="240" w:lineRule="auto"/>
               <w:jc w:val="left"/>
             </w:pPr>
@@ -8775,7 +8672,6 @@
           </w:tcPr>
           <w:p>
             <w:pPr>
-              <w:keepNext/>
               <w:spacing w:line="240" w:lineRule="auto"/>
               <w:jc w:val="center"/>
             </w:pPr>
@@ -8796,7 +8692,6 @@
           </w:tcPr>
           <w:p>
             <w:pPr>
-              <w:keepNext/>
               <w:spacing w:line="240" w:lineRule="auto"/>
               <w:jc w:val="center"/>
             </w:pPr>
@@ -8817,7 +8712,6 @@
           </w:tcPr>
           <w:p>
             <w:pPr>
-              <w:keepNext/>
               <w:spacing w:line="240" w:lineRule="auto"/>
               <w:jc w:val="center"/>
             </w:pPr>
@@ -8838,7 +8732,6 @@
           </w:tcPr>
           <w:p>
             <w:pPr>
-              <w:keepNext/>
               <w:spacing w:line="240" w:lineRule="auto"/>
               <w:jc w:val="center"/>
             </w:pPr>
@@ -8859,7 +8752,6 @@
           </w:tcPr>
           <w:p>
             <w:pPr>
-              <w:keepNext/>
               <w:spacing w:line="240" w:lineRule="auto"/>
               <w:jc w:val="center"/>
             </w:pPr>
@@ -8885,7 +8777,6 @@
           </w:tcPr>
           <w:p>
             <w:pPr>
-              <w:keepNext/>
               <w:spacing w:line="240" w:lineRule="auto"/>
               <w:jc w:val="left"/>
             </w:pPr>
@@ -8906,7 +8797,6 @@
           </w:tcPr>
           <w:p>
             <w:pPr>
-              <w:keepNext/>
               <w:spacing w:line="240" w:lineRule="auto"/>
               <w:jc w:val="center"/>
             </w:pPr>
@@ -8927,7 +8817,6 @@
           </w:tcPr>
           <w:p>
             <w:pPr>
-              <w:keepNext/>
               <w:spacing w:line="240" w:lineRule="auto"/>
               <w:jc w:val="center"/>
             </w:pPr>
@@ -8948,7 +8837,6 @@
           </w:tcPr>
           <w:p>
             <w:pPr>
-              <w:keepNext/>
               <w:spacing w:line="240" w:lineRule="auto"/>
               <w:jc w:val="center"/>
             </w:pPr>
@@ -8969,7 +8857,6 @@
           </w:tcPr>
           <w:p>
             <w:pPr>
-              <w:keepNext/>
               <w:spacing w:line="240" w:lineRule="auto"/>
               <w:jc w:val="center"/>
             </w:pPr>
@@ -8990,7 +8877,6 @@
           </w:tcPr>
           <w:p>
             <w:pPr>
-              <w:keepNext/>
               <w:spacing w:line="240" w:lineRule="auto"/>
               <w:jc w:val="center"/>
             </w:pPr>
@@ -9016,7 +8902,6 @@
           </w:tcPr>
           <w:p>
             <w:pPr>
-              <w:keepNext/>
               <w:spacing w:line="240" w:lineRule="auto"/>
               <w:jc w:val="left"/>
             </w:pPr>
@@ -9037,7 +8922,6 @@
           </w:tcPr>
           <w:p>
             <w:pPr>
-              <w:keepNext/>
               <w:spacing w:line="240" w:lineRule="auto"/>
               <w:jc w:val="center"/>
             </w:pPr>
@@ -9058,7 +8942,6 @@
           </w:tcPr>
           <w:p>
             <w:pPr>
-              <w:keepNext/>
               <w:spacing w:line="240" w:lineRule="auto"/>
               <w:jc w:val="center"/>
             </w:pPr>
@@ -9079,7 +8962,6 @@
           </w:tcPr>
           <w:p>
             <w:pPr>
-              <w:keepNext/>
               <w:spacing w:line="240" w:lineRule="auto"/>
               <w:jc w:val="center"/>
             </w:pPr>
@@ -9100,7 +8982,6 @@
           </w:tcPr>
           <w:p>
             <w:pPr>
-              <w:keepNext/>
               <w:spacing w:line="240" w:lineRule="auto"/>
               <w:jc w:val="center"/>
             </w:pPr>
@@ -9121,7 +9002,6 @@
           </w:tcPr>
           <w:p>
             <w:pPr>
-              <w:keepNext/>
               <w:spacing w:line="240" w:lineRule="auto"/>
               <w:jc w:val="center"/>
             </w:pPr>
@@ -9147,7 +9027,6 @@
           </w:tcPr>
           <w:p>
             <w:pPr>
-              <w:keepNext/>
               <w:spacing w:line="240" w:lineRule="auto"/>
               <w:jc w:val="left"/>
             </w:pPr>
@@ -9168,7 +9047,6 @@
           </w:tcPr>
           <w:p>
             <w:pPr>
-              <w:keepNext/>
               <w:spacing w:line="240" w:lineRule="auto"/>
               <w:jc w:val="center"/>
             </w:pPr>
@@ -9189,7 +9067,6 @@
           </w:tcPr>
           <w:p>
             <w:pPr>
-              <w:keepNext/>
               <w:spacing w:line="240" w:lineRule="auto"/>
               <w:jc w:val="center"/>
             </w:pPr>
@@ -9210,7 +9087,6 @@
           </w:tcPr>
           <w:p>
             <w:pPr>
-              <w:keepNext/>
               <w:spacing w:line="240" w:lineRule="auto"/>
               <w:jc w:val="center"/>
             </w:pPr>
@@ -9231,7 +9107,6 @@
           </w:tcPr>
           <w:p>
             <w:pPr>
-              <w:keepNext/>
               <w:spacing w:line="240" w:lineRule="auto"/>
               <w:jc w:val="center"/>
             </w:pPr>
@@ -9252,7 +9127,6 @@
           </w:tcPr>
           <w:p>
             <w:pPr>
-              <w:keepNext/>
               <w:spacing w:line="240" w:lineRule="auto"/>
               <w:jc w:val="center"/>
             </w:pPr>
@@ -9278,7 +9152,6 @@
           </w:tcPr>
           <w:p>
             <w:pPr>
-              <w:keepNext/>
               <w:spacing w:line="240" w:lineRule="auto"/>
               <w:jc w:val="left"/>
             </w:pPr>
@@ -9299,7 +9172,6 @@
           </w:tcPr>
           <w:p>
             <w:pPr>
-              <w:keepNext/>
               <w:spacing w:line="240" w:lineRule="auto"/>
               <w:jc w:val="center"/>
             </w:pPr>
@@ -9320,7 +9192,6 @@
           </w:tcPr>
           <w:p>
             <w:pPr>
-              <w:keepNext/>
               <w:spacing w:line="240" w:lineRule="auto"/>
               <w:jc w:val="center"/>
             </w:pPr>
@@ -9341,7 +9212,6 @@
           </w:tcPr>
           <w:p>
             <w:pPr>
-              <w:keepNext/>
               <w:spacing w:line="240" w:lineRule="auto"/>
               <w:jc w:val="center"/>
             </w:pPr>
@@ -9362,7 +9232,6 @@
           </w:tcPr>
           <w:p>
             <w:pPr>
-              <w:keepNext/>
               <w:spacing w:line="240" w:lineRule="auto"/>
               <w:jc w:val="center"/>
             </w:pPr>
@@ -9383,7 +9252,6 @@
           </w:tcPr>
           <w:p>
             <w:pPr>
-              <w:keepNext/>
               <w:spacing w:line="240" w:lineRule="auto"/>
               <w:jc w:val="center"/>
             </w:pPr>
@@ -9808,7 +9676,6 @@
           </w:tcPr>
           <w:p>
             <w:pPr>
-              <w:keepNext/>
               <w:spacing w:line="240" w:lineRule="auto"/>
               <w:jc w:val="center"/>
             </w:pPr>
@@ -9831,7 +9698,6 @@
           </w:tcPr>
           <w:p>
             <w:pPr>
-              <w:keepNext/>
               <w:spacing w:line="240" w:lineRule="auto"/>
               <w:jc w:val="center"/>
             </w:pPr>
@@ -9854,7 +9720,6 @@
           </w:tcPr>
           <w:p>
             <w:pPr>
-              <w:keepNext/>
               <w:spacing w:line="240" w:lineRule="auto"/>
               <w:jc w:val="center"/>
             </w:pPr>
@@ -9877,7 +9742,6 @@
           </w:tcPr>
           <w:p>
             <w:pPr>
-              <w:keepNext/>
               <w:spacing w:line="240" w:lineRule="auto"/>
               <w:jc w:val="center"/>
             </w:pPr>
@@ -9900,7 +9764,6 @@
           </w:tcPr>
           <w:p>
             <w:pPr>
-              <w:keepNext/>
               <w:spacing w:line="240" w:lineRule="auto"/>
               <w:jc w:val="center"/>
             </w:pPr>
@@ -9923,7 +9786,6 @@
           </w:tcPr>
           <w:p>
             <w:pPr>
-              <w:keepNext/>
               <w:spacing w:line="240" w:lineRule="auto"/>
               <w:jc w:val="center"/>
             </w:pPr>
@@ -9950,7 +9812,6 @@
           </w:tcPr>
           <w:p>
             <w:pPr>
-              <w:keepNext/>
               <w:spacing w:line="240" w:lineRule="auto"/>
               <w:jc w:val="left"/>
             </w:pPr>
@@ -9971,7 +9832,6 @@
           </w:tcPr>
           <w:p>
             <w:pPr>
-              <w:keepNext/>
               <w:spacing w:line="240" w:lineRule="auto"/>
               <w:jc w:val="center"/>
             </w:pPr>
@@ -9992,7 +9852,6 @@
           </w:tcPr>
           <w:p>
             <w:pPr>
-              <w:keepNext/>
               <w:spacing w:line="240" w:lineRule="auto"/>
               <w:jc w:val="center"/>
             </w:pPr>
@@ -10013,7 +9872,6 @@
           </w:tcPr>
           <w:p>
             <w:pPr>
-              <w:keepNext/>
               <w:spacing w:line="240" w:lineRule="auto"/>
               <w:jc w:val="center"/>
             </w:pPr>
@@ -10034,7 +9892,6 @@
           </w:tcPr>
           <w:p>
             <w:pPr>
-              <w:keepNext/>
               <w:spacing w:line="240" w:lineRule="auto"/>
               <w:jc w:val="center"/>
             </w:pPr>
@@ -10055,7 +9912,6 @@
           </w:tcPr>
           <w:p>
             <w:pPr>
-              <w:keepNext/>
               <w:spacing w:line="240" w:lineRule="auto"/>
               <w:jc w:val="center"/>
             </w:pPr>
@@ -10081,7 +9937,6 @@
           </w:tcPr>
           <w:p>
             <w:pPr>
-              <w:keepNext/>
               <w:spacing w:line="240" w:lineRule="auto"/>
               <w:jc w:val="left"/>
             </w:pPr>
@@ -10102,7 +9957,6 @@
           </w:tcPr>
           <w:p>
             <w:pPr>
-              <w:keepNext/>
               <w:spacing w:line="240" w:lineRule="auto"/>
               <w:jc w:val="center"/>
             </w:pPr>
@@ -10123,7 +9977,6 @@
           </w:tcPr>
           <w:p>
             <w:pPr>
-              <w:keepNext/>
               <w:spacing w:line="240" w:lineRule="auto"/>
               <w:jc w:val="center"/>
             </w:pPr>
@@ -10144,7 +9997,6 @@
           </w:tcPr>
           <w:p>
             <w:pPr>
-              <w:keepNext/>
               <w:spacing w:line="240" w:lineRule="auto"/>
               <w:jc w:val="center"/>
             </w:pPr>
@@ -10165,7 +10017,6 @@
           </w:tcPr>
           <w:p>
             <w:pPr>
-              <w:keepNext/>
               <w:spacing w:line="240" w:lineRule="auto"/>
               <w:jc w:val="center"/>
             </w:pPr>
@@ -10186,7 +10037,6 @@
           </w:tcPr>
           <w:p>
             <w:pPr>
-              <w:keepNext/>
               <w:spacing w:line="240" w:lineRule="auto"/>
               <w:jc w:val="center"/>
             </w:pPr>
@@ -10212,7 +10062,6 @@
           </w:tcPr>
           <w:p>
             <w:pPr>
-              <w:keepNext/>
               <w:spacing w:line="240" w:lineRule="auto"/>
               <w:jc w:val="left"/>
             </w:pPr>
@@ -10233,7 +10082,6 @@
           </w:tcPr>
           <w:p>
             <w:pPr>
-              <w:keepNext/>
               <w:spacing w:line="240" w:lineRule="auto"/>
               <w:jc w:val="center"/>
             </w:pPr>
@@ -10254,7 +10102,6 @@
           </w:tcPr>
           <w:p>
             <w:pPr>
-              <w:keepNext/>
               <w:spacing w:line="240" w:lineRule="auto"/>
               <w:jc w:val="center"/>
             </w:pPr>
@@ -10275,7 +10122,6 @@
           </w:tcPr>
           <w:p>
             <w:pPr>
-              <w:keepNext/>
               <w:spacing w:line="240" w:lineRule="auto"/>
               <w:jc w:val="center"/>
             </w:pPr>
@@ -10296,7 +10142,6 @@
           </w:tcPr>
           <w:p>
             <w:pPr>
-              <w:keepNext/>
               <w:spacing w:line="240" w:lineRule="auto"/>
               <w:jc w:val="center"/>
             </w:pPr>
@@ -10317,7 +10162,6 @@
           </w:tcPr>
           <w:p>
             <w:pPr>
-              <w:keepNext/>
               <w:spacing w:line="240" w:lineRule="auto"/>
               <w:jc w:val="center"/>
             </w:pPr>
@@ -10343,7 +10187,6 @@
           </w:tcPr>
           <w:p>
             <w:pPr>
-              <w:keepNext/>
               <w:spacing w:line="240" w:lineRule="auto"/>
               <w:jc w:val="left"/>
             </w:pPr>
@@ -10364,7 +10207,6 @@
           </w:tcPr>
           <w:p>
             <w:pPr>
-              <w:keepNext/>
               <w:spacing w:line="240" w:lineRule="auto"/>
               <w:jc w:val="center"/>
             </w:pPr>
@@ -10385,7 +10227,6 @@
           </w:tcPr>
           <w:p>
             <w:pPr>
-              <w:keepNext/>
               <w:spacing w:line="240" w:lineRule="auto"/>
               <w:jc w:val="center"/>
             </w:pPr>
@@ -10406,7 +10247,6 @@
           </w:tcPr>
           <w:p>
             <w:pPr>
-              <w:keepNext/>
               <w:spacing w:line="240" w:lineRule="auto"/>
               <w:jc w:val="center"/>
             </w:pPr>
@@ -10427,7 +10267,6 @@
           </w:tcPr>
           <w:p>
             <w:pPr>
-              <w:keepNext/>
               <w:spacing w:line="240" w:lineRule="auto"/>
               <w:jc w:val="center"/>
             </w:pPr>
@@ -10448,7 +10287,6 @@
           </w:tcPr>
           <w:p>
             <w:pPr>
-              <w:keepNext/>
               <w:spacing w:line="240" w:lineRule="auto"/>
               <w:jc w:val="center"/>
             </w:pPr>
@@ -10474,7 +10312,6 @@
           </w:tcPr>
           <w:p>
             <w:pPr>
-              <w:keepNext/>
               <w:spacing w:line="240" w:lineRule="auto"/>
               <w:jc w:val="left"/>
             </w:pPr>
@@ -10495,7 +10332,6 @@
           </w:tcPr>
           <w:p>
             <w:pPr>
-              <w:keepNext/>
               <w:spacing w:line="240" w:lineRule="auto"/>
               <w:jc w:val="center"/>
             </w:pPr>
@@ -10516,7 +10352,6 @@
           </w:tcPr>
           <w:p>
             <w:pPr>
-              <w:keepNext/>
               <w:spacing w:line="240" w:lineRule="auto"/>
               <w:jc w:val="center"/>
             </w:pPr>
@@ -10537,7 +10372,6 @@
           </w:tcPr>
           <w:p>
             <w:pPr>
-              <w:keepNext/>
               <w:spacing w:line="240" w:lineRule="auto"/>
               <w:jc w:val="center"/>
             </w:pPr>
@@ -10558,7 +10392,6 @@
           </w:tcPr>
           <w:p>
             <w:pPr>
-              <w:keepNext/>
               <w:spacing w:line="240" w:lineRule="auto"/>
               <w:jc w:val="center"/>
             </w:pPr>
@@ -10579,7 +10412,6 @@
           </w:tcPr>
           <w:p>
             <w:pPr>
-              <w:keepNext/>
               <w:spacing w:line="240" w:lineRule="auto"/>
               <w:jc w:val="center"/>
             </w:pPr>
@@ -10605,7 +10437,6 @@
           </w:tcPr>
           <w:p>
             <w:pPr>
-              <w:keepNext/>
               <w:spacing w:line="240" w:lineRule="auto"/>
               <w:jc w:val="left"/>
             </w:pPr>
@@ -10626,7 +10457,6 @@
           </w:tcPr>
           <w:p>
             <w:pPr>
-              <w:keepNext/>
               <w:spacing w:line="240" w:lineRule="auto"/>
               <w:jc w:val="center"/>
             </w:pPr>
@@ -10647,7 +10477,6 @@
           </w:tcPr>
           <w:p>
             <w:pPr>
-              <w:keepNext/>
               <w:spacing w:line="240" w:lineRule="auto"/>
               <w:jc w:val="center"/>
             </w:pPr>
@@ -10668,7 +10497,6 @@
           </w:tcPr>
           <w:p>
             <w:pPr>
-              <w:keepNext/>
               <w:spacing w:line="240" w:lineRule="auto"/>
               <w:jc w:val="center"/>
             </w:pPr>
@@ -10689,7 +10517,6 @@
           </w:tcPr>
           <w:p>
             <w:pPr>
-              <w:keepNext/>
               <w:spacing w:line="240" w:lineRule="auto"/>
               <w:jc w:val="center"/>
             </w:pPr>
@@ -10710,7 +10537,6 @@
           </w:tcPr>
           <w:p>
             <w:pPr>
-              <w:keepNext/>
               <w:spacing w:line="240" w:lineRule="auto"/>
               <w:jc w:val="center"/>
             </w:pPr>
@@ -10736,7 +10562,6 @@
           </w:tcPr>
           <w:p>
             <w:pPr>
-              <w:keepNext/>
               <w:spacing w:line="240" w:lineRule="auto"/>
               <w:jc w:val="left"/>
             </w:pPr>
@@ -10757,7 +10582,6 @@
           </w:tcPr>
           <w:p>
             <w:pPr>
-              <w:keepNext/>
               <w:spacing w:line="240" w:lineRule="auto"/>
               <w:jc w:val="center"/>
             </w:pPr>
@@ -10778,7 +10602,6 @@
           </w:tcPr>
           <w:p>
             <w:pPr>
-              <w:keepNext/>
               <w:spacing w:line="240" w:lineRule="auto"/>
               <w:jc w:val="center"/>
             </w:pPr>
@@ -10799,7 +10622,6 @@
           </w:tcPr>
           <w:p>
             <w:pPr>
-              <w:keepNext/>
               <w:spacing w:line="240" w:lineRule="auto"/>
               <w:jc w:val="center"/>
             </w:pPr>
@@ -10820,7 +10642,6 @@
           </w:tcPr>
           <w:p>
             <w:pPr>
-              <w:keepNext/>
               <w:spacing w:line="240" w:lineRule="auto"/>
               <w:jc w:val="center"/>
             </w:pPr>
@@ -10841,7 +10662,6 @@
           </w:tcPr>
           <w:p>
             <w:pPr>
-              <w:keepNext/>
               <w:spacing w:line="240" w:lineRule="auto"/>
               <w:jc w:val="center"/>
             </w:pPr>
@@ -10867,7 +10687,6 @@
           </w:tcPr>
           <w:p>
             <w:pPr>
-              <w:keepNext/>
               <w:spacing w:line="240" w:lineRule="auto"/>
               <w:jc w:val="left"/>
             </w:pPr>
@@ -10888,7 +10707,6 @@
           </w:tcPr>
           <w:p>
             <w:pPr>
-              <w:keepNext/>
               <w:spacing w:line="240" w:lineRule="auto"/>
               <w:jc w:val="center"/>
             </w:pPr>
@@ -10909,7 +10727,6 @@
           </w:tcPr>
           <w:p>
             <w:pPr>
-              <w:keepNext/>
               <w:spacing w:line="240" w:lineRule="auto"/>
               <w:jc w:val="center"/>
             </w:pPr>
@@ -10930,7 +10747,6 @@
           </w:tcPr>
           <w:p>
             <w:pPr>
-              <w:keepNext/>
               <w:spacing w:line="240" w:lineRule="auto"/>
               <w:jc w:val="center"/>
             </w:pPr>
@@ -10951,7 +10767,6 @@
           </w:tcPr>
           <w:p>
             <w:pPr>
-              <w:keepNext/>
               <w:spacing w:line="240" w:lineRule="auto"/>
               <w:jc w:val="center"/>
             </w:pPr>
@@ -10972,7 +10787,6 @@
           </w:tcPr>
           <w:p>
             <w:pPr>
-              <w:keepNext/>
               <w:spacing w:line="240" w:lineRule="auto"/>
               <w:jc w:val="center"/>
             </w:pPr>
@@ -10998,7 +10812,6 @@
           </w:tcPr>
           <w:p>
             <w:pPr>
-              <w:keepNext/>
               <w:spacing w:line="240" w:lineRule="auto"/>
               <w:jc w:val="left"/>
             </w:pPr>
@@ -11019,7 +10832,6 @@
           </w:tcPr>
           <w:p>
             <w:pPr>
-              <w:keepNext/>
               <w:spacing w:line="240" w:lineRule="auto"/>
               <w:jc w:val="center"/>
             </w:pPr>
@@ -11040,7 +10852,6 @@
           </w:tcPr>
           <w:p>
             <w:pPr>
-              <w:keepNext/>
               <w:spacing w:line="240" w:lineRule="auto"/>
               <w:jc w:val="center"/>
             </w:pPr>
@@ -11061,7 +10872,6 @@
           </w:tcPr>
           <w:p>
             <w:pPr>
-              <w:keepNext/>
               <w:spacing w:line="240" w:lineRule="auto"/>
               <w:jc w:val="center"/>
             </w:pPr>
@@ -11082,7 +10892,6 @@
           </w:tcPr>
           <w:p>
             <w:pPr>
-              <w:keepNext/>
               <w:spacing w:line="240" w:lineRule="auto"/>
               <w:jc w:val="center"/>
             </w:pPr>
@@ -11103,7 +10912,6 @@
           </w:tcPr>
           <w:p>
             <w:pPr>
-              <w:keepNext/>
               <w:spacing w:line="240" w:lineRule="auto"/>
               <w:jc w:val="center"/>
             </w:pPr>
@@ -11129,7 +10937,6 @@
           </w:tcPr>
           <w:p>
             <w:pPr>
-              <w:keepNext/>
               <w:spacing w:line="240" w:lineRule="auto"/>
               <w:jc w:val="left"/>
             </w:pPr>
@@ -11150,7 +10957,6 @@
           </w:tcPr>
           <w:p>
             <w:pPr>
-              <w:keepNext/>
               <w:spacing w:line="240" w:lineRule="auto"/>
               <w:jc w:val="center"/>
             </w:pPr>
@@ -11171,7 +10977,6 @@
           </w:tcPr>
           <w:p>
             <w:pPr>
-              <w:keepNext/>
               <w:spacing w:line="240" w:lineRule="auto"/>
               <w:jc w:val="center"/>
             </w:pPr>
@@ -11192,7 +10997,6 @@
           </w:tcPr>
           <w:p>
             <w:pPr>
-              <w:keepNext/>
               <w:spacing w:line="240" w:lineRule="auto"/>
               <w:jc w:val="center"/>
             </w:pPr>
@@ -11213,7 +11017,6 @@
           </w:tcPr>
           <w:p>
             <w:pPr>
-              <w:keepNext/>
               <w:spacing w:line="240" w:lineRule="auto"/>
               <w:jc w:val="center"/>
             </w:pPr>
@@ -11234,7 +11037,6 @@
           </w:tcPr>
           <w:p>
             <w:pPr>
-              <w:keepNext/>
               <w:spacing w:line="240" w:lineRule="auto"/>
               <w:jc w:val="center"/>
             </w:pPr>
@@ -11260,7 +11062,6 @@
           </w:tcPr>
           <w:p>
             <w:pPr>
-              <w:keepNext/>
               <w:spacing w:line="240" w:lineRule="auto"/>
               <w:jc w:val="left"/>
             </w:pPr>
@@ -11281,7 +11082,6 @@
           </w:tcPr>
           <w:p>
             <w:pPr>
-              <w:keepNext/>
               <w:spacing w:line="240" w:lineRule="auto"/>
               <w:jc w:val="center"/>
             </w:pPr>
@@ -11302,7 +11102,6 @@
           </w:tcPr>
           <w:p>
             <w:pPr>
-              <w:keepNext/>
               <w:spacing w:line="240" w:lineRule="auto"/>
               <w:jc w:val="center"/>
             </w:pPr>
@@ -11323,7 +11122,6 @@
           </w:tcPr>
           <w:p>
             <w:pPr>
-              <w:keepNext/>
               <w:spacing w:line="240" w:lineRule="auto"/>
               <w:jc w:val="center"/>
             </w:pPr>
@@ -11344,7 +11142,6 @@
           </w:tcPr>
           <w:p>
             <w:pPr>
-              <w:keepNext/>
               <w:spacing w:line="240" w:lineRule="auto"/>
               <w:jc w:val="center"/>
             </w:pPr>
@@ -11365,7 +11162,6 @@
           </w:tcPr>
           <w:p>
             <w:pPr>
-              <w:keepNext/>
               <w:spacing w:line="240" w:lineRule="auto"/>
               <w:jc w:val="center"/>
             </w:pPr>
@@ -11391,7 +11187,6 @@
           </w:tcPr>
           <w:p>
             <w:pPr>
-              <w:keepNext/>
               <w:spacing w:line="240" w:lineRule="auto"/>
               <w:jc w:val="left"/>
             </w:pPr>
@@ -11412,7 +11207,6 @@
           </w:tcPr>
           <w:p>
             <w:pPr>
-              <w:keepNext/>
               <w:spacing w:line="240" w:lineRule="auto"/>
               <w:jc w:val="center"/>
             </w:pPr>
@@ -11433,7 +11227,6 @@
           </w:tcPr>
           <w:p>
             <w:pPr>
-              <w:keepNext/>
               <w:spacing w:line="240" w:lineRule="auto"/>
               <w:jc w:val="center"/>
             </w:pPr>
@@ -11454,7 +11247,6 @@
           </w:tcPr>
           <w:p>
             <w:pPr>
-              <w:keepNext/>
               <w:spacing w:line="240" w:lineRule="auto"/>
               <w:jc w:val="center"/>
             </w:pPr>
@@ -11475,7 +11267,6 @@
           </w:tcPr>
           <w:p>
             <w:pPr>
-              <w:keepNext/>
               <w:spacing w:line="240" w:lineRule="auto"/>
               <w:jc w:val="center"/>
             </w:pPr>
@@ -11496,7 +11287,6 @@
           </w:tcPr>
           <w:p>
             <w:pPr>
-              <w:keepNext/>
               <w:spacing w:line="240" w:lineRule="auto"/>
               <w:jc w:val="center"/>
             </w:pPr>
@@ -11522,7 +11312,6 @@
           </w:tcPr>
           <w:p>
             <w:pPr>
-              <w:keepNext/>
               <w:spacing w:line="240" w:lineRule="auto"/>
               <w:jc w:val="left"/>
             </w:pPr>
@@ -11543,7 +11332,6 @@
           </w:tcPr>
           <w:p>
             <w:pPr>
-              <w:keepNext/>
               <w:spacing w:line="240" w:lineRule="auto"/>
               <w:jc w:val="center"/>
             </w:pPr>
@@ -11564,7 +11352,6 @@
           </w:tcPr>
           <w:p>
             <w:pPr>
-              <w:keepNext/>
               <w:spacing w:line="240" w:lineRule="auto"/>
               <w:jc w:val="center"/>
             </w:pPr>
@@ -11585,7 +11372,6 @@
           </w:tcPr>
           <w:p>
             <w:pPr>
-              <w:keepNext/>
               <w:spacing w:line="240" w:lineRule="auto"/>
               <w:jc w:val="center"/>
             </w:pPr>
@@ -11606,7 +11392,6 @@
           </w:tcPr>
           <w:p>
             <w:pPr>
-              <w:keepNext/>
               <w:spacing w:line="240" w:lineRule="auto"/>
               <w:jc w:val="center"/>
             </w:pPr>
@@ -11627,7 +11412,6 @@
           </w:tcPr>
           <w:p>
             <w:pPr>
-              <w:keepNext/>
               <w:spacing w:line="240" w:lineRule="auto"/>
               <w:jc w:val="center"/>
             </w:pPr>
@@ -11881,7 +11665,6 @@
           </w:tcPr>
           <w:p>
             <w:pPr>
-              <w:keepNext/>
               <w:spacing w:line="240" w:lineRule="auto"/>
               <w:jc w:val="center"/>
             </w:pPr>
@@ -11904,7 +11687,6 @@
           </w:tcPr>
           <w:p>
             <w:pPr>
-              <w:keepNext/>
               <w:spacing w:line="240" w:lineRule="auto"/>
               <w:jc w:val="center"/>
             </w:pPr>
@@ -11927,7 +11709,6 @@
           </w:tcPr>
           <w:p>
             <w:pPr>
-              <w:keepNext/>
               <w:spacing w:line="240" w:lineRule="auto"/>
               <w:jc w:val="center"/>
             </w:pPr>
@@ -11950,7 +11731,6 @@
           </w:tcPr>
           <w:p>
             <w:pPr>
-              <w:keepNext/>
               <w:spacing w:line="240" w:lineRule="auto"/>
               <w:jc w:val="center"/>
             </w:pPr>
@@ -11973,7 +11753,6 @@
           </w:tcPr>
           <w:p>
             <w:pPr>
-              <w:keepNext/>
               <w:spacing w:line="240" w:lineRule="auto"/>
               <w:jc w:val="center"/>
             </w:pPr>
@@ -11996,7 +11775,6 @@
           </w:tcPr>
           <w:p>
             <w:pPr>
-              <w:keepNext/>
               <w:spacing w:line="240" w:lineRule="auto"/>
               <w:jc w:val="center"/>
             </w:pPr>
@@ -12019,7 +11797,6 @@
           </w:tcPr>
           <w:p>
             <w:pPr>
-              <w:keepNext/>
               <w:spacing w:line="240" w:lineRule="auto"/>
               <w:jc w:val="center"/>
             </w:pPr>
@@ -12046,7 +11823,6 @@
           </w:tcPr>
           <w:p>
             <w:pPr>
-              <w:keepNext/>
               <w:spacing w:line="240" w:lineRule="auto"/>
               <w:jc w:val="left"/>
             </w:pPr>
@@ -12067,7 +11843,6 @@
           </w:tcPr>
           <w:p>
             <w:pPr>
-              <w:keepNext/>
               <w:spacing w:line="240" w:lineRule="auto"/>
               <w:jc w:val="center"/>
             </w:pPr>
@@ -12098,7 +11873,6 @@
           </w:tcPr>
           <w:p>
             <w:pPr>
-              <w:keepNext/>
               <w:spacing w:line="240" w:lineRule="auto"/>
               <w:jc w:val="center"/>
             </w:pPr>
@@ -12129,7 +11903,6 @@
           </w:tcPr>
           <w:p>
             <w:pPr>
-              <w:keepNext/>
               <w:spacing w:line="240" w:lineRule="auto"/>
               <w:jc w:val="center"/>
             </w:pPr>
@@ -12160,7 +11933,6 @@
           </w:tcPr>
           <w:p>
             <w:pPr>
-              <w:keepNext/>
               <w:spacing w:line="240" w:lineRule="auto"/>
               <w:jc w:val="center"/>
             </w:pPr>
@@ -12191,7 +11963,6 @@
           </w:tcPr>
           <w:p>
             <w:pPr>
-              <w:keepNext/>
               <w:spacing w:line="240" w:lineRule="auto"/>
               <w:jc w:val="center"/>
             </w:pPr>
@@ -12222,7 +11993,6 @@
           </w:tcPr>
           <w:p>
             <w:pPr>
-              <w:keepNext/>
               <w:spacing w:line="240" w:lineRule="auto"/>
               <w:jc w:val="center"/>
             </w:pPr>
@@ -12248,7 +12018,6 @@
           </w:tcPr>
           <w:p>
             <w:pPr>
-              <w:keepNext/>
               <w:spacing w:line="240" w:lineRule="auto"/>
               <w:jc w:val="left"/>
             </w:pPr>
@@ -12269,7 +12038,6 @@
           </w:tcPr>
           <w:p>
             <w:pPr>
-              <w:keepNext/>
               <w:spacing w:line="240" w:lineRule="auto"/>
               <w:jc w:val="center"/>
             </w:pPr>
@@ -12300,7 +12068,6 @@
           </w:tcPr>
           <w:p>
             <w:pPr>
-              <w:keepNext/>
               <w:spacing w:line="240" w:lineRule="auto"/>
               <w:jc w:val="center"/>
             </w:pPr>
@@ -12331,7 +12098,6 @@
           </w:tcPr>
           <w:p>
             <w:pPr>
-              <w:keepNext/>
               <w:spacing w:line="240" w:lineRule="auto"/>
               <w:jc w:val="center"/>
             </w:pPr>
@@ -12362,7 +12128,6 @@
           </w:tcPr>
           <w:p>
             <w:pPr>
-              <w:keepNext/>
               <w:spacing w:line="240" w:lineRule="auto"/>
               <w:jc w:val="center"/>
             </w:pPr>
@@ -12393,7 +12158,6 @@
           </w:tcPr>
           <w:p>
             <w:pPr>
-              <w:keepNext/>
               <w:spacing w:line="240" w:lineRule="auto"/>
               <w:jc w:val="center"/>
             </w:pPr>
@@ -12424,7 +12188,6 @@
           </w:tcPr>
           <w:p>
             <w:pPr>
-              <w:keepNext/>
               <w:spacing w:line="240" w:lineRule="auto"/>
               <w:jc w:val="center"/>
             </w:pPr>
@@ -12450,7 +12213,6 @@
           </w:tcPr>
           <w:p>
             <w:pPr>
-              <w:keepNext/>
               <w:spacing w:line="240" w:lineRule="auto"/>
               <w:jc w:val="left"/>
             </w:pPr>
@@ -12471,7 +12233,6 @@
           </w:tcPr>
           <w:p>
             <w:pPr>
-              <w:keepNext/>
               <w:spacing w:line="240" w:lineRule="auto"/>
               <w:jc w:val="center"/>
             </w:pPr>
@@ -12502,7 +12263,6 @@
           </w:tcPr>
           <w:p>
             <w:pPr>
-              <w:keepNext/>
               <w:spacing w:line="240" w:lineRule="auto"/>
               <w:jc w:val="center"/>
             </w:pPr>
@@ -12533,7 +12293,6 @@
           </w:tcPr>
           <w:p>
             <w:pPr>
-              <w:keepNext/>
               <w:spacing w:line="240" w:lineRule="auto"/>
               <w:jc w:val="center"/>
             </w:pPr>
@@ -12564,7 +12323,6 @@
           </w:tcPr>
           <w:p>
             <w:pPr>
-              <w:keepNext/>
               <w:spacing w:line="240" w:lineRule="auto"/>
               <w:jc w:val="center"/>
             </w:pPr>
@@ -12595,7 +12353,6 @@
           </w:tcPr>
           <w:p>
             <w:pPr>
-              <w:keepNext/>
               <w:spacing w:line="240" w:lineRule="auto"/>
               <w:jc w:val="center"/>
             </w:pPr>
@@ -12616,7 +12373,6 @@
           </w:tcPr>
           <w:p>
             <w:pPr>
-              <w:keepNext/>
               <w:spacing w:line="240" w:lineRule="auto"/>
               <w:jc w:val="center"/>
             </w:pPr>
@@ -12642,7 +12398,6 @@
           </w:tcPr>
           <w:p>
             <w:pPr>
-              <w:keepNext/>
               <w:spacing w:line="240" w:lineRule="auto"/>
               <w:jc w:val="left"/>
             </w:pPr>
@@ -12663,7 +12418,6 @@
           </w:tcPr>
           <w:p>
             <w:pPr>
-              <w:keepNext/>
               <w:spacing w:line="240" w:lineRule="auto"/>
               <w:jc w:val="center"/>
             </w:pPr>
@@ -12694,7 +12448,6 @@
           </w:tcPr>
           <w:p>
             <w:pPr>
-              <w:keepNext/>
               <w:spacing w:line="240" w:lineRule="auto"/>
               <w:jc w:val="center"/>
             </w:pPr>
@@ -12715,7 +12468,6 @@
           </w:tcPr>
           <w:p>
             <w:pPr>
-              <w:keepNext/>
               <w:spacing w:line="240" w:lineRule="auto"/>
               <w:jc w:val="center"/>
             </w:pPr>
@@ -12746,7 +12498,6 @@
           </w:tcPr>
           <w:p>
             <w:pPr>
-              <w:keepNext/>
               <w:spacing w:line="240" w:lineRule="auto"/>
               <w:jc w:val="center"/>
             </w:pPr>
@@ -12777,7 +12528,6 @@
           </w:tcPr>
           <w:p>
             <w:pPr>
-              <w:keepNext/>
               <w:spacing w:line="240" w:lineRule="auto"/>
               <w:jc w:val="center"/>
             </w:pPr>
@@ -12798,7 +12548,6 @@
           </w:tcPr>
           <w:p>
             <w:pPr>
-              <w:keepNext/>
               <w:spacing w:line="240" w:lineRule="auto"/>
               <w:jc w:val="center"/>
             </w:pPr>
@@ -12824,7 +12573,6 @@
           </w:tcPr>
           <w:p>
             <w:pPr>
-              <w:keepNext/>
               <w:spacing w:line="240" w:lineRule="auto"/>
               <w:jc w:val="left"/>
             </w:pPr>
@@ -12845,7 +12593,6 @@
           </w:tcPr>
           <w:p>
             <w:pPr>
-              <w:keepNext/>
               <w:spacing w:line="240" w:lineRule="auto"/>
               <w:jc w:val="center"/>
             </w:pPr>
@@ -12866,7 +12613,6 @@
           </w:tcPr>
           <w:p>
             <w:pPr>
-              <w:keepNext/>
               <w:spacing w:line="240" w:lineRule="auto"/>
               <w:jc w:val="center"/>
             </w:pPr>
@@ -12887,7 +12633,6 @@
           </w:tcPr>
           <w:p>
             <w:pPr>
-              <w:keepNext/>
               <w:spacing w:line="240" w:lineRule="auto"/>
               <w:jc w:val="center"/>
             </w:pPr>
@@ -12908,7 +12653,6 @@
           </w:tcPr>
           <w:p>
             <w:pPr>
-              <w:keepNext/>
               <w:spacing w:line="240" w:lineRule="auto"/>
               <w:jc w:val="center"/>
             </w:pPr>
@@ -12929,7 +12673,6 @@
           </w:tcPr>
           <w:p>
             <w:pPr>
-              <w:keepNext/>
               <w:spacing w:line="240" w:lineRule="auto"/>
               <w:jc w:val="center"/>
             </w:pPr>
@@ -12950,7 +12693,6 @@
           </w:tcPr>
           <w:p>
             <w:pPr>
-              <w:keepNext/>
               <w:spacing w:line="240" w:lineRule="auto"/>
               <w:jc w:val="center"/>
             </w:pPr>
@@ -12976,7 +12718,6 @@
           </w:tcPr>
           <w:p>
             <w:pPr>
-              <w:keepNext/>
               <w:spacing w:line="240" w:lineRule="auto"/>
               <w:jc w:val="left"/>
             </w:pPr>
@@ -12997,7 +12738,6 @@
           </w:tcPr>
           <w:p>
             <w:pPr>
-              <w:keepNext/>
               <w:spacing w:line="240" w:lineRule="auto"/>
               <w:jc w:val="center"/>
             </w:pPr>
@@ -13018,7 +12758,6 @@
           </w:tcPr>
           <w:p>
             <w:pPr>
-              <w:keepNext/>
               <w:spacing w:line="240" w:lineRule="auto"/>
               <w:jc w:val="center"/>
             </w:pPr>
@@ -13039,7 +12778,6 @@
           </w:tcPr>
           <w:p>
             <w:pPr>
-              <w:keepNext/>
               <w:spacing w:line="240" w:lineRule="auto"/>
               <w:jc w:val="center"/>
             </w:pPr>
@@ -13060,7 +12798,6 @@
           </w:tcPr>
           <w:p>
             <w:pPr>
-              <w:keepNext/>
               <w:spacing w:line="240" w:lineRule="auto"/>
               <w:jc w:val="center"/>
             </w:pPr>
@@ -13081,7 +12818,6 @@
           </w:tcPr>
           <w:p>
             <w:pPr>
-              <w:keepNext/>
               <w:spacing w:line="240" w:lineRule="auto"/>
               <w:jc w:val="center"/>
             </w:pPr>
@@ -13102,7 +12838,6 @@
           </w:tcPr>
           <w:p>
             <w:pPr>
-              <w:keepNext/>
               <w:spacing w:line="240" w:lineRule="auto"/>
               <w:jc w:val="center"/>
             </w:pPr>
@@ -13128,7 +12863,6 @@
           </w:tcPr>
           <w:p>
             <w:pPr>
-              <w:keepNext/>
               <w:spacing w:line="240" w:lineRule="auto"/>
               <w:jc w:val="left"/>
             </w:pPr>
@@ -13149,7 +12883,6 @@
           </w:tcPr>
           <w:p>
             <w:pPr>
-              <w:keepNext/>
               <w:spacing w:line="240" w:lineRule="auto"/>
               <w:jc w:val="center"/>
             </w:pPr>
@@ -13170,7 +12903,6 @@
           </w:tcPr>
           <w:p>
             <w:pPr>
-              <w:keepNext/>
               <w:spacing w:line="240" w:lineRule="auto"/>
               <w:jc w:val="center"/>
             </w:pPr>
@@ -13191,7 +12923,6 @@
           </w:tcPr>
           <w:p>
             <w:pPr>
-              <w:keepNext/>
               <w:spacing w:line="240" w:lineRule="auto"/>
               <w:jc w:val="center"/>
             </w:pPr>
@@ -13212,7 +12943,6 @@
           </w:tcPr>
           <w:p>
             <w:pPr>
-              <w:keepNext/>
               <w:spacing w:line="240" w:lineRule="auto"/>
               <w:jc w:val="center"/>
             </w:pPr>
@@ -13233,7 +12963,6 @@
           </w:tcPr>
           <w:p>
             <w:pPr>
-              <w:keepNext/>
               <w:spacing w:line="240" w:lineRule="auto"/>
               <w:jc w:val="center"/>
             </w:pPr>
@@ -13254,7 +12983,6 @@
           </w:tcPr>
           <w:p>
             <w:pPr>
-              <w:keepNext/>
               <w:spacing w:line="240" w:lineRule="auto"/>
               <w:jc w:val="center"/>
             </w:pPr>
@@ -13280,7 +13008,6 @@
           </w:tcPr>
           <w:p>
             <w:pPr>
-              <w:keepNext/>
               <w:spacing w:line="240" w:lineRule="auto"/>
               <w:jc w:val="left"/>
             </w:pPr>
@@ -13301,7 +13028,6 @@
           </w:tcPr>
           <w:p>
             <w:pPr>
-              <w:keepNext/>
               <w:spacing w:line="240" w:lineRule="auto"/>
               <w:jc w:val="center"/>
             </w:pPr>
@@ -13322,7 +13048,6 @@
           </w:tcPr>
           <w:p>
             <w:pPr>
-              <w:keepNext/>
               <w:spacing w:line="240" w:lineRule="auto"/>
               <w:jc w:val="center"/>
             </w:pPr>
@@ -13343,7 +13068,6 @@
           </w:tcPr>
           <w:p>
             <w:pPr>
-              <w:keepNext/>
               <w:spacing w:line="240" w:lineRule="auto"/>
               <w:jc w:val="center"/>
             </w:pPr>
@@ -13364,7 +13088,6 @@
           </w:tcPr>
           <w:p>
             <w:pPr>
-              <w:keepNext/>
               <w:spacing w:line="240" w:lineRule="auto"/>
               <w:jc w:val="center"/>
             </w:pPr>
@@ -13385,7 +13108,6 @@
           </w:tcPr>
           <w:p>
             <w:pPr>
-              <w:keepNext/>
               <w:spacing w:line="240" w:lineRule="auto"/>
               <w:jc w:val="center"/>
             </w:pPr>
@@ -13406,7 +13128,6 @@
           </w:tcPr>
           <w:p>
             <w:pPr>
-              <w:keepNext/>
               <w:spacing w:line="240" w:lineRule="auto"/>
               <w:jc w:val="center"/>
             </w:pPr>
@@ -13432,7 +13153,6 @@
           </w:tcPr>
           <w:p>
             <w:pPr>
-              <w:keepNext/>
               <w:spacing w:line="240" w:lineRule="auto"/>
               <w:jc w:val="left"/>
             </w:pPr>
@@ -13453,7 +13173,6 @@
           </w:tcPr>
           <w:p>
             <w:pPr>
-              <w:keepNext/>
               <w:spacing w:line="240" w:lineRule="auto"/>
               <w:jc w:val="center"/>
             </w:pPr>
@@ -13474,7 +13193,6 @@
           </w:tcPr>
           <w:p>
             <w:pPr>
-              <w:keepNext/>
               <w:spacing w:line="240" w:lineRule="auto"/>
               <w:jc w:val="center"/>
             </w:pPr>
@@ -13495,7 +13213,6 @@
           </w:tcPr>
           <w:p>
             <w:pPr>
-              <w:keepNext/>
               <w:spacing w:line="240" w:lineRule="auto"/>
               <w:jc w:val="center"/>
             </w:pPr>
@@ -13516,7 +13233,6 @@
           </w:tcPr>
           <w:p>
             <w:pPr>
-              <w:keepNext/>
               <w:spacing w:line="240" w:lineRule="auto"/>
               <w:jc w:val="center"/>
             </w:pPr>
@@ -13537,7 +13253,6 @@
           </w:tcPr>
           <w:p>
             <w:pPr>
-              <w:keepNext/>
               <w:spacing w:line="240" w:lineRule="auto"/>
               <w:jc w:val="center"/>
             </w:pPr>
@@ -13558,7 +13273,6 @@
           </w:tcPr>
           <w:p>
             <w:pPr>
-              <w:keepNext/>
               <w:spacing w:line="240" w:lineRule="auto"/>
               <w:jc w:val="center"/>
             </w:pPr>
@@ -13584,7 +13298,6 @@
           </w:tcPr>
           <w:p>
             <w:pPr>
-              <w:keepNext/>
               <w:spacing w:line="240" w:lineRule="auto"/>
               <w:jc w:val="left"/>
             </w:pPr>
@@ -13605,7 +13318,6 @@
           </w:tcPr>
           <w:p>
             <w:pPr>
-              <w:keepNext/>
               <w:spacing w:line="240" w:lineRule="auto"/>
               <w:jc w:val="center"/>
             </w:pPr>
@@ -13626,7 +13338,6 @@
           </w:tcPr>
           <w:p>
             <w:pPr>
-              <w:keepNext/>
               <w:spacing w:line="240" w:lineRule="auto"/>
               <w:jc w:val="center"/>
             </w:pPr>
@@ -13647,7 +13358,6 @@
           </w:tcPr>
           <w:p>
             <w:pPr>
-              <w:keepNext/>
               <w:spacing w:line="240" w:lineRule="auto"/>
               <w:jc w:val="center"/>
             </w:pPr>
@@ -13668,7 +13378,6 @@
           </w:tcPr>
           <w:p>
             <w:pPr>
-              <w:keepNext/>
               <w:spacing w:line="240" w:lineRule="auto"/>
               <w:jc w:val="center"/>
             </w:pPr>
@@ -13689,7 +13398,6 @@
           </w:tcPr>
           <w:p>
             <w:pPr>
-              <w:keepNext/>
               <w:spacing w:line="240" w:lineRule="auto"/>
               <w:jc w:val="center"/>
             </w:pPr>
@@ -13710,7 +13418,6 @@
           </w:tcPr>
           <w:p>
             <w:pPr>
-              <w:keepNext/>
               <w:spacing w:line="240" w:lineRule="auto"/>
               <w:jc w:val="center"/>
             </w:pPr>
@@ -13736,7 +13443,6 @@
           </w:tcPr>
           <w:p>
             <w:pPr>
-              <w:keepNext/>
               <w:spacing w:line="240" w:lineRule="auto"/>
               <w:jc w:val="left"/>
             </w:pPr>
@@ -13757,7 +13463,6 @@
           </w:tcPr>
           <w:p>
             <w:pPr>
-              <w:keepNext/>
               <w:spacing w:line="240" w:lineRule="auto"/>
               <w:jc w:val="center"/>
             </w:pPr>
@@ -13778,7 +13483,6 @@
           </w:tcPr>
           <w:p>
             <w:pPr>
-              <w:keepNext/>
               <w:spacing w:line="240" w:lineRule="auto"/>
               <w:jc w:val="center"/>
             </w:pPr>
@@ -13799,7 +13503,6 @@
           </w:tcPr>
           <w:p>
             <w:pPr>
-              <w:keepNext/>
               <w:spacing w:line="240" w:lineRule="auto"/>
               <w:jc w:val="center"/>
             </w:pPr>
@@ -13820,7 +13523,6 @@
           </w:tcPr>
           <w:p>
             <w:pPr>
-              <w:keepNext/>
               <w:spacing w:line="240" w:lineRule="auto"/>
               <w:jc w:val="center"/>
             </w:pPr>
@@ -13841,7 +13543,6 @@
           </w:tcPr>
           <w:p>
             <w:pPr>
-              <w:keepNext/>
               <w:spacing w:line="240" w:lineRule="auto"/>
               <w:jc w:val="center"/>
             </w:pPr>
@@ -13862,7 +13563,6 @@
           </w:tcPr>
           <w:p>
             <w:pPr>
-              <w:keepNext/>
               <w:spacing w:line="240" w:lineRule="auto"/>
               <w:jc w:val="center"/>
             </w:pPr>
@@ -17487,7 +17187,6 @@
           </w:tcPr>
           <w:p>
             <w:pPr>
-              <w:keepNext/>
               <w:spacing w:line="240" w:lineRule="auto"/>
               <w:jc w:val="center"/>
             </w:pPr>
@@ -17510,7 +17209,6 @@
           </w:tcPr>
           <w:p>
             <w:pPr>
-              <w:keepNext/>
               <w:spacing w:line="240" w:lineRule="auto"/>
               <w:jc w:val="center"/>
             </w:pPr>
@@ -17533,7 +17231,6 @@
           </w:tcPr>
           <w:p>
             <w:pPr>
-              <w:keepNext/>
               <w:spacing w:line="240" w:lineRule="auto"/>
               <w:jc w:val="center"/>
             </w:pPr>
@@ -17556,7 +17253,6 @@
           </w:tcPr>
           <w:p>
             <w:pPr>
-              <w:keepNext/>
               <w:spacing w:line="240" w:lineRule="auto"/>
               <w:jc w:val="center"/>
             </w:pPr>
@@ -17579,7 +17275,6 @@
           </w:tcPr>
           <w:p>
             <w:pPr>
-              <w:keepNext/>
               <w:spacing w:line="240" w:lineRule="auto"/>
               <w:jc w:val="center"/>
             </w:pPr>
@@ -17602,7 +17297,6 @@
           </w:tcPr>
           <w:p>
             <w:pPr>
-              <w:keepNext/>
               <w:spacing w:line="240" w:lineRule="auto"/>
               <w:jc w:val="center"/>
             </w:pPr>
@@ -17625,7 +17319,6 @@
           </w:tcPr>
           <w:p>
             <w:pPr>
-              <w:keepNext/>
               <w:spacing w:line="240" w:lineRule="auto"/>
               <w:jc w:val="center"/>
             </w:pPr>
@@ -17652,7 +17345,6 @@
           </w:tcPr>
           <w:p>
             <w:pPr>
-              <w:keepNext/>
               <w:spacing w:line="240" w:lineRule="auto"/>
               <w:jc w:val="left"/>
             </w:pPr>
@@ -17673,7 +17365,6 @@
           </w:tcPr>
           <w:p>
             <w:pPr>
-              <w:keepNext/>
               <w:spacing w:line="240" w:lineRule="auto"/>
               <w:jc w:val="center"/>
             </w:pPr>
@@ -17694,7 +17385,6 @@
           </w:tcPr>
           <w:p>
             <w:pPr>
-              <w:keepNext/>
               <w:spacing w:line="240" w:lineRule="auto"/>
               <w:jc w:val="center"/>
             </w:pPr>
@@ -17715,7 +17405,6 @@
           </w:tcPr>
           <w:p>
             <w:pPr>
-              <w:keepNext/>
               <w:spacing w:line="240" w:lineRule="auto"/>
               <w:jc w:val="center"/>
             </w:pPr>
@@ -17736,7 +17425,6 @@
           </w:tcPr>
           <w:p>
             <w:pPr>
-              <w:keepNext/>
               <w:spacing w:line="240" w:lineRule="auto"/>
               <w:jc w:val="center"/>
             </w:pPr>
@@ -17757,7 +17445,6 @@
           </w:tcPr>
           <w:p>
             <w:pPr>
-              <w:keepNext/>
               <w:spacing w:line="240" w:lineRule="auto"/>
               <w:jc w:val="center"/>
             </w:pPr>
@@ -17778,7 +17465,6 @@
           </w:tcPr>
           <w:p>
             <w:pPr>
-              <w:keepNext/>
               <w:spacing w:line="240" w:lineRule="auto"/>
               <w:jc w:val="center"/>
             </w:pPr>
@@ -17804,7 +17490,6 @@
           </w:tcPr>
           <w:p>
             <w:pPr>
-              <w:keepNext/>
               <w:spacing w:line="240" w:lineRule="auto"/>
               <w:jc w:val="left"/>
             </w:pPr>
@@ -17825,7 +17510,6 @@
           </w:tcPr>
           <w:p>
             <w:pPr>
-              <w:keepNext/>
               <w:spacing w:line="240" w:lineRule="auto"/>
               <w:jc w:val="center"/>
             </w:pPr>
@@ -17846,7 +17530,6 @@
           </w:tcPr>
           <w:p>
             <w:pPr>
-              <w:keepNext/>
               <w:spacing w:line="240" w:lineRule="auto"/>
               <w:jc w:val="center"/>
             </w:pPr>
@@ -17867,7 +17550,6 @@
           </w:tcPr>
           <w:p>
             <w:pPr>
-              <w:keepNext/>
               <w:spacing w:line="240" w:lineRule="auto"/>
               <w:jc w:val="center"/>
             </w:pPr>
@@ -17888,7 +17570,6 @@
           </w:tcPr>
           <w:p>
             <w:pPr>
-              <w:keepNext/>
               <w:spacing w:line="240" w:lineRule="auto"/>
               <w:jc w:val="center"/>
             </w:pPr>
@@ -17909,7 +17590,6 @@
           </w:tcPr>
           <w:p>
             <w:pPr>
-              <w:keepNext/>
               <w:spacing w:line="240" w:lineRule="auto"/>
               <w:jc w:val="center"/>
             </w:pPr>
@@ -17930,7 +17610,6 @@
           </w:tcPr>
           <w:p>
             <w:pPr>
-              <w:keepNext/>
               <w:spacing w:line="240" w:lineRule="auto"/>
               <w:jc w:val="center"/>
             </w:pPr>
@@ -17956,7 +17635,6 @@
           </w:tcPr>
           <w:p>
             <w:pPr>
-              <w:keepNext/>
               <w:spacing w:line="240" w:lineRule="auto"/>
               <w:jc w:val="left"/>
             </w:pPr>
@@ -17977,7 +17655,6 @@
           </w:tcPr>
           <w:p>
             <w:pPr>
-              <w:keepNext/>
               <w:spacing w:line="240" w:lineRule="auto"/>
               <w:jc w:val="center"/>
             </w:pPr>
@@ -17998,7 +17675,6 @@
           </w:tcPr>
           <w:p>
             <w:pPr>
-              <w:keepNext/>
               <w:spacing w:line="240" w:lineRule="auto"/>
               <w:jc w:val="center"/>
             </w:pPr>
@@ -18019,7 +17695,6 @@
           </w:tcPr>
           <w:p>
             <w:pPr>
-              <w:keepNext/>
               <w:spacing w:line="240" w:lineRule="auto"/>
               <w:jc w:val="center"/>
             </w:pPr>
@@ -18040,7 +17715,6 @@
           </w:tcPr>
           <w:p>
             <w:pPr>
-              <w:keepNext/>
               <w:spacing w:line="240" w:lineRule="auto"/>
               <w:jc w:val="center"/>
             </w:pPr>
@@ -18061,7 +17735,6 @@
           </w:tcPr>
           <w:p>
             <w:pPr>
-              <w:keepNext/>
               <w:spacing w:line="240" w:lineRule="auto"/>
               <w:jc w:val="center"/>
             </w:pPr>
@@ -18082,7 +17755,6 @@
           </w:tcPr>
           <w:p>
             <w:pPr>
-              <w:keepNext/>
               <w:spacing w:line="240" w:lineRule="auto"/>
               <w:jc w:val="center"/>
             </w:pPr>
@@ -18108,7 +17780,6 @@
           </w:tcPr>
           <w:p>
             <w:pPr>
-              <w:keepNext/>
               <w:spacing w:line="240" w:lineRule="auto"/>
               <w:jc w:val="left"/>
             </w:pPr>
@@ -18129,7 +17800,6 @@
           </w:tcPr>
           <w:p>
             <w:pPr>
-              <w:keepNext/>
               <w:spacing w:line="240" w:lineRule="auto"/>
               <w:jc w:val="center"/>
             </w:pPr>
@@ -18150,7 +17820,6 @@
           </w:tcPr>
           <w:p>
             <w:pPr>
-              <w:keepNext/>
               <w:spacing w:line="240" w:lineRule="auto"/>
               <w:jc w:val="center"/>
             </w:pPr>
@@ -18171,7 +17840,6 @@
           </w:tcPr>
           <w:p>
             <w:pPr>
-              <w:keepNext/>
               <w:spacing w:line="240" w:lineRule="auto"/>
               <w:jc w:val="center"/>
             </w:pPr>
@@ -18192,7 +17860,6 @@
           </w:tcPr>
           <w:p>
             <w:pPr>
-              <w:keepNext/>
               <w:spacing w:line="240" w:lineRule="auto"/>
               <w:jc w:val="center"/>
             </w:pPr>
@@ -18213,7 +17880,6 @@
           </w:tcPr>
           <w:p>
             <w:pPr>
-              <w:keepNext/>
               <w:spacing w:line="240" w:lineRule="auto"/>
               <w:jc w:val="center"/>
             </w:pPr>
@@ -18234,7 +17900,6 @@
           </w:tcPr>
           <w:p>
             <w:pPr>
-              <w:keepNext/>
               <w:spacing w:line="240" w:lineRule="auto"/>
               <w:jc w:val="center"/>
             </w:pPr>
@@ -18260,7 +17925,6 @@
           </w:tcPr>
           <w:p>
             <w:pPr>
-              <w:keepNext/>
               <w:spacing w:line="240" w:lineRule="auto"/>
               <w:jc w:val="left"/>
             </w:pPr>
@@ -18281,7 +17945,6 @@
           </w:tcPr>
           <w:p>
             <w:pPr>
-              <w:keepNext/>
               <w:spacing w:line="240" w:lineRule="auto"/>
               <w:jc w:val="center"/>
             </w:pPr>
@@ -18302,7 +17965,6 @@
           </w:tcPr>
           <w:p>
             <w:pPr>
-              <w:keepNext/>
               <w:spacing w:line="240" w:lineRule="auto"/>
               <w:jc w:val="center"/>
             </w:pPr>
@@ -18323,7 +17985,6 @@
           </w:tcPr>
           <w:p>
             <w:pPr>
-              <w:keepNext/>
               <w:spacing w:line="240" w:lineRule="auto"/>
               <w:jc w:val="center"/>
             </w:pPr>
@@ -18344,7 +18005,6 @@
           </w:tcPr>
           <w:p>
             <w:pPr>
-              <w:keepNext/>
               <w:spacing w:line="240" w:lineRule="auto"/>
               <w:jc w:val="center"/>
             </w:pPr>
@@ -18365,7 +18025,6 @@
           </w:tcPr>
           <w:p>
             <w:pPr>
-              <w:keepNext/>
               <w:spacing w:line="240" w:lineRule="auto"/>
               <w:jc w:val="center"/>
             </w:pPr>
@@ -18386,7 +18045,6 @@
           </w:tcPr>
           <w:p>
             <w:pPr>
-              <w:keepNext/>
               <w:spacing w:line="240" w:lineRule="auto"/>
               <w:jc w:val="center"/>
             </w:pPr>
@@ -18412,7 +18070,6 @@
           </w:tcPr>
           <w:p>
             <w:pPr>
-              <w:keepNext/>
               <w:spacing w:line="240" w:lineRule="auto"/>
               <w:jc w:val="left"/>
             </w:pPr>
@@ -18433,7 +18090,6 @@
           </w:tcPr>
           <w:p>
             <w:pPr>
-              <w:keepNext/>
               <w:spacing w:line="240" w:lineRule="auto"/>
               <w:jc w:val="center"/>
             </w:pPr>
@@ -18454,7 +18110,6 @@
           </w:tcPr>
           <w:p>
             <w:pPr>
-              <w:keepNext/>
               <w:spacing w:line="240" w:lineRule="auto"/>
               <w:jc w:val="center"/>
             </w:pPr>
@@ -18475,7 +18130,6 @@
           </w:tcPr>
           <w:p>
             <w:pPr>
-              <w:keepNext/>
               <w:spacing w:line="240" w:lineRule="auto"/>
               <w:jc w:val="center"/>
             </w:pPr>
@@ -18496,7 +18150,6 @@
           </w:tcPr>
           <w:p>
             <w:pPr>
-              <w:keepNext/>
               <w:spacing w:line="240" w:lineRule="auto"/>
               <w:jc w:val="center"/>
             </w:pPr>
@@ -18517,7 +18170,6 @@
           </w:tcPr>
           <w:p>
             <w:pPr>
-              <w:keepNext/>
               <w:spacing w:line="240" w:lineRule="auto"/>
               <w:jc w:val="center"/>
             </w:pPr>
@@ -18538,7 +18190,6 @@
           </w:tcPr>
           <w:p>
             <w:pPr>
-              <w:keepNext/>
               <w:spacing w:line="240" w:lineRule="auto"/>
               <w:jc w:val="center"/>
             </w:pPr>
@@ -18564,7 +18215,6 @@
           </w:tcPr>
           <w:p>
             <w:pPr>
-              <w:keepNext/>
               <w:spacing w:line="240" w:lineRule="auto"/>
               <w:jc w:val="left"/>
             </w:pPr>
@@ -18585,7 +18235,6 @@
           </w:tcPr>
           <w:p>
             <w:pPr>
-              <w:keepNext/>
               <w:spacing w:line="240" w:lineRule="auto"/>
               <w:jc w:val="center"/>
             </w:pPr>
@@ -18606,7 +18255,6 @@
           </w:tcPr>
           <w:p>
             <w:pPr>
-              <w:keepNext/>
               <w:spacing w:line="240" w:lineRule="auto"/>
               <w:jc w:val="center"/>
             </w:pPr>
@@ -18627,7 +18275,6 @@
           </w:tcPr>
           <w:p>
             <w:pPr>
-              <w:keepNext/>
               <w:spacing w:line="240" w:lineRule="auto"/>
               <w:jc w:val="center"/>
             </w:pPr>
@@ -18648,7 +18295,6 @@
           </w:tcPr>
           <w:p>
             <w:pPr>
-              <w:keepNext/>
               <w:spacing w:line="240" w:lineRule="auto"/>
               <w:jc w:val="center"/>
             </w:pPr>
@@ -18669,7 +18315,6 @@
           </w:tcPr>
           <w:p>
             <w:pPr>
-              <w:keepNext/>
               <w:spacing w:line="240" w:lineRule="auto"/>
               <w:jc w:val="center"/>
             </w:pPr>
@@ -18690,7 +18335,6 @@
           </w:tcPr>
           <w:p>
             <w:pPr>
-              <w:keepNext/>
               <w:spacing w:line="240" w:lineRule="auto"/>
               <w:jc w:val="center"/>
             </w:pPr>
@@ -18716,7 +18360,6 @@
           </w:tcPr>
           <w:p>
             <w:pPr>
-              <w:keepNext/>
               <w:spacing w:line="240" w:lineRule="auto"/>
               <w:jc w:val="left"/>
             </w:pPr>
@@ -18737,7 +18380,6 @@
           </w:tcPr>
           <w:p>
             <w:pPr>
-              <w:keepNext/>
               <w:spacing w:line="240" w:lineRule="auto"/>
               <w:jc w:val="center"/>
             </w:pPr>
@@ -18758,7 +18400,6 @@
           </w:tcPr>
           <w:p>
             <w:pPr>
-              <w:keepNext/>
               <w:spacing w:line="240" w:lineRule="auto"/>
               <w:jc w:val="center"/>
             </w:pPr>
@@ -18779,7 +18420,6 @@
           </w:tcPr>
           <w:p>
             <w:pPr>
-              <w:keepNext/>
               <w:spacing w:line="240" w:lineRule="auto"/>
               <w:jc w:val="center"/>
             </w:pPr>
@@ -18800,7 +18440,6 @@
           </w:tcPr>
           <w:p>
             <w:pPr>
-              <w:keepNext/>
               <w:spacing w:line="240" w:lineRule="auto"/>
               <w:jc w:val="center"/>
             </w:pPr>
@@ -18821,7 +18460,6 @@
           </w:tcPr>
           <w:p>
             <w:pPr>
-              <w:keepNext/>
               <w:spacing w:line="240" w:lineRule="auto"/>
               <w:jc w:val="center"/>
             </w:pPr>
@@ -18842,7 +18480,6 @@
           </w:tcPr>
           <w:p>
             <w:pPr>
-              <w:keepNext/>
               <w:spacing w:line="240" w:lineRule="auto"/>
               <w:jc w:val="center"/>
             </w:pPr>

--- a/졸업논문_초안v1.docx
+++ b/졸업논문_초안v1.docx
@@ -20051,6 +20051,141 @@
           <w:sz w:val="17"/>
         </w:rPr>
         <w:t>비용이 없는 조건에서도 학습이 규칙에 지면 '비용 때문에 졌다'고 말할 수 없다. 그래서 환경마다 학습 예산을 늘려 λ=0 성능을 다시 쟀다. 표준 DQN 기준이며, 평가는 본실험과 같다(스냅샷 3장 × 최종 에피소드). 시드 수가 10개보다 적은 줄은 결정을 위한 파일럿이며 그 자체로 결론이 아니다. 출처: results/aggregate/*_iqm.csv</w:t>
+      </w:r>
+    </w:p>
+    <w:p>
+      <w:pPr>
+        <w:widowControl/>
+        <w:spacing w:line="480" w:lineRule="auto" w:before="0" w:after="0"/>
+        <w:ind w:firstLine="200"/>
+        <w:jc w:val="both"/>
+      </w:pPr>
+      <w:r>
+        <w:rPr>
+          <w:rFonts w:ascii="바탕" w:hAnsi="바탕" w:eastAsia="바탕"/>
+          <w:b w:val="0"/>
+          <w:i w:val="0"/>
+          <w:sz w:val="20"/>
+        </w:rPr>
+        <w:t xml:space="preserve">최종 점수만으로는 "예산을 더 주면 달라졌을 것"이라는 반론에 답할 수 없다. 답이 되는 것은 </w:t>
+      </w:r>
+      <w:r>
+        <w:rPr>
+          <w:rFonts w:ascii="바탕" w:hAnsi="바탕" w:eastAsia="바탕"/>
+          <w:b/>
+          <w:i w:val="0"/>
+          <w:sz w:val="20"/>
+        </w:rPr>
+        <w:t>곡선이 평평해졌는가</w:t>
+      </w:r>
+      <w:r>
+        <w:rPr>
+          <w:rFonts w:ascii="바탕" w:hAnsi="바탕" w:eastAsia="바탕"/>
+          <w:b w:val="0"/>
+          <w:i w:val="0"/>
+          <w:sz w:val="20"/>
+        </w:rPr>
+        <w:t xml:space="preserve">이다. 그림 5는 λ=0에서 예산을 3.3배로 늘리고 탐험과 신경망까지 바꿔 가며 그린 학습 곡선이다. 세 조건 모두 30만 스텝 부근에서 오르기를 멈추고, 남은 70만 스텝 동안 규칙 선 아래에서 오르내릴 뿐이다. </w:t>
+      </w:r>
+      <w:r>
+        <w:rPr>
+          <w:rFonts w:ascii="바탕" w:hAnsi="바탕" w:eastAsia="바탕"/>
+          <w:b/>
+          <w:i w:val="0"/>
+          <w:sz w:val="20"/>
+        </w:rPr>
+        <w:t>예산이 모자라서가 아니라, 이 환경에서 이 학습기가 닿는 높이가 거기까지다.</w:t>
+      </w:r>
+    </w:p>
+    <w:p>
+      <w:pPr>
+        <w:keepNext/>
+        <w:spacing w:line="240" w:lineRule="auto" w:before="160"/>
+        <w:jc w:val="center"/>
+      </w:pPr>
+      <w:r>
+        <w:drawing>
+          <wp:inline xmlns:a="http://schemas.openxmlformats.org/drawingml/2006/main" xmlns:pic="http://schemas.openxmlformats.org/drawingml/2006/picture">
+            <wp:extent cx="5400000" cy="2986027"/>
+            <wp:docPr id="5" name="Picture 5"/>
+            <wp:cNvGraphicFramePr>
+              <a:graphicFrameLocks noChangeAspect="1"/>
+            </wp:cNvGraphicFramePr>
+            <a:graphic>
+              <a:graphicData uri="http://schemas.openxmlformats.org/drawingml/2006/picture">
+                <pic:pic>
+                  <pic:nvPicPr>
+                    <pic:cNvPr id="0" name="fig5_fairness_curves_MountainCar-v0.png"/>
+                    <pic:cNvPicPr/>
+                  </pic:nvPicPr>
+                  <pic:blipFill>
+                    <a:blip r:embed="rId14"/>
+                    <a:stretch>
+                      <a:fillRect/>
+                    </a:stretch>
+                  </pic:blipFill>
+                  <pic:spPr>
+                    <a:xfrm>
+                      <a:off x="0" y="0"/>
+                      <a:ext cx="5400000" cy="2986027"/>
+                    </a:xfrm>
+                    <a:prstGeom prst="rect"/>
+                  </pic:spPr>
+                </pic:pic>
+              </a:graphicData>
+            </a:graphic>
+          </wp:inline>
+        </w:drawing>
+      </w:r>
+    </w:p>
+    <w:p>
+      <w:pPr>
+        <w:keepNext/>
+        <w:widowControl/>
+        <w:spacing w:line="276" w:lineRule="auto" w:before="80" w:after="40"/>
+        <w:jc w:val="center"/>
+      </w:pPr>
+      <w:r>
+        <w:rPr>
+          <w:rFonts w:ascii="맑은 고딕" w:hAnsi="맑은 고딕" w:eastAsia="맑은 고딕"/>
+          <w:b/>
+          <w:i w:val="0"/>
+          <w:sz w:val="19"/>
+        </w:rPr>
+        <w:t>그림 5. 예산을 늘려도 학습 곡선은 규칙 아래에서 평평해진다 (MountainCar-v0, λ=0)</w:t>
+      </w:r>
+    </w:p>
+    <w:p>
+      <w:pPr>
+        <w:widowControl/>
+        <w:spacing w:line="276" w:lineRule="auto" w:before="0" w:after="80"/>
+        <w:jc w:val="center"/>
+      </w:pPr>
+      <w:r>
+        <w:rPr>
+          <w:rFonts w:ascii="맑은 고딕" w:hAnsi="맑은 고딕" w:eastAsia="맑은 고딕"/>
+          <w:b w:val="0"/>
+          <w:i/>
+          <w:sz w:val="18"/>
+        </w:rPr>
+        <w:t>Fig. 5. Learning curves flatten below the rule even with a larger budget (MountainCar-v0, λ = 0)</w:t>
+      </w:r>
+    </w:p>
+    <w:p>
+      <w:pPr>
+        <w:widowControl/>
+        <w:spacing w:line="276" w:lineRule="auto" w:before="0" w:after="160"/>
+        <w:jc w:val="center"/>
+      </w:pPr>
+      <w:r>
+        <w:rPr>
+          <w:rFonts w:ascii="맑은 고딕" w:hAnsi="맑은 고딕" w:eastAsia="맑은 고딕"/>
+          <w:b w:val="0"/>
+          <w:i w:val="0"/>
+          <w:color w:val="555555"/>
+          <w:sz w:val="17"/>
+        </w:rPr>
+        <w:t>비용이 없는 조건(λ=0)에서만 그렸다 — 여기서 지면 비용을 논할 필요가 없기 때문이다. 선은 시드에 대한 IQM이다. 본실험은 시드 10개, 예산을 늘린 세 조건은 **파일럿이라 시드 5개**이므로 이 그림은 경향을 보이는 용도이고, 우열 판정은 시드 10개로 한 표에서만 말한다. 곡선의 각 점은 5 에피소드 평가라 출렁인다 — 최종 판정은 50 에피소드 평가로 한다. 검은 점선은 학습 없이 얻는 pump 규칙의 점수다.</w:t>
       </w:r>
     </w:p>
     <w:p>

--- a/졸업논문_초안v1.docx
+++ b/졸업논문_초안v1.docx
@@ -20106,7 +20106,7 @@
       <w:r>
         <w:drawing>
           <wp:inline xmlns:a="http://schemas.openxmlformats.org/drawingml/2006/main" xmlns:pic="http://schemas.openxmlformats.org/drawingml/2006/picture">
-            <wp:extent cx="5400000" cy="2986027"/>
+            <wp:extent cx="5040000" cy="2786959"/>
             <wp:docPr id="5" name="Picture 5"/>
             <wp:cNvGraphicFramePr>
               <a:graphicFrameLocks noChangeAspect="1"/>
@@ -20127,7 +20127,7 @@
                   <pic:spPr>
                     <a:xfrm>
                       <a:off x="0" y="0"/>
-                      <a:ext cx="5400000" cy="2986027"/>
+                      <a:ext cx="5040000" cy="2786959"/>
                     </a:xfrm>
                     <a:prstGeom prst="rect"/>
                   </pic:spPr>
@@ -21076,7 +21076,7 @@
           <w:i w:val="0"/>
           <w:sz w:val="20"/>
         </w:rPr>
-        <w:t xml:space="preserve"> "규칙에 진 것은 비용 때문이 아니라 학습이 덜 된 탓 아닌가?" 비용이 아예 없는 λ=0 조건에서 학습 예산을 3.3배로 늘리고 탐험 방식을 바꿔 다시 쟀다. 결과는 Ⅳ장 공정성 점검 절에 그대로 실었다. 예산을 늘려도 규칙을 넘어서지 못한다면 그것은 비용에 대한 발견이 아니라 </w:t>
+        <w:t xml:space="preserve"> "규칙에 진 것은 비용 때문이 아니라 학습이 덜 된 탓 아닌가?" 비용이 아예 없는 λ=0 조건에서 학습 예산을 3.3배로 늘리고 탐험 방식을 바꿔 다시 쟀다. 결과는 Ⅳ장 공정성 점검 절에 그대로 실었다. 특히 학습 곡선이 30만 스텝 부근에서 평평해진 뒤 남은 70만 스텝 동안 규칙 선 아래에 머무른다는 것을 함께 실었다 — 최종 점수만으로는 "더 주면 달라졌을 것"이라는 반론에 답할 수 없기 때문이다. 예산을 늘려도 규칙을 넘어서지 못한다면 그것은 비용에 대한 발견이 아니라 </w:t>
       </w:r>
       <w:r>
         <w:rPr>
@@ -22729,7 +22729,7 @@
           <w:i w:val="0"/>
           <w:sz w:val="19"/>
         </w:rPr>
-        <w:t>A. Jacq, J. Ferret, O. Pietquin, and M. Geist, "Lazy-MDPs: Towards interpretable reinforcement learning by learning when to act," Proceedings of the 21st International Conference on Autonomous Agents and Multiagent Systems (AAMAS), 2022. [본인 확인 필요 — 페이지 번호]</w:t>
+        <w:t>A. Jacq, J. Ferret, O. Pietquin, and M. Geist, "Lazy-MDPs: Towards interpretable reinforcement learning by learning when to act," Proceedings of the 21st International Conference on Autonomous Agents and Multiagent Systems (AAMAS), pp.669-677, 2022.</w:t>
       </w:r>
     </w:p>
     <w:p>
@@ -22753,7 +22753,7 @@
           <w:i w:val="0"/>
           <w:sz w:val="19"/>
         </w:rPr>
-        <w:t>R. Agarwal, M. Schwarzer, P. S. Castro, A. Courville, and M. G. Bellemare, "Deep reinforcement learning at the edge of the statistical precipice," Advances in Neural Information Processing Systems (NeurIPS), 2021. [본인 확인 필요 — 권·페이지 번호]</w:t>
+        <w:t>R. Agarwal, M. Schwarzer, P. S. Castro, A. Courville, and M. G. Bellemare, "Deep reinforcement learning at the edge of the statistical precipice," Advances in Neural Information Processing Systems (NeurIPS), Vol.34, pp.29304-29320, 2021.</w:t>
       </w:r>
     </w:p>
     <w:sectPr>

--- a/졸업논문_초안v1.docx
+++ b/졸업논문_초안v1.docx
@@ -2671,6 +2671,41 @@
     </w:p>
     <w:p>
       <w:pPr>
+        <w:widowControl/>
+        <w:spacing w:line="480" w:lineRule="auto" w:before="0" w:after="0"/>
+        <w:ind w:firstLine="200"/>
+        <w:jc w:val="both"/>
+      </w:pPr>
+      <w:r>
+        <w:rPr>
+          <w:rFonts w:ascii="바탕" w:hAnsi="바탕" w:eastAsia="바탕"/>
+          <w:b w:val="0"/>
+          <w:i w:val="0"/>
+          <w:sz w:val="20"/>
+        </w:rPr>
+        <w:t xml:space="preserve">네 계열은 </w:t>
+      </w:r>
+      <w:r>
+        <w:rPr>
+          <w:rFonts w:ascii="바탕" w:hAnsi="바탕" w:eastAsia="바탕"/>
+          <w:b/>
+          <w:i w:val="0"/>
+          <w:sz w:val="20"/>
+        </w:rPr>
+        <w:t>'언제 행동할지'를 다루는 방식</w:t>
+      </w:r>
+      <w:r>
+        <w:rPr>
+          <w:rFonts w:ascii="바탕" w:hAnsi="바탕" w:eastAsia="바탕"/>
+          <w:b w:val="0"/>
+          <w:i w:val="0"/>
+          <w:sz w:val="20"/>
+        </w:rPr>
+        <w:t>으로 나뉜다. (가)는 그 질문을 하지 않고, (나)는 한 번 고른 행동을 얼마나 오래 유지할지로, (다)는 어느 상태에서 직접 나설지로 그 질문에 답한다. (라)는 학습 없이 고정된 답을 쓴다. 이 네 가지가 같은 λ·같은 예산·같은 평가에서 겨룬다.</w:t>
+      </w:r>
+    </w:p>
+    <w:p>
+      <w:pPr>
         <w:keepNext/>
         <w:widowControl/>
         <w:spacing w:line="312" w:lineRule="auto" w:before="160" w:after="60"/>
@@ -5001,6 +5036,110 @@
           <w:sz w:val="22"/>
         </w:rPr>
         <w:t>2. 핵심 결과 — 임계 비용 λ*</w:t>
+      </w:r>
+    </w:p>
+    <w:p>
+      <w:pPr>
+        <w:widowControl/>
+        <w:spacing w:line="480" w:lineRule="auto" w:before="0" w:after="0"/>
+        <w:ind w:firstLine="200"/>
+        <w:jc w:val="both"/>
+      </w:pPr>
+      <w:r>
+        <w:rPr>
+          <w:rFonts w:ascii="바탕" w:hAnsi="바탕" w:eastAsia="바탕"/>
+          <w:b/>
+          <w:i w:val="0"/>
+          <w:sz w:val="20"/>
+        </w:rPr>
+        <w:t>결론부터 적는다. 임계 비용 λ*는 하나의 숫자로 정해지지 않는다 — 환경에 따라 갈린다.</w:t>
+      </w:r>
+    </w:p>
+    <w:p>
+      <w:pPr>
+        <w:widowControl/>
+        <w:spacing w:line="480" w:lineRule="auto" w:before="0" w:after="0"/>
+        <w:ind w:firstLine="200"/>
+        <w:jc w:val="both"/>
+      </w:pPr>
+      <w:r>
+        <w:rPr>
+          <w:rFonts w:ascii="바탕" w:hAnsi="바탕" w:eastAsia="바탕"/>
+          <w:b/>
+          <w:i w:val="0"/>
+          <w:sz w:val="20"/>
+        </w:rPr>
+        <w:t>MountainCar-v0</w:t>
+      </w:r>
+      <w:r>
+        <w:rPr>
+          <w:rFonts w:ascii="바탕" w:hAnsi="바탕" w:eastAsia="바탕"/>
+          <w:b w:val="0"/>
+          <w:i w:val="0"/>
+          <w:sz w:val="20"/>
+        </w:rPr>
+        <w:t>에서는 세 학습 계열 모두 λ*가 0이다. 비용을 전혀 물리지 않아도 학습이 고정 규칙을 넘어서지 못한다는 뜻이며, 이 환경에서는 '언제 행동할지를 배우는 것'이 아니라 '학습이라는 접근 자체'가 열세다.</w:t>
+      </w:r>
+    </w:p>
+    <w:p>
+      <w:pPr>
+        <w:widowControl/>
+        <w:spacing w:line="480" w:lineRule="auto" w:before="0" w:after="0"/>
+        <w:ind w:firstLine="200"/>
+        <w:jc w:val="both"/>
+      </w:pPr>
+      <w:r>
+        <w:rPr>
+          <w:rFonts w:ascii="바탕" w:hAnsi="바탕" w:eastAsia="바탕"/>
+          <w:b/>
+          <w:i w:val="0"/>
+          <w:sz w:val="20"/>
+        </w:rPr>
+        <w:t>LunarLander-v3</w:t>
+      </w:r>
+      <w:r>
+        <w:rPr>
+          <w:rFonts w:ascii="바탕" w:hAnsi="바탕" w:eastAsia="바탕"/>
+          <w:b w:val="0"/>
+          <w:i w:val="0"/>
+          <w:sz w:val="20"/>
+        </w:rPr>
+        <w:t xml:space="preserve">에서는 계열마다 다르다 — 표준 DQN λ*=1, TempoRL λ*=0, Lazy-MDP λ*=2. 같은 환경·같은 예산인데도 방법에 따라 버티는 비용 구간이 다르다는 것은, λ*가 환경만의 성질이 아니라 </w:t>
+      </w:r>
+      <w:r>
+        <w:rPr>
+          <w:rFonts w:ascii="바탕" w:hAnsi="바탕" w:eastAsia="바탕"/>
+          <w:b/>
+          <w:i w:val="0"/>
+          <w:sz w:val="20"/>
+        </w:rPr>
+        <w:t>환경과 방법의 짝</w:t>
+      </w:r>
+      <w:r>
+        <w:rPr>
+          <w:rFonts w:ascii="바탕" w:hAnsi="바탕" w:eastAsia="바탕"/>
+          <w:b w:val="0"/>
+          <w:i w:val="0"/>
+          <w:sz w:val="20"/>
+        </w:rPr>
+        <w:t>에 붙는 값이라는 뜻이다.</w:t>
+      </w:r>
+    </w:p>
+    <w:p>
+      <w:pPr>
+        <w:widowControl/>
+        <w:spacing w:line="480" w:lineRule="auto" w:before="0" w:after="0"/>
+        <w:ind w:firstLine="200"/>
+        <w:jc w:val="both"/>
+      </w:pPr>
+      <w:r>
+        <w:rPr>
+          <w:rFonts w:ascii="바탕" w:hAnsi="바탕" w:eastAsia="바탕"/>
+          <w:b w:val="0"/>
+          <w:i w:val="0"/>
+          <w:sz w:val="20"/>
+        </w:rPr>
+        <w:t>아래 표가 그 값들이다. 두 가지 엄격도로 함께 적었다 — 신뢰구간이 겹치기 시작하는 λ(엄격)와 IQM이 교차하는 λ(느슨)다.</w:t>
       </w:r>
     </w:p>
     <w:p>
@@ -6170,6 +6309,41 @@
     </w:p>
     <w:p>
       <w:pPr>
+        <w:widowControl/>
+        <w:spacing w:line="480" w:lineRule="auto" w:before="0" w:after="0"/>
+        <w:ind w:firstLine="200"/>
+        <w:jc w:val="both"/>
+      </w:pPr>
+      <w:r>
+        <w:rPr>
+          <w:rFonts w:ascii="바탕" w:hAnsi="바탕" w:eastAsia="바탕"/>
+          <w:b w:val="0"/>
+          <w:i w:val="0"/>
+          <w:sz w:val="20"/>
+        </w:rPr>
+        <w:t xml:space="preserve">아래 표의 조건은 세 환경에 공통으로 적용된다. </w:t>
+      </w:r>
+      <w:r>
+        <w:rPr>
+          <w:rFonts w:ascii="바탕" w:hAnsi="바탕" w:eastAsia="바탕"/>
+          <w:b/>
+          <w:i w:val="0"/>
+          <w:sz w:val="20"/>
+        </w:rPr>
+        <w:t>λ를 뺀 모든 것을 같게 맞추는 것</w:t>
+      </w:r>
+      <w:r>
+        <w:rPr>
+          <w:rFonts w:ascii="바탕" w:hAnsi="바탕" w:eastAsia="바탕"/>
+          <w:b w:val="0"/>
+          <w:i w:val="0"/>
+          <w:sz w:val="20"/>
+        </w:rPr>
+        <w:t>이 이 연구의 설계 전체이므로, 예산·시드·평가 방식·초매개변수를 한자리에 모아 둔다.</w:t>
+      </w:r>
+    </w:p>
+    <w:p>
+      <w:pPr>
         <w:keepNext/>
         <w:widowControl/>
         <w:spacing w:line="276" w:lineRule="auto" w:before="200" w:after="40"/>
@@ -7419,6 +7593,41 @@
           <w:sz w:val="22"/>
         </w:rPr>
         <w:t>4. 환경별 λ-성능 지도</w:t>
+      </w:r>
+    </w:p>
+    <w:p>
+      <w:pPr>
+        <w:widowControl/>
+        <w:spacing w:line="480" w:lineRule="auto" w:before="0" w:after="0"/>
+        <w:ind w:firstLine="200"/>
+        <w:jc w:val="both"/>
+      </w:pPr>
+      <w:r>
+        <w:rPr>
+          <w:rFonts w:ascii="바탕" w:hAnsi="바탕" w:eastAsia="바탕"/>
+          <w:b w:val="0"/>
+          <w:i w:val="0"/>
+          <w:sz w:val="20"/>
+        </w:rPr>
+        <w:t xml:space="preserve">환경마다 λ*가 왜 그렇게 갈렸는지를 하나씩 본다. 순서는 </w:t>
+      </w:r>
+      <w:r>
+        <w:rPr>
+          <w:rFonts w:ascii="바탕" w:hAnsi="바탕" w:eastAsia="바탕"/>
+          <w:b/>
+          <w:i w:val="0"/>
+          <w:sz w:val="20"/>
+        </w:rPr>
+        <w:t>가장 극단적인 환경부터</w:t>
+      </w:r>
+      <w:r>
+        <w:rPr>
+          <w:rFonts w:ascii="바탕" w:hAnsi="바탕" w:eastAsia="바탕"/>
+          <w:b w:val="0"/>
+          <w:i w:val="0"/>
+          <w:sz w:val="20"/>
+        </w:rPr>
+        <w:t>다 — MountainCar에서 무엇이 무너지는지를 먼저 보면, LunarLander가 왜 다른지가 대비로 드러난다.</w:t>
       </w:r>
     </w:p>
     <w:p>

--- a/졸업논문_초안v1.docx
+++ b/졸업논문_초안v1.docx
@@ -88,7 +88,7 @@
           <w:i w:val="0"/>
           <w:sz w:val="20"/>
         </w:rPr>
-        <w:t>행동에는 값이 붙는다. 기계를 한 번 움직일 때마다 부품이 닳고 연료가 든다. 그러나 표준 강화학습은 이 값을 0으로 두므로, 학습된 정책은 가만히 있어도 되는 순간에도 매 스텝 행동한다. 기존 연구는 행동을 아끼는 방법을 제시했으나 행동 비용의 크기를 바꿔 가며 성능을 재지는 않았다. 본 연구는 보상을 r′ = r − λ·1[행동 실행]로 바꾸어 행동 1회의 비용 λ를 독립 변수로 삼았다. 표준 DQN·TempoRL 방식·Lazy-MDP 방식·고정 규칙 네 계열을 동일한 예산과 평가 방식으로 비교하였다. 성질이 다른 세 환경에서 시드 10개·IQM·95% 계층 부트스트랩 신뢰구간으로 집계한 결과, 학습이 규칙을 더 이상 이기지 못하는 임계 비용 λ*는 환경마다 크게 달랐다. 즉 학습을 도입할 가치는 비용의 크기보다 보상이 조밀한지, 그리고 이미 좋은 고정 규칙이 있는지에 먼저 좌우된다. 또한 보상이 희소한 환경에서는 작은 비용만으로 학습이 무행동으로 얼어붙었으며, 비용을 학습 도중에 켜는 대조 조건과 비교한 결과 이는 최적해가 아니라 탐험 실패였다.</w:t>
+        <w:t>행동에는 값이 붙는다. 기계를 한 번 움직일 때마다 부품이 닳고 연료가 든다. 그러나 표준 강화학습은 이 값을 0으로 두므로, 학습된 정책은 가만히 있어도 되는 순간에도 매 스텝 행동한다. 기존 연구는 행동을 아끼는 방법을 제시했으나 행동 비용의 크기를 바꿔 가며 성능을 재지는 않았다. 본 연구는 보상을 r′ = r − λ·1[행동 실행]로 바꾸어 행동 1회의 비용 λ를 독립 변수로 삼았다. 표준 DQN·TempoRL 방식·Lazy-MDP 방식·고정 규칙 네 계열을 동일한 예산과 평가 방식으로 비교하였다. 보상이 희소한 환경과 조밀한 환경에서 시드 10개·IQM·95% 계층 부트스트랩 신뢰구간으로 집계한 결과, 학습이 규칙을 더 이상 이기지 못하는 임계 비용 λ*는 환경마다 크게 달랐다. 즉 학습을 도입할 가치는 비용의 크기보다 보상이 조밀한지, 그리고 이미 좋은 고정 규칙이 있는지에 먼저 좌우된다. 또한 보상이 희소한 환경에서는 작은 비용만으로 학습이 무행동으로 얼어붙었으며, 비용을 학습 도중에 켜는 대조 조건과 비교한 결과 이는 최적해가 아니라 탐험 실패였다.</w:t>
       </w:r>
     </w:p>
     <w:p>
@@ -488,7 +488,7 @@
           <w:i w:val="0"/>
           <w:sz w:val="20"/>
         </w:rPr>
-        <w:t xml:space="preserve"> 성질이 다른 세 환경 — 보상이 희소하고 좋은 규칙이 있는 MountainCar-v0,</w:t>
+        <w:t xml:space="preserve"> 성질이 다른 환경 — 보상이 희소하고 좋은 규칙이 있는 MountainCar-v0,</w:t>
       </w:r>
     </w:p>
     <w:p>
@@ -505,7 +505,7 @@
           <w:i w:val="0"/>
           <w:sz w:val="20"/>
         </w:rPr>
-        <w:t>보상이 조밀한 LunarLander-v3, 그 사이에 있는 MinAtar Freeway — 에서 λ를 격자로 훑어, 비용이 오를 때 각 계열의 성능이 어떻게 무너지는지를 신뢰구간과 함께 그린 지도를 만들었다.</w:t>
+        <w:t>보상이 조밀한 LunarLander-v3 — 에서 λ를 격자로 훑어, 비용이 오를 때 각 계열의 성능이 어떻게 무너지는지를 신뢰구간과 함께 그린 지도를 만들었다. 그 사이에 놓이는 세 번째 환경(MinAtar Freeway)은 고정 규칙까지 측정을 마쳤고 학습 계열은 진행 중이다. [실험 대기 — 결과 나오면 확정]</w:t>
       </w:r>
     </w:p>
     <w:p>
@@ -21162,7 +21162,7 @@
           <w:i w:val="0"/>
           <w:sz w:val="20"/>
         </w:rPr>
-        <w:t xml:space="preserve"> 성질이 다른 세 환경에서 λ를 격자로 훑어, 비용이 오를 때 각 계열의 성능이 어떻게 무너지는지를 신뢰구간과 함께 그렸다. λ*는 "학습을 도입할 것인가, 지금 쓰는 규칙으로 버틸 것인가"를 가르는 판단선이 된다.</w:t>
+        <w:t xml:space="preserve"> 성질이 다른 환경에서 λ를 격자로 훑어, 비용이 오를 때 각 계열의 성능이 어떻게 무너지는지를 신뢰구간과 함께 그렸다(MountainCar·LunarLander 완료, MinAtar Freeway는 고정 규칙까지 완료하고 학습 계열 진행 중). [실험 대기 — 결과 나오면 확정] λ*는 "학습을 도입할 것인가, 지금 쓰는 규칙으로 버틸 것인가"를 가르는 판단선이 된다.</w:t>
       </w:r>
     </w:p>
     <w:p>

--- a/졸업논문_초안v1.docx
+++ b/졸업논문_초안v1.docx
@@ -846,7 +846,7 @@
           <w:i w:val="0"/>
           <w:sz w:val="20"/>
         </w:rPr>
-        <w:t>규칙 쪽을 의심해 계수를 튜닝하자 LunarLander의 기준선이 38.3점에서 179.8점으로 뛰었다.</w:t>
+        <w:t>규칙 쪽을 의심해 계수를 튜닝하자 LunarLander의 기준선이 35.8점에서 162.3점으로 뛰었다.</w:t>
       </w:r>
       <w:r>
         <w:rPr>
@@ -2460,7 +2460,7 @@
           <w:i w:val="0"/>
           <w:sz w:val="20"/>
         </w:rPr>
-        <w:t>: 보상이 조밀하다. 처음 손으로 짠 규칙은 점수가 낮았으나(36), 계수를 다시 고르자 162까지 올라 학습에 근접했다 (6.2절 기준선 감사)</w:t>
+        <w:t>: 보상이 조밀하다. 처음 손으로 짠 규칙은 점수가 낮았으나(35.8), 계수를 다시 고르자 162.3까지 올라 학습에 근접했다 (6.2절 기준선 감사)</w:t>
       </w:r>
     </w:p>
     <w:p>
@@ -5970,7 +5970,7 @@
                 <w:i w:val="0"/>
                 <w:sz w:val="18"/>
               </w:rPr>
-              <w:t>10</w:t>
+              <w:t>3</w:t>
             </w:r>
           </w:p>
         </w:tc>
@@ -6122,7 +6122,7 @@
                 <w:i w:val="0"/>
                 <w:sz w:val="18"/>
               </w:rPr>
-              <w:t>10</w:t>
+              <w:t>3</w:t>
             </w:r>
           </w:p>
         </w:tc>
@@ -6207,7 +6207,7 @@
                 <w:i w:val="0"/>
                 <w:sz w:val="18"/>
               </w:rPr>
-              <w:t>격자 밖</w:t>
+              <w:t>2.5</w:t>
             </w:r>
           </w:p>
         </w:tc>
@@ -6267,7 +6267,7 @@
                 <w:i w:val="0"/>
                 <w:sz w:val="18"/>
               </w:rPr>
-              <w:t>10</w:t>
+              <w:t>3</w:t>
             </w:r>
           </w:p>
         </w:tc>
@@ -11800,7 +11800,7 @@
           <w:i w:val="0"/>
           <w:sz w:val="20"/>
         </w:rPr>
-        <w:t xml:space="preserve">보상이 조밀한 제어 문제다. 매 스텝 자세·속도·연료에 대한 신호가 들어오고, 표준 DQN이 정상적으로 학습된다. 고정 규칙은 처음 손으로 짠 계수로는 점수가 낮았지만(36), 계수를 다시 고르자 162까지 올라 학습에 근접한다(Ⅲ장 6.2절의 기준선 감사). 표에는 두 규칙을 함께 실어 그 차이를 보인다. 조건당 환경 200,000스텝, 학습 계열은 λ 8개(격자 12개 중) · 시드 10개까지 완료된 집계다. </w:t>
+        <w:t xml:space="preserve">보상이 조밀한 제어 문제다. 매 스텝 자세·속도·연료에 대한 신호가 들어오고, 표준 DQN이 정상적으로 학습된다. 고정 규칙은 처음 손으로 짠 계수로는 점수가 낮았지만(36), 계수를 다시 고르자 162까지 올라 학습에 근접한다(Ⅲ장 6.2절의 기준선 감사). 표에는 두 규칙을 함께 실어 그 차이를 보인다. 조건당 환경 200,000스텝, 학습 계열은 λ 12개(격자 12개 중) · 시드 3~10개까지 완료된 집계다. </w:t>
       </w:r>
       <w:r>
         <w:rPr>
@@ -12957,7 +12957,7 @@
                 <w:i w:val="0"/>
                 <w:sz w:val="18"/>
               </w:rPr>
-              <w:t>—</w:t>
+              <w:t>-41 [-189, 20]</w:t>
             </w:r>
           </w:p>
         </w:tc>
@@ -12977,7 +12977,7 @@
                 <w:i w:val="0"/>
                 <w:sz w:val="18"/>
               </w:rPr>
-              <w:t>—</w:t>
+              <w:t>-19 [-54, 22]</w:t>
             </w:r>
           </w:p>
         </w:tc>
@@ -12997,7 +12997,7 @@
                 <w:i w:val="0"/>
                 <w:sz w:val="18"/>
               </w:rPr>
-              <w:t>—</w:t>
+              <w:t>-4 [-21, 12]</w:t>
             </w:r>
           </w:p>
         </w:tc>
@@ -13247,7 +13247,7 @@
                 <w:i w:val="0"/>
                 <w:sz w:val="18"/>
               </w:rPr>
-              <w:t>—</w:t>
+              <w:t>-132 [-172, -82]</w:t>
             </w:r>
           </w:p>
         </w:tc>
@@ -13267,7 +13267,7 @@
                 <w:i w:val="0"/>
                 <w:sz w:val="18"/>
               </w:rPr>
-              <w:t>—</w:t>
+              <w:t>-227 [-353, -103]</w:t>
             </w:r>
           </w:p>
         </w:tc>
@@ -13287,7 +13287,7 @@
                 <w:i w:val="0"/>
                 <w:sz w:val="18"/>
               </w:rPr>
-              <w:t>—</w:t>
+              <w:t>-65 [-123, -10]</w:t>
             </w:r>
           </w:p>
         </w:tc>
@@ -13392,7 +13392,7 @@
                 <w:i w:val="0"/>
                 <w:sz w:val="18"/>
               </w:rPr>
-              <w:t>—</w:t>
+              <w:t>-165 [-231, -96]</w:t>
             </w:r>
           </w:p>
         </w:tc>
@@ -13412,7 +13412,7 @@
                 <w:i w:val="0"/>
                 <w:sz w:val="18"/>
               </w:rPr>
-              <w:t>—</w:t>
+              <w:t>-133 [-181, -107]</w:t>
             </w:r>
           </w:p>
         </w:tc>
@@ -13432,7 +13432,7 @@
                 <w:i w:val="0"/>
                 <w:sz w:val="18"/>
               </w:rPr>
-              <w:t>—</w:t>
+              <w:t>-80 [-101, -64]</w:t>
             </w:r>
           </w:p>
         </w:tc>
@@ -13682,7 +13682,7 @@
                 <w:i w:val="0"/>
                 <w:sz w:val="18"/>
               </w:rPr>
-              <w:t>—</w:t>
+              <w:t>-253 [-431, -117]</w:t>
             </w:r>
           </w:p>
         </w:tc>
@@ -13702,7 +13702,7 @@
                 <w:i w:val="0"/>
                 <w:sz w:val="18"/>
               </w:rPr>
-              <w:t>—</w:t>
+              <w:t>-148 [-166, -122]</w:t>
             </w:r>
           </w:p>
         </w:tc>
@@ -13722,7 +13722,7 @@
                 <w:i w:val="0"/>
                 <w:sz w:val="18"/>
               </w:rPr>
-              <w:t>—</w:t>
+              <w:t>-352 [-432, -238]</w:t>
             </w:r>
           </w:p>
         </w:tc>
@@ -14075,7 +14075,7 @@
           <w:i w:val="0"/>
           <w:sz w:val="20"/>
         </w:rPr>
-        <w:t>· Lazy-MDP는 비교된 λ 구간 전체(8/12 λ)에서 임계값 규칙(튜닝)을 이겼다.</w:t>
+        <w:t>· Lazy-MDP는 λ=2.5에서 임계값 규칙(튜닝)에 역전당했다. 통계적으로 확실한 우위는 λ=0.6에서 이미 사라졌다.</w:t>
       </w:r>
     </w:p>
     <w:p>
@@ -15318,7 +15318,7 @@
                 <w:i w:val="0"/>
                 <w:sz w:val="18"/>
               </w:rPr>
-              <w:t>—</w:t>
+              <w:t>182</w:t>
             </w:r>
           </w:p>
         </w:tc>
@@ -15339,7 +15339,7 @@
                 <w:i w:val="0"/>
                 <w:sz w:val="18"/>
               </w:rPr>
-              <w:t>—</w:t>
+              <w:t>163</w:t>
             </w:r>
           </w:p>
         </w:tc>
@@ -15360,7 +15360,7 @@
                 <w:i w:val="0"/>
                 <w:sz w:val="18"/>
               </w:rPr>
-              <w:t>—</w:t>
+              <w:t>134</w:t>
             </w:r>
           </w:p>
         </w:tc>
@@ -15664,7 +15664,7 @@
                 <w:i w:val="0"/>
                 <w:sz w:val="18"/>
               </w:rPr>
-              <w:t>—</w:t>
+              <w:t>154</w:t>
             </w:r>
           </w:p>
         </w:tc>
@@ -15685,7 +15685,7 @@
                 <w:i w:val="0"/>
                 <w:sz w:val="18"/>
               </w:rPr>
-              <w:t>—</w:t>
+              <w:t>195</w:t>
             </w:r>
           </w:p>
         </w:tc>
@@ -15706,7 +15706,7 @@
                 <w:i w:val="0"/>
                 <w:sz w:val="18"/>
               </w:rPr>
-              <w:t>—</w:t>
+              <w:t>64</w:t>
             </w:r>
           </w:p>
         </w:tc>
@@ -15837,7 +15837,7 @@
                 <w:i w:val="0"/>
                 <w:sz w:val="18"/>
               </w:rPr>
-              <w:t>—</w:t>
+              <w:t>129</w:t>
             </w:r>
           </w:p>
         </w:tc>
@@ -15858,7 +15858,7 @@
                 <w:i w:val="0"/>
                 <w:sz w:val="18"/>
               </w:rPr>
-              <w:t>—</w:t>
+              <w:t>101</w:t>
             </w:r>
           </w:p>
         </w:tc>
@@ -15879,7 +15879,7 @@
                 <w:i w:val="0"/>
                 <w:sz w:val="18"/>
               </w:rPr>
-              <w:t>—</w:t>
+              <w:t>100</w:t>
             </w:r>
           </w:p>
         </w:tc>
@@ -16183,7 +16183,7 @@
                 <w:i w:val="0"/>
                 <w:sz w:val="18"/>
               </w:rPr>
-              <w:t>—</w:t>
+              <w:t>93</w:t>
             </w:r>
           </w:p>
         </w:tc>
@@ -16204,7 +16204,7 @@
                 <w:i w:val="0"/>
                 <w:sz w:val="18"/>
               </w:rPr>
-              <w:t>—</w:t>
+              <w:t>49</w:t>
             </w:r>
           </w:p>
         </w:tc>
@@ -16225,7 +16225,7 @@
                 <w:i w:val="0"/>
                 <w:sz w:val="18"/>
               </w:rPr>
-              <w:t>—</w:t>
+              <w:t>159</w:t>
             </w:r>
           </w:p>
         </w:tc>
@@ -20428,7 +20428,7 @@
           <w:i w:val="0"/>
           <w:sz w:val="20"/>
         </w:rPr>
-        <w:t>"학습이 단순 규칙을 이긴다"는 주장은 그 규칙을 얼마나 잘 만들었는지에 달려 있다. 환경마다 기준 규칙의 계수를 격자로 훑어 더 나은 것이 있는지 확인했다. 튜닝은 평가에 쓰지 않는 에피소드에서 하고, 거기서 고른 하나만 평가용 에피소드로 다시 쟀다(Ⅲ장 6.2절).</w:t>
+        <w:t>"학습이 단순 규칙을 이긴다"는 주장은 그 규칙을 얼마나 잘 만들었는지에 달려 있다. 환경마다 기준 규칙의 계수를 격자로 훑어 더 나은 것이 있는지 확인했다. 튜닝은 평가에 쓰지 않는 에피소드에서 하고, 거기서 고른 하나만 평가용 에피소드로 다시 쟀다(Ⅲ장 6.2절). 재는 잣대는 본실험과 같다 — 시드마다 점수를 내고 그 시드 점수들의 IQM을 쓴다.</w:t>
       </w:r>
     </w:p>
     <w:p>
@@ -20445,7 +20445,7 @@
           <w:i w:val="0"/>
           <w:sz w:val="19"/>
         </w:rPr>
-        <w:t>표 10. 기준 규칙의 계수를 다시 골랐을 때 (평가 100 에피소드)</w:t>
+        <w:t>표 10. 기준 규칙의 계수를 다시 골랐을 때 (시드 10개 × 100 에피소드, 본실험과 같은 잣대)</w:t>
       </w:r>
     </w:p>
     <w:p>
@@ -20462,7 +20462,7 @@
           <w:i/>
           <w:sz w:val="18"/>
         </w:rPr>
-        <w:t>Table 10. Re-selecting the coefficients of each baseline rule (100 evaluation episodes)</w:t>
+        <w:t>Table 10. Re-selecting the coefficients of each baseline rule (10 seeds x 100 episodes, the same estimator as the main experiment)</w:t>
       </w:r>
     </w:p>
     <w:tbl>
@@ -20687,7 +20687,7 @@
                 <w:i w:val="0"/>
                 <w:sz w:val="18"/>
               </w:rPr>
-              <w:t>-119.8</w:t>
+              <w:t>-119.3</w:t>
             </w:r>
           </w:p>
         </w:tc>
@@ -20708,7 +20708,7 @@
                 <w:i w:val="0"/>
                 <w:sz w:val="18"/>
               </w:rPr>
-              <w:t>-119.8</w:t>
+              <w:t>-119.3</w:t>
             </w:r>
           </w:p>
         </w:tc>
@@ -20818,7 +20818,7 @@
                 <w:i w:val="0"/>
                 <w:sz w:val="18"/>
               </w:rPr>
-              <w:t>38.3</w:t>
+              <w:t>35.8</w:t>
             </w:r>
           </w:p>
         </w:tc>
@@ -20839,7 +20839,7 @@
                 <w:i w:val="0"/>
                 <w:sz w:val="18"/>
               </w:rPr>
-              <w:t>179.8</w:t>
+              <w:t>162.3</w:t>
             </w:r>
           </w:p>
         </w:tc>
@@ -20860,7 +20860,7 @@
                 <w:i w:val="0"/>
                 <w:sz w:val="18"/>
               </w:rPr>
-              <w:t>141.6</w:t>
+              <w:t>126.5</w:t>
             </w:r>
           </w:p>
         </w:tc>
@@ -20881,7 +20881,7 @@
                 <w:i w:val="0"/>
                 <w:sz w:val="18"/>
               </w:rPr>
-              <w:t>더 나은 계수가 있다 (평가셋에서 +141.6)</w:t>
+              <w:t>더 나은 계수가 있다 (평가셋에서 +126.5)</w:t>
             </w:r>
           </w:p>
         </w:tc>
@@ -20946,7 +20946,7 @@
                 <w:i w:val="0"/>
                 <w:sz w:val="18"/>
               </w:rPr>
-              <w:t>18.5</w:t>
+              <w:t>17.1</w:t>
             </w:r>
           </w:p>
         </w:tc>
@@ -20966,7 +20966,7 @@
                 <w:i w:val="0"/>
                 <w:sz w:val="18"/>
               </w:rPr>
-              <w:t>18.5</w:t>
+              <w:t>17.1</w:t>
             </w:r>
           </w:p>
         </w:tc>
@@ -21042,7 +21042,7 @@
           <w:i w:val="0"/>
           <w:sz w:val="20"/>
         </w:rPr>
-        <w:t>LunarLander의 임계값 규칙만 계수를 다시 고르는 것으로 141점이 올랐다</w:t>
+        <w:t>LunarLander의 임계값 규칙만 계수를 다시 고르는 것으로 126점이 올랐다</w:t>
       </w:r>
       <w:r>
         <w:rPr>
@@ -21068,7 +21068,41 @@
           <w:i w:val="0"/>
           <w:sz w:val="20"/>
         </w:rPr>
-        <w:t>이 표의 평가는 100 에피소드다(다른 표는 시드 10개 × 100 에피소드). 그래서 같은 규칙의 점수가 표마다 소수점 아래에서 조금 다를 수 있다 — pump 규칙이 여기서는 −119.8, 다른 표에서는 −119.3인 것이 그 때문이다.</w:t>
+        <w:t>이 비대칭이 중요하다. MountainCar에서 '학습이 규칙에 진다'는 결론은 기준선이 이미 최선이었으므로 더 단단해졌고, LunarLander에서 '학습이 이긴다'는 결론만 약한 기준선의 덕을 보고 있었다.</w:t>
+      </w:r>
+    </w:p>
+    <w:p>
+      <w:pPr>
+        <w:keepNext/>
+        <w:widowControl/>
+        <w:spacing w:line="312" w:lineRule="auto" w:before="320" w:after="120"/>
+        <w:jc w:val="left"/>
+      </w:pPr>
+      <w:r>
+        <w:rPr>
+          <w:rFonts w:ascii="맑은 고딕" w:hAnsi="맑은 고딕" w:eastAsia="맑은 고딕"/>
+          <w:b/>
+          <w:i w:val="0"/>
+          <w:sz w:val="26"/>
+        </w:rPr>
+        <w:t>Ⅴ. Conclusions</w:t>
+      </w:r>
+    </w:p>
+    <w:p>
+      <w:pPr>
+        <w:keepNext/>
+        <w:widowControl/>
+        <w:spacing w:line="312" w:lineRule="auto" w:before="200" w:after="80"/>
+        <w:jc w:val="left"/>
+      </w:pPr>
+      <w:r>
+        <w:rPr>
+          <w:rFonts w:ascii="맑은 고딕" w:hAnsi="맑은 고딕" w:eastAsia="맑은 고딕"/>
+          <w:b/>
+          <w:i w:val="0"/>
+          <w:sz w:val="22"/>
+        </w:rPr>
+        <w:t>1. 무엇을 했고 무엇을 알아냈나</w:t>
       </w:r>
     </w:p>
     <w:p>
@@ -21085,24 +21119,332 @@
           <w:i w:val="0"/>
           <w:sz w:val="20"/>
         </w:rPr>
-        <w:t>이 비대칭이 중요하다. MountainCar에서 '학습이 규칙에 진다'는 결론은 기준선이 이미 최선이었으므로 더 단단해졌고, LunarLander에서 '학습이 이긴다'는 결론만 약한 기준선의 덕을 보고 있었다.</w:t>
+        <w:t>이 연구는 행동 1번의 비용 λ를 독립 변수로 놓고, 표준 DQN·TempoRL 방식·Lazy-MDP 방식·고정 규칙 네 계열을 같은 환경 스텝 예산과 같은 평가 방식으로 비교했다. 얻은 것은 다섯 가지다.</w:t>
       </w:r>
     </w:p>
     <w:p>
       <w:pPr>
-        <w:keepNext/>
         <w:widowControl/>
-        <w:spacing w:line="312" w:lineRule="auto" w:before="320" w:after="120"/>
-        <w:jc w:val="left"/>
+        <w:spacing w:line="480" w:lineRule="auto" w:before="0" w:after="0"/>
+        <w:ind w:firstLine="200"/>
+        <w:jc w:val="both"/>
       </w:pPr>
       <w:r>
         <w:rPr>
-          <w:rFonts w:ascii="맑은 고딕" w:hAnsi="맑은 고딕" w:eastAsia="맑은 고딕"/>
+          <w:rFonts w:ascii="바탕" w:hAnsi="바탕" w:eastAsia="바탕"/>
           <w:b/>
           <w:i w:val="0"/>
-          <w:sz w:val="26"/>
-        </w:rPr>
-        <w:t>Ⅴ. Conclusions</w:t>
+          <w:sz w:val="20"/>
+        </w:rPr>
+        <w:t>첫째, λ-성능 지도와 임계 비용 λ*.</w:t>
+      </w:r>
+      <w:r>
+        <w:rPr>
+          <w:rFonts w:ascii="바탕" w:hAnsi="바탕" w:eastAsia="바탕"/>
+          <w:b w:val="0"/>
+          <w:i w:val="0"/>
+          <w:sz w:val="20"/>
+        </w:rPr>
+        <w:t xml:space="preserve"> 성질이 다른 환경에서 λ를 격자로 훑어, 비용이 오를 때 각 계열의 성능이 어떻게 무너지는지를 신뢰구간과 함께 그렸다(MountainCar·LunarLander 완료, MinAtar Freeway는 고정 규칙까지 완료하고 학습 계열 진행 중). [실험 대기 — 결과 나오면 확정] λ*는 "학습을 도입할 것인가, 지금 쓰는 규칙으로 버틸 것인가"를 가르는 판단선이 된다.</w:t>
+      </w:r>
+    </w:p>
+    <w:p>
+      <w:pPr>
+        <w:widowControl/>
+        <w:spacing w:line="480" w:lineRule="auto" w:before="0" w:after="0"/>
+        <w:ind w:firstLine="200"/>
+        <w:jc w:val="both"/>
+      </w:pPr>
+      <w:r>
+        <w:rPr>
+          <w:rFonts w:ascii="바탕" w:hAnsi="바탕" w:eastAsia="바탕"/>
+          <w:b/>
+          <w:i w:val="0"/>
+          <w:sz w:val="20"/>
+        </w:rPr>
+        <w:t>둘째, 답은 λ 하나로 정해지지 않는다.</w:t>
+      </w:r>
+      <w:r>
+        <w:rPr>
+          <w:rFonts w:ascii="바탕" w:hAnsi="바탕" w:eastAsia="바탕"/>
+          <w:b w:val="0"/>
+          <w:i w:val="0"/>
+          <w:sz w:val="20"/>
+        </w:rPr>
+        <w:t xml:space="preserve"> 이 연구가 처음 세운 가설은 "비용이 커질수록 학습이 불리해지고, 어느 지점에서 규칙에 역전당한다"였다. 절반만 맞았다. 역전은 실제로 일어났지만 </w:t>
+      </w:r>
+      <w:r>
+        <w:rPr>
+          <w:rFonts w:ascii="바탕" w:hAnsi="바탕" w:eastAsia="바탕"/>
+          <w:b/>
+          <w:i w:val="0"/>
+          <w:sz w:val="20"/>
+        </w:rPr>
+        <w:t>역전이 일어나는 지점이 환경마다 크게 달랐고, 그 차이를 만든 것은 비용이 아니라 환경의 성질</w:t>
+      </w:r>
+      <w:r>
+        <w:rPr>
+          <w:rFonts w:ascii="바탕" w:hAnsi="바탕" w:eastAsia="바탕"/>
+          <w:b w:val="0"/>
+          <w:i w:val="0"/>
+          <w:sz w:val="20"/>
+        </w:rPr>
+        <w:t>이었다. 보상이 희소하고 이미 좋은 규칙이 있는 환경에서는 비용이 없을 때조차 학습이 규칙을 넘어서지 못했고, 보상이 조밀한 환경에서는 학습이 이기되 방법에 따라 이기는 구간이 크게 달랐다.</w:t>
+      </w:r>
+    </w:p>
+    <w:p>
+      <w:pPr>
+        <w:widowControl/>
+        <w:spacing w:line="480" w:lineRule="auto" w:before="0" w:after="0"/>
+        <w:ind w:firstLine="200"/>
+        <w:jc w:val="both"/>
+      </w:pPr>
+      <w:r>
+        <w:rPr>
+          <w:rFonts w:ascii="바탕" w:hAnsi="바탕" w:eastAsia="바탕"/>
+          <w:b/>
+          <w:i w:val="0"/>
+          <w:sz w:val="20"/>
+        </w:rPr>
+        <w:t>셋째, 결론은 기준선을 얼마나 잘 만들었는지에 달려 있다.</w:t>
+      </w:r>
+      <w:r>
+        <w:rPr>
+          <w:rFonts w:ascii="바탕" w:hAnsi="바탕" w:eastAsia="바탕"/>
+          <w:b w:val="0"/>
+          <w:i w:val="0"/>
+          <w:sz w:val="20"/>
+        </w:rPr>
+        <w:t xml:space="preserve"> 이 연구는 양쪽을 각각 의심했다. 학습 쪽은 예산을 3.3배로 늘려도 결론이 바뀌지 않았다. 그런데 </w:t>
+      </w:r>
+      <w:r>
+        <w:rPr>
+          <w:rFonts w:ascii="바탕" w:hAnsi="바탕" w:eastAsia="바탕"/>
+          <w:b/>
+          <w:i w:val="0"/>
+          <w:sz w:val="20"/>
+        </w:rPr>
+        <w:t>규칙 쪽은 계수를 다시 고르는 것만으로 기준선이 35.8점에서 162.3점으로 올랐다.</w:t>
+      </w:r>
+      <w:r>
+        <w:rPr>
+          <w:rFonts w:ascii="바탕" w:hAnsi="바탕" w:eastAsia="바탕"/>
+          <w:b w:val="0"/>
+          <w:i w:val="0"/>
+          <w:sz w:val="20"/>
+        </w:rPr>
+        <w:t xml:space="preserve"> 같은 형태의 규칙이고 계수만 다르며, 튜닝은 평가에 쓰지 않는 에피소드에서 했다. 그 결과 표준 DQN의 λ*가 절반으로 줄었고, TempoRL 방식은 비용이 0일 때조차 규칙을 이기지 못하게 되었다. </w:t>
+      </w:r>
+      <w:r>
+        <w:rPr>
+          <w:rFonts w:ascii="바탕" w:hAnsi="바탕" w:eastAsia="바탕"/>
+          <w:b/>
+          <w:i w:val="0"/>
+          <w:sz w:val="20"/>
+        </w:rPr>
+        <w:t>"학습이 단순 규칙을 이긴다"는 주장은 그 '단순 규칙'을 얼마나 성의 있게 만들었는지를 밝히지 않으면 의미가 없다.</w:t>
+      </w:r>
+    </w:p>
+    <w:p>
+      <w:pPr>
+        <w:widowControl/>
+        <w:spacing w:line="480" w:lineRule="auto" w:before="0" w:after="0"/>
+        <w:ind w:firstLine="200"/>
+        <w:jc w:val="both"/>
+      </w:pPr>
+      <w:r>
+        <w:rPr>
+          <w:rFonts w:ascii="바탕" w:hAnsi="바탕" w:eastAsia="바탕"/>
+          <w:b/>
+          <w:i w:val="0"/>
+          <w:sz w:val="20"/>
+        </w:rPr>
+        <w:t>넷째, 무행동 붕괴는 최적해가 아니라 탐험 실패다.</w:t>
+      </w:r>
+      <w:r>
+        <w:rPr>
+          <w:rFonts w:ascii="바탕" w:hAnsi="바탕" w:eastAsia="바탕"/>
+          <w:b w:val="0"/>
+          <w:i w:val="0"/>
+          <w:sz w:val="20"/>
+        </w:rPr>
+        <w:t xml:space="preserve"> 희소 보상 환경에서는 에피소드 보상의 1% 수준밖에 안 되는 작은 비용만으로도 세 계열 모두 행동을 멈추고 그대로 굳었다. 그런데 그 붕괴는 두 단계로 일어난다 — </w:t>
+      </w:r>
+      <w:r>
+        <w:rPr>
+          <w:rFonts w:ascii="바탕" w:hAnsi="바탕" w:eastAsia="바탕"/>
+          <w:b/>
+          <w:i w:val="0"/>
+          <w:sz w:val="20"/>
+        </w:rPr>
+        <w:t>행동은 λ=0과 비슷한 횟수로 유지한 채 목표 도달률이 먼저 떨어지고</w:t>
+      </w:r>
+      <w:r>
+        <w:rPr>
+          <w:rFonts w:ascii="바탕" w:hAnsi="바탕" w:eastAsia="바탕"/>
+          <w:b w:val="0"/>
+          <w:i w:val="0"/>
+          <w:sz w:val="20"/>
+        </w:rPr>
+        <w:t>, 행동이 멈추는 것은 그보다 3~10배 비싸진 뒤다. 즉 에이전트는 시도를 멈추는 것이 아니라 성공을 멈춘다.</w:t>
+      </w:r>
+    </w:p>
+    <w:p>
+      <w:pPr>
+        <w:widowControl/>
+        <w:spacing w:line="480" w:lineRule="auto" w:before="0" w:after="0"/>
+        <w:ind w:firstLine="200"/>
+        <w:jc w:val="both"/>
+      </w:pPr>
+      <w:r>
+        <w:rPr>
+          <w:rFonts w:ascii="바탕" w:hAnsi="바탕" w:eastAsia="바탕"/>
+          <w:b w:val="0"/>
+          <w:i w:val="0"/>
+          <w:sz w:val="20"/>
+        </w:rPr>
+        <w:t xml:space="preserve">여기에는 두 해석이 가능하다. 비용을 감안하면 가만히 있는 것이 정말 최적이거나, 비용 때문에 목표를 한 번도 보지 못했거나. 이를 가르기 위해 같은 예산 안에서 </w:t>
+      </w:r>
+      <w:r>
+        <w:rPr>
+          <w:rFonts w:ascii="바탕" w:hAnsi="바탕" w:eastAsia="바탕"/>
+          <w:b/>
+          <w:i w:val="0"/>
+          <w:sz w:val="20"/>
+        </w:rPr>
+        <w:t>비용을 켜는 시점만 바꾼 대조 조건</w:t>
+      </w:r>
+      <w:r>
+        <w:rPr>
+          <w:rFonts w:ascii="바탕" w:hAnsi="바탕" w:eastAsia="바탕"/>
+          <w:b w:val="0"/>
+          <w:i w:val="0"/>
+          <w:sz w:val="20"/>
+        </w:rPr>
+        <w:t>을 두었다(Ⅲ장 6.3절).</w:t>
+      </w:r>
+    </w:p>
+    <w:p>
+      <w:pPr>
+        <w:widowControl/>
+        <w:spacing w:line="480" w:lineRule="auto" w:before="0" w:after="0"/>
+        <w:ind w:firstLine="200"/>
+        <w:jc w:val="both"/>
+      </w:pPr>
+      <w:r>
+        <w:rPr>
+          <w:rFonts w:ascii="바탕" w:hAnsi="바탕" w:eastAsia="바탕"/>
+          <w:b/>
+          <w:i w:val="0"/>
+          <w:sz w:val="20"/>
+        </w:rPr>
+        <w:t>답은 탐험 실패였다.</w:t>
+      </w:r>
+      <w:r>
+        <w:rPr>
+          <w:rFonts w:ascii="바탕" w:hAnsi="바탕" w:eastAsia="바탕"/>
+          <w:b w:val="0"/>
+          <w:i w:val="0"/>
+          <w:sz w:val="20"/>
+        </w:rPr>
+        <w:t xml:space="preserve"> 같은 비용으로 평가했는데도 비용을 나중에 켠 쪽이 훨씬 자주 목표에 닿았다. λ=0.05에서 표준 DQN은 처음부터 비용을 물리면 행동 0회·도달률 0%다. 그런데 앞 절반을 비용 없이 학습시키면 행동 96회·도달률 66%가 된다. 비교한 아홉 조건 가운데 </w:t>
+      </w:r>
+      <w:r>
+        <w:rPr>
+          <w:rFonts w:ascii="바탕" w:hAnsi="바탕" w:eastAsia="바탕"/>
+          <w:b/>
+          <w:i w:val="0"/>
+          <w:sz w:val="20"/>
+        </w:rPr>
+        <w:t>'무행동이 최적'을 지지하는 것은 하나도 없었다</w:t>
+      </w:r>
+      <w:r>
+        <w:rPr>
+          <w:rFonts w:ascii="바탕" w:hAnsi="바탕" w:eastAsia="바탕"/>
+          <w:b w:val="0"/>
+          <w:i w:val="0"/>
+          <w:sz w:val="20"/>
+        </w:rPr>
+        <w:t>(탐험 실패 5건, 판정 보류 4건).</w:t>
+      </w:r>
+    </w:p>
+    <w:p>
+      <w:pPr>
+        <w:widowControl/>
+        <w:spacing w:line="480" w:lineRule="auto" w:before="0" w:after="0"/>
+        <w:ind w:firstLine="200"/>
+        <w:jc w:val="both"/>
+      </w:pPr>
+      <w:r>
+        <w:rPr>
+          <w:rFonts w:ascii="바탕" w:hAnsi="바탕" w:eastAsia="바탕"/>
+          <w:b w:val="0"/>
+          <w:i w:val="0"/>
+          <w:sz w:val="20"/>
+        </w:rPr>
+        <w:t xml:space="preserve">다만 그것을 고쳐도 규칙은 이기지 못한다. 워밍업 조건의 최고 점수(−125.6)도 pump 규칙(−122)에 미치지 못한다. </w:t>
+      </w:r>
+      <w:r>
+        <w:rPr>
+          <w:rFonts w:ascii="바탕" w:hAnsi="바탕" w:eastAsia="바탕"/>
+          <w:b/>
+          <w:i w:val="0"/>
+          <w:sz w:val="20"/>
+        </w:rPr>
+        <w:t>MountainCar에서 학습은 문제가 둘이다</w:t>
+      </w:r>
+      <w:r>
+        <w:rPr>
+          <w:rFonts w:ascii="바탕" w:hAnsi="바탕" w:eastAsia="바탕"/>
+          <w:b w:val="0"/>
+          <w:i w:val="0"/>
+          <w:sz w:val="20"/>
+        </w:rPr>
+        <w:t xml:space="preserve"> — 비용 아래 탐험이 막히는 것과, 비용이 없어도 규칙보다 약한 것. 하나를 고쳐도 다른 하나가 남는다.</w:t>
+      </w:r>
+    </w:p>
+    <w:p>
+      <w:pPr>
+        <w:widowControl/>
+        <w:spacing w:line="480" w:lineRule="auto" w:before="0" w:after="0"/>
+        <w:ind w:firstLine="200"/>
+        <w:jc w:val="both"/>
+      </w:pPr>
+      <w:r>
+        <w:rPr>
+          <w:rFonts w:ascii="바탕" w:hAnsi="바탕" w:eastAsia="바탕"/>
+          <w:b/>
+          <w:i w:val="0"/>
+          <w:sz w:val="20"/>
+        </w:rPr>
+        <w:t>다섯째, 이 결과에 대한 가장 당연한 반론을 먼저 확인했다.</w:t>
+      </w:r>
+      <w:r>
+        <w:rPr>
+          <w:rFonts w:ascii="바탕" w:hAnsi="바탕" w:eastAsia="바탕"/>
+          <w:b w:val="0"/>
+          <w:i w:val="0"/>
+          <w:sz w:val="20"/>
+        </w:rPr>
+        <w:t xml:space="preserve"> "규칙에 진 것은 비용 때문이 아니라 학습이 덜 된 탓 아닌가?" 비용이 아예 없는 λ=0 조건에서 학습 예산을 3.3배로 늘리고 탐험 방식을 바꿔 다시 쟀다. 결과는 Ⅳ장 공정성 점검 절에 그대로 실었다. 특히 학습 곡선이 30만 스텝 부근에서 평평해진 뒤 남은 70만 스텝 동안 규칙 선 아래에 머무른다는 것을 함께 실었다 — 최종 점수만으로는 "더 주면 달라졌을 것"이라는 반론에 답할 수 없기 때문이다. 예산을 늘려도 규칙을 넘어서지 못한다면 그것은 비용에 대한 발견이 아니라 </w:t>
+      </w:r>
+      <w:r>
+        <w:rPr>
+          <w:rFonts w:ascii="바탕" w:hAnsi="바탕" w:eastAsia="바탕"/>
+          <w:b/>
+          <w:i w:val="0"/>
+          <w:sz w:val="20"/>
+        </w:rPr>
+        <w:t>그 환경에서 학습이라는 접근 자체가 열세</w:t>
+      </w:r>
+      <w:r>
+        <w:rPr>
+          <w:rFonts w:ascii="바탕" w:hAnsi="바탕" w:eastAsia="바탕"/>
+          <w:b w:val="0"/>
+          <w:i w:val="0"/>
+          <w:sz w:val="20"/>
+        </w:rPr>
+        <w:t>라는 뜻이며, 이 논문은 그 구분을 흐리지 않고 적었다.</w:t>
       </w:r>
     </w:p>
     <w:p>
@@ -21119,7 +21461,7 @@
           <w:i w:val="0"/>
           <w:sz w:val="22"/>
         </w:rPr>
-        <w:t>1. 무엇을 했고 무엇을 알아냈나</w:t>
+        <w:t>2. 실무자를 위한 정리</w:t>
       </w:r>
     </w:p>
     <w:p>
@@ -21136,7 +21478,40 @@
           <w:i w:val="0"/>
           <w:sz w:val="20"/>
         </w:rPr>
-        <w:t>이 연구는 행동 1번의 비용 λ를 독립 변수로 놓고, 표준 DQN·TempoRL 방식·Lazy-MDP 방식·고정 규칙 네 계열을 같은 환경 스텝 예산과 같은 평가 방식으로 비교했다. 얻은 것은 다섯 가지다.</w:t>
+        <w:t>이 연구의 결과를 현장의 판단 순서로 옮기면 다음과 같다.</w:t>
+      </w:r>
+    </w:p>
+    <w:p>
+      <w:pPr>
+        <w:spacing w:line="480" w:lineRule="auto" w:before="0" w:after="0"/>
+        <w:ind w:left="340" w:hanging="340"/>
+      </w:pPr>
+      <w:r>
+        <w:rPr>
+          <w:rFonts w:ascii="바탕" w:hAnsi="바탕" w:eastAsia="바탕"/>
+          <w:b w:val="0"/>
+          <w:i w:val="0"/>
+          <w:sz w:val="20"/>
+        </w:rPr>
+        <w:t xml:space="preserve">1. </w:t>
+      </w:r>
+      <w:r>
+        <w:rPr>
+          <w:rFonts w:ascii="바탕" w:hAnsi="바탕" w:eastAsia="바탕"/>
+          <w:b/>
+          <w:i w:val="0"/>
+          <w:sz w:val="20"/>
+        </w:rPr>
+        <w:t>먼저 환경을 보라.</w:t>
+      </w:r>
+      <w:r>
+        <w:rPr>
+          <w:rFonts w:ascii="바탕" w:hAnsi="바탕" w:eastAsia="바탕"/>
+          <w:b w:val="0"/>
+          <w:i w:val="0"/>
+          <w:sz w:val="20"/>
+        </w:rPr>
+        <w:t xml:space="preserve"> 보상 신호가 조밀한가? 이미 잘 도는 규칙이 있는가? 보상이 희소하고</w:t>
       </w:r>
     </w:p>
     <w:p>
@@ -21149,11 +21524,35 @@
       <w:r>
         <w:rPr>
           <w:rFonts w:ascii="바탕" w:hAnsi="바탕" w:eastAsia="바탕"/>
+          <w:b w:val="0"/>
+          <w:i w:val="0"/>
+          <w:sz w:val="20"/>
+        </w:rPr>
+        <w:t>좋은 규칙이 있다면, 행동 비용을 재기 전에 이미 답이 정해져 있을 가능성이 높다 — 규칙을 쓰라.</w:t>
+      </w:r>
+    </w:p>
+    <w:p>
+      <w:pPr>
+        <w:spacing w:line="480" w:lineRule="auto" w:before="0" w:after="0"/>
+        <w:ind w:left="340" w:hanging="340"/>
+      </w:pPr>
+      <w:r>
+        <w:rPr>
+          <w:rFonts w:ascii="바탕" w:hAnsi="바탕" w:eastAsia="바탕"/>
+          <w:b w:val="0"/>
+          <w:i w:val="0"/>
+          <w:sz w:val="20"/>
+        </w:rPr>
+        <w:t xml:space="preserve">2. </w:t>
+      </w:r>
+      <w:r>
+        <w:rPr>
+          <w:rFonts w:ascii="바탕" w:hAnsi="바탕" w:eastAsia="바탕"/>
           <w:b/>
           <w:i w:val="0"/>
           <w:sz w:val="20"/>
         </w:rPr>
-        <w:t>첫째, λ-성능 지도와 임계 비용 λ*.</w:t>
+        <w:t>학습을 쓰기로 했다면 밑바닥이 있는 구조를 골라라.</w:t>
       </w:r>
       <w:r>
         <w:rPr>
@@ -21162,7 +21561,7 @@
           <w:i w:val="0"/>
           <w:sz w:val="20"/>
         </w:rPr>
-        <w:t xml:space="preserve"> 성질이 다른 환경에서 λ를 격자로 훑어, 비용이 오를 때 각 계열의 성능이 어떻게 무너지는지를 신뢰구간과 함께 그렸다(MountainCar·LunarLander 완료, MinAtar Freeway는 고정 규칙까지 완료하고 학습 계열 진행 중). [실험 대기 — 결과 나오면 확정] λ*는 "학습을 도입할 것인가, 지금 쓰는 규칙으로 버틸 것인가"를 가르는 판단선이 된다.</w:t>
+        <w:t xml:space="preserve"> Lazy-MDP 방식은 학습이 실패해도 기본</w:t>
       </w:r>
     </w:p>
     <w:p>
@@ -21175,11 +21574,35 @@
       <w:r>
         <w:rPr>
           <w:rFonts w:ascii="바탕" w:hAnsi="바탕" w:eastAsia="바탕"/>
+          <w:b w:val="0"/>
+          <w:i w:val="0"/>
+          <w:sz w:val="20"/>
+        </w:rPr>
+        <w:t>규칙 수준으로 떨어질 뿐이어서 가장 안정적이었고, 잘 만든 규칙과 겨루었을 때도 유일하게 넓은 구간에서 이겼다.</w:t>
+      </w:r>
+    </w:p>
+    <w:p>
+      <w:pPr>
+        <w:spacing w:line="480" w:lineRule="auto" w:before="0" w:after="0"/>
+        <w:ind w:left="340" w:hanging="340"/>
+      </w:pPr>
+      <w:r>
+        <w:rPr>
+          <w:rFonts w:ascii="바탕" w:hAnsi="바탕" w:eastAsia="바탕"/>
+          <w:b w:val="0"/>
+          <w:i w:val="0"/>
+          <w:sz w:val="20"/>
+        </w:rPr>
+        <w:t xml:space="preserve">3. </w:t>
+      </w:r>
+      <w:r>
+        <w:rPr>
+          <w:rFonts w:ascii="바탕" w:hAnsi="바탕" w:eastAsia="바탕"/>
           <w:b/>
           <w:i w:val="0"/>
           <w:sz w:val="20"/>
         </w:rPr>
-        <w:t>둘째, 답은 λ 하나로 정해지지 않는다.</w:t>
+        <w:t>비교 상대인 규칙에도 공을 들여라.</w:t>
       </w:r>
       <w:r>
         <w:rPr>
@@ -21188,25 +21611,7 @@
           <w:i w:val="0"/>
           <w:sz w:val="20"/>
         </w:rPr>
-        <w:t xml:space="preserve"> 이 연구가 처음 세운 가설은 "비용이 커질수록 학습이 불리해지고, 어느 지점에서 규칙에 역전당한다"였다. 절반만 맞았다. 역전은 실제로 일어났지만 </w:t>
-      </w:r>
-      <w:r>
-        <w:rPr>
-          <w:rFonts w:ascii="바탕" w:hAnsi="바탕" w:eastAsia="바탕"/>
-          <w:b/>
-          <w:i w:val="0"/>
-          <w:sz w:val="20"/>
-        </w:rPr>
-        <w:t>역전이 일어나는 지점이 환경마다 크게 달랐고, 그 차이를 만든 것은 비용이 아니라 환경의 성질</w:t>
-      </w:r>
-      <w:r>
-        <w:rPr>
-          <w:rFonts w:ascii="바탕" w:hAnsi="바탕" w:eastAsia="바탕"/>
-          <w:b w:val="0"/>
-          <w:i w:val="0"/>
-          <w:sz w:val="20"/>
-        </w:rPr>
-        <w:t>이었다. 보상이 희소하고 이미 좋은 규칙이 있는 환경에서는 비용이 없을 때조차 학습이 규칙을 넘어서지 못했고, 보상이 조밀한 환경에서는 학습이 이기되 방법에 따라 이기는 구간이 크게 달랐다.</w:t>
+        <w:t xml:space="preserve"> 대충 만든 규칙을 이기는 것은 쉽다. 이 연구에서는</w:t>
       </w:r>
     </w:p>
     <w:p>
@@ -21219,433 +21624,11 @@
       <w:r>
         <w:rPr>
           <w:rFonts w:ascii="바탕" w:hAnsi="바탕" w:eastAsia="바탕"/>
-          <w:b/>
-          <w:i w:val="0"/>
-          <w:sz w:val="20"/>
-        </w:rPr>
-        <w:t>셋째, 결론은 기준선을 얼마나 잘 만들었는지에 달려 있다.</w:t>
-      </w:r>
-      <w:r>
-        <w:rPr>
-          <w:rFonts w:ascii="바탕" w:hAnsi="바탕" w:eastAsia="바탕"/>
           <w:b w:val="0"/>
           <w:i w:val="0"/>
           <w:sz w:val="20"/>
         </w:rPr>
-        <w:t xml:space="preserve"> 이 연구는 양쪽을 각각 의심했다. 학습 쪽은 예산을 3.3배로 늘려도 결론이 바뀌지 않았다. 그런데 </w:t>
-      </w:r>
-      <w:r>
-        <w:rPr>
-          <w:rFonts w:ascii="바탕" w:hAnsi="바탕" w:eastAsia="바탕"/>
-          <w:b/>
-          <w:i w:val="0"/>
-          <w:sz w:val="20"/>
-        </w:rPr>
-        <w:t>규칙 쪽은 계수를 다시 고르는 것만으로 기준선이 38.3점에서 179.8점으로 올랐다.</w:t>
-      </w:r>
-      <w:r>
-        <w:rPr>
-          <w:rFonts w:ascii="바탕" w:hAnsi="바탕" w:eastAsia="바탕"/>
-          <w:b w:val="0"/>
-          <w:i w:val="0"/>
-          <w:sz w:val="20"/>
-        </w:rPr>
-        <w:t xml:space="preserve"> 같은 형태의 규칙이고 계수만 다르며, 튜닝은 평가에 쓰지 않는 에피소드에서 했다. 그 결과 표준 DQN의 λ*가 절반으로 줄었고, TempoRL 방식은 비용이 0일 때조차 규칙을 이기지 못하게 되었다. </w:t>
-      </w:r>
-      <w:r>
-        <w:rPr>
-          <w:rFonts w:ascii="바탕" w:hAnsi="바탕" w:eastAsia="바탕"/>
-          <w:b/>
-          <w:i w:val="0"/>
-          <w:sz w:val="20"/>
-        </w:rPr>
-        <w:t>"학습이 단순 규칙을 이긴다"는 주장은 그 '단순 규칙'을 얼마나 성의 있게 만들었는지를 밝히지 않으면 의미가 없다.</w:t>
-      </w:r>
-    </w:p>
-    <w:p>
-      <w:pPr>
-        <w:widowControl/>
-        <w:spacing w:line="480" w:lineRule="auto" w:before="0" w:after="0"/>
-        <w:ind w:firstLine="200"/>
-        <w:jc w:val="both"/>
-      </w:pPr>
-      <w:r>
-        <w:rPr>
-          <w:rFonts w:ascii="바탕" w:hAnsi="바탕" w:eastAsia="바탕"/>
-          <w:b/>
-          <w:i w:val="0"/>
-          <w:sz w:val="20"/>
-        </w:rPr>
-        <w:t>다섯째, 이 결과에 대한 가장 당연한 반론을 먼저 확인했다.</w:t>
-      </w:r>
-      <w:r>
-        <w:rPr>
-          <w:rFonts w:ascii="바탕" w:hAnsi="바탕" w:eastAsia="바탕"/>
-          <w:b w:val="0"/>
-          <w:i w:val="0"/>
-          <w:sz w:val="20"/>
-        </w:rPr>
-        <w:t xml:space="preserve"> "규칙에 진 것은 비용 때문이 아니라 학습이 덜 된 탓 아닌가?" 비용이 아예 없는 λ=0 조건에서 학습 예산을 3.3배로 늘리고 탐험 방식을 바꿔 다시 쟀다. 결과는 Ⅳ장 공정성 점검 절에 그대로 실었다. 특히 학습 곡선이 30만 스텝 부근에서 평평해진 뒤 남은 70만 스텝 동안 규칙 선 아래에 머무른다는 것을 함께 실었다 — 최종 점수만으로는 "더 주면 달라졌을 것"이라는 반론에 답할 수 없기 때문이다. 예산을 늘려도 규칙을 넘어서지 못한다면 그것은 비용에 대한 발견이 아니라 </w:t>
-      </w:r>
-      <w:r>
-        <w:rPr>
-          <w:rFonts w:ascii="바탕" w:hAnsi="바탕" w:eastAsia="바탕"/>
-          <w:b/>
-          <w:i w:val="0"/>
-          <w:sz w:val="20"/>
-        </w:rPr>
-        <w:t>그 환경에서 학습이라는 접근 자체가 열세</w:t>
-      </w:r>
-      <w:r>
-        <w:rPr>
-          <w:rFonts w:ascii="바탕" w:hAnsi="바탕" w:eastAsia="바탕"/>
-          <w:b w:val="0"/>
-          <w:i w:val="0"/>
-          <w:sz w:val="20"/>
-        </w:rPr>
-        <w:t>라는 뜻이며, 이 논문은 그 구분을 흐리지 않고 적었다.</w:t>
-      </w:r>
-    </w:p>
-    <w:p>
-      <w:pPr>
-        <w:widowControl/>
-        <w:spacing w:line="480" w:lineRule="auto" w:before="0" w:after="0"/>
-        <w:ind w:firstLine="200"/>
-        <w:jc w:val="both"/>
-      </w:pPr>
-      <w:r>
-        <w:rPr>
-          <w:rFonts w:ascii="바탕" w:hAnsi="바탕" w:eastAsia="바탕"/>
-          <w:b/>
-          <w:i w:val="0"/>
-          <w:sz w:val="20"/>
-        </w:rPr>
-        <w:t>넷째, 무행동 붕괴는 최적해가 아니라 탐험 실패다.</w:t>
-      </w:r>
-      <w:r>
-        <w:rPr>
-          <w:rFonts w:ascii="바탕" w:hAnsi="바탕" w:eastAsia="바탕"/>
-          <w:b w:val="0"/>
-          <w:i w:val="0"/>
-          <w:sz w:val="20"/>
-        </w:rPr>
-        <w:t xml:space="preserve"> 희소 보상 환경에서는 에피소드 보상의 1% 수준밖에 안 되는 작은 비용만으로도 세 계열 모두 행동을 멈추고 그대로 굳었다. 그런데 그 붕괴는 두 단계로 일어난다 — </w:t>
-      </w:r>
-      <w:r>
-        <w:rPr>
-          <w:rFonts w:ascii="바탕" w:hAnsi="바탕" w:eastAsia="바탕"/>
-          <w:b/>
-          <w:i w:val="0"/>
-          <w:sz w:val="20"/>
-        </w:rPr>
-        <w:t>행동은 λ=0과 비슷한 횟수로 유지한 채 목표 도달률이 먼저 떨어지고</w:t>
-      </w:r>
-      <w:r>
-        <w:rPr>
-          <w:rFonts w:ascii="바탕" w:hAnsi="바탕" w:eastAsia="바탕"/>
-          <w:b w:val="0"/>
-          <w:i w:val="0"/>
-          <w:sz w:val="20"/>
-        </w:rPr>
-        <w:t>, 행동이 멈추는 것은 그보다 3~10배 비싸진 뒤다. 즉 에이전트는 시도를 멈추는 것이 아니라 성공을 멈춘다.</w:t>
-      </w:r>
-    </w:p>
-    <w:p>
-      <w:pPr>
-        <w:widowControl/>
-        <w:spacing w:line="480" w:lineRule="auto" w:before="0" w:after="0"/>
-        <w:ind w:firstLine="200"/>
-        <w:jc w:val="both"/>
-      </w:pPr>
-      <w:r>
-        <w:rPr>
-          <w:rFonts w:ascii="바탕" w:hAnsi="바탕" w:eastAsia="바탕"/>
-          <w:b w:val="0"/>
-          <w:i w:val="0"/>
-          <w:sz w:val="20"/>
-        </w:rPr>
-        <w:t xml:space="preserve">여기에는 두 해석이 가능하다. 비용을 감안하면 가만히 있는 것이 정말 최적이거나, 비용 때문에 목표를 한 번도 보지 못했거나. 이를 가르기 위해 같은 예산 안에서 </w:t>
-      </w:r>
-      <w:r>
-        <w:rPr>
-          <w:rFonts w:ascii="바탕" w:hAnsi="바탕" w:eastAsia="바탕"/>
-          <w:b/>
-          <w:i w:val="0"/>
-          <w:sz w:val="20"/>
-        </w:rPr>
-        <w:t>비용을 켜는 시점만 바꾼 대조 조건</w:t>
-      </w:r>
-      <w:r>
-        <w:rPr>
-          <w:rFonts w:ascii="바탕" w:hAnsi="바탕" w:eastAsia="바탕"/>
-          <w:b w:val="0"/>
-          <w:i w:val="0"/>
-          <w:sz w:val="20"/>
-        </w:rPr>
-        <w:t>을 두었다(Ⅲ장 6.3절).</w:t>
-      </w:r>
-    </w:p>
-    <w:p>
-      <w:pPr>
-        <w:widowControl/>
-        <w:spacing w:line="480" w:lineRule="auto" w:before="0" w:after="0"/>
-        <w:ind w:firstLine="200"/>
-        <w:jc w:val="both"/>
-      </w:pPr>
-      <w:r>
-        <w:rPr>
-          <w:rFonts w:ascii="바탕" w:hAnsi="바탕" w:eastAsia="바탕"/>
-          <w:b/>
-          <w:i w:val="0"/>
-          <w:sz w:val="20"/>
-        </w:rPr>
-        <w:t>답은 탐험 실패였다.</w:t>
-      </w:r>
-      <w:r>
-        <w:rPr>
-          <w:rFonts w:ascii="바탕" w:hAnsi="바탕" w:eastAsia="바탕"/>
-          <w:b w:val="0"/>
-          <w:i w:val="0"/>
-          <w:sz w:val="20"/>
-        </w:rPr>
-        <w:t xml:space="preserve"> 같은 비용으로 평가했는데도 비용을 나중에 켠 쪽이 훨씬 자주 목표에 닿았다. λ=0.05에서 표준 DQN은 처음부터 비용을 물리면 행동 0회·도달률 0%다. 그런데 앞 절반을 비용 없이 학습시키면 행동 96회·도달률 66%가 된다. 비교한 아홉 조건 가운데 </w:t>
-      </w:r>
-      <w:r>
-        <w:rPr>
-          <w:rFonts w:ascii="바탕" w:hAnsi="바탕" w:eastAsia="바탕"/>
-          <w:b/>
-          <w:i w:val="0"/>
-          <w:sz w:val="20"/>
-        </w:rPr>
-        <w:t>'무행동이 최적'을 지지하는 것은 하나도 없었다</w:t>
-      </w:r>
-      <w:r>
-        <w:rPr>
-          <w:rFonts w:ascii="바탕" w:hAnsi="바탕" w:eastAsia="바탕"/>
-          <w:b w:val="0"/>
-          <w:i w:val="0"/>
-          <w:sz w:val="20"/>
-        </w:rPr>
-        <w:t>(탐험 실패 5건, 판정 보류 4건).</w:t>
-      </w:r>
-    </w:p>
-    <w:p>
-      <w:pPr>
-        <w:widowControl/>
-        <w:spacing w:line="480" w:lineRule="auto" w:before="0" w:after="0"/>
-        <w:ind w:firstLine="200"/>
-        <w:jc w:val="both"/>
-      </w:pPr>
-      <w:r>
-        <w:rPr>
-          <w:rFonts w:ascii="바탕" w:hAnsi="바탕" w:eastAsia="바탕"/>
-          <w:b w:val="0"/>
-          <w:i w:val="0"/>
-          <w:sz w:val="20"/>
-        </w:rPr>
-        <w:t xml:space="preserve">다만 그것을 고쳐도 규칙은 이기지 못한다. 워밍업 조건의 최고 점수(−125.6)도 pump 규칙(−122)에 미치지 못한다. </w:t>
-      </w:r>
-      <w:r>
-        <w:rPr>
-          <w:rFonts w:ascii="바탕" w:hAnsi="바탕" w:eastAsia="바탕"/>
-          <w:b/>
-          <w:i w:val="0"/>
-          <w:sz w:val="20"/>
-        </w:rPr>
-        <w:t>MountainCar에서 학습은 문제가 둘이다</w:t>
-      </w:r>
-      <w:r>
-        <w:rPr>
-          <w:rFonts w:ascii="바탕" w:hAnsi="바탕" w:eastAsia="바탕"/>
-          <w:b w:val="0"/>
-          <w:i w:val="0"/>
-          <w:sz w:val="20"/>
-        </w:rPr>
-        <w:t xml:space="preserve"> — 비용 아래 탐험이 막히는 것과, 비용이 없어도 규칙보다 약한 것. 하나를 고쳐도 다른 하나가 남는다.</w:t>
-      </w:r>
-    </w:p>
-    <w:p>
-      <w:pPr>
-        <w:keepNext/>
-        <w:widowControl/>
-        <w:spacing w:line="312" w:lineRule="auto" w:before="200" w:after="80"/>
-        <w:jc w:val="left"/>
-      </w:pPr>
-      <w:r>
-        <w:rPr>
-          <w:rFonts w:ascii="맑은 고딕" w:hAnsi="맑은 고딕" w:eastAsia="맑은 고딕"/>
-          <w:b/>
-          <w:i w:val="0"/>
-          <w:sz w:val="22"/>
-        </w:rPr>
-        <w:t>2. 실무자를 위한 정리</w:t>
-      </w:r>
-    </w:p>
-    <w:p>
-      <w:pPr>
-        <w:widowControl/>
-        <w:spacing w:line="480" w:lineRule="auto" w:before="0" w:after="0"/>
-        <w:ind w:firstLine="200"/>
-        <w:jc w:val="both"/>
-      </w:pPr>
-      <w:r>
-        <w:rPr>
-          <w:rFonts w:ascii="바탕" w:hAnsi="바탕" w:eastAsia="바탕"/>
-          <w:b w:val="0"/>
-          <w:i w:val="0"/>
-          <w:sz w:val="20"/>
-        </w:rPr>
-        <w:t>이 연구의 결과를 현장의 판단 순서로 옮기면 다음과 같다.</w:t>
-      </w:r>
-    </w:p>
-    <w:p>
-      <w:pPr>
-        <w:spacing w:line="480" w:lineRule="auto" w:before="0" w:after="0"/>
-        <w:ind w:left="340" w:hanging="340"/>
-      </w:pPr>
-      <w:r>
-        <w:rPr>
-          <w:rFonts w:ascii="바탕" w:hAnsi="바탕" w:eastAsia="바탕"/>
-          <w:b w:val="0"/>
-          <w:i w:val="0"/>
-          <w:sz w:val="20"/>
-        </w:rPr>
-        <w:t xml:space="preserve">1. </w:t>
-      </w:r>
-      <w:r>
-        <w:rPr>
-          <w:rFonts w:ascii="바탕" w:hAnsi="바탕" w:eastAsia="바탕"/>
-          <w:b/>
-          <w:i w:val="0"/>
-          <w:sz w:val="20"/>
-        </w:rPr>
-        <w:t>먼저 환경을 보라.</w:t>
-      </w:r>
-      <w:r>
-        <w:rPr>
-          <w:rFonts w:ascii="바탕" w:hAnsi="바탕" w:eastAsia="바탕"/>
-          <w:b w:val="0"/>
-          <w:i w:val="0"/>
-          <w:sz w:val="20"/>
-        </w:rPr>
-        <w:t xml:space="preserve"> 보상 신호가 조밀한가? 이미 잘 도는 규칙이 있는가? 보상이 희소하고</w:t>
-      </w:r>
-    </w:p>
-    <w:p>
-      <w:pPr>
-        <w:widowControl/>
-        <w:spacing w:line="480" w:lineRule="auto" w:before="0" w:after="0"/>
-        <w:ind w:firstLine="200"/>
-        <w:jc w:val="both"/>
-      </w:pPr>
-      <w:r>
-        <w:rPr>
-          <w:rFonts w:ascii="바탕" w:hAnsi="바탕" w:eastAsia="바탕"/>
-          <w:b w:val="0"/>
-          <w:i w:val="0"/>
-          <w:sz w:val="20"/>
-        </w:rPr>
-        <w:t>좋은 규칙이 있다면, 행동 비용을 재기 전에 이미 답이 정해져 있을 가능성이 높다 — 규칙을 쓰라.</w:t>
-      </w:r>
-    </w:p>
-    <w:p>
-      <w:pPr>
-        <w:spacing w:line="480" w:lineRule="auto" w:before="0" w:after="0"/>
-        <w:ind w:left="340" w:hanging="340"/>
-      </w:pPr>
-      <w:r>
-        <w:rPr>
-          <w:rFonts w:ascii="바탕" w:hAnsi="바탕" w:eastAsia="바탕"/>
-          <w:b w:val="0"/>
-          <w:i w:val="0"/>
-          <w:sz w:val="20"/>
-        </w:rPr>
-        <w:t xml:space="preserve">2. </w:t>
-      </w:r>
-      <w:r>
-        <w:rPr>
-          <w:rFonts w:ascii="바탕" w:hAnsi="바탕" w:eastAsia="바탕"/>
-          <w:b/>
-          <w:i w:val="0"/>
-          <w:sz w:val="20"/>
-        </w:rPr>
-        <w:t>학습을 쓰기로 했다면 밑바닥이 있는 구조를 골라라.</w:t>
-      </w:r>
-      <w:r>
-        <w:rPr>
-          <w:rFonts w:ascii="바탕" w:hAnsi="바탕" w:eastAsia="바탕"/>
-          <w:b w:val="0"/>
-          <w:i w:val="0"/>
-          <w:sz w:val="20"/>
-        </w:rPr>
-        <w:t xml:space="preserve"> Lazy-MDP 방식은 학습이 실패해도 기본</w:t>
-      </w:r>
-    </w:p>
-    <w:p>
-      <w:pPr>
-        <w:widowControl/>
-        <w:spacing w:line="480" w:lineRule="auto" w:before="0" w:after="0"/>
-        <w:ind w:firstLine="200"/>
-        <w:jc w:val="both"/>
-      </w:pPr>
-      <w:r>
-        <w:rPr>
-          <w:rFonts w:ascii="바탕" w:hAnsi="바탕" w:eastAsia="바탕"/>
-          <w:b w:val="0"/>
-          <w:i w:val="0"/>
-          <w:sz w:val="20"/>
-        </w:rPr>
-        <w:t>규칙 수준으로 떨어질 뿐이어서 가장 안정적이었고, 잘 만든 규칙과 겨루었을 때도 유일하게 넓은 구간에서 이겼다.</w:t>
-      </w:r>
-    </w:p>
-    <w:p>
-      <w:pPr>
-        <w:spacing w:line="480" w:lineRule="auto" w:before="0" w:after="0"/>
-        <w:ind w:left="340" w:hanging="340"/>
-      </w:pPr>
-      <w:r>
-        <w:rPr>
-          <w:rFonts w:ascii="바탕" w:hAnsi="바탕" w:eastAsia="바탕"/>
-          <w:b w:val="0"/>
-          <w:i w:val="0"/>
-          <w:sz w:val="20"/>
-        </w:rPr>
-        <w:t xml:space="preserve">3. </w:t>
-      </w:r>
-      <w:r>
-        <w:rPr>
-          <w:rFonts w:ascii="바탕" w:hAnsi="바탕" w:eastAsia="바탕"/>
-          <w:b/>
-          <w:i w:val="0"/>
-          <w:sz w:val="20"/>
-        </w:rPr>
-        <w:t>비교 상대인 규칙에도 공을 들여라.</w:t>
-      </w:r>
-      <w:r>
-        <w:rPr>
-          <w:rFonts w:ascii="바탕" w:hAnsi="바탕" w:eastAsia="바탕"/>
-          <w:b w:val="0"/>
-          <w:i w:val="0"/>
-          <w:sz w:val="20"/>
-        </w:rPr>
-        <w:t xml:space="preserve"> 대충 만든 규칙을 이기는 것은 쉽다. 이 연구에서는</w:t>
-      </w:r>
-    </w:p>
-    <w:p>
-      <w:pPr>
-        <w:widowControl/>
-        <w:spacing w:line="480" w:lineRule="auto" w:before="0" w:after="0"/>
-        <w:ind w:firstLine="200"/>
-        <w:jc w:val="both"/>
-      </w:pPr>
-      <w:r>
-        <w:rPr>
-          <w:rFonts w:ascii="바탕" w:hAnsi="바탕" w:eastAsia="바탕"/>
-          <w:b w:val="0"/>
-          <w:i w:val="0"/>
-          <w:sz w:val="20"/>
-        </w:rPr>
-        <w:t>같은 형태의 규칙에서 계수만 다시 골랐을 뿐인데 기준선이 141점 올랐고, 그것만으로 결론이 바뀌었다.</w:t>
+        <w:t>같은 형태의 규칙에서 계수만 다시 골랐을 뿐인데 기준선이 126점 올랐고, 그것만으로 결론이 바뀌었다.</w:t>
       </w:r>
     </w:p>
     <w:p>

--- a/졸업논문_초안v1.docx
+++ b/졸업논문_초안v1.docx
@@ -9618,7 +9618,7 @@
       <w:r>
         <w:drawing>
           <wp:inline xmlns:a="http://schemas.openxmlformats.org/drawingml/2006/main" xmlns:pic="http://schemas.openxmlformats.org/drawingml/2006/picture">
-            <wp:extent cx="5040000" cy="3011567"/>
+            <wp:extent cx="5760000" cy="3441791"/>
             <wp:docPr id="2" name="Picture 2"/>
             <wp:cNvGraphicFramePr>
               <a:graphicFrameLocks noChangeAspect="1"/>
@@ -9639,7 +9639,7 @@
                   <pic:spPr>
                     <a:xfrm>
                       <a:off x="0" y="0"/>
-                      <a:ext cx="5040000" cy="3011567"/>
+                      <a:ext cx="5760000" cy="3441791"/>
                     </a:xfrm>
                     <a:prstGeom prst="rect"/>
                   </pic:spPr>
@@ -13949,7 +13949,7 @@
       <w:r>
         <w:drawing>
           <wp:inline xmlns:a="http://schemas.openxmlformats.org/drawingml/2006/main" xmlns:pic="http://schemas.openxmlformats.org/drawingml/2006/picture">
-            <wp:extent cx="5040000" cy="2982575"/>
+            <wp:extent cx="5760000" cy="3408658"/>
             <wp:docPr id="3" name="Picture 3"/>
             <wp:cNvGraphicFramePr>
               <a:graphicFrameLocks noChangeAspect="1"/>
@@ -13970,7 +13970,7 @@
                   <pic:spPr>
                     <a:xfrm>
                       <a:off x="0" y="0"/>
-                      <a:ext cx="5040000" cy="2982575"/>
+                      <a:ext cx="5760000" cy="3408658"/>
                     </a:xfrm>
                     <a:prstGeom prst="rect"/>
                   </pic:spPr>
@@ -20315,7 +20315,7 @@
       <w:r>
         <w:drawing>
           <wp:inline xmlns:a="http://schemas.openxmlformats.org/drawingml/2006/main" xmlns:pic="http://schemas.openxmlformats.org/drawingml/2006/picture">
-            <wp:extent cx="5040000" cy="2786959"/>
+            <wp:extent cx="5760000" cy="3185096"/>
             <wp:docPr id="5" name="Picture 5"/>
             <wp:cNvGraphicFramePr>
               <a:graphicFrameLocks noChangeAspect="1"/>
@@ -20336,7 +20336,7 @@
                   <pic:spPr>
                     <a:xfrm>
                       <a:off x="0" y="0"/>
-                      <a:ext cx="5040000" cy="2786959"/>
+                      <a:ext cx="5760000" cy="3185096"/>
                     </a:xfrm>
                     <a:prstGeom prst="rect"/>
                   </pic:spPr>
@@ -21933,7 +21933,7 @@
           <w:i w:val="0"/>
           <w:sz w:val="19"/>
         </w:rPr>
-        <w:t>표 11. 비용 부과 방식을 바꾸면 λ 눈금이 얼마나 달라지는가 (고정 규칙, 100 에피소드)</w:t>
+        <w:t>표 11. 비용 부과 방식을 바꾸면 λ 눈금이 얼마나 달라지는가 (고정 규칙, 시드 10개 × 100 에피소드)</w:t>
       </w:r>
     </w:p>
     <w:p>
@@ -21950,7 +21950,7 @@
           <w:i/>
           <w:sz w:val="18"/>
         </w:rPr>
-        <w:t>Table 11. How the λ scale shifts when the cost model changes (fixed rules, 100 episodes)</w:t>
+        <w:t>Table 11. How the λ scale shifts when the cost model changes (fixed rules, 10 seeds x 100 episodes)</w:t>
       </w:r>
     </w:p>
     <w:tbl>
@@ -22154,7 +22154,7 @@
                 <w:i w:val="0"/>
                 <w:sz w:val="18"/>
               </w:rPr>
-              <w:t>119.2</w:t>
+              <w:t>119.3</w:t>
             </w:r>
           </w:p>
         </w:tc>
@@ -22196,7 +22196,7 @@
                 <w:i w:val="0"/>
                 <w:sz w:val="18"/>
               </w:rPr>
-              <w:t>0.673</w:t>
+              <w:t>0.676</w:t>
             </w:r>
           </w:p>
         </w:tc>
@@ -22217,7 +22217,7 @@
                 <w:i w:val="0"/>
                 <w:sz w:val="18"/>
               </w:rPr>
-              <w:t>26.73</w:t>
+              <w:t>26.887</w:t>
             </w:r>
           </w:p>
         </w:tc>
@@ -22238,7 +22238,7 @@
                 <w:i w:val="0"/>
                 <w:sz w:val="18"/>
               </w:rPr>
-              <w:t>39.7배</w:t>
+              <w:t>39.8배</w:t>
             </w:r>
           </w:p>
         </w:tc>
@@ -22285,7 +22285,7 @@
                 <w:i w:val="0"/>
                 <w:sz w:val="18"/>
               </w:rPr>
-              <w:t>123.7</w:t>
+              <w:t>121.5</w:t>
             </w:r>
           </w:p>
         </w:tc>
@@ -22306,7 +22306,7 @@
                 <w:i w:val="0"/>
                 <w:sz w:val="18"/>
               </w:rPr>
-              <w:t>128.2</w:t>
+              <w:t>127.5</w:t>
             </w:r>
           </w:p>
         </w:tc>
@@ -22327,7 +22327,7 @@
                 <w:i w:val="0"/>
                 <w:sz w:val="18"/>
               </w:rPr>
-              <w:t>1.412</w:t>
+              <w:t>1.375</w:t>
             </w:r>
           </w:p>
         </w:tc>
@@ -22348,7 +22348,7 @@
                 <w:i w:val="0"/>
                 <w:sz w:val="18"/>
               </w:rPr>
-              <w:t>1.362</w:t>
+              <w:t>1.311</w:t>
             </w:r>
           </w:p>
         </w:tc>
@@ -22414,7 +22414,7 @@
                 <w:i w:val="0"/>
                 <w:sz w:val="18"/>
               </w:rPr>
-              <w:t>299.0</w:t>
+              <w:t>299.1</w:t>
             </w:r>
           </w:p>
         </w:tc>
@@ -22430,11 +22430,11 @@
             <w:r>
               <w:rPr>
                 <w:rFonts w:ascii="바탕" w:hAnsi="바탕" w:eastAsia="바탕"/>
-                <w:b/>
-                <w:i w:val="0"/>
-                <w:sz w:val="18"/>
-              </w:rPr>
-              <w:t>591.7</w:t>
+                <w:b w:val="0"/>
+                <w:i w:val="0"/>
+                <w:sz w:val="18"/>
+              </w:rPr>
+              <w:t>591.9</w:t>
             </w:r>
           </w:p>
         </w:tc>
@@ -22454,7 +22454,7 @@
                 <w:i w:val="0"/>
                 <w:sz w:val="18"/>
               </w:rPr>
-              <w:t>0.062</w:t>
+              <w:t>0.057</w:t>
             </w:r>
           </w:p>
         </w:tc>
@@ -22470,11 +22470,11 @@
             <w:r>
               <w:rPr>
                 <w:rFonts w:ascii="바탕" w:hAnsi="바탕" w:eastAsia="바탕"/>
-                <w:b/>
-                <w:i w:val="0"/>
-                <w:sz w:val="18"/>
-              </w:rPr>
-              <w:t>0.031</w:t>
+                <w:b w:val="0"/>
+                <w:i w:val="0"/>
+                <w:sz w:val="18"/>
+              </w:rPr>
+              <w:t>0.029</w:t>
             </w:r>
           </w:p>
         </w:tc>

--- a/졸업논문_초안v1.docx
+++ b/졸업논문_초안v1.docx
@@ -21286,7 +21286,7 @@
           <w:i w:val="0"/>
           <w:sz w:val="20"/>
         </w:rPr>
-        <w:t>, 행동이 멈추는 것은 그보다 3~10배 비싸진 뒤다. 즉 에이전트는 시도를 멈추는 것이 아니라 성공을 멈춘다.</w:t>
+        <w:t>, 행동이 완전히 멈추는 것은 그보다 4~27배 비싸진 뒤다(Ⅳ장 표 7). 즉 에이전트는 시도를 멈추는 것이 아니라 성공을 멈춘다.</w:t>
       </w:r>
     </w:p>
     <w:p>

--- a/졸업논문_초안v1.docx
+++ b/졸업논문_초안v1.docx
@@ -17172,7 +17172,16 @@
           <w:i w:val="0"/>
           <w:sz w:val="20"/>
         </w:rPr>
-        <w:t>이 문턱들은 에피소드 보상 규모에 견주면 매우 작다. MountainCar의 한 에피소드 보상은 −200에서 −120 사이인데, 행동 1번의 값이 그 1% 수준만 되어도 학습은 행동을 포기한다.</w:t>
+        <w:t xml:space="preserve">이 문턱들은 에피소드 보상 규모에 견주면 매우 작다. MountainCar의 한 에피소드 보상은 −200에서 −120 사이인데, 에피소드에서 물게 되는 비용 총액이 그 크기의 0.5%(1% 미만)만 되어도 학습은 목표에 닿기를 포기한다. </w:t>
+      </w:r>
+      <w:r>
+        <w:rPr>
+          <w:rFonts w:ascii="바탕" w:hAnsi="바탕" w:eastAsia="바탕"/>
+          <w:b/>
+          <w:i w:val="0"/>
+          <w:sz w:val="20"/>
+        </w:rPr>
+        <w:t>행동 1번의 값이 아니라, 한 에피소드에 물게 되는 비용 총액이 그만큼이라는 뜻이다.</w:t>
       </w:r>
     </w:p>
     <w:p>
@@ -21268,7 +21277,43 @@
           <w:i w:val="0"/>
           <w:sz w:val="20"/>
         </w:rPr>
-        <w:t xml:space="preserve"> 희소 보상 환경에서는 에피소드 보상의 1% 수준밖에 안 되는 작은 비용만으로도 세 계열 모두 행동을 멈추고 그대로 굳었다. 그런데 그 붕괴는 두 단계로 일어난다 — </w:t>
+        <w:t xml:space="preserve"> 희소 보상 환경에서는 아주 작은 비용만으로도 세 계열 모두 행동을 멈추고 그대로 굳었다. 얼마나 작은가 — 한 에피소드에서 물게 되는 </w:t>
+      </w:r>
+      <w:r>
+        <w:rPr>
+          <w:rFonts w:ascii="바탕" w:hAnsi="바탕" w:eastAsia="바탕"/>
+          <w:b/>
+          <w:i w:val="0"/>
+          <w:sz w:val="20"/>
+        </w:rPr>
+        <w:t>비용 총액</w:t>
+      </w:r>
+      <w:r>
+        <w:rPr>
+          <w:rFonts w:ascii="바탕" w:hAnsi="바탕" w:eastAsia="바탕"/>
+          <w:b w:val="0"/>
+          <w:i w:val="0"/>
+          <w:sz w:val="20"/>
+        </w:rPr>
+        <w:t xml:space="preserve">이 에피소드 보상 크기의 </w:t>
+      </w:r>
+      <w:r>
+        <w:rPr>
+          <w:rFonts w:ascii="바탕" w:hAnsi="바탕" w:eastAsia="바탕"/>
+          <w:b/>
+          <w:i w:val="0"/>
+          <w:sz w:val="20"/>
+        </w:rPr>
+        <w:t>1%에도 못 미치는</w:t>
+      </w:r>
+      <w:r>
+        <w:rPr>
+          <w:rFonts w:ascii="바탕" w:hAnsi="바탕" w:eastAsia="바탕"/>
+          <w:b w:val="0"/>
+          <w:i w:val="0"/>
+          <w:sz w:val="20"/>
+        </w:rPr>
+        <w:t xml:space="preserve"> 지점에서 이미 목표 도달률이 절반으로 떨어진다. 그런데 그 붕괴는 두 단계로 일어난다 — </w:t>
       </w:r>
       <w:r>
         <w:rPr>

--- a/졸업논문_초안v1.docx
+++ b/졸업논문_초안v1.docx
@@ -1444,7 +1444,87 @@
           <w:i w:val="0"/>
           <w:sz w:val="20"/>
         </w:rPr>
-        <w:t xml:space="preserve">이 원칙이 실제로 결론을 바꾼 적이 있다. 시드 0 하나만 보면 TempoRL이 MountainCar에서 가장 좋았지만, 시드 10개로 재니 순위가 뒤집혔다. 이 기록은 </w:t>
+        <w:t xml:space="preserve">이 원칙이 실제로 이 연구의 결론을 바꾼 적이 있다. 본실험 초기에 </w:t>
+      </w:r>
+      <w:r>
+        <w:rPr>
+          <w:rFonts w:ascii="바탕" w:hAnsi="바탕" w:eastAsia="바탕"/>
+          <w:b/>
+          <w:i w:val="0"/>
+          <w:sz w:val="20"/>
+        </w:rPr>
+        <w:t>시드 0 하나</w:t>
+      </w:r>
+      <w:r>
+        <w:rPr>
+          <w:rFonts w:ascii="바탕" w:hAnsi="바탕" w:eastAsia="바탕"/>
+          <w:b w:val="0"/>
+          <w:i w:val="0"/>
+          <w:sz w:val="20"/>
+        </w:rPr>
+        <w:t>가 먼저 돌아왔을 때 MountainCar의 순위는 이랬다 — λ=0에서 TempoRL(−117.2)이 1등, Lazy-MDP(−184.1)가 꼴찌였다. λ=0.01에서는 TempoRL만 목표 도달률 85%를 지켜 "행동을 오래 유지하는 방식이 비용에 강하다"는 깔끔한 이야기가 보였다.</w:t>
+      </w:r>
+    </w:p>
+    <w:p>
+      <w:pPr>
+        <w:widowControl/>
+        <w:spacing w:line="480" w:lineRule="auto" w:before="0" w:after="0"/>
+        <w:ind w:firstLine="200"/>
+        <w:jc w:val="both"/>
+      </w:pPr>
+      <w:r>
+        <w:rPr>
+          <w:rFonts w:ascii="바탕" w:hAnsi="바탕" w:eastAsia="바탕"/>
+          <w:b/>
+          <w:i w:val="0"/>
+          <w:sz w:val="20"/>
+        </w:rPr>
+        <w:t>시드 10개를 모으자 그 이야기가 사라졌다.</w:t>
+      </w:r>
+      <w:r>
+        <w:rPr>
+          <w:rFonts w:ascii="바탕" w:hAnsi="바탕" w:eastAsia="바탕"/>
+          <w:b w:val="0"/>
+          <w:i w:val="0"/>
+          <w:sz w:val="20"/>
+        </w:rPr>
+        <w:t xml:space="preserve"> λ=0에서 1등과 꼴찌가 자리를 바꿔 Lazy-MDP(−127.9)가 앞서고 TempoRL(−141.4)이 뒤로 갔다. λ=0.01에서 TempoRL의 도달률은 85%가 아니라 </w:t>
+      </w:r>
+      <w:r>
+        <w:rPr>
+          <w:rFonts w:ascii="바탕" w:hAnsi="바탕" w:eastAsia="바탕"/>
+          <w:b/>
+          <w:i w:val="0"/>
+          <w:sz w:val="20"/>
+        </w:rPr>
+        <w:t>13%</w:t>
+      </w:r>
+      <w:r>
+        <w:rPr>
+          <w:rFonts w:ascii="바탕" w:hAnsi="바탕" w:eastAsia="바탕"/>
+          <w:b w:val="0"/>
+          <w:i w:val="0"/>
+          <w:sz w:val="20"/>
+        </w:rPr>
+        <w:t xml:space="preserve"> 였다 — 85%는 운 좋은 시드 하나였다. 다만 두 계열의 신뢰구간은 지금도 겹치므로 이 연구는 여기서도 우열을 말하지 않는다. </w:t>
+      </w:r>
+      <w:r>
+        <w:rPr>
+          <w:rFonts w:ascii="바탕" w:hAnsi="바탕" w:eastAsia="바탕"/>
+          <w:b/>
+          <w:i w:val="0"/>
+          <w:sz w:val="20"/>
+        </w:rPr>
+        <w:t>한 시드로 보였던 '깔끔한 이야기'가 실은 잡음이었다는 것, 그리고 시드를 늘려도 여전히 우열을 말할 수 없다는 것 — 둘 다 이 프로토콜이 알려 준 것이다.</w:t>
+      </w:r>
+      <w:r>
+        <w:rPr>
+          <w:rFonts w:ascii="바탕" w:hAnsi="바탕" w:eastAsia="바탕"/>
+          <w:b w:val="0"/>
+          <w:i w:val="0"/>
+          <w:sz w:val="20"/>
+        </w:rPr>
+        <w:t xml:space="preserve"> 기록은 </w:t>
       </w:r>
       <w:r>
         <w:rPr>
@@ -1462,7 +1542,25 @@
           <w:i w:val="0"/>
           <w:sz w:val="20"/>
         </w:rPr>
-        <w:t>에 남아 있다.</w:t>
+        <w:t xml:space="preserve">(2026-08-25)에, 수치는 </w:t>
+      </w:r>
+      <w:r>
+        <w:rPr>
+          <w:rFonts w:ascii="Consolas" w:hAnsi="Consolas" w:eastAsia="Consolas"/>
+          <w:b w:val="0"/>
+          <w:i w:val="0"/>
+          <w:sz w:val="19"/>
+        </w:rPr>
+        <w:t>results/aggregate/MountainCar-v0_iqm.csv</w:t>
+      </w:r>
+      <w:r>
+        <w:rPr>
+          <w:rFonts w:ascii="바탕" w:hAnsi="바탕" w:eastAsia="바탕"/>
+          <w:b w:val="0"/>
+          <w:i w:val="0"/>
+          <w:sz w:val="20"/>
+        </w:rPr>
+        <w:t>에 있다.</w:t>
       </w:r>
     </w:p>
     <w:p>

--- a/졸업논문_초안v1.docx
+++ b/졸업논문_초안v1.docx
@@ -6068,7 +6068,7 @@
                 <w:i w:val="0"/>
                 <w:sz w:val="18"/>
               </w:rPr>
-              <w:t>3</w:t>
+              <w:t>7</w:t>
             </w:r>
           </w:p>
         </w:tc>
@@ -6220,7 +6220,7 @@
                 <w:i w:val="0"/>
                 <w:sz w:val="18"/>
               </w:rPr>
-              <w:t>3</w:t>
+              <w:t>6</w:t>
             </w:r>
           </w:p>
         </w:tc>
@@ -6305,7 +6305,7 @@
                 <w:i w:val="0"/>
                 <w:sz w:val="18"/>
               </w:rPr>
-              <w:t>2.5</w:t>
+              <w:t>격자 밖</w:t>
             </w:r>
           </w:p>
         </w:tc>
@@ -6365,7 +6365,7 @@
                 <w:i w:val="0"/>
                 <w:sz w:val="18"/>
               </w:rPr>
-              <w:t>3</w:t>
+              <w:t>6</w:t>
             </w:r>
           </w:p>
         </w:tc>
@@ -11898,7 +11898,7 @@
           <w:i w:val="0"/>
           <w:sz w:val="20"/>
         </w:rPr>
-        <w:t xml:space="preserve">보상이 조밀한 제어 문제다. 매 스텝 자세·속도·연료에 대한 신호가 들어오고, 표준 DQN이 정상적으로 학습된다. 고정 규칙은 처음 손으로 짠 계수로는 점수가 낮았지만(36), 계수를 다시 고르자 162까지 올라 학습에 근접한다(Ⅲ장 6.2절의 기준선 감사). 표에는 두 규칙을 함께 실어 그 차이를 보인다. 조건당 환경 200,000스텝, 학습 계열은 λ 12개(격자 12개 중) · 시드 3~10개까지 완료된 집계다. </w:t>
+        <w:t xml:space="preserve">보상이 조밀한 제어 문제다. 매 스텝 자세·속도·연료에 대한 신호가 들어오고, 표준 DQN이 정상적으로 학습된다. 고정 규칙은 처음 손으로 짠 계수로는 점수가 낮았지만(36), 계수를 다시 고르자 162까지 올라 학습에 근접한다(Ⅲ장 6.2절의 기준선 감사). 표에는 두 규칙을 함께 실어 그 차이를 보인다. 조건당 환경 200,000스텝, 학습 계열은 λ 12개(격자 12개 중) · 시드 6~10개까지 완료된 집계다. </w:t>
       </w:r>
       <w:r>
         <w:rPr>
@@ -13055,7 +13055,7 @@
                 <w:i w:val="0"/>
                 <w:sz w:val="18"/>
               </w:rPr>
-              <w:t>-41 [-189, 20]</w:t>
+              <w:t>-52 [-127, -7]</w:t>
             </w:r>
           </w:p>
         </w:tc>
@@ -13075,7 +13075,7 @@
                 <w:i w:val="0"/>
                 <w:sz w:val="18"/>
               </w:rPr>
-              <w:t>-19 [-54, 22]</w:t>
+              <w:t>-18 [-41, 8]</w:t>
             </w:r>
           </w:p>
         </w:tc>
@@ -13095,7 +13095,7 @@
                 <w:i w:val="0"/>
                 <w:sz w:val="18"/>
               </w:rPr>
-              <w:t>-4 [-21, 12]</w:t>
+              <w:t>-1 [-24, 45]</w:t>
             </w:r>
           </w:p>
         </w:tc>
@@ -13345,7 +13345,7 @@
                 <w:i w:val="0"/>
                 <w:sz w:val="18"/>
               </w:rPr>
-              <w:t>-132 [-172, -82]</w:t>
+              <w:t>-132 [-159, -106]</w:t>
             </w:r>
           </w:p>
         </w:tc>
@@ -13365,7 +13365,7 @@
                 <w:i w:val="0"/>
                 <w:sz w:val="18"/>
               </w:rPr>
-              <w:t>-227 [-353, -103]</w:t>
+              <w:t>-202 [-293, -133]</w:t>
             </w:r>
           </w:p>
         </w:tc>
@@ -13385,7 +13385,7 @@
                 <w:i w:val="0"/>
                 <w:sz w:val="18"/>
               </w:rPr>
-              <w:t>-65 [-123, -10]</w:t>
+              <w:t>-51 [-94, -12]</w:t>
             </w:r>
           </w:p>
         </w:tc>
@@ -13490,7 +13490,7 @@
                 <w:i w:val="0"/>
                 <w:sz w:val="18"/>
               </w:rPr>
-              <w:t>-165 [-231, -96]</w:t>
+              <w:t>-153 [-306, -113]</w:t>
             </w:r>
           </w:p>
         </w:tc>
@@ -13510,7 +13510,7 @@
                 <w:i w:val="0"/>
                 <w:sz w:val="18"/>
               </w:rPr>
-              <w:t>-133 [-181, -107]</w:t>
+              <w:t>-138 [-298, -101]</w:t>
             </w:r>
           </w:p>
         </w:tc>
@@ -13530,7 +13530,7 @@
                 <w:i w:val="0"/>
                 <w:sz w:val="18"/>
               </w:rPr>
-              <w:t>-80 [-101, -64]</w:t>
+              <w:t>-85 [-104, -59]</w:t>
             </w:r>
           </w:p>
         </w:tc>
@@ -13780,7 +13780,7 @@
                 <w:i w:val="0"/>
                 <w:sz w:val="18"/>
               </w:rPr>
-              <w:t>-253 [-431, -117]</w:t>
+              <w:t>-258 [-438, -158]</w:t>
             </w:r>
           </w:p>
         </w:tc>
@@ -13800,7 +13800,7 @@
                 <w:i w:val="0"/>
                 <w:sz w:val="18"/>
               </w:rPr>
-              <w:t>-148 [-166, -122]</w:t>
+              <w:t>-169 [-246, -129]</w:t>
             </w:r>
           </w:p>
         </w:tc>
@@ -13820,7 +13820,7 @@
                 <w:i w:val="0"/>
                 <w:sz w:val="18"/>
               </w:rPr>
-              <w:t>-352 [-432, -238]</w:t>
+              <w:t>-238 [-372, -146]</w:t>
             </w:r>
           </w:p>
         </w:tc>
@@ -14173,7 +14173,7 @@
           <w:i w:val="0"/>
           <w:sz w:val="20"/>
         </w:rPr>
-        <w:t>· Lazy-MDP는 λ=2.5에서 임계값 규칙(튜닝)에 역전당했다. 통계적으로 확실한 우위는 λ=0.6에서 이미 사라졌다.</w:t>
+        <w:t>· Lazy-MDP는 비교된 λ 구간 전체(12/12 λ)에서 임계값 규칙(튜닝)을 이겼다.</w:t>
       </w:r>
     </w:p>
     <w:p>
@@ -15416,7 +15416,7 @@
                 <w:i w:val="0"/>
                 <w:sz w:val="18"/>
               </w:rPr>
-              <w:t>182</w:t>
+              <w:t>183</w:t>
             </w:r>
           </w:p>
         </w:tc>
@@ -15437,7 +15437,7 @@
                 <w:i w:val="0"/>
                 <w:sz w:val="18"/>
               </w:rPr>
-              <w:t>163</w:t>
+              <w:t>170</w:t>
             </w:r>
           </w:p>
         </w:tc>
@@ -15458,7 +15458,7 @@
                 <w:i w:val="0"/>
                 <w:sz w:val="18"/>
               </w:rPr>
-              <w:t>134</w:t>
+              <w:t>121</w:t>
             </w:r>
           </w:p>
         </w:tc>
@@ -15762,7 +15762,7 @@
                 <w:i w:val="0"/>
                 <w:sz w:val="18"/>
               </w:rPr>
-              <w:t>154</w:t>
+              <w:t>152</w:t>
             </w:r>
           </w:p>
         </w:tc>
@@ -15783,7 +15783,7 @@
                 <w:i w:val="0"/>
                 <w:sz w:val="18"/>
               </w:rPr>
-              <w:t>195</w:t>
+              <w:t>177</w:t>
             </w:r>
           </w:p>
         </w:tc>
@@ -15804,7 +15804,7 @@
                 <w:i w:val="0"/>
                 <w:sz w:val="18"/>
               </w:rPr>
-              <w:t>64</w:t>
+              <w:t>96</w:t>
             </w:r>
           </w:p>
         </w:tc>
@@ -15935,7 +15935,7 @@
                 <w:i w:val="0"/>
                 <w:sz w:val="18"/>
               </w:rPr>
-              <w:t>129</w:t>
+              <w:t>133</w:t>
             </w:r>
           </w:p>
         </w:tc>
@@ -15956,7 +15956,7 @@
                 <w:i w:val="0"/>
                 <w:sz w:val="18"/>
               </w:rPr>
-              <w:t>101</w:t>
+              <w:t>121</w:t>
             </w:r>
           </w:p>
         </w:tc>
@@ -15977,7 +15977,7 @@
                 <w:i w:val="0"/>
                 <w:sz w:val="18"/>
               </w:rPr>
-              <w:t>100</w:t>
+              <w:t>71</w:t>
             </w:r>
           </w:p>
         </w:tc>
@@ -16281,7 +16281,7 @@
                 <w:i w:val="0"/>
                 <w:sz w:val="18"/>
               </w:rPr>
-              <w:t>93</w:t>
+              <w:t>105</w:t>
             </w:r>
           </w:p>
         </w:tc>
@@ -16302,7 +16302,7 @@
                 <w:i w:val="0"/>
                 <w:sz w:val="18"/>
               </w:rPr>
-              <w:t>49</w:t>
+              <w:t>57</w:t>
             </w:r>
           </w:p>
         </w:tc>
@@ -16323,7 +16323,7 @@
                 <w:i w:val="0"/>
                 <w:sz w:val="18"/>
               </w:rPr>
-              <w:t>159</w:t>
+              <w:t>96</w:t>
             </w:r>
           </w:p>
         </w:tc>

--- a/졸업논문_초안v1.docx
+++ b/졸업논문_초안v1.docx
@@ -78,7 +78,7 @@
       <w:pPr>
         <w:widowControl/>
         <w:spacing w:line="408" w:lineRule="auto" w:before="0" w:after="120"/>
-        <w:ind w:firstLine="200"/>
+        <w:ind w:firstLine="400"/>
         <w:jc w:val="both"/>
       </w:pPr>
       <w:r>
@@ -128,7 +128,7 @@
       <w:pPr>
         <w:widowControl/>
         <w:spacing w:line="480" w:lineRule="auto" w:before="0" w:after="0"/>
-        <w:ind w:firstLine="200"/>
+        <w:ind w:firstLine="400"/>
         <w:jc w:val="both"/>
       </w:pPr>
       <w:r>
@@ -145,7 +145,7 @@
       <w:pPr>
         <w:widowControl/>
         <w:spacing w:line="480" w:lineRule="auto" w:before="0" w:after="0"/>
-        <w:ind w:firstLine="200"/>
+        <w:ind w:firstLine="400"/>
         <w:jc w:val="both"/>
       </w:pPr>
       <w:r>
@@ -198,7 +198,7 @@
       <w:pPr>
         <w:widowControl/>
         <w:spacing w:line="480" w:lineRule="auto" w:before="0" w:after="0"/>
-        <w:ind w:firstLine="200"/>
+        <w:ind w:firstLine="400"/>
         <w:jc w:val="both"/>
       </w:pPr>
       <w:r>
@@ -271,7 +271,7 @@
       <w:pPr>
         <w:widowControl/>
         <w:spacing w:line="480" w:lineRule="auto" w:before="0" w:after="0"/>
-        <w:ind w:firstLine="200"/>
+        <w:ind w:firstLine="400"/>
         <w:jc w:val="both"/>
       </w:pPr>
       <w:r>
@@ -324,7 +324,7 @@
       <w:pPr>
         <w:widowControl/>
         <w:spacing w:line="480" w:lineRule="auto" w:before="0" w:after="0"/>
-        <w:ind w:firstLine="200"/>
+        <w:ind w:firstLine="400"/>
         <w:jc w:val="both"/>
       </w:pPr>
       <w:r>
@@ -376,7 +376,7 @@
       <w:pPr>
         <w:widowControl/>
         <w:spacing w:line="480" w:lineRule="auto" w:before="0" w:after="0"/>
-        <w:ind w:firstLine="200"/>
+        <w:ind w:firstLine="400"/>
         <w:jc w:val="both"/>
       </w:pPr>
       <w:r>
@@ -411,7 +411,7 @@
       <w:pPr>
         <w:widowControl/>
         <w:spacing w:line="480" w:lineRule="auto" w:before="0" w:after="0"/>
-        <w:ind w:firstLine="200"/>
+        <w:ind w:firstLine="400"/>
         <w:jc w:val="both"/>
       </w:pPr>
       <w:r>
@@ -428,7 +428,7 @@
       <w:pPr>
         <w:widowControl/>
         <w:spacing w:line="480" w:lineRule="auto" w:before="0" w:after="0"/>
-        <w:ind w:firstLine="200"/>
+        <w:ind w:firstLine="400"/>
         <w:jc w:val="both"/>
       </w:pPr>
       <w:r>
@@ -445,7 +445,7 @@
       <w:pPr>
         <w:widowControl/>
         <w:spacing w:line="480" w:lineRule="auto" w:before="0" w:after="0"/>
-        <w:ind w:firstLine="200"/>
+        <w:ind w:firstLine="400"/>
         <w:jc w:val="both"/>
       </w:pPr>
       <w:r>
@@ -495,7 +495,7 @@
       <w:pPr>
         <w:widowControl/>
         <w:spacing w:line="480" w:lineRule="auto" w:before="0" w:after="0"/>
-        <w:ind w:firstLine="200"/>
+        <w:ind w:firstLine="400"/>
         <w:jc w:val="both"/>
       </w:pPr>
       <w:r>
@@ -545,7 +545,7 @@
       <w:pPr>
         <w:widowControl/>
         <w:spacing w:line="480" w:lineRule="auto" w:before="0" w:after="0"/>
-        <w:ind w:firstLine="200"/>
+        <w:ind w:firstLine="400"/>
         <w:jc w:val="both"/>
       </w:pPr>
       <w:r>
@@ -595,7 +595,7 @@
       <w:pPr>
         <w:widowControl/>
         <w:spacing w:line="480" w:lineRule="auto" w:before="0" w:after="0"/>
-        <w:ind w:firstLine="200"/>
+        <w:ind w:firstLine="400"/>
         <w:jc w:val="both"/>
       </w:pPr>
       <w:r>
@@ -663,7 +663,7 @@
       <w:pPr>
         <w:widowControl/>
         <w:spacing w:line="480" w:lineRule="auto" w:before="0" w:after="0"/>
-        <w:ind w:firstLine="200"/>
+        <w:ind w:firstLine="400"/>
         <w:jc w:val="both"/>
       </w:pPr>
       <w:r>
@@ -713,7 +713,7 @@
       <w:pPr>
         <w:widowControl/>
         <w:spacing w:line="480" w:lineRule="auto" w:before="0" w:after="0"/>
-        <w:ind w:firstLine="200"/>
+        <w:ind w:firstLine="400"/>
         <w:jc w:val="both"/>
       </w:pPr>
       <w:r>
@@ -756,7 +756,7 @@
       <w:pPr>
         <w:widowControl/>
         <w:spacing w:line="480" w:lineRule="auto" w:before="0" w:after="0"/>
-        <w:ind w:firstLine="200"/>
+        <w:ind w:firstLine="400"/>
         <w:jc w:val="both"/>
       </w:pPr>
       <w:r>
@@ -827,7 +827,7 @@
       <w:pPr>
         <w:widowControl/>
         <w:spacing w:line="480" w:lineRule="auto" w:before="0" w:after="0"/>
-        <w:ind w:firstLine="200"/>
+        <w:ind w:firstLine="400"/>
         <w:jc w:val="both"/>
       </w:pPr>
       <w:r>
@@ -880,7 +880,7 @@
       <w:pPr>
         <w:widowControl/>
         <w:spacing w:line="480" w:lineRule="auto" w:before="0" w:after="0"/>
-        <w:ind w:firstLine="200"/>
+        <w:ind w:firstLine="400"/>
         <w:jc w:val="both"/>
       </w:pPr>
       <w:r>
@@ -932,7 +932,7 @@
       <w:pPr>
         <w:widowControl/>
         <w:spacing w:line="480" w:lineRule="auto" w:before="0" w:after="0"/>
-        <w:ind w:firstLine="200"/>
+        <w:ind w:firstLine="400"/>
         <w:jc w:val="both"/>
       </w:pPr>
       <w:r>
@@ -983,7 +983,7 @@
       <w:pPr>
         <w:widowControl/>
         <w:spacing w:line="480" w:lineRule="auto" w:before="0" w:after="0"/>
-        <w:ind w:firstLine="200"/>
+        <w:ind w:firstLine="400"/>
         <w:jc w:val="both"/>
       </w:pPr>
       <w:r>
@@ -1109,7 +1109,7 @@
       <w:pPr>
         <w:widowControl/>
         <w:spacing w:line="480" w:lineRule="auto" w:before="0" w:after="0"/>
-        <w:ind w:firstLine="200"/>
+        <w:ind w:firstLine="400"/>
         <w:jc w:val="both"/>
       </w:pPr>
       <w:r>
@@ -1126,7 +1126,7 @@
       <w:pPr>
         <w:widowControl/>
         <w:spacing w:line="480" w:lineRule="auto" w:before="0" w:after="0"/>
-        <w:ind w:firstLine="200"/>
+        <w:ind w:firstLine="400"/>
         <w:jc w:val="both"/>
       </w:pPr>
       <w:r>
@@ -1161,7 +1161,7 @@
       <w:pPr>
         <w:widowControl/>
         <w:spacing w:line="480" w:lineRule="auto" w:before="0" w:after="0"/>
-        <w:ind w:firstLine="200"/>
+        <w:ind w:firstLine="400"/>
         <w:jc w:val="both"/>
       </w:pPr>
       <w:r>
@@ -1195,7 +1195,7 @@
       <w:pPr>
         <w:widowControl/>
         <w:spacing w:line="480" w:lineRule="auto" w:before="0" w:after="0"/>
-        <w:ind w:firstLine="200"/>
+        <w:ind w:firstLine="400"/>
         <w:jc w:val="both"/>
       </w:pPr>
       <w:r>
@@ -1267,7 +1267,7 @@
       <w:pPr>
         <w:widowControl/>
         <w:spacing w:line="480" w:lineRule="auto" w:before="0" w:after="0"/>
-        <w:ind w:firstLine="200"/>
+        <w:ind w:firstLine="400"/>
         <w:jc w:val="both"/>
       </w:pPr>
       <w:r>
@@ -1284,7 +1284,7 @@
       <w:pPr>
         <w:widowControl/>
         <w:spacing w:line="480" w:lineRule="auto" w:before="0" w:after="0"/>
-        <w:ind w:firstLine="200"/>
+        <w:ind w:firstLine="400"/>
         <w:jc w:val="both"/>
       </w:pPr>
       <w:r>
@@ -1336,7 +1336,7 @@
       <w:pPr>
         <w:widowControl/>
         <w:spacing w:line="480" w:lineRule="auto" w:before="0" w:after="0"/>
-        <w:ind w:firstLine="200"/>
+        <w:ind w:firstLine="400"/>
         <w:jc w:val="both"/>
       </w:pPr>
       <w:r>
@@ -1408,7 +1408,7 @@
       <w:pPr>
         <w:widowControl/>
         <w:spacing w:line="480" w:lineRule="auto" w:before="0" w:after="0"/>
-        <w:ind w:firstLine="200"/>
+        <w:ind w:firstLine="400"/>
         <w:jc w:val="both"/>
       </w:pPr>
       <w:r>
@@ -1434,7 +1434,7 @@
       <w:pPr>
         <w:widowControl/>
         <w:spacing w:line="480" w:lineRule="auto" w:before="0" w:after="0"/>
-        <w:ind w:firstLine="200"/>
+        <w:ind w:firstLine="400"/>
         <w:jc w:val="both"/>
       </w:pPr>
       <w:r>
@@ -1469,7 +1469,7 @@
       <w:pPr>
         <w:widowControl/>
         <w:spacing w:line="480" w:lineRule="auto" w:before="0" w:after="0"/>
-        <w:ind w:firstLine="200"/>
+        <w:ind w:firstLine="400"/>
         <w:jc w:val="both"/>
       </w:pPr>
       <w:r>
@@ -1584,7 +1584,7 @@
       <w:pPr>
         <w:widowControl/>
         <w:spacing w:line="480" w:lineRule="auto" w:before="0" w:after="0"/>
-        <w:ind w:firstLine="200"/>
+        <w:ind w:firstLine="400"/>
         <w:jc w:val="both"/>
       </w:pPr>
       <w:r>
@@ -1799,7 +1799,7 @@
       <w:pPr>
         <w:widowControl/>
         <w:spacing w:line="480" w:lineRule="auto" w:before="0" w:after="0"/>
-        <w:ind w:firstLine="200"/>
+        <w:ind w:firstLine="400"/>
         <w:jc w:val="both"/>
       </w:pPr>
       <w:r>
@@ -1868,7 +1868,7 @@
       <w:pPr>
         <w:widowControl/>
         <w:spacing w:line="480" w:lineRule="auto" w:before="0" w:after="0"/>
-        <w:ind w:firstLine="200"/>
+        <w:ind w:firstLine="400"/>
         <w:jc w:val="both"/>
       </w:pPr>
       <w:r>
@@ -1885,7 +1885,7 @@
       <w:pPr>
         <w:widowControl/>
         <w:spacing w:line="480" w:lineRule="auto" w:before="0" w:after="0"/>
-        <w:ind w:firstLine="200"/>
+        <w:ind w:firstLine="400"/>
         <w:jc w:val="both"/>
       </w:pPr>
       <w:r>
@@ -2028,7 +2028,7 @@
       <w:pPr>
         <w:widowControl/>
         <w:spacing w:line="480" w:lineRule="auto" w:before="0" w:after="0"/>
-        <w:ind w:firstLine="200"/>
+        <w:ind w:firstLine="400"/>
         <w:jc w:val="both"/>
       </w:pPr>
       <w:r>
@@ -2080,7 +2080,7 @@
       <w:pPr>
         <w:widowControl/>
         <w:spacing w:line="480" w:lineRule="auto" w:before="0" w:after="0"/>
-        <w:ind w:firstLine="200"/>
+        <w:ind w:firstLine="400"/>
         <w:jc w:val="both"/>
       </w:pPr>
       <w:r>
@@ -2133,7 +2133,7 @@
       <w:pPr>
         <w:widowControl/>
         <w:spacing w:line="480" w:lineRule="auto" w:before="0" w:after="0"/>
-        <w:ind w:firstLine="200"/>
+        <w:ind w:firstLine="400"/>
         <w:jc w:val="both"/>
       </w:pPr>
       <w:r>
@@ -2168,7 +2168,7 @@
       <w:pPr>
         <w:widowControl/>
         <w:spacing w:line="480" w:lineRule="auto" w:before="0" w:after="0"/>
-        <w:ind w:firstLine="200"/>
+        <w:ind w:firstLine="400"/>
         <w:jc w:val="both"/>
       </w:pPr>
       <w:r>
@@ -2244,7 +2244,7 @@
       <w:r>
         <w:drawing>
           <wp:inline xmlns:a="http://schemas.openxmlformats.org/drawingml/2006/main" xmlns:pic="http://schemas.openxmlformats.org/drawingml/2006/picture">
-            <wp:extent cx="5760000" cy="3183158"/>
+            <wp:extent cx="5760000" cy="3147755"/>
             <wp:docPr id="1" name="Picture 1"/>
             <wp:cNvGraphicFramePr>
               <a:graphicFrameLocks noChangeAspect="1"/>
@@ -2265,7 +2265,7 @@
                   <pic:spPr>
                     <a:xfrm>
                       <a:off x="0" y="0"/>
-                      <a:ext cx="5760000" cy="3183158"/>
+                      <a:ext cx="5760000" cy="3147755"/>
                     </a:xfrm>
                     <a:prstGeom prst="rect"/>
                   </pic:spPr>
@@ -2330,7 +2330,7 @@
       <w:pPr>
         <w:widowControl/>
         <w:spacing w:line="480" w:lineRule="auto" w:before="0" w:after="0"/>
-        <w:ind w:firstLine="200"/>
+        <w:ind w:firstLine="400"/>
         <w:jc w:val="both"/>
       </w:pPr>
       <w:r>
@@ -2464,7 +2464,7 @@
       <w:pPr>
         <w:widowControl/>
         <w:spacing w:line="480" w:lineRule="auto" w:before="0" w:after="0"/>
-        <w:ind w:firstLine="200"/>
+        <w:ind w:firstLine="400"/>
         <w:jc w:val="both"/>
       </w:pPr>
       <w:r>
@@ -2598,7 +2598,7 @@
       <w:pPr>
         <w:widowControl/>
         <w:spacing w:line="480" w:lineRule="auto" w:before="0" w:after="0"/>
-        <w:ind w:firstLine="200"/>
+        <w:ind w:firstLine="400"/>
         <w:jc w:val="both"/>
       </w:pPr>
       <w:r>
@@ -2632,7 +2632,7 @@
       <w:pPr>
         <w:widowControl/>
         <w:spacing w:line="480" w:lineRule="auto" w:before="0" w:after="0"/>
-        <w:ind w:firstLine="200"/>
+        <w:ind w:firstLine="400"/>
         <w:jc w:val="both"/>
       </w:pPr>
       <w:r>
@@ -2649,7 +2649,7 @@
       <w:pPr>
         <w:widowControl/>
         <w:spacing w:line="480" w:lineRule="auto" w:before="0" w:after="0"/>
-        <w:ind w:firstLine="200"/>
+        <w:ind w:firstLine="400"/>
         <w:jc w:val="both"/>
       </w:pPr>
       <w:r>
@@ -2702,7 +2702,7 @@
       <w:pPr>
         <w:widowControl/>
         <w:spacing w:line="480" w:lineRule="auto" w:before="0" w:after="0"/>
-        <w:ind w:firstLine="200"/>
+        <w:ind w:firstLine="400"/>
         <w:jc w:val="both"/>
       </w:pPr>
       <w:r>
@@ -2719,7 +2719,7 @@
       <w:pPr>
         <w:widowControl/>
         <w:spacing w:line="480" w:lineRule="auto" w:before="0" w:after="0"/>
-        <w:ind w:firstLine="200"/>
+        <w:ind w:firstLine="400"/>
         <w:jc w:val="both"/>
       </w:pPr>
       <w:r>
@@ -2771,7 +2771,7 @@
       <w:pPr>
         <w:widowControl/>
         <w:spacing w:line="480" w:lineRule="auto" w:before="0" w:after="0"/>
-        <w:ind w:firstLine="200"/>
+        <w:ind w:firstLine="400"/>
         <w:jc w:val="both"/>
       </w:pPr>
       <w:r>
@@ -2823,7 +2823,7 @@
       <w:pPr>
         <w:widowControl/>
         <w:spacing w:line="480" w:lineRule="auto" w:before="0" w:after="0"/>
-        <w:ind w:firstLine="200"/>
+        <w:ind w:firstLine="400"/>
         <w:jc w:val="both"/>
       </w:pPr>
       <w:r>
@@ -2857,7 +2857,7 @@
       <w:pPr>
         <w:widowControl/>
         <w:spacing w:line="480" w:lineRule="auto" w:before="0" w:after="0"/>
-        <w:ind w:firstLine="200"/>
+        <w:ind w:firstLine="400"/>
         <w:jc w:val="both"/>
       </w:pPr>
       <w:r>
@@ -2994,7 +2994,7 @@
       <w:pPr>
         <w:widowControl/>
         <w:spacing w:line="480" w:lineRule="auto" w:before="0" w:after="0"/>
-        <w:ind w:firstLine="200"/>
+        <w:ind w:firstLine="400"/>
         <w:jc w:val="both"/>
       </w:pPr>
       <w:r>
@@ -3047,7 +3047,7 @@
       <w:pPr>
         <w:widowControl/>
         <w:spacing w:line="480" w:lineRule="auto" w:before="0" w:after="0"/>
-        <w:ind w:firstLine="200"/>
+        <w:ind w:firstLine="400"/>
         <w:jc w:val="both"/>
       </w:pPr>
       <w:r>
@@ -3099,7 +3099,7 @@
       <w:pPr>
         <w:widowControl/>
         <w:spacing w:line="480" w:lineRule="auto" w:before="0" w:after="0"/>
-        <w:ind w:firstLine="200"/>
+        <w:ind w:firstLine="400"/>
         <w:jc w:val="both"/>
       </w:pPr>
       <w:r>
@@ -3316,7 +3316,7 @@
       <w:pPr>
         <w:widowControl/>
         <w:spacing w:line="480" w:lineRule="auto" w:before="0" w:after="0"/>
-        <w:ind w:firstLine="200"/>
+        <w:ind w:firstLine="400"/>
         <w:jc w:val="both"/>
       </w:pPr>
       <w:r>
@@ -3333,7 +3333,7 @@
       <w:pPr>
         <w:widowControl/>
         <w:spacing w:line="480" w:lineRule="auto" w:before="0" w:after="0"/>
-        <w:ind w:firstLine="200"/>
+        <w:ind w:firstLine="400"/>
         <w:jc w:val="both"/>
       </w:pPr>
       <w:r>
@@ -3376,7 +3376,7 @@
       <w:pPr>
         <w:widowControl/>
         <w:spacing w:line="480" w:lineRule="auto" w:before="0" w:after="0"/>
-        <w:ind w:firstLine="200"/>
+        <w:ind w:firstLine="400"/>
         <w:jc w:val="both"/>
       </w:pPr>
       <w:r>
@@ -3411,7 +3411,7 @@
       <w:pPr>
         <w:widowControl/>
         <w:spacing w:line="480" w:lineRule="auto" w:before="0" w:after="0"/>
-        <w:ind w:firstLine="200"/>
+        <w:ind w:firstLine="400"/>
         <w:jc w:val="both"/>
       </w:pPr>
       <w:r>
@@ -3446,7 +3446,7 @@
       <w:pPr>
         <w:widowControl/>
         <w:spacing w:line="480" w:lineRule="auto" w:before="0" w:after="0"/>
-        <w:ind w:firstLine="200"/>
+        <w:ind w:firstLine="400"/>
         <w:jc w:val="both"/>
       </w:pPr>
       <w:r>
@@ -3481,7 +3481,7 @@
       <w:pPr>
         <w:widowControl/>
         <w:spacing w:line="480" w:lineRule="auto" w:before="0" w:after="0"/>
-        <w:ind w:firstLine="200"/>
+        <w:ind w:firstLine="400"/>
         <w:jc w:val="both"/>
       </w:pPr>
       <w:r>
@@ -3516,7 +3516,7 @@
       <w:pPr>
         <w:widowControl/>
         <w:spacing w:line="480" w:lineRule="auto" w:before="0" w:after="0"/>
-        <w:ind w:firstLine="200"/>
+        <w:ind w:firstLine="400"/>
         <w:jc w:val="both"/>
       </w:pPr>
       <w:r>
@@ -3533,7 +3533,7 @@
       <w:pPr>
         <w:widowControl/>
         <w:spacing w:line="480" w:lineRule="auto" w:before="0" w:after="0"/>
-        <w:ind w:firstLine="200"/>
+        <w:ind w:firstLine="400"/>
         <w:jc w:val="both"/>
       </w:pPr>
       <w:r>
@@ -3586,7 +3586,7 @@
       <w:pPr>
         <w:widowControl/>
         <w:spacing w:line="480" w:lineRule="auto" w:before="0" w:after="0"/>
-        <w:ind w:firstLine="200"/>
+        <w:ind w:firstLine="400"/>
         <w:jc w:val="both"/>
       </w:pPr>
       <w:r>
@@ -3656,7 +3656,7 @@
       <w:pPr>
         <w:widowControl/>
         <w:spacing w:line="480" w:lineRule="auto" w:before="0" w:after="0"/>
-        <w:ind w:firstLine="200"/>
+        <w:ind w:firstLine="400"/>
         <w:jc w:val="both"/>
       </w:pPr>
       <w:r>
@@ -3739,7 +3739,7 @@
       <w:pPr>
         <w:widowControl/>
         <w:spacing w:line="480" w:lineRule="auto" w:before="0" w:after="0"/>
-        <w:ind w:firstLine="200"/>
+        <w:ind w:firstLine="400"/>
         <w:jc w:val="both"/>
       </w:pPr>
       <w:r>
@@ -3824,7 +3824,7 @@
       <w:pPr>
         <w:widowControl/>
         <w:spacing w:line="480" w:lineRule="auto" w:before="0" w:after="0"/>
-        <w:ind w:firstLine="200"/>
+        <w:ind w:firstLine="400"/>
         <w:jc w:val="both"/>
       </w:pPr>
       <w:r>
@@ -3850,7 +3850,7 @@
       <w:pPr>
         <w:widowControl/>
         <w:spacing w:line="480" w:lineRule="auto" w:before="0" w:after="0"/>
-        <w:ind w:firstLine="200"/>
+        <w:ind w:firstLine="400"/>
         <w:jc w:val="both"/>
       </w:pPr>
       <w:r>
@@ -3903,7 +3903,7 @@
       <w:pPr>
         <w:widowControl/>
         <w:spacing w:line="480" w:lineRule="auto" w:before="0" w:after="0"/>
-        <w:ind w:firstLine="200"/>
+        <w:ind w:firstLine="400"/>
         <w:jc w:val="both"/>
       </w:pPr>
       <w:r>
@@ -3937,7 +3937,7 @@
       <w:pPr>
         <w:widowControl/>
         <w:spacing w:line="480" w:lineRule="auto" w:before="0" w:after="0"/>
-        <w:ind w:firstLine="200"/>
+        <w:ind w:firstLine="400"/>
         <w:jc w:val="both"/>
       </w:pPr>
       <w:r>
@@ -3989,7 +3989,7 @@
       <w:pPr>
         <w:widowControl/>
         <w:spacing w:line="480" w:lineRule="auto" w:before="0" w:after="0"/>
-        <w:ind w:firstLine="200"/>
+        <w:ind w:firstLine="400"/>
         <w:jc w:val="both"/>
       </w:pPr>
       <w:r>
@@ -4159,7 +4159,7 @@
       <w:pPr>
         <w:widowControl/>
         <w:spacing w:line="480" w:lineRule="auto" w:before="0" w:after="0"/>
-        <w:ind w:firstLine="200"/>
+        <w:ind w:firstLine="400"/>
         <w:jc w:val="both"/>
       </w:pPr>
       <w:r>
@@ -4211,7 +4211,7 @@
       <w:pPr>
         <w:widowControl/>
         <w:spacing w:line="480" w:lineRule="auto" w:before="0" w:after="0"/>
-        <w:ind w:firstLine="200"/>
+        <w:ind w:firstLine="400"/>
         <w:jc w:val="both"/>
       </w:pPr>
       <w:r>
@@ -4246,7 +4246,7 @@
       <w:pPr>
         <w:widowControl/>
         <w:spacing w:line="480" w:lineRule="auto" w:before="0" w:after="0"/>
-        <w:ind w:firstLine="200"/>
+        <w:ind w:firstLine="400"/>
         <w:jc w:val="both"/>
       </w:pPr>
       <w:r>
@@ -4281,7 +4281,7 @@
       <w:pPr>
         <w:widowControl/>
         <w:spacing w:line="480" w:lineRule="auto" w:before="0" w:after="0"/>
-        <w:ind w:firstLine="200"/>
+        <w:ind w:firstLine="400"/>
         <w:jc w:val="both"/>
       </w:pPr>
       <w:r>
@@ -4333,7 +4333,7 @@
       <w:pPr>
         <w:widowControl/>
         <w:spacing w:line="480" w:lineRule="auto" w:before="0" w:after="0"/>
-        <w:ind w:firstLine="200"/>
+        <w:ind w:firstLine="400"/>
         <w:jc w:val="both"/>
       </w:pPr>
       <w:r>
@@ -4416,7 +4416,7 @@
       <w:pPr>
         <w:widowControl/>
         <w:spacing w:line="480" w:lineRule="auto" w:before="0" w:after="0"/>
-        <w:ind w:firstLine="200"/>
+        <w:ind w:firstLine="400"/>
         <w:jc w:val="both"/>
       </w:pPr>
       <w:r>
@@ -4502,7 +4502,7 @@
       <w:pPr>
         <w:widowControl/>
         <w:spacing w:line="480" w:lineRule="auto" w:before="0" w:after="0"/>
-        <w:ind w:firstLine="200"/>
+        <w:ind w:firstLine="400"/>
         <w:jc w:val="both"/>
       </w:pPr>
       <w:r>
@@ -4552,7 +4552,7 @@
       <w:pPr>
         <w:widowControl/>
         <w:spacing w:line="480" w:lineRule="auto" w:before="0" w:after="0"/>
-        <w:ind w:firstLine="200"/>
+        <w:ind w:firstLine="400"/>
         <w:jc w:val="both"/>
       </w:pPr>
       <w:r>
@@ -4619,7 +4619,7 @@
       <w:pPr>
         <w:widowControl/>
         <w:spacing w:line="480" w:lineRule="auto" w:before="0" w:after="0"/>
-        <w:ind w:firstLine="200"/>
+        <w:ind w:firstLine="400"/>
         <w:jc w:val="both"/>
       </w:pPr>
       <w:r>
@@ -4669,7 +4669,7 @@
       <w:pPr>
         <w:widowControl/>
         <w:spacing w:line="480" w:lineRule="auto" w:before="0" w:after="0"/>
-        <w:ind w:firstLine="200"/>
+        <w:ind w:firstLine="400"/>
         <w:jc w:val="both"/>
       </w:pPr>
       <w:r>
@@ -4734,7 +4734,7 @@
       <w:pPr>
         <w:widowControl/>
         <w:spacing w:line="480" w:lineRule="auto" w:before="0" w:after="0"/>
-        <w:ind w:firstLine="200"/>
+        <w:ind w:firstLine="400"/>
         <w:jc w:val="both"/>
       </w:pPr>
       <w:r>
@@ -4802,7 +4802,7 @@
       <w:pPr>
         <w:widowControl/>
         <w:spacing w:line="480" w:lineRule="auto" w:before="0" w:after="0"/>
-        <w:ind w:firstLine="200"/>
+        <w:ind w:firstLine="400"/>
         <w:jc w:val="both"/>
       </w:pPr>
       <w:r>
@@ -5140,7 +5140,7 @@
       <w:pPr>
         <w:widowControl/>
         <w:spacing w:line="480" w:lineRule="auto" w:before="0" w:after="0"/>
-        <w:ind w:firstLine="200"/>
+        <w:ind w:firstLine="400"/>
         <w:jc w:val="both"/>
       </w:pPr>
       <w:r>
@@ -5157,7 +5157,7 @@
       <w:pPr>
         <w:widowControl/>
         <w:spacing w:line="480" w:lineRule="auto" w:before="0" w:after="0"/>
-        <w:ind w:firstLine="200"/>
+        <w:ind w:firstLine="400"/>
         <w:jc w:val="both"/>
       </w:pPr>
       <w:r>
@@ -5183,7 +5183,7 @@
       <w:pPr>
         <w:widowControl/>
         <w:spacing w:line="480" w:lineRule="auto" w:before="0" w:after="0"/>
-        <w:ind w:firstLine="200"/>
+        <w:ind w:firstLine="400"/>
         <w:jc w:val="both"/>
       </w:pPr>
       <w:r>
@@ -5227,7 +5227,7 @@
       <w:pPr>
         <w:widowControl/>
         <w:spacing w:line="480" w:lineRule="auto" w:before="0" w:after="0"/>
-        <w:ind w:firstLine="200"/>
+        <w:ind w:firstLine="400"/>
         <w:jc w:val="both"/>
       </w:pPr>
       <w:r>
@@ -6409,7 +6409,7 @@
       <w:pPr>
         <w:widowControl/>
         <w:spacing w:line="480" w:lineRule="auto" w:before="0" w:after="0"/>
-        <w:ind w:firstLine="200"/>
+        <w:ind w:firstLine="400"/>
         <w:jc w:val="both"/>
       </w:pPr>
       <w:r>
@@ -7697,7 +7697,7 @@
       <w:pPr>
         <w:widowControl/>
         <w:spacing w:line="480" w:lineRule="auto" w:before="0" w:after="0"/>
-        <w:ind w:firstLine="200"/>
+        <w:ind w:firstLine="400"/>
         <w:jc w:val="both"/>
       </w:pPr>
       <w:r>
@@ -7749,7 +7749,7 @@
       <w:pPr>
         <w:widowControl/>
         <w:spacing w:line="480" w:lineRule="auto" w:before="0" w:after="0"/>
-        <w:ind w:firstLine="200"/>
+        <w:ind w:firstLine="400"/>
         <w:jc w:val="both"/>
       </w:pPr>
       <w:r>
@@ -9802,7 +9802,7 @@
       <w:pPr>
         <w:widowControl/>
         <w:spacing w:line="480" w:lineRule="auto" w:before="0" w:after="0"/>
-        <w:ind w:firstLine="200"/>
+        <w:ind w:firstLine="400"/>
         <w:jc w:val="both"/>
       </w:pPr>
       <w:r>
@@ -9864,7 +9864,7 @@
       <w:pPr>
         <w:widowControl/>
         <w:spacing w:line="480" w:lineRule="auto" w:before="0" w:after="0"/>
-        <w:ind w:firstLine="200"/>
+        <w:ind w:firstLine="400"/>
         <w:jc w:val="both"/>
       </w:pPr>
       <w:r>
@@ -11888,7 +11888,7 @@
       <w:pPr>
         <w:widowControl/>
         <w:spacing w:line="480" w:lineRule="auto" w:before="0" w:after="0"/>
-        <w:ind w:firstLine="200"/>
+        <w:ind w:firstLine="400"/>
         <w:jc w:val="both"/>
       </w:pPr>
       <w:r>
@@ -14133,7 +14133,7 @@
       <w:pPr>
         <w:widowControl/>
         <w:spacing w:line="480" w:lineRule="auto" w:before="0" w:after="0"/>
-        <w:ind w:firstLine="200"/>
+        <w:ind w:firstLine="400"/>
         <w:jc w:val="both"/>
       </w:pPr>
       <w:r>
@@ -14210,7 +14210,7 @@
       <w:pPr>
         <w:widowControl/>
         <w:spacing w:line="480" w:lineRule="auto" w:before="0" w:after="0"/>
-        <w:ind w:firstLine="200"/>
+        <w:ind w:firstLine="400"/>
         <w:jc w:val="both"/>
       </w:pPr>
       <w:r>
@@ -16606,7 +16606,7 @@
       <w:pPr>
         <w:widowControl/>
         <w:spacing w:line="480" w:lineRule="auto" w:before="0" w:after="0"/>
-        <w:ind w:firstLine="200"/>
+        <w:ind w:firstLine="400"/>
         <w:jc w:val="both"/>
       </w:pPr>
       <w:r>
@@ -17216,7 +17216,7 @@
       <w:pPr>
         <w:widowControl/>
         <w:spacing w:line="480" w:lineRule="auto" w:before="0" w:after="0"/>
-        <w:ind w:firstLine="200"/>
+        <w:ind w:firstLine="400"/>
         <w:jc w:val="both"/>
       </w:pPr>
       <w:r>
@@ -17260,7 +17260,7 @@
       <w:pPr>
         <w:widowControl/>
         <w:spacing w:line="480" w:lineRule="auto" w:before="0" w:after="0"/>
-        <w:ind w:firstLine="200"/>
+        <w:ind w:firstLine="400"/>
         <w:jc w:val="both"/>
       </w:pPr>
       <w:r>
@@ -17286,7 +17286,7 @@
       <w:pPr>
         <w:widowControl/>
         <w:spacing w:line="480" w:lineRule="auto" w:before="0" w:after="0"/>
-        <w:ind w:firstLine="200"/>
+        <w:ind w:firstLine="400"/>
         <w:jc w:val="both"/>
       </w:pPr>
       <w:r>
@@ -17356,7 +17356,7 @@
       <w:pPr>
         <w:widowControl/>
         <w:spacing w:line="480" w:lineRule="auto" w:before="0" w:after="0"/>
-        <w:ind w:firstLine="200"/>
+        <w:ind w:firstLine="400"/>
         <w:jc w:val="both"/>
       </w:pPr>
       <w:r>
@@ -18968,7 +18968,7 @@
       <w:pPr>
         <w:widowControl/>
         <w:spacing w:line="480" w:lineRule="auto" w:before="0" w:after="0"/>
-        <w:ind w:firstLine="200"/>
+        <w:ind w:firstLine="400"/>
         <w:jc w:val="both"/>
       </w:pPr>
       <w:r>
@@ -19075,7 +19075,7 @@
       <w:pPr>
         <w:widowControl/>
         <w:spacing w:line="480" w:lineRule="auto" w:before="0" w:after="0"/>
-        <w:ind w:firstLine="200"/>
+        <w:ind w:firstLine="400"/>
         <w:jc w:val="both"/>
       </w:pPr>
       <w:r>
@@ -19109,7 +19109,7 @@
       <w:pPr>
         <w:widowControl/>
         <w:spacing w:line="480" w:lineRule="auto" w:before="0" w:after="0"/>
-        <w:ind w:firstLine="200"/>
+        <w:ind w:firstLine="400"/>
         <w:jc w:val="both"/>
       </w:pPr>
       <w:r>
@@ -20373,7 +20373,7 @@
       <w:pPr>
         <w:widowControl/>
         <w:spacing w:line="480" w:lineRule="auto" w:before="0" w:after="0"/>
-        <w:ind w:firstLine="200"/>
+        <w:ind w:firstLine="400"/>
         <w:jc w:val="both"/>
       </w:pPr>
       <w:r>
@@ -20525,7 +20525,7 @@
       <w:pPr>
         <w:widowControl/>
         <w:spacing w:line="480" w:lineRule="auto" w:before="0" w:after="0"/>
-        <w:ind w:firstLine="200"/>
+        <w:ind w:firstLine="400"/>
         <w:jc w:val="both"/>
       </w:pPr>
       <w:r>
@@ -21130,7 +21130,7 @@
       <w:pPr>
         <w:widowControl/>
         <w:spacing w:line="480" w:lineRule="auto" w:before="0" w:after="0"/>
-        <w:ind w:firstLine="200"/>
+        <w:ind w:firstLine="400"/>
         <w:jc w:val="both"/>
       </w:pPr>
       <w:r>
@@ -21165,7 +21165,7 @@
       <w:pPr>
         <w:widowControl/>
         <w:spacing w:line="480" w:lineRule="auto" w:before="0" w:after="0"/>
-        <w:ind w:firstLine="200"/>
+        <w:ind w:firstLine="400"/>
         <w:jc w:val="both"/>
       </w:pPr>
       <w:r>
@@ -21216,7 +21216,7 @@
       <w:pPr>
         <w:widowControl/>
         <w:spacing w:line="480" w:lineRule="auto" w:before="0" w:after="0"/>
-        <w:ind w:firstLine="200"/>
+        <w:ind w:firstLine="400"/>
         <w:jc w:val="both"/>
       </w:pPr>
       <w:r>
@@ -21233,7 +21233,7 @@
       <w:pPr>
         <w:widowControl/>
         <w:spacing w:line="480" w:lineRule="auto" w:before="0" w:after="0"/>
-        <w:ind w:firstLine="200"/>
+        <w:ind w:firstLine="400"/>
         <w:jc w:val="both"/>
       </w:pPr>
       <w:r>
@@ -21259,7 +21259,7 @@
       <w:pPr>
         <w:widowControl/>
         <w:spacing w:line="480" w:lineRule="auto" w:before="0" w:after="0"/>
-        <w:ind w:firstLine="200"/>
+        <w:ind w:firstLine="400"/>
         <w:jc w:val="both"/>
       </w:pPr>
       <w:r>
@@ -21303,7 +21303,7 @@
       <w:pPr>
         <w:widowControl/>
         <w:spacing w:line="480" w:lineRule="auto" w:before="0" w:after="0"/>
-        <w:ind w:firstLine="200"/>
+        <w:ind w:firstLine="400"/>
         <w:jc w:val="both"/>
       </w:pPr>
       <w:r>
@@ -21356,7 +21356,7 @@
       <w:pPr>
         <w:widowControl/>
         <w:spacing w:line="480" w:lineRule="auto" w:before="0" w:after="0"/>
-        <w:ind w:firstLine="200"/>
+        <w:ind w:firstLine="400"/>
         <w:jc w:val="both"/>
       </w:pPr>
       <w:r>
@@ -21436,7 +21436,7 @@
       <w:pPr>
         <w:widowControl/>
         <w:spacing w:line="480" w:lineRule="auto" w:before="0" w:after="0"/>
-        <w:ind w:firstLine="200"/>
+        <w:ind w:firstLine="400"/>
         <w:jc w:val="both"/>
       </w:pPr>
       <w:r>
@@ -21471,7 +21471,7 @@
       <w:pPr>
         <w:widowControl/>
         <w:spacing w:line="480" w:lineRule="auto" w:before="0" w:after="0"/>
-        <w:ind w:firstLine="200"/>
+        <w:ind w:firstLine="400"/>
         <w:jc w:val="both"/>
       </w:pPr>
       <w:r>
@@ -21515,7 +21515,7 @@
       <w:pPr>
         <w:widowControl/>
         <w:spacing w:line="480" w:lineRule="auto" w:before="0" w:after="0"/>
-        <w:ind w:firstLine="200"/>
+        <w:ind w:firstLine="400"/>
         <w:jc w:val="both"/>
       </w:pPr>
       <w:r>
@@ -21550,7 +21550,7 @@
       <w:pPr>
         <w:widowControl/>
         <w:spacing w:line="480" w:lineRule="auto" w:before="0" w:after="0"/>
-        <w:ind w:firstLine="200"/>
+        <w:ind w:firstLine="400"/>
         <w:jc w:val="both"/>
       </w:pPr>
       <w:r>
@@ -21611,7 +21611,7 @@
       <w:pPr>
         <w:widowControl/>
         <w:spacing w:line="480" w:lineRule="auto" w:before="0" w:after="0"/>
-        <w:ind w:firstLine="200"/>
+        <w:ind w:firstLine="400"/>
         <w:jc w:val="both"/>
       </w:pPr>
       <w:r>
@@ -21661,7 +21661,7 @@
       <w:pPr>
         <w:widowControl/>
         <w:spacing w:line="480" w:lineRule="auto" w:before="0" w:after="0"/>
-        <w:ind w:firstLine="200"/>
+        <w:ind w:firstLine="400"/>
         <w:jc w:val="both"/>
       </w:pPr>
       <w:r>
@@ -21711,7 +21711,7 @@
       <w:pPr>
         <w:widowControl/>
         <w:spacing w:line="480" w:lineRule="auto" w:before="0" w:after="0"/>
-        <w:ind w:firstLine="200"/>
+        <w:ind w:firstLine="400"/>
         <w:jc w:val="both"/>
       </w:pPr>
       <w:r>
@@ -21761,7 +21761,7 @@
       <w:pPr>
         <w:widowControl/>
         <w:spacing w:line="480" w:lineRule="auto" w:before="0" w:after="0"/>
-        <w:ind w:firstLine="200"/>
+        <w:ind w:firstLine="400"/>
         <w:jc w:val="both"/>
       </w:pPr>
       <w:r>
@@ -21811,7 +21811,7 @@
       <w:pPr>
         <w:widowControl/>
         <w:spacing w:line="480" w:lineRule="auto" w:before="0" w:after="0"/>
-        <w:ind w:firstLine="200"/>
+        <w:ind w:firstLine="400"/>
         <w:jc w:val="both"/>
       </w:pPr>
       <w:r>
@@ -21861,7 +21861,7 @@
       <w:pPr>
         <w:widowControl/>
         <w:spacing w:line="480" w:lineRule="auto" w:before="0" w:after="0"/>
-        <w:ind w:firstLine="200"/>
+        <w:ind w:firstLine="400"/>
         <w:jc w:val="both"/>
       </w:pPr>
       <w:r>
@@ -21895,7 +21895,7 @@
       <w:pPr>
         <w:widowControl/>
         <w:spacing w:line="480" w:lineRule="auto" w:before="0" w:after="0"/>
-        <w:ind w:firstLine="200"/>
+        <w:ind w:firstLine="400"/>
         <w:jc w:val="both"/>
       </w:pPr>
       <w:r>
@@ -21945,7 +21945,7 @@
       <w:pPr>
         <w:widowControl/>
         <w:spacing w:line="480" w:lineRule="auto" w:before="0" w:after="0"/>
-        <w:ind w:firstLine="200"/>
+        <w:ind w:firstLine="400"/>
         <w:jc w:val="both"/>
       </w:pPr>
       <w:r>
@@ -22013,7 +22013,7 @@
       <w:pPr>
         <w:widowControl/>
         <w:spacing w:line="480" w:lineRule="auto" w:before="0" w:after="0"/>
-        <w:ind w:firstLine="200"/>
+        <w:ind w:firstLine="400"/>
         <w:jc w:val="both"/>
       </w:pPr>
       <w:r>
@@ -22654,7 +22654,7 @@
       <w:pPr>
         <w:widowControl/>
         <w:spacing w:line="480" w:lineRule="auto" w:before="0" w:after="0"/>
-        <w:ind w:firstLine="200"/>
+        <w:ind w:firstLine="400"/>
         <w:jc w:val="both"/>
       </w:pPr>
       <w:r>
@@ -22722,7 +22722,7 @@
       <w:pPr>
         <w:widowControl/>
         <w:spacing w:line="480" w:lineRule="auto" w:before="0" w:after="0"/>
-        <w:ind w:firstLine="200"/>
+        <w:ind w:firstLine="400"/>
         <w:jc w:val="both"/>
       </w:pPr>
       <w:r>
@@ -22772,7 +22772,7 @@
       <w:pPr>
         <w:widowControl/>
         <w:spacing w:line="480" w:lineRule="auto" w:before="0" w:after="0"/>
-        <w:ind w:firstLine="200"/>
+        <w:ind w:firstLine="400"/>
         <w:jc w:val="both"/>
       </w:pPr>
       <w:r>
@@ -22822,7 +22822,7 @@
       <w:pPr>
         <w:widowControl/>
         <w:spacing w:line="480" w:lineRule="auto" w:before="0" w:after="0"/>
-        <w:ind w:firstLine="200"/>
+        <w:ind w:firstLine="400"/>
         <w:jc w:val="both"/>
       </w:pPr>
       <w:r>
@@ -22889,7 +22889,7 @@
       <w:pPr>
         <w:widowControl/>
         <w:spacing w:line="480" w:lineRule="auto" w:before="0" w:after="0"/>
-        <w:ind w:firstLine="200"/>
+        <w:ind w:firstLine="400"/>
         <w:jc w:val="both"/>
       </w:pPr>
       <w:r>
@@ -22939,7 +22939,7 @@
       <w:pPr>
         <w:widowControl/>
         <w:spacing w:line="480" w:lineRule="auto" w:before="0" w:after="0"/>
-        <w:ind w:firstLine="200"/>
+        <w:ind w:firstLine="400"/>
         <w:jc w:val="both"/>
       </w:pPr>
       <w:r>
@@ -22989,7 +22989,7 @@
       <w:pPr>
         <w:widowControl/>
         <w:spacing w:line="480" w:lineRule="auto" w:before="0" w:after="0"/>
-        <w:ind w:firstLine="200"/>
+        <w:ind w:firstLine="400"/>
         <w:jc w:val="both"/>
       </w:pPr>
       <w:r>

--- a/졸업논문_초안v1.docx
+++ b/졸업논문_초안v1.docx
@@ -17443,6 +17443,132 @@
     </w:p>
     <w:p>
       <w:pPr>
+        <w:widowControl/>
+        <w:spacing w:line="480" w:lineRule="auto" w:before="0" w:after="0"/>
+        <w:ind w:firstLine="400"/>
+        <w:jc w:val="both"/>
+      </w:pPr>
+      <w:r>
+        <w:rPr>
+          <w:rFonts w:ascii="바탕" w:hAnsi="바탕" w:eastAsia="바탕"/>
+          <w:b w:val="0"/>
+          <w:i w:val="0"/>
+          <w:sz w:val="20"/>
+        </w:rPr>
+        <w:t xml:space="preserve">그림 5가 그 결과다. 화살표는 </w:t>
+      </w:r>
+      <w:r>
+        <w:rPr>
+          <w:rFonts w:ascii="바탕" w:hAnsi="바탕" w:eastAsia="바탕"/>
+          <w:b/>
+          <w:i w:val="0"/>
+          <w:sz w:val="20"/>
+        </w:rPr>
+        <w:t>같은 λ·같은 예산·같은 시드에서 비용을 켜는 시점만 바꿨을 때</w:t>
+      </w:r>
+      <w:r>
+        <w:rPr>
+          <w:rFonts w:ascii="바탕" w:hAnsi="바탕" w:eastAsia="바탕"/>
+          <w:b w:val="0"/>
+          <w:i w:val="0"/>
+          <w:sz w:val="20"/>
+        </w:rPr>
+        <w:t>의 변화다. 아홉 조건 모두 도달률이 올라갔고, 내려간 조건은 하나도 없다.</w:t>
+      </w:r>
+    </w:p>
+    <w:p>
+      <w:pPr>
+        <w:keepNext/>
+        <w:spacing w:line="240" w:lineRule="auto" w:before="160"/>
+        <w:jc w:val="center"/>
+      </w:pPr>
+      <w:r>
+        <w:drawing>
+          <wp:inline xmlns:a="http://schemas.openxmlformats.org/drawingml/2006/main" xmlns:pic="http://schemas.openxmlformats.org/drawingml/2006/picture">
+            <wp:extent cx="5760000" cy="2462242"/>
+            <wp:docPr id="5" name="Picture 5"/>
+            <wp:cNvGraphicFramePr>
+              <a:graphicFrameLocks noChangeAspect="1"/>
+            </wp:cNvGraphicFramePr>
+            <a:graphic>
+              <a:graphicData uri="http://schemas.openxmlformats.org/drawingml/2006/picture">
+                <pic:pic>
+                  <pic:nvPicPr>
+                    <pic:cNvPr id="0" name="fig_causal_warmup_vs_from_start.png"/>
+                    <pic:cNvPicPr/>
+                  </pic:nvPicPr>
+                  <pic:blipFill>
+                    <a:blip r:embed="rId14"/>
+                    <a:stretch>
+                      <a:fillRect/>
+                    </a:stretch>
+                  </pic:blipFill>
+                  <pic:spPr>
+                    <a:xfrm>
+                      <a:off x="0" y="0"/>
+                      <a:ext cx="5760000" cy="2462242"/>
+                    </a:xfrm>
+                    <a:prstGeom prst="rect"/>
+                  </pic:spPr>
+                </pic:pic>
+              </a:graphicData>
+            </a:graphic>
+          </wp:inline>
+        </w:drawing>
+      </w:r>
+    </w:p>
+    <w:p>
+      <w:pPr>
+        <w:keepNext/>
+        <w:widowControl/>
+        <w:spacing w:line="276" w:lineRule="auto" w:before="80" w:after="40"/>
+        <w:jc w:val="center"/>
+      </w:pPr>
+      <w:r>
+        <w:rPr>
+          <w:rFonts w:ascii="맑은 고딕" w:hAnsi="맑은 고딕" w:eastAsia="맑은 고딕"/>
+          <w:b/>
+          <w:i w:val="0"/>
+          <w:sz w:val="19"/>
+        </w:rPr>
+        <w:t>그림 5. 비용을 켜는 시점만 바꾸면 결과가 달라진다 — 무행동 붕괴는 탐험 실패다 (MountainCar-v0)</w:t>
+      </w:r>
+    </w:p>
+    <w:p>
+      <w:pPr>
+        <w:widowControl/>
+        <w:spacing w:line="276" w:lineRule="auto" w:before="0" w:after="80"/>
+        <w:jc w:val="center"/>
+      </w:pPr>
+      <w:r>
+        <w:rPr>
+          <w:rFonts w:ascii="맑은 고딕" w:hAnsi="맑은 고딕" w:eastAsia="맑은 고딕"/>
+          <w:b w:val="0"/>
+          <w:i/>
+          <w:sz w:val="18"/>
+        </w:rPr>
+        <w:t>Fig. 5. Only the moment the cost is switched on differs: the collapse to inaction is an exploration failure, not an optimum (MountainCar-v0)</w:t>
+      </w:r>
+    </w:p>
+    <w:p>
+      <w:pPr>
+        <w:widowControl/>
+        <w:spacing w:line="276" w:lineRule="auto" w:before="0" w:after="160"/>
+        <w:jc w:val="center"/>
+      </w:pPr>
+      <w:r>
+        <w:rPr>
+          <w:rFonts w:ascii="맑은 고딕" w:hAnsi="맑은 고딕" w:eastAsia="맑은 고딕"/>
+          <w:b w:val="0"/>
+          <w:i w:val="0"/>
+          <w:color w:val="555555"/>
+          <w:sz w:val="17"/>
+        </w:rPr>
+        <w:t>빈 점은 처음부터 비용을 문 조건, 채운 점은 예산의 앞 절반을 비용 없이 학습시킨 조건이며 화살표는 그 변화다. 두 조건은 환경 스텝 예산·시드·평가 방식이 모두 같고 **학습 중 보상 신호만** 다르다. 평가는 양쪽 모두 진짜 λ로 한다 — 성적표는 언제나 비용이 있는 세상에서 매긴다. 비교 9건 중 5건이 '탐험 실패'로 판정됐고, '무행동이 최적'을 지지하는 조건은 하나도 없었다.</w:t>
+      </w:r>
+    </w:p>
+    <w:p>
+      <w:pPr>
         <w:keepNext/>
         <w:widowControl/>
         <w:spacing w:line="276" w:lineRule="auto" w:before="200" w:after="40"/>
@@ -20401,7 +20527,7 @@
           <w:i w:val="0"/>
           <w:sz w:val="20"/>
         </w:rPr>
-        <w:t xml:space="preserve">이다. 그림 5는 λ=0에서 예산을 3.3배로 늘리고 탐험과 신경망까지 바꿔 가며 그린 학습 곡선이다. 세 조건 모두 30만 스텝 부근에서 오르기를 멈추고, 남은 70만 스텝 동안 규칙 선 아래에서 오르내릴 뿐이다. </w:t>
+        <w:t xml:space="preserve">이다. 그림 6은 λ=0에서 예산을 3.3배로 늘리고 탐험과 신경망까지 바꿔 가며 그린 학습 곡선이다. 세 조건 모두 30만 스텝 부근에서 오르기를 멈추고, 남은 70만 스텝 동안 규칙 선 아래에서 오르내릴 뿐이다. </w:t>
       </w:r>
       <w:r>
         <w:rPr>
@@ -20423,7 +20549,7 @@
         <w:drawing>
           <wp:inline xmlns:a="http://schemas.openxmlformats.org/drawingml/2006/main" xmlns:pic="http://schemas.openxmlformats.org/drawingml/2006/picture">
             <wp:extent cx="5760000" cy="3185096"/>
-            <wp:docPr id="5" name="Picture 5"/>
+            <wp:docPr id="6" name="Picture 6"/>
             <wp:cNvGraphicFramePr>
               <a:graphicFrameLocks noChangeAspect="1"/>
             </wp:cNvGraphicFramePr>
@@ -20431,11 +20557,11 @@
               <a:graphicData uri="http://schemas.openxmlformats.org/drawingml/2006/picture">
                 <pic:pic>
                   <pic:nvPicPr>
-                    <pic:cNvPr id="0" name="fig5_fairness_curves_MountainCar-v0.png"/>
+                    <pic:cNvPr id="0" name="fig_fair_fairness_curves_MountainCar-v0.png"/>
                     <pic:cNvPicPr/>
                   </pic:nvPicPr>
                   <pic:blipFill>
-                    <a:blip r:embed="rId14"/>
+                    <a:blip r:embed="rId15"/>
                     <a:stretch>
                       <a:fillRect/>
                     </a:stretch>
@@ -20468,7 +20594,7 @@
           <w:i w:val="0"/>
           <w:sz w:val="19"/>
         </w:rPr>
-        <w:t>그림 5. 예산을 늘려도 학습 곡선은 규칙 아래에서 평평해진다 (MountainCar-v0, λ=0)</w:t>
+        <w:t>그림 6. 예산을 늘려도 학습 곡선은 규칙 아래에서 평평해진다 (MountainCar-v0, λ=0)</w:t>
       </w:r>
     </w:p>
     <w:p>
@@ -20484,7 +20610,7 @@
           <w:i/>
           <w:sz w:val="18"/>
         </w:rPr>
-        <w:t>Fig. 5. Learning curves flatten below the rule even with a larger budget (MountainCar-v0, λ = 0)</w:t>
+        <w:t>Fig. 6. Learning curves flatten below the rule even with a larger budget (MountainCar-v0, λ = 0)</w:t>
       </w:r>
     </w:p>
     <w:p>

--- a/졸업논문_초안v1.docx
+++ b/졸업논문_초안v1.docx
@@ -19218,6 +19218,290 @@
       <w:pPr>
         <w:keepNext/>
         <w:widowControl/>
+        <w:spacing w:line="312" w:lineRule="auto" w:before="160" w:after="60"/>
+        <w:jc w:val="left"/>
+      </w:pPr>
+      <w:r>
+        <w:rPr>
+          <w:rFonts w:ascii="맑은 고딕" w:hAnsi="맑은 고딕" w:eastAsia="맑은 고딕"/>
+          <w:b/>
+          <w:i w:val="0"/>
+          <w:sz w:val="20"/>
+        </w:rPr>
+        <w:t>4.5 행동을 아낀 만큼 무엇을 얻었는가</w:t>
+      </w:r>
+    </w:p>
+    <w:p>
+      <w:pPr>
+        <w:widowControl/>
+        <w:spacing w:line="480" w:lineRule="auto" w:before="0" w:after="0"/>
+        <w:ind w:firstLine="400"/>
+        <w:jc w:val="both"/>
+      </w:pPr>
+      <w:r>
+        <w:rPr>
+          <w:rFonts w:ascii="바탕" w:hAnsi="바탕" w:eastAsia="바탕"/>
+          <w:b w:val="0"/>
+          <w:i w:val="0"/>
+          <w:sz w:val="20"/>
+        </w:rPr>
+        <w:t xml:space="preserve">앞의 지도는 비용까지 반영한 점수 r′만 보여 준다. 그래서 </w:t>
+      </w:r>
+      <w:r>
+        <w:rPr>
+          <w:rFonts w:ascii="바탕" w:hAnsi="바탕" w:eastAsia="바탕"/>
+          <w:b/>
+          <w:i w:val="0"/>
+          <w:sz w:val="20"/>
+        </w:rPr>
+        <w:t>행동을 줄여서 이긴 것</w:t>
+      </w:r>
+      <w:r>
+        <w:rPr>
+          <w:rFonts w:ascii="바탕" w:hAnsi="바탕" w:eastAsia="바탕"/>
+          <w:b w:val="0"/>
+          <w:i w:val="0"/>
+          <w:sz w:val="20"/>
+        </w:rPr>
+        <w:t xml:space="preserve">과 </w:t>
+      </w:r>
+      <w:r>
+        <w:rPr>
+          <w:rFonts w:ascii="바탕" w:hAnsi="바탕" w:eastAsia="바탕"/>
+          <w:b/>
+          <w:i w:val="0"/>
+          <w:sz w:val="20"/>
+        </w:rPr>
+        <w:t>그냥 잘해서 이긴 것</w:t>
+      </w:r>
+      <w:r>
+        <w:rPr>
+          <w:rFonts w:ascii="바탕" w:hAnsi="바탕" w:eastAsia="바탕"/>
+          <w:b w:val="0"/>
+          <w:i w:val="0"/>
+          <w:sz w:val="20"/>
+        </w:rPr>
+        <w:t xml:space="preserve">이 구분되지 않는다. 가로를 행동 횟수, 세로를 </w:t>
+      </w:r>
+      <w:r>
+        <w:rPr>
+          <w:rFonts w:ascii="바탕" w:hAnsi="바탕" w:eastAsia="바탕"/>
+          <w:b/>
+          <w:i w:val="0"/>
+          <w:sz w:val="20"/>
+        </w:rPr>
+        <w:t>비용 빼기 전</w:t>
+      </w:r>
+      <w:r>
+        <w:rPr>
+          <w:rFonts w:ascii="바탕" w:hAnsi="바탕" w:eastAsia="바탕"/>
+          <w:b w:val="0"/>
+          <w:i w:val="0"/>
+          <w:sz w:val="20"/>
+        </w:rPr>
+        <w:t xml:space="preserve"> 원보상 r로 놓으면 그 둘이 갈라진다. 왼쪽 위로 갈수록 좋다 — 적게 움직이고 많이 받는 쪽이다.</w:t>
+      </w:r>
+    </w:p>
+    <w:p>
+      <w:pPr>
+        <w:keepNext/>
+        <w:spacing w:line="240" w:lineRule="auto" w:before="160"/>
+        <w:jc w:val="center"/>
+      </w:pPr>
+      <w:r>
+        <w:drawing>
+          <wp:inline xmlns:a="http://schemas.openxmlformats.org/drawingml/2006/main" xmlns:pic="http://schemas.openxmlformats.org/drawingml/2006/picture">
+            <wp:extent cx="5400000" cy="2614695"/>
+            <wp:docPr id="6" name="Picture 6"/>
+            <wp:cNvGraphicFramePr>
+              <a:graphicFrameLocks noChangeAspect="1"/>
+            </wp:cNvGraphicFramePr>
+            <a:graphic>
+              <a:graphicData uri="http://schemas.openxmlformats.org/drawingml/2006/picture">
+                <pic:pic>
+                  <pic:nvPicPr>
+                    <pic:cNvPr id="0" name="fig_tradeoff_actions_vs_return.png"/>
+                    <pic:cNvPicPr/>
+                  </pic:nvPicPr>
+                  <pic:blipFill>
+                    <a:blip r:embed="rId15"/>
+                    <a:stretch>
+                      <a:fillRect/>
+                    </a:stretch>
+                  </pic:blipFill>
+                  <pic:spPr>
+                    <a:xfrm>
+                      <a:off x="0" y="0"/>
+                      <a:ext cx="5400000" cy="2614695"/>
+                    </a:xfrm>
+                    <a:prstGeom prst="rect"/>
+                  </pic:spPr>
+                </pic:pic>
+              </a:graphicData>
+            </a:graphic>
+          </wp:inline>
+        </w:drawing>
+      </w:r>
+    </w:p>
+    <w:p>
+      <w:pPr>
+        <w:keepNext/>
+        <w:widowControl/>
+        <w:spacing w:line="276" w:lineRule="auto" w:before="80" w:after="40"/>
+        <w:jc w:val="center"/>
+      </w:pPr>
+      <w:r>
+        <w:rPr>
+          <w:rFonts w:ascii="맑은 고딕" w:hAnsi="맑은 고딕" w:eastAsia="맑은 고딕"/>
+          <w:b/>
+          <w:i w:val="0"/>
+          <w:sz w:val="19"/>
+        </w:rPr>
+        <w:t>그림 6. 행동을 아낀 만큼 무엇을 얻었는가 — 행동 횟수와 원보상의 상충</w:t>
+      </w:r>
+    </w:p>
+    <w:p>
+      <w:pPr>
+        <w:widowControl/>
+        <w:spacing w:line="276" w:lineRule="auto" w:before="0" w:after="80"/>
+        <w:jc w:val="center"/>
+      </w:pPr>
+      <w:r>
+        <w:rPr>
+          <w:rFonts w:ascii="맑은 고딕" w:hAnsi="맑은 고딕" w:eastAsia="맑은 고딕"/>
+          <w:b w:val="0"/>
+          <w:i/>
+          <w:sz w:val="18"/>
+        </w:rPr>
+        <w:t>Fig. 6. What the saved actions buy: episode actions versus raw return (before cost)</w:t>
+      </w:r>
+    </w:p>
+    <w:p>
+      <w:pPr>
+        <w:widowControl/>
+        <w:spacing w:line="276" w:lineRule="auto" w:before="0" w:after="160"/>
+        <w:jc w:val="center"/>
+      </w:pPr>
+      <w:r>
+        <w:rPr>
+          <w:rFonts w:ascii="맑은 고딕" w:hAnsi="맑은 고딕" w:eastAsia="맑은 고딕"/>
+          <w:b w:val="0"/>
+          <w:i w:val="0"/>
+          <w:color w:val="555555"/>
+          <w:sz w:val="17"/>
+        </w:rPr>
+        <w:t>세로축은 **비용을 빼기 전** 원보상이라 '행동을 줄여서 이긴 것'과 '그냥 잘해서 이긴 것'이 구분된다. 선은 λ를 0부터 키우며 이은 것이고 양 끝에 λ를 적었다. 왼쪽 위로 갈수록 좋다. 옅은 붉은 영역은 **기준 규칙보다 행동은 더 쓰고 보상은 더 적은** 자리다 — 그 안에 있으면 어떤 λ에서도 기준 규칙을 이길 수 없다. 이 축에서 같은 비용 반영 점수 r′를 주는 점들은 기울기 λ의 직선을 이룬다.</w:t>
+      </w:r>
+    </w:p>
+    <w:p>
+      <w:pPr>
+        <w:widowControl/>
+        <w:spacing w:line="480" w:lineRule="auto" w:before="0" w:after="0"/>
+        <w:ind w:firstLine="400"/>
+        <w:jc w:val="both"/>
+      </w:pPr>
+      <w:r>
+        <w:rPr>
+          <w:rFonts w:ascii="바탕" w:hAnsi="바탕" w:eastAsia="바탕"/>
+          <w:b/>
+          <w:i w:val="0"/>
+          <w:sz w:val="20"/>
+        </w:rPr>
+        <w:t>MountainCar-v0</w:t>
+      </w:r>
+      <w:r>
+        <w:rPr>
+          <w:rFonts w:ascii="바탕" w:hAnsi="바탕" w:eastAsia="바탕"/>
+          <w:b w:val="0"/>
+          <w:i w:val="0"/>
+          <w:sz w:val="20"/>
+        </w:rPr>
+        <w:t xml:space="preserve">에서는 어떤 계열도 pump 규칙(119회 · -119점)보다 </w:t>
+      </w:r>
+      <w:r>
+        <w:rPr>
+          <w:rFonts w:ascii="바탕" w:hAnsi="바탕" w:eastAsia="바탕"/>
+          <w:b/>
+          <w:i w:val="0"/>
+          <w:sz w:val="20"/>
+        </w:rPr>
+        <w:t>행동은 적게 쓰면서 보상은 더 받는</w:t>
+      </w:r>
+      <w:r>
+        <w:rPr>
+          <w:rFonts w:ascii="바탕" w:hAnsi="바탕" w:eastAsia="바탕"/>
+          <w:b w:val="0"/>
+          <w:i w:val="0"/>
+          <w:sz w:val="20"/>
+        </w:rPr>
+        <w:t xml:space="preserve"> 지점에 닿지 못했다. 그림에서 모든 궤적이 규칙 아래에 있다 — 비용을 어떻게 매기든 이 규칙을 이길 수 없다는 뜻이다.</w:t>
+      </w:r>
+    </w:p>
+    <w:p>
+      <w:pPr>
+        <w:widowControl/>
+        <w:spacing w:line="480" w:lineRule="auto" w:before="0" w:after="0"/>
+        <w:ind w:firstLine="400"/>
+        <w:jc w:val="both"/>
+      </w:pPr>
+      <w:r>
+        <w:rPr>
+          <w:rFonts w:ascii="바탕" w:hAnsi="바탕" w:eastAsia="바탕"/>
+          <w:b/>
+          <w:i w:val="0"/>
+          <w:sz w:val="20"/>
+        </w:rPr>
+        <w:t>LunarLander-v3</w:t>
+      </w:r>
+      <w:r>
+        <w:rPr>
+          <w:rFonts w:ascii="바탕" w:hAnsi="바탕" w:eastAsia="바탕"/>
+          <w:b w:val="0"/>
+          <w:i w:val="0"/>
+          <w:sz w:val="20"/>
+        </w:rPr>
+        <w:t xml:space="preserve">에서는 Lazy-MDP가 λ=0.3에서 151회 · 193점에 닿는다. 임계값 규칙(튜닝)(162회 · 162점)보다 </w:t>
+      </w:r>
+      <w:r>
+        <w:rPr>
+          <w:rFonts w:ascii="바탕" w:hAnsi="바탕" w:eastAsia="바탕"/>
+          <w:b/>
+          <w:i w:val="0"/>
+          <w:sz w:val="20"/>
+        </w:rPr>
+        <w:t>행동은 12회 적게 쓰면서 보상은 31점 더 받는다.</w:t>
+      </w:r>
+      <w:r>
+        <w:rPr>
+          <w:rFonts w:ascii="바탕" w:hAnsi="바탕" w:eastAsia="바탕"/>
+          <w:b w:val="0"/>
+          <w:i w:val="0"/>
+          <w:sz w:val="20"/>
+        </w:rPr>
+        <w:t xml:space="preserve"> 학습이 규칙을 이긴 것이 '행동을 줄여서'가 아니라 '같은 행동으로 더 잘해서'라는 뜻이다.</w:t>
+      </w:r>
+    </w:p>
+    <w:p>
+      <w:pPr>
+        <w:widowControl/>
+        <w:spacing w:line="480" w:lineRule="auto" w:before="0" w:after="0"/>
+        <w:ind w:firstLine="400"/>
+        <w:jc w:val="both"/>
+      </w:pPr>
+      <w:r>
+        <w:rPr>
+          <w:rFonts w:ascii="바탕" w:hAnsi="바탕" w:eastAsia="바탕"/>
+          <w:b w:val="0"/>
+          <w:i w:val="0"/>
+          <w:sz w:val="20"/>
+        </w:rPr>
+        <w:t>이 축에서 같은 r′를 주는 점들은 기울기 λ인 직선을 이룬다. 그래서 독자는 직선을 기울여 보며 '비용이 이만큼일 때 누가 이기는가'를 직접 읽을 수 있다. λ*는 그 직선이 규칙을 지나면서 학습 궤적을 처음으로 완전히 아래에 두는 기울기다.</w:t>
+      </w:r>
+    </w:p>
+    <w:p>
+      <w:pPr>
+        <w:keepNext/>
+        <w:widowControl/>
         <w:spacing w:line="312" w:lineRule="auto" w:before="200" w:after="80"/>
         <w:jc w:val="left"/>
       </w:pPr>
@@ -20527,7 +20811,7 @@
           <w:i w:val="0"/>
           <w:sz w:val="20"/>
         </w:rPr>
-        <w:t xml:space="preserve">이다. 그림 6은 λ=0에서 예산을 3.3배로 늘리고 탐험과 신경망까지 바꿔 가며 그린 학습 곡선이다. 세 조건 모두 30만 스텝 부근에서 오르기를 멈추고, 남은 70만 스텝 동안 규칙 선 아래에서 오르내릴 뿐이다. </w:t>
+        <w:t xml:space="preserve">이다. 그림 7은 λ=0에서 예산을 3.3배로 늘리고 탐험과 신경망까지 바꿔 가며 그린 학습 곡선이다. 세 조건 모두 30만 스텝 부근에서 오르기를 멈추고, 남은 70만 스텝 동안 규칙 선 아래에서 오르내릴 뿐이다. </w:t>
       </w:r>
       <w:r>
         <w:rPr>
@@ -20549,7 +20833,7 @@
         <w:drawing>
           <wp:inline xmlns:a="http://schemas.openxmlformats.org/drawingml/2006/main" xmlns:pic="http://schemas.openxmlformats.org/drawingml/2006/picture">
             <wp:extent cx="5760000" cy="3185096"/>
-            <wp:docPr id="6" name="Picture 6"/>
+            <wp:docPr id="7" name="Picture 7"/>
             <wp:cNvGraphicFramePr>
               <a:graphicFrameLocks noChangeAspect="1"/>
             </wp:cNvGraphicFramePr>
@@ -20561,7 +20845,7 @@
                     <pic:cNvPicPr/>
                   </pic:nvPicPr>
                   <pic:blipFill>
-                    <a:blip r:embed="rId15"/>
+                    <a:blip r:embed="rId16"/>
                     <a:stretch>
                       <a:fillRect/>
                     </a:stretch>
@@ -20594,7 +20878,7 @@
           <w:i w:val="0"/>
           <w:sz w:val="19"/>
         </w:rPr>
-        <w:t>그림 6. 예산을 늘려도 학습 곡선은 규칙 아래에서 평평해진다 (MountainCar-v0, λ=0)</w:t>
+        <w:t>그림 7. 예산을 늘려도 학습 곡선은 규칙 아래에서 평평해진다 (MountainCar-v0, λ=0)</w:t>
       </w:r>
     </w:p>
     <w:p>
@@ -20610,7 +20894,7 @@
           <w:i/>
           <w:sz w:val="18"/>
         </w:rPr>
-        <w:t>Fig. 6. Learning curves flatten below the rule even with a larger budget (MountainCar-v0, λ = 0)</w:t>
+        <w:t>Fig. 7. Learning curves flatten below the rule even with a larger budget (MountainCar-v0, λ = 0)</w:t>
       </w:r>
     </w:p>
     <w:p>

--- a/졸업논문_초안v1.docx
+++ b/졸업논문_초안v1.docx
@@ -21707,6 +21707,59 @@
           <w:sz w:val="20"/>
         </w:rPr>
         <w:t>이었다. 보상이 희소하고 이미 좋은 규칙이 있는 환경에서는 비용이 없을 때조차 학습이 규칙을 넘어서지 못했고, 보상이 조밀한 환경에서는 학습이 이기되 방법에 따라 이기는 구간이 크게 달랐다.</w:t>
+      </w:r>
+    </w:p>
+    <w:p>
+      <w:pPr>
+        <w:widowControl/>
+        <w:spacing w:line="480" w:lineRule="auto" w:before="0" w:after="0"/>
+        <w:ind w:firstLine="400"/>
+        <w:jc w:val="both"/>
+      </w:pPr>
+      <w:r>
+        <w:rPr>
+          <w:rFonts w:ascii="바탕" w:hAnsi="바탕" w:eastAsia="바탕"/>
+          <w:b w:val="0"/>
+          <w:i w:val="0"/>
+          <w:sz w:val="20"/>
+        </w:rPr>
+        <w:t xml:space="preserve">여기에 하나 더 갈라 두어야 할 것이 있다. 학습이 이겼을 때 그것이 </w:t>
+      </w:r>
+      <w:r>
+        <w:rPr>
+          <w:rFonts w:ascii="바탕" w:hAnsi="바탕" w:eastAsia="바탕"/>
+          <w:b/>
+          <w:i w:val="0"/>
+          <w:sz w:val="20"/>
+        </w:rPr>
+        <w:t>행동을 줄여서 이긴 것인지, 같은 행동으로 더 잘해서 이긴 것인지</w:t>
+      </w:r>
+      <w:r>
+        <w:rPr>
+          <w:rFonts w:ascii="바탕" w:hAnsi="바탕" w:eastAsia="바탕"/>
+          <w:b w:val="0"/>
+          <w:i w:val="0"/>
+          <w:sz w:val="20"/>
+        </w:rPr>
+        <w:t xml:space="preserve">는 비용 반영 점수 r′만으로는 알 수 없다. 비용을 빼기 전 원보상과 행동 횟수를 함께 놓고 보면(그림 6) 답이 갈린다 — LunarLander에서 학습은 규칙보다 </w:t>
+      </w:r>
+      <w:r>
+        <w:rPr>
+          <w:rFonts w:ascii="바탕" w:hAnsi="바탕" w:eastAsia="바탕"/>
+          <w:b/>
+          <w:i w:val="0"/>
+          <w:sz w:val="20"/>
+        </w:rPr>
+        <w:t>행동을 덜 쓰면서 보상은 더 받는</w:t>
+      </w:r>
+      <w:r>
+        <w:rPr>
+          <w:rFonts w:ascii="바탕" w:hAnsi="바탕" w:eastAsia="바탕"/>
+          <w:b w:val="0"/>
+          <w:i w:val="0"/>
+          <w:sz w:val="20"/>
+        </w:rPr>
+        <w:t xml:space="preserve"> 지점에 닿는다. 아껴서 이긴 것이 아니라 더 잘해서 이긴 것이다. 반대로 MountainCar에서는 어떤 계열도 그런 지점에 닿지 못했고, 규칙이 모든 학습 궤적 위에 홀로 있었다.</w:t>
       </w:r>
     </w:p>
     <w:p>

--- a/졸업논문_초안v1.docx
+++ b/졸업논문_초안v1.docx
@@ -6068,7 +6068,7 @@
                 <w:i w:val="0"/>
                 <w:sz w:val="18"/>
               </w:rPr>
-              <w:t>7</w:t>
+              <w:t>10</w:t>
             </w:r>
           </w:p>
         </w:tc>
@@ -6220,7 +6220,7 @@
                 <w:i w:val="0"/>
                 <w:sz w:val="18"/>
               </w:rPr>
-              <w:t>6</w:t>
+              <w:t>9</w:t>
             </w:r>
           </w:p>
         </w:tc>
@@ -6365,7 +6365,7 @@
                 <w:i w:val="0"/>
                 <w:sz w:val="18"/>
               </w:rPr>
-              <w:t>6</w:t>
+              <w:t>9</w:t>
             </w:r>
           </w:p>
         </w:tc>

--- a/졸업논문_초안v1.docx
+++ b/졸업논문_초안v1.docx
@@ -11898,7 +11898,7 @@
           <w:i w:val="0"/>
           <w:sz w:val="20"/>
         </w:rPr>
-        <w:t xml:space="preserve">보상이 조밀한 제어 문제다. 매 스텝 자세·속도·연료에 대한 신호가 들어오고, 표준 DQN이 정상적으로 학습된다. 고정 규칙은 처음 손으로 짠 계수로는 점수가 낮았지만(36), 계수를 다시 고르자 162까지 올라 학습에 근접한다(Ⅲ장 6.2절의 기준선 감사). 표에는 두 규칙을 함께 실어 그 차이를 보인다. 조건당 환경 200,000스텝, 학습 계열은 λ 12개(격자 12개 중) · 시드 6~10개까지 완료된 집계다. </w:t>
+        <w:t xml:space="preserve">보상이 조밀한 제어 문제다. 매 스텝 자세·속도·연료에 대한 신호가 들어오고, 표준 DQN이 정상적으로 학습된다. 고정 규칙은 처음 손으로 짠 계수로는 점수가 낮았지만(36), 계수를 다시 고르자 162까지 올라 학습에 근접한다(Ⅲ장 6.2절의 기준선 감사). 표에는 두 규칙을 함께 실어 그 차이를 보인다. 조건당 환경 200,000스텝, 학습 계열은 λ 12개(격자 12개 중) · 시드 9~10개까지 완료된 집계다. </w:t>
       </w:r>
       <w:r>
         <w:rPr>
@@ -13055,7 +13055,7 @@
                 <w:i w:val="0"/>
                 <w:sz w:val="18"/>
               </w:rPr>
-              <w:t>-52 [-127, -7]</w:t>
+              <w:t>-33 [-93, -14]</w:t>
             </w:r>
           </w:p>
         </w:tc>
@@ -13075,7 +13075,7 @@
                 <w:i w:val="0"/>
                 <w:sz w:val="18"/>
               </w:rPr>
-              <w:t>-18 [-41, 8]</w:t>
+              <w:t>-26 [-68, 2]</w:t>
             </w:r>
           </w:p>
         </w:tc>
@@ -13095,7 +13095,7 @@
                 <w:i w:val="0"/>
                 <w:sz w:val="18"/>
               </w:rPr>
-              <w:t>-1 [-24, 45]</w:t>
+              <w:t>3 [-23, 29]</w:t>
             </w:r>
           </w:p>
         </w:tc>
@@ -13345,7 +13345,7 @@
                 <w:i w:val="0"/>
                 <w:sz w:val="18"/>
               </w:rPr>
-              <w:t>-132 [-159, -106]</w:t>
+              <w:t>-150 [-200, -119]</w:t>
             </w:r>
           </w:p>
         </w:tc>
@@ -13365,7 +13365,7 @@
                 <w:i w:val="0"/>
                 <w:sz w:val="18"/>
               </w:rPr>
-              <w:t>-202 [-293, -133]</w:t>
+              <w:t>-200 [-327, -126]</w:t>
             </w:r>
           </w:p>
         </w:tc>
@@ -13385,7 +13385,7 @@
                 <w:i w:val="0"/>
                 <w:sz w:val="18"/>
               </w:rPr>
-              <w:t>-51 [-94, -12]</w:t>
+              <w:t>-56 [-82, -25]</w:t>
             </w:r>
           </w:p>
         </w:tc>
@@ -13490,7 +13490,7 @@
                 <w:i w:val="0"/>
                 <w:sz w:val="18"/>
               </w:rPr>
-              <w:t>-153 [-306, -113]</w:t>
+              <w:t>-146 [-232, -111]</w:t>
             </w:r>
           </w:p>
         </w:tc>
@@ -13510,7 +13510,7 @@
                 <w:i w:val="0"/>
                 <w:sz w:val="18"/>
               </w:rPr>
-              <w:t>-138 [-298, -101]</w:t>
+              <w:t>-145 [-303, -111]</w:t>
             </w:r>
           </w:p>
         </w:tc>
@@ -13530,7 +13530,7 @@
                 <w:i w:val="0"/>
                 <w:sz w:val="18"/>
               </w:rPr>
-              <w:t>-85 [-104, -59]</w:t>
+              <w:t>-95 [-108, -73]</w:t>
             </w:r>
           </w:p>
         </w:tc>
@@ -13780,7 +13780,7 @@
                 <w:i w:val="0"/>
                 <w:sz w:val="18"/>
               </w:rPr>
-              <w:t>-258 [-438, -158]</w:t>
+              <w:t>-259 [-380, -170]</w:t>
             </w:r>
           </w:p>
         </w:tc>
@@ -13800,7 +13800,7 @@
                 <w:i w:val="0"/>
                 <w:sz w:val="18"/>
               </w:rPr>
-              <w:t>-169 [-246, -129]</w:t>
+              <w:t>-147 [-205, -126]</w:t>
             </w:r>
           </w:p>
         </w:tc>
@@ -13820,7 +13820,7 @@
                 <w:i w:val="0"/>
                 <w:sz w:val="18"/>
               </w:rPr>
-              <w:t>-238 [-372, -146]</w:t>
+              <w:t>-193 [-307, -149]</w:t>
             </w:r>
           </w:p>
         </w:tc>
@@ -15416,7 +15416,7 @@
                 <w:i w:val="0"/>
                 <w:sz w:val="18"/>
               </w:rPr>
-              <w:t>183</w:t>
+              <w:t>178</w:t>
             </w:r>
           </w:p>
         </w:tc>
@@ -15437,7 +15437,7 @@
                 <w:i w:val="0"/>
                 <w:sz w:val="18"/>
               </w:rPr>
-              <w:t>170</w:t>
+              <w:t>169</w:t>
             </w:r>
           </w:p>
         </w:tc>
@@ -15458,7 +15458,7 @@
                 <w:i w:val="0"/>
                 <w:sz w:val="18"/>
               </w:rPr>
-              <w:t>121</w:t>
+              <w:t>110</w:t>
             </w:r>
           </w:p>
         </w:tc>
@@ -15762,7 +15762,7 @@
                 <w:i w:val="0"/>
                 <w:sz w:val="18"/>
               </w:rPr>
-              <w:t>152</w:t>
+              <w:t>168</w:t>
             </w:r>
           </w:p>
         </w:tc>
@@ -15783,7 +15783,7 @@
                 <w:i w:val="0"/>
                 <w:sz w:val="18"/>
               </w:rPr>
-              <w:t>177</w:t>
+              <w:t>186</w:t>
             </w:r>
           </w:p>
         </w:tc>
@@ -15804,7 +15804,7 @@
                 <w:i w:val="0"/>
                 <w:sz w:val="18"/>
               </w:rPr>
-              <w:t>96</w:t>
+              <w:t>103</w:t>
             </w:r>
           </w:p>
         </w:tc>
@@ -15935,7 +15935,7 @@
                 <w:i w:val="0"/>
                 <w:sz w:val="18"/>
               </w:rPr>
-              <w:t>133</w:t>
+              <w:t>134</w:t>
             </w:r>
           </w:p>
         </w:tc>
@@ -15956,7 +15956,7 @@
                 <w:i w:val="0"/>
                 <w:sz w:val="18"/>
               </w:rPr>
-              <w:t>121</w:t>
+              <w:t>114</w:t>
             </w:r>
           </w:p>
         </w:tc>
@@ -15977,7 +15977,7 @@
                 <w:i w:val="0"/>
                 <w:sz w:val="18"/>
               </w:rPr>
-              <w:t>71</w:t>
+              <w:t>81</w:t>
             </w:r>
           </w:p>
         </w:tc>
@@ -16281,7 +16281,7 @@
                 <w:i w:val="0"/>
                 <w:sz w:val="18"/>
               </w:rPr>
-              <w:t>105</w:t>
+              <w:t>115</w:t>
             </w:r>
           </w:p>
         </w:tc>
@@ -16302,7 +16302,7 @@
                 <w:i w:val="0"/>
                 <w:sz w:val="18"/>
               </w:rPr>
-              <w:t>57</w:t>
+              <w:t>55</w:t>
             </w:r>
           </w:p>
         </w:tc>
@@ -16323,7 +16323,7 @@
                 <w:i w:val="0"/>
                 <w:sz w:val="18"/>
               </w:rPr>
-              <w:t>96</w:t>
+              <w:t>93</w:t>
             </w:r>
           </w:p>
         </w:tc>
@@ -16589,6 +16589,76 @@
       <w:pPr>
         <w:keepNext/>
         <w:widowControl/>
+        <w:spacing w:line="312" w:lineRule="auto" w:before="200" w:after="80"/>
+        <w:jc w:val="left"/>
+      </w:pPr>
+      <w:r>
+        <w:rPr>
+          <w:rFonts w:ascii="맑은 고딕" w:hAnsi="맑은 고딕" w:eastAsia="맑은 고딕"/>
+          <w:b/>
+          <w:i w:val="0"/>
+          <w:sz w:val="22"/>
+        </w:rPr>
+        <w:t>5. 무엇이 두 환경을 갈랐나</w:t>
+      </w:r>
+    </w:p>
+    <w:p>
+      <w:pPr>
+        <w:widowControl/>
+        <w:spacing w:line="480" w:lineRule="auto" w:before="0" w:after="0"/>
+        <w:ind w:firstLine="400"/>
+        <w:jc w:val="both"/>
+      </w:pPr>
+      <w:r>
+        <w:rPr>
+          <w:rFonts w:ascii="바탕" w:hAnsi="바탕" w:eastAsia="바탕"/>
+          <w:b w:val="0"/>
+          <w:i w:val="0"/>
+          <w:sz w:val="20"/>
+        </w:rPr>
+        <w:t xml:space="preserve">앞 절은 </w:t>
+      </w:r>
+      <w:r>
+        <w:rPr>
+          <w:rFonts w:ascii="바탕" w:hAnsi="바탕" w:eastAsia="바탕"/>
+          <w:b/>
+          <w:i w:val="0"/>
+          <w:sz w:val="20"/>
+        </w:rPr>
+        <w:t>무슨 일이 일어났는지</w:t>
+      </w:r>
+      <w:r>
+        <w:rPr>
+          <w:rFonts w:ascii="바탕" w:hAnsi="바탕" w:eastAsia="바탕"/>
+          <w:b w:val="0"/>
+          <w:i w:val="0"/>
+          <w:sz w:val="20"/>
+        </w:rPr>
+        <w:t xml:space="preserve">를 보였다. 이 절은 </w:t>
+      </w:r>
+      <w:r>
+        <w:rPr>
+          <w:rFonts w:ascii="바탕" w:hAnsi="바탕" w:eastAsia="바탕"/>
+          <w:b/>
+          <w:i w:val="0"/>
+          <w:sz w:val="20"/>
+        </w:rPr>
+        <w:t>왜 그런지</w:t>
+      </w:r>
+      <w:r>
+        <w:rPr>
+          <w:rFonts w:ascii="바탕" w:hAnsi="바탕" w:eastAsia="바탕"/>
+          <w:b w:val="0"/>
+          <w:i w:val="0"/>
+          <w:sz w:val="20"/>
+        </w:rPr>
+        <w:t>를 묻는다. 보상이 희소한 환경에서 학습이 무너지는 방식을 먼저 보고(5.1), 그것이 최적해인지 탐험 실패인지를 대조 실험으로 가른 뒤(5.2), 아낀 행동으로 무엇을 얻었는지를 본다(5.3).</w:t>
+      </w:r>
+    </w:p>
+    <w:p>
+      <w:pPr>
+        <w:keepNext/>
+        <w:widowControl/>
         <w:spacing w:line="312" w:lineRule="auto" w:before="160" w:after="60"/>
         <w:jc w:val="left"/>
       </w:pPr>
@@ -16599,7 +16669,7 @@
           <w:i w:val="0"/>
           <w:sz w:val="20"/>
         </w:rPr>
-        <w:t>4.3 무행동 붕괴 — 아주 작은 비용에서 학습이 멈춘다</w:t>
+        <w:t>5.1 무행동 붕괴 — 아주 작은 비용에서 학습이 멈춘다</w:t>
       </w:r>
     </w:p>
     <w:p>
@@ -17349,7 +17419,7 @@
           <w:i w:val="0"/>
           <w:sz w:val="20"/>
         </w:rPr>
-        <w:t>4.4 무행동 붕괴는 최적해인가, 탐험 실패인가 (대조 실험)</w:t>
+        <w:t>5.2 무행동 붕괴는 최적해인가, 탐험 실패인가 (대조 실험)</w:t>
       </w:r>
     </w:p>
     <w:p>
@@ -19228,7 +19298,7 @@
           <w:i w:val="0"/>
           <w:sz w:val="20"/>
         </w:rPr>
-        <w:t>4.5 행동을 아낀 만큼 무엇을 얻었는가</w:t>
+        <w:t>5.3 행동을 아낀 만큼 무엇을 얻었는가</w:t>
       </w:r>
     </w:p>
     <w:p>
@@ -19512,7 +19582,7 @@
           <w:i w:val="0"/>
           <w:sz w:val="22"/>
         </w:rPr>
-        <w:t>5. 공정성 점검 — 비용이 없을 때 학습은 규칙 수준에 닿는가</w:t>
+        <w:t>6. 공정성 점검 — 비용이 없을 때 학습은 규칙 수준에 닿는가</w:t>
       </w:r>
     </w:p>
     <w:p>
@@ -20928,7 +20998,7 @@
           <w:i w:val="0"/>
           <w:sz w:val="22"/>
         </w:rPr>
-        <w:t>6. 기준선 감사 — 비교 상대인 규칙을 성의 있게 만들었는가</w:t>
+        <w:t>7. 기준선 감사 — 비교 상대인 규칙을 성의 있게 만들었는가</w:t>
       </w:r>
     </w:p>
     <w:p>

--- a/졸업논문_초안v1.docx
+++ b/졸업논문_초안v1.docx
@@ -555,7 +555,25 @@
           <w:i w:val="0"/>
           <w:sz w:val="20"/>
         </w:rPr>
-        <w:t>정의하고 두 가지 엄격도(신뢰구간 기준·점추정 기준)로 측정했다. 이것이 실무자가 찾는 "학습을 쓸 것인가 규칙을 쓸 것인가"의 판단선이다.</w:t>
+        <w:t xml:space="preserve">정의하고 두 가지 엄격도(신뢰구간 기준·점추정 기준)로 측정했다. 이것이 실무자가 찾는 "학습을 쓸 것인가 규칙을 쓸 것인가"의 판단선이다. 다만 λ* 하나로는 </w:t>
+      </w:r>
+      <w:r>
+        <w:rPr>
+          <w:rFonts w:ascii="바탕" w:hAnsi="바탕" w:eastAsia="바탕"/>
+          <w:b/>
+          <w:i w:val="0"/>
+          <w:sz w:val="20"/>
+        </w:rPr>
+        <w:t>이겼을 때 왜 이겼는지</w:t>
+      </w:r>
+      <w:r>
+        <w:rPr>
+          <w:rFonts w:ascii="바탕" w:hAnsi="바탕" w:eastAsia="바탕"/>
+          <w:b w:val="0"/>
+          <w:i w:val="0"/>
+          <w:sz w:val="20"/>
+        </w:rPr>
+        <w:t>를 알 수 없다. 그래서 비용을 빼기 전 원보상과 행동 횟수를 함께 놓고 "행동을 줄여서 이긴 것"과 "같은 행동으로 더 잘해서 이긴 것"을 갈라 보았다.</w:t>
       </w:r>
     </w:p>
     <w:p>
@@ -11898,7 +11916,7 @@
           <w:i w:val="0"/>
           <w:sz w:val="20"/>
         </w:rPr>
-        <w:t xml:space="preserve">보상이 조밀한 제어 문제다. 매 스텝 자세·속도·연료에 대한 신호가 들어오고, 표준 DQN이 정상적으로 학습된다. 고정 규칙은 처음 손으로 짠 계수로는 점수가 낮았지만(36), 계수를 다시 고르자 162까지 올라 학습에 근접한다(Ⅲ장 6.2절의 기준선 감사). 표에는 두 규칙을 함께 실어 그 차이를 보인다. 조건당 환경 200,000스텝, 학습 계열은 λ 12개(격자 12개 중) · 시드 9~10개까지 완료된 집계다. </w:t>
+        <w:t xml:space="preserve">보상이 조밀한 제어 문제다. 매 스텝 자세·속도·연료에 대한 신호가 들어오고, 표준 DQN이 정상적으로 학습된다. 고정 규칙은 처음 손으로 짠 계수로는 점수가 낮았지만(35.8), 계수를 다시 고르자 162.3까지 올라 학습에 근접한다(Ⅲ장 6.2절의 기준선 감사). 표에는 두 규칙을 함께 실어 그 차이를 보인다. 조건당 환경 200,000스텝, 학습 계열은 λ 12개(격자 12개 중) · 시드 9~10개까지 완료된 집계다. </w:t>
       </w:r>
       <w:r>
         <w:rPr>

--- a/졸업논문_초안v1.docx
+++ b/졸업논문_초안v1.docx
@@ -488,24 +488,7 @@
           <w:i w:val="0"/>
           <w:sz w:val="20"/>
         </w:rPr>
-        <w:t xml:space="preserve"> 성질이 다른 환경 — 보상이 희소하고 좋은 규칙이 있는 MountainCar-v0,</w:t>
-      </w:r>
-    </w:p>
-    <w:p>
-      <w:pPr>
-        <w:widowControl/>
-        <w:spacing w:line="480" w:lineRule="auto" w:before="0" w:after="0"/>
-        <w:ind w:firstLine="400"/>
-        <w:jc w:val="both"/>
-      </w:pPr>
-      <w:r>
-        <w:rPr>
-          <w:rFonts w:ascii="바탕" w:hAnsi="바탕" w:eastAsia="바탕"/>
-          <w:b w:val="0"/>
-          <w:i w:val="0"/>
-          <w:sz w:val="20"/>
-        </w:rPr>
-        <w:t>보상이 조밀한 LunarLander-v3 — 에서 λ를 격자로 훑어, 비용이 오를 때 각 계열의 성능이 어떻게 무너지는지를 신뢰구간과 함께 그린 지도를 만들었다. 그 사이에 놓이는 세 번째 환경(MinAtar Freeway)은 고정 규칙까지 측정을 마쳤고 학습 계열은 진행 중이다. [실험 대기 — 결과 나오면 확정]</w:t>
+        <w:t xml:space="preserve"> 성질이 다른 환경 — 보상이 희소하고 좋은 규칙이 있는 MountainCar-v0, 보상이 조밀한 LunarLander-v3 — 에서 λ를 격자로 훑어, 비용이 오를 때 각 계열의 성능이 어떻게 무너지는지를 신뢰구간과 함께 그린 지도를 만들었다. 그 사이에 놓이는 세 번째 환경(MinAtar Freeway)은 고정 규칙까지 측정을 마쳤고 학습 계열은 진행 중이다. [실험 대기 — 결과 나오면 확정]</w:t>
       </w:r>
     </w:p>
     <w:p>
@@ -538,24 +521,7 @@
           <w:i w:val="0"/>
           <w:sz w:val="20"/>
         </w:rPr>
-        <w:t xml:space="preserve"> "학습이 최고 고정 규칙을 더 이상 이기지 못하게 되는 가장 작은 λ"를</w:t>
-      </w:r>
-    </w:p>
-    <w:p>
-      <w:pPr>
-        <w:widowControl/>
-        <w:spacing w:line="480" w:lineRule="auto" w:before="0" w:after="0"/>
-        <w:ind w:firstLine="400"/>
-        <w:jc w:val="both"/>
-      </w:pPr>
-      <w:r>
-        <w:rPr>
-          <w:rFonts w:ascii="바탕" w:hAnsi="바탕" w:eastAsia="바탕"/>
-          <w:b w:val="0"/>
-          <w:i w:val="0"/>
-          <w:sz w:val="20"/>
-        </w:rPr>
-        <w:t xml:space="preserve">정의하고 두 가지 엄격도(신뢰구간 기준·점추정 기준)로 측정했다. 이것이 실무자가 찾는 "학습을 쓸 것인가 규칙을 쓸 것인가"의 판단선이다. 다만 λ* 하나로는 </w:t>
+        <w:t xml:space="preserve"> "학습이 최고 고정 규칙을 더 이상 이기지 못하게 되는 가장 작은 λ"를 정의하고 두 가지 엄격도(신뢰구간 기준·점추정 기준)로 측정했다. 이것이 실무자가 찾는 "학습을 쓸 것인가 규칙을 쓸 것인가"의 판단선이다. 다만 λ* 하나로는 </w:t>
       </w:r>
       <w:r>
         <w:rPr>
@@ -606,24 +572,7 @@
           <w:i w:val="0"/>
           <w:sz w:val="20"/>
         </w:rPr>
-        <w:t xml:space="preserve"> 희소 보상 환경에서는 아주 작은 비용만으로도 세 계열이</w:t>
-      </w:r>
-    </w:p>
-    <w:p>
-      <w:pPr>
-        <w:widowControl/>
-        <w:spacing w:line="480" w:lineRule="auto" w:before="0" w:after="0"/>
-        <w:ind w:firstLine="400"/>
-        <w:jc w:val="both"/>
-      </w:pPr>
-      <w:r>
-        <w:rPr>
-          <w:rFonts w:ascii="바탕" w:hAnsi="바탕" w:eastAsia="바탕"/>
-          <w:b w:val="0"/>
-          <w:i w:val="0"/>
-          <w:sz w:val="20"/>
-        </w:rPr>
-        <w:t xml:space="preserve">모두 '아무것도 하지 않기'로 굳는 현상을 관찰했다. 이것이 비용에 따른 최적해인지 탐험 실패인지를 가르기 위해, 비용을 학습 도중에 켜는 대조 조건을 두어 비교했다. </w:t>
+        <w:t xml:space="preserve"> 희소 보상 환경에서는 아주 작은 비용만으로도 세 계열이 모두 '아무것도 하지 않기'로 굳는 현상을 관찰했다. 이것이 비용에 따른 최적해인지 탐험 실패인지를 가르기 위해, 비용을 학습 도중에 켜는 대조 조건을 두어 비교했다. </w:t>
       </w:r>
       <w:r>
         <w:rPr>
@@ -674,24 +623,7 @@
           <w:i w:val="0"/>
           <w:sz w:val="20"/>
         </w:rPr>
-        <w:t xml:space="preserve"> "학습이 규칙에 진 것은 비용 때문이 아니라 학습이</w:t>
-      </w:r>
-    </w:p>
-    <w:p>
-      <w:pPr>
-        <w:widowControl/>
-        <w:spacing w:line="480" w:lineRule="auto" w:before="0" w:after="0"/>
-        <w:ind w:firstLine="400"/>
-        <w:jc w:val="both"/>
-      </w:pPr>
-      <w:r>
-        <w:rPr>
-          <w:rFonts w:ascii="바탕" w:hAnsi="바탕" w:eastAsia="바탕"/>
-          <w:b w:val="0"/>
-          <w:i w:val="0"/>
-          <w:sz w:val="20"/>
-        </w:rPr>
-        <w:t>덜 된 탓 아닌가"라는 당연한 반론을 정면으로 확인했다. 비용이 아예 없는 λ=0 조건에서 학습 예산과 탐험 설정을 바꿔 가며 다시 쟀고, 그 결과를 그대로 보고한다.</w:t>
+        <w:t xml:space="preserve"> "학습이 규칙에 진 것은 비용 때문이 아니라 학습이 덜 된 탓 아닌가"라는 당연한 반론을 정면으로 확인했다. 비용이 아예 없는 λ=0 조건에서 학습 예산과 탐험 설정을 바꿔 가며 다시 쟀고, 그 결과를 그대로 보고한다.</w:t>
       </w:r>
     </w:p>
     <w:p>
@@ -724,24 +656,7 @@
           <w:i w:val="0"/>
           <w:sz w:val="20"/>
         </w:rPr>
-        <w:t xml:space="preserve"> 반대 방향의 반론도 물었다. "학습이 이긴 것은 비교 상대가</w:t>
-      </w:r>
-    </w:p>
-    <w:p>
-      <w:pPr>
-        <w:widowControl/>
-        <w:spacing w:line="480" w:lineRule="auto" w:before="0" w:after="0"/>
-        <w:ind w:firstLine="400"/>
-        <w:jc w:val="both"/>
-      </w:pPr>
-      <w:r>
-        <w:rPr>
-          <w:rFonts w:ascii="바탕" w:hAnsi="바탕" w:eastAsia="바탕"/>
-          <w:b w:val="0"/>
-          <w:i w:val="0"/>
-          <w:sz w:val="20"/>
-        </w:rPr>
-        <w:t xml:space="preserve">약해서 아닌가?" 환경마다 기준 규칙의 계수를 다시 골라(평가에 쓰지 않는 에피소드에서) 더 나은 것이 있는지 확인했다. 한 환경에서 실제로 더 나은 계수가 나왔고, 그 결과 그 환경의 λ*가 바뀌었다. </w:t>
+        <w:t xml:space="preserve"> 반대 방향의 반론도 물었다. "학습이 이긴 것은 비교 상대가 약해서 아닌가?" 환경마다 기준 규칙의 계수를 다시 골라(평가에 쓰지 않는 에피소드에서) 더 나은 것이 있는지 확인했다. 한 환경에서 실제로 더 나은 계수가 나왔고, 그 결과 그 환경의 λ*가 바뀌었다. </w:t>
       </w:r>
       <w:r>
         <w:rPr>
@@ -3750,7 +3665,75 @@
           <w:i w:val="0"/>
           <w:sz w:val="20"/>
         </w:rPr>
-        <w:t xml:space="preserve"> — 위아래 25%를 버리고 가운데 50%만 평균 낸다.</w:t>
+        <w:t xml:space="preserve"> — 위아래 25%를 버리고 가운데 50%만 평균 낸다. 시드 몇 개가 유난히 잘되거나 못되는 강화학습 특유의 산포에 덜 흔들린다</w:t>
+      </w:r>
+    </w:p>
+    <w:p>
+      <w:pPr>
+        <w:spacing w:line="480" w:lineRule="auto" w:before="0" w:after="0"/>
+        <w:ind w:left="340" w:hanging="198"/>
+      </w:pPr>
+      <w:r>
+        <w:rPr>
+          <w:rFonts w:ascii="바탕" w:hAnsi="바탕" w:eastAsia="바탕"/>
+          <w:b w:val="0"/>
+          <w:i w:val="0"/>
+          <w:sz w:val="20"/>
+        </w:rPr>
+        <w:t xml:space="preserve">· </w:t>
+      </w:r>
+      <w:r>
+        <w:rPr>
+          <w:rFonts w:ascii="바탕" w:hAnsi="바탕" w:eastAsia="바탕"/>
+          <w:b/>
+          <w:i w:val="0"/>
+          <w:sz w:val="20"/>
+        </w:rPr>
+        <w:t>95% 계층 부트스트랩 신뢰구간</w:t>
+      </w:r>
+      <w:r>
+        <w:rPr>
+          <w:rFonts w:ascii="바탕" w:hAnsi="바탕" w:eastAsia="바탕"/>
+          <w:b w:val="0"/>
+          <w:i w:val="0"/>
+          <w:sz w:val="20"/>
+        </w:rPr>
+        <w:t>을 함께 보고한다 (</w:t>
+      </w:r>
+      <w:r>
+        <w:rPr>
+          <w:rFonts w:ascii="Consolas" w:hAnsi="Consolas" w:eastAsia="Consolas"/>
+          <w:b w:val="0"/>
+          <w:i w:val="0"/>
+          <w:sz w:val="19"/>
+        </w:rPr>
+        <w:t>rliable</w:t>
+      </w:r>
+      <w:r>
+        <w:rPr>
+          <w:rFonts w:ascii="바탕" w:hAnsi="바탕" w:eastAsia="바탕"/>
+          <w:b w:val="0"/>
+          <w:i w:val="0"/>
+          <w:sz w:val="20"/>
+        </w:rPr>
+        <w:t>). 구간이 겹치면 우열을 말하지 않는다</w:t>
+      </w:r>
+    </w:p>
+    <w:p>
+      <w:pPr>
+        <w:keepNext/>
+        <w:widowControl/>
+        <w:spacing w:line="312" w:lineRule="auto" w:before="160" w:after="60"/>
+        <w:jc w:val="left"/>
+      </w:pPr>
+      <w:r>
+        <w:rPr>
+          <w:rFonts w:ascii="맑은 고딕" w:hAnsi="맑은 고딕" w:eastAsia="맑은 고딕"/>
+          <w:b/>
+          <w:i w:val="0"/>
+          <w:sz w:val="20"/>
+        </w:rPr>
+        <w:t>임계 비용 λ*의 정의</w:t>
       </w:r>
     </w:p>
     <w:p>
@@ -3763,17 +3746,28 @@
       <w:r>
         <w:rPr>
           <w:rFonts w:ascii="바탕" w:hAnsi="바탕" w:eastAsia="바탕"/>
+          <w:b/>
+          <w:i w:val="0"/>
+          <w:sz w:val="20"/>
+        </w:rPr>
+        <w:t>λ* = 학습 에이전트가 최고 고정 규칙을 더 이상 이기지 못하게 되는 가장 작은 λ.</w:t>
+      </w:r>
+      <w:r>
+        <w:rPr>
+          <w:rFonts w:ascii="바탕" w:hAnsi="바탕" w:eastAsia="바탕"/>
           <w:b w:val="0"/>
           <w:i w:val="0"/>
           <w:sz w:val="20"/>
         </w:rPr>
-        <w:t>시드 몇 개가 유난히 잘되거나 못되는 강화학습 특유의 산포에 덜 흔들린다</w:t>
+        <w:t xml:space="preserve"> 두 가지 엄격도로 함께 보고한다.</w:t>
       </w:r>
     </w:p>
     <w:p>
       <w:pPr>
+        <w:widowControl/>
         <w:spacing w:line="480" w:lineRule="auto" w:before="0" w:after="0"/>
-        <w:ind w:left="340" w:hanging="198"/>
+        <w:ind w:firstLine="400"/>
+        <w:jc w:val="both"/>
       </w:pPr>
       <w:r>
         <w:rPr>
@@ -3782,7 +3776,7 @@
           <w:i w:val="0"/>
           <w:sz w:val="20"/>
         </w:rPr>
-        <w:t xml:space="preserve">· </w:t>
+        <w:t xml:space="preserve">두 가지 엄격도로 함께 보고한다. </w:t>
       </w:r>
       <w:r>
         <w:rPr>
@@ -3791,7 +3785,7 @@
           <w:i w:val="0"/>
           <w:sz w:val="20"/>
         </w:rPr>
-        <w:t>95% 계층 부트스트랩 신뢰구간</w:t>
+        <w:t>λ*_CI</w:t>
       </w:r>
       <w:r>
         <w:rPr>
@@ -3800,17 +3794,34 @@
           <w:i w:val="0"/>
           <w:sz w:val="20"/>
         </w:rPr>
-        <w:t>을 함께 보고한다 (</w:t>
-      </w:r>
-      <w:r>
-        <w:rPr>
-          <w:rFonts w:ascii="Consolas" w:hAnsi="Consolas" w:eastAsia="Consolas"/>
+        <w:t xml:space="preserve">는 학습의 신뢰구간 하한이 규칙의 신뢰구간 상한보다 아래로 처음 내려간 λ로, "통계적으로 확실한 우위"가 사라지는 엄격한 기준이다. </w:t>
+      </w:r>
+      <w:r>
+        <w:rPr>
+          <w:rFonts w:ascii="바탕" w:hAnsi="바탕" w:eastAsia="바탕"/>
+          <w:b/>
+          <w:i w:val="0"/>
+          <w:sz w:val="20"/>
+        </w:rPr>
+        <w:t>λ*_점추정</w:t>
+      </w:r>
+      <w:r>
+        <w:rPr>
+          <w:rFonts w:ascii="바탕" w:hAnsi="바탕" w:eastAsia="바탕"/>
           <w:b w:val="0"/>
           <w:i w:val="0"/>
-          <w:sz w:val="19"/>
-        </w:rPr>
-        <w:t>rliable</w:t>
-      </w:r>
+          <w:sz w:val="20"/>
+        </w:rPr>
+        <w:t>은 학습의 IQM이 규칙의 IQM보다 아래로 처음 내려간 λ로, 두 곡선이 교차하는 느슨한 기준이다.</w:t>
+      </w:r>
+    </w:p>
+    <w:p>
+      <w:pPr>
+        <w:widowControl/>
+        <w:spacing w:line="480" w:lineRule="auto" w:before="0" w:after="0"/>
+        <w:ind w:firstLine="400"/>
+        <w:jc w:val="both"/>
+      </w:pPr>
       <w:r>
         <w:rPr>
           <w:rFonts w:ascii="바탕" w:hAnsi="바탕" w:eastAsia="바탕"/>
@@ -3818,7 +3829,59 @@
           <w:i w:val="0"/>
           <w:sz w:val="20"/>
         </w:rPr>
-        <w:t>). 구간이 겹치면 우열을 말하지 않는다</w:t>
+        <w:t>격자 안에서 교차가 없으면 그 사실을 그대로 적는다 ("λ*는 격자 최대값보다 크다" 또는 "λ=0에서도 규칙을 못 이긴다"). 교차점을 보간해 만들어내지 않는다.</w:t>
+      </w:r>
+    </w:p>
+    <w:p>
+      <w:pPr>
+        <w:keepNext/>
+        <w:widowControl/>
+        <w:spacing w:line="312" w:lineRule="auto" w:before="200" w:after="80"/>
+        <w:jc w:val="left"/>
+      </w:pPr>
+      <w:r>
+        <w:rPr>
+          <w:rFonts w:ascii="맑은 고딕" w:hAnsi="맑은 고딕" w:eastAsia="맑은 고딕"/>
+          <w:b/>
+          <w:i w:val="0"/>
+          <w:sz w:val="22"/>
+        </w:rPr>
+        <w:t>6. 이 연구가 스스로에게 건 세 가지 검사</w:t>
+      </w:r>
+    </w:p>
+    <w:p>
+      <w:pPr>
+        <w:widowControl/>
+        <w:spacing w:line="480" w:lineRule="auto" w:before="0" w:after="0"/>
+        <w:ind w:firstLine="400"/>
+        <w:jc w:val="both"/>
+      </w:pPr>
+      <w:r>
+        <w:rPr>
+          <w:rFonts w:ascii="바탕" w:hAnsi="바탕" w:eastAsia="바탕"/>
+          <w:b w:val="0"/>
+          <w:i w:val="0"/>
+          <w:sz w:val="20"/>
+        </w:rPr>
+        <w:t xml:space="preserve">결과가 나온 뒤 "그건 이런 이유 아니냐"는 반론이 나올 자리를 미리 막기 위해, 두 가지 검사를 설계에 포함시켰다. 둘 다 </w:t>
+      </w:r>
+      <w:r>
+        <w:rPr>
+          <w:rFonts w:ascii="바탕" w:hAnsi="바탕" w:eastAsia="바탕"/>
+          <w:b/>
+          <w:i w:val="0"/>
+          <w:sz w:val="20"/>
+        </w:rPr>
+        <w:t>결과를 보고 나서 만든 것이 아니라</w:t>
+      </w:r>
+      <w:r>
+        <w:rPr>
+          <w:rFonts w:ascii="바탕" w:hAnsi="바탕" w:eastAsia="바탕"/>
+          <w:b w:val="0"/>
+          <w:i w:val="0"/>
+          <w:sz w:val="20"/>
+        </w:rPr>
+        <w:t xml:space="preserve"> 어떤 결과가 나와도 답해야 할 질문이므로, 어떤 답이 나오든 그대로 보고한다.</w:t>
       </w:r>
     </w:p>
     <w:p>
@@ -3835,7 +3898,7 @@
           <w:i w:val="0"/>
           <w:sz w:val="20"/>
         </w:rPr>
-        <w:t>임계 비용 λ*의 정의</w:t>
+        <w:t>6.1 공정성 검사 — "규칙에 진 것은 학습이 덜 된 탓 아닌가"</w:t>
       </w:r>
     </w:p>
     <w:p>
@@ -3848,11 +3911,20 @@
       <w:r>
         <w:rPr>
           <w:rFonts w:ascii="바탕" w:hAnsi="바탕" w:eastAsia="바탕"/>
+          <w:b w:val="0"/>
+          <w:i w:val="0"/>
+          <w:sz w:val="20"/>
+        </w:rPr>
+        <w:t xml:space="preserve">학습이 고정 규칙에 졌을 때, 그것이 </w:t>
+      </w:r>
+      <w:r>
+        <w:rPr>
+          <w:rFonts w:ascii="바탕" w:hAnsi="바탕" w:eastAsia="바탕"/>
           <w:b/>
           <w:i w:val="0"/>
           <w:sz w:val="20"/>
         </w:rPr>
-        <w:t>λ* = 학습 에이전트가 최고 고정 규칙을 더 이상 이기지 못하게 되는 가장 작은 λ.</w:t>
+        <w:t>비용 때문인지</w:t>
       </w:r>
       <w:r>
         <w:rPr>
@@ -3861,7 +3933,142 @@
           <w:i w:val="0"/>
           <w:sz w:val="20"/>
         </w:rPr>
-        <w:t xml:space="preserve"> 두 가지 엄격도로 함께 보고한다.</w:t>
+        <w:t xml:space="preserve"> 아니면 </w:t>
+      </w:r>
+      <w:r>
+        <w:rPr>
+          <w:rFonts w:ascii="바탕" w:hAnsi="바탕" w:eastAsia="바탕"/>
+          <w:b/>
+          <w:i w:val="0"/>
+          <w:sz w:val="20"/>
+        </w:rPr>
+        <w:t>애초에 학습이 덜 됐기 때문인지</w:t>
+      </w:r>
+      <w:r>
+        <w:rPr>
+          <w:rFonts w:ascii="바탕" w:hAnsi="바탕" w:eastAsia="바탕"/>
+          <w:b w:val="0"/>
+          <w:i w:val="0"/>
+          <w:sz w:val="20"/>
+        </w:rPr>
+        <w:t xml:space="preserve"> 구분되지 않으면 이 연구의 결론은 성립하지 않는다. 그래서 </w:t>
+      </w:r>
+      <w:r>
+        <w:rPr>
+          <w:rFonts w:ascii="바탕" w:hAnsi="바탕" w:eastAsia="바탕"/>
+          <w:b/>
+          <w:i w:val="0"/>
+          <w:sz w:val="20"/>
+        </w:rPr>
+        <w:t>비용이 아예 없는 λ=0 조건</w:t>
+      </w:r>
+      <w:r>
+        <w:rPr>
+          <w:rFonts w:ascii="바탕" w:hAnsi="바탕" w:eastAsia="바탕"/>
+          <w:b w:val="0"/>
+          <w:i w:val="0"/>
+          <w:sz w:val="20"/>
+        </w:rPr>
+        <w:t>에서 다음을 바꿔 가며 성능을 다시 잰다.</w:t>
+      </w:r>
+    </w:p>
+    <w:p>
+      <w:pPr>
+        <w:spacing w:line="480" w:lineRule="auto" w:before="0" w:after="0"/>
+        <w:ind w:left="340" w:hanging="198"/>
+      </w:pPr>
+      <w:r>
+        <w:rPr>
+          <w:rFonts w:ascii="바탕" w:hAnsi="바탕" w:eastAsia="바탕"/>
+          <w:b w:val="0"/>
+          <w:i w:val="0"/>
+          <w:sz w:val="20"/>
+        </w:rPr>
+        <w:t xml:space="preserve">· </w:t>
+      </w:r>
+      <w:r>
+        <w:rPr>
+          <w:rFonts w:ascii="바탕" w:hAnsi="바탕" w:eastAsia="바탕"/>
+          <w:b/>
+          <w:i w:val="0"/>
+          <w:sz w:val="20"/>
+        </w:rPr>
+        <w:t>예산</w:t>
+      </w:r>
+      <w:r>
+        <w:rPr>
+          <w:rFonts w:ascii="바탕" w:hAnsi="바탕" w:eastAsia="바탕"/>
+          <w:b w:val="0"/>
+          <w:i w:val="0"/>
+          <w:sz w:val="20"/>
+        </w:rPr>
+        <w:t>: 조건당 환경 스텝을 3.3~5배로 늘린다</w:t>
+      </w:r>
+    </w:p>
+    <w:p>
+      <w:pPr>
+        <w:spacing w:line="480" w:lineRule="auto" w:before="0" w:after="0"/>
+        <w:ind w:left="340" w:hanging="198"/>
+      </w:pPr>
+      <w:r>
+        <w:rPr>
+          <w:rFonts w:ascii="바탕" w:hAnsi="바탕" w:eastAsia="바탕"/>
+          <w:b w:val="0"/>
+          <w:i w:val="0"/>
+          <w:sz w:val="20"/>
+        </w:rPr>
+        <w:t xml:space="preserve">· </w:t>
+      </w:r>
+      <w:r>
+        <w:rPr>
+          <w:rFonts w:ascii="바탕" w:hAnsi="바탕" w:eastAsia="바탕"/>
+          <w:b/>
+          <w:i w:val="0"/>
+          <w:sz w:val="20"/>
+        </w:rPr>
+        <w:t>탐험</w:t>
+      </w:r>
+      <w:r>
+        <w:rPr>
+          <w:rFonts w:ascii="바탕" w:hAnsi="바탕" w:eastAsia="바탕"/>
+          <w:b w:val="0"/>
+          <w:i w:val="0"/>
+          <w:sz w:val="20"/>
+        </w:rPr>
+        <w:t>: ε를 고정(0.2)에서 감소(1.0 → 0.05)로 바꾼다</w:t>
+      </w:r>
+    </w:p>
+    <w:p>
+      <w:pPr>
+        <w:spacing w:line="480" w:lineRule="auto" w:before="0" w:after="0"/>
+        <w:ind w:left="340" w:hanging="198"/>
+      </w:pPr>
+      <w:r>
+        <w:rPr>
+          <w:rFonts w:ascii="바탕" w:hAnsi="바탕" w:eastAsia="바탕"/>
+          <w:b w:val="0"/>
+          <w:i w:val="0"/>
+          <w:sz w:val="20"/>
+        </w:rPr>
+        <w:t xml:space="preserve">· </w:t>
+      </w:r>
+      <w:r>
+        <w:rPr>
+          <w:rFonts w:ascii="바탕" w:hAnsi="바탕" w:eastAsia="바탕"/>
+          <w:b/>
+          <w:i w:val="0"/>
+          <w:sz w:val="20"/>
+        </w:rPr>
+        <w:t>표현력</w:t>
+      </w:r>
+      <w:r>
+        <w:rPr>
+          <w:rFonts w:ascii="바탕" w:hAnsi="바탕" w:eastAsia="바탕"/>
+          <w:b w:val="0"/>
+          <w:i w:val="0"/>
+          <w:sz w:val="20"/>
+        </w:rPr>
+        <w:t>: 은닉층·버퍼·배치를 키운다</w:t>
       </w:r>
     </w:p>
     <w:p>
@@ -3878,7 +4085,7 @@
           <w:i w:val="0"/>
           <w:sz w:val="20"/>
         </w:rPr>
-        <w:t xml:space="preserve">두 가지 엄격도로 함께 보고한다. </w:t>
+        <w:t xml:space="preserve">한 번에 하나씩만 바꿔야 원인을 말할 수 있으므로 후보를 나눠 돌린다. 비교 기준과 평가 방식은 본실험과 완전히 같다(시드별 점수 · IQM · 95% 신뢰구간). λ=0에서도 규칙을 넘어서지 못한다면 그것은 비용에 대한 발견이 아니라 </w:t>
       </w:r>
       <w:r>
         <w:rPr>
@@ -3887,7 +4094,7 @@
           <w:i w:val="0"/>
           <w:sz w:val="20"/>
         </w:rPr>
-        <w:t>λ*_CI</w:t>
+        <w:t>그 환경에서 학습이라는 접근 자체가 열세</w:t>
       </w:r>
       <w:r>
         <w:rPr>
@@ -3896,25 +4103,24 @@
           <w:i w:val="0"/>
           <w:sz w:val="20"/>
         </w:rPr>
-        <w:t xml:space="preserve">는 학습의 신뢰구간 하한이 규칙의 신뢰구간 상한보다 아래로 처음 내려간 λ로, "통계적으로 확실한 우위"가 사라지는 엄격한 기준이다. </w:t>
-      </w:r>
-      <w:r>
-        <w:rPr>
-          <w:rFonts w:ascii="바탕" w:hAnsi="바탕" w:eastAsia="바탕"/>
+        <w:t>라는 뜻이며, 논문은 그 구분을 흐리지 않는다.</w:t>
+      </w:r>
+    </w:p>
+    <w:p>
+      <w:pPr>
+        <w:keepNext/>
+        <w:widowControl/>
+        <w:spacing w:line="312" w:lineRule="auto" w:before="160" w:after="60"/>
+        <w:jc w:val="left"/>
+      </w:pPr>
+      <w:r>
+        <w:rPr>
+          <w:rFonts w:ascii="맑은 고딕" w:hAnsi="맑은 고딕" w:eastAsia="맑은 고딕"/>
           <w:b/>
           <w:i w:val="0"/>
           <w:sz w:val="20"/>
         </w:rPr>
-        <w:t>λ*_점추정</w:t>
-      </w:r>
-      <w:r>
-        <w:rPr>
-          <w:rFonts w:ascii="바탕" w:hAnsi="바탕" w:eastAsia="바탕"/>
-          <w:b w:val="0"/>
-          <w:i w:val="0"/>
-          <w:sz w:val="20"/>
-        </w:rPr>
-        <w:t>은 학습의 IQM이 규칙의 IQM보다 아래로 처음 내려간 λ로, 두 곡선이 교차하는 느슨한 기준이다.</w:t>
+        <w:t>6.2 기준선 감사 — "비교 상대인 규칙을 성의 있게 만들었는가"</w:t>
       </w:r>
     </w:p>
     <w:p>
@@ -3931,7 +4137,331 @@
           <w:i w:val="0"/>
           <w:sz w:val="20"/>
         </w:rPr>
-        <w:t>격자 안에서 교차가 없으면 그 사실을 그대로 적는다 ("λ*는 격자 최대값보다 크다" 또는 "λ=0에서도 규칙을 못 이긴다"). 교차점을 보간해 만들어내지 않는다.</w:t>
+        <w:t xml:space="preserve">이 연구는 "학습이 단순 규칙을 이기는가"를 묻는다. 그렇다면 </w:t>
+      </w:r>
+      <w:r>
+        <w:rPr>
+          <w:rFonts w:ascii="바탕" w:hAnsi="바탕" w:eastAsia="바탕"/>
+          <w:b/>
+          <w:i w:val="0"/>
+          <w:sz w:val="20"/>
+        </w:rPr>
+        <w:t>그 규칙을 얼마나 잘 만들었는지가 결론을 좌우한다.</w:t>
+      </w:r>
+      <w:r>
+        <w:rPr>
+          <w:rFonts w:ascii="바탕" w:hAnsi="바탕" w:eastAsia="바탕"/>
+          <w:b w:val="0"/>
+          <w:i w:val="0"/>
+          <w:sz w:val="20"/>
+        </w:rPr>
+        <w:t xml:space="preserve"> 대충 만든 규칙을 이기는 것은 쉽고, 그렇게 얻은 승리는 아무것도 말해 주지 않는다.</w:t>
+      </w:r>
+    </w:p>
+    <w:p>
+      <w:pPr>
+        <w:widowControl/>
+        <w:spacing w:line="480" w:lineRule="auto" w:before="0" w:after="0"/>
+        <w:ind w:firstLine="400"/>
+        <w:jc w:val="both"/>
+      </w:pPr>
+      <w:r>
+        <w:rPr>
+          <w:rFonts w:ascii="바탕" w:hAnsi="바탕" w:eastAsia="바탕"/>
+          <w:b w:val="0"/>
+          <w:i w:val="0"/>
+          <w:sz w:val="20"/>
+        </w:rPr>
+        <w:t xml:space="preserve">그래서 환경마다 기준 규칙의 계수를 격자로 훑어 더 나은 것이 있는지 확인한다. </w:t>
+      </w:r>
+      <w:r>
+        <w:rPr>
+          <w:rFonts w:ascii="바탕" w:hAnsi="바탕" w:eastAsia="바탕"/>
+          <w:b/>
+          <w:i w:val="0"/>
+          <w:sz w:val="20"/>
+        </w:rPr>
+        <w:t>튜닝은 평가에 쓰지 않는 에피소드(시드 900000~)에서 하고, 거기서 고른 하나만 평가용 에피소드(시드 500000~)로 다시 잰다.</w:t>
+      </w:r>
+      <w:r>
+        <w:rPr>
+          <w:rFonts w:ascii="바탕" w:hAnsi="바탕" w:eastAsia="바탕"/>
+          <w:b w:val="0"/>
+          <w:i w:val="0"/>
+          <w:sz w:val="20"/>
+        </w:rPr>
+        <w:t xml:space="preserve"> 평가 집합에서 계수를 고르면 그 규칙의 점수가 부풀려진다.</w:t>
+      </w:r>
+    </w:p>
+    <w:p>
+      <w:pPr>
+        <w:widowControl/>
+        <w:spacing w:line="480" w:lineRule="auto" w:before="0" w:after="0"/>
+        <w:ind w:firstLine="400"/>
+        <w:jc w:val="both"/>
+      </w:pPr>
+      <w:r>
+        <w:rPr>
+          <w:rFonts w:ascii="바탕" w:hAnsi="바탕" w:eastAsia="바탕"/>
+          <w:b w:val="0"/>
+          <w:i w:val="0"/>
+          <w:sz w:val="20"/>
+        </w:rPr>
+        <w:t xml:space="preserve">감사 결과는 Ⅳ장에 싣는다. 미리 말하면 세 환경 중 하나에서 문제가 나왔고, 그 결과 그 환경의 임계 비용 λ*가 바뀌었다. </w:t>
+      </w:r>
+      <w:r>
+        <w:rPr>
+          <w:rFonts w:ascii="바탕" w:hAnsi="바탕" w:eastAsia="바탕"/>
+          <w:b/>
+          <w:i w:val="0"/>
+          <w:sz w:val="20"/>
+        </w:rPr>
+        <w:t>더 나은 계수가 발견된 규칙은 지우지 않고 둘 다 남긴다</w:t>
+      </w:r>
+      <w:r>
+        <w:rPr>
+          <w:rFonts w:ascii="바탕" w:hAnsi="바탕" w:eastAsia="바탕"/>
+          <w:b w:val="0"/>
+          <w:i w:val="0"/>
+          <w:sz w:val="20"/>
+        </w:rPr>
+        <w:t xml:space="preserve"> — 두 규칙의 대조 자체가 이 논문이 말하려는 것이기 때문이다.</w:t>
+      </w:r>
+    </w:p>
+    <w:p>
+      <w:pPr>
+        <w:keepNext/>
+        <w:widowControl/>
+        <w:spacing w:line="312" w:lineRule="auto" w:before="160" w:after="60"/>
+        <w:jc w:val="left"/>
+      </w:pPr>
+      <w:r>
+        <w:rPr>
+          <w:rFonts w:ascii="맑은 고딕" w:hAnsi="맑은 고딕" w:eastAsia="맑은 고딕"/>
+          <w:b/>
+          <w:i w:val="0"/>
+          <w:sz w:val="20"/>
+        </w:rPr>
+        <w:t>6.3 인과 검사 — "무행동 붕괴는 최적해인가 탐험 실패인가"</w:t>
+      </w:r>
+    </w:p>
+    <w:p>
+      <w:pPr>
+        <w:widowControl/>
+        <w:spacing w:line="480" w:lineRule="auto" w:before="0" w:after="0"/>
+        <w:ind w:firstLine="400"/>
+        <w:jc w:val="both"/>
+      </w:pPr>
+      <w:r>
+        <w:rPr>
+          <w:rFonts w:ascii="바탕" w:hAnsi="바탕" w:eastAsia="바탕"/>
+          <w:b w:val="0"/>
+          <w:i w:val="0"/>
+          <w:sz w:val="20"/>
+        </w:rPr>
+        <w:t>비용이 붙으면 학습이 '아무것도 하지 않기'로 굳는 현상이 관찰된다. 여기에는 두 가지 해석이 있다.</w:t>
+      </w:r>
+    </w:p>
+    <w:p>
+      <w:pPr>
+        <w:spacing w:line="480" w:lineRule="auto" w:before="0" w:after="0"/>
+        <w:ind w:left="340" w:hanging="340"/>
+      </w:pPr>
+      <w:r>
+        <w:rPr>
+          <w:rFonts w:ascii="바탕" w:hAnsi="바탕" w:eastAsia="바탕"/>
+          <w:b w:val="0"/>
+          <w:i w:val="0"/>
+          <w:sz w:val="20"/>
+        </w:rPr>
+        <w:t xml:space="preserve">1. </w:t>
+      </w:r>
+      <w:r>
+        <w:rPr>
+          <w:rFonts w:ascii="바탕" w:hAnsi="바탕" w:eastAsia="바탕"/>
+          <w:b/>
+          <w:i w:val="0"/>
+          <w:sz w:val="20"/>
+        </w:rPr>
+        <w:t>최적해</w:t>
+      </w:r>
+      <w:r>
+        <w:rPr>
+          <w:rFonts w:ascii="바탕" w:hAnsi="바탕" w:eastAsia="바탕"/>
+          <w:b w:val="0"/>
+          <w:i w:val="0"/>
+          <w:sz w:val="20"/>
+        </w:rPr>
+        <w:t>: 비용을 반영하면 실제로 가만히 있는 것이 최선이다</w:t>
+      </w:r>
+    </w:p>
+    <w:p>
+      <w:pPr>
+        <w:spacing w:line="480" w:lineRule="auto" w:before="0" w:after="0"/>
+        <w:ind w:left="340" w:hanging="340"/>
+      </w:pPr>
+      <w:r>
+        <w:rPr>
+          <w:rFonts w:ascii="바탕" w:hAnsi="바탕" w:eastAsia="바탕"/>
+          <w:b w:val="0"/>
+          <w:i w:val="0"/>
+          <w:sz w:val="20"/>
+        </w:rPr>
+        <w:t xml:space="preserve">2. </w:t>
+      </w:r>
+      <w:r>
+        <w:rPr>
+          <w:rFonts w:ascii="바탕" w:hAnsi="바탕" w:eastAsia="바탕"/>
+          <w:b/>
+          <w:i w:val="0"/>
+          <w:sz w:val="20"/>
+        </w:rPr>
+        <w:t>탐험 실패</w:t>
+      </w:r>
+      <w:r>
+        <w:rPr>
+          <w:rFonts w:ascii="바탕" w:hAnsi="바탕" w:eastAsia="바탕"/>
+          <w:b w:val="0"/>
+          <w:i w:val="0"/>
+          <w:sz w:val="20"/>
+        </w:rPr>
+        <w:t>: 비용 때문에 초반에 목표를 한 번도 보지 못해 굳었다</w:t>
+      </w:r>
+    </w:p>
+    <w:p>
+      <w:pPr>
+        <w:widowControl/>
+        <w:spacing w:line="480" w:lineRule="auto" w:before="0" w:after="0"/>
+        <w:ind w:firstLine="400"/>
+        <w:jc w:val="both"/>
+      </w:pPr>
+      <w:r>
+        <w:rPr>
+          <w:rFonts w:ascii="바탕" w:hAnsi="바탕" w:eastAsia="바탕"/>
+          <w:b w:val="0"/>
+          <w:i w:val="0"/>
+          <w:sz w:val="20"/>
+        </w:rPr>
+        <w:t xml:space="preserve">두 해석은 같은 관측을 낳지만 뜻이 정반대다. 이를 가르기 위해 </w:t>
+      </w:r>
+      <w:r>
+        <w:rPr>
+          <w:rFonts w:ascii="바탕" w:hAnsi="바탕" w:eastAsia="바탕"/>
+          <w:b/>
+          <w:i w:val="0"/>
+          <w:sz w:val="20"/>
+        </w:rPr>
+        <w:t>같은 예산 안에서 비용을 켜는 시점만 바꾼 대조 조건</w:t>
+      </w:r>
+      <w:r>
+        <w:rPr>
+          <w:rFonts w:ascii="바탕" w:hAnsi="바탕" w:eastAsia="바탕"/>
+          <w:b w:val="0"/>
+          <w:i w:val="0"/>
+          <w:sz w:val="20"/>
+        </w:rPr>
+        <w:t xml:space="preserve">을 둔다. 앞 절반은 λ=0으로 학습하고 나머지 절반에서 λ를 켠다. </w:t>
+      </w:r>
+      <w:r>
+        <w:rPr>
+          <w:rFonts w:ascii="바탕" w:hAnsi="바탕" w:eastAsia="바탕"/>
+          <w:b/>
+          <w:i w:val="0"/>
+          <w:sz w:val="20"/>
+        </w:rPr>
+        <w:t>평가는 언제나 진짜 λ로 한다</w:t>
+      </w:r>
+      <w:r>
+        <w:rPr>
+          <w:rFonts w:ascii="바탕" w:hAnsi="바탕" w:eastAsia="바탕"/>
+          <w:b w:val="0"/>
+          <w:i w:val="0"/>
+          <w:sz w:val="20"/>
+        </w:rPr>
+        <w:t xml:space="preserve"> — 성적표는 비용이 있는 세상에서 매긴다.</w:t>
+      </w:r>
+    </w:p>
+    <w:p>
+      <w:pPr>
+        <w:spacing w:line="480" w:lineRule="auto" w:before="0" w:after="0"/>
+        <w:ind w:left="340" w:hanging="198"/>
+      </w:pPr>
+      <w:r>
+        <w:rPr>
+          <w:rFonts w:ascii="바탕" w:hAnsi="바탕" w:eastAsia="바탕"/>
+          <w:b w:val="0"/>
+          <w:i w:val="0"/>
+          <w:sz w:val="20"/>
+        </w:rPr>
+        <w:t xml:space="preserve">· 워밍업 쪽이 행동을 유지하고 점수가 높아지면 → </w:t>
+      </w:r>
+      <w:r>
+        <w:rPr>
+          <w:rFonts w:ascii="바탕" w:hAnsi="바탕" w:eastAsia="바탕"/>
+          <w:b/>
+          <w:i w:val="0"/>
+          <w:sz w:val="20"/>
+        </w:rPr>
+        <w:t>탐험 실패</w:t>
+      </w:r>
+      <w:r>
+        <w:rPr>
+          <w:rFonts w:ascii="바탕" w:hAnsi="바탕" w:eastAsia="바탕"/>
+          <w:b w:val="0"/>
+          <w:i w:val="0"/>
+          <w:sz w:val="20"/>
+        </w:rPr>
+        <w:t>다. 비용이 있는 세상에서도 행동하는 정책이 존재하는데, 처음부터 비용을 물리면 그것을 못 찾는 것이다.</w:t>
+      </w:r>
+    </w:p>
+    <w:p>
+      <w:pPr>
+        <w:spacing w:line="480" w:lineRule="auto" w:before="0" w:after="0"/>
+        <w:ind w:left="340" w:hanging="198"/>
+      </w:pPr>
+      <w:r>
+        <w:rPr>
+          <w:rFonts w:ascii="바탕" w:hAnsi="바탕" w:eastAsia="바탕"/>
+          <w:b w:val="0"/>
+          <w:i w:val="0"/>
+          <w:sz w:val="20"/>
+        </w:rPr>
+        <w:t xml:space="preserve">· 워밍업 쪽도 똑같이 무행동으로 굳으면 → </w:t>
+      </w:r>
+      <w:r>
+        <w:rPr>
+          <w:rFonts w:ascii="바탕" w:hAnsi="바탕" w:eastAsia="바탕"/>
+          <w:b/>
+          <w:i w:val="0"/>
+          <w:sz w:val="20"/>
+        </w:rPr>
+        <w:t>최적해</w:t>
+      </w:r>
+      <w:r>
+        <w:rPr>
+          <w:rFonts w:ascii="바탕" w:hAnsi="바탕" w:eastAsia="바탕"/>
+          <w:b w:val="0"/>
+          <w:i w:val="0"/>
+          <w:sz w:val="20"/>
+        </w:rPr>
+        <w:t>다.</w:t>
+      </w:r>
+    </w:p>
+    <w:p>
+      <w:pPr>
+        <w:widowControl/>
+        <w:spacing w:line="480" w:lineRule="auto" w:before="0" w:after="0"/>
+        <w:ind w:firstLine="400"/>
+        <w:jc w:val="both"/>
+      </w:pPr>
+      <w:r>
+        <w:rPr>
+          <w:rFonts w:ascii="바탕" w:hAnsi="바탕" w:eastAsia="바탕"/>
+          <w:b w:val="0"/>
+          <w:i w:val="0"/>
+          <w:sz w:val="20"/>
+        </w:rPr>
+        <w:t>두 조건은 환경 스텝 예산·시드·평가 방식이 모두 같고, 다른 것은 학습 중 보상 신호뿐이다.</w:t>
       </w:r>
     </w:p>
     <w:p>
@@ -3948,130 +4478,7 @@
           <w:i w:val="0"/>
           <w:sz w:val="22"/>
         </w:rPr>
-        <w:t>6. 이 연구가 스스로에게 건 세 가지 검사</w:t>
-      </w:r>
-    </w:p>
-    <w:p>
-      <w:pPr>
-        <w:widowControl/>
-        <w:spacing w:line="480" w:lineRule="auto" w:before="0" w:after="0"/>
-        <w:ind w:firstLine="400"/>
-        <w:jc w:val="both"/>
-      </w:pPr>
-      <w:r>
-        <w:rPr>
-          <w:rFonts w:ascii="바탕" w:hAnsi="바탕" w:eastAsia="바탕"/>
-          <w:b w:val="0"/>
-          <w:i w:val="0"/>
-          <w:sz w:val="20"/>
-        </w:rPr>
-        <w:t xml:space="preserve">결과가 나온 뒤 "그건 이런 이유 아니냐"는 반론이 나올 자리를 미리 막기 위해, 두 가지 검사를 설계에 포함시켰다. 둘 다 </w:t>
-      </w:r>
-      <w:r>
-        <w:rPr>
-          <w:rFonts w:ascii="바탕" w:hAnsi="바탕" w:eastAsia="바탕"/>
-          <w:b/>
-          <w:i w:val="0"/>
-          <w:sz w:val="20"/>
-        </w:rPr>
-        <w:t>결과를 보고 나서 만든 것이 아니라</w:t>
-      </w:r>
-      <w:r>
-        <w:rPr>
-          <w:rFonts w:ascii="바탕" w:hAnsi="바탕" w:eastAsia="바탕"/>
-          <w:b w:val="0"/>
-          <w:i w:val="0"/>
-          <w:sz w:val="20"/>
-        </w:rPr>
-        <w:t xml:space="preserve"> 어떤 결과가 나와도 답해야 할 질문이므로, 어떤 답이 나오든 그대로 보고한다.</w:t>
-      </w:r>
-    </w:p>
-    <w:p>
-      <w:pPr>
-        <w:keepNext/>
-        <w:widowControl/>
-        <w:spacing w:line="312" w:lineRule="auto" w:before="160" w:after="60"/>
-        <w:jc w:val="left"/>
-      </w:pPr>
-      <w:r>
-        <w:rPr>
-          <w:rFonts w:ascii="맑은 고딕" w:hAnsi="맑은 고딕" w:eastAsia="맑은 고딕"/>
-          <w:b/>
-          <w:i w:val="0"/>
-          <w:sz w:val="20"/>
-        </w:rPr>
-        <w:t>6.1 공정성 검사 — "규칙에 진 것은 학습이 덜 된 탓 아닌가"</w:t>
-      </w:r>
-    </w:p>
-    <w:p>
-      <w:pPr>
-        <w:widowControl/>
-        <w:spacing w:line="480" w:lineRule="auto" w:before="0" w:after="0"/>
-        <w:ind w:firstLine="400"/>
-        <w:jc w:val="both"/>
-      </w:pPr>
-      <w:r>
-        <w:rPr>
-          <w:rFonts w:ascii="바탕" w:hAnsi="바탕" w:eastAsia="바탕"/>
-          <w:b w:val="0"/>
-          <w:i w:val="0"/>
-          <w:sz w:val="20"/>
-        </w:rPr>
-        <w:t xml:space="preserve">학습이 고정 규칙에 졌을 때, 그것이 </w:t>
-      </w:r>
-      <w:r>
-        <w:rPr>
-          <w:rFonts w:ascii="바탕" w:hAnsi="바탕" w:eastAsia="바탕"/>
-          <w:b/>
-          <w:i w:val="0"/>
-          <w:sz w:val="20"/>
-        </w:rPr>
-        <w:t>비용 때문인지</w:t>
-      </w:r>
-      <w:r>
-        <w:rPr>
-          <w:rFonts w:ascii="바탕" w:hAnsi="바탕" w:eastAsia="바탕"/>
-          <w:b w:val="0"/>
-          <w:i w:val="0"/>
-          <w:sz w:val="20"/>
-        </w:rPr>
-        <w:t xml:space="preserve"> 아니면 </w:t>
-      </w:r>
-      <w:r>
-        <w:rPr>
-          <w:rFonts w:ascii="바탕" w:hAnsi="바탕" w:eastAsia="바탕"/>
-          <w:b/>
-          <w:i w:val="0"/>
-          <w:sz w:val="20"/>
-        </w:rPr>
-        <w:t>애초에 학습이 덜 됐기 때문인지</w:t>
-      </w:r>
-      <w:r>
-        <w:rPr>
-          <w:rFonts w:ascii="바탕" w:hAnsi="바탕" w:eastAsia="바탕"/>
-          <w:b w:val="0"/>
-          <w:i w:val="0"/>
-          <w:sz w:val="20"/>
-        </w:rPr>
-        <w:t xml:space="preserve"> 구분되지 않으면 이 연구의 결론은 성립하지 않는다. 그래서 </w:t>
-      </w:r>
-      <w:r>
-        <w:rPr>
-          <w:rFonts w:ascii="바탕" w:hAnsi="바탕" w:eastAsia="바탕"/>
-          <w:b/>
-          <w:i w:val="0"/>
-          <w:sz w:val="20"/>
-        </w:rPr>
-        <w:t>비용이 아예 없는 λ=0 조건</w:t>
-      </w:r>
-      <w:r>
-        <w:rPr>
-          <w:rFonts w:ascii="바탕" w:hAnsi="바탕" w:eastAsia="바탕"/>
-          <w:b w:val="0"/>
-          <w:i w:val="0"/>
-          <w:sz w:val="20"/>
-        </w:rPr>
-        <w:t>에서 다음을 바꿔 가며 성능을 다시 잰다.</w:t>
+        <w:t>7. 재현성</w:t>
       </w:r>
     </w:p>
     <w:p>
@@ -4086,25 +4493,25 @@
           <w:i w:val="0"/>
           <w:sz w:val="20"/>
         </w:rPr>
-        <w:t xml:space="preserve">· </w:t>
-      </w:r>
-      <w:r>
-        <w:rPr>
-          <w:rFonts w:ascii="바탕" w:hAnsi="바탕" w:eastAsia="바탕"/>
-          <w:b/>
-          <w:i w:val="0"/>
-          <w:sz w:val="20"/>
-        </w:rPr>
-        <w:t>예산</w:t>
-      </w:r>
-      <w:r>
-        <w:rPr>
-          <w:rFonts w:ascii="바탕" w:hAnsi="바탕" w:eastAsia="바탕"/>
+        <w:t xml:space="preserve">· 모든 실험은 </w:t>
+      </w:r>
+      <w:r>
+        <w:rPr>
+          <w:rFonts w:ascii="Consolas" w:hAnsi="Consolas" w:eastAsia="Consolas"/>
           <w:b w:val="0"/>
           <w:i w:val="0"/>
-          <w:sz w:val="20"/>
-        </w:rPr>
-        <w:t>: 조건당 환경 스텝을 3.3~5배로 늘린다</w:t>
+          <w:sz w:val="19"/>
+        </w:rPr>
+        <w:t>experiments/configs/*.yaml</w:t>
+      </w:r>
+      <w:r>
+        <w:rPr>
+          <w:rFonts w:ascii="바탕" w:hAnsi="바탕" w:eastAsia="바탕"/>
+          <w:b w:val="0"/>
+          <w:i w:val="0"/>
+          <w:sz w:val="20"/>
+        </w:rPr>
+        <w:t xml:space="preserve"> 한 장으로 실행되며, 결과 폴더 옆에 config 사본과 실행 메타데이터(소요시간, 스텝 예산, 평가 에피소드 수)를 남긴다</w:t>
       </w:r>
     </w:p>
     <w:p>
@@ -4128,7 +4535,7 @@
           <w:i w:val="0"/>
           <w:sz w:val="20"/>
         </w:rPr>
-        <w:t>탐험</w:t>
+        <w:t>재현성을 주장하지 않고 확인했다.</w:t>
       </w:r>
       <w:r>
         <w:rPr>
@@ -4137,7 +4544,25 @@
           <w:i w:val="0"/>
           <w:sz w:val="20"/>
         </w:rPr>
-        <w:t>: ε를 고정(0.2)에서 감소(1.0 → 0.05)로 바꾼다</w:t>
+        <w:t xml:space="preserve"> 이미 끝난 조건 하나(MountainCar / 표준 DQN / λ=0 / 시드 5)를 같은 설정·같은 시드로 다시 돌려 대조했다. 학습 중 곡선 평가 12개 지점과 최종 평가 150 에피소드의 </w:t>
+      </w:r>
+      <w:r>
+        <w:rPr>
+          <w:rFonts w:ascii="바탕" w:hAnsi="바탕" w:eastAsia="바탕"/>
+          <w:b/>
+          <w:i w:val="0"/>
+          <w:sz w:val="20"/>
+        </w:rPr>
+        <w:t>모든 지표가 소수점 아래 9자리까지 일치</w:t>
+      </w:r>
+      <w:r>
+        <w:rPr>
+          <w:rFonts w:ascii="바탕" w:hAnsi="바탕" w:eastAsia="바탕"/>
+          <w:b w:val="0"/>
+          <w:i w:val="0"/>
+          <w:sz w:val="20"/>
+        </w:rPr>
+        <w:t>했다(총보상 −131.486842, 행동 120.3회, 도달률 84.0%). 소요시간만 909초 대 1,004초로 달랐다 — 그때그때의 CPU 부하 차이이며 결과와 무관하다.</w:t>
       </w:r>
     </w:p>
     <w:p>
@@ -4152,335 +4577,7 @@
           <w:i w:val="0"/>
           <w:sz w:val="20"/>
         </w:rPr>
-        <w:t xml:space="preserve">· </w:t>
-      </w:r>
-      <w:r>
-        <w:rPr>
-          <w:rFonts w:ascii="바탕" w:hAnsi="바탕" w:eastAsia="바탕"/>
-          <w:b/>
-          <w:i w:val="0"/>
-          <w:sz w:val="20"/>
-        </w:rPr>
-        <w:t>표현력</w:t>
-      </w:r>
-      <w:r>
-        <w:rPr>
-          <w:rFonts w:ascii="바탕" w:hAnsi="바탕" w:eastAsia="바탕"/>
-          <w:b w:val="0"/>
-          <w:i w:val="0"/>
-          <w:sz w:val="20"/>
-        </w:rPr>
-        <w:t>: 은닉층·버퍼·배치를 키운다</w:t>
-      </w:r>
-    </w:p>
-    <w:p>
-      <w:pPr>
-        <w:widowControl/>
-        <w:spacing w:line="480" w:lineRule="auto" w:before="0" w:after="0"/>
-        <w:ind w:firstLine="400"/>
-        <w:jc w:val="both"/>
-      </w:pPr>
-      <w:r>
-        <w:rPr>
-          <w:rFonts w:ascii="바탕" w:hAnsi="바탕" w:eastAsia="바탕"/>
-          <w:b w:val="0"/>
-          <w:i w:val="0"/>
-          <w:sz w:val="20"/>
-        </w:rPr>
-        <w:t xml:space="preserve">한 번에 하나씩만 바꿔야 원인을 말할 수 있으므로 후보를 나눠 돌린다. 비교 기준과 평가 방식은 본실험과 완전히 같다(시드별 점수 · IQM · 95% 신뢰구간). λ=0에서도 규칙을 넘어서지 못한다면 그것은 비용에 대한 발견이 아니라 </w:t>
-      </w:r>
-      <w:r>
-        <w:rPr>
-          <w:rFonts w:ascii="바탕" w:hAnsi="바탕" w:eastAsia="바탕"/>
-          <w:b/>
-          <w:i w:val="0"/>
-          <w:sz w:val="20"/>
-        </w:rPr>
-        <w:t>그 환경에서 학습이라는 접근 자체가 열세</w:t>
-      </w:r>
-      <w:r>
-        <w:rPr>
-          <w:rFonts w:ascii="바탕" w:hAnsi="바탕" w:eastAsia="바탕"/>
-          <w:b w:val="0"/>
-          <w:i w:val="0"/>
-          <w:sz w:val="20"/>
-        </w:rPr>
-        <w:t>라는 뜻이며, 논문은 그 구분을 흐리지 않는다.</w:t>
-      </w:r>
-    </w:p>
-    <w:p>
-      <w:pPr>
-        <w:keepNext/>
-        <w:widowControl/>
-        <w:spacing w:line="312" w:lineRule="auto" w:before="160" w:after="60"/>
-        <w:jc w:val="left"/>
-      </w:pPr>
-      <w:r>
-        <w:rPr>
-          <w:rFonts w:ascii="맑은 고딕" w:hAnsi="맑은 고딕" w:eastAsia="맑은 고딕"/>
-          <w:b/>
-          <w:i w:val="0"/>
-          <w:sz w:val="20"/>
-        </w:rPr>
-        <w:t>6.2 기준선 감사 — "비교 상대인 규칙을 성의 있게 만들었는가"</w:t>
-      </w:r>
-    </w:p>
-    <w:p>
-      <w:pPr>
-        <w:widowControl/>
-        <w:spacing w:line="480" w:lineRule="auto" w:before="0" w:after="0"/>
-        <w:ind w:firstLine="400"/>
-        <w:jc w:val="both"/>
-      </w:pPr>
-      <w:r>
-        <w:rPr>
-          <w:rFonts w:ascii="바탕" w:hAnsi="바탕" w:eastAsia="바탕"/>
-          <w:b w:val="0"/>
-          <w:i w:val="0"/>
-          <w:sz w:val="20"/>
-        </w:rPr>
-        <w:t xml:space="preserve">이 연구는 "학습이 단순 규칙을 이기는가"를 묻는다. 그렇다면 </w:t>
-      </w:r>
-      <w:r>
-        <w:rPr>
-          <w:rFonts w:ascii="바탕" w:hAnsi="바탕" w:eastAsia="바탕"/>
-          <w:b/>
-          <w:i w:val="0"/>
-          <w:sz w:val="20"/>
-        </w:rPr>
-        <w:t>그 규칙을 얼마나 잘 만들었는지가 결론을 좌우한다.</w:t>
-      </w:r>
-      <w:r>
-        <w:rPr>
-          <w:rFonts w:ascii="바탕" w:hAnsi="바탕" w:eastAsia="바탕"/>
-          <w:b w:val="0"/>
-          <w:i w:val="0"/>
-          <w:sz w:val="20"/>
-        </w:rPr>
-        <w:t xml:space="preserve"> 대충 만든 규칙을 이기는 것은 쉽고, 그렇게 얻은 승리는 아무것도 말해 주지 않는다.</w:t>
-      </w:r>
-    </w:p>
-    <w:p>
-      <w:pPr>
-        <w:widowControl/>
-        <w:spacing w:line="480" w:lineRule="auto" w:before="0" w:after="0"/>
-        <w:ind w:firstLine="400"/>
-        <w:jc w:val="both"/>
-      </w:pPr>
-      <w:r>
-        <w:rPr>
-          <w:rFonts w:ascii="바탕" w:hAnsi="바탕" w:eastAsia="바탕"/>
-          <w:b w:val="0"/>
-          <w:i w:val="0"/>
-          <w:sz w:val="20"/>
-        </w:rPr>
-        <w:t xml:space="preserve">그래서 환경마다 기준 규칙의 계수를 격자로 훑어 더 나은 것이 있는지 확인한다. </w:t>
-      </w:r>
-      <w:r>
-        <w:rPr>
-          <w:rFonts w:ascii="바탕" w:hAnsi="바탕" w:eastAsia="바탕"/>
-          <w:b/>
-          <w:i w:val="0"/>
-          <w:sz w:val="20"/>
-        </w:rPr>
-        <w:t>튜닝은 평가에 쓰지 않는 에피소드(시드 900000~)에서 하고, 거기서 고른 하나만 평가용 에피소드(시드 500000~)로 다시 잰다.</w:t>
-      </w:r>
-      <w:r>
-        <w:rPr>
-          <w:rFonts w:ascii="바탕" w:hAnsi="바탕" w:eastAsia="바탕"/>
-          <w:b w:val="0"/>
-          <w:i w:val="0"/>
-          <w:sz w:val="20"/>
-        </w:rPr>
-        <w:t xml:space="preserve"> 평가 집합에서 계수를 고르면 그 규칙의 점수가 부풀려진다.</w:t>
-      </w:r>
-    </w:p>
-    <w:p>
-      <w:pPr>
-        <w:widowControl/>
-        <w:spacing w:line="480" w:lineRule="auto" w:before="0" w:after="0"/>
-        <w:ind w:firstLine="400"/>
-        <w:jc w:val="both"/>
-      </w:pPr>
-      <w:r>
-        <w:rPr>
-          <w:rFonts w:ascii="바탕" w:hAnsi="바탕" w:eastAsia="바탕"/>
-          <w:b w:val="0"/>
-          <w:i w:val="0"/>
-          <w:sz w:val="20"/>
-        </w:rPr>
-        <w:t xml:space="preserve">감사 결과는 Ⅳ장에 싣는다. 미리 말하면 세 환경 중 하나에서 문제가 나왔고, 그 결과 그 환경의 임계 비용 λ*가 바뀌었다. </w:t>
-      </w:r>
-      <w:r>
-        <w:rPr>
-          <w:rFonts w:ascii="바탕" w:hAnsi="바탕" w:eastAsia="바탕"/>
-          <w:b/>
-          <w:i w:val="0"/>
-          <w:sz w:val="20"/>
-        </w:rPr>
-        <w:t>더 나은 계수가 발견된 규칙은 지우지 않고 둘 다 남긴다</w:t>
-      </w:r>
-      <w:r>
-        <w:rPr>
-          <w:rFonts w:ascii="바탕" w:hAnsi="바탕" w:eastAsia="바탕"/>
-          <w:b w:val="0"/>
-          <w:i w:val="0"/>
-          <w:sz w:val="20"/>
-        </w:rPr>
-        <w:t xml:space="preserve"> — 두 규칙의 대조 자체가 이 논문이 말하려는 것이기 때문이다.</w:t>
-      </w:r>
-    </w:p>
-    <w:p>
-      <w:pPr>
-        <w:keepNext/>
-        <w:widowControl/>
-        <w:spacing w:line="312" w:lineRule="auto" w:before="160" w:after="60"/>
-        <w:jc w:val="left"/>
-      </w:pPr>
-      <w:r>
-        <w:rPr>
-          <w:rFonts w:ascii="맑은 고딕" w:hAnsi="맑은 고딕" w:eastAsia="맑은 고딕"/>
-          <w:b/>
-          <w:i w:val="0"/>
-          <w:sz w:val="20"/>
-        </w:rPr>
-        <w:t>6.3 인과 검사 — "무행동 붕괴는 최적해인가 탐험 실패인가"</w:t>
-      </w:r>
-    </w:p>
-    <w:p>
-      <w:pPr>
-        <w:widowControl/>
-        <w:spacing w:line="480" w:lineRule="auto" w:before="0" w:after="0"/>
-        <w:ind w:firstLine="400"/>
-        <w:jc w:val="both"/>
-      </w:pPr>
-      <w:r>
-        <w:rPr>
-          <w:rFonts w:ascii="바탕" w:hAnsi="바탕" w:eastAsia="바탕"/>
-          <w:b w:val="0"/>
-          <w:i w:val="0"/>
-          <w:sz w:val="20"/>
-        </w:rPr>
-        <w:t>비용이 붙으면 학습이 '아무것도 하지 않기'로 굳는 현상이 관찰된다. 여기에는 두 가지 해석이 있다.</w:t>
-      </w:r>
-    </w:p>
-    <w:p>
-      <w:pPr>
-        <w:spacing w:line="480" w:lineRule="auto" w:before="0" w:after="0"/>
-        <w:ind w:left="340" w:hanging="340"/>
-      </w:pPr>
-      <w:r>
-        <w:rPr>
-          <w:rFonts w:ascii="바탕" w:hAnsi="바탕" w:eastAsia="바탕"/>
-          <w:b w:val="0"/>
-          <w:i w:val="0"/>
-          <w:sz w:val="20"/>
-        </w:rPr>
-        <w:t xml:space="preserve">1. </w:t>
-      </w:r>
-      <w:r>
-        <w:rPr>
-          <w:rFonts w:ascii="바탕" w:hAnsi="바탕" w:eastAsia="바탕"/>
-          <w:b/>
-          <w:i w:val="0"/>
-          <w:sz w:val="20"/>
-        </w:rPr>
-        <w:t>최적해</w:t>
-      </w:r>
-      <w:r>
-        <w:rPr>
-          <w:rFonts w:ascii="바탕" w:hAnsi="바탕" w:eastAsia="바탕"/>
-          <w:b w:val="0"/>
-          <w:i w:val="0"/>
-          <w:sz w:val="20"/>
-        </w:rPr>
-        <w:t>: 비용을 반영하면 실제로 가만히 있는 것이 최선이다</w:t>
-      </w:r>
-    </w:p>
-    <w:p>
-      <w:pPr>
-        <w:spacing w:line="480" w:lineRule="auto" w:before="0" w:after="0"/>
-        <w:ind w:left="340" w:hanging="340"/>
-      </w:pPr>
-      <w:r>
-        <w:rPr>
-          <w:rFonts w:ascii="바탕" w:hAnsi="바탕" w:eastAsia="바탕"/>
-          <w:b w:val="0"/>
-          <w:i w:val="0"/>
-          <w:sz w:val="20"/>
-        </w:rPr>
-        <w:t xml:space="preserve">2. </w:t>
-      </w:r>
-      <w:r>
-        <w:rPr>
-          <w:rFonts w:ascii="바탕" w:hAnsi="바탕" w:eastAsia="바탕"/>
-          <w:b/>
-          <w:i w:val="0"/>
-          <w:sz w:val="20"/>
-        </w:rPr>
-        <w:t>탐험 실패</w:t>
-      </w:r>
-      <w:r>
-        <w:rPr>
-          <w:rFonts w:ascii="바탕" w:hAnsi="바탕" w:eastAsia="바탕"/>
-          <w:b w:val="0"/>
-          <w:i w:val="0"/>
-          <w:sz w:val="20"/>
-        </w:rPr>
-        <w:t>: 비용 때문에 초반에 목표를 한 번도 보지 못해 굳었다</w:t>
-      </w:r>
-    </w:p>
-    <w:p>
-      <w:pPr>
-        <w:widowControl/>
-        <w:spacing w:line="480" w:lineRule="auto" w:before="0" w:after="0"/>
-        <w:ind w:firstLine="400"/>
-        <w:jc w:val="both"/>
-      </w:pPr>
-      <w:r>
-        <w:rPr>
-          <w:rFonts w:ascii="바탕" w:hAnsi="바탕" w:eastAsia="바탕"/>
-          <w:b w:val="0"/>
-          <w:i w:val="0"/>
-          <w:sz w:val="20"/>
-        </w:rPr>
-        <w:t xml:space="preserve">두 해석은 같은 관측을 낳지만 뜻이 정반대다. 이를 가르기 위해 </w:t>
-      </w:r>
-      <w:r>
-        <w:rPr>
-          <w:rFonts w:ascii="바탕" w:hAnsi="바탕" w:eastAsia="바탕"/>
-          <w:b/>
-          <w:i w:val="0"/>
-          <w:sz w:val="20"/>
-        </w:rPr>
-        <w:t>같은 예산 안에서 비용을 켜는 시점만 바꾼 대조 조건</w:t>
-      </w:r>
-      <w:r>
-        <w:rPr>
-          <w:rFonts w:ascii="바탕" w:hAnsi="바탕" w:eastAsia="바탕"/>
-          <w:b w:val="0"/>
-          <w:i w:val="0"/>
-          <w:sz w:val="20"/>
-        </w:rPr>
-        <w:t xml:space="preserve">을 둔다. 앞 절반은 λ=0으로 학습하고 나머지 절반에서 λ를 켠다. </w:t>
-      </w:r>
-      <w:r>
-        <w:rPr>
-          <w:rFonts w:ascii="바탕" w:hAnsi="바탕" w:eastAsia="바탕"/>
-          <w:b/>
-          <w:i w:val="0"/>
-          <w:sz w:val="20"/>
-        </w:rPr>
-        <w:t>평가는 언제나 진짜 λ로 한다</w:t>
-      </w:r>
-      <w:r>
-        <w:rPr>
-          <w:rFonts w:ascii="바탕" w:hAnsi="바탕" w:eastAsia="바탕"/>
-          <w:b w:val="0"/>
-          <w:i w:val="0"/>
-          <w:sz w:val="20"/>
-        </w:rPr>
-        <w:t xml:space="preserve"> — 성적표는 비용이 있는 세상에서 매긴다.</w:t>
+        <w:t>· 조건 단위로 체크포인트를 저장해 중단되면 마지막 지점부터 이어서 돌린다</w:t>
       </w:r>
     </w:p>
     <w:p>
@@ -4495,274 +4592,7 @@
           <w:i w:val="0"/>
           <w:sz w:val="20"/>
         </w:rPr>
-        <w:t xml:space="preserve">· 워밍업 쪽이 행동을 유지하고 점수가 높아지면 → </w:t>
-      </w:r>
-      <w:r>
-        <w:rPr>
-          <w:rFonts w:ascii="바탕" w:hAnsi="바탕" w:eastAsia="바탕"/>
-          <w:b/>
-          <w:i w:val="0"/>
-          <w:sz w:val="20"/>
-        </w:rPr>
-        <w:t>탐험 실패</w:t>
-      </w:r>
-      <w:r>
-        <w:rPr>
-          <w:rFonts w:ascii="바탕" w:hAnsi="바탕" w:eastAsia="바탕"/>
-          <w:b w:val="0"/>
-          <w:i w:val="0"/>
-          <w:sz w:val="20"/>
-        </w:rPr>
-        <w:t>다.</w:t>
-      </w:r>
-    </w:p>
-    <w:p>
-      <w:pPr>
-        <w:widowControl/>
-        <w:spacing w:line="480" w:lineRule="auto" w:before="0" w:after="0"/>
-        <w:ind w:firstLine="400"/>
-        <w:jc w:val="both"/>
-      </w:pPr>
-      <w:r>
-        <w:rPr>
-          <w:rFonts w:ascii="바탕" w:hAnsi="바탕" w:eastAsia="바탕"/>
-          <w:b w:val="0"/>
-          <w:i w:val="0"/>
-          <w:sz w:val="20"/>
-        </w:rPr>
-        <w:t>비용이 있는 세상에서도 행동하는 정책이 존재하는데, 처음부터 비용을 물리면 그것을 못 찾는 것이다.</w:t>
-      </w:r>
-    </w:p>
-    <w:p>
-      <w:pPr>
-        <w:spacing w:line="480" w:lineRule="auto" w:before="0" w:after="0"/>
-        <w:ind w:left="340" w:hanging="198"/>
-      </w:pPr>
-      <w:r>
-        <w:rPr>
-          <w:rFonts w:ascii="바탕" w:hAnsi="바탕" w:eastAsia="바탕"/>
-          <w:b w:val="0"/>
-          <w:i w:val="0"/>
-          <w:sz w:val="20"/>
-        </w:rPr>
-        <w:t xml:space="preserve">· 워밍업 쪽도 똑같이 무행동으로 굳으면 → </w:t>
-      </w:r>
-      <w:r>
-        <w:rPr>
-          <w:rFonts w:ascii="바탕" w:hAnsi="바탕" w:eastAsia="바탕"/>
-          <w:b/>
-          <w:i w:val="0"/>
-          <w:sz w:val="20"/>
-        </w:rPr>
-        <w:t>최적해</w:t>
-      </w:r>
-      <w:r>
-        <w:rPr>
-          <w:rFonts w:ascii="바탕" w:hAnsi="바탕" w:eastAsia="바탕"/>
-          <w:b w:val="0"/>
-          <w:i w:val="0"/>
-          <w:sz w:val="20"/>
-        </w:rPr>
-        <w:t>다.</w:t>
-      </w:r>
-    </w:p>
-    <w:p>
-      <w:pPr>
-        <w:widowControl/>
-        <w:spacing w:line="480" w:lineRule="auto" w:before="0" w:after="0"/>
-        <w:ind w:firstLine="400"/>
-        <w:jc w:val="both"/>
-      </w:pPr>
-      <w:r>
-        <w:rPr>
-          <w:rFonts w:ascii="바탕" w:hAnsi="바탕" w:eastAsia="바탕"/>
-          <w:b w:val="0"/>
-          <w:i w:val="0"/>
-          <w:sz w:val="20"/>
-        </w:rPr>
-        <w:t>두 조건은 환경 스텝 예산·시드·평가 방식이 모두 같고, 다른 것은 학습 중 보상 신호뿐이다.</w:t>
-      </w:r>
-    </w:p>
-    <w:p>
-      <w:pPr>
-        <w:keepNext/>
-        <w:widowControl/>
-        <w:spacing w:line="312" w:lineRule="auto" w:before="200" w:after="80"/>
-        <w:jc w:val="left"/>
-      </w:pPr>
-      <w:r>
-        <w:rPr>
-          <w:rFonts w:ascii="맑은 고딕" w:hAnsi="맑은 고딕" w:eastAsia="맑은 고딕"/>
-          <w:b/>
-          <w:i w:val="0"/>
-          <w:sz w:val="22"/>
-        </w:rPr>
-        <w:t>7. 재현성</w:t>
-      </w:r>
-    </w:p>
-    <w:p>
-      <w:pPr>
-        <w:spacing w:line="480" w:lineRule="auto" w:before="0" w:after="0"/>
-        <w:ind w:left="340" w:hanging="198"/>
-      </w:pPr>
-      <w:r>
-        <w:rPr>
-          <w:rFonts w:ascii="바탕" w:hAnsi="바탕" w:eastAsia="바탕"/>
-          <w:b w:val="0"/>
-          <w:i w:val="0"/>
-          <w:sz w:val="20"/>
-        </w:rPr>
-        <w:t xml:space="preserve">· 모든 실험은 </w:t>
-      </w:r>
-      <w:r>
-        <w:rPr>
-          <w:rFonts w:ascii="Consolas" w:hAnsi="Consolas" w:eastAsia="Consolas"/>
-          <w:b w:val="0"/>
-          <w:i w:val="0"/>
-          <w:sz w:val="19"/>
-        </w:rPr>
-        <w:t>experiments/configs/*.yaml</w:t>
-      </w:r>
-      <w:r>
-        <w:rPr>
-          <w:rFonts w:ascii="바탕" w:hAnsi="바탕" w:eastAsia="바탕"/>
-          <w:b w:val="0"/>
-          <w:i w:val="0"/>
-          <w:sz w:val="20"/>
-        </w:rPr>
-        <w:t xml:space="preserve"> 한 장으로 실행되며, 결과 폴더 옆에 config 사본과</w:t>
-      </w:r>
-    </w:p>
-    <w:p>
-      <w:pPr>
-        <w:widowControl/>
-        <w:spacing w:line="480" w:lineRule="auto" w:before="0" w:after="0"/>
-        <w:ind w:firstLine="400"/>
-        <w:jc w:val="both"/>
-      </w:pPr>
-      <w:r>
-        <w:rPr>
-          <w:rFonts w:ascii="바탕" w:hAnsi="바탕" w:eastAsia="바탕"/>
-          <w:b w:val="0"/>
-          <w:i w:val="0"/>
-          <w:sz w:val="20"/>
-        </w:rPr>
-        <w:t>실행 메타데이터(소요시간, 스텝 예산, 평가 에피소드 수)를 남긴다</w:t>
-      </w:r>
-    </w:p>
-    <w:p>
-      <w:pPr>
-        <w:spacing w:line="480" w:lineRule="auto" w:before="0" w:after="0"/>
-        <w:ind w:left="340" w:hanging="198"/>
-      </w:pPr>
-      <w:r>
-        <w:rPr>
-          <w:rFonts w:ascii="바탕" w:hAnsi="바탕" w:eastAsia="바탕"/>
-          <w:b w:val="0"/>
-          <w:i w:val="0"/>
-          <w:sz w:val="20"/>
-        </w:rPr>
-        <w:t xml:space="preserve">· </w:t>
-      </w:r>
-      <w:r>
-        <w:rPr>
-          <w:rFonts w:ascii="바탕" w:hAnsi="바탕" w:eastAsia="바탕"/>
-          <w:b/>
-          <w:i w:val="0"/>
-          <w:sz w:val="20"/>
-        </w:rPr>
-        <w:t>재현성을 주장하지 않고 확인했다.</w:t>
-      </w:r>
-      <w:r>
-        <w:rPr>
-          <w:rFonts w:ascii="바탕" w:hAnsi="바탕" w:eastAsia="바탕"/>
-          <w:b w:val="0"/>
-          <w:i w:val="0"/>
-          <w:sz w:val="20"/>
-        </w:rPr>
-        <w:t xml:space="preserve"> 이미 끝난 조건 하나(MountainCar / 표준 DQN / λ=0 / 시드 5)를</w:t>
-      </w:r>
-    </w:p>
-    <w:p>
-      <w:pPr>
-        <w:widowControl/>
-        <w:spacing w:line="480" w:lineRule="auto" w:before="0" w:after="0"/>
-        <w:ind w:firstLine="400"/>
-        <w:jc w:val="both"/>
-      </w:pPr>
-      <w:r>
-        <w:rPr>
-          <w:rFonts w:ascii="바탕" w:hAnsi="바탕" w:eastAsia="바탕"/>
-          <w:b w:val="0"/>
-          <w:i w:val="0"/>
-          <w:sz w:val="20"/>
-        </w:rPr>
-        <w:t xml:space="preserve">같은 설정·같은 시드로 다시 돌려 대조했다. 학습 중 곡선 평가 12개 지점과 최종 평가 150 에피소드의 </w:t>
-      </w:r>
-      <w:r>
-        <w:rPr>
-          <w:rFonts w:ascii="바탕" w:hAnsi="바탕" w:eastAsia="바탕"/>
-          <w:b/>
-          <w:i w:val="0"/>
-          <w:sz w:val="20"/>
-        </w:rPr>
-        <w:t>모든 지표가 소수점 아래 9자리까지 일치</w:t>
-      </w:r>
-      <w:r>
-        <w:rPr>
-          <w:rFonts w:ascii="바탕" w:hAnsi="바탕" w:eastAsia="바탕"/>
-          <w:b w:val="0"/>
-          <w:i w:val="0"/>
-          <w:sz w:val="20"/>
-        </w:rPr>
-        <w:t>했다(총보상 −131.486842, 행동 120.3회, 도달률 84.0%). 소요시간만 909초 대 1,004초로 달랐다 — 그때그때의 CPU 부하 차이이며 결과와 무관하다.</w:t>
-      </w:r>
-    </w:p>
-    <w:p>
-      <w:pPr>
-        <w:spacing w:line="480" w:lineRule="auto" w:before="0" w:after="0"/>
-        <w:ind w:left="340" w:hanging="198"/>
-      </w:pPr>
-      <w:r>
-        <w:rPr>
-          <w:rFonts w:ascii="바탕" w:hAnsi="바탕" w:eastAsia="바탕"/>
-          <w:b w:val="0"/>
-          <w:i w:val="0"/>
-          <w:sz w:val="20"/>
-        </w:rPr>
-        <w:t>· 조건 단위로 체크포인트를 저장해 중단되면 마지막 지점부터 이어서 돌린다</w:t>
-      </w:r>
-    </w:p>
-    <w:p>
-      <w:pPr>
-        <w:spacing w:line="480" w:lineRule="auto" w:before="0" w:after="0"/>
-        <w:ind w:left="340" w:hanging="198"/>
-      </w:pPr>
-      <w:r>
-        <w:rPr>
-          <w:rFonts w:ascii="바탕" w:hAnsi="바탕" w:eastAsia="바탕"/>
-          <w:b w:val="0"/>
-          <w:i w:val="0"/>
-          <w:sz w:val="20"/>
-        </w:rPr>
-        <w:t>· 실행 중에는 감시 스크립트가 1시간마다 프로세스 생존·진행 정체·로그 예외·NaN·디스크·</w:t>
-      </w:r>
-    </w:p>
-    <w:p>
-      <w:pPr>
-        <w:widowControl/>
-        <w:spacing w:line="480" w:lineRule="auto" w:before="0" w:after="0"/>
-        <w:ind w:firstLine="400"/>
-        <w:jc w:val="both"/>
-      </w:pPr>
-      <w:r>
-        <w:rPr>
-          <w:rFonts w:ascii="바탕" w:hAnsi="바탕" w:eastAsia="바탕"/>
-          <w:b w:val="0"/>
-          <w:i w:val="0"/>
-          <w:sz w:val="20"/>
-        </w:rPr>
-        <w:t xml:space="preserve">학습 곡선 이상을 점검해 </w:t>
+        <w:t xml:space="preserve">· 실행 중에는 감시 스크립트가 1시간마다 프로세스 생존·진행 정체·로그 예외·NaN·디스크· 학습 곡선 이상을 점검해 </w:t>
       </w:r>
       <w:r>
         <w:rPr>
@@ -6238,7 +6068,7 @@
                 <w:i w:val="0"/>
                 <w:sz w:val="18"/>
               </w:rPr>
-              <w:t>9</w:t>
+              <w:t>10</w:t>
             </w:r>
           </w:p>
         </w:tc>
@@ -6383,7 +6213,7 @@
                 <w:i w:val="0"/>
                 <w:sz w:val="18"/>
               </w:rPr>
-              <w:t>9</w:t>
+              <w:t>10</w:t>
             </w:r>
           </w:p>
         </w:tc>
@@ -11916,16 +11746,7 @@
           <w:i w:val="0"/>
           <w:sz w:val="20"/>
         </w:rPr>
-        <w:t xml:space="preserve">보상이 조밀한 제어 문제다. 매 스텝 자세·속도·연료에 대한 신호가 들어오고, 표준 DQN이 정상적으로 학습된다. 고정 규칙은 처음 손으로 짠 계수로는 점수가 낮았지만(35.8), 계수를 다시 고르자 162.3까지 올라 학습에 근접한다(Ⅲ장 6.2절의 기준선 감사). 표에는 두 규칙을 함께 실어 그 차이를 보인다. 조건당 환경 200,000스텝, 학습 계열은 λ 12개(격자 12개 중) · 시드 9~10개까지 완료된 집계다. </w:t>
-      </w:r>
-      <w:r>
-        <w:rPr>
-          <w:rFonts w:ascii="바탕" w:hAnsi="바탕" w:eastAsia="바탕"/>
-          <w:b/>
-          <w:i w:val="0"/>
-          <w:sz w:val="20"/>
-        </w:rPr>
-        <w:t>아직 실험이 끝나지 않았으므로 최종 결론이 아니다.</w:t>
+        <w:t>보상이 조밀한 제어 문제다. 매 스텝 자세·속도·연료에 대한 신호가 들어오고, 표준 DQN이 정상적으로 학습된다. 고정 규칙은 처음 손으로 짠 계수로는 점수가 낮았지만(35.8), 계수를 다시 고르자 162.3까지 올라 학습에 근접한다(Ⅲ장 6.2절의 기준선 감사). 표에는 두 규칙을 함께 실어 그 차이를 보인다. 조건당 환경 200,000스텝, 학습 계열은 λ 12개(격자 12개 중) · 시드 10개까지 완료된 집계다.</w:t>
       </w:r>
     </w:p>
     <w:p>
@@ -12188,7 +12009,7 @@
                 <w:sz w:val="18"/>
                 <w:vertAlign w:val="superscript"/>
               </w:rPr>
-              <w:t>[171, 216]</w:t>
+              <w:t>[171, 217]</w:t>
             </w:r>
           </w:p>
         </w:tc>
@@ -12218,7 +12039,7 @@
                 <w:sz w:val="18"/>
                 <w:vertAlign w:val="superscript"/>
               </w:rPr>
-              <w:t>[131, 182]</w:t>
+              <w:t>[129, 182]</w:t>
             </w:r>
           </w:p>
         </w:tc>
@@ -12328,7 +12149,7 @@
                 <w:i w:val="0"/>
                 <w:sz w:val="18"/>
               </w:rPr>
-              <w:t>-131 [-133, -129]</w:t>
+              <w:t>-131 [-133, -128]</w:t>
             </w:r>
           </w:p>
         </w:tc>
@@ -12383,7 +12204,7 @@
                 <w:sz w:val="18"/>
                 <w:vertAlign w:val="superscript"/>
               </w:rPr>
-              <w:t>[143, 207]</w:t>
+              <w:t>[145, 207]</w:t>
             </w:r>
           </w:p>
         </w:tc>
@@ -12413,7 +12234,7 @@
                 <w:sz w:val="18"/>
                 <w:vertAlign w:val="superscript"/>
               </w:rPr>
-              <w:t>[54, 177]</w:t>
+              <w:t>[55, 177]</w:t>
             </w:r>
           </w:p>
         </w:tc>
@@ -12443,7 +12264,7 @@
                 <w:sz w:val="18"/>
                 <w:vertAlign w:val="superscript"/>
               </w:rPr>
-              <w:t>[169, 228]</w:t>
+              <w:t>[171, 227]</w:t>
             </w:r>
           </w:p>
         </w:tc>
@@ -12523,7 +12344,7 @@
                 <w:i w:val="0"/>
                 <w:sz w:val="18"/>
               </w:rPr>
-              <w:t>-131 [-133, -129]</w:t>
+              <w:t>-131 [-133, -128]</w:t>
             </w:r>
           </w:p>
         </w:tc>
@@ -12608,7 +12429,7 @@
                 <w:sz w:val="18"/>
                 <w:vertAlign w:val="superscript"/>
               </w:rPr>
-              <w:t>[5, 156]</w:t>
+              <w:t>[3, 158]</w:t>
             </w:r>
           </w:p>
         </w:tc>
@@ -12638,7 +12459,7 @@
                 <w:sz w:val="18"/>
                 <w:vertAlign w:val="superscript"/>
               </w:rPr>
-              <w:t>[128, 162]</w:t>
+              <w:t>[129, 162]</w:t>
             </w:r>
           </w:p>
         </w:tc>
@@ -12708,7 +12529,7 @@
                 <w:i w:val="0"/>
                 <w:sz w:val="18"/>
               </w:rPr>
-              <w:t>-131 [-133, -129]</w:t>
+              <w:t>-131 [-133, -128]</w:t>
             </w:r>
           </w:p>
         </w:tc>
@@ -12783,7 +12604,7 @@
                 <w:i w:val="0"/>
                 <w:sz w:val="18"/>
               </w:rPr>
-              <w:t>59 [-4, 129]</w:t>
+              <w:t>59 [-2, 128]</w:t>
             </w:r>
           </w:p>
         </w:tc>
@@ -12883,7 +12704,7 @@
                 <w:i w:val="0"/>
                 <w:sz w:val="18"/>
               </w:rPr>
-              <w:t>-131 [-133, -129]</w:t>
+              <w:t>-131 [-133, -128]</w:t>
             </w:r>
           </w:p>
         </w:tc>
@@ -12928,7 +12749,7 @@
                 <w:i w:val="0"/>
                 <w:sz w:val="18"/>
               </w:rPr>
-              <w:t>-13 [-57, 35]</w:t>
+              <w:t>-13 [-60, 34]</w:t>
             </w:r>
           </w:p>
         </w:tc>
@@ -12948,7 +12769,7 @@
                 <w:i w:val="0"/>
                 <w:sz w:val="18"/>
               </w:rPr>
-              <w:t>-34 [-129, 24]</w:t>
+              <w:t>-34 [-129, 26]</w:t>
             </w:r>
           </w:p>
         </w:tc>
@@ -12968,7 +12789,7 @@
                 <w:i w:val="0"/>
                 <w:sz w:val="18"/>
               </w:rPr>
-              <w:t>37 [-42, 66]</w:t>
+              <w:t>37 [-40, 66]</w:t>
             </w:r>
           </w:p>
         </w:tc>
@@ -13028,7 +12849,7 @@
                 <w:i w:val="0"/>
                 <w:sz w:val="18"/>
               </w:rPr>
-              <w:t>-131 [-133, -129]</w:t>
+              <w:t>-131 [-133, -128]</w:t>
             </w:r>
           </w:p>
         </w:tc>
@@ -13073,7 +12894,7 @@
                 <w:i w:val="0"/>
                 <w:sz w:val="18"/>
               </w:rPr>
-              <w:t>-33 [-93, -14]</w:t>
+              <w:t>-33 [-94, -14]</w:t>
             </w:r>
           </w:p>
         </w:tc>
@@ -13093,7 +12914,7 @@
                 <w:i w:val="0"/>
                 <w:sz w:val="18"/>
               </w:rPr>
-              <w:t>-26 [-68, 2]</w:t>
+              <w:t>-28 [-61, -3]</w:t>
             </w:r>
           </w:p>
         </w:tc>
@@ -13113,7 +12934,7 @@
                 <w:i w:val="0"/>
                 <w:sz w:val="18"/>
               </w:rPr>
-              <w:t>3 [-23, 29]</w:t>
+              <w:t>5 [-18, 27]</w:t>
             </w:r>
           </w:p>
         </w:tc>
@@ -13173,7 +12994,7 @@
                 <w:i w:val="0"/>
                 <w:sz w:val="18"/>
               </w:rPr>
-              <w:t>-131 [-133, -129]</w:t>
+              <w:t>-131 [-133, -128]</w:t>
             </w:r>
           </w:p>
         </w:tc>
@@ -13238,7 +13059,7 @@
                 <w:i w:val="0"/>
                 <w:sz w:val="18"/>
               </w:rPr>
-              <w:t>-52 [-98, -7]</w:t>
+              <w:t>-52 [-97, -3]</w:t>
             </w:r>
           </w:p>
         </w:tc>
@@ -13318,7 +13139,7 @@
                 <w:i w:val="0"/>
                 <w:sz w:val="18"/>
               </w:rPr>
-              <w:t>-131 [-133, -129]</w:t>
+              <w:t>-131 [-133, -128]</w:t>
             </w:r>
           </w:p>
         </w:tc>
@@ -13363,7 +13184,7 @@
                 <w:i w:val="0"/>
                 <w:sz w:val="18"/>
               </w:rPr>
-              <w:t>-150 [-200, -119]</w:t>
+              <w:t>-150 [-197, -119]</w:t>
             </w:r>
           </w:p>
         </w:tc>
@@ -13383,7 +13204,7 @@
                 <w:i w:val="0"/>
                 <w:sz w:val="18"/>
               </w:rPr>
-              <w:t>-200 [-327, -126]</w:t>
+              <w:t>-202 [-311, -138]</w:t>
             </w:r>
           </w:p>
         </w:tc>
@@ -13403,7 +13224,7 @@
                 <w:i w:val="0"/>
                 <w:sz w:val="18"/>
               </w:rPr>
-              <w:t>-56 [-82, -25]</w:t>
+              <w:t>-61 [-86, -30]</w:t>
             </w:r>
           </w:p>
         </w:tc>
@@ -13463,7 +13284,7 @@
                 <w:i w:val="0"/>
                 <w:sz w:val="18"/>
               </w:rPr>
-              <w:t>-131 [-133, -129]</w:t>
+              <w:t>-131 [-133, -128]</w:t>
             </w:r>
           </w:p>
         </w:tc>
@@ -13508,7 +13329,7 @@
                 <w:i w:val="0"/>
                 <w:sz w:val="18"/>
               </w:rPr>
-              <w:t>-146 [-232, -111]</w:t>
+              <w:t>-146 [-233, -111]</w:t>
             </w:r>
           </w:p>
         </w:tc>
@@ -13528,7 +13349,7 @@
                 <w:i w:val="0"/>
                 <w:sz w:val="18"/>
               </w:rPr>
-              <w:t>-145 [-303, -111]</w:t>
+              <w:t>-139 [-288, -104]</w:t>
             </w:r>
           </w:p>
         </w:tc>
@@ -13548,7 +13369,7 @@
                 <w:i w:val="0"/>
                 <w:sz w:val="18"/>
               </w:rPr>
-              <w:t>-95 [-108, -73]</w:t>
+              <w:t>-97 [-108, -77]</w:t>
             </w:r>
           </w:p>
         </w:tc>
@@ -13608,7 +13429,7 @@
                 <w:i w:val="0"/>
                 <w:sz w:val="18"/>
               </w:rPr>
-              <w:t>-131 [-133, -129]</w:t>
+              <w:t>-131 [-133, -128]</w:t>
             </w:r>
           </w:p>
         </w:tc>
@@ -13673,7 +13494,7 @@
                 <w:i w:val="0"/>
                 <w:sz w:val="18"/>
               </w:rPr>
-              <w:t>-153 [-237, -128]</w:t>
+              <w:t>-153 [-238, -127]</w:t>
             </w:r>
           </w:p>
         </w:tc>
@@ -13693,7 +13514,7 @@
                 <w:i w:val="0"/>
                 <w:sz w:val="18"/>
               </w:rPr>
-              <w:t>-157 [-224, -110]</w:t>
+              <w:t>-157 [-222, -110]</w:t>
             </w:r>
           </w:p>
         </w:tc>
@@ -13753,7 +13574,7 @@
                 <w:i w:val="0"/>
                 <w:sz w:val="18"/>
               </w:rPr>
-              <w:t>-131 [-133, -129]</w:t>
+              <w:t>-131 [-133, -128]</w:t>
             </w:r>
           </w:p>
         </w:tc>
@@ -13798,7 +13619,7 @@
                 <w:i w:val="0"/>
                 <w:sz w:val="18"/>
               </w:rPr>
-              <w:t>-259 [-380, -170]</w:t>
+              <w:t>-259 [-378, -169]</w:t>
             </w:r>
           </w:p>
         </w:tc>
@@ -13818,7 +13639,7 @@
                 <w:i w:val="0"/>
                 <w:sz w:val="18"/>
               </w:rPr>
-              <w:t>-147 [-205, -126]</w:t>
+              <w:t>-161 [-240, -130]</w:t>
             </w:r>
           </w:p>
         </w:tc>
@@ -13838,7 +13659,7 @@
                 <w:i w:val="0"/>
                 <w:sz w:val="18"/>
               </w:rPr>
-              <w:t>-193 [-307, -149]</w:t>
+              <w:t>-192 [-294, -155]</w:t>
             </w:r>
           </w:p>
         </w:tc>
@@ -13898,7 +13719,7 @@
                 <w:i w:val="0"/>
                 <w:sz w:val="18"/>
               </w:rPr>
-              <w:t>-131 [-133, -129]</w:t>
+              <w:t>-131 [-133, -128]</w:t>
             </w:r>
           </w:p>
         </w:tc>
@@ -13943,7 +13764,7 @@
                 <w:i w:val="0"/>
                 <w:sz w:val="18"/>
               </w:rPr>
-              <w:t>-210 [-330, -148]</w:t>
+              <w:t>-210 [-335, -149]</w:t>
             </w:r>
           </w:p>
         </w:tc>
@@ -13983,7 +13804,7 @@
                 <w:i w:val="0"/>
                 <w:sz w:val="18"/>
               </w:rPr>
-              <w:t>-175 [-267, -137]</w:t>
+              <w:t>-175 [-268, -137]</w:t>
             </w:r>
           </w:p>
         </w:tc>
@@ -14003,7 +13824,7 @@
                 <w:i w:val="0"/>
                 <w:sz w:val="18"/>
               </w:rPr>
-              <w:t>-326 [-339, -312]</w:t>
+              <w:t>-326 [-340, -312]</w:t>
             </w:r>
           </w:p>
         </w:tc>
@@ -14023,7 +13844,7 @@
                 <w:i w:val="0"/>
                 <w:sz w:val="18"/>
               </w:rPr>
-              <w:t>-328 [-331, -327]</w:t>
+              <w:t>-328 [-331, -326]</w:t>
             </w:r>
           </w:p>
         </w:tc>
@@ -14043,7 +13864,7 @@
                 <w:i w:val="0"/>
                 <w:sz w:val="18"/>
               </w:rPr>
-              <w:t>-131 [-133, -129]</w:t>
+              <w:t>-131 [-133, -128]</w:t>
             </w:r>
           </w:p>
         </w:tc>
@@ -15455,7 +15276,7 @@
                 <w:i w:val="0"/>
                 <w:sz w:val="18"/>
               </w:rPr>
-              <w:t>169</w:t>
+              <w:t>171</w:t>
             </w:r>
           </w:p>
         </w:tc>
@@ -15476,7 +15297,7 @@
                 <w:i w:val="0"/>
                 <w:sz w:val="18"/>
               </w:rPr>
-              <w:t>110</w:t>
+              <w:t>115</w:t>
             </w:r>
           </w:p>
         </w:tc>
@@ -15801,7 +15622,7 @@
                 <w:i w:val="0"/>
                 <w:sz w:val="18"/>
               </w:rPr>
-              <w:t>186</w:t>
+              <w:t>194</w:t>
             </w:r>
           </w:p>
         </w:tc>
@@ -15822,7 +15643,7 @@
                 <w:i w:val="0"/>
                 <w:sz w:val="18"/>
               </w:rPr>
-              <w:t>103</w:t>
+              <w:t>106</w:t>
             </w:r>
           </w:p>
         </w:tc>
@@ -15974,7 +15795,7 @@
                 <w:i w:val="0"/>
                 <w:sz w:val="18"/>
               </w:rPr>
-              <w:t>114</w:t>
+              <w:t>111</w:t>
             </w:r>
           </w:p>
         </w:tc>
@@ -15995,7 +15816,7 @@
                 <w:i w:val="0"/>
                 <w:sz w:val="18"/>
               </w:rPr>
-              <w:t>81</w:t>
+              <w:t>75</w:t>
             </w:r>
           </w:p>
         </w:tc>
@@ -16320,7 +16141,7 @@
                 <w:i w:val="0"/>
                 <w:sz w:val="18"/>
               </w:rPr>
-              <w:t>55</w:t>
+              <w:t>60</w:t>
             </w:r>
           </w:p>
         </w:tc>
@@ -16341,7 +16162,7 @@
                 <w:i w:val="0"/>
                 <w:sz w:val="18"/>
               </w:rPr>
-              <w:t>93</w:t>
+              <w:t>92</w:t>
             </w:r>
           </w:p>
         </w:tc>
@@ -20687,7 +20508,7 @@
                 <w:i w:val="0"/>
                 <w:sz w:val="18"/>
               </w:rPr>
-              <w:t>[171.3, 216.4]</w:t>
+              <w:t>[171.3, 216.5]</w:t>
             </w:r>
           </w:p>
         </w:tc>
@@ -20824,7 +20645,7 @@
                 <w:i w:val="0"/>
                 <w:sz w:val="18"/>
               </w:rPr>
-              <w:t>[156.9, 167.6]</w:t>
+              <w:t>[156.8, 167.5]</w:t>
             </w:r>
           </w:p>
         </w:tc>
@@ -22205,7 +22026,156 @@
           <w:i w:val="0"/>
           <w:sz w:val="20"/>
         </w:rPr>
-        <w:t xml:space="preserve"> 보상 신호가 조밀한가? 이미 잘 도는 규칙이 있는가? 보상이 희소하고</w:t>
+        <w:t xml:space="preserve"> 보상 신호가 조밀한가? 이미 잘 도는 규칙이 있는가? 보상이 희소하고 좋은 규칙이 있다면, 행동 비용을 재기 전에 이미 답이 정해져 있을 가능성이 높다 — 규칙을 쓰라.</w:t>
+      </w:r>
+    </w:p>
+    <w:p>
+      <w:pPr>
+        <w:spacing w:line="480" w:lineRule="auto" w:before="0" w:after="0"/>
+        <w:ind w:left="340" w:hanging="340"/>
+      </w:pPr>
+      <w:r>
+        <w:rPr>
+          <w:rFonts w:ascii="바탕" w:hAnsi="바탕" w:eastAsia="바탕"/>
+          <w:b w:val="0"/>
+          <w:i w:val="0"/>
+          <w:sz w:val="20"/>
+        </w:rPr>
+        <w:t xml:space="preserve">2. </w:t>
+      </w:r>
+      <w:r>
+        <w:rPr>
+          <w:rFonts w:ascii="바탕" w:hAnsi="바탕" w:eastAsia="바탕"/>
+          <w:b/>
+          <w:i w:val="0"/>
+          <w:sz w:val="20"/>
+        </w:rPr>
+        <w:t>학습을 쓰기로 했다면 밑바닥이 있는 구조를 골라라.</w:t>
+      </w:r>
+      <w:r>
+        <w:rPr>
+          <w:rFonts w:ascii="바탕" w:hAnsi="바탕" w:eastAsia="바탕"/>
+          <w:b w:val="0"/>
+          <w:i w:val="0"/>
+          <w:sz w:val="20"/>
+        </w:rPr>
+        <w:t xml:space="preserve"> Lazy-MDP 방식은 학습이 실패해도 기본 규칙 수준으로 떨어질 뿐이어서 가장 안정적이었고, 잘 만든 규칙과 겨루었을 때도 유일하게 넓은 구간에서 이겼다.</w:t>
+      </w:r>
+    </w:p>
+    <w:p>
+      <w:pPr>
+        <w:spacing w:line="480" w:lineRule="auto" w:before="0" w:after="0"/>
+        <w:ind w:left="340" w:hanging="340"/>
+      </w:pPr>
+      <w:r>
+        <w:rPr>
+          <w:rFonts w:ascii="바탕" w:hAnsi="바탕" w:eastAsia="바탕"/>
+          <w:b w:val="0"/>
+          <w:i w:val="0"/>
+          <w:sz w:val="20"/>
+        </w:rPr>
+        <w:t xml:space="preserve">3. </w:t>
+      </w:r>
+      <w:r>
+        <w:rPr>
+          <w:rFonts w:ascii="바탕" w:hAnsi="바탕" w:eastAsia="바탕"/>
+          <w:b/>
+          <w:i w:val="0"/>
+          <w:sz w:val="20"/>
+        </w:rPr>
+        <w:t>비교 상대인 규칙에도 공을 들여라.</w:t>
+      </w:r>
+      <w:r>
+        <w:rPr>
+          <w:rFonts w:ascii="바탕" w:hAnsi="바탕" w:eastAsia="바탕"/>
+          <w:b w:val="0"/>
+          <w:i w:val="0"/>
+          <w:sz w:val="20"/>
+        </w:rPr>
+        <w:t xml:space="preserve"> 대충 만든 규칙을 이기는 것은 쉽다. 이 연구에서는 같은 형태의 규칙에서 계수만 다시 골랐을 뿐인데 기준선이 126점 올랐고, 그것만으로 결론이 바뀌었다.</w:t>
+      </w:r>
+    </w:p>
+    <w:p>
+      <w:pPr>
+        <w:spacing w:line="480" w:lineRule="auto" w:before="0" w:after="0"/>
+        <w:ind w:left="340" w:hanging="340"/>
+      </w:pPr>
+      <w:r>
+        <w:rPr>
+          <w:rFonts w:ascii="바탕" w:hAnsi="바탕" w:eastAsia="바탕"/>
+          <w:b w:val="0"/>
+          <w:i w:val="0"/>
+          <w:sz w:val="20"/>
+        </w:rPr>
+        <w:t xml:space="preserve">4. </w:t>
+      </w:r>
+      <w:r>
+        <w:rPr>
+          <w:rFonts w:ascii="바탕" w:hAnsi="바탕" w:eastAsia="바탕"/>
+          <w:b/>
+          <w:i w:val="0"/>
+          <w:sz w:val="20"/>
+        </w:rPr>
+        <w:t>비용을 처음부터 물리지 마라.</w:t>
+      </w:r>
+      <w:r>
+        <w:rPr>
+          <w:rFonts w:ascii="바탕" w:hAnsi="바탕" w:eastAsia="바탕"/>
+          <w:b w:val="0"/>
+          <w:i w:val="0"/>
+          <w:sz w:val="20"/>
+        </w:rPr>
+        <w:t xml:space="preserve"> 비용 없이 먼저 문제를 풀게 한 뒤 비용을 켜는 편이 훨씬 낫다. 이 연구에서 예산의 앞 절반만 비용 없이 학습시켜도 목표 도달률이 0%에서 66%로 올라갔다(λ=0.05, 표준 DQN). 같은 예산·같은 평가인데 비용을 켜는 시점만 바꾼 것이다.</w:t>
+      </w:r>
+    </w:p>
+    <w:p>
+      <w:pPr>
+        <w:spacing w:line="480" w:lineRule="auto" w:before="0" w:after="0"/>
+        <w:ind w:left="340" w:hanging="340"/>
+      </w:pPr>
+      <w:r>
+        <w:rPr>
+          <w:rFonts w:ascii="바탕" w:hAnsi="바탕" w:eastAsia="바탕"/>
+          <w:b w:val="0"/>
+          <w:i w:val="0"/>
+          <w:sz w:val="20"/>
+        </w:rPr>
+        <w:t xml:space="preserve">5. </w:t>
+      </w:r>
+      <w:r>
+        <w:rPr>
+          <w:rFonts w:ascii="바탕" w:hAnsi="바탕" w:eastAsia="바탕"/>
+          <w:b/>
+          <w:i w:val="0"/>
+          <w:sz w:val="20"/>
+        </w:rPr>
+        <w:t>도입 전에 λ=0에서 먼저 겨뤄 보라.</w:t>
+      </w:r>
+      <w:r>
+        <w:rPr>
+          <w:rFonts w:ascii="바탕" w:hAnsi="바탕" w:eastAsia="바탕"/>
+          <w:b w:val="0"/>
+          <w:i w:val="0"/>
+          <w:sz w:val="20"/>
+        </w:rPr>
+        <w:t xml:space="preserve"> 비용을 넣기 전에 "비용이 없는 세계에서 학습이 지금 규칙을 이기는가"를 확인하는 것이 가장 싼 검사다. 거기서 못 이기면 비용을 넣어도 이길 수 없다.</w:t>
+      </w:r>
+    </w:p>
+    <w:p>
+      <w:pPr>
+        <w:keepNext/>
+        <w:widowControl/>
+        <w:spacing w:line="312" w:lineRule="auto" w:before="200" w:after="80"/>
+        <w:jc w:val="left"/>
+      </w:pPr>
+      <w:r>
+        <w:rPr>
+          <w:rFonts w:ascii="맑은 고딕" w:hAnsi="맑은 고딕" w:eastAsia="맑은 고딕"/>
+          <w:b/>
+          <w:i w:val="0"/>
+          <w:sz w:val="22"/>
+        </w:rPr>
+        <w:t>3. 한계</w:t>
       </w:r>
     </w:p>
     <w:p>
@@ -22222,240 +22192,6 @@
           <w:i w:val="0"/>
           <w:sz w:val="20"/>
         </w:rPr>
-        <w:t>좋은 규칙이 있다면, 행동 비용을 재기 전에 이미 답이 정해져 있을 가능성이 높다 — 규칙을 쓰라.</w:t>
-      </w:r>
-    </w:p>
-    <w:p>
-      <w:pPr>
-        <w:spacing w:line="480" w:lineRule="auto" w:before="0" w:after="0"/>
-        <w:ind w:left="340" w:hanging="340"/>
-      </w:pPr>
-      <w:r>
-        <w:rPr>
-          <w:rFonts w:ascii="바탕" w:hAnsi="바탕" w:eastAsia="바탕"/>
-          <w:b w:val="0"/>
-          <w:i w:val="0"/>
-          <w:sz w:val="20"/>
-        </w:rPr>
-        <w:t xml:space="preserve">2. </w:t>
-      </w:r>
-      <w:r>
-        <w:rPr>
-          <w:rFonts w:ascii="바탕" w:hAnsi="바탕" w:eastAsia="바탕"/>
-          <w:b/>
-          <w:i w:val="0"/>
-          <w:sz w:val="20"/>
-        </w:rPr>
-        <w:t>학습을 쓰기로 했다면 밑바닥이 있는 구조를 골라라.</w:t>
-      </w:r>
-      <w:r>
-        <w:rPr>
-          <w:rFonts w:ascii="바탕" w:hAnsi="바탕" w:eastAsia="바탕"/>
-          <w:b w:val="0"/>
-          <w:i w:val="0"/>
-          <w:sz w:val="20"/>
-        </w:rPr>
-        <w:t xml:space="preserve"> Lazy-MDP 방식은 학습이 실패해도 기본</w:t>
-      </w:r>
-    </w:p>
-    <w:p>
-      <w:pPr>
-        <w:widowControl/>
-        <w:spacing w:line="480" w:lineRule="auto" w:before="0" w:after="0"/>
-        <w:ind w:firstLine="400"/>
-        <w:jc w:val="both"/>
-      </w:pPr>
-      <w:r>
-        <w:rPr>
-          <w:rFonts w:ascii="바탕" w:hAnsi="바탕" w:eastAsia="바탕"/>
-          <w:b w:val="0"/>
-          <w:i w:val="0"/>
-          <w:sz w:val="20"/>
-        </w:rPr>
-        <w:t>규칙 수준으로 떨어질 뿐이어서 가장 안정적이었고, 잘 만든 규칙과 겨루었을 때도 유일하게 넓은 구간에서 이겼다.</w:t>
-      </w:r>
-    </w:p>
-    <w:p>
-      <w:pPr>
-        <w:spacing w:line="480" w:lineRule="auto" w:before="0" w:after="0"/>
-        <w:ind w:left="340" w:hanging="340"/>
-      </w:pPr>
-      <w:r>
-        <w:rPr>
-          <w:rFonts w:ascii="바탕" w:hAnsi="바탕" w:eastAsia="바탕"/>
-          <w:b w:val="0"/>
-          <w:i w:val="0"/>
-          <w:sz w:val="20"/>
-        </w:rPr>
-        <w:t xml:space="preserve">3. </w:t>
-      </w:r>
-      <w:r>
-        <w:rPr>
-          <w:rFonts w:ascii="바탕" w:hAnsi="바탕" w:eastAsia="바탕"/>
-          <w:b/>
-          <w:i w:val="0"/>
-          <w:sz w:val="20"/>
-        </w:rPr>
-        <w:t>비교 상대인 규칙에도 공을 들여라.</w:t>
-      </w:r>
-      <w:r>
-        <w:rPr>
-          <w:rFonts w:ascii="바탕" w:hAnsi="바탕" w:eastAsia="바탕"/>
-          <w:b w:val="0"/>
-          <w:i w:val="0"/>
-          <w:sz w:val="20"/>
-        </w:rPr>
-        <w:t xml:space="preserve"> 대충 만든 규칙을 이기는 것은 쉽다. 이 연구에서는</w:t>
-      </w:r>
-    </w:p>
-    <w:p>
-      <w:pPr>
-        <w:widowControl/>
-        <w:spacing w:line="480" w:lineRule="auto" w:before="0" w:after="0"/>
-        <w:ind w:firstLine="400"/>
-        <w:jc w:val="both"/>
-      </w:pPr>
-      <w:r>
-        <w:rPr>
-          <w:rFonts w:ascii="바탕" w:hAnsi="바탕" w:eastAsia="바탕"/>
-          <w:b w:val="0"/>
-          <w:i w:val="0"/>
-          <w:sz w:val="20"/>
-        </w:rPr>
-        <w:t>같은 형태의 규칙에서 계수만 다시 골랐을 뿐인데 기준선이 126점 올랐고, 그것만으로 결론이 바뀌었다.</w:t>
-      </w:r>
-    </w:p>
-    <w:p>
-      <w:pPr>
-        <w:spacing w:line="480" w:lineRule="auto" w:before="0" w:after="0"/>
-        <w:ind w:left="340" w:hanging="340"/>
-      </w:pPr>
-      <w:r>
-        <w:rPr>
-          <w:rFonts w:ascii="바탕" w:hAnsi="바탕" w:eastAsia="바탕"/>
-          <w:b w:val="0"/>
-          <w:i w:val="0"/>
-          <w:sz w:val="20"/>
-        </w:rPr>
-        <w:t xml:space="preserve">4. </w:t>
-      </w:r>
-      <w:r>
-        <w:rPr>
-          <w:rFonts w:ascii="바탕" w:hAnsi="바탕" w:eastAsia="바탕"/>
-          <w:b/>
-          <w:i w:val="0"/>
-          <w:sz w:val="20"/>
-        </w:rPr>
-        <w:t>비용을 처음부터 물리지 마라.</w:t>
-      </w:r>
-      <w:r>
-        <w:rPr>
-          <w:rFonts w:ascii="바탕" w:hAnsi="바탕" w:eastAsia="바탕"/>
-          <w:b w:val="0"/>
-          <w:i w:val="0"/>
-          <w:sz w:val="20"/>
-        </w:rPr>
-        <w:t xml:space="preserve"> 비용 없이 먼저 문제를 풀게 한 뒤 비용을 켜는 편이</w:t>
-      </w:r>
-    </w:p>
-    <w:p>
-      <w:pPr>
-        <w:widowControl/>
-        <w:spacing w:line="480" w:lineRule="auto" w:before="0" w:after="0"/>
-        <w:ind w:firstLine="400"/>
-        <w:jc w:val="both"/>
-      </w:pPr>
-      <w:r>
-        <w:rPr>
-          <w:rFonts w:ascii="바탕" w:hAnsi="바탕" w:eastAsia="바탕"/>
-          <w:b w:val="0"/>
-          <w:i w:val="0"/>
-          <w:sz w:val="20"/>
-        </w:rPr>
-        <w:t>훨씬 낫다. 이 연구에서 예산의 앞 절반만 비용 없이 학습시켜도 목표 도달률이 0%에서 66%로 올라갔다(λ=0.05, 표준 DQN). 같은 예산·같은 평가인데 비용을 켜는 시점만 바꾼 것이다.</w:t>
-      </w:r>
-    </w:p>
-    <w:p>
-      <w:pPr>
-        <w:spacing w:line="480" w:lineRule="auto" w:before="0" w:after="0"/>
-        <w:ind w:left="340" w:hanging="340"/>
-      </w:pPr>
-      <w:r>
-        <w:rPr>
-          <w:rFonts w:ascii="바탕" w:hAnsi="바탕" w:eastAsia="바탕"/>
-          <w:b w:val="0"/>
-          <w:i w:val="0"/>
-          <w:sz w:val="20"/>
-        </w:rPr>
-        <w:t xml:space="preserve">5. </w:t>
-      </w:r>
-      <w:r>
-        <w:rPr>
-          <w:rFonts w:ascii="바탕" w:hAnsi="바탕" w:eastAsia="바탕"/>
-          <w:b/>
-          <w:i w:val="0"/>
-          <w:sz w:val="20"/>
-        </w:rPr>
-        <w:t>도입 전에 λ=0에서 먼저 겨뤄 보라.</w:t>
-      </w:r>
-      <w:r>
-        <w:rPr>
-          <w:rFonts w:ascii="바탕" w:hAnsi="바탕" w:eastAsia="바탕"/>
-          <w:b w:val="0"/>
-          <w:i w:val="0"/>
-          <w:sz w:val="20"/>
-        </w:rPr>
-        <w:t xml:space="preserve"> 비용을 넣기 전에 "비용이 없는 세계에서 학습이 지금</w:t>
-      </w:r>
-    </w:p>
-    <w:p>
-      <w:pPr>
-        <w:widowControl/>
-        <w:spacing w:line="480" w:lineRule="auto" w:before="0" w:after="0"/>
-        <w:ind w:firstLine="400"/>
-        <w:jc w:val="both"/>
-      </w:pPr>
-      <w:r>
-        <w:rPr>
-          <w:rFonts w:ascii="바탕" w:hAnsi="바탕" w:eastAsia="바탕"/>
-          <w:b w:val="0"/>
-          <w:i w:val="0"/>
-          <w:sz w:val="20"/>
-        </w:rPr>
-        <w:t>규칙을 이기는가"를 확인하는 것이 가장 싼 검사다. 거기서 못 이기면 비용을 넣어도 이길 수 없다.</w:t>
-      </w:r>
-    </w:p>
-    <w:p>
-      <w:pPr>
-        <w:keepNext/>
-        <w:widowControl/>
-        <w:spacing w:line="312" w:lineRule="auto" w:before="200" w:after="80"/>
-        <w:jc w:val="left"/>
-      </w:pPr>
-      <w:r>
-        <w:rPr>
-          <w:rFonts w:ascii="맑은 고딕" w:hAnsi="맑은 고딕" w:eastAsia="맑은 고딕"/>
-          <w:b/>
-          <w:i w:val="0"/>
-          <w:sz w:val="22"/>
-        </w:rPr>
-        <w:t>3. 한계</w:t>
-      </w:r>
-    </w:p>
-    <w:p>
-      <w:pPr>
-        <w:widowControl/>
-        <w:spacing w:line="480" w:lineRule="auto" w:before="0" w:after="0"/>
-        <w:ind w:firstLine="400"/>
-        <w:jc w:val="both"/>
-      </w:pPr>
-      <w:r>
-        <w:rPr>
-          <w:rFonts w:ascii="바탕" w:hAnsi="바탕" w:eastAsia="바탕"/>
-          <w:b w:val="0"/>
-          <w:i w:val="0"/>
-          <w:sz w:val="20"/>
-        </w:rPr>
         <w:t>정직하게 적어 둔다.</w:t>
       </w:r>
     </w:p>
@@ -22489,24 +22225,7 @@
           <w:i w:val="0"/>
           <w:sz w:val="20"/>
         </w:rPr>
-        <w:t xml:space="preserve"> MountainCar·LunarLander·MinAtar Freeway는 성질이 서로 다르다는 점에서</w:t>
-      </w:r>
-    </w:p>
-    <w:p>
-      <w:pPr>
-        <w:widowControl/>
-        <w:spacing w:line="480" w:lineRule="auto" w:before="0" w:after="0"/>
-        <w:ind w:firstLine="400"/>
-        <w:jc w:val="both"/>
-      </w:pPr>
-      <w:r>
-        <w:rPr>
-          <w:rFonts w:ascii="바탕" w:hAnsi="바탕" w:eastAsia="바탕"/>
-          <w:b w:val="0"/>
-          <w:i w:val="0"/>
-          <w:sz w:val="20"/>
-        </w:rPr>
-        <w:t>잘 고른 조합이지만, 세 점으로 그은 선을 일반 법칙이라고 말할 수는 없다. "보상 조밀도가 λ*를 결정한다"는 주장은 더 많은 환경에서 확인되어야 한다.</w:t>
+        <w:t xml:space="preserve"> MountainCar·LunarLander·MinAtar Freeway는 성질이 서로 다르다는 점에서 잘 고른 조합이지만, 세 점으로 그은 선을 일반 법칙이라고 말할 수는 없다. "보상 조밀도가 λ*를 결정한다"는 주장은 더 많은 환경에서 확인되어야 한다.</w:t>
       </w:r>
     </w:p>
     <w:p>
@@ -22557,24 +22276,7 @@
           <w:i w:val="0"/>
           <w:sz w:val="20"/>
         </w:rPr>
-        <w:t xml:space="preserve"> 비용을 물린다(작동 비용).</w:t>
-      </w:r>
-    </w:p>
-    <w:p>
-      <w:pPr>
-        <w:widowControl/>
-        <w:spacing w:line="480" w:lineRule="auto" w:before="0" w:after="0"/>
-        <w:ind w:firstLine="400"/>
-        <w:jc w:val="both"/>
-      </w:pPr>
-      <w:r>
-        <w:rPr>
-          <w:rFonts w:ascii="바탕" w:hAnsi="바탕" w:eastAsia="바탕"/>
-          <w:b w:val="0"/>
-          <w:i w:val="0"/>
-          <w:sz w:val="20"/>
-        </w:rPr>
-        <w:t xml:space="preserve">행동이 </w:t>
+        <w:t xml:space="preserve"> 비용을 물린다(작동 비용). 행동이 </w:t>
       </w:r>
       <w:r>
         <w:rPr>
@@ -23266,24 +22968,7 @@
           <w:i w:val="0"/>
           <w:sz w:val="20"/>
         </w:rPr>
-        <w:t xml:space="preserve"> 개인 PC 12코어로 돌 수 있는 규모에 맞춰 조건당 환경 20만~30만 스텝을 썼다.</w:t>
-      </w:r>
-    </w:p>
-    <w:p>
-      <w:pPr>
-        <w:widowControl/>
-        <w:spacing w:line="480" w:lineRule="auto" w:before="0" w:after="0"/>
-        <w:ind w:firstLine="400"/>
-        <w:jc w:val="both"/>
-      </w:pPr>
-      <w:r>
-        <w:rPr>
-          <w:rFonts w:ascii="바탕" w:hAnsi="바탕" w:eastAsia="바탕"/>
-          <w:b w:val="0"/>
-          <w:i w:val="0"/>
-          <w:sz w:val="20"/>
-        </w:rPr>
-        <w:t>다만 이 한계가 결론을 만든 것은 아니다 — 공정성 점검에서 예산을 3.3배로 늘려 보았고, 결과는 Ⅳ장에 그대로 실었다. 그보다 훨씬 큰 예산에서 무슨 일이 일어나는지는 여전히 모른다.</w:t>
+        <w:t xml:space="preserve"> 개인 PC 12코어로 돌 수 있는 규모에 맞춰 조건당 환경 20만~30만 스텝을 썼다. 다만 이 한계가 결론을 만든 것은 아니다 — 공정성 점검에서 예산을 3.3배로 늘려 보았고, 결과는 Ⅳ장에 그대로 실었다. 그보다 훨씬 큰 예산에서 무슨 일이 일어나는지는 여전히 모른다.</w:t>
       </w:r>
     </w:p>
     <w:p>
@@ -23316,24 +23001,7 @@
           <w:i w:val="0"/>
           <w:sz w:val="20"/>
         </w:rPr>
-        <w:t xml:space="preserve"> 실제 설비에서는 행동마다 마모 비용이 다르다.</w:t>
-      </w:r>
-    </w:p>
-    <w:p>
-      <w:pPr>
-        <w:widowControl/>
-        <w:spacing w:line="480" w:lineRule="auto" w:before="0" w:after="0"/>
-        <w:ind w:firstLine="400"/>
-        <w:jc w:val="both"/>
-      </w:pPr>
-      <w:r>
-        <w:rPr>
-          <w:rFonts w:ascii="바탕" w:hAnsi="바탕" w:eastAsia="바탕"/>
-          <w:b w:val="0"/>
-          <w:i w:val="0"/>
-          <w:sz w:val="20"/>
-        </w:rPr>
-        <w:t>행동별 λ를 쓰는 확장은 래퍼 한 줄이면 되지만 이 연구에서는 다루지 않았다.</w:t>
+        <w:t xml:space="preserve"> 실제 설비에서는 행동마다 마모 비용이 다르다. 행동별 λ를 쓰는 확장은 래퍼 한 줄이면 되지만 이 연구에서는 다루지 않았다.</w:t>
       </w:r>
     </w:p>
     <w:p>
@@ -23366,24 +23034,7 @@
           <w:i w:val="0"/>
           <w:sz w:val="20"/>
         </w:rPr>
-        <w:t xml:space="preserve"> MinAtar 관측은 10×10 격자인데, 이 연구는 세 계열에</w:t>
-      </w:r>
-    </w:p>
-    <w:p>
-      <w:pPr>
-        <w:widowControl/>
-        <w:spacing w:line="480" w:lineRule="auto" w:before="0" w:after="0"/>
-        <w:ind w:firstLine="400"/>
-        <w:jc w:val="both"/>
-      </w:pPr>
-      <w:r>
-        <w:rPr>
-          <w:rFonts w:ascii="바탕" w:hAnsi="바탕" w:eastAsia="바탕"/>
-          <w:b w:val="0"/>
-          <w:i w:val="0"/>
-          <w:sz w:val="20"/>
-        </w:rPr>
-        <w:t>같은 다층 퍼셉트론을 쓰기 위해 격자를 평탄화해 넣었다. 합성곱망을 쓰면 절대 성능은 오르지만 계열 간 차이가 '방법의 차이'가 아니라 '신경망 구조의 차이'로 오염된다. 공정 비교를 지키려고 표현력을 포기한 것이며, 그만큼 이 환경의 학습 성능은 최선이 아니다.</w:t>
+        <w:t xml:space="preserve"> MinAtar 관측은 10×10 격자인데, 이 연구는 세 계열에 같은 다층 퍼셉트론을 쓰기 위해 격자를 평탄화해 넣었다. 합성곱망을 쓰면 절대 성능은 오르지만 계열 간 차이가 '방법의 차이'가 아니라 '신경망 구조의 차이'로 오염된다. 공정 비교를 지키려고 표현력을 포기한 것이며, 그만큼 이 환경의 학습 성능은 최선이 아니다.</w:t>
       </w:r>
     </w:p>
     <w:p>
@@ -23433,24 +23084,7 @@
           <w:i w:val="0"/>
           <w:sz w:val="20"/>
         </w:rPr>
-        <w:t xml:space="preserve"> 보상 조밀도를 정량화하는 지표를 정의하고</w:t>
-      </w:r>
-    </w:p>
-    <w:p>
-      <w:pPr>
-        <w:widowControl/>
-        <w:spacing w:line="480" w:lineRule="auto" w:before="0" w:after="0"/>
-        <w:ind w:firstLine="400"/>
-        <w:jc w:val="both"/>
-      </w:pPr>
-      <w:r>
-        <w:rPr>
-          <w:rFonts w:ascii="바탕" w:hAnsi="바탕" w:eastAsia="바탕"/>
-          <w:b w:val="0"/>
-          <w:i w:val="0"/>
-          <w:sz w:val="20"/>
-        </w:rPr>
-        <w:t>여러 환경의 λ*와 상관을 보는 것이 자연스러운 다음 단계다.</w:t>
+        <w:t xml:space="preserve"> 보상 조밀도를 정량화하는 지표를 정의하고 여러 환경의 λ*와 상관을 보는 것이 자연스러운 다음 단계다.</w:t>
       </w:r>
     </w:p>
     <w:p>
@@ -23483,24 +23117,7 @@
           <w:i w:val="0"/>
           <w:sz w:val="20"/>
         </w:rPr>
-        <w:t xml:space="preserve"> 래퍼에 방식 플래그 하나를 더하면 되고,</w:t>
-      </w:r>
-    </w:p>
-    <w:p>
-      <w:pPr>
-        <w:widowControl/>
-        <w:spacing w:line="480" w:lineRule="auto" w:before="0" w:after="0"/>
-        <w:ind w:firstLine="400"/>
-        <w:jc w:val="both"/>
-      </w:pPr>
-      <w:r>
-        <w:rPr>
-          <w:rFonts w:ascii="바탕" w:hAnsi="바탕" w:eastAsia="바탕"/>
-          <w:b w:val="0"/>
-          <w:i w:val="0"/>
-          <w:sz w:val="20"/>
-        </w:rPr>
-        <w:t>TempoRL 계열의 이점이 어느 정도인지 정량화할 수 있다.</w:t>
+        <w:t xml:space="preserve"> 래퍼에 방식 플래그 하나를 더하면 되고, TempoRL 계열의 이점이 어느 정도인지 정량화할 수 있다.</w:t>
       </w:r>
     </w:p>
     <w:p>
@@ -23533,24 +23150,7 @@
           <w:i w:val="0"/>
           <w:sz w:val="20"/>
         </w:rPr>
-        <w:t xml:space="preserve"> 이 연구의 대조 실험은 "비용을 나중에 켜면</w:t>
-      </w:r>
-    </w:p>
-    <w:p>
-      <w:pPr>
-        <w:widowControl/>
-        <w:spacing w:line="480" w:lineRule="auto" w:before="0" w:after="0"/>
-        <w:ind w:firstLine="400"/>
-        <w:jc w:val="both"/>
-      </w:pPr>
-      <w:r>
-        <w:rPr>
-          <w:rFonts w:ascii="바탕" w:hAnsi="바탕" w:eastAsia="바탕"/>
-          <w:b w:val="0"/>
-          <w:i w:val="0"/>
-          <w:sz w:val="20"/>
-        </w:rPr>
-        <w:t>낫다"는 것을 보였다. 그렇다면 비용을 언제 얼마나 올릴지가 그 자체로 조절 대상이 된다.</w:t>
+        <w:t xml:space="preserve"> 이 연구의 대조 실험은 "비용을 나중에 켜면 낫다"는 것을 보였다. 그렇다면 비용을 언제 얼마나 올릴지가 그 자체로 조절 대상이 된다.</w:t>
       </w:r>
     </w:p>
     <w:p>

--- a/졸업논문_초안v1.docx
+++ b/졸업논문_초안v1.docx
@@ -14043,6 +14043,57 @@
           <w:sz w:val="20"/>
         </w:rPr>
         <w:t>· λ마다 가장 센 규칙(최강 규칙 포락선)과 비교하면 역전 지점이 앞당겨진다: 표준 DQN λ=1, Lazy-MDP λ=2. 비용이 커지면 최강 규칙이 무행동으로 바뀌기 때문이며, 이쪽이 실질적인 임계 비용이다.</w:t>
+      </w:r>
+    </w:p>
+    <w:p>
+      <w:pPr>
+        <w:spacing w:line="480" w:lineRule="auto" w:before="0" w:after="0"/>
+        <w:ind w:left="340" w:hanging="198"/>
+      </w:pPr>
+      <w:r>
+        <w:rPr>
+          <w:rFonts w:ascii="바탕" w:hAnsi="바탕" w:eastAsia="바탕"/>
+          <w:b w:val="0"/>
+          <w:i w:val="0"/>
+          <w:sz w:val="20"/>
+        </w:rPr>
+        <w:t xml:space="preserve">· λ=1.8에서는 </w:t>
+      </w:r>
+      <w:r>
+        <w:rPr>
+          <w:rFonts w:ascii="바탕" w:hAnsi="바탕" w:eastAsia="바탕"/>
+          <w:b/>
+          <w:i w:val="0"/>
+          <w:sz w:val="20"/>
+        </w:rPr>
+        <w:t>Lazy-MDP만</w:t>
+      </w:r>
+      <w:r>
+        <w:rPr>
+          <w:rFonts w:ascii="바탕" w:hAnsi="바탕" w:eastAsia="바탕"/>
+          <w:b w:val="0"/>
+          <w:i w:val="0"/>
+          <w:sz w:val="20"/>
+        </w:rPr>
+        <w:t xml:space="preserve"> 최강 규칙을 이긴다(-97 대 -131, 신뢰구간 분리). 같은 λ에서 표준 DQN -146 · TempoRL -139는 규칙에 미치지 못한다. 한 계열만 이기는 λ는 0.1, 0.3, 1.2, 1.6, 1.8 로 5개인데 </w:t>
+      </w:r>
+      <w:r>
+        <w:rPr>
+          <w:rFonts w:ascii="바탕" w:hAnsi="바탕" w:eastAsia="바탕"/>
+          <w:b/>
+          <w:i w:val="0"/>
+          <w:sz w:val="20"/>
+        </w:rPr>
+        <w:t>모두 Lazy-MDP이다</w:t>
+      </w:r>
+      <w:r>
+        <w:rPr>
+          <w:rFonts w:ascii="바탕" w:hAnsi="바탕" w:eastAsia="바탕"/>
+          <w:b w:val="0"/>
+          <w:i w:val="0"/>
+          <w:sz w:val="20"/>
+        </w:rPr>
+        <w:t xml:space="preserve"> — 어느 한 지점에서 우연히 앞선 것이 아니다.</w:t>
       </w:r>
     </w:p>
     <w:p>

--- a/졸업논문_초안v1.docx
+++ b/졸업논문_초안v1.docx
@@ -3424,7 +3424,7 @@
           <w:i w:val="0"/>
           <w:sz w:val="20"/>
         </w:rPr>
-        <w:t xml:space="preserve">세 계열은 이 값을 </w:t>
+        <w:t xml:space="preserve">한 가지만 환경에 따라 다르다. </w:t>
       </w:r>
       <w:r>
         <w:rPr>
@@ -3433,7 +3433,7 @@
           <w:i w:val="0"/>
           <w:sz w:val="20"/>
         </w:rPr>
-        <w:t>완전히 동일하게</w:t>
+        <w:t>MinAtar/Freeway에서는 은닉층을 128×128로 키웠다.</w:t>
       </w:r>
       <w:r>
         <w:rPr>
@@ -3442,7 +3442,25 @@
           <w:i w:val="0"/>
           <w:sz w:val="20"/>
         </w:rPr>
-        <w:t xml:space="preserve"> 쓴다. 계열 간 차이는 두 가지뿐이다 — 한 번의 결정이 환경을 몇 스텝 진행시키는가, 그리고 행동 집합에 기본 정책 위임이 있는가.</w:t>
+        <w:t xml:space="preserve"> 관측이 700차원(10×10×7 격자를 편 것)이라 50×50으로는 표현력이 모자라기 때문이다. </w:t>
+      </w:r>
+      <w:r>
+        <w:rPr>
+          <w:rFonts w:ascii="바탕" w:hAnsi="바탕" w:eastAsia="바탕"/>
+          <w:b/>
+          <w:i w:val="0"/>
+          <w:sz w:val="20"/>
+        </w:rPr>
+        <w:t>세 계열에 똑같이 적용하므로 계열 간 공정 비교는 그대로 유지된다</w:t>
+      </w:r>
+      <w:r>
+        <w:rPr>
+          <w:rFonts w:ascii="바탕" w:hAnsi="바탕" w:eastAsia="바탕"/>
+          <w:b w:val="0"/>
+          <w:i w:val="0"/>
+          <w:sz w:val="20"/>
+        </w:rPr>
+        <w:t xml:space="preserve"> — 이 연구가 지켜야 하는 동일성은 '환경 사이'가 아니라 '같은 환경 안의 계열 사이'다. 나머지 값은 세 환경·세 계열이 모두 같다.</w:t>
       </w:r>
     </w:p>
     <w:p>
@@ -3459,7 +3477,25 @@
           <w:i w:val="0"/>
           <w:sz w:val="20"/>
         </w:rPr>
-        <w:t>마지막 항목이 특히 중요하다. TempoRL은 한 번의 결정으로 여러 스텝을 진행하므로 "결정 횟수"로 예산을 세면 다른 계열보다 훨씬 많은 환경 경험을 얻는다. 그래서 예산은 환경 스텝 수로 세고, 학습 갱신 횟수도 소비한 환경 스텝 수에 비례시킨다.</w:t>
+        <w:t xml:space="preserve">세 계열은 이 값을 </w:t>
+      </w:r>
+      <w:r>
+        <w:rPr>
+          <w:rFonts w:ascii="바탕" w:hAnsi="바탕" w:eastAsia="바탕"/>
+          <w:b/>
+          <w:i w:val="0"/>
+          <w:sz w:val="20"/>
+        </w:rPr>
+        <w:t>완전히 동일하게</w:t>
+      </w:r>
+      <w:r>
+        <w:rPr>
+          <w:rFonts w:ascii="바탕" w:hAnsi="바탕" w:eastAsia="바탕"/>
+          <w:b w:val="0"/>
+          <w:i w:val="0"/>
+          <w:sz w:val="20"/>
+        </w:rPr>
+        <w:t xml:space="preserve"> 쓴다. 계열 간 차이는 두 가지뿐이다 — 한 번의 결정이 환경을 몇 스텝 진행시키는가, 그리고 행동 집합에 기본 정책 위임이 있는가.</w:t>
       </w:r>
     </w:p>
     <w:p>
@@ -3476,43 +3512,7 @@
           <w:i w:val="0"/>
           <w:sz w:val="20"/>
         </w:rPr>
-        <w:t xml:space="preserve">평가는 모든 계열·규칙에서 동일하다. </w:t>
-      </w:r>
-      <w:r>
-        <w:rPr>
-          <w:rFonts w:ascii="바탕" w:hAnsi="바탕" w:eastAsia="바탕"/>
-          <w:b/>
-          <w:i w:val="0"/>
-          <w:sz w:val="20"/>
-        </w:rPr>
-        <w:t>탐험을 끈 상태(greedy)</w:t>
-      </w:r>
-      <w:r>
-        <w:rPr>
-          <w:rFonts w:ascii="바탕" w:hAnsi="바탕" w:eastAsia="바탕"/>
-          <w:b w:val="0"/>
-          <w:i w:val="0"/>
-          <w:sz w:val="20"/>
-        </w:rPr>
-        <w:t xml:space="preserve"> 로 재며, 평가 시드는 계열과 무관하게 같은 값(</w:t>
-      </w:r>
-      <w:r>
-        <w:rPr>
-          <w:rFonts w:ascii="Consolas" w:hAnsi="Consolas" w:eastAsia="Consolas"/>
-          <w:b w:val="0"/>
-          <w:i w:val="0"/>
-          <w:sz w:val="19"/>
-        </w:rPr>
-        <w:t>500000 + 시드×1000 + i</w:t>
-      </w:r>
-      <w:r>
-        <w:rPr>
-          <w:rFonts w:ascii="바탕" w:hAnsi="바탕" w:eastAsia="바탕"/>
-          <w:b w:val="0"/>
-          <w:i w:val="0"/>
-          <w:sz w:val="20"/>
-        </w:rPr>
-        <w:t>)을 쓴다. 고정 규칙도 같은 평가 시드로, 같은 파일 구조로 기록해 집계 코드가 규칙과 학습을 구분 없이 다룬다.</w:t>
+        <w:t>마지막 항목이 특히 중요하다. TempoRL은 한 번의 결정으로 여러 스텝을 진행하므로 "결정 횟수"로 예산을 세면 다른 계열보다 훨씬 많은 환경 경험을 얻는다. 그래서 예산은 환경 스텝 수로 세고, 학습 갱신 횟수도 소비한 환경 스텝 수에 비례시킨다.</w:t>
       </w:r>
     </w:p>
     <w:p>
@@ -3529,6 +3529,59 @@
           <w:i w:val="0"/>
           <w:sz w:val="20"/>
         </w:rPr>
+        <w:t xml:space="preserve">평가는 모든 계열·규칙에서 동일하다. </w:t>
+      </w:r>
+      <w:r>
+        <w:rPr>
+          <w:rFonts w:ascii="바탕" w:hAnsi="바탕" w:eastAsia="바탕"/>
+          <w:b/>
+          <w:i w:val="0"/>
+          <w:sz w:val="20"/>
+        </w:rPr>
+        <w:t>탐험을 끈 상태(greedy)</w:t>
+      </w:r>
+      <w:r>
+        <w:rPr>
+          <w:rFonts w:ascii="바탕" w:hAnsi="바탕" w:eastAsia="바탕"/>
+          <w:b w:val="0"/>
+          <w:i w:val="0"/>
+          <w:sz w:val="20"/>
+        </w:rPr>
+        <w:t xml:space="preserve"> 로 재며, 평가 시드는 계열과 무관하게 같은 값(</w:t>
+      </w:r>
+      <w:r>
+        <w:rPr>
+          <w:rFonts w:ascii="Consolas" w:hAnsi="Consolas" w:eastAsia="Consolas"/>
+          <w:b w:val="0"/>
+          <w:i w:val="0"/>
+          <w:sz w:val="19"/>
+        </w:rPr>
+        <w:t>500000 + 시드×1000 + i</w:t>
+      </w:r>
+      <w:r>
+        <w:rPr>
+          <w:rFonts w:ascii="바탕" w:hAnsi="바탕" w:eastAsia="바탕"/>
+          <w:b w:val="0"/>
+          <w:i w:val="0"/>
+          <w:sz w:val="20"/>
+        </w:rPr>
+        <w:t>)을 쓴다. 고정 규칙도 같은 평가 시드로, 같은 파일 구조로 기록해 집계 코드가 규칙과 학습을 구분 없이 다룬다.</w:t>
+      </w:r>
+    </w:p>
+    <w:p>
+      <w:pPr>
+        <w:widowControl/>
+        <w:spacing w:line="480" w:lineRule="auto" w:before="0" w:after="0"/>
+        <w:ind w:firstLine="400"/>
+        <w:jc w:val="both"/>
+      </w:pPr>
+      <w:r>
+        <w:rPr>
+          <w:rFonts w:ascii="바탕" w:hAnsi="바탕" w:eastAsia="바탕"/>
+          <w:b w:val="0"/>
+          <w:i w:val="0"/>
+          <w:sz w:val="20"/>
+        </w:rPr>
         <w:t xml:space="preserve">학습 계열의 최종 점수는 </w:t>
       </w:r>
       <w:r>
@@ -5015,7 +5068,7 @@
           <w:i w:val="0"/>
           <w:sz w:val="20"/>
         </w:rPr>
-        <w:t>MountainCar-v0</w:t>
+        <w:t>MountainCar-v0, MinAtar_Freeway-v1</w:t>
       </w:r>
       <w:r>
         <w:rPr>
@@ -6083,6 +6136,7 @@
           </w:tcPr>
           <w:p>
             <w:pPr>
+              <w:keepNext/>
               <w:spacing w:line="240" w:lineRule="auto"/>
               <w:jc w:val="left"/>
             </w:pPr>
@@ -6103,6 +6157,7 @@
           </w:tcPr>
           <w:p>
             <w:pPr>
+              <w:keepNext/>
               <w:spacing w:line="240" w:lineRule="auto"/>
               <w:jc w:val="center"/>
             </w:pPr>
@@ -6123,6 +6178,7 @@
           </w:tcPr>
           <w:p>
             <w:pPr>
+              <w:keepNext/>
               <w:spacing w:line="240" w:lineRule="auto"/>
               <w:jc w:val="center"/>
             </w:pPr>
@@ -6143,6 +6199,7 @@
           </w:tcPr>
           <w:p>
             <w:pPr>
+              <w:keepNext/>
               <w:spacing w:line="240" w:lineRule="auto"/>
               <w:jc w:val="center"/>
             </w:pPr>
@@ -6163,6 +6220,7 @@
           </w:tcPr>
           <w:p>
             <w:pPr>
+              <w:keepNext/>
               <w:spacing w:line="240" w:lineRule="auto"/>
               <w:jc w:val="center"/>
             </w:pPr>
@@ -6183,6 +6241,7 @@
           </w:tcPr>
           <w:p>
             <w:pPr>
+              <w:keepNext/>
               <w:spacing w:line="240" w:lineRule="auto"/>
               <w:jc w:val="center"/>
             </w:pPr>
@@ -6203,6 +6262,7 @@
           </w:tcPr>
           <w:p>
             <w:pPr>
+              <w:keepNext/>
               <w:spacing w:line="240" w:lineRule="auto"/>
               <w:jc w:val="center"/>
             </w:pPr>
@@ -6214,6 +6274,151 @@
                 <w:sz w:val="18"/>
               </w:rPr>
               <w:t>10</w:t>
+            </w:r>
+          </w:p>
+        </w:tc>
+      </w:tr>
+      <w:tr>
+        <w:trPr>
+          <w:cantSplit/>
+        </w:trPr>
+        <w:tc>
+          <w:tcPr>
+            <w:tcW w:type="dxa" w:w="1814"/>
+          </w:tcPr>
+          <w:p>
+            <w:pPr>
+              <w:spacing w:line="240" w:lineRule="auto"/>
+              <w:jc w:val="left"/>
+            </w:pPr>
+            <w:r>
+              <w:rPr>
+                <w:rFonts w:ascii="바탕" w:hAnsi="바탕" w:eastAsia="바탕"/>
+                <w:b w:val="0"/>
+                <w:i w:val="0"/>
+                <w:sz w:val="18"/>
+              </w:rPr>
+              <w:t>MinAtar Freeway</w:t>
+            </w:r>
+          </w:p>
+        </w:tc>
+        <w:tc>
+          <w:tcPr>
+            <w:tcW w:type="dxa" w:w="1474"/>
+          </w:tcPr>
+          <w:p>
+            <w:pPr>
+              <w:spacing w:line="240" w:lineRule="auto"/>
+              <w:jc w:val="center"/>
+            </w:pPr>
+            <w:r>
+              <w:rPr>
+                <w:rFonts w:ascii="바탕" w:hAnsi="바탕" w:eastAsia="바탕"/>
+                <w:b w:val="0"/>
+                <w:i w:val="0"/>
+                <w:sz w:val="18"/>
+              </w:rPr>
+              <w:t>표준 DQN</w:t>
+            </w:r>
+          </w:p>
+        </w:tc>
+        <w:tc>
+          <w:tcPr>
+            <w:tcW w:type="dxa" w:w="1134"/>
+          </w:tcPr>
+          <w:p>
+            <w:pPr>
+              <w:spacing w:line="240" w:lineRule="auto"/>
+              <w:jc w:val="center"/>
+            </w:pPr>
+            <w:r>
+              <w:rPr>
+                <w:rFonts w:ascii="바탕" w:hAnsi="바탕" w:eastAsia="바탕"/>
+                <w:b w:val="0"/>
+                <w:i w:val="0"/>
+                <w:sz w:val="18"/>
+              </w:rPr>
+              <w:t>0</w:t>
+            </w:r>
+          </w:p>
+        </w:tc>
+        <w:tc>
+          <w:tcPr>
+            <w:tcW w:type="dxa" w:w="1247"/>
+          </w:tcPr>
+          <w:p>
+            <w:pPr>
+              <w:spacing w:line="240" w:lineRule="auto"/>
+              <w:jc w:val="center"/>
+            </w:pPr>
+            <w:r>
+              <w:rPr>
+                <w:rFonts w:ascii="바탕" w:hAnsi="바탕" w:eastAsia="바탕"/>
+                <w:b w:val="0"/>
+                <w:i w:val="0"/>
+                <w:sz w:val="18"/>
+              </w:rPr>
+              <w:t>0</w:t>
+            </w:r>
+          </w:p>
+        </w:tc>
+        <w:tc>
+          <w:tcPr>
+            <w:tcW w:type="dxa" w:w="1134"/>
+          </w:tcPr>
+          <w:p>
+            <w:pPr>
+              <w:spacing w:line="240" w:lineRule="auto"/>
+              <w:jc w:val="center"/>
+            </w:pPr>
+            <w:r>
+              <w:rPr>
+                <w:rFonts w:ascii="바탕" w:hAnsi="바탕" w:eastAsia="바탕"/>
+                <w:b w:val="0"/>
+                <w:i w:val="0"/>
+                <w:sz w:val="18"/>
+              </w:rPr>
+              <w:t>0</w:t>
+            </w:r>
+          </w:p>
+        </w:tc>
+        <w:tc>
+          <w:tcPr>
+            <w:tcW w:type="dxa" w:w="1247"/>
+          </w:tcPr>
+          <w:p>
+            <w:pPr>
+              <w:spacing w:line="240" w:lineRule="auto"/>
+              <w:jc w:val="center"/>
+            </w:pPr>
+            <w:r>
+              <w:rPr>
+                <w:rFonts w:ascii="바탕" w:hAnsi="바탕" w:eastAsia="바탕"/>
+                <w:b w:val="0"/>
+                <w:i w:val="0"/>
+                <w:sz w:val="18"/>
+              </w:rPr>
+              <w:t>0</w:t>
+            </w:r>
+          </w:p>
+        </w:tc>
+        <w:tc>
+          <w:tcPr>
+            <w:tcW w:type="dxa" w:w="737"/>
+          </w:tcPr>
+          <w:p>
+            <w:pPr>
+              <w:spacing w:line="240" w:lineRule="auto"/>
+              <w:jc w:val="center"/>
+            </w:pPr>
+            <w:r>
+              <w:rPr>
+                <w:rFonts w:ascii="바탕" w:hAnsi="바탕" w:eastAsia="바탕"/>
+                <w:b w:val="0"/>
+                <w:i w:val="0"/>
+                <w:sz w:val="18"/>
+              </w:rPr>
+              <w:t>1</w:t>
             </w:r>
           </w:p>
         </w:tc>
@@ -12009,7 +12214,7 @@
                 <w:sz w:val="18"/>
                 <w:vertAlign w:val="superscript"/>
               </w:rPr>
-              <w:t>[171, 217]</w:t>
+              <w:t>[171, 216]</w:t>
             </w:r>
           </w:p>
         </w:tc>
@@ -12039,7 +12244,7 @@
                 <w:sz w:val="18"/>
                 <w:vertAlign w:val="superscript"/>
               </w:rPr>
-              <w:t>[129, 182]</w:t>
+              <w:t>[131, 182]</w:t>
             </w:r>
           </w:p>
         </w:tc>
@@ -12149,7 +12354,7 @@
                 <w:i w:val="0"/>
                 <w:sz w:val="18"/>
               </w:rPr>
-              <w:t>-131 [-133, -128]</w:t>
+              <w:t>-131 [-133, -129]</w:t>
             </w:r>
           </w:p>
         </w:tc>
@@ -12204,7 +12409,7 @@
                 <w:sz w:val="18"/>
                 <w:vertAlign w:val="superscript"/>
               </w:rPr>
-              <w:t>[145, 207]</w:t>
+              <w:t>[143, 207]</w:t>
             </w:r>
           </w:p>
         </w:tc>
@@ -12234,7 +12439,7 @@
                 <w:sz w:val="18"/>
                 <w:vertAlign w:val="superscript"/>
               </w:rPr>
-              <w:t>[55, 177]</w:t>
+              <w:t>[54, 177]</w:t>
             </w:r>
           </w:p>
         </w:tc>
@@ -12264,7 +12469,7 @@
                 <w:sz w:val="18"/>
                 <w:vertAlign w:val="superscript"/>
               </w:rPr>
-              <w:t>[171, 227]</w:t>
+              <w:t>[169, 228]</w:t>
             </w:r>
           </w:p>
         </w:tc>
@@ -12344,7 +12549,7 @@
                 <w:i w:val="0"/>
                 <w:sz w:val="18"/>
               </w:rPr>
-              <w:t>-131 [-133, -128]</w:t>
+              <w:t>-131 [-133, -129]</w:t>
             </w:r>
           </w:p>
         </w:tc>
@@ -12429,7 +12634,7 @@
                 <w:sz w:val="18"/>
                 <w:vertAlign w:val="superscript"/>
               </w:rPr>
-              <w:t>[3, 158]</w:t>
+              <w:t>[5, 156]</w:t>
             </w:r>
           </w:p>
         </w:tc>
@@ -12459,7 +12664,7 @@
                 <w:sz w:val="18"/>
                 <w:vertAlign w:val="superscript"/>
               </w:rPr>
-              <w:t>[129, 162]</w:t>
+              <w:t>[128, 162]</w:t>
             </w:r>
           </w:p>
         </w:tc>
@@ -12529,7 +12734,7 @@
                 <w:i w:val="0"/>
                 <w:sz w:val="18"/>
               </w:rPr>
-              <w:t>-131 [-133, -128]</w:t>
+              <w:t>-131 [-133, -129]</w:t>
             </w:r>
           </w:p>
         </w:tc>
@@ -12604,7 +12809,7 @@
                 <w:i w:val="0"/>
                 <w:sz w:val="18"/>
               </w:rPr>
-              <w:t>59 [-2, 128]</w:t>
+              <w:t>59 [-4, 129]</w:t>
             </w:r>
           </w:p>
         </w:tc>
@@ -12704,7 +12909,7 @@
                 <w:i w:val="0"/>
                 <w:sz w:val="18"/>
               </w:rPr>
-              <w:t>-131 [-133, -128]</w:t>
+              <w:t>-131 [-133, -129]</w:t>
             </w:r>
           </w:p>
         </w:tc>
@@ -12749,7 +12954,7 @@
                 <w:i w:val="0"/>
                 <w:sz w:val="18"/>
               </w:rPr>
-              <w:t>-13 [-60, 34]</w:t>
+              <w:t>-13 [-57, 35]</w:t>
             </w:r>
           </w:p>
         </w:tc>
@@ -12769,7 +12974,7 @@
                 <w:i w:val="0"/>
                 <w:sz w:val="18"/>
               </w:rPr>
-              <w:t>-34 [-129, 26]</w:t>
+              <w:t>-34 [-129, 24]</w:t>
             </w:r>
           </w:p>
         </w:tc>
@@ -12789,7 +12994,7 @@
                 <w:i w:val="0"/>
                 <w:sz w:val="18"/>
               </w:rPr>
-              <w:t>37 [-40, 66]</w:t>
+              <w:t>37 [-42, 66]</w:t>
             </w:r>
           </w:p>
         </w:tc>
@@ -12849,7 +13054,7 @@
                 <w:i w:val="0"/>
                 <w:sz w:val="18"/>
               </w:rPr>
-              <w:t>-131 [-133, -128]</w:t>
+              <w:t>-131 [-133, -129]</w:t>
             </w:r>
           </w:p>
         </w:tc>
@@ -12894,7 +13099,7 @@
                 <w:i w:val="0"/>
                 <w:sz w:val="18"/>
               </w:rPr>
-              <w:t>-33 [-94, -14]</w:t>
+              <w:t>-33 [-93, -14]</w:t>
             </w:r>
           </w:p>
         </w:tc>
@@ -12914,7 +13119,7 @@
                 <w:i w:val="0"/>
                 <w:sz w:val="18"/>
               </w:rPr>
-              <w:t>-28 [-61, -3]</w:t>
+              <w:t>-28 [-62, -4]</w:t>
             </w:r>
           </w:p>
         </w:tc>
@@ -12934,7 +13139,7 @@
                 <w:i w:val="0"/>
                 <w:sz w:val="18"/>
               </w:rPr>
-              <w:t>5 [-18, 27]</w:t>
+              <w:t>5 [-17, 27]</w:t>
             </w:r>
           </w:p>
         </w:tc>
@@ -12994,7 +13199,7 @@
                 <w:i w:val="0"/>
                 <w:sz w:val="18"/>
               </w:rPr>
-              <w:t>-131 [-133, -128]</w:t>
+              <w:t>-131 [-133, -129]</w:t>
             </w:r>
           </w:p>
         </w:tc>
@@ -13059,7 +13264,7 @@
                 <w:i w:val="0"/>
                 <w:sz w:val="18"/>
               </w:rPr>
-              <w:t>-52 [-97, -3]</w:t>
+              <w:t>-52 [-98, -7]</w:t>
             </w:r>
           </w:p>
         </w:tc>
@@ -13139,7 +13344,7 @@
                 <w:i w:val="0"/>
                 <w:sz w:val="18"/>
               </w:rPr>
-              <w:t>-131 [-133, -128]</w:t>
+              <w:t>-131 [-133, -129]</w:t>
             </w:r>
           </w:p>
         </w:tc>
@@ -13184,7 +13389,7 @@
                 <w:i w:val="0"/>
                 <w:sz w:val="18"/>
               </w:rPr>
-              <w:t>-150 [-197, -119]</w:t>
+              <w:t>-150 [-200, -119]</w:t>
             </w:r>
           </w:p>
         </w:tc>
@@ -13204,7 +13409,7 @@
                 <w:i w:val="0"/>
                 <w:sz w:val="18"/>
               </w:rPr>
-              <w:t>-202 [-311, -138]</w:t>
+              <w:t>-202 [-311, -136]</w:t>
             </w:r>
           </w:p>
         </w:tc>
@@ -13224,7 +13429,7 @@
                 <w:i w:val="0"/>
                 <w:sz w:val="18"/>
               </w:rPr>
-              <w:t>-61 [-86, -30]</w:t>
+              <w:t>-61 [-87, -31]</w:t>
             </w:r>
           </w:p>
         </w:tc>
@@ -13284,7 +13489,7 @@
                 <w:i w:val="0"/>
                 <w:sz w:val="18"/>
               </w:rPr>
-              <w:t>-131 [-133, -128]</w:t>
+              <w:t>-131 [-133, -129]</w:t>
             </w:r>
           </w:p>
         </w:tc>
@@ -13329,7 +13534,7 @@
                 <w:i w:val="0"/>
                 <w:sz w:val="18"/>
               </w:rPr>
-              <w:t>-146 [-233, -111]</w:t>
+              <w:t>-146 [-232, -111]</w:t>
             </w:r>
           </w:p>
         </w:tc>
@@ -13349,7 +13554,7 @@
                 <w:i w:val="0"/>
                 <w:sz w:val="18"/>
               </w:rPr>
-              <w:t>-139 [-288, -104]</w:t>
+              <w:t>-139 [-288, -103]</w:t>
             </w:r>
           </w:p>
         </w:tc>
@@ -13429,7 +13634,7 @@
                 <w:i w:val="0"/>
                 <w:sz w:val="18"/>
               </w:rPr>
-              <w:t>-131 [-133, -128]</w:t>
+              <w:t>-131 [-133, -129]</w:t>
             </w:r>
           </w:p>
         </w:tc>
@@ -13494,7 +13699,7 @@
                 <w:i w:val="0"/>
                 <w:sz w:val="18"/>
               </w:rPr>
-              <w:t>-153 [-238, -127]</w:t>
+              <w:t>-153 [-237, -128]</w:t>
             </w:r>
           </w:p>
         </w:tc>
@@ -13514,7 +13719,7 @@
                 <w:i w:val="0"/>
                 <w:sz w:val="18"/>
               </w:rPr>
-              <w:t>-157 [-222, -110]</w:t>
+              <w:t>-157 [-224, -110]</w:t>
             </w:r>
           </w:p>
         </w:tc>
@@ -13574,7 +13779,7 @@
                 <w:i w:val="0"/>
                 <w:sz w:val="18"/>
               </w:rPr>
-              <w:t>-131 [-133, -128]</w:t>
+              <w:t>-131 [-133, -129]</w:t>
             </w:r>
           </w:p>
         </w:tc>
@@ -13619,7 +13824,7 @@
                 <w:i w:val="0"/>
                 <w:sz w:val="18"/>
               </w:rPr>
-              <w:t>-259 [-378, -169]</w:t>
+              <w:t>-259 [-380, -170]</w:t>
             </w:r>
           </w:p>
         </w:tc>
@@ -13639,7 +13844,7 @@
                 <w:i w:val="0"/>
                 <w:sz w:val="18"/>
               </w:rPr>
-              <w:t>-161 [-240, -130]</w:t>
+              <w:t>-161 [-238, -129]</w:t>
             </w:r>
           </w:p>
         </w:tc>
@@ -13659,7 +13864,7 @@
                 <w:i w:val="0"/>
                 <w:sz w:val="18"/>
               </w:rPr>
-              <w:t>-192 [-294, -155]</w:t>
+              <w:t>-192 [-299, -157]</w:t>
             </w:r>
           </w:p>
         </w:tc>
@@ -13719,7 +13924,7 @@
                 <w:i w:val="0"/>
                 <w:sz w:val="18"/>
               </w:rPr>
-              <w:t>-131 [-133, -128]</w:t>
+              <w:t>-131 [-133, -129]</w:t>
             </w:r>
           </w:p>
         </w:tc>
@@ -13764,7 +13969,7 @@
                 <w:i w:val="0"/>
                 <w:sz w:val="18"/>
               </w:rPr>
-              <w:t>-210 [-335, -149]</w:t>
+              <w:t>-210 [-330, -148]</w:t>
             </w:r>
           </w:p>
         </w:tc>
@@ -13804,7 +14009,7 @@
                 <w:i w:val="0"/>
                 <w:sz w:val="18"/>
               </w:rPr>
-              <w:t>-175 [-268, -137]</w:t>
+              <w:t>-175 [-267, -137]</w:t>
             </w:r>
           </w:p>
         </w:tc>
@@ -13824,7 +14029,7 @@
                 <w:i w:val="0"/>
                 <w:sz w:val="18"/>
               </w:rPr>
-              <w:t>-326 [-340, -312]</w:t>
+              <w:t>-326 [-339, -312]</w:t>
             </w:r>
           </w:p>
         </w:tc>
@@ -13844,7 +14049,7 @@
                 <w:i w:val="0"/>
                 <w:sz w:val="18"/>
               </w:rPr>
-              <w:t>-328 [-331, -326]</w:t>
+              <w:t>-328 [-331, -327]</w:t>
             </w:r>
           </w:p>
         </w:tc>
@@ -13864,7 +14069,7 @@
                 <w:i w:val="0"/>
                 <w:sz w:val="18"/>
               </w:rPr>
-              <w:t>-131 [-133, -128]</w:t>
+              <w:t>-131 [-133, -129]</w:t>
             </w:r>
           </w:p>
         </w:tc>
@@ -19554,7 +19759,6 @@
           </w:tcPr>
           <w:p>
             <w:pPr>
-              <w:keepNext/>
               <w:spacing w:line="240" w:lineRule="auto"/>
               <w:jc w:val="center"/>
             </w:pPr>
@@ -19577,7 +19781,6 @@
           </w:tcPr>
           <w:p>
             <w:pPr>
-              <w:keepNext/>
               <w:spacing w:line="240" w:lineRule="auto"/>
               <w:jc w:val="center"/>
             </w:pPr>
@@ -19600,7 +19803,6 @@
           </w:tcPr>
           <w:p>
             <w:pPr>
-              <w:keepNext/>
               <w:spacing w:line="240" w:lineRule="auto"/>
               <w:jc w:val="center"/>
             </w:pPr>
@@ -19623,7 +19825,6 @@
           </w:tcPr>
           <w:p>
             <w:pPr>
-              <w:keepNext/>
               <w:spacing w:line="240" w:lineRule="auto"/>
               <w:jc w:val="center"/>
             </w:pPr>
@@ -19646,7 +19847,6 @@
           </w:tcPr>
           <w:p>
             <w:pPr>
-              <w:keepNext/>
               <w:spacing w:line="240" w:lineRule="auto"/>
               <w:jc w:val="center"/>
             </w:pPr>
@@ -19669,7 +19869,6 @@
           </w:tcPr>
           <w:p>
             <w:pPr>
-              <w:keepNext/>
               <w:spacing w:line="240" w:lineRule="auto"/>
               <w:jc w:val="center"/>
             </w:pPr>
@@ -19692,7 +19891,6 @@
           </w:tcPr>
           <w:p>
             <w:pPr>
-              <w:keepNext/>
               <w:spacing w:line="240" w:lineRule="auto"/>
               <w:jc w:val="center"/>
             </w:pPr>
@@ -19719,7 +19917,6 @@
           </w:tcPr>
           <w:p>
             <w:pPr>
-              <w:keepNext/>
               <w:spacing w:line="240" w:lineRule="auto"/>
               <w:jc w:val="left"/>
             </w:pPr>
@@ -19740,7 +19937,6 @@
           </w:tcPr>
           <w:p>
             <w:pPr>
-              <w:keepNext/>
               <w:spacing w:line="240" w:lineRule="auto"/>
               <w:jc w:val="center"/>
             </w:pPr>
@@ -19761,7 +19957,6 @@
           </w:tcPr>
           <w:p>
             <w:pPr>
-              <w:keepNext/>
               <w:spacing w:line="240" w:lineRule="auto"/>
               <w:jc w:val="center"/>
             </w:pPr>
@@ -19782,7 +19977,6 @@
           </w:tcPr>
           <w:p>
             <w:pPr>
-              <w:keepNext/>
               <w:spacing w:line="240" w:lineRule="auto"/>
               <w:jc w:val="center"/>
             </w:pPr>
@@ -19803,7 +19997,6 @@
           </w:tcPr>
           <w:p>
             <w:pPr>
-              <w:keepNext/>
               <w:spacing w:line="240" w:lineRule="auto"/>
               <w:jc w:val="center"/>
             </w:pPr>
@@ -19824,7 +20017,6 @@
           </w:tcPr>
           <w:p>
             <w:pPr>
-              <w:keepNext/>
               <w:spacing w:line="240" w:lineRule="auto"/>
               <w:jc w:val="center"/>
             </w:pPr>
@@ -19845,7 +20037,6 @@
           </w:tcPr>
           <w:p>
             <w:pPr>
-              <w:keepNext/>
               <w:spacing w:line="240" w:lineRule="auto"/>
               <w:jc w:val="center"/>
             </w:pPr>
@@ -19871,7 +20062,6 @@
           </w:tcPr>
           <w:p>
             <w:pPr>
-              <w:keepNext/>
               <w:spacing w:line="240" w:lineRule="auto"/>
               <w:jc w:val="left"/>
             </w:pPr>
@@ -19883,7 +20073,6 @@
           </w:tcPr>
           <w:p>
             <w:pPr>
-              <w:keepNext/>
               <w:spacing w:line="240" w:lineRule="auto"/>
               <w:jc w:val="center"/>
             </w:pPr>
@@ -19904,7 +20093,6 @@
           </w:tcPr>
           <w:p>
             <w:pPr>
-              <w:keepNext/>
               <w:spacing w:line="240" w:lineRule="auto"/>
               <w:jc w:val="center"/>
             </w:pPr>
@@ -19925,7 +20113,6 @@
           </w:tcPr>
           <w:p>
             <w:pPr>
-              <w:keepNext/>
               <w:spacing w:line="240" w:lineRule="auto"/>
               <w:jc w:val="center"/>
             </w:pPr>
@@ -19946,7 +20133,6 @@
           </w:tcPr>
           <w:p>
             <w:pPr>
-              <w:keepNext/>
               <w:spacing w:line="240" w:lineRule="auto"/>
               <w:jc w:val="center"/>
             </w:pPr>
@@ -19967,7 +20153,6 @@
           </w:tcPr>
           <w:p>
             <w:pPr>
-              <w:keepNext/>
               <w:spacing w:line="240" w:lineRule="auto"/>
               <w:jc w:val="center"/>
             </w:pPr>
@@ -19988,7 +20173,6 @@
           </w:tcPr>
           <w:p>
             <w:pPr>
-              <w:keepNext/>
               <w:spacing w:line="240" w:lineRule="auto"/>
               <w:jc w:val="center"/>
             </w:pPr>
@@ -20014,7 +20198,6 @@
           </w:tcPr>
           <w:p>
             <w:pPr>
-              <w:keepNext/>
               <w:spacing w:line="240" w:lineRule="auto"/>
               <w:jc w:val="left"/>
             </w:pPr>
@@ -20026,7 +20209,6 @@
           </w:tcPr>
           <w:p>
             <w:pPr>
-              <w:keepNext/>
               <w:spacing w:line="240" w:lineRule="auto"/>
               <w:jc w:val="center"/>
             </w:pPr>
@@ -20047,7 +20229,6 @@
           </w:tcPr>
           <w:p>
             <w:pPr>
-              <w:keepNext/>
               <w:spacing w:line="240" w:lineRule="auto"/>
               <w:jc w:val="center"/>
             </w:pPr>
@@ -20068,7 +20249,6 @@
           </w:tcPr>
           <w:p>
             <w:pPr>
-              <w:keepNext/>
               <w:spacing w:line="240" w:lineRule="auto"/>
               <w:jc w:val="center"/>
             </w:pPr>
@@ -20089,7 +20269,6 @@
           </w:tcPr>
           <w:p>
             <w:pPr>
-              <w:keepNext/>
               <w:spacing w:line="240" w:lineRule="auto"/>
               <w:jc w:val="center"/>
             </w:pPr>
@@ -20110,7 +20289,6 @@
           </w:tcPr>
           <w:p>
             <w:pPr>
-              <w:keepNext/>
               <w:spacing w:line="240" w:lineRule="auto"/>
               <w:jc w:val="center"/>
             </w:pPr>
@@ -20131,7 +20309,6 @@
           </w:tcPr>
           <w:p>
             <w:pPr>
-              <w:keepNext/>
               <w:spacing w:line="240" w:lineRule="auto"/>
               <w:jc w:val="center"/>
             </w:pPr>
@@ -20157,7 +20334,6 @@
           </w:tcPr>
           <w:p>
             <w:pPr>
-              <w:keepNext/>
               <w:spacing w:line="240" w:lineRule="auto"/>
               <w:jc w:val="left"/>
             </w:pPr>
@@ -20169,7 +20345,6 @@
           </w:tcPr>
           <w:p>
             <w:pPr>
-              <w:keepNext/>
               <w:spacing w:line="240" w:lineRule="auto"/>
               <w:jc w:val="center"/>
             </w:pPr>
@@ -20190,7 +20365,6 @@
           </w:tcPr>
           <w:p>
             <w:pPr>
-              <w:keepNext/>
               <w:spacing w:line="240" w:lineRule="auto"/>
               <w:jc w:val="center"/>
             </w:pPr>
@@ -20211,7 +20385,6 @@
           </w:tcPr>
           <w:p>
             <w:pPr>
-              <w:keepNext/>
               <w:spacing w:line="240" w:lineRule="auto"/>
               <w:jc w:val="center"/>
             </w:pPr>
@@ -20232,7 +20405,6 @@
           </w:tcPr>
           <w:p>
             <w:pPr>
-              <w:keepNext/>
               <w:spacing w:line="240" w:lineRule="auto"/>
               <w:jc w:val="center"/>
             </w:pPr>
@@ -20253,7 +20425,6 @@
           </w:tcPr>
           <w:p>
             <w:pPr>
-              <w:keepNext/>
               <w:spacing w:line="240" w:lineRule="auto"/>
               <w:jc w:val="center"/>
             </w:pPr>
@@ -20274,7 +20445,6 @@
           </w:tcPr>
           <w:p>
             <w:pPr>
-              <w:keepNext/>
               <w:spacing w:line="240" w:lineRule="auto"/>
               <w:jc w:val="center"/>
             </w:pPr>
@@ -20300,7 +20470,6 @@
           </w:tcPr>
           <w:p>
             <w:pPr>
-              <w:keepNext/>
               <w:spacing w:line="240" w:lineRule="auto"/>
               <w:jc w:val="left"/>
             </w:pPr>
@@ -20312,7 +20481,6 @@
           </w:tcPr>
           <w:p>
             <w:pPr>
-              <w:keepNext/>
               <w:spacing w:line="240" w:lineRule="auto"/>
               <w:jc w:val="center"/>
             </w:pPr>
@@ -20333,7 +20501,6 @@
           </w:tcPr>
           <w:p>
             <w:pPr>
-              <w:keepNext/>
               <w:spacing w:line="240" w:lineRule="auto"/>
               <w:jc w:val="center"/>
             </w:pPr>
@@ -20354,7 +20521,6 @@
           </w:tcPr>
           <w:p>
             <w:pPr>
-              <w:keepNext/>
               <w:spacing w:line="240" w:lineRule="auto"/>
               <w:jc w:val="center"/>
             </w:pPr>
@@ -20375,7 +20541,6 @@
           </w:tcPr>
           <w:p>
             <w:pPr>
-              <w:keepNext/>
               <w:spacing w:line="240" w:lineRule="auto"/>
               <w:jc w:val="center"/>
             </w:pPr>
@@ -20396,7 +20561,6 @@
           </w:tcPr>
           <w:p>
             <w:pPr>
-              <w:keepNext/>
               <w:spacing w:line="240" w:lineRule="auto"/>
               <w:jc w:val="center"/>
             </w:pPr>
@@ -20417,7 +20581,6 @@
           </w:tcPr>
           <w:p>
             <w:pPr>
-              <w:keepNext/>
               <w:spacing w:line="240" w:lineRule="auto"/>
               <w:jc w:val="center"/>
             </w:pPr>
@@ -20443,7 +20606,6 @@
           </w:tcPr>
           <w:p>
             <w:pPr>
-              <w:keepNext/>
               <w:spacing w:line="240" w:lineRule="auto"/>
               <w:jc w:val="left"/>
             </w:pPr>
@@ -20464,7 +20626,6 @@
           </w:tcPr>
           <w:p>
             <w:pPr>
-              <w:keepNext/>
               <w:spacing w:line="240" w:lineRule="auto"/>
               <w:jc w:val="center"/>
             </w:pPr>
@@ -20485,7 +20646,6 @@
           </w:tcPr>
           <w:p>
             <w:pPr>
-              <w:keepNext/>
               <w:spacing w:line="240" w:lineRule="auto"/>
               <w:jc w:val="center"/>
             </w:pPr>
@@ -20506,7 +20666,6 @@
           </w:tcPr>
           <w:p>
             <w:pPr>
-              <w:keepNext/>
               <w:spacing w:line="240" w:lineRule="auto"/>
               <w:jc w:val="center"/>
             </w:pPr>
@@ -20527,7 +20686,6 @@
           </w:tcPr>
           <w:p>
             <w:pPr>
-              <w:keepNext/>
               <w:spacing w:line="240" w:lineRule="auto"/>
               <w:jc w:val="center"/>
             </w:pPr>
@@ -20548,18 +20706,17 @@
           </w:tcPr>
           <w:p>
             <w:pPr>
-              <w:keepNext/>
-              <w:spacing w:line="240" w:lineRule="auto"/>
-              <w:jc w:val="center"/>
-            </w:pPr>
-            <w:r>
-              <w:rPr>
-                <w:rFonts w:ascii="바탕" w:hAnsi="바탕" w:eastAsia="바탕"/>
-                <w:b w:val="0"/>
-                <w:i w:val="0"/>
-                <w:sz w:val="18"/>
-              </w:rPr>
-              <w:t>[171.3, 216.5]</w:t>
+              <w:spacing w:line="240" w:lineRule="auto"/>
+              <w:jc w:val="center"/>
+            </w:pPr>
+            <w:r>
+              <w:rPr>
+                <w:rFonts w:ascii="바탕" w:hAnsi="바탕" w:eastAsia="바탕"/>
+                <w:b w:val="0"/>
+                <w:i w:val="0"/>
+                <w:sz w:val="18"/>
+              </w:rPr>
+              <w:t>[171.3, 216.4]</w:t>
             </w:r>
           </w:p>
         </w:tc>
@@ -20569,7 +20726,6 @@
           </w:tcPr>
           <w:p>
             <w:pPr>
-              <w:keepNext/>
               <w:spacing w:line="240" w:lineRule="auto"/>
               <w:jc w:val="center"/>
             </w:pPr>
@@ -20696,7 +20852,7 @@
                 <w:i w:val="0"/>
                 <w:sz w:val="18"/>
               </w:rPr>
-              <w:t>[156.8, 167.5]</w:t>
+              <w:t>[156.9, 167.6]</w:t>
             </w:r>
           </w:p>
         </w:tc>
@@ -20717,6 +20873,287 @@
                 <w:sz w:val="18"/>
               </w:rPr>
               <w:t>99%</w:t>
+            </w:r>
+          </w:p>
+        </w:tc>
+      </w:tr>
+      <w:tr>
+        <w:trPr>
+          <w:cantSplit/>
+        </w:trPr>
+        <w:tc>
+          <w:tcPr>
+            <w:tcW w:type="dxa" w:w="1474"/>
+          </w:tcPr>
+          <w:p>
+            <w:pPr>
+              <w:spacing w:line="240" w:lineRule="auto"/>
+              <w:jc w:val="left"/>
+            </w:pPr>
+            <w:r>
+              <w:rPr>
+                <w:rFonts w:ascii="바탕" w:hAnsi="바탕" w:eastAsia="바탕"/>
+                <w:b w:val="0"/>
+                <w:i w:val="0"/>
+                <w:sz w:val="18"/>
+              </w:rPr>
+              <w:t>MinAtar_Freeway-v1</w:t>
+            </w:r>
+          </w:p>
+        </w:tc>
+        <w:tc>
+          <w:tcPr>
+            <w:tcW w:type="dxa" w:w="2494"/>
+          </w:tcPr>
+          <w:p>
+            <w:pPr>
+              <w:spacing w:line="240" w:lineRule="auto"/>
+              <w:jc w:val="center"/>
+            </w:pPr>
+            <w:r>
+              <w:rPr>
+                <w:rFonts w:ascii="바탕" w:hAnsi="바탕" w:eastAsia="바탕"/>
+                <w:b w:val="0"/>
+                <w:i w:val="0"/>
+                <w:sz w:val="18"/>
+              </w:rPr>
+              <w:t>본실험 (30만 스텝)</w:t>
+            </w:r>
+          </w:p>
+        </w:tc>
+        <w:tc>
+          <w:tcPr>
+            <w:tcW w:type="dxa" w:w="1077"/>
+          </w:tcPr>
+          <w:p>
+            <w:pPr>
+              <w:spacing w:line="240" w:lineRule="auto"/>
+              <w:jc w:val="center"/>
+            </w:pPr>
+            <w:r>
+              <w:rPr>
+                <w:rFonts w:ascii="바탕" w:hAnsi="바탕" w:eastAsia="바탕"/>
+                <w:b w:val="0"/>
+                <w:i w:val="0"/>
+                <w:sz w:val="18"/>
+              </w:rPr>
+              <w:t>300,000</w:t>
+            </w:r>
+          </w:p>
+        </w:tc>
+        <w:tc>
+          <w:tcPr>
+            <w:tcW w:type="dxa" w:w="624"/>
+          </w:tcPr>
+          <w:p>
+            <w:pPr>
+              <w:spacing w:line="240" w:lineRule="auto"/>
+              <w:jc w:val="center"/>
+            </w:pPr>
+            <w:r>
+              <w:rPr>
+                <w:rFonts w:ascii="바탕" w:hAnsi="바탕" w:eastAsia="바탕"/>
+                <w:b w:val="0"/>
+                <w:i w:val="0"/>
+                <w:sz w:val="18"/>
+              </w:rPr>
+              <w:t>1</w:t>
+            </w:r>
+          </w:p>
+        </w:tc>
+        <w:tc>
+          <w:tcPr>
+            <w:tcW w:type="dxa" w:w="907"/>
+          </w:tcPr>
+          <w:p>
+            <w:pPr>
+              <w:spacing w:line="240" w:lineRule="auto"/>
+              <w:jc w:val="center"/>
+            </w:pPr>
+            <w:r>
+              <w:rPr>
+                <w:rFonts w:ascii="바탕" w:hAnsi="바탕" w:eastAsia="바탕"/>
+                <w:b w:val="0"/>
+                <w:i w:val="0"/>
+                <w:sz w:val="18"/>
+              </w:rPr>
+              <w:t>8.7</w:t>
+            </w:r>
+          </w:p>
+        </w:tc>
+        <w:tc>
+          <w:tcPr>
+            <w:tcW w:type="dxa" w:w="1361"/>
+          </w:tcPr>
+          <w:p>
+            <w:pPr>
+              <w:spacing w:line="240" w:lineRule="auto"/>
+              <w:jc w:val="center"/>
+            </w:pPr>
+            <w:r>
+              <w:rPr>
+                <w:rFonts w:ascii="바탕" w:hAnsi="바탕" w:eastAsia="바탕"/>
+                <w:b w:val="0"/>
+                <w:i w:val="0"/>
+                <w:sz w:val="18"/>
+              </w:rPr>
+              <w:t>[8.7, 8.7]</w:t>
+            </w:r>
+          </w:p>
+        </w:tc>
+        <w:tc>
+          <w:tcPr>
+            <w:tcW w:type="dxa" w:w="794"/>
+          </w:tcPr>
+          <w:p>
+            <w:pPr>
+              <w:spacing w:line="240" w:lineRule="auto"/>
+              <w:jc w:val="center"/>
+            </w:pPr>
+            <w:r>
+              <w:rPr>
+                <w:rFonts w:ascii="바탕" w:hAnsi="바탕" w:eastAsia="바탕"/>
+                <w:b w:val="0"/>
+                <w:i w:val="0"/>
+                <w:sz w:val="18"/>
+              </w:rPr>
+              <w:t>0%</w:t>
+            </w:r>
+          </w:p>
+        </w:tc>
+      </w:tr>
+      <w:tr>
+        <w:trPr>
+          <w:cantSplit/>
+        </w:trPr>
+        <w:tc>
+          <w:tcPr>
+            <w:tcW w:type="dxa" w:w="1474"/>
+          </w:tcPr>
+          <w:p>
+            <w:pPr>
+              <w:spacing w:line="240" w:lineRule="auto"/>
+              <w:jc w:val="left"/>
+            </w:pPr>
+          </w:p>
+        </w:tc>
+        <w:tc>
+          <w:tcPr>
+            <w:tcW w:type="dxa" w:w="2494"/>
+          </w:tcPr>
+          <w:p>
+            <w:pPr>
+              <w:spacing w:line="240" w:lineRule="auto"/>
+              <w:jc w:val="center"/>
+            </w:pPr>
+            <w:r>
+              <w:rPr>
+                <w:rFonts w:ascii="바탕" w:hAnsi="바탕" w:eastAsia="바탕"/>
+                <w:b/>
+                <w:i w:val="0"/>
+                <w:sz w:val="18"/>
+              </w:rPr>
+              <w:t>기준: 신중 규칙 (학습 없음)</w:t>
+            </w:r>
+          </w:p>
+        </w:tc>
+        <w:tc>
+          <w:tcPr>
+            <w:tcW w:type="dxa" w:w="1077"/>
+          </w:tcPr>
+          <w:p>
+            <w:pPr>
+              <w:spacing w:line="240" w:lineRule="auto"/>
+              <w:jc w:val="center"/>
+            </w:pPr>
+            <w:r>
+              <w:rPr>
+                <w:rFonts w:ascii="바탕" w:hAnsi="바탕" w:eastAsia="바탕"/>
+                <w:b w:val="0"/>
+                <w:i w:val="0"/>
+                <w:sz w:val="18"/>
+              </w:rPr>
+              <w:t>—</w:t>
+            </w:r>
+          </w:p>
+        </w:tc>
+        <w:tc>
+          <w:tcPr>
+            <w:tcW w:type="dxa" w:w="624"/>
+          </w:tcPr>
+          <w:p>
+            <w:pPr>
+              <w:spacing w:line="240" w:lineRule="auto"/>
+              <w:jc w:val="center"/>
+            </w:pPr>
+            <w:r>
+              <w:rPr>
+                <w:rFonts w:ascii="바탕" w:hAnsi="바탕" w:eastAsia="바탕"/>
+                <w:b w:val="0"/>
+                <w:i w:val="0"/>
+                <w:sz w:val="18"/>
+              </w:rPr>
+              <w:t>10</w:t>
+            </w:r>
+          </w:p>
+        </w:tc>
+        <w:tc>
+          <w:tcPr>
+            <w:tcW w:type="dxa" w:w="907"/>
+          </w:tcPr>
+          <w:p>
+            <w:pPr>
+              <w:spacing w:line="240" w:lineRule="auto"/>
+              <w:jc w:val="center"/>
+            </w:pPr>
+            <w:r>
+              <w:rPr>
+                <w:rFonts w:ascii="바탕" w:hAnsi="바탕" w:eastAsia="바탕"/>
+                <w:b/>
+                <w:i w:val="0"/>
+                <w:sz w:val="18"/>
+              </w:rPr>
+              <w:t>16.9</w:t>
+            </w:r>
+          </w:p>
+        </w:tc>
+        <w:tc>
+          <w:tcPr>
+            <w:tcW w:type="dxa" w:w="1361"/>
+          </w:tcPr>
+          <w:p>
+            <w:pPr>
+              <w:spacing w:line="240" w:lineRule="auto"/>
+              <w:jc w:val="center"/>
+            </w:pPr>
+            <w:r>
+              <w:rPr>
+                <w:rFonts w:ascii="바탕" w:hAnsi="바탕" w:eastAsia="바탕"/>
+                <w:b w:val="0"/>
+                <w:i w:val="0"/>
+                <w:sz w:val="18"/>
+              </w:rPr>
+              <w:t>[16.5, 17.6]</w:t>
+            </w:r>
+          </w:p>
+        </w:tc>
+        <w:tc>
+          <w:tcPr>
+            <w:tcW w:type="dxa" w:w="794"/>
+          </w:tcPr>
+          <w:p>
+            <w:pPr>
+              <w:spacing w:line="240" w:lineRule="auto"/>
+              <w:jc w:val="center"/>
+            </w:pPr>
+            <w:r>
+              <w:rPr>
+                <w:rFonts w:ascii="바탕" w:hAnsi="바탕" w:eastAsia="바탕"/>
+                <w:b/>
+                <w:i w:val="0"/>
+                <w:sz w:val="18"/>
+              </w:rPr>
+              <w:t>0%</w:t>
             </w:r>
           </w:p>
         </w:tc>

--- a/졸업논문_초안v1.docx
+++ b/졸업논문_초안v1.docx
@@ -3805,15 +3805,6 @@
         </w:rPr>
         <w:t>λ* = 학습 에이전트가 최고 고정 규칙을 더 이상 이기지 못하게 되는 가장 작은 λ.</w:t>
       </w:r>
-      <w:r>
-        <w:rPr>
-          <w:rFonts w:ascii="바탕" w:hAnsi="바탕" w:eastAsia="바탕"/>
-          <w:b w:val="0"/>
-          <w:i w:val="0"/>
-          <w:sz w:val="20"/>
-        </w:rPr>
-        <w:t xml:space="preserve"> 두 가지 엄격도로 함께 보고한다.</w:t>
-      </w:r>
     </w:p>
     <w:p>
       <w:pPr>
@@ -5203,7 +5194,6 @@
           </w:tcPr>
           <w:p>
             <w:pPr>
-              <w:keepNext/>
               <w:spacing w:line="240" w:lineRule="auto"/>
               <w:jc w:val="center"/>
             </w:pPr>
@@ -5226,7 +5216,6 @@
           </w:tcPr>
           <w:p>
             <w:pPr>
-              <w:keepNext/>
               <w:spacing w:line="240" w:lineRule="auto"/>
               <w:jc w:val="center"/>
             </w:pPr>
@@ -5249,7 +5238,6 @@
           </w:tcPr>
           <w:p>
             <w:pPr>
-              <w:keepNext/>
               <w:spacing w:line="240" w:lineRule="auto"/>
               <w:jc w:val="center"/>
             </w:pPr>
@@ -5274,7 +5262,6 @@
           </w:tcPr>
           <w:p>
             <w:pPr>
-              <w:keepNext/>
               <w:spacing w:line="240" w:lineRule="auto"/>
               <w:jc w:val="center"/>
             </w:pPr>
@@ -5299,7 +5286,6 @@
           </w:tcPr>
           <w:p>
             <w:pPr>
-              <w:keepNext/>
               <w:spacing w:line="240" w:lineRule="auto"/>
               <w:jc w:val="center"/>
             </w:pPr>
@@ -5324,7 +5310,6 @@
           </w:tcPr>
           <w:p>
             <w:pPr>
-              <w:keepNext/>
               <w:spacing w:line="240" w:lineRule="auto"/>
               <w:jc w:val="center"/>
             </w:pPr>
@@ -5349,7 +5334,6 @@
           </w:tcPr>
           <w:p>
             <w:pPr>
-              <w:keepNext/>
               <w:spacing w:line="240" w:lineRule="auto"/>
               <w:jc w:val="center"/>
             </w:pPr>
@@ -5376,7 +5360,6 @@
           </w:tcPr>
           <w:p>
             <w:pPr>
-              <w:keepNext/>
               <w:spacing w:line="240" w:lineRule="auto"/>
               <w:jc w:val="left"/>
             </w:pPr>
@@ -5397,7 +5380,6 @@
           </w:tcPr>
           <w:p>
             <w:pPr>
-              <w:keepNext/>
               <w:spacing w:line="240" w:lineRule="auto"/>
               <w:jc w:val="center"/>
             </w:pPr>
@@ -5418,7 +5400,6 @@
           </w:tcPr>
           <w:p>
             <w:pPr>
-              <w:keepNext/>
               <w:spacing w:line="240" w:lineRule="auto"/>
               <w:jc w:val="center"/>
             </w:pPr>
@@ -5439,7 +5420,6 @@
           </w:tcPr>
           <w:p>
             <w:pPr>
-              <w:keepNext/>
               <w:spacing w:line="240" w:lineRule="auto"/>
               <w:jc w:val="center"/>
             </w:pPr>
@@ -5460,7 +5440,6 @@
           </w:tcPr>
           <w:p>
             <w:pPr>
-              <w:keepNext/>
               <w:spacing w:line="240" w:lineRule="auto"/>
               <w:jc w:val="center"/>
             </w:pPr>
@@ -5481,7 +5460,6 @@
           </w:tcPr>
           <w:p>
             <w:pPr>
-              <w:keepNext/>
               <w:spacing w:line="240" w:lineRule="auto"/>
               <w:jc w:val="center"/>
             </w:pPr>
@@ -5502,7 +5480,6 @@
           </w:tcPr>
           <w:p>
             <w:pPr>
-              <w:keepNext/>
               <w:spacing w:line="240" w:lineRule="auto"/>
               <w:jc w:val="center"/>
             </w:pPr>
@@ -5528,7 +5505,6 @@
           </w:tcPr>
           <w:p>
             <w:pPr>
-              <w:keepNext/>
               <w:spacing w:line="240" w:lineRule="auto"/>
               <w:jc w:val="left"/>
             </w:pPr>
@@ -5549,7 +5525,6 @@
           </w:tcPr>
           <w:p>
             <w:pPr>
-              <w:keepNext/>
               <w:spacing w:line="240" w:lineRule="auto"/>
               <w:jc w:val="center"/>
             </w:pPr>
@@ -5570,7 +5545,6 @@
           </w:tcPr>
           <w:p>
             <w:pPr>
-              <w:keepNext/>
               <w:spacing w:line="240" w:lineRule="auto"/>
               <w:jc w:val="center"/>
             </w:pPr>
@@ -5591,7 +5565,6 @@
           </w:tcPr>
           <w:p>
             <w:pPr>
-              <w:keepNext/>
               <w:spacing w:line="240" w:lineRule="auto"/>
               <w:jc w:val="center"/>
             </w:pPr>
@@ -5612,7 +5585,6 @@
           </w:tcPr>
           <w:p>
             <w:pPr>
-              <w:keepNext/>
               <w:spacing w:line="240" w:lineRule="auto"/>
               <w:jc w:val="center"/>
             </w:pPr>
@@ -5633,7 +5605,6 @@
           </w:tcPr>
           <w:p>
             <w:pPr>
-              <w:keepNext/>
               <w:spacing w:line="240" w:lineRule="auto"/>
               <w:jc w:val="center"/>
             </w:pPr>
@@ -5654,7 +5625,6 @@
           </w:tcPr>
           <w:p>
             <w:pPr>
-              <w:keepNext/>
               <w:spacing w:line="240" w:lineRule="auto"/>
               <w:jc w:val="center"/>
             </w:pPr>
@@ -5680,7 +5650,6 @@
           </w:tcPr>
           <w:p>
             <w:pPr>
-              <w:keepNext/>
               <w:spacing w:line="240" w:lineRule="auto"/>
               <w:jc w:val="left"/>
             </w:pPr>
@@ -5701,7 +5670,6 @@
           </w:tcPr>
           <w:p>
             <w:pPr>
-              <w:keepNext/>
               <w:spacing w:line="240" w:lineRule="auto"/>
               <w:jc w:val="center"/>
             </w:pPr>
@@ -5722,7 +5690,6 @@
           </w:tcPr>
           <w:p>
             <w:pPr>
-              <w:keepNext/>
               <w:spacing w:line="240" w:lineRule="auto"/>
               <w:jc w:val="center"/>
             </w:pPr>
@@ -5743,7 +5710,6 @@
           </w:tcPr>
           <w:p>
             <w:pPr>
-              <w:keepNext/>
               <w:spacing w:line="240" w:lineRule="auto"/>
               <w:jc w:val="center"/>
             </w:pPr>
@@ -5764,7 +5730,6 @@
           </w:tcPr>
           <w:p>
             <w:pPr>
-              <w:keepNext/>
               <w:spacing w:line="240" w:lineRule="auto"/>
               <w:jc w:val="center"/>
             </w:pPr>
@@ -5785,7 +5750,6 @@
           </w:tcPr>
           <w:p>
             <w:pPr>
-              <w:keepNext/>
               <w:spacing w:line="240" w:lineRule="auto"/>
               <w:jc w:val="center"/>
             </w:pPr>
@@ -5806,7 +5770,6 @@
           </w:tcPr>
           <w:p>
             <w:pPr>
-              <w:keepNext/>
               <w:spacing w:line="240" w:lineRule="auto"/>
               <w:jc w:val="center"/>
             </w:pPr>
@@ -5832,7 +5795,6 @@
           </w:tcPr>
           <w:p>
             <w:pPr>
-              <w:keepNext/>
               <w:spacing w:line="240" w:lineRule="auto"/>
               <w:jc w:val="left"/>
             </w:pPr>
@@ -5853,7 +5815,6 @@
           </w:tcPr>
           <w:p>
             <w:pPr>
-              <w:keepNext/>
               <w:spacing w:line="240" w:lineRule="auto"/>
               <w:jc w:val="center"/>
             </w:pPr>
@@ -5874,7 +5835,6 @@
           </w:tcPr>
           <w:p>
             <w:pPr>
-              <w:keepNext/>
               <w:spacing w:line="240" w:lineRule="auto"/>
               <w:jc w:val="center"/>
             </w:pPr>
@@ -5895,7 +5855,6 @@
           </w:tcPr>
           <w:p>
             <w:pPr>
-              <w:keepNext/>
               <w:spacing w:line="240" w:lineRule="auto"/>
               <w:jc w:val="center"/>
             </w:pPr>
@@ -5916,7 +5875,6 @@
           </w:tcPr>
           <w:p>
             <w:pPr>
-              <w:keepNext/>
               <w:spacing w:line="240" w:lineRule="auto"/>
               <w:jc w:val="center"/>
             </w:pPr>
@@ -5937,7 +5895,6 @@
           </w:tcPr>
           <w:p>
             <w:pPr>
-              <w:keepNext/>
               <w:spacing w:line="240" w:lineRule="auto"/>
               <w:jc w:val="center"/>
             </w:pPr>
@@ -5958,7 +5915,6 @@
           </w:tcPr>
           <w:p>
             <w:pPr>
-              <w:keepNext/>
               <w:spacing w:line="240" w:lineRule="auto"/>
               <w:jc w:val="center"/>
             </w:pPr>
@@ -5984,7 +5940,6 @@
           </w:tcPr>
           <w:p>
             <w:pPr>
-              <w:keepNext/>
               <w:spacing w:line="240" w:lineRule="auto"/>
               <w:jc w:val="left"/>
             </w:pPr>
@@ -6005,7 +5960,6 @@
           </w:tcPr>
           <w:p>
             <w:pPr>
-              <w:keepNext/>
               <w:spacing w:line="240" w:lineRule="auto"/>
               <w:jc w:val="center"/>
             </w:pPr>
@@ -6026,7 +5980,6 @@
           </w:tcPr>
           <w:p>
             <w:pPr>
-              <w:keepNext/>
               <w:spacing w:line="240" w:lineRule="auto"/>
               <w:jc w:val="center"/>
             </w:pPr>
@@ -6047,7 +6000,6 @@
           </w:tcPr>
           <w:p>
             <w:pPr>
-              <w:keepNext/>
               <w:spacing w:line="240" w:lineRule="auto"/>
               <w:jc w:val="center"/>
             </w:pPr>
@@ -6068,7 +6020,6 @@
           </w:tcPr>
           <w:p>
             <w:pPr>
-              <w:keepNext/>
               <w:spacing w:line="240" w:lineRule="auto"/>
               <w:jc w:val="center"/>
             </w:pPr>
@@ -6089,7 +6040,6 @@
           </w:tcPr>
           <w:p>
             <w:pPr>
-              <w:keepNext/>
               <w:spacing w:line="240" w:lineRule="auto"/>
               <w:jc w:val="center"/>
             </w:pPr>
@@ -6110,7 +6060,6 @@
           </w:tcPr>
           <w:p>
             <w:pPr>
-              <w:keepNext/>
               <w:spacing w:line="240" w:lineRule="auto"/>
               <w:jc w:val="center"/>
             </w:pPr>
@@ -6136,7 +6085,6 @@
           </w:tcPr>
           <w:p>
             <w:pPr>
-              <w:keepNext/>
               <w:spacing w:line="240" w:lineRule="auto"/>
               <w:jc w:val="left"/>
             </w:pPr>
@@ -6157,7 +6105,6 @@
           </w:tcPr>
           <w:p>
             <w:pPr>
-              <w:keepNext/>
               <w:spacing w:line="240" w:lineRule="auto"/>
               <w:jc w:val="center"/>
             </w:pPr>
@@ -6178,7 +6125,6 @@
           </w:tcPr>
           <w:p>
             <w:pPr>
-              <w:keepNext/>
               <w:spacing w:line="240" w:lineRule="auto"/>
               <w:jc w:val="center"/>
             </w:pPr>
@@ -6199,7 +6145,6 @@
           </w:tcPr>
           <w:p>
             <w:pPr>
-              <w:keepNext/>
               <w:spacing w:line="240" w:lineRule="auto"/>
               <w:jc w:val="center"/>
             </w:pPr>
@@ -6220,7 +6165,6 @@
           </w:tcPr>
           <w:p>
             <w:pPr>
-              <w:keepNext/>
               <w:spacing w:line="240" w:lineRule="auto"/>
               <w:jc w:val="center"/>
             </w:pPr>
@@ -6241,7 +6185,6 @@
           </w:tcPr>
           <w:p>
             <w:pPr>
-              <w:keepNext/>
               <w:spacing w:line="240" w:lineRule="auto"/>
               <w:jc w:val="center"/>
             </w:pPr>
@@ -6262,7 +6205,6 @@
           </w:tcPr>
           <w:p>
             <w:pPr>
-              <w:keepNext/>
               <w:spacing w:line="240" w:lineRule="auto"/>
               <w:jc w:val="center"/>
             </w:pPr>
@@ -6319,6 +6261,296 @@
                 <w:sz w:val="18"/>
               </w:rPr>
               <w:t>표준 DQN</w:t>
+            </w:r>
+          </w:p>
+        </w:tc>
+        <w:tc>
+          <w:tcPr>
+            <w:tcW w:type="dxa" w:w="1134"/>
+          </w:tcPr>
+          <w:p>
+            <w:pPr>
+              <w:spacing w:line="240" w:lineRule="auto"/>
+              <w:jc w:val="center"/>
+            </w:pPr>
+            <w:r>
+              <w:rPr>
+                <w:rFonts w:ascii="바탕" w:hAnsi="바탕" w:eastAsia="바탕"/>
+                <w:b w:val="0"/>
+                <w:i w:val="0"/>
+                <w:sz w:val="18"/>
+              </w:rPr>
+              <w:t>0</w:t>
+            </w:r>
+          </w:p>
+        </w:tc>
+        <w:tc>
+          <w:tcPr>
+            <w:tcW w:type="dxa" w:w="1247"/>
+          </w:tcPr>
+          <w:p>
+            <w:pPr>
+              <w:spacing w:line="240" w:lineRule="auto"/>
+              <w:jc w:val="center"/>
+            </w:pPr>
+            <w:r>
+              <w:rPr>
+                <w:rFonts w:ascii="바탕" w:hAnsi="바탕" w:eastAsia="바탕"/>
+                <w:b w:val="0"/>
+                <w:i w:val="0"/>
+                <w:sz w:val="18"/>
+              </w:rPr>
+              <w:t>0</w:t>
+            </w:r>
+          </w:p>
+        </w:tc>
+        <w:tc>
+          <w:tcPr>
+            <w:tcW w:type="dxa" w:w="1134"/>
+          </w:tcPr>
+          <w:p>
+            <w:pPr>
+              <w:spacing w:line="240" w:lineRule="auto"/>
+              <w:jc w:val="center"/>
+            </w:pPr>
+            <w:r>
+              <w:rPr>
+                <w:rFonts w:ascii="바탕" w:hAnsi="바탕" w:eastAsia="바탕"/>
+                <w:b w:val="0"/>
+                <w:i w:val="0"/>
+                <w:sz w:val="18"/>
+              </w:rPr>
+              <w:t>0</w:t>
+            </w:r>
+          </w:p>
+        </w:tc>
+        <w:tc>
+          <w:tcPr>
+            <w:tcW w:type="dxa" w:w="1247"/>
+          </w:tcPr>
+          <w:p>
+            <w:pPr>
+              <w:spacing w:line="240" w:lineRule="auto"/>
+              <w:jc w:val="center"/>
+            </w:pPr>
+            <w:r>
+              <w:rPr>
+                <w:rFonts w:ascii="바탕" w:hAnsi="바탕" w:eastAsia="바탕"/>
+                <w:b w:val="0"/>
+                <w:i w:val="0"/>
+                <w:sz w:val="18"/>
+              </w:rPr>
+              <w:t>0</w:t>
+            </w:r>
+          </w:p>
+        </w:tc>
+        <w:tc>
+          <w:tcPr>
+            <w:tcW w:type="dxa" w:w="737"/>
+          </w:tcPr>
+          <w:p>
+            <w:pPr>
+              <w:spacing w:line="240" w:lineRule="auto"/>
+              <w:jc w:val="center"/>
+            </w:pPr>
+            <w:r>
+              <w:rPr>
+                <w:rFonts w:ascii="바탕" w:hAnsi="바탕" w:eastAsia="바탕"/>
+                <w:b w:val="0"/>
+                <w:i w:val="0"/>
+                <w:sz w:val="18"/>
+              </w:rPr>
+              <w:t>1</w:t>
+            </w:r>
+          </w:p>
+        </w:tc>
+      </w:tr>
+      <w:tr>
+        <w:trPr>
+          <w:cantSplit/>
+        </w:trPr>
+        <w:tc>
+          <w:tcPr>
+            <w:tcW w:type="dxa" w:w="1814"/>
+          </w:tcPr>
+          <w:p>
+            <w:pPr>
+              <w:spacing w:line="240" w:lineRule="auto"/>
+              <w:jc w:val="left"/>
+            </w:pPr>
+            <w:r>
+              <w:rPr>
+                <w:rFonts w:ascii="바탕" w:hAnsi="바탕" w:eastAsia="바탕"/>
+                <w:b w:val="0"/>
+                <w:i w:val="0"/>
+                <w:sz w:val="18"/>
+              </w:rPr>
+              <w:t>MinAtar Freeway</w:t>
+            </w:r>
+          </w:p>
+        </w:tc>
+        <w:tc>
+          <w:tcPr>
+            <w:tcW w:type="dxa" w:w="1474"/>
+          </w:tcPr>
+          <w:p>
+            <w:pPr>
+              <w:spacing w:line="240" w:lineRule="auto"/>
+              <w:jc w:val="center"/>
+            </w:pPr>
+            <w:r>
+              <w:rPr>
+                <w:rFonts w:ascii="바탕" w:hAnsi="바탕" w:eastAsia="바탕"/>
+                <w:b w:val="0"/>
+                <w:i w:val="0"/>
+                <w:sz w:val="18"/>
+              </w:rPr>
+              <w:t>TempoRL 방식</w:t>
+            </w:r>
+          </w:p>
+        </w:tc>
+        <w:tc>
+          <w:tcPr>
+            <w:tcW w:type="dxa" w:w="1134"/>
+          </w:tcPr>
+          <w:p>
+            <w:pPr>
+              <w:spacing w:line="240" w:lineRule="auto"/>
+              <w:jc w:val="center"/>
+            </w:pPr>
+            <w:r>
+              <w:rPr>
+                <w:rFonts w:ascii="바탕" w:hAnsi="바탕" w:eastAsia="바탕"/>
+                <w:b w:val="0"/>
+                <w:i w:val="0"/>
+                <w:sz w:val="18"/>
+              </w:rPr>
+              <w:t>0</w:t>
+            </w:r>
+          </w:p>
+        </w:tc>
+        <w:tc>
+          <w:tcPr>
+            <w:tcW w:type="dxa" w:w="1247"/>
+          </w:tcPr>
+          <w:p>
+            <w:pPr>
+              <w:spacing w:line="240" w:lineRule="auto"/>
+              <w:jc w:val="center"/>
+            </w:pPr>
+            <w:r>
+              <w:rPr>
+                <w:rFonts w:ascii="바탕" w:hAnsi="바탕" w:eastAsia="바탕"/>
+                <w:b w:val="0"/>
+                <w:i w:val="0"/>
+                <w:sz w:val="18"/>
+              </w:rPr>
+              <w:t>0</w:t>
+            </w:r>
+          </w:p>
+        </w:tc>
+        <w:tc>
+          <w:tcPr>
+            <w:tcW w:type="dxa" w:w="1134"/>
+          </w:tcPr>
+          <w:p>
+            <w:pPr>
+              <w:spacing w:line="240" w:lineRule="auto"/>
+              <w:jc w:val="center"/>
+            </w:pPr>
+            <w:r>
+              <w:rPr>
+                <w:rFonts w:ascii="바탕" w:hAnsi="바탕" w:eastAsia="바탕"/>
+                <w:b w:val="0"/>
+                <w:i w:val="0"/>
+                <w:sz w:val="18"/>
+              </w:rPr>
+              <w:t>0</w:t>
+            </w:r>
+          </w:p>
+        </w:tc>
+        <w:tc>
+          <w:tcPr>
+            <w:tcW w:type="dxa" w:w="1247"/>
+          </w:tcPr>
+          <w:p>
+            <w:pPr>
+              <w:spacing w:line="240" w:lineRule="auto"/>
+              <w:jc w:val="center"/>
+            </w:pPr>
+            <w:r>
+              <w:rPr>
+                <w:rFonts w:ascii="바탕" w:hAnsi="바탕" w:eastAsia="바탕"/>
+                <w:b w:val="0"/>
+                <w:i w:val="0"/>
+                <w:sz w:val="18"/>
+              </w:rPr>
+              <w:t>0</w:t>
+            </w:r>
+          </w:p>
+        </w:tc>
+        <w:tc>
+          <w:tcPr>
+            <w:tcW w:type="dxa" w:w="737"/>
+          </w:tcPr>
+          <w:p>
+            <w:pPr>
+              <w:spacing w:line="240" w:lineRule="auto"/>
+              <w:jc w:val="center"/>
+            </w:pPr>
+            <w:r>
+              <w:rPr>
+                <w:rFonts w:ascii="바탕" w:hAnsi="바탕" w:eastAsia="바탕"/>
+                <w:b w:val="0"/>
+                <w:i w:val="0"/>
+                <w:sz w:val="18"/>
+              </w:rPr>
+              <w:t>1</w:t>
+            </w:r>
+          </w:p>
+        </w:tc>
+      </w:tr>
+      <w:tr>
+        <w:trPr>
+          <w:cantSplit/>
+        </w:trPr>
+        <w:tc>
+          <w:tcPr>
+            <w:tcW w:type="dxa" w:w="1814"/>
+          </w:tcPr>
+          <w:p>
+            <w:pPr>
+              <w:spacing w:line="240" w:lineRule="auto"/>
+              <w:jc w:val="left"/>
+            </w:pPr>
+            <w:r>
+              <w:rPr>
+                <w:rFonts w:ascii="바탕" w:hAnsi="바탕" w:eastAsia="바탕"/>
+                <w:b w:val="0"/>
+                <w:i w:val="0"/>
+                <w:sz w:val="18"/>
+              </w:rPr>
+              <w:t>MinAtar Freeway</w:t>
+            </w:r>
+          </w:p>
+        </w:tc>
+        <w:tc>
+          <w:tcPr>
+            <w:tcW w:type="dxa" w:w="1474"/>
+          </w:tcPr>
+          <w:p>
+            <w:pPr>
+              <w:spacing w:line="240" w:lineRule="auto"/>
+              <w:jc w:val="center"/>
+            </w:pPr>
+            <w:r>
+              <w:rPr>
+                <w:rFonts w:ascii="바탕" w:hAnsi="바탕" w:eastAsia="바탕"/>
+                <w:b w:val="0"/>
+                <w:i w:val="0"/>
+                <w:sz w:val="18"/>
+              </w:rPr>
+              <w:t>Lazy-MDP 방식</w:t>
             </w:r>
           </w:p>
         </w:tc>

--- a/졸업논문_초안v1.docx
+++ b/졸업논문_초안v1.docx
@@ -4621,7 +4621,76 @@
           <w:i w:val="0"/>
           <w:sz w:val="20"/>
         </w:rPr>
-        <w:t>· 조건 단위로 체크포인트를 저장해 중단되면 마지막 지점부터 이어서 돌린다</w:t>
+        <w:t xml:space="preserve">· 조건 단위로 체크포인트를 저장해 중단되면 마지막 지점부터 이어서 돌린다. 이때 </w:t>
+      </w:r>
+      <w:r>
+        <w:rPr>
+          <w:rFonts w:ascii="바탕" w:hAnsi="바탕" w:eastAsia="바탕"/>
+          <w:b/>
+          <w:i w:val="0"/>
+          <w:sz w:val="20"/>
+        </w:rPr>
+        <w:t>설정 지문</w:t>
+      </w:r>
+      <w:r>
+        <w:rPr>
+          <w:rFonts w:ascii="바탕" w:hAnsi="바탕" w:eastAsia="바탕"/>
+          <w:b w:val="0"/>
+          <w:i w:val="0"/>
+          <w:sz w:val="20"/>
+        </w:rPr>
+        <w:t xml:space="preserve">(초매개변수·예산·환경을 해시로 찍은 값)을 함께 저장해, 설정이 하나라도 바뀌면 예전 체크포인트를 자동으로 버리고 처음부터 다시 돌린다. 이어하기 편의 때문에 </w:t>
+      </w:r>
+      <w:r>
+        <w:rPr>
+          <w:rFonts w:ascii="바탕" w:hAnsi="바탕" w:eastAsia="바탕"/>
+          <w:b/>
+          <w:i w:val="0"/>
+          <w:sz w:val="20"/>
+        </w:rPr>
+        <w:t>다른 설정으로 만든 결과가 섞이는 것</w:t>
+      </w:r>
+      <w:r>
+        <w:rPr>
+          <w:rFonts w:ascii="바탕" w:hAnsi="바탕" w:eastAsia="바탕"/>
+          <w:b w:val="0"/>
+          <w:i w:val="0"/>
+          <w:sz w:val="20"/>
+        </w:rPr>
+        <w:t>을 막기 위한 장치다</w:t>
+      </w:r>
+    </w:p>
+    <w:p>
+      <w:pPr>
+        <w:spacing w:line="480" w:lineRule="auto" w:before="0" w:after="0"/>
+        <w:ind w:left="340" w:hanging="198"/>
+      </w:pPr>
+      <w:r>
+        <w:rPr>
+          <w:rFonts w:ascii="바탕" w:hAnsi="바탕" w:eastAsia="바탕"/>
+          <w:b w:val="0"/>
+          <w:i w:val="0"/>
+          <w:sz w:val="20"/>
+        </w:rPr>
+        <w:t>· 비용 래퍼는 자동 테스트로 지킨다 — no-op이 공짜인가, 과금이 λ×횟수와 정확히 같은가, λ=0이 원래 환경과 같은가 등 13가지를 매번 확인한다(</w:t>
+      </w:r>
+      <w:r>
+        <w:rPr>
+          <w:rFonts w:ascii="Consolas" w:hAnsi="Consolas" w:eastAsia="Consolas"/>
+          <w:b w:val="0"/>
+          <w:i w:val="0"/>
+          <w:sz w:val="19"/>
+        </w:rPr>
+        <w:t>tests/run_all.py</w:t>
+      </w:r>
+      <w:r>
+        <w:rPr>
+          <w:rFonts w:ascii="바탕" w:hAnsi="바탕" w:eastAsia="바탕"/>
+          <w:b w:val="0"/>
+          <w:i w:val="0"/>
+          <w:sz w:val="20"/>
+        </w:rPr>
+        <w:t>). 이 연구의 모든 숫자가 래퍼 위에 얹혀 있어 여기가 틀리면 전부 틀리기 때문이다</w:t>
       </w:r>
     </w:p>
     <w:p>

--- a/졸업논문_초안v1.docx
+++ b/졸업논문_초안v1.docx
@@ -6429,7 +6429,7 @@
                 <w:i w:val="0"/>
                 <w:sz w:val="18"/>
               </w:rPr>
-              <w:t>1</w:t>
+              <w:t>2</w:t>
             </w:r>
           </w:p>
         </w:tc>
@@ -21258,7 +21258,7 @@
                 <w:i w:val="0"/>
                 <w:sz w:val="18"/>
               </w:rPr>
-              <w:t>1</w:t>
+              <w:t>2</w:t>
             </w:r>
           </w:p>
         </w:tc>
@@ -21278,7 +21278,7 @@
                 <w:i w:val="0"/>
                 <w:sz w:val="18"/>
               </w:rPr>
-              <w:t>8.7</w:t>
+              <w:t>7.2</w:t>
             </w:r>
           </w:p>
         </w:tc>
@@ -21298,7 +21298,7 @@
                 <w:i w:val="0"/>
                 <w:sz w:val="18"/>
               </w:rPr>
-              <w:t>[8.7, 8.7]</w:t>
+              <w:t>[5.8, 8.7]</w:t>
             </w:r>
           </w:p>
         </w:tc>
@@ -23940,6 +23940,94 @@
           <w:sz w:val="20"/>
         </w:rPr>
         <w:t xml:space="preserve"> 이 연구의 대조 실험은 "비용을 나중에 켜면 낫다"는 것을 보였다. 그렇다면 비용을 언제 얼마나 올릴지가 그 자체로 조절 대상이 된다.</w:t>
+      </w:r>
+    </w:p>
+    <w:p>
+      <w:pPr>
+        <w:spacing w:line="480" w:lineRule="auto" w:before="0" w:after="0"/>
+        <w:ind w:left="340" w:hanging="198"/>
+      </w:pPr>
+      <w:r>
+        <w:rPr>
+          <w:rFonts w:ascii="바탕" w:hAnsi="바탕" w:eastAsia="바탕"/>
+          <w:b w:val="0"/>
+          <w:i w:val="0"/>
+          <w:sz w:val="20"/>
+        </w:rPr>
+        <w:t xml:space="preserve">· </w:t>
+      </w:r>
+      <w:r>
+        <w:rPr>
+          <w:rFonts w:ascii="바탕" w:hAnsi="바탕" w:eastAsia="바탕"/>
+          <w:b/>
+          <w:i w:val="0"/>
+          <w:sz w:val="20"/>
+        </w:rPr>
+        <w:t>Lazy-MDP가 어디에 개입하는지 들여다본다.</w:t>
+      </w:r>
+      <w:r>
+        <w:rPr>
+          <w:rFonts w:ascii="바탕" w:hAnsi="바탕" w:eastAsia="바탕"/>
+          <w:b w:val="0"/>
+          <w:i w:val="0"/>
+          <w:sz w:val="20"/>
+        </w:rPr>
+        <w:t xml:space="preserve"> 이 연구에서 Lazy-MDP만 규칙보다 </w:t>
+      </w:r>
+      <w:r>
+        <w:rPr>
+          <w:rFonts w:ascii="바탕" w:hAnsi="바탕" w:eastAsia="바탕"/>
+          <w:b/>
+          <w:i w:val="0"/>
+          <w:sz w:val="20"/>
+        </w:rPr>
+        <w:t>행동은 덜 쓰고 보상은 더 받는</w:t>
+      </w:r>
+      <w:r>
+        <w:rPr>
+          <w:rFonts w:ascii="바탕" w:hAnsi="바탕" w:eastAsia="바탕"/>
+          <w:b w:val="0"/>
+          <w:i w:val="0"/>
+          <w:sz w:val="20"/>
+        </w:rPr>
+        <w:t xml:space="preserve"> 지점에 닿았고, 한 계열만 이기는 λ가 모두 Lazy-MDP였다. 그런데 이 연구는 "얼마나 이겼는가"만 쟀고 </w:t>
+      </w:r>
+      <w:r>
+        <w:rPr>
+          <w:rFonts w:ascii="바탕" w:hAnsi="바탕" w:eastAsia="바탕"/>
+          <w:b/>
+          <w:i w:val="0"/>
+          <w:sz w:val="20"/>
+        </w:rPr>
+        <w:t>"어느 상태에서 개입했는가"</w:t>
+      </w:r>
+      <w:r>
+        <w:rPr>
+          <w:rFonts w:ascii="바탕" w:hAnsi="바탕" w:eastAsia="바탕"/>
+          <w:b w:val="0"/>
+          <w:i w:val="0"/>
+          <w:sz w:val="20"/>
+        </w:rPr>
+        <w:t xml:space="preserve"> 는 보지 않았다. 원 논문</w:t>
+      </w:r>
+      <w:r>
+        <w:rPr>
+          <w:rFonts w:ascii="바탕" w:hAnsi="바탕" w:eastAsia="바탕"/>
+          <w:b w:val="0"/>
+          <w:i w:val="0"/>
+          <w:sz w:val="20"/>
+          <w:vertAlign w:val="superscript"/>
+        </w:rPr>
+        <w:t>[2]</w:t>
+      </w:r>
+      <w:r>
+        <w:rPr>
+          <w:rFonts w:ascii="바탕" w:hAnsi="바탕" w:eastAsia="바탕"/>
+          <w:b w:val="0"/>
+          <w:i w:val="0"/>
+          <w:sz w:val="20"/>
+        </w:rPr>
+        <w:t>이 내세운 해석 가능성이 바로 그 지점이므로, 개입한 상태를 모아 보면 비용이 커질 때 무엇을 포기하고 무엇을 지키는지 알 수 있을 것이다.</w:t>
       </w:r>
     </w:p>
     <w:p>

--- a/졸업논문_초안v1.docx
+++ b/졸업논문_초안v1.docx
@@ -2541,6 +2541,175 @@
           <w:i w:val="0"/>
           <w:sz w:val="20"/>
         </w:rPr>
+        <w:t xml:space="preserve">'조밀하다·희소하다'는 말로만 두지 않고 </w:t>
+      </w:r>
+      <w:r>
+        <w:rPr>
+          <w:rFonts w:ascii="바탕" w:hAnsi="바탕" w:eastAsia="바탕"/>
+          <w:b/>
+          <w:i w:val="0"/>
+          <w:sz w:val="20"/>
+        </w:rPr>
+        <w:t>실제로 쟀다.</w:t>
+      </w:r>
+      <w:r>
+        <w:rPr>
+          <w:rFonts w:ascii="바탕" w:hAnsi="바탕" w:eastAsia="바탕"/>
+          <w:b w:val="0"/>
+          <w:i w:val="0"/>
+          <w:sz w:val="20"/>
+        </w:rPr>
+        <w:t xml:space="preserve"> '보상이 0이 아닌 스텝의 비율'은 이 연구에 맞지 않는다 — MountainCar는 매 스텝 −1을 주므로 그 기준으로는 100% 조밀해 보이지만, 그 −1은 </w:t>
+      </w:r>
+      <w:r>
+        <w:rPr>
+          <w:rFonts w:ascii="바탕" w:hAnsi="바탕" w:eastAsia="바탕"/>
+          <w:b/>
+          <w:i w:val="0"/>
+          <w:sz w:val="20"/>
+        </w:rPr>
+        <w:t>어느 상태에서나 같아</w:t>
+      </w:r>
+      <w:r>
+        <w:rPr>
+          <w:rFonts w:ascii="바탕" w:hAnsi="바탕" w:eastAsia="바탕"/>
+          <w:b w:val="0"/>
+          <w:i w:val="0"/>
+          <w:sz w:val="20"/>
+        </w:rPr>
+        <w:t xml:space="preserve"> 아무 정보도 주지 않는다. 그래서 </w:t>
+      </w:r>
+      <w:r>
+        <w:rPr>
+          <w:rFonts w:ascii="바탕" w:hAnsi="바탕" w:eastAsia="바탕"/>
+          <w:b/>
+          <w:i w:val="0"/>
+          <w:sz w:val="20"/>
+        </w:rPr>
+        <w:t>보상이 상태를 구분해 주는 정도</w:t>
+      </w:r>
+      <w:r>
+        <w:rPr>
+          <w:rFonts w:ascii="바탕" w:hAnsi="바탕" w:eastAsia="바탕"/>
+          <w:b w:val="0"/>
+          <w:i w:val="0"/>
+          <w:sz w:val="20"/>
+        </w:rPr>
+        <w:t>를 쟀다. 각 환경의 기준 규칙으로 60 에피소드를 돌려, 서로 다른 보상 값이 몇 가지인지와 최빈값이 아닌 보상을 받은 스텝의 비율을 세었다.</w:t>
+      </w:r>
+    </w:p>
+    <w:p>
+      <w:pPr>
+        <w:widowControl/>
+        <w:spacing w:line="480" w:lineRule="auto" w:before="0" w:after="0"/>
+        <w:ind w:firstLine="400"/>
+        <w:jc w:val="both"/>
+      </w:pPr>
+      <w:r>
+        <w:rPr>
+          <w:rFonts w:ascii="바탕" w:hAnsi="바탕" w:eastAsia="바탕"/>
+          <w:b w:val="0"/>
+          <w:i w:val="0"/>
+          <w:sz w:val="20"/>
+        </w:rPr>
+        <w:t xml:space="preserve">MountainCar에서는 서로 다른 보상 값이 </w:t>
+      </w:r>
+      <w:r>
+        <w:rPr>
+          <w:rFonts w:ascii="바탕" w:hAnsi="바탕" w:eastAsia="바탕"/>
+          <w:b/>
+          <w:i w:val="0"/>
+          <w:sz w:val="20"/>
+        </w:rPr>
+        <w:t>1가지</w:t>
+      </w:r>
+      <w:r>
+        <w:rPr>
+          <w:rFonts w:ascii="바탕" w:hAnsi="바탕" w:eastAsia="바탕"/>
+          <w:b w:val="0"/>
+          <w:i w:val="0"/>
+          <w:sz w:val="20"/>
+        </w:rPr>
+        <w:t xml:space="preserve">뿐이었다. 전 구간에서 같은 값만 나온다는 뜻이고, 신호가 있는 스텝은 </w:t>
+      </w:r>
+      <w:r>
+        <w:rPr>
+          <w:rFonts w:ascii="바탕" w:hAnsi="바탕" w:eastAsia="바탕"/>
+          <w:b/>
+          <w:i w:val="0"/>
+          <w:sz w:val="20"/>
+        </w:rPr>
+        <w:t>0.0%</w:t>
+      </w:r>
+      <w:r>
+        <w:rPr>
+          <w:rFonts w:ascii="바탕" w:hAnsi="바탕" w:eastAsia="바탕"/>
+          <w:b w:val="0"/>
+          <w:i w:val="0"/>
+          <w:sz w:val="20"/>
+        </w:rPr>
+        <w:t xml:space="preserve"> 다. LunarLander는 16,717가지에 </w:t>
+      </w:r>
+      <w:r>
+        <w:rPr>
+          <w:rFonts w:ascii="바탕" w:hAnsi="바탕" w:eastAsia="바탕"/>
+          <w:b/>
+          <w:i w:val="0"/>
+          <w:sz w:val="20"/>
+        </w:rPr>
+        <w:t>99.8%</w:t>
+      </w:r>
+      <w:r>
+        <w:rPr>
+          <w:rFonts w:ascii="바탕" w:hAnsi="바탕" w:eastAsia="바탕"/>
+          <w:b w:val="0"/>
+          <w:i w:val="0"/>
+          <w:sz w:val="20"/>
+        </w:rPr>
+        <w:t xml:space="preserve"> 이고, MinAtar/Freeway는 2가지에 </w:t>
+      </w:r>
+      <w:r>
+        <w:rPr>
+          <w:rFonts w:ascii="바탕" w:hAnsi="바탕" w:eastAsia="바탕"/>
+          <w:b/>
+          <w:i w:val="0"/>
+          <w:sz w:val="20"/>
+        </w:rPr>
+        <w:t>1.6%</w:t>
+      </w:r>
+      <w:r>
+        <w:rPr>
+          <w:rFonts w:ascii="바탕" w:hAnsi="바탕" w:eastAsia="바탕"/>
+          <w:b w:val="0"/>
+          <w:i w:val="0"/>
+          <w:sz w:val="20"/>
+        </w:rPr>
+        <w:t xml:space="preserve"> 로 그 사이에 놓인다. </w:t>
+      </w:r>
+      <w:r>
+        <w:rPr>
+          <w:rFonts w:ascii="바탕" w:hAnsi="바탕" w:eastAsia="바탕"/>
+          <w:b/>
+          <w:i w:val="0"/>
+          <w:sz w:val="20"/>
+        </w:rPr>
+        <w:t>세 환경을 '희소 — 중간 — 조밀'로 부른 것이 인상이 아니라 측정이라는 뜻이다.</w:t>
+      </w:r>
+    </w:p>
+    <w:p>
+      <w:pPr>
+        <w:widowControl/>
+        <w:spacing w:line="480" w:lineRule="auto" w:before="0" w:after="0"/>
+        <w:ind w:firstLine="400"/>
+        <w:jc w:val="both"/>
+      </w:pPr>
+      <w:r>
+        <w:rPr>
+          <w:rFonts w:ascii="바탕" w:hAnsi="바탕" w:eastAsia="바탕"/>
+          <w:b w:val="0"/>
+          <w:i w:val="0"/>
+          <w:sz w:val="20"/>
+        </w:rPr>
         <w:t>한 환경만 보면 "규칙에 진 이유가 비용 때문인가, 애초에 학습이 안 돼서인가"를 구분할 수 없다.</w:t>
       </w:r>
     </w:p>
@@ -22404,7 +22573,25 @@
           <w:i w:val="0"/>
           <w:sz w:val="20"/>
         </w:rPr>
-        <w:t>이었다. 보상이 희소하고 이미 좋은 규칙이 있는 환경에서는 비용이 없을 때조차 학습이 규칙을 넘어서지 못했고, 보상이 조밀한 환경에서는 학습이 이기되 방법에 따라 이기는 구간이 크게 달랐다.</w:t>
+        <w:t xml:space="preserve">이었다. 보상이 희소하고 이미 좋은 규칙이 있는 환경에서는 비용이 없을 때조차 학습이 규칙을 넘어서지 못했고, 보상이 조밀한 환경에서는 학습이 이기되 방법에 따라 이기는 구간이 크게 달랐다. 여기서 '희소·조밀'은 인상이 아니라 잰 값이다 — 기준 규칙으로 도는 동안 MountainCar의 보상은 </w:t>
+      </w:r>
+      <w:r>
+        <w:rPr>
+          <w:rFonts w:ascii="바탕" w:hAnsi="바탕" w:eastAsia="바탕"/>
+          <w:b/>
+          <w:i w:val="0"/>
+          <w:sz w:val="20"/>
+        </w:rPr>
+        <w:t>서로 다른 값이 한 가지뿐</w:t>
+      </w:r>
+      <w:r>
+        <w:rPr>
+          <w:rFonts w:ascii="바탕" w:hAnsi="바탕" w:eastAsia="바탕"/>
+          <w:b w:val="0"/>
+          <w:i w:val="0"/>
+          <w:sz w:val="20"/>
+        </w:rPr>
+        <w:t>(신호 있는 스텝 0.0%)이었고 LunarLander는 16,717가지(99.8%)였다(Ⅲ장 2절).</w:t>
       </w:r>
     </w:p>
     <w:p>
@@ -23873,7 +24060,25 @@
           <w:i w:val="0"/>
           <w:sz w:val="20"/>
         </w:rPr>
-        <w:t xml:space="preserve"> 보상 조밀도를 정량화하는 지표를 정의하고 여러 환경의 λ*와 상관을 보는 것이 자연스러운 다음 단계다.</w:t>
+        <w:t xml:space="preserve"> 이 연구는 조밀도를 재는 지표를 하나 제안하고(보상이 상태를 구분해 주는 정도, Ⅲ장 2절) 세 환경에서 쟀지만, </w:t>
+      </w:r>
+      <w:r>
+        <w:rPr>
+          <w:rFonts w:ascii="바탕" w:hAnsi="바탕" w:eastAsia="바탕"/>
+          <w:b/>
+          <w:i w:val="0"/>
+          <w:sz w:val="20"/>
+        </w:rPr>
+        <w:t>세 점으로는 상관을 말할 수 없다.</w:t>
+      </w:r>
+      <w:r>
+        <w:rPr>
+          <w:rFonts w:ascii="바탕" w:hAnsi="바탕" w:eastAsia="바탕"/>
+          <w:b w:val="0"/>
+          <w:i w:val="0"/>
+          <w:sz w:val="20"/>
+        </w:rPr>
+        <w:t xml:space="preserve"> 여러 환경에서 그 지표와 λ*의 관계를 보는 것이 자연스러운 다음 단계다.</w:t>
       </w:r>
     </w:p>
     <w:p>

--- a/졸업논문_초안v1.docx
+++ b/졸업논문_초안v1.docx
@@ -6598,7 +6598,7 @@
                 <w:i w:val="0"/>
                 <w:sz w:val="18"/>
               </w:rPr>
-              <w:t>2</w:t>
+              <w:t>3</w:t>
             </w:r>
           </w:p>
         </w:tc>
@@ -6743,7 +6743,7 @@
                 <w:i w:val="0"/>
                 <w:sz w:val="18"/>
               </w:rPr>
-              <w:t>1</w:t>
+              <w:t>2</w:t>
             </w:r>
           </w:p>
         </w:tc>
@@ -6888,7 +6888,7 @@
                 <w:i w:val="0"/>
                 <w:sz w:val="18"/>
               </w:rPr>
-              <w:t>1</w:t>
+              <w:t>2</w:t>
             </w:r>
           </w:p>
         </w:tc>
@@ -19946,7 +19946,7 @@
       <w:r>
         <w:drawing>
           <wp:inline xmlns:a="http://schemas.openxmlformats.org/drawingml/2006/main" xmlns:pic="http://schemas.openxmlformats.org/drawingml/2006/picture">
-            <wp:extent cx="5400000" cy="2614695"/>
+            <wp:extent cx="5400000" cy="2734230"/>
             <wp:docPr id="6" name="Picture 6"/>
             <wp:cNvGraphicFramePr>
               <a:graphicFrameLocks noChangeAspect="1"/>
@@ -19967,7 +19967,7 @@
                   <pic:spPr>
                     <a:xfrm>
                       <a:off x="0" y="0"/>
-                      <a:ext cx="5400000" cy="2614695"/>
+                      <a:ext cx="5400000" cy="2734230"/>
                     </a:xfrm>
                     <a:prstGeom prst="rect"/>
                   </pic:spPr>
@@ -21427,7 +21427,7 @@
                 <w:i w:val="0"/>
                 <w:sz w:val="18"/>
               </w:rPr>
-              <w:t>2</w:t>
+              <w:t>3</w:t>
             </w:r>
           </w:p>
         </w:tc>
@@ -21447,7 +21447,7 @@
                 <w:i w:val="0"/>
                 <w:sz w:val="18"/>
               </w:rPr>
-              <w:t>7.2</w:t>
+              <w:t>6.3</w:t>
             </w:r>
           </w:p>
         </w:tc>
@@ -21467,7 +21467,7 @@
                 <w:i w:val="0"/>
                 <w:sz w:val="18"/>
               </w:rPr>
-              <w:t>[5.8, 8.7]</w:t>
+              <w:t>[4.4, 8.7]</w:t>
             </w:r>
           </w:p>
         </w:tc>

--- a/졸업논문_초안v1.docx
+++ b/졸업논문_초안v1.docx
@@ -6598,7 +6598,7 @@
                 <w:i w:val="0"/>
                 <w:sz w:val="18"/>
               </w:rPr>
-              <w:t>3</w:t>
+              <w:t>7</w:t>
             </w:r>
           </w:p>
         </w:tc>
@@ -6743,7 +6743,7 @@
                 <w:i w:val="0"/>
                 <w:sz w:val="18"/>
               </w:rPr>
-              <w:t>2</w:t>
+              <w:t>6</w:t>
             </w:r>
           </w:p>
         </w:tc>
@@ -6888,7 +6888,7 @@
                 <w:i w:val="0"/>
                 <w:sz w:val="18"/>
               </w:rPr>
-              <w:t>2</w:t>
+              <w:t>6</w:t>
             </w:r>
           </w:p>
         </w:tc>
@@ -19946,7 +19946,7 @@
       <w:r>
         <w:drawing>
           <wp:inline xmlns:a="http://schemas.openxmlformats.org/drawingml/2006/main" xmlns:pic="http://schemas.openxmlformats.org/drawingml/2006/picture">
-            <wp:extent cx="5400000" cy="2734230"/>
+            <wp:extent cx="5400000" cy="1800000"/>
             <wp:docPr id="6" name="Picture 6"/>
             <wp:cNvGraphicFramePr>
               <a:graphicFrameLocks noChangeAspect="1"/>
@@ -19967,7 +19967,7 @@
                   <pic:spPr>
                     <a:xfrm>
                       <a:off x="0" y="0"/>
-                      <a:ext cx="5400000" cy="2734230"/>
+                      <a:ext cx="5400000" cy="1800000"/>
                     </a:xfrm>
                     <a:prstGeom prst="rect"/>
                   </pic:spPr>
@@ -20147,7 +20147,7 @@
           <w:i w:val="0"/>
           <w:sz w:val="22"/>
         </w:rPr>
-        <w:t>6. 공정성 점검 — 비용이 없을 때 학습은 규칙 수준에 닿는가</w:t>
+        <w:t>6. 세 번째 환경으로 확인한다</w:t>
       </w:r>
     </w:p>
     <w:p>
@@ -20164,7 +20164,122 @@
           <w:i w:val="0"/>
           <w:sz w:val="20"/>
         </w:rPr>
-        <w:t>MountainCar에서 λ*가 0으로 나왔다는 것은 "비용이 없어도 학습이 규칙에 진다"는 뜻이다. 그렇다면 이 결과는 비용에 대한 발견이 아니라 학습이 덜 됐다는 신호일 수 있다. 그래서 학습 예산과 탐험 설정을 바꿔 가며 λ=0 성능을 다시 쟀다.</w:t>
+        <w:t xml:space="preserve">MinAtar/Freeway를 세 번째 환경으로 고른 이유는 </w:t>
+      </w:r>
+      <w:r>
+        <w:rPr>
+          <w:rFonts w:ascii="바탕" w:hAnsi="바탕" w:eastAsia="바탕"/>
+          <w:b/>
+          <w:i w:val="0"/>
+          <w:sz w:val="20"/>
+        </w:rPr>
+        <w:t>규칙 품질</w:t>
+      </w:r>
+      <w:r>
+        <w:rPr>
+          <w:rFonts w:ascii="바탕" w:hAnsi="바탕" w:eastAsia="바탕"/>
+          <w:b w:val="0"/>
+          <w:i w:val="0"/>
+          <w:sz w:val="20"/>
+        </w:rPr>
+        <w:t xml:space="preserve"> 축에서 가운데였기 때문이다 — 손으로 짠 규칙이 쓸 만하지만 최적과는 거리가 있다. 그런데 Ⅲ장 2절에서 </w:t>
+      </w:r>
+      <w:r>
+        <w:rPr>
+          <w:rFonts w:ascii="바탕" w:hAnsi="바탕" w:eastAsia="바탕"/>
+          <w:b/>
+          <w:i w:val="0"/>
+          <w:sz w:val="20"/>
+        </w:rPr>
+        <w:t>보상 조밀도</w:t>
+      </w:r>
+      <w:r>
+        <w:rPr>
+          <w:rFonts w:ascii="바탕" w:hAnsi="바탕" w:eastAsia="바탕"/>
+          <w:b w:val="0"/>
+          <w:i w:val="0"/>
+          <w:sz w:val="20"/>
+        </w:rPr>
+        <w:t xml:space="preserve">를 재고 보니 그 축에서는 가운데가 아니라 MountainCar 쪽 끝에 가까웠다(보상 값 2가지 · 신호 있는 스텝 1.6%, MountainCar는 1가지 · 0.0%, LunarLander는 16,717가지 · 99.8%). </w:t>
+      </w:r>
+      <w:r>
+        <w:rPr>
+          <w:rFonts w:ascii="바탕" w:hAnsi="바탕" w:eastAsia="바탕"/>
+          <w:b/>
+          <w:i w:val="0"/>
+          <w:sz w:val="20"/>
+        </w:rPr>
+        <w:t>두 축이 갈린다는 것이 오히려 좋은 시험이 된다.</w:t>
+      </w:r>
+      <w:r>
+        <w:rPr>
+          <w:rFonts w:ascii="바탕" w:hAnsi="바탕" w:eastAsia="바탕"/>
+          <w:b w:val="0"/>
+          <w:i w:val="0"/>
+          <w:sz w:val="20"/>
+        </w:rPr>
+        <w:t xml:space="preserve"> λ*가 규칙 품질을 따라간다면 여기서 두 환경 사이 값이 나와야 하고, 보상 조밀도를 따라간다면 MountainCar처럼 0에 가까운 값이 나와야 한다. </w:t>
+      </w:r>
+      <w:r>
+        <w:rPr>
+          <w:rFonts w:ascii="바탕" w:hAnsi="바탕" w:eastAsia="바탕"/>
+          <w:b/>
+          <w:i w:val="0"/>
+          <w:sz w:val="20"/>
+        </w:rPr>
+        <w:t>어느 쪽이든 그대로 적는다.</w:t>
+      </w:r>
+    </w:p>
+    <w:p>
+      <w:pPr>
+        <w:keepNext/>
+        <w:widowControl/>
+        <w:spacing w:line="312" w:lineRule="auto" w:before="160" w:after="60"/>
+        <w:jc w:val="left"/>
+      </w:pPr>
+      <w:r>
+        <w:rPr>
+          <w:rFonts w:ascii="맑은 고딕" w:hAnsi="맑은 고딕" w:eastAsia="맑은 고딕"/>
+          <w:b/>
+          <w:i w:val="0"/>
+          <w:sz w:val="20"/>
+        </w:rPr>
+        <w:t>6.1 MinAtar_Freeway-v1</w:t>
+      </w:r>
+    </w:p>
+    <w:p>
+      <w:pPr>
+        <w:widowControl/>
+        <w:spacing w:line="480" w:lineRule="auto" w:before="0" w:after="0"/>
+        <w:ind w:firstLine="400"/>
+        <w:jc w:val="both"/>
+      </w:pPr>
+      <w:r>
+        <w:rPr>
+          <w:rFonts w:ascii="바탕" w:hAnsi="바탕" w:eastAsia="바탕"/>
+          <w:b/>
+          <w:i w:val="0"/>
+          <w:sz w:val="20"/>
+        </w:rPr>
+        <w:t>규칙 품질</w:t>
+      </w:r>
+      <w:r>
+        <w:rPr>
+          <w:rFonts w:ascii="바탕" w:hAnsi="바탕" w:eastAsia="바탕"/>
+          <w:b w:val="0"/>
+          <w:i w:val="0"/>
+          <w:sz w:val="20"/>
+        </w:rPr>
+        <w:t xml:space="preserve"> 축에서 앞의 두 환경 사이에 있는 세 번째 경우다. 손으로 짠 신중 규칙이 쓸 만하지만(무행동 0.0점, 매 스텝 주기 9.9점 대비 16.9점) 최적과는 거리가 있어 학습이 이길 여지가 남아 있다. 에피소드가 1000스텝으로 고정돼 행동 비용의 압력이 두 환경보다 뚜렷하다. 조건당 환경 300,000스텝, 학습 계열은 λ 6개(격자 6개 중) · 시드 6~7개까지 완료된 집계다. </w:t>
+      </w:r>
+      <w:r>
+        <w:rPr>
+          <w:rFonts w:ascii="바탕" w:hAnsi="바탕" w:eastAsia="바탕"/>
+          <w:b/>
+          <w:i w:val="0"/>
+          <w:sz w:val="20"/>
+        </w:rPr>
+        <w:t>아직 실험이 끝나지 않았으므로 최종 결론이 아니다.</w:t>
       </w:r>
     </w:p>
     <w:p>
@@ -20181,7 +20296,7 @@
           <w:i w:val="0"/>
           <w:sz w:val="19"/>
         </w:rPr>
-        <w:t>표 9. 공정성 점검 — 비용이 없을 때(λ=0) 학습은 그 환경의 규칙 수준에 닿는가</w:t>
+        <w:t>표 9. MinAtar_Freeway-v1의 비용 반영 총보상 r′ — IQM [95% 신뢰구간]</w:t>
       </w:r>
     </w:p>
     <w:p>
@@ -20198,7 +20313,7 @@
           <w:i/>
           <w:sz w:val="18"/>
         </w:rPr>
-        <w:t>Table 9. Fairness check: does learning reach rule-level performance at zero cost (λ=0)</w:t>
+        <w:t>Table 9. Cost-adjusted return r′ on MinAtar_Freeway-v1 (IQM [95% CI])</w:t>
       </w:r>
     </w:p>
     <w:tbl>
@@ -20224,11 +20339,12 @@
         </w:trPr>
         <w:tc>
           <w:tcPr>
-            <w:tcW w:type="dxa" w:w="1474"/>
+            <w:tcW w:type="dxa" w:w="1296"/>
             <w:shd w:val="clear" w:color="auto" w:fill="EDEDED"/>
           </w:tcPr>
           <w:p>
             <w:pPr>
+              <w:keepNext/>
               <w:spacing w:line="240" w:lineRule="auto"/>
               <w:jc w:val="center"/>
             </w:pPr>
@@ -20240,17 +20356,18 @@
                 <w:i w:val="0"/>
                 <w:sz w:val="18"/>
               </w:rPr>
-              <w:t>환경</w:t>
-            </w:r>
-          </w:p>
-        </w:tc>
-        <w:tc>
-          <w:tcPr>
-            <w:tcW w:type="dxa" w:w="2494"/>
+              <w:t>λ</w:t>
+            </w:r>
+          </w:p>
+        </w:tc>
+        <w:tc>
+          <w:tcPr>
+            <w:tcW w:type="dxa" w:w="1296"/>
             <w:shd w:val="clear" w:color="auto" w:fill="EDEDED"/>
           </w:tcPr>
           <w:p>
             <w:pPr>
+              <w:keepNext/>
               <w:spacing w:line="240" w:lineRule="auto"/>
               <w:jc w:val="center"/>
             </w:pPr>
@@ -20262,17 +20379,18 @@
                 <w:i w:val="0"/>
                 <w:sz w:val="18"/>
               </w:rPr>
-              <w:t>설정</w:t>
-            </w:r>
-          </w:p>
-        </w:tc>
-        <w:tc>
-          <w:tcPr>
-            <w:tcW w:type="dxa" w:w="1077"/>
+              <w:t>표준 DQN</w:t>
+            </w:r>
+          </w:p>
+        </w:tc>
+        <w:tc>
+          <w:tcPr>
+            <w:tcW w:type="dxa" w:w="1296"/>
             <w:shd w:val="clear" w:color="auto" w:fill="EDEDED"/>
           </w:tcPr>
           <w:p>
             <w:pPr>
+              <w:keepNext/>
               <w:spacing w:line="240" w:lineRule="auto"/>
               <w:jc w:val="center"/>
             </w:pPr>
@@ -20284,17 +20402,18 @@
                 <w:i w:val="0"/>
                 <w:sz w:val="18"/>
               </w:rPr>
-              <w:t>학습 예산</w:t>
-            </w:r>
-          </w:p>
-        </w:tc>
-        <w:tc>
-          <w:tcPr>
-            <w:tcW w:type="dxa" w:w="624"/>
+              <w:t>TempoRL</w:t>
+            </w:r>
+          </w:p>
+        </w:tc>
+        <w:tc>
+          <w:tcPr>
+            <w:tcW w:type="dxa" w:w="1296"/>
             <w:shd w:val="clear" w:color="auto" w:fill="EDEDED"/>
           </w:tcPr>
           <w:p>
             <w:pPr>
+              <w:keepNext/>
               <w:spacing w:line="240" w:lineRule="auto"/>
               <w:jc w:val="center"/>
             </w:pPr>
@@ -20306,17 +20425,18 @@
                 <w:i w:val="0"/>
                 <w:sz w:val="18"/>
               </w:rPr>
-              <w:t>시드</w:t>
-            </w:r>
-          </w:p>
-        </w:tc>
-        <w:tc>
-          <w:tcPr>
-            <w:tcW w:type="dxa" w:w="907"/>
+              <w:t>Lazy-MDP</w:t>
+            </w:r>
+          </w:p>
+        </w:tc>
+        <w:tc>
+          <w:tcPr>
+            <w:tcW w:type="dxa" w:w="1296"/>
             <w:shd w:val="clear" w:color="auto" w:fill="EDEDED"/>
           </w:tcPr>
           <w:p>
             <w:pPr>
+              <w:keepNext/>
               <w:spacing w:line="240" w:lineRule="auto"/>
               <w:jc w:val="center"/>
             </w:pPr>
@@ -20328,17 +20448,18 @@
                 <w:i w:val="0"/>
                 <w:sz w:val="18"/>
               </w:rPr>
-              <w:t>r IQM</w:t>
-            </w:r>
-          </w:p>
-        </w:tc>
-        <w:tc>
-          <w:tcPr>
-            <w:tcW w:type="dxa" w:w="1361"/>
+              <w:t>신중 규칙</w:t>
+            </w:r>
+          </w:p>
+        </w:tc>
+        <w:tc>
+          <w:tcPr>
+            <w:tcW w:type="dxa" w:w="1296"/>
             <w:shd w:val="clear" w:color="auto" w:fill="EDEDED"/>
           </w:tcPr>
           <w:p>
             <w:pPr>
+              <w:keepNext/>
               <w:spacing w:line="240" w:lineRule="auto"/>
               <w:jc w:val="center"/>
             </w:pPr>
@@ -20350,17 +20471,18 @@
                 <w:i w:val="0"/>
                 <w:sz w:val="18"/>
               </w:rPr>
-              <w:t>95% CI</w:t>
-            </w:r>
-          </w:p>
-        </w:tc>
-        <w:tc>
-          <w:tcPr>
-            <w:tcW w:type="dxa" w:w="794"/>
+              <w:t>무행동</w:t>
+            </w:r>
+          </w:p>
+        </w:tc>
+        <w:tc>
+          <w:tcPr>
+            <w:tcW w:type="dxa" w:w="1296"/>
             <w:shd w:val="clear" w:color="auto" w:fill="EDEDED"/>
           </w:tcPr>
           <w:p>
             <w:pPr>
+              <w:keepNext/>
               <w:spacing w:line="240" w:lineRule="auto"/>
               <w:jc w:val="center"/>
             </w:pPr>
@@ -20372,7 +20494,7 @@
                 <w:i w:val="0"/>
                 <w:sz w:val="18"/>
               </w:rPr>
-              <w:t>성공률</w:t>
+              <w:t>최강 규칙</w:t>
             </w:r>
           </w:p>
         </w:tc>
@@ -20383,141 +20505,148 @@
         </w:trPr>
         <w:tc>
           <w:tcPr>
-            <w:tcW w:type="dxa" w:w="1474"/>
-          </w:tcPr>
-          <w:p>
-            <w:pPr>
+            <w:tcW w:type="dxa" w:w="1296"/>
+          </w:tcPr>
+          <w:p>
+            <w:pPr>
+              <w:keepNext/>
               <w:spacing w:line="240" w:lineRule="auto"/>
               <w:jc w:val="left"/>
             </w:pPr>
             <w:r>
               <w:rPr>
                 <w:rFonts w:ascii="바탕" w:hAnsi="바탕" w:eastAsia="바탕"/>
-                <w:b w:val="0"/>
-                <w:i w:val="0"/>
-                <w:sz w:val="18"/>
-              </w:rPr>
-              <w:t>MountainCar-v0</w:t>
-            </w:r>
-          </w:p>
-        </w:tc>
-        <w:tc>
-          <w:tcPr>
-            <w:tcW w:type="dxa" w:w="2494"/>
-          </w:tcPr>
-          <w:p>
-            <w:pPr>
-              <w:spacing w:line="240" w:lineRule="auto"/>
-              <w:jc w:val="center"/>
-            </w:pPr>
-            <w:r>
-              <w:rPr>
-                <w:rFonts w:ascii="바탕" w:hAnsi="바탕" w:eastAsia="바탕"/>
-                <w:b w:val="0"/>
-                <w:i w:val="0"/>
-                <w:sz w:val="18"/>
-              </w:rPr>
-              <w:t>본실험 (30만 스텝, ε=0.2 고정)</w:t>
-            </w:r>
-          </w:p>
-        </w:tc>
-        <w:tc>
-          <w:tcPr>
-            <w:tcW w:type="dxa" w:w="1077"/>
-          </w:tcPr>
-          <w:p>
-            <w:pPr>
-              <w:spacing w:line="240" w:lineRule="auto"/>
-              <w:jc w:val="center"/>
-            </w:pPr>
-            <w:r>
-              <w:rPr>
-                <w:rFonts w:ascii="바탕" w:hAnsi="바탕" w:eastAsia="바탕"/>
-                <w:b w:val="0"/>
-                <w:i w:val="0"/>
-                <w:sz w:val="18"/>
-              </w:rPr>
-              <w:t>300,000</w:t>
-            </w:r>
-          </w:p>
-        </w:tc>
-        <w:tc>
-          <w:tcPr>
-            <w:tcW w:type="dxa" w:w="624"/>
-          </w:tcPr>
-          <w:p>
-            <w:pPr>
-              <w:spacing w:line="240" w:lineRule="auto"/>
-              <w:jc w:val="center"/>
-            </w:pPr>
-            <w:r>
-              <w:rPr>
-                <w:rFonts w:ascii="바탕" w:hAnsi="바탕" w:eastAsia="바탕"/>
-                <w:b w:val="0"/>
-                <w:i w:val="0"/>
-                <w:sz w:val="18"/>
-              </w:rPr>
-              <w:t>10</w:t>
-            </w:r>
-          </w:p>
-        </w:tc>
-        <w:tc>
-          <w:tcPr>
-            <w:tcW w:type="dxa" w:w="907"/>
-          </w:tcPr>
-          <w:p>
-            <w:pPr>
-              <w:spacing w:line="240" w:lineRule="auto"/>
-              <w:jc w:val="center"/>
-            </w:pPr>
-            <w:r>
-              <w:rPr>
-                <w:rFonts w:ascii="바탕" w:hAnsi="바탕" w:eastAsia="바탕"/>
-                <w:b w:val="0"/>
-                <w:i w:val="0"/>
-                <w:sz w:val="18"/>
-              </w:rPr>
-              <w:t>-160.4</w:t>
-            </w:r>
-          </w:p>
-        </w:tc>
-        <w:tc>
-          <w:tcPr>
-            <w:tcW w:type="dxa" w:w="1361"/>
-          </w:tcPr>
-          <w:p>
-            <w:pPr>
-              <w:spacing w:line="240" w:lineRule="auto"/>
-              <w:jc w:val="center"/>
-            </w:pPr>
-            <w:r>
-              <w:rPr>
-                <w:rFonts w:ascii="바탕" w:hAnsi="바탕" w:eastAsia="바탕"/>
-                <w:b w:val="0"/>
-                <w:i w:val="0"/>
-                <w:sz w:val="18"/>
-              </w:rPr>
-              <w:t>[-179.9, -142.0]</w:t>
-            </w:r>
-          </w:p>
-        </w:tc>
-        <w:tc>
-          <w:tcPr>
-            <w:tcW w:type="dxa" w:w="794"/>
-          </w:tcPr>
-          <w:p>
-            <w:pPr>
-              <w:spacing w:line="240" w:lineRule="auto"/>
-              <w:jc w:val="center"/>
-            </w:pPr>
-            <w:r>
-              <w:rPr>
-                <w:rFonts w:ascii="바탕" w:hAnsi="바탕" w:eastAsia="바탕"/>
-                <w:b w:val="0"/>
-                <w:i w:val="0"/>
-                <w:sz w:val="18"/>
-              </w:rPr>
-              <w:t>62%</w:t>
+                <w:b/>
+                <w:i w:val="0"/>
+                <w:sz w:val="18"/>
+              </w:rPr>
+              <w:t>0</w:t>
+            </w:r>
+          </w:p>
+        </w:tc>
+        <w:tc>
+          <w:tcPr>
+            <w:tcW w:type="dxa" w:w="1296"/>
+          </w:tcPr>
+          <w:p>
+            <w:pPr>
+              <w:keepNext/>
+              <w:spacing w:line="240" w:lineRule="auto"/>
+              <w:jc w:val="center"/>
+            </w:pPr>
+            <w:r>
+              <w:rPr>
+                <w:rFonts w:ascii="바탕" w:hAnsi="바탕" w:eastAsia="바탕"/>
+                <w:b w:val="0"/>
+                <w:i w:val="0"/>
+                <w:sz w:val="18"/>
+              </w:rPr>
+              <w:t>6.2 [5.1, 7.6]</w:t>
+            </w:r>
+          </w:p>
+        </w:tc>
+        <w:tc>
+          <w:tcPr>
+            <w:tcW w:type="dxa" w:w="1296"/>
+          </w:tcPr>
+          <w:p>
+            <w:pPr>
+              <w:keepNext/>
+              <w:spacing w:line="240" w:lineRule="auto"/>
+              <w:jc w:val="center"/>
+            </w:pPr>
+            <w:r>
+              <w:rPr>
+                <w:rFonts w:ascii="바탕" w:hAnsi="바탕" w:eastAsia="바탕"/>
+                <w:b w:val="0"/>
+                <w:i w:val="0"/>
+                <w:sz w:val="18"/>
+              </w:rPr>
+              <w:t>9.0 [8.2, 11.0]</w:t>
+            </w:r>
+          </w:p>
+        </w:tc>
+        <w:tc>
+          <w:tcPr>
+            <w:tcW w:type="dxa" w:w="1296"/>
+          </w:tcPr>
+          <w:p>
+            <w:pPr>
+              <w:keepNext/>
+              <w:spacing w:line="240" w:lineRule="auto"/>
+              <w:jc w:val="center"/>
+            </w:pPr>
+            <w:r>
+              <w:rPr>
+                <w:rFonts w:ascii="바탕" w:hAnsi="바탕" w:eastAsia="바탕"/>
+                <w:b w:val="0"/>
+                <w:i w:val="0"/>
+                <w:sz w:val="18"/>
+              </w:rPr>
+              <w:t>14.4 [13.1, 15.3]</w:t>
+            </w:r>
+          </w:p>
+        </w:tc>
+        <w:tc>
+          <w:tcPr>
+            <w:tcW w:type="dxa" w:w="1296"/>
+          </w:tcPr>
+          <w:p>
+            <w:pPr>
+              <w:keepNext/>
+              <w:spacing w:line="240" w:lineRule="auto"/>
+              <w:jc w:val="center"/>
+            </w:pPr>
+            <w:r>
+              <w:rPr>
+                <w:rFonts w:ascii="바탕" w:hAnsi="바탕" w:eastAsia="바탕"/>
+                <w:b w:val="0"/>
+                <w:i w:val="0"/>
+                <w:sz w:val="18"/>
+              </w:rPr>
+              <w:t>16.9 [16.5, 17.6]</w:t>
+            </w:r>
+          </w:p>
+        </w:tc>
+        <w:tc>
+          <w:tcPr>
+            <w:tcW w:type="dxa" w:w="1296"/>
+          </w:tcPr>
+          <w:p>
+            <w:pPr>
+              <w:keepNext/>
+              <w:spacing w:line="240" w:lineRule="auto"/>
+              <w:jc w:val="center"/>
+            </w:pPr>
+            <w:r>
+              <w:rPr>
+                <w:rFonts w:ascii="바탕" w:hAnsi="바탕" w:eastAsia="바탕"/>
+                <w:b w:val="0"/>
+                <w:i w:val="0"/>
+                <w:sz w:val="18"/>
+              </w:rPr>
+              <w:t>0.0 [0.0, 0.0]</w:t>
+            </w:r>
+          </w:p>
+        </w:tc>
+        <w:tc>
+          <w:tcPr>
+            <w:tcW w:type="dxa" w:w="1296"/>
+          </w:tcPr>
+          <w:p>
+            <w:pPr>
+              <w:keepNext/>
+              <w:spacing w:line="240" w:lineRule="auto"/>
+              <w:jc w:val="center"/>
+            </w:pPr>
+            <w:r>
+              <w:rPr>
+                <w:rFonts w:ascii="바탕" w:hAnsi="바탕" w:eastAsia="바탕"/>
+                <w:b w:val="0"/>
+                <w:i w:val="0"/>
+                <w:sz w:val="18"/>
+              </w:rPr>
+              <w:t>16.9 [16.5, 17.6]</w:t>
             </w:r>
           </w:p>
         </w:tc>
@@ -20528,132 +20657,148 @@
         </w:trPr>
         <w:tc>
           <w:tcPr>
-            <w:tcW w:type="dxa" w:w="1474"/>
-          </w:tcPr>
-          <w:p>
-            <w:pPr>
+            <w:tcW w:type="dxa" w:w="1296"/>
+          </w:tcPr>
+          <w:p>
+            <w:pPr>
+              <w:keepNext/>
               <w:spacing w:line="240" w:lineRule="auto"/>
               <w:jc w:val="left"/>
             </w:pPr>
-          </w:p>
-        </w:tc>
-        <w:tc>
-          <w:tcPr>
-            <w:tcW w:type="dxa" w:w="2494"/>
-          </w:tcPr>
-          <w:p>
-            <w:pPr>
-              <w:spacing w:line="240" w:lineRule="auto"/>
-              <w:jc w:val="center"/>
-            </w:pPr>
-            <w:r>
-              <w:rPr>
-                <w:rFonts w:ascii="바탕" w:hAnsi="바탕" w:eastAsia="바탕"/>
-                <w:b w:val="0"/>
-                <w:i w:val="0"/>
-                <w:sz w:val="18"/>
-              </w:rPr>
-              <w:t>예산 100만 (ε=0.2 고정)</w:t>
-            </w:r>
-          </w:p>
-        </w:tc>
-        <w:tc>
-          <w:tcPr>
-            <w:tcW w:type="dxa" w:w="1077"/>
-          </w:tcPr>
-          <w:p>
-            <w:pPr>
-              <w:spacing w:line="240" w:lineRule="auto"/>
-              <w:jc w:val="center"/>
-            </w:pPr>
-            <w:r>
-              <w:rPr>
-                <w:rFonts w:ascii="바탕" w:hAnsi="바탕" w:eastAsia="바탕"/>
-                <w:b w:val="0"/>
-                <w:i w:val="0"/>
-                <w:sz w:val="18"/>
-              </w:rPr>
-              <w:t>1,000,000</w:t>
-            </w:r>
-          </w:p>
-        </w:tc>
-        <w:tc>
-          <w:tcPr>
-            <w:tcW w:type="dxa" w:w="624"/>
-          </w:tcPr>
-          <w:p>
-            <w:pPr>
-              <w:spacing w:line="240" w:lineRule="auto"/>
-              <w:jc w:val="center"/>
-            </w:pPr>
-            <w:r>
-              <w:rPr>
-                <w:rFonts w:ascii="바탕" w:hAnsi="바탕" w:eastAsia="바탕"/>
-                <w:b w:val="0"/>
-                <w:i w:val="0"/>
-                <w:sz w:val="18"/>
-              </w:rPr>
-              <w:t>5</w:t>
-            </w:r>
-          </w:p>
-        </w:tc>
-        <w:tc>
-          <w:tcPr>
-            <w:tcW w:type="dxa" w:w="907"/>
-          </w:tcPr>
-          <w:p>
-            <w:pPr>
-              <w:spacing w:line="240" w:lineRule="auto"/>
-              <w:jc w:val="center"/>
-            </w:pPr>
-            <w:r>
-              <w:rPr>
-                <w:rFonts w:ascii="바탕" w:hAnsi="바탕" w:eastAsia="바탕"/>
-                <w:b w:val="0"/>
-                <w:i w:val="0"/>
-                <w:sz w:val="18"/>
-              </w:rPr>
-              <w:t>-152.1</w:t>
-            </w:r>
-          </w:p>
-        </w:tc>
-        <w:tc>
-          <w:tcPr>
-            <w:tcW w:type="dxa" w:w="1361"/>
-          </w:tcPr>
-          <w:p>
-            <w:pPr>
-              <w:spacing w:line="240" w:lineRule="auto"/>
-              <w:jc w:val="center"/>
-            </w:pPr>
-            <w:r>
-              <w:rPr>
-                <w:rFonts w:ascii="바탕" w:hAnsi="바탕" w:eastAsia="바탕"/>
-                <w:b w:val="0"/>
-                <w:i w:val="0"/>
-                <w:sz w:val="18"/>
-              </w:rPr>
-              <w:t>[-185.3, -134.2]</w:t>
-            </w:r>
-          </w:p>
-        </w:tc>
-        <w:tc>
-          <w:tcPr>
-            <w:tcW w:type="dxa" w:w="794"/>
-          </w:tcPr>
-          <w:p>
-            <w:pPr>
-              <w:spacing w:line="240" w:lineRule="auto"/>
-              <w:jc w:val="center"/>
-            </w:pPr>
-            <w:r>
-              <w:rPr>
-                <w:rFonts w:ascii="바탕" w:hAnsi="바탕" w:eastAsia="바탕"/>
-                <w:b w:val="0"/>
-                <w:i w:val="0"/>
-                <w:sz w:val="18"/>
-              </w:rPr>
-              <w:t>98%</w:t>
+            <w:r>
+              <w:rPr>
+                <w:rFonts w:ascii="바탕" w:hAnsi="바탕" w:eastAsia="바탕"/>
+                <w:b/>
+                <w:i w:val="0"/>
+                <w:sz w:val="18"/>
+              </w:rPr>
+              <w:t>0.005</w:t>
+            </w:r>
+          </w:p>
+        </w:tc>
+        <w:tc>
+          <w:tcPr>
+            <w:tcW w:type="dxa" w:w="1296"/>
+          </w:tcPr>
+          <w:p>
+            <w:pPr>
+              <w:keepNext/>
+              <w:spacing w:line="240" w:lineRule="auto"/>
+              <w:jc w:val="center"/>
+            </w:pPr>
+            <w:r>
+              <w:rPr>
+                <w:rFonts w:ascii="바탕" w:hAnsi="바탕" w:eastAsia="바탕"/>
+                <w:b w:val="0"/>
+                <w:i w:val="0"/>
+                <w:sz w:val="18"/>
+              </w:rPr>
+              <w:t>2.8 [2.0, 4.0]</w:t>
+            </w:r>
+          </w:p>
+        </w:tc>
+        <w:tc>
+          <w:tcPr>
+            <w:tcW w:type="dxa" w:w="1296"/>
+          </w:tcPr>
+          <w:p>
+            <w:pPr>
+              <w:keepNext/>
+              <w:spacing w:line="240" w:lineRule="auto"/>
+              <w:jc w:val="center"/>
+            </w:pPr>
+            <w:r>
+              <w:rPr>
+                <w:rFonts w:ascii="바탕" w:hAnsi="바탕" w:eastAsia="바탕"/>
+                <w:b w:val="0"/>
+                <w:i w:val="0"/>
+                <w:sz w:val="18"/>
+              </w:rPr>
+              <w:t>3.2 [1.1, 4.5]</w:t>
+            </w:r>
+          </w:p>
+        </w:tc>
+        <w:tc>
+          <w:tcPr>
+            <w:tcW w:type="dxa" w:w="1296"/>
+          </w:tcPr>
+          <w:p>
+            <w:pPr>
+              <w:keepNext/>
+              <w:spacing w:line="240" w:lineRule="auto"/>
+              <w:jc w:val="center"/>
+            </w:pPr>
+            <w:r>
+              <w:rPr>
+                <w:rFonts w:ascii="바탕" w:hAnsi="바탕" w:eastAsia="바탕"/>
+                <w:b w:val="0"/>
+                <w:i w:val="0"/>
+                <w:sz w:val="18"/>
+              </w:rPr>
+              <w:t>12.7 [10.9, 14.1]</w:t>
+            </w:r>
+          </w:p>
+        </w:tc>
+        <w:tc>
+          <w:tcPr>
+            <w:tcW w:type="dxa" w:w="1296"/>
+          </w:tcPr>
+          <w:p>
+            <w:pPr>
+              <w:keepNext/>
+              <w:spacing w:line="240" w:lineRule="auto"/>
+              <w:jc w:val="center"/>
+            </w:pPr>
+            <w:r>
+              <w:rPr>
+                <w:rFonts w:ascii="바탕" w:hAnsi="바탕" w:eastAsia="바탕"/>
+                <w:b w:val="0"/>
+                <w:i w:val="0"/>
+                <w:sz w:val="18"/>
+              </w:rPr>
+              <w:t>15.4 [15.0, 16.1]</w:t>
+            </w:r>
+          </w:p>
+        </w:tc>
+        <w:tc>
+          <w:tcPr>
+            <w:tcW w:type="dxa" w:w="1296"/>
+          </w:tcPr>
+          <w:p>
+            <w:pPr>
+              <w:keepNext/>
+              <w:spacing w:line="240" w:lineRule="auto"/>
+              <w:jc w:val="center"/>
+            </w:pPr>
+            <w:r>
+              <w:rPr>
+                <w:rFonts w:ascii="바탕" w:hAnsi="바탕" w:eastAsia="바탕"/>
+                <w:b w:val="0"/>
+                <w:i w:val="0"/>
+                <w:sz w:val="18"/>
+              </w:rPr>
+              <w:t>0.0 [0.0, 0.0]</w:t>
+            </w:r>
+          </w:p>
+        </w:tc>
+        <w:tc>
+          <w:tcPr>
+            <w:tcW w:type="dxa" w:w="1296"/>
+          </w:tcPr>
+          <w:p>
+            <w:pPr>
+              <w:keepNext/>
+              <w:spacing w:line="240" w:lineRule="auto"/>
+              <w:jc w:val="center"/>
+            </w:pPr>
+            <w:r>
+              <w:rPr>
+                <w:rFonts w:ascii="바탕" w:hAnsi="바탕" w:eastAsia="바탕"/>
+                <w:b w:val="0"/>
+                <w:i w:val="0"/>
+                <w:sz w:val="18"/>
+              </w:rPr>
+              <w:t>15.4 [15.0, 16.1]</w:t>
             </w:r>
           </w:p>
         </w:tc>
@@ -20664,132 +20809,148 @@
         </w:trPr>
         <w:tc>
           <w:tcPr>
-            <w:tcW w:type="dxa" w:w="1474"/>
-          </w:tcPr>
-          <w:p>
-            <w:pPr>
+            <w:tcW w:type="dxa" w:w="1296"/>
+          </w:tcPr>
+          <w:p>
+            <w:pPr>
+              <w:keepNext/>
               <w:spacing w:line="240" w:lineRule="auto"/>
               <w:jc w:val="left"/>
             </w:pPr>
-          </w:p>
-        </w:tc>
-        <w:tc>
-          <w:tcPr>
-            <w:tcW w:type="dxa" w:w="2494"/>
-          </w:tcPr>
-          <w:p>
-            <w:pPr>
-              <w:spacing w:line="240" w:lineRule="auto"/>
-              <w:jc w:val="center"/>
-            </w:pPr>
-            <w:r>
-              <w:rPr>
-                <w:rFonts w:ascii="바탕" w:hAnsi="바탕" w:eastAsia="바탕"/>
-                <w:b w:val="0"/>
-                <w:i w:val="0"/>
-                <w:sz w:val="18"/>
-              </w:rPr>
-              <w:t>예산 100만 + ε 감소</w:t>
-            </w:r>
-          </w:p>
-        </w:tc>
-        <w:tc>
-          <w:tcPr>
-            <w:tcW w:type="dxa" w:w="1077"/>
-          </w:tcPr>
-          <w:p>
-            <w:pPr>
-              <w:spacing w:line="240" w:lineRule="auto"/>
-              <w:jc w:val="center"/>
-            </w:pPr>
-            <w:r>
-              <w:rPr>
-                <w:rFonts w:ascii="바탕" w:hAnsi="바탕" w:eastAsia="바탕"/>
-                <w:b w:val="0"/>
-                <w:i w:val="0"/>
-                <w:sz w:val="18"/>
-              </w:rPr>
-              <w:t>1,000,000</w:t>
-            </w:r>
-          </w:p>
-        </w:tc>
-        <w:tc>
-          <w:tcPr>
-            <w:tcW w:type="dxa" w:w="624"/>
-          </w:tcPr>
-          <w:p>
-            <w:pPr>
-              <w:spacing w:line="240" w:lineRule="auto"/>
-              <w:jc w:val="center"/>
-            </w:pPr>
-            <w:r>
-              <w:rPr>
-                <w:rFonts w:ascii="바탕" w:hAnsi="바탕" w:eastAsia="바탕"/>
-                <w:b w:val="0"/>
-                <w:i w:val="0"/>
-                <w:sz w:val="18"/>
-              </w:rPr>
-              <w:t>5</w:t>
-            </w:r>
-          </w:p>
-        </w:tc>
-        <w:tc>
-          <w:tcPr>
-            <w:tcW w:type="dxa" w:w="907"/>
-          </w:tcPr>
-          <w:p>
-            <w:pPr>
-              <w:spacing w:line="240" w:lineRule="auto"/>
-              <w:jc w:val="center"/>
-            </w:pPr>
-            <w:r>
-              <w:rPr>
-                <w:rFonts w:ascii="바탕" w:hAnsi="바탕" w:eastAsia="바탕"/>
-                <w:b w:val="0"/>
-                <w:i w:val="0"/>
-                <w:sz w:val="18"/>
-              </w:rPr>
-              <w:t>-168.4</w:t>
-            </w:r>
-          </w:p>
-        </w:tc>
-        <w:tc>
-          <w:tcPr>
-            <w:tcW w:type="dxa" w:w="1361"/>
-          </w:tcPr>
-          <w:p>
-            <w:pPr>
-              <w:spacing w:line="240" w:lineRule="auto"/>
-              <w:jc w:val="center"/>
-            </w:pPr>
-            <w:r>
-              <w:rPr>
-                <w:rFonts w:ascii="바탕" w:hAnsi="바탕" w:eastAsia="바탕"/>
-                <w:b w:val="0"/>
-                <w:i w:val="0"/>
-                <w:sz w:val="18"/>
-              </w:rPr>
-              <w:t>[-200.0, -136.7]</w:t>
-            </w:r>
-          </w:p>
-        </w:tc>
-        <w:tc>
-          <w:tcPr>
-            <w:tcW w:type="dxa" w:w="794"/>
-          </w:tcPr>
-          <w:p>
-            <w:pPr>
-              <w:spacing w:line="240" w:lineRule="auto"/>
-              <w:jc w:val="center"/>
-            </w:pPr>
-            <w:r>
-              <w:rPr>
-                <w:rFonts w:ascii="바탕" w:hAnsi="바탕" w:eastAsia="바탕"/>
-                <w:b w:val="0"/>
-                <w:i w:val="0"/>
-                <w:sz w:val="18"/>
-              </w:rPr>
-              <w:t>61%</w:t>
+            <w:r>
+              <w:rPr>
+                <w:rFonts w:ascii="바탕" w:hAnsi="바탕" w:eastAsia="바탕"/>
+                <w:b/>
+                <w:i w:val="0"/>
+                <w:sz w:val="18"/>
+              </w:rPr>
+              <w:t>0.01</w:t>
+            </w:r>
+          </w:p>
+        </w:tc>
+        <w:tc>
+          <w:tcPr>
+            <w:tcW w:type="dxa" w:w="1296"/>
+          </w:tcPr>
+          <w:p>
+            <w:pPr>
+              <w:keepNext/>
+              <w:spacing w:line="240" w:lineRule="auto"/>
+              <w:jc w:val="center"/>
+            </w:pPr>
+            <w:r>
+              <w:rPr>
+                <w:rFonts w:ascii="바탕" w:hAnsi="바탕" w:eastAsia="바탕"/>
+                <w:b w:val="0"/>
+                <w:i w:val="0"/>
+                <w:sz w:val="18"/>
+              </w:rPr>
+              <w:t>-0.3 [-1.3, 0.4]</w:t>
+            </w:r>
+          </w:p>
+        </w:tc>
+        <w:tc>
+          <w:tcPr>
+            <w:tcW w:type="dxa" w:w="1296"/>
+          </w:tcPr>
+          <w:p>
+            <w:pPr>
+              <w:keepNext/>
+              <w:spacing w:line="240" w:lineRule="auto"/>
+              <w:jc w:val="center"/>
+            </w:pPr>
+            <w:r>
+              <w:rPr>
+                <w:rFonts w:ascii="바탕" w:hAnsi="바탕" w:eastAsia="바탕"/>
+                <w:b w:val="0"/>
+                <w:i w:val="0"/>
+                <w:sz w:val="18"/>
+              </w:rPr>
+              <w:t>-0.1 [-0.6, 0.4]</w:t>
+            </w:r>
+          </w:p>
+        </w:tc>
+        <w:tc>
+          <w:tcPr>
+            <w:tcW w:type="dxa" w:w="1296"/>
+          </w:tcPr>
+          <w:p>
+            <w:pPr>
+              <w:keepNext/>
+              <w:spacing w:line="240" w:lineRule="auto"/>
+              <w:jc w:val="center"/>
+            </w:pPr>
+            <w:r>
+              <w:rPr>
+                <w:rFonts w:ascii="바탕" w:hAnsi="바탕" w:eastAsia="바탕"/>
+                <w:b w:val="0"/>
+                <w:i w:val="0"/>
+                <w:sz w:val="18"/>
+              </w:rPr>
+              <w:t>10.5 [9.0, 12.3]</w:t>
+            </w:r>
+          </w:p>
+        </w:tc>
+        <w:tc>
+          <w:tcPr>
+            <w:tcW w:type="dxa" w:w="1296"/>
+          </w:tcPr>
+          <w:p>
+            <w:pPr>
+              <w:keepNext/>
+              <w:spacing w:line="240" w:lineRule="auto"/>
+              <w:jc w:val="center"/>
+            </w:pPr>
+            <w:r>
+              <w:rPr>
+                <w:rFonts w:ascii="바탕" w:hAnsi="바탕" w:eastAsia="바탕"/>
+                <w:b w:val="0"/>
+                <w:i w:val="0"/>
+                <w:sz w:val="18"/>
+              </w:rPr>
+              <w:t>13.9 [13.5, 14.6]</w:t>
+            </w:r>
+          </w:p>
+        </w:tc>
+        <w:tc>
+          <w:tcPr>
+            <w:tcW w:type="dxa" w:w="1296"/>
+          </w:tcPr>
+          <w:p>
+            <w:pPr>
+              <w:keepNext/>
+              <w:spacing w:line="240" w:lineRule="auto"/>
+              <w:jc w:val="center"/>
+            </w:pPr>
+            <w:r>
+              <w:rPr>
+                <w:rFonts w:ascii="바탕" w:hAnsi="바탕" w:eastAsia="바탕"/>
+                <w:b w:val="0"/>
+                <w:i w:val="0"/>
+                <w:sz w:val="18"/>
+              </w:rPr>
+              <w:t>0.0 [0.0, 0.0]</w:t>
+            </w:r>
+          </w:p>
+        </w:tc>
+        <w:tc>
+          <w:tcPr>
+            <w:tcW w:type="dxa" w:w="1296"/>
+          </w:tcPr>
+          <w:p>
+            <w:pPr>
+              <w:keepNext/>
+              <w:spacing w:line="240" w:lineRule="auto"/>
+              <w:jc w:val="center"/>
+            </w:pPr>
+            <w:r>
+              <w:rPr>
+                <w:rFonts w:ascii="바탕" w:hAnsi="바탕" w:eastAsia="바탕"/>
+                <w:b w:val="0"/>
+                <w:i w:val="0"/>
+                <w:sz w:val="18"/>
+              </w:rPr>
+              <w:t>13.9 [13.5, 14.6]</w:t>
             </w:r>
           </w:p>
         </w:tc>
@@ -20800,132 +20961,148 @@
         </w:trPr>
         <w:tc>
           <w:tcPr>
-            <w:tcW w:type="dxa" w:w="1474"/>
-          </w:tcPr>
-          <w:p>
-            <w:pPr>
+            <w:tcW w:type="dxa" w:w="1296"/>
+          </w:tcPr>
+          <w:p>
+            <w:pPr>
+              <w:keepNext/>
               <w:spacing w:line="240" w:lineRule="auto"/>
               <w:jc w:val="left"/>
             </w:pPr>
-          </w:p>
-        </w:tc>
-        <w:tc>
-          <w:tcPr>
-            <w:tcW w:type="dxa" w:w="2494"/>
-          </w:tcPr>
-          <w:p>
-            <w:pPr>
-              <w:spacing w:line="240" w:lineRule="auto"/>
-              <w:jc w:val="center"/>
-            </w:pPr>
-            <w:r>
-              <w:rPr>
-                <w:rFonts w:ascii="바탕" w:hAnsi="바탕" w:eastAsia="바탕"/>
-                <w:b w:val="0"/>
-                <w:i w:val="0"/>
-                <w:sz w:val="18"/>
-              </w:rPr>
-              <w:t>예산 100만 + ε 감소 + 용량 확대</w:t>
-            </w:r>
-          </w:p>
-        </w:tc>
-        <w:tc>
-          <w:tcPr>
-            <w:tcW w:type="dxa" w:w="1077"/>
-          </w:tcPr>
-          <w:p>
-            <w:pPr>
-              <w:spacing w:line="240" w:lineRule="auto"/>
-              <w:jc w:val="center"/>
-            </w:pPr>
-            <w:r>
-              <w:rPr>
-                <w:rFonts w:ascii="바탕" w:hAnsi="바탕" w:eastAsia="바탕"/>
-                <w:b w:val="0"/>
-                <w:i w:val="0"/>
-                <w:sz w:val="18"/>
-              </w:rPr>
-              <w:t>1,000,000</w:t>
-            </w:r>
-          </w:p>
-        </w:tc>
-        <w:tc>
-          <w:tcPr>
-            <w:tcW w:type="dxa" w:w="624"/>
-          </w:tcPr>
-          <w:p>
-            <w:pPr>
-              <w:spacing w:line="240" w:lineRule="auto"/>
-              <w:jc w:val="center"/>
-            </w:pPr>
-            <w:r>
-              <w:rPr>
-                <w:rFonts w:ascii="바탕" w:hAnsi="바탕" w:eastAsia="바탕"/>
-                <w:b w:val="0"/>
-                <w:i w:val="0"/>
-                <w:sz w:val="18"/>
-              </w:rPr>
-              <w:t>5</w:t>
-            </w:r>
-          </w:p>
-        </w:tc>
-        <w:tc>
-          <w:tcPr>
-            <w:tcW w:type="dxa" w:w="907"/>
-          </w:tcPr>
-          <w:p>
-            <w:pPr>
-              <w:spacing w:line="240" w:lineRule="auto"/>
-              <w:jc w:val="center"/>
-            </w:pPr>
-            <w:r>
-              <w:rPr>
-                <w:rFonts w:ascii="바탕" w:hAnsi="바탕" w:eastAsia="바탕"/>
-                <w:b w:val="0"/>
-                <w:i w:val="0"/>
-                <w:sz w:val="18"/>
-              </w:rPr>
-              <w:t>-161.5</w:t>
-            </w:r>
-          </w:p>
-        </w:tc>
-        <w:tc>
-          <w:tcPr>
-            <w:tcW w:type="dxa" w:w="1361"/>
-          </w:tcPr>
-          <w:p>
-            <w:pPr>
-              <w:spacing w:line="240" w:lineRule="auto"/>
-              <w:jc w:val="center"/>
-            </w:pPr>
-            <w:r>
-              <w:rPr>
-                <w:rFonts w:ascii="바탕" w:hAnsi="바탕" w:eastAsia="바탕"/>
-                <w:b w:val="0"/>
-                <w:i w:val="0"/>
-                <w:sz w:val="18"/>
-              </w:rPr>
-              <w:t>[-200.0, -132.4]</w:t>
-            </w:r>
-          </w:p>
-        </w:tc>
-        <w:tc>
-          <w:tcPr>
-            <w:tcW w:type="dxa" w:w="794"/>
-          </w:tcPr>
-          <w:p>
-            <w:pPr>
-              <w:spacing w:line="240" w:lineRule="auto"/>
-              <w:jc w:val="center"/>
-            </w:pPr>
-            <w:r>
-              <w:rPr>
-                <w:rFonts w:ascii="바탕" w:hAnsi="바탕" w:eastAsia="바탕"/>
-                <w:b w:val="0"/>
-                <w:i w:val="0"/>
-                <w:sz w:val="18"/>
-              </w:rPr>
-              <w:t>58%</w:t>
+            <w:r>
+              <w:rPr>
+                <w:rFonts w:ascii="바탕" w:hAnsi="바탕" w:eastAsia="바탕"/>
+                <w:b/>
+                <w:i w:val="0"/>
+                <w:sz w:val="18"/>
+              </w:rPr>
+              <w:t>0.02</w:t>
+            </w:r>
+          </w:p>
+        </w:tc>
+        <w:tc>
+          <w:tcPr>
+            <w:tcW w:type="dxa" w:w="1296"/>
+          </w:tcPr>
+          <w:p>
+            <w:pPr>
+              <w:keepNext/>
+              <w:spacing w:line="240" w:lineRule="auto"/>
+              <w:jc w:val="center"/>
+            </w:pPr>
+            <w:r>
+              <w:rPr>
+                <w:rFonts w:ascii="바탕" w:hAnsi="바탕" w:eastAsia="바탕"/>
+                <w:b w:val="0"/>
+                <w:i w:val="0"/>
+                <w:sz w:val="18"/>
+              </w:rPr>
+              <w:t>-0.0 [-0.3, 0.0]</w:t>
+            </w:r>
+          </w:p>
+        </w:tc>
+        <w:tc>
+          <w:tcPr>
+            <w:tcW w:type="dxa" w:w="1296"/>
+          </w:tcPr>
+          <w:p>
+            <w:pPr>
+              <w:keepNext/>
+              <w:spacing w:line="240" w:lineRule="auto"/>
+              <w:jc w:val="center"/>
+            </w:pPr>
+            <w:r>
+              <w:rPr>
+                <w:rFonts w:ascii="바탕" w:hAnsi="바탕" w:eastAsia="바탕"/>
+                <w:b w:val="0"/>
+                <w:i w:val="0"/>
+                <w:sz w:val="18"/>
+              </w:rPr>
+              <w:t>-0.1 [-0.4, -0.0]</w:t>
+            </w:r>
+          </w:p>
+        </w:tc>
+        <w:tc>
+          <w:tcPr>
+            <w:tcW w:type="dxa" w:w="1296"/>
+          </w:tcPr>
+          <w:p>
+            <w:pPr>
+              <w:keepNext/>
+              <w:spacing w:line="240" w:lineRule="auto"/>
+              <w:jc w:val="center"/>
+            </w:pPr>
+            <w:r>
+              <w:rPr>
+                <w:rFonts w:ascii="바탕" w:hAnsi="바탕" w:eastAsia="바탕"/>
+                <w:b w:val="0"/>
+                <w:i w:val="0"/>
+                <w:sz w:val="18"/>
+              </w:rPr>
+              <w:t>8.3 [6.2, 10.2]</w:t>
+            </w:r>
+          </w:p>
+        </w:tc>
+        <w:tc>
+          <w:tcPr>
+            <w:tcW w:type="dxa" w:w="1296"/>
+          </w:tcPr>
+          <w:p>
+            <w:pPr>
+              <w:keepNext/>
+              <w:spacing w:line="240" w:lineRule="auto"/>
+              <w:jc w:val="center"/>
+            </w:pPr>
+            <w:r>
+              <w:rPr>
+                <w:rFonts w:ascii="바탕" w:hAnsi="바탕" w:eastAsia="바탕"/>
+                <w:b w:val="0"/>
+                <w:i w:val="0"/>
+                <w:sz w:val="18"/>
+              </w:rPr>
+              <w:t>11.0 [10.5, 11.6]</w:t>
+            </w:r>
+          </w:p>
+        </w:tc>
+        <w:tc>
+          <w:tcPr>
+            <w:tcW w:type="dxa" w:w="1296"/>
+          </w:tcPr>
+          <w:p>
+            <w:pPr>
+              <w:keepNext/>
+              <w:spacing w:line="240" w:lineRule="auto"/>
+              <w:jc w:val="center"/>
+            </w:pPr>
+            <w:r>
+              <w:rPr>
+                <w:rFonts w:ascii="바탕" w:hAnsi="바탕" w:eastAsia="바탕"/>
+                <w:b w:val="0"/>
+                <w:i w:val="0"/>
+                <w:sz w:val="18"/>
+              </w:rPr>
+              <w:t>0.0 [0.0, 0.0]</w:t>
+            </w:r>
+          </w:p>
+        </w:tc>
+        <w:tc>
+          <w:tcPr>
+            <w:tcW w:type="dxa" w:w="1296"/>
+          </w:tcPr>
+          <w:p>
+            <w:pPr>
+              <w:keepNext/>
+              <w:spacing w:line="240" w:lineRule="auto"/>
+              <w:jc w:val="center"/>
+            </w:pPr>
+            <w:r>
+              <w:rPr>
+                <w:rFonts w:ascii="바탕" w:hAnsi="바탕" w:eastAsia="바탕"/>
+                <w:b w:val="0"/>
+                <w:i w:val="0"/>
+                <w:sz w:val="18"/>
+              </w:rPr>
+              <w:t>11.0 [10.5, 11.6]</w:t>
             </w:r>
           </w:p>
         </w:tc>
@@ -20936,24 +21113,14 @@
         </w:trPr>
         <w:tc>
           <w:tcPr>
-            <w:tcW w:type="dxa" w:w="1474"/>
-          </w:tcPr>
-          <w:p>
-            <w:pPr>
+            <w:tcW w:type="dxa" w:w="1296"/>
+          </w:tcPr>
+          <w:p>
+            <w:pPr>
+              <w:keepNext/>
               <w:spacing w:line="240" w:lineRule="auto"/>
               <w:jc w:val="left"/>
             </w:pPr>
-          </w:p>
-        </w:tc>
-        <w:tc>
-          <w:tcPr>
-            <w:tcW w:type="dxa" w:w="2494"/>
-          </w:tcPr>
-          <w:p>
-            <w:pPr>
-              <w:spacing w:line="240" w:lineRule="auto"/>
-              <w:jc w:val="center"/>
-            </w:pPr>
             <w:r>
               <w:rPr>
                 <w:rFonts w:ascii="바탕" w:hAnsi="바탕" w:eastAsia="바탕"/>
@@ -20961,107 +21128,133 @@
                 <w:i w:val="0"/>
                 <w:sz w:val="18"/>
               </w:rPr>
-              <w:t>기준: pump 규칙 (학습 없음)</w:t>
-            </w:r>
-          </w:p>
-        </w:tc>
-        <w:tc>
-          <w:tcPr>
-            <w:tcW w:type="dxa" w:w="1077"/>
-          </w:tcPr>
-          <w:p>
-            <w:pPr>
-              <w:spacing w:line="240" w:lineRule="auto"/>
-              <w:jc w:val="center"/>
-            </w:pPr>
-            <w:r>
-              <w:rPr>
-                <w:rFonts w:ascii="바탕" w:hAnsi="바탕" w:eastAsia="바탕"/>
-                <w:b w:val="0"/>
-                <w:i w:val="0"/>
-                <w:sz w:val="18"/>
-              </w:rPr>
-              <w:t>—</w:t>
-            </w:r>
-          </w:p>
-        </w:tc>
-        <w:tc>
-          <w:tcPr>
-            <w:tcW w:type="dxa" w:w="624"/>
-          </w:tcPr>
-          <w:p>
-            <w:pPr>
-              <w:spacing w:line="240" w:lineRule="auto"/>
-              <w:jc w:val="center"/>
-            </w:pPr>
-            <w:r>
-              <w:rPr>
-                <w:rFonts w:ascii="바탕" w:hAnsi="바탕" w:eastAsia="바탕"/>
-                <w:b w:val="0"/>
-                <w:i w:val="0"/>
-                <w:sz w:val="18"/>
-              </w:rPr>
-              <w:t>10</w:t>
-            </w:r>
-          </w:p>
-        </w:tc>
-        <w:tc>
-          <w:tcPr>
-            <w:tcW w:type="dxa" w:w="907"/>
-          </w:tcPr>
-          <w:p>
-            <w:pPr>
-              <w:spacing w:line="240" w:lineRule="auto"/>
-              <w:jc w:val="center"/>
-            </w:pPr>
-            <w:r>
-              <w:rPr>
-                <w:rFonts w:ascii="바탕" w:hAnsi="바탕" w:eastAsia="바탕"/>
-                <w:b/>
-                <w:i w:val="0"/>
-                <w:sz w:val="18"/>
-              </w:rPr>
-              <w:t>-119.3</w:t>
-            </w:r>
-          </w:p>
-        </w:tc>
-        <w:tc>
-          <w:tcPr>
-            <w:tcW w:type="dxa" w:w="1361"/>
-          </w:tcPr>
-          <w:p>
-            <w:pPr>
-              <w:spacing w:line="240" w:lineRule="auto"/>
-              <w:jc w:val="center"/>
-            </w:pPr>
-            <w:r>
-              <w:rPr>
-                <w:rFonts w:ascii="바탕" w:hAnsi="바탕" w:eastAsia="바탕"/>
-                <w:b w:val="0"/>
-                <w:i w:val="0"/>
-                <w:sz w:val="18"/>
-              </w:rPr>
-              <w:t>[-119.6, -119.1]</w:t>
-            </w:r>
-          </w:p>
-        </w:tc>
-        <w:tc>
-          <w:tcPr>
-            <w:tcW w:type="dxa" w:w="794"/>
-          </w:tcPr>
-          <w:p>
-            <w:pPr>
-              <w:spacing w:line="240" w:lineRule="auto"/>
-              <w:jc w:val="center"/>
-            </w:pPr>
-            <w:r>
-              <w:rPr>
-                <w:rFonts w:ascii="바탕" w:hAnsi="바탕" w:eastAsia="바탕"/>
-                <w:b/>
-                <w:i w:val="0"/>
-                <w:sz w:val="18"/>
-              </w:rPr>
-              <w:t>100%</w:t>
+              <w:t>0.04</w:t>
+            </w:r>
+          </w:p>
+        </w:tc>
+        <w:tc>
+          <w:tcPr>
+            <w:tcW w:type="dxa" w:w="1296"/>
+          </w:tcPr>
+          <w:p>
+            <w:pPr>
+              <w:keepNext/>
+              <w:spacing w:line="240" w:lineRule="auto"/>
+              <w:jc w:val="center"/>
+            </w:pPr>
+            <w:r>
+              <w:rPr>
+                <w:rFonts w:ascii="바탕" w:hAnsi="바탕" w:eastAsia="바탕"/>
+                <w:b w:val="0"/>
+                <w:i w:val="0"/>
+                <w:sz w:val="18"/>
+              </w:rPr>
+              <w:t>-0.0 [-0.1, 0.0]</w:t>
+            </w:r>
+          </w:p>
+        </w:tc>
+        <w:tc>
+          <w:tcPr>
+            <w:tcW w:type="dxa" w:w="1296"/>
+          </w:tcPr>
+          <w:p>
+            <w:pPr>
+              <w:keepNext/>
+              <w:spacing w:line="240" w:lineRule="auto"/>
+              <w:jc w:val="center"/>
+            </w:pPr>
+            <w:r>
+              <w:rPr>
+                <w:rFonts w:ascii="바탕" w:hAnsi="바탕" w:eastAsia="바탕"/>
+                <w:b w:val="0"/>
+                <w:i w:val="0"/>
+                <w:sz w:val="18"/>
+              </w:rPr>
+              <w:t>-0.0 [-0.3, 0.0]</w:t>
+            </w:r>
+          </w:p>
+        </w:tc>
+        <w:tc>
+          <w:tcPr>
+            <w:tcW w:type="dxa" w:w="1296"/>
+          </w:tcPr>
+          <w:p>
+            <w:pPr>
+              <w:keepNext/>
+              <w:spacing w:line="240" w:lineRule="auto"/>
+              <w:jc w:val="center"/>
+            </w:pPr>
+            <w:r>
+              <w:rPr>
+                <w:rFonts w:ascii="바탕" w:hAnsi="바탕" w:eastAsia="바탕"/>
+                <w:b w:val="0"/>
+                <w:i w:val="0"/>
+                <w:sz w:val="18"/>
+              </w:rPr>
+              <w:t>2.0 [0.5, 2.9]</w:t>
+            </w:r>
+          </w:p>
+        </w:tc>
+        <w:tc>
+          <w:tcPr>
+            <w:tcW w:type="dxa" w:w="1296"/>
+          </w:tcPr>
+          <w:p>
+            <w:pPr>
+              <w:keepNext/>
+              <w:spacing w:line="240" w:lineRule="auto"/>
+              <w:jc w:val="center"/>
+            </w:pPr>
+            <w:r>
+              <w:rPr>
+                <w:rFonts w:ascii="바탕" w:hAnsi="바탕" w:eastAsia="바탕"/>
+                <w:b w:val="0"/>
+                <w:i w:val="0"/>
+                <w:sz w:val="18"/>
+              </w:rPr>
+              <w:t>5.0 [4.5, 5.6]</w:t>
+            </w:r>
+          </w:p>
+        </w:tc>
+        <w:tc>
+          <w:tcPr>
+            <w:tcW w:type="dxa" w:w="1296"/>
+          </w:tcPr>
+          <w:p>
+            <w:pPr>
+              <w:keepNext/>
+              <w:spacing w:line="240" w:lineRule="auto"/>
+              <w:jc w:val="center"/>
+            </w:pPr>
+            <w:r>
+              <w:rPr>
+                <w:rFonts w:ascii="바탕" w:hAnsi="바탕" w:eastAsia="바탕"/>
+                <w:b w:val="0"/>
+                <w:i w:val="0"/>
+                <w:sz w:val="18"/>
+              </w:rPr>
+              <w:t>0.0 [0.0, 0.0]</w:t>
+            </w:r>
+          </w:p>
+        </w:tc>
+        <w:tc>
+          <w:tcPr>
+            <w:tcW w:type="dxa" w:w="1296"/>
+          </w:tcPr>
+          <w:p>
+            <w:pPr>
+              <w:keepNext/>
+              <w:spacing w:line="240" w:lineRule="auto"/>
+              <w:jc w:val="center"/>
+            </w:pPr>
+            <w:r>
+              <w:rPr>
+                <w:rFonts w:ascii="바탕" w:hAnsi="바탕" w:eastAsia="바탕"/>
+                <w:b w:val="0"/>
+                <w:i w:val="0"/>
+                <w:sz w:val="18"/>
+              </w:rPr>
+              <w:t>6.6 [6.2, 7.0]</w:t>
             </w:r>
           </w:p>
         </w:tc>
@@ -21072,7 +21265,7 @@
         </w:trPr>
         <w:tc>
           <w:tcPr>
-            <w:tcW w:type="dxa" w:w="1474"/>
+            <w:tcW w:type="dxa" w:w="1296"/>
           </w:tcPr>
           <w:p>
             <w:pPr>
@@ -21082,131 +21275,571 @@
             <w:r>
               <w:rPr>
                 <w:rFonts w:ascii="바탕" w:hAnsi="바탕" w:eastAsia="바탕"/>
-                <w:b w:val="0"/>
-                <w:i w:val="0"/>
-                <w:sz w:val="18"/>
-              </w:rPr>
-              <w:t>LunarLander-v3</w:t>
-            </w:r>
-          </w:p>
-        </w:tc>
-        <w:tc>
-          <w:tcPr>
-            <w:tcW w:type="dxa" w:w="2494"/>
-          </w:tcPr>
-          <w:p>
-            <w:pPr>
-              <w:spacing w:line="240" w:lineRule="auto"/>
-              <w:jc w:val="center"/>
-            </w:pPr>
-            <w:r>
-              <w:rPr>
-                <w:rFonts w:ascii="바탕" w:hAnsi="바탕" w:eastAsia="바탕"/>
-                <w:b w:val="0"/>
-                <w:i w:val="0"/>
-                <w:sz w:val="18"/>
-              </w:rPr>
-              <w:t>본실험 (20만 스텝)</w:t>
-            </w:r>
-          </w:p>
-        </w:tc>
-        <w:tc>
-          <w:tcPr>
-            <w:tcW w:type="dxa" w:w="1077"/>
-          </w:tcPr>
-          <w:p>
-            <w:pPr>
-              <w:spacing w:line="240" w:lineRule="auto"/>
-              <w:jc w:val="center"/>
-            </w:pPr>
-            <w:r>
-              <w:rPr>
-                <w:rFonts w:ascii="바탕" w:hAnsi="바탕" w:eastAsia="바탕"/>
-                <w:b w:val="0"/>
-                <w:i w:val="0"/>
-                <w:sz w:val="18"/>
-              </w:rPr>
-              <w:t>200,000</w:t>
-            </w:r>
-          </w:p>
-        </w:tc>
-        <w:tc>
-          <w:tcPr>
-            <w:tcW w:type="dxa" w:w="624"/>
-          </w:tcPr>
-          <w:p>
-            <w:pPr>
-              <w:spacing w:line="240" w:lineRule="auto"/>
-              <w:jc w:val="center"/>
-            </w:pPr>
-            <w:r>
-              <w:rPr>
-                <w:rFonts w:ascii="바탕" w:hAnsi="바탕" w:eastAsia="바탕"/>
-                <w:b w:val="0"/>
-                <w:i w:val="0"/>
-                <w:sz w:val="18"/>
-              </w:rPr>
-              <w:t>10</w:t>
-            </w:r>
-          </w:p>
-        </w:tc>
-        <w:tc>
-          <w:tcPr>
-            <w:tcW w:type="dxa" w:w="907"/>
-          </w:tcPr>
-          <w:p>
-            <w:pPr>
-              <w:spacing w:line="240" w:lineRule="auto"/>
-              <w:jc w:val="center"/>
-            </w:pPr>
-            <w:r>
-              <w:rPr>
-                <w:rFonts w:ascii="바탕" w:hAnsi="바탕" w:eastAsia="바탕"/>
-                <w:b w:val="0"/>
-                <w:i w:val="0"/>
-                <w:sz w:val="18"/>
-              </w:rPr>
-              <w:t>188.9</w:t>
-            </w:r>
-          </w:p>
-        </w:tc>
-        <w:tc>
-          <w:tcPr>
-            <w:tcW w:type="dxa" w:w="1361"/>
-          </w:tcPr>
-          <w:p>
-            <w:pPr>
-              <w:spacing w:line="240" w:lineRule="auto"/>
-              <w:jc w:val="center"/>
-            </w:pPr>
-            <w:r>
-              <w:rPr>
-                <w:rFonts w:ascii="바탕" w:hAnsi="바탕" w:eastAsia="바탕"/>
-                <w:b w:val="0"/>
-                <w:i w:val="0"/>
-                <w:sz w:val="18"/>
-              </w:rPr>
-              <w:t>[171.3, 216.4]</w:t>
-            </w:r>
-          </w:p>
-        </w:tc>
-        <w:tc>
-          <w:tcPr>
-            <w:tcW w:type="dxa" w:w="794"/>
-          </w:tcPr>
-          <w:p>
-            <w:pPr>
-              <w:spacing w:line="240" w:lineRule="auto"/>
-              <w:jc w:val="center"/>
-            </w:pPr>
-            <w:r>
-              <w:rPr>
-                <w:rFonts w:ascii="바탕" w:hAnsi="바탕" w:eastAsia="바탕"/>
-                <w:b w:val="0"/>
-                <w:i w:val="0"/>
-                <w:sz w:val="18"/>
-              </w:rPr>
-              <w:t>81%</w:t>
+                <w:b/>
+                <w:i w:val="0"/>
+                <w:sz w:val="18"/>
+              </w:rPr>
+              <w:t>0.06</w:t>
+            </w:r>
+          </w:p>
+        </w:tc>
+        <w:tc>
+          <w:tcPr>
+            <w:tcW w:type="dxa" w:w="1296"/>
+          </w:tcPr>
+          <w:p>
+            <w:pPr>
+              <w:spacing w:line="240" w:lineRule="auto"/>
+              <w:jc w:val="center"/>
+            </w:pPr>
+            <w:r>
+              <w:rPr>
+                <w:rFonts w:ascii="바탕" w:hAnsi="바탕" w:eastAsia="바탕"/>
+                <w:b w:val="0"/>
+                <w:i w:val="0"/>
+                <w:sz w:val="18"/>
+              </w:rPr>
+              <w:t>0.0 [-0.0, 0.0]</w:t>
+            </w:r>
+          </w:p>
+        </w:tc>
+        <w:tc>
+          <w:tcPr>
+            <w:tcW w:type="dxa" w:w="1296"/>
+          </w:tcPr>
+          <w:p>
+            <w:pPr>
+              <w:spacing w:line="240" w:lineRule="auto"/>
+              <w:jc w:val="center"/>
+            </w:pPr>
+            <w:r>
+              <w:rPr>
+                <w:rFonts w:ascii="바탕" w:hAnsi="바탕" w:eastAsia="바탕"/>
+                <w:b w:val="0"/>
+                <w:i w:val="0"/>
+                <w:sz w:val="18"/>
+              </w:rPr>
+              <w:t>0.0 [-0.0, 0.0]</w:t>
+            </w:r>
+          </w:p>
+        </w:tc>
+        <w:tc>
+          <w:tcPr>
+            <w:tcW w:type="dxa" w:w="1296"/>
+          </w:tcPr>
+          <w:p>
+            <w:pPr>
+              <w:spacing w:line="240" w:lineRule="auto"/>
+              <w:jc w:val="center"/>
+            </w:pPr>
+            <w:r>
+              <w:rPr>
+                <w:rFonts w:ascii="바탕" w:hAnsi="바탕" w:eastAsia="바탕"/>
+                <w:b w:val="0"/>
+                <w:i w:val="0"/>
+                <w:sz w:val="18"/>
+              </w:rPr>
+              <w:t>-0.2 [-0.7, 0.1]</w:t>
+            </w:r>
+          </w:p>
+        </w:tc>
+        <w:tc>
+          <w:tcPr>
+            <w:tcW w:type="dxa" w:w="1296"/>
+          </w:tcPr>
+          <w:p>
+            <w:pPr>
+              <w:spacing w:line="240" w:lineRule="auto"/>
+              <w:jc w:val="center"/>
+            </w:pPr>
+            <w:r>
+              <w:rPr>
+                <w:rFonts w:ascii="바탕" w:hAnsi="바탕" w:eastAsia="바탕"/>
+                <w:b w:val="0"/>
+                <w:i w:val="0"/>
+                <w:sz w:val="18"/>
+              </w:rPr>
+              <w:t>-1.0 [-1.5, -0.4]</w:t>
+            </w:r>
+          </w:p>
+        </w:tc>
+        <w:tc>
+          <w:tcPr>
+            <w:tcW w:type="dxa" w:w="1296"/>
+          </w:tcPr>
+          <w:p>
+            <w:pPr>
+              <w:spacing w:line="240" w:lineRule="auto"/>
+              <w:jc w:val="center"/>
+            </w:pPr>
+            <w:r>
+              <w:rPr>
+                <w:rFonts w:ascii="바탕" w:hAnsi="바탕" w:eastAsia="바탕"/>
+                <w:b w:val="0"/>
+                <w:i w:val="0"/>
+                <w:sz w:val="18"/>
+              </w:rPr>
+              <w:t>0.0 [0.0, 0.0]</w:t>
+            </w:r>
+          </w:p>
+        </w:tc>
+        <w:tc>
+          <w:tcPr>
+            <w:tcW w:type="dxa" w:w="1296"/>
+          </w:tcPr>
+          <w:p>
+            <w:pPr>
+              <w:spacing w:line="240" w:lineRule="auto"/>
+              <w:jc w:val="center"/>
+            </w:pPr>
+            <w:r>
+              <w:rPr>
+                <w:rFonts w:ascii="바탕" w:hAnsi="바탕" w:eastAsia="바탕"/>
+                <w:b w:val="0"/>
+                <w:i w:val="0"/>
+                <w:sz w:val="18"/>
+              </w:rPr>
+              <w:t>2.5 [2.1, 2.9]</w:t>
+            </w:r>
+          </w:p>
+        </w:tc>
+      </w:tr>
+    </w:tbl>
+    <w:p>
+      <w:pPr>
+        <w:widowControl/>
+        <w:spacing w:line="240" w:lineRule="auto" w:before="0" w:after="120"/>
+        <w:jc w:val="both"/>
+      </w:pPr>
+    </w:p>
+    <w:p>
+      <w:pPr>
+        <w:keepNext/>
+        <w:spacing w:line="240" w:lineRule="auto" w:before="160"/>
+        <w:jc w:val="center"/>
+      </w:pPr>
+      <w:r>
+        <w:drawing>
+          <wp:inline xmlns:a="http://schemas.openxmlformats.org/drawingml/2006/main" xmlns:pic="http://schemas.openxmlformats.org/drawingml/2006/picture">
+            <wp:extent cx="5760000" cy="3440219"/>
+            <wp:docPr id="7" name="Picture 7"/>
+            <wp:cNvGraphicFramePr>
+              <a:graphicFrameLocks noChangeAspect="1"/>
+            </wp:cNvGraphicFramePr>
+            <a:graphic>
+              <a:graphicData uri="http://schemas.openxmlformats.org/drawingml/2006/picture">
+                <pic:pic>
+                  <pic:nvPicPr>
+                    <pic:cNvPr id="0" name="fig_minatar_lambda_map_MinAtar_Freeway-v1.png"/>
+                    <pic:cNvPicPr/>
+                  </pic:nvPicPr>
+                  <pic:blipFill>
+                    <a:blip r:embed="rId16"/>
+                    <a:stretch>
+                      <a:fillRect/>
+                    </a:stretch>
+                  </pic:blipFill>
+                  <pic:spPr>
+                    <a:xfrm>
+                      <a:off x="0" y="0"/>
+                      <a:ext cx="5760000" cy="3440219"/>
+                    </a:xfrm>
+                    <a:prstGeom prst="rect"/>
+                  </pic:spPr>
+                </pic:pic>
+              </a:graphicData>
+            </a:graphic>
+          </wp:inline>
+        </w:drawing>
+      </w:r>
+    </w:p>
+    <w:p>
+      <w:pPr>
+        <w:keepNext/>
+        <w:widowControl/>
+        <w:spacing w:line="276" w:lineRule="auto" w:before="80" w:after="40"/>
+        <w:jc w:val="center"/>
+      </w:pPr>
+      <w:r>
+        <w:rPr>
+          <w:rFonts w:ascii="맑은 고딕" w:hAnsi="맑은 고딕" w:eastAsia="맑은 고딕"/>
+          <w:b/>
+          <w:i w:val="0"/>
+          <w:sz w:val="19"/>
+        </w:rPr>
+        <w:t>그림 7. λ-성능 지도 — MinAtar Freeway (규칙 품질은 가운데, 보상은 희소한 환경)</w:t>
+      </w:r>
+    </w:p>
+    <w:p>
+      <w:pPr>
+        <w:widowControl/>
+        <w:spacing w:line="276" w:lineRule="auto" w:before="0" w:after="80"/>
+        <w:jc w:val="center"/>
+      </w:pPr>
+      <w:r>
+        <w:rPr>
+          <w:rFonts w:ascii="맑은 고딕" w:hAnsi="맑은 고딕" w:eastAsia="맑은 고딕"/>
+          <w:b w:val="0"/>
+          <w:i/>
+          <w:sz w:val="18"/>
+        </w:rPr>
+        <w:t>Fig. 7. Performance map over action cost λ on MinAtar_Freeway-v1</w:t>
+      </w:r>
+    </w:p>
+    <w:p>
+      <w:pPr>
+        <w:widowControl/>
+        <w:spacing w:line="276" w:lineRule="auto" w:before="0" w:after="160"/>
+        <w:jc w:val="center"/>
+      </w:pPr>
+      <w:r>
+        <w:rPr>
+          <w:rFonts w:ascii="맑은 고딕" w:hAnsi="맑은 고딕" w:eastAsia="맑은 고딕"/>
+          <w:b w:val="0"/>
+          <w:i w:val="0"/>
+          <w:color w:val="555555"/>
+          <w:sz w:val="17"/>
+        </w:rPr>
+        <w:t>선은 IQM(사분위평균), 띠는 95% 계층 부트스트랩 신뢰구간(시드 10개). 검은 점선은 기준이 되는 최고 고정 규칙, 보라 일점쇄선은 λ마다 가장 센 규칙의 포락선이다.</w:t>
+      </w:r>
+    </w:p>
+    <w:p>
+      <w:pPr>
+        <w:widowControl/>
+        <w:spacing w:line="480" w:lineRule="auto" w:before="0" w:after="0"/>
+        <w:ind w:firstLine="400"/>
+        <w:jc w:val="both"/>
+      </w:pPr>
+      <w:r>
+        <w:rPr>
+          <w:rFonts w:ascii="바탕" w:hAnsi="바탕" w:eastAsia="바탕"/>
+          <w:b w:val="0"/>
+          <w:i w:val="0"/>
+          <w:sz w:val="20"/>
+        </w:rPr>
+        <w:t>표에서 읽히는 사실은 다음과 같다.</w:t>
+      </w:r>
+    </w:p>
+    <w:p>
+      <w:pPr>
+        <w:spacing w:line="480" w:lineRule="auto" w:before="0" w:after="0"/>
+        <w:ind w:left="340" w:hanging="198"/>
+      </w:pPr>
+      <w:r>
+        <w:rPr>
+          <w:rFonts w:ascii="바탕" w:hAnsi="바탕" w:eastAsia="바탕"/>
+          <w:b w:val="0"/>
+          <w:i w:val="0"/>
+          <w:sz w:val="20"/>
+        </w:rPr>
+        <w:t>· 표준 DQN은 비용이 아예 없는 λ=0에서 신중 규칙에 졌다. 비용 때문이 아니라 학습된 정책 자체가 규칙보다 약하다는 뜻이다.</w:t>
+      </w:r>
+    </w:p>
+    <w:p>
+      <w:pPr>
+        <w:spacing w:line="480" w:lineRule="auto" w:before="0" w:after="0"/>
+        <w:ind w:left="340" w:hanging="198"/>
+      </w:pPr>
+      <w:r>
+        <w:rPr>
+          <w:rFonts w:ascii="바탕" w:hAnsi="바탕" w:eastAsia="바탕"/>
+          <w:b w:val="0"/>
+          <w:i w:val="0"/>
+          <w:sz w:val="20"/>
+        </w:rPr>
+        <w:t>· Lazy-MDP는 비용이 아예 없는 λ=0에서 신중 규칙에 졌다. 비용 때문이 아니라 학습된 정책 자체가 규칙보다 약하다는 뜻이다.</w:t>
+      </w:r>
+    </w:p>
+    <w:p>
+      <w:pPr>
+        <w:spacing w:line="480" w:lineRule="auto" w:before="0" w:after="0"/>
+        <w:ind w:left="340" w:hanging="198"/>
+      </w:pPr>
+      <w:r>
+        <w:rPr>
+          <w:rFonts w:ascii="바탕" w:hAnsi="바탕" w:eastAsia="바탕"/>
+          <w:b w:val="0"/>
+          <w:i w:val="0"/>
+          <w:sz w:val="20"/>
+        </w:rPr>
+        <w:t>· TempoRL은 비용이 아예 없는 λ=0에서 신중 규칙에 졌다. 비용 때문이 아니라 학습된 정책 자체가 규칙보다 약하다는 뜻이다.</w:t>
+      </w:r>
+    </w:p>
+    <w:p>
+      <w:pPr>
+        <w:widowControl/>
+        <w:spacing w:line="480" w:lineRule="auto" w:before="0" w:after="0"/>
+        <w:ind w:firstLine="400"/>
+        <w:jc w:val="both"/>
+      </w:pPr>
+      <w:r>
+        <w:rPr>
+          <w:rFonts w:ascii="바탕" w:hAnsi="바탕" w:eastAsia="바탕"/>
+          <w:b w:val="0"/>
+          <w:i w:val="0"/>
+          <w:sz w:val="20"/>
+        </w:rPr>
+        <w:t>비용이 오를 때 실제로 행동을 아꼈는지는 행동 횟수로 확인된다.</w:t>
+      </w:r>
+    </w:p>
+    <w:p>
+      <w:pPr>
+        <w:spacing w:line="480" w:lineRule="auto" w:before="0" w:after="0"/>
+        <w:ind w:left="340" w:hanging="198"/>
+      </w:pPr>
+      <w:r>
+        <w:rPr>
+          <w:rFonts w:ascii="바탕" w:hAnsi="바탕" w:eastAsia="바탕"/>
+          <w:b w:val="0"/>
+          <w:i w:val="0"/>
+          <w:sz w:val="20"/>
+        </w:rPr>
+        <w:t>· 표준 DQN 798.4회(λ=0) → 0.0회(λ=0.06), 100% 감소</w:t>
+      </w:r>
+    </w:p>
+    <w:p>
+      <w:pPr>
+        <w:spacing w:line="480" w:lineRule="auto" w:before="0" w:after="0"/>
+        <w:ind w:left="340" w:hanging="198"/>
+      </w:pPr>
+      <w:r>
+        <w:rPr>
+          <w:rFonts w:ascii="바탕" w:hAnsi="바탕" w:eastAsia="바탕"/>
+          <w:b w:val="0"/>
+          <w:i w:val="0"/>
+          <w:sz w:val="20"/>
+        </w:rPr>
+        <w:t>· TempoRL 908.9회(λ=0) → 0.0회(λ=0.06), 100% 감소</w:t>
+      </w:r>
+    </w:p>
+    <w:p>
+      <w:pPr>
+        <w:spacing w:line="480" w:lineRule="auto" w:before="0" w:after="0"/>
+        <w:ind w:left="340" w:hanging="198"/>
+      </w:pPr>
+      <w:r>
+        <w:rPr>
+          <w:rFonts w:ascii="바탕" w:hAnsi="바탕" w:eastAsia="바탕"/>
+          <w:b w:val="0"/>
+          <w:i w:val="0"/>
+          <w:sz w:val="20"/>
+        </w:rPr>
+        <w:t>· Lazy-MDP 438.8회(λ=0) → 66.4회(λ=0.06), 85% 감소</w:t>
+      </w:r>
+    </w:p>
+    <w:p>
+      <w:pPr>
+        <w:keepNext/>
+        <w:widowControl/>
+        <w:spacing w:line="276" w:lineRule="auto" w:before="200" w:after="40"/>
+        <w:jc w:val="center"/>
+      </w:pPr>
+      <w:r>
+        <w:rPr>
+          <w:rFonts w:ascii="맑은 고딕" w:hAnsi="맑은 고딕" w:eastAsia="맑은 고딕"/>
+          <w:b/>
+          <w:i w:val="0"/>
+          <w:sz w:val="19"/>
+        </w:rPr>
+        <w:t>표 10. MinAtar_Freeway-v1의 에피소드당 행동 횟수 (IQM)</w:t>
+      </w:r>
+    </w:p>
+    <w:p>
+      <w:pPr>
+        <w:keepNext/>
+        <w:widowControl/>
+        <w:spacing w:line="276" w:lineRule="auto" w:before="0" w:after="60"/>
+        <w:jc w:val="center"/>
+      </w:pPr>
+      <w:r>
+        <w:rPr>
+          <w:rFonts w:ascii="맑은 고딕" w:hAnsi="맑은 고딕" w:eastAsia="맑은 고딕"/>
+          <w:b w:val="0"/>
+          <w:i/>
+          <w:sz w:val="18"/>
+        </w:rPr>
+        <w:t>Table 10. Actions per episode on MinAtar_Freeway-v1 (IQM)</w:t>
+      </w:r>
+    </w:p>
+    <w:tbl>
+      <w:tblPr>
+        <w:tblStyle w:val="TableGrid"/>
+        <w:tblW w:type="auto" w:w="0"/>
+        <w:jc w:val="center"/>
+        <w:tblLook w:firstColumn="1" w:firstRow="1" w:lastColumn="0" w:lastRow="0" w:noHBand="0" w:noVBand="1" w:val="04A0"/>
+      </w:tblPr>
+      <w:tblGrid>
+        <w:gridCol w:w="1296"/>
+        <w:gridCol w:w="1296"/>
+        <w:gridCol w:w="1296"/>
+        <w:gridCol w:w="1296"/>
+        <w:gridCol w:w="1296"/>
+        <w:gridCol w:w="1296"/>
+        <w:gridCol w:w="1296"/>
+      </w:tblGrid>
+      <w:tr>
+        <w:trPr>
+          <w:cantSplit/>
+          <w:tblHeader/>
+        </w:trPr>
+        <w:tc>
+          <w:tcPr>
+            <w:tcW w:type="dxa" w:w="1296"/>
+            <w:shd w:val="clear" w:color="auto" w:fill="EDEDED"/>
+          </w:tcPr>
+          <w:p>
+            <w:pPr>
+              <w:keepNext/>
+              <w:spacing w:line="240" w:lineRule="auto"/>
+              <w:jc w:val="center"/>
+            </w:pPr>
+            <w:r/>
+            <w:r>
+              <w:rPr>
+                <w:rFonts w:ascii="맑은 고딕" w:hAnsi="맑은 고딕" w:eastAsia="맑은 고딕"/>
+                <w:b/>
+                <w:i w:val="0"/>
+                <w:sz w:val="18"/>
+              </w:rPr>
+              <w:t>λ</w:t>
+            </w:r>
+          </w:p>
+        </w:tc>
+        <w:tc>
+          <w:tcPr>
+            <w:tcW w:type="dxa" w:w="1296"/>
+            <w:shd w:val="clear" w:color="auto" w:fill="EDEDED"/>
+          </w:tcPr>
+          <w:p>
+            <w:pPr>
+              <w:keepNext/>
+              <w:spacing w:line="240" w:lineRule="auto"/>
+              <w:jc w:val="center"/>
+            </w:pPr>
+            <w:r/>
+            <w:r>
+              <w:rPr>
+                <w:rFonts w:ascii="맑은 고딕" w:hAnsi="맑은 고딕" w:eastAsia="맑은 고딕"/>
+                <w:b/>
+                <w:i w:val="0"/>
+                <w:sz w:val="18"/>
+              </w:rPr>
+              <w:t>표준 DQN</w:t>
+            </w:r>
+          </w:p>
+        </w:tc>
+        <w:tc>
+          <w:tcPr>
+            <w:tcW w:type="dxa" w:w="1296"/>
+            <w:shd w:val="clear" w:color="auto" w:fill="EDEDED"/>
+          </w:tcPr>
+          <w:p>
+            <w:pPr>
+              <w:keepNext/>
+              <w:spacing w:line="240" w:lineRule="auto"/>
+              <w:jc w:val="center"/>
+            </w:pPr>
+            <w:r/>
+            <w:r>
+              <w:rPr>
+                <w:rFonts w:ascii="맑은 고딕" w:hAnsi="맑은 고딕" w:eastAsia="맑은 고딕"/>
+                <w:b/>
+                <w:i w:val="0"/>
+                <w:sz w:val="18"/>
+              </w:rPr>
+              <w:t>TempoRL</w:t>
+            </w:r>
+          </w:p>
+        </w:tc>
+        <w:tc>
+          <w:tcPr>
+            <w:tcW w:type="dxa" w:w="1296"/>
+            <w:shd w:val="clear" w:color="auto" w:fill="EDEDED"/>
+          </w:tcPr>
+          <w:p>
+            <w:pPr>
+              <w:keepNext/>
+              <w:spacing w:line="240" w:lineRule="auto"/>
+              <w:jc w:val="center"/>
+            </w:pPr>
+            <w:r/>
+            <w:r>
+              <w:rPr>
+                <w:rFonts w:ascii="맑은 고딕" w:hAnsi="맑은 고딕" w:eastAsia="맑은 고딕"/>
+                <w:b/>
+                <w:i w:val="0"/>
+                <w:sz w:val="18"/>
+              </w:rPr>
+              <w:t>Lazy-MDP</w:t>
+            </w:r>
+          </w:p>
+        </w:tc>
+        <w:tc>
+          <w:tcPr>
+            <w:tcW w:type="dxa" w:w="1296"/>
+            <w:shd w:val="clear" w:color="auto" w:fill="EDEDED"/>
+          </w:tcPr>
+          <w:p>
+            <w:pPr>
+              <w:keepNext/>
+              <w:spacing w:line="240" w:lineRule="auto"/>
+              <w:jc w:val="center"/>
+            </w:pPr>
+            <w:r/>
+            <w:r>
+              <w:rPr>
+                <w:rFonts w:ascii="맑은 고딕" w:hAnsi="맑은 고딕" w:eastAsia="맑은 고딕"/>
+                <w:b/>
+                <w:i w:val="0"/>
+                <w:sz w:val="18"/>
+              </w:rPr>
+              <w:t>신중 규칙</w:t>
+            </w:r>
+          </w:p>
+        </w:tc>
+        <w:tc>
+          <w:tcPr>
+            <w:tcW w:type="dxa" w:w="1296"/>
+            <w:shd w:val="clear" w:color="auto" w:fill="EDEDED"/>
+          </w:tcPr>
+          <w:p>
+            <w:pPr>
+              <w:keepNext/>
+              <w:spacing w:line="240" w:lineRule="auto"/>
+              <w:jc w:val="center"/>
+            </w:pPr>
+            <w:r/>
+            <w:r>
+              <w:rPr>
+                <w:rFonts w:ascii="맑은 고딕" w:hAnsi="맑은 고딕" w:eastAsia="맑은 고딕"/>
+                <w:b/>
+                <w:i w:val="0"/>
+                <w:sz w:val="18"/>
+              </w:rPr>
+              <w:t>무행동</w:t>
+            </w:r>
+          </w:p>
+        </w:tc>
+        <w:tc>
+          <w:tcPr>
+            <w:tcW w:type="dxa" w:w="1296"/>
+            <w:shd w:val="clear" w:color="auto" w:fill="EDEDED"/>
+          </w:tcPr>
+          <w:p>
+            <w:pPr>
+              <w:keepNext/>
+              <w:spacing w:line="240" w:lineRule="auto"/>
+              <w:jc w:val="center"/>
+            </w:pPr>
+            <w:r/>
+            <w:r>
+              <w:rPr>
+                <w:rFonts w:ascii="맑은 고딕" w:hAnsi="맑은 고딕" w:eastAsia="맑은 고딕"/>
+                <w:b/>
+                <w:i w:val="0"/>
+                <w:sz w:val="18"/>
+              </w:rPr>
+              <w:t>최강 규칙</w:t>
             </w:r>
           </w:p>
         </w:tc>
@@ -21217,24 +21850,14 @@
         </w:trPr>
         <w:tc>
           <w:tcPr>
-            <w:tcW w:type="dxa" w:w="1474"/>
-          </w:tcPr>
-          <w:p>
-            <w:pPr>
+            <w:tcW w:type="dxa" w:w="1296"/>
+          </w:tcPr>
+          <w:p>
+            <w:pPr>
+              <w:keepNext/>
               <w:spacing w:line="240" w:lineRule="auto"/>
               <w:jc w:val="left"/>
             </w:pPr>
-          </w:p>
-        </w:tc>
-        <w:tc>
-          <w:tcPr>
-            <w:tcW w:type="dxa" w:w="2494"/>
-          </w:tcPr>
-          <w:p>
-            <w:pPr>
-              <w:spacing w:line="240" w:lineRule="auto"/>
-              <w:jc w:val="center"/>
-            </w:pPr>
             <w:r>
               <w:rPr>
                 <w:rFonts w:ascii="바탕" w:hAnsi="바탕" w:eastAsia="바탕"/>
@@ -21242,107 +21865,133 @@
                 <w:i w:val="0"/>
                 <w:sz w:val="18"/>
               </w:rPr>
-              <w:t>기준: 임계값 규칙(튜닝) (학습 없음)</w:t>
-            </w:r>
-          </w:p>
-        </w:tc>
-        <w:tc>
-          <w:tcPr>
-            <w:tcW w:type="dxa" w:w="1077"/>
-          </w:tcPr>
-          <w:p>
-            <w:pPr>
-              <w:spacing w:line="240" w:lineRule="auto"/>
-              <w:jc w:val="center"/>
-            </w:pPr>
-            <w:r>
-              <w:rPr>
-                <w:rFonts w:ascii="바탕" w:hAnsi="바탕" w:eastAsia="바탕"/>
-                <w:b w:val="0"/>
-                <w:i w:val="0"/>
-                <w:sz w:val="18"/>
-              </w:rPr>
-              <w:t>—</w:t>
-            </w:r>
-          </w:p>
-        </w:tc>
-        <w:tc>
-          <w:tcPr>
-            <w:tcW w:type="dxa" w:w="624"/>
-          </w:tcPr>
-          <w:p>
-            <w:pPr>
-              <w:spacing w:line="240" w:lineRule="auto"/>
-              <w:jc w:val="center"/>
-            </w:pPr>
-            <w:r>
-              <w:rPr>
-                <w:rFonts w:ascii="바탕" w:hAnsi="바탕" w:eastAsia="바탕"/>
-                <w:b w:val="0"/>
-                <w:i w:val="0"/>
-                <w:sz w:val="18"/>
-              </w:rPr>
-              <w:t>10</w:t>
-            </w:r>
-          </w:p>
-        </w:tc>
-        <w:tc>
-          <w:tcPr>
-            <w:tcW w:type="dxa" w:w="907"/>
-          </w:tcPr>
-          <w:p>
-            <w:pPr>
-              <w:spacing w:line="240" w:lineRule="auto"/>
-              <w:jc w:val="center"/>
-            </w:pPr>
-            <w:r>
-              <w:rPr>
-                <w:rFonts w:ascii="바탕" w:hAnsi="바탕" w:eastAsia="바탕"/>
-                <w:b/>
-                <w:i w:val="0"/>
-                <w:sz w:val="18"/>
-              </w:rPr>
-              <w:t>162.3</w:t>
-            </w:r>
-          </w:p>
-        </w:tc>
-        <w:tc>
-          <w:tcPr>
-            <w:tcW w:type="dxa" w:w="1361"/>
-          </w:tcPr>
-          <w:p>
-            <w:pPr>
-              <w:spacing w:line="240" w:lineRule="auto"/>
-              <w:jc w:val="center"/>
-            </w:pPr>
-            <w:r>
-              <w:rPr>
-                <w:rFonts w:ascii="바탕" w:hAnsi="바탕" w:eastAsia="바탕"/>
-                <w:b w:val="0"/>
-                <w:i w:val="0"/>
-                <w:sz w:val="18"/>
-              </w:rPr>
-              <w:t>[156.9, 167.6]</w:t>
-            </w:r>
-          </w:p>
-        </w:tc>
-        <w:tc>
-          <w:tcPr>
-            <w:tcW w:type="dxa" w:w="794"/>
-          </w:tcPr>
-          <w:p>
-            <w:pPr>
-              <w:spacing w:line="240" w:lineRule="auto"/>
-              <w:jc w:val="center"/>
-            </w:pPr>
-            <w:r>
-              <w:rPr>
-                <w:rFonts w:ascii="바탕" w:hAnsi="바탕" w:eastAsia="바탕"/>
-                <w:b/>
-                <w:i w:val="0"/>
-                <w:sz w:val="18"/>
-              </w:rPr>
-              <w:t>99%</w:t>
+              <w:t>0</w:t>
+            </w:r>
+          </w:p>
+        </w:tc>
+        <w:tc>
+          <w:tcPr>
+            <w:tcW w:type="dxa" w:w="1296"/>
+          </w:tcPr>
+          <w:p>
+            <w:pPr>
+              <w:keepNext/>
+              <w:spacing w:line="240" w:lineRule="auto"/>
+              <w:jc w:val="center"/>
+            </w:pPr>
+            <w:r>
+              <w:rPr>
+                <w:rFonts w:ascii="바탕" w:hAnsi="바탕" w:eastAsia="바탕"/>
+                <w:b w:val="0"/>
+                <w:i w:val="0"/>
+                <w:sz w:val="18"/>
+              </w:rPr>
+              <w:t>798</w:t>
+            </w:r>
+          </w:p>
+        </w:tc>
+        <w:tc>
+          <w:tcPr>
+            <w:tcW w:type="dxa" w:w="1296"/>
+          </w:tcPr>
+          <w:p>
+            <w:pPr>
+              <w:keepNext/>
+              <w:spacing w:line="240" w:lineRule="auto"/>
+              <w:jc w:val="center"/>
+            </w:pPr>
+            <w:r>
+              <w:rPr>
+                <w:rFonts w:ascii="바탕" w:hAnsi="바탕" w:eastAsia="바탕"/>
+                <w:b w:val="0"/>
+                <w:i w:val="0"/>
+                <w:sz w:val="18"/>
+              </w:rPr>
+              <w:t>909</w:t>
+            </w:r>
+          </w:p>
+        </w:tc>
+        <w:tc>
+          <w:tcPr>
+            <w:tcW w:type="dxa" w:w="1296"/>
+          </w:tcPr>
+          <w:p>
+            <w:pPr>
+              <w:keepNext/>
+              <w:spacing w:line="240" w:lineRule="auto"/>
+              <w:jc w:val="center"/>
+            </w:pPr>
+            <w:r>
+              <w:rPr>
+                <w:rFonts w:ascii="바탕" w:hAnsi="바탕" w:eastAsia="바탕"/>
+                <w:b w:val="0"/>
+                <w:i w:val="0"/>
+                <w:sz w:val="18"/>
+              </w:rPr>
+              <w:t>439</w:t>
+            </w:r>
+          </w:p>
+        </w:tc>
+        <w:tc>
+          <w:tcPr>
+            <w:tcW w:type="dxa" w:w="1296"/>
+          </w:tcPr>
+          <w:p>
+            <w:pPr>
+              <w:keepNext/>
+              <w:spacing w:line="240" w:lineRule="auto"/>
+              <w:jc w:val="center"/>
+            </w:pPr>
+            <w:r>
+              <w:rPr>
+                <w:rFonts w:ascii="바탕" w:hAnsi="바탕" w:eastAsia="바탕"/>
+                <w:b w:val="0"/>
+                <w:i w:val="0"/>
+                <w:sz w:val="18"/>
+              </w:rPr>
+              <w:t>299</w:t>
+            </w:r>
+          </w:p>
+        </w:tc>
+        <w:tc>
+          <w:tcPr>
+            <w:tcW w:type="dxa" w:w="1296"/>
+          </w:tcPr>
+          <w:p>
+            <w:pPr>
+              <w:keepNext/>
+              <w:spacing w:line="240" w:lineRule="auto"/>
+              <w:jc w:val="center"/>
+            </w:pPr>
+            <w:r>
+              <w:rPr>
+                <w:rFonts w:ascii="바탕" w:hAnsi="바탕" w:eastAsia="바탕"/>
+                <w:b w:val="0"/>
+                <w:i w:val="0"/>
+                <w:sz w:val="18"/>
+              </w:rPr>
+              <w:t>0</w:t>
+            </w:r>
+          </w:p>
+        </w:tc>
+        <w:tc>
+          <w:tcPr>
+            <w:tcW w:type="dxa" w:w="1296"/>
+          </w:tcPr>
+          <w:p>
+            <w:pPr>
+              <w:keepNext/>
+              <w:spacing w:line="240" w:lineRule="auto"/>
+              <w:jc w:val="center"/>
+            </w:pPr>
+            <w:r>
+              <w:rPr>
+                <w:rFonts w:ascii="바탕" w:hAnsi="바탕" w:eastAsia="바탕"/>
+                <w:b w:val="0"/>
+                <w:i w:val="0"/>
+                <w:sz w:val="18"/>
+              </w:rPr>
+              <w:t>299</w:t>
             </w:r>
           </w:p>
         </w:tc>
@@ -21353,7 +22002,1012 @@
         </w:trPr>
         <w:tc>
           <w:tcPr>
+            <w:tcW w:type="dxa" w:w="1296"/>
+          </w:tcPr>
+          <w:p>
+            <w:pPr>
+              <w:keepNext/>
+              <w:spacing w:line="240" w:lineRule="auto"/>
+              <w:jc w:val="left"/>
+            </w:pPr>
+            <w:r>
+              <w:rPr>
+                <w:rFonts w:ascii="바탕" w:hAnsi="바탕" w:eastAsia="바탕"/>
+                <w:b/>
+                <w:i w:val="0"/>
+                <w:sz w:val="18"/>
+              </w:rPr>
+              <w:t>0.005</w:t>
+            </w:r>
+          </w:p>
+        </w:tc>
+        <w:tc>
+          <w:tcPr>
+            <w:tcW w:type="dxa" w:w="1296"/>
+          </w:tcPr>
+          <w:p>
+            <w:pPr>
+              <w:keepNext/>
+              <w:spacing w:line="240" w:lineRule="auto"/>
+              <w:jc w:val="center"/>
+            </w:pPr>
+            <w:r>
+              <w:rPr>
+                <w:rFonts w:ascii="바탕" w:hAnsi="바탕" w:eastAsia="바탕"/>
+                <w:b w:val="0"/>
+                <w:i w:val="0"/>
+                <w:sz w:val="18"/>
+              </w:rPr>
+              <w:t>717</w:t>
+            </w:r>
+          </w:p>
+        </w:tc>
+        <w:tc>
+          <w:tcPr>
+            <w:tcW w:type="dxa" w:w="1296"/>
+          </w:tcPr>
+          <w:p>
+            <w:pPr>
+              <w:keepNext/>
+              <w:spacing w:line="240" w:lineRule="auto"/>
+              <w:jc w:val="center"/>
+            </w:pPr>
+            <w:r>
+              <w:rPr>
+                <w:rFonts w:ascii="바탕" w:hAnsi="바탕" w:eastAsia="바탕"/>
+                <w:b w:val="0"/>
+                <w:i w:val="0"/>
+                <w:sz w:val="18"/>
+              </w:rPr>
+              <w:t>644</w:t>
+            </w:r>
+          </w:p>
+        </w:tc>
+        <w:tc>
+          <w:tcPr>
+            <w:tcW w:type="dxa" w:w="1296"/>
+          </w:tcPr>
+          <w:p>
+            <w:pPr>
+              <w:keepNext/>
+              <w:spacing w:line="240" w:lineRule="auto"/>
+              <w:jc w:val="center"/>
+            </w:pPr>
+            <w:r>
+              <w:rPr>
+                <w:rFonts w:ascii="바탕" w:hAnsi="바탕" w:eastAsia="바탕"/>
+                <w:b w:val="0"/>
+                <w:i w:val="0"/>
+                <w:sz w:val="18"/>
+              </w:rPr>
+              <w:t>400</w:t>
+            </w:r>
+          </w:p>
+        </w:tc>
+        <w:tc>
+          <w:tcPr>
+            <w:tcW w:type="dxa" w:w="1296"/>
+          </w:tcPr>
+          <w:p>
+            <w:pPr>
+              <w:keepNext/>
+              <w:spacing w:line="240" w:lineRule="auto"/>
+              <w:jc w:val="center"/>
+            </w:pPr>
+            <w:r>
+              <w:rPr>
+                <w:rFonts w:ascii="바탕" w:hAnsi="바탕" w:eastAsia="바탕"/>
+                <w:b w:val="0"/>
+                <w:i w:val="0"/>
+                <w:sz w:val="18"/>
+              </w:rPr>
+              <w:t>299</w:t>
+            </w:r>
+          </w:p>
+        </w:tc>
+        <w:tc>
+          <w:tcPr>
+            <w:tcW w:type="dxa" w:w="1296"/>
+          </w:tcPr>
+          <w:p>
+            <w:pPr>
+              <w:keepNext/>
+              <w:spacing w:line="240" w:lineRule="auto"/>
+              <w:jc w:val="center"/>
+            </w:pPr>
+            <w:r>
+              <w:rPr>
+                <w:rFonts w:ascii="바탕" w:hAnsi="바탕" w:eastAsia="바탕"/>
+                <w:b w:val="0"/>
+                <w:i w:val="0"/>
+                <w:sz w:val="18"/>
+              </w:rPr>
+              <w:t>0</w:t>
+            </w:r>
+          </w:p>
+        </w:tc>
+        <w:tc>
+          <w:tcPr>
+            <w:tcW w:type="dxa" w:w="1296"/>
+          </w:tcPr>
+          <w:p>
+            <w:pPr>
+              <w:keepNext/>
+              <w:spacing w:line="240" w:lineRule="auto"/>
+              <w:jc w:val="center"/>
+            </w:pPr>
+            <w:r>
+              <w:rPr>
+                <w:rFonts w:ascii="바탕" w:hAnsi="바탕" w:eastAsia="바탕"/>
+                <w:b w:val="0"/>
+                <w:i w:val="0"/>
+                <w:sz w:val="18"/>
+              </w:rPr>
+              <w:t>299</w:t>
+            </w:r>
+          </w:p>
+        </w:tc>
+      </w:tr>
+      <w:tr>
+        <w:trPr>
+          <w:cantSplit/>
+        </w:trPr>
+        <w:tc>
+          <w:tcPr>
+            <w:tcW w:type="dxa" w:w="1296"/>
+          </w:tcPr>
+          <w:p>
+            <w:pPr>
+              <w:keepNext/>
+              <w:spacing w:line="240" w:lineRule="auto"/>
+              <w:jc w:val="left"/>
+            </w:pPr>
+            <w:r>
+              <w:rPr>
+                <w:rFonts w:ascii="바탕" w:hAnsi="바탕" w:eastAsia="바탕"/>
+                <w:b/>
+                <w:i w:val="0"/>
+                <w:sz w:val="18"/>
+              </w:rPr>
+              <w:t>0.01</w:t>
+            </w:r>
+          </w:p>
+        </w:tc>
+        <w:tc>
+          <w:tcPr>
+            <w:tcW w:type="dxa" w:w="1296"/>
+          </w:tcPr>
+          <w:p>
+            <w:pPr>
+              <w:keepNext/>
+              <w:spacing w:line="240" w:lineRule="auto"/>
+              <w:jc w:val="center"/>
+            </w:pPr>
+            <w:r>
+              <w:rPr>
+                <w:rFonts w:ascii="바탕" w:hAnsi="바탕" w:eastAsia="바탕"/>
+                <w:b w:val="0"/>
+                <w:i w:val="0"/>
+                <w:sz w:val="18"/>
+              </w:rPr>
+              <w:t>177</w:t>
+            </w:r>
+          </w:p>
+        </w:tc>
+        <w:tc>
+          <w:tcPr>
+            <w:tcW w:type="dxa" w:w="1296"/>
+          </w:tcPr>
+          <w:p>
+            <w:pPr>
+              <w:keepNext/>
+              <w:spacing w:line="240" w:lineRule="auto"/>
+              <w:jc w:val="center"/>
+            </w:pPr>
+            <w:r>
+              <w:rPr>
+                <w:rFonts w:ascii="바탕" w:hAnsi="바탕" w:eastAsia="바탕"/>
+                <w:b w:val="0"/>
+                <w:i w:val="0"/>
+                <w:sz w:val="18"/>
+              </w:rPr>
+              <w:t>577</w:t>
+            </w:r>
+          </w:p>
+        </w:tc>
+        <w:tc>
+          <w:tcPr>
+            <w:tcW w:type="dxa" w:w="1296"/>
+          </w:tcPr>
+          <w:p>
+            <w:pPr>
+              <w:keepNext/>
+              <w:spacing w:line="240" w:lineRule="auto"/>
+              <w:jc w:val="center"/>
+            </w:pPr>
+            <w:r>
+              <w:rPr>
+                <w:rFonts w:ascii="바탕" w:hAnsi="바탕" w:eastAsia="바탕"/>
+                <w:b w:val="0"/>
+                <w:i w:val="0"/>
+                <w:sz w:val="18"/>
+              </w:rPr>
+              <w:t>336</w:t>
+            </w:r>
+          </w:p>
+        </w:tc>
+        <w:tc>
+          <w:tcPr>
+            <w:tcW w:type="dxa" w:w="1296"/>
+          </w:tcPr>
+          <w:p>
+            <w:pPr>
+              <w:keepNext/>
+              <w:spacing w:line="240" w:lineRule="auto"/>
+              <w:jc w:val="center"/>
+            </w:pPr>
+            <w:r>
+              <w:rPr>
+                <w:rFonts w:ascii="바탕" w:hAnsi="바탕" w:eastAsia="바탕"/>
+                <w:b w:val="0"/>
+                <w:i w:val="0"/>
+                <w:sz w:val="18"/>
+              </w:rPr>
+              <w:t>299</w:t>
+            </w:r>
+          </w:p>
+        </w:tc>
+        <w:tc>
+          <w:tcPr>
+            <w:tcW w:type="dxa" w:w="1296"/>
+          </w:tcPr>
+          <w:p>
+            <w:pPr>
+              <w:keepNext/>
+              <w:spacing w:line="240" w:lineRule="auto"/>
+              <w:jc w:val="center"/>
+            </w:pPr>
+            <w:r>
+              <w:rPr>
+                <w:rFonts w:ascii="바탕" w:hAnsi="바탕" w:eastAsia="바탕"/>
+                <w:b w:val="0"/>
+                <w:i w:val="0"/>
+                <w:sz w:val="18"/>
+              </w:rPr>
+              <w:t>0</w:t>
+            </w:r>
+          </w:p>
+        </w:tc>
+        <w:tc>
+          <w:tcPr>
+            <w:tcW w:type="dxa" w:w="1296"/>
+          </w:tcPr>
+          <w:p>
+            <w:pPr>
+              <w:keepNext/>
+              <w:spacing w:line="240" w:lineRule="auto"/>
+              <w:jc w:val="center"/>
+            </w:pPr>
+            <w:r>
+              <w:rPr>
+                <w:rFonts w:ascii="바탕" w:hAnsi="바탕" w:eastAsia="바탕"/>
+                <w:b w:val="0"/>
+                <w:i w:val="0"/>
+                <w:sz w:val="18"/>
+              </w:rPr>
+              <w:t>299</w:t>
+            </w:r>
+          </w:p>
+        </w:tc>
+      </w:tr>
+      <w:tr>
+        <w:trPr>
+          <w:cantSplit/>
+        </w:trPr>
+        <w:tc>
+          <w:tcPr>
+            <w:tcW w:type="dxa" w:w="1296"/>
+          </w:tcPr>
+          <w:p>
+            <w:pPr>
+              <w:keepNext/>
+              <w:spacing w:line="240" w:lineRule="auto"/>
+              <w:jc w:val="left"/>
+            </w:pPr>
+            <w:r>
+              <w:rPr>
+                <w:rFonts w:ascii="바탕" w:hAnsi="바탕" w:eastAsia="바탕"/>
+                <w:b/>
+                <w:i w:val="0"/>
+                <w:sz w:val="18"/>
+              </w:rPr>
+              <w:t>0.02</w:t>
+            </w:r>
+          </w:p>
+        </w:tc>
+        <w:tc>
+          <w:tcPr>
+            <w:tcW w:type="dxa" w:w="1296"/>
+          </w:tcPr>
+          <w:p>
+            <w:pPr>
+              <w:keepNext/>
+              <w:spacing w:line="240" w:lineRule="auto"/>
+              <w:jc w:val="center"/>
+            </w:pPr>
+            <w:r>
+              <w:rPr>
+                <w:rFonts w:ascii="바탕" w:hAnsi="바탕" w:eastAsia="바탕"/>
+                <w:b w:val="0"/>
+                <w:i w:val="0"/>
+                <w:sz w:val="18"/>
+              </w:rPr>
+              <w:t>0</w:t>
+            </w:r>
+          </w:p>
+        </w:tc>
+        <w:tc>
+          <w:tcPr>
+            <w:tcW w:type="dxa" w:w="1296"/>
+          </w:tcPr>
+          <w:p>
+            <w:pPr>
+              <w:keepNext/>
+              <w:spacing w:line="240" w:lineRule="auto"/>
+              <w:jc w:val="center"/>
+            </w:pPr>
+            <w:r>
+              <w:rPr>
+                <w:rFonts w:ascii="바탕" w:hAnsi="바탕" w:eastAsia="바탕"/>
+                <w:b w:val="0"/>
+                <w:i w:val="0"/>
+                <w:sz w:val="18"/>
+              </w:rPr>
+              <w:t>7</w:t>
+            </w:r>
+          </w:p>
+        </w:tc>
+        <w:tc>
+          <w:tcPr>
+            <w:tcW w:type="dxa" w:w="1296"/>
+          </w:tcPr>
+          <w:p>
+            <w:pPr>
+              <w:keepNext/>
+              <w:spacing w:line="240" w:lineRule="auto"/>
+              <w:jc w:val="center"/>
+            </w:pPr>
+            <w:r>
+              <w:rPr>
+                <w:rFonts w:ascii="바탕" w:hAnsi="바탕" w:eastAsia="바탕"/>
+                <w:b w:val="0"/>
+                <w:i w:val="0"/>
+                <w:sz w:val="18"/>
+              </w:rPr>
+              <w:t>298</w:t>
+            </w:r>
+          </w:p>
+        </w:tc>
+        <w:tc>
+          <w:tcPr>
+            <w:tcW w:type="dxa" w:w="1296"/>
+          </w:tcPr>
+          <w:p>
+            <w:pPr>
+              <w:keepNext/>
+              <w:spacing w:line="240" w:lineRule="auto"/>
+              <w:jc w:val="center"/>
+            </w:pPr>
+            <w:r>
+              <w:rPr>
+                <w:rFonts w:ascii="바탕" w:hAnsi="바탕" w:eastAsia="바탕"/>
+                <w:b w:val="0"/>
+                <w:i w:val="0"/>
+                <w:sz w:val="18"/>
+              </w:rPr>
+              <w:t>299</w:t>
+            </w:r>
+          </w:p>
+        </w:tc>
+        <w:tc>
+          <w:tcPr>
+            <w:tcW w:type="dxa" w:w="1296"/>
+          </w:tcPr>
+          <w:p>
+            <w:pPr>
+              <w:keepNext/>
+              <w:spacing w:line="240" w:lineRule="auto"/>
+              <w:jc w:val="center"/>
+            </w:pPr>
+            <w:r>
+              <w:rPr>
+                <w:rFonts w:ascii="바탕" w:hAnsi="바탕" w:eastAsia="바탕"/>
+                <w:b w:val="0"/>
+                <w:i w:val="0"/>
+                <w:sz w:val="18"/>
+              </w:rPr>
+              <w:t>0</w:t>
+            </w:r>
+          </w:p>
+        </w:tc>
+        <w:tc>
+          <w:tcPr>
+            <w:tcW w:type="dxa" w:w="1296"/>
+          </w:tcPr>
+          <w:p>
+            <w:pPr>
+              <w:keepNext/>
+              <w:spacing w:line="240" w:lineRule="auto"/>
+              <w:jc w:val="center"/>
+            </w:pPr>
+            <w:r>
+              <w:rPr>
+                <w:rFonts w:ascii="바탕" w:hAnsi="바탕" w:eastAsia="바탕"/>
+                <w:b w:val="0"/>
+                <w:i w:val="0"/>
+                <w:sz w:val="18"/>
+              </w:rPr>
+              <w:t>299</w:t>
+            </w:r>
+          </w:p>
+        </w:tc>
+      </w:tr>
+      <w:tr>
+        <w:trPr>
+          <w:cantSplit/>
+        </w:trPr>
+        <w:tc>
+          <w:tcPr>
+            <w:tcW w:type="dxa" w:w="1296"/>
+          </w:tcPr>
+          <w:p>
+            <w:pPr>
+              <w:keepNext/>
+              <w:spacing w:line="240" w:lineRule="auto"/>
+              <w:jc w:val="left"/>
+            </w:pPr>
+            <w:r>
+              <w:rPr>
+                <w:rFonts w:ascii="바탕" w:hAnsi="바탕" w:eastAsia="바탕"/>
+                <w:b/>
+                <w:i w:val="0"/>
+                <w:sz w:val="18"/>
+              </w:rPr>
+              <w:t>0.04</w:t>
+            </w:r>
+          </w:p>
+        </w:tc>
+        <w:tc>
+          <w:tcPr>
+            <w:tcW w:type="dxa" w:w="1296"/>
+          </w:tcPr>
+          <w:p>
+            <w:pPr>
+              <w:keepNext/>
+              <w:spacing w:line="240" w:lineRule="auto"/>
+              <w:jc w:val="center"/>
+            </w:pPr>
+            <w:r>
+              <w:rPr>
+                <w:rFonts w:ascii="바탕" w:hAnsi="바탕" w:eastAsia="바탕"/>
+                <w:b w:val="0"/>
+                <w:i w:val="0"/>
+                <w:sz w:val="18"/>
+              </w:rPr>
+              <w:t>1</w:t>
+            </w:r>
+          </w:p>
+        </w:tc>
+        <w:tc>
+          <w:tcPr>
+            <w:tcW w:type="dxa" w:w="1296"/>
+          </w:tcPr>
+          <w:p>
+            <w:pPr>
+              <w:keepNext/>
+              <w:spacing w:line="240" w:lineRule="auto"/>
+              <w:jc w:val="center"/>
+            </w:pPr>
+            <w:r>
+              <w:rPr>
+                <w:rFonts w:ascii="바탕" w:hAnsi="바탕" w:eastAsia="바탕"/>
+                <w:b w:val="0"/>
+                <w:i w:val="0"/>
+                <w:sz w:val="18"/>
+              </w:rPr>
+              <w:t>1</w:t>
+            </w:r>
+          </w:p>
+        </w:tc>
+        <w:tc>
+          <w:tcPr>
+            <w:tcW w:type="dxa" w:w="1296"/>
+          </w:tcPr>
+          <w:p>
+            <w:pPr>
+              <w:keepNext/>
+              <w:spacing w:line="240" w:lineRule="auto"/>
+              <w:jc w:val="center"/>
+            </w:pPr>
+            <w:r>
+              <w:rPr>
+                <w:rFonts w:ascii="바탕" w:hAnsi="바탕" w:eastAsia="바탕"/>
+                <w:b w:val="0"/>
+                <w:i w:val="0"/>
+                <w:sz w:val="18"/>
+              </w:rPr>
+              <w:t>263</w:t>
+            </w:r>
+          </w:p>
+        </w:tc>
+        <w:tc>
+          <w:tcPr>
+            <w:tcW w:type="dxa" w:w="1296"/>
+          </w:tcPr>
+          <w:p>
+            <w:pPr>
+              <w:keepNext/>
+              <w:spacing w:line="240" w:lineRule="auto"/>
+              <w:jc w:val="center"/>
+            </w:pPr>
+            <w:r>
+              <w:rPr>
+                <w:rFonts w:ascii="바탕" w:hAnsi="바탕" w:eastAsia="바탕"/>
+                <w:b w:val="0"/>
+                <w:i w:val="0"/>
+                <w:sz w:val="18"/>
+              </w:rPr>
+              <w:t>299</w:t>
+            </w:r>
+          </w:p>
+        </w:tc>
+        <w:tc>
+          <w:tcPr>
+            <w:tcW w:type="dxa" w:w="1296"/>
+          </w:tcPr>
+          <w:p>
+            <w:pPr>
+              <w:keepNext/>
+              <w:spacing w:line="240" w:lineRule="auto"/>
+              <w:jc w:val="center"/>
+            </w:pPr>
+            <w:r>
+              <w:rPr>
+                <w:rFonts w:ascii="바탕" w:hAnsi="바탕" w:eastAsia="바탕"/>
+                <w:b w:val="0"/>
+                <w:i w:val="0"/>
+                <w:sz w:val="18"/>
+              </w:rPr>
+              <w:t>0</w:t>
+            </w:r>
+          </w:p>
+        </w:tc>
+        <w:tc>
+          <w:tcPr>
+            <w:tcW w:type="dxa" w:w="1296"/>
+          </w:tcPr>
+          <w:p>
+            <w:pPr>
+              <w:keepNext/>
+              <w:spacing w:line="240" w:lineRule="auto"/>
+              <w:jc w:val="center"/>
+            </w:pPr>
+            <w:r>
+              <w:rPr>
+                <w:rFonts w:ascii="바탕" w:hAnsi="바탕" w:eastAsia="바탕"/>
+                <w:b w:val="0"/>
+                <w:i w:val="0"/>
+                <w:sz w:val="18"/>
+              </w:rPr>
+              <w:t>204</w:t>
+            </w:r>
+          </w:p>
+        </w:tc>
+      </w:tr>
+      <w:tr>
+        <w:trPr>
+          <w:cantSplit/>
+        </w:trPr>
+        <w:tc>
+          <w:tcPr>
+            <w:tcW w:type="dxa" w:w="1296"/>
+          </w:tcPr>
+          <w:p>
+            <w:pPr>
+              <w:spacing w:line="240" w:lineRule="auto"/>
+              <w:jc w:val="left"/>
+            </w:pPr>
+            <w:r>
+              <w:rPr>
+                <w:rFonts w:ascii="바탕" w:hAnsi="바탕" w:eastAsia="바탕"/>
+                <w:b/>
+                <w:i w:val="0"/>
+                <w:sz w:val="18"/>
+              </w:rPr>
+              <w:t>0.06</w:t>
+            </w:r>
+          </w:p>
+        </w:tc>
+        <w:tc>
+          <w:tcPr>
+            <w:tcW w:type="dxa" w:w="1296"/>
+          </w:tcPr>
+          <w:p>
+            <w:pPr>
+              <w:spacing w:line="240" w:lineRule="auto"/>
+              <w:jc w:val="center"/>
+            </w:pPr>
+            <w:r>
+              <w:rPr>
+                <w:rFonts w:ascii="바탕" w:hAnsi="바탕" w:eastAsia="바탕"/>
+                <w:b w:val="0"/>
+                <w:i w:val="0"/>
+                <w:sz w:val="18"/>
+              </w:rPr>
+              <w:t>0</w:t>
+            </w:r>
+          </w:p>
+        </w:tc>
+        <w:tc>
+          <w:tcPr>
+            <w:tcW w:type="dxa" w:w="1296"/>
+          </w:tcPr>
+          <w:p>
+            <w:pPr>
+              <w:spacing w:line="240" w:lineRule="auto"/>
+              <w:jc w:val="center"/>
+            </w:pPr>
+            <w:r>
+              <w:rPr>
+                <w:rFonts w:ascii="바탕" w:hAnsi="바탕" w:eastAsia="바탕"/>
+                <w:b w:val="0"/>
+                <w:i w:val="0"/>
+                <w:sz w:val="18"/>
+              </w:rPr>
+              <w:t>0</w:t>
+            </w:r>
+          </w:p>
+        </w:tc>
+        <w:tc>
+          <w:tcPr>
+            <w:tcW w:type="dxa" w:w="1296"/>
+          </w:tcPr>
+          <w:p>
+            <w:pPr>
+              <w:spacing w:line="240" w:lineRule="auto"/>
+              <w:jc w:val="center"/>
+            </w:pPr>
+            <w:r>
+              <w:rPr>
+                <w:rFonts w:ascii="바탕" w:hAnsi="바탕" w:eastAsia="바탕"/>
+                <w:b w:val="0"/>
+                <w:i w:val="0"/>
+                <w:sz w:val="18"/>
+              </w:rPr>
+              <w:t>66</w:t>
+            </w:r>
+          </w:p>
+        </w:tc>
+        <w:tc>
+          <w:tcPr>
+            <w:tcW w:type="dxa" w:w="1296"/>
+          </w:tcPr>
+          <w:p>
+            <w:pPr>
+              <w:spacing w:line="240" w:lineRule="auto"/>
+              <w:jc w:val="center"/>
+            </w:pPr>
+            <w:r>
+              <w:rPr>
+                <w:rFonts w:ascii="바탕" w:hAnsi="바탕" w:eastAsia="바탕"/>
+                <w:b w:val="0"/>
+                <w:i w:val="0"/>
+                <w:sz w:val="18"/>
+              </w:rPr>
+              <w:t>299</w:t>
+            </w:r>
+          </w:p>
+        </w:tc>
+        <w:tc>
+          <w:tcPr>
+            <w:tcW w:type="dxa" w:w="1296"/>
+          </w:tcPr>
+          <w:p>
+            <w:pPr>
+              <w:spacing w:line="240" w:lineRule="auto"/>
+              <w:jc w:val="center"/>
+            </w:pPr>
+            <w:r>
+              <w:rPr>
+                <w:rFonts w:ascii="바탕" w:hAnsi="바탕" w:eastAsia="바탕"/>
+                <w:b w:val="0"/>
+                <w:i w:val="0"/>
+                <w:sz w:val="18"/>
+              </w:rPr>
+              <w:t>0</w:t>
+            </w:r>
+          </w:p>
+        </w:tc>
+        <w:tc>
+          <w:tcPr>
+            <w:tcW w:type="dxa" w:w="1296"/>
+          </w:tcPr>
+          <w:p>
+            <w:pPr>
+              <w:spacing w:line="240" w:lineRule="auto"/>
+              <w:jc w:val="center"/>
+            </w:pPr>
+            <w:r>
+              <w:rPr>
+                <w:rFonts w:ascii="바탕" w:hAnsi="바탕" w:eastAsia="바탕"/>
+                <w:b w:val="0"/>
+                <w:i w:val="0"/>
+                <w:sz w:val="18"/>
+              </w:rPr>
+              <w:t>204</w:t>
+            </w:r>
+          </w:p>
+        </w:tc>
+      </w:tr>
+    </w:tbl>
+    <w:p>
+      <w:pPr>
+        <w:widowControl/>
+        <w:spacing w:line="240" w:lineRule="auto" w:before="0" w:after="120"/>
+        <w:jc w:val="both"/>
+      </w:pPr>
+    </w:p>
+    <w:p>
+      <w:pPr>
+        <w:keepNext/>
+        <w:widowControl/>
+        <w:spacing w:line="312" w:lineRule="auto" w:before="200" w:after="80"/>
+        <w:jc w:val="left"/>
+      </w:pPr>
+      <w:r>
+        <w:rPr>
+          <w:rFonts w:ascii="맑은 고딕" w:hAnsi="맑은 고딕" w:eastAsia="맑은 고딕"/>
+          <w:b/>
+          <w:i w:val="0"/>
+          <w:sz w:val="22"/>
+        </w:rPr>
+        <w:t>7. 공정성 점검 — 비용이 없을 때 학습은 규칙 수준에 닿는가</w:t>
+      </w:r>
+    </w:p>
+    <w:p>
+      <w:pPr>
+        <w:widowControl/>
+        <w:spacing w:line="480" w:lineRule="auto" w:before="0" w:after="0"/>
+        <w:ind w:firstLine="400"/>
+        <w:jc w:val="both"/>
+      </w:pPr>
+      <w:r>
+        <w:rPr>
+          <w:rFonts w:ascii="바탕" w:hAnsi="바탕" w:eastAsia="바탕"/>
+          <w:b w:val="0"/>
+          <w:i w:val="0"/>
+          <w:sz w:val="20"/>
+        </w:rPr>
+        <w:t>MountainCar에서 λ*가 0으로 나왔다는 것은 "비용이 없어도 학습이 규칙에 진다"는 뜻이다. 그렇다면 이 결과는 비용에 대한 발견이 아니라 학습이 덜 됐다는 신호일 수 있다. 그래서 학습 예산과 탐험 설정을 바꿔 가며 λ=0 성능을 다시 쟀다.</w:t>
+      </w:r>
+    </w:p>
+    <w:p>
+      <w:pPr>
+        <w:keepNext/>
+        <w:widowControl/>
+        <w:spacing w:line="276" w:lineRule="auto" w:before="200" w:after="40"/>
+        <w:jc w:val="center"/>
+      </w:pPr>
+      <w:r>
+        <w:rPr>
+          <w:rFonts w:ascii="맑은 고딕" w:hAnsi="맑은 고딕" w:eastAsia="맑은 고딕"/>
+          <w:b/>
+          <w:i w:val="0"/>
+          <w:sz w:val="19"/>
+        </w:rPr>
+        <w:t>표 11. 공정성 점검 — 비용이 없을 때(λ=0) 학습은 그 환경의 규칙 수준에 닿는가</w:t>
+      </w:r>
+    </w:p>
+    <w:p>
+      <w:pPr>
+        <w:keepNext/>
+        <w:widowControl/>
+        <w:spacing w:line="276" w:lineRule="auto" w:before="0" w:after="60"/>
+        <w:jc w:val="center"/>
+      </w:pPr>
+      <w:r>
+        <w:rPr>
+          <w:rFonts w:ascii="맑은 고딕" w:hAnsi="맑은 고딕" w:eastAsia="맑은 고딕"/>
+          <w:b w:val="0"/>
+          <w:i/>
+          <w:sz w:val="18"/>
+        </w:rPr>
+        <w:t>Table 11. Fairness check: does learning reach rule-level performance at zero cost (λ=0)</w:t>
+      </w:r>
+    </w:p>
+    <w:tbl>
+      <w:tblPr>
+        <w:tblStyle w:val="TableGrid"/>
+        <w:tblW w:type="auto" w:w="0"/>
+        <w:jc w:val="center"/>
+        <w:tblLook w:firstColumn="1" w:firstRow="1" w:lastColumn="0" w:lastRow="0" w:noHBand="0" w:noVBand="1" w:val="04A0"/>
+      </w:tblPr>
+      <w:tblGrid>
+        <w:gridCol w:w="1296"/>
+        <w:gridCol w:w="1296"/>
+        <w:gridCol w:w="1296"/>
+        <w:gridCol w:w="1296"/>
+        <w:gridCol w:w="1296"/>
+        <w:gridCol w:w="1296"/>
+        <w:gridCol w:w="1296"/>
+      </w:tblGrid>
+      <w:tr>
+        <w:trPr>
+          <w:cantSplit/>
+          <w:tblHeader/>
+        </w:trPr>
+        <w:tc>
+          <w:tcPr>
             <w:tcW w:type="dxa" w:w="1474"/>
+            <w:shd w:val="clear" w:color="auto" w:fill="EDEDED"/>
+          </w:tcPr>
+          <w:p>
+            <w:pPr>
+              <w:spacing w:line="240" w:lineRule="auto"/>
+              <w:jc w:val="center"/>
+            </w:pPr>
+            <w:r/>
+            <w:r>
+              <w:rPr>
+                <w:rFonts w:ascii="맑은 고딕" w:hAnsi="맑은 고딕" w:eastAsia="맑은 고딕"/>
+                <w:b/>
+                <w:i w:val="0"/>
+                <w:sz w:val="18"/>
+              </w:rPr>
+              <w:t>환경</w:t>
+            </w:r>
+          </w:p>
+        </w:tc>
+        <w:tc>
+          <w:tcPr>
+            <w:tcW w:type="dxa" w:w="2494"/>
+            <w:shd w:val="clear" w:color="auto" w:fill="EDEDED"/>
+          </w:tcPr>
+          <w:p>
+            <w:pPr>
+              <w:spacing w:line="240" w:lineRule="auto"/>
+              <w:jc w:val="center"/>
+            </w:pPr>
+            <w:r/>
+            <w:r>
+              <w:rPr>
+                <w:rFonts w:ascii="맑은 고딕" w:hAnsi="맑은 고딕" w:eastAsia="맑은 고딕"/>
+                <w:b/>
+                <w:i w:val="0"/>
+                <w:sz w:val="18"/>
+              </w:rPr>
+              <w:t>설정</w:t>
+            </w:r>
+          </w:p>
+        </w:tc>
+        <w:tc>
+          <w:tcPr>
+            <w:tcW w:type="dxa" w:w="1077"/>
+            <w:shd w:val="clear" w:color="auto" w:fill="EDEDED"/>
+          </w:tcPr>
+          <w:p>
+            <w:pPr>
+              <w:spacing w:line="240" w:lineRule="auto"/>
+              <w:jc w:val="center"/>
+            </w:pPr>
+            <w:r/>
+            <w:r>
+              <w:rPr>
+                <w:rFonts w:ascii="맑은 고딕" w:hAnsi="맑은 고딕" w:eastAsia="맑은 고딕"/>
+                <w:b/>
+                <w:i w:val="0"/>
+                <w:sz w:val="18"/>
+              </w:rPr>
+              <w:t>학습 예산</w:t>
+            </w:r>
+          </w:p>
+        </w:tc>
+        <w:tc>
+          <w:tcPr>
+            <w:tcW w:type="dxa" w:w="624"/>
+            <w:shd w:val="clear" w:color="auto" w:fill="EDEDED"/>
+          </w:tcPr>
+          <w:p>
+            <w:pPr>
+              <w:spacing w:line="240" w:lineRule="auto"/>
+              <w:jc w:val="center"/>
+            </w:pPr>
+            <w:r/>
+            <w:r>
+              <w:rPr>
+                <w:rFonts w:ascii="맑은 고딕" w:hAnsi="맑은 고딕" w:eastAsia="맑은 고딕"/>
+                <w:b/>
+                <w:i w:val="0"/>
+                <w:sz w:val="18"/>
+              </w:rPr>
+              <w:t>시드</w:t>
+            </w:r>
+          </w:p>
+        </w:tc>
+        <w:tc>
+          <w:tcPr>
+            <w:tcW w:type="dxa" w:w="907"/>
+            <w:shd w:val="clear" w:color="auto" w:fill="EDEDED"/>
+          </w:tcPr>
+          <w:p>
+            <w:pPr>
+              <w:spacing w:line="240" w:lineRule="auto"/>
+              <w:jc w:val="center"/>
+            </w:pPr>
+            <w:r/>
+            <w:r>
+              <w:rPr>
+                <w:rFonts w:ascii="맑은 고딕" w:hAnsi="맑은 고딕" w:eastAsia="맑은 고딕"/>
+                <w:b/>
+                <w:i w:val="0"/>
+                <w:sz w:val="18"/>
+              </w:rPr>
+              <w:t>r IQM</w:t>
+            </w:r>
+          </w:p>
+        </w:tc>
+        <w:tc>
+          <w:tcPr>
+            <w:tcW w:type="dxa" w:w="1361"/>
+            <w:shd w:val="clear" w:color="auto" w:fill="EDEDED"/>
+          </w:tcPr>
+          <w:p>
+            <w:pPr>
+              <w:spacing w:line="240" w:lineRule="auto"/>
+              <w:jc w:val="center"/>
+            </w:pPr>
+            <w:r/>
+            <w:r>
+              <w:rPr>
+                <w:rFonts w:ascii="맑은 고딕" w:hAnsi="맑은 고딕" w:eastAsia="맑은 고딕"/>
+                <w:b/>
+                <w:i w:val="0"/>
+                <w:sz w:val="18"/>
+              </w:rPr>
+              <w:t>95% CI</w:t>
+            </w:r>
+          </w:p>
+        </w:tc>
+        <w:tc>
+          <w:tcPr>
+            <w:tcW w:type="dxa" w:w="794"/>
+            <w:shd w:val="clear" w:color="auto" w:fill="EDEDED"/>
+          </w:tcPr>
+          <w:p>
+            <w:pPr>
+              <w:spacing w:line="240" w:lineRule="auto"/>
+              <w:jc w:val="center"/>
+            </w:pPr>
+            <w:r/>
+            <w:r>
+              <w:rPr>
+                <w:rFonts w:ascii="맑은 고딕" w:hAnsi="맑은 고딕" w:eastAsia="맑은 고딕"/>
+                <w:b/>
+                <w:i w:val="0"/>
+                <w:sz w:val="18"/>
+              </w:rPr>
+              <w:t>성공률</w:t>
+            </w:r>
+          </w:p>
+        </w:tc>
+      </w:tr>
+      <w:tr>
+        <w:trPr>
+          <w:cantSplit/>
+        </w:trPr>
+        <w:tc>
+          <w:tcPr>
+            <w:tcW w:type="dxa" w:w="1474"/>
           </w:tcPr>
           <w:p>
             <w:pPr>
@@ -21367,6 +23021,976 @@
                 <w:i w:val="0"/>
                 <w:sz w:val="18"/>
               </w:rPr>
+              <w:t>MountainCar-v0</w:t>
+            </w:r>
+          </w:p>
+        </w:tc>
+        <w:tc>
+          <w:tcPr>
+            <w:tcW w:type="dxa" w:w="2494"/>
+          </w:tcPr>
+          <w:p>
+            <w:pPr>
+              <w:spacing w:line="240" w:lineRule="auto"/>
+              <w:jc w:val="center"/>
+            </w:pPr>
+            <w:r>
+              <w:rPr>
+                <w:rFonts w:ascii="바탕" w:hAnsi="바탕" w:eastAsia="바탕"/>
+                <w:b w:val="0"/>
+                <w:i w:val="0"/>
+                <w:sz w:val="18"/>
+              </w:rPr>
+              <w:t>본실험 (30만 스텝, ε=0.2 고정)</w:t>
+            </w:r>
+          </w:p>
+        </w:tc>
+        <w:tc>
+          <w:tcPr>
+            <w:tcW w:type="dxa" w:w="1077"/>
+          </w:tcPr>
+          <w:p>
+            <w:pPr>
+              <w:spacing w:line="240" w:lineRule="auto"/>
+              <w:jc w:val="center"/>
+            </w:pPr>
+            <w:r>
+              <w:rPr>
+                <w:rFonts w:ascii="바탕" w:hAnsi="바탕" w:eastAsia="바탕"/>
+                <w:b w:val="0"/>
+                <w:i w:val="0"/>
+                <w:sz w:val="18"/>
+              </w:rPr>
+              <w:t>300,000</w:t>
+            </w:r>
+          </w:p>
+        </w:tc>
+        <w:tc>
+          <w:tcPr>
+            <w:tcW w:type="dxa" w:w="624"/>
+          </w:tcPr>
+          <w:p>
+            <w:pPr>
+              <w:spacing w:line="240" w:lineRule="auto"/>
+              <w:jc w:val="center"/>
+            </w:pPr>
+            <w:r>
+              <w:rPr>
+                <w:rFonts w:ascii="바탕" w:hAnsi="바탕" w:eastAsia="바탕"/>
+                <w:b w:val="0"/>
+                <w:i w:val="0"/>
+                <w:sz w:val="18"/>
+              </w:rPr>
+              <w:t>10</w:t>
+            </w:r>
+          </w:p>
+        </w:tc>
+        <w:tc>
+          <w:tcPr>
+            <w:tcW w:type="dxa" w:w="907"/>
+          </w:tcPr>
+          <w:p>
+            <w:pPr>
+              <w:spacing w:line="240" w:lineRule="auto"/>
+              <w:jc w:val="center"/>
+            </w:pPr>
+            <w:r>
+              <w:rPr>
+                <w:rFonts w:ascii="바탕" w:hAnsi="바탕" w:eastAsia="바탕"/>
+                <w:b w:val="0"/>
+                <w:i w:val="0"/>
+                <w:sz w:val="18"/>
+              </w:rPr>
+              <w:t>-160.4</w:t>
+            </w:r>
+          </w:p>
+        </w:tc>
+        <w:tc>
+          <w:tcPr>
+            <w:tcW w:type="dxa" w:w="1361"/>
+          </w:tcPr>
+          <w:p>
+            <w:pPr>
+              <w:spacing w:line="240" w:lineRule="auto"/>
+              <w:jc w:val="center"/>
+            </w:pPr>
+            <w:r>
+              <w:rPr>
+                <w:rFonts w:ascii="바탕" w:hAnsi="바탕" w:eastAsia="바탕"/>
+                <w:b w:val="0"/>
+                <w:i w:val="0"/>
+                <w:sz w:val="18"/>
+              </w:rPr>
+              <w:t>[-179.9, -142.0]</w:t>
+            </w:r>
+          </w:p>
+        </w:tc>
+        <w:tc>
+          <w:tcPr>
+            <w:tcW w:type="dxa" w:w="794"/>
+          </w:tcPr>
+          <w:p>
+            <w:pPr>
+              <w:spacing w:line="240" w:lineRule="auto"/>
+              <w:jc w:val="center"/>
+            </w:pPr>
+            <w:r>
+              <w:rPr>
+                <w:rFonts w:ascii="바탕" w:hAnsi="바탕" w:eastAsia="바탕"/>
+                <w:b w:val="0"/>
+                <w:i w:val="0"/>
+                <w:sz w:val="18"/>
+              </w:rPr>
+              <w:t>62%</w:t>
+            </w:r>
+          </w:p>
+        </w:tc>
+      </w:tr>
+      <w:tr>
+        <w:trPr>
+          <w:cantSplit/>
+        </w:trPr>
+        <w:tc>
+          <w:tcPr>
+            <w:tcW w:type="dxa" w:w="1474"/>
+          </w:tcPr>
+          <w:p>
+            <w:pPr>
+              <w:spacing w:line="240" w:lineRule="auto"/>
+              <w:jc w:val="left"/>
+            </w:pPr>
+          </w:p>
+        </w:tc>
+        <w:tc>
+          <w:tcPr>
+            <w:tcW w:type="dxa" w:w="2494"/>
+          </w:tcPr>
+          <w:p>
+            <w:pPr>
+              <w:spacing w:line="240" w:lineRule="auto"/>
+              <w:jc w:val="center"/>
+            </w:pPr>
+            <w:r>
+              <w:rPr>
+                <w:rFonts w:ascii="바탕" w:hAnsi="바탕" w:eastAsia="바탕"/>
+                <w:b w:val="0"/>
+                <w:i w:val="0"/>
+                <w:sz w:val="18"/>
+              </w:rPr>
+              <w:t>예산 100만 (ε=0.2 고정)</w:t>
+            </w:r>
+          </w:p>
+        </w:tc>
+        <w:tc>
+          <w:tcPr>
+            <w:tcW w:type="dxa" w:w="1077"/>
+          </w:tcPr>
+          <w:p>
+            <w:pPr>
+              <w:spacing w:line="240" w:lineRule="auto"/>
+              <w:jc w:val="center"/>
+            </w:pPr>
+            <w:r>
+              <w:rPr>
+                <w:rFonts w:ascii="바탕" w:hAnsi="바탕" w:eastAsia="바탕"/>
+                <w:b w:val="0"/>
+                <w:i w:val="0"/>
+                <w:sz w:val="18"/>
+              </w:rPr>
+              <w:t>1,000,000</w:t>
+            </w:r>
+          </w:p>
+        </w:tc>
+        <w:tc>
+          <w:tcPr>
+            <w:tcW w:type="dxa" w:w="624"/>
+          </w:tcPr>
+          <w:p>
+            <w:pPr>
+              <w:spacing w:line="240" w:lineRule="auto"/>
+              <w:jc w:val="center"/>
+            </w:pPr>
+            <w:r>
+              <w:rPr>
+                <w:rFonts w:ascii="바탕" w:hAnsi="바탕" w:eastAsia="바탕"/>
+                <w:b w:val="0"/>
+                <w:i w:val="0"/>
+                <w:sz w:val="18"/>
+              </w:rPr>
+              <w:t>5</w:t>
+            </w:r>
+          </w:p>
+        </w:tc>
+        <w:tc>
+          <w:tcPr>
+            <w:tcW w:type="dxa" w:w="907"/>
+          </w:tcPr>
+          <w:p>
+            <w:pPr>
+              <w:spacing w:line="240" w:lineRule="auto"/>
+              <w:jc w:val="center"/>
+            </w:pPr>
+            <w:r>
+              <w:rPr>
+                <w:rFonts w:ascii="바탕" w:hAnsi="바탕" w:eastAsia="바탕"/>
+                <w:b w:val="0"/>
+                <w:i w:val="0"/>
+                <w:sz w:val="18"/>
+              </w:rPr>
+              <w:t>-152.1</w:t>
+            </w:r>
+          </w:p>
+        </w:tc>
+        <w:tc>
+          <w:tcPr>
+            <w:tcW w:type="dxa" w:w="1361"/>
+          </w:tcPr>
+          <w:p>
+            <w:pPr>
+              <w:spacing w:line="240" w:lineRule="auto"/>
+              <w:jc w:val="center"/>
+            </w:pPr>
+            <w:r>
+              <w:rPr>
+                <w:rFonts w:ascii="바탕" w:hAnsi="바탕" w:eastAsia="바탕"/>
+                <w:b w:val="0"/>
+                <w:i w:val="0"/>
+                <w:sz w:val="18"/>
+              </w:rPr>
+              <w:t>[-185.3, -134.2]</w:t>
+            </w:r>
+          </w:p>
+        </w:tc>
+        <w:tc>
+          <w:tcPr>
+            <w:tcW w:type="dxa" w:w="794"/>
+          </w:tcPr>
+          <w:p>
+            <w:pPr>
+              <w:spacing w:line="240" w:lineRule="auto"/>
+              <w:jc w:val="center"/>
+            </w:pPr>
+            <w:r>
+              <w:rPr>
+                <w:rFonts w:ascii="바탕" w:hAnsi="바탕" w:eastAsia="바탕"/>
+                <w:b w:val="0"/>
+                <w:i w:val="0"/>
+                <w:sz w:val="18"/>
+              </w:rPr>
+              <w:t>98%</w:t>
+            </w:r>
+          </w:p>
+        </w:tc>
+      </w:tr>
+      <w:tr>
+        <w:trPr>
+          <w:cantSplit/>
+        </w:trPr>
+        <w:tc>
+          <w:tcPr>
+            <w:tcW w:type="dxa" w:w="1474"/>
+          </w:tcPr>
+          <w:p>
+            <w:pPr>
+              <w:spacing w:line="240" w:lineRule="auto"/>
+              <w:jc w:val="left"/>
+            </w:pPr>
+          </w:p>
+        </w:tc>
+        <w:tc>
+          <w:tcPr>
+            <w:tcW w:type="dxa" w:w="2494"/>
+          </w:tcPr>
+          <w:p>
+            <w:pPr>
+              <w:spacing w:line="240" w:lineRule="auto"/>
+              <w:jc w:val="center"/>
+            </w:pPr>
+            <w:r>
+              <w:rPr>
+                <w:rFonts w:ascii="바탕" w:hAnsi="바탕" w:eastAsia="바탕"/>
+                <w:b w:val="0"/>
+                <w:i w:val="0"/>
+                <w:sz w:val="18"/>
+              </w:rPr>
+              <w:t>예산 100만 + ε 감소</w:t>
+            </w:r>
+          </w:p>
+        </w:tc>
+        <w:tc>
+          <w:tcPr>
+            <w:tcW w:type="dxa" w:w="1077"/>
+          </w:tcPr>
+          <w:p>
+            <w:pPr>
+              <w:spacing w:line="240" w:lineRule="auto"/>
+              <w:jc w:val="center"/>
+            </w:pPr>
+            <w:r>
+              <w:rPr>
+                <w:rFonts w:ascii="바탕" w:hAnsi="바탕" w:eastAsia="바탕"/>
+                <w:b w:val="0"/>
+                <w:i w:val="0"/>
+                <w:sz w:val="18"/>
+              </w:rPr>
+              <w:t>1,000,000</w:t>
+            </w:r>
+          </w:p>
+        </w:tc>
+        <w:tc>
+          <w:tcPr>
+            <w:tcW w:type="dxa" w:w="624"/>
+          </w:tcPr>
+          <w:p>
+            <w:pPr>
+              <w:spacing w:line="240" w:lineRule="auto"/>
+              <w:jc w:val="center"/>
+            </w:pPr>
+            <w:r>
+              <w:rPr>
+                <w:rFonts w:ascii="바탕" w:hAnsi="바탕" w:eastAsia="바탕"/>
+                <w:b w:val="0"/>
+                <w:i w:val="0"/>
+                <w:sz w:val="18"/>
+              </w:rPr>
+              <w:t>5</w:t>
+            </w:r>
+          </w:p>
+        </w:tc>
+        <w:tc>
+          <w:tcPr>
+            <w:tcW w:type="dxa" w:w="907"/>
+          </w:tcPr>
+          <w:p>
+            <w:pPr>
+              <w:spacing w:line="240" w:lineRule="auto"/>
+              <w:jc w:val="center"/>
+            </w:pPr>
+            <w:r>
+              <w:rPr>
+                <w:rFonts w:ascii="바탕" w:hAnsi="바탕" w:eastAsia="바탕"/>
+                <w:b w:val="0"/>
+                <w:i w:val="0"/>
+                <w:sz w:val="18"/>
+              </w:rPr>
+              <w:t>-168.4</w:t>
+            </w:r>
+          </w:p>
+        </w:tc>
+        <w:tc>
+          <w:tcPr>
+            <w:tcW w:type="dxa" w:w="1361"/>
+          </w:tcPr>
+          <w:p>
+            <w:pPr>
+              <w:spacing w:line="240" w:lineRule="auto"/>
+              <w:jc w:val="center"/>
+            </w:pPr>
+            <w:r>
+              <w:rPr>
+                <w:rFonts w:ascii="바탕" w:hAnsi="바탕" w:eastAsia="바탕"/>
+                <w:b w:val="0"/>
+                <w:i w:val="0"/>
+                <w:sz w:val="18"/>
+              </w:rPr>
+              <w:t>[-200.0, -136.7]</w:t>
+            </w:r>
+          </w:p>
+        </w:tc>
+        <w:tc>
+          <w:tcPr>
+            <w:tcW w:type="dxa" w:w="794"/>
+          </w:tcPr>
+          <w:p>
+            <w:pPr>
+              <w:spacing w:line="240" w:lineRule="auto"/>
+              <w:jc w:val="center"/>
+            </w:pPr>
+            <w:r>
+              <w:rPr>
+                <w:rFonts w:ascii="바탕" w:hAnsi="바탕" w:eastAsia="바탕"/>
+                <w:b w:val="0"/>
+                <w:i w:val="0"/>
+                <w:sz w:val="18"/>
+              </w:rPr>
+              <w:t>61%</w:t>
+            </w:r>
+          </w:p>
+        </w:tc>
+      </w:tr>
+      <w:tr>
+        <w:trPr>
+          <w:cantSplit/>
+        </w:trPr>
+        <w:tc>
+          <w:tcPr>
+            <w:tcW w:type="dxa" w:w="1474"/>
+          </w:tcPr>
+          <w:p>
+            <w:pPr>
+              <w:spacing w:line="240" w:lineRule="auto"/>
+              <w:jc w:val="left"/>
+            </w:pPr>
+          </w:p>
+        </w:tc>
+        <w:tc>
+          <w:tcPr>
+            <w:tcW w:type="dxa" w:w="2494"/>
+          </w:tcPr>
+          <w:p>
+            <w:pPr>
+              <w:spacing w:line="240" w:lineRule="auto"/>
+              <w:jc w:val="center"/>
+            </w:pPr>
+            <w:r>
+              <w:rPr>
+                <w:rFonts w:ascii="바탕" w:hAnsi="바탕" w:eastAsia="바탕"/>
+                <w:b w:val="0"/>
+                <w:i w:val="0"/>
+                <w:sz w:val="18"/>
+              </w:rPr>
+              <w:t>예산 100만 + ε 감소 + 용량 확대</w:t>
+            </w:r>
+          </w:p>
+        </w:tc>
+        <w:tc>
+          <w:tcPr>
+            <w:tcW w:type="dxa" w:w="1077"/>
+          </w:tcPr>
+          <w:p>
+            <w:pPr>
+              <w:spacing w:line="240" w:lineRule="auto"/>
+              <w:jc w:val="center"/>
+            </w:pPr>
+            <w:r>
+              <w:rPr>
+                <w:rFonts w:ascii="바탕" w:hAnsi="바탕" w:eastAsia="바탕"/>
+                <w:b w:val="0"/>
+                <w:i w:val="0"/>
+                <w:sz w:val="18"/>
+              </w:rPr>
+              <w:t>1,000,000</w:t>
+            </w:r>
+          </w:p>
+        </w:tc>
+        <w:tc>
+          <w:tcPr>
+            <w:tcW w:type="dxa" w:w="624"/>
+          </w:tcPr>
+          <w:p>
+            <w:pPr>
+              <w:spacing w:line="240" w:lineRule="auto"/>
+              <w:jc w:val="center"/>
+            </w:pPr>
+            <w:r>
+              <w:rPr>
+                <w:rFonts w:ascii="바탕" w:hAnsi="바탕" w:eastAsia="바탕"/>
+                <w:b w:val="0"/>
+                <w:i w:val="0"/>
+                <w:sz w:val="18"/>
+              </w:rPr>
+              <w:t>5</w:t>
+            </w:r>
+          </w:p>
+        </w:tc>
+        <w:tc>
+          <w:tcPr>
+            <w:tcW w:type="dxa" w:w="907"/>
+          </w:tcPr>
+          <w:p>
+            <w:pPr>
+              <w:spacing w:line="240" w:lineRule="auto"/>
+              <w:jc w:val="center"/>
+            </w:pPr>
+            <w:r>
+              <w:rPr>
+                <w:rFonts w:ascii="바탕" w:hAnsi="바탕" w:eastAsia="바탕"/>
+                <w:b w:val="0"/>
+                <w:i w:val="0"/>
+                <w:sz w:val="18"/>
+              </w:rPr>
+              <w:t>-161.5</w:t>
+            </w:r>
+          </w:p>
+        </w:tc>
+        <w:tc>
+          <w:tcPr>
+            <w:tcW w:type="dxa" w:w="1361"/>
+          </w:tcPr>
+          <w:p>
+            <w:pPr>
+              <w:spacing w:line="240" w:lineRule="auto"/>
+              <w:jc w:val="center"/>
+            </w:pPr>
+            <w:r>
+              <w:rPr>
+                <w:rFonts w:ascii="바탕" w:hAnsi="바탕" w:eastAsia="바탕"/>
+                <w:b w:val="0"/>
+                <w:i w:val="0"/>
+                <w:sz w:val="18"/>
+              </w:rPr>
+              <w:t>[-200.0, -132.4]</w:t>
+            </w:r>
+          </w:p>
+        </w:tc>
+        <w:tc>
+          <w:tcPr>
+            <w:tcW w:type="dxa" w:w="794"/>
+          </w:tcPr>
+          <w:p>
+            <w:pPr>
+              <w:spacing w:line="240" w:lineRule="auto"/>
+              <w:jc w:val="center"/>
+            </w:pPr>
+            <w:r>
+              <w:rPr>
+                <w:rFonts w:ascii="바탕" w:hAnsi="바탕" w:eastAsia="바탕"/>
+                <w:b w:val="0"/>
+                <w:i w:val="0"/>
+                <w:sz w:val="18"/>
+              </w:rPr>
+              <w:t>58%</w:t>
+            </w:r>
+          </w:p>
+        </w:tc>
+      </w:tr>
+      <w:tr>
+        <w:trPr>
+          <w:cantSplit/>
+        </w:trPr>
+        <w:tc>
+          <w:tcPr>
+            <w:tcW w:type="dxa" w:w="1474"/>
+          </w:tcPr>
+          <w:p>
+            <w:pPr>
+              <w:spacing w:line="240" w:lineRule="auto"/>
+              <w:jc w:val="left"/>
+            </w:pPr>
+          </w:p>
+        </w:tc>
+        <w:tc>
+          <w:tcPr>
+            <w:tcW w:type="dxa" w:w="2494"/>
+          </w:tcPr>
+          <w:p>
+            <w:pPr>
+              <w:spacing w:line="240" w:lineRule="auto"/>
+              <w:jc w:val="center"/>
+            </w:pPr>
+            <w:r>
+              <w:rPr>
+                <w:rFonts w:ascii="바탕" w:hAnsi="바탕" w:eastAsia="바탕"/>
+                <w:b/>
+                <w:i w:val="0"/>
+                <w:sz w:val="18"/>
+              </w:rPr>
+              <w:t>기준: pump 규칙 (학습 없음)</w:t>
+            </w:r>
+          </w:p>
+        </w:tc>
+        <w:tc>
+          <w:tcPr>
+            <w:tcW w:type="dxa" w:w="1077"/>
+          </w:tcPr>
+          <w:p>
+            <w:pPr>
+              <w:spacing w:line="240" w:lineRule="auto"/>
+              <w:jc w:val="center"/>
+            </w:pPr>
+            <w:r>
+              <w:rPr>
+                <w:rFonts w:ascii="바탕" w:hAnsi="바탕" w:eastAsia="바탕"/>
+                <w:b w:val="0"/>
+                <w:i w:val="0"/>
+                <w:sz w:val="18"/>
+              </w:rPr>
+              <w:t>—</w:t>
+            </w:r>
+          </w:p>
+        </w:tc>
+        <w:tc>
+          <w:tcPr>
+            <w:tcW w:type="dxa" w:w="624"/>
+          </w:tcPr>
+          <w:p>
+            <w:pPr>
+              <w:spacing w:line="240" w:lineRule="auto"/>
+              <w:jc w:val="center"/>
+            </w:pPr>
+            <w:r>
+              <w:rPr>
+                <w:rFonts w:ascii="바탕" w:hAnsi="바탕" w:eastAsia="바탕"/>
+                <w:b w:val="0"/>
+                <w:i w:val="0"/>
+                <w:sz w:val="18"/>
+              </w:rPr>
+              <w:t>10</w:t>
+            </w:r>
+          </w:p>
+        </w:tc>
+        <w:tc>
+          <w:tcPr>
+            <w:tcW w:type="dxa" w:w="907"/>
+          </w:tcPr>
+          <w:p>
+            <w:pPr>
+              <w:spacing w:line="240" w:lineRule="auto"/>
+              <w:jc w:val="center"/>
+            </w:pPr>
+            <w:r>
+              <w:rPr>
+                <w:rFonts w:ascii="바탕" w:hAnsi="바탕" w:eastAsia="바탕"/>
+                <w:b/>
+                <w:i w:val="0"/>
+                <w:sz w:val="18"/>
+              </w:rPr>
+              <w:t>-119.3</w:t>
+            </w:r>
+          </w:p>
+        </w:tc>
+        <w:tc>
+          <w:tcPr>
+            <w:tcW w:type="dxa" w:w="1361"/>
+          </w:tcPr>
+          <w:p>
+            <w:pPr>
+              <w:spacing w:line="240" w:lineRule="auto"/>
+              <w:jc w:val="center"/>
+            </w:pPr>
+            <w:r>
+              <w:rPr>
+                <w:rFonts w:ascii="바탕" w:hAnsi="바탕" w:eastAsia="바탕"/>
+                <w:b w:val="0"/>
+                <w:i w:val="0"/>
+                <w:sz w:val="18"/>
+              </w:rPr>
+              <w:t>[-119.6, -119.1]</w:t>
+            </w:r>
+          </w:p>
+        </w:tc>
+        <w:tc>
+          <w:tcPr>
+            <w:tcW w:type="dxa" w:w="794"/>
+          </w:tcPr>
+          <w:p>
+            <w:pPr>
+              <w:spacing w:line="240" w:lineRule="auto"/>
+              <w:jc w:val="center"/>
+            </w:pPr>
+            <w:r>
+              <w:rPr>
+                <w:rFonts w:ascii="바탕" w:hAnsi="바탕" w:eastAsia="바탕"/>
+                <w:b/>
+                <w:i w:val="0"/>
+                <w:sz w:val="18"/>
+              </w:rPr>
+              <w:t>100%</w:t>
+            </w:r>
+          </w:p>
+        </w:tc>
+      </w:tr>
+      <w:tr>
+        <w:trPr>
+          <w:cantSplit/>
+        </w:trPr>
+        <w:tc>
+          <w:tcPr>
+            <w:tcW w:type="dxa" w:w="1474"/>
+          </w:tcPr>
+          <w:p>
+            <w:pPr>
+              <w:spacing w:line="240" w:lineRule="auto"/>
+              <w:jc w:val="left"/>
+            </w:pPr>
+            <w:r>
+              <w:rPr>
+                <w:rFonts w:ascii="바탕" w:hAnsi="바탕" w:eastAsia="바탕"/>
+                <w:b w:val="0"/>
+                <w:i w:val="0"/>
+                <w:sz w:val="18"/>
+              </w:rPr>
+              <w:t>LunarLander-v3</w:t>
+            </w:r>
+          </w:p>
+        </w:tc>
+        <w:tc>
+          <w:tcPr>
+            <w:tcW w:type="dxa" w:w="2494"/>
+          </w:tcPr>
+          <w:p>
+            <w:pPr>
+              <w:spacing w:line="240" w:lineRule="auto"/>
+              <w:jc w:val="center"/>
+            </w:pPr>
+            <w:r>
+              <w:rPr>
+                <w:rFonts w:ascii="바탕" w:hAnsi="바탕" w:eastAsia="바탕"/>
+                <w:b w:val="0"/>
+                <w:i w:val="0"/>
+                <w:sz w:val="18"/>
+              </w:rPr>
+              <w:t>본실험 (20만 스텝)</w:t>
+            </w:r>
+          </w:p>
+        </w:tc>
+        <w:tc>
+          <w:tcPr>
+            <w:tcW w:type="dxa" w:w="1077"/>
+          </w:tcPr>
+          <w:p>
+            <w:pPr>
+              <w:spacing w:line="240" w:lineRule="auto"/>
+              <w:jc w:val="center"/>
+            </w:pPr>
+            <w:r>
+              <w:rPr>
+                <w:rFonts w:ascii="바탕" w:hAnsi="바탕" w:eastAsia="바탕"/>
+                <w:b w:val="0"/>
+                <w:i w:val="0"/>
+                <w:sz w:val="18"/>
+              </w:rPr>
+              <w:t>200,000</w:t>
+            </w:r>
+          </w:p>
+        </w:tc>
+        <w:tc>
+          <w:tcPr>
+            <w:tcW w:type="dxa" w:w="624"/>
+          </w:tcPr>
+          <w:p>
+            <w:pPr>
+              <w:spacing w:line="240" w:lineRule="auto"/>
+              <w:jc w:val="center"/>
+            </w:pPr>
+            <w:r>
+              <w:rPr>
+                <w:rFonts w:ascii="바탕" w:hAnsi="바탕" w:eastAsia="바탕"/>
+                <w:b w:val="0"/>
+                <w:i w:val="0"/>
+                <w:sz w:val="18"/>
+              </w:rPr>
+              <w:t>10</w:t>
+            </w:r>
+          </w:p>
+        </w:tc>
+        <w:tc>
+          <w:tcPr>
+            <w:tcW w:type="dxa" w:w="907"/>
+          </w:tcPr>
+          <w:p>
+            <w:pPr>
+              <w:spacing w:line="240" w:lineRule="auto"/>
+              <w:jc w:val="center"/>
+            </w:pPr>
+            <w:r>
+              <w:rPr>
+                <w:rFonts w:ascii="바탕" w:hAnsi="바탕" w:eastAsia="바탕"/>
+                <w:b w:val="0"/>
+                <w:i w:val="0"/>
+                <w:sz w:val="18"/>
+              </w:rPr>
+              <w:t>188.9</w:t>
+            </w:r>
+          </w:p>
+        </w:tc>
+        <w:tc>
+          <w:tcPr>
+            <w:tcW w:type="dxa" w:w="1361"/>
+          </w:tcPr>
+          <w:p>
+            <w:pPr>
+              <w:spacing w:line="240" w:lineRule="auto"/>
+              <w:jc w:val="center"/>
+            </w:pPr>
+            <w:r>
+              <w:rPr>
+                <w:rFonts w:ascii="바탕" w:hAnsi="바탕" w:eastAsia="바탕"/>
+                <w:b w:val="0"/>
+                <w:i w:val="0"/>
+                <w:sz w:val="18"/>
+              </w:rPr>
+              <w:t>[171.3, 216.4]</w:t>
+            </w:r>
+          </w:p>
+        </w:tc>
+        <w:tc>
+          <w:tcPr>
+            <w:tcW w:type="dxa" w:w="794"/>
+          </w:tcPr>
+          <w:p>
+            <w:pPr>
+              <w:spacing w:line="240" w:lineRule="auto"/>
+              <w:jc w:val="center"/>
+            </w:pPr>
+            <w:r>
+              <w:rPr>
+                <w:rFonts w:ascii="바탕" w:hAnsi="바탕" w:eastAsia="바탕"/>
+                <w:b w:val="0"/>
+                <w:i w:val="0"/>
+                <w:sz w:val="18"/>
+              </w:rPr>
+              <w:t>81%</w:t>
+            </w:r>
+          </w:p>
+        </w:tc>
+      </w:tr>
+      <w:tr>
+        <w:trPr>
+          <w:cantSplit/>
+        </w:trPr>
+        <w:tc>
+          <w:tcPr>
+            <w:tcW w:type="dxa" w:w="1474"/>
+          </w:tcPr>
+          <w:p>
+            <w:pPr>
+              <w:spacing w:line="240" w:lineRule="auto"/>
+              <w:jc w:val="left"/>
+            </w:pPr>
+          </w:p>
+        </w:tc>
+        <w:tc>
+          <w:tcPr>
+            <w:tcW w:type="dxa" w:w="2494"/>
+          </w:tcPr>
+          <w:p>
+            <w:pPr>
+              <w:spacing w:line="240" w:lineRule="auto"/>
+              <w:jc w:val="center"/>
+            </w:pPr>
+            <w:r>
+              <w:rPr>
+                <w:rFonts w:ascii="바탕" w:hAnsi="바탕" w:eastAsia="바탕"/>
+                <w:b/>
+                <w:i w:val="0"/>
+                <w:sz w:val="18"/>
+              </w:rPr>
+              <w:t>기준: 임계값 규칙(튜닝) (학습 없음)</w:t>
+            </w:r>
+          </w:p>
+        </w:tc>
+        <w:tc>
+          <w:tcPr>
+            <w:tcW w:type="dxa" w:w="1077"/>
+          </w:tcPr>
+          <w:p>
+            <w:pPr>
+              <w:spacing w:line="240" w:lineRule="auto"/>
+              <w:jc w:val="center"/>
+            </w:pPr>
+            <w:r>
+              <w:rPr>
+                <w:rFonts w:ascii="바탕" w:hAnsi="바탕" w:eastAsia="바탕"/>
+                <w:b w:val="0"/>
+                <w:i w:val="0"/>
+                <w:sz w:val="18"/>
+              </w:rPr>
+              <w:t>—</w:t>
+            </w:r>
+          </w:p>
+        </w:tc>
+        <w:tc>
+          <w:tcPr>
+            <w:tcW w:type="dxa" w:w="624"/>
+          </w:tcPr>
+          <w:p>
+            <w:pPr>
+              <w:spacing w:line="240" w:lineRule="auto"/>
+              <w:jc w:val="center"/>
+            </w:pPr>
+            <w:r>
+              <w:rPr>
+                <w:rFonts w:ascii="바탕" w:hAnsi="바탕" w:eastAsia="바탕"/>
+                <w:b w:val="0"/>
+                <w:i w:val="0"/>
+                <w:sz w:val="18"/>
+              </w:rPr>
+              <w:t>10</w:t>
+            </w:r>
+          </w:p>
+        </w:tc>
+        <w:tc>
+          <w:tcPr>
+            <w:tcW w:type="dxa" w:w="907"/>
+          </w:tcPr>
+          <w:p>
+            <w:pPr>
+              <w:spacing w:line="240" w:lineRule="auto"/>
+              <w:jc w:val="center"/>
+            </w:pPr>
+            <w:r>
+              <w:rPr>
+                <w:rFonts w:ascii="바탕" w:hAnsi="바탕" w:eastAsia="바탕"/>
+                <w:b/>
+                <w:i w:val="0"/>
+                <w:sz w:val="18"/>
+              </w:rPr>
+              <w:t>162.3</w:t>
+            </w:r>
+          </w:p>
+        </w:tc>
+        <w:tc>
+          <w:tcPr>
+            <w:tcW w:type="dxa" w:w="1361"/>
+          </w:tcPr>
+          <w:p>
+            <w:pPr>
+              <w:spacing w:line="240" w:lineRule="auto"/>
+              <w:jc w:val="center"/>
+            </w:pPr>
+            <w:r>
+              <w:rPr>
+                <w:rFonts w:ascii="바탕" w:hAnsi="바탕" w:eastAsia="바탕"/>
+                <w:b w:val="0"/>
+                <w:i w:val="0"/>
+                <w:sz w:val="18"/>
+              </w:rPr>
+              <w:t>[156.9, 167.6]</w:t>
+            </w:r>
+          </w:p>
+        </w:tc>
+        <w:tc>
+          <w:tcPr>
+            <w:tcW w:type="dxa" w:w="794"/>
+          </w:tcPr>
+          <w:p>
+            <w:pPr>
+              <w:spacing w:line="240" w:lineRule="auto"/>
+              <w:jc w:val="center"/>
+            </w:pPr>
+            <w:r>
+              <w:rPr>
+                <w:rFonts w:ascii="바탕" w:hAnsi="바탕" w:eastAsia="바탕"/>
+                <w:b/>
+                <w:i w:val="0"/>
+                <w:sz w:val="18"/>
+              </w:rPr>
+              <w:t>99%</w:t>
+            </w:r>
+          </w:p>
+        </w:tc>
+      </w:tr>
+      <w:tr>
+        <w:trPr>
+          <w:cantSplit/>
+        </w:trPr>
+        <w:tc>
+          <w:tcPr>
+            <w:tcW w:type="dxa" w:w="1474"/>
+          </w:tcPr>
+          <w:p>
+            <w:pPr>
+              <w:spacing w:line="240" w:lineRule="auto"/>
+              <w:jc w:val="left"/>
+            </w:pPr>
+            <w:r>
+              <w:rPr>
+                <w:rFonts w:ascii="바탕" w:hAnsi="바탕" w:eastAsia="바탕"/>
+                <w:b w:val="0"/>
+                <w:i w:val="0"/>
+                <w:sz w:val="18"/>
+              </w:rPr>
               <w:t>MinAtar_Freeway-v1</w:t>
             </w:r>
           </w:p>
@@ -21427,7 +24051,7 @@
                 <w:i w:val="0"/>
                 <w:sz w:val="18"/>
               </w:rPr>
-              <w:t>3</w:t>
+              <w:t>7</w:t>
             </w:r>
           </w:p>
         </w:tc>
@@ -21447,7 +24071,7 @@
                 <w:i w:val="0"/>
                 <w:sz w:val="18"/>
               </w:rPr>
-              <w:t>6.3</w:t>
+              <w:t>6.2</w:t>
             </w:r>
           </w:p>
         </w:tc>
@@ -21467,7 +24091,7 @@
                 <w:i w:val="0"/>
                 <w:sz w:val="18"/>
               </w:rPr>
-              <w:t>[4.4, 8.7]</w:t>
+              <w:t>[5.1, 7.6]</w:t>
             </w:r>
           </w:p>
         </w:tc>
@@ -21678,7 +24302,7 @@
           <w:i w:val="0"/>
           <w:sz w:val="20"/>
         </w:rPr>
-        <w:t xml:space="preserve">이다. 그림 7은 λ=0에서 예산을 3.3배로 늘리고 탐험과 신경망까지 바꿔 가며 그린 학습 곡선이다. 세 조건 모두 30만 스텝 부근에서 오르기를 멈추고, 남은 70만 스텝 동안 규칙 선 아래에서 오르내릴 뿐이다. </w:t>
+        <w:t xml:space="preserve">이다. 그림 8은 λ=0에서 예산을 3.3배로 늘리고 탐험과 신경망까지 바꿔 가며 그린 학습 곡선이다. 세 조건 모두 30만 스텝 부근에서 오르기를 멈추고, 남은 70만 스텝 동안 규칙 선 아래에서 오르내릴 뿐이다. </w:t>
       </w:r>
       <w:r>
         <w:rPr>
@@ -21700,7 +24324,7 @@
         <w:drawing>
           <wp:inline xmlns:a="http://schemas.openxmlformats.org/drawingml/2006/main" xmlns:pic="http://schemas.openxmlformats.org/drawingml/2006/picture">
             <wp:extent cx="5760000" cy="3185096"/>
-            <wp:docPr id="7" name="Picture 7"/>
+            <wp:docPr id="8" name="Picture 8"/>
             <wp:cNvGraphicFramePr>
               <a:graphicFrameLocks noChangeAspect="1"/>
             </wp:cNvGraphicFramePr>
@@ -21712,7 +24336,7 @@
                     <pic:cNvPicPr/>
                   </pic:nvPicPr>
                   <pic:blipFill>
-                    <a:blip r:embed="rId16"/>
+                    <a:blip r:embed="rId17"/>
                     <a:stretch>
                       <a:fillRect/>
                     </a:stretch>
@@ -21745,7 +24369,7 @@
           <w:i w:val="0"/>
           <w:sz w:val="19"/>
         </w:rPr>
-        <w:t>그림 7. 예산을 늘려도 학습 곡선은 규칙 아래에서 평평해진다 (MountainCar-v0, λ=0)</w:t>
+        <w:t>그림 8. 예산을 늘려도 학습 곡선은 규칙 아래에서 평평해진다 (MountainCar-v0, λ=0)</w:t>
       </w:r>
     </w:p>
     <w:p>
@@ -21761,7 +24385,7 @@
           <w:i/>
           <w:sz w:val="18"/>
         </w:rPr>
-        <w:t>Fig. 7. Learning curves flatten below the rule even with a larger budget (MountainCar-v0, λ = 0)</w:t>
+        <w:t>Fig. 8. Learning curves flatten below the rule even with a larger budget (MountainCar-v0, λ = 0)</w:t>
       </w:r>
     </w:p>
     <w:p>
@@ -21795,7 +24419,7 @@
           <w:i w:val="0"/>
           <w:sz w:val="22"/>
         </w:rPr>
-        <w:t>7. 기준선 감사 — 비교 상대인 규칙을 성의 있게 만들었는가</w:t>
+        <w:t>8. 기준선 감사 — 비교 상대인 규칙을 성의 있게 만들었는가</w:t>
       </w:r>
     </w:p>
     <w:p>
@@ -21829,7 +24453,7 @@
           <w:i w:val="0"/>
           <w:sz w:val="19"/>
         </w:rPr>
-        <w:t>표 10. 기준 규칙의 계수를 다시 골랐을 때 (시드 10개 × 100 에피소드, 본실험과 같은 잣대)</w:t>
+        <w:t>표 12. 기준 규칙의 계수를 다시 골랐을 때 (시드 10개 × 100 에피소드, 본실험과 같은 잣대)</w:t>
       </w:r>
     </w:p>
     <w:p>
@@ -21846,7 +24470,7 @@
           <w:i/>
           <w:sz w:val="18"/>
         </w:rPr>
-        <w:t>Table 10. Re-selecting the coefficients of each baseline rule (10 seeds x 100 episodes, the same estimator as the main experiment)</w:t>
+        <w:t>Table 12. Re-selecting the coefficients of each baseline rule (10 seeds x 100 episodes, the same estimator as the main experiment)</w:t>
       </w:r>
     </w:p>
     <w:tbl>
@@ -23305,7 +25929,7 @@
           <w:i w:val="0"/>
           <w:sz w:val="19"/>
         </w:rPr>
-        <w:t>표 11. 비용 부과 방식을 바꾸면 λ 눈금이 얼마나 달라지는가 (고정 규칙, 시드 10개 × 100 에피소드)</w:t>
+        <w:t>표 13. 비용 부과 방식을 바꾸면 λ 눈금이 얼마나 달라지는가 (고정 규칙, 시드 10개 × 100 에피소드)</w:t>
       </w:r>
     </w:p>
     <w:p>
@@ -23322,7 +25946,7 @@
           <w:i/>
           <w:sz w:val="18"/>
         </w:rPr>
-        <w:t>Table 11. How the λ scale shifts when the cost model changes (fixed rules, 10 seeds x 100 episodes)</w:t>
+        <w:t>Table 13. How the λ scale shifts when the cost model changes (fixed rules, 10 seeds x 100 episodes)</w:t>
       </w:r>
     </w:p>
     <w:tbl>

--- a/졸업논문_초안v1.docx
+++ b/졸업논문_초안v1.docx
@@ -6598,7 +6598,7 @@
                 <w:i w:val="0"/>
                 <w:sz w:val="18"/>
               </w:rPr>
-              <w:t>7</w:t>
+              <w:t>8</w:t>
             </w:r>
           </w:p>
         </w:tc>
@@ -6743,7 +6743,7 @@
                 <w:i w:val="0"/>
                 <w:sz w:val="18"/>
               </w:rPr>
-              <w:t>6</w:t>
+              <w:t>8</w:t>
             </w:r>
           </w:p>
         </w:tc>
@@ -6888,7 +6888,7 @@
                 <w:i w:val="0"/>
                 <w:sz w:val="18"/>
               </w:rPr>
-              <w:t>6</w:t>
+              <w:t>8</w:t>
             </w:r>
           </w:p>
         </w:tc>
@@ -20270,7 +20270,7 @@
           <w:i w:val="0"/>
           <w:sz w:val="20"/>
         </w:rPr>
-        <w:t xml:space="preserve"> 축에서 앞의 두 환경 사이에 있는 세 번째 경우다. 손으로 짠 신중 규칙이 쓸 만하지만(무행동 0.0점, 매 스텝 주기 9.9점 대비 16.9점) 최적과는 거리가 있어 학습이 이길 여지가 남아 있다. 에피소드가 1000스텝으로 고정돼 행동 비용의 압력이 두 환경보다 뚜렷하다. 조건당 환경 300,000스텝, 학습 계열은 λ 6개(격자 6개 중) · 시드 6~7개까지 완료된 집계다. </w:t>
+        <w:t xml:space="preserve"> 축에서 앞의 두 환경 사이에 있는 세 번째 경우다. 손으로 짠 신중 규칙이 쓸 만하지만(무행동 0.0점, 매 스텝 주기 9.9점 대비 16.9점) 최적과는 거리가 있어 학습이 이길 여지가 남아 있다. 에피소드가 1000스텝으로 고정돼 행동 비용의 압력이 두 환경보다 뚜렷하다. 조건당 환경 300,000스텝, 학습 계열은 λ 6개(격자 6개 중) · 시드 8~9개까지 완료된 집계다. </w:t>
       </w:r>
       <w:r>
         <w:rPr>
@@ -20541,7 +20541,7 @@
                 <w:i w:val="0"/>
                 <w:sz w:val="18"/>
               </w:rPr>
-              <w:t>6.2 [5.1, 7.6]</w:t>
+              <w:t>7.0 [5.5, 8.4]</w:t>
             </w:r>
           </w:p>
         </w:tc>
@@ -20562,7 +20562,7 @@
                 <w:i w:val="0"/>
                 <w:sz w:val="18"/>
               </w:rPr>
-              <w:t>9.0 [8.2, 11.0]</w:t>
+              <w:t>8.8 [7.5, 10.1]</w:t>
             </w:r>
           </w:p>
         </w:tc>
@@ -20583,7 +20583,7 @@
                 <w:i w:val="0"/>
                 <w:sz w:val="18"/>
               </w:rPr>
-              <w:t>14.4 [13.1, 15.3]</w:t>
+              <w:t>14.3 [12.7, 15.2]</w:t>
             </w:r>
           </w:p>
         </w:tc>
@@ -20693,7 +20693,7 @@
                 <w:i w:val="0"/>
                 <w:sz w:val="18"/>
               </w:rPr>
-              <w:t>2.8 [2.0, 4.0]</w:t>
+              <w:t>2.5 [1.7, 3.8]</w:t>
             </w:r>
           </w:p>
         </w:tc>
@@ -20714,7 +20714,7 @@
                 <w:i w:val="0"/>
                 <w:sz w:val="18"/>
               </w:rPr>
-              <w:t>3.2 [1.1, 4.5]</w:t>
+              <w:t>3.2 [0.9, 4.5]</w:t>
             </w:r>
           </w:p>
         </w:tc>
@@ -20735,7 +20735,7 @@
                 <w:i w:val="0"/>
                 <w:sz w:val="18"/>
               </w:rPr>
-              <w:t>12.7 [10.9, 14.1]</w:t>
+              <w:t>12.9 [11.3, 14.7]</w:t>
             </w:r>
           </w:p>
         </w:tc>
@@ -20845,7 +20845,7 @@
                 <w:i w:val="0"/>
                 <w:sz w:val="18"/>
               </w:rPr>
-              <w:t>-0.3 [-1.3, 0.4]</w:t>
+              <w:t>0.0 [-1.0, 0.2]</w:t>
             </w:r>
           </w:p>
         </w:tc>
@@ -20866,7 +20866,7 @@
                 <w:i w:val="0"/>
                 <w:sz w:val="18"/>
               </w:rPr>
-              <w:t>-0.1 [-0.6, 0.4]</w:t>
+              <w:t>0.0 [-0.5, 0.3]</w:t>
             </w:r>
           </w:p>
         </w:tc>
@@ -20887,7 +20887,7 @@
                 <w:i w:val="0"/>
                 <w:sz w:val="18"/>
               </w:rPr>
-              <w:t>10.5 [9.0, 12.3]</w:t>
+              <w:t>11.0 [9.1, 12.5]</w:t>
             </w:r>
           </w:p>
         </w:tc>
@@ -20997,7 +20997,7 @@
                 <w:i w:val="0"/>
                 <w:sz w:val="18"/>
               </w:rPr>
-              <w:t>-0.0 [-0.3, 0.0]</w:t>
+              <w:t>0.0 [-0.2, 0.0]</w:t>
             </w:r>
           </w:p>
         </w:tc>
@@ -21018,7 +21018,7 @@
                 <w:i w:val="0"/>
                 <w:sz w:val="18"/>
               </w:rPr>
-              <w:t>-0.1 [-0.4, -0.0]</w:t>
+              <w:t>-0.0 [-0.2, 0.0]</w:t>
             </w:r>
           </w:p>
         </w:tc>
@@ -21039,7 +21039,7 @@
                 <w:i w:val="0"/>
                 <w:sz w:val="18"/>
               </w:rPr>
-              <w:t>8.3 [6.2, 10.2]</w:t>
+              <w:t>8.1 [6.4, 10.2]</w:t>
             </w:r>
           </w:p>
         </w:tc>
@@ -21170,7 +21170,7 @@
                 <w:i w:val="0"/>
                 <w:sz w:val="18"/>
               </w:rPr>
-              <w:t>-0.0 [-0.3, 0.0]</w:t>
+              <w:t>-0.0 [-0.1, 0.0]</w:t>
             </w:r>
           </w:p>
         </w:tc>
@@ -21191,7 +21191,7 @@
                 <w:i w:val="0"/>
                 <w:sz w:val="18"/>
               </w:rPr>
-              <w:t>2.0 [0.5, 2.9]</w:t>
+              <w:t>2.0 [0.9, 2.7]</w:t>
             </w:r>
           </w:p>
         </w:tc>
@@ -21339,7 +21339,7 @@
                 <w:i w:val="0"/>
                 <w:sz w:val="18"/>
               </w:rPr>
-              <w:t>-0.2 [-0.7, 0.1]</w:t>
+              <w:t>-0.5 [-1.0, 0.0]</w:t>
             </w:r>
           </w:p>
         </w:tc>
@@ -21594,7 +21594,7 @@
           <w:i w:val="0"/>
           <w:sz w:val="20"/>
         </w:rPr>
-        <w:t>· 표준 DQN 798.4회(λ=0) → 0.0회(λ=0.06), 100% 감소</w:t>
+        <w:t>· 표준 DQN 848.6회(λ=0) → 0.0회(λ=0.06), 100% 감소</w:t>
       </w:r>
     </w:p>
     <w:p>
@@ -21609,7 +21609,7 @@
           <w:i w:val="0"/>
           <w:sz w:val="20"/>
         </w:rPr>
-        <w:t>· TempoRL 908.9회(λ=0) → 0.0회(λ=0.06), 100% 감소</w:t>
+        <w:t>· TempoRL 909.1회(λ=0) → 0.0회(λ=0.06), 100% 감소</w:t>
       </w:r>
     </w:p>
     <w:p>
@@ -21624,7 +21624,7 @@
           <w:i w:val="0"/>
           <w:sz w:val="20"/>
         </w:rPr>
-        <w:t>· Lazy-MDP 438.8회(λ=0) → 66.4회(λ=0.06), 85% 감소</w:t>
+        <w:t>· Lazy-MDP 451.6회(λ=0) → 90.0회(λ=0.06), 80% 감소</w:t>
       </w:r>
     </w:p>
     <w:p>
@@ -21886,7 +21886,7 @@
                 <w:i w:val="0"/>
                 <w:sz w:val="18"/>
               </w:rPr>
-              <w:t>798</w:t>
+              <w:t>849</w:t>
             </w:r>
           </w:p>
         </w:tc>
@@ -21928,7 +21928,7 @@
                 <w:i w:val="0"/>
                 <w:sz w:val="18"/>
               </w:rPr>
-              <w:t>439</w:t>
+              <w:t>452</w:t>
             </w:r>
           </w:p>
         </w:tc>
@@ -22038,7 +22038,7 @@
                 <w:i w:val="0"/>
                 <w:sz w:val="18"/>
               </w:rPr>
-              <w:t>717</w:t>
+              <w:t>672</w:t>
             </w:r>
           </w:p>
         </w:tc>
@@ -22080,7 +22080,7 @@
                 <w:i w:val="0"/>
                 <w:sz w:val="18"/>
               </w:rPr>
-              <w:t>400</w:t>
+              <w:t>390</w:t>
             </w:r>
           </w:p>
         </w:tc>
@@ -22190,7 +22190,7 @@
                 <w:i w:val="0"/>
                 <w:sz w:val="18"/>
               </w:rPr>
-              <w:t>177</w:t>
+              <w:t>76</w:t>
             </w:r>
           </w:p>
         </w:tc>
@@ -22211,7 +22211,7 @@
                 <w:i w:val="0"/>
                 <w:sz w:val="18"/>
               </w:rPr>
-              <w:t>577</w:t>
+              <w:t>370</w:t>
             </w:r>
           </w:p>
         </w:tc>
@@ -22232,7 +22232,7 @@
                 <w:i w:val="0"/>
                 <w:sz w:val="18"/>
               </w:rPr>
-              <w:t>336</w:t>
+              <w:t>339</w:t>
             </w:r>
           </w:p>
         </w:tc>
@@ -22363,7 +22363,7 @@
                 <w:i w:val="0"/>
                 <w:sz w:val="18"/>
               </w:rPr>
-              <w:t>7</w:t>
+              <w:t>3</w:t>
             </w:r>
           </w:p>
         </w:tc>
@@ -22384,7 +22384,7 @@
                 <w:i w:val="0"/>
                 <w:sz w:val="18"/>
               </w:rPr>
-              <w:t>298</w:t>
+              <w:t>304</w:t>
             </w:r>
           </w:p>
         </w:tc>
@@ -22494,7 +22494,7 @@
                 <w:i w:val="0"/>
                 <w:sz w:val="18"/>
               </w:rPr>
-              <w:t>1</w:t>
+              <w:t>0</w:t>
             </w:r>
           </w:p>
         </w:tc>
@@ -22515,7 +22515,7 @@
                 <w:i w:val="0"/>
                 <w:sz w:val="18"/>
               </w:rPr>
-              <w:t>1</w:t>
+              <w:t>0</w:t>
             </w:r>
           </w:p>
         </w:tc>
@@ -22684,7 +22684,7 @@
                 <w:i w:val="0"/>
                 <w:sz w:val="18"/>
               </w:rPr>
-              <w:t>66</w:t>
+              <w:t>90</w:t>
             </w:r>
           </w:p>
         </w:tc>
@@ -24051,7 +24051,7 @@
                 <w:i w:val="0"/>
                 <w:sz w:val="18"/>
               </w:rPr>
-              <w:t>7</w:t>
+              <w:t>9</w:t>
             </w:r>
           </w:p>
         </w:tc>
@@ -24071,7 +24071,7 @@
                 <w:i w:val="0"/>
                 <w:sz w:val="18"/>
               </w:rPr>
-              <w:t>6.2</w:t>
+              <w:t>7.0</w:t>
             </w:r>
           </w:p>
         </w:tc>
@@ -24091,7 +24091,7 @@
                 <w:i w:val="0"/>
                 <w:sz w:val="18"/>
               </w:rPr>
-              <w:t>[5.1, 7.6]</w:t>
+              <w:t>[5.5, 8.4]</w:t>
             </w:r>
           </w:p>
         </w:tc>

--- a/졸업논문_초안v1.docx
+++ b/졸업논문_초안v1.docx
@@ -88,7 +88,7 @@
           <w:i w:val="0"/>
           <w:sz w:val="20"/>
         </w:rPr>
-        <w:t>행동에는 값이 붙는다. 기계를 한 번 움직일 때마다 부품이 닳고 연료가 든다. 그러나 표준 강화학습은 이 값을 0으로 두므로, 학습된 정책은 가만히 있어도 되는 순간에도 매 스텝 행동한다. 기존 연구는 행동을 아끼는 방법을 제시했으나 행동 비용의 크기를 바꿔 가며 성능을 재지는 않았다. 본 연구는 보상을 r′ = r − λ·1[행동 실행]로 바꾸어 행동 1회의 비용 λ를 독립 변수로 삼았다. 표준 DQN·TempoRL 방식·Lazy-MDP 방식·고정 규칙 네 계열을 동일한 예산과 평가 방식으로 비교하였다. 보상이 희소한 환경과 조밀한 환경에서 시드 10개·IQM·95% 계층 부트스트랩 신뢰구간으로 집계한 결과, 학습이 규칙을 더 이상 이기지 못하는 임계 비용 λ*는 환경마다 크게 달랐다. 즉 학습을 도입할 가치는 비용의 크기보다 보상이 조밀한지, 그리고 이미 좋은 고정 규칙이 있는지에 먼저 좌우된다. 또한 보상이 희소한 환경에서는 작은 비용만으로 학습이 무행동으로 얼어붙었으며, 비용을 학습 도중에 켜는 대조 조건과 비교한 결과 이는 최적해가 아니라 탐험 실패였다.</w:t>
+        <w:t>행동에는 값이 붙는다. 기계를 한 번 움직일 때마다 부품이 닳고 연료가 든다. 그러나 표준 강화학습은 이 값을 0으로 두므로, 학습된 정책은 가만히 있어도 되는 순간에도 매 스텝 행동한다. 기존 연구는 행동을 아끼는 방법을 제시했으나 행동 비용의 크기를 바꿔 가며 성능을 재지는 않았다. 본 연구는 보상을 r′ = r − λ·1[행동 실행]로 바꾸어 행동 1회의 비용 λ를 독립 변수로 삼았다. 표준 DQN·TempoRL 방식·Lazy-MDP 방식·고정 규칙 네 계열을 동일한 예산과 평가 방식으로 비교하였다. 성질이 다른 세 환경에서 시드 10개·IQM·95% 계층 부트스트랩 신뢰구간으로 집계한 결과, 학습이 규칙을 더 이상 이기지 못하는 임계 비용 λ*는 환경마다 크게 달랐다. 즉 학습을 도입할 가치는 비용의 크기보다 보상이 조밀한지, 그리고 이미 좋은 고정 규칙이 있는지에 먼저 좌우된다. 또한 보상이 희소한 환경에서는 작은 비용만으로 학습이 무행동으로 얼어붙었으며, 비용을 학습 도중에 켜는 대조 조건과 비교한 결과 이는 최적해가 아니라 탐험 실패였다.</w:t>
       </w:r>
     </w:p>
     <w:p>
@@ -488,7 +488,7 @@
           <w:i w:val="0"/>
           <w:sz w:val="20"/>
         </w:rPr>
-        <w:t xml:space="preserve"> 성질이 다른 환경 — 보상이 희소하고 좋은 규칙이 있는 MountainCar-v0, 보상이 조밀한 LunarLander-v3 — 에서 λ를 격자로 훑어, 비용이 오를 때 각 계열의 성능이 어떻게 무너지는지를 신뢰구간과 함께 그린 지도를 만들었다. 그 사이에 놓이는 세 번째 환경(MinAtar Freeway)은 고정 규칙까지 측정을 마쳤고 학습 계열은 진행 중이다. [실험 대기 — 결과 나오면 확정]</w:t>
+        <w:t xml:space="preserve"> 성질이 다른 세 환경 — 보상이 희소한 MountainCar-v0, 보상이 조밀한 LunarLander-v3, 그리고 규칙 품질은 그 사이지만 보상은 희소한 MinAtar Freeway — 에서 λ를 격자로 훑어, 비용이 오를 때 각 계열의 성능이 어떻게 무너지는지를 신뢰구간과 함께 그린 지도를 만들었다.</w:t>
       </w:r>
     </w:p>
     <w:p>
@@ -2354,7 +2354,43 @@
           <w:i w:val="0"/>
           <w:sz w:val="20"/>
         </w:rPr>
-        <w:t xml:space="preserve">은 10×10×7 격자를 700차원으로 편 관측, 행동 3개(무행동·위·아래), no-op은 0번, 시간제한 1000스텝이며 앞의 두 환경 사이 성질을 가진다. </w:t>
+        <w:t xml:space="preserve">은 10×10×7 격자를 700차원으로 편 관측, 행동 3개(무행동·위·아래), no-op은 0번, 시간제한 1000스텝이다. </w:t>
+      </w:r>
+      <w:r>
+        <w:rPr>
+          <w:rFonts w:ascii="바탕" w:hAnsi="바탕" w:eastAsia="바탕"/>
+          <w:b/>
+          <w:i w:val="0"/>
+          <w:sz w:val="20"/>
+        </w:rPr>
+        <w:t>규칙 품질</w:t>
+      </w:r>
+      <w:r>
+        <w:rPr>
+          <w:rFonts w:ascii="바탕" w:hAnsi="바탕" w:eastAsia="바탕"/>
+          <w:b w:val="0"/>
+          <w:i w:val="0"/>
+          <w:sz w:val="20"/>
+        </w:rPr>
+        <w:t xml:space="preserve"> 축에서는 앞의 두 환경 사이지만 </w:t>
+      </w:r>
+      <w:r>
+        <w:rPr>
+          <w:rFonts w:ascii="바탕" w:hAnsi="바탕" w:eastAsia="바탕"/>
+          <w:b/>
+          <w:i w:val="0"/>
+          <w:sz w:val="20"/>
+        </w:rPr>
+        <w:t>보상 조밀도</w:t>
+      </w:r>
+      <w:r>
+        <w:rPr>
+          <w:rFonts w:ascii="바탕" w:hAnsi="바탕" w:eastAsia="바탕"/>
+          <w:b w:val="0"/>
+          <w:i w:val="0"/>
+          <w:sz w:val="20"/>
+        </w:rPr>
+        <w:t xml:space="preserve"> 축에서는 MountainCar 쪽 끝이다 — 두 축이 갈리는 환경이라 어느 축이 λ*를 가르는지 시험할 수 있다(Ⅳ장 6절). </w:t>
       </w:r>
       <w:r>
         <w:rPr>
@@ -6598,7 +6634,7 @@
                 <w:i w:val="0"/>
                 <w:sz w:val="18"/>
               </w:rPr>
-              <w:t>8</w:t>
+              <w:t>10</w:t>
             </w:r>
           </w:p>
         </w:tc>
@@ -6743,7 +6779,7 @@
                 <w:i w:val="0"/>
                 <w:sz w:val="18"/>
               </w:rPr>
-              <w:t>8</w:t>
+              <w:t>10</w:t>
             </w:r>
           </w:p>
         </w:tc>
@@ -6888,7 +6924,7 @@
                 <w:i w:val="0"/>
                 <w:sz w:val="18"/>
               </w:rPr>
-              <w:t>8</w:t>
+              <w:t>10</w:t>
             </w:r>
           </w:p>
         </w:tc>
@@ -20270,16 +20306,7 @@
           <w:i w:val="0"/>
           <w:sz w:val="20"/>
         </w:rPr>
-        <w:t xml:space="preserve"> 축에서 앞의 두 환경 사이에 있는 세 번째 경우다. 손으로 짠 신중 규칙이 쓸 만하지만(무행동 0.0점, 매 스텝 주기 9.9점 대비 16.9점) 최적과는 거리가 있어 학습이 이길 여지가 남아 있다. 에피소드가 1000스텝으로 고정돼 행동 비용의 압력이 두 환경보다 뚜렷하다. 조건당 환경 300,000스텝, 학습 계열은 λ 6개(격자 6개 중) · 시드 8~9개까지 완료된 집계다. </w:t>
-      </w:r>
-      <w:r>
-        <w:rPr>
-          <w:rFonts w:ascii="바탕" w:hAnsi="바탕" w:eastAsia="바탕"/>
-          <w:b/>
-          <w:i w:val="0"/>
-          <w:sz w:val="20"/>
-        </w:rPr>
-        <w:t>아직 실험이 끝나지 않았으므로 최종 결론이 아니다.</w:t>
+        <w:t xml:space="preserve"> 축에서 앞의 두 환경 사이에 있는 세 번째 경우다. 손으로 짠 신중 규칙이 쓸 만하지만(무행동 0.0점, 매 스텝 주기 9.9점 대비 16.9점) 최적과는 거리가 있어 학습이 이길 여지가 남아 있다. 에피소드가 1000스텝으로 고정돼 행동 비용의 압력이 두 환경보다 뚜렷하다. 조건당 환경 300,000스텝, 학습 계열은 λ 6개(격자 6개 중) · 시드 10개까지 완료된 집계다.</w:t>
       </w:r>
     </w:p>
     <w:p>
@@ -20541,7 +20568,7 @@
                 <w:i w:val="0"/>
                 <w:sz w:val="18"/>
               </w:rPr>
-              <w:t>7.0 [5.5, 8.4]</w:t>
+              <w:t>7.1 [5.7, 8.3]</w:t>
             </w:r>
           </w:p>
         </w:tc>
@@ -20562,7 +20589,7 @@
                 <w:i w:val="0"/>
                 <w:sz w:val="18"/>
               </w:rPr>
-              <w:t>8.8 [7.5, 10.1]</w:t>
+              <w:t>8.8 [7.4, 9.8]</w:t>
             </w:r>
           </w:p>
         </w:tc>
@@ -20583,7 +20610,7 @@
                 <w:i w:val="0"/>
                 <w:sz w:val="18"/>
               </w:rPr>
-              <w:t>14.3 [12.7, 15.2]</w:t>
+              <w:t>13.6 [11.9, 14.9]</w:t>
             </w:r>
           </w:p>
         </w:tc>
@@ -20604,7 +20631,7 @@
                 <w:i w:val="0"/>
                 <w:sz w:val="18"/>
               </w:rPr>
-              <w:t>16.9 [16.5, 17.6]</w:t>
+              <w:t>16.9 [16.4, 17.6]</w:t>
             </w:r>
           </w:p>
         </w:tc>
@@ -20646,7 +20673,7 @@
                 <w:i w:val="0"/>
                 <w:sz w:val="18"/>
               </w:rPr>
-              <w:t>16.9 [16.5, 17.6]</w:t>
+              <w:t>16.9 [16.4, 17.6]</w:t>
             </w:r>
           </w:p>
         </w:tc>
@@ -20693,7 +20720,7 @@
                 <w:i w:val="0"/>
                 <w:sz w:val="18"/>
               </w:rPr>
-              <w:t>2.5 [1.7, 3.8]</w:t>
+              <w:t>2.4 [1.2, 3.6]</w:t>
             </w:r>
           </w:p>
         </w:tc>
@@ -20714,7 +20741,7 @@
                 <w:i w:val="0"/>
                 <w:sz w:val="18"/>
               </w:rPr>
-              <w:t>3.2 [0.9, 4.5]</w:t>
+              <w:t>2.1 [0.3, 4.0]</w:t>
             </w:r>
           </w:p>
         </w:tc>
@@ -20735,7 +20762,7 @@
                 <w:i w:val="0"/>
                 <w:sz w:val="18"/>
               </w:rPr>
-              <w:t>12.9 [11.3, 14.7]</w:t>
+              <w:t>12.5 [11.2, 14.1]</w:t>
             </w:r>
           </w:p>
         </w:tc>
@@ -20756,7 +20783,7 @@
                 <w:i w:val="0"/>
                 <w:sz w:val="18"/>
               </w:rPr>
-              <w:t>15.4 [15.0, 16.1]</w:t>
+              <w:t>15.4 [14.9, 16.1]</w:t>
             </w:r>
           </w:p>
         </w:tc>
@@ -20798,7 +20825,7 @@
                 <w:i w:val="0"/>
                 <w:sz w:val="18"/>
               </w:rPr>
-              <w:t>15.4 [15.0, 16.1]</w:t>
+              <w:t>15.4 [14.9, 16.1]</w:t>
             </w:r>
           </w:p>
         </w:tc>
@@ -20845,7 +20872,7 @@
                 <w:i w:val="0"/>
                 <w:sz w:val="18"/>
               </w:rPr>
-              <w:t>0.0 [-1.0, 0.2]</w:t>
+              <w:t>0.0 [-0.8, 0.2]</w:t>
             </w:r>
           </w:p>
         </w:tc>
@@ -20866,7 +20893,7 @@
                 <w:i w:val="0"/>
                 <w:sz w:val="18"/>
               </w:rPr>
-              <w:t>0.0 [-0.5, 0.3]</w:t>
+              <w:t>0.0 [-0.3, 0.2]</w:t>
             </w:r>
           </w:p>
         </w:tc>
@@ -20887,7 +20914,7 @@
                 <w:i w:val="0"/>
                 <w:sz w:val="18"/>
               </w:rPr>
-              <w:t>11.0 [9.1, 12.5]</w:t>
+              <w:t>10.7 [9.4, 12.0]</w:t>
             </w:r>
           </w:p>
         </w:tc>
@@ -20997,7 +21024,7 @@
                 <w:i w:val="0"/>
                 <w:sz w:val="18"/>
               </w:rPr>
-              <w:t>0.0 [-0.2, 0.0]</w:t>
+              <w:t>0.0 [-0.1, 0.0]</w:t>
             </w:r>
           </w:p>
         </w:tc>
@@ -21039,7 +21066,7 @@
                 <w:i w:val="0"/>
                 <w:sz w:val="18"/>
               </w:rPr>
-              <w:t>8.1 [6.4, 10.2]</w:t>
+              <w:t>8.4 [6.8, 10.2]</w:t>
             </w:r>
           </w:p>
         </w:tc>
@@ -21149,6 +21176,27 @@
                 <w:i w:val="0"/>
                 <w:sz w:val="18"/>
               </w:rPr>
+              <w:t>-0.0 [-0.0, 0.0]</w:t>
+            </w:r>
+          </w:p>
+        </w:tc>
+        <w:tc>
+          <w:tcPr>
+            <w:tcW w:type="dxa" w:w="1296"/>
+          </w:tcPr>
+          <w:p>
+            <w:pPr>
+              <w:keepNext/>
+              <w:spacing w:line="240" w:lineRule="auto"/>
+              <w:jc w:val="center"/>
+            </w:pPr>
+            <w:r>
+              <w:rPr>
+                <w:rFonts w:ascii="바탕" w:hAnsi="바탕" w:eastAsia="바탕"/>
+                <w:b w:val="0"/>
+                <w:i w:val="0"/>
+                <w:sz w:val="18"/>
+              </w:rPr>
               <w:t>-0.0 [-0.1, 0.0]</w:t>
             </w:r>
           </w:p>
@@ -21170,28 +21218,7 @@
                 <w:i w:val="0"/>
                 <w:sz w:val="18"/>
               </w:rPr>
-              <w:t>-0.0 [-0.1, 0.0]</w:t>
-            </w:r>
-          </w:p>
-        </w:tc>
-        <w:tc>
-          <w:tcPr>
-            <w:tcW w:type="dxa" w:w="1296"/>
-          </w:tcPr>
-          <w:p>
-            <w:pPr>
-              <w:keepNext/>
-              <w:spacing w:line="240" w:lineRule="auto"/>
-              <w:jc w:val="center"/>
-            </w:pPr>
-            <w:r>
-              <w:rPr>
-                <w:rFonts w:ascii="바탕" w:hAnsi="바탕" w:eastAsia="바탕"/>
-                <w:b w:val="0"/>
-                <w:i w:val="0"/>
-                <w:sz w:val="18"/>
-              </w:rPr>
-              <w:t>2.0 [0.9, 2.7]</w:t>
+              <w:t>2.2 [1.3, 2.7]</w:t>
             </w:r>
           </w:p>
         </w:tc>
@@ -21339,7 +21366,7 @@
                 <w:i w:val="0"/>
                 <w:sz w:val="18"/>
               </w:rPr>
-              <w:t>-0.5 [-1.0, 0.0]</w:t>
+              <w:t>-0.5 [-1.2, -0.1]</w:t>
             </w:r>
           </w:p>
         </w:tc>
@@ -21594,7 +21621,7 @@
           <w:i w:val="0"/>
           <w:sz w:val="20"/>
         </w:rPr>
-        <w:t>· 표준 DQN 848.6회(λ=0) → 0.0회(λ=0.06), 100% 감소</w:t>
+        <w:t>· 표준 DQN 826.7회(λ=0) → 0.0회(λ=0.06), 100% 감소</w:t>
       </w:r>
     </w:p>
     <w:p>
@@ -21609,7 +21636,7 @@
           <w:i w:val="0"/>
           <w:sz w:val="20"/>
         </w:rPr>
-        <w:t>· TempoRL 909.1회(λ=0) → 0.0회(λ=0.06), 100% 감소</w:t>
+        <w:t>· TempoRL 898.1회(λ=0) → 0.0회(λ=0.06), 100% 감소</w:t>
       </w:r>
     </w:p>
     <w:p>
@@ -21624,7 +21651,7 @@
           <w:i w:val="0"/>
           <w:sz w:val="20"/>
         </w:rPr>
-        <w:t>· Lazy-MDP 451.6회(λ=0) → 90.0회(λ=0.06), 80% 감소</w:t>
+        <w:t>· Lazy-MDP 446.9회(λ=0) → 103.7회(λ=0.06), 77% 감소</w:t>
       </w:r>
     </w:p>
     <w:p>
@@ -21886,7 +21913,7 @@
                 <w:i w:val="0"/>
                 <w:sz w:val="18"/>
               </w:rPr>
-              <w:t>849</w:t>
+              <w:t>827</w:t>
             </w:r>
           </w:p>
         </w:tc>
@@ -21907,7 +21934,7 @@
                 <w:i w:val="0"/>
                 <w:sz w:val="18"/>
               </w:rPr>
-              <w:t>909</w:t>
+              <w:t>898</w:t>
             </w:r>
           </w:p>
         </w:tc>
@@ -21928,7 +21955,7 @@
                 <w:i w:val="0"/>
                 <w:sz w:val="18"/>
               </w:rPr>
-              <w:t>452</w:t>
+              <w:t>447</w:t>
             </w:r>
           </w:p>
         </w:tc>
@@ -22038,7 +22065,7 @@
                 <w:i w:val="0"/>
                 <w:sz w:val="18"/>
               </w:rPr>
-              <w:t>672</w:t>
+              <w:t>639</w:t>
             </w:r>
           </w:p>
         </w:tc>
@@ -22059,7 +22086,7 @@
                 <w:i w:val="0"/>
                 <w:sz w:val="18"/>
               </w:rPr>
-              <w:t>644</w:t>
+              <w:t>429</w:t>
             </w:r>
           </w:p>
         </w:tc>
@@ -22080,7 +22107,7 @@
                 <w:i w:val="0"/>
                 <w:sz w:val="18"/>
               </w:rPr>
-              <w:t>390</w:t>
+              <w:t>386</w:t>
             </w:r>
           </w:p>
         </w:tc>
@@ -22190,7 +22217,7 @@
                 <w:i w:val="0"/>
                 <w:sz w:val="18"/>
               </w:rPr>
-              <w:t>76</w:t>
+              <w:t>63</w:t>
             </w:r>
           </w:p>
         </w:tc>
@@ -22211,7 +22238,7 @@
                 <w:i w:val="0"/>
                 <w:sz w:val="18"/>
               </w:rPr>
-              <w:t>370</w:t>
+              <w:t>247</w:t>
             </w:r>
           </w:p>
         </w:tc>
@@ -22232,7 +22259,7 @@
                 <w:i w:val="0"/>
                 <w:sz w:val="18"/>
               </w:rPr>
-              <w:t>339</w:t>
+              <w:t>345</w:t>
             </w:r>
           </w:p>
         </w:tc>
@@ -22363,7 +22390,7 @@
                 <w:i w:val="0"/>
                 <w:sz w:val="18"/>
               </w:rPr>
-              <w:t>3</w:t>
+              <w:t>2</w:t>
             </w:r>
           </w:p>
         </w:tc>
@@ -22384,7 +22411,7 @@
                 <w:i w:val="0"/>
                 <w:sz w:val="18"/>
               </w:rPr>
-              <w:t>304</w:t>
+              <w:t>308</w:t>
             </w:r>
           </w:p>
         </w:tc>
@@ -22536,7 +22563,7 @@
                 <w:i w:val="0"/>
                 <w:sz w:val="18"/>
               </w:rPr>
-              <w:t>263</w:t>
+              <w:t>268</w:t>
             </w:r>
           </w:p>
         </w:tc>
@@ -22684,7 +22711,7 @@
                 <w:i w:val="0"/>
                 <w:sz w:val="18"/>
               </w:rPr>
-              <w:t>90</w:t>
+              <w:t>104</w:t>
             </w:r>
           </w:p>
         </w:tc>
@@ -22756,6 +22783,155 @@
         <w:spacing w:line="240" w:lineRule="auto" w:before="0" w:after="120"/>
         <w:jc w:val="both"/>
       </w:pPr>
+    </w:p>
+    <w:p>
+      <w:pPr>
+        <w:widowControl/>
+        <w:spacing w:line="480" w:lineRule="auto" w:before="0" w:after="0"/>
+        <w:ind w:firstLine="400"/>
+        <w:jc w:val="both"/>
+      </w:pPr>
+      <w:r>
+        <w:rPr>
+          <w:rFonts w:ascii="바탕" w:hAnsi="바탕" w:eastAsia="바탕"/>
+          <w:b/>
+          <w:i w:val="0"/>
+          <w:sz w:val="20"/>
+        </w:rPr>
+        <w:t>이 절을 둔 이유는 두 축을 가르기 위해서였다. 답은 이렇다.</w:t>
+      </w:r>
+    </w:p>
+    <w:p>
+      <w:pPr>
+        <w:widowControl/>
+        <w:spacing w:line="480" w:lineRule="auto" w:before="0" w:after="0"/>
+        <w:ind w:firstLine="400"/>
+        <w:jc w:val="both"/>
+      </w:pPr>
+      <w:r>
+        <w:rPr>
+          <w:rFonts w:ascii="바탕" w:hAnsi="바탕" w:eastAsia="바탕"/>
+          <w:b w:val="0"/>
+          <w:i w:val="0"/>
+          <w:sz w:val="20"/>
+        </w:rPr>
+        <w:t xml:space="preserve">MinAtar에서 λ*는 세 계열 모두 </w:t>
+      </w:r>
+      <w:r>
+        <w:rPr>
+          <w:rFonts w:ascii="바탕" w:hAnsi="바탕" w:eastAsia="바탕"/>
+          <w:b/>
+          <w:i w:val="0"/>
+          <w:sz w:val="20"/>
+        </w:rPr>
+        <w:t>0</w:t>
+      </w:r>
+      <w:r>
+        <w:rPr>
+          <w:rFonts w:ascii="바탕" w:hAnsi="바탕" w:eastAsia="바탕"/>
+          <w:b w:val="0"/>
+          <w:i w:val="0"/>
+          <w:sz w:val="20"/>
+        </w:rPr>
+        <w:t xml:space="preserve">이다 — 두 환경 사이가 아니라 MountainCar와 </w:t>
+      </w:r>
+      <w:r>
+        <w:rPr>
+          <w:rFonts w:ascii="바탕" w:hAnsi="바탕" w:eastAsia="바탕"/>
+          <w:b/>
+          <w:i w:val="0"/>
+          <w:sz w:val="20"/>
+        </w:rPr>
+        <w:t>같은 값</w:t>
+      </w:r>
+      <w:r>
+        <w:rPr>
+          <w:rFonts w:ascii="바탕" w:hAnsi="바탕" w:eastAsia="바탕"/>
+          <w:b w:val="0"/>
+          <w:i w:val="0"/>
+          <w:sz w:val="20"/>
+        </w:rPr>
+        <w:t>이다. 이 환경은 규칙 품질 축에서 가운데였으므로, λ*가 규칙 품질을 따라간다면 사이 값이 나왔어야 한다. 그러지 않았다.</w:t>
+      </w:r>
+    </w:p>
+    <w:p>
+      <w:pPr>
+        <w:widowControl/>
+        <w:spacing w:line="480" w:lineRule="auto" w:before="0" w:after="0"/>
+        <w:ind w:firstLine="400"/>
+        <w:jc w:val="both"/>
+      </w:pPr>
+      <w:r>
+        <w:rPr>
+          <w:rFonts w:ascii="바탕" w:hAnsi="바탕" w:eastAsia="바탕"/>
+          <w:b w:val="0"/>
+          <w:i w:val="0"/>
+          <w:sz w:val="20"/>
+        </w:rPr>
+        <w:t xml:space="preserve">대신 λ*는 </w:t>
+      </w:r>
+      <w:r>
+        <w:rPr>
+          <w:rFonts w:ascii="바탕" w:hAnsi="바탕" w:eastAsia="바탕"/>
+          <w:b/>
+          <w:i w:val="0"/>
+          <w:sz w:val="20"/>
+        </w:rPr>
+        <w:t>보상 조밀도</w:t>
+      </w:r>
+      <w:r>
+        <w:rPr>
+          <w:rFonts w:ascii="바탕" w:hAnsi="바탕" w:eastAsia="바탕"/>
+          <w:b w:val="0"/>
+          <w:i w:val="0"/>
+          <w:sz w:val="20"/>
+        </w:rPr>
+        <w:t xml:space="preserve">를 따라간다. 신호가 있는 스텝의 비율은 MountainCar 0.0% · MinAtar 1.6% · LunarLander 99.8% 로(Ⅲ장 2절), MinAtar는 이 축에서 가운데가 아니라 MountainCar 쪽 끝에 있다. </w:t>
+      </w:r>
+      <w:r>
+        <w:rPr>
+          <w:rFonts w:ascii="바탕" w:hAnsi="바탕" w:eastAsia="바탕"/>
+          <w:b/>
+          <w:i w:val="0"/>
+          <w:sz w:val="20"/>
+        </w:rPr>
+        <w:t>λ*도 그 자리를 따라갔다.</w:t>
+      </w:r>
+    </w:p>
+    <w:p>
+      <w:pPr>
+        <w:widowControl/>
+        <w:spacing w:line="480" w:lineRule="auto" w:before="0" w:after="0"/>
+        <w:ind w:firstLine="400"/>
+        <w:jc w:val="both"/>
+      </w:pPr>
+      <w:r>
+        <w:rPr>
+          <w:rFonts w:ascii="바탕" w:hAnsi="바탕" w:eastAsia="바탕"/>
+          <w:b w:val="0"/>
+          <w:i w:val="0"/>
+          <w:sz w:val="20"/>
+        </w:rPr>
+        <w:t xml:space="preserve">즉 </w:t>
+      </w:r>
+      <w:r>
+        <w:rPr>
+          <w:rFonts w:ascii="바탕" w:hAnsi="바탕" w:eastAsia="바탕"/>
+          <w:b/>
+          <w:i w:val="0"/>
+          <w:sz w:val="20"/>
+        </w:rPr>
+        <w:t>'좋은 규칙이 이미 있으면 학습이 불리하다'가 아니라 '보상이 상태를 구분해 주지 못하면 학습이 불리하다'</w:t>
+      </w:r>
+      <w:r>
+        <w:rPr>
+          <w:rFonts w:ascii="바탕" w:hAnsi="바탕" w:eastAsia="바탕"/>
+          <w:b w:val="0"/>
+          <w:i w:val="0"/>
+          <w:sz w:val="20"/>
+        </w:rPr>
+        <w:t>가 이 연구가 관찰한 것이다. 다만 환경이 셋뿐이므로 이것은 세 점이 한 방향을 가리킨다는 뜻이지 상관을 보인 것은 아니다.</w:t>
+      </w:r>
     </w:p>
     <w:p>
       <w:pPr>
@@ -24051,7 +24227,7 @@
                 <w:i w:val="0"/>
                 <w:sz w:val="18"/>
               </w:rPr>
-              <w:t>9</w:t>
+              <w:t>10</w:t>
             </w:r>
           </w:p>
         </w:tc>
@@ -24071,7 +24247,7 @@
                 <w:i w:val="0"/>
                 <w:sz w:val="18"/>
               </w:rPr>
-              <w:t>7.0</w:t>
+              <w:t>7.1</w:t>
             </w:r>
           </w:p>
         </w:tc>
@@ -24091,7 +24267,7 @@
                 <w:i w:val="0"/>
                 <w:sz w:val="18"/>
               </w:rPr>
-              <w:t>[5.5, 8.4]</w:t>
+              <w:t>[5.7, 8.3]</w:t>
             </w:r>
           </w:p>
         </w:tc>
@@ -24227,7 +24403,7 @@
                 <w:i w:val="0"/>
                 <w:sz w:val="18"/>
               </w:rPr>
-              <w:t>[16.5, 17.6]</w:t>
+              <w:t>[16.4, 17.6]</w:t>
             </w:r>
           </w:p>
         </w:tc>
@@ -25153,7 +25329,25 @@
           <w:i w:val="0"/>
           <w:sz w:val="20"/>
         </w:rPr>
-        <w:t xml:space="preserve"> 성질이 다른 환경에서 λ를 격자로 훑어, 비용이 오를 때 각 계열의 성능이 어떻게 무너지는지를 신뢰구간과 함께 그렸다(MountainCar·LunarLander 완료, MinAtar Freeway는 고정 규칙까지 완료하고 학습 계열 진행 중). [실험 대기 — 결과 나오면 확정] λ*는 "학습을 도입할 것인가, 지금 쓰는 규칙으로 버틸 것인가"를 가르는 판단선이 된다.</w:t>
+        <w:t xml:space="preserve"> 성질이 다른 </w:t>
+      </w:r>
+      <w:r>
+        <w:rPr>
+          <w:rFonts w:ascii="바탕" w:hAnsi="바탕" w:eastAsia="바탕"/>
+          <w:b/>
+          <w:i w:val="0"/>
+          <w:sz w:val="20"/>
+        </w:rPr>
+        <w:t>세 환경</w:t>
+      </w:r>
+      <w:r>
+        <w:rPr>
+          <w:rFonts w:ascii="바탕" w:hAnsi="바탕" w:eastAsia="바탕"/>
+          <w:b w:val="0"/>
+          <w:i w:val="0"/>
+          <w:sz w:val="20"/>
+        </w:rPr>
+        <w:t>에서 λ를 격자로 훑어, 비용이 오를 때 각 계열의 성능이 어떻게 무너지는지를 신뢰구간과 함께 그렸다. λ*는 "학습을 도입할 것인가, 지금 쓰는 규칙으로 버틸 것인가"를 가르는 판단선이 된다.</w:t>
       </w:r>
     </w:p>
     <w:p>
@@ -25197,7 +25391,7 @@
           <w:i w:val="0"/>
           <w:sz w:val="20"/>
         </w:rPr>
-        <w:t xml:space="preserve">이었다. 보상이 희소하고 이미 좋은 규칙이 있는 환경에서는 비용이 없을 때조차 학습이 규칙을 넘어서지 못했고, 보상이 조밀한 환경에서는 학습이 이기되 방법에 따라 이기는 구간이 크게 달랐다. 여기서 '희소·조밀'은 인상이 아니라 잰 값이다 — 기준 규칙으로 도는 동안 MountainCar의 보상은 </w:t>
+        <w:t xml:space="preserve">이었다. 보상이 희소한 환경에서는 비용이 없을 때조차 학습이 규칙을 넘어서지 못했고, 보상이 조밀한 환경에서는 학습이 이기되 방법에 따라 이기는 구간이 크게 달랐다. 여기서 '희소·조밀'은 인상이 아니라 잰 값이다 — 기준 규칙으로 도는 동안 MountainCar의 보상은 </w:t>
       </w:r>
       <w:r>
         <w:rPr>
@@ -25228,11 +25422,20 @@
       <w:r>
         <w:rPr>
           <w:rFonts w:ascii="바탕" w:hAnsi="바탕" w:eastAsia="바탕"/>
+          <w:b/>
+          <w:i w:val="0"/>
+          <w:sz w:val="20"/>
+        </w:rPr>
+        <w:t>그 차이를 만드는 것이 '좋은 규칙의 존재'인지 '보상 조밀도'인지는 두 환경만으로는 가릴 수 없었다.</w:t>
+      </w:r>
+      <w:r>
+        <w:rPr>
+          <w:rFonts w:ascii="바탕" w:hAnsi="바탕" w:eastAsia="바탕"/>
           <w:b w:val="0"/>
           <w:i w:val="0"/>
           <w:sz w:val="20"/>
         </w:rPr>
-        <w:t xml:space="preserve">여기에 하나 더 갈라 두어야 할 것이 있다. 학습이 이겼을 때 그것이 </w:t>
+        <w:t xml:space="preserve"> MountainCar는 둘 다 해당했기 때문이다. 그래서 두 축이 갈리는 환경을 하나 더 넣었다 — MinAtar/Freeway는 </w:t>
       </w:r>
       <w:r>
         <w:rPr>
@@ -25241,7 +25444,7 @@
           <w:i w:val="0"/>
           <w:sz w:val="20"/>
         </w:rPr>
-        <w:t>행동을 줄여서 이긴 것인지, 같은 행동으로 더 잘해서 이긴 것인지</w:t>
+        <w:t>규칙 품질로는 가운데</w:t>
       </w:r>
       <w:r>
         <w:rPr>
@@ -25250,7 +25453,7 @@
           <w:i w:val="0"/>
           <w:sz w:val="20"/>
         </w:rPr>
-        <w:t xml:space="preserve">는 비용 반영 점수 r′만으로는 알 수 없다. 비용을 빼기 전 원보상과 행동 횟수를 함께 놓고 보면(그림 6) 답이 갈린다 — LunarLander에서 학습은 규칙보다 </w:t>
+        <w:t xml:space="preserve">(손으로 짠 규칙이 쓸 만하지만 최적과는 거리가 있다)이면서 </w:t>
       </w:r>
       <w:r>
         <w:rPr>
@@ -25259,7 +25462,7 @@
           <w:i w:val="0"/>
           <w:sz w:val="20"/>
         </w:rPr>
-        <w:t>행동을 덜 쓰면서 보상은 더 받는</w:t>
+        <w:t>보상 조밀도로는 희소한 쪽 끝</w:t>
       </w:r>
       <w:r>
         <w:rPr>
@@ -25268,7 +25471,43 @@
           <w:i w:val="0"/>
           <w:sz w:val="20"/>
         </w:rPr>
-        <w:t xml:space="preserve"> 지점에 닿는다. 아껴서 이긴 것이 아니라 더 잘해서 이긴 것이다. 반대로 MountainCar에서는 어떤 계열도 그런 지점에 닿지 못했고, 규칙이 모든 학습 궤적 위에 홀로 있었다.</w:t>
+        <w:t xml:space="preserve">(신호 있는 스텝 1.6%)이다. 결과는 λ*가 세 계열 모두 </w:t>
+      </w:r>
+      <w:r>
+        <w:rPr>
+          <w:rFonts w:ascii="바탕" w:hAnsi="바탕" w:eastAsia="바탕"/>
+          <w:b/>
+          <w:i w:val="0"/>
+          <w:sz w:val="20"/>
+        </w:rPr>
+        <w:t>0</w:t>
+      </w:r>
+      <w:r>
+        <w:rPr>
+          <w:rFonts w:ascii="바탕" w:hAnsi="바탕" w:eastAsia="바탕"/>
+          <w:b w:val="0"/>
+          <w:i w:val="0"/>
+          <w:sz w:val="20"/>
+        </w:rPr>
+        <w:t xml:space="preserve"> — MountainCar와 같은 값이었다. </w:t>
+      </w:r>
+      <w:r>
+        <w:rPr>
+          <w:rFonts w:ascii="바탕" w:hAnsi="바탕" w:eastAsia="바탕"/>
+          <w:b/>
+          <w:i w:val="0"/>
+          <w:sz w:val="20"/>
+        </w:rPr>
+        <w:t>λ*는 규칙 품질이 아니라 보상 조밀도를 따라간다.</w:t>
+      </w:r>
+      <w:r>
+        <w:rPr>
+          <w:rFonts w:ascii="바탕" w:hAnsi="바탕" w:eastAsia="바탕"/>
+          <w:b w:val="0"/>
+          <w:i w:val="0"/>
+          <w:sz w:val="20"/>
+        </w:rPr>
+        <w:t xml:space="preserve"> 다만 환경이 셋뿐이므로 이것은 세 점이 한 방향을 가리킨다는 뜻이지 상관을 보인 것은 아니다.</w:t>
       </w:r>
     </w:p>
     <w:p>
@@ -25281,11 +25520,20 @@
       <w:r>
         <w:rPr>
           <w:rFonts w:ascii="바탕" w:hAnsi="바탕" w:eastAsia="바탕"/>
+          <w:b w:val="0"/>
+          <w:i w:val="0"/>
+          <w:sz w:val="20"/>
+        </w:rPr>
+        <w:t xml:space="preserve">여기에 하나 더 갈라 두어야 할 것이 있다. 학습이 이겼을 때 그것이 </w:t>
+      </w:r>
+      <w:r>
+        <w:rPr>
+          <w:rFonts w:ascii="바탕" w:hAnsi="바탕" w:eastAsia="바탕"/>
           <w:b/>
           <w:i w:val="0"/>
           <w:sz w:val="20"/>
         </w:rPr>
-        <w:t>셋째, 결론은 기준선을 얼마나 잘 만들었는지에 달려 있다.</w:t>
+        <w:t>행동을 줄여서 이긴 것인지, 같은 행동으로 더 잘해서 이긴 것인지</w:t>
       </w:r>
       <w:r>
         <w:rPr>
@@ -25294,7 +25542,7 @@
           <w:i w:val="0"/>
           <w:sz w:val="20"/>
         </w:rPr>
-        <w:t xml:space="preserve"> 이 연구는 양쪽을 각각 의심했다. 학습 쪽은 예산을 3.3배로 늘려도 결론이 바뀌지 않았다. 그런데 </w:t>
+        <w:t xml:space="preserve">는 비용 반영 점수 r′만으로는 알 수 없다. 비용을 빼기 전 원보상과 행동 횟수를 함께 놓고 보면(그림 6) 답이 갈린다 — LunarLander에서 학습은 규칙보다 </w:t>
       </w:r>
       <w:r>
         <w:rPr>
@@ -25303,7 +25551,7 @@
           <w:i w:val="0"/>
           <w:sz w:val="20"/>
         </w:rPr>
-        <w:t>규칙 쪽은 계수를 다시 고르는 것만으로 기준선이 35.8점에서 162.3점으로 올랐다.</w:t>
+        <w:t>행동을 덜 쓰면서 보상은 더 받는</w:t>
       </w:r>
       <w:r>
         <w:rPr>
@@ -25312,16 +25560,7 @@
           <w:i w:val="0"/>
           <w:sz w:val="20"/>
         </w:rPr>
-        <w:t xml:space="preserve"> 같은 형태의 규칙이고 계수만 다르며, 튜닝은 평가에 쓰지 않는 에피소드에서 했다. 그 결과 표준 DQN의 λ*가 절반으로 줄었고, TempoRL 방식은 비용이 0일 때조차 규칙을 이기지 못하게 되었다. </w:t>
-      </w:r>
-      <w:r>
-        <w:rPr>
-          <w:rFonts w:ascii="바탕" w:hAnsi="바탕" w:eastAsia="바탕"/>
-          <w:b/>
-          <w:i w:val="0"/>
-          <w:sz w:val="20"/>
-        </w:rPr>
-        <w:t>"학습이 단순 규칙을 이긴다"는 주장은 그 '단순 규칙'을 얼마나 성의 있게 만들었는지를 밝히지 않으면 의미가 없다.</w:t>
+        <w:t xml:space="preserve"> 지점에 닿는다. 아껴서 이긴 것이 아니라 더 잘해서 이긴 것이다. 반대로 MountainCar에서는 어떤 계열도 그런 지점에 닿지 못했고, 규칙이 모든 학습 궤적 위에 홀로 있었다.</w:t>
       </w:r>
     </w:p>
     <w:p>
@@ -25338,7 +25577,7 @@
           <w:i w:val="0"/>
           <w:sz w:val="20"/>
         </w:rPr>
-        <w:t>넷째, 무행동 붕괴는 최적해가 아니라 탐험 실패다.</w:t>
+        <w:t>셋째, 결론은 기준선을 얼마나 잘 만들었는지에 달려 있다.</w:t>
       </w:r>
       <w:r>
         <w:rPr>
@@ -25347,7 +25586,7 @@
           <w:i w:val="0"/>
           <w:sz w:val="20"/>
         </w:rPr>
-        <w:t xml:space="preserve"> 희소 보상 환경에서는 아주 작은 비용만으로도 세 계열 모두 행동을 멈추고 그대로 굳었다. 얼마나 작은가 — 한 에피소드에서 물게 되는 </w:t>
+        <w:t xml:space="preserve"> 이 연구는 양쪽을 각각 의심했다. 학습 쪽은 예산을 3.3배로 늘려도 결론이 바뀌지 않았다. 그런데 </w:t>
       </w:r>
       <w:r>
         <w:rPr>
@@ -25356,7 +25595,7 @@
           <w:i w:val="0"/>
           <w:sz w:val="20"/>
         </w:rPr>
-        <w:t>비용 총액</w:t>
+        <w:t>규칙 쪽은 계수를 다시 고르는 것만으로 기준선이 35.8점에서 162.3점으로 올랐다.</w:t>
       </w:r>
       <w:r>
         <w:rPr>
@@ -25365,7 +25604,7 @@
           <w:i w:val="0"/>
           <w:sz w:val="20"/>
         </w:rPr>
-        <w:t xml:space="preserve">이 에피소드 보상 크기의 </w:t>
+        <w:t xml:space="preserve"> 같은 형태의 규칙이고 계수만 다르며, 튜닝은 평가에 쓰지 않는 에피소드에서 했다. 그 결과 표준 DQN의 λ*가 절반으로 줄었고, TempoRL 방식은 비용이 0일 때조차 규칙을 이기지 못하게 되었다. </w:t>
       </w:r>
       <w:r>
         <w:rPr>
@@ -25374,34 +25613,7 @@
           <w:i w:val="0"/>
           <w:sz w:val="20"/>
         </w:rPr>
-        <w:t>1%에도 못 미치는</w:t>
-      </w:r>
-      <w:r>
-        <w:rPr>
-          <w:rFonts w:ascii="바탕" w:hAnsi="바탕" w:eastAsia="바탕"/>
-          <w:b w:val="0"/>
-          <w:i w:val="0"/>
-          <w:sz w:val="20"/>
-        </w:rPr>
-        <w:t xml:space="preserve"> 지점에서 이미 목표 도달률이 절반으로 떨어진다. 그런데 그 붕괴는 두 단계로 일어난다 — </w:t>
-      </w:r>
-      <w:r>
-        <w:rPr>
-          <w:rFonts w:ascii="바탕" w:hAnsi="바탕" w:eastAsia="바탕"/>
-          <w:b/>
-          <w:i w:val="0"/>
-          <w:sz w:val="20"/>
-        </w:rPr>
-        <w:t>행동은 λ=0과 비슷한 횟수로 유지한 채 목표 도달률이 먼저 떨어지고</w:t>
-      </w:r>
-      <w:r>
-        <w:rPr>
-          <w:rFonts w:ascii="바탕" w:hAnsi="바탕" w:eastAsia="바탕"/>
-          <w:b w:val="0"/>
-          <w:i w:val="0"/>
-          <w:sz w:val="20"/>
-        </w:rPr>
-        <w:t>, 행동이 완전히 멈추는 것은 그보다 4~27배 비싸진 뒤다(Ⅳ장 표 7). 즉 에이전트는 시도를 멈추는 것이 아니라 성공을 멈춘다.</w:t>
+        <w:t>"학습이 단순 규칙을 이긴다"는 주장은 그 '단순 규칙'을 얼마나 성의 있게 만들었는지를 밝히지 않으면 의미가 없다.</w:t>
       </w:r>
     </w:p>
     <w:p>
@@ -25414,11 +25626,20 @@
       <w:r>
         <w:rPr>
           <w:rFonts w:ascii="바탕" w:hAnsi="바탕" w:eastAsia="바탕"/>
+          <w:b/>
+          <w:i w:val="0"/>
+          <w:sz w:val="20"/>
+        </w:rPr>
+        <w:t>넷째, 무행동 붕괴는 최적해가 아니라 탐험 실패다.</w:t>
+      </w:r>
+      <w:r>
+        <w:rPr>
+          <w:rFonts w:ascii="바탕" w:hAnsi="바탕" w:eastAsia="바탕"/>
           <w:b w:val="0"/>
           <w:i w:val="0"/>
           <w:sz w:val="20"/>
         </w:rPr>
-        <w:t xml:space="preserve">여기에는 두 해석이 가능하다. 비용을 감안하면 가만히 있는 것이 정말 최적이거나, 비용 때문에 목표를 한 번도 보지 못했거나. 이를 가르기 위해 같은 예산 안에서 </w:t>
+        <w:t xml:space="preserve"> 희소 보상 환경에서는 아주 작은 비용만으로도 세 계열 모두 행동을 멈추고 그대로 굳었다. 얼마나 작은가 — 한 에피소드에서 물게 되는 </w:t>
       </w:r>
       <w:r>
         <w:rPr>
@@ -25427,7 +25648,7 @@
           <w:i w:val="0"/>
           <w:sz w:val="20"/>
         </w:rPr>
-        <w:t>비용을 켜는 시점만 바꾼 대조 조건</w:t>
+        <w:t>비용 총액</w:t>
       </w:r>
       <w:r>
         <w:rPr>
@@ -25436,7 +25657,43 @@
           <w:i w:val="0"/>
           <w:sz w:val="20"/>
         </w:rPr>
-        <w:t>을 두었다(Ⅲ장 6.3절).</w:t>
+        <w:t xml:space="preserve">이 에피소드 보상 크기의 </w:t>
+      </w:r>
+      <w:r>
+        <w:rPr>
+          <w:rFonts w:ascii="바탕" w:hAnsi="바탕" w:eastAsia="바탕"/>
+          <w:b/>
+          <w:i w:val="0"/>
+          <w:sz w:val="20"/>
+        </w:rPr>
+        <w:t>1%에도 못 미치는</w:t>
+      </w:r>
+      <w:r>
+        <w:rPr>
+          <w:rFonts w:ascii="바탕" w:hAnsi="바탕" w:eastAsia="바탕"/>
+          <w:b w:val="0"/>
+          <w:i w:val="0"/>
+          <w:sz w:val="20"/>
+        </w:rPr>
+        <w:t xml:space="preserve"> 지점에서 이미 목표 도달률이 절반으로 떨어진다. 그런데 그 붕괴는 두 단계로 일어난다 — </w:t>
+      </w:r>
+      <w:r>
+        <w:rPr>
+          <w:rFonts w:ascii="바탕" w:hAnsi="바탕" w:eastAsia="바탕"/>
+          <w:b/>
+          <w:i w:val="0"/>
+          <w:sz w:val="20"/>
+        </w:rPr>
+        <w:t>행동은 λ=0과 비슷한 횟수로 유지한 채 목표 도달률이 먼저 떨어지고</w:t>
+      </w:r>
+      <w:r>
+        <w:rPr>
+          <w:rFonts w:ascii="바탕" w:hAnsi="바탕" w:eastAsia="바탕"/>
+          <w:b w:val="0"/>
+          <w:i w:val="0"/>
+          <w:sz w:val="20"/>
+        </w:rPr>
+        <w:t>, 행동이 완전히 멈추는 것은 그보다 4~27배 비싸진 뒤다(Ⅳ장 표 7). 즉 에이전트는 시도를 멈추는 것이 아니라 성공을 멈춘다.</w:t>
       </w:r>
     </w:p>
     <w:p>
@@ -25449,11 +25706,20 @@
       <w:r>
         <w:rPr>
           <w:rFonts w:ascii="바탕" w:hAnsi="바탕" w:eastAsia="바탕"/>
+          <w:b w:val="0"/>
+          <w:i w:val="0"/>
+          <w:sz w:val="20"/>
+        </w:rPr>
+        <w:t xml:space="preserve">여기에는 두 해석이 가능하다. 비용을 감안하면 가만히 있는 것이 정말 최적이거나, 비용 때문에 목표를 한 번도 보지 못했거나. 이를 가르기 위해 같은 예산 안에서 </w:t>
+      </w:r>
+      <w:r>
+        <w:rPr>
+          <w:rFonts w:ascii="바탕" w:hAnsi="바탕" w:eastAsia="바탕"/>
           <w:b/>
           <w:i w:val="0"/>
           <w:sz w:val="20"/>
         </w:rPr>
-        <w:t>답은 탐험 실패였다.</w:t>
+        <w:t>비용을 켜는 시점만 바꾼 대조 조건</w:t>
       </w:r>
       <w:r>
         <w:rPr>
@@ -25462,25 +25728,7 @@
           <w:i w:val="0"/>
           <w:sz w:val="20"/>
         </w:rPr>
-        <w:t xml:space="preserve"> 같은 비용으로 평가했는데도 비용을 나중에 켠 쪽이 훨씬 자주 목표에 닿았다. λ=0.05에서 표준 DQN은 처음부터 비용을 물리면 행동 0회·도달률 0%다. 그런데 앞 절반을 비용 없이 학습시키면 행동 96회·도달률 66%가 된다. 비교한 아홉 조건 가운데 </w:t>
-      </w:r>
-      <w:r>
-        <w:rPr>
-          <w:rFonts w:ascii="바탕" w:hAnsi="바탕" w:eastAsia="바탕"/>
-          <w:b/>
-          <w:i w:val="0"/>
-          <w:sz w:val="20"/>
-        </w:rPr>
-        <w:t>'무행동이 최적'을 지지하는 것은 하나도 없었다</w:t>
-      </w:r>
-      <w:r>
-        <w:rPr>
-          <w:rFonts w:ascii="바탕" w:hAnsi="바탕" w:eastAsia="바탕"/>
-          <w:b w:val="0"/>
-          <w:i w:val="0"/>
-          <w:sz w:val="20"/>
-        </w:rPr>
-        <w:t>(탐험 실패 5건, 판정 보류 4건).</w:t>
+        <w:t>을 두었다(Ⅲ장 6.3절).</w:t>
       </w:r>
     </w:p>
     <w:p>
@@ -25493,11 +25741,20 @@
       <w:r>
         <w:rPr>
           <w:rFonts w:ascii="바탕" w:hAnsi="바탕" w:eastAsia="바탕"/>
+          <w:b/>
+          <w:i w:val="0"/>
+          <w:sz w:val="20"/>
+        </w:rPr>
+        <w:t>답은 탐험 실패였다.</w:t>
+      </w:r>
+      <w:r>
+        <w:rPr>
+          <w:rFonts w:ascii="바탕" w:hAnsi="바탕" w:eastAsia="바탕"/>
           <w:b w:val="0"/>
           <w:i w:val="0"/>
           <w:sz w:val="20"/>
         </w:rPr>
-        <w:t xml:space="preserve">다만 그것을 고쳐도 규칙은 이기지 못한다. 워밍업 조건의 최고 점수(−125.6)도 pump 규칙(−122)에 미치지 못한다. </w:t>
+        <w:t xml:space="preserve"> 같은 비용으로 평가했는데도 비용을 나중에 켠 쪽이 훨씬 자주 목표에 닿았다. λ=0.05에서 표준 DQN은 처음부터 비용을 물리면 행동 0회·도달률 0%다. 그런데 앞 절반을 비용 없이 학습시키면 행동 96회·도달률 66%가 된다. 비교한 아홉 조건 가운데 </w:t>
       </w:r>
       <w:r>
         <w:rPr>
@@ -25506,7 +25763,7 @@
           <w:i w:val="0"/>
           <w:sz w:val="20"/>
         </w:rPr>
-        <w:t>MountainCar에서 학습은 문제가 둘이다</w:t>
+        <w:t>'무행동이 최적'을 지지하는 것은 하나도 없었다</w:t>
       </w:r>
       <w:r>
         <w:rPr>
@@ -25515,7 +25772,7 @@
           <w:i w:val="0"/>
           <w:sz w:val="20"/>
         </w:rPr>
-        <w:t xml:space="preserve"> — 비용 아래 탐험이 막히는 것과, 비용이 없어도 규칙보다 약한 것. 하나를 고쳐도 다른 하나가 남는다.</w:t>
+        <w:t>(탐험 실패 5건, 판정 보류 4건).</w:t>
       </w:r>
     </w:p>
     <w:p>
@@ -25528,6 +25785,41 @@
       <w:r>
         <w:rPr>
           <w:rFonts w:ascii="바탕" w:hAnsi="바탕" w:eastAsia="바탕"/>
+          <w:b w:val="0"/>
+          <w:i w:val="0"/>
+          <w:sz w:val="20"/>
+        </w:rPr>
+        <w:t xml:space="preserve">다만 그것을 고쳐도 규칙은 이기지 못한다. 워밍업 조건의 최고 점수(−125.6)도 pump 규칙(−122)에 미치지 못한다. </w:t>
+      </w:r>
+      <w:r>
+        <w:rPr>
+          <w:rFonts w:ascii="바탕" w:hAnsi="바탕" w:eastAsia="바탕"/>
+          <w:b/>
+          <w:i w:val="0"/>
+          <w:sz w:val="20"/>
+        </w:rPr>
+        <w:t>MountainCar에서 학습은 문제가 둘이다</w:t>
+      </w:r>
+      <w:r>
+        <w:rPr>
+          <w:rFonts w:ascii="바탕" w:hAnsi="바탕" w:eastAsia="바탕"/>
+          <w:b w:val="0"/>
+          <w:i w:val="0"/>
+          <w:sz w:val="20"/>
+        </w:rPr>
+        <w:t xml:space="preserve"> — 비용 아래 탐험이 막히는 것과, 비용이 없어도 규칙보다 약한 것. 하나를 고쳐도 다른 하나가 남는다.</w:t>
+      </w:r>
+    </w:p>
+    <w:p>
+      <w:pPr>
+        <w:widowControl/>
+        <w:spacing w:line="480" w:lineRule="auto" w:before="0" w:after="0"/>
+        <w:ind w:firstLine="400"/>
+        <w:jc w:val="both"/>
+      </w:pPr>
+      <w:r>
+        <w:rPr>
+          <w:rFonts w:ascii="바탕" w:hAnsi="바탕" w:eastAsia="바탕"/>
           <w:b/>
           <w:i w:val="0"/>
           <w:sz w:val="20"/>
@@ -25617,7 +25909,7 @@
           <w:i w:val="0"/>
           <w:sz w:val="20"/>
         </w:rPr>
-        <w:t>먼저 환경을 보라.</w:t>
+        <w:t>먼저 보상 신호를 보라.</w:t>
       </w:r>
       <w:r>
         <w:rPr>
@@ -25626,7 +25918,25 @@
           <w:i w:val="0"/>
           <w:sz w:val="20"/>
         </w:rPr>
-        <w:t xml:space="preserve"> 보상 신호가 조밀한가? 이미 잘 도는 규칙이 있는가? 보상이 희소하고 좋은 규칙이 있다면, 행동 비용을 재기 전에 이미 답이 정해져 있을 가능성이 높다 — 규칙을 쓰라.</w:t>
+        <w:t xml:space="preserve"> 보상이 상태를 구분해 주는가? 한 에피소드 안에서 보상 값이 거의 변하지 않는다면, 행동 비용을 재기 전에 이미 답이 정해져 있을 가능성이 높다 — 규칙을 쓰라. 이 연구에서 λ*를 가른 것은 '좋은 규칙이 있는가'가 아니라 </w:t>
+      </w:r>
+      <w:r>
+        <w:rPr>
+          <w:rFonts w:ascii="바탕" w:hAnsi="바탕" w:eastAsia="바탕"/>
+          <w:b/>
+          <w:i w:val="0"/>
+          <w:sz w:val="20"/>
+        </w:rPr>
+        <w:t>'보상이 조밀한가'</w:t>
+      </w:r>
+      <w:r>
+        <w:rPr>
+          <w:rFonts w:ascii="바탕" w:hAnsi="바탕" w:eastAsia="바탕"/>
+          <w:b w:val="0"/>
+          <w:i w:val="0"/>
+          <w:sz w:val="20"/>
+        </w:rPr>
+        <w:t xml:space="preserve"> 였다. 규칙 품질이 가운데인 환경도 보상이 희소하면 λ*가 0이었다.</w:t>
       </w:r>
     </w:p>
     <w:p>

--- a/졸업논문_초안v1.docx
+++ b/졸업논문_초안v1.docx
@@ -20568,7 +20568,7 @@
                 <w:i w:val="0"/>
                 <w:sz w:val="18"/>
               </w:rPr>
-              <w:t>7.1 [5.7, 8.3]</w:t>
+              <w:t>7.1 [5.8, 8.3]</w:t>
             </w:r>
           </w:p>
         </w:tc>
@@ -20589,7 +20589,7 @@
                 <w:i w:val="0"/>
                 <w:sz w:val="18"/>
               </w:rPr>
-              <w:t>8.8 [7.4, 9.8]</w:t>
+              <w:t>8.8 [7.5, 9.8]</w:t>
             </w:r>
           </w:p>
         </w:tc>
@@ -20631,7 +20631,7 @@
                 <w:i w:val="0"/>
                 <w:sz w:val="18"/>
               </w:rPr>
-              <w:t>16.9 [16.4, 17.6]</w:t>
+              <w:t>16.9 [16.5, 17.6]</w:t>
             </w:r>
           </w:p>
         </w:tc>
@@ -20673,7 +20673,7 @@
                 <w:i w:val="0"/>
                 <w:sz w:val="18"/>
               </w:rPr>
-              <w:t>16.9 [16.4, 17.6]</w:t>
+              <w:t>16.9 [16.5, 17.6]</w:t>
             </w:r>
           </w:p>
         </w:tc>
@@ -20741,7 +20741,7 @@
                 <w:i w:val="0"/>
                 <w:sz w:val="18"/>
               </w:rPr>
-              <w:t>2.1 [0.3, 4.0]</w:t>
+              <w:t>2.1 [0.3, 4.1]</w:t>
             </w:r>
           </w:p>
         </w:tc>
@@ -20762,7 +20762,7 @@
                 <w:i w:val="0"/>
                 <w:sz w:val="18"/>
               </w:rPr>
-              <w:t>12.5 [11.2, 14.1]</w:t>
+              <w:t>12.5 [11.2, 14.0]</w:t>
             </w:r>
           </w:p>
         </w:tc>
@@ -20783,7 +20783,7 @@
                 <w:i w:val="0"/>
                 <w:sz w:val="18"/>
               </w:rPr>
-              <w:t>15.4 [14.9, 16.1]</w:t>
+              <w:t>15.4 [15.0, 16.1]</w:t>
             </w:r>
           </w:p>
         </w:tc>
@@ -20825,7 +20825,7 @@
                 <w:i w:val="0"/>
                 <w:sz w:val="18"/>
               </w:rPr>
-              <w:t>15.4 [14.9, 16.1]</w:t>
+              <w:t>15.4 [15.0, 16.1]</w:t>
             </w:r>
           </w:p>
         </w:tc>
@@ -20914,7 +20914,7 @@
                 <w:i w:val="0"/>
                 <w:sz w:val="18"/>
               </w:rPr>
-              <w:t>10.7 [9.4, 12.0]</w:t>
+              <w:t>10.7 [9.4, 11.9]</w:t>
             </w:r>
           </w:p>
         </w:tc>
@@ -21066,7 +21066,7 @@
                 <w:i w:val="0"/>
                 <w:sz w:val="18"/>
               </w:rPr>
-              <w:t>8.4 [6.8, 10.2]</w:t>
+              <w:t>8.4 [6.9, 10.3]</w:t>
             </w:r>
           </w:p>
         </w:tc>
@@ -24038,11 +24038,11 @@
             <w:r>
               <w:rPr>
                 <w:rFonts w:ascii="바탕" w:hAnsi="바탕" w:eastAsia="바탕"/>
-                <w:b/>
-                <w:i w:val="0"/>
-                <w:sz w:val="18"/>
-              </w:rPr>
-              <w:t>기준: 임계값 규칙(튜닝) (학습 없음)</w:t>
+                <w:b w:val="0"/>
+                <w:i w:val="0"/>
+                <w:sz w:val="18"/>
+              </w:rPr>
+              <w:t>예산 100만</w:t>
             </w:r>
           </w:p>
         </w:tc>
@@ -24062,7 +24062,7 @@
                 <w:i w:val="0"/>
                 <w:sz w:val="18"/>
               </w:rPr>
-              <w:t>—</w:t>
+              <w:t>1,000,000</w:t>
             </w:r>
           </w:p>
         </w:tc>
@@ -24098,11 +24098,11 @@
             <w:r>
               <w:rPr>
                 <w:rFonts w:ascii="바탕" w:hAnsi="바탕" w:eastAsia="바탕"/>
-                <w:b/>
-                <w:i w:val="0"/>
-                <w:sz w:val="18"/>
-              </w:rPr>
-              <w:t>162.3</w:t>
+                <w:b w:val="0"/>
+                <w:i w:val="0"/>
+                <w:sz w:val="18"/>
+              </w:rPr>
+              <w:t>148.0</w:t>
             </w:r>
           </w:p>
         </w:tc>
@@ -24122,7 +24122,7 @@
                 <w:i w:val="0"/>
                 <w:sz w:val="18"/>
               </w:rPr>
-              <w:t>[156.9, 167.6]</w:t>
+              <w:t>[77.9, 186.9]</w:t>
             </w:r>
           </w:p>
         </w:tc>
@@ -24138,11 +24138,11 @@
             <w:r>
               <w:rPr>
                 <w:rFonts w:ascii="바탕" w:hAnsi="바탕" w:eastAsia="바탕"/>
-                <w:b/>
-                <w:i w:val="0"/>
-                <w:sz w:val="18"/>
-              </w:rPr>
-              <w:t>99%</w:t>
+                <w:b w:val="0"/>
+                <w:i w:val="0"/>
+                <w:sz w:val="18"/>
+              </w:rPr>
+              <w:t>81%</w:t>
             </w:r>
           </w:p>
         </w:tc>
@@ -24160,15 +24160,6 @@
               <w:spacing w:line="240" w:lineRule="auto"/>
               <w:jc w:val="left"/>
             </w:pPr>
-            <w:r>
-              <w:rPr>
-                <w:rFonts w:ascii="바탕" w:hAnsi="바탕" w:eastAsia="바탕"/>
-                <w:b w:val="0"/>
-                <w:i w:val="0"/>
-                <w:sz w:val="18"/>
-              </w:rPr>
-              <w:t>MinAtar_Freeway-v1</w:t>
-            </w:r>
           </w:p>
         </w:tc>
         <w:tc>
@@ -24183,11 +24174,11 @@
             <w:r>
               <w:rPr>
                 <w:rFonts w:ascii="바탕" w:hAnsi="바탕" w:eastAsia="바탕"/>
-                <w:b w:val="0"/>
-                <w:i w:val="0"/>
-                <w:sz w:val="18"/>
-              </w:rPr>
-              <w:t>본실험 (30만 스텝)</w:t>
+                <w:b/>
+                <w:i w:val="0"/>
+                <w:sz w:val="18"/>
+              </w:rPr>
+              <w:t>기준: 임계값 규칙(튜닝) (학습 없음)</w:t>
             </w:r>
           </w:p>
         </w:tc>
@@ -24207,7 +24198,7 @@
                 <w:i w:val="0"/>
                 <w:sz w:val="18"/>
               </w:rPr>
-              <w:t>300,000</w:t>
+              <w:t>—</w:t>
             </w:r>
           </w:p>
         </w:tc>
@@ -24243,11 +24234,11 @@
             <w:r>
               <w:rPr>
                 <w:rFonts w:ascii="바탕" w:hAnsi="바탕" w:eastAsia="바탕"/>
-                <w:b w:val="0"/>
-                <w:i w:val="0"/>
-                <w:sz w:val="18"/>
-              </w:rPr>
-              <w:t>7.1</w:t>
+                <w:b/>
+                <w:i w:val="0"/>
+                <w:sz w:val="18"/>
+              </w:rPr>
+              <w:t>162.3</w:t>
             </w:r>
           </w:p>
         </w:tc>
@@ -24267,7 +24258,7 @@
                 <w:i w:val="0"/>
                 <w:sz w:val="18"/>
               </w:rPr>
-              <w:t>[5.7, 8.3]</w:t>
+              <w:t>[156.9, 167.6]</w:t>
             </w:r>
           </w:p>
         </w:tc>
@@ -24283,11 +24274,11 @@
             <w:r>
               <w:rPr>
                 <w:rFonts w:ascii="바탕" w:hAnsi="바탕" w:eastAsia="바탕"/>
-                <w:b w:val="0"/>
-                <w:i w:val="0"/>
-                <w:sz w:val="18"/>
-              </w:rPr>
-              <w:t>0%</w:t>
+                <w:b/>
+                <w:i w:val="0"/>
+                <w:sz w:val="18"/>
+              </w:rPr>
+              <w:t>99%</w:t>
             </w:r>
           </w:p>
         </w:tc>
@@ -24305,6 +24296,15 @@
               <w:spacing w:line="240" w:lineRule="auto"/>
               <w:jc w:val="left"/>
             </w:pPr>
+            <w:r>
+              <w:rPr>
+                <w:rFonts w:ascii="바탕" w:hAnsi="바탕" w:eastAsia="바탕"/>
+                <w:b w:val="0"/>
+                <w:i w:val="0"/>
+                <w:sz w:val="18"/>
+              </w:rPr>
+              <w:t>MinAtar_Freeway-v1</w:t>
+            </w:r>
           </w:p>
         </w:tc>
         <w:tc>
@@ -24319,6 +24319,142 @@
             <w:r>
               <w:rPr>
                 <w:rFonts w:ascii="바탕" w:hAnsi="바탕" w:eastAsia="바탕"/>
+                <w:b w:val="0"/>
+                <w:i w:val="0"/>
+                <w:sz w:val="18"/>
+              </w:rPr>
+              <w:t>본실험 (30만 스텝)</w:t>
+            </w:r>
+          </w:p>
+        </w:tc>
+        <w:tc>
+          <w:tcPr>
+            <w:tcW w:type="dxa" w:w="1077"/>
+          </w:tcPr>
+          <w:p>
+            <w:pPr>
+              <w:spacing w:line="240" w:lineRule="auto"/>
+              <w:jc w:val="center"/>
+            </w:pPr>
+            <w:r>
+              <w:rPr>
+                <w:rFonts w:ascii="바탕" w:hAnsi="바탕" w:eastAsia="바탕"/>
+                <w:b w:val="0"/>
+                <w:i w:val="0"/>
+                <w:sz w:val="18"/>
+              </w:rPr>
+              <w:t>300,000</w:t>
+            </w:r>
+          </w:p>
+        </w:tc>
+        <w:tc>
+          <w:tcPr>
+            <w:tcW w:type="dxa" w:w="624"/>
+          </w:tcPr>
+          <w:p>
+            <w:pPr>
+              <w:spacing w:line="240" w:lineRule="auto"/>
+              <w:jc w:val="center"/>
+            </w:pPr>
+            <w:r>
+              <w:rPr>
+                <w:rFonts w:ascii="바탕" w:hAnsi="바탕" w:eastAsia="바탕"/>
+                <w:b w:val="0"/>
+                <w:i w:val="0"/>
+                <w:sz w:val="18"/>
+              </w:rPr>
+              <w:t>10</w:t>
+            </w:r>
+          </w:p>
+        </w:tc>
+        <w:tc>
+          <w:tcPr>
+            <w:tcW w:type="dxa" w:w="907"/>
+          </w:tcPr>
+          <w:p>
+            <w:pPr>
+              <w:spacing w:line="240" w:lineRule="auto"/>
+              <w:jc w:val="center"/>
+            </w:pPr>
+            <w:r>
+              <w:rPr>
+                <w:rFonts w:ascii="바탕" w:hAnsi="바탕" w:eastAsia="바탕"/>
+                <w:b w:val="0"/>
+                <w:i w:val="0"/>
+                <w:sz w:val="18"/>
+              </w:rPr>
+              <w:t>7.1</w:t>
+            </w:r>
+          </w:p>
+        </w:tc>
+        <w:tc>
+          <w:tcPr>
+            <w:tcW w:type="dxa" w:w="1361"/>
+          </w:tcPr>
+          <w:p>
+            <w:pPr>
+              <w:spacing w:line="240" w:lineRule="auto"/>
+              <w:jc w:val="center"/>
+            </w:pPr>
+            <w:r>
+              <w:rPr>
+                <w:rFonts w:ascii="바탕" w:hAnsi="바탕" w:eastAsia="바탕"/>
+                <w:b w:val="0"/>
+                <w:i w:val="0"/>
+                <w:sz w:val="18"/>
+              </w:rPr>
+              <w:t>[5.8, 8.3]</w:t>
+            </w:r>
+          </w:p>
+        </w:tc>
+        <w:tc>
+          <w:tcPr>
+            <w:tcW w:type="dxa" w:w="794"/>
+          </w:tcPr>
+          <w:p>
+            <w:pPr>
+              <w:spacing w:line="240" w:lineRule="auto"/>
+              <w:jc w:val="center"/>
+            </w:pPr>
+            <w:r>
+              <w:rPr>
+                <w:rFonts w:ascii="바탕" w:hAnsi="바탕" w:eastAsia="바탕"/>
+                <w:b w:val="0"/>
+                <w:i w:val="0"/>
+                <w:sz w:val="18"/>
+              </w:rPr>
+              <w:t>0%</w:t>
+            </w:r>
+          </w:p>
+        </w:tc>
+      </w:tr>
+      <w:tr>
+        <w:trPr>
+          <w:cantSplit/>
+        </w:trPr>
+        <w:tc>
+          <w:tcPr>
+            <w:tcW w:type="dxa" w:w="1474"/>
+          </w:tcPr>
+          <w:p>
+            <w:pPr>
+              <w:spacing w:line="240" w:lineRule="auto"/>
+              <w:jc w:val="left"/>
+            </w:pPr>
+          </w:p>
+        </w:tc>
+        <w:tc>
+          <w:tcPr>
+            <w:tcW w:type="dxa" w:w="2494"/>
+          </w:tcPr>
+          <w:p>
+            <w:pPr>
+              <w:spacing w:line="240" w:lineRule="auto"/>
+              <w:jc w:val="center"/>
+            </w:pPr>
+            <w:r>
+              <w:rPr>
+                <w:rFonts w:ascii="바탕" w:hAnsi="바탕" w:eastAsia="바탕"/>
                 <w:b/>
                 <w:i w:val="0"/>
                 <w:sz w:val="18"/>
@@ -24403,7 +24539,7 @@
                 <w:i w:val="0"/>
                 <w:sz w:val="18"/>
               </w:rPr>
-              <w:t>[16.4, 17.6]</w:t>
+              <w:t>[16.5, 17.6]</w:t>
             </w:r>
           </w:p>
         </w:tc>
@@ -24579,6 +24715,110 @@
           <w:sz w:val="17"/>
         </w:rPr>
         <w:t>비용이 없는 조건(λ=0)에서만 그렸다 — 여기서 지면 비용을 논할 필요가 없기 때문이다. 선은 시드에 대한 IQM이다. 본실험은 시드 10개, 예산을 늘린 세 조건은 **파일럿이라 시드 5개**이므로 이 그림은 경향을 보이는 용도이고, 우열 판정은 시드 10개로 한 표에서만 말한다. 곡선의 각 점은 5 에피소드 평가라 출렁인다 — 최종 판정은 50 에피소드 평가로 한다. 검은 점선은 학습 없이 얻는 pump 규칙의 점수다.</w:t>
+      </w:r>
+    </w:p>
+    <w:p>
+      <w:pPr>
+        <w:widowControl/>
+        <w:spacing w:line="480" w:lineRule="auto" w:before="0" w:after="0"/>
+        <w:ind w:firstLine="400"/>
+        <w:jc w:val="both"/>
+      </w:pPr>
+      <w:r>
+        <w:rPr>
+          <w:rFonts w:ascii="바탕" w:hAnsi="바탕" w:eastAsia="바탕"/>
+          <w:b/>
+          <w:i w:val="0"/>
+          <w:sz w:val="20"/>
+        </w:rPr>
+        <w:t>예산을 늘리면 나아지리라는 기대는 빗나갔다.</w:t>
+      </w:r>
+    </w:p>
+    <w:p>
+      <w:pPr>
+        <w:widowControl/>
+        <w:spacing w:line="480" w:lineRule="auto" w:before="0" w:after="0"/>
+        <w:ind w:firstLine="400"/>
+        <w:jc w:val="both"/>
+      </w:pPr>
+      <w:r>
+        <w:rPr>
+          <w:rFonts w:ascii="바탕" w:hAnsi="바탕" w:eastAsia="바탕"/>
+          <w:b/>
+          <w:i w:val="0"/>
+          <w:sz w:val="20"/>
+        </w:rPr>
+        <w:t>LunarLander-v3</w:t>
+      </w:r>
+      <w:r>
+        <w:rPr>
+          <w:rFonts w:ascii="바탕" w:hAnsi="바탕" w:eastAsia="바탕"/>
+          <w:b w:val="0"/>
+          <w:i w:val="0"/>
+          <w:sz w:val="20"/>
+        </w:rPr>
+        <w:t xml:space="preserve">에서 예산을 5배로 늘리자(20만 → 100만 스텝) </w:t>
+      </w:r>
+      <w:r>
+        <w:rPr>
+          <w:rFonts w:ascii="바탕" w:hAnsi="바탕" w:eastAsia="바탕"/>
+          <w:b/>
+          <w:i w:val="0"/>
+          <w:sz w:val="20"/>
+        </w:rPr>
+        <w:t>세 계열 모두 점수가 떨어졌다</w:t>
+      </w:r>
+      <w:r>
+        <w:rPr>
+          <w:rFonts w:ascii="바탕" w:hAnsi="바탕" w:eastAsia="바탕"/>
+          <w:b w:val="0"/>
+          <w:i w:val="0"/>
+          <w:sz w:val="20"/>
+        </w:rPr>
+        <w:t>: 표준 DQN 189→148(구간 폭 45→109) · TempoRL 159→4(구간 폭 51→263) · Lazy-MDP 210→169(구간 폭 55→148).</w:t>
+      </w:r>
+    </w:p>
+    <w:p>
+      <w:pPr>
+        <w:widowControl/>
+        <w:spacing w:line="480" w:lineRule="auto" w:before="0" w:after="0"/>
+        <w:ind w:firstLine="400"/>
+        <w:jc w:val="both"/>
+      </w:pPr>
+      <w:r>
+        <w:rPr>
+          <w:rFonts w:ascii="바탕" w:hAnsi="바탕" w:eastAsia="바탕"/>
+          <w:b w:val="0"/>
+          <w:i w:val="0"/>
+          <w:sz w:val="20"/>
+        </w:rPr>
+        <w:t xml:space="preserve">구간 폭이 함께 커진 것이 중요하다. 오래 학습시킬수록 시드마다 결과가 크게 갈린다는 뜻이다. 이 연구는 조기 종료를 쓰지 않고 정해진 예산을 끝까지 소진하므로, 학습이 한 번 무너지면 회복하지 못한 채 끝난다. </w:t>
+      </w:r>
+      <w:r>
+        <w:rPr>
+          <w:rFonts w:ascii="바탕" w:hAnsi="바탕" w:eastAsia="바탕"/>
+          <w:b/>
+          <w:i w:val="0"/>
+          <w:sz w:val="20"/>
+        </w:rPr>
+        <w:t>따라서 본실험에서 보고한 λ*는 예산이 모자라 낮게 나온 값이 아니다 — 예산을 늘리면 오히려 나빠졌다.</w:t>
+      </w:r>
+    </w:p>
+    <w:p>
+      <w:pPr>
+        <w:widowControl/>
+        <w:spacing w:line="480" w:lineRule="auto" w:before="0" w:after="0"/>
+        <w:ind w:firstLine="400"/>
+        <w:jc w:val="both"/>
+      </w:pPr>
+      <w:r>
+        <w:rPr>
+          <w:rFonts w:ascii="바탕" w:hAnsi="바탕" w:eastAsia="바탕"/>
+          <w:b w:val="0"/>
+          <w:i w:val="0"/>
+          <w:sz w:val="20"/>
+        </w:rPr>
+        <w:t>다만 이것은 이 설정에서의 관찰이다. 조기 종료나 학습률 감소를 쓰면 달라질 수 있고, 그 확인은 이 연구의 범위 밖이다.</w:t>
       </w:r>
     </w:p>
     <w:p>

--- a/졸업논문_초안v1.docx
+++ b/졸업논문_초안v1.docx
@@ -24455,6 +24455,142 @@
             <w:r>
               <w:rPr>
                 <w:rFonts w:ascii="바탕" w:hAnsi="바탕" w:eastAsia="바탕"/>
+                <w:b w:val="0"/>
+                <w:i w:val="0"/>
+                <w:sz w:val="18"/>
+              </w:rPr>
+              <w:t>예산 100만</w:t>
+            </w:r>
+          </w:p>
+        </w:tc>
+        <w:tc>
+          <w:tcPr>
+            <w:tcW w:type="dxa" w:w="1077"/>
+          </w:tcPr>
+          <w:p>
+            <w:pPr>
+              <w:spacing w:line="240" w:lineRule="auto"/>
+              <w:jc w:val="center"/>
+            </w:pPr>
+            <w:r>
+              <w:rPr>
+                <w:rFonts w:ascii="바탕" w:hAnsi="바탕" w:eastAsia="바탕"/>
+                <w:b w:val="0"/>
+                <w:i w:val="0"/>
+                <w:sz w:val="18"/>
+              </w:rPr>
+              <w:t>1,000,000</w:t>
+            </w:r>
+          </w:p>
+        </w:tc>
+        <w:tc>
+          <w:tcPr>
+            <w:tcW w:type="dxa" w:w="624"/>
+          </w:tcPr>
+          <w:p>
+            <w:pPr>
+              <w:spacing w:line="240" w:lineRule="auto"/>
+              <w:jc w:val="center"/>
+            </w:pPr>
+            <w:r>
+              <w:rPr>
+                <w:rFonts w:ascii="바탕" w:hAnsi="바탕" w:eastAsia="바탕"/>
+                <w:b w:val="0"/>
+                <w:i w:val="0"/>
+                <w:sz w:val="18"/>
+              </w:rPr>
+              <w:t>5</w:t>
+            </w:r>
+          </w:p>
+        </w:tc>
+        <w:tc>
+          <w:tcPr>
+            <w:tcW w:type="dxa" w:w="907"/>
+          </w:tcPr>
+          <w:p>
+            <w:pPr>
+              <w:spacing w:line="240" w:lineRule="auto"/>
+              <w:jc w:val="center"/>
+            </w:pPr>
+            <w:r>
+              <w:rPr>
+                <w:rFonts w:ascii="바탕" w:hAnsi="바탕" w:eastAsia="바탕"/>
+                <w:b w:val="0"/>
+                <w:i w:val="0"/>
+                <w:sz w:val="18"/>
+              </w:rPr>
+              <w:t>8.8</w:t>
+            </w:r>
+          </w:p>
+        </w:tc>
+        <w:tc>
+          <w:tcPr>
+            <w:tcW w:type="dxa" w:w="1361"/>
+          </w:tcPr>
+          <w:p>
+            <w:pPr>
+              <w:spacing w:line="240" w:lineRule="auto"/>
+              <w:jc w:val="center"/>
+            </w:pPr>
+            <w:r>
+              <w:rPr>
+                <w:rFonts w:ascii="바탕" w:hAnsi="바탕" w:eastAsia="바탕"/>
+                <w:b w:val="0"/>
+                <w:i w:val="0"/>
+                <w:sz w:val="18"/>
+              </w:rPr>
+              <w:t>[6.7, 9.3]</w:t>
+            </w:r>
+          </w:p>
+        </w:tc>
+        <w:tc>
+          <w:tcPr>
+            <w:tcW w:type="dxa" w:w="794"/>
+          </w:tcPr>
+          <w:p>
+            <w:pPr>
+              <w:spacing w:line="240" w:lineRule="auto"/>
+              <w:jc w:val="center"/>
+            </w:pPr>
+            <w:r>
+              <w:rPr>
+                <w:rFonts w:ascii="바탕" w:hAnsi="바탕" w:eastAsia="바탕"/>
+                <w:b w:val="0"/>
+                <w:i w:val="0"/>
+                <w:sz w:val="18"/>
+              </w:rPr>
+              <w:t>0%</w:t>
+            </w:r>
+          </w:p>
+        </w:tc>
+      </w:tr>
+      <w:tr>
+        <w:trPr>
+          <w:cantSplit/>
+        </w:trPr>
+        <w:tc>
+          <w:tcPr>
+            <w:tcW w:type="dxa" w:w="1474"/>
+          </w:tcPr>
+          <w:p>
+            <w:pPr>
+              <w:spacing w:line="240" w:lineRule="auto"/>
+              <w:jc w:val="left"/>
+            </w:pPr>
+          </w:p>
+        </w:tc>
+        <w:tc>
+          <w:tcPr>
+            <w:tcW w:type="dxa" w:w="2494"/>
+          </w:tcPr>
+          <w:p>
+            <w:pPr>
+              <w:spacing w:line="240" w:lineRule="auto"/>
+              <w:jc w:val="center"/>
+            </w:pPr>
+            <w:r>
+              <w:rPr>
+                <w:rFonts w:ascii="바탕" w:hAnsi="바탕" w:eastAsia="바탕"/>
                 <w:b/>
                 <w:i w:val="0"/>
                 <w:sz w:val="18"/>
@@ -24788,12 +24924,29 @@
       <w:r>
         <w:rPr>
           <w:rFonts w:ascii="바탕" w:hAnsi="바탕" w:eastAsia="바탕"/>
+          <w:b/>
+          <w:i w:val="0"/>
+          <w:sz w:val="20"/>
+        </w:rPr>
+        <w:t>MinAtar_Freeway-v1</w:t>
+      </w:r>
+      <w:r>
+        <w:rPr>
+          <w:rFonts w:ascii="바탕" w:hAnsi="바탕" w:eastAsia="바탕"/>
           <w:b w:val="0"/>
           <w:i w:val="0"/>
           <w:sz w:val="20"/>
         </w:rPr>
-        <w:t xml:space="preserve">구간 폭이 함께 커진 것이 중요하다. 오래 학습시킬수록 시드마다 결과가 크게 갈린다는 뜻이다. 이 연구는 조기 종료를 쓰지 않고 정해진 예산을 끝까지 소진하므로, 학습이 한 번 무너지면 회복하지 못한 채 끝난다. </w:t>
-      </w:r>
+        <w:t>에서 예산을 3.3배로 늘리자(30만 → 100만 스텝) 1개 계열의 점수가 떨어졌다: 표준 DQN 7→9(구간 폭 3→3) · TempoRL 9→8(구간 폭 2→3) · Lazy-MDP 14→14(구간 폭 3→2).</w:t>
+      </w:r>
+    </w:p>
+    <w:p>
+      <w:pPr>
+        <w:widowControl/>
+        <w:spacing w:line="480" w:lineRule="auto" w:before="0" w:after="0"/>
+        <w:ind w:firstLine="400"/>
+        <w:jc w:val="both"/>
+      </w:pPr>
       <w:r>
         <w:rPr>
           <w:rFonts w:ascii="바탕" w:hAnsi="바탕" w:eastAsia="바탕"/>
@@ -24801,7 +24954,78 @@
           <w:i w:val="0"/>
           <w:sz w:val="20"/>
         </w:rPr>
-        <w:t>따라서 본실험에서 보고한 λ*는 예산이 모자라 낮게 나온 값이 아니다 — 예산을 늘리면 오히려 나빠졌다.</w:t>
+        <w:t>LunarLander-v3</w:t>
+      </w:r>
+      <w:r>
+        <w:rPr>
+          <w:rFonts w:ascii="바탕" w:hAnsi="바탕" w:eastAsia="바탕"/>
+          <w:b w:val="0"/>
+          <w:i w:val="0"/>
+          <w:sz w:val="20"/>
+        </w:rPr>
+        <w:t xml:space="preserve">에서는 예산을 늘려도 규칙을 더 크게 이기지 못했다(가장 나은 계열이 규칙의 104% — 본실험보다 줄었다). </w:t>
+      </w:r>
+      <w:r>
+        <w:rPr>
+          <w:rFonts w:ascii="바탕" w:hAnsi="바탕" w:eastAsia="바탕"/>
+          <w:b/>
+          <w:i w:val="0"/>
+          <w:sz w:val="20"/>
+        </w:rPr>
+        <w:t>MinAtar_Freeway-v1</w:t>
+      </w:r>
+      <w:r>
+        <w:rPr>
+          <w:rFonts w:ascii="바탕" w:hAnsi="바탕" w:eastAsia="바탕"/>
+          <w:b w:val="0"/>
+          <w:i w:val="0"/>
+          <w:sz w:val="20"/>
+        </w:rPr>
+        <w:t xml:space="preserve">에서는 예산을 늘려도 규칙에 닿지 못했다(가장 나은 계열이 규칙의 82%). </w:t>
+      </w:r>
+      <w:r>
+        <w:rPr>
+          <w:rFonts w:ascii="바탕" w:hAnsi="바탕" w:eastAsia="바탕"/>
+          <w:b/>
+          <w:i w:val="0"/>
+          <w:sz w:val="20"/>
+        </w:rPr>
+        <w:t>본실험에서 보고한 λ*는 예산이 모자라 낮게 나온 값이 아니다.</w:t>
+      </w:r>
+    </w:p>
+    <w:p>
+      <w:pPr>
+        <w:widowControl/>
+        <w:spacing w:line="480" w:lineRule="auto" w:before="0" w:after="0"/>
+        <w:ind w:firstLine="400"/>
+        <w:jc w:val="both"/>
+      </w:pPr>
+      <w:r>
+        <w:rPr>
+          <w:rFonts w:ascii="바탕" w:hAnsi="바탕" w:eastAsia="바탕"/>
+          <w:b w:val="0"/>
+          <w:i w:val="0"/>
+          <w:sz w:val="20"/>
+        </w:rPr>
+        <w:t xml:space="preserve">LunarLander에서는 점수가 떨어졌을 뿐 아니라 </w:t>
+      </w:r>
+      <w:r>
+        <w:rPr>
+          <w:rFonts w:ascii="바탕" w:hAnsi="바탕" w:eastAsia="바탕"/>
+          <w:b/>
+          <w:i w:val="0"/>
+          <w:sz w:val="20"/>
+        </w:rPr>
+        <w:t>신뢰구간 폭이 2.4~5.2배로 벌어졌다</w:t>
+      </w:r>
+      <w:r>
+        <w:rPr>
+          <w:rFonts w:ascii="바탕" w:hAnsi="바탕" w:eastAsia="바탕"/>
+          <w:b w:val="0"/>
+          <w:i w:val="0"/>
+          <w:sz w:val="20"/>
+        </w:rPr>
+        <w:t xml:space="preserve"> — 오래 학습시킬수록 시드마다 결과가 크게 갈린다는 뜻이다. 이 연구는 조기 종료를 쓰지 않고 정해진 예산을 끝까지 소진하므로, 학습이 한 번 무너지면 회복하지 못한 채 끝난다.</w:t>
       </w:r>
     </w:p>
     <w:p>

--- a/졸업논문_초안v1.docx
+++ b/졸업논문_초안v1.docx
@@ -17963,6 +17963,109 @@
       <w:r>
         <w:rPr>
           <w:rFonts w:ascii="바탕" w:hAnsi="바탕" w:eastAsia="바탕"/>
+          <w:b/>
+          <w:i w:val="0"/>
+          <w:sz w:val="20"/>
+        </w:rPr>
+        <w:t>이 문턱이 예산 때문에 생긴 것은 아니다.</w:t>
+      </w:r>
+      <w:r>
+        <w:rPr>
+          <w:rFonts w:ascii="바탕" w:hAnsi="바탕" w:eastAsia="바탕"/>
+          <w:b w:val="0"/>
+          <w:i w:val="0"/>
+          <w:sz w:val="20"/>
+        </w:rPr>
+        <w:t xml:space="preserve"> 같은 환경·같은 계열(표준 DQN)을 예산 3.3배(30만 → 100만 스텝)로 다시 돌려 목표 도달률을 견주었다. 두 판의 λ 격자가 달라 '문턱이 어디로 옮겼다'고는 말할 수 없으므로, </w:t>
+      </w:r>
+      <w:r>
+        <w:rPr>
+          <w:rFonts w:ascii="바탕" w:hAnsi="바탕" w:eastAsia="바탕"/>
+          <w:b/>
+          <w:i w:val="0"/>
+          <w:sz w:val="20"/>
+        </w:rPr>
+        <w:t>양쪽에 다 있는 λ에서만</w:t>
+      </w:r>
+      <w:r>
+        <w:rPr>
+          <w:rFonts w:ascii="바탕" w:hAnsi="바탕" w:eastAsia="바탕"/>
+          <w:b w:val="0"/>
+          <w:i w:val="0"/>
+          <w:sz w:val="20"/>
+        </w:rPr>
+        <w:t xml:space="preserve"> 비교한다.</w:t>
+      </w:r>
+    </w:p>
+    <w:p>
+      <w:pPr>
+        <w:spacing w:line="480" w:lineRule="auto" w:before="0" w:after="0"/>
+        <w:ind w:left="340" w:hanging="198"/>
+      </w:pPr>
+      <w:r>
+        <w:rPr>
+          <w:rFonts w:ascii="바탕" w:hAnsi="바탕" w:eastAsia="바탕"/>
+          <w:b w:val="0"/>
+          <w:i w:val="0"/>
+          <w:sz w:val="20"/>
+        </w:rPr>
+        <w:t>· λ=0 62%→68% · λ=0.001 37%→50% · λ=0.003 52%→62% · λ=0.01 3%→14% · λ=0.03 0%→0%</w:t>
+      </w:r>
+    </w:p>
+    <w:p>
+      <w:pPr>
+        <w:widowControl/>
+        <w:spacing w:line="480" w:lineRule="auto" w:before="0" w:after="0"/>
+        <w:ind w:firstLine="400"/>
+        <w:jc w:val="both"/>
+      </w:pPr>
+      <w:r>
+        <w:rPr>
+          <w:rFonts w:ascii="바탕" w:hAnsi="바탕" w:eastAsia="바탕"/>
+          <w:b w:val="0"/>
+          <w:i w:val="0"/>
+          <w:sz w:val="20"/>
+        </w:rPr>
+        <w:t xml:space="preserve">예산을 3.3배로 줘도 4/5개 지점에서 몇 %p 오르는 데 그쳤고, λ=0.03에서는 </w:t>
+      </w:r>
+      <w:r>
+        <w:rPr>
+          <w:rFonts w:ascii="바탕" w:hAnsi="바탕" w:eastAsia="바탕"/>
+          <w:b/>
+          <w:i w:val="0"/>
+          <w:sz w:val="20"/>
+        </w:rPr>
+        <w:t>양쪽 모두 도달률 0%</w:t>
+      </w:r>
+      <w:r>
+        <w:rPr>
+          <w:rFonts w:ascii="바탕" w:hAnsi="바탕" w:eastAsia="바탕"/>
+          <w:b w:val="0"/>
+          <w:i w:val="0"/>
+          <w:sz w:val="20"/>
+        </w:rPr>
+        <w:t xml:space="preserve"> 다. </w:t>
+      </w:r>
+      <w:r>
+        <w:rPr>
+          <w:rFonts w:ascii="바탕" w:hAnsi="바탕" w:eastAsia="바탕"/>
+          <w:b/>
+          <w:i w:val="0"/>
+          <w:sz w:val="20"/>
+        </w:rPr>
+        <w:t>붕괴는 예산을 늘려 없앨 수 있는 것이 아니다.</w:t>
+      </w:r>
+    </w:p>
+    <w:p>
+      <w:pPr>
+        <w:widowControl/>
+        <w:spacing w:line="480" w:lineRule="auto" w:before="0" w:after="0"/>
+        <w:ind w:firstLine="400"/>
+        <w:jc w:val="both"/>
+      </w:pPr>
+      <w:r>
+        <w:rPr>
+          <w:rFonts w:ascii="바탕" w:hAnsi="바탕" w:eastAsia="바탕"/>
           <w:b w:val="0"/>
           <w:i w:val="0"/>
           <w:sz w:val="20"/>
@@ -23393,7 +23496,7 @@
                 <w:i w:val="0"/>
                 <w:sz w:val="18"/>
               </w:rPr>
-              <w:t>5</w:t>
+              <w:t>10</w:t>
             </w:r>
           </w:p>
         </w:tc>
@@ -23413,7 +23516,7 @@
                 <w:i w:val="0"/>
                 <w:sz w:val="18"/>
               </w:rPr>
-              <w:t>-152.1</w:t>
+              <w:t>-167.2</w:t>
             </w:r>
           </w:p>
         </w:tc>
@@ -23433,7 +23536,7 @@
                 <w:i w:val="0"/>
                 <w:sz w:val="18"/>
               </w:rPr>
-              <w:t>[-185.3, -134.2]</w:t>
+              <w:t>[-191.8, -147.5]</w:t>
             </w:r>
           </w:p>
         </w:tc>
@@ -23453,7 +23556,7 @@
                 <w:i w:val="0"/>
                 <w:sz w:val="18"/>
               </w:rPr>
-              <w:t>98%</w:t>
+              <w:t>68%</w:t>
             </w:r>
           </w:p>
         </w:tc>

--- a/졸업논문_초안v1.docx
+++ b/졸업논문_초안v1.docx
@@ -18070,6 +18070,59 @@
           <w:i w:val="0"/>
           <w:sz w:val="20"/>
         </w:rPr>
+        <w:t xml:space="preserve">(뒤의 공정성 점검 절도 예산을 다루지만 묻는 것이 다르다. 여기서는 </w:t>
+      </w:r>
+      <w:r>
+        <w:rPr>
+          <w:rFonts w:ascii="바탕" w:hAnsi="바탕" w:eastAsia="바탕"/>
+          <w:b/>
+          <w:i w:val="0"/>
+          <w:sz w:val="20"/>
+        </w:rPr>
+        <w:t>붕괴 문턱이 예산에 따라 밀리는가</w:t>
+      </w:r>
+      <w:r>
+        <w:rPr>
+          <w:rFonts w:ascii="바탕" w:hAnsi="바탕" w:eastAsia="바탕"/>
+          <w:b w:val="0"/>
+          <w:i w:val="0"/>
+          <w:sz w:val="20"/>
+        </w:rPr>
+        <w:t xml:space="preserve">를, 그쪽에서는 </w:t>
+      </w:r>
+      <w:r>
+        <w:rPr>
+          <w:rFonts w:ascii="바탕" w:hAnsi="바탕" w:eastAsia="바탕"/>
+          <w:b/>
+          <w:i w:val="0"/>
+          <w:sz w:val="20"/>
+        </w:rPr>
+        <w:t>비용이 없는 λ=0에서 학습이 규칙 수준에 닿는가</w:t>
+      </w:r>
+      <w:r>
+        <w:rPr>
+          <w:rFonts w:ascii="바탕" w:hAnsi="바탕" w:eastAsia="바탕"/>
+          <w:b w:val="0"/>
+          <w:i w:val="0"/>
+          <w:sz w:val="20"/>
+        </w:rPr>
+        <w:t>를 묻는다.)</w:t>
+      </w:r>
+    </w:p>
+    <w:p>
+      <w:pPr>
+        <w:widowControl/>
+        <w:spacing w:line="480" w:lineRule="auto" w:before="0" w:after="0"/>
+        <w:ind w:firstLine="400"/>
+        <w:jc w:val="both"/>
+      </w:pPr>
+      <w:r>
+        <w:rPr>
+          <w:rFonts w:ascii="바탕" w:hAnsi="바탕" w:eastAsia="바탕"/>
+          <w:b w:val="0"/>
+          <w:i w:val="0"/>
+          <w:sz w:val="20"/>
+        </w:rPr>
         <w:t xml:space="preserve">그런데 '성능이 먼저 무너진다'는 사실 자체는 원인을 말해 주지 않는다. 두 가지가 가능하다. </w:t>
       </w:r>
       <w:r>
@@ -23536,7 +23589,7 @@
                 <w:i w:val="0"/>
                 <w:sz w:val="18"/>
               </w:rPr>
-              <w:t>[-191.8, -147.5]</w:t>
+              <w:t>[-191.8, -148.0]</w:t>
             </w:r>
           </w:p>
         </w:tc>

--- a/졸업논문_초안v1.docx
+++ b/졸업논문_초안v1.docx
@@ -25879,6 +25879,1233 @@
       <w:pPr>
         <w:keepNext/>
         <w:widowControl/>
+        <w:spacing w:line="312" w:lineRule="auto" w:before="200" w:after="80"/>
+        <w:jc w:val="left"/>
+      </w:pPr>
+      <w:r>
+        <w:rPr>
+          <w:rFonts w:ascii="맑은 고딕" w:hAnsi="맑은 고딕" w:eastAsia="맑은 고딕"/>
+          <w:b/>
+          <w:i w:val="0"/>
+          <w:sz w:val="22"/>
+        </w:rPr>
+        <w:t>9. 비용을 어떻게 세느냐가 답을 바꾼다</w:t>
+      </w:r>
+    </w:p>
+    <w:p>
+      <w:pPr>
+        <w:widowControl/>
+        <w:spacing w:line="480" w:lineRule="auto" w:before="0" w:after="0"/>
+        <w:ind w:firstLine="400"/>
+        <w:jc w:val="both"/>
+      </w:pPr>
+      <w:r>
+        <w:rPr>
+          <w:rFonts w:ascii="바탕" w:hAnsi="바탕" w:eastAsia="바탕"/>
+          <w:b w:val="0"/>
+          <w:i w:val="0"/>
+          <w:sz w:val="20"/>
+        </w:rPr>
+        <w:t xml:space="preserve">이 연구의 지도는 </w:t>
+      </w:r>
+      <w:r>
+        <w:rPr>
+          <w:rFonts w:ascii="바탕" w:hAnsi="바탕" w:eastAsia="바탕"/>
+          <w:b/>
+          <w:i w:val="0"/>
+          <w:sz w:val="20"/>
+        </w:rPr>
+        <w:t>매 스텝 과금</w:t>
+      </w:r>
+      <w:r>
+        <w:rPr>
+          <w:rFonts w:ascii="바탕" w:hAnsi="바탕" w:eastAsia="바탕"/>
+          <w:b w:val="0"/>
+          <w:i w:val="0"/>
+          <w:sz w:val="20"/>
+        </w:rPr>
+        <w:t xml:space="preserve">(행동을 실행하는 스텝마다 λ) 위에 있다. 실제 설비에서는 행동이 </w:t>
+      </w:r>
+      <w:r>
+        <w:rPr>
+          <w:rFonts w:ascii="바탕" w:hAnsi="바탕" w:eastAsia="바탕"/>
+          <w:b/>
+          <w:i w:val="0"/>
+          <w:sz w:val="20"/>
+        </w:rPr>
+        <w:t>바뀔 때만</w:t>
+      </w:r>
+      <w:r>
+        <w:rPr>
+          <w:rFonts w:ascii="바탕" w:hAnsi="바탕" w:eastAsia="바탕"/>
+          <w:b w:val="0"/>
+          <w:i w:val="0"/>
+          <w:sz w:val="20"/>
+        </w:rPr>
+        <w:t xml:space="preserve"> 무는 해석(전환 비용)도 흔하다. 밸브를 계속 열어 두는 것은 공짜고 여닫는 순간에만 마모가 생기는 경우다. 같은 환경(MountainCar)·같은 계열·같은 예산에서 </w:t>
+      </w:r>
+      <w:r>
+        <w:rPr>
+          <w:rFonts w:ascii="바탕" w:hAnsi="바탕" w:eastAsia="바탕"/>
+          <w:b/>
+          <w:i w:val="0"/>
+          <w:sz w:val="20"/>
+        </w:rPr>
+        <w:t>과금 방식만</w:t>
+      </w:r>
+      <w:r>
+        <w:rPr>
+          <w:rFonts w:ascii="바탕" w:hAnsi="바탕" w:eastAsia="바탕"/>
+          <w:b w:val="0"/>
+          <w:i w:val="0"/>
+          <w:sz w:val="20"/>
+        </w:rPr>
+        <w:t xml:space="preserve"> 바꿔 다시 쟀다.</w:t>
+      </w:r>
+    </w:p>
+    <w:p>
+      <w:pPr>
+        <w:keepNext/>
+        <w:widowControl/>
+        <w:spacing w:line="276" w:lineRule="auto" w:before="200" w:after="40"/>
+        <w:jc w:val="center"/>
+      </w:pPr>
+      <w:r>
+        <w:rPr>
+          <w:rFonts w:ascii="맑은 고딕" w:hAnsi="맑은 고딕" w:eastAsia="맑은 고딕"/>
+          <w:b/>
+          <w:i w:val="0"/>
+          <w:sz w:val="19"/>
+        </w:rPr>
+        <w:t>표 13. 전환 과금에서의 목표 도달률 (MountainCar-v0, 시드 10개)</w:t>
+      </w:r>
+    </w:p>
+    <w:p>
+      <w:pPr>
+        <w:keepNext/>
+        <w:widowControl/>
+        <w:spacing w:line="276" w:lineRule="auto" w:before="0" w:after="60"/>
+        <w:jc w:val="center"/>
+      </w:pPr>
+      <w:r>
+        <w:rPr>
+          <w:rFonts w:ascii="맑은 고딕" w:hAnsi="맑은 고딕" w:eastAsia="맑은 고딕"/>
+          <w:b w:val="0"/>
+          <w:i/>
+          <w:sz w:val="18"/>
+        </w:rPr>
+        <w:t>Table 13. Goal-reaching rate under per-switch cost (MountainCar-v0, 10 seeds)</w:t>
+      </w:r>
+    </w:p>
+    <w:tbl>
+      <w:tblPr>
+        <w:tblStyle w:val="TableGrid"/>
+        <w:tblW w:type="auto" w:w="0"/>
+        <w:jc w:val="center"/>
+        <w:tblLook w:firstColumn="1" w:firstRow="1" w:lastColumn="0" w:lastRow="0" w:noHBand="0" w:noVBand="1" w:val="04A0"/>
+      </w:tblPr>
+      <w:tblGrid>
+        <w:gridCol w:w="1296"/>
+        <w:gridCol w:w="1296"/>
+        <w:gridCol w:w="1296"/>
+        <w:gridCol w:w="1296"/>
+        <w:gridCol w:w="1296"/>
+        <w:gridCol w:w="1296"/>
+        <w:gridCol w:w="1296"/>
+      </w:tblGrid>
+      <w:tr>
+        <w:trPr>
+          <w:cantSplit/>
+          <w:tblHeader/>
+        </w:trPr>
+        <w:tc>
+          <w:tcPr>
+            <w:tcW w:type="dxa" w:w="1296"/>
+            <w:shd w:val="clear" w:color="auto" w:fill="EDEDED"/>
+          </w:tcPr>
+          <w:p>
+            <w:pPr>
+              <w:keepNext/>
+              <w:spacing w:line="240" w:lineRule="auto"/>
+              <w:jc w:val="center"/>
+            </w:pPr>
+            <w:r/>
+            <w:r>
+              <w:rPr>
+                <w:rFonts w:ascii="맑은 고딕" w:hAnsi="맑은 고딕" w:eastAsia="맑은 고딕"/>
+                <w:b/>
+                <w:i w:val="0"/>
+                <w:sz w:val="18"/>
+              </w:rPr>
+              <w:t>계열</w:t>
+            </w:r>
+          </w:p>
+        </w:tc>
+        <w:tc>
+          <w:tcPr>
+            <w:tcW w:type="dxa" w:w="1296"/>
+            <w:shd w:val="clear" w:color="auto" w:fill="EDEDED"/>
+          </w:tcPr>
+          <w:p>
+            <w:pPr>
+              <w:keepNext/>
+              <w:spacing w:line="240" w:lineRule="auto"/>
+              <w:jc w:val="center"/>
+            </w:pPr>
+            <w:r/>
+            <w:r>
+              <w:rPr>
+                <w:rFonts w:ascii="맑은 고딕" w:hAnsi="맑은 고딕" w:eastAsia="맑은 고딕"/>
+                <w:b/>
+                <w:i w:val="0"/>
+                <w:sz w:val="18"/>
+              </w:rPr>
+              <w:t>λ=0</w:t>
+            </w:r>
+          </w:p>
+        </w:tc>
+        <w:tc>
+          <w:tcPr>
+            <w:tcW w:type="dxa" w:w="1296"/>
+            <w:shd w:val="clear" w:color="auto" w:fill="EDEDED"/>
+          </w:tcPr>
+          <w:p>
+            <w:pPr>
+              <w:keepNext/>
+              <w:spacing w:line="240" w:lineRule="auto"/>
+              <w:jc w:val="center"/>
+            </w:pPr>
+            <w:r/>
+            <w:r>
+              <w:rPr>
+                <w:rFonts w:ascii="맑은 고딕" w:hAnsi="맑은 고딕" w:eastAsia="맑은 고딕"/>
+                <w:b/>
+                <w:i w:val="0"/>
+                <w:sz w:val="18"/>
+              </w:rPr>
+              <w:t>λ=2</w:t>
+            </w:r>
+          </w:p>
+        </w:tc>
+        <w:tc>
+          <w:tcPr>
+            <w:tcW w:type="dxa" w:w="1296"/>
+            <w:shd w:val="clear" w:color="auto" w:fill="EDEDED"/>
+          </w:tcPr>
+          <w:p>
+            <w:pPr>
+              <w:keepNext/>
+              <w:spacing w:line="240" w:lineRule="auto"/>
+              <w:jc w:val="center"/>
+            </w:pPr>
+            <w:r/>
+            <w:r>
+              <w:rPr>
+                <w:rFonts w:ascii="맑은 고딕" w:hAnsi="맑은 고딕" w:eastAsia="맑은 고딕"/>
+                <w:b/>
+                <w:i w:val="0"/>
+                <w:sz w:val="18"/>
+              </w:rPr>
+              <w:t>λ=5</w:t>
+            </w:r>
+          </w:p>
+        </w:tc>
+        <w:tc>
+          <w:tcPr>
+            <w:tcW w:type="dxa" w:w="1296"/>
+            <w:shd w:val="clear" w:color="auto" w:fill="EDEDED"/>
+          </w:tcPr>
+          <w:p>
+            <w:pPr>
+              <w:keepNext/>
+              <w:spacing w:line="240" w:lineRule="auto"/>
+              <w:jc w:val="center"/>
+            </w:pPr>
+            <w:r/>
+            <w:r>
+              <w:rPr>
+                <w:rFonts w:ascii="맑은 고딕" w:hAnsi="맑은 고딕" w:eastAsia="맑은 고딕"/>
+                <w:b/>
+                <w:i w:val="0"/>
+                <w:sz w:val="18"/>
+              </w:rPr>
+              <w:t>λ=10</w:t>
+            </w:r>
+          </w:p>
+        </w:tc>
+        <w:tc>
+          <w:tcPr>
+            <w:tcW w:type="dxa" w:w="1296"/>
+            <w:shd w:val="clear" w:color="auto" w:fill="EDEDED"/>
+          </w:tcPr>
+          <w:p>
+            <w:pPr>
+              <w:keepNext/>
+              <w:spacing w:line="240" w:lineRule="auto"/>
+              <w:jc w:val="center"/>
+            </w:pPr>
+            <w:r/>
+            <w:r>
+              <w:rPr>
+                <w:rFonts w:ascii="맑은 고딕" w:hAnsi="맑은 고딕" w:eastAsia="맑은 고딕"/>
+                <w:b/>
+                <w:i w:val="0"/>
+                <w:sz w:val="18"/>
+              </w:rPr>
+              <w:t>λ=18</w:t>
+            </w:r>
+          </w:p>
+        </w:tc>
+        <w:tc>
+          <w:tcPr>
+            <w:tcW w:type="dxa" w:w="1296"/>
+            <w:shd w:val="clear" w:color="auto" w:fill="EDEDED"/>
+          </w:tcPr>
+          <w:p>
+            <w:pPr>
+              <w:keepNext/>
+              <w:spacing w:line="240" w:lineRule="auto"/>
+              <w:jc w:val="center"/>
+            </w:pPr>
+            <w:r/>
+            <w:r>
+              <w:rPr>
+                <w:rFonts w:ascii="맑은 고딕" w:hAnsi="맑은 고딕" w:eastAsia="맑은 고딕"/>
+                <w:b/>
+                <w:i w:val="0"/>
+                <w:sz w:val="18"/>
+              </w:rPr>
+              <w:t>λ=26</w:t>
+            </w:r>
+          </w:p>
+        </w:tc>
+      </w:tr>
+      <w:tr>
+        <w:trPr>
+          <w:cantSplit/>
+        </w:trPr>
+        <w:tc>
+          <w:tcPr>
+            <w:tcW w:type="dxa" w:w="1296"/>
+          </w:tcPr>
+          <w:p>
+            <w:pPr>
+              <w:keepNext/>
+              <w:spacing w:line="240" w:lineRule="auto"/>
+              <w:jc w:val="left"/>
+            </w:pPr>
+            <w:r>
+              <w:rPr>
+                <w:rFonts w:ascii="바탕" w:hAnsi="바탕" w:eastAsia="바탕"/>
+                <w:b/>
+                <w:i w:val="0"/>
+                <w:sz w:val="18"/>
+              </w:rPr>
+              <w:t>표준 DQN</w:t>
+            </w:r>
+          </w:p>
+        </w:tc>
+        <w:tc>
+          <w:tcPr>
+            <w:tcW w:type="dxa" w:w="1296"/>
+          </w:tcPr>
+          <w:p>
+            <w:pPr>
+              <w:keepNext/>
+              <w:spacing w:line="240" w:lineRule="auto"/>
+              <w:jc w:val="center"/>
+            </w:pPr>
+            <w:r>
+              <w:rPr>
+                <w:rFonts w:ascii="바탕" w:hAnsi="바탕" w:eastAsia="바탕"/>
+                <w:b w:val="0"/>
+                <w:i w:val="0"/>
+                <w:sz w:val="18"/>
+              </w:rPr>
+              <w:t>58%</w:t>
+            </w:r>
+          </w:p>
+        </w:tc>
+        <w:tc>
+          <w:tcPr>
+            <w:tcW w:type="dxa" w:w="1296"/>
+          </w:tcPr>
+          <w:p>
+            <w:pPr>
+              <w:keepNext/>
+              <w:spacing w:line="240" w:lineRule="auto"/>
+              <w:jc w:val="center"/>
+            </w:pPr>
+            <w:r>
+              <w:rPr>
+                <w:rFonts w:ascii="바탕" w:hAnsi="바탕" w:eastAsia="바탕"/>
+                <w:b w:val="0"/>
+                <w:i w:val="0"/>
+                <w:sz w:val="18"/>
+              </w:rPr>
+              <w:t>0%</w:t>
+            </w:r>
+          </w:p>
+        </w:tc>
+        <w:tc>
+          <w:tcPr>
+            <w:tcW w:type="dxa" w:w="1296"/>
+          </w:tcPr>
+          <w:p>
+            <w:pPr>
+              <w:keepNext/>
+              <w:spacing w:line="240" w:lineRule="auto"/>
+              <w:jc w:val="center"/>
+            </w:pPr>
+            <w:r>
+              <w:rPr>
+                <w:rFonts w:ascii="바탕" w:hAnsi="바탕" w:eastAsia="바탕"/>
+                <w:b w:val="0"/>
+                <w:i w:val="0"/>
+                <w:sz w:val="18"/>
+              </w:rPr>
+              <w:t>0%</w:t>
+            </w:r>
+          </w:p>
+        </w:tc>
+        <w:tc>
+          <w:tcPr>
+            <w:tcW w:type="dxa" w:w="1296"/>
+          </w:tcPr>
+          <w:p>
+            <w:pPr>
+              <w:keepNext/>
+              <w:spacing w:line="240" w:lineRule="auto"/>
+              <w:jc w:val="center"/>
+            </w:pPr>
+            <w:r>
+              <w:rPr>
+                <w:rFonts w:ascii="바탕" w:hAnsi="바탕" w:eastAsia="바탕"/>
+                <w:b w:val="0"/>
+                <w:i w:val="0"/>
+                <w:sz w:val="18"/>
+              </w:rPr>
+              <w:t>0%</w:t>
+            </w:r>
+          </w:p>
+        </w:tc>
+        <w:tc>
+          <w:tcPr>
+            <w:tcW w:type="dxa" w:w="1296"/>
+          </w:tcPr>
+          <w:p>
+            <w:pPr>
+              <w:keepNext/>
+              <w:spacing w:line="240" w:lineRule="auto"/>
+              <w:jc w:val="center"/>
+            </w:pPr>
+            <w:r>
+              <w:rPr>
+                <w:rFonts w:ascii="바탕" w:hAnsi="바탕" w:eastAsia="바탕"/>
+                <w:b w:val="0"/>
+                <w:i w:val="0"/>
+                <w:sz w:val="18"/>
+              </w:rPr>
+              <w:t>0%</w:t>
+            </w:r>
+          </w:p>
+        </w:tc>
+        <w:tc>
+          <w:tcPr>
+            <w:tcW w:type="dxa" w:w="1296"/>
+          </w:tcPr>
+          <w:p>
+            <w:pPr>
+              <w:keepNext/>
+              <w:spacing w:line="240" w:lineRule="auto"/>
+              <w:jc w:val="center"/>
+            </w:pPr>
+            <w:r>
+              <w:rPr>
+                <w:rFonts w:ascii="바탕" w:hAnsi="바탕" w:eastAsia="바탕"/>
+                <w:b w:val="0"/>
+                <w:i w:val="0"/>
+                <w:sz w:val="18"/>
+              </w:rPr>
+              <w:t>0%</w:t>
+            </w:r>
+          </w:p>
+        </w:tc>
+      </w:tr>
+      <w:tr>
+        <w:trPr>
+          <w:cantSplit/>
+        </w:trPr>
+        <w:tc>
+          <w:tcPr>
+            <w:tcW w:type="dxa" w:w="1296"/>
+          </w:tcPr>
+          <w:p>
+            <w:pPr>
+              <w:keepNext/>
+              <w:spacing w:line="240" w:lineRule="auto"/>
+              <w:jc w:val="left"/>
+            </w:pPr>
+            <w:r>
+              <w:rPr>
+                <w:rFonts w:ascii="바탕" w:hAnsi="바탕" w:eastAsia="바탕"/>
+                <w:b/>
+                <w:i w:val="0"/>
+                <w:sz w:val="18"/>
+              </w:rPr>
+              <w:t>TempoRL</w:t>
+            </w:r>
+          </w:p>
+        </w:tc>
+        <w:tc>
+          <w:tcPr>
+            <w:tcW w:type="dxa" w:w="1296"/>
+          </w:tcPr>
+          <w:p>
+            <w:pPr>
+              <w:keepNext/>
+              <w:spacing w:line="240" w:lineRule="auto"/>
+              <w:jc w:val="center"/>
+            </w:pPr>
+            <w:r>
+              <w:rPr>
+                <w:rFonts w:ascii="바탕" w:hAnsi="바탕" w:eastAsia="바탕"/>
+                <w:b w:val="0"/>
+                <w:i w:val="0"/>
+                <w:sz w:val="18"/>
+              </w:rPr>
+              <w:t>86%</w:t>
+            </w:r>
+          </w:p>
+        </w:tc>
+        <w:tc>
+          <w:tcPr>
+            <w:tcW w:type="dxa" w:w="1296"/>
+          </w:tcPr>
+          <w:p>
+            <w:pPr>
+              <w:keepNext/>
+              <w:spacing w:line="240" w:lineRule="auto"/>
+              <w:jc w:val="center"/>
+            </w:pPr>
+            <w:r>
+              <w:rPr>
+                <w:rFonts w:ascii="바탕" w:hAnsi="바탕" w:eastAsia="바탕"/>
+                <w:b w:val="0"/>
+                <w:i w:val="0"/>
+                <w:sz w:val="18"/>
+              </w:rPr>
+              <w:t>94%</w:t>
+            </w:r>
+          </w:p>
+        </w:tc>
+        <w:tc>
+          <w:tcPr>
+            <w:tcW w:type="dxa" w:w="1296"/>
+          </w:tcPr>
+          <w:p>
+            <w:pPr>
+              <w:keepNext/>
+              <w:spacing w:line="240" w:lineRule="auto"/>
+              <w:jc w:val="center"/>
+            </w:pPr>
+            <w:r>
+              <w:rPr>
+                <w:rFonts w:ascii="바탕" w:hAnsi="바탕" w:eastAsia="바탕"/>
+                <w:b w:val="0"/>
+                <w:i w:val="0"/>
+                <w:sz w:val="18"/>
+              </w:rPr>
+              <w:t>86%</w:t>
+            </w:r>
+          </w:p>
+        </w:tc>
+        <w:tc>
+          <w:tcPr>
+            <w:tcW w:type="dxa" w:w="1296"/>
+          </w:tcPr>
+          <w:p>
+            <w:pPr>
+              <w:keepNext/>
+              <w:spacing w:line="240" w:lineRule="auto"/>
+              <w:jc w:val="center"/>
+            </w:pPr>
+            <w:r>
+              <w:rPr>
+                <w:rFonts w:ascii="바탕" w:hAnsi="바탕" w:eastAsia="바탕"/>
+                <w:b w:val="0"/>
+                <w:i w:val="0"/>
+                <w:sz w:val="18"/>
+              </w:rPr>
+              <w:t>91%</w:t>
+            </w:r>
+          </w:p>
+        </w:tc>
+        <w:tc>
+          <w:tcPr>
+            <w:tcW w:type="dxa" w:w="1296"/>
+          </w:tcPr>
+          <w:p>
+            <w:pPr>
+              <w:keepNext/>
+              <w:spacing w:line="240" w:lineRule="auto"/>
+              <w:jc w:val="center"/>
+            </w:pPr>
+            <w:r>
+              <w:rPr>
+                <w:rFonts w:ascii="바탕" w:hAnsi="바탕" w:eastAsia="바탕"/>
+                <w:b w:val="0"/>
+                <w:i w:val="0"/>
+                <w:sz w:val="18"/>
+              </w:rPr>
+              <w:t>73%</w:t>
+            </w:r>
+          </w:p>
+        </w:tc>
+        <w:tc>
+          <w:tcPr>
+            <w:tcW w:type="dxa" w:w="1296"/>
+          </w:tcPr>
+          <w:p>
+            <w:pPr>
+              <w:keepNext/>
+              <w:spacing w:line="240" w:lineRule="auto"/>
+              <w:jc w:val="center"/>
+            </w:pPr>
+            <w:r>
+              <w:rPr>
+                <w:rFonts w:ascii="바탕" w:hAnsi="바탕" w:eastAsia="바탕"/>
+                <w:b w:val="0"/>
+                <w:i w:val="0"/>
+                <w:sz w:val="18"/>
+              </w:rPr>
+              <w:t>71%</w:t>
+            </w:r>
+          </w:p>
+        </w:tc>
+      </w:tr>
+      <w:tr>
+        <w:trPr>
+          <w:cantSplit/>
+        </w:trPr>
+        <w:tc>
+          <w:tcPr>
+            <w:tcW w:type="dxa" w:w="1296"/>
+          </w:tcPr>
+          <w:p>
+            <w:pPr>
+              <w:keepNext/>
+              <w:spacing w:line="240" w:lineRule="auto"/>
+              <w:jc w:val="left"/>
+            </w:pPr>
+            <w:r>
+              <w:rPr>
+                <w:rFonts w:ascii="바탕" w:hAnsi="바탕" w:eastAsia="바탕"/>
+                <w:b/>
+                <w:i w:val="0"/>
+                <w:sz w:val="18"/>
+              </w:rPr>
+              <w:t>Lazy-MDP</w:t>
+            </w:r>
+          </w:p>
+        </w:tc>
+        <w:tc>
+          <w:tcPr>
+            <w:tcW w:type="dxa" w:w="1296"/>
+          </w:tcPr>
+          <w:p>
+            <w:pPr>
+              <w:keepNext/>
+              <w:spacing w:line="240" w:lineRule="auto"/>
+              <w:jc w:val="center"/>
+            </w:pPr>
+            <w:r>
+              <w:rPr>
+                <w:rFonts w:ascii="바탕" w:hAnsi="바탕" w:eastAsia="바탕"/>
+                <w:b w:val="0"/>
+                <w:i w:val="0"/>
+                <w:sz w:val="18"/>
+              </w:rPr>
+              <w:t>94%</w:t>
+            </w:r>
+          </w:p>
+        </w:tc>
+        <w:tc>
+          <w:tcPr>
+            <w:tcW w:type="dxa" w:w="1296"/>
+          </w:tcPr>
+          <w:p>
+            <w:pPr>
+              <w:keepNext/>
+              <w:spacing w:line="240" w:lineRule="auto"/>
+              <w:jc w:val="center"/>
+            </w:pPr>
+            <w:r>
+              <w:rPr>
+                <w:rFonts w:ascii="바탕" w:hAnsi="바탕" w:eastAsia="바탕"/>
+                <w:b w:val="0"/>
+                <w:i w:val="0"/>
+                <w:sz w:val="18"/>
+              </w:rPr>
+              <w:t>17%</w:t>
+            </w:r>
+          </w:p>
+        </w:tc>
+        <w:tc>
+          <w:tcPr>
+            <w:tcW w:type="dxa" w:w="1296"/>
+          </w:tcPr>
+          <w:p>
+            <w:pPr>
+              <w:keepNext/>
+              <w:spacing w:line="240" w:lineRule="auto"/>
+              <w:jc w:val="center"/>
+            </w:pPr>
+            <w:r>
+              <w:rPr>
+                <w:rFonts w:ascii="바탕" w:hAnsi="바탕" w:eastAsia="바탕"/>
+                <w:b w:val="0"/>
+                <w:i w:val="0"/>
+                <w:sz w:val="18"/>
+              </w:rPr>
+              <w:t>14%</w:t>
+            </w:r>
+          </w:p>
+        </w:tc>
+        <w:tc>
+          <w:tcPr>
+            <w:tcW w:type="dxa" w:w="1296"/>
+          </w:tcPr>
+          <w:p>
+            <w:pPr>
+              <w:keepNext/>
+              <w:spacing w:line="240" w:lineRule="auto"/>
+              <w:jc w:val="center"/>
+            </w:pPr>
+            <w:r>
+              <w:rPr>
+                <w:rFonts w:ascii="바탕" w:hAnsi="바탕" w:eastAsia="바탕"/>
+                <w:b w:val="0"/>
+                <w:i w:val="0"/>
+                <w:sz w:val="18"/>
+              </w:rPr>
+              <w:t>8%</w:t>
+            </w:r>
+          </w:p>
+        </w:tc>
+        <w:tc>
+          <w:tcPr>
+            <w:tcW w:type="dxa" w:w="1296"/>
+          </w:tcPr>
+          <w:p>
+            <w:pPr>
+              <w:keepNext/>
+              <w:spacing w:line="240" w:lineRule="auto"/>
+              <w:jc w:val="center"/>
+            </w:pPr>
+            <w:r>
+              <w:rPr>
+                <w:rFonts w:ascii="바탕" w:hAnsi="바탕" w:eastAsia="바탕"/>
+                <w:b w:val="0"/>
+                <w:i w:val="0"/>
+                <w:sz w:val="18"/>
+              </w:rPr>
+              <w:t>5%</w:t>
+            </w:r>
+          </w:p>
+        </w:tc>
+        <w:tc>
+          <w:tcPr>
+            <w:tcW w:type="dxa" w:w="1296"/>
+          </w:tcPr>
+          <w:p>
+            <w:pPr>
+              <w:keepNext/>
+              <w:spacing w:line="240" w:lineRule="auto"/>
+              <w:jc w:val="center"/>
+            </w:pPr>
+            <w:r>
+              <w:rPr>
+                <w:rFonts w:ascii="바탕" w:hAnsi="바탕" w:eastAsia="바탕"/>
+                <w:b w:val="0"/>
+                <w:i w:val="0"/>
+                <w:sz w:val="18"/>
+              </w:rPr>
+              <w:t>16%</w:t>
+            </w:r>
+          </w:p>
+        </w:tc>
+      </w:tr>
+      <w:tr>
+        <w:trPr>
+          <w:cantSplit/>
+        </w:trPr>
+        <w:tc>
+          <w:tcPr>
+            <w:tcW w:type="dxa" w:w="1296"/>
+          </w:tcPr>
+          <w:p>
+            <w:pPr>
+              <w:keepNext/>
+              <w:spacing w:line="240" w:lineRule="auto"/>
+              <w:jc w:val="left"/>
+            </w:pPr>
+            <w:r>
+              <w:rPr>
+                <w:rFonts w:ascii="바탕" w:hAnsi="바탕" w:eastAsia="바탕"/>
+                <w:b w:val="0"/>
+                <w:i w:val="0"/>
+                <w:sz w:val="18"/>
+              </w:rPr>
+              <w:t>pump 규칙</w:t>
+            </w:r>
+          </w:p>
+        </w:tc>
+        <w:tc>
+          <w:tcPr>
+            <w:tcW w:type="dxa" w:w="1296"/>
+          </w:tcPr>
+          <w:p>
+            <w:pPr>
+              <w:keepNext/>
+              <w:spacing w:line="240" w:lineRule="auto"/>
+              <w:jc w:val="center"/>
+            </w:pPr>
+            <w:r>
+              <w:rPr>
+                <w:rFonts w:ascii="바탕" w:hAnsi="바탕" w:eastAsia="바탕"/>
+                <w:b w:val="0"/>
+                <w:i w:val="0"/>
+                <w:sz w:val="18"/>
+              </w:rPr>
+              <w:t>100%</w:t>
+            </w:r>
+          </w:p>
+        </w:tc>
+        <w:tc>
+          <w:tcPr>
+            <w:tcW w:type="dxa" w:w="1296"/>
+          </w:tcPr>
+          <w:p>
+            <w:pPr>
+              <w:keepNext/>
+              <w:spacing w:line="240" w:lineRule="auto"/>
+              <w:jc w:val="center"/>
+            </w:pPr>
+            <w:r>
+              <w:rPr>
+                <w:rFonts w:ascii="바탕" w:hAnsi="바탕" w:eastAsia="바탕"/>
+                <w:b w:val="0"/>
+                <w:i w:val="0"/>
+                <w:sz w:val="18"/>
+              </w:rPr>
+              <w:t>100%</w:t>
+            </w:r>
+          </w:p>
+        </w:tc>
+        <w:tc>
+          <w:tcPr>
+            <w:tcW w:type="dxa" w:w="1296"/>
+          </w:tcPr>
+          <w:p>
+            <w:pPr>
+              <w:keepNext/>
+              <w:spacing w:line="240" w:lineRule="auto"/>
+              <w:jc w:val="center"/>
+            </w:pPr>
+            <w:r>
+              <w:rPr>
+                <w:rFonts w:ascii="바탕" w:hAnsi="바탕" w:eastAsia="바탕"/>
+                <w:b w:val="0"/>
+                <w:i w:val="0"/>
+                <w:sz w:val="18"/>
+              </w:rPr>
+              <w:t>100%</w:t>
+            </w:r>
+          </w:p>
+        </w:tc>
+        <w:tc>
+          <w:tcPr>
+            <w:tcW w:type="dxa" w:w="1296"/>
+          </w:tcPr>
+          <w:p>
+            <w:pPr>
+              <w:keepNext/>
+              <w:spacing w:line="240" w:lineRule="auto"/>
+              <w:jc w:val="center"/>
+            </w:pPr>
+            <w:r>
+              <w:rPr>
+                <w:rFonts w:ascii="바탕" w:hAnsi="바탕" w:eastAsia="바탕"/>
+                <w:b w:val="0"/>
+                <w:i w:val="0"/>
+                <w:sz w:val="18"/>
+              </w:rPr>
+              <w:t>100%</w:t>
+            </w:r>
+          </w:p>
+        </w:tc>
+        <w:tc>
+          <w:tcPr>
+            <w:tcW w:type="dxa" w:w="1296"/>
+          </w:tcPr>
+          <w:p>
+            <w:pPr>
+              <w:keepNext/>
+              <w:spacing w:line="240" w:lineRule="auto"/>
+              <w:jc w:val="center"/>
+            </w:pPr>
+            <w:r>
+              <w:rPr>
+                <w:rFonts w:ascii="바탕" w:hAnsi="바탕" w:eastAsia="바탕"/>
+                <w:b w:val="0"/>
+                <w:i w:val="0"/>
+                <w:sz w:val="18"/>
+              </w:rPr>
+              <w:t>100%</w:t>
+            </w:r>
+          </w:p>
+        </w:tc>
+        <w:tc>
+          <w:tcPr>
+            <w:tcW w:type="dxa" w:w="1296"/>
+          </w:tcPr>
+          <w:p>
+            <w:pPr>
+              <w:keepNext/>
+              <w:spacing w:line="240" w:lineRule="auto"/>
+              <w:jc w:val="center"/>
+            </w:pPr>
+            <w:r>
+              <w:rPr>
+                <w:rFonts w:ascii="바탕" w:hAnsi="바탕" w:eastAsia="바탕"/>
+                <w:b w:val="0"/>
+                <w:i w:val="0"/>
+                <w:sz w:val="18"/>
+              </w:rPr>
+              <w:t>100%</w:t>
+            </w:r>
+          </w:p>
+        </w:tc>
+      </w:tr>
+      <w:tr>
+        <w:trPr>
+          <w:cantSplit/>
+        </w:trPr>
+        <w:tc>
+          <w:tcPr>
+            <w:tcW w:type="dxa" w:w="1296"/>
+          </w:tcPr>
+          <w:p>
+            <w:pPr>
+              <w:spacing w:line="240" w:lineRule="auto"/>
+              <w:jc w:val="left"/>
+            </w:pPr>
+            <w:r>
+              <w:rPr>
+                <w:rFonts w:ascii="바탕" w:hAnsi="바탕" w:eastAsia="바탕"/>
+                <w:b w:val="0"/>
+                <w:i w:val="0"/>
+                <w:sz w:val="18"/>
+              </w:rPr>
+              <w:t>무행동</w:t>
+            </w:r>
+          </w:p>
+        </w:tc>
+        <w:tc>
+          <w:tcPr>
+            <w:tcW w:type="dxa" w:w="1296"/>
+          </w:tcPr>
+          <w:p>
+            <w:pPr>
+              <w:spacing w:line="240" w:lineRule="auto"/>
+              <w:jc w:val="center"/>
+            </w:pPr>
+            <w:r>
+              <w:rPr>
+                <w:rFonts w:ascii="바탕" w:hAnsi="바탕" w:eastAsia="바탕"/>
+                <w:b w:val="0"/>
+                <w:i w:val="0"/>
+                <w:sz w:val="18"/>
+              </w:rPr>
+              <w:t>0%</w:t>
+            </w:r>
+          </w:p>
+        </w:tc>
+        <w:tc>
+          <w:tcPr>
+            <w:tcW w:type="dxa" w:w="1296"/>
+          </w:tcPr>
+          <w:p>
+            <w:pPr>
+              <w:spacing w:line="240" w:lineRule="auto"/>
+              <w:jc w:val="center"/>
+            </w:pPr>
+            <w:r>
+              <w:rPr>
+                <w:rFonts w:ascii="바탕" w:hAnsi="바탕" w:eastAsia="바탕"/>
+                <w:b w:val="0"/>
+                <w:i w:val="0"/>
+                <w:sz w:val="18"/>
+              </w:rPr>
+              <w:t>0%</w:t>
+            </w:r>
+          </w:p>
+        </w:tc>
+        <w:tc>
+          <w:tcPr>
+            <w:tcW w:type="dxa" w:w="1296"/>
+          </w:tcPr>
+          <w:p>
+            <w:pPr>
+              <w:spacing w:line="240" w:lineRule="auto"/>
+              <w:jc w:val="center"/>
+            </w:pPr>
+            <w:r>
+              <w:rPr>
+                <w:rFonts w:ascii="바탕" w:hAnsi="바탕" w:eastAsia="바탕"/>
+                <w:b w:val="0"/>
+                <w:i w:val="0"/>
+                <w:sz w:val="18"/>
+              </w:rPr>
+              <w:t>0%</w:t>
+            </w:r>
+          </w:p>
+        </w:tc>
+        <w:tc>
+          <w:tcPr>
+            <w:tcW w:type="dxa" w:w="1296"/>
+          </w:tcPr>
+          <w:p>
+            <w:pPr>
+              <w:spacing w:line="240" w:lineRule="auto"/>
+              <w:jc w:val="center"/>
+            </w:pPr>
+            <w:r>
+              <w:rPr>
+                <w:rFonts w:ascii="바탕" w:hAnsi="바탕" w:eastAsia="바탕"/>
+                <w:b w:val="0"/>
+                <w:i w:val="0"/>
+                <w:sz w:val="18"/>
+              </w:rPr>
+              <w:t>0%</w:t>
+            </w:r>
+          </w:p>
+        </w:tc>
+        <w:tc>
+          <w:tcPr>
+            <w:tcW w:type="dxa" w:w="1296"/>
+          </w:tcPr>
+          <w:p>
+            <w:pPr>
+              <w:spacing w:line="240" w:lineRule="auto"/>
+              <w:jc w:val="center"/>
+            </w:pPr>
+            <w:r>
+              <w:rPr>
+                <w:rFonts w:ascii="바탕" w:hAnsi="바탕" w:eastAsia="바탕"/>
+                <w:b w:val="0"/>
+                <w:i w:val="0"/>
+                <w:sz w:val="18"/>
+              </w:rPr>
+              <w:t>0%</w:t>
+            </w:r>
+          </w:p>
+        </w:tc>
+        <w:tc>
+          <w:tcPr>
+            <w:tcW w:type="dxa" w:w="1296"/>
+          </w:tcPr>
+          <w:p>
+            <w:pPr>
+              <w:spacing w:line="240" w:lineRule="auto"/>
+              <w:jc w:val="center"/>
+            </w:pPr>
+            <w:r>
+              <w:rPr>
+                <w:rFonts w:ascii="바탕" w:hAnsi="바탕" w:eastAsia="바탕"/>
+                <w:b w:val="0"/>
+                <w:i w:val="0"/>
+                <w:sz w:val="18"/>
+              </w:rPr>
+              <w:t>0%</w:t>
+            </w:r>
+          </w:p>
+        </w:tc>
+      </w:tr>
+    </w:tbl>
+    <w:p>
+      <w:pPr>
+        <w:widowControl/>
+        <w:spacing w:line="240" w:lineRule="auto" w:before="0" w:after="120"/>
+        <w:jc w:val="both"/>
+      </w:pPr>
+    </w:p>
+    <w:p>
+      <w:pPr>
+        <w:spacing w:line="480" w:lineRule="auto" w:before="0" w:after="0"/>
+        <w:ind w:left="340" w:hanging="198"/>
+      </w:pPr>
+      <w:r>
+        <w:rPr>
+          <w:rFonts w:ascii="바탕" w:hAnsi="바탕" w:eastAsia="바탕"/>
+          <w:b w:val="0"/>
+          <w:i w:val="0"/>
+          <w:sz w:val="20"/>
+        </w:rPr>
+        <w:t xml:space="preserve">· 도달률이 절반이 되는 λ가 매 스텝 과금에서는 0.0075이었는데 전환 과금에서는 2이다 — </w:t>
+      </w:r>
+      <w:r>
+        <w:rPr>
+          <w:rFonts w:ascii="바탕" w:hAnsi="바탕" w:eastAsia="바탕"/>
+          <w:b/>
+          <w:i w:val="0"/>
+          <w:sz w:val="20"/>
+        </w:rPr>
+        <w:t>λ 눈금이 두 자릿수로 커졌다.</w:t>
+      </w:r>
+      <w:r>
+        <w:rPr>
+          <w:rFonts w:ascii="바탕" w:hAnsi="바탕" w:eastAsia="바탕"/>
+          <w:b w:val="0"/>
+          <w:i w:val="0"/>
+          <w:sz w:val="20"/>
+        </w:rPr>
+        <w:t xml:space="preserve"> 전환은 행동보다 훨씬 드물게 일어나므로 같은 압력을 주려면 λ가 그만큼 커야 한다.</w:t>
+      </w:r>
+    </w:p>
+    <w:p>
+      <w:pPr>
+        <w:spacing w:line="480" w:lineRule="auto" w:before="0" w:after="0"/>
+        <w:ind w:left="340" w:hanging="198"/>
+      </w:pPr>
+      <w:r>
+        <w:rPr>
+          <w:rFonts w:ascii="바탕" w:hAnsi="바탕" w:eastAsia="바탕"/>
+          <w:b w:val="0"/>
+          <w:i w:val="0"/>
+          <w:sz w:val="20"/>
+        </w:rPr>
+        <w:t xml:space="preserve">· </w:t>
+      </w:r>
+      <w:r>
+        <w:rPr>
+          <w:rFonts w:ascii="바탕" w:hAnsi="바탕" w:eastAsia="바탕"/>
+          <w:b/>
+          <w:i w:val="0"/>
+          <w:sz w:val="20"/>
+        </w:rPr>
+        <w:t>전환 과금에서는 TempoRL만 끝까지 버틴다.</w:t>
+      </w:r>
+      <w:r>
+        <w:rPr>
+          <w:rFonts w:ascii="바탕" w:hAnsi="바탕" w:eastAsia="바탕"/>
+          <w:b w:val="0"/>
+          <w:i w:val="0"/>
+          <w:sz w:val="20"/>
+        </w:rPr>
+        <w:t xml:space="preserve"> 격자 끝(λ=26)에서도 도달률 71% 아래로 내려가지 않는 반면, 표준 DQN은 λ=2에서 이미 0%가 된다. 한 번 고른 행동을 오래 유지하는 구조가 </w:t>
+      </w:r>
+      <w:r>
+        <w:rPr>
+          <w:rFonts w:ascii="바탕" w:hAnsi="바탕" w:eastAsia="바탕"/>
+          <w:b/>
+          <w:i w:val="0"/>
+          <w:sz w:val="20"/>
+        </w:rPr>
+        <w:t>전환에만 값을 매기는 세상에서 곧바로 이점이 된다</w:t>
+      </w:r>
+      <w:r>
+        <w:rPr>
+          <w:rFonts w:ascii="바탕" w:hAnsi="바탕" w:eastAsia="바탕"/>
+          <w:b w:val="0"/>
+          <w:i w:val="0"/>
+          <w:sz w:val="20"/>
+        </w:rPr>
+        <w:t xml:space="preserve"> — 매 스텝 과금에서는 드러나지 않던 이점이다.</w:t>
+      </w:r>
+    </w:p>
+    <w:p>
+      <w:pPr>
+        <w:spacing w:line="480" w:lineRule="auto" w:before="0" w:after="0"/>
+        <w:ind w:left="340" w:hanging="198"/>
+      </w:pPr>
+      <w:r>
+        <w:rPr>
+          <w:rFonts w:ascii="바탕" w:hAnsi="바탕" w:eastAsia="바탕"/>
+          <w:b w:val="0"/>
+          <w:i w:val="0"/>
+          <w:sz w:val="20"/>
+        </w:rPr>
+        <w:t xml:space="preserve">· 다만 </w:t>
+      </w:r>
+      <w:r>
+        <w:rPr>
+          <w:rFonts w:ascii="바탕" w:hAnsi="바탕" w:eastAsia="바탕"/>
+          <w:b/>
+          <w:i w:val="0"/>
+          <w:sz w:val="20"/>
+        </w:rPr>
+        <w:t>어느 계열도 pump 규칙을 이기지 못한다.</w:t>
+      </w:r>
+      <w:r>
+        <w:rPr>
+          <w:rFonts w:ascii="바탕" w:hAnsi="바탕" w:eastAsia="바탕"/>
+          <w:b w:val="0"/>
+          <w:i w:val="0"/>
+          <w:sz w:val="20"/>
+        </w:rPr>
+        <w:t xml:space="preserve"> pump는 속도 부호가 바뀔 때만 방향을 틀어 전환이 3회뿐이라, 이 과금 방식에서 오히려 더 유리해진다. 그리고 λ가 커지면 TempoRL의 점수는 무행동 아래로 내려간다 — 버티는 것과 이득을 보는 것은 다르다.</w:t>
+      </w:r>
+    </w:p>
+    <w:p>
+      <w:pPr>
+        <w:widowControl/>
+        <w:spacing w:line="480" w:lineRule="auto" w:before="0" w:after="0"/>
+        <w:ind w:firstLine="400"/>
+        <w:jc w:val="both"/>
+      </w:pPr>
+      <w:r>
+        <w:rPr>
+          <w:rFonts w:ascii="바탕" w:hAnsi="바탕" w:eastAsia="바탕"/>
+          <w:b/>
+          <w:i w:val="0"/>
+          <w:sz w:val="20"/>
+        </w:rPr>
+        <w:t>이 연구의 지도는 '매 스텝 과금'이라는 전제 위에 있다.</w:t>
+      </w:r>
+      <w:r>
+        <w:rPr>
+          <w:rFonts w:ascii="바탕" w:hAnsi="바탕" w:eastAsia="바탕"/>
+          <w:b w:val="0"/>
+          <w:i w:val="0"/>
+          <w:sz w:val="20"/>
+        </w:rPr>
+        <w:t xml:space="preserve"> 전제를 바꾸면 λ 눈금뿐 아니라 </w:t>
+      </w:r>
+      <w:r>
+        <w:rPr>
+          <w:rFonts w:ascii="바탕" w:hAnsi="바탕" w:eastAsia="바탕"/>
+          <w:b/>
+          <w:i w:val="0"/>
+          <w:sz w:val="20"/>
+        </w:rPr>
+        <w:t>어느 방법이 유리한지도 바뀐다.</w:t>
+      </w:r>
+      <w:r>
+        <w:rPr>
+          <w:rFonts w:ascii="바탕" w:hAnsi="바탕" w:eastAsia="바탕"/>
+          <w:b w:val="0"/>
+          <w:i w:val="0"/>
+          <w:sz w:val="20"/>
+        </w:rPr>
+        <w:t xml:space="preserve"> 실무자는 자기 설비의 마모가 어느 쪽에 가까운지를 먼저 정해야 한다.</w:t>
+      </w:r>
+    </w:p>
+    <w:p>
+      <w:pPr>
+        <w:keepNext/>
+        <w:widowControl/>
         <w:spacing w:line="312" w:lineRule="auto" w:before="320" w:after="120"/>
         <w:jc w:val="left"/>
       </w:pPr>
@@ -26788,7 +28015,7 @@
           <w:i w:val="0"/>
           <w:sz w:val="20"/>
         </w:rPr>
-        <w:t xml:space="preserve"> 이 연구는 행동이 실행되는 </w:t>
+        <w:t xml:space="preserve"> 이 연구의 지도는 행동이 실행되는 </w:t>
       </w:r>
       <w:r>
         <w:rPr>
@@ -26806,7 +28033,7 @@
           <w:i w:val="0"/>
           <w:sz w:val="20"/>
         </w:rPr>
-        <w:t xml:space="preserve"> 비용을 물린다(작동 비용). 행동이 </w:t>
+        <w:t xml:space="preserve"> 비용을 무는 전제(작동 비용) 위에 있다. 행동이 </w:t>
       </w:r>
       <w:r>
         <w:rPr>
@@ -26824,7 +28051,7 @@
           <w:i w:val="0"/>
           <w:sz w:val="20"/>
         </w:rPr>
-        <w:t xml:space="preserve"> 무는 해석(전환 비용)도 실제 설비에서는 흔하다. 공정 비교를 지키려고 한 가지 방식으로 고정했으나, 다른 방식이 다른 지도를 그린다는 것은 </w:t>
+        <w:t xml:space="preserve"> 무는 해석(전환 비용)도 실제 설비에서는 흔하다. 그 전제를 바꾸면 어떻게 되는지를 MountainCar에서 </w:t>
       </w:r>
       <w:r>
         <w:rPr>
@@ -26833,7 +28060,7 @@
           <w:i w:val="0"/>
           <w:sz w:val="20"/>
         </w:rPr>
-        <w:t>고정 규칙만 다시 재어도</w:t>
+        <w:t>학습 계열까지 다시 재어 Ⅳ장 9절에 실었다.</w:t>
       </w:r>
       <w:r>
         <w:rPr>
@@ -26842,7 +28069,25 @@
           <w:i w:val="0"/>
           <w:sz w:val="20"/>
         </w:rPr>
-        <w:t xml:space="preserve"> 확인된다. 무행동이 그 환경의 최고 규칙을 이기기 시작하는 λ는 다음 한 줄로 정해지고, 분모가 방식에 따라 달라지기 때문이다.</w:t>
+        <w:t xml:space="preserve"> λ 눈금이 두 자릿수로 커질 뿐 아니라 </w:t>
+      </w:r>
+      <w:r>
+        <w:rPr>
+          <w:rFonts w:ascii="바탕" w:hAnsi="바탕" w:eastAsia="바탕"/>
+          <w:b/>
+          <w:i w:val="0"/>
+          <w:sz w:val="20"/>
+        </w:rPr>
+        <w:t>어느 방법이 유리한지도 바뀐다</w:t>
+      </w:r>
+      <w:r>
+        <w:rPr>
+          <w:rFonts w:ascii="바탕" w:hAnsi="바탕" w:eastAsia="바탕"/>
+          <w:b w:val="0"/>
+          <w:i w:val="0"/>
+          <w:sz w:val="20"/>
+        </w:rPr>
+        <w:t xml:space="preserve"> — 전환에만 값을 매기면 한 행동을 오래 유지하는 TempoRL이 홀로 끝까지 버틴다. 아래 식이 그 눈금 변화의 이유를 설명한다. 무행동이 그 환경의 최고 규칙을 이기기 시작하는 λ는 다음 한 줄로 정해지고, 분모가 방식에 따라 달라지기 때문이다.</w:t>
       </w:r>
     </w:p>
     <w:p>
@@ -26859,7 +28104,7 @@
           <w:i w:val="0"/>
           <w:sz w:val="19"/>
         </w:rPr>
-        <w:t>표 13. 비용 부과 방식을 바꾸면 λ 눈금이 얼마나 달라지는가 (고정 규칙, 시드 10개 × 100 에피소드)</w:t>
+        <w:t>표 14. 비용 부과 방식을 바꾸면 λ 눈금이 얼마나 달라지는가 (고정 규칙, 시드 10개 × 100 에피소드)</w:t>
       </w:r>
     </w:p>
     <w:p>
@@ -26876,7 +28121,7 @@
           <w:i/>
           <w:sz w:val="18"/>
         </w:rPr>
-        <w:t>Table 13. How the λ scale shifts when the cost model changes (fixed rules, 10 seeds x 100 episodes)</w:t>
+        <w:t>Table 14. How the λ scale shifts when the cost model changes (fixed rules, 10 seeds x 100 episodes)</w:t>
       </w:r>
     </w:p>
     <w:tbl>

--- a/졸업논문_초안v1.docx
+++ b/졸업논문_초안v1.docx
@@ -27807,7 +27807,7 @@
           <w:i w:val="0"/>
           <w:sz w:val="20"/>
         </w:rPr>
-        <w:t>학습을 쓰기로 했다면 밑바닥이 있는 구조를 골라라.</w:t>
+        <w:t>비용을 어떻게 세는지부터 정하고, 거기에 맞는 구조를 골라라.</w:t>
       </w:r>
       <w:r>
         <w:rPr>
@@ -27816,7 +27816,52 @@
           <w:i w:val="0"/>
           <w:sz w:val="20"/>
         </w:rPr>
-        <w:t xml:space="preserve"> Lazy-MDP 방식은 학습이 실패해도 기본 규칙 수준으로 떨어질 뿐이어서 가장 안정적이었고, 잘 만든 규칙과 겨루었을 때도 유일하게 넓은 구간에서 이겼다.</w:t>
+        <w:t xml:space="preserve"> </w:t>
+      </w:r>
+      <w:r>
+        <w:rPr>
+          <w:rFonts w:ascii="바탕" w:hAnsi="바탕" w:eastAsia="바탕"/>
+          <w:b/>
+          <w:i w:val="0"/>
+          <w:sz w:val="20"/>
+        </w:rPr>
+        <w:t>매 스텝 값이 붙는다면</w:t>
+      </w:r>
+      <w:r>
+        <w:rPr>
+          <w:rFonts w:ascii="바탕" w:hAnsi="바탕" w:eastAsia="바탕"/>
+          <w:b w:val="0"/>
+          <w:i w:val="0"/>
+          <w:sz w:val="20"/>
+        </w:rPr>
+        <w:t xml:space="preserve">(작동 비용) Lazy-MDP 방식이다 — 학습이 실패해도 기본 규칙 수준으로 떨어질 뿐이어서 가장 안정적이었고, 잘 만든 규칙과 겨루었을 때도 유일하게 넓은 구간에서 이겼다. </w:t>
+      </w:r>
+      <w:r>
+        <w:rPr>
+          <w:rFonts w:ascii="바탕" w:hAnsi="바탕" w:eastAsia="바탕"/>
+          <w:b/>
+          <w:i w:val="0"/>
+          <w:sz w:val="20"/>
+        </w:rPr>
+        <w:t>행동이 바뀔 때만 값이 붙는다면</w:t>
+      </w:r>
+      <w:r>
+        <w:rPr>
+          <w:rFonts w:ascii="바탕" w:hAnsi="바탕" w:eastAsia="바탕"/>
+          <w:b w:val="0"/>
+          <w:i w:val="0"/>
+          <w:sz w:val="20"/>
+        </w:rPr>
+        <w:t xml:space="preserve">(전환 비용) TempoRL 방식이다 — 매 스텝 과금에서는 어디서도 이기지 못했지만, 전환 과금에서는 λ를 두 자릿수로 키워도 홀로 버텼다(Ⅳ장 9절). </w:t>
+      </w:r>
+      <w:r>
+        <w:rPr>
+          <w:rFonts w:ascii="바탕" w:hAnsi="바탕" w:eastAsia="바탕"/>
+          <w:b/>
+          <w:i w:val="0"/>
+          <w:sz w:val="20"/>
+        </w:rPr>
+        <w:t>한 전제에서 진 방법을 그 자체로 약한 방법이라고 적으면 부당하다.</w:t>
       </w:r>
     </w:p>
     <w:p>

--- a/졸업논문_초안v1.docx
+++ b/졸업논문_초안v1.docx
@@ -25879,7 +25879,7 @@
       <w:pPr>
         <w:keepNext/>
         <w:widowControl/>
-        <w:spacing w:line="312" w:lineRule="auto" w:before="200" w:after="80"/>
+        <w:spacing w:line="312" w:lineRule="auto" w:before="160" w:after="60"/>
         <w:jc w:val="left"/>
       </w:pPr>
       <w:r>
@@ -25887,9 +25887,9 @@
           <w:rFonts w:ascii="맑은 고딕" w:hAnsi="맑은 고딕" w:eastAsia="맑은 고딕"/>
           <w:b/>
           <w:i w:val="0"/>
-          <w:sz w:val="22"/>
-        </w:rPr>
-        <w:t>9. 비용을 어떻게 세느냐가 답을 바꾼다</w:t>
+          <w:sz w:val="20"/>
+        </w:rPr>
+        <w:t>기본 정책을 잘 만들면 Lazy-MDP도 좋아지는가</w:t>
       </w:r>
     </w:p>
     <w:p>
@@ -25906,7 +25906,7 @@
           <w:i w:val="0"/>
           <w:sz w:val="20"/>
         </w:rPr>
-        <w:t xml:space="preserve">이 연구의 지도는 </w:t>
+        <w:t xml:space="preserve">Lazy-MDP는 </w:t>
       </w:r>
       <w:r>
         <w:rPr>
@@ -25915,17 +25915,25 @@
           <w:i w:val="0"/>
           <w:sz w:val="20"/>
         </w:rPr>
-        <w:t>매 스텝 과금</w:t>
-      </w:r>
-      <w:r>
-        <w:rPr>
-          <w:rFonts w:ascii="바탕" w:hAnsi="바탕" w:eastAsia="바탕"/>
-          <w:b w:val="0"/>
-          <w:i w:val="0"/>
-          <w:sz w:val="20"/>
-        </w:rPr>
-        <w:t xml:space="preserve">(행동을 실행하는 스텝마다 λ) 위에 있다. 실제 설비에서는 행동이 </w:t>
-      </w:r>
+        <w:t>기본 정책에 맡기기</w:t>
+      </w:r>
+      <w:r>
+        <w:rPr>
+          <w:rFonts w:ascii="바탕" w:hAnsi="바탕" w:eastAsia="바탕"/>
+          <w:b w:val="0"/>
+          <w:i w:val="0"/>
+          <w:sz w:val="20"/>
+        </w:rPr>
+        <w:t>라는 선택지를 하나 더 갖는다. 그렇다면 그 기본 정책을 잘 만들수록 Lazy도 좋아져야 할 것 같다. 실제로 이 연구는 한동안 "Lazy 성적은 약한 규칙 위에서 난 것이라 하한이다"라고 적어 두었다. 확인하려고 기본 정책만 계수를 다시 고른 규칙으로 바꿔 같은 조건에서 다시 돌렸다(λ 12개 × 시드 10개).</w:t>
+      </w:r>
+    </w:p>
+    <w:p>
+      <w:pPr>
+        <w:widowControl/>
+        <w:spacing w:line="480" w:lineRule="auto" w:before="0" w:after="0"/>
+        <w:ind w:firstLine="400"/>
+        <w:jc w:val="both"/>
+      </w:pPr>
       <w:r>
         <w:rPr>
           <w:rFonts w:ascii="바탕" w:hAnsi="바탕" w:eastAsia="바탕"/>
@@ -25933,34 +25941,7 @@
           <w:i w:val="0"/>
           <w:sz w:val="20"/>
         </w:rPr>
-        <w:t>바뀔 때만</w:t>
-      </w:r>
-      <w:r>
-        <w:rPr>
-          <w:rFonts w:ascii="바탕" w:hAnsi="바탕" w:eastAsia="바탕"/>
-          <w:b w:val="0"/>
-          <w:i w:val="0"/>
-          <w:sz w:val="20"/>
-        </w:rPr>
-        <w:t xml:space="preserve"> 무는 해석(전환 비용)도 흔하다. 밸브를 계속 열어 두는 것은 공짜고 여닫는 순간에만 마모가 생기는 경우다. 같은 환경(MountainCar)·같은 계열·같은 예산에서 </w:t>
-      </w:r>
-      <w:r>
-        <w:rPr>
-          <w:rFonts w:ascii="바탕" w:hAnsi="바탕" w:eastAsia="바탕"/>
-          <w:b/>
-          <w:i w:val="0"/>
-          <w:sz w:val="20"/>
-        </w:rPr>
-        <w:t>과금 방식만</w:t>
-      </w:r>
-      <w:r>
-        <w:rPr>
-          <w:rFonts w:ascii="바탕" w:hAnsi="바탕" w:eastAsia="바탕"/>
-          <w:b w:val="0"/>
-          <w:i w:val="0"/>
-          <w:sz w:val="20"/>
-        </w:rPr>
-        <w:t xml:space="preserve"> 바꿔 다시 쟀다.</w:t>
+        <w:t>기대는 빗나갔다.</w:t>
       </w:r>
     </w:p>
     <w:p>
@@ -25977,7 +25958,7 @@
           <w:i w:val="0"/>
           <w:sz w:val="19"/>
         </w:rPr>
-        <w:t>표 13. 전환 과금에서의 목표 도달률 (MountainCar-v0, 시드 10개)</w:t>
+        <w:t>표 13. Lazy-MDP의 기본 정책을 바꿨을 때 (LunarLander-v3, 시드 10개)</w:t>
       </w:r>
     </w:p>
     <w:p>
@@ -25994,7 +25975,631 @@
           <w:i/>
           <w:sz w:val="18"/>
         </w:rPr>
-        <w:t>Table 13. Goal-reaching rate under per-switch cost (MountainCar-v0, 10 seeds)</w:t>
+        <w:t>Table 13. Changing the base policy of Lazy-MDP (LunarLander-v3, 10 seeds)</w:t>
+      </w:r>
+    </w:p>
+    <w:tbl>
+      <w:tblPr>
+        <w:tblStyle w:val="TableGrid"/>
+        <w:tblW w:type="auto" w:w="0"/>
+        <w:jc w:val="center"/>
+        <w:tblLook w:firstColumn="1" w:firstRow="1" w:lastColumn="0" w:lastRow="0" w:noHBand="0" w:noVBand="1" w:val="04A0"/>
+      </w:tblPr>
+      <w:tblGrid>
+        <w:gridCol w:w="1814"/>
+        <w:gridCol w:w="1814"/>
+        <w:gridCol w:w="1814"/>
+        <w:gridCol w:w="1814"/>
+        <w:gridCol w:w="1814"/>
+      </w:tblGrid>
+      <w:tr>
+        <w:trPr>
+          <w:cantSplit/>
+          <w:tblHeader/>
+        </w:trPr>
+        <w:tc>
+          <w:tcPr>
+            <w:tcW w:type="dxa" w:w="1814"/>
+            <w:shd w:val="clear" w:color="auto" w:fill="EDEDED"/>
+          </w:tcPr>
+          <w:p>
+            <w:pPr>
+              <w:keepNext/>
+              <w:spacing w:line="240" w:lineRule="auto"/>
+              <w:jc w:val="center"/>
+            </w:pPr>
+            <w:r/>
+            <w:r>
+              <w:rPr>
+                <w:rFonts w:ascii="맑은 고딕" w:hAnsi="맑은 고딕" w:eastAsia="맑은 고딕"/>
+                <w:b/>
+                <w:i w:val="0"/>
+                <w:sz w:val="18"/>
+              </w:rPr>
+              <w:t>기본 정책</w:t>
+            </w:r>
+          </w:p>
+        </w:tc>
+        <w:tc>
+          <w:tcPr>
+            <w:tcW w:type="dxa" w:w="1814"/>
+            <w:shd w:val="clear" w:color="auto" w:fill="EDEDED"/>
+          </w:tcPr>
+          <w:p>
+            <w:pPr>
+              <w:keepNext/>
+              <w:spacing w:line="240" w:lineRule="auto"/>
+              <w:jc w:val="center"/>
+            </w:pPr>
+            <w:r/>
+            <w:r>
+              <w:rPr>
+                <w:rFonts w:ascii="맑은 고딕" w:hAnsi="맑은 고딕" w:eastAsia="맑은 고딕"/>
+                <w:b/>
+                <w:i w:val="0"/>
+                <w:sz w:val="18"/>
+              </w:rPr>
+              <w:t>λ=0 점수 r′ [95% CI]</w:t>
+            </w:r>
+          </w:p>
+        </w:tc>
+        <w:tc>
+          <w:tcPr>
+            <w:tcW w:type="dxa" w:w="1814"/>
+            <w:shd w:val="clear" w:color="auto" w:fill="EDEDED"/>
+          </w:tcPr>
+          <w:p>
+            <w:pPr>
+              <w:keepNext/>
+              <w:spacing w:line="240" w:lineRule="auto"/>
+              <w:jc w:val="center"/>
+            </w:pPr>
+            <w:r/>
+            <w:r>
+              <w:rPr>
+                <w:rFonts w:ascii="맑은 고딕" w:hAnsi="맑은 고딕" w:eastAsia="맑은 고딕"/>
+                <w:b/>
+                <w:i w:val="0"/>
+                <w:sz w:val="18"/>
+              </w:rPr>
+              <w:t>λ=0 행동 횟수</w:t>
+            </w:r>
+          </w:p>
+        </w:tc>
+        <w:tc>
+          <w:tcPr>
+            <w:tcW w:type="dxa" w:w="1814"/>
+            <w:shd w:val="clear" w:color="auto" w:fill="EDEDED"/>
+          </w:tcPr>
+          <w:p>
+            <w:pPr>
+              <w:keepNext/>
+              <w:spacing w:line="240" w:lineRule="auto"/>
+              <w:jc w:val="center"/>
+            </w:pPr>
+            <w:r/>
+            <w:r>
+              <w:rPr>
+                <w:rFonts w:ascii="맑은 고딕" w:hAnsi="맑은 고딕" w:eastAsia="맑은 고딕"/>
+                <w:b/>
+                <w:i w:val="0"/>
+                <w:sz w:val="18"/>
+              </w:rPr>
+              <w:t>λ*_CI</w:t>
+            </w:r>
+          </w:p>
+        </w:tc>
+        <w:tc>
+          <w:tcPr>
+            <w:tcW w:type="dxa" w:w="1814"/>
+            <w:shd w:val="clear" w:color="auto" w:fill="EDEDED"/>
+          </w:tcPr>
+          <w:p>
+            <w:pPr>
+              <w:keepNext/>
+              <w:spacing w:line="240" w:lineRule="auto"/>
+              <w:jc w:val="center"/>
+            </w:pPr>
+            <w:r/>
+            <w:r>
+              <w:rPr>
+                <w:rFonts w:ascii="맑은 고딕" w:hAnsi="맑은 고딕" w:eastAsia="맑은 고딕"/>
+                <w:b/>
+                <w:i w:val="0"/>
+                <w:sz w:val="18"/>
+              </w:rPr>
+              <w:t>λ*_점추정</w:t>
+            </w:r>
+          </w:p>
+        </w:tc>
+      </w:tr>
+      <w:tr>
+        <w:trPr>
+          <w:cantSplit/>
+        </w:trPr>
+        <w:tc>
+          <w:tcPr>
+            <w:tcW w:type="dxa" w:w="1814"/>
+          </w:tcPr>
+          <w:p>
+            <w:pPr>
+              <w:keepNext/>
+              <w:spacing w:line="240" w:lineRule="auto"/>
+              <w:jc w:val="left"/>
+            </w:pPr>
+            <w:r>
+              <w:rPr>
+                <w:rFonts w:ascii="바탕" w:hAnsi="바탕" w:eastAsia="바탕"/>
+                <w:b w:val="0"/>
+                <w:i w:val="0"/>
+                <w:sz w:val="18"/>
+              </w:rPr>
+              <w:t>처음 규칙 (약함)</w:t>
+            </w:r>
+          </w:p>
+        </w:tc>
+        <w:tc>
+          <w:tcPr>
+            <w:tcW w:type="dxa" w:w="1814"/>
+          </w:tcPr>
+          <w:p>
+            <w:pPr>
+              <w:keepNext/>
+              <w:spacing w:line="240" w:lineRule="auto"/>
+              <w:jc w:val="center"/>
+            </w:pPr>
+            <w:r>
+              <w:rPr>
+                <w:rFonts w:ascii="바탕" w:hAnsi="바탕" w:eastAsia="바탕"/>
+                <w:b w:val="0"/>
+                <w:i w:val="0"/>
+                <w:sz w:val="18"/>
+              </w:rPr>
+              <w:t xml:space="preserve">210.1 </w:t>
+            </w:r>
+            <w:r>
+              <w:rPr>
+                <w:rFonts w:ascii="바탕" w:hAnsi="바탕" w:eastAsia="바탕"/>
+                <w:b w:val="0"/>
+                <w:i w:val="0"/>
+                <w:sz w:val="18"/>
+                <w:vertAlign w:val="superscript"/>
+              </w:rPr>
+              <w:t>[180, 234]</w:t>
+            </w:r>
+          </w:p>
+        </w:tc>
+        <w:tc>
+          <w:tcPr>
+            <w:tcW w:type="dxa" w:w="1814"/>
+          </w:tcPr>
+          <w:p>
+            <w:pPr>
+              <w:keepNext/>
+              <w:spacing w:line="240" w:lineRule="auto"/>
+              <w:jc w:val="center"/>
+            </w:pPr>
+            <w:r>
+              <w:rPr>
+                <w:rFonts w:ascii="바탕" w:hAnsi="바탕" w:eastAsia="바탕"/>
+                <w:b w:val="0"/>
+                <w:i w:val="0"/>
+                <w:sz w:val="18"/>
+              </w:rPr>
+              <w:t>247</w:t>
+            </w:r>
+          </w:p>
+        </w:tc>
+        <w:tc>
+          <w:tcPr>
+            <w:tcW w:type="dxa" w:w="1814"/>
+          </w:tcPr>
+          <w:p>
+            <w:pPr>
+              <w:keepNext/>
+              <w:spacing w:line="240" w:lineRule="auto"/>
+              <w:jc w:val="center"/>
+            </w:pPr>
+            <w:r>
+              <w:rPr>
+                <w:rFonts w:ascii="바탕" w:hAnsi="바탕" w:eastAsia="바탕"/>
+                <w:b w:val="0"/>
+                <w:i w:val="0"/>
+                <w:sz w:val="18"/>
+              </w:rPr>
+              <w:t>0.6</w:t>
+            </w:r>
+          </w:p>
+        </w:tc>
+        <w:tc>
+          <w:tcPr>
+            <w:tcW w:type="dxa" w:w="1814"/>
+          </w:tcPr>
+          <w:p>
+            <w:pPr>
+              <w:keepNext/>
+              <w:spacing w:line="240" w:lineRule="auto"/>
+              <w:jc w:val="center"/>
+            </w:pPr>
+            <w:r>
+              <w:rPr>
+                <w:rFonts w:ascii="바탕" w:hAnsi="바탕" w:eastAsia="바탕"/>
+                <w:b w:val="0"/>
+                <w:i w:val="0"/>
+                <w:sz w:val="18"/>
+              </w:rPr>
+              <w:t>2</w:t>
+            </w:r>
+          </w:p>
+        </w:tc>
+      </w:tr>
+      <w:tr>
+        <w:trPr>
+          <w:cantSplit/>
+        </w:trPr>
+        <w:tc>
+          <w:tcPr>
+            <w:tcW w:type="dxa" w:w="1814"/>
+          </w:tcPr>
+          <w:p>
+            <w:pPr>
+              <w:spacing w:line="240" w:lineRule="auto"/>
+              <w:jc w:val="left"/>
+            </w:pPr>
+            <w:r>
+              <w:rPr>
+                <w:rFonts w:ascii="바탕" w:hAnsi="바탕" w:eastAsia="바탕"/>
+                <w:b w:val="0"/>
+                <w:i w:val="0"/>
+                <w:sz w:val="18"/>
+              </w:rPr>
+              <w:t>다시 고른 규칙 (강함)</w:t>
+            </w:r>
+          </w:p>
+        </w:tc>
+        <w:tc>
+          <w:tcPr>
+            <w:tcW w:type="dxa" w:w="1814"/>
+          </w:tcPr>
+          <w:p>
+            <w:pPr>
+              <w:spacing w:line="240" w:lineRule="auto"/>
+              <w:jc w:val="center"/>
+            </w:pPr>
+            <w:r>
+              <w:rPr>
+                <w:rFonts w:ascii="바탕" w:hAnsi="바탕" w:eastAsia="바탕"/>
+                <w:b w:val="0"/>
+                <w:i w:val="0"/>
+                <w:sz w:val="18"/>
+              </w:rPr>
+              <w:t xml:space="preserve">194.6 </w:t>
+            </w:r>
+            <w:r>
+              <w:rPr>
+                <w:rFonts w:ascii="바탕" w:hAnsi="바탕" w:eastAsia="바탕"/>
+                <w:b w:val="0"/>
+                <w:i w:val="0"/>
+                <w:sz w:val="18"/>
+                <w:vertAlign w:val="superscript"/>
+              </w:rPr>
+              <w:t>[153, 214]</w:t>
+            </w:r>
+          </w:p>
+        </w:tc>
+        <w:tc>
+          <w:tcPr>
+            <w:tcW w:type="dxa" w:w="1814"/>
+          </w:tcPr>
+          <w:p>
+            <w:pPr>
+              <w:spacing w:line="240" w:lineRule="auto"/>
+              <w:jc w:val="center"/>
+            </w:pPr>
+            <w:r>
+              <w:rPr>
+                <w:rFonts w:ascii="바탕" w:hAnsi="바탕" w:eastAsia="바탕"/>
+                <w:b w:val="0"/>
+                <w:i w:val="0"/>
+                <w:sz w:val="18"/>
+              </w:rPr>
+              <w:t>188</w:t>
+            </w:r>
+          </w:p>
+        </w:tc>
+        <w:tc>
+          <w:tcPr>
+            <w:tcW w:type="dxa" w:w="1814"/>
+          </w:tcPr>
+          <w:p>
+            <w:pPr>
+              <w:spacing w:line="240" w:lineRule="auto"/>
+              <w:jc w:val="center"/>
+            </w:pPr>
+            <w:r>
+              <w:rPr>
+                <w:rFonts w:ascii="바탕" w:hAnsi="바탕" w:eastAsia="바탕"/>
+                <w:b w:val="0"/>
+                <w:i w:val="0"/>
+                <w:sz w:val="18"/>
+              </w:rPr>
+              <w:t>0</w:t>
+            </w:r>
+          </w:p>
+        </w:tc>
+        <w:tc>
+          <w:tcPr>
+            <w:tcW w:type="dxa" w:w="1814"/>
+          </w:tcPr>
+          <w:p>
+            <w:pPr>
+              <w:spacing w:line="240" w:lineRule="auto"/>
+              <w:jc w:val="center"/>
+            </w:pPr>
+            <w:r>
+              <w:rPr>
+                <w:rFonts w:ascii="바탕" w:hAnsi="바탕" w:eastAsia="바탕"/>
+                <w:b w:val="0"/>
+                <w:i w:val="0"/>
+                <w:sz w:val="18"/>
+              </w:rPr>
+              <w:t>1</w:t>
+            </w:r>
+          </w:p>
+        </w:tc>
+      </w:tr>
+    </w:tbl>
+    <w:p>
+      <w:pPr>
+        <w:widowControl/>
+        <w:spacing w:line="240" w:lineRule="auto" w:before="0" w:after="120"/>
+        <w:jc w:val="both"/>
+      </w:pPr>
+    </w:p>
+    <w:p>
+      <w:pPr>
+        <w:widowControl/>
+        <w:spacing w:line="480" w:lineRule="auto" w:before="0" w:after="0"/>
+        <w:ind w:firstLine="400"/>
+        <w:jc w:val="both"/>
+      </w:pPr>
+      <w:r>
+        <w:rPr>
+          <w:rFonts w:ascii="바탕" w:hAnsi="바탕" w:eastAsia="바탕"/>
+          <w:b w:val="0"/>
+          <w:i w:val="0"/>
+          <w:sz w:val="20"/>
+        </w:rPr>
+        <w:t xml:space="preserve">좋은 기본 정책을 주자 </w:t>
+      </w:r>
+      <w:r>
+        <w:rPr>
+          <w:rFonts w:ascii="바탕" w:hAnsi="바탕" w:eastAsia="바탕"/>
+          <w:b/>
+          <w:i w:val="0"/>
+          <w:sz w:val="20"/>
+        </w:rPr>
+        <w:t>행동은 58회 줄었지만 점수는 오르지 않았고</w:t>
+      </w:r>
+      <w:r>
+        <w:rPr>
+          <w:rFonts w:ascii="바탕" w:hAnsi="바탕" w:eastAsia="바탕"/>
+          <w:b w:val="0"/>
+          <w:i w:val="0"/>
+          <w:sz w:val="20"/>
+        </w:rPr>
+        <w:t xml:space="preserve">, 통계적 우위가 사라지는 지점(λ*_CI)은 오히려 앞당겨졌다. 신뢰구간이 대부분의 λ에서 겹치므로 </w:t>
+      </w:r>
+      <w:r>
+        <w:rPr>
+          <w:rFonts w:ascii="바탕" w:hAnsi="바탕" w:eastAsia="바탕"/>
+          <w:b/>
+          <w:i w:val="0"/>
+          <w:sz w:val="20"/>
+        </w:rPr>
+        <w:t>어느 쪽이 낫다고 말하지는 않는다.</w:t>
+      </w:r>
+      <w:r>
+        <w:rPr>
+          <w:rFonts w:ascii="바탕" w:hAnsi="바탕" w:eastAsia="바탕"/>
+          <w:b w:val="0"/>
+          <w:i w:val="0"/>
+          <w:sz w:val="20"/>
+        </w:rPr>
+        <w:t xml:space="preserve"> 확실한 것은 </w:t>
+      </w:r>
+      <w:r>
+        <w:rPr>
+          <w:rFonts w:ascii="바탕" w:hAnsi="바탕" w:eastAsia="바탕"/>
+          <w:b/>
+          <w:i w:val="0"/>
+          <w:sz w:val="20"/>
+        </w:rPr>
+        <w:t>'하한'이라는 기대가 확인되지 않았다</w:t>
+      </w:r>
+      <w:r>
+        <w:rPr>
+          <w:rFonts w:ascii="바탕" w:hAnsi="바탕" w:eastAsia="바탕"/>
+          <w:b w:val="0"/>
+          <w:i w:val="0"/>
+          <w:sz w:val="20"/>
+        </w:rPr>
+        <w:t>는 것이다.</w:t>
+      </w:r>
+    </w:p>
+    <w:p>
+      <w:pPr>
+        <w:widowControl/>
+        <w:spacing w:line="480" w:lineRule="auto" w:before="0" w:after="0"/>
+        <w:ind w:firstLine="400"/>
+        <w:jc w:val="both"/>
+      </w:pPr>
+      <w:r>
+        <w:rPr>
+          <w:rFonts w:ascii="바탕" w:hAnsi="바탕" w:eastAsia="바탕"/>
+          <w:b w:val="0"/>
+          <w:i w:val="0"/>
+          <w:sz w:val="20"/>
+        </w:rPr>
+        <w:t xml:space="preserve">한 가지 해석이 가능하다. 기본 정책이 강하면 위임이 매력적이어서 에이전트의 행동이 규칙 쪽으로 수렴하고, 그러면 </w:t>
+      </w:r>
+      <w:r>
+        <w:rPr>
+          <w:rFonts w:ascii="바탕" w:hAnsi="바탕" w:eastAsia="바탕"/>
+          <w:b/>
+          <w:i w:val="0"/>
+          <w:sz w:val="20"/>
+        </w:rPr>
+        <w:t>규칙을 크게 넘어설 여지도 함께 사라진다.</w:t>
+      </w:r>
+      <w:r>
+        <w:rPr>
+          <w:rFonts w:ascii="바탕" w:hAnsi="바탕" w:eastAsia="바탕"/>
+          <w:b w:val="0"/>
+          <w:i w:val="0"/>
+          <w:sz w:val="20"/>
+        </w:rPr>
+        <w:t xml:space="preserve"> 반대로 기본 정책이 약하면 위임할 이유가 없어 직접 행동하는 법을 배워야 하고, 그렇게 배운 정책이 다시 고른 규칙보다 나았을 수 있다. </w:t>
+      </w:r>
+      <w:r>
+        <w:rPr>
+          <w:rFonts w:ascii="바탕" w:hAnsi="바탕" w:eastAsia="바탕"/>
+          <w:b/>
+          <w:i w:val="0"/>
+          <w:sz w:val="20"/>
+        </w:rPr>
+        <w:t>다만 이것은 관측에 대한 해석이지 확인한 것이 아니다</w:t>
+      </w:r>
+      <w:r>
+        <w:rPr>
+          <w:rFonts w:ascii="바탕" w:hAnsi="바탕" w:eastAsia="바탕"/>
+          <w:b w:val="0"/>
+          <w:i w:val="0"/>
+          <w:sz w:val="20"/>
+        </w:rPr>
+        <w:t xml:space="preserve"> — 어느 상태에서 위임했는지를 보아야 말할 수 있고, 그것은 이 연구에서 하지 않았다(Ⅴ장 다음 연구).</w:t>
+      </w:r>
+    </w:p>
+    <w:p>
+      <w:pPr>
+        <w:keepNext/>
+        <w:widowControl/>
+        <w:spacing w:line="312" w:lineRule="auto" w:before="200" w:after="80"/>
+        <w:jc w:val="left"/>
+      </w:pPr>
+      <w:r>
+        <w:rPr>
+          <w:rFonts w:ascii="맑은 고딕" w:hAnsi="맑은 고딕" w:eastAsia="맑은 고딕"/>
+          <w:b/>
+          <w:i w:val="0"/>
+          <w:sz w:val="22"/>
+        </w:rPr>
+        <w:t>9. 비용을 어떻게 세느냐가 답을 바꾼다</w:t>
+      </w:r>
+    </w:p>
+    <w:p>
+      <w:pPr>
+        <w:widowControl/>
+        <w:spacing w:line="480" w:lineRule="auto" w:before="0" w:after="0"/>
+        <w:ind w:firstLine="400"/>
+        <w:jc w:val="both"/>
+      </w:pPr>
+      <w:r>
+        <w:rPr>
+          <w:rFonts w:ascii="바탕" w:hAnsi="바탕" w:eastAsia="바탕"/>
+          <w:b w:val="0"/>
+          <w:i w:val="0"/>
+          <w:sz w:val="20"/>
+        </w:rPr>
+        <w:t xml:space="preserve">이 연구의 지도는 </w:t>
+      </w:r>
+      <w:r>
+        <w:rPr>
+          <w:rFonts w:ascii="바탕" w:hAnsi="바탕" w:eastAsia="바탕"/>
+          <w:b/>
+          <w:i w:val="0"/>
+          <w:sz w:val="20"/>
+        </w:rPr>
+        <w:t>매 스텝 과금</w:t>
+      </w:r>
+      <w:r>
+        <w:rPr>
+          <w:rFonts w:ascii="바탕" w:hAnsi="바탕" w:eastAsia="바탕"/>
+          <w:b w:val="0"/>
+          <w:i w:val="0"/>
+          <w:sz w:val="20"/>
+        </w:rPr>
+        <w:t xml:space="preserve">(행동을 실행하는 스텝마다 λ) 위에 있다. 실제 설비에서는 행동이 </w:t>
+      </w:r>
+      <w:r>
+        <w:rPr>
+          <w:rFonts w:ascii="바탕" w:hAnsi="바탕" w:eastAsia="바탕"/>
+          <w:b/>
+          <w:i w:val="0"/>
+          <w:sz w:val="20"/>
+        </w:rPr>
+        <w:t>바뀔 때만</w:t>
+      </w:r>
+      <w:r>
+        <w:rPr>
+          <w:rFonts w:ascii="바탕" w:hAnsi="바탕" w:eastAsia="바탕"/>
+          <w:b w:val="0"/>
+          <w:i w:val="0"/>
+          <w:sz w:val="20"/>
+        </w:rPr>
+        <w:t xml:space="preserve"> 무는 해석(전환 비용)도 흔하다. 밸브를 계속 열어 두는 것은 공짜고 여닫는 순간에만 마모가 생기는 경우다. 같은 환경(MountainCar)·같은 계열·같은 예산에서 </w:t>
+      </w:r>
+      <w:r>
+        <w:rPr>
+          <w:rFonts w:ascii="바탕" w:hAnsi="바탕" w:eastAsia="바탕"/>
+          <w:b/>
+          <w:i w:val="0"/>
+          <w:sz w:val="20"/>
+        </w:rPr>
+        <w:t>과금 방식만</w:t>
+      </w:r>
+      <w:r>
+        <w:rPr>
+          <w:rFonts w:ascii="바탕" w:hAnsi="바탕" w:eastAsia="바탕"/>
+          <w:b w:val="0"/>
+          <w:i w:val="0"/>
+          <w:sz w:val="20"/>
+        </w:rPr>
+        <w:t xml:space="preserve"> 바꿔 다시 쟀다.</w:t>
+      </w:r>
+    </w:p>
+    <w:p>
+      <w:pPr>
+        <w:keepNext/>
+        <w:widowControl/>
+        <w:spacing w:line="276" w:lineRule="auto" w:before="200" w:after="40"/>
+        <w:jc w:val="center"/>
+      </w:pPr>
+      <w:r>
+        <w:rPr>
+          <w:rFonts w:ascii="맑은 고딕" w:hAnsi="맑은 고딕" w:eastAsia="맑은 고딕"/>
+          <w:b/>
+          <w:i w:val="0"/>
+          <w:sz w:val="19"/>
+        </w:rPr>
+        <w:t>표 14. 전환 과금에서의 목표 도달률 (MountainCar-v0, 시드 10개)</w:t>
+      </w:r>
+    </w:p>
+    <w:p>
+      <w:pPr>
+        <w:keepNext/>
+        <w:widowControl/>
+        <w:spacing w:line="276" w:lineRule="auto" w:before="0" w:after="60"/>
+        <w:jc w:val="center"/>
+      </w:pPr>
+      <w:r>
+        <w:rPr>
+          <w:rFonts w:ascii="맑은 고딕" w:hAnsi="맑은 고딕" w:eastAsia="맑은 고딕"/>
+          <w:b w:val="0"/>
+          <w:i/>
+          <w:sz w:val="18"/>
+        </w:rPr>
+        <w:t>Table 14. Goal-reaching rate under per-switch cost (MountainCar-v0, 10 seeds)</w:t>
       </w:r>
     </w:p>
     <w:tbl>
@@ -28149,7 +28754,7 @@
           <w:i w:val="0"/>
           <w:sz w:val="19"/>
         </w:rPr>
-        <w:t>표 14. 비용 부과 방식을 바꾸면 λ 눈금이 얼마나 달라지는가 (고정 규칙, 시드 10개 × 100 에피소드)</w:t>
+        <w:t>표 15. 비용 부과 방식을 바꾸면 λ 눈금이 얼마나 달라지는가 (고정 규칙, 시드 10개 × 100 에피소드)</w:t>
       </w:r>
     </w:p>
     <w:p>
@@ -28166,7 +28771,7 @@
           <w:i/>
           <w:sz w:val="18"/>
         </w:rPr>
-        <w:t>Table 14. How the λ scale shifts when the cost model changes (fixed rules, 10 seeds x 100 episodes)</w:t>
+        <w:t>Table 15. How the λ scale shifts when the cost model changes (fixed rules, 10 seeds x 100 episodes)</w:t>
       </w:r>
     </w:p>
     <w:tbl>
@@ -28789,6 +29394,57 @@
           <w:sz w:val="20"/>
         </w:rPr>
         <w:t xml:space="preserve"> 개인 PC 12코어로 돌 수 있는 규모에 맞춰 조건당 환경 20만~30만 스텝을 썼다. 다만 이 한계가 결론을 만든 것은 아니다 — 공정성 점검에서 예산을 3.3배로 늘려 보았고, 결과는 Ⅳ장에 그대로 실었다. 그보다 훨씬 큰 예산에서 무슨 일이 일어나는지는 여전히 모른다.</w:t>
+      </w:r>
+    </w:p>
+    <w:p>
+      <w:pPr>
+        <w:spacing w:line="480" w:lineRule="auto" w:before="0" w:after="0"/>
+        <w:ind w:left="340" w:hanging="198"/>
+      </w:pPr>
+      <w:r>
+        <w:rPr>
+          <w:rFonts w:ascii="바탕" w:hAnsi="바탕" w:eastAsia="바탕"/>
+          <w:b w:val="0"/>
+          <w:i w:val="0"/>
+          <w:sz w:val="20"/>
+        </w:rPr>
+        <w:t xml:space="preserve">· </w:t>
+      </w:r>
+      <w:r>
+        <w:rPr>
+          <w:rFonts w:ascii="바탕" w:hAnsi="바탕" w:eastAsia="바탕"/>
+          <w:b/>
+          <w:i w:val="0"/>
+          <w:sz w:val="20"/>
+        </w:rPr>
+        <w:t>Lazy-MDP의 기본 정책을 두 가지만 시험했다.</w:t>
+      </w:r>
+      <w:r>
+        <w:rPr>
+          <w:rFonts w:ascii="바탕" w:hAnsi="바탕" w:eastAsia="바탕"/>
+          <w:b w:val="0"/>
+          <w:i w:val="0"/>
+          <w:sz w:val="20"/>
+        </w:rPr>
+        <w:t xml:space="preserve"> 처음 손으로 짠 규칙과 계수를 다시 고른 규칙, 둘뿐이다. 더 좋은 기본 정책을 주면 Lazy도 좋아지리라는 기대는 확인되지 않았고 (Ⅳ장 8절), 오히려 통계적 우위가 사라지는 지점이 앞당겨졌다. 다만 신뢰구간이 대부분 겹치므로 </w:t>
+      </w:r>
+      <w:r>
+        <w:rPr>
+          <w:rFonts w:ascii="바탕" w:hAnsi="바탕" w:eastAsia="바탕"/>
+          <w:b/>
+          <w:i w:val="0"/>
+          <w:sz w:val="20"/>
+        </w:rPr>
+        <w:t>'좋은 기본 정책이 해롭다'고 말할 수는 없다</w:t>
+      </w:r>
+      <w:r>
+        <w:rPr>
+          <w:rFonts w:ascii="바탕" w:hAnsi="바탕" w:eastAsia="바탕"/>
+          <w:b w:val="0"/>
+          <w:i w:val="0"/>
+          <w:sz w:val="20"/>
+        </w:rPr>
+        <w:t xml:space="preserve"> — 이 축을 더 넓게 훑어야 한다.</w:t>
       </w:r>
     </w:p>
     <w:p>

--- a/졸업논문_초안v1.docx
+++ b/졸업논문_초안v1.docx
@@ -8548,7 +8548,7 @@
                 <w:i w:val="0"/>
                 <w:sz w:val="18"/>
               </w:rPr>
-              <w:t>-160 [-180, -142]</w:t>
+              <w:t>-160 [-181, -142]</w:t>
             </w:r>
           </w:p>
         </w:tc>
@@ -8568,7 +8568,7 @@
                 <w:i w:val="0"/>
                 <w:sz w:val="18"/>
               </w:rPr>
-              <w:t>-141 [-159, -129]</w:t>
+              <w:t>-141 [-159, -128]</w:t>
             </w:r>
           </w:p>
         </w:tc>
@@ -8673,7 +8673,7 @@
                 <w:i w:val="0"/>
                 <w:sz w:val="18"/>
               </w:rPr>
-              <w:t>-172 [-200, -138]</w:t>
+              <w:t>-172 [-200, -137]</w:t>
             </w:r>
           </w:p>
         </w:tc>
@@ -8693,7 +8693,7 @@
                 <w:i w:val="0"/>
                 <w:sz w:val="18"/>
               </w:rPr>
-              <w:t>-145 [-171, -130]</w:t>
+              <w:t>-145 [-171, -129]</w:t>
             </w:r>
           </w:p>
         </w:tc>
@@ -8818,7 +8818,7 @@
                 <w:i w:val="0"/>
                 <w:sz w:val="18"/>
               </w:rPr>
-              <w:t>-169 [-195, -140]</w:t>
+              <w:t>-169 [-195, -141]</w:t>
             </w:r>
           </w:p>
         </w:tc>
@@ -8923,7 +8923,7 @@
                 <w:i w:val="0"/>
                 <w:sz w:val="18"/>
               </w:rPr>
-              <w:t>-165 [-190, -139]</w:t>
+              <w:t>-165 [-191, -140]</w:t>
             </w:r>
           </w:p>
         </w:tc>
@@ -8943,7 +8943,7 @@
                 <w:i w:val="0"/>
                 <w:sz w:val="18"/>
               </w:rPr>
-              <w:t>-149 [-174, -134]</w:t>
+              <w:t>-149 [-174, -135]</w:t>
             </w:r>
           </w:p>
         </w:tc>
@@ -8963,7 +8963,7 @@
                 <w:i w:val="0"/>
                 <w:sz w:val="18"/>
               </w:rPr>
-              <w:t>-144 [-174, -119]</w:t>
+              <w:t>-144 [-173, -120]</w:t>
             </w:r>
           </w:p>
         </w:tc>
@@ -9088,7 +9088,7 @@
                 <w:i w:val="0"/>
                 <w:sz w:val="18"/>
               </w:rPr>
-              <w:t>-138 [-162, -125]</w:t>
+              <w:t>-138 [-161, -125]</w:t>
             </w:r>
           </w:p>
         </w:tc>
@@ -9318,7 +9318,7 @@
                 <w:i w:val="0"/>
                 <w:sz w:val="18"/>
               </w:rPr>
-              <w:t>-193 [-200, -167]</w:t>
+              <w:t>-193 [-200, -168]</w:t>
             </w:r>
           </w:p>
         </w:tc>
@@ -9338,7 +9338,7 @@
                 <w:i w:val="0"/>
                 <w:sz w:val="18"/>
               </w:rPr>
-              <w:t>-156 [-174, -134]</w:t>
+              <w:t>-156 [-175, -133]</w:t>
             </w:r>
           </w:p>
         </w:tc>
@@ -9713,7 +9713,7 @@
                 <w:i w:val="0"/>
                 <w:sz w:val="18"/>
               </w:rPr>
-              <w:t>-187 [-200, -159]</w:t>
+              <w:t>-187 [-200, -158]</w:t>
             </w:r>
           </w:p>
         </w:tc>
@@ -9838,7 +9838,7 @@
                 <w:i w:val="0"/>
                 <w:sz w:val="18"/>
               </w:rPr>
-              <w:t>-192 [-200, -160]</w:t>
+              <w:t>-192 [-200, -158]</w:t>
             </w:r>
           </w:p>
         </w:tc>
@@ -9983,7 +9983,7 @@
                 <w:i w:val="0"/>
                 <w:sz w:val="18"/>
               </w:rPr>
-              <w:t>-143 [-144, -143]</w:t>
+              <w:t>-143 [-143, -143]</w:t>
             </w:r>
           </w:p>
         </w:tc>
@@ -10233,7 +10233,7 @@
                 <w:i w:val="0"/>
                 <w:sz w:val="18"/>
               </w:rPr>
-              <w:t>-198 [-199, -198]</w:t>
+              <w:t>-198 [-198, -198]</w:t>
             </w:r>
           </w:p>
         </w:tc>
@@ -12720,7 +12720,7 @@
                 <w:sz w:val="18"/>
                 <w:vertAlign w:val="superscript"/>
               </w:rPr>
-              <w:t>[171, 216]</w:t>
+              <w:t>[171, 217]</w:t>
             </w:r>
           </w:p>
         </w:tc>
@@ -12750,7 +12750,7 @@
                 <w:sz w:val="18"/>
                 <w:vertAlign w:val="superscript"/>
               </w:rPr>
-              <w:t>[131, 182]</w:t>
+              <w:t>[129, 182]</w:t>
             </w:r>
           </w:p>
         </w:tc>
@@ -12860,7 +12860,7 @@
                 <w:i w:val="0"/>
                 <w:sz w:val="18"/>
               </w:rPr>
-              <w:t>-131 [-133, -129]</w:t>
+              <w:t>-131 [-133, -128]</w:t>
             </w:r>
           </w:p>
         </w:tc>
@@ -12915,7 +12915,7 @@
                 <w:sz w:val="18"/>
                 <w:vertAlign w:val="superscript"/>
               </w:rPr>
-              <w:t>[143, 207]</w:t>
+              <w:t>[145, 207]</w:t>
             </w:r>
           </w:p>
         </w:tc>
@@ -12945,7 +12945,7 @@
                 <w:sz w:val="18"/>
                 <w:vertAlign w:val="superscript"/>
               </w:rPr>
-              <w:t>[54, 177]</w:t>
+              <w:t>[55, 177]</w:t>
             </w:r>
           </w:p>
         </w:tc>
@@ -12975,7 +12975,7 @@
                 <w:sz w:val="18"/>
                 <w:vertAlign w:val="superscript"/>
               </w:rPr>
-              <w:t>[169, 228]</w:t>
+              <w:t>[171, 227]</w:t>
             </w:r>
           </w:p>
         </w:tc>
@@ -13055,7 +13055,7 @@
                 <w:i w:val="0"/>
                 <w:sz w:val="18"/>
               </w:rPr>
-              <w:t>-131 [-133, -129]</w:t>
+              <w:t>-131 [-133, -128]</w:t>
             </w:r>
           </w:p>
         </w:tc>
@@ -13140,7 +13140,7 @@
                 <w:sz w:val="18"/>
                 <w:vertAlign w:val="superscript"/>
               </w:rPr>
-              <w:t>[5, 156]</w:t>
+              <w:t>[3, 158]</w:t>
             </w:r>
           </w:p>
         </w:tc>
@@ -13170,7 +13170,7 @@
                 <w:sz w:val="18"/>
                 <w:vertAlign w:val="superscript"/>
               </w:rPr>
-              <w:t>[128, 162]</w:t>
+              <w:t>[129, 162]</w:t>
             </w:r>
           </w:p>
         </w:tc>
@@ -13240,7 +13240,7 @@
                 <w:i w:val="0"/>
                 <w:sz w:val="18"/>
               </w:rPr>
-              <w:t>-131 [-133, -129]</w:t>
+              <w:t>-131 [-133, -128]</w:t>
             </w:r>
           </w:p>
         </w:tc>
@@ -13315,7 +13315,7 @@
                 <w:i w:val="0"/>
                 <w:sz w:val="18"/>
               </w:rPr>
-              <w:t>59 [-4, 129]</w:t>
+              <w:t>59 [-2, 128]</w:t>
             </w:r>
           </w:p>
         </w:tc>
@@ -13415,7 +13415,7 @@
                 <w:i w:val="0"/>
                 <w:sz w:val="18"/>
               </w:rPr>
-              <w:t>-131 [-133, -129]</w:t>
+              <w:t>-131 [-133, -128]</w:t>
             </w:r>
           </w:p>
         </w:tc>
@@ -13460,7 +13460,7 @@
                 <w:i w:val="0"/>
                 <w:sz w:val="18"/>
               </w:rPr>
-              <w:t>-13 [-57, 35]</w:t>
+              <w:t>-13 [-60, 34]</w:t>
             </w:r>
           </w:p>
         </w:tc>
@@ -13480,7 +13480,7 @@
                 <w:i w:val="0"/>
                 <w:sz w:val="18"/>
               </w:rPr>
-              <w:t>-34 [-129, 24]</w:t>
+              <w:t>-34 [-129, 26]</w:t>
             </w:r>
           </w:p>
         </w:tc>
@@ -13500,7 +13500,7 @@
                 <w:i w:val="0"/>
                 <w:sz w:val="18"/>
               </w:rPr>
-              <w:t>37 [-42, 66]</w:t>
+              <w:t>37 [-40, 66]</w:t>
             </w:r>
           </w:p>
         </w:tc>
@@ -13560,7 +13560,7 @@
                 <w:i w:val="0"/>
                 <w:sz w:val="18"/>
               </w:rPr>
-              <w:t>-131 [-133, -129]</w:t>
+              <w:t>-131 [-133, -128]</w:t>
             </w:r>
           </w:p>
         </w:tc>
@@ -13605,7 +13605,7 @@
                 <w:i w:val="0"/>
                 <w:sz w:val="18"/>
               </w:rPr>
-              <w:t>-33 [-93, -14]</w:t>
+              <w:t>-33 [-94, -14]</w:t>
             </w:r>
           </w:p>
         </w:tc>
@@ -13625,7 +13625,7 @@
                 <w:i w:val="0"/>
                 <w:sz w:val="18"/>
               </w:rPr>
-              <w:t>-28 [-62, -4]</w:t>
+              <w:t>-28 [-61, -3]</w:t>
             </w:r>
           </w:p>
         </w:tc>
@@ -13645,7 +13645,7 @@
                 <w:i w:val="0"/>
                 <w:sz w:val="18"/>
               </w:rPr>
-              <w:t>5 [-17, 27]</w:t>
+              <w:t>5 [-18, 27]</w:t>
             </w:r>
           </w:p>
         </w:tc>
@@ -13705,7 +13705,7 @@
                 <w:i w:val="0"/>
                 <w:sz w:val="18"/>
               </w:rPr>
-              <w:t>-131 [-133, -129]</w:t>
+              <w:t>-131 [-133, -128]</w:t>
             </w:r>
           </w:p>
         </w:tc>
@@ -13770,7 +13770,7 @@
                 <w:i w:val="0"/>
                 <w:sz w:val="18"/>
               </w:rPr>
-              <w:t>-52 [-98, -7]</w:t>
+              <w:t>-52 [-97, -3]</w:t>
             </w:r>
           </w:p>
         </w:tc>
@@ -13850,7 +13850,7 @@
                 <w:i w:val="0"/>
                 <w:sz w:val="18"/>
               </w:rPr>
-              <w:t>-131 [-133, -129]</w:t>
+              <w:t>-131 [-133, -128]</w:t>
             </w:r>
           </w:p>
         </w:tc>
@@ -13895,7 +13895,7 @@
                 <w:i w:val="0"/>
                 <w:sz w:val="18"/>
               </w:rPr>
-              <w:t>-150 [-200, -119]</w:t>
+              <w:t>-150 [-197, -119]</w:t>
             </w:r>
           </w:p>
         </w:tc>
@@ -13915,7 +13915,7 @@
                 <w:i w:val="0"/>
                 <w:sz w:val="18"/>
               </w:rPr>
-              <w:t>-202 [-311, -136]</w:t>
+              <w:t>-202 [-311, -138]</w:t>
             </w:r>
           </w:p>
         </w:tc>
@@ -13935,7 +13935,7 @@
                 <w:i w:val="0"/>
                 <w:sz w:val="18"/>
               </w:rPr>
-              <w:t>-61 [-87, -31]</w:t>
+              <w:t>-61 [-86, -30]</w:t>
             </w:r>
           </w:p>
         </w:tc>
@@ -13995,7 +13995,7 @@
                 <w:i w:val="0"/>
                 <w:sz w:val="18"/>
               </w:rPr>
-              <w:t>-131 [-133, -129]</w:t>
+              <w:t>-131 [-133, -128]</w:t>
             </w:r>
           </w:p>
         </w:tc>
@@ -14040,7 +14040,7 @@
                 <w:i w:val="0"/>
                 <w:sz w:val="18"/>
               </w:rPr>
-              <w:t>-146 [-232, -111]</w:t>
+              <w:t>-146 [-233, -111]</w:t>
             </w:r>
           </w:p>
         </w:tc>
@@ -14060,7 +14060,7 @@
                 <w:i w:val="0"/>
                 <w:sz w:val="18"/>
               </w:rPr>
-              <w:t>-139 [-288, -103]</w:t>
+              <w:t>-139 [-288, -104]</w:t>
             </w:r>
           </w:p>
         </w:tc>
@@ -14140,7 +14140,7 @@
                 <w:i w:val="0"/>
                 <w:sz w:val="18"/>
               </w:rPr>
-              <w:t>-131 [-133, -129]</w:t>
+              <w:t>-131 [-133, -128]</w:t>
             </w:r>
           </w:p>
         </w:tc>
@@ -14205,7 +14205,7 @@
                 <w:i w:val="0"/>
                 <w:sz w:val="18"/>
               </w:rPr>
-              <w:t>-153 [-237, -128]</w:t>
+              <w:t>-153 [-238, -127]</w:t>
             </w:r>
           </w:p>
         </w:tc>
@@ -14225,7 +14225,7 @@
                 <w:i w:val="0"/>
                 <w:sz w:val="18"/>
               </w:rPr>
-              <w:t>-157 [-224, -110]</w:t>
+              <w:t>-157 [-222, -110]</w:t>
             </w:r>
           </w:p>
         </w:tc>
@@ -14285,7 +14285,7 @@
                 <w:i w:val="0"/>
                 <w:sz w:val="18"/>
               </w:rPr>
-              <w:t>-131 [-133, -129]</w:t>
+              <w:t>-131 [-133, -128]</w:t>
             </w:r>
           </w:p>
         </w:tc>
@@ -14330,7 +14330,7 @@
                 <w:i w:val="0"/>
                 <w:sz w:val="18"/>
               </w:rPr>
-              <w:t>-259 [-380, -170]</w:t>
+              <w:t>-259 [-378, -169]</w:t>
             </w:r>
           </w:p>
         </w:tc>
@@ -14350,7 +14350,7 @@
                 <w:i w:val="0"/>
                 <w:sz w:val="18"/>
               </w:rPr>
-              <w:t>-161 [-238, -129]</w:t>
+              <w:t>-161 [-240, -130]</w:t>
             </w:r>
           </w:p>
         </w:tc>
@@ -14370,7 +14370,7 @@
                 <w:i w:val="0"/>
                 <w:sz w:val="18"/>
               </w:rPr>
-              <w:t>-192 [-299, -157]</w:t>
+              <w:t>-192 [-294, -155]</w:t>
             </w:r>
           </w:p>
         </w:tc>
@@ -14430,7 +14430,7 @@
                 <w:i w:val="0"/>
                 <w:sz w:val="18"/>
               </w:rPr>
-              <w:t>-131 [-133, -129]</w:t>
+              <w:t>-131 [-133, -128]</w:t>
             </w:r>
           </w:p>
         </w:tc>
@@ -14475,7 +14475,7 @@
                 <w:i w:val="0"/>
                 <w:sz w:val="18"/>
               </w:rPr>
-              <w:t>-210 [-330, -148]</w:t>
+              <w:t>-210 [-335, -149]</w:t>
             </w:r>
           </w:p>
         </w:tc>
@@ -14515,7 +14515,7 @@
                 <w:i w:val="0"/>
                 <w:sz w:val="18"/>
               </w:rPr>
-              <w:t>-175 [-267, -137]</w:t>
+              <w:t>-175 [-268, -137]</w:t>
             </w:r>
           </w:p>
         </w:tc>
@@ -14535,7 +14535,7 @@
                 <w:i w:val="0"/>
                 <w:sz w:val="18"/>
               </w:rPr>
-              <w:t>-326 [-339, -312]</w:t>
+              <w:t>-326 [-340, -312]</w:t>
             </w:r>
           </w:p>
         </w:tc>
@@ -14555,7 +14555,7 @@
                 <w:i w:val="0"/>
                 <w:sz w:val="18"/>
               </w:rPr>
-              <w:t>-328 [-331, -327]</w:t>
+              <w:t>-328 [-331, -326]</w:t>
             </w:r>
           </w:p>
         </w:tc>
@@ -14575,7 +14575,7 @@
                 <w:i w:val="0"/>
                 <w:sz w:val="18"/>
               </w:rPr>
-              <w:t>-131 [-133, -129]</w:t>
+              <w:t>-131 [-133, -128]</w:t>
             </w:r>
           </w:p>
         </w:tc>
@@ -20724,7 +20724,7 @@
                 <w:i w:val="0"/>
                 <w:sz w:val="18"/>
               </w:rPr>
-              <w:t>7.1 [5.8, 8.3]</w:t>
+              <w:t>7.1 [5.7, 8.3]</w:t>
             </w:r>
           </w:p>
         </w:tc>
@@ -20745,7 +20745,7 @@
                 <w:i w:val="0"/>
                 <w:sz w:val="18"/>
               </w:rPr>
-              <w:t>8.8 [7.5, 9.8]</w:t>
+              <w:t>8.8 [7.4, 9.8]</w:t>
             </w:r>
           </w:p>
         </w:tc>
@@ -20787,7 +20787,7 @@
                 <w:i w:val="0"/>
                 <w:sz w:val="18"/>
               </w:rPr>
-              <w:t>16.9 [16.5, 17.6]</w:t>
+              <w:t>16.9 [16.4, 17.6]</w:t>
             </w:r>
           </w:p>
         </w:tc>
@@ -20829,7 +20829,7 @@
                 <w:i w:val="0"/>
                 <w:sz w:val="18"/>
               </w:rPr>
-              <w:t>16.9 [16.5, 17.6]</w:t>
+              <w:t>16.9 [16.4, 17.6]</w:t>
             </w:r>
           </w:p>
         </w:tc>
@@ -20897,7 +20897,7 @@
                 <w:i w:val="0"/>
                 <w:sz w:val="18"/>
               </w:rPr>
-              <w:t>2.1 [0.3, 4.1]</w:t>
+              <w:t>2.1 [0.3, 4.0]</w:t>
             </w:r>
           </w:p>
         </w:tc>
@@ -20918,7 +20918,7 @@
                 <w:i w:val="0"/>
                 <w:sz w:val="18"/>
               </w:rPr>
-              <w:t>12.5 [11.2, 14.0]</w:t>
+              <w:t>12.5 [11.2, 14.1]</w:t>
             </w:r>
           </w:p>
         </w:tc>
@@ -20939,7 +20939,7 @@
                 <w:i w:val="0"/>
                 <w:sz w:val="18"/>
               </w:rPr>
-              <w:t>15.4 [15.0, 16.1]</w:t>
+              <w:t>15.4 [14.9, 16.1]</w:t>
             </w:r>
           </w:p>
         </w:tc>
@@ -20981,7 +20981,7 @@
                 <w:i w:val="0"/>
                 <w:sz w:val="18"/>
               </w:rPr>
-              <w:t>15.4 [15.0, 16.1]</w:t>
+              <w:t>15.4 [14.9, 16.1]</w:t>
             </w:r>
           </w:p>
         </w:tc>
@@ -21070,7 +21070,7 @@
                 <w:i w:val="0"/>
                 <w:sz w:val="18"/>
               </w:rPr>
-              <w:t>10.7 [9.4, 11.9]</w:t>
+              <w:t>10.7 [9.4, 12.0]</w:t>
             </w:r>
           </w:p>
         </w:tc>
@@ -21222,7 +21222,7 @@
                 <w:i w:val="0"/>
                 <w:sz w:val="18"/>
               </w:rPr>
-              <w:t>8.4 [6.9, 10.3]</w:t>
+              <w:t>8.4 [6.8, 10.2]</w:t>
             </w:r>
           </w:p>
         </w:tc>
@@ -23453,7 +23453,7 @@
                 <w:i w:val="0"/>
                 <w:sz w:val="18"/>
               </w:rPr>
-              <w:t>[-179.9, -142.0]</w:t>
+              <w:t>[-180.7, -142.0]</w:t>
             </w:r>
           </w:p>
         </w:tc>
@@ -23589,7 +23589,7 @@
                 <w:i w:val="0"/>
                 <w:sz w:val="18"/>
               </w:rPr>
-              <w:t>[-191.8, -148.0]</w:t>
+              <w:t>[-191.8, -147.5]</w:t>
             </w:r>
           </w:p>
         </w:tc>
@@ -23725,7 +23725,7 @@
                 <w:i w:val="0"/>
                 <w:sz w:val="18"/>
               </w:rPr>
-              <w:t>[-200.0, -136.7]</w:t>
+              <w:t>[-200.0, -138.8]</w:t>
             </w:r>
           </w:p>
         </w:tc>
@@ -23861,7 +23861,7 @@
                 <w:i w:val="0"/>
                 <w:sz w:val="18"/>
               </w:rPr>
-              <w:t>[-200.0, -132.4]</w:t>
+              <w:t>[-200.0, -129.0]</w:t>
             </w:r>
           </w:p>
         </w:tc>
@@ -24142,7 +24142,7 @@
                 <w:i w:val="0"/>
                 <w:sz w:val="18"/>
               </w:rPr>
-              <w:t>[171.3, 216.4]</w:t>
+              <w:t>[171.3, 216.5]</w:t>
             </w:r>
           </w:p>
         </w:tc>
@@ -24278,7 +24278,7 @@
                 <w:i w:val="0"/>
                 <w:sz w:val="18"/>
               </w:rPr>
-              <w:t>[77.9, 186.9]</w:t>
+              <w:t>[82.0, 187.1]</w:t>
             </w:r>
           </w:p>
         </w:tc>
@@ -24414,7 +24414,7 @@
                 <w:i w:val="0"/>
                 <w:sz w:val="18"/>
               </w:rPr>
-              <w:t>[156.9, 167.6]</w:t>
+              <w:t>[156.8, 167.5]</w:t>
             </w:r>
           </w:p>
         </w:tc>
@@ -24559,7 +24559,7 @@
                 <w:i w:val="0"/>
                 <w:sz w:val="18"/>
               </w:rPr>
-              <w:t>[5.8, 8.3]</w:t>
+              <w:t>[5.7, 8.3]</w:t>
             </w:r>
           </w:p>
         </w:tc>
@@ -24831,7 +24831,7 @@
                 <w:i w:val="0"/>
                 <w:sz w:val="18"/>
               </w:rPr>
-              <w:t>[16.5, 17.6]</w:t>
+              <w:t>[16.4, 17.6]</w:t>
             </w:r>
           </w:p>
         </w:tc>
@@ -25067,7 +25067,7 @@
           <w:i w:val="0"/>
           <w:sz w:val="20"/>
         </w:rPr>
-        <w:t>: 표준 DQN 189→148(구간 폭 45→109) · TempoRL 159→4(구간 폭 51→263) · Lazy-MDP 210→169(구간 폭 55→148).</w:t>
+        <w:t>: 표준 DQN 189→148(구간 폭 45→105) · TempoRL 159→4(구간 폭 52→264) · Lazy-MDP 210→169(구간 폭 55→151).</w:t>
       </w:r>
     </w:p>
     <w:p>
@@ -25172,7 +25172,7 @@
           <w:i w:val="0"/>
           <w:sz w:val="20"/>
         </w:rPr>
-        <w:t>신뢰구간 폭이 2.4~5.2배로 벌어졌다</w:t>
+        <w:t>신뢰구간 폭이 2.3~5.1배로 벌어졌다</w:t>
       </w:r>
       <w:r>
         <w:rPr>

--- a/졸업논문_초안v1.docx
+++ b/졸업논문_초안v1.docx
@@ -52,10 +52,9 @@
           <w:rFonts w:ascii="맑은 고딕" w:hAnsi="맑은 고딕" w:eastAsia="맑은 고딕"/>
           <w:b w:val="0"/>
           <w:i w:val="0"/>
-          <w:color w:val="B3261E"/>
-          <w:sz w:val="20"/>
-        </w:rPr>
-        <w:t>○○학과 20○○○○○○ 전혜성   [본인 확인 필요 — 학과·학번을 채울 것]</w:t>
+          <w:sz w:val="21"/>
+        </w:rPr>
+        <w:t>기계공학과 2125256 전혜성</w:t>
       </w:r>
     </w:p>
     <w:p>
@@ -20138,7 +20137,7 @@
       <w:r>
         <w:drawing>
           <wp:inline xmlns:a="http://schemas.openxmlformats.org/drawingml/2006/main" xmlns:pic="http://schemas.openxmlformats.org/drawingml/2006/picture">
-            <wp:extent cx="5400000" cy="1800000"/>
+            <wp:extent cx="5400000" cy="1793581"/>
             <wp:docPr id="6" name="Picture 6"/>
             <wp:cNvGraphicFramePr>
               <a:graphicFrameLocks noChangeAspect="1"/>
@@ -20159,7 +20158,7 @@
                   <pic:spPr>
                     <a:xfrm>
                       <a:off x="0" y="0"/>
-                      <a:ext cx="5400000" cy="1800000"/>
+                      <a:ext cx="5400000" cy="1793581"/>
                     </a:xfrm>
                     <a:prstGeom prst="rect"/>
                   </pic:spPr>
@@ -20217,7 +20216,7 @@
           <w:color w:val="555555"/>
           <w:sz w:val="17"/>
         </w:rPr>
-        <w:t>세로축은 **비용을 빼기 전** 원보상이라 '행동을 줄여서 이긴 것'과 '그냥 잘해서 이긴 것'이 구분된다. 선은 λ를 0부터 키우며 이은 것이고 양 끝에 λ를 적었다. 왼쪽 위로 갈수록 좋다. 옅은 붉은 영역은 **기준 규칙보다 행동은 더 쓰고 보상은 더 적은** 자리다 — 그 안에 있으면 어떤 λ에서도 기준 규칙을 이길 수 없다. 이 축에서 같은 비용 반영 점수 r′를 주는 점들은 기울기 λ의 직선을 이룬다.</w:t>
+        <w:t>**왼쪽 위로 갈수록 좋다 — 적게 움직이고 많이 받는 쪽이다.** 세로축은 **비용을 빼기 전** 원보상이라 '행동을 줄여서 이긴 것'과 '그냥 잘해서 이긴 것'이 구분된다. 선은 λ를 0부터 키우며 이은 것이고 양 끝에 λ를 적었다. 왼쪽 위로 갈수록 좋다. 옅은 붉은 영역은 **기준 규칙보다 행동은 더 쓰고 보상은 더 적은** 자리다 — 그 안에 있으면 어떤 λ에서도 기준 규칙을 이길 수 없다. 이 축에서 같은 비용 반영 점수 r′를 주는 점들은 기울기 λ의 직선을 이룬다.</w:t>
       </w:r>
     </w:p>
     <w:p>
